--- a/documentacion/memoria_pi_danielcorreavilla.docx
+++ b/documentacion/memoria_pi_danielcorreavilla.docx
@@ -1141,23 +1141,7 @@
             <w:rFonts w:ascii="Times New Roman" w:hAnsi="Times New Roman" w:cs="Times New Roman"/>
             <w:lang w:val="es-ES"/>
           </w:rPr>
-          <w:t>https://github.com/DCV05/Proyect</w:t>
-        </w:r>
-        <w:r>
-          <w:rPr>
-            <w:rStyle w:val="Hyperlink"/>
-            <w:rFonts w:ascii="Times New Roman" w:hAnsi="Times New Roman" w:cs="Times New Roman"/>
-            <w:lang w:val="es-ES"/>
-          </w:rPr>
-          <w:t>o</w:t>
-        </w:r>
-        <w:r>
-          <w:rPr>
-            <w:rStyle w:val="Hyperlink"/>
-            <w:rFonts w:ascii="Times New Roman" w:hAnsi="Times New Roman" w:cs="Times New Roman"/>
-            <w:lang w:val="es-ES"/>
-          </w:rPr>
-          <w:t>-Integrador</w:t>
+          <w:t>https://github.com/DCV05/Proyecto-Integrador</w:t>
         </w:r>
       </w:hyperlink>
     </w:p>
@@ -3787,10 +3771,10 @@
           <w:lang w:val="es-ES"/>
         </w:rPr>
         <w:drawing>
-          <wp:inline distT="0" distB="0" distL="0" distR="0" wp14:anchorId="4031CCC6" wp14:editId="36335ABF">
-            <wp:extent cx="5614670" cy="4476750"/>
-            <wp:effectExtent l="0" t="0" r="0" b="6350"/>
-            <wp:docPr id="1584065671" name="Picture 5" descr="A diagram of a website&#10;&#10;Description automatically generated with medium confidence"/>
+          <wp:inline distT="0" distB="0" distL="0" distR="0" wp14:anchorId="7E612EE0" wp14:editId="673B5EC4">
+            <wp:extent cx="5398770" cy="4402455"/>
+            <wp:effectExtent l="0" t="0" r="0" b="4445"/>
+            <wp:docPr id="1684469928" name="Picture 1" descr="A diagram of a company&#10;&#10;Description automatically generated"/>
             <wp:cNvGraphicFramePr>
               <a:graphicFrameLocks xmlns:a="http://schemas.openxmlformats.org/drawingml/2006/main" noChangeAspect="1"/>
             </wp:cNvGraphicFramePr>
@@ -3798,7 +3782,7 @@
               <a:graphicData uri="http://schemas.openxmlformats.org/drawingml/2006/picture">
                 <pic:pic xmlns:pic="http://schemas.openxmlformats.org/drawingml/2006/picture">
                   <pic:nvPicPr>
-                    <pic:cNvPr id="1584065671" name="Picture 5" descr="A diagram of a website&#10;&#10;Description automatically generated with medium confidence"/>
+                    <pic:cNvPr id="1684469928" name="Picture 1" descr="A diagram of a company&#10;&#10;Description automatically generated"/>
                     <pic:cNvPicPr/>
                   </pic:nvPicPr>
                   <pic:blipFill>
@@ -3816,7 +3800,7 @@
                   <pic:spPr>
                     <a:xfrm>
                       <a:off x="0" y="0"/>
-                      <a:ext cx="5614670" cy="4476750"/>
+                      <a:ext cx="5398770" cy="4402455"/>
                     </a:xfrm>
                     <a:prstGeom prst="rect">
                       <a:avLst/>

--- a/documentacion/memoria_pi_danielcorreavilla.docx
+++ b/documentacion/memoria_pi_danielcorreavilla.docx
@@ -26,18 +26,18 @@
           <w:lang w:val="es-ES"/>
         </w:rPr>
         <w:drawing>
-          <wp:anchor distT="0" distB="0" distL="114300" distR="114300" simplePos="0" relativeHeight="251658240" behindDoc="0" locked="0" layoutInCell="1" allowOverlap="1" wp14:anchorId="6A83D023" wp14:editId="7662D1EA">
+          <wp:anchor distT="0" distB="0" distL="114300" distR="114300" simplePos="0" relativeHeight="251658240" behindDoc="0" locked="0" layoutInCell="1" allowOverlap="1" wp14:anchorId="4FAE2E32" wp14:editId="3C6A1DEC">
             <wp:simplePos x="0" y="0"/>
             <wp:positionH relativeFrom="margin">
-              <wp:posOffset>-1064260</wp:posOffset>
+              <wp:align>center</wp:align>
             </wp:positionH>
             <wp:positionV relativeFrom="margin">
-              <wp:posOffset>-853440</wp:posOffset>
+              <wp:align>center</wp:align>
             </wp:positionV>
-            <wp:extent cx="7498080" cy="10610378"/>
-            <wp:effectExtent l="0" t="0" r="0" b="0"/>
+            <wp:extent cx="7589520" cy="10740120"/>
+            <wp:effectExtent l="0" t="0" r="5080" b="4445"/>
             <wp:wrapSquare wrapText="bothSides"/>
-            <wp:docPr id="702296127" name="Picture 1" descr="A blue and white rectangular object with black text&#10;&#10;Description automatically generated"/>
+            <wp:docPr id="1860334417" name="Picture 1" descr="A blue and white cover with black text&#10;&#10;Description automatically generated"/>
             <wp:cNvGraphicFramePr>
               <a:graphicFrameLocks xmlns:a="http://schemas.openxmlformats.org/drawingml/2006/main" noChangeAspect="1"/>
             </wp:cNvGraphicFramePr>
@@ -45,7 +45,7 @@
               <a:graphicData uri="http://schemas.openxmlformats.org/drawingml/2006/picture">
                 <pic:pic xmlns:pic="http://schemas.openxmlformats.org/drawingml/2006/picture">
                   <pic:nvPicPr>
-                    <pic:cNvPr id="702296127" name="Picture 1" descr="A blue and white rectangular object with black text&#10;&#10;Description automatically generated"/>
+                    <pic:cNvPr id="1860334417" name="Picture 1" descr="A blue and white cover with black text&#10;&#10;Description automatically generated"/>
                     <pic:cNvPicPr/>
                   </pic:nvPicPr>
                   <pic:blipFill>
@@ -63,7 +63,7 @@
                   <pic:spPr>
                     <a:xfrm>
                       <a:off x="0" y="0"/>
-                      <a:ext cx="7498080" cy="10610378"/>
+                      <a:ext cx="7589520" cy="10740120"/>
                     </a:xfrm>
                     <a:prstGeom prst="rect">
                       <a:avLst/>
@@ -82,10 +82,943 @@
         </w:drawing>
       </w:r>
     </w:p>
+    <w:p>
+      <w:pPr>
+        <w:pStyle w:val="Heading1"/>
+        <w:spacing w:line="360" w:lineRule="auto"/>
+        <w:jc w:val="both"/>
+        <w:rPr>
+          <w:rFonts w:ascii="Times New Roman" w:hAnsi="Times New Roman" w:cs="Times New Roman"/>
+          <w:b/>
+          <w:bCs/>
+          <w:sz w:val="32"/>
+          <w:szCs w:val="32"/>
+          <w:lang w:val="es-ES"/>
+        </w:rPr>
+      </w:pPr>
+      <w:bookmarkStart w:id="0" w:name="_Toc188724592"/>
+      <w:r>
+        <w:rPr>
+          <w:rFonts w:ascii="Times New Roman" w:hAnsi="Times New Roman" w:cs="Times New Roman"/>
+          <w:b/>
+          <w:bCs/>
+          <w:sz w:val="32"/>
+          <w:szCs w:val="32"/>
+          <w:lang w:val="es-ES"/>
+        </w:rPr>
+        <w:lastRenderedPageBreak/>
+        <w:t>I</w:t>
+      </w:r>
+      <w:r>
+        <w:rPr>
+          <w:rFonts w:ascii="Times New Roman" w:hAnsi="Times New Roman" w:cs="Times New Roman"/>
+          <w:b/>
+          <w:bCs/>
+          <w:sz w:val="32"/>
+          <w:szCs w:val="32"/>
+          <w:lang w:val="es-ES"/>
+        </w:rPr>
+        <w:t>ntroducción</w:t>
+      </w:r>
+      <w:bookmarkEnd w:id="0"/>
+    </w:p>
+    <w:p>
+      <w:pPr>
+        <w:spacing w:line="360" w:lineRule="auto"/>
+        <w:jc w:val="both"/>
+        <w:rPr>
+          <w:rFonts w:ascii="Times New Roman" w:hAnsi="Times New Roman" w:cs="Times New Roman"/>
+          <w:lang w:val="es-ES"/>
+        </w:rPr>
+      </w:pPr>
+      <w:r>
+        <w:rPr>
+          <w:rFonts w:ascii="Times New Roman" w:hAnsi="Times New Roman" w:cs="Times New Roman"/>
+          <w:lang w:val="es-ES"/>
+        </w:rPr>
+        <w:t>El proyecto surge como una iniciativa dentro del ámbito académico para desarrollar una aplicación web destinada a gestionar las actividades y la información de un campamento infantil.</w:t>
+      </w:r>
+    </w:p>
+    <w:p>
+      <w:pPr>
+        <w:spacing w:line="360" w:lineRule="auto"/>
+        <w:jc w:val="both"/>
+        <w:rPr>
+          <w:rFonts w:ascii="Times New Roman" w:hAnsi="Times New Roman" w:cs="Times New Roman"/>
+          <w:lang w:val="es-ES"/>
+        </w:rPr>
+      </w:pPr>
+    </w:p>
+    <w:p>
+      <w:pPr>
+        <w:spacing w:line="360" w:lineRule="auto"/>
+        <w:jc w:val="both"/>
+        <w:rPr>
+          <w:rFonts w:ascii="Times New Roman" w:hAnsi="Times New Roman" w:cs="Times New Roman"/>
+          <w:lang w:val="es-ES"/>
+        </w:rPr>
+      </w:pPr>
+      <w:r>
+        <w:rPr>
+          <w:rFonts w:ascii="Times New Roman" w:hAnsi="Times New Roman" w:cs="Times New Roman"/>
+          <w:lang w:val="es-ES"/>
+        </w:rPr>
+        <w:t xml:space="preserve">Con el objetivo de facilitar la administración y consulta de datos, este proyecto integra conocimientos de </w:t>
+      </w:r>
+      <w:r>
+        <w:rPr>
+          <w:rFonts w:ascii="Times New Roman" w:hAnsi="Times New Roman" w:cs="Times New Roman"/>
+          <w:b/>
+          <w:bCs/>
+          <w:lang w:val="es-ES"/>
+        </w:rPr>
+        <w:t>Diseño de Interfaces</w:t>
+      </w:r>
+      <w:r>
+        <w:rPr>
+          <w:rFonts w:ascii="Times New Roman" w:hAnsi="Times New Roman" w:cs="Times New Roman"/>
+          <w:lang w:val="es-ES"/>
+        </w:rPr>
+        <w:t xml:space="preserve">, </w:t>
+      </w:r>
+      <w:r>
+        <w:rPr>
+          <w:rFonts w:ascii="Times New Roman" w:hAnsi="Times New Roman" w:cs="Times New Roman"/>
+          <w:b/>
+          <w:bCs/>
+          <w:lang w:val="es-ES"/>
+        </w:rPr>
+        <w:t>Desarrollo en Entorno Cliente</w:t>
+      </w:r>
+      <w:r>
+        <w:rPr>
+          <w:rFonts w:ascii="Times New Roman" w:hAnsi="Times New Roman" w:cs="Times New Roman"/>
+          <w:lang w:val="es-ES"/>
+        </w:rPr>
+        <w:t xml:space="preserve">, </w:t>
+      </w:r>
+      <w:r>
+        <w:rPr>
+          <w:rFonts w:ascii="Times New Roman" w:hAnsi="Times New Roman" w:cs="Times New Roman"/>
+          <w:b/>
+          <w:bCs/>
+          <w:lang w:val="es-ES"/>
+        </w:rPr>
+        <w:t>Desarrollo en Entorno Servidor</w:t>
+      </w:r>
+      <w:r>
+        <w:rPr>
+          <w:rFonts w:ascii="Times New Roman" w:hAnsi="Times New Roman" w:cs="Times New Roman"/>
+          <w:lang w:val="es-ES"/>
+        </w:rPr>
+        <w:t xml:space="preserve"> y </w:t>
+      </w:r>
+      <w:r>
+        <w:rPr>
+          <w:rFonts w:ascii="Times New Roman" w:hAnsi="Times New Roman" w:cs="Times New Roman"/>
+          <w:b/>
+          <w:bCs/>
+          <w:lang w:val="es-ES"/>
+        </w:rPr>
+        <w:t>Despliegue de Aplicaciones Web</w:t>
+      </w:r>
+      <w:r>
+        <w:rPr>
+          <w:rFonts w:ascii="Times New Roman" w:hAnsi="Times New Roman" w:cs="Times New Roman"/>
+          <w:lang w:val="es-ES"/>
+        </w:rPr>
+        <w:t>.</w:t>
+      </w:r>
+    </w:p>
+    <w:p>
+      <w:pPr>
+        <w:spacing w:line="360" w:lineRule="auto"/>
+        <w:jc w:val="both"/>
+        <w:rPr>
+          <w:rFonts w:ascii="Times New Roman" w:hAnsi="Times New Roman" w:cs="Times New Roman"/>
+          <w:lang w:val="es-ES"/>
+        </w:rPr>
+      </w:pPr>
+    </w:p>
+    <w:p>
+      <w:pPr>
+        <w:spacing w:line="360" w:lineRule="auto"/>
+        <w:jc w:val="both"/>
+        <w:rPr>
+          <w:rFonts w:ascii="Times New Roman" w:hAnsi="Times New Roman" w:cs="Times New Roman"/>
+          <w:lang w:val="es-ES"/>
+        </w:rPr>
+      </w:pPr>
+      <w:r>
+        <w:rPr>
+          <w:rFonts w:ascii="Times New Roman" w:hAnsi="Times New Roman" w:cs="Times New Roman"/>
+          <w:lang w:val="es-ES"/>
+        </w:rPr>
+        <w:t>En su esencia, la aplicación busca ofrecer a los usuarios una plataforma intuitiva y funcional para manejar diversas actividades relacionadas con la organización del campamento. Desde la gestión de inscripciones hasta la comunicación con tutores legales y monitores, "Campamento Infantil" tiene como objetivo optimizar los procesos administrativos y mejorar la experiencia de los usuarios.</w:t>
+      </w:r>
+    </w:p>
+    <w:p>
+      <w:pPr>
+        <w:spacing w:line="360" w:lineRule="auto"/>
+        <w:jc w:val="both"/>
+        <w:rPr>
+          <w:rFonts w:ascii="Times New Roman" w:hAnsi="Times New Roman" w:cs="Times New Roman"/>
+          <w:lang w:val="es-ES"/>
+        </w:rPr>
+      </w:pPr>
+    </w:p>
+    <w:p>
+      <w:pPr>
+        <w:spacing w:line="360" w:lineRule="auto"/>
+        <w:jc w:val="both"/>
+        <w:rPr>
+          <w:rFonts w:ascii="Times New Roman" w:hAnsi="Times New Roman" w:cs="Times New Roman"/>
+          <w:lang w:val="es-ES"/>
+        </w:rPr>
+      </w:pPr>
+      <w:r>
+        <w:rPr>
+          <w:rFonts w:ascii="Times New Roman" w:hAnsi="Times New Roman" w:cs="Times New Roman"/>
+          <w:lang w:val="es-ES"/>
+        </w:rPr>
+        <w:t>Con una estructura bien definida, una arquitectura Modelo Vista Controlador y un enfoque en la usabilidad, este proyecto busca mejorar la gestión y el disfrute de las actividades en un entorno educativo y recreativo.</w:t>
+      </w:r>
+    </w:p>
+    <w:p>
+      <w:pPr>
+        <w:spacing w:line="360" w:lineRule="auto"/>
+        <w:jc w:val="both"/>
+        <w:rPr>
+          <w:rFonts w:ascii="Times New Roman" w:hAnsi="Times New Roman" w:cs="Times New Roman"/>
+          <w:lang w:val="es-ES"/>
+        </w:rPr>
+      </w:pPr>
+    </w:p>
+    <w:p>
+      <w:pPr>
+        <w:spacing w:line="360" w:lineRule="auto"/>
+        <w:jc w:val="both"/>
+        <w:rPr>
+          <w:rFonts w:ascii="Times New Roman" w:hAnsi="Times New Roman" w:cs="Times New Roman"/>
+          <w:lang w:val="es-ES"/>
+        </w:rPr>
+      </w:pPr>
+      <w:r>
+        <w:rPr>
+          <w:rFonts w:ascii="Times New Roman" w:hAnsi="Times New Roman" w:cs="Times New Roman"/>
+          <w:lang w:val="es-ES"/>
+        </w:rPr>
+        <w:t xml:space="preserve">Para ver el repositorio de la aplicación, acceda al siguiente </w:t>
+      </w:r>
+      <w:proofErr w:type="gramStart"/>
+      <w:r>
+        <w:rPr>
+          <w:rFonts w:ascii="Times New Roman" w:hAnsi="Times New Roman" w:cs="Times New Roman"/>
+          <w:lang w:val="es-ES"/>
+        </w:rPr>
+        <w:t>link</w:t>
+      </w:r>
+      <w:proofErr w:type="gramEnd"/>
+      <w:r>
+        <w:rPr>
+          <w:rFonts w:ascii="Times New Roman" w:hAnsi="Times New Roman" w:cs="Times New Roman"/>
+          <w:lang w:val="es-ES"/>
+        </w:rPr>
+        <w:t>:</w:t>
+      </w:r>
+    </w:p>
+    <w:p>
+      <w:pPr>
+        <w:spacing w:line="360" w:lineRule="auto"/>
+        <w:jc w:val="both"/>
+        <w:rPr>
+          <w:rFonts w:ascii="Times New Roman" w:hAnsi="Times New Roman" w:cs="Times New Roman"/>
+          <w:color w:val="156082" w:themeColor="accent1"/>
+          <w:lang w:val="es-ES"/>
+        </w:rPr>
+      </w:pPr>
+      <w:hyperlink r:id="rId6" w:history="1">
+        <w:r>
+          <w:rPr>
+            <w:rStyle w:val="Hyperlink"/>
+            <w:rFonts w:ascii="Times New Roman" w:hAnsi="Times New Roman" w:cs="Times New Roman"/>
+            <w:lang w:val="es-ES"/>
+          </w:rPr>
+          <w:t>https://github.com/DCV05/Proyecto-Integrador</w:t>
+        </w:r>
+      </w:hyperlink>
+    </w:p>
+    <w:p>
+      <w:pPr>
+        <w:spacing w:line="360" w:lineRule="auto"/>
+        <w:jc w:val="both"/>
+        <w:rPr>
+          <w:rFonts w:ascii="Times New Roman" w:hAnsi="Times New Roman" w:cs="Times New Roman"/>
+          <w:lang w:val="es-ES"/>
+        </w:rPr>
+      </w:pPr>
+    </w:p>
+    <w:p>
+      <w:pPr>
+        <w:spacing w:line="360" w:lineRule="auto"/>
+        <w:jc w:val="both"/>
+        <w:rPr>
+          <w:rFonts w:ascii="Times New Roman" w:hAnsi="Times New Roman" w:cs="Times New Roman"/>
+          <w:lang w:val="es-ES"/>
+        </w:rPr>
+      </w:pPr>
+    </w:p>
+    <w:p>
+      <w:pPr>
+        <w:spacing w:line="360" w:lineRule="auto"/>
+        <w:jc w:val="both"/>
+        <w:rPr>
+          <w:rFonts w:ascii="Times New Roman" w:hAnsi="Times New Roman" w:cs="Times New Roman"/>
+          <w:lang w:val="es-ES"/>
+        </w:rPr>
+      </w:pPr>
+    </w:p>
+    <w:p>
+      <w:pPr>
+        <w:spacing w:line="360" w:lineRule="auto"/>
+        <w:jc w:val="both"/>
+        <w:rPr>
+          <w:rFonts w:ascii="Times New Roman" w:hAnsi="Times New Roman" w:cs="Times New Roman"/>
+          <w:lang w:val="es-ES"/>
+        </w:rPr>
+      </w:pPr>
+    </w:p>
+    <w:p>
+      <w:pPr>
+        <w:spacing w:line="360" w:lineRule="auto"/>
+        <w:jc w:val="both"/>
+        <w:rPr>
+          <w:rFonts w:ascii="Times New Roman" w:hAnsi="Times New Roman" w:cs="Times New Roman"/>
+          <w:lang w:val="es-ES"/>
+        </w:rPr>
+      </w:pPr>
+    </w:p>
+    <w:p>
+      <w:pPr>
+        <w:spacing w:line="360" w:lineRule="auto"/>
+        <w:jc w:val="both"/>
+        <w:rPr>
+          <w:rFonts w:ascii="Times New Roman" w:hAnsi="Times New Roman" w:cs="Times New Roman"/>
+          <w:lang w:val="es-ES"/>
+        </w:rPr>
+      </w:pPr>
+    </w:p>
+    <w:p>
+      <w:pPr>
+        <w:spacing w:line="360" w:lineRule="auto"/>
+        <w:jc w:val="both"/>
+        <w:rPr>
+          <w:rFonts w:ascii="Times New Roman" w:hAnsi="Times New Roman" w:cs="Times New Roman"/>
+          <w:lang w:val="es-ES"/>
+        </w:rPr>
+      </w:pPr>
+    </w:p>
+    <w:p>
+      <w:pPr>
+        <w:spacing w:line="360" w:lineRule="auto"/>
+        <w:jc w:val="both"/>
+        <w:rPr>
+          <w:rFonts w:ascii="Times New Roman" w:hAnsi="Times New Roman" w:cs="Times New Roman"/>
+          <w:lang w:val="es-ES"/>
+        </w:rPr>
+      </w:pPr>
+    </w:p>
+    <w:p>
+      <w:pPr>
+        <w:spacing w:line="360" w:lineRule="auto"/>
+        <w:jc w:val="both"/>
+        <w:rPr>
+          <w:rFonts w:ascii="Times New Roman" w:hAnsi="Times New Roman" w:cs="Times New Roman"/>
+          <w:lang w:val="es-ES"/>
+        </w:rPr>
+      </w:pPr>
+    </w:p>
+    <w:p>
+      <w:pPr>
+        <w:spacing w:line="360" w:lineRule="auto"/>
+        <w:jc w:val="both"/>
+        <w:rPr>
+          <w:rFonts w:ascii="Times New Roman" w:hAnsi="Times New Roman" w:cs="Times New Roman"/>
+          <w:lang w:val="es-ES"/>
+        </w:rPr>
+      </w:pPr>
+    </w:p>
+    <w:p>
+      <w:pPr>
+        <w:pStyle w:val="Heading2"/>
+        <w:spacing w:line="360" w:lineRule="auto"/>
+        <w:jc w:val="both"/>
+        <w:rPr>
+          <w:rFonts w:ascii="Times New Roman" w:hAnsi="Times New Roman" w:cs="Times New Roman"/>
+          <w:b/>
+          <w:bCs/>
+          <w:sz w:val="28"/>
+          <w:szCs w:val="28"/>
+        </w:rPr>
+      </w:pPr>
+      <w:bookmarkStart w:id="1" w:name="_Toc188724593"/>
+      <w:r>
+        <w:rPr>
+          <w:rFonts w:ascii="Times New Roman" w:hAnsi="Times New Roman" w:cs="Times New Roman"/>
+          <w:b/>
+          <w:bCs/>
+          <w:sz w:val="28"/>
+          <w:szCs w:val="28"/>
+        </w:rPr>
+        <w:lastRenderedPageBreak/>
+        <w:t>Palabras clave</w:t>
+      </w:r>
+      <w:bookmarkEnd w:id="1"/>
+    </w:p>
+    <w:p>
+      <w:pPr>
+        <w:numPr>
+          <w:ilvl w:val="0"/>
+          <w:numId w:val="2"/>
+        </w:numPr>
+        <w:spacing w:line="360" w:lineRule="auto"/>
+        <w:jc w:val="both"/>
+        <w:rPr>
+          <w:rFonts w:ascii="Times New Roman" w:hAnsi="Times New Roman" w:cs="Times New Roman"/>
+        </w:rPr>
+      </w:pPr>
+      <w:proofErr w:type="spellStart"/>
+      <w:r>
+        <w:rPr>
+          <w:rFonts w:ascii="Times New Roman" w:hAnsi="Times New Roman" w:cs="Times New Roman"/>
+        </w:rPr>
+        <w:t>Gestión</w:t>
+      </w:r>
+      <w:proofErr w:type="spellEnd"/>
+      <w:r>
+        <w:rPr>
+          <w:rFonts w:ascii="Times New Roman" w:hAnsi="Times New Roman" w:cs="Times New Roman"/>
+        </w:rPr>
+        <w:t xml:space="preserve"> de </w:t>
+      </w:r>
+      <w:proofErr w:type="spellStart"/>
+      <w:r>
+        <w:rPr>
+          <w:rFonts w:ascii="Times New Roman" w:hAnsi="Times New Roman" w:cs="Times New Roman"/>
+        </w:rPr>
+        <w:t>campamentos</w:t>
+      </w:r>
+      <w:proofErr w:type="spellEnd"/>
+    </w:p>
+    <w:p>
+      <w:pPr>
+        <w:numPr>
+          <w:ilvl w:val="0"/>
+          <w:numId w:val="2"/>
+        </w:numPr>
+        <w:spacing w:line="360" w:lineRule="auto"/>
+        <w:jc w:val="both"/>
+        <w:rPr>
+          <w:rFonts w:ascii="Times New Roman" w:hAnsi="Times New Roman" w:cs="Times New Roman"/>
+        </w:rPr>
+      </w:pPr>
+      <w:proofErr w:type="spellStart"/>
+      <w:r>
+        <w:rPr>
+          <w:rFonts w:ascii="Times New Roman" w:hAnsi="Times New Roman" w:cs="Times New Roman"/>
+        </w:rPr>
+        <w:t>Validaciones</w:t>
+      </w:r>
+      <w:proofErr w:type="spellEnd"/>
+      <w:r>
+        <w:rPr>
+          <w:rFonts w:ascii="Times New Roman" w:hAnsi="Times New Roman" w:cs="Times New Roman"/>
+        </w:rPr>
+        <w:t xml:space="preserve"> </w:t>
+      </w:r>
+      <w:proofErr w:type="spellStart"/>
+      <w:r>
+        <w:rPr>
+          <w:rFonts w:ascii="Times New Roman" w:hAnsi="Times New Roman" w:cs="Times New Roman"/>
+        </w:rPr>
+        <w:t>en</w:t>
+      </w:r>
+      <w:proofErr w:type="spellEnd"/>
+      <w:r>
+        <w:rPr>
+          <w:rFonts w:ascii="Times New Roman" w:hAnsi="Times New Roman" w:cs="Times New Roman"/>
+        </w:rPr>
+        <w:t xml:space="preserve"> </w:t>
+      </w:r>
+      <w:proofErr w:type="spellStart"/>
+      <w:r>
+        <w:rPr>
+          <w:rFonts w:ascii="Times New Roman" w:hAnsi="Times New Roman" w:cs="Times New Roman"/>
+        </w:rPr>
+        <w:t>tiempo</w:t>
+      </w:r>
+      <w:proofErr w:type="spellEnd"/>
+      <w:r>
+        <w:rPr>
+          <w:rFonts w:ascii="Times New Roman" w:hAnsi="Times New Roman" w:cs="Times New Roman"/>
+        </w:rPr>
+        <w:t xml:space="preserve"> real</w:t>
+      </w:r>
+    </w:p>
+    <w:p>
+      <w:pPr>
+        <w:numPr>
+          <w:ilvl w:val="0"/>
+          <w:numId w:val="2"/>
+        </w:numPr>
+        <w:spacing w:line="360" w:lineRule="auto"/>
+        <w:jc w:val="both"/>
+        <w:rPr>
+          <w:rFonts w:ascii="Times New Roman" w:hAnsi="Times New Roman" w:cs="Times New Roman"/>
+        </w:rPr>
+      </w:pPr>
+      <w:proofErr w:type="spellStart"/>
+      <w:r>
+        <w:rPr>
+          <w:rFonts w:ascii="Times New Roman" w:hAnsi="Times New Roman" w:cs="Times New Roman"/>
+        </w:rPr>
+        <w:t>Modelo</w:t>
+      </w:r>
+      <w:proofErr w:type="spellEnd"/>
+      <w:r>
+        <w:rPr>
+          <w:rFonts w:ascii="Times New Roman" w:hAnsi="Times New Roman" w:cs="Times New Roman"/>
+        </w:rPr>
+        <w:t xml:space="preserve"> Vista </w:t>
+      </w:r>
+      <w:proofErr w:type="spellStart"/>
+      <w:r>
+        <w:rPr>
+          <w:rFonts w:ascii="Times New Roman" w:hAnsi="Times New Roman" w:cs="Times New Roman"/>
+        </w:rPr>
+        <w:t>Controlador</w:t>
+      </w:r>
+      <w:proofErr w:type="spellEnd"/>
+    </w:p>
+    <w:p>
+      <w:pPr>
+        <w:numPr>
+          <w:ilvl w:val="0"/>
+          <w:numId w:val="2"/>
+        </w:numPr>
+        <w:spacing w:line="360" w:lineRule="auto"/>
+        <w:jc w:val="both"/>
+        <w:rPr>
+          <w:rFonts w:ascii="Times New Roman" w:hAnsi="Times New Roman" w:cs="Times New Roman"/>
+        </w:rPr>
+      </w:pPr>
+      <w:proofErr w:type="spellStart"/>
+      <w:r>
+        <w:rPr>
+          <w:rFonts w:ascii="Times New Roman" w:hAnsi="Times New Roman" w:cs="Times New Roman"/>
+        </w:rPr>
+        <w:t>Diseño</w:t>
+      </w:r>
+      <w:proofErr w:type="spellEnd"/>
+      <w:r>
+        <w:rPr>
+          <w:rFonts w:ascii="Times New Roman" w:hAnsi="Times New Roman" w:cs="Times New Roman"/>
+        </w:rPr>
+        <w:t xml:space="preserve"> responsive</w:t>
+      </w:r>
+    </w:p>
+    <w:p>
+      <w:pPr>
+        <w:numPr>
+          <w:ilvl w:val="0"/>
+          <w:numId w:val="2"/>
+        </w:numPr>
+        <w:spacing w:line="360" w:lineRule="auto"/>
+        <w:jc w:val="both"/>
+        <w:rPr>
+          <w:rFonts w:ascii="Times New Roman" w:hAnsi="Times New Roman" w:cs="Times New Roman"/>
+        </w:rPr>
+      </w:pPr>
+      <w:proofErr w:type="spellStart"/>
+      <w:r>
+        <w:rPr>
+          <w:rFonts w:ascii="Times New Roman" w:hAnsi="Times New Roman" w:cs="Times New Roman"/>
+        </w:rPr>
+        <w:t>Experiencia</w:t>
+      </w:r>
+      <w:proofErr w:type="spellEnd"/>
+      <w:r>
+        <w:rPr>
+          <w:rFonts w:ascii="Times New Roman" w:hAnsi="Times New Roman" w:cs="Times New Roman"/>
+        </w:rPr>
+        <w:t xml:space="preserve"> de </w:t>
+      </w:r>
+      <w:proofErr w:type="spellStart"/>
+      <w:r>
+        <w:rPr>
+          <w:rFonts w:ascii="Times New Roman" w:hAnsi="Times New Roman" w:cs="Times New Roman"/>
+        </w:rPr>
+        <w:t>usuario</w:t>
+      </w:r>
+      <w:proofErr w:type="spellEnd"/>
+      <w:r>
+        <w:rPr>
+          <w:rFonts w:ascii="Times New Roman" w:hAnsi="Times New Roman" w:cs="Times New Roman"/>
+        </w:rPr>
+        <w:t xml:space="preserve"> (UX)</w:t>
+      </w:r>
+    </w:p>
+    <w:p>
+      <w:pPr>
+        <w:numPr>
+          <w:ilvl w:val="0"/>
+          <w:numId w:val="2"/>
+        </w:numPr>
+        <w:spacing w:line="360" w:lineRule="auto"/>
+        <w:jc w:val="both"/>
+        <w:rPr>
+          <w:rFonts w:ascii="Times New Roman" w:hAnsi="Times New Roman" w:cs="Times New Roman"/>
+        </w:rPr>
+      </w:pPr>
+      <w:r>
+        <w:rPr>
+          <w:rFonts w:ascii="Times New Roman" w:hAnsi="Times New Roman" w:cs="Times New Roman"/>
+        </w:rPr>
+        <w:t>HTML</w:t>
+      </w:r>
+    </w:p>
+    <w:p>
+      <w:pPr>
+        <w:numPr>
+          <w:ilvl w:val="0"/>
+          <w:numId w:val="2"/>
+        </w:numPr>
+        <w:spacing w:line="360" w:lineRule="auto"/>
+        <w:jc w:val="both"/>
+        <w:rPr>
+          <w:rFonts w:ascii="Times New Roman" w:hAnsi="Times New Roman" w:cs="Times New Roman"/>
+        </w:rPr>
+      </w:pPr>
+      <w:r>
+        <w:rPr>
+          <w:rFonts w:ascii="Times New Roman" w:hAnsi="Times New Roman" w:cs="Times New Roman"/>
+        </w:rPr>
+        <w:t>CSS</w:t>
+      </w:r>
+    </w:p>
+    <w:p>
+      <w:pPr>
+        <w:numPr>
+          <w:ilvl w:val="0"/>
+          <w:numId w:val="2"/>
+        </w:numPr>
+        <w:spacing w:line="360" w:lineRule="auto"/>
+        <w:jc w:val="both"/>
+        <w:rPr>
+          <w:rFonts w:ascii="Times New Roman" w:hAnsi="Times New Roman" w:cs="Times New Roman"/>
+        </w:rPr>
+      </w:pPr>
+      <w:r>
+        <w:rPr>
+          <w:rFonts w:ascii="Times New Roman" w:hAnsi="Times New Roman" w:cs="Times New Roman"/>
+        </w:rPr>
+        <w:t>JavaScript</w:t>
+      </w:r>
+    </w:p>
+    <w:p>
+      <w:pPr>
+        <w:numPr>
+          <w:ilvl w:val="0"/>
+          <w:numId w:val="2"/>
+        </w:numPr>
+        <w:spacing w:line="360" w:lineRule="auto"/>
+        <w:jc w:val="both"/>
+        <w:rPr>
+          <w:rFonts w:ascii="Times New Roman" w:hAnsi="Times New Roman" w:cs="Times New Roman"/>
+        </w:rPr>
+      </w:pPr>
+      <w:proofErr w:type="spellStart"/>
+      <w:r>
+        <w:rPr>
+          <w:rFonts w:ascii="Times New Roman" w:hAnsi="Times New Roman" w:cs="Times New Roman"/>
+        </w:rPr>
+        <w:t>JQuery</w:t>
+      </w:r>
+      <w:proofErr w:type="spellEnd"/>
+    </w:p>
+    <w:p>
+      <w:pPr>
+        <w:numPr>
+          <w:ilvl w:val="0"/>
+          <w:numId w:val="2"/>
+        </w:numPr>
+        <w:spacing w:line="360" w:lineRule="auto"/>
+        <w:jc w:val="both"/>
+        <w:rPr>
+          <w:rFonts w:ascii="Times New Roman" w:hAnsi="Times New Roman" w:cs="Times New Roman"/>
+        </w:rPr>
+      </w:pPr>
+      <w:r>
+        <w:rPr>
+          <w:rFonts w:ascii="Times New Roman" w:hAnsi="Times New Roman" w:cs="Times New Roman"/>
+        </w:rPr>
+        <w:t>Docker</w:t>
+      </w:r>
+    </w:p>
+    <w:p>
+      <w:pPr>
+        <w:numPr>
+          <w:ilvl w:val="0"/>
+          <w:numId w:val="2"/>
+        </w:numPr>
+        <w:spacing w:line="360" w:lineRule="auto"/>
+        <w:jc w:val="both"/>
+        <w:rPr>
+          <w:rFonts w:ascii="Times New Roman" w:hAnsi="Times New Roman" w:cs="Times New Roman"/>
+        </w:rPr>
+      </w:pPr>
+      <w:r>
+        <w:rPr>
+          <w:rFonts w:ascii="Times New Roman" w:hAnsi="Times New Roman" w:cs="Times New Roman"/>
+        </w:rPr>
+        <w:t>Git</w:t>
+      </w:r>
+    </w:p>
+    <w:p>
+      <w:pPr>
+        <w:numPr>
+          <w:ilvl w:val="0"/>
+          <w:numId w:val="2"/>
+        </w:numPr>
+        <w:spacing w:line="360" w:lineRule="auto"/>
+        <w:jc w:val="both"/>
+        <w:rPr>
+          <w:rFonts w:ascii="Times New Roman" w:hAnsi="Times New Roman" w:cs="Times New Roman"/>
+        </w:rPr>
+      </w:pPr>
+      <w:r>
+        <w:rPr>
+          <w:rFonts w:ascii="Times New Roman" w:hAnsi="Times New Roman" w:cs="Times New Roman"/>
+        </w:rPr>
+        <w:t>GitHub</w:t>
+      </w:r>
+    </w:p>
+    <w:p>
+      <w:pPr>
+        <w:numPr>
+          <w:ilvl w:val="0"/>
+          <w:numId w:val="2"/>
+        </w:numPr>
+        <w:spacing w:line="360" w:lineRule="auto"/>
+        <w:jc w:val="both"/>
+        <w:rPr>
+          <w:rFonts w:ascii="Times New Roman" w:hAnsi="Times New Roman" w:cs="Times New Roman"/>
+        </w:rPr>
+      </w:pPr>
+      <w:r>
+        <w:rPr>
+          <w:rFonts w:ascii="Times New Roman" w:hAnsi="Times New Roman" w:cs="Times New Roman"/>
+        </w:rPr>
+        <w:t>Polaris</w:t>
+      </w:r>
+    </w:p>
+    <w:p>
+      <w:pPr>
+        <w:numPr>
+          <w:ilvl w:val="0"/>
+          <w:numId w:val="2"/>
+        </w:numPr>
+        <w:spacing w:line="360" w:lineRule="auto"/>
+        <w:jc w:val="both"/>
+        <w:rPr>
+          <w:rFonts w:ascii="Times New Roman" w:hAnsi="Times New Roman" w:cs="Times New Roman"/>
+        </w:rPr>
+      </w:pPr>
+      <w:r>
+        <w:rPr>
+          <w:rFonts w:ascii="Times New Roman" w:hAnsi="Times New Roman" w:cs="Times New Roman"/>
+        </w:rPr>
+        <w:t>PHP</w:t>
+      </w:r>
+    </w:p>
+    <w:p>
+      <w:pPr>
+        <w:numPr>
+          <w:ilvl w:val="0"/>
+          <w:numId w:val="2"/>
+        </w:numPr>
+        <w:spacing w:line="360" w:lineRule="auto"/>
+        <w:jc w:val="both"/>
+        <w:rPr>
+          <w:rFonts w:ascii="Times New Roman" w:hAnsi="Times New Roman" w:cs="Times New Roman"/>
+        </w:rPr>
+      </w:pPr>
+      <w:r>
+        <w:rPr>
+          <w:rFonts w:ascii="Times New Roman" w:hAnsi="Times New Roman" w:cs="Times New Roman"/>
+        </w:rPr>
+        <w:t>Tailwind</w:t>
+      </w:r>
+    </w:p>
+    <w:p>
+      <w:pPr>
+        <w:spacing w:line="360" w:lineRule="auto"/>
+        <w:jc w:val="both"/>
+        <w:rPr>
+          <w:rFonts w:ascii="Times New Roman" w:hAnsi="Times New Roman" w:cs="Times New Roman"/>
+        </w:rPr>
+      </w:pPr>
+    </w:p>
+    <w:p>
+      <w:pPr>
+        <w:spacing w:line="360" w:lineRule="auto"/>
+        <w:jc w:val="both"/>
+        <w:rPr>
+          <w:rFonts w:ascii="Times New Roman" w:hAnsi="Times New Roman" w:cs="Times New Roman"/>
+        </w:rPr>
+      </w:pPr>
+    </w:p>
+    <w:p>
+      <w:pPr>
+        <w:spacing w:line="360" w:lineRule="auto"/>
+        <w:jc w:val="both"/>
+        <w:rPr>
+          <w:rFonts w:ascii="Times New Roman" w:hAnsi="Times New Roman" w:cs="Times New Roman"/>
+        </w:rPr>
+      </w:pPr>
+    </w:p>
+    <w:p>
+      <w:pPr>
+        <w:spacing w:line="360" w:lineRule="auto"/>
+        <w:jc w:val="both"/>
+        <w:rPr>
+          <w:rFonts w:ascii="Times New Roman" w:hAnsi="Times New Roman" w:cs="Times New Roman"/>
+        </w:rPr>
+      </w:pPr>
+    </w:p>
+    <w:p>
+      <w:pPr>
+        <w:spacing w:line="360" w:lineRule="auto"/>
+        <w:jc w:val="both"/>
+        <w:rPr>
+          <w:rFonts w:ascii="Times New Roman" w:hAnsi="Times New Roman" w:cs="Times New Roman"/>
+        </w:rPr>
+      </w:pPr>
+    </w:p>
+    <w:p>
+      <w:pPr>
+        <w:spacing w:line="360" w:lineRule="auto"/>
+        <w:jc w:val="both"/>
+        <w:rPr>
+          <w:rFonts w:ascii="Times New Roman" w:hAnsi="Times New Roman" w:cs="Times New Roman"/>
+        </w:rPr>
+      </w:pPr>
+    </w:p>
+    <w:p>
+      <w:pPr>
+        <w:spacing w:line="360" w:lineRule="auto"/>
+        <w:jc w:val="both"/>
+        <w:rPr>
+          <w:rFonts w:ascii="Times New Roman" w:hAnsi="Times New Roman" w:cs="Times New Roman"/>
+        </w:rPr>
+      </w:pPr>
+    </w:p>
+    <w:p>
+      <w:pPr>
+        <w:spacing w:line="360" w:lineRule="auto"/>
+        <w:jc w:val="both"/>
+        <w:rPr>
+          <w:rFonts w:ascii="Times New Roman" w:hAnsi="Times New Roman" w:cs="Times New Roman"/>
+        </w:rPr>
+      </w:pPr>
+    </w:p>
+    <w:p>
+      <w:pPr>
+        <w:spacing w:line="360" w:lineRule="auto"/>
+        <w:jc w:val="both"/>
+        <w:rPr>
+          <w:rFonts w:ascii="Times New Roman" w:hAnsi="Times New Roman" w:cs="Times New Roman"/>
+        </w:rPr>
+      </w:pPr>
+    </w:p>
+    <w:p>
+      <w:pPr>
+        <w:spacing w:line="360" w:lineRule="auto"/>
+        <w:jc w:val="both"/>
+        <w:rPr>
+          <w:rFonts w:ascii="Times New Roman" w:hAnsi="Times New Roman" w:cs="Times New Roman"/>
+        </w:rPr>
+      </w:pPr>
+    </w:p>
+    <w:p>
+      <w:pPr>
+        <w:spacing w:line="360" w:lineRule="auto"/>
+        <w:jc w:val="both"/>
+        <w:rPr>
+          <w:rFonts w:ascii="Times New Roman" w:hAnsi="Times New Roman" w:cs="Times New Roman"/>
+        </w:rPr>
+      </w:pPr>
+    </w:p>
+    <w:p>
+      <w:pPr>
+        <w:spacing w:line="360" w:lineRule="auto"/>
+        <w:jc w:val="both"/>
+        <w:rPr>
+          <w:rFonts w:ascii="Times New Roman" w:hAnsi="Times New Roman" w:cs="Times New Roman"/>
+        </w:rPr>
+      </w:pPr>
+    </w:p>
+    <w:p>
+      <w:pPr>
+        <w:spacing w:line="360" w:lineRule="auto"/>
+        <w:jc w:val="both"/>
+        <w:rPr>
+          <w:rFonts w:ascii="Times New Roman" w:hAnsi="Times New Roman" w:cs="Times New Roman"/>
+        </w:rPr>
+      </w:pPr>
+    </w:p>
+    <w:p>
+      <w:pPr>
+        <w:spacing w:line="360" w:lineRule="auto"/>
+        <w:jc w:val="both"/>
+        <w:rPr>
+          <w:rFonts w:ascii="Times New Roman" w:hAnsi="Times New Roman" w:cs="Times New Roman"/>
+        </w:rPr>
+      </w:pPr>
+    </w:p>
+    <w:p>
+      <w:pPr>
+        <w:spacing w:line="360" w:lineRule="auto"/>
+        <w:jc w:val="both"/>
+        <w:rPr>
+          <w:rFonts w:ascii="Times New Roman" w:hAnsi="Times New Roman" w:cs="Times New Roman"/>
+        </w:rPr>
+      </w:pPr>
+    </w:p>
+    <w:p>
+      <w:pPr>
+        <w:spacing w:line="360" w:lineRule="auto"/>
+        <w:jc w:val="both"/>
+        <w:rPr>
+          <w:rFonts w:ascii="Times New Roman" w:hAnsi="Times New Roman" w:cs="Times New Roman"/>
+          <w:lang w:val="es-ES"/>
+        </w:rPr>
+      </w:pPr>
+    </w:p>
+    <w:p>
+      <w:pPr>
+        <w:spacing w:line="360" w:lineRule="auto"/>
+        <w:jc w:val="both"/>
+        <w:rPr>
+          <w:rFonts w:ascii="Times New Roman" w:hAnsi="Times New Roman" w:cs="Times New Roman"/>
+          <w:lang w:val="es-ES"/>
+        </w:rPr>
+      </w:pPr>
+    </w:p>
     <w:sdt>
       <w:sdtPr>
         <w:rPr>
-          <w:rFonts w:asciiTheme="minorHAnsi" w:eastAsiaTheme="minorHAnsi" w:hAnsiTheme="minorHAnsi" w:cstheme="minorBidi"/>
+          <w:rFonts w:ascii="Times New Roman" w:eastAsiaTheme="minorHAnsi" w:hAnsi="Times New Roman" w:cs="Times New Roman"/>
           <w:b w:val="0"/>
           <w:bCs w:val="0"/>
           <w:color w:val="auto"/>
@@ -111,19 +1044,25 @@
             <w:pStyle w:val="TOCHeading"/>
             <w:spacing w:line="360" w:lineRule="auto"/>
             <w:jc w:val="both"/>
+            <w:rPr>
+              <w:rFonts w:ascii="Times New Roman" w:hAnsi="Times New Roman" w:cs="Times New Roman"/>
+            </w:rPr>
           </w:pPr>
+          <w:proofErr w:type="spellStart"/>
           <w:r>
-            <w:t>Table of Contents</w:t>
+            <w:rPr>
+              <w:rFonts w:ascii="Times New Roman" w:hAnsi="Times New Roman" w:cs="Times New Roman"/>
+            </w:rPr>
+            <w:t>Índice</w:t>
           </w:r>
+          <w:proofErr w:type="spellEnd"/>
         </w:p>
         <w:p>
           <w:pPr>
             <w:pStyle w:val="TOC1"/>
             <w:tabs>
-              <w:tab w:val="right" w:leader="dot" w:pos="9350"/>
+              <w:tab w:val="right" w:leader="dot" w:pos="8492"/>
             </w:tabs>
-            <w:spacing w:line="360" w:lineRule="auto"/>
-            <w:jc w:val="both"/>
             <w:rPr>
               <w:rFonts w:eastAsiaTheme="minorEastAsia"/>
               <w:b w:val="0"/>
@@ -135,22 +1074,27 @@
           </w:pPr>
           <w:r>
             <w:rPr>
+              <w:rFonts w:ascii="Times New Roman" w:hAnsi="Times New Roman" w:cs="Times New Roman"/>
               <w:b w:val="0"/>
               <w:bCs w:val="0"/>
             </w:rPr>
             <w:fldChar w:fldCharType="begin"/>
           </w:r>
           <w:r>
+            <w:rPr>
+              <w:rFonts w:ascii="Times New Roman" w:hAnsi="Times New Roman" w:cs="Times New Roman"/>
+            </w:rPr>
             <w:instrText xml:space="preserve"> TOC \o "1-3" \h \z \u </w:instrText>
           </w:r>
           <w:r>
             <w:rPr>
+              <w:rFonts w:ascii="Times New Roman" w:hAnsi="Times New Roman" w:cs="Times New Roman"/>
               <w:b w:val="0"/>
               <w:bCs w:val="0"/>
             </w:rPr>
             <w:fldChar w:fldCharType="separate"/>
           </w:r>
-          <w:hyperlink w:anchor="_Toc188115361" w:history="1">
+          <w:hyperlink w:anchor="_Toc188724592" w:history="1">
             <w:r>
               <w:rPr>
                 <w:rStyle w:val="Hyperlink"/>
@@ -179,7 +1123,7 @@
                 <w:noProof/>
                 <w:webHidden/>
               </w:rPr>
-              <w:instrText xml:space="preserve"> PAGEREF _Toc188115361 \h </w:instrText>
+              <w:instrText xml:space="preserve"> PAGEREF _Toc188724592 \h </w:instrText>
             </w:r>
             <w:r>
               <w:rPr>
@@ -199,7 +1143,7 @@
                 <w:noProof/>
                 <w:webHidden/>
               </w:rPr>
-              <w:t>3</w:t>
+              <w:t>2</w:t>
             </w:r>
             <w:r>
               <w:rPr>
@@ -214,10 +1158,8 @@
           <w:pPr>
             <w:pStyle w:val="TOC2"/>
             <w:tabs>
-              <w:tab w:val="right" w:leader="dot" w:pos="9350"/>
+              <w:tab w:val="right" w:leader="dot" w:pos="8492"/>
             </w:tabs>
-            <w:spacing w:line="360" w:lineRule="auto"/>
-            <w:jc w:val="both"/>
             <w:rPr>
               <w:rFonts w:eastAsiaTheme="minorEastAsia"/>
               <w:b w:val="0"/>
@@ -227,14 +1169,14 @@
               <w:szCs w:val="24"/>
             </w:rPr>
           </w:pPr>
-          <w:hyperlink w:anchor="_Toc188115362" w:history="1">
+          <w:hyperlink w:anchor="_Toc188724593" w:history="1">
             <w:r>
               <w:rPr>
                 <w:rStyle w:val="Hyperlink"/>
                 <w:rFonts w:ascii="Times New Roman" w:hAnsi="Times New Roman" w:cs="Times New Roman"/>
                 <w:noProof/>
               </w:rPr>
-              <w:t>Módulos formativos incluidos</w:t>
+              <w:t>Palabras clave</w:t>
             </w:r>
             <w:r>
               <w:rPr>
@@ -255,7 +1197,7 @@
                 <w:noProof/>
                 <w:webHidden/>
               </w:rPr>
-              <w:instrText xml:space="preserve"> PAGEREF _Toc188115362 \h </w:instrText>
+              <w:instrText xml:space="preserve"> PAGEREF _Toc188724593 \h </w:instrText>
             </w:r>
             <w:r>
               <w:rPr>
@@ -275,7 +1217,7 @@
                 <w:noProof/>
                 <w:webHidden/>
               </w:rPr>
-              <w:t>4</w:t>
+              <w:t>3</w:t>
             </w:r>
             <w:r>
               <w:rPr>
@@ -290,10 +1232,8 @@
           <w:pPr>
             <w:pStyle w:val="TOC2"/>
             <w:tabs>
-              <w:tab w:val="right" w:leader="dot" w:pos="9350"/>
+              <w:tab w:val="right" w:leader="dot" w:pos="8492"/>
             </w:tabs>
-            <w:spacing w:line="360" w:lineRule="auto"/>
-            <w:jc w:val="both"/>
             <w:rPr>
               <w:rFonts w:eastAsiaTheme="minorEastAsia"/>
               <w:b w:val="0"/>
@@ -303,14 +1243,14 @@
               <w:szCs w:val="24"/>
             </w:rPr>
           </w:pPr>
-          <w:hyperlink w:anchor="_Toc188115363" w:history="1">
+          <w:hyperlink w:anchor="_Toc188724594" w:history="1">
             <w:r>
               <w:rPr>
                 <w:rStyle w:val="Hyperlink"/>
                 <w:rFonts w:ascii="Times New Roman" w:hAnsi="Times New Roman" w:cs="Times New Roman"/>
                 <w:noProof/>
               </w:rPr>
-              <w:t>Palabras clave</w:t>
+              <w:t>Módulos formativos incluidos</w:t>
             </w:r>
             <w:r>
               <w:rPr>
@@ -331,7 +1271,7 @@
                 <w:noProof/>
                 <w:webHidden/>
               </w:rPr>
-              <w:instrText xml:space="preserve"> PAGEREF _Toc188115363 \h </w:instrText>
+              <w:instrText xml:space="preserve"> PAGEREF _Toc188724594 \h </w:instrText>
             </w:r>
             <w:r>
               <w:rPr>
@@ -366,10 +1306,8 @@
           <w:pPr>
             <w:pStyle w:val="TOC2"/>
             <w:tabs>
-              <w:tab w:val="right" w:leader="dot" w:pos="9350"/>
+              <w:tab w:val="right" w:leader="dot" w:pos="8492"/>
             </w:tabs>
-            <w:spacing w:line="360" w:lineRule="auto"/>
-            <w:jc w:val="both"/>
             <w:rPr>
               <w:rFonts w:eastAsiaTheme="minorEastAsia"/>
               <w:b w:val="0"/>
@@ -379,7 +1317,7 @@
               <w:szCs w:val="24"/>
             </w:rPr>
           </w:pPr>
-          <w:hyperlink w:anchor="_Toc188115364" w:history="1">
+          <w:hyperlink w:anchor="_Toc188724595" w:history="1">
             <w:r>
               <w:rPr>
                 <w:rStyle w:val="Hyperlink"/>
@@ -407,7 +1345,7 @@
                 <w:noProof/>
                 <w:webHidden/>
               </w:rPr>
-              <w:instrText xml:space="preserve"> PAGEREF _Toc188115364 \h </w:instrText>
+              <w:instrText xml:space="preserve"> PAGEREF _Toc188724595 \h </w:instrText>
             </w:r>
             <w:r>
               <w:rPr>
@@ -427,7 +1365,7 @@
                 <w:noProof/>
                 <w:webHidden/>
               </w:rPr>
-              <w:t>5</w:t>
+              <w:t>7</w:t>
             </w:r>
             <w:r>
               <w:rPr>
@@ -442,10 +1380,8 @@
           <w:pPr>
             <w:pStyle w:val="TOC1"/>
             <w:tabs>
-              <w:tab w:val="right" w:leader="dot" w:pos="9350"/>
+              <w:tab w:val="right" w:leader="dot" w:pos="8492"/>
             </w:tabs>
-            <w:spacing w:line="360" w:lineRule="auto"/>
-            <w:jc w:val="both"/>
             <w:rPr>
               <w:rFonts w:eastAsiaTheme="minorEastAsia"/>
               <w:b w:val="0"/>
@@ -455,7 +1391,7 @@
               <w:noProof/>
             </w:rPr>
           </w:pPr>
-          <w:hyperlink w:anchor="_Toc188115365" w:history="1">
+          <w:hyperlink w:anchor="_Toc188724596" w:history="1">
             <w:r>
               <w:rPr>
                 <w:rStyle w:val="Hyperlink"/>
@@ -484,7 +1420,7 @@
                 <w:noProof/>
                 <w:webHidden/>
               </w:rPr>
-              <w:instrText xml:space="preserve"> PAGEREF _Toc188115365 \h </w:instrText>
+              <w:instrText xml:space="preserve"> PAGEREF _Toc188724596 \h </w:instrText>
             </w:r>
             <w:r>
               <w:rPr>
@@ -504,7 +1440,7 @@
                 <w:noProof/>
                 <w:webHidden/>
               </w:rPr>
-              <w:t>7</w:t>
+              <w:t>9</w:t>
             </w:r>
             <w:r>
               <w:rPr>
@@ -519,10 +1455,8 @@
           <w:pPr>
             <w:pStyle w:val="TOC2"/>
             <w:tabs>
-              <w:tab w:val="right" w:leader="dot" w:pos="9350"/>
+              <w:tab w:val="right" w:leader="dot" w:pos="8492"/>
             </w:tabs>
-            <w:spacing w:line="360" w:lineRule="auto"/>
-            <w:jc w:val="both"/>
             <w:rPr>
               <w:rFonts w:eastAsiaTheme="minorEastAsia"/>
               <w:b w:val="0"/>
@@ -532,7 +1466,7 @@
               <w:szCs w:val="24"/>
             </w:rPr>
           </w:pPr>
-          <w:hyperlink w:anchor="_Toc188115366" w:history="1">
+          <w:hyperlink w:anchor="_Toc188724597" w:history="1">
             <w:r>
               <w:rPr>
                 <w:rStyle w:val="Hyperlink"/>
@@ -561,7 +1495,7 @@
                 <w:noProof/>
                 <w:webHidden/>
               </w:rPr>
-              <w:instrText xml:space="preserve"> PAGEREF _Toc188115366 \h </w:instrText>
+              <w:instrText xml:space="preserve"> PAGEREF _Toc188724597 \h </w:instrText>
             </w:r>
             <w:r>
               <w:rPr>
@@ -581,7 +1515,7 @@
                 <w:noProof/>
                 <w:webHidden/>
               </w:rPr>
-              <w:t>7</w:t>
+              <w:t>9</w:t>
             </w:r>
             <w:r>
               <w:rPr>
@@ -596,10 +1530,8 @@
           <w:pPr>
             <w:pStyle w:val="TOC2"/>
             <w:tabs>
-              <w:tab w:val="right" w:leader="dot" w:pos="9350"/>
+              <w:tab w:val="right" w:leader="dot" w:pos="8492"/>
             </w:tabs>
-            <w:spacing w:line="360" w:lineRule="auto"/>
-            <w:jc w:val="both"/>
             <w:rPr>
               <w:rFonts w:eastAsiaTheme="minorEastAsia"/>
               <w:b w:val="0"/>
@@ -609,7 +1541,7 @@
               <w:szCs w:val="24"/>
             </w:rPr>
           </w:pPr>
-          <w:hyperlink w:anchor="_Toc188115367" w:history="1">
+          <w:hyperlink w:anchor="_Toc188724598" w:history="1">
             <w:r>
               <w:rPr>
                 <w:rStyle w:val="Hyperlink"/>
@@ -637,7 +1569,7 @@
                 <w:noProof/>
                 <w:webHidden/>
               </w:rPr>
-              <w:instrText xml:space="preserve"> PAGEREF _Toc188115367 \h </w:instrText>
+              <w:instrText xml:space="preserve"> PAGEREF _Toc188724598 \h </w:instrText>
             </w:r>
             <w:r>
               <w:rPr>
@@ -657,7 +1589,532 @@
                 <w:noProof/>
                 <w:webHidden/>
               </w:rPr>
-              <w:t>7</w:t>
+              <w:t>9</w:t>
+            </w:r>
+            <w:r>
+              <w:rPr>
+                <w:noProof/>
+                <w:webHidden/>
+              </w:rPr>
+              <w:fldChar w:fldCharType="end"/>
+            </w:r>
+          </w:hyperlink>
+        </w:p>
+        <w:p>
+          <w:pPr>
+            <w:pStyle w:val="TOC1"/>
+            <w:tabs>
+              <w:tab w:val="right" w:leader="dot" w:pos="8492"/>
+            </w:tabs>
+            <w:rPr>
+              <w:rFonts w:eastAsiaTheme="minorEastAsia"/>
+              <w:b w:val="0"/>
+              <w:bCs w:val="0"/>
+              <w:i w:val="0"/>
+              <w:iCs w:val="0"/>
+              <w:noProof/>
+            </w:rPr>
+          </w:pPr>
+          <w:hyperlink w:anchor="_Toc188724599" w:history="1">
+            <w:r>
+              <w:rPr>
+                <w:rStyle w:val="Hyperlink"/>
+                <w:rFonts w:ascii="Times New Roman" w:hAnsi="Times New Roman" w:cs="Times New Roman"/>
+                <w:noProof/>
+                <w:lang w:val="es-ES"/>
+              </w:rPr>
+              <w:t>Desarrollo e implementación</w:t>
+            </w:r>
+            <w:r>
+              <w:rPr>
+                <w:noProof/>
+                <w:webHidden/>
+              </w:rPr>
+              <w:tab/>
+            </w:r>
+            <w:r>
+              <w:rPr>
+                <w:noProof/>
+                <w:webHidden/>
+              </w:rPr>
+              <w:fldChar w:fldCharType="begin"/>
+            </w:r>
+            <w:r>
+              <w:rPr>
+                <w:noProof/>
+                <w:webHidden/>
+              </w:rPr>
+              <w:instrText xml:space="preserve"> PAGEREF _Toc188724599 \h </w:instrText>
+            </w:r>
+            <w:r>
+              <w:rPr>
+                <w:noProof/>
+                <w:webHidden/>
+              </w:rPr>
+            </w:r>
+            <w:r>
+              <w:rPr>
+                <w:noProof/>
+                <w:webHidden/>
+              </w:rPr>
+              <w:fldChar w:fldCharType="separate"/>
+            </w:r>
+            <w:r>
+              <w:rPr>
+                <w:noProof/>
+                <w:webHidden/>
+              </w:rPr>
+              <w:t>10</w:t>
+            </w:r>
+            <w:r>
+              <w:rPr>
+                <w:noProof/>
+                <w:webHidden/>
+              </w:rPr>
+              <w:fldChar w:fldCharType="end"/>
+            </w:r>
+          </w:hyperlink>
+        </w:p>
+        <w:p>
+          <w:pPr>
+            <w:pStyle w:val="TOC2"/>
+            <w:tabs>
+              <w:tab w:val="right" w:leader="dot" w:pos="8492"/>
+            </w:tabs>
+            <w:rPr>
+              <w:rFonts w:eastAsiaTheme="minorEastAsia"/>
+              <w:b w:val="0"/>
+              <w:bCs w:val="0"/>
+              <w:noProof/>
+              <w:sz w:val="24"/>
+              <w:szCs w:val="24"/>
+            </w:rPr>
+          </w:pPr>
+          <w:hyperlink w:anchor="_Toc188724600" w:history="1">
+            <w:r>
+              <w:rPr>
+                <w:rStyle w:val="Hyperlink"/>
+                <w:rFonts w:ascii="Times New Roman" w:hAnsi="Times New Roman" w:cs="Times New Roman"/>
+                <w:noProof/>
+                <w:lang w:val="es-ES"/>
+              </w:rPr>
+              <w:t>Diagrama de casos de uso</w:t>
+            </w:r>
+            <w:r>
+              <w:rPr>
+                <w:noProof/>
+                <w:webHidden/>
+              </w:rPr>
+              <w:tab/>
+            </w:r>
+            <w:r>
+              <w:rPr>
+                <w:noProof/>
+                <w:webHidden/>
+              </w:rPr>
+              <w:fldChar w:fldCharType="begin"/>
+            </w:r>
+            <w:r>
+              <w:rPr>
+                <w:noProof/>
+                <w:webHidden/>
+              </w:rPr>
+              <w:instrText xml:space="preserve"> PAGEREF _Toc188724600 \h </w:instrText>
+            </w:r>
+            <w:r>
+              <w:rPr>
+                <w:noProof/>
+                <w:webHidden/>
+              </w:rPr>
+            </w:r>
+            <w:r>
+              <w:rPr>
+                <w:noProof/>
+                <w:webHidden/>
+              </w:rPr>
+              <w:fldChar w:fldCharType="separate"/>
+            </w:r>
+            <w:r>
+              <w:rPr>
+                <w:noProof/>
+                <w:webHidden/>
+              </w:rPr>
+              <w:t>10</w:t>
+            </w:r>
+            <w:r>
+              <w:rPr>
+                <w:noProof/>
+                <w:webHidden/>
+              </w:rPr>
+              <w:fldChar w:fldCharType="end"/>
+            </w:r>
+          </w:hyperlink>
+        </w:p>
+        <w:p>
+          <w:pPr>
+            <w:pStyle w:val="TOC2"/>
+            <w:tabs>
+              <w:tab w:val="right" w:leader="dot" w:pos="8492"/>
+            </w:tabs>
+            <w:rPr>
+              <w:rFonts w:eastAsiaTheme="minorEastAsia"/>
+              <w:b w:val="0"/>
+              <w:bCs w:val="0"/>
+              <w:noProof/>
+              <w:sz w:val="24"/>
+              <w:szCs w:val="24"/>
+            </w:rPr>
+          </w:pPr>
+          <w:hyperlink w:anchor="_Toc188724601" w:history="1">
+            <w:r>
+              <w:rPr>
+                <w:rStyle w:val="Hyperlink"/>
+                <w:rFonts w:ascii="Times New Roman" w:hAnsi="Times New Roman" w:cs="Times New Roman"/>
+                <w:noProof/>
+                <w:lang w:val="es-ES"/>
+              </w:rPr>
+              <w:t>Diagrama de entidad relación</w:t>
+            </w:r>
+            <w:r>
+              <w:rPr>
+                <w:noProof/>
+                <w:webHidden/>
+              </w:rPr>
+              <w:tab/>
+            </w:r>
+            <w:r>
+              <w:rPr>
+                <w:noProof/>
+                <w:webHidden/>
+              </w:rPr>
+              <w:fldChar w:fldCharType="begin"/>
+            </w:r>
+            <w:r>
+              <w:rPr>
+                <w:noProof/>
+                <w:webHidden/>
+              </w:rPr>
+              <w:instrText xml:space="preserve"> PAGEREF _Toc188724601 \h </w:instrText>
+            </w:r>
+            <w:r>
+              <w:rPr>
+                <w:noProof/>
+                <w:webHidden/>
+              </w:rPr>
+            </w:r>
+            <w:r>
+              <w:rPr>
+                <w:noProof/>
+                <w:webHidden/>
+              </w:rPr>
+              <w:fldChar w:fldCharType="separate"/>
+            </w:r>
+            <w:r>
+              <w:rPr>
+                <w:noProof/>
+                <w:webHidden/>
+              </w:rPr>
+              <w:t>11</w:t>
+            </w:r>
+            <w:r>
+              <w:rPr>
+                <w:noProof/>
+                <w:webHidden/>
+              </w:rPr>
+              <w:fldChar w:fldCharType="end"/>
+            </w:r>
+          </w:hyperlink>
+        </w:p>
+        <w:p>
+          <w:pPr>
+            <w:pStyle w:val="TOC2"/>
+            <w:tabs>
+              <w:tab w:val="right" w:leader="dot" w:pos="8492"/>
+            </w:tabs>
+            <w:rPr>
+              <w:rFonts w:eastAsiaTheme="minorEastAsia"/>
+              <w:b w:val="0"/>
+              <w:bCs w:val="0"/>
+              <w:noProof/>
+              <w:sz w:val="24"/>
+              <w:szCs w:val="24"/>
+            </w:rPr>
+          </w:pPr>
+          <w:hyperlink w:anchor="_Toc188724602" w:history="1">
+            <w:r>
+              <w:rPr>
+                <w:rStyle w:val="Hyperlink"/>
+                <w:rFonts w:ascii="Times New Roman" w:hAnsi="Times New Roman" w:cs="Times New Roman"/>
+                <w:noProof/>
+                <w:lang w:val="es-ES"/>
+              </w:rPr>
+              <w:t>Diagrama de modelo relacional</w:t>
+            </w:r>
+            <w:r>
+              <w:rPr>
+                <w:noProof/>
+                <w:webHidden/>
+              </w:rPr>
+              <w:tab/>
+            </w:r>
+            <w:r>
+              <w:rPr>
+                <w:noProof/>
+                <w:webHidden/>
+              </w:rPr>
+              <w:fldChar w:fldCharType="begin"/>
+            </w:r>
+            <w:r>
+              <w:rPr>
+                <w:noProof/>
+                <w:webHidden/>
+              </w:rPr>
+              <w:instrText xml:space="preserve"> PAGEREF _Toc188724602 \h </w:instrText>
+            </w:r>
+            <w:r>
+              <w:rPr>
+                <w:noProof/>
+                <w:webHidden/>
+              </w:rPr>
+            </w:r>
+            <w:r>
+              <w:rPr>
+                <w:noProof/>
+                <w:webHidden/>
+              </w:rPr>
+              <w:fldChar w:fldCharType="separate"/>
+            </w:r>
+            <w:r>
+              <w:rPr>
+                <w:noProof/>
+                <w:webHidden/>
+              </w:rPr>
+              <w:t>12</w:t>
+            </w:r>
+            <w:r>
+              <w:rPr>
+                <w:noProof/>
+                <w:webHidden/>
+              </w:rPr>
+              <w:fldChar w:fldCharType="end"/>
+            </w:r>
+          </w:hyperlink>
+        </w:p>
+        <w:p>
+          <w:pPr>
+            <w:pStyle w:val="TOC1"/>
+            <w:tabs>
+              <w:tab w:val="right" w:leader="dot" w:pos="8492"/>
+            </w:tabs>
+            <w:rPr>
+              <w:rFonts w:eastAsiaTheme="minorEastAsia"/>
+              <w:b w:val="0"/>
+              <w:bCs w:val="0"/>
+              <w:i w:val="0"/>
+              <w:iCs w:val="0"/>
+              <w:noProof/>
+            </w:rPr>
+          </w:pPr>
+          <w:hyperlink w:anchor="_Toc188724603" w:history="1">
+            <w:r>
+              <w:rPr>
+                <w:rStyle w:val="Hyperlink"/>
+                <w:rFonts w:ascii="Times New Roman" w:hAnsi="Times New Roman" w:cs="Times New Roman"/>
+                <w:noProof/>
+                <w:lang w:val="es-ES"/>
+              </w:rPr>
+              <w:t>Anexos</w:t>
+            </w:r>
+            <w:r>
+              <w:rPr>
+                <w:noProof/>
+                <w:webHidden/>
+              </w:rPr>
+              <w:tab/>
+            </w:r>
+            <w:r>
+              <w:rPr>
+                <w:noProof/>
+                <w:webHidden/>
+              </w:rPr>
+              <w:fldChar w:fldCharType="begin"/>
+            </w:r>
+            <w:r>
+              <w:rPr>
+                <w:noProof/>
+                <w:webHidden/>
+              </w:rPr>
+              <w:instrText xml:space="preserve"> PAGEREF _Toc188724603 \h </w:instrText>
+            </w:r>
+            <w:r>
+              <w:rPr>
+                <w:noProof/>
+                <w:webHidden/>
+              </w:rPr>
+            </w:r>
+            <w:r>
+              <w:rPr>
+                <w:noProof/>
+                <w:webHidden/>
+              </w:rPr>
+              <w:fldChar w:fldCharType="separate"/>
+            </w:r>
+            <w:r>
+              <w:rPr>
+                <w:noProof/>
+                <w:webHidden/>
+              </w:rPr>
+              <w:t>14</w:t>
+            </w:r>
+            <w:r>
+              <w:rPr>
+                <w:noProof/>
+                <w:webHidden/>
+              </w:rPr>
+              <w:fldChar w:fldCharType="end"/>
+            </w:r>
+          </w:hyperlink>
+        </w:p>
+        <w:p>
+          <w:pPr>
+            <w:pStyle w:val="TOC2"/>
+            <w:tabs>
+              <w:tab w:val="right" w:leader="dot" w:pos="8492"/>
+            </w:tabs>
+            <w:rPr>
+              <w:rFonts w:eastAsiaTheme="minorEastAsia"/>
+              <w:b w:val="0"/>
+              <w:bCs w:val="0"/>
+              <w:noProof/>
+              <w:sz w:val="24"/>
+              <w:szCs w:val="24"/>
+            </w:rPr>
+          </w:pPr>
+          <w:hyperlink w:anchor="_Toc188724604" w:history="1">
+            <w:r>
+              <w:rPr>
+                <w:rStyle w:val="Hyperlink"/>
+                <w:rFonts w:ascii="Times New Roman" w:hAnsi="Times New Roman" w:cs="Times New Roman"/>
+                <w:noProof/>
+                <w:lang w:val="es-ES"/>
+              </w:rPr>
+              <w:t>Configuración general de Apache para el proyecto</w:t>
+            </w:r>
+            <w:r>
+              <w:rPr>
+                <w:noProof/>
+                <w:webHidden/>
+              </w:rPr>
+              <w:tab/>
+            </w:r>
+            <w:r>
+              <w:rPr>
+                <w:noProof/>
+                <w:webHidden/>
+              </w:rPr>
+              <w:fldChar w:fldCharType="begin"/>
+            </w:r>
+            <w:r>
+              <w:rPr>
+                <w:noProof/>
+                <w:webHidden/>
+              </w:rPr>
+              <w:instrText xml:space="preserve"> PAGEREF _Toc188724604 \h </w:instrText>
+            </w:r>
+            <w:r>
+              <w:rPr>
+                <w:noProof/>
+                <w:webHidden/>
+              </w:rPr>
+            </w:r>
+            <w:r>
+              <w:rPr>
+                <w:noProof/>
+                <w:webHidden/>
+              </w:rPr>
+              <w:fldChar w:fldCharType="separate"/>
+            </w:r>
+            <w:r>
+              <w:rPr>
+                <w:noProof/>
+                <w:webHidden/>
+              </w:rPr>
+              <w:t>14</w:t>
+            </w:r>
+            <w:r>
+              <w:rPr>
+                <w:noProof/>
+                <w:webHidden/>
+              </w:rPr>
+              <w:fldChar w:fldCharType="end"/>
+            </w:r>
+          </w:hyperlink>
+        </w:p>
+        <w:p>
+          <w:pPr>
+            <w:pStyle w:val="TOC2"/>
+            <w:tabs>
+              <w:tab w:val="right" w:leader="dot" w:pos="8492"/>
+            </w:tabs>
+            <w:rPr>
+              <w:rFonts w:eastAsiaTheme="minorEastAsia"/>
+              <w:b w:val="0"/>
+              <w:bCs w:val="0"/>
+              <w:noProof/>
+              <w:sz w:val="24"/>
+              <w:szCs w:val="24"/>
+            </w:rPr>
+          </w:pPr>
+          <w:hyperlink w:anchor="_Toc188724605" w:history="1">
+            <w:r>
+              <w:rPr>
+                <w:rStyle w:val="Hyperlink"/>
+                <w:rFonts w:ascii="Times New Roman" w:hAnsi="Times New Roman" w:cs="Times New Roman"/>
+                <w:noProof/>
+                <w:lang w:val="es-ES"/>
+              </w:rPr>
+              <w:t>Configuración de autenticación Digest:</w:t>
+            </w:r>
+            <w:r>
+              <w:rPr>
+                <w:noProof/>
+                <w:webHidden/>
+              </w:rPr>
+              <w:tab/>
+            </w:r>
+            <w:r>
+              <w:rPr>
+                <w:noProof/>
+                <w:webHidden/>
+              </w:rPr>
+              <w:fldChar w:fldCharType="begin"/>
+            </w:r>
+            <w:r>
+              <w:rPr>
+                <w:noProof/>
+                <w:webHidden/>
+              </w:rPr>
+              <w:instrText xml:space="preserve"> PAGEREF _Toc188724605 \h </w:instrText>
+            </w:r>
+            <w:r>
+              <w:rPr>
+                <w:noProof/>
+                <w:webHidden/>
+              </w:rPr>
+            </w:r>
+            <w:r>
+              <w:rPr>
+                <w:noProof/>
+                <w:webHidden/>
+              </w:rPr>
+              <w:fldChar w:fldCharType="separate"/>
+            </w:r>
+            <w:r>
+              <w:rPr>
+                <w:noProof/>
+                <w:webHidden/>
+              </w:rPr>
+              <w:t>15</w:t>
             </w:r>
             <w:r>
               <w:rPr>
@@ -672,9 +2129,13 @@
           <w:pPr>
             <w:spacing w:line="360" w:lineRule="auto"/>
             <w:jc w:val="both"/>
+            <w:rPr>
+              <w:rFonts w:ascii="Times New Roman" w:hAnsi="Times New Roman" w:cs="Times New Roman"/>
+            </w:rPr>
           </w:pPr>
           <w:r>
             <w:rPr>
+              <w:rFonts w:ascii="Times New Roman" w:hAnsi="Times New Roman" w:cs="Times New Roman"/>
               <w:b/>
               <w:bCs/>
               <w:noProof/>
@@ -703,565 +2164,168 @@
         <w:jc w:val="both"/>
         <w:rPr>
           <w:rFonts w:ascii="Times New Roman" w:hAnsi="Times New Roman" w:cs="Times New Roman"/>
-          <w:b/>
-          <w:bCs/>
-          <w:sz w:val="32"/>
-          <w:szCs w:val="32"/>
-        </w:rPr>
-      </w:pPr>
-    </w:p>
-    <w:p>
-      <w:pPr>
-        <w:spacing w:line="360" w:lineRule="auto"/>
-        <w:jc w:val="both"/>
-        <w:rPr>
-          <w:rFonts w:ascii="Times New Roman" w:hAnsi="Times New Roman" w:cs="Times New Roman"/>
-          <w:b/>
-          <w:bCs/>
-          <w:sz w:val="32"/>
-          <w:szCs w:val="32"/>
-        </w:rPr>
-      </w:pPr>
-    </w:p>
-    <w:p>
-      <w:pPr>
-        <w:spacing w:line="360" w:lineRule="auto"/>
-        <w:jc w:val="both"/>
-        <w:rPr>
-          <w:rFonts w:ascii="Times New Roman" w:hAnsi="Times New Roman" w:cs="Times New Roman"/>
-          <w:b/>
-          <w:bCs/>
-          <w:sz w:val="32"/>
-          <w:szCs w:val="32"/>
-        </w:rPr>
-      </w:pPr>
-    </w:p>
-    <w:p>
-      <w:pPr>
-        <w:spacing w:line="360" w:lineRule="auto"/>
-        <w:jc w:val="both"/>
-        <w:rPr>
-          <w:rFonts w:ascii="Times New Roman" w:hAnsi="Times New Roman" w:cs="Times New Roman"/>
-          <w:b/>
-          <w:bCs/>
-          <w:sz w:val="32"/>
-          <w:szCs w:val="32"/>
-        </w:rPr>
-      </w:pPr>
-    </w:p>
-    <w:p>
-      <w:pPr>
-        <w:spacing w:line="360" w:lineRule="auto"/>
-        <w:jc w:val="both"/>
-        <w:rPr>
-          <w:rFonts w:ascii="Times New Roman" w:hAnsi="Times New Roman" w:cs="Times New Roman"/>
-          <w:b/>
-          <w:bCs/>
-          <w:sz w:val="32"/>
-          <w:szCs w:val="32"/>
-        </w:rPr>
-      </w:pPr>
-    </w:p>
-    <w:p>
-      <w:pPr>
-        <w:spacing w:line="360" w:lineRule="auto"/>
-        <w:jc w:val="both"/>
-        <w:rPr>
-          <w:rFonts w:ascii="Times New Roman" w:hAnsi="Times New Roman" w:cs="Times New Roman"/>
-          <w:b/>
-          <w:bCs/>
-          <w:sz w:val="32"/>
-          <w:szCs w:val="32"/>
-        </w:rPr>
-      </w:pPr>
-    </w:p>
-    <w:p>
-      <w:pPr>
-        <w:spacing w:line="360" w:lineRule="auto"/>
-        <w:jc w:val="both"/>
-        <w:rPr>
-          <w:rFonts w:ascii="Times New Roman" w:hAnsi="Times New Roman" w:cs="Times New Roman"/>
-          <w:b/>
-          <w:bCs/>
-          <w:sz w:val="32"/>
-          <w:szCs w:val="32"/>
-        </w:rPr>
-      </w:pPr>
-    </w:p>
-    <w:p>
-      <w:pPr>
-        <w:spacing w:line="360" w:lineRule="auto"/>
-        <w:jc w:val="both"/>
-        <w:rPr>
-          <w:rFonts w:ascii="Times New Roman" w:hAnsi="Times New Roman" w:cs="Times New Roman"/>
-          <w:b/>
-          <w:bCs/>
-          <w:sz w:val="32"/>
-          <w:szCs w:val="32"/>
-        </w:rPr>
-      </w:pPr>
-    </w:p>
-    <w:p>
-      <w:pPr>
-        <w:spacing w:line="360" w:lineRule="auto"/>
-        <w:jc w:val="both"/>
-        <w:rPr>
-          <w:rFonts w:ascii="Times New Roman" w:hAnsi="Times New Roman" w:cs="Times New Roman"/>
-          <w:b/>
-          <w:bCs/>
-          <w:sz w:val="32"/>
-          <w:szCs w:val="32"/>
-        </w:rPr>
-      </w:pPr>
-    </w:p>
-    <w:p>
-      <w:pPr>
-        <w:spacing w:line="360" w:lineRule="auto"/>
-        <w:jc w:val="both"/>
-        <w:rPr>
-          <w:rFonts w:ascii="Times New Roman" w:hAnsi="Times New Roman" w:cs="Times New Roman"/>
-          <w:b/>
-          <w:bCs/>
-          <w:sz w:val="32"/>
-          <w:szCs w:val="32"/>
-        </w:rPr>
-      </w:pPr>
-    </w:p>
-    <w:p>
-      <w:pPr>
-        <w:spacing w:line="360" w:lineRule="auto"/>
-        <w:jc w:val="both"/>
-        <w:rPr>
-          <w:rFonts w:ascii="Times New Roman" w:hAnsi="Times New Roman" w:cs="Times New Roman"/>
-          <w:b/>
-          <w:bCs/>
-          <w:sz w:val="32"/>
-          <w:szCs w:val="32"/>
-        </w:rPr>
-      </w:pPr>
-    </w:p>
-    <w:p>
-      <w:pPr>
-        <w:spacing w:line="360" w:lineRule="auto"/>
-        <w:jc w:val="both"/>
-        <w:rPr>
-          <w:rFonts w:ascii="Times New Roman" w:hAnsi="Times New Roman" w:cs="Times New Roman"/>
-          <w:b/>
-          <w:bCs/>
-          <w:sz w:val="32"/>
-          <w:szCs w:val="32"/>
-        </w:rPr>
-      </w:pPr>
-    </w:p>
-    <w:p>
-      <w:pPr>
-        <w:spacing w:line="360" w:lineRule="auto"/>
-        <w:jc w:val="both"/>
-        <w:rPr>
-          <w:rFonts w:ascii="Times New Roman" w:hAnsi="Times New Roman" w:cs="Times New Roman"/>
-          <w:b/>
-          <w:bCs/>
-          <w:sz w:val="32"/>
-          <w:szCs w:val="32"/>
-        </w:rPr>
-      </w:pPr>
-    </w:p>
-    <w:p>
-      <w:pPr>
-        <w:spacing w:line="360" w:lineRule="auto"/>
-        <w:jc w:val="both"/>
-        <w:rPr>
-          <w:rFonts w:ascii="Times New Roman" w:hAnsi="Times New Roman" w:cs="Times New Roman"/>
-          <w:b/>
-          <w:bCs/>
-          <w:sz w:val="32"/>
-          <w:szCs w:val="32"/>
-        </w:rPr>
-      </w:pPr>
-    </w:p>
-    <w:p>
-      <w:pPr>
-        <w:pStyle w:val="Heading1"/>
-        <w:spacing w:line="360" w:lineRule="auto"/>
-        <w:jc w:val="both"/>
-        <w:rPr>
-          <w:rFonts w:ascii="Times New Roman" w:hAnsi="Times New Roman" w:cs="Times New Roman"/>
-          <w:b/>
-          <w:bCs/>
-          <w:sz w:val="32"/>
-          <w:szCs w:val="32"/>
-          <w:lang w:val="es-ES"/>
-        </w:rPr>
-      </w:pPr>
-      <w:bookmarkStart w:id="0" w:name="_Toc188115361"/>
-      <w:r>
-        <w:rPr>
-          <w:rFonts w:ascii="Times New Roman" w:hAnsi="Times New Roman" w:cs="Times New Roman"/>
-          <w:b/>
-          <w:bCs/>
-          <w:sz w:val="32"/>
-          <w:szCs w:val="32"/>
-          <w:lang w:val="es-ES"/>
-        </w:rPr>
-        <w:lastRenderedPageBreak/>
-        <w:t>I</w:t>
-      </w:r>
-      <w:r>
-        <w:rPr>
-          <w:rFonts w:ascii="Times New Roman" w:hAnsi="Times New Roman" w:cs="Times New Roman"/>
-          <w:b/>
-          <w:bCs/>
-          <w:sz w:val="32"/>
-          <w:szCs w:val="32"/>
-          <w:lang w:val="es-ES"/>
-        </w:rPr>
-        <w:t>ntroducción</w:t>
-      </w:r>
-      <w:bookmarkEnd w:id="0"/>
-    </w:p>
-    <w:p>
-      <w:pPr>
-        <w:spacing w:line="360" w:lineRule="auto"/>
-        <w:jc w:val="both"/>
-        <w:rPr>
-          <w:rFonts w:ascii="Times New Roman" w:hAnsi="Times New Roman" w:cs="Times New Roman"/>
-          <w:lang w:val="es-ES"/>
-        </w:rPr>
-      </w:pPr>
-      <w:r>
-        <w:rPr>
-          <w:rFonts w:ascii="Times New Roman" w:hAnsi="Times New Roman" w:cs="Times New Roman"/>
-          <w:lang w:val="es-ES"/>
-        </w:rPr>
-        <w:t>El proyecto surge como una iniciativa dentro del ámbito académico para desarrollar una aplicación web destinada a gestionar las actividades y la información de un campamento infantil.</w:t>
-      </w:r>
-    </w:p>
-    <w:p>
-      <w:pPr>
-        <w:spacing w:line="360" w:lineRule="auto"/>
-        <w:jc w:val="both"/>
-        <w:rPr>
-          <w:rFonts w:ascii="Times New Roman" w:hAnsi="Times New Roman" w:cs="Times New Roman"/>
-          <w:lang w:val="es-ES"/>
-        </w:rPr>
-      </w:pPr>
-    </w:p>
-    <w:p>
-      <w:pPr>
-        <w:spacing w:line="360" w:lineRule="auto"/>
-        <w:jc w:val="both"/>
-        <w:rPr>
-          <w:rFonts w:ascii="Times New Roman" w:hAnsi="Times New Roman" w:cs="Times New Roman"/>
-          <w:lang w:val="es-ES"/>
-        </w:rPr>
-      </w:pPr>
-      <w:r>
-        <w:rPr>
-          <w:rFonts w:ascii="Times New Roman" w:hAnsi="Times New Roman" w:cs="Times New Roman"/>
-          <w:lang w:val="es-ES"/>
-        </w:rPr>
-        <w:t xml:space="preserve">Con el objetivo de facilitar la administración y consulta de datos, este proyecto integra conocimientos de </w:t>
-      </w:r>
-      <w:r>
-        <w:rPr>
-          <w:rFonts w:ascii="Times New Roman" w:hAnsi="Times New Roman" w:cs="Times New Roman"/>
-          <w:b/>
-          <w:bCs/>
-          <w:lang w:val="es-ES"/>
-        </w:rPr>
-        <w:t>Diseño de Interfaces</w:t>
-      </w:r>
-      <w:r>
-        <w:rPr>
-          <w:rFonts w:ascii="Times New Roman" w:hAnsi="Times New Roman" w:cs="Times New Roman"/>
-          <w:lang w:val="es-ES"/>
-        </w:rPr>
-        <w:t xml:space="preserve">, </w:t>
-      </w:r>
-      <w:r>
-        <w:rPr>
-          <w:rFonts w:ascii="Times New Roman" w:hAnsi="Times New Roman" w:cs="Times New Roman"/>
-          <w:b/>
-          <w:bCs/>
-          <w:lang w:val="es-ES"/>
-        </w:rPr>
-        <w:t>Desarrollo en Entorno Cliente</w:t>
-      </w:r>
-      <w:r>
-        <w:rPr>
-          <w:rFonts w:ascii="Times New Roman" w:hAnsi="Times New Roman" w:cs="Times New Roman"/>
-          <w:lang w:val="es-ES"/>
-        </w:rPr>
-        <w:t xml:space="preserve">, </w:t>
-      </w:r>
-      <w:r>
-        <w:rPr>
-          <w:rFonts w:ascii="Times New Roman" w:hAnsi="Times New Roman" w:cs="Times New Roman"/>
-          <w:b/>
-          <w:bCs/>
-          <w:lang w:val="es-ES"/>
-        </w:rPr>
-        <w:t>Desarrollo en Entorno Servidor</w:t>
-      </w:r>
-      <w:r>
-        <w:rPr>
-          <w:rFonts w:ascii="Times New Roman" w:hAnsi="Times New Roman" w:cs="Times New Roman"/>
-          <w:lang w:val="es-ES"/>
-        </w:rPr>
-        <w:t xml:space="preserve"> y </w:t>
-      </w:r>
-      <w:r>
-        <w:rPr>
-          <w:rFonts w:ascii="Times New Roman" w:hAnsi="Times New Roman" w:cs="Times New Roman"/>
-          <w:b/>
-          <w:bCs/>
-          <w:lang w:val="es-ES"/>
-        </w:rPr>
-        <w:t>Despliegue de Aplicaciones Web</w:t>
-      </w:r>
-      <w:r>
-        <w:rPr>
-          <w:rFonts w:ascii="Times New Roman" w:hAnsi="Times New Roman" w:cs="Times New Roman"/>
-          <w:lang w:val="es-ES"/>
-        </w:rPr>
-        <w:t>.</w:t>
-      </w:r>
-    </w:p>
-    <w:p>
-      <w:pPr>
-        <w:spacing w:line="360" w:lineRule="auto"/>
-        <w:jc w:val="both"/>
-        <w:rPr>
-          <w:rFonts w:ascii="Times New Roman" w:hAnsi="Times New Roman" w:cs="Times New Roman"/>
-          <w:lang w:val="es-ES"/>
-        </w:rPr>
-      </w:pPr>
-    </w:p>
-    <w:p>
-      <w:pPr>
-        <w:spacing w:line="360" w:lineRule="auto"/>
-        <w:jc w:val="both"/>
-        <w:rPr>
-          <w:rFonts w:ascii="Times New Roman" w:hAnsi="Times New Roman" w:cs="Times New Roman"/>
-          <w:lang w:val="es-ES"/>
-        </w:rPr>
-      </w:pPr>
-      <w:r>
-        <w:rPr>
-          <w:rFonts w:ascii="Times New Roman" w:hAnsi="Times New Roman" w:cs="Times New Roman"/>
-          <w:lang w:val="es-ES"/>
-        </w:rPr>
-        <w:t>En su esencia, la aplicación busca ofrecer a los usuarios una plataforma intuitiva y funcional para manejar diversas actividades relacionadas con la organización del campamento. Desde la gestión de inscripciones hasta la comunicación con tutores legales y monitores, "Campamento Infantil" tiene como objetivo optimizar los procesos administrativos y mejorar la experiencia de los usuarios.</w:t>
-      </w:r>
-    </w:p>
-    <w:p>
-      <w:pPr>
-        <w:spacing w:line="360" w:lineRule="auto"/>
-        <w:jc w:val="both"/>
-        <w:rPr>
-          <w:rFonts w:ascii="Times New Roman" w:hAnsi="Times New Roman" w:cs="Times New Roman"/>
-          <w:lang w:val="es-ES"/>
-        </w:rPr>
-      </w:pPr>
-    </w:p>
-    <w:p>
-      <w:pPr>
-        <w:spacing w:line="360" w:lineRule="auto"/>
-        <w:jc w:val="both"/>
-        <w:rPr>
-          <w:rFonts w:ascii="Times New Roman" w:hAnsi="Times New Roman" w:cs="Times New Roman"/>
-          <w:lang w:val="es-ES"/>
-        </w:rPr>
-      </w:pPr>
-      <w:r>
-        <w:rPr>
-          <w:rFonts w:ascii="Times New Roman" w:hAnsi="Times New Roman" w:cs="Times New Roman"/>
-          <w:lang w:val="es-ES"/>
-        </w:rPr>
-        <w:t>Con una estructura bien definida, una arquitectura Modelo Vista Controlador y un enfoque en la usabilidad, este proyecto busca mejorar la gestión y el disfrute de las actividades en un entorno educativo y recreativo.</w:t>
-      </w:r>
-    </w:p>
-    <w:p>
-      <w:pPr>
-        <w:spacing w:line="360" w:lineRule="auto"/>
-        <w:jc w:val="both"/>
-        <w:rPr>
-          <w:rFonts w:ascii="Times New Roman" w:hAnsi="Times New Roman" w:cs="Times New Roman"/>
-          <w:lang w:val="es-ES"/>
-        </w:rPr>
-      </w:pPr>
-    </w:p>
-    <w:p>
-      <w:pPr>
-        <w:spacing w:line="360" w:lineRule="auto"/>
-        <w:jc w:val="both"/>
-        <w:rPr>
-          <w:rFonts w:ascii="Times New Roman" w:hAnsi="Times New Roman" w:cs="Times New Roman"/>
-          <w:lang w:val="es-ES"/>
-        </w:rPr>
-      </w:pPr>
-      <w:r>
-        <w:rPr>
-          <w:rFonts w:ascii="Times New Roman" w:hAnsi="Times New Roman" w:cs="Times New Roman"/>
-          <w:lang w:val="es-ES"/>
-        </w:rPr>
-        <w:t xml:space="preserve">Para ver el repositorio de la aplicación, acceda al siguiente </w:t>
-      </w:r>
-      <w:proofErr w:type="gramStart"/>
-      <w:r>
-        <w:rPr>
-          <w:rFonts w:ascii="Times New Roman" w:hAnsi="Times New Roman" w:cs="Times New Roman"/>
-          <w:lang w:val="es-ES"/>
-        </w:rPr>
-        <w:t>link</w:t>
-      </w:r>
-      <w:proofErr w:type="gramEnd"/>
-      <w:r>
-        <w:rPr>
-          <w:rFonts w:ascii="Times New Roman" w:hAnsi="Times New Roman" w:cs="Times New Roman"/>
-          <w:lang w:val="es-ES"/>
-        </w:rPr>
-        <w:t>:</w:t>
-      </w:r>
-    </w:p>
-    <w:p>
-      <w:pPr>
-        <w:spacing w:line="360" w:lineRule="auto"/>
-        <w:jc w:val="both"/>
-        <w:rPr>
-          <w:rFonts w:ascii="Times New Roman" w:hAnsi="Times New Roman" w:cs="Times New Roman"/>
-          <w:color w:val="156082" w:themeColor="accent1"/>
-          <w:lang w:val="es-ES"/>
-        </w:rPr>
-      </w:pPr>
-      <w:hyperlink r:id="rId6" w:history="1">
-        <w:r>
-          <w:rPr>
-            <w:rStyle w:val="Hyperlink"/>
-            <w:rFonts w:ascii="Times New Roman" w:hAnsi="Times New Roman" w:cs="Times New Roman"/>
-            <w:lang w:val="es-ES"/>
-          </w:rPr>
-          <w:t>https://github.com/DCV05/Proyecto-Integrador</w:t>
-        </w:r>
-      </w:hyperlink>
-    </w:p>
-    <w:p>
-      <w:pPr>
-        <w:spacing w:line="360" w:lineRule="auto"/>
-        <w:jc w:val="both"/>
-        <w:rPr>
-          <w:rFonts w:ascii="Times New Roman" w:hAnsi="Times New Roman" w:cs="Times New Roman"/>
-          <w:lang w:val="es-ES"/>
-        </w:rPr>
-      </w:pPr>
-    </w:p>
-    <w:p>
-      <w:pPr>
-        <w:spacing w:line="360" w:lineRule="auto"/>
-        <w:jc w:val="both"/>
-        <w:rPr>
-          <w:rFonts w:ascii="Times New Roman" w:hAnsi="Times New Roman" w:cs="Times New Roman"/>
-          <w:lang w:val="es-ES"/>
-        </w:rPr>
-      </w:pPr>
-    </w:p>
-    <w:p>
-      <w:pPr>
-        <w:spacing w:line="360" w:lineRule="auto"/>
-        <w:jc w:val="both"/>
-        <w:rPr>
-          <w:rFonts w:ascii="Times New Roman" w:hAnsi="Times New Roman" w:cs="Times New Roman"/>
-          <w:lang w:val="es-ES"/>
-        </w:rPr>
-      </w:pPr>
-    </w:p>
-    <w:p>
-      <w:pPr>
-        <w:spacing w:line="360" w:lineRule="auto"/>
-        <w:jc w:val="both"/>
-        <w:rPr>
-          <w:rFonts w:ascii="Times New Roman" w:hAnsi="Times New Roman" w:cs="Times New Roman"/>
-          <w:lang w:val="es-ES"/>
-        </w:rPr>
-      </w:pPr>
-    </w:p>
-    <w:p>
-      <w:pPr>
-        <w:spacing w:line="360" w:lineRule="auto"/>
-        <w:jc w:val="both"/>
-        <w:rPr>
-          <w:rFonts w:ascii="Times New Roman" w:hAnsi="Times New Roman" w:cs="Times New Roman"/>
-          <w:lang w:val="es-ES"/>
-        </w:rPr>
-      </w:pPr>
-    </w:p>
-    <w:p>
-      <w:pPr>
-        <w:spacing w:line="360" w:lineRule="auto"/>
-        <w:jc w:val="both"/>
-        <w:rPr>
-          <w:rFonts w:ascii="Times New Roman" w:hAnsi="Times New Roman" w:cs="Times New Roman"/>
-          <w:lang w:val="es-ES"/>
-        </w:rPr>
-      </w:pPr>
-    </w:p>
-    <w:p>
-      <w:pPr>
-        <w:spacing w:line="360" w:lineRule="auto"/>
-        <w:jc w:val="both"/>
-        <w:rPr>
-          <w:rFonts w:ascii="Times New Roman" w:hAnsi="Times New Roman" w:cs="Times New Roman"/>
-          <w:lang w:val="es-ES"/>
-        </w:rPr>
-      </w:pPr>
-    </w:p>
-    <w:p>
-      <w:pPr>
-        <w:spacing w:line="360" w:lineRule="auto"/>
-        <w:jc w:val="both"/>
-        <w:rPr>
-          <w:rFonts w:ascii="Times New Roman" w:hAnsi="Times New Roman" w:cs="Times New Roman"/>
-          <w:lang w:val="es-ES"/>
-        </w:rPr>
-      </w:pPr>
-    </w:p>
-    <w:p>
-      <w:pPr>
-        <w:spacing w:line="360" w:lineRule="auto"/>
-        <w:jc w:val="both"/>
-        <w:rPr>
-          <w:rFonts w:ascii="Times New Roman" w:hAnsi="Times New Roman" w:cs="Times New Roman"/>
-          <w:lang w:val="es-ES"/>
-        </w:rPr>
-      </w:pPr>
-    </w:p>
-    <w:p>
-      <w:pPr>
-        <w:spacing w:line="360" w:lineRule="auto"/>
-        <w:jc w:val="both"/>
-        <w:rPr>
-          <w:rFonts w:ascii="Times New Roman" w:hAnsi="Times New Roman" w:cs="Times New Roman"/>
-          <w:lang w:val="es-ES"/>
-        </w:rPr>
-      </w:pPr>
-    </w:p>
-    <w:p>
-      <w:pPr>
-        <w:spacing w:line="360" w:lineRule="auto"/>
-        <w:jc w:val="both"/>
-        <w:rPr>
-          <w:rFonts w:ascii="Times New Roman" w:hAnsi="Times New Roman" w:cs="Times New Roman"/>
-          <w:lang w:val="es-ES"/>
-        </w:rPr>
-      </w:pPr>
-    </w:p>
-    <w:p>
-      <w:pPr>
-        <w:spacing w:line="360" w:lineRule="auto"/>
-        <w:jc w:val="both"/>
-        <w:rPr>
-          <w:rFonts w:ascii="Times New Roman" w:hAnsi="Times New Roman" w:cs="Times New Roman"/>
-          <w:lang w:val="es-ES"/>
+        </w:rPr>
+      </w:pPr>
+    </w:p>
+    <w:p>
+      <w:pPr>
+        <w:spacing w:line="360" w:lineRule="auto"/>
+        <w:jc w:val="both"/>
+        <w:rPr>
+          <w:rFonts w:ascii="Times New Roman" w:hAnsi="Times New Roman" w:cs="Times New Roman"/>
+        </w:rPr>
+      </w:pPr>
+    </w:p>
+    <w:p>
+      <w:pPr>
+        <w:spacing w:line="360" w:lineRule="auto"/>
+        <w:jc w:val="both"/>
+        <w:rPr>
+          <w:rFonts w:ascii="Times New Roman" w:hAnsi="Times New Roman" w:cs="Times New Roman"/>
+        </w:rPr>
+      </w:pPr>
+    </w:p>
+    <w:p>
+      <w:pPr>
+        <w:spacing w:line="360" w:lineRule="auto"/>
+        <w:jc w:val="both"/>
+        <w:rPr>
+          <w:rFonts w:ascii="Times New Roman" w:hAnsi="Times New Roman" w:cs="Times New Roman"/>
+        </w:rPr>
+      </w:pPr>
+    </w:p>
+    <w:p>
+      <w:pPr>
+        <w:spacing w:line="360" w:lineRule="auto"/>
+        <w:jc w:val="both"/>
+        <w:rPr>
+          <w:rFonts w:ascii="Times New Roman" w:hAnsi="Times New Roman" w:cs="Times New Roman"/>
+        </w:rPr>
+      </w:pPr>
+    </w:p>
+    <w:p>
+      <w:pPr>
+        <w:spacing w:line="360" w:lineRule="auto"/>
+        <w:jc w:val="both"/>
+        <w:rPr>
+          <w:rFonts w:ascii="Times New Roman" w:hAnsi="Times New Roman" w:cs="Times New Roman"/>
+        </w:rPr>
+      </w:pPr>
+    </w:p>
+    <w:p>
+      <w:pPr>
+        <w:spacing w:line="360" w:lineRule="auto"/>
+        <w:jc w:val="both"/>
+        <w:rPr>
+          <w:rFonts w:ascii="Times New Roman" w:hAnsi="Times New Roman" w:cs="Times New Roman"/>
+        </w:rPr>
+      </w:pPr>
+    </w:p>
+    <w:p>
+      <w:pPr>
+        <w:spacing w:line="360" w:lineRule="auto"/>
+        <w:jc w:val="both"/>
+        <w:rPr>
+          <w:rFonts w:ascii="Times New Roman" w:hAnsi="Times New Roman" w:cs="Times New Roman"/>
+        </w:rPr>
+      </w:pPr>
+    </w:p>
+    <w:p>
+      <w:pPr>
+        <w:spacing w:line="360" w:lineRule="auto"/>
+        <w:jc w:val="both"/>
+        <w:rPr>
+          <w:rFonts w:ascii="Times New Roman" w:hAnsi="Times New Roman" w:cs="Times New Roman"/>
+        </w:rPr>
+      </w:pPr>
+    </w:p>
+    <w:p>
+      <w:pPr>
+        <w:spacing w:line="360" w:lineRule="auto"/>
+        <w:jc w:val="both"/>
+        <w:rPr>
+          <w:rFonts w:ascii="Times New Roman" w:hAnsi="Times New Roman" w:cs="Times New Roman"/>
+        </w:rPr>
+      </w:pPr>
+    </w:p>
+    <w:p>
+      <w:pPr>
+        <w:spacing w:line="360" w:lineRule="auto"/>
+        <w:jc w:val="both"/>
+        <w:rPr>
+          <w:rFonts w:ascii="Times New Roman" w:hAnsi="Times New Roman" w:cs="Times New Roman"/>
+        </w:rPr>
+      </w:pPr>
+    </w:p>
+    <w:p>
+      <w:pPr>
+        <w:spacing w:line="360" w:lineRule="auto"/>
+        <w:jc w:val="both"/>
+        <w:rPr>
+          <w:rFonts w:ascii="Times New Roman" w:hAnsi="Times New Roman" w:cs="Times New Roman"/>
+        </w:rPr>
+      </w:pPr>
+    </w:p>
+    <w:p>
+      <w:pPr>
+        <w:spacing w:line="360" w:lineRule="auto"/>
+        <w:jc w:val="both"/>
+        <w:rPr>
+          <w:rFonts w:ascii="Times New Roman" w:hAnsi="Times New Roman" w:cs="Times New Roman"/>
+        </w:rPr>
+      </w:pPr>
+    </w:p>
+    <w:p>
+      <w:pPr>
+        <w:spacing w:line="360" w:lineRule="auto"/>
+        <w:jc w:val="both"/>
+        <w:rPr>
+          <w:rFonts w:ascii="Times New Roman" w:hAnsi="Times New Roman" w:cs="Times New Roman"/>
+        </w:rPr>
+      </w:pPr>
+    </w:p>
+    <w:p>
+      <w:pPr>
+        <w:spacing w:line="360" w:lineRule="auto"/>
+        <w:jc w:val="both"/>
+        <w:rPr>
+          <w:rFonts w:ascii="Times New Roman" w:hAnsi="Times New Roman" w:cs="Times New Roman"/>
+        </w:rPr>
+      </w:pPr>
+    </w:p>
+    <w:p>
+      <w:pPr>
+        <w:spacing w:line="360" w:lineRule="auto"/>
+        <w:jc w:val="both"/>
+        <w:rPr>
+          <w:rFonts w:ascii="Times New Roman" w:hAnsi="Times New Roman" w:cs="Times New Roman"/>
+        </w:rPr>
+      </w:pPr>
+    </w:p>
+    <w:p>
+      <w:pPr>
+        <w:spacing w:line="360" w:lineRule="auto"/>
+        <w:jc w:val="both"/>
+        <w:rPr>
+          <w:rFonts w:ascii="Times New Roman" w:hAnsi="Times New Roman" w:cs="Times New Roman"/>
+        </w:rPr>
+      </w:pPr>
+    </w:p>
+    <w:p>
+      <w:pPr>
+        <w:spacing w:line="360" w:lineRule="auto"/>
+        <w:jc w:val="both"/>
+        <w:rPr>
+          <w:rFonts w:ascii="Times New Roman" w:hAnsi="Times New Roman" w:cs="Times New Roman"/>
+        </w:rPr>
+      </w:pPr>
+    </w:p>
+    <w:p>
+      <w:pPr>
+        <w:spacing w:line="360" w:lineRule="auto"/>
+        <w:jc w:val="both"/>
+        <w:rPr>
+          <w:rFonts w:ascii="Times New Roman" w:hAnsi="Times New Roman" w:cs="Times New Roman"/>
         </w:rPr>
       </w:pPr>
     </w:p>
@@ -1278,7 +2342,7 @@
           <w:szCs w:val="28"/>
         </w:rPr>
       </w:pPr>
-      <w:bookmarkStart w:id="1" w:name="_Toc188115362"/>
+      <w:bookmarkStart w:id="2" w:name="_Toc188724594"/>
       <w:proofErr w:type="spellStart"/>
       <w:r>
         <w:rPr>
@@ -1288,9 +2352,9 @@
           <w:sz w:val="28"/>
           <w:szCs w:val="28"/>
         </w:rPr>
-        <w:lastRenderedPageBreak/>
-        <w:t>M</w:t>
-      </w:r>
+        <w:t>Módulos</w:t>
+      </w:r>
+      <w:proofErr w:type="spellEnd"/>
       <w:r>
         <w:rPr>
           <w:rFonts w:ascii="Times New Roman" w:hAnsi="Times New Roman" w:cs="Times New Roman"/>
@@ -1299,9 +2363,9 @@
           <w:sz w:val="28"/>
           <w:szCs w:val="28"/>
         </w:rPr>
-        <w:t>ódulos</w:t>
-      </w:r>
-      <w:proofErr w:type="spellEnd"/>
+        <w:t xml:space="preserve"> </w:t>
+      </w:r>
+      <w:proofErr w:type="spellStart"/>
       <w:r>
         <w:rPr>
           <w:rFonts w:ascii="Times New Roman" w:hAnsi="Times New Roman" w:cs="Times New Roman"/>
@@ -1310,9 +2374,9 @@
           <w:sz w:val="28"/>
           <w:szCs w:val="28"/>
         </w:rPr>
-        <w:t xml:space="preserve"> </w:t>
-      </w:r>
-      <w:proofErr w:type="spellStart"/>
+        <w:t>formativos</w:t>
+      </w:r>
+      <w:proofErr w:type="spellEnd"/>
       <w:r>
         <w:rPr>
           <w:rFonts w:ascii="Times New Roman" w:hAnsi="Times New Roman" w:cs="Times New Roman"/>
@@ -1321,9 +2385,9 @@
           <w:sz w:val="28"/>
           <w:szCs w:val="28"/>
         </w:rPr>
-        <w:t>formativos</w:t>
-      </w:r>
-      <w:proofErr w:type="spellEnd"/>
+        <w:t xml:space="preserve"> </w:t>
+      </w:r>
+      <w:proofErr w:type="spellStart"/>
       <w:r>
         <w:rPr>
           <w:rFonts w:ascii="Times New Roman" w:hAnsi="Times New Roman" w:cs="Times New Roman"/>
@@ -1332,20 +2396,9 @@
           <w:sz w:val="28"/>
           <w:szCs w:val="28"/>
         </w:rPr>
-        <w:t xml:space="preserve"> </w:t>
-      </w:r>
-      <w:proofErr w:type="spellStart"/>
-      <w:r>
-        <w:rPr>
-          <w:rFonts w:ascii="Times New Roman" w:hAnsi="Times New Roman" w:cs="Times New Roman"/>
-          <w:b/>
-          <w:bCs/>
-          <w:sz w:val="28"/>
-          <w:szCs w:val="28"/>
-        </w:rPr>
         <w:t>incluidos</w:t>
       </w:r>
-      <w:bookmarkEnd w:id="1"/>
+      <w:bookmarkEnd w:id="2"/>
       <w:proofErr w:type="spellEnd"/>
     </w:p>
     <w:p>
@@ -1375,14 +2428,7 @@
           <w:rFonts w:ascii="Times New Roman" w:hAnsi="Times New Roman" w:cs="Times New Roman"/>
           <w:lang w:val="es-ES"/>
         </w:rPr>
-        <w:t xml:space="preserve">: </w:t>
-      </w:r>
-      <w:r>
-        <w:rPr>
-          <w:rFonts w:ascii="Times New Roman" w:hAnsi="Times New Roman" w:cs="Times New Roman"/>
-          <w:lang w:val="es-ES"/>
-        </w:rPr>
-        <w:t xml:space="preserve">Aplicación de técnicas de diseño centradas en el usuario (UX), basadas en las leyes de usabilidad aprendidas. Para la creación de prototipos y maquetas de las interfaces, se utiliza </w:t>
+        <w:t xml:space="preserve">: Aplicación de técnicas de diseño centradas en el usuario (UX), basadas en las leyes de usabilidad aprendidas. Para la creación de prototipos y maquetas de las interfaces, se utiliza </w:t>
       </w:r>
       <w:proofErr w:type="spellStart"/>
       <w:r>
@@ -1442,14 +2488,7 @@
           <w:rFonts w:ascii="Times New Roman" w:hAnsi="Times New Roman" w:cs="Times New Roman"/>
           <w:lang w:val="es-ES"/>
         </w:rPr>
-        <w:t xml:space="preserve">: </w:t>
-      </w:r>
-      <w:r>
-        <w:rPr>
-          <w:rFonts w:ascii="Times New Roman" w:hAnsi="Times New Roman" w:cs="Times New Roman"/>
-          <w:lang w:val="es-ES"/>
-        </w:rPr>
-        <w:t>Uso de jQuery y sus métodos para realizar validaciones en tiempo real, garantizando una interacción fluida con los formularios. Estas validaciones incluyen comprobaciones inmediatas al interactuar con los campos y mensajes de error dinámicos que se presentan junto a los elementos afectados.</w:t>
+        <w:t>: Uso de jQuery y sus métodos para realizar validaciones en tiempo real, garantizando una interacción fluida con los formularios. Estas validaciones incluyen comprobaciones inmediatas al interactuar con los campos y mensajes de error dinámicos que se presentan junto a los elementos afectados.</w:t>
       </w:r>
     </w:p>
     <w:p>
@@ -1494,20 +2533,14 @@
           <w:rFonts w:ascii="Times New Roman" w:hAnsi="Times New Roman" w:cs="Times New Roman"/>
           <w:lang w:val="es-ES"/>
         </w:rPr>
-        <w:t xml:space="preserve">: </w:t>
-      </w:r>
-      <w:r>
-        <w:rPr>
-          <w:rFonts w:ascii="Times New Roman" w:hAnsi="Times New Roman" w:cs="Times New Roman"/>
-          <w:lang w:val="es-ES"/>
-        </w:rPr>
-        <w:t xml:space="preserve">Implementación de la lógica de la aplicación utilizando PHP y conexión a bases de datos MySQL mediante la extensión </w:t>
+        <w:t xml:space="preserve">: Implementación de la lógica de la aplicación utilizando PHP y conexión a bases de datos MySQL mediante la extensión </w:t>
       </w:r>
       <w:proofErr w:type="spellStart"/>
       <w:r>
         <w:rPr>
-          <w:rFonts w:ascii="Consolas" w:hAnsi="Consolas" w:cs="Consolas"/>
-          <w:highlight w:val="yellow"/>
+          <w:rFonts w:ascii="Times New Roman" w:hAnsi="Times New Roman" w:cs="Times New Roman"/>
+          <w:b/>
+          <w:bCs/>
           <w:lang w:val="es-ES"/>
         </w:rPr>
         <w:t>mysqli</w:t>
@@ -1562,19 +2595,13 @@
           <w:rFonts w:ascii="Times New Roman" w:hAnsi="Times New Roman" w:cs="Times New Roman"/>
           <w:lang w:val="es-ES"/>
         </w:rPr>
-        <w:t xml:space="preserve">: </w:t>
-      </w:r>
-      <w:r>
-        <w:rPr>
-          <w:rFonts w:ascii="Times New Roman" w:hAnsi="Times New Roman" w:cs="Times New Roman"/>
-          <w:lang w:val="es-ES"/>
-        </w:rPr>
-        <w:t xml:space="preserve">Configuración y gestión del servidor Apache utilizando las configuraciones aprendidas en clase, incluyendo el uso de archivos </w:t>
-      </w:r>
-      <w:r>
-        <w:rPr>
-          <w:rFonts w:ascii="Consolas" w:hAnsi="Consolas" w:cs="Consolas"/>
-          <w:highlight w:val="yellow"/>
+        <w:t xml:space="preserve">: Configuración y gestión del servidor Apache utilizando las configuraciones aprendidas en clase, incluyendo el uso de archivos </w:t>
+      </w:r>
+      <w:r>
+        <w:rPr>
+          <w:rFonts w:ascii="Times New Roman" w:hAnsi="Times New Roman" w:cs="Times New Roman"/>
+          <w:b/>
+          <w:bCs/>
           <w:lang w:val="es-ES"/>
         </w:rPr>
         <w:t>.</w:t>
@@ -1582,8 +2609,9 @@
       <w:proofErr w:type="spellStart"/>
       <w:r>
         <w:rPr>
-          <w:rFonts w:ascii="Consolas" w:hAnsi="Consolas" w:cs="Consolas"/>
-          <w:highlight w:val="yellow"/>
+          <w:rFonts w:ascii="Times New Roman" w:hAnsi="Times New Roman" w:cs="Times New Roman"/>
+          <w:b/>
+          <w:bCs/>
           <w:lang w:val="es-ES"/>
         </w:rPr>
         <w:t>htaccess</w:t>
@@ -1594,29 +2622,219 @@
           <w:rFonts w:ascii="Times New Roman" w:hAnsi="Times New Roman" w:cs="Times New Roman"/>
           <w:lang w:val="es-ES"/>
         </w:rPr>
-        <w:t xml:space="preserve"> para la gestión de rutas y control de accesos. Además, se emplea Docker para crear un entorno de desarrollo estandarizado, optimizando la compatibilidad y el despliegue del </w:t>
-      </w:r>
-      <w:r>
-        <w:rPr>
-          <w:rFonts w:ascii="Times New Roman" w:hAnsi="Times New Roman" w:cs="Times New Roman"/>
-          <w:lang w:val="es-ES"/>
-        </w:rPr>
-        <w:t>p</w:t>
-      </w:r>
-      <w:r>
-        <w:rPr>
-          <w:rFonts w:ascii="Times New Roman" w:hAnsi="Times New Roman" w:cs="Times New Roman"/>
-          <w:lang w:val="es-ES"/>
-        </w:rPr>
-        <w:t xml:space="preserve">royecto al servidor </w:t>
-      </w:r>
-      <w:r>
-        <w:rPr>
-          <w:rFonts w:ascii="Times New Roman" w:hAnsi="Times New Roman" w:cs="Times New Roman"/>
-          <w:lang w:val="es-ES"/>
-        </w:rPr>
-        <w:t>de producción</w:t>
-      </w:r>
+        <w:t xml:space="preserve"> para la gestión de rutas y control de accesos. Además, se emplea Docker para crear un entorno de desarrollo, optimizando la compatibilidad y el despliegue del proyecto al servidor de producción.</w:t>
+      </w:r>
+    </w:p>
+    <w:p>
+      <w:pPr>
+        <w:pStyle w:val="ListParagraph"/>
+        <w:jc w:val="both"/>
+        <w:rPr>
+          <w:rFonts w:ascii="Times New Roman" w:hAnsi="Times New Roman" w:cs="Times New Roman"/>
+          <w:lang w:val="es-ES"/>
+        </w:rPr>
+      </w:pPr>
+    </w:p>
+    <w:p>
+      <w:pPr>
+        <w:numPr>
+          <w:ilvl w:val="0"/>
+          <w:numId w:val="1"/>
+        </w:numPr>
+        <w:tabs>
+          <w:tab w:val="num" w:pos="720"/>
+        </w:tabs>
+        <w:spacing w:line="360" w:lineRule="auto"/>
+        <w:jc w:val="both"/>
+        <w:rPr>
+          <w:rFonts w:ascii="Times New Roman" w:hAnsi="Times New Roman" w:cs="Times New Roman"/>
+          <w:lang w:val="es-ES"/>
+        </w:rPr>
+      </w:pPr>
+      <w:r>
+        <w:rPr>
+          <w:rFonts w:ascii="Times New Roman" w:hAnsi="Times New Roman" w:cs="Times New Roman"/>
+          <w:b/>
+          <w:bCs/>
+          <w:lang w:val="es-ES"/>
+        </w:rPr>
+        <w:t>Entornos de desarrollo:</w:t>
+      </w:r>
+      <w:r>
+        <w:rPr>
+          <w:rFonts w:ascii="Times New Roman" w:hAnsi="Times New Roman" w:cs="Times New Roman"/>
+          <w:lang w:val="es-ES"/>
+        </w:rPr>
+        <w:t xml:space="preserve"> Uso de tecnologías como Git y GitHub para mantener un historial de cambios coherente y un repositorio con </w:t>
+      </w:r>
+      <w:proofErr w:type="spellStart"/>
+      <w:r>
+        <w:rPr>
+          <w:rFonts w:ascii="Times New Roman" w:hAnsi="Times New Roman" w:cs="Times New Roman"/>
+          <w:lang w:val="es-ES"/>
+        </w:rPr>
+        <w:t>backups</w:t>
+      </w:r>
+      <w:proofErr w:type="spellEnd"/>
+      <w:r>
+        <w:rPr>
+          <w:rFonts w:ascii="Times New Roman" w:hAnsi="Times New Roman" w:cs="Times New Roman"/>
+          <w:lang w:val="es-ES"/>
+        </w:rPr>
+        <w:t xml:space="preserve"> con el código de la aplicación en el caso de que ocurra algún tipo de error que borre el código o los recursos utilizados dentro del sistema.</w:t>
+      </w:r>
+    </w:p>
+    <w:p>
+      <w:pPr>
+        <w:pStyle w:val="ListParagraph"/>
+        <w:rPr>
+          <w:rFonts w:ascii="Times New Roman" w:hAnsi="Times New Roman" w:cs="Times New Roman"/>
+          <w:lang w:val="es-ES"/>
+        </w:rPr>
+      </w:pPr>
+    </w:p>
+    <w:p>
+      <w:pPr>
+        <w:numPr>
+          <w:ilvl w:val="0"/>
+          <w:numId w:val="1"/>
+        </w:numPr>
+        <w:tabs>
+          <w:tab w:val="num" w:pos="720"/>
+        </w:tabs>
+        <w:spacing w:line="360" w:lineRule="auto"/>
+        <w:jc w:val="both"/>
+        <w:rPr>
+          <w:rFonts w:ascii="Times New Roman" w:hAnsi="Times New Roman" w:cs="Times New Roman"/>
+          <w:lang w:val="es-ES"/>
+        </w:rPr>
+      </w:pPr>
+      <w:r>
+        <w:rPr>
+          <w:rFonts w:ascii="Times New Roman" w:hAnsi="Times New Roman" w:cs="Times New Roman"/>
+          <w:b/>
+          <w:bCs/>
+          <w:lang w:val="es-ES"/>
+        </w:rPr>
+        <w:t>Lenguaje de marcas:</w:t>
+      </w:r>
+      <w:r>
+        <w:rPr>
+          <w:rFonts w:ascii="Times New Roman" w:hAnsi="Times New Roman" w:cs="Times New Roman"/>
+          <w:lang w:val="es-ES"/>
+        </w:rPr>
+        <w:t xml:space="preserve"> Uso de HTML y CSS para el desarrollo de la estructura y estética de la aplicación. Implementación de JavaScript para programar el comportamiento de la página.</w:t>
+      </w:r>
+    </w:p>
+    <w:p>
+      <w:pPr>
+        <w:pStyle w:val="ListParagraph"/>
+        <w:rPr>
+          <w:rFonts w:ascii="Times New Roman" w:hAnsi="Times New Roman" w:cs="Times New Roman"/>
+          <w:lang w:val="es-ES"/>
+        </w:rPr>
+      </w:pPr>
+    </w:p>
+    <w:p>
+      <w:pPr>
+        <w:numPr>
+          <w:ilvl w:val="0"/>
+          <w:numId w:val="1"/>
+        </w:numPr>
+        <w:tabs>
+          <w:tab w:val="num" w:pos="720"/>
+        </w:tabs>
+        <w:spacing w:line="360" w:lineRule="auto"/>
+        <w:jc w:val="both"/>
+        <w:rPr>
+          <w:rFonts w:ascii="Times New Roman" w:hAnsi="Times New Roman" w:cs="Times New Roman"/>
+          <w:lang w:val="es-ES"/>
+        </w:rPr>
+      </w:pPr>
+      <w:r>
+        <w:rPr>
+          <w:rFonts w:ascii="Times New Roman" w:hAnsi="Times New Roman" w:cs="Times New Roman"/>
+          <w:b/>
+          <w:bCs/>
+          <w:lang w:val="es-ES"/>
+        </w:rPr>
+        <w:lastRenderedPageBreak/>
+        <w:t>Bases de datos:</w:t>
+      </w:r>
+      <w:r>
+        <w:rPr>
+          <w:rFonts w:ascii="Times New Roman" w:hAnsi="Times New Roman" w:cs="Times New Roman"/>
+          <w:lang w:val="es-ES"/>
+        </w:rPr>
+        <w:t xml:space="preserve"> Desarrollo de bases de datos relacionales (MySQL) para guardar los datos de la aplicación.</w:t>
+      </w:r>
+    </w:p>
+    <w:p>
+      <w:pPr>
+        <w:pStyle w:val="ListParagraph"/>
+        <w:rPr>
+          <w:rFonts w:ascii="Times New Roman" w:hAnsi="Times New Roman" w:cs="Times New Roman"/>
+          <w:lang w:val="es-ES"/>
+        </w:rPr>
+      </w:pPr>
+    </w:p>
+    <w:p>
+      <w:pPr>
+        <w:numPr>
+          <w:ilvl w:val="0"/>
+          <w:numId w:val="1"/>
+        </w:numPr>
+        <w:tabs>
+          <w:tab w:val="num" w:pos="720"/>
+        </w:tabs>
+        <w:spacing w:line="360" w:lineRule="auto"/>
+        <w:jc w:val="both"/>
+        <w:rPr>
+          <w:rFonts w:ascii="Times New Roman" w:hAnsi="Times New Roman" w:cs="Times New Roman"/>
+          <w:lang w:val="es-ES"/>
+        </w:rPr>
+      </w:pPr>
+      <w:r>
+        <w:rPr>
+          <w:rFonts w:ascii="Times New Roman" w:hAnsi="Times New Roman" w:cs="Times New Roman"/>
+          <w:b/>
+          <w:bCs/>
+          <w:lang w:val="es-ES"/>
+        </w:rPr>
+        <w:t>Programación:</w:t>
+      </w:r>
+      <w:r>
+        <w:rPr>
+          <w:rFonts w:ascii="Times New Roman" w:hAnsi="Times New Roman" w:cs="Times New Roman"/>
+          <w:lang w:val="es-ES"/>
+        </w:rPr>
+        <w:t xml:space="preserve"> Implementación de la lógica, estructura de ficheros y programación orientada a objetos inspirada en Java. Conexión con MySQL y </w:t>
+      </w:r>
+      <w:proofErr w:type="spellStart"/>
+      <w:r>
+        <w:rPr>
+          <w:rFonts w:ascii="Times New Roman" w:hAnsi="Times New Roman" w:cs="Times New Roman"/>
+          <w:lang w:val="es-ES"/>
+        </w:rPr>
+        <w:t>prepared</w:t>
+      </w:r>
+      <w:proofErr w:type="spellEnd"/>
+      <w:r>
+        <w:rPr>
+          <w:rFonts w:ascii="Times New Roman" w:hAnsi="Times New Roman" w:cs="Times New Roman"/>
+          <w:lang w:val="es-ES"/>
+        </w:rPr>
+        <w:t xml:space="preserve"> </w:t>
+      </w:r>
+      <w:proofErr w:type="spellStart"/>
+      <w:r>
+        <w:rPr>
+          <w:rFonts w:ascii="Times New Roman" w:hAnsi="Times New Roman" w:cs="Times New Roman"/>
+          <w:lang w:val="es-ES"/>
+        </w:rPr>
+        <w:t>statements</w:t>
+      </w:r>
+      <w:proofErr w:type="spellEnd"/>
       <w:r>
         <w:rPr>
           <w:rFonts w:ascii="Times New Roman" w:hAnsi="Times New Roman" w:cs="Times New Roman"/>
@@ -1624,6 +2842,185 @@
         </w:rPr>
         <w:t>.</w:t>
       </w:r>
+    </w:p>
+    <w:p>
+      <w:pPr>
+        <w:pStyle w:val="ListParagraph"/>
+        <w:rPr>
+          <w:rFonts w:ascii="Times New Roman" w:hAnsi="Times New Roman" w:cs="Times New Roman"/>
+          <w:lang w:val="es-ES"/>
+        </w:rPr>
+      </w:pPr>
+    </w:p>
+    <w:p>
+      <w:pPr>
+        <w:numPr>
+          <w:ilvl w:val="0"/>
+          <w:numId w:val="1"/>
+        </w:numPr>
+        <w:tabs>
+          <w:tab w:val="num" w:pos="720"/>
+        </w:tabs>
+        <w:spacing w:line="360" w:lineRule="auto"/>
+        <w:jc w:val="both"/>
+        <w:rPr>
+          <w:rFonts w:ascii="Times New Roman" w:hAnsi="Times New Roman" w:cs="Times New Roman"/>
+          <w:lang w:val="es-ES"/>
+        </w:rPr>
+      </w:pPr>
+      <w:r>
+        <w:rPr>
+          <w:rFonts w:ascii="Times New Roman" w:hAnsi="Times New Roman" w:cs="Times New Roman"/>
+          <w:b/>
+          <w:bCs/>
+          <w:lang w:val="es-ES"/>
+        </w:rPr>
+        <w:t>Sistemas informáticos:</w:t>
+      </w:r>
+      <w:r>
+        <w:rPr>
+          <w:rFonts w:ascii="Times New Roman" w:hAnsi="Times New Roman" w:cs="Times New Roman"/>
+          <w:lang w:val="es-ES"/>
+        </w:rPr>
+        <w:t xml:space="preserve"> Uso de Linux como sistema operativo principal del proyecto. Instalación de MySQL y Apache para su uso en la aplicación. Navegación de directorios y modificación de ficheros mediante </w:t>
+      </w:r>
+      <w:proofErr w:type="spellStart"/>
+      <w:r>
+        <w:rPr>
+          <w:rFonts w:ascii="Times New Roman" w:hAnsi="Times New Roman" w:cs="Times New Roman"/>
+          <w:b/>
+          <w:bCs/>
+          <w:lang w:val="es-ES"/>
+        </w:rPr>
+        <w:t>Bash</w:t>
+      </w:r>
+      <w:proofErr w:type="spellEnd"/>
+      <w:r>
+        <w:rPr>
+          <w:rFonts w:ascii="Times New Roman" w:hAnsi="Times New Roman" w:cs="Times New Roman"/>
+          <w:lang w:val="es-ES"/>
+        </w:rPr>
+        <w:t>.</w:t>
+      </w:r>
+    </w:p>
+    <w:p>
+      <w:pPr>
+        <w:pStyle w:val="ListParagraph"/>
+        <w:rPr>
+          <w:rFonts w:ascii="Times New Roman" w:hAnsi="Times New Roman" w:cs="Times New Roman"/>
+          <w:lang w:val="es-ES"/>
+        </w:rPr>
+      </w:pPr>
+    </w:p>
+    <w:p>
+      <w:pPr>
+        <w:spacing w:line="360" w:lineRule="auto"/>
+        <w:jc w:val="both"/>
+        <w:rPr>
+          <w:rFonts w:ascii="Times New Roman" w:hAnsi="Times New Roman" w:cs="Times New Roman"/>
+          <w:lang w:val="es-ES"/>
+        </w:rPr>
+      </w:pPr>
+    </w:p>
+    <w:p>
+      <w:pPr>
+        <w:spacing w:line="360" w:lineRule="auto"/>
+        <w:jc w:val="both"/>
+        <w:rPr>
+          <w:rFonts w:ascii="Times New Roman" w:hAnsi="Times New Roman" w:cs="Times New Roman"/>
+          <w:lang w:val="es-ES"/>
+        </w:rPr>
+      </w:pPr>
+    </w:p>
+    <w:p>
+      <w:pPr>
+        <w:spacing w:line="360" w:lineRule="auto"/>
+        <w:jc w:val="both"/>
+        <w:rPr>
+          <w:rFonts w:ascii="Times New Roman" w:hAnsi="Times New Roman" w:cs="Times New Roman"/>
+          <w:lang w:val="es-ES"/>
+        </w:rPr>
+      </w:pPr>
+    </w:p>
+    <w:p>
+      <w:pPr>
+        <w:spacing w:line="360" w:lineRule="auto"/>
+        <w:jc w:val="both"/>
+        <w:rPr>
+          <w:rFonts w:ascii="Times New Roman" w:hAnsi="Times New Roman" w:cs="Times New Roman"/>
+          <w:lang w:val="es-ES"/>
+        </w:rPr>
+      </w:pPr>
+    </w:p>
+    <w:p>
+      <w:pPr>
+        <w:spacing w:line="360" w:lineRule="auto"/>
+        <w:jc w:val="both"/>
+        <w:rPr>
+          <w:rFonts w:ascii="Times New Roman" w:hAnsi="Times New Roman" w:cs="Times New Roman"/>
+          <w:lang w:val="es-ES"/>
+        </w:rPr>
+      </w:pPr>
+    </w:p>
+    <w:p>
+      <w:pPr>
+        <w:spacing w:line="360" w:lineRule="auto"/>
+        <w:jc w:val="both"/>
+        <w:rPr>
+          <w:rFonts w:ascii="Times New Roman" w:hAnsi="Times New Roman" w:cs="Times New Roman"/>
+          <w:lang w:val="es-ES"/>
+        </w:rPr>
+      </w:pPr>
+    </w:p>
+    <w:p>
+      <w:pPr>
+        <w:spacing w:line="360" w:lineRule="auto"/>
+        <w:jc w:val="both"/>
+        <w:rPr>
+          <w:rFonts w:ascii="Times New Roman" w:hAnsi="Times New Roman" w:cs="Times New Roman"/>
+          <w:lang w:val="es-ES"/>
+        </w:rPr>
+      </w:pPr>
+    </w:p>
+    <w:p>
+      <w:pPr>
+        <w:spacing w:line="360" w:lineRule="auto"/>
+        <w:jc w:val="both"/>
+        <w:rPr>
+          <w:rFonts w:ascii="Times New Roman" w:hAnsi="Times New Roman" w:cs="Times New Roman"/>
+          <w:lang w:val="es-ES"/>
+        </w:rPr>
+      </w:pPr>
+    </w:p>
+    <w:p>
+      <w:pPr>
+        <w:spacing w:line="360" w:lineRule="auto"/>
+        <w:jc w:val="both"/>
+        <w:rPr>
+          <w:rFonts w:ascii="Times New Roman" w:hAnsi="Times New Roman" w:cs="Times New Roman"/>
+          <w:lang w:val="es-ES"/>
+        </w:rPr>
+      </w:pPr>
+    </w:p>
+    <w:p>
+      <w:pPr>
+        <w:spacing w:line="360" w:lineRule="auto"/>
+        <w:jc w:val="both"/>
+        <w:rPr>
+          <w:rFonts w:ascii="Times New Roman" w:hAnsi="Times New Roman" w:cs="Times New Roman"/>
+          <w:lang w:val="es-ES"/>
+        </w:rPr>
+      </w:pPr>
+    </w:p>
+    <w:p>
+      <w:pPr>
+        <w:spacing w:line="360" w:lineRule="auto"/>
+        <w:jc w:val="both"/>
+        <w:rPr>
+          <w:rFonts w:ascii="Times New Roman" w:hAnsi="Times New Roman" w:cs="Times New Roman"/>
+          <w:lang w:val="es-ES"/>
+        </w:rPr>
+      </w:pPr>
     </w:p>
     <w:p>
       <w:pPr>
@@ -1646,10 +3043,135 @@
           <w:bCs/>
           <w:sz w:val="28"/>
           <w:szCs w:val="28"/>
-        </w:rPr>
-      </w:pPr>
-      <w:bookmarkStart w:id="2" w:name="_Toc188115363"/>
-      <w:r>
+          <w:lang w:val="es-ES"/>
+        </w:rPr>
+      </w:pPr>
+    </w:p>
+    <w:p>
+      <w:pPr>
+        <w:spacing w:line="360" w:lineRule="auto"/>
+        <w:jc w:val="both"/>
+        <w:rPr>
+          <w:rFonts w:ascii="Times New Roman" w:hAnsi="Times New Roman" w:cs="Times New Roman"/>
+          <w:lang w:val="es-ES"/>
+        </w:rPr>
+      </w:pPr>
+    </w:p>
+    <w:p>
+      <w:pPr>
+        <w:spacing w:line="360" w:lineRule="auto"/>
+        <w:jc w:val="both"/>
+        <w:rPr>
+          <w:rFonts w:ascii="Times New Roman" w:hAnsi="Times New Roman" w:cs="Times New Roman"/>
+          <w:lang w:val="es-ES"/>
+        </w:rPr>
+      </w:pPr>
+    </w:p>
+    <w:p>
+      <w:pPr>
+        <w:spacing w:line="360" w:lineRule="auto"/>
+        <w:jc w:val="both"/>
+        <w:rPr>
+          <w:rFonts w:ascii="Times New Roman" w:hAnsi="Times New Roman" w:cs="Times New Roman"/>
+          <w:lang w:val="es-ES"/>
+        </w:rPr>
+      </w:pPr>
+    </w:p>
+    <w:p>
+      <w:pPr>
+        <w:spacing w:line="360" w:lineRule="auto"/>
+        <w:jc w:val="both"/>
+        <w:rPr>
+          <w:rFonts w:ascii="Times New Roman" w:hAnsi="Times New Roman" w:cs="Times New Roman"/>
+          <w:lang w:val="es-ES"/>
+        </w:rPr>
+      </w:pPr>
+    </w:p>
+    <w:p>
+      <w:pPr>
+        <w:spacing w:line="360" w:lineRule="auto"/>
+        <w:jc w:val="both"/>
+        <w:rPr>
+          <w:rFonts w:ascii="Times New Roman" w:hAnsi="Times New Roman" w:cs="Times New Roman"/>
+          <w:lang w:val="es-ES"/>
+        </w:rPr>
+      </w:pPr>
+    </w:p>
+    <w:p>
+      <w:pPr>
+        <w:spacing w:line="360" w:lineRule="auto"/>
+        <w:jc w:val="both"/>
+        <w:rPr>
+          <w:rFonts w:ascii="Times New Roman" w:hAnsi="Times New Roman" w:cs="Times New Roman"/>
+          <w:lang w:val="es-ES"/>
+        </w:rPr>
+      </w:pPr>
+    </w:p>
+    <w:p>
+      <w:pPr>
+        <w:spacing w:line="360" w:lineRule="auto"/>
+        <w:jc w:val="both"/>
+        <w:rPr>
+          <w:rFonts w:ascii="Times New Roman" w:hAnsi="Times New Roman" w:cs="Times New Roman"/>
+          <w:lang w:val="es-ES"/>
+        </w:rPr>
+      </w:pPr>
+    </w:p>
+    <w:p>
+      <w:pPr>
+        <w:spacing w:line="360" w:lineRule="auto"/>
+        <w:jc w:val="both"/>
+        <w:rPr>
+          <w:rFonts w:ascii="Times New Roman" w:hAnsi="Times New Roman" w:cs="Times New Roman"/>
+          <w:lang w:val="es-ES"/>
+        </w:rPr>
+      </w:pPr>
+    </w:p>
+    <w:p>
+      <w:pPr>
+        <w:spacing w:line="360" w:lineRule="auto"/>
+        <w:jc w:val="both"/>
+        <w:rPr>
+          <w:rFonts w:ascii="Times New Roman" w:hAnsi="Times New Roman" w:cs="Times New Roman"/>
+          <w:lang w:val="es-ES"/>
+        </w:rPr>
+      </w:pPr>
+    </w:p>
+    <w:p>
+      <w:pPr>
+        <w:spacing w:line="360" w:lineRule="auto"/>
+        <w:jc w:val="both"/>
+        <w:rPr>
+          <w:rFonts w:ascii="Times New Roman" w:hAnsi="Times New Roman" w:cs="Times New Roman"/>
+          <w:lang w:val="es-ES"/>
+        </w:rPr>
+      </w:pPr>
+    </w:p>
+    <w:p>
+      <w:pPr>
+        <w:spacing w:line="360" w:lineRule="auto"/>
+        <w:jc w:val="both"/>
+        <w:rPr>
+          <w:rFonts w:ascii="Times New Roman" w:hAnsi="Times New Roman" w:cs="Times New Roman"/>
+          <w:lang w:val="es-ES"/>
+        </w:rPr>
+      </w:pPr>
+    </w:p>
+    <w:p>
+      <w:pPr>
+        <w:spacing w:line="360" w:lineRule="auto"/>
+        <w:jc w:val="both"/>
+        <w:rPr>
+          <w:rFonts w:ascii="Times New Roman" w:hAnsi="Times New Roman" w:cs="Times New Roman"/>
+          <w:lang w:val="es-ES"/>
+        </w:rPr>
+      </w:pPr>
+    </w:p>
+    <w:p>
+      <w:pPr>
+        <w:pStyle w:val="Heading2"/>
+        <w:spacing w:line="360" w:lineRule="auto"/>
+        <w:jc w:val="both"/>
         <w:rPr>
           <w:rFonts w:ascii="Times New Roman" w:hAnsi="Times New Roman" w:cs="Times New Roman"/>
           <w:b/>
@@ -1657,217 +3179,10 @@
           <w:sz w:val="28"/>
           <w:szCs w:val="28"/>
         </w:rPr>
-        <w:t>Palabras clave</w:t>
-      </w:r>
-      <w:bookmarkEnd w:id="2"/>
-    </w:p>
-    <w:p>
-      <w:pPr>
-        <w:numPr>
-          <w:ilvl w:val="0"/>
-          <w:numId w:val="2"/>
-        </w:numPr>
-        <w:spacing w:line="360" w:lineRule="auto"/>
-        <w:jc w:val="both"/>
-        <w:rPr>
-          <w:rFonts w:ascii="Times New Roman" w:hAnsi="Times New Roman" w:cs="Times New Roman"/>
-        </w:rPr>
-      </w:pPr>
+      </w:pPr>
+      <w:bookmarkStart w:id="3" w:name="_Toc188724595"/>
       <w:proofErr w:type="spellStart"/>
       <w:r>
-        <w:rPr>
-          <w:rFonts w:ascii="Times New Roman" w:hAnsi="Times New Roman" w:cs="Times New Roman"/>
-        </w:rPr>
-        <w:t>Gestión</w:t>
-      </w:r>
-      <w:proofErr w:type="spellEnd"/>
-      <w:r>
-        <w:rPr>
-          <w:rFonts w:ascii="Times New Roman" w:hAnsi="Times New Roman" w:cs="Times New Roman"/>
-        </w:rPr>
-        <w:t xml:space="preserve"> de </w:t>
-      </w:r>
-      <w:proofErr w:type="spellStart"/>
-      <w:r>
-        <w:rPr>
-          <w:rFonts w:ascii="Times New Roman" w:hAnsi="Times New Roman" w:cs="Times New Roman"/>
-        </w:rPr>
-        <w:t>campamentos</w:t>
-      </w:r>
-      <w:proofErr w:type="spellEnd"/>
-    </w:p>
-    <w:p>
-      <w:pPr>
-        <w:numPr>
-          <w:ilvl w:val="0"/>
-          <w:numId w:val="2"/>
-        </w:numPr>
-        <w:spacing w:line="360" w:lineRule="auto"/>
-        <w:jc w:val="both"/>
-        <w:rPr>
-          <w:rFonts w:ascii="Times New Roman" w:hAnsi="Times New Roman" w:cs="Times New Roman"/>
-        </w:rPr>
-      </w:pPr>
-      <w:proofErr w:type="spellStart"/>
-      <w:r>
-        <w:rPr>
-          <w:rFonts w:ascii="Times New Roman" w:hAnsi="Times New Roman" w:cs="Times New Roman"/>
-        </w:rPr>
-        <w:t>Validaciones</w:t>
-      </w:r>
-      <w:proofErr w:type="spellEnd"/>
-      <w:r>
-        <w:rPr>
-          <w:rFonts w:ascii="Times New Roman" w:hAnsi="Times New Roman" w:cs="Times New Roman"/>
-        </w:rPr>
-        <w:t xml:space="preserve"> </w:t>
-      </w:r>
-      <w:proofErr w:type="spellStart"/>
-      <w:r>
-        <w:rPr>
-          <w:rFonts w:ascii="Times New Roman" w:hAnsi="Times New Roman" w:cs="Times New Roman"/>
-        </w:rPr>
-        <w:t>en</w:t>
-      </w:r>
-      <w:proofErr w:type="spellEnd"/>
-      <w:r>
-        <w:rPr>
-          <w:rFonts w:ascii="Times New Roman" w:hAnsi="Times New Roman" w:cs="Times New Roman"/>
-        </w:rPr>
-        <w:t xml:space="preserve"> </w:t>
-      </w:r>
-      <w:proofErr w:type="spellStart"/>
-      <w:r>
-        <w:rPr>
-          <w:rFonts w:ascii="Times New Roman" w:hAnsi="Times New Roman" w:cs="Times New Roman"/>
-        </w:rPr>
-        <w:t>tiempo</w:t>
-      </w:r>
-      <w:proofErr w:type="spellEnd"/>
-      <w:r>
-        <w:rPr>
-          <w:rFonts w:ascii="Times New Roman" w:hAnsi="Times New Roman" w:cs="Times New Roman"/>
-        </w:rPr>
-        <w:t xml:space="preserve"> real</w:t>
-      </w:r>
-    </w:p>
-    <w:p>
-      <w:pPr>
-        <w:numPr>
-          <w:ilvl w:val="0"/>
-          <w:numId w:val="2"/>
-        </w:numPr>
-        <w:spacing w:line="360" w:lineRule="auto"/>
-        <w:jc w:val="both"/>
-        <w:rPr>
-          <w:rFonts w:ascii="Times New Roman" w:hAnsi="Times New Roman" w:cs="Times New Roman"/>
-        </w:rPr>
-      </w:pPr>
-      <w:proofErr w:type="spellStart"/>
-      <w:r>
-        <w:rPr>
-          <w:rFonts w:ascii="Times New Roman" w:hAnsi="Times New Roman" w:cs="Times New Roman"/>
-        </w:rPr>
-        <w:t>Modelo</w:t>
-      </w:r>
-      <w:proofErr w:type="spellEnd"/>
-      <w:r>
-        <w:rPr>
-          <w:rFonts w:ascii="Times New Roman" w:hAnsi="Times New Roman" w:cs="Times New Roman"/>
-        </w:rPr>
-        <w:t xml:space="preserve"> Vista </w:t>
-      </w:r>
-      <w:proofErr w:type="spellStart"/>
-      <w:r>
-        <w:rPr>
-          <w:rFonts w:ascii="Times New Roman" w:hAnsi="Times New Roman" w:cs="Times New Roman"/>
-        </w:rPr>
-        <w:t>Controlador</w:t>
-      </w:r>
-      <w:proofErr w:type="spellEnd"/>
-    </w:p>
-    <w:p>
-      <w:pPr>
-        <w:numPr>
-          <w:ilvl w:val="0"/>
-          <w:numId w:val="2"/>
-        </w:numPr>
-        <w:spacing w:line="360" w:lineRule="auto"/>
-        <w:jc w:val="both"/>
-        <w:rPr>
-          <w:rFonts w:ascii="Times New Roman" w:hAnsi="Times New Roman" w:cs="Times New Roman"/>
-        </w:rPr>
-      </w:pPr>
-      <w:proofErr w:type="spellStart"/>
-      <w:r>
-        <w:rPr>
-          <w:rFonts w:ascii="Times New Roman" w:hAnsi="Times New Roman" w:cs="Times New Roman"/>
-        </w:rPr>
-        <w:t>Diseño</w:t>
-      </w:r>
-      <w:proofErr w:type="spellEnd"/>
-      <w:r>
-        <w:rPr>
-          <w:rFonts w:ascii="Times New Roman" w:hAnsi="Times New Roman" w:cs="Times New Roman"/>
-        </w:rPr>
-        <w:t xml:space="preserve"> responsive</w:t>
-      </w:r>
-    </w:p>
-    <w:p>
-      <w:pPr>
-        <w:numPr>
-          <w:ilvl w:val="0"/>
-          <w:numId w:val="2"/>
-        </w:numPr>
-        <w:spacing w:line="360" w:lineRule="auto"/>
-        <w:jc w:val="both"/>
-        <w:rPr>
-          <w:rFonts w:ascii="Times New Roman" w:hAnsi="Times New Roman" w:cs="Times New Roman"/>
-        </w:rPr>
-      </w:pPr>
-      <w:proofErr w:type="spellStart"/>
-      <w:r>
-        <w:rPr>
-          <w:rFonts w:ascii="Times New Roman" w:hAnsi="Times New Roman" w:cs="Times New Roman"/>
-        </w:rPr>
-        <w:t>Experiencia</w:t>
-      </w:r>
-      <w:proofErr w:type="spellEnd"/>
-      <w:r>
-        <w:rPr>
-          <w:rFonts w:ascii="Times New Roman" w:hAnsi="Times New Roman" w:cs="Times New Roman"/>
-        </w:rPr>
-        <w:t xml:space="preserve"> de </w:t>
-      </w:r>
-      <w:proofErr w:type="spellStart"/>
-      <w:r>
-        <w:rPr>
-          <w:rFonts w:ascii="Times New Roman" w:hAnsi="Times New Roman" w:cs="Times New Roman"/>
-        </w:rPr>
-        <w:t>usuario</w:t>
-      </w:r>
-      <w:proofErr w:type="spellEnd"/>
-      <w:r>
-        <w:rPr>
-          <w:rFonts w:ascii="Times New Roman" w:hAnsi="Times New Roman" w:cs="Times New Roman"/>
-        </w:rPr>
-        <w:t xml:space="preserve"> (UX)</w:t>
-      </w:r>
-    </w:p>
-    <w:p>
-      <w:pPr>
-        <w:spacing w:line="360" w:lineRule="auto"/>
-        <w:jc w:val="both"/>
-        <w:rPr>
-          <w:rFonts w:ascii="Times New Roman" w:hAnsi="Times New Roman" w:cs="Times New Roman"/>
-        </w:rPr>
-      </w:pPr>
-    </w:p>
-    <w:p>
-      <w:pPr>
-        <w:pStyle w:val="Heading2"/>
-        <w:spacing w:line="360" w:lineRule="auto"/>
-        <w:jc w:val="both"/>
         <w:rPr>
           <w:rFonts w:ascii="Times New Roman" w:hAnsi="Times New Roman" w:cs="Times New Roman"/>
           <w:b/>
@@ -1875,18 +3190,6 @@
           <w:sz w:val="28"/>
           <w:szCs w:val="28"/>
         </w:rPr>
-      </w:pPr>
-      <w:bookmarkStart w:id="3" w:name="_Toc188115364"/>
-      <w:proofErr w:type="spellStart"/>
-      <w:r>
-        <w:rPr>
-          <w:rFonts w:ascii="Times New Roman" w:hAnsi="Times New Roman" w:cs="Times New Roman"/>
-          <w:b/>
-          <w:bCs/>
-          <w:sz w:val="28"/>
-          <w:szCs w:val="28"/>
-        </w:rPr>
-        <w:lastRenderedPageBreak/>
         <w:t>Herramientas</w:t>
       </w:r>
       <w:proofErr w:type="spellEnd"/>
@@ -1934,7 +3237,7 @@
           <w:bCs/>
           <w:lang w:val="es-ES"/>
         </w:rPr>
-        <w:t>HTML y CSS</w:t>
+        <w:t>HTML</w:t>
       </w:r>
       <w:r>
         <w:rPr>
@@ -1948,7 +3251,14 @@
           <w:rFonts w:ascii="Times New Roman" w:hAnsi="Times New Roman" w:cs="Times New Roman"/>
           <w:lang w:val="es-ES"/>
         </w:rPr>
-        <w:t>Usados para definir la estructura y aplicar estilos a las páginas web, garantizando su adaptabilidad y correcta visualización en distintos dispositivos.</w:t>
+        <w:t xml:space="preserve">Usado para definir la </w:t>
+      </w:r>
+      <w:r>
+        <w:rPr>
+          <w:rFonts w:ascii="Times New Roman" w:hAnsi="Times New Roman" w:cs="Times New Roman"/>
+          <w:lang w:val="es-ES"/>
+        </w:rPr>
+        <w:t>estructura de la página web y aplicar atributos que cumplen con los estándares de accesibilidad.</w:t>
       </w:r>
     </w:p>
     <w:p>
@@ -1975,30 +3285,35 @@
           <w:lang w:val="es-ES"/>
         </w:rPr>
       </w:pPr>
-      <w:proofErr w:type="spellStart"/>
-      <w:r>
-        <w:rPr>
-          <w:rFonts w:ascii="Times New Roman" w:hAnsi="Times New Roman" w:cs="Times New Roman"/>
-          <w:b/>
-          <w:bCs/>
-          <w:lang w:val="es-ES"/>
-        </w:rPr>
-        <w:t>Tailwind</w:t>
-      </w:r>
-      <w:proofErr w:type="spellEnd"/>
-      <w:r>
-        <w:rPr>
-          <w:rFonts w:ascii="Times New Roman" w:hAnsi="Times New Roman" w:cs="Times New Roman"/>
-          <w:lang w:val="es-ES"/>
-        </w:rPr>
-        <w:t xml:space="preserve">: </w:t>
-      </w:r>
-      <w:r>
-        <w:rPr>
-          <w:rFonts w:ascii="Times New Roman" w:hAnsi="Times New Roman" w:cs="Times New Roman"/>
-          <w:lang w:val="es-ES"/>
-        </w:rPr>
-        <w:t>Aplicado para acelerar el desarrollo del diseño de interfaces, permitiendo implementar prototipos rápidamente y mantener un estilo visual consistente a lo largo del proyecto.</w:t>
+      <w:r>
+        <w:rPr>
+          <w:rFonts w:ascii="Times New Roman" w:hAnsi="Times New Roman" w:cs="Times New Roman"/>
+          <w:b/>
+          <w:bCs/>
+          <w:lang w:val="es-ES"/>
+        </w:rPr>
+        <w:t>CSS:</w:t>
+      </w:r>
+      <w:r>
+        <w:rPr>
+          <w:rFonts w:ascii="Times New Roman" w:hAnsi="Times New Roman" w:cs="Times New Roman"/>
+          <w:lang w:val="es-ES"/>
+        </w:rPr>
+        <w:t xml:space="preserve"> Usado para </w:t>
+      </w:r>
+      <w:r>
+        <w:rPr>
+          <w:rFonts w:ascii="Times New Roman" w:hAnsi="Times New Roman" w:cs="Times New Roman"/>
+          <w:lang w:val="es-ES"/>
+        </w:rPr>
+        <w:t xml:space="preserve">aplicar estilos </w:t>
+      </w:r>
+      <w:r>
+        <w:rPr>
+          <w:rFonts w:ascii="Times New Roman" w:hAnsi="Times New Roman" w:cs="Times New Roman"/>
+          <w:lang w:val="es-ES"/>
+        </w:rPr>
+        <w:t>dentro de la aplicación y hacerla portable para los diferentes dispositivos.</w:t>
       </w:r>
     </w:p>
     <w:p>
@@ -2025,15 +3340,17 @@
           <w:lang w:val="es-ES"/>
         </w:rPr>
       </w:pPr>
-      <w:r>
-        <w:rPr>
-          <w:rFonts w:ascii="Times New Roman" w:eastAsiaTheme="majorEastAsia" w:hAnsi="Times New Roman" w:cs="Times New Roman"/>
-          <w:b/>
-          <w:bCs/>
-          <w:lang w:val="es-ES"/>
-        </w:rPr>
-        <w:t>JavaScript y JQuery</w:t>
-      </w:r>
+      <w:proofErr w:type="spellStart"/>
+      <w:r>
+        <w:rPr>
+          <w:rFonts w:ascii="Times New Roman" w:hAnsi="Times New Roman" w:cs="Times New Roman"/>
+          <w:b/>
+          <w:bCs/>
+          <w:lang w:val="es-ES"/>
+        </w:rPr>
+        <w:t>Tailwind</w:t>
+      </w:r>
+      <w:proofErr w:type="spellEnd"/>
       <w:r>
         <w:rPr>
           <w:rFonts w:ascii="Times New Roman" w:hAnsi="Times New Roman" w:cs="Times New Roman"/>
@@ -2046,21 +3363,7 @@
           <w:rFonts w:ascii="Times New Roman" w:hAnsi="Times New Roman" w:cs="Times New Roman"/>
           <w:lang w:val="es-ES"/>
         </w:rPr>
-        <w:t xml:space="preserve">Empleados para añadir dinamismo e interactividad a las páginas web. JQuery se ha utilizado específicamente para realizar validaciones en tiempo real en los formularios y gestionar eventos </w:t>
-      </w:r>
-      <w:r>
-        <w:rPr>
-          <w:rFonts w:ascii="Times New Roman" w:hAnsi="Times New Roman" w:cs="Times New Roman"/>
-          <w:lang w:val="es-ES"/>
-        </w:rPr>
-        <w:t>con el servidor</w:t>
-      </w:r>
-      <w:r>
-        <w:rPr>
-          <w:rFonts w:ascii="Times New Roman" w:hAnsi="Times New Roman" w:cs="Times New Roman"/>
-          <w:lang w:val="es-ES"/>
-        </w:rPr>
-        <w:t>.</w:t>
+        <w:t>Aplicado para acelerar el desarrollo del diseño de interfaces, permitiendo implementar prototipos rápidamente y mantener un estilo visual consistente a lo largo del proyecto.</w:t>
       </w:r>
     </w:p>
     <w:p>
@@ -2083,6 +3386,111 @@
         <w:spacing w:line="360" w:lineRule="auto"/>
         <w:jc w:val="both"/>
         <w:rPr>
+          <w:rFonts w:ascii="Times New Roman" w:hAnsi="Times New Roman" w:cs="Times New Roman"/>
+          <w:lang w:val="es-ES"/>
+        </w:rPr>
+      </w:pPr>
+      <w:r>
+        <w:rPr>
+          <w:rFonts w:ascii="Times New Roman" w:eastAsiaTheme="majorEastAsia" w:hAnsi="Times New Roman" w:cs="Times New Roman"/>
+          <w:b/>
+          <w:bCs/>
+          <w:lang w:val="es-ES"/>
+        </w:rPr>
+        <w:t>JavaScript</w:t>
+      </w:r>
+      <w:r>
+        <w:rPr>
+          <w:rFonts w:ascii="Times New Roman" w:eastAsiaTheme="majorEastAsia" w:hAnsi="Times New Roman" w:cs="Times New Roman"/>
+          <w:b/>
+          <w:bCs/>
+          <w:lang w:val="es-ES"/>
+        </w:rPr>
+        <w:t>:</w:t>
+      </w:r>
+      <w:r>
+        <w:rPr>
+          <w:rFonts w:ascii="Times New Roman" w:eastAsiaTheme="majorEastAsia" w:hAnsi="Times New Roman" w:cs="Times New Roman"/>
+          <w:lang w:val="es-ES"/>
+        </w:rPr>
+        <w:t xml:space="preserve"> Empleado para programar el comportamiento de la aplicación por parte del cliente y añadir distintos efectos visuales.</w:t>
+      </w:r>
+    </w:p>
+    <w:p>
+      <w:pPr>
+        <w:pStyle w:val="ListParagraph"/>
+        <w:rPr>
+          <w:rFonts w:ascii="Times New Roman" w:eastAsiaTheme="majorEastAsia" w:hAnsi="Times New Roman" w:cs="Times New Roman"/>
+          <w:b/>
+          <w:bCs/>
+          <w:lang w:val="es-ES"/>
+        </w:rPr>
+      </w:pPr>
+    </w:p>
+    <w:p>
+      <w:pPr>
+        <w:numPr>
+          <w:ilvl w:val="0"/>
+          <w:numId w:val="3"/>
+        </w:numPr>
+        <w:spacing w:line="360" w:lineRule="auto"/>
+        <w:jc w:val="both"/>
+        <w:rPr>
+          <w:rFonts w:ascii="Times New Roman" w:hAnsi="Times New Roman" w:cs="Times New Roman"/>
+          <w:lang w:val="es-ES"/>
+        </w:rPr>
+      </w:pPr>
+      <w:r>
+        <w:rPr>
+          <w:rFonts w:ascii="Times New Roman" w:eastAsiaTheme="majorEastAsia" w:hAnsi="Times New Roman" w:cs="Times New Roman"/>
+          <w:b/>
+          <w:bCs/>
+          <w:lang w:val="es-ES"/>
+        </w:rPr>
+        <w:t>JQuery</w:t>
+      </w:r>
+      <w:r>
+        <w:rPr>
+          <w:rFonts w:ascii="Times New Roman" w:hAnsi="Times New Roman" w:cs="Times New Roman"/>
+          <w:lang w:val="es-ES"/>
+        </w:rPr>
+        <w:t xml:space="preserve">: </w:t>
+      </w:r>
+      <w:r>
+        <w:rPr>
+          <w:rFonts w:ascii="Times New Roman" w:hAnsi="Times New Roman" w:cs="Times New Roman"/>
+          <w:lang w:val="es-ES"/>
+        </w:rPr>
+        <w:t>JQuery s</w:t>
+      </w:r>
+      <w:r>
+        <w:rPr>
+          <w:rFonts w:ascii="Times New Roman" w:hAnsi="Times New Roman" w:cs="Times New Roman"/>
+          <w:lang w:val="es-ES"/>
+        </w:rPr>
+        <w:t>e ha utilizado específicamente para realizar validaciones en tiempo real en los formularios y gestionar eventos con el servidor.</w:t>
+      </w:r>
+    </w:p>
+    <w:p>
+      <w:pPr>
+        <w:spacing w:line="360" w:lineRule="auto"/>
+        <w:ind w:left="720"/>
+        <w:jc w:val="both"/>
+        <w:rPr>
+          <w:rFonts w:ascii="Times New Roman" w:hAnsi="Times New Roman" w:cs="Times New Roman"/>
+          <w:lang w:val="es-ES"/>
+        </w:rPr>
+      </w:pPr>
+    </w:p>
+    <w:p>
+      <w:pPr>
+        <w:numPr>
+          <w:ilvl w:val="0"/>
+          <w:numId w:val="3"/>
+        </w:numPr>
+        <w:spacing w:line="360" w:lineRule="auto"/>
+        <w:jc w:val="both"/>
+        <w:rPr>
           <w:rFonts w:ascii="Times New Roman" w:eastAsia="Times New Roman" w:hAnsi="Times New Roman" w:cs="Times New Roman"/>
           <w:color w:val="0E0E0E"/>
           <w:kern w:val="0"/>
@@ -2097,26 +3505,35 @@
           <w:bCs/>
           <w:lang w:val="es-ES"/>
         </w:rPr>
-        <w:t>PHP y Polaris</w:t>
-      </w:r>
-      <w:r>
-        <w:rPr>
-          <w:rFonts w:ascii="Times New Roman" w:hAnsi="Times New Roman" w:cs="Times New Roman"/>
+        <w:t>PHP</w:t>
+      </w:r>
+      <w:r>
+        <w:rPr>
+          <w:rFonts w:ascii="Times New Roman" w:hAnsi="Times New Roman" w:cs="Times New Roman"/>
+          <w:b/>
+          <w:bCs/>
           <w:lang w:val="es-ES"/>
         </w:rPr>
         <w:t xml:space="preserve">: </w:t>
       </w:r>
       <w:r>
         <w:rPr>
-          <w:rFonts w:ascii="Times New Roman" w:hAnsi="Times New Roman"/>
-          <w:lang w:val="es-ES"/>
-        </w:rPr>
-        <w:t xml:space="preserve">PHP es usado como lenguaje principal de </w:t>
+          <w:rFonts w:ascii="Times New Roman" w:hAnsi="Times New Roman" w:cs="Times New Roman"/>
+          <w:lang w:val="es-ES"/>
+        </w:rPr>
+        <w:t>Usad</w:t>
+      </w:r>
+      <w:r>
+        <w:rPr>
+          <w:rFonts w:ascii="Times New Roman" w:hAnsi="Times New Roman" w:cs="Times New Roman"/>
+          <w:lang w:val="es-ES"/>
+        </w:rPr>
+        <w:t xml:space="preserve">o como lenguaje principal de </w:t>
       </w:r>
       <w:proofErr w:type="spellStart"/>
       <w:r>
         <w:rPr>
-          <w:rFonts w:ascii="Times New Roman" w:hAnsi="Times New Roman"/>
+          <w:rFonts w:ascii="Times New Roman" w:hAnsi="Times New Roman" w:cs="Times New Roman"/>
           <w:lang w:val="es-ES"/>
         </w:rPr>
         <w:t>backend</w:t>
@@ -2124,10 +3541,54 @@
       <w:proofErr w:type="spellEnd"/>
       <w:r>
         <w:rPr>
-          <w:rFonts w:ascii="Times New Roman" w:hAnsi="Times New Roman"/>
-          <w:lang w:val="es-ES"/>
-        </w:rPr>
-        <w:t xml:space="preserve"> del proyecto. Por otro lado, </w:t>
+          <w:rFonts w:ascii="Times New Roman" w:hAnsi="Times New Roman" w:cs="Times New Roman"/>
+          <w:lang w:val="es-ES"/>
+        </w:rPr>
+        <w:t xml:space="preserve"> del proyecto. </w:t>
+      </w:r>
+      <w:r>
+        <w:rPr>
+          <w:rFonts w:ascii="Times New Roman" w:hAnsi="Times New Roman" w:cs="Times New Roman"/>
+          <w:lang w:val="es-ES"/>
+        </w:rPr>
+        <w:t>Por otra parte, PHP se encarga de la g</w:t>
+      </w:r>
+      <w:r>
+        <w:rPr>
+          <w:rFonts w:ascii="Times New Roman" w:hAnsi="Times New Roman" w:cs="Times New Roman"/>
+          <w:lang w:val="es-ES"/>
+        </w:rPr>
+        <w:t>estión de la lógica de la aplicación y conexión con MySQL.</w:t>
+      </w:r>
+      <w:r>
+        <w:rPr>
+          <w:rFonts w:ascii="Times New Roman" w:hAnsi="Times New Roman" w:cs="Times New Roman"/>
+          <w:lang w:val="es-ES"/>
+        </w:rPr>
+        <w:br/>
+      </w:r>
+      <w:r>
+        <w:rPr>
+          <w:rFonts w:ascii="Times New Roman" w:hAnsi="Times New Roman" w:cs="Times New Roman"/>
+          <w:lang w:val="es-ES"/>
+        </w:rPr>
+        <w:br/>
+      </w:r>
+      <w:r>
+        <w:rPr>
+          <w:rFonts w:ascii="Times New Roman" w:hAnsi="Times New Roman" w:cs="Times New Roman"/>
+          <w:b/>
+          <w:bCs/>
+          <w:lang w:val="es-ES"/>
+        </w:rPr>
+        <w:t>Polaris</w:t>
+      </w:r>
+      <w:r>
+        <w:rPr>
+          <w:rFonts w:ascii="Times New Roman" w:hAnsi="Times New Roman" w:cs="Times New Roman"/>
+          <w:lang w:val="es-ES"/>
+        </w:rPr>
+        <w:t xml:space="preserve">: </w:t>
       </w:r>
       <w:r>
         <w:rPr>
@@ -2141,7 +3602,7 @@
       </w:r>
       <w:r>
         <w:rPr>
-          <w:rFonts w:ascii="Times New Roman" w:hAnsi="Times New Roman"/>
+          <w:rFonts w:ascii="Times New Roman" w:hAnsi="Times New Roman" w:cs="Times New Roman"/>
           <w:lang w:val="es-ES"/>
         </w:rPr>
         <w:t>s</w:t>
@@ -2252,25 +3713,7 @@
           <w:szCs w:val="24"/>
           <w:lang w:val="es-ES"/>
         </w:rPr>
-        <w:t xml:space="preserve"> basado en el idioma del navegador</w:t>
-      </w:r>
-      <w:r>
-        <w:rPr>
-          <w:rFonts w:ascii="Times New Roman" w:hAnsi="Times New Roman"/>
-          <w:sz w:val="24"/>
-          <w:szCs w:val="24"/>
-          <w:lang w:val="es-ES"/>
-        </w:rPr>
-        <w:t xml:space="preserve"> sin necesidad de configurar Apache o tener diferentes HTML</w:t>
-      </w:r>
-      <w:r>
-        <w:rPr>
-          <w:rFonts w:ascii="Times New Roman" w:hAnsi="Times New Roman"/>
-          <w:sz w:val="24"/>
-          <w:szCs w:val="24"/>
-          <w:lang w:val="es-ES"/>
-        </w:rPr>
-        <w:t>.</w:t>
+        <w:t xml:space="preserve"> basado en el idioma del navegador sin necesidad de configurar Apache o tener diferentes HTML.</w:t>
       </w:r>
     </w:p>
     <w:p>
@@ -2307,22 +3750,13 @@
           <w:bCs/>
           <w:lang w:val="es-ES"/>
         </w:rPr>
-        <w:t xml:space="preserve">MySQL y </w:t>
-      </w:r>
-      <w:proofErr w:type="spellStart"/>
-      <w:r>
-        <w:rPr>
-          <w:rFonts w:ascii="Times New Roman" w:hAnsi="Times New Roman" w:cs="Times New Roman"/>
-          <w:b/>
-          <w:bCs/>
-          <w:lang w:val="es-ES"/>
-        </w:rPr>
-        <w:t>PHPMyAdmin</w:t>
-      </w:r>
-      <w:proofErr w:type="spellEnd"/>
-      <w:r>
-        <w:rPr>
-          <w:rFonts w:ascii="Times New Roman" w:hAnsi="Times New Roman" w:cs="Times New Roman"/>
+        <w:t>MySQL</w:t>
+      </w:r>
+      <w:r>
+        <w:rPr>
+          <w:rFonts w:ascii="Times New Roman" w:hAnsi="Times New Roman" w:cs="Times New Roman"/>
+          <w:b/>
+          <w:bCs/>
           <w:lang w:val="es-ES"/>
         </w:rPr>
         <w:t xml:space="preserve">: </w:t>
@@ -2333,36 +3767,6 @@
           <w:lang w:val="es-ES"/>
         </w:rPr>
         <w:t xml:space="preserve">MySQL ha servido como sistema de gestión de bases de datos para almacenar y organizar toda la información del proyecto. </w:t>
-      </w:r>
-      <w:proofErr w:type="spellStart"/>
-      <w:r>
-        <w:rPr>
-          <w:rFonts w:ascii="Times New Roman" w:hAnsi="Times New Roman" w:cs="Times New Roman"/>
-          <w:lang w:val="es-ES"/>
-        </w:rPr>
-        <w:t>PHPMyAdmin</w:t>
-      </w:r>
-      <w:proofErr w:type="spellEnd"/>
-      <w:r>
-        <w:rPr>
-          <w:rFonts w:ascii="Times New Roman" w:hAnsi="Times New Roman" w:cs="Times New Roman"/>
-          <w:lang w:val="es-ES"/>
-        </w:rPr>
-        <w:t xml:space="preserve"> se ha utilizado para administrar las bases de datos, realizar consultas y gestionar tablas </w:t>
-      </w:r>
-      <w:r>
-        <w:rPr>
-          <w:rFonts w:ascii="Times New Roman" w:hAnsi="Times New Roman" w:cs="Times New Roman"/>
-          <w:lang w:val="es-ES"/>
-        </w:rPr>
-        <w:t>de una forma más sencilla</w:t>
-      </w:r>
-      <w:r>
-        <w:rPr>
-          <w:rFonts w:ascii="Times New Roman" w:hAnsi="Times New Roman" w:cs="Times New Roman"/>
-          <w:lang w:val="es-ES"/>
-        </w:rPr>
-        <w:t>.</w:t>
       </w:r>
     </w:p>
     <w:p>
@@ -2397,32 +3801,13 @@
           <w:bCs/>
           <w:lang w:val="es-ES"/>
         </w:rPr>
-        <w:t>Figma</w:t>
+        <w:lastRenderedPageBreak/>
+        <w:t>PHPMyAdmin</w:t>
       </w:r>
       <w:proofErr w:type="spellEnd"/>
       <w:r>
         <w:rPr>
           <w:rFonts w:ascii="Times New Roman" w:hAnsi="Times New Roman" w:cs="Times New Roman"/>
-          <w:b/>
-          <w:bCs/>
-          <w:lang w:val="es-ES"/>
-        </w:rPr>
-        <w:t xml:space="preserve"> y </w:t>
-      </w:r>
-      <w:proofErr w:type="spellStart"/>
-      <w:r>
-        <w:rPr>
-          <w:rFonts w:ascii="Times New Roman" w:hAnsi="Times New Roman" w:cs="Times New Roman"/>
-          <w:b/>
-          <w:bCs/>
-          <w:lang w:val="es-ES"/>
-        </w:rPr>
-        <w:t>Figjam</w:t>
-      </w:r>
-      <w:proofErr w:type="spellEnd"/>
-      <w:r>
-        <w:rPr>
-          <w:rFonts w:ascii="Times New Roman" w:hAnsi="Times New Roman" w:cs="Times New Roman"/>
           <w:lang w:val="es-ES"/>
         </w:rPr>
         <w:t xml:space="preserve">: </w:t>
@@ -2432,89 +3817,26 @@
           <w:rFonts w:ascii="Times New Roman" w:hAnsi="Times New Roman" w:cs="Times New Roman"/>
           <w:lang w:val="es-ES"/>
         </w:rPr>
-        <w:t xml:space="preserve">Utilizados en las etapas iniciales del proyecto para diseñar </w:t>
-      </w:r>
-      <w:r>
-        <w:rPr>
-          <w:rFonts w:ascii="Times New Roman" w:hAnsi="Times New Roman" w:cs="Times New Roman"/>
-          <w:lang w:val="es-ES"/>
-        </w:rPr>
-        <w:t xml:space="preserve">las interfaces </w:t>
-      </w:r>
-      <w:r>
-        <w:rPr>
-          <w:rFonts w:ascii="Times New Roman" w:hAnsi="Times New Roman" w:cs="Times New Roman"/>
-          <w:lang w:val="es-ES"/>
-        </w:rPr>
-        <w:t>y planificar</w:t>
-      </w:r>
-      <w:r>
-        <w:rPr>
-          <w:rFonts w:ascii="Times New Roman" w:hAnsi="Times New Roman" w:cs="Times New Roman"/>
-          <w:lang w:val="es-ES"/>
-        </w:rPr>
-        <w:t xml:space="preserve"> los objetivos y requisitos mínimos de cada entrega</w:t>
-      </w:r>
-      <w:r>
-        <w:rPr>
-          <w:rFonts w:ascii="Times New Roman" w:hAnsi="Times New Roman" w:cs="Times New Roman"/>
-          <w:lang w:val="es-ES"/>
-        </w:rPr>
-        <w:t xml:space="preserve">. </w:t>
-      </w:r>
-      <w:proofErr w:type="spellStart"/>
-      <w:r>
-        <w:rPr>
-          <w:rFonts w:ascii="Times New Roman" w:hAnsi="Times New Roman" w:cs="Times New Roman"/>
-          <w:lang w:val="es-ES"/>
-        </w:rPr>
-        <w:t>Figma</w:t>
-      </w:r>
-      <w:proofErr w:type="spellEnd"/>
-      <w:r>
-        <w:rPr>
-          <w:rFonts w:ascii="Times New Roman" w:hAnsi="Times New Roman" w:cs="Times New Roman"/>
-          <w:lang w:val="es-ES"/>
-        </w:rPr>
-        <w:t xml:space="preserve"> ha sido clave para crear prototipos interactivos, mientras que </w:t>
-      </w:r>
-      <w:proofErr w:type="spellStart"/>
-      <w:r>
-        <w:rPr>
-          <w:rFonts w:ascii="Times New Roman" w:hAnsi="Times New Roman" w:cs="Times New Roman"/>
-          <w:lang w:val="es-ES"/>
-        </w:rPr>
-        <w:t>Figjam</w:t>
-      </w:r>
-      <w:proofErr w:type="spellEnd"/>
-      <w:r>
-        <w:rPr>
-          <w:rFonts w:ascii="Times New Roman" w:hAnsi="Times New Roman" w:cs="Times New Roman"/>
-          <w:lang w:val="es-ES"/>
-        </w:rPr>
-        <w:t xml:space="preserve"> h</w:t>
-      </w:r>
-      <w:r>
-        <w:rPr>
-          <w:rFonts w:ascii="Times New Roman" w:hAnsi="Times New Roman" w:cs="Times New Roman"/>
-          <w:lang w:val="es-ES"/>
-        </w:rPr>
-        <w:t xml:space="preserve">a facilitado </w:t>
-      </w:r>
-      <w:r>
-        <w:rPr>
-          <w:rFonts w:ascii="Times New Roman" w:hAnsi="Times New Roman" w:cs="Times New Roman"/>
-          <w:lang w:val="es-ES"/>
-        </w:rPr>
-        <w:t xml:space="preserve">la organización </w:t>
-      </w:r>
-      <w:r>
-        <w:rPr>
-          <w:rFonts w:ascii="Times New Roman" w:hAnsi="Times New Roman" w:cs="Times New Roman"/>
-          <w:lang w:val="es-ES"/>
-        </w:rPr>
-        <w:t>del propio proyecto.</w:t>
-      </w:r>
+        <w:t>U</w:t>
+      </w:r>
+      <w:r>
+        <w:rPr>
+          <w:rFonts w:ascii="Times New Roman" w:hAnsi="Times New Roman" w:cs="Times New Roman"/>
+          <w:lang w:val="es-ES"/>
+        </w:rPr>
+        <w:t>tilizado para administrar las bases de datos, realizar consultas y gestionar tablas de una forma más sencilla.</w:t>
+      </w:r>
+    </w:p>
+    <w:p>
+      <w:pPr>
+        <w:spacing w:line="360" w:lineRule="auto"/>
+        <w:ind w:left="720"/>
+        <w:jc w:val="both"/>
+        <w:rPr>
+          <w:rFonts w:ascii="Times New Roman" w:hAnsi="Times New Roman" w:cs="Times New Roman"/>
+          <w:lang w:val="es-ES"/>
+        </w:rPr>
+      </w:pPr>
     </w:p>
     <w:p>
       <w:pPr>
@@ -2529,38 +3851,67 @@
           <w:lang w:val="es-ES"/>
         </w:rPr>
       </w:pPr>
-      <w:r>
-        <w:rPr>
-          <w:rFonts w:ascii="Times New Roman" w:hAnsi="Times New Roman" w:cs="Times New Roman"/>
-          <w:b/>
-          <w:bCs/>
-          <w:lang w:val="es-ES"/>
-        </w:rPr>
-        <w:lastRenderedPageBreak/>
-        <w:t>Docker</w:t>
-      </w:r>
-      <w:r>
-        <w:rPr>
-          <w:rFonts w:ascii="Times New Roman" w:hAnsi="Times New Roman" w:cs="Times New Roman"/>
+      <w:proofErr w:type="spellStart"/>
+      <w:r>
+        <w:rPr>
+          <w:rFonts w:ascii="Times New Roman" w:hAnsi="Times New Roman" w:cs="Times New Roman"/>
+          <w:b/>
+          <w:bCs/>
+          <w:lang w:val="es-ES"/>
+        </w:rPr>
+        <w:t>Figma</w:t>
+      </w:r>
+      <w:proofErr w:type="spellEnd"/>
+      <w:r>
+        <w:rPr>
+          <w:rFonts w:ascii="Times New Roman" w:hAnsi="Times New Roman" w:cs="Times New Roman"/>
+          <w:b/>
+          <w:bCs/>
           <w:lang w:val="es-ES"/>
         </w:rPr>
         <w:t xml:space="preserve">: </w:t>
       </w:r>
-      <w:r>
-        <w:rPr>
-          <w:rFonts w:ascii="Times New Roman" w:hAnsi="Times New Roman" w:cs="Times New Roman"/>
-          <w:lang w:val="es-ES"/>
-        </w:rPr>
-        <w:t>Empleado como entorno de desarrollo local para garantizar que el proyecto funcione de manera uniforme en diferentes sistemas, encapsulando configuraciones y dependencias del servidor.</w:t>
-      </w:r>
-    </w:p>
-    <w:p>
-      <w:pPr>
-        <w:spacing w:line="360" w:lineRule="auto"/>
-        <w:ind w:left="720"/>
-        <w:jc w:val="both"/>
-        <w:rPr>
-          <w:rFonts w:ascii="Times New Roman" w:hAnsi="Times New Roman" w:cs="Times New Roman"/>
+      <w:proofErr w:type="spellStart"/>
+      <w:r>
+        <w:rPr>
+          <w:rFonts w:ascii="Times New Roman" w:hAnsi="Times New Roman" w:cs="Times New Roman"/>
+          <w:lang w:val="es-ES"/>
+        </w:rPr>
+        <w:t>Figma</w:t>
+      </w:r>
+      <w:proofErr w:type="spellEnd"/>
+      <w:r>
+        <w:rPr>
+          <w:rFonts w:ascii="Times New Roman" w:hAnsi="Times New Roman" w:cs="Times New Roman"/>
+          <w:lang w:val="es-ES"/>
+        </w:rPr>
+        <w:t xml:space="preserve"> ha sido clave para crear prototipos interactivos</w:t>
+      </w:r>
+      <w:r>
+        <w:rPr>
+          <w:rFonts w:ascii="Times New Roman" w:hAnsi="Times New Roman" w:cs="Times New Roman"/>
+          <w:lang w:val="es-ES"/>
+        </w:rPr>
+        <w:t xml:space="preserve"> de las diferentes páginas de la aplicación y generación del kit de componentes usados.</w:t>
+      </w:r>
+    </w:p>
+    <w:p>
+      <w:pPr>
+        <w:spacing w:line="360" w:lineRule="auto"/>
+        <w:jc w:val="both"/>
+        <w:rPr>
+          <w:rFonts w:ascii="Times New Roman" w:hAnsi="Times New Roman" w:cs="Times New Roman"/>
+          <w:lang w:val="es-ES"/>
+        </w:rPr>
+      </w:pPr>
+    </w:p>
+    <w:p>
+      <w:pPr>
+        <w:pStyle w:val="ListParagraph"/>
+        <w:rPr>
+          <w:rFonts w:ascii="Times New Roman" w:hAnsi="Times New Roman" w:cs="Times New Roman"/>
+          <w:b/>
+          <w:bCs/>
           <w:lang w:val="es-ES"/>
         </w:rPr>
       </w:pPr>
@@ -2578,15 +3929,17 @@
           <w:lang w:val="es-ES"/>
         </w:rPr>
       </w:pPr>
-      <w:r>
-        <w:rPr>
-          <w:rFonts w:ascii="Times New Roman" w:hAnsi="Times New Roman" w:cs="Times New Roman"/>
-          <w:b/>
-          <w:bCs/>
-          <w:lang w:val="es-ES"/>
-        </w:rPr>
-        <w:t>Git y GitHub</w:t>
-      </w:r>
+      <w:proofErr w:type="spellStart"/>
+      <w:r>
+        <w:rPr>
+          <w:rFonts w:ascii="Times New Roman" w:hAnsi="Times New Roman" w:cs="Times New Roman"/>
+          <w:b/>
+          <w:bCs/>
+          <w:lang w:val="es-ES"/>
+        </w:rPr>
+        <w:t>Figjam</w:t>
+      </w:r>
+      <w:proofErr w:type="spellEnd"/>
       <w:r>
         <w:rPr>
           <w:rFonts w:ascii="Times New Roman" w:hAnsi="Times New Roman" w:cs="Times New Roman"/>
@@ -2599,71 +3952,20 @@
           <w:rFonts w:ascii="Times New Roman" w:hAnsi="Times New Roman" w:cs="Times New Roman"/>
           <w:lang w:val="es-ES"/>
         </w:rPr>
-        <w:t>Usados para gestionar el control de versiones</w:t>
-      </w:r>
-      <w:r>
-        <w:rPr>
-          <w:rFonts w:ascii="Times New Roman" w:hAnsi="Times New Roman" w:cs="Times New Roman"/>
-          <w:lang w:val="es-ES"/>
-        </w:rPr>
-        <w:t xml:space="preserve">, tener </w:t>
-      </w:r>
-      <w:proofErr w:type="spellStart"/>
-      <w:r>
-        <w:rPr>
-          <w:rFonts w:ascii="Times New Roman" w:hAnsi="Times New Roman" w:cs="Times New Roman"/>
-          <w:lang w:val="es-ES"/>
-        </w:rPr>
-        <w:t>backups</w:t>
-      </w:r>
-      <w:proofErr w:type="spellEnd"/>
-      <w:r>
-        <w:rPr>
-          <w:rFonts w:ascii="Times New Roman" w:hAnsi="Times New Roman" w:cs="Times New Roman"/>
-          <w:lang w:val="es-ES"/>
-        </w:rPr>
-        <w:t xml:space="preserve">, </w:t>
-      </w:r>
-      <w:r>
-        <w:rPr>
-          <w:rFonts w:ascii="Times New Roman" w:hAnsi="Times New Roman" w:cs="Times New Roman"/>
-          <w:lang w:val="es-ES"/>
-        </w:rPr>
-        <w:t>y</w:t>
-      </w:r>
-      <w:r>
-        <w:rPr>
-          <w:rFonts w:ascii="Times New Roman" w:hAnsi="Times New Roman" w:cs="Times New Roman"/>
-          <w:lang w:val="es-ES"/>
-        </w:rPr>
-        <w:t xml:space="preserve"> mantener un historial de los cambios realizados durante las diferentes entregas</w:t>
-      </w:r>
-      <w:r>
-        <w:rPr>
-          <w:rFonts w:ascii="Times New Roman" w:hAnsi="Times New Roman" w:cs="Times New Roman"/>
-          <w:lang w:val="es-ES"/>
-        </w:rPr>
-        <w:t>. GitHub ha proporcionado una plataforma para almacenar</w:t>
-      </w:r>
-      <w:r>
-        <w:rPr>
-          <w:rFonts w:ascii="Times New Roman" w:hAnsi="Times New Roman" w:cs="Times New Roman"/>
-          <w:lang w:val="es-ES"/>
-        </w:rPr>
-        <w:t xml:space="preserve"> </w:t>
-      </w:r>
-      <w:r>
-        <w:rPr>
-          <w:rFonts w:ascii="Times New Roman" w:hAnsi="Times New Roman" w:cs="Times New Roman"/>
-          <w:lang w:val="es-ES"/>
-        </w:rPr>
-        <w:t>el proyecto.</w:t>
-      </w:r>
-    </w:p>
-    <w:p>
-      <w:pPr>
-        <w:spacing w:line="360" w:lineRule="auto"/>
-        <w:ind w:left="360"/>
+        <w:t>Utilizado en las etapas iniciales del proyecto para diseñar las interfaces y planificar los objetivos y requisitos mínimos de cada entrega</w:t>
+      </w:r>
+      <w:r>
+        <w:rPr>
+          <w:rFonts w:ascii="Times New Roman" w:hAnsi="Times New Roman" w:cs="Times New Roman"/>
+          <w:lang w:val="es-ES"/>
+        </w:rPr>
+        <w:t>.</w:t>
+      </w:r>
+    </w:p>
+    <w:p>
+      <w:pPr>
+        <w:spacing w:line="360" w:lineRule="auto"/>
+        <w:ind w:left="720"/>
         <w:jc w:val="both"/>
         <w:rPr>
           <w:rFonts w:ascii="Times New Roman" w:hAnsi="Times New Roman" w:cs="Times New Roman"/>
@@ -2691,6 +3993,168 @@
           <w:bCs/>
           <w:lang w:val="es-ES"/>
         </w:rPr>
+        <w:t>Docker</w:t>
+      </w:r>
+      <w:r>
+        <w:rPr>
+          <w:rFonts w:ascii="Times New Roman" w:hAnsi="Times New Roman" w:cs="Times New Roman"/>
+          <w:lang w:val="es-ES"/>
+        </w:rPr>
+        <w:t xml:space="preserve">: </w:t>
+      </w:r>
+      <w:r>
+        <w:rPr>
+          <w:rFonts w:ascii="Times New Roman" w:hAnsi="Times New Roman" w:cs="Times New Roman"/>
+          <w:lang w:val="es-ES"/>
+        </w:rPr>
+        <w:t>Empleado como entorno de desarrollo local para garantizar que el proyecto funcione de manera uniforme en diferentes sistemas, encapsulando configuraciones y dependencias del servidor.</w:t>
+      </w:r>
+    </w:p>
+    <w:p>
+      <w:pPr>
+        <w:spacing w:line="360" w:lineRule="auto"/>
+        <w:ind w:left="720"/>
+        <w:jc w:val="both"/>
+        <w:rPr>
+          <w:rFonts w:ascii="Times New Roman" w:hAnsi="Times New Roman" w:cs="Times New Roman"/>
+          <w:lang w:val="es-ES"/>
+        </w:rPr>
+      </w:pPr>
+    </w:p>
+    <w:p>
+      <w:pPr>
+        <w:numPr>
+          <w:ilvl w:val="0"/>
+          <w:numId w:val="3"/>
+        </w:numPr>
+        <w:spacing w:line="360" w:lineRule="auto"/>
+        <w:jc w:val="both"/>
+        <w:rPr>
+          <w:rFonts w:ascii="Times New Roman" w:hAnsi="Times New Roman" w:cs="Times New Roman"/>
+          <w:lang w:val="es-ES"/>
+        </w:rPr>
+      </w:pPr>
+      <w:r>
+        <w:rPr>
+          <w:rFonts w:ascii="Times New Roman" w:hAnsi="Times New Roman" w:cs="Times New Roman"/>
+          <w:b/>
+          <w:bCs/>
+          <w:lang w:val="es-ES"/>
+        </w:rPr>
+        <w:t>Git</w:t>
+      </w:r>
+      <w:r>
+        <w:rPr>
+          <w:rFonts w:ascii="Times New Roman" w:hAnsi="Times New Roman" w:cs="Times New Roman"/>
+          <w:b/>
+          <w:bCs/>
+          <w:lang w:val="es-ES"/>
+        </w:rPr>
+        <w:t xml:space="preserve">: </w:t>
+      </w:r>
+      <w:r>
+        <w:rPr>
+          <w:rFonts w:ascii="Times New Roman" w:hAnsi="Times New Roman" w:cs="Times New Roman"/>
+          <w:lang w:val="es-ES"/>
+        </w:rPr>
+        <w:t xml:space="preserve">Usados para gestionar el control de versiones, tener </w:t>
+      </w:r>
+      <w:proofErr w:type="spellStart"/>
+      <w:r>
+        <w:rPr>
+          <w:rFonts w:ascii="Times New Roman" w:hAnsi="Times New Roman" w:cs="Times New Roman"/>
+          <w:lang w:val="es-ES"/>
+        </w:rPr>
+        <w:t>backups</w:t>
+      </w:r>
+      <w:proofErr w:type="spellEnd"/>
+      <w:r>
+        <w:rPr>
+          <w:rFonts w:ascii="Times New Roman" w:hAnsi="Times New Roman" w:cs="Times New Roman"/>
+          <w:lang w:val="es-ES"/>
+        </w:rPr>
+        <w:t xml:space="preserve">, y mantener un historial de los cambios realizados durante las diferentes entregas. </w:t>
+      </w:r>
+    </w:p>
+    <w:p>
+      <w:pPr>
+        <w:pStyle w:val="ListParagraph"/>
+        <w:rPr>
+          <w:rFonts w:ascii="Times New Roman" w:hAnsi="Times New Roman" w:cs="Times New Roman"/>
+          <w:b/>
+          <w:bCs/>
+          <w:lang w:val="es-ES"/>
+        </w:rPr>
+      </w:pPr>
+    </w:p>
+    <w:p>
+      <w:pPr>
+        <w:numPr>
+          <w:ilvl w:val="0"/>
+          <w:numId w:val="3"/>
+        </w:numPr>
+        <w:spacing w:line="360" w:lineRule="auto"/>
+        <w:jc w:val="both"/>
+        <w:rPr>
+          <w:rFonts w:ascii="Times New Roman" w:hAnsi="Times New Roman" w:cs="Times New Roman"/>
+          <w:lang w:val="es-ES"/>
+        </w:rPr>
+      </w:pPr>
+      <w:r>
+        <w:rPr>
+          <w:rFonts w:ascii="Times New Roman" w:hAnsi="Times New Roman" w:cs="Times New Roman"/>
+          <w:b/>
+          <w:bCs/>
+          <w:lang w:val="es-ES"/>
+        </w:rPr>
+        <w:t>GitHub</w:t>
+      </w:r>
+      <w:r>
+        <w:rPr>
+          <w:rFonts w:ascii="Times New Roman" w:hAnsi="Times New Roman" w:cs="Times New Roman"/>
+          <w:lang w:val="es-ES"/>
+        </w:rPr>
+        <w:t xml:space="preserve">: </w:t>
+      </w:r>
+      <w:r>
+        <w:rPr>
+          <w:rFonts w:ascii="Times New Roman" w:hAnsi="Times New Roman" w:cs="Times New Roman"/>
+          <w:lang w:val="es-ES"/>
+        </w:rPr>
+        <w:t>GitHub ha proporcionado una plataforma para almacenar el proyecto.</w:t>
+      </w:r>
+    </w:p>
+    <w:p>
+      <w:pPr>
+        <w:spacing w:line="360" w:lineRule="auto"/>
+        <w:ind w:left="360"/>
+        <w:jc w:val="both"/>
+        <w:rPr>
+          <w:rFonts w:ascii="Times New Roman" w:hAnsi="Times New Roman" w:cs="Times New Roman"/>
+          <w:lang w:val="es-ES"/>
+        </w:rPr>
+      </w:pPr>
+    </w:p>
+    <w:p>
+      <w:pPr>
+        <w:numPr>
+          <w:ilvl w:val="0"/>
+          <w:numId w:val="3"/>
+        </w:numPr>
+        <w:spacing w:line="360" w:lineRule="auto"/>
+        <w:jc w:val="both"/>
+        <w:rPr>
+          <w:rFonts w:ascii="Times New Roman" w:hAnsi="Times New Roman" w:cs="Times New Roman"/>
+          <w:lang w:val="es-ES"/>
+        </w:rPr>
+      </w:pPr>
+      <w:r>
+        <w:rPr>
+          <w:rFonts w:ascii="Times New Roman" w:hAnsi="Times New Roman" w:cs="Times New Roman"/>
+          <w:b/>
+          <w:bCs/>
+          <w:lang w:val="es-ES"/>
+        </w:rPr>
         <w:t xml:space="preserve">Visual Studio </w:t>
       </w:r>
       <w:proofErr w:type="spellStart"/>
@@ -2709,14 +4173,7 @@
           <w:rFonts w:ascii="Times New Roman" w:hAnsi="Times New Roman" w:cs="Times New Roman"/>
           <w:lang w:val="es-ES"/>
         </w:rPr>
-        <w:t xml:space="preserve">: </w:t>
-      </w:r>
-      <w:r>
-        <w:rPr>
-          <w:rFonts w:ascii="Times New Roman" w:hAnsi="Times New Roman" w:cs="Times New Roman"/>
-          <w:lang w:val="es-ES"/>
-        </w:rPr>
-        <w:t xml:space="preserve">Visual Studio </w:t>
+        <w:t xml:space="preserve">: Visual Studio </w:t>
       </w:r>
       <w:proofErr w:type="spellStart"/>
       <w:r>
@@ -2744,79 +4201,53 @@
     </w:p>
     <w:p>
       <w:pPr>
-        <w:spacing w:line="360" w:lineRule="auto"/>
-        <w:jc w:val="both"/>
-        <w:rPr>
-          <w:rFonts w:ascii="Times New Roman" w:hAnsi="Times New Roman" w:cs="Times New Roman"/>
-          <w:lang w:val="es-ES"/>
-        </w:rPr>
-      </w:pPr>
-    </w:p>
-    <w:p>
-      <w:pPr>
-        <w:spacing w:line="360" w:lineRule="auto"/>
-        <w:ind w:left="360"/>
-        <w:jc w:val="both"/>
-        <w:rPr>
-          <w:rFonts w:ascii="Times New Roman" w:hAnsi="Times New Roman" w:cs="Times New Roman"/>
-          <w:lang w:val="es-ES"/>
-        </w:rPr>
-      </w:pPr>
-    </w:p>
-    <w:p>
-      <w:pPr>
-        <w:spacing w:line="360" w:lineRule="auto"/>
-        <w:ind w:left="360"/>
-        <w:jc w:val="both"/>
-        <w:rPr>
-          <w:rFonts w:ascii="Times New Roman" w:hAnsi="Times New Roman" w:cs="Times New Roman"/>
-          <w:lang w:val="es-ES"/>
-        </w:rPr>
-      </w:pPr>
-    </w:p>
-    <w:p>
-      <w:pPr>
-        <w:spacing w:line="360" w:lineRule="auto"/>
-        <w:ind w:left="360"/>
-        <w:jc w:val="both"/>
-        <w:rPr>
-          <w:rFonts w:ascii="Times New Roman" w:hAnsi="Times New Roman" w:cs="Times New Roman"/>
-          <w:lang w:val="es-ES"/>
-        </w:rPr>
-      </w:pPr>
-    </w:p>
-    <w:p>
-      <w:pPr>
-        <w:spacing w:line="360" w:lineRule="auto"/>
-        <w:ind w:left="360"/>
-        <w:jc w:val="both"/>
-        <w:rPr>
-          <w:rFonts w:ascii="Times New Roman" w:hAnsi="Times New Roman" w:cs="Times New Roman"/>
-          <w:lang w:val="es-ES"/>
-        </w:rPr>
-      </w:pPr>
-    </w:p>
-    <w:p>
-      <w:pPr>
-        <w:spacing w:line="360" w:lineRule="auto"/>
-        <w:ind w:left="360"/>
-        <w:jc w:val="both"/>
-        <w:rPr>
-          <w:rFonts w:ascii="Times New Roman" w:hAnsi="Times New Roman" w:cs="Times New Roman"/>
-          <w:lang w:val="es-ES"/>
-        </w:rPr>
-      </w:pPr>
-    </w:p>
-    <w:p>
-      <w:pPr>
-        <w:spacing w:line="360" w:lineRule="auto"/>
-        <w:ind w:left="360"/>
-        <w:jc w:val="both"/>
-        <w:rPr>
-          <w:rFonts w:ascii="Times New Roman" w:hAnsi="Times New Roman" w:cs="Times New Roman"/>
-          <w:lang w:val="es-ES"/>
-        </w:rPr>
-      </w:pPr>
+        <w:pStyle w:val="ListParagraph"/>
+        <w:rPr>
+          <w:rFonts w:ascii="Times New Roman" w:hAnsi="Times New Roman" w:cs="Times New Roman"/>
+          <w:lang w:val="es-ES"/>
+        </w:rPr>
+      </w:pPr>
+    </w:p>
+    <w:p>
+      <w:pPr>
+        <w:numPr>
+          <w:ilvl w:val="0"/>
+          <w:numId w:val="3"/>
+        </w:numPr>
+        <w:spacing w:line="360" w:lineRule="auto"/>
+        <w:jc w:val="both"/>
+        <w:rPr>
+          <w:rFonts w:ascii="Times New Roman" w:hAnsi="Times New Roman" w:cs="Times New Roman"/>
+          <w:lang w:val="es-ES"/>
+        </w:rPr>
+      </w:pPr>
+      <w:proofErr w:type="spellStart"/>
+      <w:r>
+        <w:rPr>
+          <w:rFonts w:ascii="Times New Roman" w:hAnsi="Times New Roman" w:cs="Times New Roman"/>
+          <w:b/>
+          <w:bCs/>
+          <w:lang w:val="es-ES"/>
+        </w:rPr>
+        <w:t>Intelisense</w:t>
+      </w:r>
+      <w:proofErr w:type="spellEnd"/>
+      <w:r>
+        <w:rPr>
+          <w:rFonts w:ascii="Times New Roman" w:hAnsi="Times New Roman" w:cs="Times New Roman"/>
+          <w:b/>
+          <w:bCs/>
+          <w:lang w:val="es-ES"/>
+        </w:rPr>
+        <w:t>:</w:t>
+      </w:r>
+      <w:r>
+        <w:rPr>
+          <w:rFonts w:ascii="Times New Roman" w:hAnsi="Times New Roman" w:cs="Times New Roman"/>
+          <w:lang w:val="es-ES"/>
+        </w:rPr>
+        <w:t xml:space="preserve"> Usado para autocompletar tipado de PHP y gestionar errores dentro del código de una forma más visual.</w:t>
+      </w:r>
     </w:p>
     <w:p>
       <w:pPr>
@@ -2975,7 +4406,7 @@
           <w:lang w:val="es-ES"/>
         </w:rPr>
       </w:pPr>
-      <w:bookmarkStart w:id="4" w:name="_Toc188115365"/>
+      <w:bookmarkStart w:id="4" w:name="_Toc188724596"/>
       <w:r>
         <w:rPr>
           <w:rFonts w:ascii="Times New Roman" w:hAnsi="Times New Roman" w:cs="Times New Roman"/>
@@ -2985,7 +4416,6 @@
           <w:szCs w:val="32"/>
           <w:lang w:val="es-ES"/>
         </w:rPr>
-        <w:lastRenderedPageBreak/>
         <w:t>O</w:t>
       </w:r>
       <w:r>
@@ -3026,7 +4456,7 @@
           <w:lang w:val="es-ES"/>
         </w:rPr>
       </w:pPr>
-      <w:bookmarkStart w:id="5" w:name="_Toc188115366"/>
+      <w:bookmarkStart w:id="5" w:name="_Toc188724597"/>
       <w:r>
         <w:rPr>
           <w:rFonts w:ascii="Times New Roman" w:hAnsi="Times New Roman" w:cs="Times New Roman"/>
@@ -3118,7 +4548,7 @@
           <w:szCs w:val="28"/>
         </w:rPr>
       </w:pPr>
-      <w:bookmarkStart w:id="6" w:name="_Toc188115367"/>
+      <w:bookmarkStart w:id="6" w:name="_Toc188724598"/>
       <w:proofErr w:type="spellStart"/>
       <w:r>
         <w:rPr>
@@ -3429,6 +4859,7 @@
           <w:lang w:val="es-ES"/>
         </w:rPr>
       </w:pPr>
+      <w:bookmarkStart w:id="7" w:name="_Toc188724599"/>
       <w:r>
         <w:rPr>
           <w:rFonts w:ascii="Times New Roman" w:hAnsi="Times New Roman" w:cs="Times New Roman"/>
@@ -3438,9 +4869,9 @@
           <w:szCs w:val="32"/>
           <w:lang w:val="es-ES"/>
         </w:rPr>
-        <w:lastRenderedPageBreak/>
         <w:t>Desarrollo e implementación</w:t>
       </w:r>
+      <w:bookmarkEnd w:id="7"/>
     </w:p>
     <w:p>
       <w:pPr>
@@ -3473,6 +4904,7 @@
           <w:lang w:val="es-ES"/>
         </w:rPr>
       </w:pPr>
+      <w:bookmarkStart w:id="8" w:name="_Toc188724600"/>
       <w:r>
         <w:rPr>
           <w:rFonts w:ascii="Times New Roman" w:hAnsi="Times New Roman" w:cs="Times New Roman"/>
@@ -3484,6 +4916,7 @@
         </w:rPr>
         <w:t>Diagrama de casos de uso</w:t>
       </w:r>
+      <w:bookmarkEnd w:id="8"/>
     </w:p>
     <w:p>
       <w:pPr>
@@ -3502,279 +4935,35 @@
         <w:t>El diagrama de casos de uso ha sido desarrollado para visualizar las diferentes acciones que puede realizar cada actor según su rol dentro de la aplicación, así como la forma en que cada rol interactúa con el sistema.</w:t>
       </w:r>
     </w:p>
-    <w:tbl>
-      <w:tblPr>
-        <w:tblStyle w:val="TableGrid"/>
-        <w:tblW w:w="0" w:type="auto"/>
-        <w:jc w:val="center"/>
-        <w:tblLook w:val="04A0" w:firstRow="1" w:lastRow="0" w:firstColumn="1" w:lastColumn="0" w:noHBand="0" w:noVBand="1"/>
-      </w:tblPr>
-      <w:tblGrid>
-        <w:gridCol w:w="3734"/>
-        <w:gridCol w:w="4758"/>
-      </w:tblGrid>
-      <w:tr>
-        <w:trPr>
-          <w:jc w:val="center"/>
-        </w:trPr>
-        <w:tc>
-          <w:tcPr>
-            <w:tcW w:w="4416" w:type="dxa"/>
-          </w:tcPr>
-          <w:p>
-            <w:pPr>
-              <w:spacing w:line="360" w:lineRule="auto"/>
-              <w:jc w:val="both"/>
-              <w:rPr>
-                <w:rFonts w:ascii="Times New Roman" w:hAnsi="Times New Roman" w:cs="Times New Roman"/>
-                <w:lang w:val="es-ES"/>
-              </w:rPr>
-            </w:pPr>
-            <w:r>
-              <w:rPr>
-                <w:rFonts w:ascii="Times New Roman" w:hAnsi="Times New Roman" w:cs="Times New Roman"/>
-                <w:noProof/>
-                <w:lang w:val="es-ES"/>
-              </w:rPr>
-              <w:drawing>
-                <wp:inline distT="0" distB="0" distL="0" distR="0" wp14:anchorId="7A0B5094" wp14:editId="1F1F4397">
-                  <wp:extent cx="2735249" cy="4733453"/>
-                  <wp:effectExtent l="0" t="0" r="0" b="3810"/>
-                  <wp:docPr id="1614733771" name="Picture 2" descr="A diagram of a diagram of a person&#10;&#10;Description automatically generated"/>
-                  <wp:cNvGraphicFramePr>
-                    <a:graphicFrameLocks xmlns:a="http://schemas.openxmlformats.org/drawingml/2006/main" noChangeAspect="1"/>
-                  </wp:cNvGraphicFramePr>
-                  <a:graphic xmlns:a="http://schemas.openxmlformats.org/drawingml/2006/main">
-                    <a:graphicData uri="http://schemas.openxmlformats.org/drawingml/2006/picture">
-                      <pic:pic xmlns:pic="http://schemas.openxmlformats.org/drawingml/2006/picture">
-                        <pic:nvPicPr>
-                          <pic:cNvPr id="1614733771" name="Picture 2" descr="A diagram of a diagram of a person&#10;&#10;Description automatically generated"/>
-                          <pic:cNvPicPr/>
-                        </pic:nvPicPr>
-                        <pic:blipFill>
-                          <a:blip r:embed="rId7">
-                            <a:extLst>
-                              <a:ext uri="{28A0092B-C50C-407E-A947-70E740481C1C}">
-                                <a14:useLocalDpi xmlns:a14="http://schemas.microsoft.com/office/drawing/2010/main" val="0"/>
-                              </a:ext>
-                            </a:extLst>
-                          </a:blip>
-                          <a:stretch>
-                            <a:fillRect/>
-                          </a:stretch>
-                        </pic:blipFill>
-                        <pic:spPr>
-                          <a:xfrm>
-                            <a:off x="0" y="0"/>
-                            <a:ext cx="2779938" cy="4810789"/>
-                          </a:xfrm>
-                          <a:prstGeom prst="rect">
-                            <a:avLst/>
-                          </a:prstGeom>
-                        </pic:spPr>
-                      </pic:pic>
-                    </a:graphicData>
-                  </a:graphic>
-                </wp:inline>
-              </w:drawing>
-            </w:r>
-          </w:p>
-        </w:tc>
-        <w:tc>
-          <w:tcPr>
-            <w:tcW w:w="4416" w:type="dxa"/>
-          </w:tcPr>
-          <w:p>
-            <w:pPr>
-              <w:spacing w:line="360" w:lineRule="auto"/>
-              <w:jc w:val="both"/>
-              <w:rPr>
-                <w:rFonts w:ascii="Times New Roman" w:hAnsi="Times New Roman" w:cs="Times New Roman"/>
-                <w:lang w:val="es-ES"/>
-              </w:rPr>
-            </w:pPr>
-            <w:r>
-              <w:rPr>
-                <w:rFonts w:ascii="Times New Roman" w:hAnsi="Times New Roman" w:cs="Times New Roman"/>
-                <w:noProof/>
-                <w:lang w:val="es-ES"/>
-              </w:rPr>
-              <w:drawing>
-                <wp:inline distT="0" distB="0" distL="0" distR="0" wp14:anchorId="3FFA3D81" wp14:editId="7E165F91">
-                  <wp:extent cx="3530380" cy="5091940"/>
-                  <wp:effectExtent l="0" t="0" r="635" b="1270"/>
-                  <wp:docPr id="368722282" name="Picture 3" descr="A diagram of a diagram&#10;&#10;Description automatically generated"/>
-                  <wp:cNvGraphicFramePr>
-                    <a:graphicFrameLocks xmlns:a="http://schemas.openxmlformats.org/drawingml/2006/main" noChangeAspect="1"/>
-                  </wp:cNvGraphicFramePr>
-                  <a:graphic xmlns:a="http://schemas.openxmlformats.org/drawingml/2006/main">
-                    <a:graphicData uri="http://schemas.openxmlformats.org/drawingml/2006/picture">
-                      <pic:pic xmlns:pic="http://schemas.openxmlformats.org/drawingml/2006/picture">
-                        <pic:nvPicPr>
-                          <pic:cNvPr id="368722282" name="Picture 3" descr="A diagram of a diagram&#10;&#10;Description automatically generated"/>
-                          <pic:cNvPicPr/>
-                        </pic:nvPicPr>
-                        <pic:blipFill>
-                          <a:blip r:embed="rId8">
-                            <a:extLst>
-                              <a:ext uri="{28A0092B-C50C-407E-A947-70E740481C1C}">
-                                <a14:useLocalDpi xmlns:a14="http://schemas.microsoft.com/office/drawing/2010/main" val="0"/>
-                              </a:ext>
-                            </a:extLst>
-                          </a:blip>
-                          <a:stretch>
-                            <a:fillRect/>
-                          </a:stretch>
-                        </pic:blipFill>
-                        <pic:spPr>
-                          <a:xfrm>
-                            <a:off x="0" y="0"/>
-                            <a:ext cx="3557485" cy="5131034"/>
-                          </a:xfrm>
-                          <a:prstGeom prst="rect">
-                            <a:avLst/>
-                          </a:prstGeom>
-                        </pic:spPr>
-                      </pic:pic>
-                    </a:graphicData>
-                  </a:graphic>
-                </wp:inline>
-              </w:drawing>
-            </w:r>
-          </w:p>
-        </w:tc>
-      </w:tr>
-    </w:tbl>
-    <w:p>
-      <w:pPr>
-        <w:spacing w:line="360" w:lineRule="auto"/>
-        <w:jc w:val="both"/>
-        <w:rPr>
-          <w:rFonts w:ascii="Times New Roman" w:hAnsi="Times New Roman" w:cs="Times New Roman"/>
-          <w:lang w:val="es-ES"/>
-        </w:rPr>
-      </w:pPr>
-    </w:p>
-    <w:p>
-      <w:pPr>
-        <w:spacing w:line="360" w:lineRule="auto"/>
-        <w:jc w:val="both"/>
-        <w:rPr>
-          <w:rFonts w:ascii="Times New Roman" w:hAnsi="Times New Roman" w:cs="Times New Roman"/>
-          <w:lang w:val="es-ES"/>
-        </w:rPr>
-      </w:pPr>
-    </w:p>
-    <w:p>
-      <w:pPr>
-        <w:spacing w:line="360" w:lineRule="auto"/>
-        <w:jc w:val="both"/>
-        <w:rPr>
-          <w:rFonts w:ascii="Times New Roman" w:hAnsi="Times New Roman" w:cs="Times New Roman"/>
-          <w:lang w:val="es-ES"/>
-        </w:rPr>
-      </w:pPr>
-    </w:p>
-    <w:p>
-      <w:pPr>
-        <w:spacing w:line="360" w:lineRule="auto"/>
-        <w:jc w:val="both"/>
-        <w:rPr>
-          <w:rFonts w:ascii="Times New Roman" w:hAnsi="Times New Roman" w:cs="Times New Roman"/>
-          <w:lang w:val="es-ES"/>
-        </w:rPr>
-      </w:pPr>
-    </w:p>
-    <w:p>
-      <w:pPr>
-        <w:pStyle w:val="Heading2"/>
-        <w:spacing w:line="360" w:lineRule="auto"/>
-        <w:jc w:val="both"/>
-        <w:rPr>
-          <w:rFonts w:ascii="Times New Roman" w:hAnsi="Times New Roman" w:cs="Times New Roman"/>
-          <w:b/>
-          <w:bCs/>
-          <w:sz w:val="28"/>
-          <w:szCs w:val="28"/>
-          <w:lang w:val="es-ES"/>
-        </w:rPr>
-      </w:pPr>
-      <w:r>
-        <w:rPr>
-          <w:rFonts w:ascii="Times New Roman" w:hAnsi="Times New Roman" w:cs="Times New Roman"/>
-          <w:b/>
-          <w:bCs/>
-          <w:sz w:val="28"/>
-          <w:szCs w:val="28"/>
+    <w:p>
+      <w:pPr>
+        <w:spacing w:line="360" w:lineRule="auto"/>
+        <w:jc w:val="both"/>
+        <w:rPr>
+          <w:rFonts w:ascii="Times New Roman" w:hAnsi="Times New Roman" w:cs="Times New Roman"/>
+          <w:lang w:val="es-ES"/>
+        </w:rPr>
+      </w:pPr>
+      <w:r>
+        <w:rPr>
+          <w:rFonts w:ascii="Times New Roman" w:hAnsi="Times New Roman" w:cs="Times New Roman"/>
+          <w:noProof/>
           <w:lang w:val="es-ES"/>
         </w:rPr>
         <w:lastRenderedPageBreak/>
-        <w:t>Diagrama de entidad relación</w:t>
-      </w:r>
-    </w:p>
-    <w:p>
-      <w:pPr>
-        <w:spacing w:line="360" w:lineRule="auto"/>
-        <w:jc w:val="both"/>
-        <w:rPr>
-          <w:rFonts w:ascii="Times New Roman" w:hAnsi="Times New Roman" w:cs="Times New Roman"/>
-          <w:lang w:val="es-ES"/>
-        </w:rPr>
-      </w:pPr>
-      <w:r>
-        <w:rPr>
-          <w:rFonts w:ascii="Times New Roman" w:hAnsi="Times New Roman" w:cs="Times New Roman"/>
-          <w:lang w:val="es-ES"/>
-        </w:rPr>
-        <w:t xml:space="preserve">El </w:t>
-      </w:r>
-      <w:r>
-        <w:rPr>
-          <w:rFonts w:ascii="Times New Roman" w:hAnsi="Times New Roman" w:cs="Times New Roman"/>
-          <w:b/>
-          <w:bCs/>
-          <w:lang w:val="es-ES"/>
-        </w:rPr>
-        <w:t>diagrama entidad-relación</w:t>
-      </w:r>
-      <w:r>
-        <w:rPr>
-          <w:rFonts w:ascii="Times New Roman" w:hAnsi="Times New Roman" w:cs="Times New Roman"/>
-          <w:lang w:val="es-ES"/>
-        </w:rPr>
-        <w:t xml:space="preserve"> ha sido desarrollado para representar las entidades principales del sistema, sus atributos y las relaciones entre ellas. Este modelo permite visualizar cómo los datos están estructurados y cómo las entidades interactúan entre sí, facilitando la organización y gestión de la información en la base de datos.</w:t>
-      </w:r>
-    </w:p>
-    <w:p>
-      <w:pPr>
-        <w:spacing w:line="360" w:lineRule="auto"/>
-        <w:jc w:val="both"/>
-        <w:rPr>
-          <w:rFonts w:ascii="Times New Roman" w:hAnsi="Times New Roman" w:cs="Times New Roman"/>
-          <w:lang w:val="es-ES"/>
-        </w:rPr>
-      </w:pPr>
-    </w:p>
-    <w:p>
-      <w:pPr>
-        <w:spacing w:line="360" w:lineRule="auto"/>
-        <w:jc w:val="both"/>
-        <w:rPr>
-          <w:rFonts w:ascii="Times New Roman" w:hAnsi="Times New Roman" w:cs="Times New Roman"/>
-          <w:lang w:val="es-ES"/>
-        </w:rPr>
-      </w:pPr>
-      <w:r>
-        <w:rPr>
-          <w:rFonts w:ascii="Times New Roman" w:hAnsi="Times New Roman" w:cs="Times New Roman"/>
-          <w:noProof/>
-          <w:lang w:val="es-ES"/>
-        </w:rPr>
         <w:drawing>
-          <wp:inline distT="0" distB="0" distL="0" distR="0" wp14:anchorId="7E612EE0" wp14:editId="673B5EC4">
-            <wp:extent cx="5398770" cy="4402455"/>
-            <wp:effectExtent l="0" t="0" r="0" b="4445"/>
-            <wp:docPr id="1684469928" name="Picture 1" descr="A diagram of a company&#10;&#10;Description automatically generated"/>
+          <wp:anchor distT="0" distB="0" distL="114300" distR="114300" simplePos="0" relativeHeight="251659264" behindDoc="0" locked="0" layoutInCell="1" allowOverlap="1" wp14:anchorId="660C2B27" wp14:editId="02216208">
+            <wp:simplePos x="0" y="0"/>
+            <wp:positionH relativeFrom="margin">
+              <wp:align>center</wp:align>
+            </wp:positionH>
+            <wp:positionV relativeFrom="margin">
+              <wp:align>bottom</wp:align>
+            </wp:positionV>
+            <wp:extent cx="6583680" cy="6583680"/>
+            <wp:effectExtent l="0" t="0" r="0" b="0"/>
+            <wp:wrapSquare wrapText="bothSides"/>
+            <wp:docPr id="2080622238" name="Picture 2" descr="A diagram of a person's work flow&#10;&#10;Description automatically generated"/>
             <wp:cNvGraphicFramePr>
               <a:graphicFrameLocks xmlns:a="http://schemas.openxmlformats.org/drawingml/2006/main" noChangeAspect="1"/>
             </wp:cNvGraphicFramePr>
@@ -3782,11 +4971,11 @@
               <a:graphicData uri="http://schemas.openxmlformats.org/drawingml/2006/picture">
                 <pic:pic xmlns:pic="http://schemas.openxmlformats.org/drawingml/2006/picture">
                   <pic:nvPicPr>
-                    <pic:cNvPr id="1684469928" name="Picture 1" descr="A diagram of a company&#10;&#10;Description automatically generated"/>
+                    <pic:cNvPr id="2080622238" name="Picture 2" descr="A diagram of a person's work flow&#10;&#10;Description automatically generated"/>
                     <pic:cNvPicPr/>
                   </pic:nvPicPr>
                   <pic:blipFill>
-                    <a:blip r:embed="rId9">
+                    <a:blip r:embed="rId7">
                       <a:extLst>
                         <a:ext uri="{28A0092B-C50C-407E-A947-70E740481C1C}">
                           <a14:useLocalDpi xmlns:a14="http://schemas.microsoft.com/office/drawing/2010/main" val="0"/>
@@ -3800,7 +4989,7 @@
                   <pic:spPr>
                     <a:xfrm>
                       <a:off x="0" y="0"/>
-                      <a:ext cx="5398770" cy="4402455"/>
+                      <a:ext cx="6583680" cy="6583680"/>
                     </a:xfrm>
                     <a:prstGeom prst="rect">
                       <a:avLst/>
@@ -3809,49 +4998,15 @@
                 </pic:pic>
               </a:graphicData>
             </a:graphic>
-          </wp:inline>
+            <wp14:sizeRelH relativeFrom="margin">
+              <wp14:pctWidth>0</wp14:pctWidth>
+            </wp14:sizeRelH>
+            <wp14:sizeRelV relativeFrom="margin">
+              <wp14:pctHeight>0</wp14:pctHeight>
+            </wp14:sizeRelV>
+          </wp:anchor>
         </w:drawing>
       </w:r>
-    </w:p>
-    <w:p>
-      <w:pPr>
-        <w:spacing w:line="360" w:lineRule="auto"/>
-        <w:jc w:val="both"/>
-        <w:rPr>
-          <w:rFonts w:ascii="Times New Roman" w:hAnsi="Times New Roman" w:cs="Times New Roman"/>
-          <w:lang w:val="es-ES"/>
-        </w:rPr>
-      </w:pPr>
-    </w:p>
-    <w:p>
-      <w:pPr>
-        <w:spacing w:line="360" w:lineRule="auto"/>
-        <w:jc w:val="both"/>
-        <w:rPr>
-          <w:rFonts w:ascii="Times New Roman" w:hAnsi="Times New Roman" w:cs="Times New Roman"/>
-          <w:lang w:val="es-ES"/>
-        </w:rPr>
-      </w:pPr>
-    </w:p>
-    <w:p>
-      <w:pPr>
-        <w:spacing w:line="360" w:lineRule="auto"/>
-        <w:jc w:val="both"/>
-        <w:rPr>
-          <w:rFonts w:ascii="Times New Roman" w:hAnsi="Times New Roman" w:cs="Times New Roman"/>
-          <w:lang w:val="es-ES"/>
-        </w:rPr>
-      </w:pPr>
-    </w:p>
-    <w:p>
-      <w:pPr>
-        <w:spacing w:line="360" w:lineRule="auto"/>
-        <w:jc w:val="both"/>
-        <w:rPr>
-          <w:rFonts w:ascii="Times New Roman" w:hAnsi="Times New Roman" w:cs="Times New Roman"/>
-          <w:lang w:val="es-ES"/>
-        </w:rPr>
-      </w:pPr>
     </w:p>
     <w:p>
       <w:pPr>
@@ -3897,6 +5052,7 @@
           <w:lang w:val="es-ES"/>
         </w:rPr>
       </w:pPr>
+      <w:bookmarkStart w:id="9" w:name="_Toc188724601"/>
       <w:r>
         <w:rPr>
           <w:rFonts w:ascii="Times New Roman" w:hAnsi="Times New Roman" w:cs="Times New Roman"/>
@@ -3906,9 +5062,170 @@
           <w:szCs w:val="28"/>
           <w:lang w:val="es-ES"/>
         </w:rPr>
+        <w:t>Diagrama de entidad relación</w:t>
+      </w:r>
+      <w:bookmarkEnd w:id="9"/>
+    </w:p>
+    <w:p>
+      <w:pPr>
+        <w:spacing w:line="360" w:lineRule="auto"/>
+        <w:jc w:val="both"/>
+        <w:rPr>
+          <w:rFonts w:ascii="Times New Roman" w:hAnsi="Times New Roman" w:cs="Times New Roman"/>
+          <w:lang w:val="es-ES"/>
+        </w:rPr>
+      </w:pPr>
+      <w:r>
+        <w:rPr>
+          <w:rFonts w:ascii="Times New Roman" w:hAnsi="Times New Roman" w:cs="Times New Roman"/>
+          <w:lang w:val="es-ES"/>
+        </w:rPr>
+        <w:t xml:space="preserve">El </w:t>
+      </w:r>
+      <w:r>
+        <w:rPr>
+          <w:rFonts w:ascii="Times New Roman" w:hAnsi="Times New Roman" w:cs="Times New Roman"/>
+          <w:b/>
+          <w:bCs/>
+          <w:lang w:val="es-ES"/>
+        </w:rPr>
+        <w:t>diagrama entidad-relación</w:t>
+      </w:r>
+      <w:r>
+        <w:rPr>
+          <w:rFonts w:ascii="Times New Roman" w:hAnsi="Times New Roman" w:cs="Times New Roman"/>
+          <w:lang w:val="es-ES"/>
+        </w:rPr>
+        <w:t xml:space="preserve"> ha sido desarrollado para representar las entidades principales del sistema, sus atributos y las relaciones entre ellas. Este modelo permite </w:t>
+      </w:r>
+      <w:r>
+        <w:rPr>
+          <w:rFonts w:ascii="Times New Roman" w:hAnsi="Times New Roman" w:cs="Times New Roman"/>
+          <w:lang w:val="es-ES"/>
+        </w:rPr>
         <w:lastRenderedPageBreak/>
+        <w:t>visualizar cómo los datos están estructurados y cómo las entidades interactúan entre sí, facilitando la organización y gestión de la información en la base de datos.</w:t>
+      </w:r>
+    </w:p>
+    <w:p>
+      <w:pPr>
+        <w:spacing w:line="360" w:lineRule="auto"/>
+        <w:jc w:val="both"/>
+        <w:rPr>
+          <w:rFonts w:ascii="Times New Roman" w:hAnsi="Times New Roman" w:cs="Times New Roman"/>
+          <w:lang w:val="es-ES"/>
+        </w:rPr>
+      </w:pPr>
+    </w:p>
+    <w:p>
+      <w:pPr>
+        <w:spacing w:line="360" w:lineRule="auto"/>
+        <w:jc w:val="both"/>
+        <w:rPr>
+          <w:rFonts w:ascii="Times New Roman" w:hAnsi="Times New Roman" w:cs="Times New Roman"/>
+          <w:lang w:val="es-ES"/>
+        </w:rPr>
+      </w:pPr>
+      <w:r>
+        <w:rPr>
+          <w:rFonts w:ascii="Times New Roman" w:hAnsi="Times New Roman" w:cs="Times New Roman"/>
+          <w:noProof/>
+          <w:lang w:val="es-ES"/>
+        </w:rPr>
+        <w:drawing>
+          <wp:anchor distT="0" distB="0" distL="114300" distR="114300" simplePos="0" relativeHeight="251660288" behindDoc="0" locked="0" layoutInCell="1" allowOverlap="1" wp14:anchorId="7E612EE0" wp14:editId="74E01CFD">
+            <wp:simplePos x="0" y="0"/>
+            <wp:positionH relativeFrom="margin">
+              <wp:align>center</wp:align>
+            </wp:positionH>
+            <wp:positionV relativeFrom="margin">
+              <wp:align>bottom</wp:align>
+            </wp:positionV>
+            <wp:extent cx="6913245" cy="5637530"/>
+            <wp:effectExtent l="0" t="0" r="0" b="1270"/>
+            <wp:wrapSquare wrapText="bothSides"/>
+            <wp:docPr id="1684469928" name="Picture 1" descr="A diagram of a company&#10;&#10;Description automatically generated"/>
+            <wp:cNvGraphicFramePr>
+              <a:graphicFrameLocks xmlns:a="http://schemas.openxmlformats.org/drawingml/2006/main" noChangeAspect="1"/>
+            </wp:cNvGraphicFramePr>
+            <a:graphic xmlns:a="http://schemas.openxmlformats.org/drawingml/2006/main">
+              <a:graphicData uri="http://schemas.openxmlformats.org/drawingml/2006/picture">
+                <pic:pic xmlns:pic="http://schemas.openxmlformats.org/drawingml/2006/picture">
+                  <pic:nvPicPr>
+                    <pic:cNvPr id="1684469928" name="Picture 1" descr="A diagram of a company&#10;&#10;Description automatically generated"/>
+                    <pic:cNvPicPr/>
+                  </pic:nvPicPr>
+                  <pic:blipFill>
+                    <a:blip r:embed="rId8">
+                      <a:extLst>
+                        <a:ext uri="{28A0092B-C50C-407E-A947-70E740481C1C}">
+                          <a14:useLocalDpi xmlns:a14="http://schemas.microsoft.com/office/drawing/2010/main" val="0"/>
+                        </a:ext>
+                      </a:extLst>
+                    </a:blip>
+                    <a:stretch>
+                      <a:fillRect/>
+                    </a:stretch>
+                  </pic:blipFill>
+                  <pic:spPr>
+                    <a:xfrm>
+                      <a:off x="0" y="0"/>
+                      <a:ext cx="6913245" cy="5637530"/>
+                    </a:xfrm>
+                    <a:prstGeom prst="rect">
+                      <a:avLst/>
+                    </a:prstGeom>
+                  </pic:spPr>
+                </pic:pic>
+              </a:graphicData>
+            </a:graphic>
+            <wp14:sizeRelH relativeFrom="margin">
+              <wp14:pctWidth>0</wp14:pctWidth>
+            </wp14:sizeRelH>
+            <wp14:sizeRelV relativeFrom="margin">
+              <wp14:pctHeight>0</wp14:pctHeight>
+            </wp14:sizeRelV>
+          </wp:anchor>
+        </w:drawing>
+      </w:r>
+    </w:p>
+    <w:p>
+      <w:pPr>
+        <w:spacing w:line="360" w:lineRule="auto"/>
+        <w:jc w:val="both"/>
+        <w:rPr>
+          <w:rFonts w:ascii="Times New Roman" w:hAnsi="Times New Roman" w:cs="Times New Roman"/>
+          <w:lang w:val="es-ES"/>
+        </w:rPr>
+      </w:pPr>
+    </w:p>
+    <w:p>
+      <w:pPr>
+        <w:pStyle w:val="Heading2"/>
+        <w:spacing w:line="360" w:lineRule="auto"/>
+        <w:jc w:val="both"/>
+        <w:rPr>
+          <w:rFonts w:ascii="Times New Roman" w:hAnsi="Times New Roman" w:cs="Times New Roman"/>
+          <w:b/>
+          <w:bCs/>
+          <w:sz w:val="28"/>
+          <w:szCs w:val="28"/>
+          <w:lang w:val="es-ES"/>
+        </w:rPr>
+      </w:pPr>
+      <w:bookmarkStart w:id="10" w:name="_Toc188724602"/>
+      <w:r>
+        <w:rPr>
+          <w:rFonts w:ascii="Times New Roman" w:hAnsi="Times New Roman" w:cs="Times New Roman"/>
+          <w:b/>
+          <w:bCs/>
+          <w:sz w:val="28"/>
+          <w:szCs w:val="28"/>
+          <w:lang w:val="es-ES"/>
+        </w:rPr>
         <w:t>Diagrama de modelo relacional</w:t>
       </w:r>
+      <w:bookmarkEnd w:id="10"/>
     </w:p>
     <w:p>
       <w:pPr>
@@ -3968,10 +5285,19 @@
           <w:noProof/>
           <w:lang w:val="es-ES"/>
         </w:rPr>
+        <w:lastRenderedPageBreak/>
         <w:drawing>
-          <wp:inline distT="0" distB="0" distL="0" distR="0" wp14:anchorId="55058B46" wp14:editId="0F6B32D7">
-            <wp:extent cx="5614670" cy="5543550"/>
-            <wp:effectExtent l="0" t="0" r="0" b="6350"/>
+          <wp:anchor distT="0" distB="0" distL="114300" distR="114300" simplePos="0" relativeHeight="251661312" behindDoc="0" locked="0" layoutInCell="1" allowOverlap="1" wp14:anchorId="55058B46" wp14:editId="125E124E">
+            <wp:simplePos x="0" y="0"/>
+            <wp:positionH relativeFrom="margin">
+              <wp:align>center</wp:align>
+            </wp:positionH>
+            <wp:positionV relativeFrom="margin">
+              <wp:align>center</wp:align>
+            </wp:positionV>
+            <wp:extent cx="6705600" cy="6620661"/>
+            <wp:effectExtent l="0" t="0" r="0" b="0"/>
+            <wp:wrapSquare wrapText="bothSides"/>
             <wp:docPr id="1185473307" name="Picture 7" descr="A screenshot of a computer&#10;&#10;Description automatically generated"/>
             <wp:cNvGraphicFramePr>
               <a:graphicFrameLocks xmlns:a="http://schemas.openxmlformats.org/drawingml/2006/main" noChangeAspect="1"/>
@@ -3981,6 +5307,322 @@
                 <pic:pic xmlns:pic="http://schemas.openxmlformats.org/drawingml/2006/picture">
                   <pic:nvPicPr>
                     <pic:cNvPr id="1185473307" name="Picture 7" descr="A screenshot of a computer&#10;&#10;Description automatically generated"/>
+                    <pic:cNvPicPr/>
+                  </pic:nvPicPr>
+                  <pic:blipFill>
+                    <a:blip r:embed="rId9" cstate="print">
+                      <a:extLst>
+                        <a:ext uri="{28A0092B-C50C-407E-A947-70E740481C1C}">
+                          <a14:useLocalDpi xmlns:a14="http://schemas.microsoft.com/office/drawing/2010/main" val="0"/>
+                        </a:ext>
+                      </a:extLst>
+                    </a:blip>
+                    <a:stretch>
+                      <a:fillRect/>
+                    </a:stretch>
+                  </pic:blipFill>
+                  <pic:spPr>
+                    <a:xfrm>
+                      <a:off x="0" y="0"/>
+                      <a:ext cx="6705600" cy="6620661"/>
+                    </a:xfrm>
+                    <a:prstGeom prst="rect">
+                      <a:avLst/>
+                    </a:prstGeom>
+                  </pic:spPr>
+                </pic:pic>
+              </a:graphicData>
+            </a:graphic>
+          </wp:anchor>
+        </w:drawing>
+      </w:r>
+    </w:p>
+    <w:p>
+      <w:pPr>
+        <w:spacing w:line="360" w:lineRule="auto"/>
+        <w:jc w:val="both"/>
+        <w:rPr>
+          <w:rFonts w:ascii="Times New Roman" w:hAnsi="Times New Roman" w:cs="Times New Roman"/>
+          <w:lang w:val="es-ES"/>
+        </w:rPr>
+      </w:pPr>
+    </w:p>
+    <w:p>
+      <w:pPr>
+        <w:spacing w:line="360" w:lineRule="auto"/>
+        <w:jc w:val="both"/>
+        <w:rPr>
+          <w:rFonts w:ascii="Times New Roman" w:hAnsi="Times New Roman" w:cs="Times New Roman"/>
+          <w:lang w:val="es-ES"/>
+        </w:rPr>
+      </w:pPr>
+    </w:p>
+    <w:p>
+      <w:pPr>
+        <w:spacing w:line="360" w:lineRule="auto"/>
+        <w:jc w:val="both"/>
+        <w:rPr>
+          <w:rFonts w:ascii="Times New Roman" w:hAnsi="Times New Roman" w:cs="Times New Roman"/>
+          <w:lang w:val="es-ES"/>
+        </w:rPr>
+      </w:pPr>
+    </w:p>
+    <w:p>
+      <w:pPr>
+        <w:pStyle w:val="Heading1"/>
+        <w:spacing w:line="360" w:lineRule="auto"/>
+        <w:jc w:val="both"/>
+        <w:rPr>
+          <w:rFonts w:ascii="Times New Roman" w:hAnsi="Times New Roman" w:cs="Times New Roman"/>
+          <w:b/>
+          <w:bCs/>
+          <w:sz w:val="32"/>
+          <w:szCs w:val="32"/>
+          <w:lang w:val="es-ES"/>
+        </w:rPr>
+      </w:pPr>
+      <w:bookmarkStart w:id="11" w:name="_Toc188724603"/>
+      <w:r>
+        <w:rPr>
+          <w:rFonts w:ascii="Times New Roman" w:hAnsi="Times New Roman" w:cs="Times New Roman"/>
+          <w:b/>
+          <w:bCs/>
+          <w:sz w:val="32"/>
+          <w:szCs w:val="32"/>
+          <w:lang w:val="es-ES"/>
+        </w:rPr>
+        <w:lastRenderedPageBreak/>
+        <w:t>Anexos</w:t>
+      </w:r>
+      <w:bookmarkEnd w:id="11"/>
+    </w:p>
+    <w:p>
+      <w:pPr>
+        <w:pStyle w:val="Heading2"/>
+        <w:spacing w:line="360" w:lineRule="auto"/>
+        <w:jc w:val="both"/>
+        <w:rPr>
+          <w:rFonts w:ascii="Times New Roman" w:hAnsi="Times New Roman" w:cs="Times New Roman"/>
+          <w:b/>
+          <w:bCs/>
+          <w:sz w:val="28"/>
+          <w:szCs w:val="28"/>
+          <w:lang w:val="es-ES"/>
+        </w:rPr>
+      </w:pPr>
+      <w:bookmarkStart w:id="12" w:name="_Toc188724604"/>
+      <w:r>
+        <w:rPr>
+          <w:rFonts w:ascii="Times New Roman" w:hAnsi="Times New Roman" w:cs="Times New Roman"/>
+          <w:b/>
+          <w:bCs/>
+          <w:sz w:val="28"/>
+          <w:szCs w:val="28"/>
+          <w:lang w:val="es-ES"/>
+        </w:rPr>
+        <w:t>Configuración general de Apache para el proyecto</w:t>
+      </w:r>
+      <w:bookmarkEnd w:id="12"/>
+    </w:p>
+    <w:p>
+      <w:pPr>
+        <w:spacing w:line="360" w:lineRule="auto"/>
+        <w:jc w:val="both"/>
+        <w:rPr>
+          <w:rFonts w:ascii="Times New Roman" w:hAnsi="Times New Roman" w:cs="Times New Roman"/>
+          <w:lang w:val="es-ES"/>
+        </w:rPr>
+      </w:pPr>
+      <w:r>
+        <w:rPr>
+          <w:rFonts w:ascii="Times New Roman" w:hAnsi="Times New Roman" w:cs="Times New Roman"/>
+          <w:lang w:val="es-ES"/>
+        </w:rPr>
+        <w:t xml:space="preserve">Para desplegar correctamente el proyecto en el servidor de producción es necesario realizar numerosas configuraciones en diferentes servicios. Entre los más importantes se encuentra Apache, ya que es el servidor web que será utilizado </w:t>
+      </w:r>
+      <w:r>
+        <w:rPr>
+          <w:rFonts w:ascii="Times New Roman" w:hAnsi="Times New Roman" w:cs="Times New Roman"/>
+          <w:lang w:val="es-ES"/>
+        </w:rPr>
+        <w:t>durante el desarrollo de la aplicación.</w:t>
+      </w:r>
+    </w:p>
+    <w:p>
+      <w:pPr>
+        <w:spacing w:line="360" w:lineRule="auto"/>
+        <w:jc w:val="both"/>
+        <w:rPr>
+          <w:rFonts w:ascii="Times New Roman" w:hAnsi="Times New Roman" w:cs="Times New Roman"/>
+          <w:lang w:val="es-ES"/>
+        </w:rPr>
+      </w:pPr>
+    </w:p>
+    <w:p>
+      <w:pPr>
+        <w:spacing w:line="360" w:lineRule="auto"/>
+        <w:jc w:val="both"/>
+        <w:rPr>
+          <w:rFonts w:ascii="Times New Roman" w:hAnsi="Times New Roman" w:cs="Times New Roman"/>
+          <w:lang w:val="es-ES"/>
+        </w:rPr>
+      </w:pPr>
+      <w:r>
+        <w:rPr>
+          <w:rFonts w:ascii="Times New Roman" w:hAnsi="Times New Roman" w:cs="Times New Roman"/>
+          <w:lang w:val="es-ES"/>
+        </w:rPr>
+        <w:t>La configuración general de Apache (la del propio servidor) no ha sido realmente modificada, ya que, en el caso de este proyecto, han sido usados archivos .</w:t>
+      </w:r>
+      <w:proofErr w:type="spellStart"/>
+      <w:r>
+        <w:rPr>
+          <w:rFonts w:ascii="Times New Roman" w:hAnsi="Times New Roman" w:cs="Times New Roman"/>
+          <w:lang w:val="es-ES"/>
+        </w:rPr>
+        <w:t>htaccess</w:t>
+      </w:r>
+      <w:proofErr w:type="spellEnd"/>
+      <w:r>
+        <w:rPr>
+          <w:rFonts w:ascii="Times New Roman" w:hAnsi="Times New Roman" w:cs="Times New Roman"/>
+          <w:lang w:val="es-ES"/>
+        </w:rPr>
+        <w:t>.</w:t>
+      </w:r>
+      <w:r>
+        <w:rPr>
+          <w:rFonts w:ascii="Times New Roman" w:hAnsi="Times New Roman" w:cs="Times New Roman"/>
+          <w:lang w:val="es-ES"/>
+        </w:rPr>
+        <w:t xml:space="preserve"> </w:t>
+      </w:r>
+      <w:r>
+        <w:rPr>
+          <w:rFonts w:ascii="Times New Roman" w:hAnsi="Times New Roman" w:cs="Times New Roman"/>
+          <w:lang w:val="es-ES"/>
+        </w:rPr>
+        <w:t>Por otra parte, han sido insertados varios .</w:t>
+      </w:r>
+      <w:proofErr w:type="spellStart"/>
+      <w:r>
+        <w:rPr>
+          <w:rFonts w:ascii="Times New Roman" w:hAnsi="Times New Roman" w:cs="Times New Roman"/>
+          <w:lang w:val="es-ES"/>
+        </w:rPr>
+        <w:t>htaccess</w:t>
+      </w:r>
+      <w:proofErr w:type="spellEnd"/>
+      <w:r>
+        <w:rPr>
+          <w:rFonts w:ascii="Times New Roman" w:hAnsi="Times New Roman" w:cs="Times New Roman"/>
+          <w:lang w:val="es-ES"/>
+        </w:rPr>
+        <w:t xml:space="preserve"> para manejar la autenticación de los usuarios</w:t>
+      </w:r>
+      <w:r>
+        <w:rPr>
+          <w:rFonts w:ascii="Times New Roman" w:hAnsi="Times New Roman" w:cs="Times New Roman"/>
+          <w:lang w:val="es-ES"/>
+        </w:rPr>
+        <w:t xml:space="preserve"> en apartados privados (monitores y tutores)</w:t>
+      </w:r>
+      <w:r>
+        <w:rPr>
+          <w:rFonts w:ascii="Times New Roman" w:hAnsi="Times New Roman" w:cs="Times New Roman"/>
+          <w:lang w:val="es-ES"/>
+        </w:rPr>
+        <w:t xml:space="preserve"> </w:t>
+      </w:r>
+      <w:r>
+        <w:rPr>
+          <w:rFonts w:ascii="Times New Roman" w:hAnsi="Times New Roman" w:cs="Times New Roman"/>
+          <w:lang w:val="es-ES"/>
+        </w:rPr>
+        <w:t>dentro del sistema.</w:t>
+      </w:r>
+    </w:p>
+    <w:p>
+      <w:pPr>
+        <w:spacing w:line="360" w:lineRule="auto"/>
+        <w:jc w:val="both"/>
+        <w:rPr>
+          <w:rFonts w:ascii="Times New Roman" w:hAnsi="Times New Roman" w:cs="Times New Roman"/>
+          <w:lang w:val="es-ES"/>
+        </w:rPr>
+      </w:pPr>
+    </w:p>
+    <w:p>
+      <w:pPr>
+        <w:spacing w:line="360" w:lineRule="auto"/>
+        <w:jc w:val="both"/>
+        <w:rPr>
+          <w:rFonts w:ascii="Times New Roman" w:hAnsi="Times New Roman" w:cs="Times New Roman"/>
+          <w:lang w:val="es-ES"/>
+        </w:rPr>
+      </w:pPr>
+      <w:r>
+        <w:rPr>
+          <w:rFonts w:ascii="Times New Roman" w:hAnsi="Times New Roman" w:cs="Times New Roman"/>
+          <w:lang w:val="es-ES"/>
+        </w:rPr>
+        <w:t>En el caso de este proyecto, la configuración general de Apache en .</w:t>
+      </w:r>
+      <w:proofErr w:type="spellStart"/>
+      <w:r>
+        <w:rPr>
+          <w:rFonts w:ascii="Times New Roman" w:hAnsi="Times New Roman" w:cs="Times New Roman"/>
+          <w:lang w:val="es-ES"/>
+        </w:rPr>
+        <w:t>htaccess</w:t>
+      </w:r>
+      <w:proofErr w:type="spellEnd"/>
+      <w:r>
+        <w:rPr>
+          <w:rFonts w:ascii="Times New Roman" w:hAnsi="Times New Roman" w:cs="Times New Roman"/>
+          <w:lang w:val="es-ES"/>
+        </w:rPr>
+        <w:t xml:space="preserve"> ha sido la siguiente:</w:t>
+      </w:r>
+    </w:p>
+    <w:p>
+      <w:pPr>
+        <w:spacing w:line="360" w:lineRule="auto"/>
+        <w:jc w:val="both"/>
+        <w:rPr>
+          <w:rFonts w:ascii="Times New Roman" w:hAnsi="Times New Roman" w:cs="Times New Roman"/>
+          <w:lang w:val="es-ES"/>
+        </w:rPr>
+      </w:pPr>
+    </w:p>
+    <w:p>
+      <w:pPr>
+        <w:spacing w:line="360" w:lineRule="auto"/>
+        <w:jc w:val="both"/>
+        <w:rPr>
+          <w:rFonts w:ascii="Times New Roman" w:hAnsi="Times New Roman" w:cs="Times New Roman"/>
+          <w:lang w:val="es-ES"/>
+        </w:rPr>
+      </w:pPr>
+      <w:r>
+        <w:rPr>
+          <w:rFonts w:ascii="Times New Roman" w:hAnsi="Times New Roman" w:cs="Times New Roman"/>
+          <w:noProof/>
+          <w:lang w:val="es-ES"/>
+        </w:rPr>
+        <w:drawing>
+          <wp:inline distT="0" distB="0" distL="0" distR="0" wp14:anchorId="56EC2BF2" wp14:editId="4CF3B1B1">
+            <wp:extent cx="5739483" cy="2834640"/>
+            <wp:effectExtent l="0" t="0" r="1270" b="0"/>
+            <wp:docPr id="1521730561" name="Picture 1" descr="A screenshot of a computer program&#10;&#10;Description automatically generated"/>
+            <wp:cNvGraphicFramePr>
+              <a:graphicFrameLocks xmlns:a="http://schemas.openxmlformats.org/drawingml/2006/main" noChangeAspect="1"/>
+            </wp:cNvGraphicFramePr>
+            <a:graphic xmlns:a="http://schemas.openxmlformats.org/drawingml/2006/main">
+              <a:graphicData uri="http://schemas.openxmlformats.org/drawingml/2006/picture">
+                <pic:pic xmlns:pic="http://schemas.openxmlformats.org/drawingml/2006/picture">
+                  <pic:nvPicPr>
+                    <pic:cNvPr id="1521730561" name="Picture 1" descr="A screenshot of a computer program&#10;&#10;Description automatically generated"/>
                     <pic:cNvPicPr/>
                   </pic:nvPicPr>
                   <pic:blipFill>
@@ -3998,7 +5640,7 @@
                   <pic:spPr>
                     <a:xfrm>
                       <a:off x="0" y="0"/>
-                      <a:ext cx="5614670" cy="5543550"/>
+                      <a:ext cx="5739483" cy="2834640"/>
                     </a:xfrm>
                     <a:prstGeom prst="rect">
                       <a:avLst/>
@@ -4030,6 +5672,947 @@
           <w:lang w:val="es-ES"/>
         </w:rPr>
       </w:pPr>
+      <w:proofErr w:type="spellStart"/>
+      <w:r>
+        <w:rPr>
+          <w:rFonts w:ascii="Times New Roman" w:hAnsi="Times New Roman" w:cs="Times New Roman"/>
+          <w:b/>
+          <w:bCs/>
+          <w:lang w:val="es-ES"/>
+        </w:rPr>
+        <w:t>Options</w:t>
+      </w:r>
+      <w:proofErr w:type="spellEnd"/>
+      <w:r>
+        <w:rPr>
+          <w:rFonts w:ascii="Times New Roman" w:hAnsi="Times New Roman" w:cs="Times New Roman"/>
+          <w:b/>
+          <w:bCs/>
+          <w:lang w:val="es-ES"/>
+        </w:rPr>
+        <w:t xml:space="preserve"> -Indexes:</w:t>
+      </w:r>
+      <w:r>
+        <w:rPr>
+          <w:rFonts w:ascii="Times New Roman" w:hAnsi="Times New Roman" w:cs="Times New Roman"/>
+          <w:lang w:val="es-ES"/>
+        </w:rPr>
+        <w:t xml:space="preserve"> En el caso de que no exista el archivo </w:t>
+      </w:r>
+      <w:proofErr w:type="spellStart"/>
+      <w:r>
+        <w:rPr>
+          <w:rFonts w:ascii="Times New Roman" w:hAnsi="Times New Roman" w:cs="Times New Roman"/>
+          <w:lang w:val="es-ES"/>
+        </w:rPr>
+        <w:t>DirectoryIndex</w:t>
+      </w:r>
+      <w:proofErr w:type="spellEnd"/>
+      <w:r>
+        <w:rPr>
+          <w:rFonts w:ascii="Times New Roman" w:hAnsi="Times New Roman" w:cs="Times New Roman"/>
+          <w:lang w:val="es-ES"/>
+        </w:rPr>
+        <w:t>, no se mostrarán todos los directorios del proyecto.</w:t>
+      </w:r>
+    </w:p>
+    <w:p>
+      <w:pPr>
+        <w:spacing w:line="360" w:lineRule="auto"/>
+        <w:jc w:val="both"/>
+        <w:rPr>
+          <w:rFonts w:ascii="Times New Roman" w:hAnsi="Times New Roman" w:cs="Times New Roman"/>
+          <w:lang w:val="es-ES"/>
+        </w:rPr>
+      </w:pPr>
+    </w:p>
+    <w:p>
+      <w:pPr>
+        <w:spacing w:line="360" w:lineRule="auto"/>
+        <w:jc w:val="both"/>
+        <w:rPr>
+          <w:rFonts w:ascii="Times New Roman" w:hAnsi="Times New Roman" w:cs="Times New Roman"/>
+          <w:lang w:val="es-ES"/>
+        </w:rPr>
+      </w:pPr>
+      <w:proofErr w:type="spellStart"/>
+      <w:r>
+        <w:rPr>
+          <w:rFonts w:ascii="Times New Roman" w:hAnsi="Times New Roman" w:cs="Times New Roman"/>
+          <w:b/>
+          <w:bCs/>
+          <w:lang w:val="es-ES"/>
+        </w:rPr>
+        <w:lastRenderedPageBreak/>
+        <w:t>DirectoryIndex</w:t>
+      </w:r>
+      <w:proofErr w:type="spellEnd"/>
+      <w:r>
+        <w:rPr>
+          <w:rFonts w:ascii="Times New Roman" w:hAnsi="Times New Roman" w:cs="Times New Roman"/>
+          <w:lang w:val="es-ES"/>
+        </w:rPr>
+        <w:t xml:space="preserve">: Dentro del funcionamiento del proyecto, es necesario utilizar un archivo </w:t>
+      </w:r>
+      <w:proofErr w:type="spellStart"/>
+      <w:r>
+        <w:rPr>
+          <w:rFonts w:ascii="Times New Roman" w:hAnsi="Times New Roman" w:cs="Times New Roman"/>
+          <w:lang w:val="es-ES"/>
+        </w:rPr>
+        <w:t>index.php</w:t>
+      </w:r>
+      <w:proofErr w:type="spellEnd"/>
+      <w:r>
+        <w:rPr>
+          <w:rFonts w:ascii="Times New Roman" w:hAnsi="Times New Roman" w:cs="Times New Roman"/>
+          <w:lang w:val="es-ES"/>
+        </w:rPr>
+        <w:t xml:space="preserve"> para manejar todas las rutas y el propio funcionamiento del entorno, por lo que, para que funcione correctamente, es necesario hacer que </w:t>
+      </w:r>
+      <w:r>
+        <w:rPr>
+          <w:rFonts w:ascii="Times New Roman" w:hAnsi="Times New Roman" w:cs="Times New Roman"/>
+          <w:lang w:val="es-ES"/>
+        </w:rPr>
+        <w:t>este archivo se ejecute siempre.</w:t>
+      </w:r>
+    </w:p>
+    <w:p>
+      <w:pPr>
+        <w:spacing w:line="360" w:lineRule="auto"/>
+        <w:jc w:val="both"/>
+        <w:rPr>
+          <w:rFonts w:ascii="Times New Roman" w:hAnsi="Times New Roman" w:cs="Times New Roman"/>
+          <w:lang w:val="es-ES"/>
+        </w:rPr>
+      </w:pPr>
+    </w:p>
+    <w:p>
+      <w:pPr>
+        <w:spacing w:line="360" w:lineRule="auto"/>
+        <w:jc w:val="both"/>
+        <w:rPr>
+          <w:rFonts w:ascii="Times New Roman" w:hAnsi="Times New Roman" w:cs="Times New Roman"/>
+          <w:lang w:val="es-ES"/>
+        </w:rPr>
+      </w:pPr>
+      <w:proofErr w:type="spellStart"/>
+      <w:r>
+        <w:rPr>
+          <w:rFonts w:ascii="Times New Roman" w:hAnsi="Times New Roman" w:cs="Times New Roman"/>
+          <w:b/>
+          <w:bCs/>
+          <w:lang w:val="es-ES"/>
+        </w:rPr>
+        <w:t>RewriteConditions</w:t>
+      </w:r>
+      <w:proofErr w:type="spellEnd"/>
+      <w:r>
+        <w:rPr>
+          <w:rFonts w:ascii="Times New Roman" w:hAnsi="Times New Roman" w:cs="Times New Roman"/>
+          <w:b/>
+          <w:bCs/>
+          <w:lang w:val="es-ES"/>
+        </w:rPr>
+        <w:t>:</w:t>
+      </w:r>
+      <w:r>
+        <w:rPr>
+          <w:rFonts w:ascii="Times New Roman" w:hAnsi="Times New Roman" w:cs="Times New Roman"/>
+          <w:lang w:val="es-ES"/>
+        </w:rPr>
+        <w:t xml:space="preserve"> Estas directrices indican que se debe de ejecutar siempre el </w:t>
+      </w:r>
+      <w:proofErr w:type="spellStart"/>
+      <w:r>
+        <w:rPr>
+          <w:rFonts w:ascii="Times New Roman" w:hAnsi="Times New Roman" w:cs="Times New Roman"/>
+          <w:lang w:val="es-ES"/>
+        </w:rPr>
+        <w:t>index.php</w:t>
+      </w:r>
+      <w:proofErr w:type="spellEnd"/>
+      <w:r>
+        <w:rPr>
+          <w:rFonts w:ascii="Times New Roman" w:hAnsi="Times New Roman" w:cs="Times New Roman"/>
+          <w:lang w:val="es-ES"/>
+        </w:rPr>
+        <w:t xml:space="preserve"> y que, en el caso de que se quiera acceder a algún directorio o archivo físico (por </w:t>
+      </w:r>
+      <w:r>
+        <w:rPr>
+          <w:rFonts w:ascii="Times New Roman" w:hAnsi="Times New Roman" w:cs="Times New Roman"/>
+          <w:lang w:val="es-ES"/>
+        </w:rPr>
+        <w:t>ejemplo,</w:t>
+      </w:r>
+      <w:r>
+        <w:rPr>
+          <w:rFonts w:ascii="Times New Roman" w:hAnsi="Times New Roman" w:cs="Times New Roman"/>
+          <w:lang w:val="es-ES"/>
+        </w:rPr>
+        <w:t xml:space="preserve"> un archivo CSS), este sea accesible.</w:t>
+      </w:r>
+    </w:p>
+    <w:p>
+      <w:pPr>
+        <w:spacing w:line="360" w:lineRule="auto"/>
+        <w:jc w:val="both"/>
+        <w:rPr>
+          <w:rFonts w:ascii="Times New Roman" w:hAnsi="Times New Roman" w:cs="Times New Roman"/>
+          <w:lang w:val="es-ES"/>
+        </w:rPr>
+      </w:pPr>
+    </w:p>
+    <w:p>
+      <w:pPr>
+        <w:spacing w:line="360" w:lineRule="auto"/>
+        <w:jc w:val="both"/>
+        <w:rPr>
+          <w:rFonts w:ascii="Times New Roman" w:hAnsi="Times New Roman" w:cs="Times New Roman"/>
+          <w:lang w:val="es-ES"/>
+        </w:rPr>
+      </w:pPr>
+      <w:r>
+        <w:rPr>
+          <w:rFonts w:ascii="Times New Roman" w:hAnsi="Times New Roman" w:cs="Times New Roman"/>
+          <w:lang w:val="es-ES"/>
+        </w:rPr>
+        <w:t xml:space="preserve">En caso de que no estuvieran estas directrices, </w:t>
+      </w:r>
+      <w:r>
+        <w:rPr>
+          <w:rFonts w:ascii="Times New Roman" w:hAnsi="Times New Roman" w:cs="Times New Roman"/>
+          <w:lang w:val="es-ES"/>
+        </w:rPr>
+        <w:t xml:space="preserve">al intentar enlazar un CSS o un JS a un archivo HTML, debe de ser procesado primero por el </w:t>
+      </w:r>
+      <w:proofErr w:type="spellStart"/>
+      <w:r>
+        <w:rPr>
+          <w:rFonts w:ascii="Times New Roman" w:hAnsi="Times New Roman" w:cs="Times New Roman"/>
+          <w:lang w:val="es-ES"/>
+        </w:rPr>
+        <w:t>index.php</w:t>
+      </w:r>
+      <w:proofErr w:type="spellEnd"/>
+    </w:p>
+    <w:p>
+      <w:pPr>
+        <w:spacing w:line="360" w:lineRule="auto"/>
+        <w:jc w:val="both"/>
+        <w:rPr>
+          <w:rFonts w:ascii="Times New Roman" w:hAnsi="Times New Roman" w:cs="Times New Roman"/>
+          <w:lang w:val="es-ES"/>
+        </w:rPr>
+      </w:pPr>
+    </w:p>
+    <w:p>
+      <w:pPr>
+        <w:spacing w:line="360" w:lineRule="auto"/>
+        <w:jc w:val="both"/>
+        <w:rPr>
+          <w:rFonts w:ascii="Times New Roman" w:hAnsi="Times New Roman" w:cs="Times New Roman"/>
+          <w:lang w:val="es-ES"/>
+        </w:rPr>
+      </w:pPr>
+      <w:proofErr w:type="spellStart"/>
+      <w:r>
+        <w:rPr>
+          <w:rFonts w:ascii="Times New Roman" w:hAnsi="Times New Roman" w:cs="Times New Roman"/>
+          <w:b/>
+          <w:bCs/>
+          <w:lang w:val="es-ES"/>
+        </w:rPr>
+        <w:t>ErrorDocument</w:t>
+      </w:r>
+      <w:proofErr w:type="spellEnd"/>
+      <w:r>
+        <w:rPr>
+          <w:rFonts w:ascii="Times New Roman" w:hAnsi="Times New Roman" w:cs="Times New Roman"/>
+          <w:b/>
+          <w:bCs/>
+          <w:lang w:val="es-ES"/>
+        </w:rPr>
+        <w:t>:</w:t>
+      </w:r>
+      <w:r>
+        <w:rPr>
+          <w:rFonts w:ascii="Times New Roman" w:hAnsi="Times New Roman" w:cs="Times New Roman"/>
+          <w:lang w:val="es-ES"/>
+        </w:rPr>
+        <w:t xml:space="preserve"> Estas directrices indican que si un error 404, 403 o 500, se deben de imprimir unos </w:t>
+      </w:r>
+      <w:proofErr w:type="spellStart"/>
+      <w:r>
+        <w:rPr>
+          <w:rFonts w:ascii="Times New Roman" w:hAnsi="Times New Roman" w:cs="Times New Roman"/>
+          <w:lang w:val="es-ES"/>
+        </w:rPr>
+        <w:t>HTMLs</w:t>
+      </w:r>
+      <w:proofErr w:type="spellEnd"/>
+      <w:r>
+        <w:rPr>
+          <w:rFonts w:ascii="Times New Roman" w:hAnsi="Times New Roman" w:cs="Times New Roman"/>
+          <w:lang w:val="es-ES"/>
+        </w:rPr>
+        <w:t xml:space="preserve"> específicos en pantalla.</w:t>
+      </w:r>
+    </w:p>
+    <w:p>
+      <w:pPr>
+        <w:spacing w:line="360" w:lineRule="auto"/>
+        <w:jc w:val="both"/>
+        <w:rPr>
+          <w:rFonts w:ascii="Times New Roman" w:hAnsi="Times New Roman" w:cs="Times New Roman"/>
+          <w:lang w:val="es-ES"/>
+        </w:rPr>
+      </w:pPr>
+    </w:p>
+    <w:p>
+      <w:pPr>
+        <w:pStyle w:val="Heading2"/>
+        <w:spacing w:line="360" w:lineRule="auto"/>
+        <w:jc w:val="both"/>
+        <w:rPr>
+          <w:rFonts w:ascii="Times New Roman" w:hAnsi="Times New Roman" w:cs="Times New Roman"/>
+          <w:b/>
+          <w:bCs/>
+          <w:sz w:val="28"/>
+          <w:szCs w:val="28"/>
+          <w:lang w:val="es-ES"/>
+        </w:rPr>
+      </w:pPr>
+      <w:bookmarkStart w:id="13" w:name="_Toc188724605"/>
+      <w:r>
+        <w:rPr>
+          <w:rFonts w:ascii="Times New Roman" w:hAnsi="Times New Roman" w:cs="Times New Roman"/>
+          <w:b/>
+          <w:bCs/>
+          <w:sz w:val="28"/>
+          <w:szCs w:val="28"/>
+          <w:lang w:val="es-ES"/>
+        </w:rPr>
+        <w:t xml:space="preserve">Configuración de autenticación </w:t>
+      </w:r>
+      <w:proofErr w:type="spellStart"/>
+      <w:r>
+        <w:rPr>
+          <w:rFonts w:ascii="Times New Roman" w:hAnsi="Times New Roman" w:cs="Times New Roman"/>
+          <w:b/>
+          <w:bCs/>
+          <w:sz w:val="28"/>
+          <w:szCs w:val="28"/>
+          <w:lang w:val="es-ES"/>
+        </w:rPr>
+        <w:t>Digest</w:t>
+      </w:r>
+      <w:proofErr w:type="spellEnd"/>
+      <w:r>
+        <w:rPr>
+          <w:rFonts w:ascii="Times New Roman" w:hAnsi="Times New Roman" w:cs="Times New Roman"/>
+          <w:b/>
+          <w:bCs/>
+          <w:sz w:val="28"/>
+          <w:szCs w:val="28"/>
+          <w:lang w:val="es-ES"/>
+        </w:rPr>
+        <w:t>:</w:t>
+      </w:r>
+      <w:bookmarkEnd w:id="13"/>
+    </w:p>
+    <w:p>
+      <w:pPr>
+        <w:spacing w:line="360" w:lineRule="auto"/>
+        <w:jc w:val="both"/>
+        <w:rPr>
+          <w:rFonts w:ascii="Times New Roman" w:hAnsi="Times New Roman" w:cs="Times New Roman"/>
+          <w:lang w:val="es-ES"/>
+        </w:rPr>
+      </w:pPr>
+      <w:r>
+        <w:rPr>
+          <w:rFonts w:ascii="Times New Roman" w:hAnsi="Times New Roman" w:cs="Times New Roman"/>
+          <w:lang w:val="es-ES"/>
+        </w:rPr>
+        <w:t xml:space="preserve">En los apartados de </w:t>
+      </w:r>
+      <w:r>
+        <w:rPr>
+          <w:rFonts w:ascii="Times New Roman" w:hAnsi="Times New Roman" w:cs="Times New Roman"/>
+          <w:lang w:val="es-ES"/>
+        </w:rPr>
+        <w:t xml:space="preserve">Monitor y Tutor, </w:t>
+      </w:r>
+      <w:r>
+        <w:rPr>
+          <w:rFonts w:ascii="Times New Roman" w:hAnsi="Times New Roman" w:cs="Times New Roman"/>
+          <w:lang w:val="es-ES"/>
+        </w:rPr>
+        <w:t>han sido creados dos archivos .</w:t>
+      </w:r>
+      <w:proofErr w:type="spellStart"/>
+      <w:r>
+        <w:rPr>
+          <w:rFonts w:ascii="Times New Roman" w:hAnsi="Times New Roman" w:cs="Times New Roman"/>
+          <w:lang w:val="es-ES"/>
+        </w:rPr>
+        <w:t>htaccess</w:t>
+      </w:r>
+      <w:proofErr w:type="spellEnd"/>
+      <w:r>
+        <w:rPr>
+          <w:rFonts w:ascii="Times New Roman" w:hAnsi="Times New Roman" w:cs="Times New Roman"/>
+          <w:lang w:val="es-ES"/>
+        </w:rPr>
+        <w:t xml:space="preserve"> para limitar el acceso a aquellos que tengan unas credenciales.</w:t>
+      </w:r>
+    </w:p>
+    <w:p>
+      <w:pPr>
+        <w:spacing w:line="360" w:lineRule="auto"/>
+        <w:jc w:val="both"/>
+        <w:rPr>
+          <w:rFonts w:ascii="Times New Roman" w:hAnsi="Times New Roman" w:cs="Times New Roman"/>
+          <w:lang w:val="es-ES"/>
+        </w:rPr>
+      </w:pPr>
+    </w:p>
+    <w:p>
+      <w:pPr>
+        <w:spacing w:line="360" w:lineRule="auto"/>
+        <w:jc w:val="both"/>
+        <w:rPr>
+          <w:rFonts w:ascii="Times New Roman" w:hAnsi="Times New Roman" w:cs="Times New Roman"/>
+          <w:lang w:val="es-ES"/>
+        </w:rPr>
+      </w:pPr>
+      <w:r>
+        <w:rPr>
+          <w:rFonts w:ascii="Times New Roman" w:hAnsi="Times New Roman" w:cs="Times New Roman"/>
+          <w:lang w:val="es-ES"/>
+        </w:rPr>
+        <w:t>Para hacer esto, es necesario crear un archivo con las credenciales de los usuarios con el siguiente comando:</w:t>
+      </w:r>
+    </w:p>
+    <w:p>
+      <w:pPr>
+        <w:spacing w:line="360" w:lineRule="auto"/>
+        <w:jc w:val="both"/>
+        <w:rPr>
+          <w:rFonts w:ascii="Times New Roman" w:hAnsi="Times New Roman" w:cs="Times New Roman"/>
+          <w:lang w:val="es-ES"/>
+        </w:rPr>
+      </w:pPr>
+    </w:p>
+    <w:p>
+      <w:pPr>
+        <w:spacing w:line="360" w:lineRule="auto"/>
+        <w:jc w:val="both"/>
+        <w:rPr>
+          <w:rFonts w:ascii="Times New Roman" w:hAnsi="Times New Roman" w:cs="Times New Roman"/>
+          <w:lang w:val="es-ES"/>
+        </w:rPr>
+      </w:pPr>
+      <w:r>
+        <w:rPr>
+          <w:rFonts w:ascii="Times New Roman" w:hAnsi="Times New Roman" w:cs="Times New Roman"/>
+          <w:noProof/>
+          <w:lang w:val="es-ES"/>
+        </w:rPr>
+        <w:drawing>
+          <wp:inline distT="0" distB="0" distL="0" distR="0" wp14:anchorId="33ECE28B" wp14:editId="665C31FD">
+            <wp:extent cx="5398770" cy="1061085"/>
+            <wp:effectExtent l="0" t="0" r="0" b="5715"/>
+            <wp:docPr id="1224674290" name="Picture 2" descr="A computer screen with white text&#10;&#10;Description automatically generated"/>
+            <wp:cNvGraphicFramePr>
+              <a:graphicFrameLocks xmlns:a="http://schemas.openxmlformats.org/drawingml/2006/main" noChangeAspect="1"/>
+            </wp:cNvGraphicFramePr>
+            <a:graphic xmlns:a="http://schemas.openxmlformats.org/drawingml/2006/main">
+              <a:graphicData uri="http://schemas.openxmlformats.org/drawingml/2006/picture">
+                <pic:pic xmlns:pic="http://schemas.openxmlformats.org/drawingml/2006/picture">
+                  <pic:nvPicPr>
+                    <pic:cNvPr id="1224674290" name="Picture 2" descr="A computer screen with white text&#10;&#10;Description automatically generated"/>
+                    <pic:cNvPicPr/>
+                  </pic:nvPicPr>
+                  <pic:blipFill>
+                    <a:blip r:embed="rId11" cstate="print">
+                      <a:extLst>
+                        <a:ext uri="{28A0092B-C50C-407E-A947-70E740481C1C}">
+                          <a14:useLocalDpi xmlns:a14="http://schemas.microsoft.com/office/drawing/2010/main" val="0"/>
+                        </a:ext>
+                      </a:extLst>
+                    </a:blip>
+                    <a:stretch>
+                      <a:fillRect/>
+                    </a:stretch>
+                  </pic:blipFill>
+                  <pic:spPr>
+                    <a:xfrm>
+                      <a:off x="0" y="0"/>
+                      <a:ext cx="5398770" cy="1061085"/>
+                    </a:xfrm>
+                    <a:prstGeom prst="rect">
+                      <a:avLst/>
+                    </a:prstGeom>
+                  </pic:spPr>
+                </pic:pic>
+              </a:graphicData>
+            </a:graphic>
+          </wp:inline>
+        </w:drawing>
+      </w:r>
+    </w:p>
+    <w:p>
+      <w:pPr>
+        <w:spacing w:line="360" w:lineRule="auto"/>
+        <w:jc w:val="both"/>
+        <w:rPr>
+          <w:rFonts w:ascii="Times New Roman" w:hAnsi="Times New Roman" w:cs="Times New Roman"/>
+          <w:lang w:val="es-ES"/>
+        </w:rPr>
+      </w:pPr>
+    </w:p>
+    <w:p>
+      <w:pPr>
+        <w:spacing w:line="360" w:lineRule="auto"/>
+        <w:jc w:val="both"/>
+        <w:rPr>
+          <w:rFonts w:ascii="Times New Roman" w:hAnsi="Times New Roman" w:cs="Times New Roman"/>
+          <w:lang w:val="es-ES"/>
+        </w:rPr>
+      </w:pPr>
+      <w:r>
+        <w:rPr>
+          <w:rFonts w:ascii="Times New Roman" w:hAnsi="Times New Roman" w:cs="Times New Roman"/>
+          <w:lang w:val="es-ES"/>
+        </w:rPr>
+        <w:t xml:space="preserve">El resultado de este comando es que se crea un </w:t>
+      </w:r>
+      <w:proofErr w:type="gramStart"/>
+      <w:r>
+        <w:rPr>
+          <w:rFonts w:ascii="Times New Roman" w:hAnsi="Times New Roman" w:cs="Times New Roman"/>
+          <w:lang w:val="es-ES"/>
+        </w:rPr>
+        <w:t>fichero .</w:t>
+      </w:r>
+      <w:proofErr w:type="spellStart"/>
+      <w:r>
+        <w:rPr>
+          <w:rFonts w:ascii="Times New Roman" w:hAnsi="Times New Roman" w:cs="Times New Roman"/>
+          <w:lang w:val="es-ES"/>
+        </w:rPr>
+        <w:t>htdigest</w:t>
+      </w:r>
+      <w:proofErr w:type="spellEnd"/>
+      <w:proofErr w:type="gramEnd"/>
+      <w:r>
+        <w:rPr>
+          <w:rFonts w:ascii="Times New Roman" w:hAnsi="Times New Roman" w:cs="Times New Roman"/>
+          <w:lang w:val="es-ES"/>
+        </w:rPr>
+        <w:t xml:space="preserve"> con las credenciales </w:t>
+      </w:r>
+      <w:proofErr w:type="spellStart"/>
+      <w:r>
+        <w:rPr>
+          <w:rFonts w:ascii="Times New Roman" w:hAnsi="Times New Roman" w:cs="Times New Roman"/>
+          <w:lang w:val="es-ES"/>
+        </w:rPr>
+        <w:t>hasheadas</w:t>
+      </w:r>
+      <w:proofErr w:type="spellEnd"/>
+      <w:r>
+        <w:rPr>
+          <w:rFonts w:ascii="Times New Roman" w:hAnsi="Times New Roman" w:cs="Times New Roman"/>
+          <w:lang w:val="es-ES"/>
+        </w:rPr>
+        <w:t>.</w:t>
+      </w:r>
+    </w:p>
+    <w:p>
+      <w:pPr>
+        <w:spacing w:line="360" w:lineRule="auto"/>
+        <w:jc w:val="both"/>
+        <w:rPr>
+          <w:rFonts w:ascii="Times New Roman" w:hAnsi="Times New Roman" w:cs="Times New Roman"/>
+          <w:lang w:val="es-ES"/>
+        </w:rPr>
+      </w:pPr>
+    </w:p>
+    <w:p>
+      <w:pPr>
+        <w:spacing w:line="360" w:lineRule="auto"/>
+        <w:jc w:val="both"/>
+        <w:rPr>
+          <w:rFonts w:ascii="Times New Roman" w:hAnsi="Times New Roman" w:cs="Times New Roman"/>
+          <w:lang w:val="es-ES"/>
+        </w:rPr>
+      </w:pPr>
+      <w:r>
+        <w:rPr>
+          <w:rFonts w:ascii="Times New Roman" w:hAnsi="Times New Roman" w:cs="Times New Roman"/>
+          <w:noProof/>
+          <w:lang w:val="es-ES"/>
+        </w:rPr>
+        <w:drawing>
+          <wp:inline distT="0" distB="0" distL="0" distR="0" wp14:anchorId="369DCB05" wp14:editId="4CD21291">
+            <wp:extent cx="5398770" cy="643890"/>
+            <wp:effectExtent l="0" t="0" r="0" b="3810"/>
+            <wp:docPr id="1058945197" name="Picture 3"/>
+            <wp:cNvGraphicFramePr>
+              <a:graphicFrameLocks xmlns:a="http://schemas.openxmlformats.org/drawingml/2006/main" noChangeAspect="1"/>
+            </wp:cNvGraphicFramePr>
+            <a:graphic xmlns:a="http://schemas.openxmlformats.org/drawingml/2006/main">
+              <a:graphicData uri="http://schemas.openxmlformats.org/drawingml/2006/picture">
+                <pic:pic xmlns:pic="http://schemas.openxmlformats.org/drawingml/2006/picture">
+                  <pic:nvPicPr>
+                    <pic:cNvPr id="1058945197" name="Picture 1058945197"/>
+                    <pic:cNvPicPr/>
+                  </pic:nvPicPr>
+                  <pic:blipFill>
+                    <a:blip r:embed="rId12" cstate="print">
+                      <a:extLst>
+                        <a:ext uri="{28A0092B-C50C-407E-A947-70E740481C1C}">
+                          <a14:useLocalDpi xmlns:a14="http://schemas.microsoft.com/office/drawing/2010/main" val="0"/>
+                        </a:ext>
+                      </a:extLst>
+                    </a:blip>
+                    <a:stretch>
+                      <a:fillRect/>
+                    </a:stretch>
+                  </pic:blipFill>
+                  <pic:spPr>
+                    <a:xfrm>
+                      <a:off x="0" y="0"/>
+                      <a:ext cx="5398770" cy="643890"/>
+                    </a:xfrm>
+                    <a:prstGeom prst="rect">
+                      <a:avLst/>
+                    </a:prstGeom>
+                  </pic:spPr>
+                </pic:pic>
+              </a:graphicData>
+            </a:graphic>
+          </wp:inline>
+        </w:drawing>
+      </w:r>
+    </w:p>
+    <w:p>
+      <w:pPr>
+        <w:spacing w:line="360" w:lineRule="auto"/>
+        <w:jc w:val="both"/>
+        <w:rPr>
+          <w:rFonts w:ascii="Times New Roman" w:hAnsi="Times New Roman" w:cs="Times New Roman"/>
+          <w:lang w:val="es-ES"/>
+        </w:rPr>
+      </w:pPr>
+    </w:p>
+    <w:p>
+      <w:pPr>
+        <w:spacing w:line="360" w:lineRule="auto"/>
+        <w:jc w:val="both"/>
+        <w:rPr>
+          <w:rFonts w:ascii="Times New Roman" w:hAnsi="Times New Roman" w:cs="Times New Roman"/>
+          <w:lang w:val="es-ES"/>
+        </w:rPr>
+      </w:pPr>
+      <w:r>
+        <w:rPr>
+          <w:rFonts w:ascii="Times New Roman" w:hAnsi="Times New Roman" w:cs="Times New Roman"/>
+          <w:lang w:val="es-ES"/>
+        </w:rPr>
+        <w:lastRenderedPageBreak/>
+        <w:t>Después</w:t>
+      </w:r>
+      <w:r>
+        <w:rPr>
+          <w:rFonts w:ascii="Times New Roman" w:hAnsi="Times New Roman" w:cs="Times New Roman"/>
+          <w:lang w:val="es-ES"/>
+        </w:rPr>
+        <w:t xml:space="preserve"> de ejecutar </w:t>
+      </w:r>
+      <w:r>
+        <w:rPr>
+          <w:rFonts w:ascii="Times New Roman" w:hAnsi="Times New Roman" w:cs="Times New Roman"/>
+          <w:lang w:val="es-ES"/>
+        </w:rPr>
+        <w:t>este comando, es necesario crear un archivo .</w:t>
+      </w:r>
+      <w:proofErr w:type="spellStart"/>
+      <w:r>
+        <w:rPr>
+          <w:rFonts w:ascii="Times New Roman" w:hAnsi="Times New Roman" w:cs="Times New Roman"/>
+          <w:lang w:val="es-ES"/>
+        </w:rPr>
+        <w:t>htaccess</w:t>
+      </w:r>
+      <w:proofErr w:type="spellEnd"/>
+      <w:r>
+        <w:rPr>
+          <w:rFonts w:ascii="Times New Roman" w:hAnsi="Times New Roman" w:cs="Times New Roman"/>
+          <w:lang w:val="es-ES"/>
+        </w:rPr>
+        <w:t xml:space="preserve"> en el directorio que queremos </w:t>
+      </w:r>
+      <w:r>
+        <w:rPr>
+          <w:rFonts w:ascii="Times New Roman" w:hAnsi="Times New Roman" w:cs="Times New Roman"/>
+          <w:lang w:val="es-ES"/>
+        </w:rPr>
+        <w:t>bloquear.</w:t>
+      </w:r>
+    </w:p>
+    <w:p>
+      <w:pPr>
+        <w:spacing w:line="360" w:lineRule="auto"/>
+        <w:jc w:val="both"/>
+        <w:rPr>
+          <w:rFonts w:ascii="Times New Roman" w:hAnsi="Times New Roman" w:cs="Times New Roman"/>
+          <w:lang w:val="es-ES"/>
+        </w:rPr>
+      </w:pPr>
+    </w:p>
+    <w:p>
+      <w:pPr>
+        <w:spacing w:line="360" w:lineRule="auto"/>
+        <w:jc w:val="both"/>
+        <w:rPr>
+          <w:rFonts w:ascii="Times New Roman" w:hAnsi="Times New Roman" w:cs="Times New Roman"/>
+          <w:lang w:val="es-ES"/>
+        </w:rPr>
+      </w:pPr>
+      <w:r>
+        <w:rPr>
+          <w:rFonts w:ascii="Times New Roman" w:hAnsi="Times New Roman" w:cs="Times New Roman"/>
+          <w:noProof/>
+          <w:lang w:val="es-ES"/>
+        </w:rPr>
+        <w:drawing>
+          <wp:inline distT="0" distB="0" distL="0" distR="0" wp14:anchorId="3EDD7D7F" wp14:editId="4F973ECD">
+            <wp:extent cx="5398770" cy="1495425"/>
+            <wp:effectExtent l="0" t="0" r="0" b="3175"/>
+            <wp:docPr id="592773987" name="Picture 4" descr="A screenshot of a computer&#10;&#10;Description automatically generated"/>
+            <wp:cNvGraphicFramePr>
+              <a:graphicFrameLocks xmlns:a="http://schemas.openxmlformats.org/drawingml/2006/main" noChangeAspect="1"/>
+            </wp:cNvGraphicFramePr>
+            <a:graphic xmlns:a="http://schemas.openxmlformats.org/drawingml/2006/main">
+              <a:graphicData uri="http://schemas.openxmlformats.org/drawingml/2006/picture">
+                <pic:pic xmlns:pic="http://schemas.openxmlformats.org/drawingml/2006/picture">
+                  <pic:nvPicPr>
+                    <pic:cNvPr id="592773987" name="Picture 4" descr="A screenshot of a computer&#10;&#10;Description automatically generated"/>
+                    <pic:cNvPicPr/>
+                  </pic:nvPicPr>
+                  <pic:blipFill>
+                    <a:blip r:embed="rId13">
+                      <a:extLst>
+                        <a:ext uri="{28A0092B-C50C-407E-A947-70E740481C1C}">
+                          <a14:useLocalDpi xmlns:a14="http://schemas.microsoft.com/office/drawing/2010/main" val="0"/>
+                        </a:ext>
+                      </a:extLst>
+                    </a:blip>
+                    <a:stretch>
+                      <a:fillRect/>
+                    </a:stretch>
+                  </pic:blipFill>
+                  <pic:spPr>
+                    <a:xfrm>
+                      <a:off x="0" y="0"/>
+                      <a:ext cx="5398770" cy="1495425"/>
+                    </a:xfrm>
+                    <a:prstGeom prst="rect">
+                      <a:avLst/>
+                    </a:prstGeom>
+                  </pic:spPr>
+                </pic:pic>
+              </a:graphicData>
+            </a:graphic>
+          </wp:inline>
+        </w:drawing>
+      </w:r>
+    </w:p>
+    <w:p>
+      <w:pPr>
+        <w:spacing w:line="360" w:lineRule="auto"/>
+        <w:jc w:val="both"/>
+        <w:rPr>
+          <w:rFonts w:ascii="Times New Roman" w:hAnsi="Times New Roman" w:cs="Times New Roman"/>
+          <w:lang w:val="es-ES"/>
+        </w:rPr>
+      </w:pPr>
+    </w:p>
+    <w:p>
+      <w:pPr>
+        <w:tabs>
+          <w:tab w:val="left" w:pos="2385"/>
+        </w:tabs>
+        <w:rPr>
+          <w:rFonts w:ascii="Times New Roman" w:hAnsi="Times New Roman" w:cs="Times New Roman"/>
+          <w:lang w:val="es-ES"/>
+        </w:rPr>
+      </w:pPr>
+      <w:r>
+        <w:rPr>
+          <w:rFonts w:ascii="Times New Roman" w:hAnsi="Times New Roman" w:cs="Times New Roman"/>
+          <w:lang w:val="es-ES"/>
+        </w:rPr>
+        <w:t xml:space="preserve">Una vez </w:t>
+      </w:r>
+      <w:r>
+        <w:rPr>
+          <w:rFonts w:ascii="Times New Roman" w:hAnsi="Times New Roman" w:cs="Times New Roman"/>
+          <w:lang w:val="es-ES"/>
+        </w:rPr>
+        <w:t xml:space="preserve">insertada esta configuración, </w:t>
+      </w:r>
+      <w:r>
+        <w:rPr>
+          <w:rFonts w:ascii="Times New Roman" w:hAnsi="Times New Roman" w:cs="Times New Roman"/>
+          <w:lang w:val="es-ES"/>
+        </w:rPr>
+        <w:t>al abrir la página donde esté este .</w:t>
+      </w:r>
+      <w:proofErr w:type="spellStart"/>
+      <w:r>
+        <w:rPr>
+          <w:rFonts w:ascii="Times New Roman" w:hAnsi="Times New Roman" w:cs="Times New Roman"/>
+          <w:lang w:val="es-ES"/>
+        </w:rPr>
+        <w:t>htaccess</w:t>
+      </w:r>
+      <w:proofErr w:type="spellEnd"/>
+      <w:r>
+        <w:rPr>
+          <w:rFonts w:ascii="Times New Roman" w:hAnsi="Times New Roman" w:cs="Times New Roman"/>
+          <w:lang w:val="es-ES"/>
+        </w:rPr>
+        <w:t xml:space="preserve">, nos pedirá insertar </w:t>
+      </w:r>
+      <w:r>
+        <w:rPr>
+          <w:rFonts w:ascii="Times New Roman" w:hAnsi="Times New Roman" w:cs="Times New Roman"/>
+          <w:lang w:val="es-ES"/>
+        </w:rPr>
+        <w:t>unas credenciales.</w:t>
+      </w:r>
+    </w:p>
+    <w:p>
+      <w:pPr>
+        <w:tabs>
+          <w:tab w:val="left" w:pos="2385"/>
+        </w:tabs>
+        <w:rPr>
+          <w:rFonts w:ascii="Times New Roman" w:hAnsi="Times New Roman" w:cs="Times New Roman"/>
+          <w:lang w:val="es-ES"/>
+        </w:rPr>
+      </w:pPr>
+    </w:p>
+    <w:p>
+      <w:pPr>
+        <w:tabs>
+          <w:tab w:val="left" w:pos="2385"/>
+        </w:tabs>
+        <w:rPr>
+          <w:rFonts w:ascii="Times New Roman" w:hAnsi="Times New Roman" w:cs="Times New Roman"/>
+          <w:lang w:val="es-ES"/>
+        </w:rPr>
+      </w:pPr>
+      <w:r>
+        <w:rPr>
+          <w:rFonts w:ascii="Times New Roman" w:hAnsi="Times New Roman" w:cs="Times New Roman"/>
+          <w:noProof/>
+          <w:lang w:val="es-ES"/>
+        </w:rPr>
+        <w:drawing>
+          <wp:inline distT="0" distB="0" distL="0" distR="0" wp14:anchorId="0DC4832C" wp14:editId="76261C74">
+            <wp:extent cx="5398770" cy="3614420"/>
+            <wp:effectExtent l="0" t="0" r="0" b="5080"/>
+            <wp:docPr id="1434291474" name="Picture 5" descr="A screenshot of a computer&#10;&#10;Description automatically generated"/>
+            <wp:cNvGraphicFramePr>
+              <a:graphicFrameLocks xmlns:a="http://schemas.openxmlformats.org/drawingml/2006/main" noChangeAspect="1"/>
+            </wp:cNvGraphicFramePr>
+            <a:graphic xmlns:a="http://schemas.openxmlformats.org/drawingml/2006/main">
+              <a:graphicData uri="http://schemas.openxmlformats.org/drawingml/2006/picture">
+                <pic:pic xmlns:pic="http://schemas.openxmlformats.org/drawingml/2006/picture">
+                  <pic:nvPicPr>
+                    <pic:cNvPr id="1434291474" name="Picture 5" descr="A screenshot of a computer&#10;&#10;Description automatically generated"/>
+                    <pic:cNvPicPr/>
+                  </pic:nvPicPr>
+                  <pic:blipFill>
+                    <a:blip r:embed="rId14">
+                      <a:extLst>
+                        <a:ext uri="{28A0092B-C50C-407E-A947-70E740481C1C}">
+                          <a14:useLocalDpi xmlns:a14="http://schemas.microsoft.com/office/drawing/2010/main" val="0"/>
+                        </a:ext>
+                      </a:extLst>
+                    </a:blip>
+                    <a:stretch>
+                      <a:fillRect/>
+                    </a:stretch>
+                  </pic:blipFill>
+                  <pic:spPr>
+                    <a:xfrm>
+                      <a:off x="0" y="0"/>
+                      <a:ext cx="5398770" cy="3614420"/>
+                    </a:xfrm>
+                    <a:prstGeom prst="rect">
+                      <a:avLst/>
+                    </a:prstGeom>
+                  </pic:spPr>
+                </pic:pic>
+              </a:graphicData>
+            </a:graphic>
+          </wp:inline>
+        </w:drawing>
+      </w:r>
+    </w:p>
+    <w:p>
+      <w:pPr>
+        <w:tabs>
+          <w:tab w:val="left" w:pos="2385"/>
+        </w:tabs>
+        <w:rPr>
+          <w:rFonts w:ascii="Times New Roman" w:hAnsi="Times New Roman" w:cs="Times New Roman"/>
+          <w:lang w:val="es-ES"/>
+        </w:rPr>
+      </w:pPr>
+    </w:p>
+    <w:p>
+      <w:pPr>
+        <w:tabs>
+          <w:tab w:val="left" w:pos="2385"/>
+        </w:tabs>
+        <w:rPr>
+          <w:rFonts w:ascii="Times New Roman" w:hAnsi="Times New Roman" w:cs="Times New Roman"/>
+          <w:lang w:val="es-ES"/>
+        </w:rPr>
+      </w:pPr>
+      <w:r>
+        <w:rPr>
+          <w:rFonts w:ascii="Times New Roman" w:hAnsi="Times New Roman" w:cs="Times New Roman"/>
+          <w:lang w:val="es-ES"/>
+        </w:rPr>
+        <w:t xml:space="preserve">Una vez hechas todas estas configuraciones, ya se habrá configurado correctamente la autenticación por </w:t>
+      </w:r>
+      <w:proofErr w:type="spellStart"/>
+      <w:r>
+        <w:rPr>
+          <w:rFonts w:ascii="Times New Roman" w:hAnsi="Times New Roman" w:cs="Times New Roman"/>
+          <w:lang w:val="es-ES"/>
+        </w:rPr>
+        <w:t>Digest</w:t>
+      </w:r>
+      <w:proofErr w:type="spellEnd"/>
+      <w:r>
+        <w:rPr>
+          <w:rFonts w:ascii="Times New Roman" w:hAnsi="Times New Roman" w:cs="Times New Roman"/>
+          <w:lang w:val="es-ES"/>
+        </w:rPr>
+        <w:t>.</w:t>
+      </w:r>
     </w:p>
     <w:sectPr>
       <w:pgSz w:w="11900" w:h="16840"/>
@@ -4725,6 +7308,118 @@
       </w:rPr>
     </w:lvl>
   </w:abstractNum>
+  <w:abstractNum w:abstractNumId="5" w15:restartNumberingAfterBreak="0">
+    <w:nsid w:val="54DB25FA"/>
+    <w:multiLevelType w:val="hybridMultilevel"/>
+    <w:tmpl w:val="866691F0"/>
+    <w:lvl w:ilvl="0" w:tplc="21B2EBCC">
+      <w:numFmt w:val="bullet"/>
+      <w:lvlText w:val="-"/>
+      <w:lvlJc w:val="left"/>
+      <w:pPr>
+        <w:ind w:left="720" w:hanging="360"/>
+      </w:pPr>
+      <w:rPr>
+        <w:rFonts w:ascii="Times New Roman" w:eastAsiaTheme="minorHAnsi" w:hAnsi="Times New Roman" w:cs="Times New Roman" w:hint="default"/>
+      </w:rPr>
+    </w:lvl>
+    <w:lvl w:ilvl="1" w:tplc="04090003" w:tentative="1">
+      <w:start w:val="1"/>
+      <w:numFmt w:val="bullet"/>
+      <w:lvlText w:val="o"/>
+      <w:lvlJc w:val="left"/>
+      <w:pPr>
+        <w:ind w:left="1440" w:hanging="360"/>
+      </w:pPr>
+      <w:rPr>
+        <w:rFonts w:ascii="Courier New" w:hAnsi="Courier New" w:cs="Courier New" w:hint="default"/>
+      </w:rPr>
+    </w:lvl>
+    <w:lvl w:ilvl="2" w:tplc="04090005" w:tentative="1">
+      <w:start w:val="1"/>
+      <w:numFmt w:val="bullet"/>
+      <w:lvlText w:val=""/>
+      <w:lvlJc w:val="left"/>
+      <w:pPr>
+        <w:ind w:left="2160" w:hanging="360"/>
+      </w:pPr>
+      <w:rPr>
+        <w:rFonts w:ascii="Wingdings" w:hAnsi="Wingdings" w:hint="default"/>
+      </w:rPr>
+    </w:lvl>
+    <w:lvl w:ilvl="3" w:tplc="04090001" w:tentative="1">
+      <w:start w:val="1"/>
+      <w:numFmt w:val="bullet"/>
+      <w:lvlText w:val=""/>
+      <w:lvlJc w:val="left"/>
+      <w:pPr>
+        <w:ind w:left="2880" w:hanging="360"/>
+      </w:pPr>
+      <w:rPr>
+        <w:rFonts w:ascii="Symbol" w:hAnsi="Symbol" w:hint="default"/>
+      </w:rPr>
+    </w:lvl>
+    <w:lvl w:ilvl="4" w:tplc="04090003" w:tentative="1">
+      <w:start w:val="1"/>
+      <w:numFmt w:val="bullet"/>
+      <w:lvlText w:val="o"/>
+      <w:lvlJc w:val="left"/>
+      <w:pPr>
+        <w:ind w:left="3600" w:hanging="360"/>
+      </w:pPr>
+      <w:rPr>
+        <w:rFonts w:ascii="Courier New" w:hAnsi="Courier New" w:cs="Courier New" w:hint="default"/>
+      </w:rPr>
+    </w:lvl>
+    <w:lvl w:ilvl="5" w:tplc="04090005" w:tentative="1">
+      <w:start w:val="1"/>
+      <w:numFmt w:val="bullet"/>
+      <w:lvlText w:val=""/>
+      <w:lvlJc w:val="left"/>
+      <w:pPr>
+        <w:ind w:left="4320" w:hanging="360"/>
+      </w:pPr>
+      <w:rPr>
+        <w:rFonts w:ascii="Wingdings" w:hAnsi="Wingdings" w:hint="default"/>
+      </w:rPr>
+    </w:lvl>
+    <w:lvl w:ilvl="6" w:tplc="04090001" w:tentative="1">
+      <w:start w:val="1"/>
+      <w:numFmt w:val="bullet"/>
+      <w:lvlText w:val=""/>
+      <w:lvlJc w:val="left"/>
+      <w:pPr>
+        <w:ind w:left="5040" w:hanging="360"/>
+      </w:pPr>
+      <w:rPr>
+        <w:rFonts w:ascii="Symbol" w:hAnsi="Symbol" w:hint="default"/>
+      </w:rPr>
+    </w:lvl>
+    <w:lvl w:ilvl="7" w:tplc="04090003" w:tentative="1">
+      <w:start w:val="1"/>
+      <w:numFmt w:val="bullet"/>
+      <w:lvlText w:val="o"/>
+      <w:lvlJc w:val="left"/>
+      <w:pPr>
+        <w:ind w:left="5760" w:hanging="360"/>
+      </w:pPr>
+      <w:rPr>
+        <w:rFonts w:ascii="Courier New" w:hAnsi="Courier New" w:cs="Courier New" w:hint="default"/>
+      </w:rPr>
+    </w:lvl>
+    <w:lvl w:ilvl="8" w:tplc="04090005" w:tentative="1">
+      <w:start w:val="1"/>
+      <w:numFmt w:val="bullet"/>
+      <w:lvlText w:val=""/>
+      <w:lvlJc w:val="left"/>
+      <w:pPr>
+        <w:ind w:left="6480" w:hanging="360"/>
+      </w:pPr>
+      <w:rPr>
+        <w:rFonts w:ascii="Wingdings" w:hAnsi="Wingdings" w:hint="default"/>
+      </w:rPr>
+    </w:lvl>
+  </w:abstractNum>
   <w:num w:numId="1" w16cid:durableId="1447772579">
     <w:abstractNumId w:val="3"/>
   </w:num>
@@ -4739,6 +7434,9 @@
   </w:num>
   <w:num w:numId="5" w16cid:durableId="73205931">
     <w:abstractNumId w:val="2"/>
+  </w:num>
+  <w:num w:numId="6" w16cid:durableId="2051296251">
+    <w:abstractNumId w:val="5"/>
   </w:num>
 </w:numbering>
 </file>

--- a/documentacion/memoria_pi_danielcorreavilla.docx
+++ b/documentacion/memoria_pi_danielcorreavilla.docx
@@ -481,6 +481,8 @@
           <w:rFonts w:ascii="Times New Roman" w:hAnsi="Times New Roman" w:cs="Times New Roman"/>
           <w:b/>
           <w:bCs/>
+          <w:sz w:val="28"/>
+          <w:szCs w:val="28"/>
           <w:lang w:val="es-ES"/>
         </w:rPr>
       </w:pPr>
@@ -490,6 +492,8 @@
           <w:rFonts w:ascii="Times New Roman" w:hAnsi="Times New Roman" w:cs="Times New Roman"/>
           <w:b/>
           <w:bCs/>
+          <w:sz w:val="28"/>
+          <w:szCs w:val="28"/>
           <w:lang w:val="es-ES"/>
         </w:rPr>
         <w:t>Backend</w:t>
@@ -579,6 +583,8 @@
           <w:rFonts w:ascii="Times New Roman" w:hAnsi="Times New Roman" w:cs="Times New Roman"/>
           <w:b/>
           <w:bCs/>
+          <w:sz w:val="28"/>
+          <w:szCs w:val="28"/>
           <w:lang w:val="es-ES"/>
         </w:rPr>
       </w:pPr>
@@ -588,6 +594,8 @@
           <w:rFonts w:ascii="Times New Roman" w:hAnsi="Times New Roman" w:cs="Times New Roman"/>
           <w:b/>
           <w:bCs/>
+          <w:sz w:val="28"/>
+          <w:szCs w:val="28"/>
           <w:lang w:val="es-ES"/>
         </w:rPr>
         <w:t>Frontend</w:t>
@@ -707,16 +715,69 @@
         <w:jc w:val="both"/>
         <w:rPr>
           <w:rFonts w:ascii="Times New Roman" w:hAnsi="Times New Roman" w:cs="Times New Roman"/>
-          <w:b/>
-          <w:bCs/>
-          <w:lang w:val="es-ES"/>
-        </w:rPr>
-      </w:pPr>
-      <w:r>
-        <w:rPr>
-          <w:rFonts w:ascii="Times New Roman" w:hAnsi="Times New Roman" w:cs="Times New Roman"/>
-          <w:b/>
-          <w:bCs/>
+          <w:sz w:val="28"/>
+          <w:szCs w:val="28"/>
+        </w:rPr>
+      </w:pPr>
+      <w:proofErr w:type="spellStart"/>
+      <w:r>
+        <w:rPr>
+          <w:rFonts w:ascii="Times New Roman" w:hAnsi="Times New Roman" w:cs="Times New Roman"/>
+          <w:b/>
+          <w:bCs/>
+          <w:sz w:val="28"/>
+          <w:szCs w:val="28"/>
+        </w:rPr>
+        <w:t>Despliegue</w:t>
+      </w:r>
+      <w:proofErr w:type="spellEnd"/>
+    </w:p>
+    <w:p>
+      <w:pPr>
+        <w:spacing w:line="360" w:lineRule="auto"/>
+        <w:jc w:val="both"/>
+        <w:rPr>
+          <w:rFonts w:ascii="Times New Roman" w:hAnsi="Times New Roman" w:cs="Times New Roman"/>
+          <w:lang w:val="es-ES"/>
+        </w:rPr>
+      </w:pPr>
+      <w:r>
+        <w:rPr>
+          <w:rFonts w:ascii="Times New Roman" w:hAnsi="Times New Roman" w:cs="Times New Roman"/>
+        </w:rPr>
+        <w:t>Linux, Debian Bookworm, Docker, Docker-Compose, Apache, Git, GitHub, SSH Agent</w:t>
+      </w:r>
+    </w:p>
+    <w:p>
+      <w:pPr>
+        <w:spacing w:line="360" w:lineRule="auto"/>
+        <w:jc w:val="both"/>
+        <w:rPr>
+          <w:rFonts w:ascii="Times New Roman" w:hAnsi="Times New Roman" w:cs="Times New Roman"/>
+          <w:lang w:val="es-ES"/>
+        </w:rPr>
+      </w:pPr>
+    </w:p>
+    <w:p>
+      <w:pPr>
+        <w:spacing w:line="360" w:lineRule="auto"/>
+        <w:jc w:val="both"/>
+        <w:rPr>
+          <w:rFonts w:ascii="Times New Roman" w:hAnsi="Times New Roman" w:cs="Times New Roman"/>
+          <w:b/>
+          <w:bCs/>
+          <w:sz w:val="28"/>
+          <w:szCs w:val="28"/>
+          <w:lang w:val="es-ES"/>
+        </w:rPr>
+      </w:pPr>
+      <w:r>
+        <w:rPr>
+          <w:rFonts w:ascii="Times New Roman" w:hAnsi="Times New Roman" w:cs="Times New Roman"/>
+          <w:b/>
+          <w:bCs/>
+          <w:sz w:val="28"/>
+          <w:szCs w:val="28"/>
           <w:lang w:val="es-ES"/>
         </w:rPr>
         <w:t>Bases de datos</w:t>
@@ -762,202 +823,167 @@
         <w:jc w:val="both"/>
         <w:rPr>
           <w:rFonts w:ascii="Times New Roman" w:hAnsi="Times New Roman" w:cs="Times New Roman"/>
-        </w:rPr>
-      </w:pPr>
-      <w:proofErr w:type="spellStart"/>
-      <w:r>
-        <w:rPr>
-          <w:rFonts w:ascii="Times New Roman" w:hAnsi="Times New Roman" w:cs="Times New Roman"/>
-          <w:b/>
-          <w:bCs/>
-        </w:rPr>
-        <w:t>Despliegue</w:t>
-      </w:r>
-      <w:proofErr w:type="spellEnd"/>
-    </w:p>
-    <w:p>
-      <w:pPr>
-        <w:spacing w:line="360" w:lineRule="auto"/>
-        <w:jc w:val="both"/>
-        <w:rPr>
-          <w:rFonts w:ascii="Times New Roman" w:hAnsi="Times New Roman" w:cs="Times New Roman"/>
-        </w:rPr>
-      </w:pPr>
-      <w:r>
-        <w:rPr>
-          <w:rFonts w:ascii="Times New Roman" w:hAnsi="Times New Roman" w:cs="Times New Roman"/>
-        </w:rPr>
-        <w:t>Linux, Debian Bookworm, Docker, Docker-Compose, Apache, Git, GitHub, SSH Agent</w:t>
-      </w:r>
-    </w:p>
-    <w:p>
-      <w:pPr>
-        <w:spacing w:line="360" w:lineRule="auto"/>
-        <w:jc w:val="both"/>
-        <w:rPr>
-          <w:rFonts w:ascii="Times New Roman" w:hAnsi="Times New Roman" w:cs="Times New Roman"/>
-        </w:rPr>
-      </w:pPr>
-    </w:p>
-    <w:p>
-      <w:pPr>
-        <w:spacing w:line="360" w:lineRule="auto"/>
-        <w:jc w:val="both"/>
-        <w:rPr>
-          <w:rFonts w:ascii="Times New Roman" w:hAnsi="Times New Roman" w:cs="Times New Roman"/>
-        </w:rPr>
-      </w:pPr>
-    </w:p>
-    <w:p>
-      <w:pPr>
-        <w:spacing w:line="360" w:lineRule="auto"/>
-        <w:jc w:val="both"/>
-        <w:rPr>
-          <w:rFonts w:ascii="Times New Roman" w:hAnsi="Times New Roman" w:cs="Times New Roman"/>
-        </w:rPr>
-      </w:pPr>
-    </w:p>
-    <w:p>
-      <w:pPr>
-        <w:spacing w:line="360" w:lineRule="auto"/>
-        <w:jc w:val="both"/>
-        <w:rPr>
-          <w:rFonts w:ascii="Times New Roman" w:hAnsi="Times New Roman" w:cs="Times New Roman"/>
-        </w:rPr>
-      </w:pPr>
-    </w:p>
-    <w:p>
-      <w:pPr>
-        <w:spacing w:line="360" w:lineRule="auto"/>
-        <w:jc w:val="both"/>
-        <w:rPr>
-          <w:rFonts w:ascii="Times New Roman" w:hAnsi="Times New Roman" w:cs="Times New Roman"/>
-        </w:rPr>
-      </w:pPr>
-    </w:p>
-    <w:p>
-      <w:pPr>
-        <w:spacing w:line="360" w:lineRule="auto"/>
-        <w:jc w:val="both"/>
-        <w:rPr>
-          <w:rFonts w:ascii="Times New Roman" w:hAnsi="Times New Roman" w:cs="Times New Roman"/>
-        </w:rPr>
-      </w:pPr>
-    </w:p>
-    <w:p>
-      <w:pPr>
-        <w:spacing w:line="360" w:lineRule="auto"/>
-        <w:jc w:val="both"/>
-        <w:rPr>
-          <w:rFonts w:ascii="Times New Roman" w:hAnsi="Times New Roman" w:cs="Times New Roman"/>
-        </w:rPr>
-      </w:pPr>
-    </w:p>
-    <w:p>
-      <w:pPr>
-        <w:spacing w:line="360" w:lineRule="auto"/>
-        <w:jc w:val="both"/>
-        <w:rPr>
-          <w:rFonts w:ascii="Times New Roman" w:hAnsi="Times New Roman" w:cs="Times New Roman"/>
-        </w:rPr>
-      </w:pPr>
-    </w:p>
-    <w:p>
-      <w:pPr>
-        <w:spacing w:line="360" w:lineRule="auto"/>
-        <w:jc w:val="both"/>
-        <w:rPr>
-          <w:rFonts w:ascii="Times New Roman" w:hAnsi="Times New Roman" w:cs="Times New Roman"/>
-        </w:rPr>
-      </w:pPr>
-    </w:p>
-    <w:p>
-      <w:pPr>
-        <w:spacing w:line="360" w:lineRule="auto"/>
-        <w:jc w:val="both"/>
-        <w:rPr>
-          <w:rFonts w:ascii="Times New Roman" w:hAnsi="Times New Roman" w:cs="Times New Roman"/>
-        </w:rPr>
-      </w:pPr>
-    </w:p>
-    <w:p>
-      <w:pPr>
-        <w:spacing w:line="360" w:lineRule="auto"/>
-        <w:jc w:val="both"/>
-        <w:rPr>
-          <w:rFonts w:ascii="Times New Roman" w:hAnsi="Times New Roman" w:cs="Times New Roman"/>
-        </w:rPr>
-      </w:pPr>
-    </w:p>
-    <w:p>
-      <w:pPr>
-        <w:spacing w:line="360" w:lineRule="auto"/>
-        <w:jc w:val="both"/>
-        <w:rPr>
-          <w:rFonts w:ascii="Times New Roman" w:hAnsi="Times New Roman" w:cs="Times New Roman"/>
-        </w:rPr>
-      </w:pPr>
-    </w:p>
-    <w:p>
-      <w:pPr>
-        <w:spacing w:line="360" w:lineRule="auto"/>
-        <w:jc w:val="both"/>
-        <w:rPr>
-          <w:rFonts w:ascii="Times New Roman" w:hAnsi="Times New Roman" w:cs="Times New Roman"/>
-        </w:rPr>
-      </w:pPr>
-    </w:p>
-    <w:p>
-      <w:pPr>
-        <w:spacing w:line="360" w:lineRule="auto"/>
-        <w:jc w:val="both"/>
-        <w:rPr>
-          <w:rFonts w:ascii="Times New Roman" w:hAnsi="Times New Roman" w:cs="Times New Roman"/>
-        </w:rPr>
-      </w:pPr>
-    </w:p>
-    <w:p>
-      <w:pPr>
-        <w:spacing w:line="360" w:lineRule="auto"/>
-        <w:jc w:val="both"/>
-        <w:rPr>
-          <w:rFonts w:ascii="Times New Roman" w:hAnsi="Times New Roman" w:cs="Times New Roman"/>
-        </w:rPr>
-      </w:pPr>
-    </w:p>
-    <w:p>
-      <w:pPr>
-        <w:spacing w:line="360" w:lineRule="auto"/>
-        <w:jc w:val="both"/>
-        <w:rPr>
-          <w:rFonts w:ascii="Times New Roman" w:hAnsi="Times New Roman" w:cs="Times New Roman"/>
-        </w:rPr>
-      </w:pPr>
-    </w:p>
-    <w:p>
-      <w:pPr>
-        <w:spacing w:line="360" w:lineRule="auto"/>
-        <w:jc w:val="both"/>
-        <w:rPr>
-          <w:rFonts w:ascii="Times New Roman" w:hAnsi="Times New Roman" w:cs="Times New Roman"/>
-        </w:rPr>
-      </w:pPr>
-    </w:p>
-    <w:p>
-      <w:pPr>
-        <w:spacing w:line="360" w:lineRule="auto"/>
-        <w:jc w:val="both"/>
-        <w:rPr>
-          <w:rFonts w:ascii="Times New Roman" w:hAnsi="Times New Roman" w:cs="Times New Roman"/>
-        </w:rPr>
-      </w:pPr>
-    </w:p>
-    <w:p>
-      <w:pPr>
-        <w:spacing w:line="360" w:lineRule="auto"/>
-        <w:jc w:val="both"/>
-        <w:rPr>
-          <w:rFonts w:ascii="Times New Roman" w:hAnsi="Times New Roman" w:cs="Times New Roman"/>
+          <w:lang w:val="es-ES"/>
+        </w:rPr>
+      </w:pPr>
+    </w:p>
+    <w:p>
+      <w:pPr>
+        <w:spacing w:line="360" w:lineRule="auto"/>
+        <w:jc w:val="both"/>
+        <w:rPr>
+          <w:rFonts w:ascii="Times New Roman" w:hAnsi="Times New Roman" w:cs="Times New Roman"/>
+          <w:lang w:val="es-ES"/>
+        </w:rPr>
+      </w:pPr>
+    </w:p>
+    <w:p>
+      <w:pPr>
+        <w:spacing w:line="360" w:lineRule="auto"/>
+        <w:jc w:val="both"/>
+        <w:rPr>
+          <w:rFonts w:ascii="Times New Roman" w:hAnsi="Times New Roman" w:cs="Times New Roman"/>
+          <w:lang w:val="es-ES"/>
+        </w:rPr>
+      </w:pPr>
+    </w:p>
+    <w:p>
+      <w:pPr>
+        <w:spacing w:line="360" w:lineRule="auto"/>
+        <w:jc w:val="both"/>
+        <w:rPr>
+          <w:rFonts w:ascii="Times New Roman" w:hAnsi="Times New Roman" w:cs="Times New Roman"/>
+          <w:lang w:val="es-ES"/>
+        </w:rPr>
+      </w:pPr>
+    </w:p>
+    <w:p>
+      <w:pPr>
+        <w:spacing w:line="360" w:lineRule="auto"/>
+        <w:jc w:val="both"/>
+        <w:rPr>
+          <w:rFonts w:ascii="Times New Roman" w:hAnsi="Times New Roman" w:cs="Times New Roman"/>
+          <w:lang w:val="es-ES"/>
+        </w:rPr>
+      </w:pPr>
+    </w:p>
+    <w:p>
+      <w:pPr>
+        <w:spacing w:line="360" w:lineRule="auto"/>
+        <w:jc w:val="both"/>
+        <w:rPr>
+          <w:rFonts w:ascii="Times New Roman" w:hAnsi="Times New Roman" w:cs="Times New Roman"/>
+          <w:lang w:val="es-ES"/>
+        </w:rPr>
+      </w:pPr>
+    </w:p>
+    <w:p>
+      <w:pPr>
+        <w:spacing w:line="360" w:lineRule="auto"/>
+        <w:jc w:val="both"/>
+        <w:rPr>
+          <w:rFonts w:ascii="Times New Roman" w:hAnsi="Times New Roman" w:cs="Times New Roman"/>
+          <w:lang w:val="es-ES"/>
+        </w:rPr>
+      </w:pPr>
+    </w:p>
+    <w:p>
+      <w:pPr>
+        <w:spacing w:line="360" w:lineRule="auto"/>
+        <w:jc w:val="both"/>
+        <w:rPr>
+          <w:rFonts w:ascii="Times New Roman" w:hAnsi="Times New Roman" w:cs="Times New Roman"/>
+          <w:lang w:val="es-ES"/>
+        </w:rPr>
+      </w:pPr>
+    </w:p>
+    <w:p>
+      <w:pPr>
+        <w:spacing w:line="360" w:lineRule="auto"/>
+        <w:jc w:val="both"/>
+        <w:rPr>
+          <w:rFonts w:ascii="Times New Roman" w:hAnsi="Times New Roman" w:cs="Times New Roman"/>
+          <w:lang w:val="es-ES"/>
+        </w:rPr>
+      </w:pPr>
+    </w:p>
+    <w:p>
+      <w:pPr>
+        <w:spacing w:line="360" w:lineRule="auto"/>
+        <w:jc w:val="both"/>
+        <w:rPr>
+          <w:rFonts w:ascii="Times New Roman" w:hAnsi="Times New Roman" w:cs="Times New Roman"/>
+          <w:lang w:val="es-ES"/>
+        </w:rPr>
+      </w:pPr>
+    </w:p>
+    <w:p>
+      <w:pPr>
+        <w:spacing w:line="360" w:lineRule="auto"/>
+        <w:jc w:val="both"/>
+        <w:rPr>
+          <w:rFonts w:ascii="Times New Roman" w:hAnsi="Times New Roman" w:cs="Times New Roman"/>
+          <w:lang w:val="es-ES"/>
+        </w:rPr>
+      </w:pPr>
+    </w:p>
+    <w:p>
+      <w:pPr>
+        <w:spacing w:line="360" w:lineRule="auto"/>
+        <w:jc w:val="both"/>
+        <w:rPr>
+          <w:rFonts w:ascii="Times New Roman" w:hAnsi="Times New Roman" w:cs="Times New Roman"/>
+          <w:lang w:val="es-ES"/>
+        </w:rPr>
+      </w:pPr>
+    </w:p>
+    <w:p>
+      <w:pPr>
+        <w:spacing w:line="360" w:lineRule="auto"/>
+        <w:jc w:val="both"/>
+        <w:rPr>
+          <w:rFonts w:ascii="Times New Roman" w:hAnsi="Times New Roman" w:cs="Times New Roman"/>
+          <w:lang w:val="es-ES"/>
+        </w:rPr>
+      </w:pPr>
+    </w:p>
+    <w:p>
+      <w:pPr>
+        <w:spacing w:line="360" w:lineRule="auto"/>
+        <w:jc w:val="both"/>
+        <w:rPr>
+          <w:rFonts w:ascii="Times New Roman" w:hAnsi="Times New Roman" w:cs="Times New Roman"/>
+          <w:lang w:val="es-ES"/>
+        </w:rPr>
+      </w:pPr>
+    </w:p>
+    <w:p>
+      <w:pPr>
+        <w:spacing w:line="360" w:lineRule="auto"/>
+        <w:jc w:val="both"/>
+        <w:rPr>
+          <w:rFonts w:ascii="Times New Roman" w:hAnsi="Times New Roman" w:cs="Times New Roman"/>
+          <w:lang w:val="es-ES"/>
+        </w:rPr>
+      </w:pPr>
+    </w:p>
+    <w:p>
+      <w:pPr>
+        <w:spacing w:line="360" w:lineRule="auto"/>
+        <w:jc w:val="both"/>
+        <w:rPr>
+          <w:rFonts w:ascii="Times New Roman" w:hAnsi="Times New Roman" w:cs="Times New Roman"/>
+          <w:lang w:val="es-ES"/>
+        </w:rPr>
+      </w:pPr>
+    </w:p>
+    <w:p>
+      <w:pPr>
+        <w:spacing w:line="360" w:lineRule="auto"/>
+        <w:jc w:val="both"/>
+        <w:rPr>
+          <w:rFonts w:ascii="Times New Roman" w:hAnsi="Times New Roman" w:cs="Times New Roman"/>
+          <w:lang w:val="es-ES"/>
         </w:rPr>
       </w:pPr>
     </w:p>
@@ -8010,8 +8036,7 @@
     </w:p>
     <w:p>
       <w:pPr>
-        <w:spacing w:line="360" w:lineRule="auto"/>
-        <w:jc w:val="both"/>
+        <w:pStyle w:val="Heading2"/>
         <w:rPr>
           <w:rFonts w:ascii="Times New Roman" w:hAnsi="Times New Roman" w:cs="Times New Roman"/>
           <w:b/>
@@ -8021,11 +8046,11 @@
           <w:lang w:val="es-ES"/>
         </w:rPr>
       </w:pPr>
-    </w:p>
-    <w:p>
-      <w:pPr>
-        <w:spacing w:line="360" w:lineRule="auto"/>
-        <w:jc w:val="both"/>
+      <w:bookmarkStart w:id="9" w:name="_Toc189846481"/>
+    </w:p>
+    <w:p>
+      <w:pPr>
+        <w:pStyle w:val="Heading2"/>
         <w:rPr>
           <w:rFonts w:ascii="Times New Roman" w:hAnsi="Times New Roman" w:cs="Times New Roman"/>
           <w:b/>
@@ -8038,8 +8063,7 @@
     </w:p>
     <w:p>
       <w:pPr>
-        <w:spacing w:line="360" w:lineRule="auto"/>
-        <w:jc w:val="both"/>
+        <w:pStyle w:val="Heading2"/>
         <w:rPr>
           <w:rFonts w:ascii="Times New Roman" w:hAnsi="Times New Roman" w:cs="Times New Roman"/>
           <w:b/>
@@ -8052,8 +8076,7 @@
     </w:p>
     <w:p>
       <w:pPr>
-        <w:spacing w:line="360" w:lineRule="auto"/>
-        <w:jc w:val="both"/>
+        <w:pStyle w:val="Heading2"/>
         <w:rPr>
           <w:rFonts w:ascii="Times New Roman" w:hAnsi="Times New Roman" w:cs="Times New Roman"/>
           <w:b/>
@@ -8066,8 +8089,7 @@
     </w:p>
     <w:p>
       <w:pPr>
-        <w:spacing w:line="360" w:lineRule="auto"/>
-        <w:jc w:val="both"/>
+        <w:pStyle w:val="Heading2"/>
         <w:rPr>
           <w:rFonts w:ascii="Times New Roman" w:hAnsi="Times New Roman" w:cs="Times New Roman"/>
           <w:b/>
@@ -8080,8 +8102,7 @@
     </w:p>
     <w:p>
       <w:pPr>
-        <w:spacing w:line="360" w:lineRule="auto"/>
-        <w:jc w:val="both"/>
+        <w:pStyle w:val="Heading2"/>
         <w:rPr>
           <w:rFonts w:ascii="Times New Roman" w:hAnsi="Times New Roman" w:cs="Times New Roman"/>
           <w:b/>
@@ -8094,8 +8115,7 @@
     </w:p>
     <w:p>
       <w:pPr>
-        <w:spacing w:line="360" w:lineRule="auto"/>
-        <w:jc w:val="both"/>
+        <w:pStyle w:val="Heading2"/>
         <w:rPr>
           <w:rFonts w:ascii="Times New Roman" w:hAnsi="Times New Roman" w:cs="Times New Roman"/>
           <w:b/>
@@ -8108,8 +8128,14 @@
     </w:p>
     <w:p>
       <w:pPr>
-        <w:spacing w:line="360" w:lineRule="auto"/>
-        <w:jc w:val="both"/>
+        <w:rPr>
+          <w:lang w:val="es-ES"/>
+        </w:rPr>
+      </w:pPr>
+    </w:p>
+    <w:p>
+      <w:pPr>
+        <w:pStyle w:val="Heading2"/>
         <w:rPr>
           <w:rFonts w:ascii="Times New Roman" w:hAnsi="Times New Roman" w:cs="Times New Roman"/>
           <w:b/>
@@ -8119,62 +8145,6 @@
           <w:lang w:val="es-ES"/>
         </w:rPr>
       </w:pPr>
-    </w:p>
-    <w:p>
-      <w:pPr>
-        <w:spacing w:line="360" w:lineRule="auto"/>
-        <w:jc w:val="both"/>
-        <w:rPr>
-          <w:rFonts w:ascii="Times New Roman" w:hAnsi="Times New Roman" w:cs="Times New Roman"/>
-          <w:b/>
-          <w:bCs/>
-          <w:sz w:val="28"/>
-          <w:szCs w:val="28"/>
-          <w:lang w:val="es-ES"/>
-        </w:rPr>
-      </w:pPr>
-    </w:p>
-    <w:p>
-      <w:pPr>
-        <w:spacing w:line="360" w:lineRule="auto"/>
-        <w:jc w:val="both"/>
-        <w:rPr>
-          <w:rFonts w:ascii="Times New Roman" w:hAnsi="Times New Roman" w:cs="Times New Roman"/>
-          <w:b/>
-          <w:bCs/>
-          <w:sz w:val="28"/>
-          <w:szCs w:val="28"/>
-          <w:lang w:val="es-ES"/>
-        </w:rPr>
-      </w:pPr>
-    </w:p>
-    <w:p>
-      <w:pPr>
-        <w:spacing w:line="360" w:lineRule="auto"/>
-        <w:jc w:val="both"/>
-        <w:rPr>
-          <w:rFonts w:ascii="Times New Roman" w:hAnsi="Times New Roman" w:cs="Times New Roman"/>
-          <w:b/>
-          <w:bCs/>
-          <w:sz w:val="28"/>
-          <w:szCs w:val="28"/>
-          <w:lang w:val="es-ES"/>
-        </w:rPr>
-      </w:pPr>
-    </w:p>
-    <w:p>
-      <w:pPr>
-        <w:pStyle w:val="Heading2"/>
-        <w:rPr>
-          <w:rFonts w:ascii="Times New Roman" w:hAnsi="Times New Roman" w:cs="Times New Roman"/>
-          <w:b/>
-          <w:bCs/>
-          <w:sz w:val="28"/>
-          <w:szCs w:val="28"/>
-          <w:lang w:val="es-ES"/>
-        </w:rPr>
-      </w:pPr>
-      <w:bookmarkStart w:id="9" w:name="_Toc189846481"/>
       <w:r>
         <w:rPr>
           <w:rFonts w:ascii="Times New Roman" w:hAnsi="Times New Roman" w:cs="Times New Roman"/>
@@ -18208,21 +18178,23 @@
           <w:b/>
           <w:bCs/>
           <w:noProof/>
+          <w:sz w:val="32"/>
+          <w:szCs w:val="32"/>
           <w:lang w:val="es-ES"/>
         </w:rPr>
         <w:drawing>
-          <wp:anchor distT="0" distB="0" distL="114300" distR="114300" simplePos="0" relativeHeight="251662336" behindDoc="0" locked="0" layoutInCell="1" allowOverlap="1" wp14:anchorId="4EC14DC6" wp14:editId="1FFD3BD0">
+          <wp:anchor distT="0" distB="0" distL="114300" distR="114300" simplePos="0" relativeHeight="251662336" behindDoc="0" locked="0" layoutInCell="1" allowOverlap="1" wp14:anchorId="3A7E3D1B" wp14:editId="58FE95D5">
             <wp:simplePos x="0" y="0"/>
             <wp:positionH relativeFrom="margin">
-              <wp:align>center</wp:align>
+              <wp:posOffset>8978</wp:posOffset>
             </wp:positionH>
             <wp:positionV relativeFrom="margin">
-              <wp:align>bottom</wp:align>
+              <wp:posOffset>3500949</wp:posOffset>
             </wp:positionV>
-            <wp:extent cx="6823710" cy="3749040"/>
+            <wp:extent cx="5398770" cy="5327015"/>
             <wp:effectExtent l="0" t="0" r="0" b="0"/>
             <wp:wrapSquare wrapText="bothSides"/>
-            <wp:docPr id="852004293" name="Picture 1" descr="A diagram of a program&#10;&#10;Description automatically generated"/>
+            <wp:docPr id="2039409983" name="Picture 1" descr="A screenshot of a computer&#10;&#10;Description automatically generated"/>
             <wp:cNvGraphicFramePr>
               <a:graphicFrameLocks xmlns:a="http://schemas.openxmlformats.org/drawingml/2006/main" noChangeAspect="1"/>
             </wp:cNvGraphicFramePr>
@@ -18230,11 +18202,11 @@
               <a:graphicData uri="http://schemas.openxmlformats.org/drawingml/2006/picture">
                 <pic:pic xmlns:pic="http://schemas.openxmlformats.org/drawingml/2006/picture">
                   <pic:nvPicPr>
-                    <pic:cNvPr id="852004293" name="Picture 1" descr="A diagram of a program&#10;&#10;Description automatically generated"/>
+                    <pic:cNvPr id="2039409983" name="Picture 1" descr="A screenshot of a computer&#10;&#10;Description automatically generated"/>
                     <pic:cNvPicPr/>
                   </pic:nvPicPr>
                   <pic:blipFill>
-                    <a:blip r:embed="rId11">
+                    <a:blip r:embed="rId11" cstate="print">
                       <a:extLst>
                         <a:ext uri="{28A0092B-C50C-407E-A947-70E740481C1C}">
                           <a14:useLocalDpi xmlns:a14="http://schemas.microsoft.com/office/drawing/2010/main" val="0"/>
@@ -18248,7 +18220,7 @@
                   <pic:spPr>
                     <a:xfrm>
                       <a:off x="0" y="0"/>
-                      <a:ext cx="6823710" cy="3749040"/>
+                      <a:ext cx="5398770" cy="5327015"/>
                     </a:xfrm>
                     <a:prstGeom prst="rect">
                       <a:avLst/>
@@ -18257,12 +18229,6 @@
                 </pic:pic>
               </a:graphicData>
             </a:graphic>
-            <wp14:sizeRelH relativeFrom="margin">
-              <wp14:pctWidth>0</wp14:pctWidth>
-            </wp14:sizeRelH>
-            <wp14:sizeRelV relativeFrom="margin">
-              <wp14:pctHeight>0</wp14:pctHeight>
-            </wp14:sizeRelV>
           </wp:anchor>
         </w:drawing>
       </w:r>
@@ -19455,33 +19421,11 @@
     </w:tbl>
     <w:p>
       <w:pPr>
-        <w:pStyle w:val="Heading1"/>
-        <w:spacing w:line="360" w:lineRule="auto"/>
-        <w:jc w:val="both"/>
-        <w:rPr>
-          <w:rFonts w:ascii="Times New Roman" w:hAnsi="Times New Roman" w:cs="Times New Roman"/>
-          <w:b/>
-          <w:bCs/>
-          <w:sz w:val="32"/>
-          <w:szCs w:val="32"/>
+        <w:rPr>
           <w:lang w:val="es-ES"/>
         </w:rPr>
       </w:pPr>
       <w:bookmarkStart w:id="10" w:name="_Toc189846482"/>
-    </w:p>
-    <w:p>
-      <w:pPr>
-        <w:rPr>
-          <w:lang w:val="es-ES"/>
-        </w:rPr>
-      </w:pPr>
-    </w:p>
-    <w:p>
-      <w:pPr>
-        <w:rPr>
-          <w:lang w:val="es-ES"/>
-        </w:rPr>
-      </w:pPr>
     </w:p>
     <w:p>
       <w:pPr>
@@ -20398,13 +20342,13 @@
           <w:lang w:val="es-ES"/>
         </w:rPr>
         <w:drawing>
-          <wp:anchor distT="0" distB="0" distL="114300" distR="114300" simplePos="0" relativeHeight="251659264" behindDoc="0" locked="0" layoutInCell="1" allowOverlap="1" wp14:anchorId="660C2B27" wp14:editId="3DB41083">
+          <wp:anchor distT="0" distB="0" distL="114300" distR="114300" simplePos="0" relativeHeight="251659264" behindDoc="0" locked="0" layoutInCell="1" allowOverlap="1" wp14:anchorId="660C2B27" wp14:editId="7AD060FD">
             <wp:simplePos x="0" y="0"/>
             <wp:positionH relativeFrom="margin">
-              <wp:posOffset>-11210</wp:posOffset>
+              <wp:posOffset>-109855</wp:posOffset>
             </wp:positionH>
             <wp:positionV relativeFrom="margin">
-              <wp:posOffset>3466760</wp:posOffset>
+              <wp:posOffset>2886075</wp:posOffset>
             </wp:positionV>
             <wp:extent cx="5659755" cy="5659755"/>
             <wp:effectExtent l="0" t="0" r="4445" b="4445"/>
@@ -20525,30 +20469,221 @@
           <w:lang w:val="es-ES"/>
         </w:rPr>
       </w:pPr>
-    </w:p>
-    <w:p>
-      <w:pPr>
-        <w:spacing w:line="360" w:lineRule="auto"/>
-        <w:jc w:val="both"/>
-        <w:rPr>
-          <w:rFonts w:ascii="Times New Roman" w:hAnsi="Times New Roman" w:cs="Times New Roman"/>
-          <w:lang w:val="es-ES"/>
-        </w:rPr>
-      </w:pPr>
-      <w:r>
-        <w:rPr>
-          <w:rFonts w:ascii="Times New Roman" w:hAnsi="Times New Roman" w:cs="Times New Roman"/>
+      <w:r>
+        <w:rPr>
+          <w:rFonts w:ascii="Times New Roman" w:hAnsi="Times New Roman" w:cs="Times New Roman"/>
+          <w:b/>
+          <w:bCs/>
           <w:noProof/>
+          <w:sz w:val="32"/>
+          <w:szCs w:val="32"/>
           <w:lang w:val="es-ES"/>
         </w:rPr>
         <w:drawing>
-          <wp:anchor distT="0" distB="0" distL="114300" distR="114300" simplePos="0" relativeHeight="251660288" behindDoc="0" locked="0" layoutInCell="1" allowOverlap="1" wp14:anchorId="7E612EE0" wp14:editId="71A895C4">
+          <wp:anchor distT="0" distB="0" distL="114300" distR="114300" simplePos="0" relativeHeight="251664384" behindDoc="0" locked="0" layoutInCell="1" allowOverlap="1" wp14:anchorId="0CA256E6" wp14:editId="262E4AF6">
             <wp:simplePos x="0" y="0"/>
             <wp:positionH relativeFrom="margin">
-              <wp:posOffset>-100965</wp:posOffset>
+              <wp:posOffset>57785</wp:posOffset>
             </wp:positionH>
             <wp:positionV relativeFrom="margin">
-              <wp:posOffset>1275715</wp:posOffset>
+              <wp:posOffset>974090</wp:posOffset>
+            </wp:positionV>
+            <wp:extent cx="5398770" cy="5327015"/>
+            <wp:effectExtent l="0" t="0" r="0" b="0"/>
+            <wp:wrapSquare wrapText="bothSides"/>
+            <wp:docPr id="802428284" name="Picture 1" descr="A screenshot of a computer&#10;&#10;Description automatically generated"/>
+            <wp:cNvGraphicFramePr>
+              <a:graphicFrameLocks xmlns:a="http://schemas.openxmlformats.org/drawingml/2006/main" noChangeAspect="1"/>
+            </wp:cNvGraphicFramePr>
+            <a:graphic xmlns:a="http://schemas.openxmlformats.org/drawingml/2006/main">
+              <a:graphicData uri="http://schemas.openxmlformats.org/drawingml/2006/picture">
+                <pic:pic xmlns:pic="http://schemas.openxmlformats.org/drawingml/2006/picture">
+                  <pic:nvPicPr>
+                    <pic:cNvPr id="2039409983" name="Picture 1" descr="A screenshot of a computer&#10;&#10;Description automatically generated"/>
+                    <pic:cNvPicPr/>
+                  </pic:nvPicPr>
+                  <pic:blipFill>
+                    <a:blip r:embed="rId11" cstate="print">
+                      <a:extLst>
+                        <a:ext uri="{28A0092B-C50C-407E-A947-70E740481C1C}">
+                          <a14:useLocalDpi xmlns:a14="http://schemas.microsoft.com/office/drawing/2010/main" val="0"/>
+                        </a:ext>
+                      </a:extLst>
+                    </a:blip>
+                    <a:stretch>
+                      <a:fillRect/>
+                    </a:stretch>
+                  </pic:blipFill>
+                  <pic:spPr>
+                    <a:xfrm>
+                      <a:off x="0" y="0"/>
+                      <a:ext cx="5398770" cy="5327015"/>
+                    </a:xfrm>
+                    <a:prstGeom prst="rect">
+                      <a:avLst/>
+                    </a:prstGeom>
+                  </pic:spPr>
+                </pic:pic>
+              </a:graphicData>
+            </a:graphic>
+          </wp:anchor>
+        </w:drawing>
+      </w:r>
+    </w:p>
+    <w:p>
+      <w:pPr>
+        <w:spacing w:line="360" w:lineRule="auto"/>
+        <w:jc w:val="both"/>
+        <w:rPr>
+          <w:rFonts w:ascii="Times New Roman" w:hAnsi="Times New Roman" w:cs="Times New Roman"/>
+          <w:lang w:val="es-ES"/>
+        </w:rPr>
+      </w:pPr>
+    </w:p>
+    <w:p>
+      <w:pPr>
+        <w:spacing w:line="360" w:lineRule="auto"/>
+        <w:jc w:val="both"/>
+        <w:rPr>
+          <w:rFonts w:ascii="Times New Roman" w:hAnsi="Times New Roman" w:cs="Times New Roman"/>
+          <w:lang w:val="es-ES"/>
+        </w:rPr>
+      </w:pPr>
+    </w:p>
+    <w:p>
+      <w:pPr>
+        <w:spacing w:line="360" w:lineRule="auto"/>
+        <w:jc w:val="both"/>
+        <w:rPr>
+          <w:rFonts w:ascii="Times New Roman" w:hAnsi="Times New Roman" w:cs="Times New Roman"/>
+          <w:lang w:val="es-ES"/>
+        </w:rPr>
+      </w:pPr>
+    </w:p>
+    <w:p>
+      <w:pPr>
+        <w:spacing w:line="360" w:lineRule="auto"/>
+        <w:jc w:val="both"/>
+        <w:rPr>
+          <w:rFonts w:ascii="Times New Roman" w:hAnsi="Times New Roman" w:cs="Times New Roman"/>
+          <w:lang w:val="es-ES"/>
+        </w:rPr>
+      </w:pPr>
+    </w:p>
+    <w:p>
+      <w:pPr>
+        <w:spacing w:line="360" w:lineRule="auto"/>
+        <w:jc w:val="both"/>
+        <w:rPr>
+          <w:rFonts w:ascii="Times New Roman" w:hAnsi="Times New Roman" w:cs="Times New Roman"/>
+          <w:lang w:val="es-ES"/>
+        </w:rPr>
+      </w:pPr>
+    </w:p>
+    <w:p>
+      <w:pPr>
+        <w:spacing w:line="360" w:lineRule="auto"/>
+        <w:jc w:val="both"/>
+        <w:rPr>
+          <w:rFonts w:ascii="Times New Roman" w:hAnsi="Times New Roman" w:cs="Times New Roman"/>
+          <w:lang w:val="es-ES"/>
+        </w:rPr>
+      </w:pPr>
+    </w:p>
+    <w:p>
+      <w:pPr>
+        <w:pStyle w:val="Heading2"/>
+        <w:spacing w:line="360" w:lineRule="auto"/>
+        <w:jc w:val="both"/>
+        <w:rPr>
+          <w:rFonts w:ascii="Times New Roman" w:hAnsi="Times New Roman" w:cs="Times New Roman"/>
+          <w:b/>
+          <w:bCs/>
+          <w:sz w:val="28"/>
+          <w:szCs w:val="28"/>
+          <w:lang w:val="es-ES"/>
+        </w:rPr>
+      </w:pPr>
+      <w:r>
+        <w:rPr>
+          <w:rFonts w:ascii="Times New Roman" w:hAnsi="Times New Roman" w:cs="Times New Roman"/>
+          <w:b/>
+          <w:bCs/>
+          <w:sz w:val="28"/>
+          <w:szCs w:val="28"/>
+          <w:lang w:val="es-ES"/>
+        </w:rPr>
+        <w:lastRenderedPageBreak/>
+        <w:t xml:space="preserve">Diagrama de </w:t>
+      </w:r>
+      <w:r>
+        <w:rPr>
+          <w:rFonts w:ascii="Times New Roman" w:hAnsi="Times New Roman" w:cs="Times New Roman"/>
+          <w:b/>
+          <w:bCs/>
+          <w:sz w:val="28"/>
+          <w:szCs w:val="28"/>
+          <w:lang w:val="es-ES"/>
+        </w:rPr>
+        <w:t>entidad-relación</w:t>
+      </w:r>
+    </w:p>
+    <w:p>
+      <w:pPr>
+        <w:spacing w:line="360" w:lineRule="auto"/>
+        <w:jc w:val="both"/>
+        <w:rPr>
+          <w:rFonts w:ascii="Times New Roman" w:hAnsi="Times New Roman" w:cs="Times New Roman"/>
+          <w:lang w:val="es-ES"/>
+        </w:rPr>
+      </w:pPr>
+      <w:r>
+        <w:rPr>
+          <w:rFonts w:ascii="Times New Roman" w:hAnsi="Times New Roman" w:cs="Times New Roman"/>
+          <w:lang w:val="es-ES"/>
+        </w:rPr>
+        <w:t xml:space="preserve">El </w:t>
+      </w:r>
+      <w:r>
+        <w:rPr>
+          <w:rFonts w:ascii="Times New Roman" w:hAnsi="Times New Roman" w:cs="Times New Roman"/>
+          <w:b/>
+          <w:bCs/>
+          <w:lang w:val="es-ES"/>
+        </w:rPr>
+        <w:t>diagrama entidad-relación</w:t>
+      </w:r>
+      <w:r>
+        <w:rPr>
+          <w:rFonts w:ascii="Times New Roman" w:hAnsi="Times New Roman" w:cs="Times New Roman"/>
+          <w:lang w:val="es-ES"/>
+        </w:rPr>
+        <w:t xml:space="preserve"> ha sido desarrollado para representar las entidades principales del sistema, sus atributos y las relaciones entre ellas. Este modelo permite visualizar cómo los datos están estructurados y cómo las entidades interactúan entre sí, facilitando la organización y gestión de la información en la base de datos.</w:t>
+      </w:r>
+    </w:p>
+    <w:p>
+      <w:pPr>
+        <w:spacing w:line="360" w:lineRule="auto"/>
+        <w:jc w:val="both"/>
+        <w:rPr>
+          <w:rFonts w:ascii="Times New Roman" w:hAnsi="Times New Roman" w:cs="Times New Roman"/>
+          <w:lang w:val="es-ES"/>
+        </w:rPr>
+      </w:pPr>
+      <w:r>
+        <w:rPr>
+          <w:rFonts w:ascii="Times New Roman" w:hAnsi="Times New Roman" w:cs="Times New Roman"/>
+          <w:noProof/>
+          <w:lang w:val="es-ES"/>
+        </w:rPr>
+        <w:drawing>
+          <wp:anchor distT="0" distB="0" distL="114300" distR="114300" simplePos="0" relativeHeight="251660288" behindDoc="0" locked="0" layoutInCell="1" allowOverlap="1" wp14:anchorId="7E612EE0" wp14:editId="45DA759D">
+            <wp:simplePos x="0" y="0"/>
+            <wp:positionH relativeFrom="margin">
+              <wp:posOffset>-48260</wp:posOffset>
+            </wp:positionH>
+            <wp:positionV relativeFrom="margin">
+              <wp:posOffset>1798320</wp:posOffset>
             </wp:positionV>
             <wp:extent cx="5580380" cy="4551045"/>
             <wp:effectExtent l="0" t="0" r="0" b="0"/>
@@ -20690,16 +20825,6 @@
     </w:p>
     <w:p>
       <w:pPr>
-        <w:spacing w:line="360" w:lineRule="auto"/>
-        <w:jc w:val="both"/>
-        <w:rPr>
-          <w:rFonts w:ascii="Times New Roman" w:hAnsi="Times New Roman" w:cs="Times New Roman"/>
-          <w:lang w:val="es-ES"/>
-        </w:rPr>
-      </w:pPr>
-    </w:p>
-    <w:p>
-      <w:pPr>
         <w:pStyle w:val="Heading2"/>
         <w:spacing w:line="360" w:lineRule="auto"/>
         <w:jc w:val="both"/>
@@ -20722,7 +20847,7 @@
           <w:lang w:val="es-ES"/>
         </w:rPr>
         <w:lastRenderedPageBreak/>
-        <w:t xml:space="preserve">Diagrama de </w:t>
+        <w:t>Diagrama</w:t>
       </w:r>
       <w:r>
         <w:rPr>
@@ -20733,39 +20858,37 @@
           <w:szCs w:val="28"/>
           <w:lang w:val="es-ES"/>
         </w:rPr>
-        <w:t>entidad-relación</w:t>
-      </w:r>
-    </w:p>
-    <w:p>
-      <w:pPr>
-        <w:spacing w:line="360" w:lineRule="auto"/>
-        <w:jc w:val="both"/>
-        <w:rPr>
-          <w:rFonts w:ascii="Times New Roman" w:hAnsi="Times New Roman" w:cs="Times New Roman"/>
-          <w:lang w:val="es-ES"/>
-        </w:rPr>
-      </w:pPr>
-      <w:r>
-        <w:rPr>
-          <w:rFonts w:ascii="Times New Roman" w:hAnsi="Times New Roman" w:cs="Times New Roman"/>
-          <w:b/>
-          <w:bCs/>
+        <w:t xml:space="preserve"> UML</w:t>
+      </w:r>
+    </w:p>
+    <w:p>
+      <w:pPr>
+        <w:spacing w:line="360" w:lineRule="auto"/>
+        <w:jc w:val="both"/>
+        <w:rPr>
+          <w:rFonts w:ascii="Times New Roman" w:hAnsi="Times New Roman" w:cs="Times New Roman"/>
+          <w:lang w:val="es-ES"/>
+        </w:rPr>
+      </w:pPr>
+      <w:r>
+        <w:rPr>
+          <w:rFonts w:ascii="Times New Roman" w:hAnsi="Times New Roman" w:cs="Times New Roman"/>
           <w:noProof/>
           <w:lang w:val="es-ES"/>
         </w:rPr>
         <w:drawing>
-          <wp:anchor distT="0" distB="0" distL="114300" distR="114300" simplePos="0" relativeHeight="251664384" behindDoc="0" locked="0" layoutInCell="1" allowOverlap="1" wp14:anchorId="09D689B8" wp14:editId="2E1550AC">
+          <wp:anchor distT="0" distB="0" distL="114300" distR="114300" simplePos="0" relativeHeight="251665408" behindDoc="0" locked="0" layoutInCell="1" allowOverlap="1" wp14:anchorId="090F80C3" wp14:editId="3A24689B">
             <wp:simplePos x="0" y="0"/>
             <wp:positionH relativeFrom="margin">
-              <wp:posOffset>-656590</wp:posOffset>
+              <wp:align>center</wp:align>
             </wp:positionH>
             <wp:positionV relativeFrom="margin">
-              <wp:posOffset>1959610</wp:posOffset>
+              <wp:align>center</wp:align>
             </wp:positionV>
-            <wp:extent cx="6823710" cy="3749040"/>
-            <wp:effectExtent l="0" t="0" r="0" b="0"/>
+            <wp:extent cx="6162286" cy="6971168"/>
+            <wp:effectExtent l="0" t="0" r="0" b="1270"/>
             <wp:wrapSquare wrapText="bothSides"/>
-            <wp:docPr id="712315953" name="Picture 1" descr="A diagram of a program&#10;&#10;Description automatically generated"/>
+            <wp:docPr id="1461595845" name="Picture 3" descr="A diagram of a computer&#10;&#10;Description automatically generated with medium confidence"/>
             <wp:cNvGraphicFramePr>
               <a:graphicFrameLocks xmlns:a="http://schemas.openxmlformats.org/drawingml/2006/main" noChangeAspect="1"/>
             </wp:cNvGraphicFramePr>
@@ -20773,11 +20896,11 @@
               <a:graphicData uri="http://schemas.openxmlformats.org/drawingml/2006/picture">
                 <pic:pic xmlns:pic="http://schemas.openxmlformats.org/drawingml/2006/picture">
                   <pic:nvPicPr>
-                    <pic:cNvPr id="852004293" name="Picture 1" descr="A diagram of a program&#10;&#10;Description automatically generated"/>
+                    <pic:cNvPr id="1461595845" name="Picture 3" descr="A diagram of a computer&#10;&#10;Description automatically generated with medium confidence"/>
                     <pic:cNvPicPr/>
                   </pic:nvPicPr>
                   <pic:blipFill>
-                    <a:blip r:embed="rId11">
+                    <a:blip r:embed="rId14">
                       <a:extLst>
                         <a:ext uri="{28A0092B-C50C-407E-A947-70E740481C1C}">
                           <a14:useLocalDpi xmlns:a14="http://schemas.microsoft.com/office/drawing/2010/main" val="0"/>
@@ -20791,143 +20914,7 @@
                   <pic:spPr>
                     <a:xfrm>
                       <a:off x="0" y="0"/>
-                      <a:ext cx="6823710" cy="3749040"/>
-                    </a:xfrm>
-                    <a:prstGeom prst="rect">
-                      <a:avLst/>
-                    </a:prstGeom>
-                  </pic:spPr>
-                </pic:pic>
-              </a:graphicData>
-            </a:graphic>
-            <wp14:sizeRelH relativeFrom="margin">
-              <wp14:pctWidth>0</wp14:pctWidth>
-            </wp14:sizeRelH>
-            <wp14:sizeRelV relativeFrom="margin">
-              <wp14:pctHeight>0</wp14:pctHeight>
-            </wp14:sizeRelV>
-          </wp:anchor>
-        </w:drawing>
-      </w:r>
-      <w:r>
-        <w:rPr>
-          <w:rFonts w:ascii="Times New Roman" w:hAnsi="Times New Roman" w:cs="Times New Roman"/>
-          <w:lang w:val="es-ES"/>
-        </w:rPr>
-        <w:t xml:space="preserve">El </w:t>
-      </w:r>
-      <w:r>
-        <w:rPr>
-          <w:rFonts w:ascii="Times New Roman" w:hAnsi="Times New Roman" w:cs="Times New Roman"/>
-          <w:b/>
-          <w:bCs/>
-          <w:lang w:val="es-ES"/>
-        </w:rPr>
-        <w:t>diagrama entidad-relación</w:t>
-      </w:r>
-      <w:r>
-        <w:rPr>
-          <w:rFonts w:ascii="Times New Roman" w:hAnsi="Times New Roman" w:cs="Times New Roman"/>
-          <w:lang w:val="es-ES"/>
-        </w:rPr>
-        <w:t xml:space="preserve"> ha sido desarrollado para representar las entidades principales del sistema, sus atributos y las relaciones entre ellas. Este modelo permite visualizar cómo los datos están estructurados y cómo las entidades interactúan entre sí, facilitando la organización y gestión de la información en la base de datos.</w:t>
-      </w:r>
-    </w:p>
-    <w:p>
-      <w:pPr>
-        <w:spacing w:line="360" w:lineRule="auto"/>
-        <w:jc w:val="both"/>
-        <w:rPr>
-          <w:rFonts w:ascii="Times New Roman" w:hAnsi="Times New Roman" w:cs="Times New Roman"/>
-          <w:lang w:val="es-ES"/>
-        </w:rPr>
-      </w:pPr>
-    </w:p>
-    <w:p>
-      <w:pPr>
-        <w:spacing w:line="360" w:lineRule="auto"/>
-        <w:jc w:val="both"/>
-        <w:rPr>
-          <w:rFonts w:ascii="Times New Roman" w:hAnsi="Times New Roman" w:cs="Times New Roman"/>
-          <w:lang w:val="es-ES"/>
-        </w:rPr>
-      </w:pPr>
-    </w:p>
-    <w:p>
-      <w:pPr>
-        <w:spacing w:line="360" w:lineRule="auto"/>
-        <w:jc w:val="both"/>
-        <w:rPr>
-          <w:rFonts w:ascii="Times New Roman" w:hAnsi="Times New Roman" w:cs="Times New Roman"/>
-          <w:lang w:val="es-ES"/>
-        </w:rPr>
-      </w:pPr>
-    </w:p>
-    <w:p>
-      <w:pPr>
-        <w:spacing w:line="360" w:lineRule="auto"/>
-        <w:jc w:val="both"/>
-        <w:rPr>
-          <w:rFonts w:ascii="Times New Roman" w:hAnsi="Times New Roman" w:cs="Times New Roman"/>
-          <w:lang w:val="es-ES"/>
-        </w:rPr>
-      </w:pPr>
-    </w:p>
-    <w:p>
-      <w:pPr>
-        <w:spacing w:line="360" w:lineRule="auto"/>
-        <w:jc w:val="both"/>
-        <w:rPr>
-          <w:rFonts w:ascii="Times New Roman" w:hAnsi="Times New Roman" w:cs="Times New Roman"/>
-          <w:lang w:val="es-ES"/>
-        </w:rPr>
-      </w:pPr>
-      <w:r>
-        <w:rPr>
-          <w:rFonts w:ascii="Times New Roman" w:hAnsi="Times New Roman" w:cs="Times New Roman"/>
-          <w:noProof/>
-          <w:lang w:val="es-ES"/>
-        </w:rPr>
-        <w:lastRenderedPageBreak/>
-        <w:drawing>
-          <wp:anchor distT="0" distB="0" distL="114300" distR="114300" simplePos="0" relativeHeight="251661312" behindDoc="0" locked="0" layoutInCell="1" allowOverlap="1" wp14:anchorId="55058B46" wp14:editId="10C75880">
-            <wp:simplePos x="0" y="0"/>
-            <wp:positionH relativeFrom="margin">
-              <wp:align>center</wp:align>
-            </wp:positionH>
-            <wp:positionV relativeFrom="margin">
-              <wp:align>top</wp:align>
-            </wp:positionV>
-            <wp:extent cx="6705600" cy="6620510"/>
-            <wp:effectExtent l="0" t="0" r="0" b="0"/>
-            <wp:wrapSquare wrapText="bothSides"/>
-            <wp:docPr id="1185473307" name="Picture 7" descr="A screenshot of a computer&#10;&#10;Description automatically generated"/>
-            <wp:cNvGraphicFramePr>
-              <a:graphicFrameLocks xmlns:a="http://schemas.openxmlformats.org/drawingml/2006/main" noChangeAspect="1"/>
-            </wp:cNvGraphicFramePr>
-            <a:graphic xmlns:a="http://schemas.openxmlformats.org/drawingml/2006/main">
-              <a:graphicData uri="http://schemas.openxmlformats.org/drawingml/2006/picture">
-                <pic:pic xmlns:pic="http://schemas.openxmlformats.org/drawingml/2006/picture">
-                  <pic:nvPicPr>
-                    <pic:cNvPr id="1185473307" name="Picture 7" descr="A screenshot of a computer&#10;&#10;Description automatically generated"/>
-                    <pic:cNvPicPr/>
-                  </pic:nvPicPr>
-                  <pic:blipFill>
-                    <a:blip r:embed="rId14" cstate="print">
-                      <a:extLst>
-                        <a:ext uri="{28A0092B-C50C-407E-A947-70E740481C1C}">
-                          <a14:useLocalDpi xmlns:a14="http://schemas.microsoft.com/office/drawing/2010/main" val="0"/>
-                        </a:ext>
-                      </a:extLst>
-                    </a:blip>
-                    <a:stretch>
-                      <a:fillRect/>
-                    </a:stretch>
-                  </pic:blipFill>
-                  <pic:spPr>
-                    <a:xfrm>
-                      <a:off x="0" y="0"/>
-                      <a:ext cx="6705600" cy="6620510"/>
+                      <a:ext cx="6162286" cy="6971168"/>
                     </a:xfrm>
                     <a:prstGeom prst="rect">
                       <a:avLst/>
@@ -20992,6 +20979,216 @@
     </w:p>
     <w:p>
       <w:pPr>
+        <w:spacing w:line="360" w:lineRule="auto"/>
+        <w:jc w:val="both"/>
+        <w:rPr>
+          <w:rFonts w:ascii="Times New Roman" w:hAnsi="Times New Roman" w:cs="Times New Roman"/>
+          <w:lang w:val="es-ES"/>
+        </w:rPr>
+      </w:pPr>
+    </w:p>
+    <w:p>
+      <w:pPr>
+        <w:spacing w:line="360" w:lineRule="auto"/>
+        <w:jc w:val="both"/>
+        <w:rPr>
+          <w:rFonts w:ascii="Times New Roman" w:hAnsi="Times New Roman" w:cs="Times New Roman"/>
+          <w:lang w:val="es-ES"/>
+        </w:rPr>
+      </w:pPr>
+    </w:p>
+    <w:p>
+      <w:pPr>
+        <w:spacing w:line="360" w:lineRule="auto"/>
+        <w:jc w:val="both"/>
+        <w:rPr>
+          <w:rFonts w:ascii="Times New Roman" w:hAnsi="Times New Roman" w:cs="Times New Roman"/>
+          <w:lang w:val="es-ES"/>
+        </w:rPr>
+      </w:pPr>
+    </w:p>
+    <w:p>
+      <w:pPr>
+        <w:spacing w:line="360" w:lineRule="auto"/>
+        <w:jc w:val="both"/>
+        <w:rPr>
+          <w:rFonts w:ascii="Times New Roman" w:hAnsi="Times New Roman" w:cs="Times New Roman"/>
+          <w:lang w:val="es-ES"/>
+        </w:rPr>
+      </w:pPr>
+    </w:p>
+    <w:p>
+      <w:pPr>
+        <w:spacing w:line="360" w:lineRule="auto"/>
+        <w:jc w:val="both"/>
+        <w:rPr>
+          <w:rFonts w:ascii="Times New Roman" w:hAnsi="Times New Roman" w:cs="Times New Roman"/>
+          <w:lang w:val="es-ES"/>
+        </w:rPr>
+      </w:pPr>
+    </w:p>
+    <w:p>
+      <w:pPr>
+        <w:spacing w:line="360" w:lineRule="auto"/>
+        <w:jc w:val="both"/>
+        <w:rPr>
+          <w:rFonts w:ascii="Times New Roman" w:hAnsi="Times New Roman" w:cs="Times New Roman"/>
+          <w:lang w:val="es-ES"/>
+        </w:rPr>
+      </w:pPr>
+    </w:p>
+    <w:p>
+      <w:pPr>
+        <w:spacing w:line="360" w:lineRule="auto"/>
+        <w:jc w:val="both"/>
+        <w:rPr>
+          <w:rFonts w:ascii="Times New Roman" w:hAnsi="Times New Roman" w:cs="Times New Roman"/>
+          <w:lang w:val="es-ES"/>
+        </w:rPr>
+      </w:pPr>
+    </w:p>
+    <w:p>
+      <w:pPr>
+        <w:spacing w:line="360" w:lineRule="auto"/>
+        <w:jc w:val="both"/>
+        <w:rPr>
+          <w:rFonts w:ascii="Times New Roman" w:hAnsi="Times New Roman" w:cs="Times New Roman"/>
+          <w:lang w:val="es-ES"/>
+        </w:rPr>
+      </w:pPr>
+    </w:p>
+    <w:p>
+      <w:pPr>
+        <w:spacing w:line="360" w:lineRule="auto"/>
+        <w:jc w:val="both"/>
+        <w:rPr>
+          <w:rFonts w:ascii="Times New Roman" w:hAnsi="Times New Roman" w:cs="Times New Roman"/>
+          <w:lang w:val="es-ES"/>
+        </w:rPr>
+      </w:pPr>
+    </w:p>
+    <w:p>
+      <w:pPr>
+        <w:spacing w:line="360" w:lineRule="auto"/>
+        <w:jc w:val="both"/>
+        <w:rPr>
+          <w:rFonts w:ascii="Times New Roman" w:hAnsi="Times New Roman" w:cs="Times New Roman"/>
+          <w:lang w:val="es-ES"/>
+        </w:rPr>
+      </w:pPr>
+    </w:p>
+    <w:p>
+      <w:pPr>
+        <w:spacing w:line="360" w:lineRule="auto"/>
+        <w:jc w:val="both"/>
+        <w:rPr>
+          <w:rFonts w:ascii="Times New Roman" w:hAnsi="Times New Roman" w:cs="Times New Roman"/>
+          <w:lang w:val="es-ES"/>
+        </w:rPr>
+      </w:pPr>
+    </w:p>
+    <w:p>
+      <w:pPr>
+        <w:spacing w:line="360" w:lineRule="auto"/>
+        <w:jc w:val="both"/>
+        <w:rPr>
+          <w:rFonts w:ascii="Times New Roman" w:hAnsi="Times New Roman" w:cs="Times New Roman"/>
+          <w:lang w:val="es-ES"/>
+        </w:rPr>
+      </w:pPr>
+    </w:p>
+    <w:p>
+      <w:pPr>
+        <w:spacing w:line="360" w:lineRule="auto"/>
+        <w:jc w:val="both"/>
+        <w:rPr>
+          <w:rFonts w:ascii="Times New Roman" w:hAnsi="Times New Roman" w:cs="Times New Roman"/>
+          <w:lang w:val="es-ES"/>
+        </w:rPr>
+      </w:pPr>
+    </w:p>
+    <w:p>
+      <w:pPr>
+        <w:spacing w:line="360" w:lineRule="auto"/>
+        <w:jc w:val="both"/>
+        <w:rPr>
+          <w:rFonts w:ascii="Times New Roman" w:hAnsi="Times New Roman" w:cs="Times New Roman"/>
+          <w:lang w:val="es-ES"/>
+        </w:rPr>
+      </w:pPr>
+    </w:p>
+    <w:p>
+      <w:pPr>
+        <w:spacing w:line="360" w:lineRule="auto"/>
+        <w:jc w:val="both"/>
+        <w:rPr>
+          <w:rFonts w:ascii="Times New Roman" w:hAnsi="Times New Roman" w:cs="Times New Roman"/>
+          <w:lang w:val="es-ES"/>
+        </w:rPr>
+      </w:pPr>
+    </w:p>
+    <w:p>
+      <w:pPr>
+        <w:spacing w:line="360" w:lineRule="auto"/>
+        <w:jc w:val="both"/>
+        <w:rPr>
+          <w:rFonts w:ascii="Times New Roman" w:hAnsi="Times New Roman" w:cs="Times New Roman"/>
+          <w:lang w:val="es-ES"/>
+        </w:rPr>
+      </w:pPr>
+    </w:p>
+    <w:p>
+      <w:pPr>
+        <w:spacing w:line="360" w:lineRule="auto"/>
+        <w:jc w:val="both"/>
+        <w:rPr>
+          <w:rFonts w:ascii="Times New Roman" w:hAnsi="Times New Roman" w:cs="Times New Roman"/>
+          <w:lang w:val="es-ES"/>
+        </w:rPr>
+      </w:pPr>
+    </w:p>
+    <w:p>
+      <w:pPr>
+        <w:spacing w:line="360" w:lineRule="auto"/>
+        <w:jc w:val="both"/>
+        <w:rPr>
+          <w:rFonts w:ascii="Times New Roman" w:hAnsi="Times New Roman" w:cs="Times New Roman"/>
+          <w:lang w:val="es-ES"/>
+        </w:rPr>
+      </w:pPr>
+    </w:p>
+    <w:p>
+      <w:pPr>
+        <w:spacing w:line="360" w:lineRule="auto"/>
+        <w:jc w:val="both"/>
+        <w:rPr>
+          <w:rFonts w:ascii="Times New Roman" w:hAnsi="Times New Roman" w:cs="Times New Roman"/>
+          <w:lang w:val="es-ES"/>
+        </w:rPr>
+      </w:pPr>
+    </w:p>
+    <w:p>
+      <w:pPr>
+        <w:spacing w:line="360" w:lineRule="auto"/>
+        <w:jc w:val="both"/>
+        <w:rPr>
+          <w:rFonts w:ascii="Times New Roman" w:hAnsi="Times New Roman" w:cs="Times New Roman"/>
+          <w:lang w:val="es-ES"/>
+        </w:rPr>
+      </w:pPr>
+    </w:p>
+    <w:p>
+      <w:pPr>
+        <w:spacing w:line="360" w:lineRule="auto"/>
+        <w:jc w:val="both"/>
+        <w:rPr>
+          <w:rFonts w:ascii="Times New Roman" w:hAnsi="Times New Roman" w:cs="Times New Roman"/>
+          <w:lang w:val="es-ES"/>
+        </w:rPr>
+      </w:pPr>
+    </w:p>
+    <w:p>
+      <w:pPr>
         <w:pStyle w:val="Heading1"/>
         <w:spacing w:line="360" w:lineRule="auto"/>
         <w:jc w:val="both"/>
@@ -21014,7 +21211,6 @@
           <w:szCs w:val="32"/>
           <w:lang w:val="es-ES"/>
         </w:rPr>
-        <w:lastRenderedPageBreak/>
         <w:t>A</w:t>
       </w:r>
       <w:r>
@@ -21136,7 +21332,15 @@
           <w:rFonts w:ascii="Times New Roman" w:hAnsi="Times New Roman" w:cs="Times New Roman"/>
           <w:lang w:val="es-ES"/>
         </w:rPr>
-        <w:t>Por otra parte, han sido insertados varios .</w:t>
+        <w:t xml:space="preserve">Por </w:t>
+      </w:r>
+      <w:r>
+        <w:rPr>
+          <w:rFonts w:ascii="Times New Roman" w:hAnsi="Times New Roman" w:cs="Times New Roman"/>
+          <w:lang w:val="es-ES"/>
+        </w:rPr>
+        <w:lastRenderedPageBreak/>
+        <w:t>otra parte, han sido insertados varios .</w:t>
       </w:r>
       <w:proofErr w:type="spellStart"/>
       <w:r>
@@ -21245,7 +21449,7 @@
           <w:lang w:val="es-ES"/>
         </w:rPr>
         <w:drawing>
-          <wp:inline distT="0" distB="0" distL="0" distR="0" wp14:anchorId="56EC2BF2" wp14:editId="6896EDAB">
+          <wp:inline distT="0" distB="0" distL="0" distR="0" wp14:anchorId="56EC2BF2" wp14:editId="4B5F853C">
             <wp:extent cx="5739483" cy="2834640"/>
             <wp:effectExtent l="0" t="0" r="1270" b="0"/>
             <wp:docPr id="1521730561" name="Picture 1" descr="A screenshot of a computer program&#10;&#10;Description automatically generated"/>
@@ -21377,188 +21581,188 @@
           <w:bCs/>
           <w:lang w:val="es-ES"/>
         </w:rPr>
+        <w:t>DirectoryIndex</w:t>
+      </w:r>
+      <w:proofErr w:type="spellEnd"/>
+      <w:r>
+        <w:rPr>
+          <w:rFonts w:ascii="Times New Roman" w:hAnsi="Times New Roman" w:cs="Times New Roman"/>
+          <w:lang w:val="es-ES"/>
+        </w:rPr>
+        <w:t xml:space="preserve">: Dentro del funcionamiento del proyecto, es necesario utilizar un archivo </w:t>
+      </w:r>
+      <w:proofErr w:type="spellStart"/>
+      <w:r>
+        <w:rPr>
+          <w:rFonts w:ascii="Times New Roman" w:hAnsi="Times New Roman" w:cs="Times New Roman"/>
+          <w:lang w:val="es-ES"/>
+        </w:rPr>
+        <w:t>index.php</w:t>
+      </w:r>
+      <w:proofErr w:type="spellEnd"/>
+      <w:r>
+        <w:rPr>
+          <w:rFonts w:ascii="Times New Roman" w:hAnsi="Times New Roman" w:cs="Times New Roman"/>
+          <w:lang w:val="es-ES"/>
+        </w:rPr>
+        <w:t xml:space="preserve"> para manejar todas las rutas y el propio funcionamiento del entorno, por lo que, para que funcione correctamente, es necesario hacer que </w:t>
+      </w:r>
+      <w:r>
+        <w:rPr>
+          <w:rFonts w:ascii="Times New Roman" w:hAnsi="Times New Roman" w:cs="Times New Roman"/>
+          <w:lang w:val="es-ES"/>
+        </w:rPr>
+        <w:t>este archivo se ejecute siempre.</w:t>
+      </w:r>
+    </w:p>
+    <w:p>
+      <w:pPr>
+        <w:spacing w:line="360" w:lineRule="auto"/>
+        <w:jc w:val="both"/>
+        <w:rPr>
+          <w:rFonts w:ascii="Times New Roman" w:hAnsi="Times New Roman" w:cs="Times New Roman"/>
+          <w:lang w:val="es-ES"/>
+        </w:rPr>
+      </w:pPr>
+    </w:p>
+    <w:p>
+      <w:pPr>
+        <w:spacing w:line="360" w:lineRule="auto"/>
+        <w:jc w:val="both"/>
+        <w:rPr>
+          <w:rFonts w:ascii="Times New Roman" w:hAnsi="Times New Roman" w:cs="Times New Roman"/>
+          <w:lang w:val="es-ES"/>
+        </w:rPr>
+      </w:pPr>
+      <w:proofErr w:type="spellStart"/>
+      <w:r>
+        <w:rPr>
+          <w:rFonts w:ascii="Times New Roman" w:hAnsi="Times New Roman" w:cs="Times New Roman"/>
+          <w:b/>
+          <w:bCs/>
+          <w:lang w:val="es-ES"/>
+        </w:rPr>
+        <w:t>RewriteConditions</w:t>
+      </w:r>
+      <w:proofErr w:type="spellEnd"/>
+      <w:r>
+        <w:rPr>
+          <w:rFonts w:ascii="Times New Roman" w:hAnsi="Times New Roman" w:cs="Times New Roman"/>
+          <w:b/>
+          <w:bCs/>
+          <w:lang w:val="es-ES"/>
+        </w:rPr>
+        <w:t>:</w:t>
+      </w:r>
+      <w:r>
+        <w:rPr>
+          <w:rFonts w:ascii="Times New Roman" w:hAnsi="Times New Roman" w:cs="Times New Roman"/>
+          <w:lang w:val="es-ES"/>
+        </w:rPr>
+        <w:t xml:space="preserve"> Estas directrices indican que se debe de ejecutar siempre el </w:t>
+      </w:r>
+      <w:proofErr w:type="spellStart"/>
+      <w:r>
+        <w:rPr>
+          <w:rFonts w:ascii="Times New Roman" w:hAnsi="Times New Roman" w:cs="Times New Roman"/>
+          <w:lang w:val="es-ES"/>
+        </w:rPr>
+        <w:t>index.php</w:t>
+      </w:r>
+      <w:proofErr w:type="spellEnd"/>
+      <w:r>
+        <w:rPr>
+          <w:rFonts w:ascii="Times New Roman" w:hAnsi="Times New Roman" w:cs="Times New Roman"/>
+          <w:lang w:val="es-ES"/>
+        </w:rPr>
+        <w:t xml:space="preserve"> y que, en el caso de que se quiera acceder a algún directorio o archivo físico (por </w:t>
+      </w:r>
+      <w:r>
+        <w:rPr>
+          <w:rFonts w:ascii="Times New Roman" w:hAnsi="Times New Roman" w:cs="Times New Roman"/>
+          <w:lang w:val="es-ES"/>
+        </w:rPr>
+        <w:t>ejemplo,</w:t>
+      </w:r>
+      <w:r>
+        <w:rPr>
+          <w:rFonts w:ascii="Times New Roman" w:hAnsi="Times New Roman" w:cs="Times New Roman"/>
+          <w:lang w:val="es-ES"/>
+        </w:rPr>
+        <w:t xml:space="preserve"> un archivo CSS), este sea accesible.</w:t>
+      </w:r>
+    </w:p>
+    <w:p>
+      <w:pPr>
+        <w:spacing w:line="360" w:lineRule="auto"/>
+        <w:jc w:val="both"/>
+        <w:rPr>
+          <w:rFonts w:ascii="Times New Roman" w:hAnsi="Times New Roman" w:cs="Times New Roman"/>
+          <w:lang w:val="es-ES"/>
+        </w:rPr>
+      </w:pPr>
+    </w:p>
+    <w:p>
+      <w:pPr>
+        <w:spacing w:line="360" w:lineRule="auto"/>
+        <w:jc w:val="both"/>
+        <w:rPr>
+          <w:rFonts w:ascii="Times New Roman" w:hAnsi="Times New Roman" w:cs="Times New Roman"/>
+          <w:lang w:val="es-ES"/>
+        </w:rPr>
+      </w:pPr>
+      <w:r>
+        <w:rPr>
+          <w:rFonts w:ascii="Times New Roman" w:hAnsi="Times New Roman" w:cs="Times New Roman"/>
+          <w:lang w:val="es-ES"/>
+        </w:rPr>
+        <w:t xml:space="preserve">En caso de que no estuvieran estas directrices, </w:t>
+      </w:r>
+      <w:r>
+        <w:rPr>
+          <w:rFonts w:ascii="Times New Roman" w:hAnsi="Times New Roman" w:cs="Times New Roman"/>
+          <w:lang w:val="es-ES"/>
+        </w:rPr>
+        <w:t xml:space="preserve">al intentar enlazar un CSS o un JS a un archivo HTML, debe de ser procesado primero por el </w:t>
+      </w:r>
+      <w:proofErr w:type="spellStart"/>
+      <w:r>
+        <w:rPr>
+          <w:rFonts w:ascii="Times New Roman" w:hAnsi="Times New Roman" w:cs="Times New Roman"/>
+          <w:lang w:val="es-ES"/>
+        </w:rPr>
+        <w:t>index.php</w:t>
+      </w:r>
+      <w:proofErr w:type="spellEnd"/>
+    </w:p>
+    <w:p>
+      <w:pPr>
+        <w:spacing w:line="360" w:lineRule="auto"/>
+        <w:jc w:val="both"/>
+        <w:rPr>
+          <w:rFonts w:ascii="Times New Roman" w:hAnsi="Times New Roman" w:cs="Times New Roman"/>
+          <w:lang w:val="es-ES"/>
+        </w:rPr>
+      </w:pPr>
+    </w:p>
+    <w:p>
+      <w:pPr>
+        <w:spacing w:line="360" w:lineRule="auto"/>
+        <w:jc w:val="both"/>
+        <w:rPr>
+          <w:rFonts w:ascii="Times New Roman" w:hAnsi="Times New Roman" w:cs="Times New Roman"/>
+          <w:lang w:val="es-ES"/>
+        </w:rPr>
+      </w:pPr>
+      <w:proofErr w:type="spellStart"/>
+      <w:r>
+        <w:rPr>
+          <w:rFonts w:ascii="Times New Roman" w:hAnsi="Times New Roman" w:cs="Times New Roman"/>
+          <w:b/>
+          <w:bCs/>
+          <w:lang w:val="es-ES"/>
+        </w:rPr>
         <w:lastRenderedPageBreak/>
-        <w:t>DirectoryIndex</w:t>
-      </w:r>
-      <w:proofErr w:type="spellEnd"/>
-      <w:r>
-        <w:rPr>
-          <w:rFonts w:ascii="Times New Roman" w:hAnsi="Times New Roman" w:cs="Times New Roman"/>
-          <w:lang w:val="es-ES"/>
-        </w:rPr>
-        <w:t xml:space="preserve">: Dentro del funcionamiento del proyecto, es necesario utilizar un archivo </w:t>
-      </w:r>
-      <w:proofErr w:type="spellStart"/>
-      <w:r>
-        <w:rPr>
-          <w:rFonts w:ascii="Times New Roman" w:hAnsi="Times New Roman" w:cs="Times New Roman"/>
-          <w:lang w:val="es-ES"/>
-        </w:rPr>
-        <w:t>index.php</w:t>
-      </w:r>
-      <w:proofErr w:type="spellEnd"/>
-      <w:r>
-        <w:rPr>
-          <w:rFonts w:ascii="Times New Roman" w:hAnsi="Times New Roman" w:cs="Times New Roman"/>
-          <w:lang w:val="es-ES"/>
-        </w:rPr>
-        <w:t xml:space="preserve"> para manejar todas las rutas y el propio funcionamiento del entorno, por lo que, para que funcione correctamente, es necesario hacer que </w:t>
-      </w:r>
-      <w:r>
-        <w:rPr>
-          <w:rFonts w:ascii="Times New Roman" w:hAnsi="Times New Roman" w:cs="Times New Roman"/>
-          <w:lang w:val="es-ES"/>
-        </w:rPr>
-        <w:t>este archivo se ejecute siempre.</w:t>
-      </w:r>
-    </w:p>
-    <w:p>
-      <w:pPr>
-        <w:spacing w:line="360" w:lineRule="auto"/>
-        <w:jc w:val="both"/>
-        <w:rPr>
-          <w:rFonts w:ascii="Times New Roman" w:hAnsi="Times New Roman" w:cs="Times New Roman"/>
-          <w:lang w:val="es-ES"/>
-        </w:rPr>
-      </w:pPr>
-    </w:p>
-    <w:p>
-      <w:pPr>
-        <w:spacing w:line="360" w:lineRule="auto"/>
-        <w:jc w:val="both"/>
-        <w:rPr>
-          <w:rFonts w:ascii="Times New Roman" w:hAnsi="Times New Roman" w:cs="Times New Roman"/>
-          <w:lang w:val="es-ES"/>
-        </w:rPr>
-      </w:pPr>
-      <w:proofErr w:type="spellStart"/>
-      <w:r>
-        <w:rPr>
-          <w:rFonts w:ascii="Times New Roman" w:hAnsi="Times New Roman" w:cs="Times New Roman"/>
-          <w:b/>
-          <w:bCs/>
-          <w:lang w:val="es-ES"/>
-        </w:rPr>
-        <w:t>RewriteConditions</w:t>
-      </w:r>
-      <w:proofErr w:type="spellEnd"/>
-      <w:r>
-        <w:rPr>
-          <w:rFonts w:ascii="Times New Roman" w:hAnsi="Times New Roman" w:cs="Times New Roman"/>
-          <w:b/>
-          <w:bCs/>
-          <w:lang w:val="es-ES"/>
-        </w:rPr>
-        <w:t>:</w:t>
-      </w:r>
-      <w:r>
-        <w:rPr>
-          <w:rFonts w:ascii="Times New Roman" w:hAnsi="Times New Roman" w:cs="Times New Roman"/>
-          <w:lang w:val="es-ES"/>
-        </w:rPr>
-        <w:t xml:space="preserve"> Estas directrices indican que se debe de ejecutar siempre el </w:t>
-      </w:r>
-      <w:proofErr w:type="spellStart"/>
-      <w:r>
-        <w:rPr>
-          <w:rFonts w:ascii="Times New Roman" w:hAnsi="Times New Roman" w:cs="Times New Roman"/>
-          <w:lang w:val="es-ES"/>
-        </w:rPr>
-        <w:t>index.php</w:t>
-      </w:r>
-      <w:proofErr w:type="spellEnd"/>
-      <w:r>
-        <w:rPr>
-          <w:rFonts w:ascii="Times New Roman" w:hAnsi="Times New Roman" w:cs="Times New Roman"/>
-          <w:lang w:val="es-ES"/>
-        </w:rPr>
-        <w:t xml:space="preserve"> y que, en el caso de que se quiera acceder a algún directorio o archivo físico (por </w:t>
-      </w:r>
-      <w:r>
-        <w:rPr>
-          <w:rFonts w:ascii="Times New Roman" w:hAnsi="Times New Roman" w:cs="Times New Roman"/>
-          <w:lang w:val="es-ES"/>
-        </w:rPr>
-        <w:t>ejemplo,</w:t>
-      </w:r>
-      <w:r>
-        <w:rPr>
-          <w:rFonts w:ascii="Times New Roman" w:hAnsi="Times New Roman" w:cs="Times New Roman"/>
-          <w:lang w:val="es-ES"/>
-        </w:rPr>
-        <w:t xml:space="preserve"> un archivo CSS), este sea accesible.</w:t>
-      </w:r>
-    </w:p>
-    <w:p>
-      <w:pPr>
-        <w:spacing w:line="360" w:lineRule="auto"/>
-        <w:jc w:val="both"/>
-        <w:rPr>
-          <w:rFonts w:ascii="Times New Roman" w:hAnsi="Times New Roman" w:cs="Times New Roman"/>
-          <w:lang w:val="es-ES"/>
-        </w:rPr>
-      </w:pPr>
-    </w:p>
-    <w:p>
-      <w:pPr>
-        <w:spacing w:line="360" w:lineRule="auto"/>
-        <w:jc w:val="both"/>
-        <w:rPr>
-          <w:rFonts w:ascii="Times New Roman" w:hAnsi="Times New Roman" w:cs="Times New Roman"/>
-          <w:lang w:val="es-ES"/>
-        </w:rPr>
-      </w:pPr>
-      <w:r>
-        <w:rPr>
-          <w:rFonts w:ascii="Times New Roman" w:hAnsi="Times New Roman" w:cs="Times New Roman"/>
-          <w:lang w:val="es-ES"/>
-        </w:rPr>
-        <w:t xml:space="preserve">En caso de que no estuvieran estas directrices, </w:t>
-      </w:r>
-      <w:r>
-        <w:rPr>
-          <w:rFonts w:ascii="Times New Roman" w:hAnsi="Times New Roman" w:cs="Times New Roman"/>
-          <w:lang w:val="es-ES"/>
-        </w:rPr>
-        <w:t xml:space="preserve">al intentar enlazar un CSS o un JS a un archivo HTML, debe de ser procesado primero por el </w:t>
-      </w:r>
-      <w:proofErr w:type="spellStart"/>
-      <w:r>
-        <w:rPr>
-          <w:rFonts w:ascii="Times New Roman" w:hAnsi="Times New Roman" w:cs="Times New Roman"/>
-          <w:lang w:val="es-ES"/>
-        </w:rPr>
-        <w:t>index.php</w:t>
-      </w:r>
-      <w:proofErr w:type="spellEnd"/>
-    </w:p>
-    <w:p>
-      <w:pPr>
-        <w:spacing w:line="360" w:lineRule="auto"/>
-        <w:jc w:val="both"/>
-        <w:rPr>
-          <w:rFonts w:ascii="Times New Roman" w:hAnsi="Times New Roman" w:cs="Times New Roman"/>
-          <w:lang w:val="es-ES"/>
-        </w:rPr>
-      </w:pPr>
-    </w:p>
-    <w:p>
-      <w:pPr>
-        <w:spacing w:line="360" w:lineRule="auto"/>
-        <w:jc w:val="both"/>
-        <w:rPr>
-          <w:rFonts w:ascii="Times New Roman" w:hAnsi="Times New Roman" w:cs="Times New Roman"/>
-          <w:lang w:val="es-ES"/>
-        </w:rPr>
-      </w:pPr>
-      <w:proofErr w:type="spellStart"/>
-      <w:r>
-        <w:rPr>
-          <w:rFonts w:ascii="Times New Roman" w:hAnsi="Times New Roman" w:cs="Times New Roman"/>
-          <w:b/>
-          <w:bCs/>
-          <w:lang w:val="es-ES"/>
-        </w:rPr>
         <w:t>ErrorDocument</w:t>
       </w:r>
       <w:proofErr w:type="spellEnd"/>
@@ -21757,7 +21961,7 @@
           <w:lang w:val="es-ES"/>
         </w:rPr>
         <w:drawing>
-          <wp:inline distT="0" distB="0" distL="0" distR="0" wp14:anchorId="33ECE28B" wp14:editId="7AE61A96">
+          <wp:inline distT="0" distB="0" distL="0" distR="0" wp14:anchorId="33ECE28B" wp14:editId="75D01917">
             <wp:extent cx="5398770" cy="1061085"/>
             <wp:effectExtent l="0" t="0" r="0" b="5715"/>
             <wp:docPr id="1224674290" name="Picture 2" descr="A computer screen with white text&#10;&#10;Description automatically generated"/>
@@ -21893,7 +22097,7 @@
           <w:lang w:val="es-ES"/>
         </w:rPr>
         <w:drawing>
-          <wp:inline distT="0" distB="0" distL="0" distR="0" wp14:anchorId="369DCB05" wp14:editId="328D89A4">
+          <wp:inline distT="0" distB="0" distL="0" distR="0" wp14:anchorId="369DCB05" wp14:editId="4C5F0F05">
             <wp:extent cx="5398770" cy="643890"/>
             <wp:effectExtent l="0" t="0" r="0" b="3810"/>
             <wp:docPr id="1058945197" name="Picture 3"/>
@@ -21959,7 +22163,6 @@
           <w:rFonts w:ascii="Times New Roman" w:hAnsi="Times New Roman" w:cs="Times New Roman"/>
           <w:lang w:val="es-ES"/>
         </w:rPr>
-        <w:lastRenderedPageBreak/>
         <w:t>Después</w:t>
       </w:r>
       <w:r>
@@ -22095,6 +22298,7 @@
           <w:rFonts w:ascii="Times New Roman" w:hAnsi="Times New Roman" w:cs="Times New Roman"/>
           <w:lang w:val="es-ES"/>
         </w:rPr>
+        <w:lastRenderedPageBreak/>
         <w:t xml:space="preserve">Una vez </w:t>
       </w:r>
       <w:r>

--- a/documentacion/memoria_pi_danielcorreavilla.docx
+++ b/documentacion/memoria_pi_danielcorreavilla.docx
@@ -281,7 +281,7 @@
           <w:rFonts w:ascii="Times New Roman" w:hAnsi="Times New Roman" w:cs="Times New Roman"/>
           <w:lang w:val="es-ES"/>
         </w:rPr>
-        <w:t>Con una estructura bien definida, una arquitectura Modelo Vista Controlador y un enfoque en la usabilidad, este proyecto busca mejorar la gestión y el disfrute de las actividades en un entorno educativo y recreativo.</w:t>
+        <w:t>Con una estructura bien definida, una arquitectura Modelo Vista Controlador y un enfoque en la usabilidad, este proyecto busca mejorar la gestión de las actividades en un entorno educativo.</w:t>
       </w:r>
     </w:p>
     <w:p>
@@ -332,8 +332,8 @@
         <w:spacing w:line="360" w:lineRule="auto"/>
         <w:jc w:val="both"/>
         <w:rPr>
-          <w:rFonts w:ascii="Times New Roman" w:hAnsi="Times New Roman" w:cs="Times New Roman"/>
-          <w:color w:val="156082" w:themeColor="accent1"/>
+          <w:rStyle w:val="Hyperlink"/>
+          <w:rFonts w:ascii="Times New Roman" w:hAnsi="Times New Roman" w:cs="Times New Roman"/>
           <w:lang w:val="es-ES"/>
         </w:rPr>
       </w:pPr>
@@ -353,10 +353,53 @@
         <w:spacing w:line="360" w:lineRule="auto"/>
         <w:jc w:val="both"/>
         <w:rPr>
-          <w:rFonts w:ascii="Times New Roman" w:hAnsi="Times New Roman" w:cs="Times New Roman"/>
-          <w:lang w:val="es-ES"/>
-        </w:rPr>
-      </w:pPr>
+          <w:rStyle w:val="Hyperlink"/>
+          <w:rFonts w:ascii="Times New Roman" w:hAnsi="Times New Roman" w:cs="Times New Roman"/>
+          <w:lang w:val="es-ES"/>
+        </w:rPr>
+      </w:pPr>
+    </w:p>
+    <w:p>
+      <w:pPr>
+        <w:spacing w:line="360" w:lineRule="auto"/>
+        <w:jc w:val="both"/>
+        <w:rPr>
+          <w:rFonts w:ascii="Times New Roman" w:hAnsi="Times New Roman" w:cs="Times New Roman"/>
+          <w:lang w:val="es-ES"/>
+        </w:rPr>
+      </w:pPr>
+      <w:r>
+        <w:rPr>
+          <w:rStyle w:val="Hyperlink"/>
+          <w:rFonts w:ascii="Times New Roman" w:hAnsi="Times New Roman" w:cs="Times New Roman"/>
+          <w:color w:val="auto"/>
+          <w:u w:val="none"/>
+          <w:lang w:val="es-ES"/>
+        </w:rPr>
+        <w:t xml:space="preserve">En caso de que no pueda ver correctamente el repositorio, contacte con </w:t>
+      </w:r>
+      <w:r>
+        <w:rPr>
+          <w:rStyle w:val="Hyperlink"/>
+          <w:rFonts w:ascii="Times New Roman" w:hAnsi="Times New Roman" w:cs="Times New Roman"/>
+          <w:b/>
+          <w:bCs/>
+          <w:color w:val="auto"/>
+          <w:u w:val="none"/>
+          <w:lang w:val="es-ES"/>
+        </w:rPr>
+        <w:t>daniel.correa@kodalogic.com</w:t>
+      </w:r>
+      <w:r>
+        <w:rPr>
+          <w:rStyle w:val="Hyperlink"/>
+          <w:rFonts w:ascii="Times New Roman" w:hAnsi="Times New Roman" w:cs="Times New Roman"/>
+          <w:color w:val="auto"/>
+          <w:u w:val="none"/>
+          <w:lang w:val="es-ES"/>
+        </w:rPr>
+        <w:t>.</w:t>
+      </w:r>
     </w:p>
     <w:p>
       <w:pPr>
@@ -738,7 +781,6 @@
         <w:jc w:val="both"/>
         <w:rPr>
           <w:rFonts w:ascii="Times New Roman" w:hAnsi="Times New Roman" w:cs="Times New Roman"/>
-          <w:lang w:val="es-ES"/>
         </w:rPr>
       </w:pPr>
       <w:r>
@@ -754,7 +796,6 @@
         <w:jc w:val="both"/>
         <w:rPr>
           <w:rFonts w:ascii="Times New Roman" w:hAnsi="Times New Roman" w:cs="Times New Roman"/>
-          <w:lang w:val="es-ES"/>
         </w:rPr>
       </w:pPr>
     </w:p>
@@ -1035,6 +1076,7 @@
             <w:tabs>
               <w:tab w:val="right" w:leader="dot" w:pos="8492"/>
             </w:tabs>
+            <w:jc w:val="both"/>
             <w:rPr>
               <w:rFonts w:eastAsiaTheme="minorEastAsia"/>
               <w:b w:val="0"/>
@@ -1132,6 +1174,7 @@
             <w:tabs>
               <w:tab w:val="right" w:leader="dot" w:pos="8492"/>
             </w:tabs>
+            <w:jc w:val="both"/>
             <w:rPr>
               <w:rFonts w:eastAsiaTheme="minorEastAsia"/>
               <w:b w:val="0"/>
@@ -1207,6 +1250,7 @@
             <w:tabs>
               <w:tab w:val="right" w:leader="dot" w:pos="8492"/>
             </w:tabs>
+            <w:jc w:val="both"/>
             <w:rPr>
               <w:rFonts w:eastAsiaTheme="minorEastAsia"/>
               <w:b w:val="0"/>
@@ -1282,6 +1326,7 @@
             <w:tabs>
               <w:tab w:val="right" w:leader="dot" w:pos="8492"/>
             </w:tabs>
+            <w:jc w:val="both"/>
             <w:rPr>
               <w:rFonts w:eastAsiaTheme="minorEastAsia"/>
               <w:b w:val="0"/>
@@ -1357,6 +1402,7 @@
             <w:tabs>
               <w:tab w:val="right" w:leader="dot" w:pos="8492"/>
             </w:tabs>
+            <w:jc w:val="both"/>
             <w:rPr>
               <w:rFonts w:eastAsiaTheme="minorEastAsia"/>
               <w:b w:val="0"/>
@@ -1432,6 +1478,7 @@
             <w:tabs>
               <w:tab w:val="right" w:leader="dot" w:pos="8492"/>
             </w:tabs>
+            <w:jc w:val="both"/>
             <w:rPr>
               <w:rFonts w:eastAsiaTheme="minorEastAsia"/>
               <w:b w:val="0"/>
@@ -1507,6 +1554,7 @@
             <w:tabs>
               <w:tab w:val="right" w:leader="dot" w:pos="8492"/>
             </w:tabs>
+            <w:jc w:val="both"/>
             <w:rPr>
               <w:rFonts w:eastAsiaTheme="minorEastAsia"/>
               <w:b w:val="0"/>
@@ -1581,6 +1629,7 @@
             <w:tabs>
               <w:tab w:val="right" w:leader="dot" w:pos="8492"/>
             </w:tabs>
+            <w:jc w:val="both"/>
             <w:rPr>
               <w:rFonts w:eastAsiaTheme="minorEastAsia"/>
               <w:b w:val="0"/>
@@ -1656,6 +1705,7 @@
             <w:tabs>
               <w:tab w:val="right" w:leader="dot" w:pos="8492"/>
             </w:tabs>
+            <w:jc w:val="both"/>
             <w:rPr>
               <w:rFonts w:eastAsiaTheme="minorEastAsia"/>
               <w:b w:val="0"/>
@@ -1731,6 +1781,7 @@
             <w:tabs>
               <w:tab w:val="right" w:leader="dot" w:pos="8492"/>
             </w:tabs>
+            <w:jc w:val="both"/>
             <w:rPr>
               <w:rFonts w:eastAsiaTheme="minorEastAsia"/>
               <w:b w:val="0"/>
@@ -1806,6 +1857,7 @@
             <w:tabs>
               <w:tab w:val="right" w:leader="dot" w:pos="8492"/>
             </w:tabs>
+            <w:jc w:val="both"/>
             <w:rPr>
               <w:rFonts w:eastAsiaTheme="minorEastAsia"/>
               <w:b w:val="0"/>
@@ -1881,6 +1933,7 @@
             <w:tabs>
               <w:tab w:val="right" w:leader="dot" w:pos="8492"/>
             </w:tabs>
+            <w:jc w:val="both"/>
             <w:rPr>
               <w:rFonts w:eastAsiaTheme="minorEastAsia"/>
               <w:b w:val="0"/>
@@ -1898,7 +1951,25 @@
                 <w:noProof/>
                 <w:lang w:val="es-ES"/>
               </w:rPr>
-              <w:t>Gestión de rutas y clases con Polaris</w:t>
+              <w:t>Gestión de rutas y</w:t>
+            </w:r>
+            <w:r>
+              <w:rPr>
+                <w:rStyle w:val="Hyperlink"/>
+                <w:rFonts w:ascii="Times New Roman" w:hAnsi="Times New Roman" w:cs="Times New Roman"/>
+                <w:noProof/>
+                <w:lang w:val="es-ES"/>
+              </w:rPr>
+              <w:t xml:space="preserve"> </w:t>
+            </w:r>
+            <w:r>
+              <w:rPr>
+                <w:rStyle w:val="Hyperlink"/>
+                <w:rFonts w:ascii="Times New Roman" w:hAnsi="Times New Roman" w:cs="Times New Roman"/>
+                <w:noProof/>
+                <w:lang w:val="es-ES"/>
+              </w:rPr>
+              <w:t>clases con Polaris</w:t>
             </w:r>
             <w:r>
               <w:rPr>
@@ -1956,6 +2027,7 @@
             <w:tabs>
               <w:tab w:val="right" w:leader="dot" w:pos="8492"/>
             </w:tabs>
+            <w:jc w:val="both"/>
             <w:rPr>
               <w:rFonts w:eastAsiaTheme="minorEastAsia"/>
               <w:b w:val="0"/>
@@ -2031,6 +2103,7 @@
             <w:tabs>
               <w:tab w:val="right" w:leader="dot" w:pos="8492"/>
             </w:tabs>
+            <w:jc w:val="both"/>
             <w:rPr>
               <w:rFonts w:eastAsiaTheme="minorEastAsia"/>
               <w:b w:val="0"/>
@@ -2106,6 +2179,7 @@
             <w:tabs>
               <w:tab w:val="right" w:leader="dot" w:pos="8492"/>
             </w:tabs>
+            <w:jc w:val="both"/>
             <w:rPr>
               <w:rFonts w:eastAsiaTheme="minorEastAsia"/>
               <w:b w:val="0"/>
@@ -2181,6 +2255,7 @@
             <w:tabs>
               <w:tab w:val="right" w:leader="dot" w:pos="8492"/>
             </w:tabs>
+            <w:jc w:val="both"/>
             <w:rPr>
               <w:rFonts w:eastAsiaTheme="minorEastAsia"/>
               <w:b w:val="0"/>
@@ -2256,6 +2331,7 @@
             <w:tabs>
               <w:tab w:val="right" w:leader="dot" w:pos="8492"/>
             </w:tabs>
+            <w:jc w:val="both"/>
             <w:rPr>
               <w:rFonts w:eastAsiaTheme="minorEastAsia"/>
               <w:b w:val="0"/>
@@ -2331,6 +2407,7 @@
             <w:tabs>
               <w:tab w:val="right" w:leader="dot" w:pos="8492"/>
             </w:tabs>
+            <w:jc w:val="both"/>
             <w:rPr>
               <w:rFonts w:eastAsiaTheme="minorEastAsia"/>
               <w:b w:val="0"/>
@@ -2406,6 +2483,7 @@
             <w:tabs>
               <w:tab w:val="right" w:leader="dot" w:pos="8492"/>
             </w:tabs>
+            <w:jc w:val="both"/>
             <w:rPr>
               <w:rFonts w:eastAsiaTheme="minorEastAsia"/>
               <w:b w:val="0"/>
@@ -2481,6 +2559,7 @@
             <w:tabs>
               <w:tab w:val="right" w:leader="dot" w:pos="8492"/>
             </w:tabs>
+            <w:jc w:val="both"/>
             <w:rPr>
               <w:rFonts w:eastAsiaTheme="minorEastAsia"/>
               <w:b w:val="0"/>
@@ -3520,20 +3599,23 @@
     </w:p>
     <w:p>
       <w:pPr>
-        <w:rPr>
-          <w:lang w:val="es-ES"/>
-        </w:rPr>
-      </w:pPr>
-    </w:p>
-    <w:p>
-      <w:pPr>
-        <w:rPr>
-          <w:lang w:val="es-ES"/>
-        </w:rPr>
-      </w:pPr>
-    </w:p>
-    <w:p>
-      <w:pPr>
+        <w:jc w:val="both"/>
+        <w:rPr>
+          <w:lang w:val="es-ES"/>
+        </w:rPr>
+      </w:pPr>
+    </w:p>
+    <w:p>
+      <w:pPr>
+        <w:jc w:val="both"/>
+        <w:rPr>
+          <w:lang w:val="es-ES"/>
+        </w:rPr>
+      </w:pPr>
+    </w:p>
+    <w:p>
+      <w:pPr>
+        <w:jc w:val="both"/>
         <w:rPr>
           <w:lang w:val="es-ES"/>
         </w:rPr>
@@ -6356,6 +6438,7 @@
     <w:p>
       <w:pPr>
         <w:pStyle w:val="Heading2"/>
+        <w:jc w:val="both"/>
         <w:rPr>
           <w:rFonts w:ascii="Times New Roman" w:hAnsi="Times New Roman" w:cs="Times New Roman"/>
           <w:b/>
@@ -8037,6 +8120,7 @@
     <w:p>
       <w:pPr>
         <w:pStyle w:val="Heading2"/>
+        <w:jc w:val="both"/>
         <w:rPr>
           <w:rFonts w:ascii="Times New Roman" w:hAnsi="Times New Roman" w:cs="Times New Roman"/>
           <w:b/>
@@ -8051,6 +8135,7 @@
     <w:p>
       <w:pPr>
         <w:pStyle w:val="Heading2"/>
+        <w:jc w:val="both"/>
         <w:rPr>
           <w:rFonts w:ascii="Times New Roman" w:hAnsi="Times New Roman" w:cs="Times New Roman"/>
           <w:b/>
@@ -8064,6 +8149,7 @@
     <w:p>
       <w:pPr>
         <w:pStyle w:val="Heading2"/>
+        <w:jc w:val="both"/>
         <w:rPr>
           <w:rFonts w:ascii="Times New Roman" w:hAnsi="Times New Roman" w:cs="Times New Roman"/>
           <w:b/>
@@ -8077,6 +8163,7 @@
     <w:p>
       <w:pPr>
         <w:pStyle w:val="Heading2"/>
+        <w:jc w:val="both"/>
         <w:rPr>
           <w:rFonts w:ascii="Times New Roman" w:hAnsi="Times New Roman" w:cs="Times New Roman"/>
           <w:b/>
@@ -8090,6 +8177,7 @@
     <w:p>
       <w:pPr>
         <w:pStyle w:val="Heading2"/>
+        <w:jc w:val="both"/>
         <w:rPr>
           <w:rFonts w:ascii="Times New Roman" w:hAnsi="Times New Roman" w:cs="Times New Roman"/>
           <w:b/>
@@ -8103,6 +8191,7 @@
     <w:p>
       <w:pPr>
         <w:pStyle w:val="Heading2"/>
+        <w:jc w:val="both"/>
         <w:rPr>
           <w:rFonts w:ascii="Times New Roman" w:hAnsi="Times New Roman" w:cs="Times New Roman"/>
           <w:b/>
@@ -8116,6 +8205,7 @@
     <w:p>
       <w:pPr>
         <w:pStyle w:val="Heading2"/>
+        <w:jc w:val="both"/>
         <w:rPr>
           <w:rFonts w:ascii="Times New Roman" w:hAnsi="Times New Roman" w:cs="Times New Roman"/>
           <w:b/>
@@ -8128,6 +8218,7 @@
     </w:p>
     <w:p>
       <w:pPr>
+        <w:jc w:val="both"/>
         <w:rPr>
           <w:lang w:val="es-ES"/>
         </w:rPr>
@@ -8136,6 +8227,7 @@
     <w:p>
       <w:pPr>
         <w:pStyle w:val="Heading2"/>
+        <w:jc w:val="both"/>
         <w:rPr>
           <w:rFonts w:ascii="Times New Roman" w:hAnsi="Times New Roman" w:cs="Times New Roman"/>
           <w:b/>
@@ -9415,6 +9507,32 @@
                 <w:szCs w:val="20"/>
               </w:rPr>
               <w:t>TINYINT</w:t>
+            </w:r>
+            <w:r>
+              <w:rPr>
+                <w:rFonts w:ascii="Times New Roman" w:hAnsi="Times New Roman" w:cs="Times New Roman"/>
+                <w:sz w:val="20"/>
+                <w:szCs w:val="20"/>
+              </w:rPr>
+              <w:t xml:space="preserve"> (</w:t>
+            </w:r>
+            <w:proofErr w:type="spellStart"/>
+            <w:r>
+              <w:rPr>
+                <w:rFonts w:ascii="Times New Roman" w:hAnsi="Times New Roman" w:cs="Times New Roman"/>
+                <w:sz w:val="20"/>
+                <w:szCs w:val="20"/>
+              </w:rPr>
+              <w:t>boolean</w:t>
+            </w:r>
+            <w:proofErr w:type="spellEnd"/>
+            <w:r>
+              <w:rPr>
+                <w:rFonts w:ascii="Times New Roman" w:hAnsi="Times New Roman" w:cs="Times New Roman"/>
+                <w:sz w:val="20"/>
+                <w:szCs w:val="20"/>
+              </w:rPr>
+              <w:t>)</w:t>
             </w:r>
           </w:p>
         </w:tc>
@@ -19421,6 +19539,7 @@
     </w:tbl>
     <w:p>
       <w:pPr>
+        <w:jc w:val="both"/>
         <w:rPr>
           <w:lang w:val="es-ES"/>
         </w:rPr>
@@ -19595,6 +19714,7 @@
     <w:p>
       <w:pPr>
         <w:spacing w:line="360" w:lineRule="auto"/>
+        <w:jc w:val="both"/>
         <w:rPr>
           <w:rFonts w:ascii="Times New Roman" w:hAnsi="Times New Roman" w:cs="Times New Roman"/>
           <w:lang w:val="es-ES"/>
@@ -19616,6 +19736,7 @@
           <w:numId w:val="30"/>
         </w:numPr>
         <w:spacing w:line="360" w:lineRule="auto"/>
+        <w:jc w:val="both"/>
         <w:rPr>
           <w:rFonts w:ascii="Times New Roman" w:hAnsi="Times New Roman" w:cs="Times New Roman"/>
           <w:lang w:val="es-ES"/>
@@ -19646,6 +19767,7 @@
           <w:numId w:val="30"/>
         </w:numPr>
         <w:spacing w:line="360" w:lineRule="auto"/>
+        <w:jc w:val="both"/>
         <w:rPr>
           <w:rFonts w:ascii="Times New Roman" w:hAnsi="Times New Roman" w:cs="Times New Roman"/>
           <w:lang w:val="es-ES"/>
@@ -19676,6 +19798,7 @@
           <w:numId w:val="30"/>
         </w:numPr>
         <w:spacing w:line="360" w:lineRule="auto"/>
+        <w:jc w:val="both"/>
         <w:rPr>
           <w:rFonts w:ascii="Times New Roman" w:hAnsi="Times New Roman" w:cs="Times New Roman"/>
           <w:lang w:val="es-ES"/>
@@ -19706,6 +19829,7 @@
           <w:numId w:val="30"/>
         </w:numPr>
         <w:spacing w:line="360" w:lineRule="auto"/>
+        <w:jc w:val="both"/>
         <w:rPr>
           <w:rFonts w:ascii="Times New Roman" w:hAnsi="Times New Roman" w:cs="Times New Roman"/>
           <w:lang w:val="es-ES"/>
@@ -20079,10 +20203,1829 @@
     </w:p>
     <w:p>
       <w:pPr>
+        <w:pStyle w:val="Heading2"/>
+        <w:spacing w:line="360" w:lineRule="auto"/>
+        <w:jc w:val="both"/>
+        <w:rPr>
+          <w:rFonts w:ascii="Times New Roman" w:hAnsi="Times New Roman" w:cs="Times New Roman"/>
+          <w:b/>
+          <w:bCs/>
+          <w:sz w:val="28"/>
+          <w:szCs w:val="28"/>
+          <w:lang w:val="es-ES"/>
+        </w:rPr>
+      </w:pPr>
+    </w:p>
+    <w:p>
+      <w:pPr>
+        <w:pStyle w:val="Heading2"/>
+        <w:spacing w:line="360" w:lineRule="auto"/>
+        <w:jc w:val="both"/>
+        <w:rPr>
+          <w:rFonts w:ascii="Times New Roman" w:hAnsi="Times New Roman" w:cs="Times New Roman"/>
+          <w:b/>
+          <w:bCs/>
+          <w:sz w:val="28"/>
+          <w:szCs w:val="28"/>
+          <w:lang w:val="es-ES"/>
+        </w:rPr>
+      </w:pPr>
+    </w:p>
+    <w:p>
+      <w:pPr>
+        <w:pStyle w:val="Heading2"/>
+        <w:spacing w:line="360" w:lineRule="auto"/>
+        <w:jc w:val="both"/>
+        <w:rPr>
+          <w:rFonts w:ascii="Times New Roman" w:hAnsi="Times New Roman" w:cs="Times New Roman"/>
+          <w:b/>
+          <w:bCs/>
+          <w:sz w:val="28"/>
+          <w:szCs w:val="28"/>
+          <w:lang w:val="es-ES"/>
+        </w:rPr>
+      </w:pPr>
+    </w:p>
+    <w:p>
+      <w:pPr>
+        <w:pStyle w:val="Heading2"/>
+        <w:spacing w:line="360" w:lineRule="auto"/>
+        <w:jc w:val="both"/>
+        <w:rPr>
+          <w:rFonts w:ascii="Times New Roman" w:hAnsi="Times New Roman" w:cs="Times New Roman"/>
+          <w:b/>
+          <w:bCs/>
+          <w:sz w:val="28"/>
+          <w:szCs w:val="28"/>
+          <w:lang w:val="es-ES"/>
+        </w:rPr>
+      </w:pPr>
+    </w:p>
+    <w:p>
+      <w:pPr>
+        <w:pStyle w:val="Heading2"/>
+        <w:spacing w:line="360" w:lineRule="auto"/>
+        <w:jc w:val="both"/>
+        <w:rPr>
+          <w:rFonts w:ascii="Times New Roman" w:hAnsi="Times New Roman" w:cs="Times New Roman"/>
+          <w:b/>
+          <w:bCs/>
+          <w:sz w:val="28"/>
+          <w:szCs w:val="28"/>
+          <w:lang w:val="es-ES"/>
+        </w:rPr>
+      </w:pPr>
+    </w:p>
+    <w:p>
+      <w:pPr>
+        <w:pStyle w:val="Heading2"/>
+        <w:spacing w:line="360" w:lineRule="auto"/>
+        <w:jc w:val="both"/>
+        <w:rPr>
+          <w:rFonts w:ascii="Times New Roman" w:hAnsi="Times New Roman" w:cs="Times New Roman"/>
+          <w:b/>
+          <w:bCs/>
+          <w:sz w:val="28"/>
+          <w:szCs w:val="28"/>
+          <w:lang w:val="es-ES"/>
+        </w:rPr>
+      </w:pPr>
+    </w:p>
+    <w:p>
+      <w:pPr>
+        <w:pStyle w:val="Heading2"/>
+        <w:spacing w:line="360" w:lineRule="auto"/>
+        <w:jc w:val="both"/>
+        <w:rPr>
+          <w:rFonts w:ascii="Times New Roman" w:hAnsi="Times New Roman" w:cs="Times New Roman"/>
+          <w:b/>
+          <w:bCs/>
+          <w:sz w:val="28"/>
+          <w:szCs w:val="28"/>
+          <w:lang w:val="es-ES"/>
+        </w:rPr>
+      </w:pPr>
+    </w:p>
+    <w:p>
+      <w:pPr>
+        <w:pStyle w:val="Heading2"/>
+        <w:spacing w:line="360" w:lineRule="auto"/>
+        <w:jc w:val="both"/>
+        <w:rPr>
+          <w:rFonts w:ascii="Times New Roman" w:hAnsi="Times New Roman" w:cs="Times New Roman"/>
+          <w:b/>
+          <w:bCs/>
+          <w:sz w:val="28"/>
+          <w:szCs w:val="28"/>
+          <w:lang w:val="es-ES"/>
+        </w:rPr>
+      </w:pPr>
+    </w:p>
+    <w:p>
+      <w:pPr>
+        <w:pStyle w:val="Heading2"/>
+        <w:spacing w:line="360" w:lineRule="auto"/>
+        <w:jc w:val="both"/>
+        <w:rPr>
+          <w:rFonts w:ascii="Times New Roman" w:hAnsi="Times New Roman" w:cs="Times New Roman"/>
+          <w:b/>
+          <w:bCs/>
+          <w:sz w:val="28"/>
+          <w:szCs w:val="28"/>
+          <w:lang w:val="es-ES"/>
+        </w:rPr>
+      </w:pPr>
+    </w:p>
+    <w:p>
+      <w:pPr>
+        <w:jc w:val="both"/>
+        <w:rPr>
+          <w:lang w:val="es-ES"/>
+        </w:rPr>
+      </w:pPr>
+    </w:p>
+    <w:p>
+      <w:pPr>
+        <w:pStyle w:val="Heading2"/>
+        <w:spacing w:line="360" w:lineRule="auto"/>
+        <w:jc w:val="both"/>
+        <w:rPr>
+          <w:rFonts w:ascii="Times New Roman" w:hAnsi="Times New Roman" w:cs="Times New Roman"/>
+          <w:b/>
+          <w:bCs/>
+          <w:sz w:val="28"/>
+          <w:szCs w:val="28"/>
+          <w:lang w:val="es-ES"/>
+        </w:rPr>
+      </w:pPr>
+      <w:r>
+        <w:rPr>
+          <w:rFonts w:ascii="Times New Roman" w:hAnsi="Times New Roman" w:cs="Times New Roman"/>
+          <w:b/>
+          <w:bCs/>
+          <w:sz w:val="28"/>
+          <w:szCs w:val="28"/>
+          <w:lang w:val="es-ES"/>
+        </w:rPr>
+        <w:lastRenderedPageBreak/>
+        <w:t>Gestión de roles en la aplicación</w:t>
+      </w:r>
+    </w:p>
+    <w:p>
+      <w:pPr>
+        <w:spacing w:line="360" w:lineRule="auto"/>
+        <w:jc w:val="both"/>
+        <w:rPr>
+          <w:rFonts w:ascii="Times New Roman" w:hAnsi="Times New Roman" w:cs="Times New Roman"/>
+          <w:lang w:val="es-ES"/>
+        </w:rPr>
+      </w:pPr>
+      <w:r>
+        <w:rPr>
+          <w:rFonts w:ascii="Times New Roman" w:hAnsi="Times New Roman" w:cs="Times New Roman"/>
+          <w:lang w:val="es-ES"/>
+        </w:rPr>
+        <w:t>Dentro de la aplicación, existe un tipo de panel diferente para cada rol (tutor, monitor y administrador). Por ejemplo, un monitor no tiene acceso al apartado de finanzas, el cual pertenece al panel de administrador.</w:t>
+      </w:r>
+    </w:p>
+    <w:p>
+      <w:pPr>
+        <w:spacing w:line="360" w:lineRule="auto"/>
+        <w:jc w:val="both"/>
+        <w:rPr>
+          <w:rFonts w:ascii="Times New Roman" w:hAnsi="Times New Roman" w:cs="Times New Roman"/>
+          <w:lang w:val="es-ES"/>
+        </w:rPr>
+      </w:pPr>
+    </w:p>
+    <w:p>
+      <w:pPr>
+        <w:spacing w:line="360" w:lineRule="auto"/>
+        <w:jc w:val="both"/>
+        <w:rPr>
+          <w:rFonts w:ascii="Times New Roman" w:hAnsi="Times New Roman" w:cs="Times New Roman"/>
+          <w:b/>
+          <w:bCs/>
+          <w:lang w:val="es-ES"/>
+        </w:rPr>
+      </w:pPr>
+      <w:r>
+        <w:rPr>
+          <w:rFonts w:ascii="Times New Roman" w:hAnsi="Times New Roman" w:cs="Times New Roman"/>
+          <w:b/>
+          <w:bCs/>
+          <w:lang w:val="es-ES"/>
+        </w:rPr>
+        <w:t>Tabla de roles</w:t>
+      </w:r>
+    </w:p>
+    <w:tbl>
+      <w:tblPr>
+        <w:tblW w:w="5000" w:type="pct"/>
+        <w:tblCellMar>
+          <w:left w:w="0" w:type="dxa"/>
+          <w:right w:w="0" w:type="dxa"/>
+        </w:tblCellMar>
+        <w:tblLook w:val="04A0" w:firstRow="1" w:lastRow="0" w:firstColumn="1" w:lastColumn="0" w:noHBand="0" w:noVBand="1"/>
+      </w:tblPr>
+      <w:tblGrid>
+        <w:gridCol w:w="3578"/>
+        <w:gridCol w:w="2464"/>
+        <w:gridCol w:w="2444"/>
+      </w:tblGrid>
+      <w:tr>
+        <w:trPr>
+          <w:trHeight w:val="150"/>
+        </w:trPr>
+        <w:tc>
+          <w:tcPr>
+            <w:tcW w:w="2108" w:type="pct"/>
+            <w:tcBorders>
+              <w:top w:val="single" w:sz="6" w:space="0" w:color="000000"/>
+              <w:left w:val="single" w:sz="6" w:space="0" w:color="000000"/>
+              <w:bottom w:val="single" w:sz="6" w:space="0" w:color="000000"/>
+              <w:right w:val="single" w:sz="6" w:space="0" w:color="000000"/>
+            </w:tcBorders>
+            <w:shd w:val="clear" w:color="auto" w:fill="B0B3B2"/>
+            <w:tcMar>
+              <w:top w:w="0" w:type="dxa"/>
+              <w:left w:w="30" w:type="dxa"/>
+              <w:bottom w:w="30" w:type="dxa"/>
+              <w:right w:w="30" w:type="dxa"/>
+            </w:tcMar>
+            <w:vAlign w:val="bottom"/>
+            <w:hideMark/>
+          </w:tcPr>
+          <w:p>
+            <w:pPr>
+              <w:jc w:val="both"/>
+              <w:rPr>
+                <w:sz w:val="20"/>
+                <w:szCs w:val="20"/>
+              </w:rPr>
+            </w:pPr>
+            <w:r>
+              <w:rPr>
+                <w:b/>
+                <w:bCs/>
+                <w:sz w:val="20"/>
+                <w:szCs w:val="20"/>
+              </w:rPr>
+              <w:t>Página</w:t>
+            </w:r>
+          </w:p>
+        </w:tc>
+        <w:tc>
+          <w:tcPr>
+            <w:tcW w:w="1452" w:type="pct"/>
+            <w:tcBorders>
+              <w:top w:val="single" w:sz="6" w:space="0" w:color="000000"/>
+              <w:left w:val="single" w:sz="6" w:space="0" w:color="000000"/>
+              <w:bottom w:val="single" w:sz="6" w:space="0" w:color="000000"/>
+              <w:right w:val="single" w:sz="6" w:space="0" w:color="000000"/>
+            </w:tcBorders>
+            <w:shd w:val="clear" w:color="auto" w:fill="B0B3B2"/>
+            <w:tcMar>
+              <w:top w:w="0" w:type="dxa"/>
+              <w:left w:w="30" w:type="dxa"/>
+              <w:bottom w:w="30" w:type="dxa"/>
+              <w:right w:w="30" w:type="dxa"/>
+            </w:tcMar>
+            <w:vAlign w:val="bottom"/>
+            <w:hideMark/>
+          </w:tcPr>
+          <w:p>
+            <w:pPr>
+              <w:jc w:val="both"/>
+              <w:rPr>
+                <w:sz w:val="20"/>
+                <w:szCs w:val="20"/>
+              </w:rPr>
+            </w:pPr>
+            <w:r>
+              <w:rPr>
+                <w:b/>
+                <w:bCs/>
+                <w:sz w:val="20"/>
+                <w:szCs w:val="20"/>
+              </w:rPr>
+              <w:t>Rol</w:t>
+            </w:r>
+          </w:p>
+        </w:tc>
+        <w:tc>
+          <w:tcPr>
+            <w:tcW w:w="1440" w:type="pct"/>
+            <w:tcBorders>
+              <w:top w:val="single" w:sz="6" w:space="0" w:color="000000"/>
+              <w:left w:val="single" w:sz="6" w:space="0" w:color="000000"/>
+              <w:bottom w:val="single" w:sz="6" w:space="0" w:color="000000"/>
+              <w:right w:val="single" w:sz="6" w:space="0" w:color="000000"/>
+            </w:tcBorders>
+            <w:shd w:val="clear" w:color="auto" w:fill="B0B3B2"/>
+            <w:tcMar>
+              <w:top w:w="0" w:type="dxa"/>
+              <w:left w:w="30" w:type="dxa"/>
+              <w:bottom w:w="30" w:type="dxa"/>
+              <w:right w:w="30" w:type="dxa"/>
+            </w:tcMar>
+            <w:vAlign w:val="bottom"/>
+            <w:hideMark/>
+          </w:tcPr>
+          <w:p>
+            <w:pPr>
+              <w:jc w:val="both"/>
+              <w:rPr>
+                <w:sz w:val="20"/>
+                <w:szCs w:val="20"/>
+              </w:rPr>
+            </w:pPr>
+            <w:proofErr w:type="spellStart"/>
+            <w:r>
+              <w:rPr>
+                <w:b/>
+                <w:bCs/>
+                <w:sz w:val="20"/>
+                <w:szCs w:val="20"/>
+              </w:rPr>
+              <w:t>Sección</w:t>
+            </w:r>
+            <w:proofErr w:type="spellEnd"/>
+          </w:p>
+        </w:tc>
+      </w:tr>
+      <w:tr>
+        <w:trPr>
+          <w:trHeight w:val="150"/>
+        </w:trPr>
+        <w:tc>
+          <w:tcPr>
+            <w:tcW w:w="2108" w:type="pct"/>
+            <w:tcBorders>
+              <w:top w:val="single" w:sz="6" w:space="0" w:color="000000"/>
+              <w:left w:val="single" w:sz="6" w:space="0" w:color="000000"/>
+              <w:bottom w:val="single" w:sz="6" w:space="0" w:color="000000"/>
+              <w:right w:val="single" w:sz="6" w:space="0" w:color="000000"/>
+            </w:tcBorders>
+            <w:shd w:val="clear" w:color="auto" w:fill="D4D4D4"/>
+            <w:tcMar>
+              <w:top w:w="0" w:type="dxa"/>
+              <w:left w:w="30" w:type="dxa"/>
+              <w:bottom w:w="30" w:type="dxa"/>
+              <w:right w:w="30" w:type="dxa"/>
+            </w:tcMar>
+            <w:vAlign w:val="bottom"/>
+            <w:hideMark/>
+          </w:tcPr>
+          <w:p>
+            <w:pPr>
+              <w:jc w:val="both"/>
+              <w:rPr>
+                <w:sz w:val="20"/>
+                <w:szCs w:val="20"/>
+              </w:rPr>
+            </w:pPr>
+            <w:r>
+              <w:rPr>
+                <w:b/>
+                <w:bCs/>
+                <w:sz w:val="20"/>
+                <w:szCs w:val="20"/>
+              </w:rPr>
+              <w:t>Tutor</w:t>
+            </w:r>
+          </w:p>
+        </w:tc>
+        <w:tc>
+          <w:tcPr>
+            <w:tcW w:w="1452" w:type="pct"/>
+            <w:tcBorders>
+              <w:top w:val="single" w:sz="6" w:space="0" w:color="000000"/>
+              <w:left w:val="single" w:sz="6" w:space="0" w:color="000000"/>
+              <w:bottom w:val="single" w:sz="6" w:space="0" w:color="000000"/>
+              <w:right w:val="single" w:sz="6" w:space="0" w:color="000000"/>
+            </w:tcBorders>
+            <w:tcMar>
+              <w:top w:w="0" w:type="dxa"/>
+              <w:left w:w="30" w:type="dxa"/>
+              <w:bottom w:w="30" w:type="dxa"/>
+              <w:right w:w="30" w:type="dxa"/>
+            </w:tcMar>
+            <w:vAlign w:val="bottom"/>
+            <w:hideMark/>
+          </w:tcPr>
+          <w:p>
+            <w:pPr>
+              <w:jc w:val="both"/>
+              <w:rPr>
+                <w:sz w:val="20"/>
+                <w:szCs w:val="20"/>
+              </w:rPr>
+            </w:pPr>
+            <w:r>
+              <w:rPr>
+                <w:sz w:val="20"/>
+                <w:szCs w:val="20"/>
+              </w:rPr>
+              <w:t>0</w:t>
+            </w:r>
+          </w:p>
+        </w:tc>
+        <w:tc>
+          <w:tcPr>
+            <w:tcW w:w="1440" w:type="pct"/>
+            <w:tcBorders>
+              <w:top w:val="single" w:sz="6" w:space="0" w:color="000000"/>
+              <w:left w:val="single" w:sz="6" w:space="0" w:color="000000"/>
+              <w:bottom w:val="single" w:sz="6" w:space="0" w:color="000000"/>
+              <w:right w:val="single" w:sz="6" w:space="0" w:color="000000"/>
+            </w:tcBorders>
+            <w:tcMar>
+              <w:top w:w="0" w:type="dxa"/>
+              <w:left w:w="30" w:type="dxa"/>
+              <w:bottom w:w="30" w:type="dxa"/>
+              <w:right w:w="30" w:type="dxa"/>
+            </w:tcMar>
+            <w:vAlign w:val="bottom"/>
+            <w:hideMark/>
+          </w:tcPr>
+          <w:p>
+            <w:pPr>
+              <w:jc w:val="both"/>
+              <w:rPr>
+                <w:sz w:val="20"/>
+                <w:szCs w:val="20"/>
+              </w:rPr>
+            </w:pPr>
+            <w:r>
+              <w:rPr>
+                <w:sz w:val="20"/>
+                <w:szCs w:val="20"/>
+              </w:rPr>
+              <w:t>Tutor</w:t>
+            </w:r>
+          </w:p>
+        </w:tc>
+      </w:tr>
+      <w:tr>
+        <w:trPr>
+          <w:trHeight w:val="150"/>
+        </w:trPr>
+        <w:tc>
+          <w:tcPr>
+            <w:tcW w:w="2108" w:type="pct"/>
+            <w:tcBorders>
+              <w:top w:val="single" w:sz="6" w:space="0" w:color="000000"/>
+              <w:left w:val="single" w:sz="6" w:space="0" w:color="000000"/>
+              <w:bottom w:val="single" w:sz="6" w:space="0" w:color="000000"/>
+              <w:right w:val="single" w:sz="6" w:space="0" w:color="000000"/>
+            </w:tcBorders>
+            <w:shd w:val="clear" w:color="auto" w:fill="D4D4D4"/>
+            <w:tcMar>
+              <w:top w:w="0" w:type="dxa"/>
+              <w:left w:w="30" w:type="dxa"/>
+              <w:bottom w:w="30" w:type="dxa"/>
+              <w:right w:w="30" w:type="dxa"/>
+            </w:tcMar>
+            <w:vAlign w:val="bottom"/>
+            <w:hideMark/>
+          </w:tcPr>
+          <w:p>
+            <w:pPr>
+              <w:jc w:val="both"/>
+              <w:rPr>
+                <w:sz w:val="20"/>
+                <w:szCs w:val="20"/>
+              </w:rPr>
+            </w:pPr>
+            <w:r>
+              <w:rPr>
+                <w:b/>
+                <w:bCs/>
+                <w:sz w:val="20"/>
+                <w:szCs w:val="20"/>
+              </w:rPr>
+              <w:t>Attendance</w:t>
+            </w:r>
+          </w:p>
+        </w:tc>
+        <w:tc>
+          <w:tcPr>
+            <w:tcW w:w="1452" w:type="pct"/>
+            <w:tcBorders>
+              <w:top w:val="single" w:sz="6" w:space="0" w:color="000000"/>
+              <w:left w:val="single" w:sz="6" w:space="0" w:color="000000"/>
+              <w:bottom w:val="single" w:sz="6" w:space="0" w:color="000000"/>
+              <w:right w:val="single" w:sz="6" w:space="0" w:color="000000"/>
+            </w:tcBorders>
+            <w:tcMar>
+              <w:top w:w="0" w:type="dxa"/>
+              <w:left w:w="30" w:type="dxa"/>
+              <w:bottom w:w="30" w:type="dxa"/>
+              <w:right w:w="30" w:type="dxa"/>
+            </w:tcMar>
+            <w:vAlign w:val="bottom"/>
+            <w:hideMark/>
+          </w:tcPr>
+          <w:p>
+            <w:pPr>
+              <w:jc w:val="both"/>
+              <w:rPr>
+                <w:sz w:val="20"/>
+                <w:szCs w:val="20"/>
+              </w:rPr>
+            </w:pPr>
+            <w:r>
+              <w:rPr>
+                <w:sz w:val="20"/>
+                <w:szCs w:val="20"/>
+              </w:rPr>
+              <w:t>1</w:t>
+            </w:r>
+          </w:p>
+        </w:tc>
+        <w:tc>
+          <w:tcPr>
+            <w:tcW w:w="1440" w:type="pct"/>
+            <w:tcBorders>
+              <w:top w:val="single" w:sz="6" w:space="0" w:color="000000"/>
+              <w:left w:val="single" w:sz="6" w:space="0" w:color="000000"/>
+              <w:bottom w:val="single" w:sz="6" w:space="0" w:color="000000"/>
+              <w:right w:val="single" w:sz="6" w:space="0" w:color="000000"/>
+            </w:tcBorders>
+            <w:tcMar>
+              <w:top w:w="0" w:type="dxa"/>
+              <w:left w:w="30" w:type="dxa"/>
+              <w:bottom w:w="30" w:type="dxa"/>
+              <w:right w:w="30" w:type="dxa"/>
+            </w:tcMar>
+            <w:vAlign w:val="bottom"/>
+            <w:hideMark/>
+          </w:tcPr>
+          <w:p>
+            <w:pPr>
+              <w:jc w:val="both"/>
+              <w:rPr>
+                <w:sz w:val="20"/>
+                <w:szCs w:val="20"/>
+              </w:rPr>
+            </w:pPr>
+            <w:r>
+              <w:rPr>
+                <w:sz w:val="20"/>
+                <w:szCs w:val="20"/>
+              </w:rPr>
+              <w:t>Monitor</w:t>
+            </w:r>
+          </w:p>
+        </w:tc>
+      </w:tr>
+      <w:tr>
+        <w:trPr>
+          <w:trHeight w:val="150"/>
+        </w:trPr>
+        <w:tc>
+          <w:tcPr>
+            <w:tcW w:w="2108" w:type="pct"/>
+            <w:tcBorders>
+              <w:top w:val="single" w:sz="6" w:space="0" w:color="000000"/>
+              <w:left w:val="single" w:sz="6" w:space="0" w:color="000000"/>
+              <w:bottom w:val="single" w:sz="6" w:space="0" w:color="000000"/>
+              <w:right w:val="single" w:sz="6" w:space="0" w:color="000000"/>
+            </w:tcBorders>
+            <w:shd w:val="clear" w:color="auto" w:fill="D4D4D4"/>
+            <w:tcMar>
+              <w:top w:w="0" w:type="dxa"/>
+              <w:left w:w="30" w:type="dxa"/>
+              <w:bottom w:w="30" w:type="dxa"/>
+              <w:right w:w="30" w:type="dxa"/>
+            </w:tcMar>
+            <w:vAlign w:val="bottom"/>
+            <w:hideMark/>
+          </w:tcPr>
+          <w:p>
+            <w:pPr>
+              <w:jc w:val="both"/>
+              <w:rPr>
+                <w:sz w:val="20"/>
+                <w:szCs w:val="20"/>
+              </w:rPr>
+            </w:pPr>
+            <w:r>
+              <w:rPr>
+                <w:b/>
+                <w:bCs/>
+                <w:sz w:val="20"/>
+                <w:szCs w:val="20"/>
+              </w:rPr>
+              <w:t>Schedule</w:t>
+            </w:r>
+          </w:p>
+        </w:tc>
+        <w:tc>
+          <w:tcPr>
+            <w:tcW w:w="1452" w:type="pct"/>
+            <w:tcBorders>
+              <w:top w:val="single" w:sz="6" w:space="0" w:color="000000"/>
+              <w:left w:val="single" w:sz="6" w:space="0" w:color="000000"/>
+              <w:bottom w:val="single" w:sz="6" w:space="0" w:color="000000"/>
+              <w:right w:val="single" w:sz="6" w:space="0" w:color="000000"/>
+            </w:tcBorders>
+            <w:tcMar>
+              <w:top w:w="0" w:type="dxa"/>
+              <w:left w:w="30" w:type="dxa"/>
+              <w:bottom w:w="30" w:type="dxa"/>
+              <w:right w:w="30" w:type="dxa"/>
+            </w:tcMar>
+            <w:vAlign w:val="bottom"/>
+            <w:hideMark/>
+          </w:tcPr>
+          <w:p>
+            <w:pPr>
+              <w:jc w:val="both"/>
+              <w:rPr>
+                <w:sz w:val="20"/>
+                <w:szCs w:val="20"/>
+              </w:rPr>
+            </w:pPr>
+            <w:r>
+              <w:rPr>
+                <w:sz w:val="20"/>
+                <w:szCs w:val="20"/>
+              </w:rPr>
+              <w:t>1</w:t>
+            </w:r>
+          </w:p>
+        </w:tc>
+        <w:tc>
+          <w:tcPr>
+            <w:tcW w:w="1440" w:type="pct"/>
+            <w:tcBorders>
+              <w:top w:val="single" w:sz="6" w:space="0" w:color="000000"/>
+              <w:left w:val="single" w:sz="6" w:space="0" w:color="000000"/>
+              <w:bottom w:val="single" w:sz="6" w:space="0" w:color="000000"/>
+              <w:right w:val="single" w:sz="6" w:space="0" w:color="000000"/>
+            </w:tcBorders>
+            <w:tcMar>
+              <w:top w:w="0" w:type="dxa"/>
+              <w:left w:w="30" w:type="dxa"/>
+              <w:bottom w:w="30" w:type="dxa"/>
+              <w:right w:w="30" w:type="dxa"/>
+            </w:tcMar>
+            <w:vAlign w:val="bottom"/>
+            <w:hideMark/>
+          </w:tcPr>
+          <w:p>
+            <w:pPr>
+              <w:jc w:val="both"/>
+              <w:rPr>
+                <w:sz w:val="20"/>
+                <w:szCs w:val="20"/>
+              </w:rPr>
+            </w:pPr>
+            <w:r>
+              <w:rPr>
+                <w:sz w:val="20"/>
+                <w:szCs w:val="20"/>
+              </w:rPr>
+              <w:t>Monitor</w:t>
+            </w:r>
+          </w:p>
+        </w:tc>
+      </w:tr>
+      <w:tr>
+        <w:trPr>
+          <w:trHeight w:val="150"/>
+        </w:trPr>
+        <w:tc>
+          <w:tcPr>
+            <w:tcW w:w="2108" w:type="pct"/>
+            <w:tcBorders>
+              <w:top w:val="single" w:sz="6" w:space="0" w:color="000000"/>
+              <w:left w:val="single" w:sz="6" w:space="0" w:color="000000"/>
+              <w:bottom w:val="single" w:sz="6" w:space="0" w:color="000000"/>
+              <w:right w:val="single" w:sz="6" w:space="0" w:color="000000"/>
+            </w:tcBorders>
+            <w:shd w:val="clear" w:color="auto" w:fill="D4D4D4"/>
+            <w:tcMar>
+              <w:top w:w="0" w:type="dxa"/>
+              <w:left w:w="30" w:type="dxa"/>
+              <w:bottom w:w="30" w:type="dxa"/>
+              <w:right w:w="30" w:type="dxa"/>
+            </w:tcMar>
+            <w:vAlign w:val="bottom"/>
+            <w:hideMark/>
+          </w:tcPr>
+          <w:p>
+            <w:pPr>
+              <w:jc w:val="both"/>
+              <w:rPr>
+                <w:sz w:val="20"/>
+                <w:szCs w:val="20"/>
+              </w:rPr>
+            </w:pPr>
+            <w:r>
+              <w:rPr>
+                <w:b/>
+                <w:bCs/>
+                <w:sz w:val="20"/>
+                <w:szCs w:val="20"/>
+              </w:rPr>
+              <w:t>Finances</w:t>
+            </w:r>
+          </w:p>
+        </w:tc>
+        <w:tc>
+          <w:tcPr>
+            <w:tcW w:w="1452" w:type="pct"/>
+            <w:tcBorders>
+              <w:top w:val="single" w:sz="6" w:space="0" w:color="000000"/>
+              <w:left w:val="single" w:sz="6" w:space="0" w:color="000000"/>
+              <w:bottom w:val="single" w:sz="6" w:space="0" w:color="000000"/>
+              <w:right w:val="single" w:sz="6" w:space="0" w:color="000000"/>
+            </w:tcBorders>
+            <w:tcMar>
+              <w:top w:w="0" w:type="dxa"/>
+              <w:left w:w="30" w:type="dxa"/>
+              <w:bottom w:w="30" w:type="dxa"/>
+              <w:right w:w="30" w:type="dxa"/>
+            </w:tcMar>
+            <w:vAlign w:val="bottom"/>
+            <w:hideMark/>
+          </w:tcPr>
+          <w:p>
+            <w:pPr>
+              <w:jc w:val="both"/>
+              <w:rPr>
+                <w:sz w:val="20"/>
+                <w:szCs w:val="20"/>
+              </w:rPr>
+            </w:pPr>
+            <w:r>
+              <w:rPr>
+                <w:sz w:val="20"/>
+                <w:szCs w:val="20"/>
+              </w:rPr>
+              <w:t>2</w:t>
+            </w:r>
+          </w:p>
+        </w:tc>
+        <w:tc>
+          <w:tcPr>
+            <w:tcW w:w="1440" w:type="pct"/>
+            <w:tcBorders>
+              <w:top w:val="single" w:sz="6" w:space="0" w:color="000000"/>
+              <w:left w:val="single" w:sz="6" w:space="0" w:color="000000"/>
+              <w:bottom w:val="single" w:sz="6" w:space="0" w:color="000000"/>
+              <w:right w:val="single" w:sz="6" w:space="0" w:color="000000"/>
+            </w:tcBorders>
+            <w:tcMar>
+              <w:top w:w="0" w:type="dxa"/>
+              <w:left w:w="30" w:type="dxa"/>
+              <w:bottom w:w="30" w:type="dxa"/>
+              <w:right w:w="30" w:type="dxa"/>
+            </w:tcMar>
+            <w:vAlign w:val="bottom"/>
+            <w:hideMark/>
+          </w:tcPr>
+          <w:p>
+            <w:pPr>
+              <w:jc w:val="both"/>
+              <w:rPr>
+                <w:sz w:val="20"/>
+                <w:szCs w:val="20"/>
+              </w:rPr>
+            </w:pPr>
+            <w:r>
+              <w:rPr>
+                <w:sz w:val="20"/>
+                <w:szCs w:val="20"/>
+              </w:rPr>
+              <w:t>Admin</w:t>
+            </w:r>
+          </w:p>
+        </w:tc>
+      </w:tr>
+      <w:tr>
+        <w:trPr>
+          <w:trHeight w:val="150"/>
+        </w:trPr>
+        <w:tc>
+          <w:tcPr>
+            <w:tcW w:w="2108" w:type="pct"/>
+            <w:tcBorders>
+              <w:top w:val="single" w:sz="6" w:space="0" w:color="000000"/>
+              <w:left w:val="single" w:sz="6" w:space="0" w:color="000000"/>
+              <w:bottom w:val="single" w:sz="6" w:space="0" w:color="000000"/>
+              <w:right w:val="single" w:sz="6" w:space="0" w:color="000000"/>
+            </w:tcBorders>
+            <w:shd w:val="clear" w:color="auto" w:fill="D4D4D4"/>
+            <w:tcMar>
+              <w:top w:w="0" w:type="dxa"/>
+              <w:left w:w="30" w:type="dxa"/>
+              <w:bottom w:w="30" w:type="dxa"/>
+              <w:right w:w="30" w:type="dxa"/>
+            </w:tcMar>
+            <w:vAlign w:val="bottom"/>
+            <w:hideMark/>
+          </w:tcPr>
+          <w:p>
+            <w:pPr>
+              <w:jc w:val="both"/>
+              <w:rPr>
+                <w:sz w:val="20"/>
+                <w:szCs w:val="20"/>
+              </w:rPr>
+            </w:pPr>
+            <w:r>
+              <w:rPr>
+                <w:b/>
+                <w:bCs/>
+                <w:sz w:val="20"/>
+                <w:szCs w:val="20"/>
+              </w:rPr>
+              <w:t>Activities</w:t>
+            </w:r>
+          </w:p>
+        </w:tc>
+        <w:tc>
+          <w:tcPr>
+            <w:tcW w:w="1452" w:type="pct"/>
+            <w:tcBorders>
+              <w:top w:val="single" w:sz="6" w:space="0" w:color="000000"/>
+              <w:left w:val="single" w:sz="6" w:space="0" w:color="000000"/>
+              <w:bottom w:val="single" w:sz="6" w:space="0" w:color="000000"/>
+              <w:right w:val="single" w:sz="6" w:space="0" w:color="000000"/>
+            </w:tcBorders>
+            <w:tcMar>
+              <w:top w:w="0" w:type="dxa"/>
+              <w:left w:w="30" w:type="dxa"/>
+              <w:bottom w:w="30" w:type="dxa"/>
+              <w:right w:w="30" w:type="dxa"/>
+            </w:tcMar>
+            <w:vAlign w:val="bottom"/>
+            <w:hideMark/>
+          </w:tcPr>
+          <w:p>
+            <w:pPr>
+              <w:jc w:val="both"/>
+              <w:rPr>
+                <w:sz w:val="20"/>
+                <w:szCs w:val="20"/>
+              </w:rPr>
+            </w:pPr>
+            <w:r>
+              <w:rPr>
+                <w:sz w:val="20"/>
+                <w:szCs w:val="20"/>
+              </w:rPr>
+              <w:t>-</w:t>
+            </w:r>
+          </w:p>
+        </w:tc>
+        <w:tc>
+          <w:tcPr>
+            <w:tcW w:w="1440" w:type="pct"/>
+            <w:tcBorders>
+              <w:top w:val="single" w:sz="6" w:space="0" w:color="000000"/>
+              <w:left w:val="single" w:sz="6" w:space="0" w:color="000000"/>
+              <w:bottom w:val="single" w:sz="6" w:space="0" w:color="000000"/>
+              <w:right w:val="single" w:sz="6" w:space="0" w:color="000000"/>
+            </w:tcBorders>
+            <w:tcMar>
+              <w:top w:w="0" w:type="dxa"/>
+              <w:left w:w="30" w:type="dxa"/>
+              <w:bottom w:w="30" w:type="dxa"/>
+              <w:right w:w="30" w:type="dxa"/>
+            </w:tcMar>
+            <w:vAlign w:val="bottom"/>
+            <w:hideMark/>
+          </w:tcPr>
+          <w:p>
+            <w:pPr>
+              <w:jc w:val="both"/>
+              <w:rPr>
+                <w:sz w:val="20"/>
+                <w:szCs w:val="20"/>
+              </w:rPr>
+            </w:pPr>
+            <w:r>
+              <w:rPr>
+                <w:sz w:val="20"/>
+                <w:szCs w:val="20"/>
+              </w:rPr>
+              <w:t>General</w:t>
+            </w:r>
+          </w:p>
+        </w:tc>
+      </w:tr>
+      <w:tr>
+        <w:trPr>
+          <w:trHeight w:val="150"/>
+        </w:trPr>
+        <w:tc>
+          <w:tcPr>
+            <w:tcW w:w="2108" w:type="pct"/>
+            <w:tcBorders>
+              <w:top w:val="single" w:sz="6" w:space="0" w:color="000000"/>
+              <w:left w:val="single" w:sz="6" w:space="0" w:color="000000"/>
+              <w:bottom w:val="single" w:sz="6" w:space="0" w:color="000000"/>
+              <w:right w:val="single" w:sz="6" w:space="0" w:color="000000"/>
+            </w:tcBorders>
+            <w:shd w:val="clear" w:color="auto" w:fill="D4D4D4"/>
+            <w:tcMar>
+              <w:top w:w="0" w:type="dxa"/>
+              <w:left w:w="30" w:type="dxa"/>
+              <w:bottom w:w="30" w:type="dxa"/>
+              <w:right w:w="30" w:type="dxa"/>
+            </w:tcMar>
+            <w:vAlign w:val="bottom"/>
+            <w:hideMark/>
+          </w:tcPr>
+          <w:p>
+            <w:pPr>
+              <w:jc w:val="both"/>
+              <w:rPr>
+                <w:sz w:val="20"/>
+                <w:szCs w:val="20"/>
+              </w:rPr>
+            </w:pPr>
+            <w:r>
+              <w:rPr>
+                <w:b/>
+                <w:bCs/>
+                <w:sz w:val="20"/>
+                <w:szCs w:val="20"/>
+              </w:rPr>
+              <w:t>Activity</w:t>
+            </w:r>
+          </w:p>
+        </w:tc>
+        <w:tc>
+          <w:tcPr>
+            <w:tcW w:w="1452" w:type="pct"/>
+            <w:tcBorders>
+              <w:top w:val="single" w:sz="6" w:space="0" w:color="000000"/>
+              <w:left w:val="single" w:sz="6" w:space="0" w:color="000000"/>
+              <w:bottom w:val="single" w:sz="6" w:space="0" w:color="000000"/>
+              <w:right w:val="single" w:sz="6" w:space="0" w:color="000000"/>
+            </w:tcBorders>
+            <w:tcMar>
+              <w:top w:w="0" w:type="dxa"/>
+              <w:left w:w="30" w:type="dxa"/>
+              <w:bottom w:w="30" w:type="dxa"/>
+              <w:right w:w="30" w:type="dxa"/>
+            </w:tcMar>
+            <w:vAlign w:val="bottom"/>
+            <w:hideMark/>
+          </w:tcPr>
+          <w:p>
+            <w:pPr>
+              <w:jc w:val="both"/>
+              <w:rPr>
+                <w:sz w:val="20"/>
+                <w:szCs w:val="20"/>
+              </w:rPr>
+            </w:pPr>
+            <w:r>
+              <w:rPr>
+                <w:sz w:val="20"/>
+                <w:szCs w:val="20"/>
+              </w:rPr>
+              <w:t>-</w:t>
+            </w:r>
+          </w:p>
+        </w:tc>
+        <w:tc>
+          <w:tcPr>
+            <w:tcW w:w="1440" w:type="pct"/>
+            <w:tcBorders>
+              <w:top w:val="single" w:sz="6" w:space="0" w:color="000000"/>
+              <w:left w:val="single" w:sz="6" w:space="0" w:color="000000"/>
+              <w:bottom w:val="single" w:sz="6" w:space="0" w:color="000000"/>
+              <w:right w:val="single" w:sz="6" w:space="0" w:color="000000"/>
+            </w:tcBorders>
+            <w:tcMar>
+              <w:top w:w="0" w:type="dxa"/>
+              <w:left w:w="30" w:type="dxa"/>
+              <w:bottom w:w="30" w:type="dxa"/>
+              <w:right w:w="30" w:type="dxa"/>
+            </w:tcMar>
+            <w:vAlign w:val="bottom"/>
+            <w:hideMark/>
+          </w:tcPr>
+          <w:p>
+            <w:pPr>
+              <w:jc w:val="both"/>
+              <w:rPr>
+                <w:sz w:val="20"/>
+                <w:szCs w:val="20"/>
+              </w:rPr>
+            </w:pPr>
+            <w:r>
+              <w:rPr>
+                <w:sz w:val="20"/>
+                <w:szCs w:val="20"/>
+              </w:rPr>
+              <w:t>General</w:t>
+            </w:r>
+          </w:p>
+        </w:tc>
+      </w:tr>
+      <w:tr>
+        <w:trPr>
+          <w:trHeight w:val="150"/>
+        </w:trPr>
+        <w:tc>
+          <w:tcPr>
+            <w:tcW w:w="2108" w:type="pct"/>
+            <w:tcBorders>
+              <w:top w:val="single" w:sz="6" w:space="0" w:color="000000"/>
+              <w:left w:val="single" w:sz="6" w:space="0" w:color="000000"/>
+              <w:bottom w:val="single" w:sz="6" w:space="0" w:color="000000"/>
+              <w:right w:val="single" w:sz="6" w:space="0" w:color="000000"/>
+            </w:tcBorders>
+            <w:shd w:val="clear" w:color="auto" w:fill="D4D4D4"/>
+            <w:tcMar>
+              <w:top w:w="0" w:type="dxa"/>
+              <w:left w:w="30" w:type="dxa"/>
+              <w:bottom w:w="30" w:type="dxa"/>
+              <w:right w:w="30" w:type="dxa"/>
+            </w:tcMar>
+            <w:vAlign w:val="bottom"/>
+            <w:hideMark/>
+          </w:tcPr>
+          <w:p>
+            <w:pPr>
+              <w:jc w:val="both"/>
+              <w:rPr>
+                <w:sz w:val="20"/>
+                <w:szCs w:val="20"/>
+              </w:rPr>
+            </w:pPr>
+            <w:r>
+              <w:rPr>
+                <w:b/>
+                <w:bCs/>
+                <w:sz w:val="20"/>
+                <w:szCs w:val="20"/>
+              </w:rPr>
+              <w:t>Account</w:t>
+            </w:r>
+          </w:p>
+        </w:tc>
+        <w:tc>
+          <w:tcPr>
+            <w:tcW w:w="1452" w:type="pct"/>
+            <w:tcBorders>
+              <w:top w:val="single" w:sz="6" w:space="0" w:color="000000"/>
+              <w:left w:val="single" w:sz="6" w:space="0" w:color="000000"/>
+              <w:bottom w:val="single" w:sz="6" w:space="0" w:color="000000"/>
+              <w:right w:val="single" w:sz="6" w:space="0" w:color="000000"/>
+            </w:tcBorders>
+            <w:tcMar>
+              <w:top w:w="0" w:type="dxa"/>
+              <w:left w:w="30" w:type="dxa"/>
+              <w:bottom w:w="30" w:type="dxa"/>
+              <w:right w:w="30" w:type="dxa"/>
+            </w:tcMar>
+            <w:vAlign w:val="bottom"/>
+            <w:hideMark/>
+          </w:tcPr>
+          <w:p>
+            <w:pPr>
+              <w:jc w:val="both"/>
+              <w:rPr>
+                <w:sz w:val="20"/>
+                <w:szCs w:val="20"/>
+              </w:rPr>
+            </w:pPr>
+            <w:r>
+              <w:rPr>
+                <w:sz w:val="20"/>
+                <w:szCs w:val="20"/>
+              </w:rPr>
+              <w:t>-</w:t>
+            </w:r>
+          </w:p>
+        </w:tc>
+        <w:tc>
+          <w:tcPr>
+            <w:tcW w:w="1440" w:type="pct"/>
+            <w:tcBorders>
+              <w:top w:val="single" w:sz="6" w:space="0" w:color="000000"/>
+              <w:left w:val="single" w:sz="6" w:space="0" w:color="000000"/>
+              <w:bottom w:val="single" w:sz="6" w:space="0" w:color="000000"/>
+              <w:right w:val="single" w:sz="6" w:space="0" w:color="000000"/>
+            </w:tcBorders>
+            <w:tcMar>
+              <w:top w:w="0" w:type="dxa"/>
+              <w:left w:w="30" w:type="dxa"/>
+              <w:bottom w:w="30" w:type="dxa"/>
+              <w:right w:w="30" w:type="dxa"/>
+            </w:tcMar>
+            <w:vAlign w:val="bottom"/>
+            <w:hideMark/>
+          </w:tcPr>
+          <w:p>
+            <w:pPr>
+              <w:jc w:val="both"/>
+              <w:rPr>
+                <w:sz w:val="20"/>
+                <w:szCs w:val="20"/>
+              </w:rPr>
+            </w:pPr>
+            <w:r>
+              <w:rPr>
+                <w:sz w:val="20"/>
+                <w:szCs w:val="20"/>
+              </w:rPr>
+              <w:t>General</w:t>
+            </w:r>
+          </w:p>
+        </w:tc>
+      </w:tr>
+      <w:tr>
+        <w:trPr>
+          <w:trHeight w:val="150"/>
+        </w:trPr>
+        <w:tc>
+          <w:tcPr>
+            <w:tcW w:w="2108" w:type="pct"/>
+            <w:tcBorders>
+              <w:top w:val="single" w:sz="6" w:space="0" w:color="000000"/>
+              <w:left w:val="single" w:sz="6" w:space="0" w:color="000000"/>
+              <w:bottom w:val="single" w:sz="6" w:space="0" w:color="000000"/>
+              <w:right w:val="single" w:sz="6" w:space="0" w:color="000000"/>
+            </w:tcBorders>
+            <w:shd w:val="clear" w:color="auto" w:fill="D4D4D4"/>
+            <w:tcMar>
+              <w:top w:w="0" w:type="dxa"/>
+              <w:left w:w="30" w:type="dxa"/>
+              <w:bottom w:w="30" w:type="dxa"/>
+              <w:right w:w="30" w:type="dxa"/>
+            </w:tcMar>
+            <w:vAlign w:val="bottom"/>
+            <w:hideMark/>
+          </w:tcPr>
+          <w:p>
+            <w:pPr>
+              <w:jc w:val="both"/>
+              <w:rPr>
+                <w:sz w:val="20"/>
+                <w:szCs w:val="20"/>
+              </w:rPr>
+            </w:pPr>
+            <w:r>
+              <w:rPr>
+                <w:b/>
+                <w:bCs/>
+                <w:sz w:val="20"/>
+                <w:szCs w:val="20"/>
+              </w:rPr>
+              <w:t>Desktop</w:t>
+            </w:r>
+          </w:p>
+        </w:tc>
+        <w:tc>
+          <w:tcPr>
+            <w:tcW w:w="1452" w:type="pct"/>
+            <w:tcBorders>
+              <w:top w:val="single" w:sz="6" w:space="0" w:color="000000"/>
+              <w:left w:val="single" w:sz="6" w:space="0" w:color="000000"/>
+              <w:bottom w:val="single" w:sz="6" w:space="0" w:color="000000"/>
+              <w:right w:val="single" w:sz="6" w:space="0" w:color="000000"/>
+            </w:tcBorders>
+            <w:tcMar>
+              <w:top w:w="0" w:type="dxa"/>
+              <w:left w:w="30" w:type="dxa"/>
+              <w:bottom w:w="30" w:type="dxa"/>
+              <w:right w:w="30" w:type="dxa"/>
+            </w:tcMar>
+            <w:vAlign w:val="bottom"/>
+            <w:hideMark/>
+          </w:tcPr>
+          <w:p>
+            <w:pPr>
+              <w:jc w:val="both"/>
+              <w:rPr>
+                <w:sz w:val="20"/>
+                <w:szCs w:val="20"/>
+              </w:rPr>
+            </w:pPr>
+            <w:r>
+              <w:rPr>
+                <w:sz w:val="20"/>
+                <w:szCs w:val="20"/>
+              </w:rPr>
+              <w:t>-</w:t>
+            </w:r>
+          </w:p>
+        </w:tc>
+        <w:tc>
+          <w:tcPr>
+            <w:tcW w:w="1440" w:type="pct"/>
+            <w:tcBorders>
+              <w:top w:val="single" w:sz="6" w:space="0" w:color="000000"/>
+              <w:left w:val="single" w:sz="6" w:space="0" w:color="000000"/>
+              <w:bottom w:val="single" w:sz="6" w:space="0" w:color="000000"/>
+              <w:right w:val="single" w:sz="6" w:space="0" w:color="000000"/>
+            </w:tcBorders>
+            <w:tcMar>
+              <w:top w:w="0" w:type="dxa"/>
+              <w:left w:w="30" w:type="dxa"/>
+              <w:bottom w:w="30" w:type="dxa"/>
+              <w:right w:w="30" w:type="dxa"/>
+            </w:tcMar>
+            <w:vAlign w:val="bottom"/>
+            <w:hideMark/>
+          </w:tcPr>
+          <w:p>
+            <w:pPr>
+              <w:jc w:val="both"/>
+              <w:rPr>
+                <w:sz w:val="20"/>
+                <w:szCs w:val="20"/>
+              </w:rPr>
+            </w:pPr>
+            <w:r>
+              <w:rPr>
+                <w:sz w:val="20"/>
+                <w:szCs w:val="20"/>
+              </w:rPr>
+              <w:t>General</w:t>
+            </w:r>
+          </w:p>
+        </w:tc>
+      </w:tr>
+      <w:tr>
+        <w:trPr>
+          <w:trHeight w:val="150"/>
+        </w:trPr>
+        <w:tc>
+          <w:tcPr>
+            <w:tcW w:w="2108" w:type="pct"/>
+            <w:tcBorders>
+              <w:top w:val="single" w:sz="6" w:space="0" w:color="000000"/>
+              <w:left w:val="single" w:sz="6" w:space="0" w:color="000000"/>
+              <w:bottom w:val="single" w:sz="6" w:space="0" w:color="000000"/>
+              <w:right w:val="single" w:sz="6" w:space="0" w:color="000000"/>
+            </w:tcBorders>
+            <w:shd w:val="clear" w:color="auto" w:fill="D4D4D4"/>
+            <w:tcMar>
+              <w:top w:w="0" w:type="dxa"/>
+              <w:left w:w="30" w:type="dxa"/>
+              <w:bottom w:w="30" w:type="dxa"/>
+              <w:right w:w="30" w:type="dxa"/>
+            </w:tcMar>
+            <w:vAlign w:val="bottom"/>
+            <w:hideMark/>
+          </w:tcPr>
+          <w:p>
+            <w:pPr>
+              <w:jc w:val="both"/>
+              <w:rPr>
+                <w:sz w:val="20"/>
+                <w:szCs w:val="20"/>
+              </w:rPr>
+            </w:pPr>
+            <w:r>
+              <w:rPr>
+                <w:b/>
+                <w:bCs/>
+                <w:sz w:val="20"/>
+                <w:szCs w:val="20"/>
+              </w:rPr>
+              <w:t>Login</w:t>
+            </w:r>
+          </w:p>
+        </w:tc>
+        <w:tc>
+          <w:tcPr>
+            <w:tcW w:w="1452" w:type="pct"/>
+            <w:tcBorders>
+              <w:top w:val="single" w:sz="6" w:space="0" w:color="000000"/>
+              <w:left w:val="single" w:sz="6" w:space="0" w:color="000000"/>
+              <w:bottom w:val="single" w:sz="6" w:space="0" w:color="000000"/>
+              <w:right w:val="single" w:sz="6" w:space="0" w:color="000000"/>
+            </w:tcBorders>
+            <w:tcMar>
+              <w:top w:w="0" w:type="dxa"/>
+              <w:left w:w="30" w:type="dxa"/>
+              <w:bottom w:w="30" w:type="dxa"/>
+              <w:right w:w="30" w:type="dxa"/>
+            </w:tcMar>
+            <w:vAlign w:val="bottom"/>
+            <w:hideMark/>
+          </w:tcPr>
+          <w:p>
+            <w:pPr>
+              <w:jc w:val="both"/>
+              <w:rPr>
+                <w:sz w:val="20"/>
+                <w:szCs w:val="20"/>
+              </w:rPr>
+            </w:pPr>
+            <w:r>
+              <w:rPr>
+                <w:sz w:val="20"/>
+                <w:szCs w:val="20"/>
+              </w:rPr>
+              <w:t>-</w:t>
+            </w:r>
+          </w:p>
+        </w:tc>
+        <w:tc>
+          <w:tcPr>
+            <w:tcW w:w="1440" w:type="pct"/>
+            <w:tcBorders>
+              <w:top w:val="single" w:sz="6" w:space="0" w:color="000000"/>
+              <w:left w:val="single" w:sz="6" w:space="0" w:color="000000"/>
+              <w:bottom w:val="single" w:sz="6" w:space="0" w:color="000000"/>
+              <w:right w:val="single" w:sz="6" w:space="0" w:color="000000"/>
+            </w:tcBorders>
+            <w:tcMar>
+              <w:top w:w="0" w:type="dxa"/>
+              <w:left w:w="30" w:type="dxa"/>
+              <w:bottom w:w="30" w:type="dxa"/>
+              <w:right w:w="30" w:type="dxa"/>
+            </w:tcMar>
+            <w:vAlign w:val="bottom"/>
+            <w:hideMark/>
+          </w:tcPr>
+          <w:p>
+            <w:pPr>
+              <w:jc w:val="both"/>
+              <w:rPr>
+                <w:sz w:val="20"/>
+                <w:szCs w:val="20"/>
+              </w:rPr>
+            </w:pPr>
+            <w:r>
+              <w:rPr>
+                <w:sz w:val="20"/>
+                <w:szCs w:val="20"/>
+              </w:rPr>
+              <w:t>General</w:t>
+            </w:r>
+          </w:p>
+        </w:tc>
+      </w:tr>
+      <w:tr>
+        <w:trPr>
+          <w:trHeight w:val="150"/>
+        </w:trPr>
+        <w:tc>
+          <w:tcPr>
+            <w:tcW w:w="2108" w:type="pct"/>
+            <w:tcBorders>
+              <w:top w:val="single" w:sz="6" w:space="0" w:color="000000"/>
+              <w:left w:val="single" w:sz="6" w:space="0" w:color="000000"/>
+              <w:bottom w:val="single" w:sz="6" w:space="0" w:color="000000"/>
+              <w:right w:val="single" w:sz="6" w:space="0" w:color="000000"/>
+            </w:tcBorders>
+            <w:shd w:val="clear" w:color="auto" w:fill="D4D4D4"/>
+            <w:tcMar>
+              <w:top w:w="0" w:type="dxa"/>
+              <w:left w:w="30" w:type="dxa"/>
+              <w:bottom w:w="30" w:type="dxa"/>
+              <w:right w:w="30" w:type="dxa"/>
+            </w:tcMar>
+            <w:vAlign w:val="bottom"/>
+            <w:hideMark/>
+          </w:tcPr>
+          <w:p>
+            <w:pPr>
+              <w:jc w:val="both"/>
+              <w:rPr>
+                <w:sz w:val="20"/>
+                <w:szCs w:val="20"/>
+              </w:rPr>
+            </w:pPr>
+            <w:r>
+              <w:rPr>
+                <w:b/>
+                <w:bCs/>
+                <w:sz w:val="20"/>
+                <w:szCs w:val="20"/>
+              </w:rPr>
+              <w:t>Participant</w:t>
+            </w:r>
+          </w:p>
+        </w:tc>
+        <w:tc>
+          <w:tcPr>
+            <w:tcW w:w="1452" w:type="pct"/>
+            <w:tcBorders>
+              <w:top w:val="single" w:sz="6" w:space="0" w:color="000000"/>
+              <w:left w:val="single" w:sz="6" w:space="0" w:color="000000"/>
+              <w:bottom w:val="single" w:sz="6" w:space="0" w:color="000000"/>
+              <w:right w:val="single" w:sz="6" w:space="0" w:color="000000"/>
+            </w:tcBorders>
+            <w:tcMar>
+              <w:top w:w="0" w:type="dxa"/>
+              <w:left w:w="30" w:type="dxa"/>
+              <w:bottom w:w="30" w:type="dxa"/>
+              <w:right w:w="30" w:type="dxa"/>
+            </w:tcMar>
+            <w:vAlign w:val="bottom"/>
+            <w:hideMark/>
+          </w:tcPr>
+          <w:p>
+            <w:pPr>
+              <w:jc w:val="both"/>
+              <w:rPr>
+                <w:sz w:val="20"/>
+                <w:szCs w:val="20"/>
+              </w:rPr>
+            </w:pPr>
+            <w:r>
+              <w:rPr>
+                <w:sz w:val="20"/>
+                <w:szCs w:val="20"/>
+              </w:rPr>
+              <w:t>-</w:t>
+            </w:r>
+          </w:p>
+        </w:tc>
+        <w:tc>
+          <w:tcPr>
+            <w:tcW w:w="1440" w:type="pct"/>
+            <w:tcBorders>
+              <w:top w:val="single" w:sz="6" w:space="0" w:color="000000"/>
+              <w:left w:val="single" w:sz="6" w:space="0" w:color="000000"/>
+              <w:bottom w:val="single" w:sz="6" w:space="0" w:color="000000"/>
+              <w:right w:val="single" w:sz="6" w:space="0" w:color="000000"/>
+            </w:tcBorders>
+            <w:tcMar>
+              <w:top w:w="0" w:type="dxa"/>
+              <w:left w:w="30" w:type="dxa"/>
+              <w:bottom w:w="30" w:type="dxa"/>
+              <w:right w:w="30" w:type="dxa"/>
+            </w:tcMar>
+            <w:vAlign w:val="bottom"/>
+            <w:hideMark/>
+          </w:tcPr>
+          <w:p>
+            <w:pPr>
+              <w:jc w:val="both"/>
+              <w:rPr>
+                <w:sz w:val="20"/>
+                <w:szCs w:val="20"/>
+              </w:rPr>
+            </w:pPr>
+            <w:r>
+              <w:rPr>
+                <w:sz w:val="20"/>
+                <w:szCs w:val="20"/>
+              </w:rPr>
+              <w:t>General</w:t>
+            </w:r>
+          </w:p>
+        </w:tc>
+      </w:tr>
+      <w:tr>
+        <w:trPr>
+          <w:trHeight w:val="135"/>
+        </w:trPr>
+        <w:tc>
+          <w:tcPr>
+            <w:tcW w:w="2108" w:type="pct"/>
+            <w:tcBorders>
+              <w:top w:val="single" w:sz="6" w:space="0" w:color="000000"/>
+              <w:left w:val="single" w:sz="6" w:space="0" w:color="000000"/>
+              <w:bottom w:val="single" w:sz="6" w:space="0" w:color="000000"/>
+              <w:right w:val="single" w:sz="6" w:space="0" w:color="000000"/>
+            </w:tcBorders>
+            <w:shd w:val="clear" w:color="auto" w:fill="D4D4D4"/>
+            <w:tcMar>
+              <w:top w:w="0" w:type="dxa"/>
+              <w:left w:w="30" w:type="dxa"/>
+              <w:bottom w:w="30" w:type="dxa"/>
+              <w:right w:w="30" w:type="dxa"/>
+            </w:tcMar>
+            <w:vAlign w:val="bottom"/>
+            <w:hideMark/>
+          </w:tcPr>
+          <w:p>
+            <w:pPr>
+              <w:jc w:val="both"/>
+              <w:rPr>
+                <w:sz w:val="20"/>
+                <w:szCs w:val="20"/>
+              </w:rPr>
+            </w:pPr>
+            <w:r>
+              <w:rPr>
+                <w:b/>
+                <w:bCs/>
+                <w:sz w:val="20"/>
+                <w:szCs w:val="20"/>
+              </w:rPr>
+              <w:t>Participants</w:t>
+            </w:r>
+          </w:p>
+        </w:tc>
+        <w:tc>
+          <w:tcPr>
+            <w:tcW w:w="1452" w:type="pct"/>
+            <w:tcBorders>
+              <w:top w:val="single" w:sz="6" w:space="0" w:color="000000"/>
+              <w:left w:val="single" w:sz="6" w:space="0" w:color="000000"/>
+              <w:bottom w:val="single" w:sz="6" w:space="0" w:color="000000"/>
+              <w:right w:val="single" w:sz="6" w:space="0" w:color="000000"/>
+            </w:tcBorders>
+            <w:tcMar>
+              <w:top w:w="0" w:type="dxa"/>
+              <w:left w:w="30" w:type="dxa"/>
+              <w:bottom w:w="30" w:type="dxa"/>
+              <w:right w:w="30" w:type="dxa"/>
+            </w:tcMar>
+            <w:vAlign w:val="bottom"/>
+            <w:hideMark/>
+          </w:tcPr>
+          <w:p>
+            <w:pPr>
+              <w:jc w:val="both"/>
+              <w:rPr>
+                <w:sz w:val="20"/>
+                <w:szCs w:val="20"/>
+              </w:rPr>
+            </w:pPr>
+            <w:r>
+              <w:rPr>
+                <w:sz w:val="20"/>
+                <w:szCs w:val="20"/>
+              </w:rPr>
+              <w:t>-</w:t>
+            </w:r>
+          </w:p>
+        </w:tc>
+        <w:tc>
+          <w:tcPr>
+            <w:tcW w:w="1440" w:type="pct"/>
+            <w:tcBorders>
+              <w:top w:val="single" w:sz="6" w:space="0" w:color="000000"/>
+              <w:left w:val="single" w:sz="6" w:space="0" w:color="000000"/>
+              <w:bottom w:val="single" w:sz="6" w:space="0" w:color="000000"/>
+              <w:right w:val="single" w:sz="6" w:space="0" w:color="000000"/>
+            </w:tcBorders>
+            <w:tcMar>
+              <w:top w:w="0" w:type="dxa"/>
+              <w:left w:w="30" w:type="dxa"/>
+              <w:bottom w:w="30" w:type="dxa"/>
+              <w:right w:w="30" w:type="dxa"/>
+            </w:tcMar>
+            <w:vAlign w:val="bottom"/>
+            <w:hideMark/>
+          </w:tcPr>
+          <w:p>
+            <w:pPr>
+              <w:jc w:val="both"/>
+              <w:rPr>
+                <w:sz w:val="20"/>
+                <w:szCs w:val="20"/>
+              </w:rPr>
+            </w:pPr>
+            <w:r>
+              <w:rPr>
+                <w:sz w:val="20"/>
+                <w:szCs w:val="20"/>
+              </w:rPr>
+              <w:t>General</w:t>
+            </w:r>
+          </w:p>
+        </w:tc>
+      </w:tr>
+      <w:tr>
+        <w:trPr>
+          <w:trHeight w:val="150"/>
+        </w:trPr>
+        <w:tc>
+          <w:tcPr>
+            <w:tcW w:w="2108" w:type="pct"/>
+            <w:tcBorders>
+              <w:top w:val="single" w:sz="6" w:space="0" w:color="000000"/>
+              <w:left w:val="single" w:sz="6" w:space="0" w:color="000000"/>
+              <w:bottom w:val="single" w:sz="6" w:space="0" w:color="000000"/>
+              <w:right w:val="single" w:sz="6" w:space="0" w:color="000000"/>
+            </w:tcBorders>
+            <w:shd w:val="clear" w:color="auto" w:fill="D4D4D4"/>
+            <w:tcMar>
+              <w:top w:w="0" w:type="dxa"/>
+              <w:left w:w="30" w:type="dxa"/>
+              <w:bottom w:w="30" w:type="dxa"/>
+              <w:right w:w="30" w:type="dxa"/>
+            </w:tcMar>
+            <w:vAlign w:val="bottom"/>
+            <w:hideMark/>
+          </w:tcPr>
+          <w:p>
+            <w:pPr>
+              <w:jc w:val="both"/>
+              <w:rPr>
+                <w:sz w:val="20"/>
+                <w:szCs w:val="20"/>
+              </w:rPr>
+            </w:pPr>
+            <w:r>
+              <w:rPr>
+                <w:b/>
+                <w:bCs/>
+                <w:sz w:val="20"/>
+                <w:szCs w:val="20"/>
+              </w:rPr>
+              <w:t>Signup</w:t>
+            </w:r>
+          </w:p>
+        </w:tc>
+        <w:tc>
+          <w:tcPr>
+            <w:tcW w:w="1452" w:type="pct"/>
+            <w:tcBorders>
+              <w:top w:val="single" w:sz="6" w:space="0" w:color="000000"/>
+              <w:left w:val="single" w:sz="6" w:space="0" w:color="000000"/>
+              <w:bottom w:val="single" w:sz="6" w:space="0" w:color="000000"/>
+              <w:right w:val="single" w:sz="6" w:space="0" w:color="000000"/>
+            </w:tcBorders>
+            <w:tcMar>
+              <w:top w:w="0" w:type="dxa"/>
+              <w:left w:w="30" w:type="dxa"/>
+              <w:bottom w:w="30" w:type="dxa"/>
+              <w:right w:w="30" w:type="dxa"/>
+            </w:tcMar>
+            <w:vAlign w:val="bottom"/>
+            <w:hideMark/>
+          </w:tcPr>
+          <w:p>
+            <w:pPr>
+              <w:jc w:val="both"/>
+              <w:rPr>
+                <w:sz w:val="20"/>
+                <w:szCs w:val="20"/>
+              </w:rPr>
+            </w:pPr>
+            <w:r>
+              <w:rPr>
+                <w:sz w:val="20"/>
+                <w:szCs w:val="20"/>
+              </w:rPr>
+              <w:t>-</w:t>
+            </w:r>
+          </w:p>
+        </w:tc>
+        <w:tc>
+          <w:tcPr>
+            <w:tcW w:w="1440" w:type="pct"/>
+            <w:tcBorders>
+              <w:top w:val="single" w:sz="6" w:space="0" w:color="000000"/>
+              <w:left w:val="single" w:sz="6" w:space="0" w:color="000000"/>
+              <w:bottom w:val="single" w:sz="6" w:space="0" w:color="000000"/>
+              <w:right w:val="single" w:sz="6" w:space="0" w:color="000000"/>
+            </w:tcBorders>
+            <w:tcMar>
+              <w:top w:w="0" w:type="dxa"/>
+              <w:left w:w="30" w:type="dxa"/>
+              <w:bottom w:w="30" w:type="dxa"/>
+              <w:right w:w="30" w:type="dxa"/>
+            </w:tcMar>
+            <w:vAlign w:val="bottom"/>
+            <w:hideMark/>
+          </w:tcPr>
+          <w:p>
+            <w:pPr>
+              <w:jc w:val="both"/>
+              <w:rPr>
+                <w:sz w:val="20"/>
+                <w:szCs w:val="20"/>
+              </w:rPr>
+            </w:pPr>
+            <w:r>
+              <w:rPr>
+                <w:sz w:val="20"/>
+                <w:szCs w:val="20"/>
+              </w:rPr>
+              <w:t>General</w:t>
+            </w:r>
+          </w:p>
+        </w:tc>
+      </w:tr>
+    </w:tbl>
+    <w:p>
+      <w:pPr>
+        <w:jc w:val="both"/>
+        <w:rPr>
+          <w:lang w:val="es-ES"/>
+        </w:rPr>
+      </w:pPr>
+    </w:p>
+    <w:p>
+      <w:pPr>
+        <w:jc w:val="both"/>
+        <w:rPr>
+          <w:lang w:val="es-ES"/>
+        </w:rPr>
+      </w:pPr>
+    </w:p>
+    <w:p>
+      <w:pPr>
+        <w:jc w:val="both"/>
+        <w:rPr>
+          <w:lang w:val="es-ES"/>
+        </w:rPr>
+      </w:pPr>
+    </w:p>
+    <w:p>
+      <w:pPr>
+        <w:jc w:val="both"/>
+        <w:rPr>
+          <w:lang w:val="es-ES"/>
+        </w:rPr>
+      </w:pPr>
+    </w:p>
+    <w:p>
+      <w:pPr>
+        <w:jc w:val="both"/>
+        <w:rPr>
+          <w:lang w:val="es-ES"/>
+        </w:rPr>
+      </w:pPr>
+    </w:p>
+    <w:p>
+      <w:pPr>
+        <w:jc w:val="both"/>
+        <w:rPr>
+          <w:lang w:val="es-ES"/>
+        </w:rPr>
+      </w:pPr>
+    </w:p>
+    <w:p>
+      <w:pPr>
+        <w:jc w:val="both"/>
+        <w:rPr>
+          <w:lang w:val="es-ES"/>
+        </w:rPr>
+      </w:pPr>
+    </w:p>
+    <w:p>
+      <w:pPr>
+        <w:jc w:val="both"/>
+        <w:rPr>
+          <w:lang w:val="es-ES"/>
+        </w:rPr>
+      </w:pPr>
+    </w:p>
+    <w:p>
+      <w:pPr>
+        <w:jc w:val="both"/>
+        <w:rPr>
+          <w:lang w:val="es-ES"/>
+        </w:rPr>
+      </w:pPr>
+    </w:p>
+    <w:p>
+      <w:pPr>
+        <w:jc w:val="both"/>
+        <w:rPr>
+          <w:lang w:val="es-ES"/>
+        </w:rPr>
+      </w:pPr>
+    </w:p>
+    <w:p>
+      <w:pPr>
+        <w:jc w:val="both"/>
+        <w:rPr>
+          <w:lang w:val="es-ES"/>
+        </w:rPr>
+      </w:pPr>
+    </w:p>
+    <w:p>
+      <w:pPr>
+        <w:jc w:val="both"/>
+        <w:rPr>
+          <w:lang w:val="es-ES"/>
+        </w:rPr>
+      </w:pPr>
+    </w:p>
+    <w:p>
+      <w:pPr>
+        <w:jc w:val="both"/>
+        <w:rPr>
+          <w:lang w:val="es-ES"/>
+        </w:rPr>
+      </w:pPr>
+    </w:p>
+    <w:p>
+      <w:pPr>
+        <w:jc w:val="both"/>
+        <w:rPr>
+          <w:lang w:val="es-ES"/>
+        </w:rPr>
+      </w:pPr>
+    </w:p>
+    <w:p>
+      <w:pPr>
         <w:pStyle w:val="Heading1"/>
-        <w:tabs>
-          <w:tab w:val="left" w:pos="4876"/>
-        </w:tabs>
         <w:spacing w:line="360" w:lineRule="auto"/>
         <w:jc w:val="both"/>
         <w:rPr>
@@ -20094,116 +22037,39 @@
           <w:lang w:val="es-ES"/>
         </w:rPr>
       </w:pPr>
-    </w:p>
-    <w:p>
-      <w:pPr>
-        <w:rPr>
-          <w:lang w:val="es-ES"/>
-        </w:rPr>
-      </w:pPr>
-    </w:p>
-    <w:p>
-      <w:pPr>
-        <w:rPr>
-          <w:lang w:val="es-ES"/>
-        </w:rPr>
-      </w:pPr>
-    </w:p>
-    <w:p>
-      <w:pPr>
-        <w:rPr>
-          <w:lang w:val="es-ES"/>
-        </w:rPr>
-      </w:pPr>
-    </w:p>
-    <w:p>
-      <w:pPr>
-        <w:rPr>
-          <w:lang w:val="es-ES"/>
-        </w:rPr>
-      </w:pPr>
-    </w:p>
-    <w:p>
-      <w:pPr>
-        <w:rPr>
-          <w:lang w:val="es-ES"/>
-        </w:rPr>
-      </w:pPr>
-    </w:p>
-    <w:p>
-      <w:pPr>
-        <w:rPr>
-          <w:lang w:val="es-ES"/>
-        </w:rPr>
-      </w:pPr>
-    </w:p>
-    <w:p>
-      <w:pPr>
-        <w:rPr>
-          <w:lang w:val="es-ES"/>
-        </w:rPr>
-      </w:pPr>
-    </w:p>
-    <w:p>
-      <w:pPr>
-        <w:rPr>
-          <w:lang w:val="es-ES"/>
-        </w:rPr>
-      </w:pPr>
-    </w:p>
-    <w:p>
-      <w:pPr>
-        <w:rPr>
-          <w:lang w:val="es-ES"/>
-        </w:rPr>
-      </w:pPr>
-    </w:p>
-    <w:p>
-      <w:pPr>
-        <w:rPr>
-          <w:lang w:val="es-ES"/>
-        </w:rPr>
-      </w:pPr>
-    </w:p>
-    <w:p>
-      <w:pPr>
-        <w:rPr>
-          <w:lang w:val="es-ES"/>
-        </w:rPr>
-      </w:pPr>
-    </w:p>
-    <w:p>
-      <w:pPr>
-        <w:rPr>
-          <w:lang w:val="es-ES"/>
-        </w:rPr>
-      </w:pPr>
-    </w:p>
-    <w:p>
-      <w:pPr>
-        <w:rPr>
-          <w:lang w:val="es-ES"/>
-        </w:rPr>
-      </w:pPr>
-    </w:p>
-    <w:p>
-      <w:pPr>
-        <w:pStyle w:val="Heading1"/>
-        <w:spacing w:line="360" w:lineRule="auto"/>
-        <w:jc w:val="both"/>
-        <w:rPr>
-          <w:rFonts w:ascii="Times New Roman" w:hAnsi="Times New Roman" w:cs="Times New Roman"/>
-          <w:b/>
-          <w:bCs/>
-          <w:sz w:val="32"/>
-          <w:szCs w:val="32"/>
-          <w:lang w:val="es-ES"/>
-        </w:rPr>
-      </w:pPr>
       <w:bookmarkStart w:id="14" w:name="_Toc189846486"/>
     </w:p>
     <w:p>
       <w:pPr>
+        <w:rPr>
+          <w:lang w:val="es-ES"/>
+        </w:rPr>
+      </w:pPr>
+    </w:p>
+    <w:p>
+      <w:pPr>
+        <w:rPr>
+          <w:lang w:val="es-ES"/>
+        </w:rPr>
+      </w:pPr>
+    </w:p>
+    <w:p>
+      <w:pPr>
+        <w:rPr>
+          <w:lang w:val="es-ES"/>
+        </w:rPr>
+      </w:pPr>
+    </w:p>
+    <w:p>
+      <w:pPr>
+        <w:rPr>
+          <w:lang w:val="es-ES"/>
+        </w:rPr>
+      </w:pPr>
+    </w:p>
+    <w:p>
+      <w:pPr>
+        <w:jc w:val="both"/>
         <w:rPr>
           <w:lang w:val="es-ES"/>
         </w:rPr>
@@ -20969,226 +22835,6 @@
     </w:p>
     <w:p>
       <w:pPr>
-        <w:spacing w:line="360" w:lineRule="auto"/>
-        <w:jc w:val="both"/>
-        <w:rPr>
-          <w:rFonts w:ascii="Times New Roman" w:hAnsi="Times New Roman" w:cs="Times New Roman"/>
-          <w:lang w:val="es-ES"/>
-        </w:rPr>
-      </w:pPr>
-    </w:p>
-    <w:p>
-      <w:pPr>
-        <w:spacing w:line="360" w:lineRule="auto"/>
-        <w:jc w:val="both"/>
-        <w:rPr>
-          <w:rFonts w:ascii="Times New Roman" w:hAnsi="Times New Roman" w:cs="Times New Roman"/>
-          <w:lang w:val="es-ES"/>
-        </w:rPr>
-      </w:pPr>
-    </w:p>
-    <w:p>
-      <w:pPr>
-        <w:spacing w:line="360" w:lineRule="auto"/>
-        <w:jc w:val="both"/>
-        <w:rPr>
-          <w:rFonts w:ascii="Times New Roman" w:hAnsi="Times New Roman" w:cs="Times New Roman"/>
-          <w:lang w:val="es-ES"/>
-        </w:rPr>
-      </w:pPr>
-    </w:p>
-    <w:p>
-      <w:pPr>
-        <w:spacing w:line="360" w:lineRule="auto"/>
-        <w:jc w:val="both"/>
-        <w:rPr>
-          <w:rFonts w:ascii="Times New Roman" w:hAnsi="Times New Roman" w:cs="Times New Roman"/>
-          <w:lang w:val="es-ES"/>
-        </w:rPr>
-      </w:pPr>
-    </w:p>
-    <w:p>
-      <w:pPr>
-        <w:spacing w:line="360" w:lineRule="auto"/>
-        <w:jc w:val="both"/>
-        <w:rPr>
-          <w:rFonts w:ascii="Times New Roman" w:hAnsi="Times New Roman" w:cs="Times New Roman"/>
-          <w:lang w:val="es-ES"/>
-        </w:rPr>
-      </w:pPr>
-    </w:p>
-    <w:p>
-      <w:pPr>
-        <w:spacing w:line="360" w:lineRule="auto"/>
-        <w:jc w:val="both"/>
-        <w:rPr>
-          <w:rFonts w:ascii="Times New Roman" w:hAnsi="Times New Roman" w:cs="Times New Roman"/>
-          <w:lang w:val="es-ES"/>
-        </w:rPr>
-      </w:pPr>
-    </w:p>
-    <w:p>
-      <w:pPr>
-        <w:spacing w:line="360" w:lineRule="auto"/>
-        <w:jc w:val="both"/>
-        <w:rPr>
-          <w:rFonts w:ascii="Times New Roman" w:hAnsi="Times New Roman" w:cs="Times New Roman"/>
-          <w:lang w:val="es-ES"/>
-        </w:rPr>
-      </w:pPr>
-    </w:p>
-    <w:p>
-      <w:pPr>
-        <w:spacing w:line="360" w:lineRule="auto"/>
-        <w:jc w:val="both"/>
-        <w:rPr>
-          <w:rFonts w:ascii="Times New Roman" w:hAnsi="Times New Roman" w:cs="Times New Roman"/>
-          <w:lang w:val="es-ES"/>
-        </w:rPr>
-      </w:pPr>
-    </w:p>
-    <w:p>
-      <w:pPr>
-        <w:spacing w:line="360" w:lineRule="auto"/>
-        <w:jc w:val="both"/>
-        <w:rPr>
-          <w:rFonts w:ascii="Times New Roman" w:hAnsi="Times New Roman" w:cs="Times New Roman"/>
-          <w:lang w:val="es-ES"/>
-        </w:rPr>
-      </w:pPr>
-    </w:p>
-    <w:p>
-      <w:pPr>
-        <w:spacing w:line="360" w:lineRule="auto"/>
-        <w:jc w:val="both"/>
-        <w:rPr>
-          <w:rFonts w:ascii="Times New Roman" w:hAnsi="Times New Roman" w:cs="Times New Roman"/>
-          <w:lang w:val="es-ES"/>
-        </w:rPr>
-      </w:pPr>
-    </w:p>
-    <w:p>
-      <w:pPr>
-        <w:spacing w:line="360" w:lineRule="auto"/>
-        <w:jc w:val="both"/>
-        <w:rPr>
-          <w:rFonts w:ascii="Times New Roman" w:hAnsi="Times New Roman" w:cs="Times New Roman"/>
-          <w:lang w:val="es-ES"/>
-        </w:rPr>
-      </w:pPr>
-    </w:p>
-    <w:p>
-      <w:pPr>
-        <w:spacing w:line="360" w:lineRule="auto"/>
-        <w:jc w:val="both"/>
-        <w:rPr>
-          <w:rFonts w:ascii="Times New Roman" w:hAnsi="Times New Roman" w:cs="Times New Roman"/>
-          <w:lang w:val="es-ES"/>
-        </w:rPr>
-      </w:pPr>
-    </w:p>
-    <w:p>
-      <w:pPr>
-        <w:spacing w:line="360" w:lineRule="auto"/>
-        <w:jc w:val="both"/>
-        <w:rPr>
-          <w:rFonts w:ascii="Times New Roman" w:hAnsi="Times New Roman" w:cs="Times New Roman"/>
-          <w:lang w:val="es-ES"/>
-        </w:rPr>
-      </w:pPr>
-    </w:p>
-    <w:p>
-      <w:pPr>
-        <w:spacing w:line="360" w:lineRule="auto"/>
-        <w:jc w:val="both"/>
-        <w:rPr>
-          <w:rFonts w:ascii="Times New Roman" w:hAnsi="Times New Roman" w:cs="Times New Roman"/>
-          <w:lang w:val="es-ES"/>
-        </w:rPr>
-      </w:pPr>
-    </w:p>
-    <w:p>
-      <w:pPr>
-        <w:spacing w:line="360" w:lineRule="auto"/>
-        <w:jc w:val="both"/>
-        <w:rPr>
-          <w:rFonts w:ascii="Times New Roman" w:hAnsi="Times New Roman" w:cs="Times New Roman"/>
-          <w:lang w:val="es-ES"/>
-        </w:rPr>
-      </w:pPr>
-    </w:p>
-    <w:p>
-      <w:pPr>
-        <w:spacing w:line="360" w:lineRule="auto"/>
-        <w:jc w:val="both"/>
-        <w:rPr>
-          <w:rFonts w:ascii="Times New Roman" w:hAnsi="Times New Roman" w:cs="Times New Roman"/>
-          <w:lang w:val="es-ES"/>
-        </w:rPr>
-      </w:pPr>
-    </w:p>
-    <w:p>
-      <w:pPr>
-        <w:spacing w:line="360" w:lineRule="auto"/>
-        <w:jc w:val="both"/>
-        <w:rPr>
-          <w:rFonts w:ascii="Times New Roman" w:hAnsi="Times New Roman" w:cs="Times New Roman"/>
-          <w:lang w:val="es-ES"/>
-        </w:rPr>
-      </w:pPr>
-    </w:p>
-    <w:p>
-      <w:pPr>
-        <w:spacing w:line="360" w:lineRule="auto"/>
-        <w:jc w:val="both"/>
-        <w:rPr>
-          <w:rFonts w:ascii="Times New Roman" w:hAnsi="Times New Roman" w:cs="Times New Roman"/>
-          <w:lang w:val="es-ES"/>
-        </w:rPr>
-      </w:pPr>
-    </w:p>
-    <w:p>
-      <w:pPr>
-        <w:spacing w:line="360" w:lineRule="auto"/>
-        <w:jc w:val="both"/>
-        <w:rPr>
-          <w:rFonts w:ascii="Times New Roman" w:hAnsi="Times New Roman" w:cs="Times New Roman"/>
-          <w:lang w:val="es-ES"/>
-        </w:rPr>
-      </w:pPr>
-    </w:p>
-    <w:p>
-      <w:pPr>
-        <w:spacing w:line="360" w:lineRule="auto"/>
-        <w:jc w:val="both"/>
-        <w:rPr>
-          <w:rFonts w:ascii="Times New Roman" w:hAnsi="Times New Roman" w:cs="Times New Roman"/>
-          <w:lang w:val="es-ES"/>
-        </w:rPr>
-      </w:pPr>
-    </w:p>
-    <w:p>
-      <w:pPr>
-        <w:spacing w:line="360" w:lineRule="auto"/>
-        <w:jc w:val="both"/>
-        <w:rPr>
-          <w:rFonts w:ascii="Times New Roman" w:hAnsi="Times New Roman" w:cs="Times New Roman"/>
-          <w:lang w:val="es-ES"/>
-        </w:rPr>
-      </w:pPr>
-    </w:p>
-    <w:p>
-      <w:pPr>
-        <w:spacing w:line="360" w:lineRule="auto"/>
-        <w:jc w:val="both"/>
-        <w:rPr>
-          <w:rFonts w:ascii="Times New Roman" w:hAnsi="Times New Roman" w:cs="Times New Roman"/>
-          <w:lang w:val="es-ES"/>
-        </w:rPr>
-      </w:pPr>
-    </w:p>
-    <w:p>
-      <w:pPr>
         <w:pStyle w:val="Heading1"/>
         <w:spacing w:line="360" w:lineRule="auto"/>
         <w:jc w:val="both"/>
@@ -21201,7 +22847,6 @@
           <w:lang w:val="es-ES"/>
         </w:rPr>
       </w:pPr>
-      <w:bookmarkStart w:id="17" w:name="_Toc189846489"/>
       <w:r>
         <w:rPr>
           <w:rFonts w:ascii="Times New Roman" w:hAnsi="Times New Roman" w:cs="Times New Roman"/>
@@ -21211,9 +22856,1615 @@
           <w:szCs w:val="32"/>
           <w:lang w:val="es-ES"/>
         </w:rPr>
-        <w:t>A</w:t>
-      </w:r>
-      <w:r>
+        <w:lastRenderedPageBreak/>
+        <w:t>Conclusiones</w:t>
+      </w:r>
+    </w:p>
+    <w:p>
+      <w:pPr>
+        <w:spacing w:line="360" w:lineRule="auto"/>
+        <w:jc w:val="both"/>
+        <w:rPr>
+          <w:rFonts w:ascii="Times New Roman" w:hAnsi="Times New Roman" w:cs="Times New Roman"/>
+          <w:lang w:val="es-ES"/>
+        </w:rPr>
+      </w:pPr>
+      <w:r>
+        <w:rPr>
+          <w:rFonts w:ascii="Times New Roman" w:hAnsi="Times New Roman" w:cs="Times New Roman"/>
+          <w:lang w:val="es-ES"/>
+        </w:rPr>
+        <w:t xml:space="preserve">El desarrollo de este proyecto ha permitido la creación de una plataforma integral para la gestión de un campamento infantil, optimizando los </w:t>
+      </w:r>
+      <w:r>
+        <w:rPr>
+          <w:rFonts w:ascii="Times New Roman" w:hAnsi="Times New Roman" w:cs="Times New Roman"/>
+          <w:lang w:val="es-ES"/>
+        </w:rPr>
+        <w:t>procesos</w:t>
+      </w:r>
+      <w:r>
+        <w:rPr>
+          <w:rFonts w:ascii="Times New Roman" w:hAnsi="Times New Roman" w:cs="Times New Roman"/>
+          <w:lang w:val="es-ES"/>
+        </w:rPr>
+        <w:t xml:space="preserve"> administrativos y mejorando el flujo de trabajo </w:t>
+      </w:r>
+      <w:r>
+        <w:rPr>
+          <w:rFonts w:ascii="Times New Roman" w:hAnsi="Times New Roman" w:cs="Times New Roman"/>
+          <w:lang w:val="es-ES"/>
+        </w:rPr>
+        <w:t>cuando los clientes utilicen la aplicación.</w:t>
+      </w:r>
+    </w:p>
+    <w:p>
+      <w:pPr>
+        <w:spacing w:line="360" w:lineRule="auto"/>
+        <w:jc w:val="both"/>
+        <w:rPr>
+          <w:rFonts w:ascii="Times New Roman" w:hAnsi="Times New Roman" w:cs="Times New Roman"/>
+          <w:lang w:val="es-ES"/>
+        </w:rPr>
+      </w:pPr>
+    </w:p>
+    <w:p>
+      <w:pPr>
+        <w:spacing w:line="360" w:lineRule="auto"/>
+        <w:jc w:val="both"/>
+        <w:rPr>
+          <w:rFonts w:ascii="Times New Roman" w:hAnsi="Times New Roman" w:cs="Times New Roman"/>
+          <w:lang w:val="es-ES"/>
+        </w:rPr>
+      </w:pPr>
+      <w:r>
+        <w:rPr>
+          <w:rFonts w:ascii="Times New Roman" w:hAnsi="Times New Roman" w:cs="Times New Roman"/>
+          <w:lang w:val="es-ES"/>
+        </w:rPr>
+        <w:t>A lo largo del desarrollo, se han aplicado numerosos lenguajes y herramientas aprendidas durante el curso de Técnico de Desarrollo de Aplicaciones Web, como por ejemplo PHP y Git.</w:t>
+      </w:r>
+    </w:p>
+    <w:p>
+      <w:pPr>
+        <w:spacing w:line="360" w:lineRule="auto"/>
+        <w:jc w:val="both"/>
+        <w:rPr>
+          <w:rFonts w:ascii="Times New Roman" w:hAnsi="Times New Roman" w:cs="Times New Roman"/>
+          <w:lang w:val="es-ES"/>
+        </w:rPr>
+      </w:pPr>
+    </w:p>
+    <w:p>
+      <w:pPr>
+        <w:pStyle w:val="Heading2"/>
+        <w:spacing w:line="360" w:lineRule="auto"/>
+        <w:jc w:val="both"/>
+        <w:rPr>
+          <w:rFonts w:ascii="Times New Roman" w:hAnsi="Times New Roman" w:cs="Times New Roman"/>
+          <w:b/>
+          <w:bCs/>
+          <w:sz w:val="28"/>
+          <w:szCs w:val="28"/>
+          <w:lang w:val="es-ES"/>
+        </w:rPr>
+      </w:pPr>
+      <w:r>
+        <w:rPr>
+          <w:rFonts w:ascii="Times New Roman" w:hAnsi="Times New Roman" w:cs="Times New Roman"/>
+          <w:b/>
+          <w:bCs/>
+          <w:sz w:val="28"/>
+          <w:szCs w:val="28"/>
+          <w:lang w:val="es-ES"/>
+        </w:rPr>
+        <w:t>Logros alcanzados</w:t>
+      </w:r>
+    </w:p>
+    <w:p>
+      <w:pPr>
+        <w:pStyle w:val="ListParagraph"/>
+        <w:numPr>
+          <w:ilvl w:val="0"/>
+          <w:numId w:val="33"/>
+        </w:numPr>
+        <w:spacing w:line="360" w:lineRule="auto"/>
+        <w:jc w:val="both"/>
+        <w:rPr>
+          <w:rFonts w:ascii="Times New Roman" w:hAnsi="Times New Roman" w:cs="Times New Roman"/>
+          <w:lang w:val="es-ES"/>
+        </w:rPr>
+      </w:pPr>
+      <w:r>
+        <w:rPr>
+          <w:rFonts w:ascii="Times New Roman" w:hAnsi="Times New Roman" w:cs="Times New Roman"/>
+          <w:b/>
+          <w:bCs/>
+          <w:lang w:val="es-ES"/>
+        </w:rPr>
+        <w:t>Arquitectura sistematizada y optimizada:</w:t>
+      </w:r>
+      <w:r>
+        <w:rPr>
+          <w:rFonts w:ascii="Times New Roman" w:hAnsi="Times New Roman" w:cs="Times New Roman"/>
+          <w:lang w:val="es-ES"/>
+        </w:rPr>
+        <w:t xml:space="preserve"> Se ha implementado un sistema basado en el patrón </w:t>
+      </w:r>
+      <w:r>
+        <w:rPr>
+          <w:rFonts w:ascii="Times New Roman" w:hAnsi="Times New Roman" w:cs="Times New Roman"/>
+          <w:b/>
+          <w:bCs/>
+          <w:lang w:val="es-ES"/>
+        </w:rPr>
+        <w:t>Modelo-Vista-Controlador</w:t>
+      </w:r>
+      <w:r>
+        <w:rPr>
+          <w:rFonts w:ascii="Times New Roman" w:hAnsi="Times New Roman" w:cs="Times New Roman"/>
+          <w:lang w:val="es-ES"/>
+        </w:rPr>
+        <w:t xml:space="preserve"> con Polaris, lo que ha permitido un desarrollo más eficiente y organizado que de la manera convencional.</w:t>
+      </w:r>
+    </w:p>
+    <w:p>
+      <w:pPr>
+        <w:pStyle w:val="ListParagraph"/>
+        <w:spacing w:line="360" w:lineRule="auto"/>
+        <w:jc w:val="both"/>
+        <w:rPr>
+          <w:rFonts w:ascii="Times New Roman" w:hAnsi="Times New Roman" w:cs="Times New Roman"/>
+          <w:lang w:val="es-ES"/>
+        </w:rPr>
+      </w:pPr>
+    </w:p>
+    <w:p>
+      <w:pPr>
+        <w:pStyle w:val="ListParagraph"/>
+        <w:numPr>
+          <w:ilvl w:val="0"/>
+          <w:numId w:val="33"/>
+        </w:numPr>
+        <w:spacing w:line="360" w:lineRule="auto"/>
+        <w:jc w:val="both"/>
+        <w:rPr>
+          <w:rFonts w:ascii="Times New Roman" w:hAnsi="Times New Roman" w:cs="Times New Roman"/>
+          <w:lang w:val="es-ES"/>
+        </w:rPr>
+      </w:pPr>
+      <w:r>
+        <w:rPr>
+          <w:rFonts w:ascii="Times New Roman" w:hAnsi="Times New Roman" w:cs="Times New Roman"/>
+          <w:b/>
+          <w:bCs/>
+          <w:lang w:val="es-ES"/>
+        </w:rPr>
+        <w:t>Interfaz dirigida al usuario:</w:t>
+      </w:r>
+      <w:r>
+        <w:rPr>
+          <w:rFonts w:ascii="Times New Roman" w:hAnsi="Times New Roman" w:cs="Times New Roman"/>
+          <w:lang w:val="es-ES"/>
+        </w:rPr>
+        <w:t xml:space="preserve"> Se ha diseñado una plataforma accesible y adaptada a los diferentes dispositivos, utilizando principalmente </w:t>
+      </w:r>
+      <w:proofErr w:type="spellStart"/>
+      <w:r>
+        <w:rPr>
+          <w:rFonts w:ascii="Times New Roman" w:hAnsi="Times New Roman" w:cs="Times New Roman"/>
+          <w:b/>
+          <w:bCs/>
+          <w:lang w:val="es-ES"/>
+        </w:rPr>
+        <w:t>TailwindCSS</w:t>
+      </w:r>
+      <w:proofErr w:type="spellEnd"/>
+      <w:r>
+        <w:rPr>
+          <w:rFonts w:ascii="Times New Roman" w:hAnsi="Times New Roman" w:cs="Times New Roman"/>
+          <w:lang w:val="es-ES"/>
+        </w:rPr>
+        <w:t xml:space="preserve"> para maquetar de una manera más rápida.</w:t>
+      </w:r>
+    </w:p>
+    <w:p>
+      <w:pPr>
+        <w:pStyle w:val="ListParagraph"/>
+        <w:jc w:val="both"/>
+        <w:rPr>
+          <w:rFonts w:ascii="Times New Roman" w:hAnsi="Times New Roman" w:cs="Times New Roman"/>
+          <w:lang w:val="es-ES"/>
+        </w:rPr>
+      </w:pPr>
+    </w:p>
+    <w:p>
+      <w:pPr>
+        <w:pStyle w:val="ListParagraph"/>
+        <w:numPr>
+          <w:ilvl w:val="0"/>
+          <w:numId w:val="33"/>
+        </w:numPr>
+        <w:spacing w:line="360" w:lineRule="auto"/>
+        <w:jc w:val="both"/>
+        <w:rPr>
+          <w:rFonts w:ascii="Times New Roman" w:hAnsi="Times New Roman" w:cs="Times New Roman"/>
+          <w:lang w:val="es-ES"/>
+        </w:rPr>
+      </w:pPr>
+      <w:r>
+        <w:rPr>
+          <w:rFonts w:ascii="Times New Roman" w:hAnsi="Times New Roman" w:cs="Times New Roman"/>
+          <w:b/>
+          <w:bCs/>
+          <w:lang w:val="es-ES"/>
+        </w:rPr>
+        <w:t>Gestión de usuarios:</w:t>
+      </w:r>
+      <w:r>
+        <w:rPr>
+          <w:rFonts w:ascii="Times New Roman" w:hAnsi="Times New Roman" w:cs="Times New Roman"/>
+          <w:lang w:val="es-ES"/>
+        </w:rPr>
+        <w:t xml:space="preserve"> Se han desarrollado paneles diferentes según el rol del usuario para tutores, administradores y monitores, asegurando la seguridad de los datos de los participantes y tutores.</w:t>
+      </w:r>
+    </w:p>
+    <w:p>
+      <w:pPr>
+        <w:pStyle w:val="ListParagraph"/>
+        <w:jc w:val="both"/>
+        <w:rPr>
+          <w:rFonts w:ascii="Times New Roman" w:hAnsi="Times New Roman" w:cs="Times New Roman"/>
+          <w:lang w:val="es-ES"/>
+        </w:rPr>
+      </w:pPr>
+    </w:p>
+    <w:p>
+      <w:pPr>
+        <w:pStyle w:val="ListParagraph"/>
+        <w:numPr>
+          <w:ilvl w:val="0"/>
+          <w:numId w:val="33"/>
+        </w:numPr>
+        <w:spacing w:line="360" w:lineRule="auto"/>
+        <w:jc w:val="both"/>
+        <w:rPr>
+          <w:rFonts w:ascii="Times New Roman" w:hAnsi="Times New Roman" w:cs="Times New Roman"/>
+          <w:lang w:val="es-ES"/>
+        </w:rPr>
+      </w:pPr>
+      <w:r>
+        <w:rPr>
+          <w:rFonts w:ascii="Times New Roman" w:hAnsi="Times New Roman" w:cs="Times New Roman"/>
+          <w:b/>
+          <w:bCs/>
+          <w:lang w:val="es-ES"/>
+        </w:rPr>
+        <w:t xml:space="preserve">Automatización de procesos: </w:t>
+      </w:r>
+      <w:r>
+        <w:rPr>
+          <w:rFonts w:ascii="Times New Roman" w:hAnsi="Times New Roman" w:cs="Times New Roman"/>
+          <w:lang w:val="es-ES"/>
+        </w:rPr>
+        <w:t>Se han desarrollado sistemas de optimización de procesos para facilitar la labor del cliente dentro del panel. Por ejemplo, se ha automatizado el envío de emails configurados a tutores para pedir pagos pendientes.</w:t>
+      </w:r>
+    </w:p>
+    <w:p>
+      <w:pPr>
+        <w:pStyle w:val="ListParagraph"/>
+        <w:jc w:val="both"/>
+        <w:rPr>
+          <w:rFonts w:ascii="Times New Roman" w:hAnsi="Times New Roman" w:cs="Times New Roman"/>
+          <w:lang w:val="es-ES"/>
+        </w:rPr>
+      </w:pPr>
+    </w:p>
+    <w:p>
+      <w:pPr>
+        <w:pStyle w:val="ListParagraph"/>
+        <w:numPr>
+          <w:ilvl w:val="0"/>
+          <w:numId w:val="33"/>
+        </w:numPr>
+        <w:spacing w:line="360" w:lineRule="auto"/>
+        <w:jc w:val="both"/>
+        <w:rPr>
+          <w:rFonts w:ascii="Times New Roman" w:hAnsi="Times New Roman" w:cs="Times New Roman"/>
+          <w:lang w:val="es-ES"/>
+        </w:rPr>
+      </w:pPr>
+      <w:r>
+        <w:rPr>
+          <w:rFonts w:ascii="Times New Roman" w:hAnsi="Times New Roman" w:cs="Times New Roman"/>
+          <w:b/>
+          <w:bCs/>
+          <w:lang w:val="es-ES"/>
+        </w:rPr>
+        <w:t>Gestión centralizada de peticiones:</w:t>
+      </w:r>
+      <w:r>
+        <w:rPr>
+          <w:rFonts w:ascii="Times New Roman" w:hAnsi="Times New Roman" w:cs="Times New Roman"/>
+          <w:lang w:val="es-ES"/>
+        </w:rPr>
+        <w:t xml:space="preserve"> Usando Polaris, se ha utilizado un </w:t>
+      </w:r>
+      <w:proofErr w:type="spellStart"/>
+      <w:r>
+        <w:rPr>
+          <w:rFonts w:ascii="Times New Roman" w:hAnsi="Times New Roman" w:cs="Times New Roman"/>
+          <w:b/>
+          <w:bCs/>
+          <w:lang w:val="es-ES"/>
+        </w:rPr>
+        <w:t>Kernel</w:t>
+      </w:r>
+      <w:proofErr w:type="spellEnd"/>
+      <w:r>
+        <w:rPr>
+          <w:rFonts w:ascii="Times New Roman" w:hAnsi="Times New Roman" w:cs="Times New Roman"/>
+          <w:lang w:val="es-ES"/>
+        </w:rPr>
+        <w:t xml:space="preserve"> para centralizar las peticiones AJAX y GET, renderizando plantillas y ejecutando métodos AJAX de una manera más eficiente.</w:t>
+      </w:r>
+    </w:p>
+    <w:p>
+      <w:pPr>
+        <w:pStyle w:val="ListParagraph"/>
+        <w:jc w:val="both"/>
+        <w:rPr>
+          <w:rFonts w:ascii="Times New Roman" w:hAnsi="Times New Roman" w:cs="Times New Roman"/>
+          <w:lang w:val="es-ES"/>
+        </w:rPr>
+      </w:pPr>
+    </w:p>
+    <w:p>
+      <w:pPr>
+        <w:pStyle w:val="ListParagraph"/>
+        <w:numPr>
+          <w:ilvl w:val="0"/>
+          <w:numId w:val="33"/>
+        </w:numPr>
+        <w:spacing w:line="360" w:lineRule="auto"/>
+        <w:jc w:val="both"/>
+        <w:rPr>
+          <w:rFonts w:ascii="Times New Roman" w:hAnsi="Times New Roman" w:cs="Times New Roman"/>
+          <w:lang w:val="es-ES"/>
+        </w:rPr>
+      </w:pPr>
+      <w:r>
+        <w:rPr>
+          <w:rFonts w:ascii="Times New Roman" w:hAnsi="Times New Roman" w:cs="Times New Roman"/>
+          <w:b/>
+          <w:bCs/>
+          <w:lang w:val="es-ES"/>
+        </w:rPr>
+        <w:t>Mejoras respecto a la competencia:</w:t>
+      </w:r>
+      <w:r>
+        <w:rPr>
+          <w:rFonts w:ascii="Times New Roman" w:hAnsi="Times New Roman" w:cs="Times New Roman"/>
+          <w:lang w:val="es-ES"/>
+        </w:rPr>
+        <w:t xml:space="preserve"> Se han corregido deficiencias detectadas en otras páginas y sistemas de campamentos, como la optimización para móviles.</w:t>
+      </w:r>
+    </w:p>
+    <w:p>
+      <w:pPr>
+        <w:spacing w:line="360" w:lineRule="auto"/>
+        <w:jc w:val="both"/>
+        <w:rPr>
+          <w:rFonts w:ascii="Times New Roman" w:hAnsi="Times New Roman" w:cs="Times New Roman"/>
+          <w:lang w:val="es-ES"/>
+        </w:rPr>
+      </w:pPr>
+    </w:p>
+    <w:p>
+      <w:pPr>
+        <w:pStyle w:val="Heading2"/>
+        <w:spacing w:line="360" w:lineRule="auto"/>
+        <w:jc w:val="both"/>
+        <w:rPr>
+          <w:rFonts w:ascii="Times New Roman" w:hAnsi="Times New Roman" w:cs="Times New Roman"/>
+          <w:b/>
+          <w:bCs/>
+          <w:sz w:val="28"/>
+          <w:szCs w:val="28"/>
+          <w:lang w:val="es-ES"/>
+        </w:rPr>
+      </w:pPr>
+      <w:r>
+        <w:rPr>
+          <w:rFonts w:ascii="Times New Roman" w:hAnsi="Times New Roman" w:cs="Times New Roman"/>
+          <w:b/>
+          <w:bCs/>
+          <w:sz w:val="28"/>
+          <w:szCs w:val="28"/>
+          <w:lang w:val="es-ES"/>
+        </w:rPr>
+        <w:lastRenderedPageBreak/>
+        <w:t>Dificultades durante el desarrollo</w:t>
+      </w:r>
+    </w:p>
+    <w:p>
+      <w:pPr>
+        <w:spacing w:line="360" w:lineRule="auto"/>
+        <w:jc w:val="both"/>
+        <w:rPr>
+          <w:rFonts w:ascii="Times New Roman" w:hAnsi="Times New Roman" w:cs="Times New Roman"/>
+          <w:lang w:val="es-ES"/>
+        </w:rPr>
+      </w:pPr>
+      <w:r>
+        <w:rPr>
+          <w:rFonts w:ascii="Times New Roman" w:hAnsi="Times New Roman" w:cs="Times New Roman"/>
+          <w:lang w:val="es-ES"/>
+        </w:rPr>
+        <w:t>Durante el desarrollo del proyecto, han surgido distintos problemas que han sido solucionados de una manera efectiva.</w:t>
+      </w:r>
+    </w:p>
+    <w:p>
+      <w:pPr>
+        <w:spacing w:line="360" w:lineRule="auto"/>
+        <w:jc w:val="both"/>
+        <w:rPr>
+          <w:rFonts w:ascii="Times New Roman" w:hAnsi="Times New Roman" w:cs="Times New Roman"/>
+          <w:lang w:val="es-ES"/>
+        </w:rPr>
+      </w:pPr>
+    </w:p>
+    <w:tbl>
+      <w:tblPr>
+        <w:tblW w:w="5000" w:type="pct"/>
+        <w:tblCellMar>
+          <w:left w:w="0" w:type="dxa"/>
+          <w:right w:w="0" w:type="dxa"/>
+        </w:tblCellMar>
+        <w:tblLook w:val="04A0" w:firstRow="1" w:lastRow="0" w:firstColumn="1" w:lastColumn="0" w:noHBand="0" w:noVBand="1"/>
+      </w:tblPr>
+      <w:tblGrid>
+        <w:gridCol w:w="2043"/>
+        <w:gridCol w:w="3069"/>
+        <w:gridCol w:w="3374"/>
+      </w:tblGrid>
+      <w:tr>
+        <w:trPr>
+          <w:trHeight w:val="165"/>
+        </w:trPr>
+        <w:tc>
+          <w:tcPr>
+            <w:tcW w:w="1204" w:type="pct"/>
+            <w:tcBorders>
+              <w:top w:val="single" w:sz="6" w:space="0" w:color="000000"/>
+              <w:left w:val="single" w:sz="6" w:space="0" w:color="000000"/>
+              <w:bottom w:val="single" w:sz="6" w:space="0" w:color="000000"/>
+              <w:right w:val="single" w:sz="6" w:space="0" w:color="000000"/>
+            </w:tcBorders>
+            <w:shd w:val="clear" w:color="auto" w:fill="B0B3B2"/>
+            <w:tcMar>
+              <w:top w:w="60" w:type="dxa"/>
+              <w:left w:w="60" w:type="dxa"/>
+              <w:bottom w:w="60" w:type="dxa"/>
+              <w:right w:w="60" w:type="dxa"/>
+            </w:tcMar>
+            <w:hideMark/>
+          </w:tcPr>
+          <w:p>
+            <w:pPr>
+              <w:spacing w:line="360" w:lineRule="auto"/>
+              <w:jc w:val="both"/>
+              <w:rPr>
+                <w:rFonts w:ascii="Times New Roman" w:hAnsi="Times New Roman" w:cs="Times New Roman"/>
+                <w:b/>
+                <w:bCs/>
+                <w:sz w:val="20"/>
+                <w:szCs w:val="20"/>
+              </w:rPr>
+            </w:pPr>
+            <w:proofErr w:type="spellStart"/>
+            <w:r>
+              <w:rPr>
+                <w:rFonts w:ascii="Times New Roman" w:hAnsi="Times New Roman" w:cs="Times New Roman"/>
+                <w:b/>
+                <w:bCs/>
+                <w:sz w:val="20"/>
+                <w:szCs w:val="20"/>
+              </w:rPr>
+              <w:t>Dificultad</w:t>
+            </w:r>
+            <w:proofErr w:type="spellEnd"/>
+          </w:p>
+        </w:tc>
+        <w:tc>
+          <w:tcPr>
+            <w:tcW w:w="1808" w:type="pct"/>
+            <w:tcBorders>
+              <w:top w:val="single" w:sz="6" w:space="0" w:color="000000"/>
+              <w:left w:val="single" w:sz="6" w:space="0" w:color="000000"/>
+              <w:bottom w:val="single" w:sz="6" w:space="0" w:color="000000"/>
+              <w:right w:val="single" w:sz="6" w:space="0" w:color="000000"/>
+            </w:tcBorders>
+            <w:shd w:val="clear" w:color="auto" w:fill="B0B3B2"/>
+            <w:tcMar>
+              <w:top w:w="60" w:type="dxa"/>
+              <w:left w:w="60" w:type="dxa"/>
+              <w:bottom w:w="60" w:type="dxa"/>
+              <w:right w:w="60" w:type="dxa"/>
+            </w:tcMar>
+            <w:hideMark/>
+          </w:tcPr>
+          <w:p>
+            <w:pPr>
+              <w:spacing w:line="360" w:lineRule="auto"/>
+              <w:jc w:val="both"/>
+              <w:rPr>
+                <w:rFonts w:ascii="Times New Roman" w:hAnsi="Times New Roman" w:cs="Times New Roman"/>
+                <w:b/>
+                <w:bCs/>
+                <w:sz w:val="20"/>
+                <w:szCs w:val="20"/>
+              </w:rPr>
+            </w:pPr>
+            <w:proofErr w:type="spellStart"/>
+            <w:r>
+              <w:rPr>
+                <w:rFonts w:ascii="Times New Roman" w:hAnsi="Times New Roman" w:cs="Times New Roman"/>
+                <w:b/>
+                <w:bCs/>
+                <w:sz w:val="20"/>
+                <w:szCs w:val="20"/>
+              </w:rPr>
+              <w:t>Problema</w:t>
+            </w:r>
+            <w:proofErr w:type="spellEnd"/>
+          </w:p>
+        </w:tc>
+        <w:tc>
+          <w:tcPr>
+            <w:tcW w:w="1988" w:type="pct"/>
+            <w:tcBorders>
+              <w:top w:val="single" w:sz="6" w:space="0" w:color="000000"/>
+              <w:left w:val="single" w:sz="6" w:space="0" w:color="000000"/>
+              <w:bottom w:val="single" w:sz="6" w:space="0" w:color="000000"/>
+              <w:right w:val="single" w:sz="6" w:space="0" w:color="000000"/>
+            </w:tcBorders>
+            <w:shd w:val="clear" w:color="auto" w:fill="B0B3B2"/>
+            <w:tcMar>
+              <w:top w:w="60" w:type="dxa"/>
+              <w:left w:w="60" w:type="dxa"/>
+              <w:bottom w:w="60" w:type="dxa"/>
+              <w:right w:w="60" w:type="dxa"/>
+            </w:tcMar>
+            <w:hideMark/>
+          </w:tcPr>
+          <w:p>
+            <w:pPr>
+              <w:spacing w:line="360" w:lineRule="auto"/>
+              <w:jc w:val="both"/>
+              <w:rPr>
+                <w:rFonts w:ascii="Times New Roman" w:hAnsi="Times New Roman" w:cs="Times New Roman"/>
+                <w:b/>
+                <w:bCs/>
+                <w:sz w:val="20"/>
+                <w:szCs w:val="20"/>
+              </w:rPr>
+            </w:pPr>
+            <w:proofErr w:type="spellStart"/>
+            <w:r>
+              <w:rPr>
+                <w:rFonts w:ascii="Times New Roman" w:hAnsi="Times New Roman" w:cs="Times New Roman"/>
+                <w:b/>
+                <w:bCs/>
+                <w:sz w:val="20"/>
+                <w:szCs w:val="20"/>
+              </w:rPr>
+              <w:t>Solución</w:t>
+            </w:r>
+            <w:proofErr w:type="spellEnd"/>
+          </w:p>
+        </w:tc>
+      </w:tr>
+      <w:tr>
+        <w:trPr>
+          <w:trHeight w:val="180"/>
+        </w:trPr>
+        <w:tc>
+          <w:tcPr>
+            <w:tcW w:w="1204" w:type="pct"/>
+            <w:tcBorders>
+              <w:top w:val="single" w:sz="6" w:space="0" w:color="000000"/>
+              <w:left w:val="single" w:sz="6" w:space="0" w:color="000000"/>
+              <w:bottom w:val="single" w:sz="6" w:space="0" w:color="000000"/>
+              <w:right w:val="single" w:sz="6" w:space="0" w:color="000000"/>
+            </w:tcBorders>
+            <w:shd w:val="clear" w:color="auto" w:fill="D4D4D4"/>
+            <w:tcMar>
+              <w:top w:w="60" w:type="dxa"/>
+              <w:left w:w="60" w:type="dxa"/>
+              <w:bottom w:w="60" w:type="dxa"/>
+              <w:right w:w="60" w:type="dxa"/>
+            </w:tcMar>
+            <w:hideMark/>
+          </w:tcPr>
+          <w:p>
+            <w:pPr>
+              <w:spacing w:line="360" w:lineRule="auto"/>
+              <w:jc w:val="both"/>
+              <w:rPr>
+                <w:rFonts w:ascii="Times New Roman" w:hAnsi="Times New Roman" w:cs="Times New Roman"/>
+                <w:sz w:val="20"/>
+                <w:szCs w:val="20"/>
+                <w:lang w:val="es-ES"/>
+              </w:rPr>
+            </w:pPr>
+            <w:r>
+              <w:rPr>
+                <w:rFonts w:ascii="Times New Roman" w:hAnsi="Times New Roman" w:cs="Times New Roman"/>
+                <w:b/>
+                <w:bCs/>
+                <w:sz w:val="20"/>
+                <w:szCs w:val="20"/>
+                <w:lang w:val="es-ES"/>
+              </w:rPr>
+              <w:t>Gestión de rutas y peticiones AJAX</w:t>
+            </w:r>
+          </w:p>
+        </w:tc>
+        <w:tc>
+          <w:tcPr>
+            <w:tcW w:w="1808" w:type="pct"/>
+            <w:tcBorders>
+              <w:top w:val="single" w:sz="6" w:space="0" w:color="000000"/>
+              <w:left w:val="single" w:sz="6" w:space="0" w:color="000000"/>
+              <w:bottom w:val="single" w:sz="6" w:space="0" w:color="000000"/>
+              <w:right w:val="single" w:sz="6" w:space="0" w:color="000000"/>
+            </w:tcBorders>
+            <w:tcMar>
+              <w:top w:w="60" w:type="dxa"/>
+              <w:left w:w="60" w:type="dxa"/>
+              <w:bottom w:w="60" w:type="dxa"/>
+              <w:right w:w="60" w:type="dxa"/>
+            </w:tcMar>
+            <w:hideMark/>
+          </w:tcPr>
+          <w:p>
+            <w:pPr>
+              <w:spacing w:line="360" w:lineRule="auto"/>
+              <w:jc w:val="both"/>
+              <w:rPr>
+                <w:rFonts w:ascii="Times New Roman" w:hAnsi="Times New Roman" w:cs="Times New Roman"/>
+                <w:sz w:val="20"/>
+                <w:szCs w:val="20"/>
+                <w:lang w:val="es-ES"/>
+              </w:rPr>
+            </w:pPr>
+            <w:r>
+              <w:rPr>
+                <w:rFonts w:ascii="Times New Roman" w:hAnsi="Times New Roman" w:cs="Times New Roman"/>
+                <w:sz w:val="20"/>
+                <w:szCs w:val="20"/>
+                <w:lang w:val="es-ES"/>
+              </w:rPr>
+              <w:t xml:space="preserve">Inicialmente, la estructura de rutas </w:t>
+            </w:r>
+            <w:r>
+              <w:rPr>
+                <w:rFonts w:ascii="Times New Roman" w:hAnsi="Times New Roman" w:cs="Times New Roman"/>
+                <w:sz w:val="20"/>
+                <w:szCs w:val="20"/>
+                <w:lang w:val="es-ES"/>
+              </w:rPr>
+              <w:t>era bastante compleja al tener un archivo PHP por cada petición AJAX.</w:t>
+            </w:r>
+          </w:p>
+        </w:tc>
+        <w:tc>
+          <w:tcPr>
+            <w:tcW w:w="1988" w:type="pct"/>
+            <w:tcBorders>
+              <w:top w:val="single" w:sz="6" w:space="0" w:color="000000"/>
+              <w:left w:val="single" w:sz="6" w:space="0" w:color="000000"/>
+              <w:bottom w:val="single" w:sz="6" w:space="0" w:color="000000"/>
+              <w:right w:val="single" w:sz="6" w:space="0" w:color="000000"/>
+            </w:tcBorders>
+            <w:tcMar>
+              <w:top w:w="60" w:type="dxa"/>
+              <w:left w:w="60" w:type="dxa"/>
+              <w:bottom w:w="60" w:type="dxa"/>
+              <w:right w:w="60" w:type="dxa"/>
+            </w:tcMar>
+            <w:hideMark/>
+          </w:tcPr>
+          <w:p>
+            <w:pPr>
+              <w:spacing w:line="360" w:lineRule="auto"/>
+              <w:jc w:val="both"/>
+              <w:rPr>
+                <w:rFonts w:ascii="Times New Roman" w:hAnsi="Times New Roman" w:cs="Times New Roman"/>
+                <w:sz w:val="20"/>
+                <w:szCs w:val="20"/>
+                <w:lang w:val="es-ES"/>
+              </w:rPr>
+            </w:pPr>
+            <w:r>
+              <w:rPr>
+                <w:rFonts w:ascii="Times New Roman" w:hAnsi="Times New Roman" w:cs="Times New Roman"/>
+                <w:sz w:val="20"/>
+                <w:szCs w:val="20"/>
+                <w:lang w:val="es-ES"/>
+              </w:rPr>
+              <w:t xml:space="preserve">Se utilizó </w:t>
+            </w:r>
+            <w:r>
+              <w:rPr>
+                <w:rFonts w:ascii="Times New Roman" w:hAnsi="Times New Roman" w:cs="Times New Roman"/>
+                <w:b/>
+                <w:bCs/>
+                <w:sz w:val="20"/>
+                <w:szCs w:val="20"/>
+                <w:lang w:val="es-ES"/>
+              </w:rPr>
+              <w:t>Polaris</w:t>
+            </w:r>
+            <w:r>
+              <w:rPr>
+                <w:rFonts w:ascii="Times New Roman" w:hAnsi="Times New Roman" w:cs="Times New Roman"/>
+                <w:sz w:val="20"/>
+                <w:szCs w:val="20"/>
+                <w:lang w:val="es-ES"/>
+              </w:rPr>
+              <w:t xml:space="preserve"> y se centralizaron las peticiones en un único enrutador.</w:t>
+            </w:r>
+          </w:p>
+        </w:tc>
+      </w:tr>
+      <w:tr>
+        <w:trPr>
+          <w:trHeight w:val="165"/>
+        </w:trPr>
+        <w:tc>
+          <w:tcPr>
+            <w:tcW w:w="1204" w:type="pct"/>
+            <w:tcBorders>
+              <w:top w:val="single" w:sz="6" w:space="0" w:color="000000"/>
+              <w:left w:val="single" w:sz="6" w:space="0" w:color="000000"/>
+              <w:bottom w:val="single" w:sz="6" w:space="0" w:color="000000"/>
+              <w:right w:val="single" w:sz="6" w:space="0" w:color="000000"/>
+            </w:tcBorders>
+            <w:shd w:val="clear" w:color="auto" w:fill="D4D4D4"/>
+            <w:tcMar>
+              <w:top w:w="60" w:type="dxa"/>
+              <w:left w:w="60" w:type="dxa"/>
+              <w:bottom w:w="60" w:type="dxa"/>
+              <w:right w:w="60" w:type="dxa"/>
+            </w:tcMar>
+            <w:hideMark/>
+          </w:tcPr>
+          <w:p>
+            <w:pPr>
+              <w:spacing w:line="360" w:lineRule="auto"/>
+              <w:jc w:val="both"/>
+              <w:rPr>
+                <w:rFonts w:ascii="Times New Roman" w:hAnsi="Times New Roman" w:cs="Times New Roman"/>
+                <w:sz w:val="20"/>
+                <w:szCs w:val="20"/>
+                <w:lang w:val="es-ES"/>
+              </w:rPr>
+            </w:pPr>
+            <w:r>
+              <w:rPr>
+                <w:rFonts w:ascii="Times New Roman" w:hAnsi="Times New Roman" w:cs="Times New Roman"/>
+                <w:b/>
+                <w:bCs/>
+                <w:sz w:val="20"/>
+                <w:szCs w:val="20"/>
+                <w:lang w:val="es-ES"/>
+              </w:rPr>
+              <w:t>Implementación del entorno de desarrollo</w:t>
+            </w:r>
+          </w:p>
+        </w:tc>
+        <w:tc>
+          <w:tcPr>
+            <w:tcW w:w="1808" w:type="pct"/>
+            <w:tcBorders>
+              <w:top w:val="single" w:sz="6" w:space="0" w:color="000000"/>
+              <w:left w:val="single" w:sz="6" w:space="0" w:color="000000"/>
+              <w:bottom w:val="single" w:sz="6" w:space="0" w:color="000000"/>
+              <w:right w:val="single" w:sz="6" w:space="0" w:color="000000"/>
+            </w:tcBorders>
+            <w:tcMar>
+              <w:top w:w="60" w:type="dxa"/>
+              <w:left w:w="60" w:type="dxa"/>
+              <w:bottom w:w="60" w:type="dxa"/>
+              <w:right w:w="60" w:type="dxa"/>
+            </w:tcMar>
+            <w:hideMark/>
+          </w:tcPr>
+          <w:p>
+            <w:pPr>
+              <w:spacing w:line="360" w:lineRule="auto"/>
+              <w:jc w:val="both"/>
+              <w:rPr>
+                <w:rFonts w:ascii="Times New Roman" w:hAnsi="Times New Roman" w:cs="Times New Roman"/>
+                <w:sz w:val="20"/>
+                <w:szCs w:val="20"/>
+                <w:lang w:val="es-ES"/>
+              </w:rPr>
+            </w:pPr>
+            <w:r>
+              <w:rPr>
+                <w:rFonts w:ascii="Times New Roman" w:hAnsi="Times New Roman" w:cs="Times New Roman"/>
+                <w:sz w:val="20"/>
+                <w:szCs w:val="20"/>
+                <w:lang w:val="es-ES"/>
+              </w:rPr>
+              <w:t>XAMMP presentaba numerosos problemas en MacOS.</w:t>
+            </w:r>
+          </w:p>
+        </w:tc>
+        <w:tc>
+          <w:tcPr>
+            <w:tcW w:w="1988" w:type="pct"/>
+            <w:tcBorders>
+              <w:top w:val="single" w:sz="6" w:space="0" w:color="000000"/>
+              <w:left w:val="single" w:sz="6" w:space="0" w:color="000000"/>
+              <w:bottom w:val="single" w:sz="6" w:space="0" w:color="000000"/>
+              <w:right w:val="single" w:sz="6" w:space="0" w:color="000000"/>
+            </w:tcBorders>
+            <w:tcMar>
+              <w:top w:w="60" w:type="dxa"/>
+              <w:left w:w="60" w:type="dxa"/>
+              <w:bottom w:w="60" w:type="dxa"/>
+              <w:right w:w="60" w:type="dxa"/>
+            </w:tcMar>
+            <w:hideMark/>
+          </w:tcPr>
+          <w:p>
+            <w:pPr>
+              <w:spacing w:line="360" w:lineRule="auto"/>
+              <w:jc w:val="both"/>
+              <w:rPr>
+                <w:rFonts w:ascii="Times New Roman" w:hAnsi="Times New Roman" w:cs="Times New Roman"/>
+                <w:sz w:val="20"/>
+                <w:szCs w:val="20"/>
+                <w:lang w:val="es-ES"/>
+              </w:rPr>
+            </w:pPr>
+            <w:r>
+              <w:rPr>
+                <w:rFonts w:ascii="Times New Roman" w:hAnsi="Times New Roman" w:cs="Times New Roman"/>
+                <w:sz w:val="20"/>
+                <w:szCs w:val="20"/>
+                <w:lang w:val="es-ES"/>
+              </w:rPr>
+              <w:t xml:space="preserve">Se optó por </w:t>
+            </w:r>
+            <w:r>
+              <w:rPr>
+                <w:rFonts w:ascii="Times New Roman" w:hAnsi="Times New Roman" w:cs="Times New Roman"/>
+                <w:b/>
+                <w:bCs/>
+                <w:sz w:val="20"/>
+                <w:szCs w:val="20"/>
+                <w:lang w:val="es-ES"/>
+              </w:rPr>
+              <w:t>Docker</w:t>
+            </w:r>
+            <w:r>
+              <w:rPr>
+                <w:rFonts w:ascii="Times New Roman" w:hAnsi="Times New Roman" w:cs="Times New Roman"/>
+                <w:sz w:val="20"/>
+                <w:szCs w:val="20"/>
+                <w:lang w:val="es-ES"/>
+              </w:rPr>
+              <w:t xml:space="preserve"> para garantizar una configuración uniforme en distintos entornos.</w:t>
+            </w:r>
+          </w:p>
+        </w:tc>
+      </w:tr>
+      <w:tr>
+        <w:trPr>
+          <w:trHeight w:val="165"/>
+        </w:trPr>
+        <w:tc>
+          <w:tcPr>
+            <w:tcW w:w="1204" w:type="pct"/>
+            <w:tcBorders>
+              <w:top w:val="single" w:sz="6" w:space="0" w:color="000000"/>
+              <w:left w:val="single" w:sz="6" w:space="0" w:color="000000"/>
+              <w:bottom w:val="single" w:sz="6" w:space="0" w:color="000000"/>
+              <w:right w:val="single" w:sz="6" w:space="0" w:color="000000"/>
+            </w:tcBorders>
+            <w:shd w:val="clear" w:color="auto" w:fill="D4D4D4"/>
+            <w:tcMar>
+              <w:top w:w="60" w:type="dxa"/>
+              <w:left w:w="60" w:type="dxa"/>
+              <w:bottom w:w="60" w:type="dxa"/>
+              <w:right w:w="60" w:type="dxa"/>
+            </w:tcMar>
+            <w:hideMark/>
+          </w:tcPr>
+          <w:p>
+            <w:pPr>
+              <w:spacing w:line="360" w:lineRule="auto"/>
+              <w:jc w:val="both"/>
+              <w:rPr>
+                <w:rFonts w:ascii="Times New Roman" w:hAnsi="Times New Roman" w:cs="Times New Roman"/>
+                <w:sz w:val="20"/>
+                <w:szCs w:val="20"/>
+              </w:rPr>
+            </w:pPr>
+            <w:r>
+              <w:rPr>
+                <w:rFonts w:ascii="Times New Roman" w:hAnsi="Times New Roman" w:cs="Times New Roman"/>
+                <w:b/>
+                <w:bCs/>
+                <w:sz w:val="20"/>
+                <w:szCs w:val="20"/>
+              </w:rPr>
+              <w:t xml:space="preserve">Sistema de </w:t>
+            </w:r>
+            <w:proofErr w:type="spellStart"/>
+            <w:r>
+              <w:rPr>
+                <w:rFonts w:ascii="Times New Roman" w:hAnsi="Times New Roman" w:cs="Times New Roman"/>
+                <w:b/>
+                <w:bCs/>
+                <w:sz w:val="20"/>
+                <w:szCs w:val="20"/>
+              </w:rPr>
+              <w:t>pagos</w:t>
+            </w:r>
+            <w:proofErr w:type="spellEnd"/>
+          </w:p>
+        </w:tc>
+        <w:tc>
+          <w:tcPr>
+            <w:tcW w:w="1808" w:type="pct"/>
+            <w:tcBorders>
+              <w:top w:val="single" w:sz="6" w:space="0" w:color="000000"/>
+              <w:left w:val="single" w:sz="6" w:space="0" w:color="000000"/>
+              <w:bottom w:val="single" w:sz="6" w:space="0" w:color="000000"/>
+              <w:right w:val="single" w:sz="6" w:space="0" w:color="000000"/>
+            </w:tcBorders>
+            <w:tcMar>
+              <w:top w:w="60" w:type="dxa"/>
+              <w:left w:w="60" w:type="dxa"/>
+              <w:bottom w:w="60" w:type="dxa"/>
+              <w:right w:w="60" w:type="dxa"/>
+            </w:tcMar>
+            <w:hideMark/>
+          </w:tcPr>
+          <w:p>
+            <w:pPr>
+              <w:spacing w:line="360" w:lineRule="auto"/>
+              <w:jc w:val="both"/>
+              <w:rPr>
+                <w:rFonts w:ascii="Times New Roman" w:hAnsi="Times New Roman" w:cs="Times New Roman"/>
+                <w:sz w:val="20"/>
+                <w:szCs w:val="20"/>
+                <w:lang w:val="es-ES"/>
+              </w:rPr>
+            </w:pPr>
+            <w:r>
+              <w:rPr>
+                <w:rFonts w:ascii="Times New Roman" w:hAnsi="Times New Roman" w:cs="Times New Roman"/>
+                <w:sz w:val="20"/>
+                <w:szCs w:val="20"/>
+                <w:lang w:val="es-ES"/>
+              </w:rPr>
+              <w:t>No se implementó un sistema de pago dentro de la plataforma</w:t>
+            </w:r>
+            <w:r>
+              <w:rPr>
+                <w:rFonts w:ascii="Times New Roman" w:hAnsi="Times New Roman" w:cs="Times New Roman"/>
+                <w:sz w:val="20"/>
+                <w:szCs w:val="20"/>
+                <w:lang w:val="es-ES"/>
+              </w:rPr>
+              <w:t>.</w:t>
+            </w:r>
+          </w:p>
+        </w:tc>
+        <w:tc>
+          <w:tcPr>
+            <w:tcW w:w="1988" w:type="pct"/>
+            <w:tcBorders>
+              <w:top w:val="single" w:sz="6" w:space="0" w:color="000000"/>
+              <w:left w:val="single" w:sz="6" w:space="0" w:color="000000"/>
+              <w:bottom w:val="single" w:sz="6" w:space="0" w:color="000000"/>
+              <w:right w:val="single" w:sz="6" w:space="0" w:color="000000"/>
+            </w:tcBorders>
+            <w:tcMar>
+              <w:top w:w="60" w:type="dxa"/>
+              <w:left w:w="60" w:type="dxa"/>
+              <w:bottom w:w="60" w:type="dxa"/>
+              <w:right w:w="60" w:type="dxa"/>
+            </w:tcMar>
+            <w:hideMark/>
+          </w:tcPr>
+          <w:p>
+            <w:pPr>
+              <w:spacing w:line="360" w:lineRule="auto"/>
+              <w:jc w:val="both"/>
+              <w:rPr>
+                <w:rFonts w:ascii="Times New Roman" w:hAnsi="Times New Roman" w:cs="Times New Roman"/>
+                <w:sz w:val="20"/>
+                <w:szCs w:val="20"/>
+                <w:lang w:val="es-ES"/>
+              </w:rPr>
+            </w:pPr>
+            <w:r>
+              <w:rPr>
+                <w:rFonts w:ascii="Times New Roman" w:hAnsi="Times New Roman" w:cs="Times New Roman"/>
+                <w:sz w:val="20"/>
+                <w:szCs w:val="20"/>
+                <w:lang w:val="es-ES"/>
+              </w:rPr>
+              <w:t>Se desarrolló un sistema de recordatorio por correo electrónico, notificando a los tutores sobre los pagos pendientes.</w:t>
+            </w:r>
+          </w:p>
+        </w:tc>
+      </w:tr>
+    </w:tbl>
+    <w:p>
+      <w:pPr>
+        <w:spacing w:line="360" w:lineRule="auto"/>
+        <w:jc w:val="both"/>
+        <w:rPr>
+          <w:rFonts w:ascii="Times New Roman" w:hAnsi="Times New Roman" w:cs="Times New Roman"/>
+          <w:lang w:val="es-ES"/>
+        </w:rPr>
+      </w:pPr>
+    </w:p>
+    <w:p>
+      <w:pPr>
+        <w:pStyle w:val="Heading2"/>
+        <w:spacing w:line="360" w:lineRule="auto"/>
+        <w:jc w:val="both"/>
+        <w:rPr>
+          <w:rFonts w:ascii="Times New Roman" w:hAnsi="Times New Roman" w:cs="Times New Roman"/>
+          <w:b/>
+          <w:bCs/>
+          <w:sz w:val="28"/>
+          <w:szCs w:val="28"/>
+          <w:lang w:val="es-ES"/>
+        </w:rPr>
+      </w:pPr>
+      <w:r>
+        <w:rPr>
+          <w:rFonts w:ascii="Times New Roman" w:hAnsi="Times New Roman" w:cs="Times New Roman"/>
+          <w:b/>
+          <w:bCs/>
+          <w:sz w:val="28"/>
+          <w:szCs w:val="28"/>
+          <w:lang w:val="es-ES"/>
+        </w:rPr>
+        <w:t>Impacto y futuro del proyecto</w:t>
+      </w:r>
+    </w:p>
+    <w:p>
+      <w:pPr>
+        <w:spacing w:line="360" w:lineRule="auto"/>
+        <w:jc w:val="both"/>
+        <w:rPr>
+          <w:rFonts w:ascii="Times New Roman" w:hAnsi="Times New Roman" w:cs="Times New Roman"/>
+          <w:lang w:val="es-ES"/>
+        </w:rPr>
+      </w:pPr>
+      <w:r>
+        <w:rPr>
+          <w:rFonts w:ascii="Times New Roman" w:hAnsi="Times New Roman" w:cs="Times New Roman"/>
+          <w:lang w:val="es-ES"/>
+        </w:rPr>
+        <w:t>Esta plataforma supone numerosas mejoras en la digitalización de la gestión de campamentos infantiles, proporcionando una herramienta útil y escalable para diferentes empresas.</w:t>
+      </w:r>
+    </w:p>
+    <w:p>
+      <w:pPr>
+        <w:spacing w:line="360" w:lineRule="auto"/>
+        <w:jc w:val="both"/>
+        <w:rPr>
+          <w:rFonts w:ascii="Times New Roman" w:hAnsi="Times New Roman" w:cs="Times New Roman"/>
+          <w:lang w:val="es-ES"/>
+        </w:rPr>
+      </w:pPr>
+    </w:p>
+    <w:tbl>
+      <w:tblPr>
+        <w:tblW w:w="5000" w:type="pct"/>
+        <w:tblCellMar>
+          <w:left w:w="0" w:type="dxa"/>
+          <w:right w:w="0" w:type="dxa"/>
+        </w:tblCellMar>
+        <w:tblLook w:val="04A0" w:firstRow="1" w:lastRow="0" w:firstColumn="1" w:lastColumn="0" w:noHBand="0" w:noVBand="1"/>
+      </w:tblPr>
+      <w:tblGrid>
+        <w:gridCol w:w="3391"/>
+        <w:gridCol w:w="5095"/>
+      </w:tblGrid>
+      <w:tr>
+        <w:trPr>
+          <w:trHeight w:val="165"/>
+        </w:trPr>
+        <w:tc>
+          <w:tcPr>
+            <w:tcW w:w="1998" w:type="pct"/>
+            <w:tcBorders>
+              <w:top w:val="single" w:sz="6" w:space="0" w:color="000000"/>
+              <w:left w:val="single" w:sz="6" w:space="0" w:color="000000"/>
+              <w:bottom w:val="single" w:sz="6" w:space="0" w:color="000000"/>
+              <w:right w:val="single" w:sz="6" w:space="0" w:color="000000"/>
+            </w:tcBorders>
+            <w:shd w:val="clear" w:color="auto" w:fill="B0B3B2"/>
+            <w:tcMar>
+              <w:top w:w="60" w:type="dxa"/>
+              <w:left w:w="60" w:type="dxa"/>
+              <w:bottom w:w="60" w:type="dxa"/>
+              <w:right w:w="60" w:type="dxa"/>
+            </w:tcMar>
+            <w:hideMark/>
+          </w:tcPr>
+          <w:p>
+            <w:pPr>
+              <w:spacing w:line="360" w:lineRule="auto"/>
+              <w:jc w:val="both"/>
+              <w:rPr>
+                <w:rFonts w:ascii="Times New Roman" w:hAnsi="Times New Roman" w:cs="Times New Roman"/>
+                <w:b/>
+                <w:bCs/>
+                <w:sz w:val="20"/>
+                <w:szCs w:val="20"/>
+              </w:rPr>
+            </w:pPr>
+            <w:proofErr w:type="spellStart"/>
+            <w:r>
+              <w:rPr>
+                <w:rFonts w:ascii="Times New Roman" w:hAnsi="Times New Roman" w:cs="Times New Roman"/>
+                <w:b/>
+                <w:bCs/>
+                <w:sz w:val="20"/>
+                <w:szCs w:val="20"/>
+              </w:rPr>
+              <w:t>Mejora</w:t>
+            </w:r>
+            <w:proofErr w:type="spellEnd"/>
+          </w:p>
+        </w:tc>
+        <w:tc>
+          <w:tcPr>
+            <w:tcW w:w="3002" w:type="pct"/>
+            <w:tcBorders>
+              <w:top w:val="single" w:sz="6" w:space="0" w:color="000000"/>
+              <w:left w:val="single" w:sz="6" w:space="0" w:color="000000"/>
+              <w:bottom w:val="single" w:sz="6" w:space="0" w:color="000000"/>
+              <w:right w:val="single" w:sz="6" w:space="0" w:color="000000"/>
+            </w:tcBorders>
+            <w:shd w:val="clear" w:color="auto" w:fill="B0B3B2"/>
+            <w:tcMar>
+              <w:top w:w="60" w:type="dxa"/>
+              <w:left w:w="60" w:type="dxa"/>
+              <w:bottom w:w="60" w:type="dxa"/>
+              <w:right w:w="60" w:type="dxa"/>
+            </w:tcMar>
+            <w:hideMark/>
+          </w:tcPr>
+          <w:p>
+            <w:pPr>
+              <w:spacing w:line="360" w:lineRule="auto"/>
+              <w:jc w:val="both"/>
+              <w:rPr>
+                <w:rFonts w:ascii="Times New Roman" w:hAnsi="Times New Roman" w:cs="Times New Roman"/>
+                <w:b/>
+                <w:bCs/>
+                <w:sz w:val="20"/>
+                <w:szCs w:val="20"/>
+              </w:rPr>
+            </w:pPr>
+            <w:proofErr w:type="spellStart"/>
+            <w:r>
+              <w:rPr>
+                <w:rFonts w:ascii="Times New Roman" w:hAnsi="Times New Roman" w:cs="Times New Roman"/>
+                <w:b/>
+                <w:bCs/>
+                <w:sz w:val="20"/>
+                <w:szCs w:val="20"/>
+              </w:rPr>
+              <w:t>Descripción</w:t>
+            </w:r>
+            <w:proofErr w:type="spellEnd"/>
+          </w:p>
+        </w:tc>
+      </w:tr>
+      <w:tr>
+        <w:trPr>
+          <w:trHeight w:val="180"/>
+        </w:trPr>
+        <w:tc>
+          <w:tcPr>
+            <w:tcW w:w="1998" w:type="pct"/>
+            <w:tcBorders>
+              <w:top w:val="single" w:sz="6" w:space="0" w:color="000000"/>
+              <w:left w:val="single" w:sz="6" w:space="0" w:color="000000"/>
+              <w:bottom w:val="single" w:sz="6" w:space="0" w:color="000000"/>
+              <w:right w:val="single" w:sz="6" w:space="0" w:color="000000"/>
+            </w:tcBorders>
+            <w:shd w:val="clear" w:color="auto" w:fill="D4D4D4"/>
+            <w:tcMar>
+              <w:top w:w="60" w:type="dxa"/>
+              <w:left w:w="60" w:type="dxa"/>
+              <w:bottom w:w="60" w:type="dxa"/>
+              <w:right w:w="60" w:type="dxa"/>
+            </w:tcMar>
+            <w:hideMark/>
+          </w:tcPr>
+          <w:p>
+            <w:pPr>
+              <w:spacing w:line="360" w:lineRule="auto"/>
+              <w:jc w:val="both"/>
+              <w:rPr>
+                <w:rFonts w:ascii="Times New Roman" w:hAnsi="Times New Roman" w:cs="Times New Roman"/>
+                <w:sz w:val="20"/>
+                <w:szCs w:val="20"/>
+                <w:lang w:val="es-ES"/>
+              </w:rPr>
+            </w:pPr>
+            <w:r>
+              <w:rPr>
+                <w:rFonts w:ascii="Times New Roman" w:hAnsi="Times New Roman" w:cs="Times New Roman"/>
+                <w:b/>
+                <w:bCs/>
+                <w:sz w:val="20"/>
+                <w:szCs w:val="20"/>
+                <w:lang w:val="es-ES"/>
+              </w:rPr>
+              <w:t xml:space="preserve">Aplicación de escritorio con </w:t>
+            </w:r>
+            <w:proofErr w:type="spellStart"/>
+            <w:r>
+              <w:rPr>
+                <w:rFonts w:ascii="Times New Roman" w:hAnsi="Times New Roman" w:cs="Times New Roman"/>
+                <w:b/>
+                <w:bCs/>
+                <w:sz w:val="20"/>
+                <w:szCs w:val="20"/>
+                <w:lang w:val="es-ES"/>
+              </w:rPr>
+              <w:t>Electron</w:t>
+            </w:r>
+            <w:proofErr w:type="spellEnd"/>
+          </w:p>
+        </w:tc>
+        <w:tc>
+          <w:tcPr>
+            <w:tcW w:w="3002" w:type="pct"/>
+            <w:tcBorders>
+              <w:top w:val="single" w:sz="6" w:space="0" w:color="000000"/>
+              <w:left w:val="single" w:sz="6" w:space="0" w:color="000000"/>
+              <w:bottom w:val="single" w:sz="6" w:space="0" w:color="000000"/>
+              <w:right w:val="single" w:sz="6" w:space="0" w:color="000000"/>
+            </w:tcBorders>
+            <w:tcMar>
+              <w:top w:w="60" w:type="dxa"/>
+              <w:left w:w="60" w:type="dxa"/>
+              <w:bottom w:w="60" w:type="dxa"/>
+              <w:right w:w="60" w:type="dxa"/>
+            </w:tcMar>
+            <w:hideMark/>
+          </w:tcPr>
+          <w:p>
+            <w:pPr>
+              <w:spacing w:line="360" w:lineRule="auto"/>
+              <w:jc w:val="both"/>
+              <w:rPr>
+                <w:rFonts w:ascii="Times New Roman" w:hAnsi="Times New Roman" w:cs="Times New Roman"/>
+                <w:sz w:val="20"/>
+                <w:szCs w:val="20"/>
+                <w:lang w:val="es-ES"/>
+              </w:rPr>
+            </w:pPr>
+            <w:r>
+              <w:rPr>
+                <w:rFonts w:ascii="Times New Roman" w:hAnsi="Times New Roman" w:cs="Times New Roman"/>
+                <w:sz w:val="20"/>
+                <w:szCs w:val="20"/>
+                <w:lang w:val="es-ES"/>
+              </w:rPr>
+              <w:t xml:space="preserve">Se desarrollará una versión de escritorio de la aplicación utilizando </w:t>
+            </w:r>
+            <w:proofErr w:type="spellStart"/>
+            <w:r>
+              <w:rPr>
+                <w:rFonts w:ascii="Times New Roman" w:hAnsi="Times New Roman" w:cs="Times New Roman"/>
+                <w:b/>
+                <w:bCs/>
+                <w:sz w:val="20"/>
+                <w:szCs w:val="20"/>
+                <w:lang w:val="es-ES"/>
+              </w:rPr>
+              <w:t>Electron</w:t>
+            </w:r>
+            <w:proofErr w:type="spellEnd"/>
+            <w:r>
+              <w:rPr>
+                <w:rFonts w:ascii="Times New Roman" w:hAnsi="Times New Roman" w:cs="Times New Roman"/>
+                <w:sz w:val="20"/>
+                <w:szCs w:val="20"/>
+                <w:lang w:val="es-ES"/>
+              </w:rPr>
+              <w:t>.</w:t>
+            </w:r>
+          </w:p>
+        </w:tc>
+      </w:tr>
+      <w:tr>
+        <w:trPr>
+          <w:trHeight w:val="165"/>
+        </w:trPr>
+        <w:tc>
+          <w:tcPr>
+            <w:tcW w:w="1998" w:type="pct"/>
+            <w:tcBorders>
+              <w:top w:val="single" w:sz="6" w:space="0" w:color="000000"/>
+              <w:left w:val="single" w:sz="6" w:space="0" w:color="000000"/>
+              <w:bottom w:val="single" w:sz="6" w:space="0" w:color="000000"/>
+              <w:right w:val="single" w:sz="6" w:space="0" w:color="000000"/>
+            </w:tcBorders>
+            <w:shd w:val="clear" w:color="auto" w:fill="D4D4D4"/>
+            <w:tcMar>
+              <w:top w:w="60" w:type="dxa"/>
+              <w:left w:w="60" w:type="dxa"/>
+              <w:bottom w:w="60" w:type="dxa"/>
+              <w:right w:w="60" w:type="dxa"/>
+            </w:tcMar>
+            <w:hideMark/>
+          </w:tcPr>
+          <w:p>
+            <w:pPr>
+              <w:spacing w:line="360" w:lineRule="auto"/>
+              <w:jc w:val="both"/>
+              <w:rPr>
+                <w:rFonts w:ascii="Times New Roman" w:hAnsi="Times New Roman" w:cs="Times New Roman"/>
+                <w:sz w:val="20"/>
+                <w:szCs w:val="20"/>
+                <w:lang w:val="es-ES"/>
+              </w:rPr>
+            </w:pPr>
+            <w:r>
+              <w:rPr>
+                <w:rFonts w:ascii="Times New Roman" w:hAnsi="Times New Roman" w:cs="Times New Roman"/>
+                <w:b/>
+                <w:bCs/>
+                <w:sz w:val="20"/>
+                <w:szCs w:val="20"/>
+                <w:lang w:val="es-ES"/>
+              </w:rPr>
+              <w:t xml:space="preserve">Notificaciones </w:t>
+            </w:r>
+            <w:proofErr w:type="spellStart"/>
+            <w:r>
+              <w:rPr>
+                <w:rFonts w:ascii="Times New Roman" w:hAnsi="Times New Roman" w:cs="Times New Roman"/>
+                <w:b/>
+                <w:bCs/>
+                <w:sz w:val="20"/>
+                <w:szCs w:val="20"/>
+                <w:lang w:val="es-ES"/>
+              </w:rPr>
+              <w:t>Push</w:t>
+            </w:r>
+            <w:proofErr w:type="spellEnd"/>
+            <w:r>
+              <w:rPr>
+                <w:rFonts w:ascii="Times New Roman" w:hAnsi="Times New Roman" w:cs="Times New Roman"/>
+                <w:b/>
+                <w:bCs/>
+                <w:sz w:val="20"/>
+                <w:szCs w:val="20"/>
+                <w:lang w:val="es-ES"/>
+              </w:rPr>
+              <w:t xml:space="preserve"> con </w:t>
+            </w:r>
+            <w:proofErr w:type="spellStart"/>
+            <w:r>
+              <w:rPr>
+                <w:rFonts w:ascii="Times New Roman" w:hAnsi="Times New Roman" w:cs="Times New Roman"/>
+                <w:b/>
+                <w:bCs/>
+                <w:sz w:val="20"/>
+                <w:szCs w:val="20"/>
+                <w:lang w:val="es-ES"/>
+              </w:rPr>
+              <w:t>Firebase</w:t>
+            </w:r>
+            <w:proofErr w:type="spellEnd"/>
+          </w:p>
+        </w:tc>
+        <w:tc>
+          <w:tcPr>
+            <w:tcW w:w="3002" w:type="pct"/>
+            <w:tcBorders>
+              <w:top w:val="single" w:sz="6" w:space="0" w:color="000000"/>
+              <w:left w:val="single" w:sz="6" w:space="0" w:color="000000"/>
+              <w:bottom w:val="single" w:sz="6" w:space="0" w:color="000000"/>
+              <w:right w:val="single" w:sz="6" w:space="0" w:color="000000"/>
+            </w:tcBorders>
+            <w:tcMar>
+              <w:top w:w="60" w:type="dxa"/>
+              <w:left w:w="60" w:type="dxa"/>
+              <w:bottom w:w="60" w:type="dxa"/>
+              <w:right w:w="60" w:type="dxa"/>
+            </w:tcMar>
+            <w:hideMark/>
+          </w:tcPr>
+          <w:p>
+            <w:pPr>
+              <w:spacing w:line="360" w:lineRule="auto"/>
+              <w:jc w:val="both"/>
+              <w:rPr>
+                <w:rFonts w:ascii="Times New Roman" w:hAnsi="Times New Roman" w:cs="Times New Roman"/>
+                <w:sz w:val="20"/>
+                <w:szCs w:val="20"/>
+                <w:lang w:val="es-ES"/>
+              </w:rPr>
+            </w:pPr>
+            <w:r>
+              <w:rPr>
+                <w:rFonts w:ascii="Times New Roman" w:hAnsi="Times New Roman" w:cs="Times New Roman"/>
+                <w:sz w:val="20"/>
+                <w:szCs w:val="20"/>
+                <w:lang w:val="es-ES"/>
+              </w:rPr>
+              <w:t xml:space="preserve">Se implementará un sistema de notificaciones vinculadas a los dispositivos de los usuarios utilizando </w:t>
+            </w:r>
+            <w:proofErr w:type="spellStart"/>
+            <w:r>
+              <w:rPr>
+                <w:rFonts w:ascii="Times New Roman" w:hAnsi="Times New Roman" w:cs="Times New Roman"/>
+                <w:b/>
+                <w:bCs/>
+                <w:sz w:val="20"/>
+                <w:szCs w:val="20"/>
+                <w:lang w:val="es-ES"/>
+              </w:rPr>
+              <w:t>Firebase</w:t>
+            </w:r>
+            <w:proofErr w:type="spellEnd"/>
+            <w:r>
+              <w:rPr>
+                <w:rFonts w:ascii="Times New Roman" w:hAnsi="Times New Roman" w:cs="Times New Roman"/>
+                <w:sz w:val="20"/>
+                <w:szCs w:val="20"/>
+                <w:lang w:val="es-ES"/>
+              </w:rPr>
+              <w:t>.</w:t>
+            </w:r>
+          </w:p>
+        </w:tc>
+      </w:tr>
+    </w:tbl>
+    <w:p>
+      <w:pPr>
+        <w:spacing w:line="360" w:lineRule="auto"/>
+        <w:jc w:val="both"/>
+        <w:rPr>
+          <w:rFonts w:ascii="Times New Roman" w:hAnsi="Times New Roman" w:cs="Times New Roman"/>
+          <w:lang w:val="es-ES"/>
+        </w:rPr>
+      </w:pPr>
+    </w:p>
+    <w:p>
+      <w:pPr>
+        <w:spacing w:line="360" w:lineRule="auto"/>
+        <w:jc w:val="both"/>
+        <w:rPr>
+          <w:rFonts w:ascii="Times New Roman" w:hAnsi="Times New Roman" w:cs="Times New Roman"/>
+          <w:lang w:val="es-ES"/>
+        </w:rPr>
+      </w:pPr>
+      <w:r>
+        <w:rPr>
+          <w:rFonts w:ascii="Times New Roman" w:hAnsi="Times New Roman" w:cs="Times New Roman"/>
+          <w:lang w:val="es-ES"/>
+        </w:rPr>
+        <w:t>En definitiva, este proyecto ha sido una experiencia bastante beneficioso y lucrativo para el desarrollo de habilidades tan relevantes dentro del mercado del desarrollo web como PHP, MVC o JS.  Por otra parte, el haber desarrollado una aplicación en un entorno real, ha sido bastante interesante.</w:t>
+      </w:r>
+    </w:p>
+    <w:p>
+      <w:pPr>
+        <w:spacing w:line="360" w:lineRule="auto"/>
+        <w:jc w:val="both"/>
+        <w:rPr>
+          <w:rFonts w:ascii="Times New Roman" w:hAnsi="Times New Roman" w:cs="Times New Roman"/>
+          <w:lang w:val="es-ES"/>
+        </w:rPr>
+      </w:pPr>
+    </w:p>
+    <w:p>
+      <w:pPr>
+        <w:spacing w:line="360" w:lineRule="auto"/>
+        <w:jc w:val="both"/>
+        <w:rPr>
+          <w:rFonts w:ascii="Times New Roman" w:hAnsi="Times New Roman" w:cs="Times New Roman"/>
+          <w:lang w:val="es-ES"/>
+        </w:rPr>
+      </w:pPr>
+      <w:r>
+        <w:rPr>
+          <w:rFonts w:ascii="Times New Roman" w:hAnsi="Times New Roman" w:cs="Times New Roman"/>
+          <w:lang w:val="es-ES"/>
+        </w:rPr>
+        <w:lastRenderedPageBreak/>
+        <w:t>Con esta plataforma, se ha conseguido desarrollar un plataforma eficiente y sencilla para la gestión de campamentos infantiles.</w:t>
+      </w:r>
+    </w:p>
+    <w:p>
+      <w:pPr>
+        <w:spacing w:line="360" w:lineRule="auto"/>
+        <w:jc w:val="both"/>
+        <w:rPr>
+          <w:rFonts w:ascii="Times New Roman" w:hAnsi="Times New Roman" w:cs="Times New Roman"/>
+          <w:lang w:val="es-ES"/>
+        </w:rPr>
+      </w:pPr>
+    </w:p>
+    <w:p>
+      <w:pPr>
+        <w:spacing w:line="360" w:lineRule="auto"/>
+        <w:jc w:val="both"/>
+        <w:rPr>
+          <w:rFonts w:ascii="Times New Roman" w:hAnsi="Times New Roman" w:cs="Times New Roman"/>
+          <w:lang w:val="es-ES"/>
+        </w:rPr>
+      </w:pPr>
+    </w:p>
+    <w:p>
+      <w:pPr>
+        <w:spacing w:line="360" w:lineRule="auto"/>
+        <w:jc w:val="both"/>
+        <w:rPr>
+          <w:rFonts w:ascii="Times New Roman" w:hAnsi="Times New Roman" w:cs="Times New Roman"/>
+          <w:lang w:val="es-ES"/>
+        </w:rPr>
+      </w:pPr>
+    </w:p>
+    <w:p>
+      <w:pPr>
+        <w:spacing w:line="360" w:lineRule="auto"/>
+        <w:jc w:val="both"/>
+        <w:rPr>
+          <w:rFonts w:ascii="Times New Roman" w:hAnsi="Times New Roman" w:cs="Times New Roman"/>
+          <w:lang w:val="es-ES"/>
+        </w:rPr>
+      </w:pPr>
+    </w:p>
+    <w:p>
+      <w:pPr>
+        <w:spacing w:line="360" w:lineRule="auto"/>
+        <w:jc w:val="both"/>
+        <w:rPr>
+          <w:rFonts w:ascii="Times New Roman" w:hAnsi="Times New Roman" w:cs="Times New Roman"/>
+          <w:lang w:val="es-ES"/>
+        </w:rPr>
+      </w:pPr>
+    </w:p>
+    <w:p>
+      <w:pPr>
+        <w:spacing w:line="360" w:lineRule="auto"/>
+        <w:jc w:val="both"/>
+        <w:rPr>
+          <w:rFonts w:ascii="Times New Roman" w:hAnsi="Times New Roman" w:cs="Times New Roman"/>
+          <w:lang w:val="es-ES"/>
+        </w:rPr>
+      </w:pPr>
+    </w:p>
+    <w:p>
+      <w:pPr>
+        <w:pStyle w:val="Heading1"/>
+        <w:spacing w:line="360" w:lineRule="auto"/>
+        <w:jc w:val="both"/>
         <w:rPr>
           <w:rFonts w:ascii="Times New Roman" w:hAnsi="Times New Roman" w:cs="Times New Roman"/>
           <w:b/>
@@ -21222,6 +24473,178 @@
           <w:szCs w:val="32"/>
           <w:lang w:val="es-ES"/>
         </w:rPr>
+      </w:pPr>
+      <w:bookmarkStart w:id="17" w:name="_Toc189846489"/>
+    </w:p>
+    <w:p>
+      <w:pPr>
+        <w:pStyle w:val="Heading1"/>
+        <w:spacing w:line="360" w:lineRule="auto"/>
+        <w:jc w:val="both"/>
+        <w:rPr>
+          <w:rFonts w:ascii="Times New Roman" w:hAnsi="Times New Roman" w:cs="Times New Roman"/>
+          <w:b/>
+          <w:bCs/>
+          <w:sz w:val="32"/>
+          <w:szCs w:val="32"/>
+          <w:lang w:val="es-ES"/>
+        </w:rPr>
+      </w:pPr>
+    </w:p>
+    <w:p>
+      <w:pPr>
+        <w:pStyle w:val="Heading1"/>
+        <w:spacing w:line="360" w:lineRule="auto"/>
+        <w:jc w:val="both"/>
+        <w:rPr>
+          <w:rFonts w:ascii="Times New Roman" w:hAnsi="Times New Roman" w:cs="Times New Roman"/>
+          <w:b/>
+          <w:bCs/>
+          <w:sz w:val="32"/>
+          <w:szCs w:val="32"/>
+          <w:lang w:val="es-ES"/>
+        </w:rPr>
+      </w:pPr>
+    </w:p>
+    <w:p>
+      <w:pPr>
+        <w:pStyle w:val="Heading1"/>
+        <w:spacing w:line="360" w:lineRule="auto"/>
+        <w:jc w:val="both"/>
+        <w:rPr>
+          <w:rFonts w:ascii="Times New Roman" w:hAnsi="Times New Roman" w:cs="Times New Roman"/>
+          <w:b/>
+          <w:bCs/>
+          <w:sz w:val="32"/>
+          <w:szCs w:val="32"/>
+          <w:lang w:val="es-ES"/>
+        </w:rPr>
+      </w:pPr>
+    </w:p>
+    <w:p>
+      <w:pPr>
+        <w:pStyle w:val="Heading1"/>
+        <w:spacing w:line="360" w:lineRule="auto"/>
+        <w:jc w:val="both"/>
+        <w:rPr>
+          <w:rFonts w:ascii="Times New Roman" w:hAnsi="Times New Roman" w:cs="Times New Roman"/>
+          <w:b/>
+          <w:bCs/>
+          <w:sz w:val="32"/>
+          <w:szCs w:val="32"/>
+          <w:lang w:val="es-ES"/>
+        </w:rPr>
+      </w:pPr>
+    </w:p>
+    <w:p>
+      <w:pPr>
+        <w:pStyle w:val="Heading1"/>
+        <w:spacing w:line="360" w:lineRule="auto"/>
+        <w:jc w:val="both"/>
+        <w:rPr>
+          <w:rFonts w:ascii="Times New Roman" w:hAnsi="Times New Roman" w:cs="Times New Roman"/>
+          <w:b/>
+          <w:bCs/>
+          <w:sz w:val="32"/>
+          <w:szCs w:val="32"/>
+          <w:lang w:val="es-ES"/>
+        </w:rPr>
+      </w:pPr>
+    </w:p>
+    <w:p>
+      <w:pPr>
+        <w:pStyle w:val="Heading1"/>
+        <w:spacing w:line="360" w:lineRule="auto"/>
+        <w:jc w:val="both"/>
+        <w:rPr>
+          <w:rFonts w:ascii="Times New Roman" w:hAnsi="Times New Roman" w:cs="Times New Roman"/>
+          <w:b/>
+          <w:bCs/>
+          <w:sz w:val="32"/>
+          <w:szCs w:val="32"/>
+          <w:lang w:val="es-ES"/>
+        </w:rPr>
+      </w:pPr>
+    </w:p>
+    <w:p>
+      <w:pPr>
+        <w:pStyle w:val="Heading1"/>
+        <w:spacing w:line="360" w:lineRule="auto"/>
+        <w:jc w:val="both"/>
+        <w:rPr>
+          <w:rFonts w:ascii="Times New Roman" w:hAnsi="Times New Roman" w:cs="Times New Roman"/>
+          <w:b/>
+          <w:bCs/>
+          <w:sz w:val="32"/>
+          <w:szCs w:val="32"/>
+          <w:lang w:val="es-ES"/>
+        </w:rPr>
+      </w:pPr>
+    </w:p>
+    <w:p>
+      <w:pPr>
+        <w:pStyle w:val="Heading1"/>
+        <w:spacing w:line="360" w:lineRule="auto"/>
+        <w:jc w:val="both"/>
+        <w:rPr>
+          <w:rFonts w:ascii="Times New Roman" w:hAnsi="Times New Roman" w:cs="Times New Roman"/>
+          <w:b/>
+          <w:bCs/>
+          <w:sz w:val="32"/>
+          <w:szCs w:val="32"/>
+          <w:lang w:val="es-ES"/>
+        </w:rPr>
+      </w:pPr>
+    </w:p>
+    <w:p>
+      <w:pPr>
+        <w:rPr>
+          <w:lang w:val="es-ES"/>
+        </w:rPr>
+      </w:pPr>
+    </w:p>
+    <w:p>
+      <w:pPr>
+        <w:rPr>
+          <w:lang w:val="es-ES"/>
+        </w:rPr>
+      </w:pPr>
+    </w:p>
+    <w:p>
+      <w:pPr>
+        <w:pStyle w:val="Heading1"/>
+        <w:spacing w:line="360" w:lineRule="auto"/>
+        <w:jc w:val="both"/>
+        <w:rPr>
+          <w:rFonts w:ascii="Times New Roman" w:hAnsi="Times New Roman" w:cs="Times New Roman"/>
+          <w:b/>
+          <w:bCs/>
+          <w:sz w:val="32"/>
+          <w:szCs w:val="32"/>
+          <w:lang w:val="es-ES"/>
+        </w:rPr>
+      </w:pPr>
+      <w:r>
+        <w:rPr>
+          <w:rFonts w:ascii="Times New Roman" w:hAnsi="Times New Roman" w:cs="Times New Roman"/>
+          <w:b/>
+          <w:bCs/>
+          <w:sz w:val="32"/>
+          <w:szCs w:val="32"/>
+          <w:lang w:val="es-ES"/>
+        </w:rPr>
+        <w:lastRenderedPageBreak/>
+        <w:t>A</w:t>
+      </w:r>
+      <w:r>
+        <w:rPr>
+          <w:rFonts w:ascii="Times New Roman" w:hAnsi="Times New Roman" w:cs="Times New Roman"/>
+          <w:b/>
+          <w:bCs/>
+          <w:sz w:val="32"/>
+          <w:szCs w:val="32"/>
+          <w:lang w:val="es-ES"/>
+        </w:rPr>
         <w:t>nexos</w:t>
       </w:r>
       <w:bookmarkStart w:id="18" w:name="_Toc189846490"/>
@@ -21332,15 +24755,7 @@
           <w:rFonts w:ascii="Times New Roman" w:hAnsi="Times New Roman" w:cs="Times New Roman"/>
           <w:lang w:val="es-ES"/>
         </w:rPr>
-        <w:t xml:space="preserve">Por </w:t>
-      </w:r>
-      <w:r>
-        <w:rPr>
-          <w:rFonts w:ascii="Times New Roman" w:hAnsi="Times New Roman" w:cs="Times New Roman"/>
-          <w:lang w:val="es-ES"/>
-        </w:rPr>
-        <w:lastRenderedPageBreak/>
-        <w:t>otra parte, han sido insertados varios .</w:t>
+        <w:t>Por otra parte, han sido insertados varios .</w:t>
       </w:r>
       <w:proofErr w:type="spellStart"/>
       <w:r>
@@ -21449,7 +24864,7 @@
           <w:lang w:val="es-ES"/>
         </w:rPr>
         <w:drawing>
-          <wp:inline distT="0" distB="0" distL="0" distR="0" wp14:anchorId="56EC2BF2" wp14:editId="4B5F853C">
+          <wp:inline distT="0" distB="0" distL="0" distR="0" wp14:anchorId="56EC2BF2" wp14:editId="3E19A89F">
             <wp:extent cx="5739483" cy="2834640"/>
             <wp:effectExtent l="0" t="0" r="1270" b="0"/>
             <wp:docPr id="1521730561" name="Picture 1" descr="A screenshot of a computer program&#10;&#10;Description automatically generated"/>
@@ -21581,6 +24996,7 @@
           <w:bCs/>
           <w:lang w:val="es-ES"/>
         </w:rPr>
+        <w:lastRenderedPageBreak/>
         <w:t>DirectoryIndex</w:t>
       </w:r>
       <w:proofErr w:type="spellEnd"/>
@@ -21762,7 +25178,6 @@
           <w:bCs/>
           <w:lang w:val="es-ES"/>
         </w:rPr>
-        <w:lastRenderedPageBreak/>
         <w:t>ErrorDocument</w:t>
       </w:r>
       <w:proofErr w:type="spellEnd"/>
@@ -21961,7 +25376,7 @@
           <w:lang w:val="es-ES"/>
         </w:rPr>
         <w:drawing>
-          <wp:inline distT="0" distB="0" distL="0" distR="0" wp14:anchorId="33ECE28B" wp14:editId="75D01917">
+          <wp:inline distT="0" distB="0" distL="0" distR="0" wp14:anchorId="33ECE28B" wp14:editId="024221DC">
             <wp:extent cx="5398770" cy="1061085"/>
             <wp:effectExtent l="0" t="0" r="0" b="5715"/>
             <wp:docPr id="1224674290" name="Picture 2" descr="A computer screen with white text&#10;&#10;Description automatically generated"/>
@@ -22097,7 +25512,7 @@
           <w:lang w:val="es-ES"/>
         </w:rPr>
         <w:drawing>
-          <wp:inline distT="0" distB="0" distL="0" distR="0" wp14:anchorId="369DCB05" wp14:editId="4C5F0F05">
+          <wp:inline distT="0" distB="0" distL="0" distR="0" wp14:anchorId="369DCB05" wp14:editId="3F06C862">
             <wp:extent cx="5398770" cy="643890"/>
             <wp:effectExtent l="0" t="0" r="0" b="3810"/>
             <wp:docPr id="1058945197" name="Picture 3"/>
@@ -22163,6 +25578,7 @@
           <w:rFonts w:ascii="Times New Roman" w:hAnsi="Times New Roman" w:cs="Times New Roman"/>
           <w:lang w:val="es-ES"/>
         </w:rPr>
+        <w:lastRenderedPageBreak/>
         <w:t>Después</w:t>
       </w:r>
       <w:r>
@@ -22298,7 +25714,6 @@
           <w:rFonts w:ascii="Times New Roman" w:hAnsi="Times New Roman" w:cs="Times New Roman"/>
           <w:lang w:val="es-ES"/>
         </w:rPr>
-        <w:lastRenderedPageBreak/>
         <w:t xml:space="preserve">Una vez </w:t>
       </w:r>
       <w:r>
@@ -23821,6 +27236,95 @@
     </w:lvl>
   </w:abstractNum>
   <w:abstractNum w:abstractNumId="12" w15:restartNumberingAfterBreak="0">
+    <w:nsid w:val="2D2340DA"/>
+    <w:multiLevelType w:val="hybridMultilevel"/>
+    <w:tmpl w:val="41ACB8E4"/>
+    <w:lvl w:ilvl="0" w:tplc="0409000F">
+      <w:start w:val="1"/>
+      <w:numFmt w:val="decimal"/>
+      <w:lvlText w:val="%1."/>
+      <w:lvlJc w:val="left"/>
+      <w:pPr>
+        <w:ind w:left="720" w:hanging="360"/>
+      </w:pPr>
+      <w:rPr>
+        <w:rFonts w:hint="default"/>
+      </w:rPr>
+    </w:lvl>
+    <w:lvl w:ilvl="1" w:tplc="04090019" w:tentative="1">
+      <w:start w:val="1"/>
+      <w:numFmt w:val="lowerLetter"/>
+      <w:lvlText w:val="%2."/>
+      <w:lvlJc w:val="left"/>
+      <w:pPr>
+        <w:ind w:left="1440" w:hanging="360"/>
+      </w:pPr>
+    </w:lvl>
+    <w:lvl w:ilvl="2" w:tplc="0409001B" w:tentative="1">
+      <w:start w:val="1"/>
+      <w:numFmt w:val="lowerRoman"/>
+      <w:lvlText w:val="%3."/>
+      <w:lvlJc w:val="right"/>
+      <w:pPr>
+        <w:ind w:left="2160" w:hanging="180"/>
+      </w:pPr>
+    </w:lvl>
+    <w:lvl w:ilvl="3" w:tplc="0409000F" w:tentative="1">
+      <w:start w:val="1"/>
+      <w:numFmt w:val="decimal"/>
+      <w:lvlText w:val="%4."/>
+      <w:lvlJc w:val="left"/>
+      <w:pPr>
+        <w:ind w:left="2880" w:hanging="360"/>
+      </w:pPr>
+    </w:lvl>
+    <w:lvl w:ilvl="4" w:tplc="04090019" w:tentative="1">
+      <w:start w:val="1"/>
+      <w:numFmt w:val="lowerLetter"/>
+      <w:lvlText w:val="%5."/>
+      <w:lvlJc w:val="left"/>
+      <w:pPr>
+        <w:ind w:left="3600" w:hanging="360"/>
+      </w:pPr>
+    </w:lvl>
+    <w:lvl w:ilvl="5" w:tplc="0409001B" w:tentative="1">
+      <w:start w:val="1"/>
+      <w:numFmt w:val="lowerRoman"/>
+      <w:lvlText w:val="%6."/>
+      <w:lvlJc w:val="right"/>
+      <w:pPr>
+        <w:ind w:left="4320" w:hanging="180"/>
+      </w:pPr>
+    </w:lvl>
+    <w:lvl w:ilvl="6" w:tplc="0409000F" w:tentative="1">
+      <w:start w:val="1"/>
+      <w:numFmt w:val="decimal"/>
+      <w:lvlText w:val="%7."/>
+      <w:lvlJc w:val="left"/>
+      <w:pPr>
+        <w:ind w:left="5040" w:hanging="360"/>
+      </w:pPr>
+    </w:lvl>
+    <w:lvl w:ilvl="7" w:tplc="04090019" w:tentative="1">
+      <w:start w:val="1"/>
+      <w:numFmt w:val="lowerLetter"/>
+      <w:lvlText w:val="%8."/>
+      <w:lvlJc w:val="left"/>
+      <w:pPr>
+        <w:ind w:left="5760" w:hanging="360"/>
+      </w:pPr>
+    </w:lvl>
+    <w:lvl w:ilvl="8" w:tplc="0409001B" w:tentative="1">
+      <w:start w:val="1"/>
+      <w:numFmt w:val="lowerRoman"/>
+      <w:lvlText w:val="%9."/>
+      <w:lvlJc w:val="right"/>
+      <w:pPr>
+        <w:ind w:left="6480" w:hanging="180"/>
+      </w:pPr>
+    </w:lvl>
+  </w:abstractNum>
+  <w:abstractNum w:abstractNumId="13" w15:restartNumberingAfterBreak="0">
     <w:nsid w:val="2EF36D4A"/>
     <w:multiLevelType w:val="hybridMultilevel"/>
     <w:tmpl w:val="18D63482"/>
@@ -23933,7 +27437,7 @@
       </w:rPr>
     </w:lvl>
   </w:abstractNum>
-  <w:abstractNum w:abstractNumId="13" w15:restartNumberingAfterBreak="0">
+  <w:abstractNum w:abstractNumId="14" w15:restartNumberingAfterBreak="0">
     <w:nsid w:val="318A3266"/>
     <w:multiLevelType w:val="multilevel"/>
     <w:tmpl w:val="C522259E"/>
@@ -24077,7 +27581,7 @@
       </w:rPr>
     </w:lvl>
   </w:abstractNum>
-  <w:abstractNum w:abstractNumId="14" w15:restartNumberingAfterBreak="0">
+  <w:abstractNum w:abstractNumId="15" w15:restartNumberingAfterBreak="0">
     <w:nsid w:val="31C6439F"/>
     <w:multiLevelType w:val="multilevel"/>
     <w:tmpl w:val="DEE8ED20"/>
@@ -24226,7 +27730,7 @@
       </w:rPr>
     </w:lvl>
   </w:abstractNum>
-  <w:abstractNum w:abstractNumId="15" w15:restartNumberingAfterBreak="0">
+  <w:abstractNum w:abstractNumId="16" w15:restartNumberingAfterBreak="0">
     <w:nsid w:val="3AFD3C31"/>
     <w:multiLevelType w:val="hybridMultilevel"/>
     <w:tmpl w:val="D8084A10"/>
@@ -24312,7 +27816,7 @@
       </w:pPr>
     </w:lvl>
   </w:abstractNum>
-  <w:abstractNum w:abstractNumId="16" w15:restartNumberingAfterBreak="0">
+  <w:abstractNum w:abstractNumId="17" w15:restartNumberingAfterBreak="0">
     <w:nsid w:val="40257C4A"/>
     <w:multiLevelType w:val="multilevel"/>
     <w:tmpl w:val="C522259E"/>
@@ -24456,7 +27960,7 @@
       </w:rPr>
     </w:lvl>
   </w:abstractNum>
-  <w:abstractNum w:abstractNumId="17" w15:restartNumberingAfterBreak="0">
+  <w:abstractNum w:abstractNumId="18" w15:restartNumberingAfterBreak="0">
     <w:nsid w:val="4090202B"/>
     <w:multiLevelType w:val="hybridMultilevel"/>
     <w:tmpl w:val="82F21156"/>
@@ -24569,7 +28073,7 @@
       </w:rPr>
     </w:lvl>
   </w:abstractNum>
-  <w:abstractNum w:abstractNumId="18" w15:restartNumberingAfterBreak="0">
+  <w:abstractNum w:abstractNumId="19" w15:restartNumberingAfterBreak="0">
     <w:nsid w:val="4A7E09AA"/>
     <w:multiLevelType w:val="hybridMultilevel"/>
     <w:tmpl w:val="01380ABE"/>
@@ -24682,7 +28186,7 @@
       </w:rPr>
     </w:lvl>
   </w:abstractNum>
-  <w:abstractNum w:abstractNumId="19" w15:restartNumberingAfterBreak="0">
+  <w:abstractNum w:abstractNumId="20" w15:restartNumberingAfterBreak="0">
     <w:nsid w:val="4E671848"/>
     <w:multiLevelType w:val="hybridMultilevel"/>
     <w:tmpl w:val="73D4FF80"/>
@@ -24795,7 +28299,7 @@
       </w:rPr>
     </w:lvl>
   </w:abstractNum>
-  <w:abstractNum w:abstractNumId="20" w15:restartNumberingAfterBreak="0">
+  <w:abstractNum w:abstractNumId="21" w15:restartNumberingAfterBreak="0">
     <w:nsid w:val="4EB706F5"/>
     <w:multiLevelType w:val="multilevel"/>
     <w:tmpl w:val="06D8D820"/>
@@ -24944,7 +28448,7 @@
       </w:rPr>
     </w:lvl>
   </w:abstractNum>
-  <w:abstractNum w:abstractNumId="21" w15:restartNumberingAfterBreak="0">
+  <w:abstractNum w:abstractNumId="22" w15:restartNumberingAfterBreak="0">
     <w:nsid w:val="54DB25FA"/>
     <w:multiLevelType w:val="hybridMultilevel"/>
     <w:tmpl w:val="866691F0"/>
@@ -25056,7 +28560,7 @@
       </w:rPr>
     </w:lvl>
   </w:abstractNum>
-  <w:abstractNum w:abstractNumId="22" w15:restartNumberingAfterBreak="0">
+  <w:abstractNum w:abstractNumId="23" w15:restartNumberingAfterBreak="0">
     <w:nsid w:val="57AF1F24"/>
     <w:multiLevelType w:val="hybridMultilevel"/>
     <w:tmpl w:val="BFDA9F36"/>
@@ -25169,7 +28673,7 @@
       </w:rPr>
     </w:lvl>
   </w:abstractNum>
-  <w:abstractNum w:abstractNumId="23" w15:restartNumberingAfterBreak="0">
+  <w:abstractNum w:abstractNumId="24" w15:restartNumberingAfterBreak="0">
     <w:nsid w:val="58393CFD"/>
     <w:multiLevelType w:val="multilevel"/>
     <w:tmpl w:val="C522259E"/>
@@ -25313,7 +28817,7 @@
       </w:rPr>
     </w:lvl>
   </w:abstractNum>
-  <w:abstractNum w:abstractNumId="24" w15:restartNumberingAfterBreak="0">
+  <w:abstractNum w:abstractNumId="25" w15:restartNumberingAfterBreak="0">
     <w:nsid w:val="5CC417F7"/>
     <w:multiLevelType w:val="hybridMultilevel"/>
     <w:tmpl w:val="06AAEAA4"/>
@@ -25399,7 +28903,7 @@
       </w:pPr>
     </w:lvl>
   </w:abstractNum>
-  <w:abstractNum w:abstractNumId="25" w15:restartNumberingAfterBreak="0">
+  <w:abstractNum w:abstractNumId="26" w15:restartNumberingAfterBreak="0">
     <w:nsid w:val="62812C2F"/>
     <w:multiLevelType w:val="hybridMultilevel"/>
     <w:tmpl w:val="81C00E5C"/>
@@ -25512,7 +29016,7 @@
       </w:rPr>
     </w:lvl>
   </w:abstractNum>
-  <w:abstractNum w:abstractNumId="26" w15:restartNumberingAfterBreak="0">
+  <w:abstractNum w:abstractNumId="27" w15:restartNumberingAfterBreak="0">
     <w:nsid w:val="64E27D10"/>
     <w:multiLevelType w:val="hybridMultilevel"/>
     <w:tmpl w:val="55F032D0"/>
@@ -25625,7 +29129,7 @@
       </w:rPr>
     </w:lvl>
   </w:abstractNum>
-  <w:abstractNum w:abstractNumId="27" w15:restartNumberingAfterBreak="0">
+  <w:abstractNum w:abstractNumId="28" w15:restartNumberingAfterBreak="0">
     <w:nsid w:val="656F2A6D"/>
     <w:multiLevelType w:val="hybridMultilevel"/>
     <w:tmpl w:val="8A66FB76"/>
@@ -25738,7 +29242,7 @@
       </w:rPr>
     </w:lvl>
   </w:abstractNum>
-  <w:abstractNum w:abstractNumId="28" w15:restartNumberingAfterBreak="0">
+  <w:abstractNum w:abstractNumId="29" w15:restartNumberingAfterBreak="0">
     <w:nsid w:val="69342E79"/>
     <w:multiLevelType w:val="hybridMultilevel"/>
     <w:tmpl w:val="1CDEFB2C"/>
@@ -25851,7 +29355,7 @@
       </w:rPr>
     </w:lvl>
   </w:abstractNum>
-  <w:abstractNum w:abstractNumId="29" w15:restartNumberingAfterBreak="0">
+  <w:abstractNum w:abstractNumId="30" w15:restartNumberingAfterBreak="0">
     <w:nsid w:val="6C280225"/>
     <w:multiLevelType w:val="multilevel"/>
     <w:tmpl w:val="C522259E"/>
@@ -25995,7 +29499,7 @@
       </w:rPr>
     </w:lvl>
   </w:abstractNum>
-  <w:abstractNum w:abstractNumId="30" w15:restartNumberingAfterBreak="0">
+  <w:abstractNum w:abstractNumId="31" w15:restartNumberingAfterBreak="0">
     <w:nsid w:val="75EA506C"/>
     <w:multiLevelType w:val="hybridMultilevel"/>
     <w:tmpl w:val="144CE920"/>
@@ -26108,7 +29612,7 @@
       </w:rPr>
     </w:lvl>
   </w:abstractNum>
-  <w:abstractNum w:abstractNumId="31" w15:restartNumberingAfterBreak="0">
+  <w:abstractNum w:abstractNumId="32" w15:restartNumberingAfterBreak="0">
     <w:nsid w:val="762F48D7"/>
     <w:multiLevelType w:val="hybridMultilevel"/>
     <w:tmpl w:val="5ABE8EF8"/>
@@ -26199,10 +29703,10 @@
     </w:lvl>
   </w:abstractNum>
   <w:num w:numId="1" w16cid:durableId="1447772579">
-    <w:abstractNumId w:val="14"/>
+    <w:abstractNumId w:val="15"/>
   </w:num>
   <w:num w:numId="2" w16cid:durableId="1629169022">
-    <w:abstractNumId w:val="20"/>
+    <w:abstractNumId w:val="21"/>
   </w:num>
   <w:num w:numId="3" w16cid:durableId="2115899246">
     <w:abstractNumId w:val="7"/>
@@ -26214,43 +29718,43 @@
     <w:abstractNumId w:val="11"/>
   </w:num>
   <w:num w:numId="6" w16cid:durableId="2051296251">
-    <w:abstractNumId w:val="21"/>
+    <w:abstractNumId w:val="22"/>
   </w:num>
   <w:num w:numId="7" w16cid:durableId="1455363945">
-    <w:abstractNumId w:val="16"/>
+    <w:abstractNumId w:val="17"/>
   </w:num>
   <w:num w:numId="8" w16cid:durableId="931157716">
-    <w:abstractNumId w:val="23"/>
+    <w:abstractNumId w:val="24"/>
   </w:num>
   <w:num w:numId="9" w16cid:durableId="1011033584">
     <w:abstractNumId w:val="5"/>
   </w:num>
   <w:num w:numId="10" w16cid:durableId="697849409">
-    <w:abstractNumId w:val="13"/>
+    <w:abstractNumId w:val="14"/>
   </w:num>
   <w:num w:numId="11" w16cid:durableId="1212041316">
-    <w:abstractNumId w:val="29"/>
+    <w:abstractNumId w:val="30"/>
   </w:num>
   <w:num w:numId="12" w16cid:durableId="333266316">
-    <w:abstractNumId w:val="25"/>
+    <w:abstractNumId w:val="26"/>
   </w:num>
   <w:num w:numId="13" w16cid:durableId="1283806426">
+    <w:abstractNumId w:val="28"/>
+  </w:num>
+  <w:num w:numId="14" w16cid:durableId="795412518">
+    <w:abstractNumId w:val="23"/>
+  </w:num>
+  <w:num w:numId="15" w16cid:durableId="442309502">
     <w:abstractNumId w:val="27"/>
   </w:num>
-  <w:num w:numId="14" w16cid:durableId="795412518">
-    <w:abstractNumId w:val="22"/>
-  </w:num>
-  <w:num w:numId="15" w16cid:durableId="442309502">
-    <w:abstractNumId w:val="26"/>
-  </w:num>
   <w:num w:numId="16" w16cid:durableId="898899577">
-    <w:abstractNumId w:val="15"/>
+    <w:abstractNumId w:val="16"/>
   </w:num>
   <w:num w:numId="17" w16cid:durableId="780881516">
     <w:abstractNumId w:val="10"/>
   </w:num>
   <w:num w:numId="18" w16cid:durableId="1569612492">
-    <w:abstractNumId w:val="28"/>
+    <w:abstractNumId w:val="29"/>
   </w:num>
   <w:num w:numId="19" w16cid:durableId="1580022003">
     <w:abstractNumId w:val="3"/>
@@ -26259,19 +29763,19 @@
     <w:abstractNumId w:val="8"/>
   </w:num>
   <w:num w:numId="21" w16cid:durableId="1844931329">
-    <w:abstractNumId w:val="24"/>
+    <w:abstractNumId w:val="25"/>
   </w:num>
   <w:num w:numId="22" w16cid:durableId="1006833237">
     <w:abstractNumId w:val="9"/>
   </w:num>
   <w:num w:numId="23" w16cid:durableId="802307545">
-    <w:abstractNumId w:val="30"/>
+    <w:abstractNumId w:val="31"/>
   </w:num>
   <w:num w:numId="24" w16cid:durableId="1021854729">
-    <w:abstractNumId w:val="19"/>
+    <w:abstractNumId w:val="20"/>
   </w:num>
   <w:num w:numId="25" w16cid:durableId="212155476">
-    <w:abstractNumId w:val="12"/>
+    <w:abstractNumId w:val="13"/>
   </w:num>
   <w:num w:numId="26" w16cid:durableId="16809948">
     <w:abstractNumId w:val="1"/>
@@ -26280,7 +29784,7 @@
     <w:abstractNumId w:val="2"/>
   </w:num>
   <w:num w:numId="28" w16cid:durableId="1441221667">
-    <w:abstractNumId w:val="31"/>
+    <w:abstractNumId w:val="32"/>
   </w:num>
   <w:num w:numId="29" w16cid:durableId="404227670">
     <w:abstractNumId w:val="4"/>
@@ -26289,10 +29793,13 @@
     <w:abstractNumId w:val="0"/>
   </w:num>
   <w:num w:numId="31" w16cid:durableId="1919484872">
+    <w:abstractNumId w:val="19"/>
+  </w:num>
+  <w:num w:numId="32" w16cid:durableId="460736381">
     <w:abstractNumId w:val="18"/>
   </w:num>
-  <w:num w:numId="32" w16cid:durableId="460736381">
-    <w:abstractNumId w:val="17"/>
+  <w:num w:numId="33" w16cid:durableId="697004146">
+    <w:abstractNumId w:val="12"/>
   </w:num>
 </w:numbering>
 </file>
@@ -26894,7 +30401,6 @@
   <w:style w:type="character" w:default="1" w:styleId="DefaultParagraphFont">
     <w:name w:val="Default Paragraph Font"/>
     <w:uiPriority w:val="1"/>
-    <w:semiHidden/>
     <w:unhideWhenUsed/>
   </w:style>
   <w:style w:type="table" w:default="1" w:styleId="TableNormal">

--- a/documentacion/memoria_pi_danielcorreavilla.docx
+++ b/documentacion/memoria_pi_danielcorreavilla.docx
@@ -15826,6 +15826,15 @@
         </w:rPr>
         <w:t>SCHEDULE</w:t>
       </w:r>
+      <w:r>
+        <w:rPr>
+          <w:rFonts w:ascii="Times New Roman" w:hAnsi="Times New Roman" w:cs="Times New Roman"/>
+          <w:b/>
+          <w:bCs/>
+          <w:lang w:val="es-ES"/>
+        </w:rPr>
+        <w:t>_PARTICIPANTS / SCHEDULE_MONITORS</w:t>
+      </w:r>
     </w:p>
     <w:tbl>
       <w:tblPr>
@@ -15837,10 +15846,10 @@
         <w:tblLook w:val="04A0" w:firstRow="1" w:lastRow="0" w:firstColumn="1" w:lastColumn="0" w:noHBand="0" w:noVBand="1"/>
       </w:tblPr>
       <w:tblGrid>
-        <w:gridCol w:w="1756"/>
-        <w:gridCol w:w="1864"/>
-        <w:gridCol w:w="3240"/>
-        <w:gridCol w:w="1626"/>
+        <w:gridCol w:w="2354"/>
+        <w:gridCol w:w="1664"/>
+        <w:gridCol w:w="3041"/>
+        <w:gridCol w:w="1427"/>
       </w:tblGrid>
       <w:tr>
         <w:trPr>
@@ -16439,6 +16448,28 @@
                 <w:szCs w:val="20"/>
               </w:rPr>
               <w:t>participant_id</w:t>
+            </w:r>
+            <w:proofErr w:type="spellEnd"/>
+            <w:r>
+              <w:rPr>
+                <w:rFonts w:ascii="Times New Roman" w:hAnsi="Times New Roman" w:cs="Times New Roman"/>
+                <w:b/>
+                <w:bCs/>
+                <w:sz w:val="20"/>
+                <w:szCs w:val="20"/>
+              </w:rPr>
+              <w:t>/</w:t>
+            </w:r>
+            <w:proofErr w:type="spellStart"/>
+            <w:r>
+              <w:rPr>
+                <w:rFonts w:ascii="Times New Roman" w:hAnsi="Times New Roman" w:cs="Times New Roman"/>
+                <w:b/>
+                <w:bCs/>
+                <w:sz w:val="20"/>
+                <w:szCs w:val="20"/>
+              </w:rPr>
+              <w:t>monitor_id</w:t>
             </w:r>
             <w:proofErr w:type="spellEnd"/>
           </w:p>
@@ -18238,7 +18269,6 @@
           <w:bCs/>
           <w:lang w:val="es-ES"/>
         </w:rPr>
-        <w:lastRenderedPageBreak/>
         <w:t>Gestión de contenidos (</w:t>
       </w:r>
       <w:proofErr w:type="spellStart"/>
@@ -19569,7 +19599,6 @@
           <w:szCs w:val="32"/>
           <w:lang w:val="es-ES"/>
         </w:rPr>
-        <w:lastRenderedPageBreak/>
         <w:t>Desarrollo de la aplicación</w:t>
       </w:r>
       <w:bookmarkEnd w:id="10"/>
@@ -19992,6 +20021,7 @@
           <w:rFonts w:ascii="Times New Roman" w:hAnsi="Times New Roman" w:cs="Times New Roman"/>
           <w:lang w:val="es-ES"/>
         </w:rPr>
+        <w:lastRenderedPageBreak/>
         <w:t>Mantener un código más limpio y estructurado, mejorando la escalabilidad y el mantenimiento.</w:t>
       </w:r>
     </w:p>
@@ -20019,7 +20049,6 @@
           <w:szCs w:val="28"/>
           <w:lang w:val="es-ES"/>
         </w:rPr>
-        <w:lastRenderedPageBreak/>
         <w:t xml:space="preserve">Entorno de </w:t>
       </w:r>
       <w:r>
@@ -20367,7 +20396,6 @@
           <w:szCs w:val="28"/>
           <w:lang w:val="es-ES"/>
         </w:rPr>
-        <w:lastRenderedPageBreak/>
         <w:t>Gestión de roles en la aplicación</w:t>
       </w:r>
     </w:p>
@@ -22098,7 +22126,6 @@
           <w:szCs w:val="32"/>
           <w:lang w:val="es-ES"/>
         </w:rPr>
-        <w:lastRenderedPageBreak/>
         <w:t>Desarrollo e implementación</w:t>
       </w:r>
       <w:bookmarkEnd w:id="14"/>
@@ -22207,6 +22234,7 @@
           <w:noProof/>
           <w:lang w:val="es-ES"/>
         </w:rPr>
+        <w:lastRenderedPageBreak/>
         <w:drawing>
           <wp:anchor distT="0" distB="0" distL="114300" distR="114300" simplePos="0" relativeHeight="251659264" behindDoc="0" locked="0" layoutInCell="1" allowOverlap="1" wp14:anchorId="660C2B27" wp14:editId="7AD060FD">
             <wp:simplePos x="0" y="0"/>
@@ -22288,7 +22316,6 @@
           <w:szCs w:val="28"/>
           <w:lang w:val="es-ES"/>
         </w:rPr>
-        <w:lastRenderedPageBreak/>
         <w:t>Diagrama de modelo relacional</w:t>
       </w:r>
       <w:bookmarkEnd w:id="16"/>
@@ -22345,6 +22372,7 @@
           <w:szCs w:val="32"/>
           <w:lang w:val="es-ES"/>
         </w:rPr>
+        <w:lastRenderedPageBreak/>
         <w:drawing>
           <wp:anchor distT="0" distB="0" distL="114300" distR="114300" simplePos="0" relativeHeight="251664384" behindDoc="0" locked="0" layoutInCell="1" allowOverlap="1" wp14:anchorId="0CA256E6" wp14:editId="262E4AF6">
             <wp:simplePos x="0" y="0"/>
@@ -22479,7 +22507,6 @@
           <w:szCs w:val="28"/>
           <w:lang w:val="es-ES"/>
         </w:rPr>
-        <w:lastRenderedPageBreak/>
         <w:t xml:space="preserve">Diagrama de </w:t>
       </w:r>
       <w:r>

--- a/documentacion/memoria_pi_danielcorreavilla.docx
+++ b/documentacion/memoria_pi_danielcorreavilla.docx
@@ -21973,86 +21973,6 @@
     </w:p>
     <w:p>
       <w:pPr>
-        <w:jc w:val="both"/>
-        <w:rPr>
-          <w:lang w:val="es-ES"/>
-        </w:rPr>
-      </w:pPr>
-    </w:p>
-    <w:p>
-      <w:pPr>
-        <w:jc w:val="both"/>
-        <w:rPr>
-          <w:lang w:val="es-ES"/>
-        </w:rPr>
-      </w:pPr>
-    </w:p>
-    <w:p>
-      <w:pPr>
-        <w:jc w:val="both"/>
-        <w:rPr>
-          <w:lang w:val="es-ES"/>
-        </w:rPr>
-      </w:pPr>
-    </w:p>
-    <w:p>
-      <w:pPr>
-        <w:jc w:val="both"/>
-        <w:rPr>
-          <w:lang w:val="es-ES"/>
-        </w:rPr>
-      </w:pPr>
-    </w:p>
-    <w:p>
-      <w:pPr>
-        <w:jc w:val="both"/>
-        <w:rPr>
-          <w:lang w:val="es-ES"/>
-        </w:rPr>
-      </w:pPr>
-    </w:p>
-    <w:p>
-      <w:pPr>
-        <w:jc w:val="both"/>
-        <w:rPr>
-          <w:lang w:val="es-ES"/>
-        </w:rPr>
-      </w:pPr>
-    </w:p>
-    <w:p>
-      <w:pPr>
-        <w:jc w:val="both"/>
-        <w:rPr>
-          <w:lang w:val="es-ES"/>
-        </w:rPr>
-      </w:pPr>
-    </w:p>
-    <w:p>
-      <w:pPr>
-        <w:jc w:val="both"/>
-        <w:rPr>
-          <w:lang w:val="es-ES"/>
-        </w:rPr>
-      </w:pPr>
-    </w:p>
-    <w:p>
-      <w:pPr>
-        <w:jc w:val="both"/>
-        <w:rPr>
-          <w:lang w:val="es-ES"/>
-        </w:rPr>
-      </w:pPr>
-    </w:p>
-    <w:p>
-      <w:pPr>
-        <w:jc w:val="both"/>
-        <w:rPr>
-          <w:lang w:val="es-ES"/>
-        </w:rPr>
-      </w:pPr>
-    </w:p>
-    <w:p>
-      <w:pPr>
         <w:pStyle w:val="Heading1"/>
         <w:spacing w:line="360" w:lineRule="auto"/>
         <w:jc w:val="both"/>
@@ -22066,48 +21986,7 @@
         </w:rPr>
       </w:pPr>
       <w:bookmarkStart w:id="14" w:name="_Toc189846486"/>
-    </w:p>
-    <w:p>
-      <w:pPr>
-        <w:rPr>
-          <w:lang w:val="es-ES"/>
-        </w:rPr>
-      </w:pPr>
-    </w:p>
-    <w:p>
-      <w:pPr>
-        <w:rPr>
-          <w:lang w:val="es-ES"/>
-        </w:rPr>
-      </w:pPr>
-    </w:p>
-    <w:p>
-      <w:pPr>
-        <w:rPr>
-          <w:lang w:val="es-ES"/>
-        </w:rPr>
-      </w:pPr>
-    </w:p>
-    <w:p>
-      <w:pPr>
-        <w:rPr>
-          <w:lang w:val="es-ES"/>
-        </w:rPr>
-      </w:pPr>
-    </w:p>
-    <w:p>
-      <w:pPr>
-        <w:jc w:val="both"/>
-        <w:rPr>
-          <w:lang w:val="es-ES"/>
-        </w:rPr>
-      </w:pPr>
-    </w:p>
-    <w:p>
-      <w:pPr>
-        <w:pStyle w:val="Heading1"/>
-        <w:spacing w:line="360" w:lineRule="auto"/>
-        <w:jc w:val="both"/>
+      <w:r>
         <w:rPr>
           <w:rFonts w:ascii="Times New Roman" w:hAnsi="Times New Roman" w:cs="Times New Roman"/>
           <w:b/>
@@ -22116,16 +21995,7 @@
           <w:szCs w:val="32"/>
           <w:lang w:val="es-ES"/>
         </w:rPr>
-      </w:pPr>
-      <w:r>
-        <w:rPr>
-          <w:rFonts w:ascii="Times New Roman" w:hAnsi="Times New Roman" w:cs="Times New Roman"/>
-          <w:b/>
-          <w:bCs/>
-          <w:sz w:val="32"/>
-          <w:szCs w:val="32"/>
-          <w:lang w:val="es-ES"/>
-        </w:rPr>
+        <w:lastRenderedPageBreak/>
         <w:t>Desarrollo e implementación</w:t>
       </w:r>
       <w:bookmarkEnd w:id="14"/>
@@ -22234,7 +22104,6 @@
           <w:noProof/>
           <w:lang w:val="es-ES"/>
         </w:rPr>
-        <w:lastRenderedPageBreak/>
         <w:drawing>
           <wp:anchor distT="0" distB="0" distL="114300" distR="114300" simplePos="0" relativeHeight="251659264" behindDoc="0" locked="0" layoutInCell="1" allowOverlap="1" wp14:anchorId="660C2B27" wp14:editId="7AD060FD">
             <wp:simplePos x="0" y="0"/>
@@ -22316,6 +22185,7 @@
           <w:szCs w:val="28"/>
           <w:lang w:val="es-ES"/>
         </w:rPr>
+        <w:lastRenderedPageBreak/>
         <w:t>Diagrama de modelo relacional</w:t>
       </w:r>
       <w:bookmarkEnd w:id="16"/>
@@ -22352,6 +22222,56 @@
         </w:rPr>
         <w:t xml:space="preserve"> ha sido desarrollado para definir las tablas de la base de datos, sus columnas, tipos de datos y relaciones mediante claves primarias y foráneas.</w:t>
       </w:r>
+    </w:p>
+    <w:p>
+      <w:pPr>
+        <w:spacing w:line="360" w:lineRule="auto"/>
+        <w:jc w:val="both"/>
+        <w:rPr>
+          <w:rFonts w:ascii="Times New Roman" w:hAnsi="Times New Roman" w:cs="Times New Roman"/>
+          <w:lang w:val="es-ES"/>
+        </w:rPr>
+      </w:pPr>
+    </w:p>
+    <w:p>
+      <w:pPr>
+        <w:spacing w:line="360" w:lineRule="auto"/>
+        <w:jc w:val="both"/>
+        <w:rPr>
+          <w:rFonts w:ascii="Times New Roman" w:hAnsi="Times New Roman" w:cs="Times New Roman"/>
+          <w:lang w:val="es-ES"/>
+        </w:rPr>
+      </w:pPr>
+    </w:p>
+    <w:p>
+      <w:pPr>
+        <w:spacing w:line="360" w:lineRule="auto"/>
+        <w:jc w:val="both"/>
+        <w:rPr>
+          <w:rFonts w:ascii="Times New Roman" w:hAnsi="Times New Roman" w:cs="Times New Roman"/>
+          <w:lang w:val="es-ES"/>
+        </w:rPr>
+      </w:pPr>
+    </w:p>
+    <w:p>
+      <w:pPr>
+        <w:spacing w:line="360" w:lineRule="auto"/>
+        <w:jc w:val="both"/>
+        <w:rPr>
+          <w:rFonts w:ascii="Times New Roman" w:hAnsi="Times New Roman" w:cs="Times New Roman"/>
+          <w:lang w:val="es-ES"/>
+        </w:rPr>
+      </w:pPr>
+    </w:p>
+    <w:p>
+      <w:pPr>
+        <w:spacing w:line="360" w:lineRule="auto"/>
+        <w:jc w:val="both"/>
+        <w:rPr>
+          <w:rFonts w:ascii="Times New Roman" w:hAnsi="Times New Roman" w:cs="Times New Roman"/>
+          <w:lang w:val="es-ES"/>
+        </w:rPr>
+      </w:pPr>
     </w:p>
     <w:p>
       <w:pPr>
@@ -22372,15 +22292,14 @@
           <w:szCs w:val="32"/>
           <w:lang w:val="es-ES"/>
         </w:rPr>
-        <w:lastRenderedPageBreak/>
         <w:drawing>
-          <wp:anchor distT="0" distB="0" distL="114300" distR="114300" simplePos="0" relativeHeight="251664384" behindDoc="0" locked="0" layoutInCell="1" allowOverlap="1" wp14:anchorId="0CA256E6" wp14:editId="262E4AF6">
+          <wp:anchor distT="0" distB="0" distL="114300" distR="114300" simplePos="0" relativeHeight="251664384" behindDoc="0" locked="0" layoutInCell="1" allowOverlap="1" wp14:anchorId="0CA256E6" wp14:editId="452975BB">
             <wp:simplePos x="0" y="0"/>
             <wp:positionH relativeFrom="margin">
-              <wp:posOffset>57785</wp:posOffset>
+              <wp:posOffset>-67945</wp:posOffset>
             </wp:positionH>
             <wp:positionV relativeFrom="margin">
-              <wp:posOffset>974090</wp:posOffset>
+              <wp:posOffset>2597150</wp:posOffset>
             </wp:positionV>
             <wp:extent cx="5398770" cy="5327015"/>
             <wp:effectExtent l="0" t="0" r="0" b="0"/>
@@ -22436,56 +22355,6 @@
     </w:p>
     <w:p>
       <w:pPr>
-        <w:spacing w:line="360" w:lineRule="auto"/>
-        <w:jc w:val="both"/>
-        <w:rPr>
-          <w:rFonts w:ascii="Times New Roman" w:hAnsi="Times New Roman" w:cs="Times New Roman"/>
-          <w:lang w:val="es-ES"/>
-        </w:rPr>
-      </w:pPr>
-    </w:p>
-    <w:p>
-      <w:pPr>
-        <w:spacing w:line="360" w:lineRule="auto"/>
-        <w:jc w:val="both"/>
-        <w:rPr>
-          <w:rFonts w:ascii="Times New Roman" w:hAnsi="Times New Roman" w:cs="Times New Roman"/>
-          <w:lang w:val="es-ES"/>
-        </w:rPr>
-      </w:pPr>
-    </w:p>
-    <w:p>
-      <w:pPr>
-        <w:spacing w:line="360" w:lineRule="auto"/>
-        <w:jc w:val="both"/>
-        <w:rPr>
-          <w:rFonts w:ascii="Times New Roman" w:hAnsi="Times New Roman" w:cs="Times New Roman"/>
-          <w:lang w:val="es-ES"/>
-        </w:rPr>
-      </w:pPr>
-    </w:p>
-    <w:p>
-      <w:pPr>
-        <w:spacing w:line="360" w:lineRule="auto"/>
-        <w:jc w:val="both"/>
-        <w:rPr>
-          <w:rFonts w:ascii="Times New Roman" w:hAnsi="Times New Roman" w:cs="Times New Roman"/>
-          <w:lang w:val="es-ES"/>
-        </w:rPr>
-      </w:pPr>
-    </w:p>
-    <w:p>
-      <w:pPr>
-        <w:spacing w:line="360" w:lineRule="auto"/>
-        <w:jc w:val="both"/>
-        <w:rPr>
-          <w:rFonts w:ascii="Times New Roman" w:hAnsi="Times New Roman" w:cs="Times New Roman"/>
-          <w:lang w:val="es-ES"/>
-        </w:rPr>
-      </w:pPr>
-    </w:p>
-    <w:p>
-      <w:pPr>
         <w:pStyle w:val="Heading2"/>
         <w:spacing w:line="360" w:lineRule="auto"/>
         <w:jc w:val="both"/>
@@ -22507,6 +22376,7 @@
           <w:szCs w:val="28"/>
           <w:lang w:val="es-ES"/>
         </w:rPr>
+        <w:lastRenderedPageBreak/>
         <w:t xml:space="preserve">Diagrama de </w:t>
       </w:r>
       <w:r>

--- a/documentacion/memoria_pi_danielcorreavilla.docx
+++ b/documentacion/memoria_pi_danielcorreavilla.docx
@@ -838,14 +838,7 @@
           <w:rFonts w:ascii="Times New Roman" w:hAnsi="Times New Roman" w:cs="Times New Roman"/>
           <w:lang w:val="es-ES"/>
         </w:rPr>
-        <w:t>MySQL</w:t>
-      </w:r>
-      <w:r>
-        <w:rPr>
-          <w:rFonts w:ascii="Times New Roman" w:hAnsi="Times New Roman" w:cs="Times New Roman"/>
-          <w:lang w:val="es-ES"/>
-        </w:rPr>
-        <w:t>, Modelos de Datos, Escapado de consultas, Modelos</w:t>
+        <w:t>MySQL, Modelos de Datos, Escapado de consultas, Modelos</w:t>
       </w:r>
     </w:p>
     <w:p>
@@ -1076,9 +1069,10 @@
             <w:tabs>
               <w:tab w:val="right" w:leader="dot" w:pos="8492"/>
             </w:tabs>
+            <w:spacing w:line="360" w:lineRule="auto"/>
             <w:jc w:val="both"/>
             <w:rPr>
-              <w:rFonts w:eastAsiaTheme="minorEastAsia"/>
+              <w:rFonts w:ascii="Times New Roman" w:eastAsiaTheme="minorEastAsia" w:hAnsi="Times New Roman" w:cs="Times New Roman"/>
               <w:b w:val="0"/>
               <w:bCs w:val="0"/>
               <w:i w:val="0"/>
@@ -1120,6 +1114,7 @@
             </w:r>
             <w:r>
               <w:rPr>
+                <w:rFonts w:ascii="Times New Roman" w:hAnsi="Times New Roman" w:cs="Times New Roman"/>
                 <w:noProof/>
                 <w:webHidden/>
               </w:rPr>
@@ -1127,6 +1122,7 @@
             </w:r>
             <w:r>
               <w:rPr>
+                <w:rFonts w:ascii="Times New Roman" w:hAnsi="Times New Roman" w:cs="Times New Roman"/>
                 <w:noProof/>
                 <w:webHidden/>
               </w:rPr>
@@ -1134,6 +1130,7 @@
             </w:r>
             <w:r>
               <w:rPr>
+                <w:rFonts w:ascii="Times New Roman" w:hAnsi="Times New Roman" w:cs="Times New Roman"/>
                 <w:noProof/>
                 <w:webHidden/>
               </w:rPr>
@@ -1141,12 +1138,14 @@
             </w:r>
             <w:r>
               <w:rPr>
+                <w:rFonts w:ascii="Times New Roman" w:hAnsi="Times New Roman" w:cs="Times New Roman"/>
                 <w:noProof/>
                 <w:webHidden/>
               </w:rPr>
             </w:r>
             <w:r>
               <w:rPr>
+                <w:rFonts w:ascii="Times New Roman" w:hAnsi="Times New Roman" w:cs="Times New Roman"/>
                 <w:noProof/>
                 <w:webHidden/>
               </w:rPr>
@@ -1154,6 +1153,7 @@
             </w:r>
             <w:r>
               <w:rPr>
+                <w:rFonts w:ascii="Times New Roman" w:hAnsi="Times New Roman" w:cs="Times New Roman"/>
                 <w:noProof/>
                 <w:webHidden/>
               </w:rPr>
@@ -1161,6 +1161,7 @@
             </w:r>
             <w:r>
               <w:rPr>
+                <w:rFonts w:ascii="Times New Roman" w:hAnsi="Times New Roman" w:cs="Times New Roman"/>
                 <w:noProof/>
                 <w:webHidden/>
               </w:rPr>
@@ -1174,9 +1175,10 @@
             <w:tabs>
               <w:tab w:val="right" w:leader="dot" w:pos="8492"/>
             </w:tabs>
+            <w:spacing w:line="360" w:lineRule="auto"/>
             <w:jc w:val="both"/>
             <w:rPr>
-              <w:rFonts w:eastAsiaTheme="minorEastAsia"/>
+              <w:rFonts w:ascii="Times New Roman" w:eastAsiaTheme="minorEastAsia" w:hAnsi="Times New Roman" w:cs="Times New Roman"/>
               <w:b w:val="0"/>
               <w:bCs w:val="0"/>
               <w:noProof/>
@@ -1196,6 +1198,7 @@
             </w:r>
             <w:r>
               <w:rPr>
+                <w:rFonts w:ascii="Times New Roman" w:hAnsi="Times New Roman" w:cs="Times New Roman"/>
                 <w:noProof/>
                 <w:webHidden/>
               </w:rPr>
@@ -1203,6 +1206,7 @@
             </w:r>
             <w:r>
               <w:rPr>
+                <w:rFonts w:ascii="Times New Roman" w:hAnsi="Times New Roman" w:cs="Times New Roman"/>
                 <w:noProof/>
                 <w:webHidden/>
               </w:rPr>
@@ -1210,6 +1214,7 @@
             </w:r>
             <w:r>
               <w:rPr>
+                <w:rFonts w:ascii="Times New Roman" w:hAnsi="Times New Roman" w:cs="Times New Roman"/>
                 <w:noProof/>
                 <w:webHidden/>
               </w:rPr>
@@ -1217,12 +1222,14 @@
             </w:r>
             <w:r>
               <w:rPr>
+                <w:rFonts w:ascii="Times New Roman" w:hAnsi="Times New Roman" w:cs="Times New Roman"/>
                 <w:noProof/>
                 <w:webHidden/>
               </w:rPr>
             </w:r>
             <w:r>
               <w:rPr>
+                <w:rFonts w:ascii="Times New Roman" w:hAnsi="Times New Roman" w:cs="Times New Roman"/>
                 <w:noProof/>
                 <w:webHidden/>
               </w:rPr>
@@ -1230,6 +1237,7 @@
             </w:r>
             <w:r>
               <w:rPr>
+                <w:rFonts w:ascii="Times New Roman" w:hAnsi="Times New Roman" w:cs="Times New Roman"/>
                 <w:noProof/>
                 <w:webHidden/>
               </w:rPr>
@@ -1237,6 +1245,7 @@
             </w:r>
             <w:r>
               <w:rPr>
+                <w:rFonts w:ascii="Times New Roman" w:hAnsi="Times New Roman" w:cs="Times New Roman"/>
                 <w:noProof/>
                 <w:webHidden/>
               </w:rPr>
@@ -1250,9 +1259,10 @@
             <w:tabs>
               <w:tab w:val="right" w:leader="dot" w:pos="8492"/>
             </w:tabs>
+            <w:spacing w:line="360" w:lineRule="auto"/>
             <w:jc w:val="both"/>
             <w:rPr>
-              <w:rFonts w:eastAsiaTheme="minorEastAsia"/>
+              <w:rFonts w:ascii="Times New Roman" w:eastAsiaTheme="minorEastAsia" w:hAnsi="Times New Roman" w:cs="Times New Roman"/>
               <w:b w:val="0"/>
               <w:bCs w:val="0"/>
               <w:noProof/>
@@ -1272,6 +1282,7 @@
             </w:r>
             <w:r>
               <w:rPr>
+                <w:rFonts w:ascii="Times New Roman" w:hAnsi="Times New Roman" w:cs="Times New Roman"/>
                 <w:noProof/>
                 <w:webHidden/>
               </w:rPr>
@@ -1279,6 +1290,7 @@
             </w:r>
             <w:r>
               <w:rPr>
+                <w:rFonts w:ascii="Times New Roman" w:hAnsi="Times New Roman" w:cs="Times New Roman"/>
                 <w:noProof/>
                 <w:webHidden/>
               </w:rPr>
@@ -1286,6 +1298,7 @@
             </w:r>
             <w:r>
               <w:rPr>
+                <w:rFonts w:ascii="Times New Roman" w:hAnsi="Times New Roman" w:cs="Times New Roman"/>
                 <w:noProof/>
                 <w:webHidden/>
               </w:rPr>
@@ -1293,12 +1306,14 @@
             </w:r>
             <w:r>
               <w:rPr>
+                <w:rFonts w:ascii="Times New Roman" w:hAnsi="Times New Roman" w:cs="Times New Roman"/>
                 <w:noProof/>
                 <w:webHidden/>
               </w:rPr>
             </w:r>
             <w:r>
               <w:rPr>
+                <w:rFonts w:ascii="Times New Roman" w:hAnsi="Times New Roman" w:cs="Times New Roman"/>
                 <w:noProof/>
                 <w:webHidden/>
               </w:rPr>
@@ -1306,6 +1321,7 @@
             </w:r>
             <w:r>
               <w:rPr>
+                <w:rFonts w:ascii="Times New Roman" w:hAnsi="Times New Roman" w:cs="Times New Roman"/>
                 <w:noProof/>
                 <w:webHidden/>
               </w:rPr>
@@ -1313,6 +1329,7 @@
             </w:r>
             <w:r>
               <w:rPr>
+                <w:rFonts w:ascii="Times New Roman" w:hAnsi="Times New Roman" w:cs="Times New Roman"/>
                 <w:noProof/>
                 <w:webHidden/>
               </w:rPr>
@@ -1326,9 +1343,10 @@
             <w:tabs>
               <w:tab w:val="right" w:leader="dot" w:pos="8492"/>
             </w:tabs>
+            <w:spacing w:line="360" w:lineRule="auto"/>
             <w:jc w:val="both"/>
             <w:rPr>
-              <w:rFonts w:eastAsiaTheme="minorEastAsia"/>
+              <w:rFonts w:ascii="Times New Roman" w:eastAsiaTheme="minorEastAsia" w:hAnsi="Times New Roman" w:cs="Times New Roman"/>
               <w:b w:val="0"/>
               <w:bCs w:val="0"/>
               <w:noProof/>
@@ -1348,6 +1366,7 @@
             </w:r>
             <w:r>
               <w:rPr>
+                <w:rFonts w:ascii="Times New Roman" w:hAnsi="Times New Roman" w:cs="Times New Roman"/>
                 <w:noProof/>
                 <w:webHidden/>
               </w:rPr>
@@ -1355,6 +1374,7 @@
             </w:r>
             <w:r>
               <w:rPr>
+                <w:rFonts w:ascii="Times New Roman" w:hAnsi="Times New Roman" w:cs="Times New Roman"/>
                 <w:noProof/>
                 <w:webHidden/>
               </w:rPr>
@@ -1362,6 +1382,7 @@
             </w:r>
             <w:r>
               <w:rPr>
+                <w:rFonts w:ascii="Times New Roman" w:hAnsi="Times New Roman" w:cs="Times New Roman"/>
                 <w:noProof/>
                 <w:webHidden/>
               </w:rPr>
@@ -1369,12 +1390,14 @@
             </w:r>
             <w:r>
               <w:rPr>
+                <w:rFonts w:ascii="Times New Roman" w:hAnsi="Times New Roman" w:cs="Times New Roman"/>
                 <w:noProof/>
                 <w:webHidden/>
               </w:rPr>
             </w:r>
             <w:r>
               <w:rPr>
+                <w:rFonts w:ascii="Times New Roman" w:hAnsi="Times New Roman" w:cs="Times New Roman"/>
                 <w:noProof/>
                 <w:webHidden/>
               </w:rPr>
@@ -1382,6 +1405,7 @@
             </w:r>
             <w:r>
               <w:rPr>
+                <w:rFonts w:ascii="Times New Roman" w:hAnsi="Times New Roman" w:cs="Times New Roman"/>
                 <w:noProof/>
                 <w:webHidden/>
               </w:rPr>
@@ -1389,6 +1413,7 @@
             </w:r>
             <w:r>
               <w:rPr>
+                <w:rFonts w:ascii="Times New Roman" w:hAnsi="Times New Roman" w:cs="Times New Roman"/>
                 <w:noProof/>
                 <w:webHidden/>
               </w:rPr>
@@ -1402,9 +1427,10 @@
             <w:tabs>
               <w:tab w:val="right" w:leader="dot" w:pos="8492"/>
             </w:tabs>
+            <w:spacing w:line="360" w:lineRule="auto"/>
             <w:jc w:val="both"/>
             <w:rPr>
-              <w:rFonts w:eastAsiaTheme="minorEastAsia"/>
+              <w:rFonts w:ascii="Times New Roman" w:eastAsiaTheme="minorEastAsia" w:hAnsi="Times New Roman" w:cs="Times New Roman"/>
               <w:b w:val="0"/>
               <w:bCs w:val="0"/>
               <w:i w:val="0"/>
@@ -1424,6 +1450,7 @@
             </w:r>
             <w:r>
               <w:rPr>
+                <w:rFonts w:ascii="Times New Roman" w:hAnsi="Times New Roman" w:cs="Times New Roman"/>
                 <w:noProof/>
                 <w:webHidden/>
               </w:rPr>
@@ -1431,6 +1458,7 @@
             </w:r>
             <w:r>
               <w:rPr>
+                <w:rFonts w:ascii="Times New Roman" w:hAnsi="Times New Roman" w:cs="Times New Roman"/>
                 <w:noProof/>
                 <w:webHidden/>
               </w:rPr>
@@ -1438,6 +1466,7 @@
             </w:r>
             <w:r>
               <w:rPr>
+                <w:rFonts w:ascii="Times New Roman" w:hAnsi="Times New Roman" w:cs="Times New Roman"/>
                 <w:noProof/>
                 <w:webHidden/>
               </w:rPr>
@@ -1445,12 +1474,14 @@
             </w:r>
             <w:r>
               <w:rPr>
+                <w:rFonts w:ascii="Times New Roman" w:hAnsi="Times New Roman" w:cs="Times New Roman"/>
                 <w:noProof/>
                 <w:webHidden/>
               </w:rPr>
             </w:r>
             <w:r>
               <w:rPr>
+                <w:rFonts w:ascii="Times New Roman" w:hAnsi="Times New Roman" w:cs="Times New Roman"/>
                 <w:noProof/>
                 <w:webHidden/>
               </w:rPr>
@@ -1458,6 +1489,7 @@
             </w:r>
             <w:r>
               <w:rPr>
+                <w:rFonts w:ascii="Times New Roman" w:hAnsi="Times New Roman" w:cs="Times New Roman"/>
                 <w:noProof/>
                 <w:webHidden/>
               </w:rPr>
@@ -1465,6 +1497,7 @@
             </w:r>
             <w:r>
               <w:rPr>
+                <w:rFonts w:ascii="Times New Roman" w:hAnsi="Times New Roman" w:cs="Times New Roman"/>
                 <w:noProof/>
                 <w:webHidden/>
               </w:rPr>
@@ -1478,9 +1511,10 @@
             <w:tabs>
               <w:tab w:val="right" w:leader="dot" w:pos="8492"/>
             </w:tabs>
+            <w:spacing w:line="360" w:lineRule="auto"/>
             <w:jc w:val="both"/>
             <w:rPr>
-              <w:rFonts w:eastAsiaTheme="minorEastAsia"/>
+              <w:rFonts w:ascii="Times New Roman" w:eastAsiaTheme="minorEastAsia" w:hAnsi="Times New Roman" w:cs="Times New Roman"/>
               <w:b w:val="0"/>
               <w:bCs w:val="0"/>
               <w:noProof/>
@@ -1500,6 +1534,7 @@
             </w:r>
             <w:r>
               <w:rPr>
+                <w:rFonts w:ascii="Times New Roman" w:hAnsi="Times New Roman" w:cs="Times New Roman"/>
                 <w:noProof/>
                 <w:webHidden/>
               </w:rPr>
@@ -1507,6 +1542,7 @@
             </w:r>
             <w:r>
               <w:rPr>
+                <w:rFonts w:ascii="Times New Roman" w:hAnsi="Times New Roman" w:cs="Times New Roman"/>
                 <w:noProof/>
                 <w:webHidden/>
               </w:rPr>
@@ -1514,6 +1550,7 @@
             </w:r>
             <w:r>
               <w:rPr>
+                <w:rFonts w:ascii="Times New Roman" w:hAnsi="Times New Roman" w:cs="Times New Roman"/>
                 <w:noProof/>
                 <w:webHidden/>
               </w:rPr>
@@ -1521,12 +1558,14 @@
             </w:r>
             <w:r>
               <w:rPr>
+                <w:rFonts w:ascii="Times New Roman" w:hAnsi="Times New Roman" w:cs="Times New Roman"/>
                 <w:noProof/>
                 <w:webHidden/>
               </w:rPr>
             </w:r>
             <w:r>
               <w:rPr>
+                <w:rFonts w:ascii="Times New Roman" w:hAnsi="Times New Roman" w:cs="Times New Roman"/>
                 <w:noProof/>
                 <w:webHidden/>
               </w:rPr>
@@ -1534,6 +1573,7 @@
             </w:r>
             <w:r>
               <w:rPr>
+                <w:rFonts w:ascii="Times New Roman" w:hAnsi="Times New Roman" w:cs="Times New Roman"/>
                 <w:noProof/>
                 <w:webHidden/>
               </w:rPr>
@@ -1541,6 +1581,7 @@
             </w:r>
             <w:r>
               <w:rPr>
+                <w:rFonts w:ascii="Times New Roman" w:hAnsi="Times New Roman" w:cs="Times New Roman"/>
                 <w:noProof/>
                 <w:webHidden/>
               </w:rPr>
@@ -1554,9 +1595,10 @@
             <w:tabs>
               <w:tab w:val="right" w:leader="dot" w:pos="8492"/>
             </w:tabs>
+            <w:spacing w:line="360" w:lineRule="auto"/>
             <w:jc w:val="both"/>
             <w:rPr>
-              <w:rFonts w:eastAsiaTheme="minorEastAsia"/>
+              <w:rFonts w:ascii="Times New Roman" w:eastAsiaTheme="minorEastAsia" w:hAnsi="Times New Roman" w:cs="Times New Roman"/>
               <w:b w:val="0"/>
               <w:bCs w:val="0"/>
               <w:noProof/>
@@ -1575,6 +1617,7 @@
             </w:r>
             <w:r>
               <w:rPr>
+                <w:rFonts w:ascii="Times New Roman" w:hAnsi="Times New Roman" w:cs="Times New Roman"/>
                 <w:noProof/>
                 <w:webHidden/>
               </w:rPr>
@@ -1582,6 +1625,7 @@
             </w:r>
             <w:r>
               <w:rPr>
+                <w:rFonts w:ascii="Times New Roman" w:hAnsi="Times New Roman" w:cs="Times New Roman"/>
                 <w:noProof/>
                 <w:webHidden/>
               </w:rPr>
@@ -1589,6 +1633,7 @@
             </w:r>
             <w:r>
               <w:rPr>
+                <w:rFonts w:ascii="Times New Roman" w:hAnsi="Times New Roman" w:cs="Times New Roman"/>
                 <w:noProof/>
                 <w:webHidden/>
               </w:rPr>
@@ -1596,12 +1641,14 @@
             </w:r>
             <w:r>
               <w:rPr>
+                <w:rFonts w:ascii="Times New Roman" w:hAnsi="Times New Roman" w:cs="Times New Roman"/>
                 <w:noProof/>
                 <w:webHidden/>
               </w:rPr>
             </w:r>
             <w:r>
               <w:rPr>
+                <w:rFonts w:ascii="Times New Roman" w:hAnsi="Times New Roman" w:cs="Times New Roman"/>
                 <w:noProof/>
                 <w:webHidden/>
               </w:rPr>
@@ -1609,6 +1656,7 @@
             </w:r>
             <w:r>
               <w:rPr>
+                <w:rFonts w:ascii="Times New Roman" w:hAnsi="Times New Roman" w:cs="Times New Roman"/>
                 <w:noProof/>
                 <w:webHidden/>
               </w:rPr>
@@ -1616,6 +1664,7 @@
             </w:r>
             <w:r>
               <w:rPr>
+                <w:rFonts w:ascii="Times New Roman" w:hAnsi="Times New Roman" w:cs="Times New Roman"/>
                 <w:noProof/>
                 <w:webHidden/>
               </w:rPr>
@@ -1629,9 +1678,10 @@
             <w:tabs>
               <w:tab w:val="right" w:leader="dot" w:pos="8492"/>
             </w:tabs>
+            <w:spacing w:line="360" w:lineRule="auto"/>
             <w:jc w:val="both"/>
             <w:rPr>
-              <w:rFonts w:eastAsiaTheme="minorEastAsia"/>
+              <w:rFonts w:ascii="Times New Roman" w:eastAsiaTheme="minorEastAsia" w:hAnsi="Times New Roman" w:cs="Times New Roman"/>
               <w:b w:val="0"/>
               <w:bCs w:val="0"/>
               <w:i w:val="0"/>
@@ -1651,6 +1701,7 @@
             </w:r>
             <w:r>
               <w:rPr>
+                <w:rFonts w:ascii="Times New Roman" w:hAnsi="Times New Roman" w:cs="Times New Roman"/>
                 <w:noProof/>
                 <w:webHidden/>
               </w:rPr>
@@ -1658,6 +1709,7 @@
             </w:r>
             <w:r>
               <w:rPr>
+                <w:rFonts w:ascii="Times New Roman" w:hAnsi="Times New Roman" w:cs="Times New Roman"/>
                 <w:noProof/>
                 <w:webHidden/>
               </w:rPr>
@@ -1665,6 +1717,7 @@
             </w:r>
             <w:r>
               <w:rPr>
+                <w:rFonts w:ascii="Times New Roman" w:hAnsi="Times New Roman" w:cs="Times New Roman"/>
                 <w:noProof/>
                 <w:webHidden/>
               </w:rPr>
@@ -1672,12 +1725,14 @@
             </w:r>
             <w:r>
               <w:rPr>
+                <w:rFonts w:ascii="Times New Roman" w:hAnsi="Times New Roman" w:cs="Times New Roman"/>
                 <w:noProof/>
                 <w:webHidden/>
               </w:rPr>
             </w:r>
             <w:r>
               <w:rPr>
+                <w:rFonts w:ascii="Times New Roman" w:hAnsi="Times New Roman" w:cs="Times New Roman"/>
                 <w:noProof/>
                 <w:webHidden/>
               </w:rPr>
@@ -1685,6 +1740,7 @@
             </w:r>
             <w:r>
               <w:rPr>
+                <w:rFonts w:ascii="Times New Roman" w:hAnsi="Times New Roman" w:cs="Times New Roman"/>
                 <w:noProof/>
                 <w:webHidden/>
               </w:rPr>
@@ -1692,6 +1748,7 @@
             </w:r>
             <w:r>
               <w:rPr>
+                <w:rFonts w:ascii="Times New Roman" w:hAnsi="Times New Roman" w:cs="Times New Roman"/>
                 <w:noProof/>
                 <w:webHidden/>
               </w:rPr>
@@ -1705,9 +1762,10 @@
             <w:tabs>
               <w:tab w:val="right" w:leader="dot" w:pos="8492"/>
             </w:tabs>
+            <w:spacing w:line="360" w:lineRule="auto"/>
             <w:jc w:val="both"/>
             <w:rPr>
-              <w:rFonts w:eastAsiaTheme="minorEastAsia"/>
+              <w:rFonts w:ascii="Times New Roman" w:eastAsiaTheme="minorEastAsia" w:hAnsi="Times New Roman" w:cs="Times New Roman"/>
               <w:b w:val="0"/>
               <w:bCs w:val="0"/>
               <w:noProof/>
@@ -1727,6 +1785,7 @@
             </w:r>
             <w:r>
               <w:rPr>
+                <w:rFonts w:ascii="Times New Roman" w:hAnsi="Times New Roman" w:cs="Times New Roman"/>
                 <w:noProof/>
                 <w:webHidden/>
               </w:rPr>
@@ -1734,6 +1793,7 @@
             </w:r>
             <w:r>
               <w:rPr>
+                <w:rFonts w:ascii="Times New Roman" w:hAnsi="Times New Roman" w:cs="Times New Roman"/>
                 <w:noProof/>
                 <w:webHidden/>
               </w:rPr>
@@ -1741,6 +1801,7 @@
             </w:r>
             <w:r>
               <w:rPr>
+                <w:rFonts w:ascii="Times New Roman" w:hAnsi="Times New Roman" w:cs="Times New Roman"/>
                 <w:noProof/>
                 <w:webHidden/>
               </w:rPr>
@@ -1748,12 +1809,14 @@
             </w:r>
             <w:r>
               <w:rPr>
+                <w:rFonts w:ascii="Times New Roman" w:hAnsi="Times New Roman" w:cs="Times New Roman"/>
                 <w:noProof/>
                 <w:webHidden/>
               </w:rPr>
             </w:r>
             <w:r>
               <w:rPr>
+                <w:rFonts w:ascii="Times New Roman" w:hAnsi="Times New Roman" w:cs="Times New Roman"/>
                 <w:noProof/>
                 <w:webHidden/>
               </w:rPr>
@@ -1761,6 +1824,7 @@
             </w:r>
             <w:r>
               <w:rPr>
+                <w:rFonts w:ascii="Times New Roman" w:hAnsi="Times New Roman" w:cs="Times New Roman"/>
                 <w:noProof/>
                 <w:webHidden/>
               </w:rPr>
@@ -1768,6 +1832,7 @@
             </w:r>
             <w:r>
               <w:rPr>
+                <w:rFonts w:ascii="Times New Roman" w:hAnsi="Times New Roman" w:cs="Times New Roman"/>
                 <w:noProof/>
                 <w:webHidden/>
               </w:rPr>
@@ -1781,9 +1846,10 @@
             <w:tabs>
               <w:tab w:val="right" w:leader="dot" w:pos="8492"/>
             </w:tabs>
+            <w:spacing w:line="360" w:lineRule="auto"/>
             <w:jc w:val="both"/>
             <w:rPr>
-              <w:rFonts w:eastAsiaTheme="minorEastAsia"/>
+              <w:rFonts w:ascii="Times New Roman" w:eastAsiaTheme="minorEastAsia" w:hAnsi="Times New Roman" w:cs="Times New Roman"/>
               <w:b w:val="0"/>
               <w:bCs w:val="0"/>
               <w:noProof/>
@@ -1803,6 +1869,7 @@
             </w:r>
             <w:r>
               <w:rPr>
+                <w:rFonts w:ascii="Times New Roman" w:hAnsi="Times New Roman" w:cs="Times New Roman"/>
                 <w:noProof/>
                 <w:webHidden/>
               </w:rPr>
@@ -1810,6 +1877,7 @@
             </w:r>
             <w:r>
               <w:rPr>
+                <w:rFonts w:ascii="Times New Roman" w:hAnsi="Times New Roman" w:cs="Times New Roman"/>
                 <w:noProof/>
                 <w:webHidden/>
               </w:rPr>
@@ -1817,6 +1885,7 @@
             </w:r>
             <w:r>
               <w:rPr>
+                <w:rFonts w:ascii="Times New Roman" w:hAnsi="Times New Roman" w:cs="Times New Roman"/>
                 <w:noProof/>
                 <w:webHidden/>
               </w:rPr>
@@ -1824,12 +1893,14 @@
             </w:r>
             <w:r>
               <w:rPr>
+                <w:rFonts w:ascii="Times New Roman" w:hAnsi="Times New Roman" w:cs="Times New Roman"/>
                 <w:noProof/>
                 <w:webHidden/>
               </w:rPr>
             </w:r>
             <w:r>
               <w:rPr>
+                <w:rFonts w:ascii="Times New Roman" w:hAnsi="Times New Roman" w:cs="Times New Roman"/>
                 <w:noProof/>
                 <w:webHidden/>
               </w:rPr>
@@ -1837,6 +1908,7 @@
             </w:r>
             <w:r>
               <w:rPr>
+                <w:rFonts w:ascii="Times New Roman" w:hAnsi="Times New Roman" w:cs="Times New Roman"/>
                 <w:noProof/>
                 <w:webHidden/>
               </w:rPr>
@@ -1844,6 +1916,7 @@
             </w:r>
             <w:r>
               <w:rPr>
+                <w:rFonts w:ascii="Times New Roman" w:hAnsi="Times New Roman" w:cs="Times New Roman"/>
                 <w:noProof/>
                 <w:webHidden/>
               </w:rPr>
@@ -1857,9 +1930,10 @@
             <w:tabs>
               <w:tab w:val="right" w:leader="dot" w:pos="8492"/>
             </w:tabs>
+            <w:spacing w:line="360" w:lineRule="auto"/>
             <w:jc w:val="both"/>
             <w:rPr>
-              <w:rFonts w:eastAsiaTheme="minorEastAsia"/>
+              <w:rFonts w:ascii="Times New Roman" w:eastAsiaTheme="minorEastAsia" w:hAnsi="Times New Roman" w:cs="Times New Roman"/>
               <w:b w:val="0"/>
               <w:bCs w:val="0"/>
               <w:i w:val="0"/>
@@ -1879,6 +1953,7 @@
             </w:r>
             <w:r>
               <w:rPr>
+                <w:rFonts w:ascii="Times New Roman" w:hAnsi="Times New Roman" w:cs="Times New Roman"/>
                 <w:noProof/>
                 <w:webHidden/>
               </w:rPr>
@@ -1886,6 +1961,7 @@
             </w:r>
             <w:r>
               <w:rPr>
+                <w:rFonts w:ascii="Times New Roman" w:hAnsi="Times New Roman" w:cs="Times New Roman"/>
                 <w:noProof/>
                 <w:webHidden/>
               </w:rPr>
@@ -1893,6 +1969,7 @@
             </w:r>
             <w:r>
               <w:rPr>
+                <w:rFonts w:ascii="Times New Roman" w:hAnsi="Times New Roman" w:cs="Times New Roman"/>
                 <w:noProof/>
                 <w:webHidden/>
               </w:rPr>
@@ -1900,12 +1977,14 @@
             </w:r>
             <w:r>
               <w:rPr>
+                <w:rFonts w:ascii="Times New Roman" w:hAnsi="Times New Roman" w:cs="Times New Roman"/>
                 <w:noProof/>
                 <w:webHidden/>
               </w:rPr>
             </w:r>
             <w:r>
               <w:rPr>
+                <w:rFonts w:ascii="Times New Roman" w:hAnsi="Times New Roman" w:cs="Times New Roman"/>
                 <w:noProof/>
                 <w:webHidden/>
               </w:rPr>
@@ -1913,6 +1992,7 @@
             </w:r>
             <w:r>
               <w:rPr>
+                <w:rFonts w:ascii="Times New Roman" w:hAnsi="Times New Roman" w:cs="Times New Roman"/>
                 <w:noProof/>
                 <w:webHidden/>
               </w:rPr>
@@ -1920,6 +2000,7 @@
             </w:r>
             <w:r>
               <w:rPr>
+                <w:rFonts w:ascii="Times New Roman" w:hAnsi="Times New Roman" w:cs="Times New Roman"/>
                 <w:noProof/>
                 <w:webHidden/>
               </w:rPr>
@@ -1933,9 +2014,10 @@
             <w:tabs>
               <w:tab w:val="right" w:leader="dot" w:pos="8492"/>
             </w:tabs>
+            <w:spacing w:line="360" w:lineRule="auto"/>
             <w:jc w:val="both"/>
             <w:rPr>
-              <w:rFonts w:eastAsiaTheme="minorEastAsia"/>
+              <w:rFonts w:ascii="Times New Roman" w:eastAsiaTheme="minorEastAsia" w:hAnsi="Times New Roman" w:cs="Times New Roman"/>
               <w:b w:val="0"/>
               <w:bCs w:val="0"/>
               <w:noProof/>
@@ -1951,28 +2033,11 @@
                 <w:noProof/>
                 <w:lang w:val="es-ES"/>
               </w:rPr>
-              <w:t>Gestión de rutas y</w:t>
-            </w:r>
-            <w:r>
-              <w:rPr>
-                <w:rStyle w:val="Hyperlink"/>
-                <w:rFonts w:ascii="Times New Roman" w:hAnsi="Times New Roman" w:cs="Times New Roman"/>
-                <w:noProof/>
-                <w:lang w:val="es-ES"/>
-              </w:rPr>
-              <w:t xml:space="preserve"> </w:t>
-            </w:r>
-            <w:r>
-              <w:rPr>
-                <w:rStyle w:val="Hyperlink"/>
-                <w:rFonts w:ascii="Times New Roman" w:hAnsi="Times New Roman" w:cs="Times New Roman"/>
-                <w:noProof/>
-                <w:lang w:val="es-ES"/>
-              </w:rPr>
-              <w:t>clases con Polaris</w:t>
-            </w:r>
-            <w:r>
-              <w:rPr>
+              <w:t>Gestión de rutas y clases con Polaris</w:t>
+            </w:r>
+            <w:r>
+              <w:rPr>
+                <w:rFonts w:ascii="Times New Roman" w:hAnsi="Times New Roman" w:cs="Times New Roman"/>
                 <w:noProof/>
                 <w:webHidden/>
               </w:rPr>
@@ -1980,6 +2045,7 @@
             </w:r>
             <w:r>
               <w:rPr>
+                <w:rFonts w:ascii="Times New Roman" w:hAnsi="Times New Roman" w:cs="Times New Roman"/>
                 <w:noProof/>
                 <w:webHidden/>
               </w:rPr>
@@ -1987,6 +2053,7 @@
             </w:r>
             <w:r>
               <w:rPr>
+                <w:rFonts w:ascii="Times New Roman" w:hAnsi="Times New Roman" w:cs="Times New Roman"/>
                 <w:noProof/>
                 <w:webHidden/>
               </w:rPr>
@@ -1994,12 +2061,14 @@
             </w:r>
             <w:r>
               <w:rPr>
+                <w:rFonts w:ascii="Times New Roman" w:hAnsi="Times New Roman" w:cs="Times New Roman"/>
                 <w:noProof/>
                 <w:webHidden/>
               </w:rPr>
             </w:r>
             <w:r>
               <w:rPr>
+                <w:rFonts w:ascii="Times New Roman" w:hAnsi="Times New Roman" w:cs="Times New Roman"/>
                 <w:noProof/>
                 <w:webHidden/>
               </w:rPr>
@@ -2007,6 +2076,7 @@
             </w:r>
             <w:r>
               <w:rPr>
+                <w:rFonts w:ascii="Times New Roman" w:hAnsi="Times New Roman" w:cs="Times New Roman"/>
                 <w:noProof/>
                 <w:webHidden/>
               </w:rPr>
@@ -2014,6 +2084,7 @@
             </w:r>
             <w:r>
               <w:rPr>
+                <w:rFonts w:ascii="Times New Roman" w:hAnsi="Times New Roman" w:cs="Times New Roman"/>
                 <w:noProof/>
                 <w:webHidden/>
               </w:rPr>
@@ -2027,9 +2098,10 @@
             <w:tabs>
               <w:tab w:val="right" w:leader="dot" w:pos="8492"/>
             </w:tabs>
+            <w:spacing w:line="360" w:lineRule="auto"/>
             <w:jc w:val="both"/>
             <w:rPr>
-              <w:rFonts w:eastAsiaTheme="minorEastAsia"/>
+              <w:rFonts w:ascii="Times New Roman" w:eastAsiaTheme="minorEastAsia" w:hAnsi="Times New Roman" w:cs="Times New Roman"/>
               <w:b w:val="0"/>
               <w:bCs w:val="0"/>
               <w:i w:val="0"/>
@@ -2049,6 +2121,7 @@
             </w:r>
             <w:r>
               <w:rPr>
+                <w:rFonts w:ascii="Times New Roman" w:hAnsi="Times New Roman" w:cs="Times New Roman"/>
                 <w:noProof/>
                 <w:webHidden/>
               </w:rPr>
@@ -2056,6 +2129,7 @@
             </w:r>
             <w:r>
               <w:rPr>
+                <w:rFonts w:ascii="Times New Roman" w:hAnsi="Times New Roman" w:cs="Times New Roman"/>
                 <w:noProof/>
                 <w:webHidden/>
               </w:rPr>
@@ -2063,6 +2137,7 @@
             </w:r>
             <w:r>
               <w:rPr>
+                <w:rFonts w:ascii="Times New Roman" w:hAnsi="Times New Roman" w:cs="Times New Roman"/>
                 <w:noProof/>
                 <w:webHidden/>
               </w:rPr>
@@ -2070,12 +2145,14 @@
             </w:r>
             <w:r>
               <w:rPr>
+                <w:rFonts w:ascii="Times New Roman" w:hAnsi="Times New Roman" w:cs="Times New Roman"/>
                 <w:noProof/>
                 <w:webHidden/>
               </w:rPr>
             </w:r>
             <w:r>
               <w:rPr>
+                <w:rFonts w:ascii="Times New Roman" w:hAnsi="Times New Roman" w:cs="Times New Roman"/>
                 <w:noProof/>
                 <w:webHidden/>
               </w:rPr>
@@ -2083,6 +2160,7 @@
             </w:r>
             <w:r>
               <w:rPr>
+                <w:rFonts w:ascii="Times New Roman" w:hAnsi="Times New Roman" w:cs="Times New Roman"/>
                 <w:noProof/>
                 <w:webHidden/>
               </w:rPr>
@@ -2090,6 +2168,7 @@
             </w:r>
             <w:r>
               <w:rPr>
+                <w:rFonts w:ascii="Times New Roman" w:hAnsi="Times New Roman" w:cs="Times New Roman"/>
                 <w:noProof/>
                 <w:webHidden/>
               </w:rPr>
@@ -2103,9 +2182,10 @@
             <w:tabs>
               <w:tab w:val="right" w:leader="dot" w:pos="8492"/>
             </w:tabs>
+            <w:spacing w:line="360" w:lineRule="auto"/>
             <w:jc w:val="both"/>
             <w:rPr>
-              <w:rFonts w:eastAsiaTheme="minorEastAsia"/>
+              <w:rFonts w:ascii="Times New Roman" w:eastAsiaTheme="minorEastAsia" w:hAnsi="Times New Roman" w:cs="Times New Roman"/>
               <w:b w:val="0"/>
               <w:bCs w:val="0"/>
               <w:noProof/>
@@ -2125,6 +2205,7 @@
             </w:r>
             <w:r>
               <w:rPr>
+                <w:rFonts w:ascii="Times New Roman" w:hAnsi="Times New Roman" w:cs="Times New Roman"/>
                 <w:noProof/>
                 <w:webHidden/>
               </w:rPr>
@@ -2132,6 +2213,7 @@
             </w:r>
             <w:r>
               <w:rPr>
+                <w:rFonts w:ascii="Times New Roman" w:hAnsi="Times New Roman" w:cs="Times New Roman"/>
                 <w:noProof/>
                 <w:webHidden/>
               </w:rPr>
@@ -2139,6 +2221,7 @@
             </w:r>
             <w:r>
               <w:rPr>
+                <w:rFonts w:ascii="Times New Roman" w:hAnsi="Times New Roman" w:cs="Times New Roman"/>
                 <w:noProof/>
                 <w:webHidden/>
               </w:rPr>
@@ -2146,12 +2229,14 @@
             </w:r>
             <w:r>
               <w:rPr>
+                <w:rFonts w:ascii="Times New Roman" w:hAnsi="Times New Roman" w:cs="Times New Roman"/>
                 <w:noProof/>
                 <w:webHidden/>
               </w:rPr>
             </w:r>
             <w:r>
               <w:rPr>
+                <w:rFonts w:ascii="Times New Roman" w:hAnsi="Times New Roman" w:cs="Times New Roman"/>
                 <w:noProof/>
                 <w:webHidden/>
               </w:rPr>
@@ -2159,6 +2244,7 @@
             </w:r>
             <w:r>
               <w:rPr>
+                <w:rFonts w:ascii="Times New Roman" w:hAnsi="Times New Roman" w:cs="Times New Roman"/>
                 <w:noProof/>
                 <w:webHidden/>
               </w:rPr>
@@ -2166,6 +2252,7 @@
             </w:r>
             <w:r>
               <w:rPr>
+                <w:rFonts w:ascii="Times New Roman" w:hAnsi="Times New Roman" w:cs="Times New Roman"/>
                 <w:noProof/>
                 <w:webHidden/>
               </w:rPr>
@@ -2179,9 +2266,10 @@
             <w:tabs>
               <w:tab w:val="right" w:leader="dot" w:pos="8492"/>
             </w:tabs>
+            <w:spacing w:line="360" w:lineRule="auto"/>
             <w:jc w:val="both"/>
             <w:rPr>
-              <w:rFonts w:eastAsiaTheme="minorEastAsia"/>
+              <w:rFonts w:ascii="Times New Roman" w:eastAsiaTheme="minorEastAsia" w:hAnsi="Times New Roman" w:cs="Times New Roman"/>
               <w:b w:val="0"/>
               <w:bCs w:val="0"/>
               <w:i w:val="0"/>
@@ -2201,6 +2289,7 @@
             </w:r>
             <w:r>
               <w:rPr>
+                <w:rFonts w:ascii="Times New Roman" w:hAnsi="Times New Roman" w:cs="Times New Roman"/>
                 <w:noProof/>
                 <w:webHidden/>
               </w:rPr>
@@ -2208,6 +2297,7 @@
             </w:r>
             <w:r>
               <w:rPr>
+                <w:rFonts w:ascii="Times New Roman" w:hAnsi="Times New Roman" w:cs="Times New Roman"/>
                 <w:noProof/>
                 <w:webHidden/>
               </w:rPr>
@@ -2215,6 +2305,7 @@
             </w:r>
             <w:r>
               <w:rPr>
+                <w:rFonts w:ascii="Times New Roman" w:hAnsi="Times New Roman" w:cs="Times New Roman"/>
                 <w:noProof/>
                 <w:webHidden/>
               </w:rPr>
@@ -2222,12 +2313,14 @@
             </w:r>
             <w:r>
               <w:rPr>
+                <w:rFonts w:ascii="Times New Roman" w:hAnsi="Times New Roman" w:cs="Times New Roman"/>
                 <w:noProof/>
                 <w:webHidden/>
               </w:rPr>
             </w:r>
             <w:r>
               <w:rPr>
+                <w:rFonts w:ascii="Times New Roman" w:hAnsi="Times New Roman" w:cs="Times New Roman"/>
                 <w:noProof/>
                 <w:webHidden/>
               </w:rPr>
@@ -2235,6 +2328,7 @@
             </w:r>
             <w:r>
               <w:rPr>
+                <w:rFonts w:ascii="Times New Roman" w:hAnsi="Times New Roman" w:cs="Times New Roman"/>
                 <w:noProof/>
                 <w:webHidden/>
               </w:rPr>
@@ -2242,6 +2336,7 @@
             </w:r>
             <w:r>
               <w:rPr>
+                <w:rFonts w:ascii="Times New Roman" w:hAnsi="Times New Roman" w:cs="Times New Roman"/>
                 <w:noProof/>
                 <w:webHidden/>
               </w:rPr>
@@ -2255,9 +2350,10 @@
             <w:tabs>
               <w:tab w:val="right" w:leader="dot" w:pos="8492"/>
             </w:tabs>
+            <w:spacing w:line="360" w:lineRule="auto"/>
             <w:jc w:val="both"/>
             <w:rPr>
-              <w:rFonts w:eastAsiaTheme="minorEastAsia"/>
+              <w:rFonts w:ascii="Times New Roman" w:eastAsiaTheme="minorEastAsia" w:hAnsi="Times New Roman" w:cs="Times New Roman"/>
               <w:b w:val="0"/>
               <w:bCs w:val="0"/>
               <w:noProof/>
@@ -2277,6 +2373,7 @@
             </w:r>
             <w:r>
               <w:rPr>
+                <w:rFonts w:ascii="Times New Roman" w:hAnsi="Times New Roman" w:cs="Times New Roman"/>
                 <w:noProof/>
                 <w:webHidden/>
               </w:rPr>
@@ -2284,6 +2381,7 @@
             </w:r>
             <w:r>
               <w:rPr>
+                <w:rFonts w:ascii="Times New Roman" w:hAnsi="Times New Roman" w:cs="Times New Roman"/>
                 <w:noProof/>
                 <w:webHidden/>
               </w:rPr>
@@ -2291,6 +2389,7 @@
             </w:r>
             <w:r>
               <w:rPr>
+                <w:rFonts w:ascii="Times New Roman" w:hAnsi="Times New Roman" w:cs="Times New Roman"/>
                 <w:noProof/>
                 <w:webHidden/>
               </w:rPr>
@@ -2298,12 +2397,14 @@
             </w:r>
             <w:r>
               <w:rPr>
+                <w:rFonts w:ascii="Times New Roman" w:hAnsi="Times New Roman" w:cs="Times New Roman"/>
                 <w:noProof/>
                 <w:webHidden/>
               </w:rPr>
             </w:r>
             <w:r>
               <w:rPr>
+                <w:rFonts w:ascii="Times New Roman" w:hAnsi="Times New Roman" w:cs="Times New Roman"/>
                 <w:noProof/>
                 <w:webHidden/>
               </w:rPr>
@@ -2311,6 +2412,7 @@
             </w:r>
             <w:r>
               <w:rPr>
+                <w:rFonts w:ascii="Times New Roman" w:hAnsi="Times New Roman" w:cs="Times New Roman"/>
                 <w:noProof/>
                 <w:webHidden/>
               </w:rPr>
@@ -2318,6 +2420,7 @@
             </w:r>
             <w:r>
               <w:rPr>
+                <w:rFonts w:ascii="Times New Roman" w:hAnsi="Times New Roman" w:cs="Times New Roman"/>
                 <w:noProof/>
                 <w:webHidden/>
               </w:rPr>
@@ -2331,9 +2434,10 @@
             <w:tabs>
               <w:tab w:val="right" w:leader="dot" w:pos="8492"/>
             </w:tabs>
+            <w:spacing w:line="360" w:lineRule="auto"/>
             <w:jc w:val="both"/>
             <w:rPr>
-              <w:rFonts w:eastAsiaTheme="minorEastAsia"/>
+              <w:rFonts w:ascii="Times New Roman" w:eastAsiaTheme="minorEastAsia" w:hAnsi="Times New Roman" w:cs="Times New Roman"/>
               <w:b w:val="0"/>
               <w:bCs w:val="0"/>
               <w:noProof/>
@@ -2353,6 +2457,7 @@
             </w:r>
             <w:r>
               <w:rPr>
+                <w:rFonts w:ascii="Times New Roman" w:hAnsi="Times New Roman" w:cs="Times New Roman"/>
                 <w:noProof/>
                 <w:webHidden/>
               </w:rPr>
@@ -2360,6 +2465,7 @@
             </w:r>
             <w:r>
               <w:rPr>
+                <w:rFonts w:ascii="Times New Roman" w:hAnsi="Times New Roman" w:cs="Times New Roman"/>
                 <w:noProof/>
                 <w:webHidden/>
               </w:rPr>
@@ -2367,6 +2473,7 @@
             </w:r>
             <w:r>
               <w:rPr>
+                <w:rFonts w:ascii="Times New Roman" w:hAnsi="Times New Roman" w:cs="Times New Roman"/>
                 <w:noProof/>
                 <w:webHidden/>
               </w:rPr>
@@ -2374,12 +2481,14 @@
             </w:r>
             <w:r>
               <w:rPr>
+                <w:rFonts w:ascii="Times New Roman" w:hAnsi="Times New Roman" w:cs="Times New Roman"/>
                 <w:noProof/>
                 <w:webHidden/>
               </w:rPr>
             </w:r>
             <w:r>
               <w:rPr>
+                <w:rFonts w:ascii="Times New Roman" w:hAnsi="Times New Roman" w:cs="Times New Roman"/>
                 <w:noProof/>
                 <w:webHidden/>
               </w:rPr>
@@ -2387,6 +2496,7 @@
             </w:r>
             <w:r>
               <w:rPr>
+                <w:rFonts w:ascii="Times New Roman" w:hAnsi="Times New Roman" w:cs="Times New Roman"/>
                 <w:noProof/>
                 <w:webHidden/>
               </w:rPr>
@@ -2394,6 +2504,7 @@
             </w:r>
             <w:r>
               <w:rPr>
+                <w:rFonts w:ascii="Times New Roman" w:hAnsi="Times New Roman" w:cs="Times New Roman"/>
                 <w:noProof/>
                 <w:webHidden/>
               </w:rPr>
@@ -2407,9 +2518,10 @@
             <w:tabs>
               <w:tab w:val="right" w:leader="dot" w:pos="8492"/>
             </w:tabs>
+            <w:spacing w:line="360" w:lineRule="auto"/>
             <w:jc w:val="both"/>
             <w:rPr>
-              <w:rFonts w:eastAsiaTheme="minorEastAsia"/>
+              <w:rFonts w:ascii="Times New Roman" w:eastAsiaTheme="minorEastAsia" w:hAnsi="Times New Roman" w:cs="Times New Roman"/>
               <w:b w:val="0"/>
               <w:bCs w:val="0"/>
               <w:i w:val="0"/>
@@ -2429,6 +2541,7 @@
             </w:r>
             <w:r>
               <w:rPr>
+                <w:rFonts w:ascii="Times New Roman" w:hAnsi="Times New Roman" w:cs="Times New Roman"/>
                 <w:noProof/>
                 <w:webHidden/>
               </w:rPr>
@@ -2436,6 +2549,7 @@
             </w:r>
             <w:r>
               <w:rPr>
+                <w:rFonts w:ascii="Times New Roman" w:hAnsi="Times New Roman" w:cs="Times New Roman"/>
                 <w:noProof/>
                 <w:webHidden/>
               </w:rPr>
@@ -2443,6 +2557,7 @@
             </w:r>
             <w:r>
               <w:rPr>
+                <w:rFonts w:ascii="Times New Roman" w:hAnsi="Times New Roman" w:cs="Times New Roman"/>
                 <w:noProof/>
                 <w:webHidden/>
               </w:rPr>
@@ -2450,12 +2565,14 @@
             </w:r>
             <w:r>
               <w:rPr>
+                <w:rFonts w:ascii="Times New Roman" w:hAnsi="Times New Roman" w:cs="Times New Roman"/>
                 <w:noProof/>
                 <w:webHidden/>
               </w:rPr>
             </w:r>
             <w:r>
               <w:rPr>
+                <w:rFonts w:ascii="Times New Roman" w:hAnsi="Times New Roman" w:cs="Times New Roman"/>
                 <w:noProof/>
                 <w:webHidden/>
               </w:rPr>
@@ -2463,6 +2580,7 @@
             </w:r>
             <w:r>
               <w:rPr>
+                <w:rFonts w:ascii="Times New Roman" w:hAnsi="Times New Roman" w:cs="Times New Roman"/>
                 <w:noProof/>
                 <w:webHidden/>
               </w:rPr>
@@ -2470,6 +2588,7 @@
             </w:r>
             <w:r>
               <w:rPr>
+                <w:rFonts w:ascii="Times New Roman" w:hAnsi="Times New Roman" w:cs="Times New Roman"/>
                 <w:noProof/>
                 <w:webHidden/>
               </w:rPr>
@@ -2483,9 +2602,10 @@
             <w:tabs>
               <w:tab w:val="right" w:leader="dot" w:pos="8492"/>
             </w:tabs>
+            <w:spacing w:line="360" w:lineRule="auto"/>
             <w:jc w:val="both"/>
             <w:rPr>
-              <w:rFonts w:eastAsiaTheme="minorEastAsia"/>
+              <w:rFonts w:ascii="Times New Roman" w:eastAsiaTheme="minorEastAsia" w:hAnsi="Times New Roman" w:cs="Times New Roman"/>
               <w:b w:val="0"/>
               <w:bCs w:val="0"/>
               <w:noProof/>
@@ -2505,6 +2625,7 @@
             </w:r>
             <w:r>
               <w:rPr>
+                <w:rFonts w:ascii="Times New Roman" w:hAnsi="Times New Roman" w:cs="Times New Roman"/>
                 <w:noProof/>
                 <w:webHidden/>
               </w:rPr>
@@ -2512,6 +2633,7 @@
             </w:r>
             <w:r>
               <w:rPr>
+                <w:rFonts w:ascii="Times New Roman" w:hAnsi="Times New Roman" w:cs="Times New Roman"/>
                 <w:noProof/>
                 <w:webHidden/>
               </w:rPr>
@@ -2519,6 +2641,7 @@
             </w:r>
             <w:r>
               <w:rPr>
+                <w:rFonts w:ascii="Times New Roman" w:hAnsi="Times New Roman" w:cs="Times New Roman"/>
                 <w:noProof/>
                 <w:webHidden/>
               </w:rPr>
@@ -2526,12 +2649,14 @@
             </w:r>
             <w:r>
               <w:rPr>
+                <w:rFonts w:ascii="Times New Roman" w:hAnsi="Times New Roman" w:cs="Times New Roman"/>
                 <w:noProof/>
                 <w:webHidden/>
               </w:rPr>
             </w:r>
             <w:r>
               <w:rPr>
+                <w:rFonts w:ascii="Times New Roman" w:hAnsi="Times New Roman" w:cs="Times New Roman"/>
                 <w:noProof/>
                 <w:webHidden/>
               </w:rPr>
@@ -2539,6 +2664,7 @@
             </w:r>
             <w:r>
               <w:rPr>
+                <w:rFonts w:ascii="Times New Roman" w:hAnsi="Times New Roman" w:cs="Times New Roman"/>
                 <w:noProof/>
                 <w:webHidden/>
               </w:rPr>
@@ -2546,6 +2672,7 @@
             </w:r>
             <w:r>
               <w:rPr>
+                <w:rFonts w:ascii="Times New Roman" w:hAnsi="Times New Roman" w:cs="Times New Roman"/>
                 <w:noProof/>
                 <w:webHidden/>
               </w:rPr>
@@ -2559,9 +2686,10 @@
             <w:tabs>
               <w:tab w:val="right" w:leader="dot" w:pos="8492"/>
             </w:tabs>
+            <w:spacing w:line="360" w:lineRule="auto"/>
             <w:jc w:val="both"/>
             <w:rPr>
-              <w:rFonts w:eastAsiaTheme="minorEastAsia"/>
+              <w:rFonts w:ascii="Times New Roman" w:eastAsiaTheme="minorEastAsia" w:hAnsi="Times New Roman" w:cs="Times New Roman"/>
               <w:b w:val="0"/>
               <w:bCs w:val="0"/>
               <w:noProof/>
@@ -2581,6 +2709,7 @@
             </w:r>
             <w:r>
               <w:rPr>
+                <w:rFonts w:ascii="Times New Roman" w:hAnsi="Times New Roman" w:cs="Times New Roman"/>
                 <w:noProof/>
                 <w:webHidden/>
               </w:rPr>
@@ -2588,6 +2717,7 @@
             </w:r>
             <w:r>
               <w:rPr>
+                <w:rFonts w:ascii="Times New Roman" w:hAnsi="Times New Roman" w:cs="Times New Roman"/>
                 <w:noProof/>
                 <w:webHidden/>
               </w:rPr>
@@ -2595,6 +2725,7 @@
             </w:r>
             <w:r>
               <w:rPr>
+                <w:rFonts w:ascii="Times New Roman" w:hAnsi="Times New Roman" w:cs="Times New Roman"/>
                 <w:noProof/>
                 <w:webHidden/>
               </w:rPr>
@@ -2602,12 +2733,14 @@
             </w:r>
             <w:r>
               <w:rPr>
+                <w:rFonts w:ascii="Times New Roman" w:hAnsi="Times New Roman" w:cs="Times New Roman"/>
                 <w:noProof/>
                 <w:webHidden/>
               </w:rPr>
             </w:r>
             <w:r>
               <w:rPr>
+                <w:rFonts w:ascii="Times New Roman" w:hAnsi="Times New Roman" w:cs="Times New Roman"/>
                 <w:noProof/>
                 <w:webHidden/>
               </w:rPr>
@@ -2615,6 +2748,7 @@
             </w:r>
             <w:r>
               <w:rPr>
+                <w:rFonts w:ascii="Times New Roman" w:hAnsi="Times New Roman" w:cs="Times New Roman"/>
                 <w:noProof/>
                 <w:webHidden/>
               </w:rPr>
@@ -2622,6 +2756,7 @@
             </w:r>
             <w:r>
               <w:rPr>
+                <w:rFonts w:ascii="Times New Roman" w:hAnsi="Times New Roman" w:cs="Times New Roman"/>
                 <w:noProof/>
                 <w:webHidden/>
               </w:rPr>
@@ -2709,60 +2844,6 @@
     </w:p>
     <w:p>
       <w:pPr>
-        <w:spacing w:line="360" w:lineRule="auto"/>
-        <w:jc w:val="both"/>
-        <w:rPr>
-          <w:rFonts w:ascii="Times New Roman" w:hAnsi="Times New Roman" w:cs="Times New Roman"/>
-        </w:rPr>
-      </w:pPr>
-    </w:p>
-    <w:p>
-      <w:pPr>
-        <w:spacing w:line="360" w:lineRule="auto"/>
-        <w:jc w:val="both"/>
-        <w:rPr>
-          <w:rFonts w:ascii="Times New Roman" w:hAnsi="Times New Roman" w:cs="Times New Roman"/>
-        </w:rPr>
-      </w:pPr>
-    </w:p>
-    <w:p>
-      <w:pPr>
-        <w:spacing w:line="360" w:lineRule="auto"/>
-        <w:jc w:val="both"/>
-        <w:rPr>
-          <w:rFonts w:ascii="Times New Roman" w:hAnsi="Times New Roman" w:cs="Times New Roman"/>
-        </w:rPr>
-      </w:pPr>
-    </w:p>
-    <w:p>
-      <w:pPr>
-        <w:spacing w:line="360" w:lineRule="auto"/>
-        <w:jc w:val="both"/>
-        <w:rPr>
-          <w:rFonts w:ascii="Times New Roman" w:hAnsi="Times New Roman" w:cs="Times New Roman"/>
-        </w:rPr>
-      </w:pPr>
-    </w:p>
-    <w:p>
-      <w:pPr>
-        <w:spacing w:line="360" w:lineRule="auto"/>
-        <w:jc w:val="both"/>
-        <w:rPr>
-          <w:rFonts w:ascii="Times New Roman" w:hAnsi="Times New Roman" w:cs="Times New Roman"/>
-        </w:rPr>
-      </w:pPr>
-    </w:p>
-    <w:p>
-      <w:pPr>
-        <w:spacing w:line="360" w:lineRule="auto"/>
-        <w:jc w:val="both"/>
-        <w:rPr>
-          <w:rFonts w:ascii="Times New Roman" w:hAnsi="Times New Roman" w:cs="Times New Roman"/>
-        </w:rPr>
-      </w:pPr>
-    </w:p>
-    <w:p>
-      <w:pPr>
         <w:pStyle w:val="Heading2"/>
         <w:spacing w:line="360" w:lineRule="auto"/>
         <w:jc w:val="both"/>
@@ -3599,24 +3680,30 @@
     </w:p>
     <w:p>
       <w:pPr>
-        <w:jc w:val="both"/>
-        <w:rPr>
-          <w:lang w:val="es-ES"/>
-        </w:rPr>
-      </w:pPr>
-    </w:p>
-    <w:p>
-      <w:pPr>
-        <w:jc w:val="both"/>
-        <w:rPr>
-          <w:lang w:val="es-ES"/>
-        </w:rPr>
-      </w:pPr>
-    </w:p>
-    <w:p>
-      <w:pPr>
-        <w:jc w:val="both"/>
-        <w:rPr>
+        <w:spacing w:line="360" w:lineRule="auto"/>
+        <w:jc w:val="both"/>
+        <w:rPr>
+          <w:rFonts w:ascii="Times New Roman" w:hAnsi="Times New Roman" w:cs="Times New Roman"/>
+          <w:lang w:val="es-ES"/>
+        </w:rPr>
+      </w:pPr>
+    </w:p>
+    <w:p>
+      <w:pPr>
+        <w:spacing w:line="360" w:lineRule="auto"/>
+        <w:jc w:val="both"/>
+        <w:rPr>
+          <w:rFonts w:ascii="Times New Roman" w:hAnsi="Times New Roman" w:cs="Times New Roman"/>
+          <w:lang w:val="es-ES"/>
+        </w:rPr>
+      </w:pPr>
+    </w:p>
+    <w:p>
+      <w:pPr>
+        <w:spacing w:line="360" w:lineRule="auto"/>
+        <w:jc w:val="both"/>
+        <w:rPr>
+          <w:rFonts w:ascii="Times New Roman" w:hAnsi="Times New Roman" w:cs="Times New Roman"/>
           <w:lang w:val="es-ES"/>
         </w:rPr>
       </w:pPr>
@@ -3893,35 +3980,7 @@
           <w:rFonts w:ascii="Times New Roman" w:hAnsi="Times New Roman" w:cs="Times New Roman"/>
           <w:lang w:val="es-ES"/>
         </w:rPr>
-        <w:t xml:space="preserve">Git ha sido usado como sistema de </w:t>
-      </w:r>
-      <w:r>
-        <w:rPr>
-          <w:rFonts w:ascii="Times New Roman" w:hAnsi="Times New Roman" w:cs="Times New Roman"/>
-          <w:lang w:val="es-ES"/>
-        </w:rPr>
-        <w:t>control de versiones</w:t>
-      </w:r>
-      <w:r>
-        <w:rPr>
-          <w:rFonts w:ascii="Times New Roman" w:hAnsi="Times New Roman" w:cs="Times New Roman"/>
-          <w:lang w:val="es-ES"/>
-        </w:rPr>
-        <w:t xml:space="preserve">. Entre sus numerosas ventajas, aquellas que han dado más beneficios han sido </w:t>
-      </w:r>
-      <w:r>
-        <w:rPr>
-          <w:rFonts w:ascii="Times New Roman" w:hAnsi="Times New Roman" w:cs="Times New Roman"/>
-          <w:lang w:val="es-ES"/>
-        </w:rPr>
-        <w:t>mantener un historial de los cambios realizados durante las diferentes entregas</w:t>
-      </w:r>
-      <w:r>
-        <w:rPr>
-          <w:rFonts w:ascii="Times New Roman" w:hAnsi="Times New Roman" w:cs="Times New Roman"/>
-          <w:lang w:val="es-ES"/>
-        </w:rPr>
-        <w:t xml:space="preserve"> y poder tener numerosos </w:t>
+        <w:t xml:space="preserve">Git ha sido usado como sistema de control de versiones. Entre sus numerosas ventajas, aquellas que han dado más beneficios han sido mantener un historial de los cambios realizados durante las diferentes entregas y poder tener numerosos </w:t>
       </w:r>
       <w:proofErr w:type="spellStart"/>
       <w:r>
@@ -3976,14 +4035,7 @@
           <w:rFonts w:ascii="Times New Roman" w:hAnsi="Times New Roman" w:cs="Times New Roman"/>
           <w:lang w:val="es-ES"/>
         </w:rPr>
-        <w:t xml:space="preserve">: </w:t>
-      </w:r>
-      <w:r>
-        <w:rPr>
-          <w:rFonts w:ascii="Times New Roman" w:hAnsi="Times New Roman" w:cs="Times New Roman"/>
-          <w:lang w:val="es-ES"/>
-        </w:rPr>
-        <w:t>GitHub ha sido utilizado como repositorio general del proyecto y poder distribuir el código durante el despliegue en producción.</w:t>
+        <w:t>: GitHub ha sido utilizado como repositorio general del proyecto y poder distribuir el código durante el despliegue en producción.</w:t>
       </w:r>
     </w:p>
     <w:p>
@@ -4104,14 +4156,7 @@
           <w:rFonts w:ascii="Times New Roman" w:hAnsi="Times New Roman" w:cs="Times New Roman"/>
           <w:lang w:val="es-ES"/>
         </w:rPr>
-        <w:t xml:space="preserve">: </w:t>
-      </w:r>
-      <w:r>
-        <w:rPr>
-          <w:rFonts w:ascii="Times New Roman" w:hAnsi="Times New Roman" w:cs="Times New Roman"/>
-          <w:lang w:val="es-ES"/>
-        </w:rPr>
-        <w:t>ha sido el editor principal por su compatibilidad con extensiones como Git y Docker.</w:t>
+        <w:t>: ha sido el editor principal por su compatibilidad con extensiones como Git y Docker.</w:t>
       </w:r>
     </w:p>
     <w:p>
@@ -4141,8 +4186,9 @@
           <w:bCs/>
           <w:lang w:val="es-ES"/>
         </w:rPr>
-        <w:t>Intel</w:t>
-      </w:r>
+        <w:t>Intelephense</w:t>
+      </w:r>
+      <w:proofErr w:type="spellEnd"/>
       <w:r>
         <w:rPr>
           <w:rFonts w:ascii="Times New Roman" w:hAnsi="Times New Roman" w:cs="Times New Roman"/>
@@ -4150,8 +4196,32 @@
           <w:bCs/>
           <w:lang w:val="es-ES"/>
         </w:rPr>
-        <w:t>eph</w:t>
-      </w:r>
+        <w:t>:</w:t>
+      </w:r>
+      <w:r>
+        <w:rPr>
+          <w:rFonts w:ascii="Times New Roman" w:hAnsi="Times New Roman" w:cs="Times New Roman"/>
+          <w:lang w:val="es-ES"/>
+        </w:rPr>
+        <w:t xml:space="preserve"> Usado para autocompletar tipado de PHP y gestionar errores dentro del código de una forma más visual. </w:t>
+      </w:r>
+      <w:r>
+        <w:rPr>
+          <w:rFonts w:ascii="Times New Roman" w:hAnsi="Times New Roman" w:cs="Times New Roman"/>
+          <w:lang w:val="es-ES"/>
+        </w:rPr>
+        <w:br/>
+      </w:r>
+    </w:p>
+    <w:p>
+      <w:pPr>
+        <w:spacing w:line="360" w:lineRule="auto"/>
+        <w:jc w:val="both"/>
+        <w:rPr>
+          <w:rFonts w:ascii="Times New Roman" w:hAnsi="Times New Roman" w:cs="Times New Roman"/>
+          <w:lang w:val="es-ES"/>
+        </w:rPr>
+      </w:pPr>
       <w:r>
         <w:rPr>
           <w:rFonts w:ascii="Times New Roman" w:hAnsi="Times New Roman" w:cs="Times New Roman"/>
@@ -4159,56 +4229,6 @@
           <w:bCs/>
           <w:lang w:val="es-ES"/>
         </w:rPr>
-        <w:t>ense</w:t>
-      </w:r>
-      <w:proofErr w:type="spellEnd"/>
-      <w:r>
-        <w:rPr>
-          <w:rFonts w:ascii="Times New Roman" w:hAnsi="Times New Roman" w:cs="Times New Roman"/>
-          <w:b/>
-          <w:bCs/>
-          <w:lang w:val="es-ES"/>
-        </w:rPr>
-        <w:t>:</w:t>
-      </w:r>
-      <w:r>
-        <w:rPr>
-          <w:rFonts w:ascii="Times New Roman" w:hAnsi="Times New Roman" w:cs="Times New Roman"/>
-          <w:lang w:val="es-ES"/>
-        </w:rPr>
-        <w:t xml:space="preserve"> Usado para autocompletar tipado de PHP y gestionar errores dentro del código de una forma más visual.</w:t>
-      </w:r>
-      <w:r>
-        <w:rPr>
-          <w:rFonts w:ascii="Times New Roman" w:hAnsi="Times New Roman" w:cs="Times New Roman"/>
-          <w:lang w:val="es-ES"/>
-        </w:rPr>
-        <w:t xml:space="preserve"> </w:t>
-      </w:r>
-      <w:r>
-        <w:rPr>
-          <w:rFonts w:ascii="Times New Roman" w:hAnsi="Times New Roman" w:cs="Times New Roman"/>
-          <w:lang w:val="es-ES"/>
-        </w:rPr>
-        <w:br/>
-      </w:r>
-    </w:p>
-    <w:p>
-      <w:pPr>
-        <w:spacing w:line="360" w:lineRule="auto"/>
-        <w:jc w:val="both"/>
-        <w:rPr>
-          <w:rFonts w:ascii="Times New Roman" w:hAnsi="Times New Roman" w:cs="Times New Roman"/>
-          <w:lang w:val="es-ES"/>
-        </w:rPr>
-      </w:pPr>
-      <w:r>
-        <w:rPr>
-          <w:rFonts w:ascii="Times New Roman" w:hAnsi="Times New Roman" w:cs="Times New Roman"/>
-          <w:b/>
-          <w:bCs/>
-          <w:lang w:val="es-ES"/>
-        </w:rPr>
         <w:t xml:space="preserve">MySQL: </w:t>
       </w:r>
       <w:r>
@@ -4216,21 +4236,7 @@
           <w:rFonts w:ascii="Times New Roman" w:hAnsi="Times New Roman" w:cs="Times New Roman"/>
           <w:lang w:val="es-ES"/>
         </w:rPr>
-        <w:t xml:space="preserve">MySQL </w:t>
-      </w:r>
-      <w:r>
-        <w:rPr>
-          <w:rFonts w:ascii="Times New Roman" w:hAnsi="Times New Roman" w:cs="Times New Roman"/>
-          <w:lang w:val="es-ES"/>
-        </w:rPr>
-        <w:t>ha sido la base de datos utilizada para almacenar todas las tablas y campos de la aplicación.</w:t>
-      </w:r>
-      <w:r>
-        <w:rPr>
-          <w:rFonts w:ascii="Times New Roman" w:hAnsi="Times New Roman" w:cs="Times New Roman"/>
-          <w:lang w:val="es-ES"/>
-        </w:rPr>
-        <w:t xml:space="preserve"> </w:t>
+        <w:t xml:space="preserve">MySQL ha sido la base de datos utilizada para almacenar todas las tablas y campos de la aplicación. </w:t>
       </w:r>
     </w:p>
     <w:p>
@@ -4349,14 +4355,7 @@
           <w:rFonts w:ascii="Times New Roman" w:hAnsi="Times New Roman" w:cs="Times New Roman"/>
           <w:lang w:val="es-ES"/>
         </w:rPr>
-        <w:t xml:space="preserve"> del proyecto. </w:t>
-      </w:r>
-      <w:r>
-        <w:rPr>
-          <w:rFonts w:ascii="Times New Roman" w:hAnsi="Times New Roman" w:cs="Times New Roman"/>
-          <w:lang w:val="es-ES"/>
-        </w:rPr>
-        <w:t xml:space="preserve">Su amplia </w:t>
+        <w:t xml:space="preserve"> del proyecto. Su amplia </w:t>
       </w:r>
       <w:r>
         <w:rPr>
@@ -4522,14 +4521,7 @@
           <w:rFonts w:ascii="Times New Roman" w:hAnsi="Times New Roman" w:cs="Times New Roman"/>
           <w:lang w:val="es-ES"/>
         </w:rPr>
-        <w:t xml:space="preserve"> u otras librerías externas</w:t>
-      </w:r>
-      <w:r>
-        <w:rPr>
-          <w:rFonts w:ascii="Times New Roman" w:hAnsi="Times New Roman" w:cs="Times New Roman"/>
-          <w:lang w:val="es-ES"/>
-        </w:rPr>
-        <w:t>.</w:t>
+        <w:t xml:space="preserve"> u otras librerías externas.</w:t>
       </w:r>
     </w:p>
     <w:p>
@@ -4661,25 +4653,7 @@
           <w:bCs/>
           <w:lang w:val="es-ES"/>
         </w:rPr>
-        <w:t xml:space="preserve">Características clave de </w:t>
-      </w:r>
-      <w:r>
-        <w:rPr>
-          <w:rFonts w:ascii="Times New Roman" w:hAnsi="Times New Roman" w:cs="Times New Roman"/>
-          <w:b/>
-          <w:bCs/>
-          <w:lang w:val="es-ES"/>
-        </w:rPr>
-        <w:t>JavaScript</w:t>
-      </w:r>
-      <w:r>
-        <w:rPr>
-          <w:rFonts w:ascii="Times New Roman" w:hAnsi="Times New Roman" w:cs="Times New Roman"/>
-          <w:b/>
-          <w:bCs/>
-          <w:lang w:val="es-ES"/>
-        </w:rPr>
-        <w:t xml:space="preserve"> utilizadas en el proyecto:</w:t>
+        <w:t>Características clave de JavaScript utilizadas en el proyecto:</w:t>
       </w:r>
     </w:p>
     <w:p>
@@ -6420,24 +6394,14 @@
           <w:lang w:val="es-ES"/>
         </w:rPr>
         <w:lastRenderedPageBreak/>
-        <w:t>D</w:t>
-      </w:r>
-      <w:r>
-        <w:rPr>
-          <w:rFonts w:ascii="Times New Roman" w:hAnsi="Times New Roman" w:cs="Times New Roman"/>
-          <w:b/>
-          <w:bCs/>
-          <w:sz w:val="32"/>
-          <w:szCs w:val="32"/>
-          <w:lang w:val="es-ES"/>
-        </w:rPr>
-        <w:t>esarrollo del proyecto</w:t>
+        <w:t>Desarrollo del proyecto</w:t>
       </w:r>
       <w:bookmarkEnd w:id="7"/>
     </w:p>
     <w:p>
       <w:pPr>
         <w:pStyle w:val="Heading2"/>
+        <w:spacing w:line="360" w:lineRule="auto"/>
         <w:jc w:val="both"/>
         <w:rPr>
           <w:rFonts w:ascii="Times New Roman" w:hAnsi="Times New Roman" w:cs="Times New Roman"/>
@@ -6884,7 +6848,6 @@
           <w:bCs/>
           <w:lang w:val="es-ES"/>
         </w:rPr>
-        <w:lastRenderedPageBreak/>
         <w:t>Blog Informativo:</w:t>
       </w:r>
     </w:p>
@@ -6927,7 +6890,6 @@
           <w:lang w:val="es-ES"/>
         </w:rPr>
       </w:pPr>
-      <w:proofErr w:type="gramStart"/>
       <w:r>
         <w:rPr>
           <w:rFonts w:ascii="Times New Roman" w:hAnsi="Times New Roman" w:cs="Times New Roman"/>
@@ -6937,31 +6899,8 @@
           <w:szCs w:val="28"/>
           <w:lang w:val="es-ES"/>
         </w:rPr>
-        <w:t xml:space="preserve">Aspectos a </w:t>
-      </w:r>
-      <w:r>
-        <w:rPr>
-          <w:rFonts w:ascii="Times New Roman" w:hAnsi="Times New Roman" w:cs="Times New Roman"/>
-          <w:b/>
-          <w:bCs/>
-          <w:sz w:val="28"/>
-          <w:szCs w:val="28"/>
-          <w:lang w:val="es-ES"/>
-        </w:rPr>
-        <w:t>m</w:t>
-      </w:r>
-      <w:r>
-        <w:rPr>
-          <w:rFonts w:ascii="Times New Roman" w:hAnsi="Times New Roman" w:cs="Times New Roman"/>
-          <w:b/>
-          <w:bCs/>
-          <w:sz w:val="28"/>
-          <w:szCs w:val="28"/>
-          <w:lang w:val="es-ES"/>
-        </w:rPr>
-        <w:t>ejorar</w:t>
-      </w:r>
-      <w:proofErr w:type="gramEnd"/>
+        <w:t>Aspectos por mejorar</w:t>
+      </w:r>
       <w:r>
         <w:rPr>
           <w:rFonts w:ascii="Times New Roman" w:hAnsi="Times New Roman" w:cs="Times New Roman"/>
@@ -7406,7 +7345,6 @@
           <w:bCs/>
           <w:lang w:val="es-ES"/>
         </w:rPr>
-        <w:lastRenderedPageBreak/>
         <w:t xml:space="preserve">Campamento Molino de </w:t>
       </w:r>
       <w:proofErr w:type="spellStart"/>
@@ -7672,21 +7610,9 @@
     <w:p>
       <w:pPr>
         <w:pStyle w:val="ListParagraph"/>
-        <w:spacing w:line="360" w:lineRule="auto"/>
-        <w:ind w:left="1440"/>
-        <w:jc w:val="both"/>
-        <w:rPr>
-          <w:rFonts w:ascii="Times New Roman" w:hAnsi="Times New Roman" w:cs="Times New Roman"/>
-          <w:lang w:val="es-ES"/>
-        </w:rPr>
-      </w:pPr>
-    </w:p>
-    <w:p>
-      <w:pPr>
-        <w:pStyle w:val="ListParagraph"/>
         <w:numPr>
           <w:ilvl w:val="0"/>
-          <w:numId w:val="22"/>
+          <w:numId w:val="28"/>
         </w:numPr>
         <w:spacing w:line="360" w:lineRule="auto"/>
         <w:jc w:val="both"/>
@@ -7729,12 +7655,14 @@
     </w:p>
     <w:p>
       <w:pPr>
-        <w:spacing w:line="360" w:lineRule="auto"/>
-        <w:ind w:left="360"/>
-        <w:jc w:val="both"/>
-        <w:rPr>
-          <w:rFonts w:ascii="Times New Roman" w:hAnsi="Times New Roman" w:cs="Times New Roman"/>
-          <w:lang w:val="es-ES"/>
+        <w:pStyle w:val="ListParagraph"/>
+        <w:spacing w:before="100" w:beforeAutospacing="1" w:after="100" w:afterAutospacing="1" w:line="360" w:lineRule="auto"/>
+        <w:jc w:val="both"/>
+        <w:rPr>
+          <w:rFonts w:ascii="Times New Roman" w:eastAsia="Times New Roman" w:hAnsi="Times New Roman" w:cs="Times New Roman"/>
+          <w:kern w:val="0"/>
+          <w:lang w:val="es-ES"/>
+          <w14:ligatures w14:val="none"/>
         </w:rPr>
       </w:pPr>
     </w:p>
@@ -7797,6 +7725,7 @@
     </w:p>
     <w:p>
       <w:pPr>
+        <w:pStyle w:val="ListParagraph"/>
         <w:spacing w:line="360" w:lineRule="auto"/>
         <w:jc w:val="both"/>
         <w:rPr>
@@ -7816,7 +7745,6 @@
           <w:lang w:val="es-ES"/>
         </w:rPr>
       </w:pPr>
-      <w:proofErr w:type="gramStart"/>
       <w:r>
         <w:rPr>
           <w:rFonts w:ascii="Times New Roman" w:hAnsi="Times New Roman" w:cs="Times New Roman"/>
@@ -7827,7 +7755,7 @@
           <w:lang w:val="es-ES"/>
         </w:rPr>
         <w:lastRenderedPageBreak/>
-        <w:t xml:space="preserve">Aspectos a </w:t>
+        <w:t>Aspectos por mejorar</w:t>
       </w:r>
       <w:r>
         <w:rPr>
@@ -7838,9 +7766,1353 @@
           <w:szCs w:val="28"/>
           <w:lang w:val="es-ES"/>
         </w:rPr>
-        <w:t>m</w:t>
-      </w:r>
-      <w:r>
+        <w:t>:</w:t>
+      </w:r>
+    </w:p>
+    <w:p>
+      <w:pPr>
+        <w:pStyle w:val="ListParagraph"/>
+        <w:numPr>
+          <w:ilvl w:val="0"/>
+          <w:numId w:val="40"/>
+        </w:numPr>
+        <w:spacing w:line="360" w:lineRule="auto"/>
+        <w:jc w:val="both"/>
+        <w:rPr>
+          <w:rFonts w:ascii="Times New Roman" w:hAnsi="Times New Roman" w:cs="Times New Roman"/>
+          <w:lang w:val="es-ES"/>
+        </w:rPr>
+      </w:pPr>
+      <w:r>
+        <w:rPr>
+          <w:rFonts w:ascii="Times New Roman" w:hAnsi="Times New Roman" w:cs="Times New Roman"/>
+          <w:b/>
+          <w:bCs/>
+          <w:lang w:val="es-ES"/>
+        </w:rPr>
+        <w:t xml:space="preserve">Optimización para </w:t>
+      </w:r>
+      <w:r>
+        <w:rPr>
+          <w:rFonts w:ascii="Times New Roman" w:hAnsi="Times New Roman" w:cs="Times New Roman"/>
+          <w:b/>
+          <w:bCs/>
+          <w:lang w:val="es-ES"/>
+        </w:rPr>
+        <w:t>móviles</w:t>
+      </w:r>
+      <w:r>
+        <w:rPr>
+          <w:rFonts w:ascii="Times New Roman" w:hAnsi="Times New Roman" w:cs="Times New Roman"/>
+          <w:b/>
+          <w:bCs/>
+          <w:lang w:val="es-ES"/>
+        </w:rPr>
+        <w:t>:</w:t>
+      </w:r>
+    </w:p>
+    <w:p>
+      <w:pPr>
+        <w:pStyle w:val="ListParagraph"/>
+        <w:spacing w:line="360" w:lineRule="auto"/>
+        <w:jc w:val="both"/>
+        <w:rPr>
+          <w:rFonts w:ascii="Times New Roman" w:hAnsi="Times New Roman" w:cs="Times New Roman"/>
+          <w:lang w:val="es-ES"/>
+        </w:rPr>
+      </w:pPr>
+      <w:r>
+        <w:rPr>
+          <w:rFonts w:ascii="Times New Roman" w:hAnsi="Times New Roman" w:cs="Times New Roman"/>
+          <w:lang w:val="es-ES"/>
+        </w:rPr>
+        <w:t xml:space="preserve">Aunque la página es funcional en dispositivos móviles, la experiencia podría mejorarse con una optimización más detallada para diferentes tamaños de pantalla, asegurando una navegación más fluida en teléfonos y </w:t>
+      </w:r>
+      <w:proofErr w:type="spellStart"/>
+      <w:r>
+        <w:rPr>
+          <w:rFonts w:ascii="Times New Roman" w:hAnsi="Times New Roman" w:cs="Times New Roman"/>
+          <w:lang w:val="es-ES"/>
+        </w:rPr>
+        <w:t>tablets</w:t>
+      </w:r>
+      <w:proofErr w:type="spellEnd"/>
+      <w:r>
+        <w:rPr>
+          <w:rFonts w:ascii="Times New Roman" w:hAnsi="Times New Roman" w:cs="Times New Roman"/>
+          <w:lang w:val="es-ES"/>
+        </w:rPr>
+        <w:t>.</w:t>
+      </w:r>
+    </w:p>
+    <w:p>
+      <w:pPr>
+        <w:pStyle w:val="ListParagraph"/>
+        <w:spacing w:line="360" w:lineRule="auto"/>
+        <w:jc w:val="both"/>
+        <w:rPr>
+          <w:rFonts w:ascii="Times New Roman" w:hAnsi="Times New Roman" w:cs="Times New Roman"/>
+          <w:lang w:val="es-ES"/>
+        </w:rPr>
+      </w:pPr>
+    </w:p>
+    <w:p>
+      <w:pPr>
+        <w:pStyle w:val="ListParagraph"/>
+        <w:numPr>
+          <w:ilvl w:val="0"/>
+          <w:numId w:val="40"/>
+        </w:numPr>
+        <w:spacing w:line="360" w:lineRule="auto"/>
+        <w:jc w:val="both"/>
+        <w:rPr>
+          <w:rFonts w:ascii="Times New Roman" w:hAnsi="Times New Roman" w:cs="Times New Roman"/>
+          <w:lang w:val="es-ES"/>
+        </w:rPr>
+      </w:pPr>
+      <w:r>
+        <w:rPr>
+          <w:rFonts w:ascii="Times New Roman" w:hAnsi="Times New Roman" w:cs="Times New Roman"/>
+          <w:b/>
+          <w:bCs/>
+          <w:lang w:val="es-ES"/>
+        </w:rPr>
+        <w:t>Proceso de Reserva:</w:t>
+      </w:r>
+    </w:p>
+    <w:p>
+      <w:pPr>
+        <w:pStyle w:val="ListParagraph"/>
+        <w:spacing w:line="360" w:lineRule="auto"/>
+        <w:jc w:val="both"/>
+        <w:rPr>
+          <w:rFonts w:ascii="Times New Roman" w:hAnsi="Times New Roman" w:cs="Times New Roman"/>
+          <w:lang w:val="es-ES"/>
+        </w:rPr>
+      </w:pPr>
+      <w:r>
+        <w:rPr>
+          <w:rFonts w:ascii="Times New Roman" w:hAnsi="Times New Roman" w:cs="Times New Roman"/>
+          <w:lang w:val="es-ES"/>
+        </w:rPr>
+        <w:t>El proceso de reserva podría simplificarse y hacerse más intuitivo. Actualmente, algunas reservas redirigen a subdominios específicos, lo que puede generar confusión en el usuario.</w:t>
+      </w:r>
+    </w:p>
+    <w:p>
+      <w:pPr>
+        <w:spacing w:line="360" w:lineRule="auto"/>
+        <w:jc w:val="both"/>
+        <w:rPr>
+          <w:rFonts w:ascii="Times New Roman" w:hAnsi="Times New Roman" w:cs="Times New Roman"/>
+          <w:lang w:val="es-ES"/>
+        </w:rPr>
+      </w:pPr>
+    </w:p>
+    <w:tbl>
+      <w:tblPr>
+        <w:tblW w:w="5000" w:type="pct"/>
+        <w:tblCellMar>
+          <w:left w:w="0" w:type="dxa"/>
+          <w:right w:w="0" w:type="dxa"/>
+        </w:tblCellMar>
+        <w:tblLook w:val="04A0" w:firstRow="1" w:lastRow="0" w:firstColumn="1" w:lastColumn="0" w:noHBand="0" w:noVBand="1"/>
+      </w:tblPr>
+      <w:tblGrid>
+        <w:gridCol w:w="1868"/>
+        <w:gridCol w:w="1998"/>
+        <w:gridCol w:w="1979"/>
+        <w:gridCol w:w="2641"/>
+      </w:tblGrid>
+      <w:tr>
+        <w:trPr>
+          <w:trHeight w:val="165"/>
+        </w:trPr>
+        <w:tc>
+          <w:tcPr>
+            <w:tcW w:w="1101" w:type="pct"/>
+            <w:tcBorders>
+              <w:top w:val="single" w:sz="6" w:space="0" w:color="000000"/>
+              <w:left w:val="single" w:sz="6" w:space="0" w:color="000000"/>
+              <w:bottom w:val="single" w:sz="6" w:space="0" w:color="000000"/>
+              <w:right w:val="single" w:sz="6" w:space="0" w:color="000000"/>
+            </w:tcBorders>
+            <w:shd w:val="clear" w:color="auto" w:fill="B0B3B2"/>
+            <w:tcMar>
+              <w:top w:w="60" w:type="dxa"/>
+              <w:left w:w="60" w:type="dxa"/>
+              <w:bottom w:w="60" w:type="dxa"/>
+              <w:right w:w="60" w:type="dxa"/>
+            </w:tcMar>
+            <w:hideMark/>
+          </w:tcPr>
+          <w:p>
+            <w:pPr>
+              <w:spacing w:line="360" w:lineRule="auto"/>
+              <w:jc w:val="both"/>
+              <w:rPr>
+                <w:rFonts w:ascii="Times New Roman" w:hAnsi="Times New Roman" w:cs="Times New Roman"/>
+                <w:sz w:val="20"/>
+                <w:szCs w:val="20"/>
+              </w:rPr>
+            </w:pPr>
+            <w:proofErr w:type="spellStart"/>
+            <w:r>
+              <w:rPr>
+                <w:rFonts w:ascii="Times New Roman" w:hAnsi="Times New Roman" w:cs="Times New Roman"/>
+                <w:b/>
+                <w:bCs/>
+                <w:sz w:val="20"/>
+                <w:szCs w:val="20"/>
+              </w:rPr>
+              <w:t>Característica</w:t>
+            </w:r>
+            <w:proofErr w:type="spellEnd"/>
+          </w:p>
+        </w:tc>
+        <w:tc>
+          <w:tcPr>
+            <w:tcW w:w="1177" w:type="pct"/>
+            <w:tcBorders>
+              <w:top w:val="single" w:sz="6" w:space="0" w:color="000000"/>
+              <w:left w:val="single" w:sz="6" w:space="0" w:color="000000"/>
+              <w:bottom w:val="single" w:sz="6" w:space="0" w:color="000000"/>
+              <w:right w:val="single" w:sz="6" w:space="0" w:color="000000"/>
+            </w:tcBorders>
+            <w:shd w:val="clear" w:color="auto" w:fill="B0B3B2"/>
+            <w:tcMar>
+              <w:top w:w="60" w:type="dxa"/>
+              <w:left w:w="60" w:type="dxa"/>
+              <w:bottom w:w="60" w:type="dxa"/>
+              <w:right w:w="60" w:type="dxa"/>
+            </w:tcMar>
+            <w:hideMark/>
+          </w:tcPr>
+          <w:p>
+            <w:pPr>
+              <w:spacing w:line="360" w:lineRule="auto"/>
+              <w:jc w:val="both"/>
+              <w:rPr>
+                <w:rFonts w:ascii="Times New Roman" w:hAnsi="Times New Roman" w:cs="Times New Roman"/>
+                <w:sz w:val="20"/>
+                <w:szCs w:val="20"/>
+              </w:rPr>
+            </w:pPr>
+            <w:r>
+              <w:rPr>
+                <w:rFonts w:ascii="Times New Roman" w:hAnsi="Times New Roman" w:cs="Times New Roman"/>
+                <w:b/>
+                <w:bCs/>
+                <w:sz w:val="20"/>
+                <w:szCs w:val="20"/>
+              </w:rPr>
+              <w:t>XPERT-CAMPS</w:t>
+            </w:r>
+          </w:p>
+        </w:tc>
+        <w:tc>
+          <w:tcPr>
+            <w:tcW w:w="1166" w:type="pct"/>
+            <w:tcBorders>
+              <w:top w:val="single" w:sz="6" w:space="0" w:color="000000"/>
+              <w:left w:val="single" w:sz="6" w:space="0" w:color="000000"/>
+              <w:bottom w:val="single" w:sz="6" w:space="0" w:color="000000"/>
+              <w:right w:val="single" w:sz="6" w:space="0" w:color="000000"/>
+            </w:tcBorders>
+            <w:shd w:val="clear" w:color="auto" w:fill="B0B3B2"/>
+            <w:tcMar>
+              <w:top w:w="60" w:type="dxa"/>
+              <w:left w:w="60" w:type="dxa"/>
+              <w:bottom w:w="60" w:type="dxa"/>
+              <w:right w:w="60" w:type="dxa"/>
+            </w:tcMar>
+            <w:hideMark/>
+          </w:tcPr>
+          <w:p>
+            <w:pPr>
+              <w:spacing w:line="360" w:lineRule="auto"/>
+              <w:jc w:val="both"/>
+              <w:rPr>
+                <w:rFonts w:ascii="Times New Roman" w:hAnsi="Times New Roman" w:cs="Times New Roman"/>
+                <w:sz w:val="20"/>
+                <w:szCs w:val="20"/>
+              </w:rPr>
+            </w:pPr>
+            <w:r>
+              <w:rPr>
+                <w:rFonts w:ascii="Times New Roman" w:hAnsi="Times New Roman" w:cs="Times New Roman"/>
+                <w:b/>
+                <w:bCs/>
+                <w:sz w:val="20"/>
+                <w:szCs w:val="20"/>
+              </w:rPr>
+              <w:t xml:space="preserve">Molino de </w:t>
+            </w:r>
+            <w:proofErr w:type="spellStart"/>
+            <w:r>
+              <w:rPr>
+                <w:rFonts w:ascii="Times New Roman" w:hAnsi="Times New Roman" w:cs="Times New Roman"/>
+                <w:b/>
+                <w:bCs/>
+                <w:sz w:val="20"/>
+                <w:szCs w:val="20"/>
+              </w:rPr>
+              <w:t>Butrera</w:t>
+            </w:r>
+            <w:proofErr w:type="spellEnd"/>
+          </w:p>
+        </w:tc>
+        <w:tc>
+          <w:tcPr>
+            <w:tcW w:w="1556" w:type="pct"/>
+            <w:tcBorders>
+              <w:top w:val="single" w:sz="6" w:space="0" w:color="000000"/>
+              <w:left w:val="single" w:sz="6" w:space="0" w:color="000000"/>
+              <w:bottom w:val="single" w:sz="6" w:space="0" w:color="000000"/>
+              <w:right w:val="single" w:sz="6" w:space="0" w:color="000000"/>
+            </w:tcBorders>
+            <w:shd w:val="clear" w:color="auto" w:fill="B0B3B2"/>
+            <w:tcMar>
+              <w:top w:w="60" w:type="dxa"/>
+              <w:left w:w="60" w:type="dxa"/>
+              <w:bottom w:w="60" w:type="dxa"/>
+              <w:right w:w="60" w:type="dxa"/>
+            </w:tcMar>
+            <w:hideMark/>
+          </w:tcPr>
+          <w:p>
+            <w:pPr>
+              <w:spacing w:line="360" w:lineRule="auto"/>
+              <w:jc w:val="both"/>
+              <w:rPr>
+                <w:rFonts w:ascii="Times New Roman" w:hAnsi="Times New Roman" w:cs="Times New Roman"/>
+                <w:sz w:val="20"/>
+                <w:szCs w:val="20"/>
+                <w:lang w:val="es-ES"/>
+              </w:rPr>
+            </w:pPr>
+            <w:r>
+              <w:rPr>
+                <w:rFonts w:ascii="Times New Roman" w:hAnsi="Times New Roman" w:cs="Times New Roman"/>
+                <w:b/>
+                <w:bCs/>
+                <w:sz w:val="20"/>
+                <w:szCs w:val="20"/>
+                <w:lang w:val="es-ES"/>
+              </w:rPr>
+              <w:t xml:space="preserve">Propuesta para la </w:t>
+            </w:r>
+            <w:r>
+              <w:rPr>
+                <w:rFonts w:ascii="Times New Roman" w:hAnsi="Times New Roman" w:cs="Times New Roman"/>
+                <w:b/>
+                <w:bCs/>
+                <w:sz w:val="20"/>
+                <w:szCs w:val="20"/>
+                <w:lang w:val="es-ES"/>
+              </w:rPr>
+              <w:t>w</w:t>
+            </w:r>
+            <w:r>
+              <w:rPr>
+                <w:rFonts w:ascii="Times New Roman" w:hAnsi="Times New Roman" w:cs="Times New Roman"/>
+                <w:b/>
+                <w:bCs/>
+                <w:sz w:val="20"/>
+                <w:szCs w:val="20"/>
+                <w:lang w:val="es-ES"/>
+              </w:rPr>
+              <w:t xml:space="preserve">eb y </w:t>
+            </w:r>
+            <w:r>
+              <w:rPr>
+                <w:rFonts w:ascii="Times New Roman" w:hAnsi="Times New Roman" w:cs="Times New Roman"/>
+                <w:b/>
+                <w:bCs/>
+                <w:sz w:val="20"/>
+                <w:szCs w:val="20"/>
+                <w:lang w:val="es-ES"/>
+              </w:rPr>
+              <w:t>p</w:t>
+            </w:r>
+            <w:r>
+              <w:rPr>
+                <w:rFonts w:ascii="Times New Roman" w:hAnsi="Times New Roman" w:cs="Times New Roman"/>
+                <w:b/>
+                <w:bCs/>
+                <w:sz w:val="20"/>
+                <w:szCs w:val="20"/>
+                <w:lang w:val="es-ES"/>
+              </w:rPr>
+              <w:t xml:space="preserve">anel de </w:t>
+            </w:r>
+            <w:r>
+              <w:rPr>
+                <w:rFonts w:ascii="Times New Roman" w:hAnsi="Times New Roman" w:cs="Times New Roman"/>
+                <w:b/>
+                <w:bCs/>
+                <w:sz w:val="20"/>
+                <w:szCs w:val="20"/>
+                <w:lang w:val="es-ES"/>
+              </w:rPr>
+              <w:t>g</w:t>
+            </w:r>
+            <w:r>
+              <w:rPr>
+                <w:rFonts w:ascii="Times New Roman" w:hAnsi="Times New Roman" w:cs="Times New Roman"/>
+                <w:b/>
+                <w:bCs/>
+                <w:sz w:val="20"/>
+                <w:szCs w:val="20"/>
+                <w:lang w:val="es-ES"/>
+              </w:rPr>
+              <w:t>estión</w:t>
+            </w:r>
+          </w:p>
+        </w:tc>
+      </w:tr>
+      <w:tr>
+        <w:trPr>
+          <w:trHeight w:val="165"/>
+        </w:trPr>
+        <w:tc>
+          <w:tcPr>
+            <w:tcW w:w="1101" w:type="pct"/>
+            <w:tcBorders>
+              <w:top w:val="single" w:sz="6" w:space="0" w:color="000000"/>
+              <w:left w:val="single" w:sz="6" w:space="0" w:color="000000"/>
+              <w:bottom w:val="single" w:sz="6" w:space="0" w:color="000000"/>
+              <w:right w:val="single" w:sz="6" w:space="0" w:color="000000"/>
+            </w:tcBorders>
+            <w:shd w:val="clear" w:color="auto" w:fill="D4D4D4"/>
+            <w:tcMar>
+              <w:top w:w="60" w:type="dxa"/>
+              <w:left w:w="60" w:type="dxa"/>
+              <w:bottom w:w="60" w:type="dxa"/>
+              <w:right w:w="60" w:type="dxa"/>
+            </w:tcMar>
+            <w:hideMark/>
+          </w:tcPr>
+          <w:p>
+            <w:pPr>
+              <w:spacing w:line="360" w:lineRule="auto"/>
+              <w:jc w:val="both"/>
+              <w:rPr>
+                <w:rFonts w:ascii="Times New Roman" w:hAnsi="Times New Roman" w:cs="Times New Roman"/>
+                <w:sz w:val="20"/>
+                <w:szCs w:val="20"/>
+                <w:lang w:val="es-ES"/>
+              </w:rPr>
+            </w:pPr>
+            <w:r>
+              <w:rPr>
+                <w:rFonts w:ascii="Times New Roman" w:hAnsi="Times New Roman" w:cs="Times New Roman"/>
+                <w:b/>
+                <w:bCs/>
+                <w:sz w:val="20"/>
+                <w:szCs w:val="20"/>
+                <w:lang w:val="es-ES"/>
+              </w:rPr>
+              <w:t xml:space="preserve">Información </w:t>
+            </w:r>
+            <w:r>
+              <w:rPr>
+                <w:rFonts w:ascii="Times New Roman" w:hAnsi="Times New Roman" w:cs="Times New Roman"/>
+                <w:b/>
+                <w:bCs/>
+                <w:sz w:val="20"/>
+                <w:szCs w:val="20"/>
+                <w:lang w:val="es-ES"/>
+              </w:rPr>
+              <w:t>d</w:t>
+            </w:r>
+            <w:r>
+              <w:rPr>
+                <w:rFonts w:ascii="Times New Roman" w:hAnsi="Times New Roman" w:cs="Times New Roman"/>
+                <w:b/>
+                <w:bCs/>
+                <w:sz w:val="20"/>
+                <w:szCs w:val="20"/>
+                <w:lang w:val="es-ES"/>
+              </w:rPr>
+              <w:t xml:space="preserve">etallada de los </w:t>
+            </w:r>
+            <w:r>
+              <w:rPr>
+                <w:rFonts w:ascii="Times New Roman" w:hAnsi="Times New Roman" w:cs="Times New Roman"/>
+                <w:b/>
+                <w:bCs/>
+                <w:sz w:val="20"/>
+                <w:szCs w:val="20"/>
+                <w:lang w:val="es-ES"/>
+              </w:rPr>
+              <w:t>c</w:t>
+            </w:r>
+            <w:r>
+              <w:rPr>
+                <w:rFonts w:ascii="Times New Roman" w:hAnsi="Times New Roman" w:cs="Times New Roman"/>
+                <w:b/>
+                <w:bCs/>
+                <w:sz w:val="20"/>
+                <w:szCs w:val="20"/>
+                <w:lang w:val="es-ES"/>
+              </w:rPr>
+              <w:t>ampamentos</w:t>
+            </w:r>
+          </w:p>
+        </w:tc>
+        <w:tc>
+          <w:tcPr>
+            <w:tcW w:w="1177" w:type="pct"/>
+            <w:tcBorders>
+              <w:top w:val="single" w:sz="6" w:space="0" w:color="000000"/>
+              <w:left w:val="single" w:sz="6" w:space="0" w:color="000000"/>
+              <w:bottom w:val="single" w:sz="6" w:space="0" w:color="000000"/>
+              <w:right w:val="single" w:sz="6" w:space="0" w:color="000000"/>
+            </w:tcBorders>
+            <w:tcMar>
+              <w:top w:w="60" w:type="dxa"/>
+              <w:left w:w="60" w:type="dxa"/>
+              <w:bottom w:w="60" w:type="dxa"/>
+              <w:right w:w="60" w:type="dxa"/>
+            </w:tcMar>
+            <w:hideMark/>
+          </w:tcPr>
+          <w:p>
+            <w:pPr>
+              <w:spacing w:line="360" w:lineRule="auto"/>
+              <w:jc w:val="both"/>
+              <w:rPr>
+                <w:rFonts w:ascii="Times New Roman" w:hAnsi="Times New Roman" w:cs="Times New Roman"/>
+                <w:sz w:val="20"/>
+                <w:szCs w:val="20"/>
+                <w:lang w:val="es-ES"/>
+              </w:rPr>
+            </w:pPr>
+            <w:r>
+              <w:rPr>
+                <w:rFonts w:ascii="Times New Roman" w:hAnsi="Times New Roman" w:cs="Times New Roman"/>
+                <w:sz w:val="20"/>
+                <w:szCs w:val="20"/>
+                <w:lang w:val="es-ES"/>
+              </w:rPr>
+              <w:t>Páginas detalladas con ubicación, actividades y precios.</w:t>
+            </w:r>
+          </w:p>
+        </w:tc>
+        <w:tc>
+          <w:tcPr>
+            <w:tcW w:w="1166" w:type="pct"/>
+            <w:tcBorders>
+              <w:top w:val="single" w:sz="6" w:space="0" w:color="000000"/>
+              <w:left w:val="single" w:sz="6" w:space="0" w:color="000000"/>
+              <w:bottom w:val="single" w:sz="6" w:space="0" w:color="000000"/>
+              <w:right w:val="single" w:sz="6" w:space="0" w:color="000000"/>
+            </w:tcBorders>
+            <w:tcMar>
+              <w:top w:w="60" w:type="dxa"/>
+              <w:left w:w="60" w:type="dxa"/>
+              <w:bottom w:w="60" w:type="dxa"/>
+              <w:right w:w="60" w:type="dxa"/>
+            </w:tcMar>
+            <w:hideMark/>
+          </w:tcPr>
+          <w:p>
+            <w:pPr>
+              <w:spacing w:line="360" w:lineRule="auto"/>
+              <w:jc w:val="both"/>
+              <w:rPr>
+                <w:rFonts w:ascii="Times New Roman" w:hAnsi="Times New Roman" w:cs="Times New Roman"/>
+                <w:sz w:val="20"/>
+                <w:szCs w:val="20"/>
+                <w:lang w:val="es-ES"/>
+              </w:rPr>
+            </w:pPr>
+            <w:r>
+              <w:rPr>
+                <w:rFonts w:ascii="Times New Roman" w:hAnsi="Times New Roman" w:cs="Times New Roman"/>
+                <w:sz w:val="20"/>
+                <w:szCs w:val="20"/>
+                <w:lang w:val="es-ES"/>
+              </w:rPr>
+              <w:t>Información detallada sobre actividades y alojamiento.</w:t>
+            </w:r>
+          </w:p>
+        </w:tc>
+        <w:tc>
+          <w:tcPr>
+            <w:tcW w:w="1556" w:type="pct"/>
+            <w:tcBorders>
+              <w:top w:val="single" w:sz="6" w:space="0" w:color="000000"/>
+              <w:left w:val="single" w:sz="6" w:space="0" w:color="000000"/>
+              <w:bottom w:val="single" w:sz="6" w:space="0" w:color="000000"/>
+              <w:right w:val="single" w:sz="6" w:space="0" w:color="000000"/>
+            </w:tcBorders>
+            <w:tcMar>
+              <w:top w:w="60" w:type="dxa"/>
+              <w:left w:w="60" w:type="dxa"/>
+              <w:bottom w:w="60" w:type="dxa"/>
+              <w:right w:w="60" w:type="dxa"/>
+            </w:tcMar>
+            <w:hideMark/>
+          </w:tcPr>
+          <w:p>
+            <w:pPr>
+              <w:spacing w:line="360" w:lineRule="auto"/>
+              <w:jc w:val="both"/>
+              <w:rPr>
+                <w:rFonts w:ascii="Times New Roman" w:hAnsi="Times New Roman" w:cs="Times New Roman"/>
+                <w:sz w:val="20"/>
+                <w:szCs w:val="20"/>
+                <w:lang w:val="es-ES"/>
+              </w:rPr>
+            </w:pPr>
+            <w:r>
+              <w:rPr>
+                <w:rFonts w:ascii="Times New Roman" w:hAnsi="Times New Roman" w:cs="Times New Roman"/>
+                <w:sz w:val="20"/>
+                <w:szCs w:val="20"/>
+                <w:lang w:val="es-ES"/>
+              </w:rPr>
+              <w:t>Cada campamento con página detallada</w:t>
+            </w:r>
+            <w:r>
+              <w:rPr>
+                <w:rFonts w:ascii="Times New Roman" w:hAnsi="Times New Roman" w:cs="Times New Roman"/>
+                <w:sz w:val="20"/>
+                <w:szCs w:val="20"/>
+                <w:lang w:val="es-ES"/>
+              </w:rPr>
+              <w:t xml:space="preserve"> </w:t>
+            </w:r>
+            <w:r>
+              <w:rPr>
+                <w:rFonts w:ascii="Times New Roman" w:hAnsi="Times New Roman" w:cs="Times New Roman"/>
+                <w:sz w:val="20"/>
+                <w:szCs w:val="20"/>
+                <w:lang w:val="es-ES"/>
+              </w:rPr>
+              <w:t>con ubicación, actividades y precios.</w:t>
+            </w:r>
+          </w:p>
+        </w:tc>
+      </w:tr>
+      <w:tr>
+        <w:trPr>
+          <w:trHeight w:val="165"/>
+        </w:trPr>
+        <w:tc>
+          <w:tcPr>
+            <w:tcW w:w="1101" w:type="pct"/>
+            <w:tcBorders>
+              <w:top w:val="single" w:sz="6" w:space="0" w:color="000000"/>
+              <w:left w:val="single" w:sz="6" w:space="0" w:color="000000"/>
+              <w:bottom w:val="single" w:sz="6" w:space="0" w:color="000000"/>
+              <w:right w:val="single" w:sz="6" w:space="0" w:color="000000"/>
+            </w:tcBorders>
+            <w:shd w:val="clear" w:color="auto" w:fill="D4D4D4"/>
+            <w:tcMar>
+              <w:top w:w="60" w:type="dxa"/>
+              <w:left w:w="60" w:type="dxa"/>
+              <w:bottom w:w="60" w:type="dxa"/>
+              <w:right w:w="60" w:type="dxa"/>
+            </w:tcMar>
+            <w:hideMark/>
+          </w:tcPr>
+          <w:p>
+            <w:pPr>
+              <w:spacing w:line="360" w:lineRule="auto"/>
+              <w:jc w:val="both"/>
+              <w:rPr>
+                <w:rFonts w:ascii="Times New Roman" w:hAnsi="Times New Roman" w:cs="Times New Roman"/>
+                <w:sz w:val="20"/>
+                <w:szCs w:val="20"/>
+              </w:rPr>
+            </w:pPr>
+            <w:proofErr w:type="spellStart"/>
+            <w:r>
+              <w:rPr>
+                <w:rFonts w:ascii="Times New Roman" w:hAnsi="Times New Roman" w:cs="Times New Roman"/>
+                <w:b/>
+                <w:bCs/>
+                <w:sz w:val="20"/>
+                <w:szCs w:val="20"/>
+              </w:rPr>
+              <w:t>Optimización</w:t>
+            </w:r>
+            <w:proofErr w:type="spellEnd"/>
+            <w:r>
+              <w:rPr>
+                <w:rFonts w:ascii="Times New Roman" w:hAnsi="Times New Roman" w:cs="Times New Roman"/>
+                <w:b/>
+                <w:bCs/>
+                <w:sz w:val="20"/>
+                <w:szCs w:val="20"/>
+              </w:rPr>
+              <w:t xml:space="preserve"> para </w:t>
+            </w:r>
+            <w:proofErr w:type="spellStart"/>
+            <w:r>
+              <w:rPr>
+                <w:rFonts w:ascii="Times New Roman" w:hAnsi="Times New Roman" w:cs="Times New Roman"/>
+                <w:b/>
+                <w:bCs/>
+                <w:sz w:val="20"/>
+                <w:szCs w:val="20"/>
+              </w:rPr>
+              <w:t>móviles</w:t>
+            </w:r>
+            <w:proofErr w:type="spellEnd"/>
+          </w:p>
+        </w:tc>
+        <w:tc>
+          <w:tcPr>
+            <w:tcW w:w="1177" w:type="pct"/>
+            <w:tcBorders>
+              <w:top w:val="single" w:sz="6" w:space="0" w:color="000000"/>
+              <w:left w:val="single" w:sz="6" w:space="0" w:color="000000"/>
+              <w:bottom w:val="single" w:sz="6" w:space="0" w:color="000000"/>
+              <w:right w:val="single" w:sz="6" w:space="0" w:color="000000"/>
+            </w:tcBorders>
+            <w:tcMar>
+              <w:top w:w="60" w:type="dxa"/>
+              <w:left w:w="60" w:type="dxa"/>
+              <w:bottom w:w="60" w:type="dxa"/>
+              <w:right w:w="60" w:type="dxa"/>
+            </w:tcMar>
+            <w:hideMark/>
+          </w:tcPr>
+          <w:p>
+            <w:pPr>
+              <w:spacing w:line="360" w:lineRule="auto"/>
+              <w:jc w:val="both"/>
+              <w:rPr>
+                <w:rFonts w:ascii="Times New Roman" w:hAnsi="Times New Roman" w:cs="Times New Roman"/>
+                <w:sz w:val="20"/>
+                <w:szCs w:val="20"/>
+                <w:lang w:val="es-ES"/>
+              </w:rPr>
+            </w:pPr>
+            <w:r>
+              <w:rPr>
+                <w:rFonts w:ascii="Times New Roman" w:hAnsi="Times New Roman" w:cs="Times New Roman"/>
+                <w:sz w:val="20"/>
+                <w:szCs w:val="20"/>
+                <w:lang w:val="es-ES"/>
+              </w:rPr>
+              <w:t xml:space="preserve">Funcional en </w:t>
+            </w:r>
+            <w:r>
+              <w:rPr>
+                <w:rFonts w:ascii="Times New Roman" w:hAnsi="Times New Roman" w:cs="Times New Roman"/>
+                <w:sz w:val="20"/>
+                <w:szCs w:val="20"/>
+                <w:lang w:val="es-ES"/>
+              </w:rPr>
+              <w:t>móviles,</w:t>
+            </w:r>
+            <w:r>
+              <w:rPr>
+                <w:rFonts w:ascii="Times New Roman" w:hAnsi="Times New Roman" w:cs="Times New Roman"/>
+                <w:sz w:val="20"/>
+                <w:szCs w:val="20"/>
+                <w:lang w:val="es-ES"/>
+              </w:rPr>
+              <w:t xml:space="preserve"> pero mejorable.</w:t>
+            </w:r>
+          </w:p>
+        </w:tc>
+        <w:tc>
+          <w:tcPr>
+            <w:tcW w:w="1166" w:type="pct"/>
+            <w:tcBorders>
+              <w:top w:val="single" w:sz="6" w:space="0" w:color="000000"/>
+              <w:left w:val="single" w:sz="6" w:space="0" w:color="000000"/>
+              <w:bottom w:val="single" w:sz="6" w:space="0" w:color="000000"/>
+              <w:right w:val="single" w:sz="6" w:space="0" w:color="000000"/>
+            </w:tcBorders>
+            <w:tcMar>
+              <w:top w:w="60" w:type="dxa"/>
+              <w:left w:w="60" w:type="dxa"/>
+              <w:bottom w:w="60" w:type="dxa"/>
+              <w:right w:w="60" w:type="dxa"/>
+            </w:tcMar>
+            <w:hideMark/>
+          </w:tcPr>
+          <w:p>
+            <w:pPr>
+              <w:spacing w:line="360" w:lineRule="auto"/>
+              <w:jc w:val="both"/>
+              <w:rPr>
+                <w:rFonts w:ascii="Times New Roman" w:hAnsi="Times New Roman" w:cs="Times New Roman"/>
+                <w:sz w:val="20"/>
+                <w:szCs w:val="20"/>
+                <w:lang w:val="es-ES"/>
+              </w:rPr>
+            </w:pPr>
+            <w:r>
+              <w:rPr>
+                <w:rFonts w:ascii="Times New Roman" w:hAnsi="Times New Roman" w:cs="Times New Roman"/>
+                <w:sz w:val="20"/>
+                <w:szCs w:val="20"/>
+                <w:lang w:val="es-ES"/>
+              </w:rPr>
+              <w:t xml:space="preserve">Funcional en </w:t>
+            </w:r>
+            <w:r>
+              <w:rPr>
+                <w:rFonts w:ascii="Times New Roman" w:hAnsi="Times New Roman" w:cs="Times New Roman"/>
+                <w:sz w:val="20"/>
+                <w:szCs w:val="20"/>
+                <w:lang w:val="es-ES"/>
+              </w:rPr>
+              <w:t>móviles,</w:t>
+            </w:r>
+            <w:r>
+              <w:rPr>
+                <w:rFonts w:ascii="Times New Roman" w:hAnsi="Times New Roman" w:cs="Times New Roman"/>
+                <w:sz w:val="20"/>
+                <w:szCs w:val="20"/>
+                <w:lang w:val="es-ES"/>
+              </w:rPr>
+              <w:t xml:space="preserve"> pero mejorable.</w:t>
+            </w:r>
+          </w:p>
+        </w:tc>
+        <w:tc>
+          <w:tcPr>
+            <w:tcW w:w="1556" w:type="pct"/>
+            <w:tcBorders>
+              <w:top w:val="single" w:sz="6" w:space="0" w:color="000000"/>
+              <w:left w:val="single" w:sz="6" w:space="0" w:color="000000"/>
+              <w:bottom w:val="single" w:sz="6" w:space="0" w:color="000000"/>
+              <w:right w:val="single" w:sz="6" w:space="0" w:color="000000"/>
+            </w:tcBorders>
+            <w:tcMar>
+              <w:top w:w="60" w:type="dxa"/>
+              <w:left w:w="60" w:type="dxa"/>
+              <w:bottom w:w="60" w:type="dxa"/>
+              <w:right w:w="60" w:type="dxa"/>
+            </w:tcMar>
+            <w:hideMark/>
+          </w:tcPr>
+          <w:p>
+            <w:pPr>
+              <w:spacing w:line="360" w:lineRule="auto"/>
+              <w:jc w:val="both"/>
+              <w:rPr>
+                <w:rFonts w:ascii="Times New Roman" w:hAnsi="Times New Roman" w:cs="Times New Roman"/>
+                <w:sz w:val="20"/>
+                <w:szCs w:val="20"/>
+                <w:lang w:val="es-ES"/>
+              </w:rPr>
+            </w:pPr>
+            <w:r>
+              <w:rPr>
+                <w:rFonts w:ascii="Times New Roman" w:hAnsi="Times New Roman" w:cs="Times New Roman"/>
+                <w:sz w:val="20"/>
+                <w:szCs w:val="20"/>
+                <w:lang w:val="es-ES"/>
+              </w:rPr>
+              <w:t>Diseño 100% responsive y optimizado para diferentes dispositivos.</w:t>
+            </w:r>
+          </w:p>
+        </w:tc>
+      </w:tr>
+      <w:tr>
+        <w:trPr>
+          <w:trHeight w:val="165"/>
+        </w:trPr>
+        <w:tc>
+          <w:tcPr>
+            <w:tcW w:w="1101" w:type="pct"/>
+            <w:tcBorders>
+              <w:top w:val="single" w:sz="6" w:space="0" w:color="000000"/>
+              <w:left w:val="single" w:sz="6" w:space="0" w:color="000000"/>
+              <w:bottom w:val="single" w:sz="6" w:space="0" w:color="000000"/>
+              <w:right w:val="single" w:sz="6" w:space="0" w:color="000000"/>
+            </w:tcBorders>
+            <w:shd w:val="clear" w:color="auto" w:fill="D4D4D4"/>
+            <w:tcMar>
+              <w:top w:w="60" w:type="dxa"/>
+              <w:left w:w="60" w:type="dxa"/>
+              <w:bottom w:w="60" w:type="dxa"/>
+              <w:right w:w="60" w:type="dxa"/>
+            </w:tcMar>
+            <w:hideMark/>
+          </w:tcPr>
+          <w:p>
+            <w:pPr>
+              <w:spacing w:line="360" w:lineRule="auto"/>
+              <w:jc w:val="both"/>
+              <w:rPr>
+                <w:rFonts w:ascii="Times New Roman" w:hAnsi="Times New Roman" w:cs="Times New Roman"/>
+                <w:sz w:val="20"/>
+                <w:szCs w:val="20"/>
+              </w:rPr>
+            </w:pPr>
+            <w:proofErr w:type="spellStart"/>
+            <w:r>
+              <w:rPr>
+                <w:rFonts w:ascii="Times New Roman" w:hAnsi="Times New Roman" w:cs="Times New Roman"/>
+                <w:b/>
+                <w:bCs/>
+                <w:sz w:val="20"/>
+                <w:szCs w:val="20"/>
+              </w:rPr>
+              <w:t>Proceso</w:t>
+            </w:r>
+            <w:proofErr w:type="spellEnd"/>
+            <w:r>
+              <w:rPr>
+                <w:rFonts w:ascii="Times New Roman" w:hAnsi="Times New Roman" w:cs="Times New Roman"/>
+                <w:b/>
+                <w:bCs/>
+                <w:sz w:val="20"/>
+                <w:szCs w:val="20"/>
+              </w:rPr>
+              <w:t xml:space="preserve"> de </w:t>
+            </w:r>
+            <w:proofErr w:type="spellStart"/>
+            <w:r>
+              <w:rPr>
+                <w:rFonts w:ascii="Times New Roman" w:hAnsi="Times New Roman" w:cs="Times New Roman"/>
+                <w:b/>
+                <w:bCs/>
+                <w:sz w:val="20"/>
+                <w:szCs w:val="20"/>
+              </w:rPr>
+              <w:t>inscripción</w:t>
+            </w:r>
+            <w:proofErr w:type="spellEnd"/>
+          </w:p>
+        </w:tc>
+        <w:tc>
+          <w:tcPr>
+            <w:tcW w:w="1177" w:type="pct"/>
+            <w:tcBorders>
+              <w:top w:val="single" w:sz="6" w:space="0" w:color="000000"/>
+              <w:left w:val="single" w:sz="6" w:space="0" w:color="000000"/>
+              <w:bottom w:val="single" w:sz="6" w:space="0" w:color="000000"/>
+              <w:right w:val="single" w:sz="6" w:space="0" w:color="000000"/>
+            </w:tcBorders>
+            <w:tcMar>
+              <w:top w:w="60" w:type="dxa"/>
+              <w:left w:w="60" w:type="dxa"/>
+              <w:bottom w:w="60" w:type="dxa"/>
+              <w:right w:w="60" w:type="dxa"/>
+            </w:tcMar>
+            <w:hideMark/>
+          </w:tcPr>
+          <w:p>
+            <w:pPr>
+              <w:spacing w:line="360" w:lineRule="auto"/>
+              <w:jc w:val="both"/>
+              <w:rPr>
+                <w:rFonts w:ascii="Times New Roman" w:hAnsi="Times New Roman" w:cs="Times New Roman"/>
+                <w:sz w:val="20"/>
+                <w:szCs w:val="20"/>
+                <w:lang w:val="es-ES"/>
+              </w:rPr>
+            </w:pPr>
+            <w:r>
+              <w:rPr>
+                <w:rFonts w:ascii="Times New Roman" w:hAnsi="Times New Roman" w:cs="Times New Roman"/>
+                <w:sz w:val="20"/>
+                <w:szCs w:val="20"/>
+                <w:lang w:val="es-ES"/>
+              </w:rPr>
+              <w:t>Proceso de reserva con redirección a subdominios.</w:t>
+            </w:r>
+          </w:p>
+        </w:tc>
+        <w:tc>
+          <w:tcPr>
+            <w:tcW w:w="1166" w:type="pct"/>
+            <w:tcBorders>
+              <w:top w:val="single" w:sz="6" w:space="0" w:color="000000"/>
+              <w:left w:val="single" w:sz="6" w:space="0" w:color="000000"/>
+              <w:bottom w:val="single" w:sz="6" w:space="0" w:color="000000"/>
+              <w:right w:val="single" w:sz="6" w:space="0" w:color="000000"/>
+            </w:tcBorders>
+            <w:tcMar>
+              <w:top w:w="60" w:type="dxa"/>
+              <w:left w:w="60" w:type="dxa"/>
+              <w:bottom w:w="60" w:type="dxa"/>
+              <w:right w:w="60" w:type="dxa"/>
+            </w:tcMar>
+            <w:hideMark/>
+          </w:tcPr>
+          <w:p>
+            <w:pPr>
+              <w:spacing w:line="360" w:lineRule="auto"/>
+              <w:jc w:val="both"/>
+              <w:rPr>
+                <w:rFonts w:ascii="Times New Roman" w:hAnsi="Times New Roman" w:cs="Times New Roman"/>
+                <w:sz w:val="20"/>
+                <w:szCs w:val="20"/>
+                <w:lang w:val="es-ES"/>
+              </w:rPr>
+            </w:pPr>
+            <w:r>
+              <w:rPr>
+                <w:rFonts w:ascii="Times New Roman" w:hAnsi="Times New Roman" w:cs="Times New Roman"/>
+                <w:sz w:val="20"/>
+                <w:szCs w:val="20"/>
+                <w:lang w:val="es-ES"/>
+              </w:rPr>
+              <w:t>Proceso de reserva con redirección a subdominios.</w:t>
+            </w:r>
+          </w:p>
+        </w:tc>
+        <w:tc>
+          <w:tcPr>
+            <w:tcW w:w="1556" w:type="pct"/>
+            <w:tcBorders>
+              <w:top w:val="single" w:sz="6" w:space="0" w:color="000000"/>
+              <w:left w:val="single" w:sz="6" w:space="0" w:color="000000"/>
+              <w:bottom w:val="single" w:sz="6" w:space="0" w:color="000000"/>
+              <w:right w:val="single" w:sz="6" w:space="0" w:color="000000"/>
+            </w:tcBorders>
+            <w:tcMar>
+              <w:top w:w="60" w:type="dxa"/>
+              <w:left w:w="60" w:type="dxa"/>
+              <w:bottom w:w="60" w:type="dxa"/>
+              <w:right w:w="60" w:type="dxa"/>
+            </w:tcMar>
+            <w:hideMark/>
+          </w:tcPr>
+          <w:p>
+            <w:pPr>
+              <w:spacing w:line="360" w:lineRule="auto"/>
+              <w:jc w:val="both"/>
+              <w:rPr>
+                <w:rFonts w:ascii="Times New Roman" w:hAnsi="Times New Roman" w:cs="Times New Roman"/>
+                <w:sz w:val="20"/>
+                <w:szCs w:val="20"/>
+                <w:lang w:val="es-ES"/>
+              </w:rPr>
+            </w:pPr>
+            <w:r>
+              <w:rPr>
+                <w:rFonts w:ascii="Times New Roman" w:hAnsi="Times New Roman" w:cs="Times New Roman"/>
+                <w:sz w:val="20"/>
+                <w:szCs w:val="20"/>
+                <w:lang w:val="es-ES"/>
+              </w:rPr>
+              <w:t xml:space="preserve">Proceso de </w:t>
+            </w:r>
+            <w:r>
+              <w:rPr>
+                <w:rFonts w:ascii="Times New Roman" w:hAnsi="Times New Roman" w:cs="Times New Roman"/>
+                <w:sz w:val="20"/>
+                <w:szCs w:val="20"/>
+                <w:lang w:val="es-ES"/>
+              </w:rPr>
+              <w:t>inscripción</w:t>
+            </w:r>
+            <w:r>
+              <w:rPr>
+                <w:rFonts w:ascii="Times New Roman" w:hAnsi="Times New Roman" w:cs="Times New Roman"/>
+                <w:sz w:val="20"/>
+                <w:szCs w:val="20"/>
+                <w:lang w:val="es-ES"/>
+              </w:rPr>
+              <w:t xml:space="preserve"> </w:t>
+            </w:r>
+            <w:r>
+              <w:rPr>
+                <w:rFonts w:ascii="Times New Roman" w:hAnsi="Times New Roman" w:cs="Times New Roman"/>
+                <w:sz w:val="20"/>
+                <w:szCs w:val="20"/>
+                <w:lang w:val="es-ES"/>
+              </w:rPr>
+              <w:t>intuitivo en el panel.</w:t>
+            </w:r>
+          </w:p>
+        </w:tc>
+      </w:tr>
+      <w:tr>
+        <w:trPr>
+          <w:trHeight w:val="165"/>
+        </w:trPr>
+        <w:tc>
+          <w:tcPr>
+            <w:tcW w:w="1101" w:type="pct"/>
+            <w:tcBorders>
+              <w:top w:val="single" w:sz="6" w:space="0" w:color="000000"/>
+              <w:left w:val="single" w:sz="6" w:space="0" w:color="000000"/>
+              <w:bottom w:val="single" w:sz="6" w:space="0" w:color="000000"/>
+              <w:right w:val="single" w:sz="6" w:space="0" w:color="000000"/>
+            </w:tcBorders>
+            <w:shd w:val="clear" w:color="auto" w:fill="D4D4D4"/>
+            <w:tcMar>
+              <w:top w:w="60" w:type="dxa"/>
+              <w:left w:w="60" w:type="dxa"/>
+              <w:bottom w:w="60" w:type="dxa"/>
+              <w:right w:w="60" w:type="dxa"/>
+            </w:tcMar>
+            <w:hideMark/>
+          </w:tcPr>
+          <w:p>
+            <w:pPr>
+              <w:spacing w:line="360" w:lineRule="auto"/>
+              <w:jc w:val="both"/>
+              <w:rPr>
+                <w:rFonts w:ascii="Times New Roman" w:hAnsi="Times New Roman" w:cs="Times New Roman"/>
+                <w:sz w:val="20"/>
+                <w:szCs w:val="20"/>
+              </w:rPr>
+            </w:pPr>
+            <w:r>
+              <w:rPr>
+                <w:rFonts w:ascii="Times New Roman" w:hAnsi="Times New Roman" w:cs="Times New Roman"/>
+                <w:b/>
+                <w:bCs/>
+                <w:sz w:val="20"/>
+                <w:szCs w:val="20"/>
+              </w:rPr>
+              <w:t xml:space="preserve">Testimonios y </w:t>
+            </w:r>
+            <w:proofErr w:type="spellStart"/>
+            <w:r>
+              <w:rPr>
+                <w:rFonts w:ascii="Times New Roman" w:hAnsi="Times New Roman" w:cs="Times New Roman"/>
+                <w:b/>
+                <w:bCs/>
+                <w:sz w:val="20"/>
+                <w:szCs w:val="20"/>
+              </w:rPr>
+              <w:t>o</w:t>
+            </w:r>
+            <w:r>
+              <w:rPr>
+                <w:rFonts w:ascii="Times New Roman" w:hAnsi="Times New Roman" w:cs="Times New Roman"/>
+                <w:b/>
+                <w:bCs/>
+                <w:sz w:val="20"/>
+                <w:szCs w:val="20"/>
+              </w:rPr>
+              <w:t>piniones</w:t>
+            </w:r>
+            <w:proofErr w:type="spellEnd"/>
+          </w:p>
+        </w:tc>
+        <w:tc>
+          <w:tcPr>
+            <w:tcW w:w="1177" w:type="pct"/>
+            <w:tcBorders>
+              <w:top w:val="single" w:sz="6" w:space="0" w:color="000000"/>
+              <w:left w:val="single" w:sz="6" w:space="0" w:color="000000"/>
+              <w:bottom w:val="single" w:sz="6" w:space="0" w:color="000000"/>
+              <w:right w:val="single" w:sz="6" w:space="0" w:color="000000"/>
+            </w:tcBorders>
+            <w:tcMar>
+              <w:top w:w="60" w:type="dxa"/>
+              <w:left w:w="60" w:type="dxa"/>
+              <w:bottom w:w="60" w:type="dxa"/>
+              <w:right w:w="60" w:type="dxa"/>
+            </w:tcMar>
+            <w:hideMark/>
+          </w:tcPr>
+          <w:p>
+            <w:pPr>
+              <w:spacing w:line="360" w:lineRule="auto"/>
+              <w:jc w:val="both"/>
+              <w:rPr>
+                <w:rFonts w:ascii="Times New Roman" w:hAnsi="Times New Roman" w:cs="Times New Roman"/>
+                <w:sz w:val="20"/>
+                <w:szCs w:val="20"/>
+              </w:rPr>
+            </w:pPr>
+            <w:r>
+              <w:rPr>
+                <w:rFonts w:ascii="Times New Roman" w:hAnsi="Times New Roman" w:cs="Times New Roman"/>
+                <w:sz w:val="20"/>
+                <w:szCs w:val="20"/>
+              </w:rPr>
+              <w:t xml:space="preserve">No </w:t>
+            </w:r>
+            <w:proofErr w:type="spellStart"/>
+            <w:r>
+              <w:rPr>
+                <w:rFonts w:ascii="Times New Roman" w:hAnsi="Times New Roman" w:cs="Times New Roman"/>
+                <w:sz w:val="20"/>
+                <w:szCs w:val="20"/>
+              </w:rPr>
+              <w:t>incluye</w:t>
+            </w:r>
+            <w:proofErr w:type="spellEnd"/>
+            <w:r>
+              <w:rPr>
+                <w:rFonts w:ascii="Times New Roman" w:hAnsi="Times New Roman" w:cs="Times New Roman"/>
+                <w:sz w:val="20"/>
+                <w:szCs w:val="20"/>
+              </w:rPr>
+              <w:t xml:space="preserve"> testimonios.</w:t>
+            </w:r>
+          </w:p>
+        </w:tc>
+        <w:tc>
+          <w:tcPr>
+            <w:tcW w:w="1166" w:type="pct"/>
+            <w:tcBorders>
+              <w:top w:val="single" w:sz="6" w:space="0" w:color="000000"/>
+              <w:left w:val="single" w:sz="6" w:space="0" w:color="000000"/>
+              <w:bottom w:val="single" w:sz="6" w:space="0" w:color="000000"/>
+              <w:right w:val="single" w:sz="6" w:space="0" w:color="000000"/>
+            </w:tcBorders>
+            <w:tcMar>
+              <w:top w:w="60" w:type="dxa"/>
+              <w:left w:w="60" w:type="dxa"/>
+              <w:bottom w:w="60" w:type="dxa"/>
+              <w:right w:w="60" w:type="dxa"/>
+            </w:tcMar>
+            <w:hideMark/>
+          </w:tcPr>
+          <w:p>
+            <w:pPr>
+              <w:spacing w:line="360" w:lineRule="auto"/>
+              <w:jc w:val="both"/>
+              <w:rPr>
+                <w:rFonts w:ascii="Times New Roman" w:hAnsi="Times New Roman" w:cs="Times New Roman"/>
+                <w:sz w:val="20"/>
+                <w:szCs w:val="20"/>
+              </w:rPr>
+            </w:pPr>
+            <w:r>
+              <w:rPr>
+                <w:rFonts w:ascii="Times New Roman" w:hAnsi="Times New Roman" w:cs="Times New Roman"/>
+                <w:sz w:val="20"/>
+                <w:szCs w:val="20"/>
+              </w:rPr>
+              <w:t xml:space="preserve">No </w:t>
+            </w:r>
+            <w:proofErr w:type="spellStart"/>
+            <w:r>
+              <w:rPr>
+                <w:rFonts w:ascii="Times New Roman" w:hAnsi="Times New Roman" w:cs="Times New Roman"/>
+                <w:sz w:val="20"/>
+                <w:szCs w:val="20"/>
+              </w:rPr>
+              <w:t>incluye</w:t>
+            </w:r>
+            <w:proofErr w:type="spellEnd"/>
+            <w:r>
+              <w:rPr>
+                <w:rFonts w:ascii="Times New Roman" w:hAnsi="Times New Roman" w:cs="Times New Roman"/>
+                <w:sz w:val="20"/>
+                <w:szCs w:val="20"/>
+              </w:rPr>
+              <w:t xml:space="preserve"> testimonios.</w:t>
+            </w:r>
+          </w:p>
+        </w:tc>
+        <w:tc>
+          <w:tcPr>
+            <w:tcW w:w="1556" w:type="pct"/>
+            <w:tcBorders>
+              <w:top w:val="single" w:sz="6" w:space="0" w:color="000000"/>
+              <w:left w:val="single" w:sz="6" w:space="0" w:color="000000"/>
+              <w:bottom w:val="single" w:sz="6" w:space="0" w:color="000000"/>
+              <w:right w:val="single" w:sz="6" w:space="0" w:color="000000"/>
+            </w:tcBorders>
+            <w:tcMar>
+              <w:top w:w="60" w:type="dxa"/>
+              <w:left w:w="60" w:type="dxa"/>
+              <w:bottom w:w="60" w:type="dxa"/>
+              <w:right w:w="60" w:type="dxa"/>
+            </w:tcMar>
+            <w:hideMark/>
+          </w:tcPr>
+          <w:p>
+            <w:pPr>
+              <w:spacing w:line="360" w:lineRule="auto"/>
+              <w:jc w:val="both"/>
+              <w:rPr>
+                <w:rFonts w:ascii="Times New Roman" w:hAnsi="Times New Roman" w:cs="Times New Roman"/>
+                <w:sz w:val="20"/>
+                <w:szCs w:val="20"/>
+                <w:lang w:val="es-ES"/>
+              </w:rPr>
+            </w:pPr>
+            <w:r>
+              <w:rPr>
+                <w:rFonts w:ascii="Times New Roman" w:hAnsi="Times New Roman" w:cs="Times New Roman"/>
+                <w:sz w:val="20"/>
+                <w:szCs w:val="20"/>
+                <w:lang w:val="es-ES"/>
+              </w:rPr>
+              <w:t>Sección de testimonios de padres con valoraciones.</w:t>
+            </w:r>
+          </w:p>
+        </w:tc>
+      </w:tr>
+    </w:tbl>
+    <w:p>
+      <w:pPr>
+        <w:spacing w:line="360" w:lineRule="auto"/>
+        <w:jc w:val="both"/>
+        <w:rPr>
+          <w:rFonts w:ascii="Times New Roman" w:hAnsi="Times New Roman" w:cs="Times New Roman"/>
+          <w:lang w:val="es-ES"/>
+        </w:rPr>
+      </w:pPr>
+    </w:p>
+    <w:p>
+      <w:pPr>
+        <w:spacing w:line="360" w:lineRule="auto"/>
+        <w:jc w:val="both"/>
+        <w:rPr>
+          <w:rFonts w:ascii="Times New Roman" w:hAnsi="Times New Roman" w:cs="Times New Roman"/>
+          <w:lang w:val="es-ES"/>
+        </w:rPr>
+      </w:pPr>
+    </w:p>
+    <w:p>
+      <w:pPr>
+        <w:spacing w:line="360" w:lineRule="auto"/>
+        <w:jc w:val="both"/>
+        <w:rPr>
+          <w:rFonts w:ascii="Times New Roman" w:hAnsi="Times New Roman" w:cs="Times New Roman"/>
+          <w:lang w:val="es-ES"/>
+        </w:rPr>
+      </w:pPr>
+    </w:p>
+    <w:p>
+      <w:pPr>
+        <w:spacing w:line="360" w:lineRule="auto"/>
+        <w:jc w:val="both"/>
+        <w:rPr>
+          <w:rFonts w:ascii="Times New Roman" w:hAnsi="Times New Roman" w:cs="Times New Roman"/>
+          <w:lang w:val="es-ES"/>
+        </w:rPr>
+      </w:pPr>
+    </w:p>
+    <w:p>
+      <w:pPr>
+        <w:spacing w:line="360" w:lineRule="auto"/>
+        <w:jc w:val="both"/>
+        <w:rPr>
+          <w:rFonts w:ascii="Times New Roman" w:hAnsi="Times New Roman" w:cs="Times New Roman"/>
+          <w:lang w:val="es-ES"/>
+        </w:rPr>
+      </w:pPr>
+    </w:p>
+    <w:p>
+      <w:pPr>
+        <w:spacing w:line="360" w:lineRule="auto"/>
+        <w:jc w:val="both"/>
+        <w:rPr>
+          <w:rFonts w:ascii="Times New Roman" w:hAnsi="Times New Roman" w:cs="Times New Roman"/>
+          <w:lang w:val="es-ES"/>
+        </w:rPr>
+      </w:pPr>
+    </w:p>
+    <w:p>
+      <w:pPr>
+        <w:pStyle w:val="Heading2"/>
+        <w:spacing w:line="360" w:lineRule="auto"/>
+        <w:jc w:val="both"/>
         <w:rPr>
           <w:rFonts w:ascii="Times New Roman" w:hAnsi="Times New Roman" w:cs="Times New Roman"/>
           <w:b/>
@@ -7849,394 +9121,8 @@
           <w:szCs w:val="28"/>
           <w:lang w:val="es-ES"/>
         </w:rPr>
-        <w:t>ejorar</w:t>
-      </w:r>
-      <w:proofErr w:type="gramEnd"/>
-      <w:r>
-        <w:rPr>
-          <w:rFonts w:ascii="Times New Roman" w:hAnsi="Times New Roman" w:cs="Times New Roman"/>
-          <w:b/>
-          <w:bCs/>
-          <w:sz w:val="28"/>
-          <w:szCs w:val="28"/>
-          <w:lang w:val="es-ES"/>
-        </w:rPr>
-        <w:t>:</w:t>
-      </w:r>
-    </w:p>
-    <w:p>
-      <w:pPr>
-        <w:pStyle w:val="ListParagraph"/>
-        <w:numPr>
-          <w:ilvl w:val="0"/>
-          <w:numId w:val="28"/>
-        </w:numPr>
-        <w:spacing w:line="360" w:lineRule="auto"/>
-        <w:jc w:val="both"/>
-        <w:rPr>
-          <w:rFonts w:ascii="Times New Roman" w:hAnsi="Times New Roman" w:cs="Times New Roman"/>
-          <w:lang w:val="es-ES"/>
-        </w:rPr>
-      </w:pPr>
-      <w:r>
-        <w:rPr>
-          <w:rFonts w:ascii="Times New Roman" w:hAnsi="Times New Roman" w:cs="Times New Roman"/>
-          <w:b/>
-          <w:bCs/>
-          <w:lang w:val="es-ES"/>
-        </w:rPr>
-        <w:t xml:space="preserve">Optimización para </w:t>
-      </w:r>
-      <w:r>
-        <w:rPr>
-          <w:rFonts w:ascii="Times New Roman" w:hAnsi="Times New Roman" w:cs="Times New Roman"/>
-          <w:b/>
-          <w:bCs/>
-          <w:lang w:val="es-ES"/>
-        </w:rPr>
-        <w:t>móviles</w:t>
-      </w:r>
-      <w:r>
-        <w:rPr>
-          <w:rFonts w:ascii="Times New Roman" w:hAnsi="Times New Roman" w:cs="Times New Roman"/>
-          <w:b/>
-          <w:bCs/>
-          <w:lang w:val="es-ES"/>
-        </w:rPr>
-        <w:t>:</w:t>
-      </w:r>
-    </w:p>
-    <w:p>
-      <w:pPr>
-        <w:pStyle w:val="ListParagraph"/>
-        <w:spacing w:line="360" w:lineRule="auto"/>
-        <w:jc w:val="both"/>
-        <w:rPr>
-          <w:rFonts w:ascii="Times New Roman" w:hAnsi="Times New Roman" w:cs="Times New Roman"/>
-          <w:lang w:val="es-ES"/>
-        </w:rPr>
-      </w:pPr>
-      <w:r>
-        <w:rPr>
-          <w:rFonts w:ascii="Times New Roman" w:hAnsi="Times New Roman" w:cs="Times New Roman"/>
-          <w:lang w:val="es-ES"/>
-        </w:rPr>
-        <w:t xml:space="preserve">Aunque la página es funcional en dispositivos móviles, la experiencia podría mejorarse con una optimización más detallada para diferentes tamaños de pantalla, asegurando una navegación más fluida en </w:t>
-      </w:r>
-      <w:r>
-        <w:rPr>
-          <w:rFonts w:ascii="Times New Roman" w:hAnsi="Times New Roman" w:cs="Times New Roman"/>
-          <w:lang w:val="es-ES"/>
-        </w:rPr>
-        <w:t>teléfonos</w:t>
-      </w:r>
-      <w:r>
-        <w:rPr>
-          <w:rFonts w:ascii="Times New Roman" w:hAnsi="Times New Roman" w:cs="Times New Roman"/>
-          <w:lang w:val="es-ES"/>
-        </w:rPr>
-        <w:t xml:space="preserve"> y </w:t>
-      </w:r>
-      <w:proofErr w:type="spellStart"/>
-      <w:r>
-        <w:rPr>
-          <w:rFonts w:ascii="Times New Roman" w:hAnsi="Times New Roman" w:cs="Times New Roman"/>
-          <w:lang w:val="es-ES"/>
-        </w:rPr>
-        <w:t>tablets</w:t>
-      </w:r>
-      <w:proofErr w:type="spellEnd"/>
-      <w:r>
-        <w:rPr>
-          <w:rFonts w:ascii="Times New Roman" w:hAnsi="Times New Roman" w:cs="Times New Roman"/>
-          <w:lang w:val="es-ES"/>
-        </w:rPr>
-        <w:t>.</w:t>
-      </w:r>
-    </w:p>
-    <w:p>
-      <w:pPr>
-        <w:pStyle w:val="ListParagraph"/>
-        <w:spacing w:line="360" w:lineRule="auto"/>
-        <w:jc w:val="both"/>
-        <w:rPr>
-          <w:rFonts w:ascii="Times New Roman" w:hAnsi="Times New Roman" w:cs="Times New Roman"/>
-          <w:lang w:val="es-ES"/>
-        </w:rPr>
-      </w:pPr>
-    </w:p>
-    <w:p>
-      <w:pPr>
-        <w:pStyle w:val="ListParagraph"/>
-        <w:numPr>
-          <w:ilvl w:val="0"/>
-          <w:numId w:val="28"/>
-        </w:numPr>
-        <w:spacing w:line="360" w:lineRule="auto"/>
-        <w:jc w:val="both"/>
-        <w:rPr>
-          <w:rFonts w:ascii="Times New Roman" w:hAnsi="Times New Roman" w:cs="Times New Roman"/>
-          <w:lang w:val="es-ES"/>
-        </w:rPr>
-      </w:pPr>
-      <w:r>
-        <w:rPr>
-          <w:rFonts w:ascii="Times New Roman" w:hAnsi="Times New Roman" w:cs="Times New Roman"/>
-          <w:b/>
-          <w:bCs/>
-          <w:lang w:val="es-ES"/>
-        </w:rPr>
-        <w:t>Proceso de Reserva:</w:t>
-      </w:r>
-    </w:p>
-    <w:p>
-      <w:pPr>
-        <w:pStyle w:val="ListParagraph"/>
-        <w:spacing w:line="360" w:lineRule="auto"/>
-        <w:jc w:val="both"/>
-        <w:rPr>
-          <w:rFonts w:ascii="Times New Roman" w:hAnsi="Times New Roman" w:cs="Times New Roman"/>
-          <w:lang w:val="es-ES"/>
-        </w:rPr>
-      </w:pPr>
-      <w:r>
-        <w:rPr>
-          <w:rFonts w:ascii="Times New Roman" w:hAnsi="Times New Roman" w:cs="Times New Roman"/>
-          <w:lang w:val="es-ES"/>
-        </w:rPr>
-        <w:t>El proceso de reserva podría simplificarse y hacerse más intuitivo. Actualmente, algunas reservas redirigen a subdominios específicos, lo que puede generar confusión en el usuario.</w:t>
-      </w:r>
-    </w:p>
-    <w:p>
-      <w:pPr>
-        <w:spacing w:line="360" w:lineRule="auto"/>
-        <w:jc w:val="both"/>
-        <w:rPr>
-          <w:rFonts w:ascii="Times New Roman" w:hAnsi="Times New Roman" w:cs="Times New Roman"/>
-          <w:lang w:val="es-ES"/>
-        </w:rPr>
-      </w:pPr>
-    </w:p>
-    <w:p>
-      <w:pPr>
-        <w:spacing w:line="360" w:lineRule="auto"/>
-        <w:jc w:val="both"/>
-        <w:rPr>
-          <w:rFonts w:ascii="Times New Roman" w:hAnsi="Times New Roman" w:cs="Times New Roman"/>
-          <w:lang w:val="es-ES"/>
-        </w:rPr>
-      </w:pPr>
-    </w:p>
-    <w:p>
-      <w:pPr>
-        <w:spacing w:line="360" w:lineRule="auto"/>
-        <w:jc w:val="both"/>
-        <w:rPr>
-          <w:rFonts w:ascii="Times New Roman" w:hAnsi="Times New Roman" w:cs="Times New Roman"/>
-          <w:lang w:val="es-ES"/>
-        </w:rPr>
-      </w:pPr>
-    </w:p>
-    <w:p>
-      <w:pPr>
-        <w:spacing w:line="360" w:lineRule="auto"/>
-        <w:jc w:val="both"/>
-        <w:rPr>
-          <w:rFonts w:ascii="Times New Roman" w:hAnsi="Times New Roman" w:cs="Times New Roman"/>
-          <w:lang w:val="es-ES"/>
-        </w:rPr>
-      </w:pPr>
-    </w:p>
-    <w:p>
-      <w:pPr>
-        <w:spacing w:line="360" w:lineRule="auto"/>
-        <w:jc w:val="both"/>
-        <w:rPr>
-          <w:rFonts w:ascii="Times New Roman" w:hAnsi="Times New Roman" w:cs="Times New Roman"/>
-          <w:lang w:val="es-ES"/>
-        </w:rPr>
-      </w:pPr>
-    </w:p>
-    <w:p>
-      <w:pPr>
-        <w:spacing w:line="360" w:lineRule="auto"/>
-        <w:jc w:val="both"/>
-        <w:rPr>
-          <w:rFonts w:ascii="Times New Roman" w:hAnsi="Times New Roman" w:cs="Times New Roman"/>
-          <w:lang w:val="es-ES"/>
-        </w:rPr>
-      </w:pPr>
-    </w:p>
-    <w:p>
-      <w:pPr>
-        <w:spacing w:line="360" w:lineRule="auto"/>
-        <w:jc w:val="both"/>
-        <w:rPr>
-          <w:rFonts w:ascii="Times New Roman" w:hAnsi="Times New Roman" w:cs="Times New Roman"/>
-          <w:lang w:val="es-ES"/>
-        </w:rPr>
-      </w:pPr>
-    </w:p>
-    <w:p>
-      <w:pPr>
-        <w:spacing w:line="360" w:lineRule="auto"/>
-        <w:jc w:val="both"/>
-        <w:rPr>
-          <w:rFonts w:ascii="Times New Roman" w:hAnsi="Times New Roman" w:cs="Times New Roman"/>
-          <w:lang w:val="es-ES"/>
-        </w:rPr>
-      </w:pPr>
-    </w:p>
-    <w:p>
-      <w:pPr>
-        <w:spacing w:line="360" w:lineRule="auto"/>
-        <w:jc w:val="both"/>
-        <w:rPr>
-          <w:rFonts w:ascii="Times New Roman" w:hAnsi="Times New Roman" w:cs="Times New Roman"/>
-          <w:lang w:val="es-ES"/>
-        </w:rPr>
-      </w:pPr>
-    </w:p>
-    <w:p>
-      <w:pPr>
-        <w:spacing w:line="360" w:lineRule="auto"/>
-        <w:jc w:val="both"/>
-        <w:rPr>
-          <w:rFonts w:ascii="Times New Roman" w:hAnsi="Times New Roman" w:cs="Times New Roman"/>
-          <w:lang w:val="es-ES"/>
-        </w:rPr>
-      </w:pPr>
-    </w:p>
-    <w:p>
-      <w:pPr>
-        <w:spacing w:line="360" w:lineRule="auto"/>
-        <w:jc w:val="both"/>
-        <w:rPr>
-          <w:rFonts w:ascii="Times New Roman" w:hAnsi="Times New Roman" w:cs="Times New Roman"/>
-          <w:lang w:val="es-ES"/>
-        </w:rPr>
-      </w:pPr>
-    </w:p>
-    <w:p>
-      <w:pPr>
-        <w:pStyle w:val="Heading2"/>
-        <w:jc w:val="both"/>
-        <w:rPr>
-          <w:rFonts w:ascii="Times New Roman" w:hAnsi="Times New Roman" w:cs="Times New Roman"/>
-          <w:b/>
-          <w:bCs/>
-          <w:sz w:val="28"/>
-          <w:szCs w:val="28"/>
-          <w:lang w:val="es-ES"/>
-        </w:rPr>
       </w:pPr>
       <w:bookmarkStart w:id="9" w:name="_Toc189846481"/>
-    </w:p>
-    <w:p>
-      <w:pPr>
-        <w:pStyle w:val="Heading2"/>
-        <w:jc w:val="both"/>
-        <w:rPr>
-          <w:rFonts w:ascii="Times New Roman" w:hAnsi="Times New Roman" w:cs="Times New Roman"/>
-          <w:b/>
-          <w:bCs/>
-          <w:sz w:val="28"/>
-          <w:szCs w:val="28"/>
-          <w:lang w:val="es-ES"/>
-        </w:rPr>
-      </w:pPr>
-    </w:p>
-    <w:p>
-      <w:pPr>
-        <w:pStyle w:val="Heading2"/>
-        <w:jc w:val="both"/>
-        <w:rPr>
-          <w:rFonts w:ascii="Times New Roman" w:hAnsi="Times New Roman" w:cs="Times New Roman"/>
-          <w:b/>
-          <w:bCs/>
-          <w:sz w:val="28"/>
-          <w:szCs w:val="28"/>
-          <w:lang w:val="es-ES"/>
-        </w:rPr>
-      </w:pPr>
-    </w:p>
-    <w:p>
-      <w:pPr>
-        <w:pStyle w:val="Heading2"/>
-        <w:jc w:val="both"/>
-        <w:rPr>
-          <w:rFonts w:ascii="Times New Roman" w:hAnsi="Times New Roman" w:cs="Times New Roman"/>
-          <w:b/>
-          <w:bCs/>
-          <w:sz w:val="28"/>
-          <w:szCs w:val="28"/>
-          <w:lang w:val="es-ES"/>
-        </w:rPr>
-      </w:pPr>
-    </w:p>
-    <w:p>
-      <w:pPr>
-        <w:pStyle w:val="Heading2"/>
-        <w:jc w:val="both"/>
-        <w:rPr>
-          <w:rFonts w:ascii="Times New Roman" w:hAnsi="Times New Roman" w:cs="Times New Roman"/>
-          <w:b/>
-          <w:bCs/>
-          <w:sz w:val="28"/>
-          <w:szCs w:val="28"/>
-          <w:lang w:val="es-ES"/>
-        </w:rPr>
-      </w:pPr>
-    </w:p>
-    <w:p>
-      <w:pPr>
-        <w:pStyle w:val="Heading2"/>
-        <w:jc w:val="both"/>
-        <w:rPr>
-          <w:rFonts w:ascii="Times New Roman" w:hAnsi="Times New Roman" w:cs="Times New Roman"/>
-          <w:b/>
-          <w:bCs/>
-          <w:sz w:val="28"/>
-          <w:szCs w:val="28"/>
-          <w:lang w:val="es-ES"/>
-        </w:rPr>
-      </w:pPr>
-    </w:p>
-    <w:p>
-      <w:pPr>
-        <w:pStyle w:val="Heading2"/>
-        <w:jc w:val="both"/>
-        <w:rPr>
-          <w:rFonts w:ascii="Times New Roman" w:hAnsi="Times New Roman" w:cs="Times New Roman"/>
-          <w:b/>
-          <w:bCs/>
-          <w:sz w:val="28"/>
-          <w:szCs w:val="28"/>
-          <w:lang w:val="es-ES"/>
-        </w:rPr>
-      </w:pPr>
-    </w:p>
-    <w:p>
-      <w:pPr>
-        <w:jc w:val="both"/>
-        <w:rPr>
-          <w:lang w:val="es-ES"/>
-        </w:rPr>
-      </w:pPr>
-    </w:p>
-    <w:p>
-      <w:pPr>
-        <w:pStyle w:val="Heading2"/>
-        <w:jc w:val="both"/>
-        <w:rPr>
-          <w:rFonts w:ascii="Times New Roman" w:hAnsi="Times New Roman" w:cs="Times New Roman"/>
-          <w:b/>
-          <w:bCs/>
-          <w:sz w:val="28"/>
-          <w:szCs w:val="28"/>
-          <w:lang w:val="es-ES"/>
-        </w:rPr>
-      </w:pPr>
       <w:r>
         <w:rPr>
           <w:rFonts w:ascii="Times New Roman" w:hAnsi="Times New Roman" w:cs="Times New Roman"/>
@@ -18247,28 +19133,17 @@
         <w:jc w:val="both"/>
         <w:rPr>
           <w:rFonts w:ascii="Times New Roman" w:hAnsi="Times New Roman" w:cs="Times New Roman"/>
+          <w:lang w:val="es-ES"/>
+        </w:rPr>
+      </w:pPr>
+      <w:r>
+        <w:rPr>
+          <w:rFonts w:ascii="Times New Roman" w:hAnsi="Times New Roman" w:cs="Times New Roman"/>
           <w:b/>
           <w:bCs/>
           <w:lang w:val="es-ES"/>
         </w:rPr>
-      </w:pPr>
-    </w:p>
-    <w:p>
-      <w:pPr>
-        <w:spacing w:line="360" w:lineRule="auto"/>
-        <w:jc w:val="both"/>
-        <w:rPr>
-          <w:rFonts w:ascii="Times New Roman" w:hAnsi="Times New Roman" w:cs="Times New Roman"/>
-          <w:lang w:val="es-ES"/>
-        </w:rPr>
-      </w:pPr>
-      <w:r>
-        <w:rPr>
-          <w:rFonts w:ascii="Times New Roman" w:hAnsi="Times New Roman" w:cs="Times New Roman"/>
-          <w:b/>
-          <w:bCs/>
-          <w:lang w:val="es-ES"/>
-        </w:rPr>
+        <w:lastRenderedPageBreak/>
         <w:t>Gestión de contenidos (</w:t>
       </w:r>
       <w:proofErr w:type="spellStart"/>
@@ -19569,8 +20444,10 @@
     </w:tbl>
     <w:p>
       <w:pPr>
-        <w:jc w:val="both"/>
-        <w:rPr>
+        <w:spacing w:line="360" w:lineRule="auto"/>
+        <w:jc w:val="both"/>
+        <w:rPr>
+          <w:rFonts w:ascii="Times New Roman" w:hAnsi="Times New Roman" w:cs="Times New Roman"/>
           <w:lang w:val="es-ES"/>
         </w:rPr>
       </w:pPr>
@@ -19599,6 +20476,7 @@
           <w:szCs w:val="32"/>
           <w:lang w:val="es-ES"/>
         </w:rPr>
+        <w:lastRenderedPageBreak/>
         <w:t>Desarrollo de la aplicación</w:t>
       </w:r>
       <w:bookmarkEnd w:id="10"/>
@@ -19695,24 +20573,21 @@
         <w:spacing w:line="360" w:lineRule="auto"/>
         <w:jc w:val="both"/>
         <w:rPr>
-          <w:lang w:val="es-ES"/>
-        </w:rPr>
-      </w:pPr>
-      <w:r>
-        <w:rPr>
-          <w:lang w:val="es-ES"/>
-        </w:rPr>
-        <w:t>Desde el inicio del desarrollo, se definió una estrategia para manejar las peticiones mediante un único enrutador</w:t>
-      </w:r>
-      <w:r>
-        <w:rPr>
-          <w:lang w:val="es-ES"/>
-        </w:rPr>
-        <w:t xml:space="preserve"> (</w:t>
+          <w:rFonts w:ascii="Times New Roman" w:hAnsi="Times New Roman" w:cs="Times New Roman"/>
+          <w:lang w:val="es-ES"/>
+        </w:rPr>
+      </w:pPr>
+      <w:r>
+        <w:rPr>
+          <w:rFonts w:ascii="Times New Roman" w:hAnsi="Times New Roman" w:cs="Times New Roman"/>
+          <w:lang w:val="es-ES"/>
+        </w:rPr>
+        <w:t>Desde el inicio del desarrollo, se definió una estrategia para manejar las peticiones mediante un único enrutador (</w:t>
       </w:r>
       <w:proofErr w:type="spellStart"/>
       <w:r>
         <w:rPr>
+          <w:rFonts w:ascii="Times New Roman" w:hAnsi="Times New Roman" w:cs="Times New Roman"/>
           <w:lang w:val="es-ES"/>
         </w:rPr>
         <w:t>index.php</w:t>
@@ -19720,22 +20595,18 @@
       <w:proofErr w:type="spellEnd"/>
       <w:r>
         <w:rPr>
-          <w:lang w:val="es-ES"/>
-        </w:rPr>
-        <w:t>)</w:t>
-      </w:r>
-      <w:r>
-        <w:rPr>
-          <w:lang w:val="es-ES"/>
-        </w:rPr>
-        <w:t>, que gestiona solicitudes GET, POST y FILES. En lugar de depender de múltiples archivos PHP dispersos, Polaris permite que todas las peticiones sean dirigidas a una clase específica según el tipo de datos recibido.</w:t>
-      </w:r>
-    </w:p>
-    <w:p>
-      <w:pPr>
-        <w:spacing w:line="360" w:lineRule="auto"/>
-        <w:jc w:val="both"/>
-        <w:rPr>
+          <w:rFonts w:ascii="Times New Roman" w:hAnsi="Times New Roman" w:cs="Times New Roman"/>
+          <w:lang w:val="es-ES"/>
+        </w:rPr>
+        <w:t>), que gestiona solicitudes GET, POST y FILES. En lugar de depender de múltiples archivos PHP dispersos, Polaris permite que todas las peticiones sean dirigidas a una clase específica según el tipo de datos recibido.</w:t>
+      </w:r>
+    </w:p>
+    <w:p>
+      <w:pPr>
+        <w:spacing w:line="360" w:lineRule="auto"/>
+        <w:jc w:val="both"/>
+        <w:rPr>
+          <w:rFonts w:ascii="Times New Roman" w:hAnsi="Times New Roman" w:cs="Times New Roman"/>
           <w:lang w:val="es-ES"/>
         </w:rPr>
       </w:pPr>
@@ -20021,7 +20892,6 @@
           <w:rFonts w:ascii="Times New Roman" w:hAnsi="Times New Roman" w:cs="Times New Roman"/>
           <w:lang w:val="es-ES"/>
         </w:rPr>
-        <w:lastRenderedPageBreak/>
         <w:t>Mantener un código más limpio y estructurado, mejorando la escalabilidad y el mantenimiento.</w:t>
       </w:r>
     </w:p>
@@ -20049,29 +20919,8 @@
           <w:szCs w:val="28"/>
           <w:lang w:val="es-ES"/>
         </w:rPr>
-        <w:t xml:space="preserve">Entorno de </w:t>
-      </w:r>
-      <w:r>
-        <w:rPr>
-          <w:rFonts w:ascii="Times New Roman" w:hAnsi="Times New Roman" w:cs="Times New Roman"/>
-          <w:b/>
-          <w:bCs/>
-          <w:sz w:val="28"/>
-          <w:szCs w:val="28"/>
-          <w:lang w:val="es-ES"/>
-        </w:rPr>
-        <w:t>d</w:t>
-      </w:r>
-      <w:r>
-        <w:rPr>
-          <w:rFonts w:ascii="Times New Roman" w:hAnsi="Times New Roman" w:cs="Times New Roman"/>
-          <w:b/>
-          <w:bCs/>
-          <w:sz w:val="28"/>
-          <w:szCs w:val="28"/>
-          <w:lang w:val="es-ES"/>
-        </w:rPr>
-        <w:t>esarrollo con Polaris y Debian 12</w:t>
+        <w:lastRenderedPageBreak/>
+        <w:t>Entorno de desarrollo con Polaris y Debian 12</w:t>
       </w:r>
       <w:bookmarkEnd w:id="13"/>
     </w:p>
@@ -20367,8 +21216,10 @@
     </w:p>
     <w:p>
       <w:pPr>
-        <w:jc w:val="both"/>
-        <w:rPr>
+        <w:spacing w:line="360" w:lineRule="auto"/>
+        <w:jc w:val="both"/>
+        <w:rPr>
+          <w:rFonts w:ascii="Times New Roman" w:hAnsi="Times New Roman" w:cs="Times New Roman"/>
           <w:lang w:val="es-ES"/>
         </w:rPr>
       </w:pPr>
@@ -20396,6 +21247,7 @@
           <w:szCs w:val="28"/>
           <w:lang w:val="es-ES"/>
         </w:rPr>
+        <w:lastRenderedPageBreak/>
         <w:t>Gestión de roles en la aplicación</w:t>
       </w:r>
     </w:p>
@@ -20486,14 +21338,17 @@
           </w:tcPr>
           <w:p>
             <w:pPr>
+              <w:spacing w:line="360" w:lineRule="auto"/>
               <w:jc w:val="both"/>
               <w:rPr>
+                <w:rFonts w:ascii="Times New Roman" w:hAnsi="Times New Roman" w:cs="Times New Roman"/>
                 <w:sz w:val="20"/>
                 <w:szCs w:val="20"/>
               </w:rPr>
             </w:pPr>
             <w:r>
               <w:rPr>
+                <w:rFonts w:ascii="Times New Roman" w:hAnsi="Times New Roman" w:cs="Times New Roman"/>
                 <w:b/>
                 <w:bCs/>
                 <w:sz w:val="20"/>
@@ -20524,14 +21379,17 @@
           </w:tcPr>
           <w:p>
             <w:pPr>
+              <w:spacing w:line="360" w:lineRule="auto"/>
               <w:jc w:val="both"/>
               <w:rPr>
+                <w:rFonts w:ascii="Times New Roman" w:hAnsi="Times New Roman" w:cs="Times New Roman"/>
                 <w:sz w:val="20"/>
                 <w:szCs w:val="20"/>
               </w:rPr>
             </w:pPr>
             <w:r>
               <w:rPr>
+                <w:rFonts w:ascii="Times New Roman" w:hAnsi="Times New Roman" w:cs="Times New Roman"/>
                 <w:b/>
                 <w:bCs/>
                 <w:sz w:val="20"/>
@@ -20562,8 +21420,10 @@
           </w:tcPr>
           <w:p>
             <w:pPr>
+              <w:spacing w:line="360" w:lineRule="auto"/>
               <w:jc w:val="both"/>
               <w:rPr>
+                <w:rFonts w:ascii="Times New Roman" w:hAnsi="Times New Roman" w:cs="Times New Roman"/>
                 <w:sz w:val="20"/>
                 <w:szCs w:val="20"/>
               </w:rPr>
@@ -20571,6 +21431,7 @@
             <w:proofErr w:type="spellStart"/>
             <w:r>
               <w:rPr>
+                <w:rFonts w:ascii="Times New Roman" w:hAnsi="Times New Roman" w:cs="Times New Roman"/>
                 <w:b/>
                 <w:bCs/>
                 <w:sz w:val="20"/>
@@ -20607,14 +21468,17 @@
           </w:tcPr>
           <w:p>
             <w:pPr>
+              <w:spacing w:line="360" w:lineRule="auto"/>
               <w:jc w:val="both"/>
               <w:rPr>
+                <w:rFonts w:ascii="Times New Roman" w:hAnsi="Times New Roman" w:cs="Times New Roman"/>
                 <w:sz w:val="20"/>
                 <w:szCs w:val="20"/>
               </w:rPr>
             </w:pPr>
             <w:r>
               <w:rPr>
+                <w:rFonts w:ascii="Times New Roman" w:hAnsi="Times New Roman" w:cs="Times New Roman"/>
                 <w:b/>
                 <w:bCs/>
                 <w:sz w:val="20"/>
@@ -20644,14 +21508,17 @@
           </w:tcPr>
           <w:p>
             <w:pPr>
+              <w:spacing w:line="360" w:lineRule="auto"/>
               <w:jc w:val="both"/>
               <w:rPr>
+                <w:rFonts w:ascii="Times New Roman" w:hAnsi="Times New Roman" w:cs="Times New Roman"/>
                 <w:sz w:val="20"/>
                 <w:szCs w:val="20"/>
               </w:rPr>
             </w:pPr>
             <w:r>
               <w:rPr>
+                <w:rFonts w:ascii="Times New Roman" w:hAnsi="Times New Roman" w:cs="Times New Roman"/>
                 <w:sz w:val="20"/>
                 <w:szCs w:val="20"/>
               </w:rPr>
@@ -20679,14 +21546,17 @@
           </w:tcPr>
           <w:p>
             <w:pPr>
+              <w:spacing w:line="360" w:lineRule="auto"/>
               <w:jc w:val="both"/>
               <w:rPr>
+                <w:rFonts w:ascii="Times New Roman" w:hAnsi="Times New Roman" w:cs="Times New Roman"/>
                 <w:sz w:val="20"/>
                 <w:szCs w:val="20"/>
               </w:rPr>
             </w:pPr>
             <w:r>
               <w:rPr>
+                <w:rFonts w:ascii="Times New Roman" w:hAnsi="Times New Roman" w:cs="Times New Roman"/>
                 <w:sz w:val="20"/>
                 <w:szCs w:val="20"/>
               </w:rPr>
@@ -20720,14 +21590,17 @@
           </w:tcPr>
           <w:p>
             <w:pPr>
+              <w:spacing w:line="360" w:lineRule="auto"/>
               <w:jc w:val="both"/>
               <w:rPr>
+                <w:rFonts w:ascii="Times New Roman" w:hAnsi="Times New Roman" w:cs="Times New Roman"/>
                 <w:sz w:val="20"/>
                 <w:szCs w:val="20"/>
               </w:rPr>
             </w:pPr>
             <w:r>
               <w:rPr>
+                <w:rFonts w:ascii="Times New Roman" w:hAnsi="Times New Roman" w:cs="Times New Roman"/>
                 <w:b/>
                 <w:bCs/>
                 <w:sz w:val="20"/>
@@ -20757,14 +21630,17 @@
           </w:tcPr>
           <w:p>
             <w:pPr>
+              <w:spacing w:line="360" w:lineRule="auto"/>
               <w:jc w:val="both"/>
               <w:rPr>
+                <w:rFonts w:ascii="Times New Roman" w:hAnsi="Times New Roman" w:cs="Times New Roman"/>
                 <w:sz w:val="20"/>
                 <w:szCs w:val="20"/>
               </w:rPr>
             </w:pPr>
             <w:r>
               <w:rPr>
+                <w:rFonts w:ascii="Times New Roman" w:hAnsi="Times New Roman" w:cs="Times New Roman"/>
                 <w:sz w:val="20"/>
                 <w:szCs w:val="20"/>
               </w:rPr>
@@ -20792,14 +21668,17 @@
           </w:tcPr>
           <w:p>
             <w:pPr>
+              <w:spacing w:line="360" w:lineRule="auto"/>
               <w:jc w:val="both"/>
               <w:rPr>
+                <w:rFonts w:ascii="Times New Roman" w:hAnsi="Times New Roman" w:cs="Times New Roman"/>
                 <w:sz w:val="20"/>
                 <w:szCs w:val="20"/>
               </w:rPr>
             </w:pPr>
             <w:r>
               <w:rPr>
+                <w:rFonts w:ascii="Times New Roman" w:hAnsi="Times New Roman" w:cs="Times New Roman"/>
                 <w:sz w:val="20"/>
                 <w:szCs w:val="20"/>
               </w:rPr>
@@ -20833,14 +21712,17 @@
           </w:tcPr>
           <w:p>
             <w:pPr>
+              <w:spacing w:line="360" w:lineRule="auto"/>
               <w:jc w:val="both"/>
               <w:rPr>
+                <w:rFonts w:ascii="Times New Roman" w:hAnsi="Times New Roman" w:cs="Times New Roman"/>
                 <w:sz w:val="20"/>
                 <w:szCs w:val="20"/>
               </w:rPr>
             </w:pPr>
             <w:r>
               <w:rPr>
+                <w:rFonts w:ascii="Times New Roman" w:hAnsi="Times New Roman" w:cs="Times New Roman"/>
                 <w:b/>
                 <w:bCs/>
                 <w:sz w:val="20"/>
@@ -20870,14 +21752,17 @@
           </w:tcPr>
           <w:p>
             <w:pPr>
+              <w:spacing w:line="360" w:lineRule="auto"/>
               <w:jc w:val="both"/>
               <w:rPr>
+                <w:rFonts w:ascii="Times New Roman" w:hAnsi="Times New Roman" w:cs="Times New Roman"/>
                 <w:sz w:val="20"/>
                 <w:szCs w:val="20"/>
               </w:rPr>
             </w:pPr>
             <w:r>
               <w:rPr>
+                <w:rFonts w:ascii="Times New Roman" w:hAnsi="Times New Roman" w:cs="Times New Roman"/>
                 <w:sz w:val="20"/>
                 <w:szCs w:val="20"/>
               </w:rPr>
@@ -20905,14 +21790,17 @@
           </w:tcPr>
           <w:p>
             <w:pPr>
+              <w:spacing w:line="360" w:lineRule="auto"/>
               <w:jc w:val="both"/>
               <w:rPr>
+                <w:rFonts w:ascii="Times New Roman" w:hAnsi="Times New Roman" w:cs="Times New Roman"/>
                 <w:sz w:val="20"/>
                 <w:szCs w:val="20"/>
               </w:rPr>
             </w:pPr>
             <w:r>
               <w:rPr>
+                <w:rFonts w:ascii="Times New Roman" w:hAnsi="Times New Roman" w:cs="Times New Roman"/>
                 <w:sz w:val="20"/>
                 <w:szCs w:val="20"/>
               </w:rPr>
@@ -20946,14 +21834,17 @@
           </w:tcPr>
           <w:p>
             <w:pPr>
+              <w:spacing w:line="360" w:lineRule="auto"/>
               <w:jc w:val="both"/>
               <w:rPr>
+                <w:rFonts w:ascii="Times New Roman" w:hAnsi="Times New Roman" w:cs="Times New Roman"/>
                 <w:sz w:val="20"/>
                 <w:szCs w:val="20"/>
               </w:rPr>
             </w:pPr>
             <w:r>
               <w:rPr>
+                <w:rFonts w:ascii="Times New Roman" w:hAnsi="Times New Roman" w:cs="Times New Roman"/>
                 <w:b/>
                 <w:bCs/>
                 <w:sz w:val="20"/>
@@ -20983,14 +21874,17 @@
           </w:tcPr>
           <w:p>
             <w:pPr>
+              <w:spacing w:line="360" w:lineRule="auto"/>
               <w:jc w:val="both"/>
               <w:rPr>
+                <w:rFonts w:ascii="Times New Roman" w:hAnsi="Times New Roman" w:cs="Times New Roman"/>
                 <w:sz w:val="20"/>
                 <w:szCs w:val="20"/>
               </w:rPr>
             </w:pPr>
             <w:r>
               <w:rPr>
+                <w:rFonts w:ascii="Times New Roman" w:hAnsi="Times New Roman" w:cs="Times New Roman"/>
                 <w:sz w:val="20"/>
                 <w:szCs w:val="20"/>
               </w:rPr>
@@ -21018,14 +21912,17 @@
           </w:tcPr>
           <w:p>
             <w:pPr>
+              <w:spacing w:line="360" w:lineRule="auto"/>
               <w:jc w:val="both"/>
               <w:rPr>
+                <w:rFonts w:ascii="Times New Roman" w:hAnsi="Times New Roman" w:cs="Times New Roman"/>
                 <w:sz w:val="20"/>
                 <w:szCs w:val="20"/>
               </w:rPr>
             </w:pPr>
             <w:r>
               <w:rPr>
+                <w:rFonts w:ascii="Times New Roman" w:hAnsi="Times New Roman" w:cs="Times New Roman"/>
                 <w:sz w:val="20"/>
                 <w:szCs w:val="20"/>
               </w:rPr>
@@ -21059,14 +21956,17 @@
           </w:tcPr>
           <w:p>
             <w:pPr>
+              <w:spacing w:line="360" w:lineRule="auto"/>
               <w:jc w:val="both"/>
               <w:rPr>
+                <w:rFonts w:ascii="Times New Roman" w:hAnsi="Times New Roman" w:cs="Times New Roman"/>
                 <w:sz w:val="20"/>
                 <w:szCs w:val="20"/>
               </w:rPr>
             </w:pPr>
             <w:r>
               <w:rPr>
+                <w:rFonts w:ascii="Times New Roman" w:hAnsi="Times New Roman" w:cs="Times New Roman"/>
                 <w:b/>
                 <w:bCs/>
                 <w:sz w:val="20"/>
@@ -21096,14 +21996,17 @@
           </w:tcPr>
           <w:p>
             <w:pPr>
+              <w:spacing w:line="360" w:lineRule="auto"/>
               <w:jc w:val="both"/>
               <w:rPr>
+                <w:rFonts w:ascii="Times New Roman" w:hAnsi="Times New Roman" w:cs="Times New Roman"/>
                 <w:sz w:val="20"/>
                 <w:szCs w:val="20"/>
               </w:rPr>
             </w:pPr>
             <w:r>
               <w:rPr>
+                <w:rFonts w:ascii="Times New Roman" w:hAnsi="Times New Roman" w:cs="Times New Roman"/>
                 <w:sz w:val="20"/>
                 <w:szCs w:val="20"/>
               </w:rPr>
@@ -21131,14 +22034,17 @@
           </w:tcPr>
           <w:p>
             <w:pPr>
+              <w:spacing w:line="360" w:lineRule="auto"/>
               <w:jc w:val="both"/>
               <w:rPr>
+                <w:rFonts w:ascii="Times New Roman" w:hAnsi="Times New Roman" w:cs="Times New Roman"/>
                 <w:sz w:val="20"/>
                 <w:szCs w:val="20"/>
               </w:rPr>
             </w:pPr>
             <w:r>
               <w:rPr>
+                <w:rFonts w:ascii="Times New Roman" w:hAnsi="Times New Roman" w:cs="Times New Roman"/>
                 <w:sz w:val="20"/>
                 <w:szCs w:val="20"/>
               </w:rPr>
@@ -21172,14 +22078,17 @@
           </w:tcPr>
           <w:p>
             <w:pPr>
+              <w:spacing w:line="360" w:lineRule="auto"/>
               <w:jc w:val="both"/>
               <w:rPr>
+                <w:rFonts w:ascii="Times New Roman" w:hAnsi="Times New Roman" w:cs="Times New Roman"/>
                 <w:sz w:val="20"/>
                 <w:szCs w:val="20"/>
               </w:rPr>
             </w:pPr>
             <w:r>
               <w:rPr>
+                <w:rFonts w:ascii="Times New Roman" w:hAnsi="Times New Roman" w:cs="Times New Roman"/>
                 <w:b/>
                 <w:bCs/>
                 <w:sz w:val="20"/>
@@ -21209,14 +22118,17 @@
           </w:tcPr>
           <w:p>
             <w:pPr>
+              <w:spacing w:line="360" w:lineRule="auto"/>
               <w:jc w:val="both"/>
               <w:rPr>
+                <w:rFonts w:ascii="Times New Roman" w:hAnsi="Times New Roman" w:cs="Times New Roman"/>
                 <w:sz w:val="20"/>
                 <w:szCs w:val="20"/>
               </w:rPr>
             </w:pPr>
             <w:r>
               <w:rPr>
+                <w:rFonts w:ascii="Times New Roman" w:hAnsi="Times New Roman" w:cs="Times New Roman"/>
                 <w:sz w:val="20"/>
                 <w:szCs w:val="20"/>
               </w:rPr>
@@ -21244,14 +22156,17 @@
           </w:tcPr>
           <w:p>
             <w:pPr>
+              <w:spacing w:line="360" w:lineRule="auto"/>
               <w:jc w:val="both"/>
               <w:rPr>
+                <w:rFonts w:ascii="Times New Roman" w:hAnsi="Times New Roman" w:cs="Times New Roman"/>
                 <w:sz w:val="20"/>
                 <w:szCs w:val="20"/>
               </w:rPr>
             </w:pPr>
             <w:r>
               <w:rPr>
+                <w:rFonts w:ascii="Times New Roman" w:hAnsi="Times New Roman" w:cs="Times New Roman"/>
                 <w:sz w:val="20"/>
                 <w:szCs w:val="20"/>
               </w:rPr>
@@ -21285,14 +22200,17 @@
           </w:tcPr>
           <w:p>
             <w:pPr>
+              <w:spacing w:line="360" w:lineRule="auto"/>
               <w:jc w:val="both"/>
               <w:rPr>
+                <w:rFonts w:ascii="Times New Roman" w:hAnsi="Times New Roman" w:cs="Times New Roman"/>
                 <w:sz w:val="20"/>
                 <w:szCs w:val="20"/>
               </w:rPr>
             </w:pPr>
             <w:r>
               <w:rPr>
+                <w:rFonts w:ascii="Times New Roman" w:hAnsi="Times New Roman" w:cs="Times New Roman"/>
                 <w:b/>
                 <w:bCs/>
                 <w:sz w:val="20"/>
@@ -21322,14 +22240,17 @@
           </w:tcPr>
           <w:p>
             <w:pPr>
+              <w:spacing w:line="360" w:lineRule="auto"/>
               <w:jc w:val="both"/>
               <w:rPr>
+                <w:rFonts w:ascii="Times New Roman" w:hAnsi="Times New Roman" w:cs="Times New Roman"/>
                 <w:sz w:val="20"/>
                 <w:szCs w:val="20"/>
               </w:rPr>
             </w:pPr>
             <w:r>
               <w:rPr>
+                <w:rFonts w:ascii="Times New Roman" w:hAnsi="Times New Roman" w:cs="Times New Roman"/>
                 <w:sz w:val="20"/>
                 <w:szCs w:val="20"/>
               </w:rPr>
@@ -21357,14 +22278,17 @@
           </w:tcPr>
           <w:p>
             <w:pPr>
+              <w:spacing w:line="360" w:lineRule="auto"/>
               <w:jc w:val="both"/>
               <w:rPr>
+                <w:rFonts w:ascii="Times New Roman" w:hAnsi="Times New Roman" w:cs="Times New Roman"/>
                 <w:sz w:val="20"/>
                 <w:szCs w:val="20"/>
               </w:rPr>
             </w:pPr>
             <w:r>
               <w:rPr>
+                <w:rFonts w:ascii="Times New Roman" w:hAnsi="Times New Roman" w:cs="Times New Roman"/>
                 <w:sz w:val="20"/>
                 <w:szCs w:val="20"/>
               </w:rPr>
@@ -21398,14 +22322,17 @@
           </w:tcPr>
           <w:p>
             <w:pPr>
+              <w:spacing w:line="360" w:lineRule="auto"/>
               <w:jc w:val="both"/>
               <w:rPr>
+                <w:rFonts w:ascii="Times New Roman" w:hAnsi="Times New Roman" w:cs="Times New Roman"/>
                 <w:sz w:val="20"/>
                 <w:szCs w:val="20"/>
               </w:rPr>
             </w:pPr>
             <w:r>
               <w:rPr>
+                <w:rFonts w:ascii="Times New Roman" w:hAnsi="Times New Roman" w:cs="Times New Roman"/>
                 <w:b/>
                 <w:bCs/>
                 <w:sz w:val="20"/>
@@ -21435,14 +22362,17 @@
           </w:tcPr>
           <w:p>
             <w:pPr>
+              <w:spacing w:line="360" w:lineRule="auto"/>
               <w:jc w:val="both"/>
               <w:rPr>
+                <w:rFonts w:ascii="Times New Roman" w:hAnsi="Times New Roman" w:cs="Times New Roman"/>
                 <w:sz w:val="20"/>
                 <w:szCs w:val="20"/>
               </w:rPr>
             </w:pPr>
             <w:r>
               <w:rPr>
+                <w:rFonts w:ascii="Times New Roman" w:hAnsi="Times New Roman" w:cs="Times New Roman"/>
                 <w:sz w:val="20"/>
                 <w:szCs w:val="20"/>
               </w:rPr>
@@ -21470,14 +22400,17 @@
           </w:tcPr>
           <w:p>
             <w:pPr>
+              <w:spacing w:line="360" w:lineRule="auto"/>
               <w:jc w:val="both"/>
               <w:rPr>
+                <w:rFonts w:ascii="Times New Roman" w:hAnsi="Times New Roman" w:cs="Times New Roman"/>
                 <w:sz w:val="20"/>
                 <w:szCs w:val="20"/>
               </w:rPr>
             </w:pPr>
             <w:r>
               <w:rPr>
+                <w:rFonts w:ascii="Times New Roman" w:hAnsi="Times New Roman" w:cs="Times New Roman"/>
                 <w:sz w:val="20"/>
                 <w:szCs w:val="20"/>
               </w:rPr>
@@ -21511,14 +22444,17 @@
           </w:tcPr>
           <w:p>
             <w:pPr>
+              <w:spacing w:line="360" w:lineRule="auto"/>
               <w:jc w:val="both"/>
               <w:rPr>
+                <w:rFonts w:ascii="Times New Roman" w:hAnsi="Times New Roman" w:cs="Times New Roman"/>
                 <w:sz w:val="20"/>
                 <w:szCs w:val="20"/>
               </w:rPr>
             </w:pPr>
             <w:r>
               <w:rPr>
+                <w:rFonts w:ascii="Times New Roman" w:hAnsi="Times New Roman" w:cs="Times New Roman"/>
                 <w:b/>
                 <w:bCs/>
                 <w:sz w:val="20"/>
@@ -21548,14 +22484,17 @@
           </w:tcPr>
           <w:p>
             <w:pPr>
+              <w:spacing w:line="360" w:lineRule="auto"/>
               <w:jc w:val="both"/>
               <w:rPr>
+                <w:rFonts w:ascii="Times New Roman" w:hAnsi="Times New Roman" w:cs="Times New Roman"/>
                 <w:sz w:val="20"/>
                 <w:szCs w:val="20"/>
               </w:rPr>
             </w:pPr>
             <w:r>
               <w:rPr>
+                <w:rFonts w:ascii="Times New Roman" w:hAnsi="Times New Roman" w:cs="Times New Roman"/>
                 <w:sz w:val="20"/>
                 <w:szCs w:val="20"/>
               </w:rPr>
@@ -21583,14 +22522,17 @@
           </w:tcPr>
           <w:p>
             <w:pPr>
+              <w:spacing w:line="360" w:lineRule="auto"/>
               <w:jc w:val="both"/>
               <w:rPr>
+                <w:rFonts w:ascii="Times New Roman" w:hAnsi="Times New Roman" w:cs="Times New Roman"/>
                 <w:sz w:val="20"/>
                 <w:szCs w:val="20"/>
               </w:rPr>
             </w:pPr>
             <w:r>
               <w:rPr>
+                <w:rFonts w:ascii="Times New Roman" w:hAnsi="Times New Roman" w:cs="Times New Roman"/>
                 <w:sz w:val="20"/>
                 <w:szCs w:val="20"/>
               </w:rPr>
@@ -21624,14 +22566,17 @@
           </w:tcPr>
           <w:p>
             <w:pPr>
+              <w:spacing w:line="360" w:lineRule="auto"/>
               <w:jc w:val="both"/>
               <w:rPr>
+                <w:rFonts w:ascii="Times New Roman" w:hAnsi="Times New Roman" w:cs="Times New Roman"/>
                 <w:sz w:val="20"/>
                 <w:szCs w:val="20"/>
               </w:rPr>
             </w:pPr>
             <w:r>
               <w:rPr>
+                <w:rFonts w:ascii="Times New Roman" w:hAnsi="Times New Roman" w:cs="Times New Roman"/>
                 <w:b/>
                 <w:bCs/>
                 <w:sz w:val="20"/>
@@ -21661,14 +22606,17 @@
           </w:tcPr>
           <w:p>
             <w:pPr>
+              <w:spacing w:line="360" w:lineRule="auto"/>
               <w:jc w:val="both"/>
               <w:rPr>
+                <w:rFonts w:ascii="Times New Roman" w:hAnsi="Times New Roman" w:cs="Times New Roman"/>
                 <w:sz w:val="20"/>
                 <w:szCs w:val="20"/>
               </w:rPr>
             </w:pPr>
             <w:r>
               <w:rPr>
+                <w:rFonts w:ascii="Times New Roman" w:hAnsi="Times New Roman" w:cs="Times New Roman"/>
                 <w:sz w:val="20"/>
                 <w:szCs w:val="20"/>
               </w:rPr>
@@ -21696,14 +22644,17 @@
           </w:tcPr>
           <w:p>
             <w:pPr>
+              <w:spacing w:line="360" w:lineRule="auto"/>
               <w:jc w:val="both"/>
               <w:rPr>
+                <w:rFonts w:ascii="Times New Roman" w:hAnsi="Times New Roman" w:cs="Times New Roman"/>
                 <w:sz w:val="20"/>
                 <w:szCs w:val="20"/>
               </w:rPr>
             </w:pPr>
             <w:r>
               <w:rPr>
+                <w:rFonts w:ascii="Times New Roman" w:hAnsi="Times New Roman" w:cs="Times New Roman"/>
                 <w:sz w:val="20"/>
                 <w:szCs w:val="20"/>
               </w:rPr>
@@ -21737,14 +22688,17 @@
           </w:tcPr>
           <w:p>
             <w:pPr>
+              <w:spacing w:line="360" w:lineRule="auto"/>
               <w:jc w:val="both"/>
               <w:rPr>
+                <w:rFonts w:ascii="Times New Roman" w:hAnsi="Times New Roman" w:cs="Times New Roman"/>
                 <w:sz w:val="20"/>
                 <w:szCs w:val="20"/>
               </w:rPr>
             </w:pPr>
             <w:r>
               <w:rPr>
+                <w:rFonts w:ascii="Times New Roman" w:hAnsi="Times New Roman" w:cs="Times New Roman"/>
                 <w:b/>
                 <w:bCs/>
                 <w:sz w:val="20"/>
@@ -21774,14 +22728,17 @@
           </w:tcPr>
           <w:p>
             <w:pPr>
+              <w:spacing w:line="360" w:lineRule="auto"/>
               <w:jc w:val="both"/>
               <w:rPr>
+                <w:rFonts w:ascii="Times New Roman" w:hAnsi="Times New Roman" w:cs="Times New Roman"/>
                 <w:sz w:val="20"/>
                 <w:szCs w:val="20"/>
               </w:rPr>
             </w:pPr>
             <w:r>
               <w:rPr>
+                <w:rFonts w:ascii="Times New Roman" w:hAnsi="Times New Roman" w:cs="Times New Roman"/>
                 <w:sz w:val="20"/>
                 <w:szCs w:val="20"/>
               </w:rPr>
@@ -21809,14 +22766,17 @@
           </w:tcPr>
           <w:p>
             <w:pPr>
+              <w:spacing w:line="360" w:lineRule="auto"/>
               <w:jc w:val="both"/>
               <w:rPr>
+                <w:rFonts w:ascii="Times New Roman" w:hAnsi="Times New Roman" w:cs="Times New Roman"/>
                 <w:sz w:val="20"/>
                 <w:szCs w:val="20"/>
               </w:rPr>
             </w:pPr>
             <w:r>
               <w:rPr>
+                <w:rFonts w:ascii="Times New Roman" w:hAnsi="Times New Roman" w:cs="Times New Roman"/>
                 <w:sz w:val="20"/>
                 <w:szCs w:val="20"/>
               </w:rPr>
@@ -21850,14 +22810,17 @@
           </w:tcPr>
           <w:p>
             <w:pPr>
+              <w:spacing w:line="360" w:lineRule="auto"/>
               <w:jc w:val="both"/>
               <w:rPr>
+                <w:rFonts w:ascii="Times New Roman" w:hAnsi="Times New Roman" w:cs="Times New Roman"/>
                 <w:sz w:val="20"/>
                 <w:szCs w:val="20"/>
               </w:rPr>
             </w:pPr>
             <w:r>
               <w:rPr>
+                <w:rFonts w:ascii="Times New Roman" w:hAnsi="Times New Roman" w:cs="Times New Roman"/>
                 <w:b/>
                 <w:bCs/>
                 <w:sz w:val="20"/>
@@ -21887,14 +22850,17 @@
           </w:tcPr>
           <w:p>
             <w:pPr>
+              <w:spacing w:line="360" w:lineRule="auto"/>
               <w:jc w:val="both"/>
               <w:rPr>
+                <w:rFonts w:ascii="Times New Roman" w:hAnsi="Times New Roman" w:cs="Times New Roman"/>
                 <w:sz w:val="20"/>
                 <w:szCs w:val="20"/>
               </w:rPr>
             </w:pPr>
             <w:r>
               <w:rPr>
+                <w:rFonts w:ascii="Times New Roman" w:hAnsi="Times New Roman" w:cs="Times New Roman"/>
                 <w:sz w:val="20"/>
                 <w:szCs w:val="20"/>
               </w:rPr>
@@ -21922,14 +22888,17 @@
           </w:tcPr>
           <w:p>
             <w:pPr>
+              <w:spacing w:line="360" w:lineRule="auto"/>
               <w:jc w:val="both"/>
               <w:rPr>
+                <w:rFonts w:ascii="Times New Roman" w:hAnsi="Times New Roman" w:cs="Times New Roman"/>
                 <w:sz w:val="20"/>
                 <w:szCs w:val="20"/>
               </w:rPr>
             </w:pPr>
             <w:r>
               <w:rPr>
+                <w:rFonts w:ascii="Times New Roman" w:hAnsi="Times New Roman" w:cs="Times New Roman"/>
                 <w:sz w:val="20"/>
                 <w:szCs w:val="20"/>
               </w:rPr>
@@ -21941,32 +22910,40 @@
     </w:tbl>
     <w:p>
       <w:pPr>
-        <w:jc w:val="both"/>
-        <w:rPr>
-          <w:lang w:val="es-ES"/>
-        </w:rPr>
-      </w:pPr>
-    </w:p>
-    <w:p>
-      <w:pPr>
-        <w:jc w:val="both"/>
-        <w:rPr>
-          <w:lang w:val="es-ES"/>
-        </w:rPr>
-      </w:pPr>
-    </w:p>
-    <w:p>
-      <w:pPr>
-        <w:jc w:val="both"/>
-        <w:rPr>
-          <w:lang w:val="es-ES"/>
-        </w:rPr>
-      </w:pPr>
-    </w:p>
-    <w:p>
-      <w:pPr>
-        <w:jc w:val="both"/>
-        <w:rPr>
+        <w:spacing w:line="360" w:lineRule="auto"/>
+        <w:jc w:val="both"/>
+        <w:rPr>
+          <w:rFonts w:ascii="Times New Roman" w:hAnsi="Times New Roman" w:cs="Times New Roman"/>
+          <w:lang w:val="es-ES"/>
+        </w:rPr>
+      </w:pPr>
+    </w:p>
+    <w:p>
+      <w:pPr>
+        <w:spacing w:line="360" w:lineRule="auto"/>
+        <w:jc w:val="both"/>
+        <w:rPr>
+          <w:rFonts w:ascii="Times New Roman" w:hAnsi="Times New Roman" w:cs="Times New Roman"/>
+          <w:lang w:val="es-ES"/>
+        </w:rPr>
+      </w:pPr>
+    </w:p>
+    <w:p>
+      <w:pPr>
+        <w:spacing w:line="360" w:lineRule="auto"/>
+        <w:jc w:val="both"/>
+        <w:rPr>
+          <w:rFonts w:ascii="Times New Roman" w:hAnsi="Times New Roman" w:cs="Times New Roman"/>
+          <w:lang w:val="es-ES"/>
+        </w:rPr>
+      </w:pPr>
+    </w:p>
+    <w:p>
+      <w:pPr>
+        <w:spacing w:line="360" w:lineRule="auto"/>
+        <w:jc w:val="both"/>
+        <w:rPr>
+          <w:rFonts w:ascii="Times New Roman" w:hAnsi="Times New Roman" w:cs="Times New Roman"/>
           <w:lang w:val="es-ES"/>
         </w:rPr>
       </w:pPr>
@@ -21986,6 +22963,65 @@
         </w:rPr>
       </w:pPr>
       <w:bookmarkStart w:id="14" w:name="_Toc189846486"/>
+    </w:p>
+    <w:p>
+      <w:pPr>
+        <w:pStyle w:val="Heading1"/>
+        <w:spacing w:line="360" w:lineRule="auto"/>
+        <w:jc w:val="both"/>
+        <w:rPr>
+          <w:rFonts w:ascii="Times New Roman" w:hAnsi="Times New Roman" w:cs="Times New Roman"/>
+          <w:b/>
+          <w:bCs/>
+          <w:sz w:val="32"/>
+          <w:szCs w:val="32"/>
+          <w:lang w:val="es-ES"/>
+        </w:rPr>
+      </w:pPr>
+    </w:p>
+    <w:p>
+      <w:pPr>
+        <w:rPr>
+          <w:lang w:val="es-ES"/>
+        </w:rPr>
+      </w:pPr>
+    </w:p>
+    <w:p>
+      <w:pPr>
+        <w:pStyle w:val="Heading1"/>
+        <w:spacing w:line="360" w:lineRule="auto"/>
+        <w:jc w:val="both"/>
+        <w:rPr>
+          <w:rFonts w:ascii="Times New Roman" w:hAnsi="Times New Roman" w:cs="Times New Roman"/>
+          <w:b/>
+          <w:bCs/>
+          <w:sz w:val="32"/>
+          <w:szCs w:val="32"/>
+          <w:lang w:val="es-ES"/>
+        </w:rPr>
+      </w:pPr>
+    </w:p>
+    <w:p>
+      <w:pPr>
+        <w:rPr>
+          <w:lang w:val="es-ES"/>
+        </w:rPr>
+      </w:pPr>
+    </w:p>
+    <w:p>
+      <w:pPr>
+        <w:pStyle w:val="Heading1"/>
+        <w:spacing w:line="360" w:lineRule="auto"/>
+        <w:jc w:val="both"/>
+        <w:rPr>
+          <w:rFonts w:ascii="Times New Roman" w:hAnsi="Times New Roman" w:cs="Times New Roman"/>
+          <w:b/>
+          <w:bCs/>
+          <w:sz w:val="32"/>
+          <w:szCs w:val="32"/>
+          <w:lang w:val="es-ES"/>
+        </w:rPr>
+      </w:pPr>
       <w:r>
         <w:rPr>
           <w:rFonts w:ascii="Times New Roman" w:hAnsi="Times New Roman" w:cs="Times New Roman"/>
@@ -22377,18 +23413,7 @@
           <w:lang w:val="es-ES"/>
         </w:rPr>
         <w:lastRenderedPageBreak/>
-        <w:t xml:space="preserve">Diagrama de </w:t>
-      </w:r>
-      <w:r>
-        <w:rPr>
-          <w:rFonts w:ascii="Times New Roman" w:hAnsi="Times New Roman" w:cs="Times New Roman"/>
-          <w:b/>
-          <w:bCs/>
-          <w:sz w:val="28"/>
-          <w:szCs w:val="28"/>
-          <w:lang w:val="es-ES"/>
-        </w:rPr>
-        <w:t>entidad-relación</w:t>
+        <w:t>Diagrama de entidad-relación</w:t>
       </w:r>
     </w:p>
     <w:p>
@@ -22610,18 +23635,7 @@
           <w:lang w:val="es-ES"/>
         </w:rPr>
         <w:lastRenderedPageBreak/>
-        <w:t>Diagrama</w:t>
-      </w:r>
-      <w:r>
-        <w:rPr>
-          <w:rFonts w:ascii="Times New Roman" w:hAnsi="Times New Roman" w:cs="Times New Roman"/>
-          <w:b/>
-          <w:bCs/>
-          <w:sz w:val="28"/>
-          <w:szCs w:val="28"/>
-          <w:lang w:val="es-ES"/>
-        </w:rPr>
-        <w:t xml:space="preserve"> UML</w:t>
+        <w:t>Diagrama UML</w:t>
       </w:r>
     </w:p>
     <w:p>
@@ -22968,6 +23982,7 @@
     <w:p>
       <w:pPr>
         <w:pStyle w:val="ListParagraph"/>
+        <w:spacing w:line="360" w:lineRule="auto"/>
         <w:jc w:val="both"/>
         <w:rPr>
           <w:rFonts w:ascii="Times New Roman" w:hAnsi="Times New Roman" w:cs="Times New Roman"/>
@@ -23009,6 +24024,7 @@
     <w:p>
       <w:pPr>
         <w:pStyle w:val="ListParagraph"/>
+        <w:spacing w:line="360" w:lineRule="auto"/>
         <w:jc w:val="both"/>
         <w:rPr>
           <w:rFonts w:ascii="Times New Roman" w:hAnsi="Times New Roman" w:cs="Times New Roman"/>
@@ -23050,6 +24066,7 @@
     <w:p>
       <w:pPr>
         <w:pStyle w:val="ListParagraph"/>
+        <w:spacing w:line="360" w:lineRule="auto"/>
         <w:jc w:val="both"/>
         <w:rPr>
           <w:rFonts w:ascii="Times New Roman" w:hAnsi="Times New Roman" w:cs="Times New Roman"/>
@@ -23109,6 +24126,7 @@
     <w:p>
       <w:pPr>
         <w:pStyle w:val="ListParagraph"/>
+        <w:spacing w:line="360" w:lineRule="auto"/>
         <w:jc w:val="both"/>
         <w:rPr>
           <w:rFonts w:ascii="Times New Roman" w:hAnsi="Times New Roman" w:cs="Times New Roman"/>
@@ -23137,6 +24155,7 @@
           <w:bCs/>
           <w:lang w:val="es-ES"/>
         </w:rPr>
+        <w:lastRenderedPageBreak/>
         <w:t>Mejoras respecto a la competencia:</w:t>
       </w:r>
       <w:r>
@@ -23180,7 +24199,6 @@
           <w:szCs w:val="28"/>
           <w:lang w:val="es-ES"/>
         </w:rPr>
-        <w:lastRenderedPageBreak/>
         <w:t>Dificultades durante el desarrollo</w:t>
       </w:r>
     </w:p>
@@ -23443,16 +24461,7 @@
                 <w:szCs w:val="20"/>
                 <w:lang w:val="es-ES"/>
               </w:rPr>
-              <w:t xml:space="preserve">Inicialmente, la estructura de rutas </w:t>
-            </w:r>
-            <w:r>
-              <w:rPr>
-                <w:rFonts w:ascii="Times New Roman" w:hAnsi="Times New Roman" w:cs="Times New Roman"/>
-                <w:sz w:val="20"/>
-                <w:szCs w:val="20"/>
-                <w:lang w:val="es-ES"/>
-              </w:rPr>
-              <w:t>era bastante compleja al tener un archivo PHP por cada petición AJAX.</w:t>
+              <w:t>Inicialmente, la estructura de rutas era bastante compleja al tener un archivo PHP por cada petición AJAX.</w:t>
             </w:r>
           </w:p>
         </w:tc>
@@ -23752,16 +24761,7 @@
                 <w:szCs w:val="20"/>
                 <w:lang w:val="es-ES"/>
               </w:rPr>
-              <w:t>No se implementó un sistema de pago dentro de la plataforma</w:t>
-            </w:r>
-            <w:r>
-              <w:rPr>
-                <w:rFonts w:ascii="Times New Roman" w:hAnsi="Times New Roman" w:cs="Times New Roman"/>
-                <w:sz w:val="20"/>
-                <w:szCs w:val="20"/>
-                <w:lang w:val="es-ES"/>
-              </w:rPr>
-              <w:t>.</w:t>
+              <w:t>No se implementó un sistema de pago dentro de la plataforma.</w:t>
             </w:r>
           </w:p>
         </w:tc>
@@ -24266,35 +25266,62 @@
           <w:rFonts w:ascii="Times New Roman" w:hAnsi="Times New Roman" w:cs="Times New Roman"/>
           <w:lang w:val="es-ES"/>
         </w:rPr>
-        <w:t>En definitiva, este proyecto ha sido una experiencia bastante beneficioso y lucrativo para el desarrollo de habilidades tan relevantes dentro del mercado del desarrollo web como PHP, MVC o JS.  Por otra parte, el haber desarrollado una aplicación en un entorno real, ha sido bastante interesante.</w:t>
-      </w:r>
-    </w:p>
-    <w:p>
-      <w:pPr>
-        <w:spacing w:line="360" w:lineRule="auto"/>
-        <w:jc w:val="both"/>
-        <w:rPr>
-          <w:rFonts w:ascii="Times New Roman" w:hAnsi="Times New Roman" w:cs="Times New Roman"/>
-          <w:lang w:val="es-ES"/>
-        </w:rPr>
-      </w:pPr>
-    </w:p>
-    <w:p>
-      <w:pPr>
-        <w:spacing w:line="360" w:lineRule="auto"/>
-        <w:jc w:val="both"/>
-        <w:rPr>
-          <w:rFonts w:ascii="Times New Roman" w:hAnsi="Times New Roman" w:cs="Times New Roman"/>
-          <w:lang w:val="es-ES"/>
-        </w:rPr>
-      </w:pPr>
-      <w:r>
-        <w:rPr>
-          <w:rFonts w:ascii="Times New Roman" w:hAnsi="Times New Roman" w:cs="Times New Roman"/>
-          <w:lang w:val="es-ES"/>
-        </w:rPr>
         <w:lastRenderedPageBreak/>
-        <w:t>Con esta plataforma, se ha conseguido desarrollar un plataforma eficiente y sencilla para la gestión de campamentos infantiles.</w:t>
+        <w:t>En definitiva, este proyecto ha sido una experiencia enriquecedora y altamente beneficiosa para el desarrollo de habilidades clave en el mercado del desarrollo web, como PHP, el patrón MVC y JavaScript.</w:t>
+      </w:r>
+    </w:p>
+    <w:p>
+      <w:pPr>
+        <w:spacing w:line="360" w:lineRule="auto"/>
+        <w:jc w:val="both"/>
+        <w:rPr>
+          <w:rFonts w:ascii="Times New Roman" w:hAnsi="Times New Roman" w:cs="Times New Roman"/>
+          <w:lang w:val="es-ES"/>
+        </w:rPr>
+      </w:pPr>
+    </w:p>
+    <w:p>
+      <w:pPr>
+        <w:spacing w:line="360" w:lineRule="auto"/>
+        <w:jc w:val="both"/>
+        <w:rPr>
+          <w:rFonts w:ascii="Times New Roman" w:hAnsi="Times New Roman" w:cs="Times New Roman"/>
+          <w:lang w:val="es-ES"/>
+        </w:rPr>
+      </w:pPr>
+      <w:r>
+        <w:rPr>
+          <w:rFonts w:ascii="Times New Roman" w:hAnsi="Times New Roman" w:cs="Times New Roman"/>
+          <w:lang w:val="es-ES"/>
+        </w:rPr>
+        <w:t>Además, haber trabajado en un entorno real ha resultado especialmente interesante, ya que ha permitido enfrentar desafíos prácticos y aplicar conocimientos de manera efectiva.</w:t>
+      </w:r>
+    </w:p>
+    <w:p>
+      <w:pPr>
+        <w:spacing w:line="360" w:lineRule="auto"/>
+        <w:jc w:val="both"/>
+        <w:rPr>
+          <w:rFonts w:ascii="Times New Roman" w:hAnsi="Times New Roman" w:cs="Times New Roman"/>
+          <w:lang w:val="es-ES"/>
+        </w:rPr>
+      </w:pPr>
+    </w:p>
+    <w:p>
+      <w:pPr>
+        <w:spacing w:line="360" w:lineRule="auto"/>
+        <w:jc w:val="both"/>
+        <w:rPr>
+          <w:rFonts w:ascii="Times New Roman" w:hAnsi="Times New Roman" w:cs="Times New Roman"/>
+          <w:lang w:val="es-ES"/>
+        </w:rPr>
+      </w:pPr>
+      <w:r>
+        <w:rPr>
+          <w:rFonts w:ascii="Times New Roman" w:hAnsi="Times New Roman" w:cs="Times New Roman"/>
+          <w:lang w:val="es-ES"/>
+        </w:rPr>
+        <w:t>Gracias a esta plataforma, se ha logrado crear una solución eficiente y fácil de usar para la gestión de campamentos infantiles.</w:t>
       </w:r>
     </w:p>
     <w:p>
@@ -24480,6 +25507,16 @@
     </w:p>
     <w:p>
       <w:pPr>
+        <w:spacing w:line="360" w:lineRule="auto"/>
+        <w:jc w:val="both"/>
+        <w:rPr>
+          <w:rFonts w:ascii="Times New Roman" w:hAnsi="Times New Roman" w:cs="Times New Roman"/>
+          <w:lang w:val="es-ES"/>
+        </w:rPr>
+      </w:pPr>
+    </w:p>
+    <w:p>
+      <w:pPr>
         <w:pStyle w:val="Heading1"/>
         <w:spacing w:line="360" w:lineRule="auto"/>
         <w:jc w:val="both"/>
@@ -24492,26 +25529,7 @@
           <w:lang w:val="es-ES"/>
         </w:rPr>
       </w:pPr>
-    </w:p>
-    <w:p>
-      <w:pPr>
-        <w:rPr>
-          <w:lang w:val="es-ES"/>
-        </w:rPr>
-      </w:pPr>
-    </w:p>
-    <w:p>
-      <w:pPr>
-        <w:rPr>
-          <w:lang w:val="es-ES"/>
-        </w:rPr>
-      </w:pPr>
-    </w:p>
-    <w:p>
-      <w:pPr>
-        <w:pStyle w:val="Heading1"/>
-        <w:spacing w:line="360" w:lineRule="auto"/>
-        <w:jc w:val="both"/>
+      <w:r>
         <w:rPr>
           <w:rFonts w:ascii="Times New Roman" w:hAnsi="Times New Roman" w:cs="Times New Roman"/>
           <w:b/>
@@ -24520,7 +25538,9 @@
           <w:szCs w:val="32"/>
           <w:lang w:val="es-ES"/>
         </w:rPr>
-      </w:pPr>
+        <w:lastRenderedPageBreak/>
+        <w:t>A</w:t>
+      </w:r>
       <w:r>
         <w:rPr>
           <w:rFonts w:ascii="Times New Roman" w:hAnsi="Times New Roman" w:cs="Times New Roman"/>
@@ -24530,18 +25550,6 @@
           <w:szCs w:val="32"/>
           <w:lang w:val="es-ES"/>
         </w:rPr>
-        <w:lastRenderedPageBreak/>
-        <w:t>A</w:t>
-      </w:r>
-      <w:r>
-        <w:rPr>
-          <w:rFonts w:ascii="Times New Roman" w:hAnsi="Times New Roman" w:cs="Times New Roman"/>
-          <w:b/>
-          <w:bCs/>
-          <w:sz w:val="32"/>
-          <w:szCs w:val="32"/>
-          <w:lang w:val="es-ES"/>
-        </w:rPr>
         <w:t>nexos</w:t>
       </w:r>
       <w:bookmarkStart w:id="18" w:name="_Toc189846490"/>
@@ -24761,7 +25769,7 @@
           <w:lang w:val="es-ES"/>
         </w:rPr>
         <w:drawing>
-          <wp:inline distT="0" distB="0" distL="0" distR="0" wp14:anchorId="56EC2BF2" wp14:editId="3E19A89F">
+          <wp:inline distT="0" distB="0" distL="0" distR="0" wp14:anchorId="56EC2BF2" wp14:editId="75FC1E68">
             <wp:extent cx="5739483" cy="2834640"/>
             <wp:effectExtent l="0" t="0" r="1270" b="0"/>
             <wp:docPr id="1521730561" name="Picture 1" descr="A screenshot of a computer program&#10;&#10;Description automatically generated"/>
@@ -25273,7 +26281,7 @@
           <w:lang w:val="es-ES"/>
         </w:rPr>
         <w:drawing>
-          <wp:inline distT="0" distB="0" distL="0" distR="0" wp14:anchorId="33ECE28B" wp14:editId="024221DC">
+          <wp:inline distT="0" distB="0" distL="0" distR="0" wp14:anchorId="33ECE28B" wp14:editId="16026C29">
             <wp:extent cx="5398770" cy="1061085"/>
             <wp:effectExtent l="0" t="0" r="0" b="5715"/>
             <wp:docPr id="1224674290" name="Picture 2" descr="A computer screen with white text&#10;&#10;Description automatically generated"/>
@@ -25409,7 +26417,7 @@
           <w:lang w:val="es-ES"/>
         </w:rPr>
         <w:drawing>
-          <wp:inline distT="0" distB="0" distL="0" distR="0" wp14:anchorId="369DCB05" wp14:editId="3F06C862">
+          <wp:inline distT="0" distB="0" distL="0" distR="0" wp14:anchorId="369DCB05" wp14:editId="6955A75C">
             <wp:extent cx="5398770" cy="643890"/>
             <wp:effectExtent l="0" t="0" r="0" b="3810"/>
             <wp:docPr id="1058945197" name="Picture 3"/>
@@ -25774,6 +26782,1937 @@
         <w:t>.</w:t>
       </w:r>
     </w:p>
+    <w:p>
+      <w:pPr>
+        <w:tabs>
+          <w:tab w:val="left" w:pos="2385"/>
+        </w:tabs>
+        <w:spacing w:line="360" w:lineRule="auto"/>
+        <w:jc w:val="both"/>
+        <w:rPr>
+          <w:rFonts w:ascii="Times New Roman" w:hAnsi="Times New Roman" w:cs="Times New Roman"/>
+          <w:lang w:val="es-ES"/>
+        </w:rPr>
+      </w:pPr>
+    </w:p>
+    <w:p>
+      <w:pPr>
+        <w:tabs>
+          <w:tab w:val="left" w:pos="2385"/>
+        </w:tabs>
+        <w:spacing w:line="360" w:lineRule="auto"/>
+        <w:jc w:val="both"/>
+        <w:rPr>
+          <w:rFonts w:ascii="Times New Roman" w:hAnsi="Times New Roman" w:cs="Times New Roman"/>
+          <w:lang w:val="es-ES"/>
+        </w:rPr>
+      </w:pPr>
+    </w:p>
+    <w:p>
+      <w:pPr>
+        <w:tabs>
+          <w:tab w:val="left" w:pos="2385"/>
+        </w:tabs>
+        <w:spacing w:line="360" w:lineRule="auto"/>
+        <w:jc w:val="both"/>
+        <w:rPr>
+          <w:rFonts w:ascii="Times New Roman" w:hAnsi="Times New Roman" w:cs="Times New Roman"/>
+          <w:lang w:val="es-ES"/>
+        </w:rPr>
+      </w:pPr>
+    </w:p>
+    <w:p>
+      <w:pPr>
+        <w:pStyle w:val="Heading1"/>
+        <w:spacing w:line="360" w:lineRule="auto"/>
+        <w:jc w:val="both"/>
+        <w:rPr>
+          <w:rFonts w:ascii="Times New Roman" w:hAnsi="Times New Roman" w:cs="Times New Roman"/>
+          <w:b/>
+          <w:bCs/>
+          <w:sz w:val="32"/>
+          <w:szCs w:val="32"/>
+          <w:lang w:val="es-ES"/>
+        </w:rPr>
+      </w:pPr>
+      <w:r>
+        <w:rPr>
+          <w:rFonts w:ascii="Times New Roman" w:hAnsi="Times New Roman" w:cs="Times New Roman"/>
+          <w:b/>
+          <w:bCs/>
+          <w:sz w:val="32"/>
+          <w:szCs w:val="32"/>
+          <w:lang w:val="es-ES"/>
+        </w:rPr>
+        <w:lastRenderedPageBreak/>
+        <w:t>Bibliografía</w:t>
+      </w:r>
+    </w:p>
+    <w:p>
+      <w:pPr>
+        <w:tabs>
+          <w:tab w:val="left" w:pos="2385"/>
+        </w:tabs>
+        <w:spacing w:line="360" w:lineRule="auto"/>
+        <w:jc w:val="both"/>
+        <w:rPr>
+          <w:rFonts w:ascii="Times New Roman" w:hAnsi="Times New Roman" w:cs="Times New Roman"/>
+          <w:lang w:val="es-ES"/>
+        </w:rPr>
+      </w:pPr>
+      <w:r>
+        <w:rPr>
+          <w:rFonts w:ascii="Times New Roman" w:hAnsi="Times New Roman" w:cs="Times New Roman"/>
+          <w:lang w:val="es-ES"/>
+        </w:rPr>
+        <w:t>Durante el desarrollo, ha sido necesario acudir a numerosos recursos online para poder diseñar y programar la aplicación. Entre los más destacables se encuentran:</w:t>
+      </w:r>
+    </w:p>
+    <w:p>
+      <w:pPr>
+        <w:tabs>
+          <w:tab w:val="left" w:pos="2385"/>
+        </w:tabs>
+        <w:spacing w:line="360" w:lineRule="auto"/>
+        <w:jc w:val="both"/>
+        <w:rPr>
+          <w:rFonts w:ascii="Times New Roman" w:hAnsi="Times New Roman" w:cs="Times New Roman"/>
+          <w:b/>
+          <w:bCs/>
+          <w:lang w:val="es-ES"/>
+        </w:rPr>
+      </w:pPr>
+    </w:p>
+    <w:tbl>
+      <w:tblPr>
+        <w:tblW w:w="5000" w:type="pct"/>
+        <w:tblCellMar>
+          <w:left w:w="0" w:type="dxa"/>
+          <w:right w:w="0" w:type="dxa"/>
+        </w:tblCellMar>
+        <w:tblLook w:val="04A0" w:firstRow="1" w:lastRow="0" w:firstColumn="1" w:lastColumn="0" w:noHBand="0" w:noVBand="1"/>
+      </w:tblPr>
+      <w:tblGrid>
+        <w:gridCol w:w="1672"/>
+        <w:gridCol w:w="4219"/>
+        <w:gridCol w:w="2595"/>
+      </w:tblGrid>
+      <w:tr>
+        <w:trPr>
+          <w:trHeight w:val="123"/>
+        </w:trPr>
+        <w:tc>
+          <w:tcPr>
+            <w:tcW w:w="985" w:type="pct"/>
+            <w:tcBorders>
+              <w:top w:val="single" w:sz="6" w:space="0" w:color="000000"/>
+              <w:left w:val="single" w:sz="6" w:space="0" w:color="000000"/>
+              <w:bottom w:val="single" w:sz="6" w:space="0" w:color="000000"/>
+              <w:right w:val="single" w:sz="6" w:space="0" w:color="000000"/>
+            </w:tcBorders>
+            <w:shd w:val="clear" w:color="auto" w:fill="B0B3B2"/>
+            <w:tcMar>
+              <w:top w:w="60" w:type="dxa"/>
+              <w:left w:w="60" w:type="dxa"/>
+              <w:bottom w:w="60" w:type="dxa"/>
+              <w:right w:w="60" w:type="dxa"/>
+            </w:tcMar>
+            <w:hideMark/>
+          </w:tcPr>
+          <w:p>
+            <w:pPr>
+              <w:tabs>
+                <w:tab w:val="left" w:pos="2385"/>
+              </w:tabs>
+              <w:spacing w:line="360" w:lineRule="auto"/>
+              <w:jc w:val="both"/>
+              <w:rPr>
+                <w:rFonts w:ascii="Times New Roman" w:hAnsi="Times New Roman" w:cs="Times New Roman"/>
+                <w:sz w:val="20"/>
+                <w:szCs w:val="20"/>
+              </w:rPr>
+            </w:pPr>
+            <w:r>
+              <w:rPr>
+                <w:rFonts w:ascii="Times New Roman" w:hAnsi="Times New Roman" w:cs="Times New Roman"/>
+                <w:b/>
+                <w:bCs/>
+                <w:sz w:val="20"/>
+                <w:szCs w:val="20"/>
+              </w:rPr>
+              <w:t>Fuente</w:t>
+            </w:r>
+          </w:p>
+        </w:tc>
+        <w:tc>
+          <w:tcPr>
+            <w:tcW w:w="2486" w:type="pct"/>
+            <w:tcBorders>
+              <w:top w:val="single" w:sz="6" w:space="0" w:color="000000"/>
+              <w:left w:val="single" w:sz="6" w:space="0" w:color="000000"/>
+              <w:bottom w:val="single" w:sz="6" w:space="0" w:color="000000"/>
+              <w:right w:val="single" w:sz="6" w:space="0" w:color="000000"/>
+            </w:tcBorders>
+            <w:shd w:val="clear" w:color="auto" w:fill="B0B3B2"/>
+            <w:tcMar>
+              <w:top w:w="60" w:type="dxa"/>
+              <w:left w:w="60" w:type="dxa"/>
+              <w:bottom w:w="60" w:type="dxa"/>
+              <w:right w:w="60" w:type="dxa"/>
+            </w:tcMar>
+            <w:hideMark/>
+          </w:tcPr>
+          <w:p>
+            <w:pPr>
+              <w:tabs>
+                <w:tab w:val="left" w:pos="2385"/>
+              </w:tabs>
+              <w:spacing w:line="360" w:lineRule="auto"/>
+              <w:jc w:val="both"/>
+              <w:rPr>
+                <w:rFonts w:ascii="Times New Roman" w:hAnsi="Times New Roman" w:cs="Times New Roman"/>
+                <w:sz w:val="20"/>
+                <w:szCs w:val="20"/>
+              </w:rPr>
+            </w:pPr>
+            <w:r>
+              <w:rPr>
+                <w:rFonts w:ascii="Times New Roman" w:hAnsi="Times New Roman" w:cs="Times New Roman"/>
+                <w:b/>
+                <w:bCs/>
+                <w:sz w:val="20"/>
+                <w:szCs w:val="20"/>
+              </w:rPr>
+              <w:t>URL</w:t>
+            </w:r>
+          </w:p>
+        </w:tc>
+        <w:tc>
+          <w:tcPr>
+            <w:tcW w:w="1529" w:type="pct"/>
+            <w:tcBorders>
+              <w:top w:val="single" w:sz="6" w:space="0" w:color="000000"/>
+              <w:left w:val="single" w:sz="6" w:space="0" w:color="000000"/>
+              <w:bottom w:val="single" w:sz="6" w:space="0" w:color="000000"/>
+              <w:right w:val="single" w:sz="6" w:space="0" w:color="000000"/>
+            </w:tcBorders>
+            <w:shd w:val="clear" w:color="auto" w:fill="B0B3B2"/>
+            <w:tcMar>
+              <w:top w:w="60" w:type="dxa"/>
+              <w:left w:w="60" w:type="dxa"/>
+              <w:bottom w:w="60" w:type="dxa"/>
+              <w:right w:w="60" w:type="dxa"/>
+            </w:tcMar>
+            <w:hideMark/>
+          </w:tcPr>
+          <w:p>
+            <w:pPr>
+              <w:tabs>
+                <w:tab w:val="left" w:pos="2385"/>
+              </w:tabs>
+              <w:spacing w:line="360" w:lineRule="auto"/>
+              <w:jc w:val="both"/>
+              <w:rPr>
+                <w:rFonts w:ascii="Times New Roman" w:hAnsi="Times New Roman" w:cs="Times New Roman"/>
+                <w:sz w:val="20"/>
+                <w:szCs w:val="20"/>
+              </w:rPr>
+            </w:pPr>
+            <w:r>
+              <w:rPr>
+                <w:rFonts w:ascii="Times New Roman" w:hAnsi="Times New Roman" w:cs="Times New Roman"/>
+                <w:b/>
+                <w:bCs/>
+                <w:sz w:val="20"/>
+                <w:szCs w:val="20"/>
+              </w:rPr>
+              <w:t xml:space="preserve">Razón de </w:t>
+            </w:r>
+            <w:proofErr w:type="spellStart"/>
+            <w:r>
+              <w:rPr>
+                <w:rFonts w:ascii="Times New Roman" w:hAnsi="Times New Roman" w:cs="Times New Roman"/>
+                <w:b/>
+                <w:bCs/>
+                <w:sz w:val="20"/>
+                <w:szCs w:val="20"/>
+              </w:rPr>
+              <w:t>Uso</w:t>
+            </w:r>
+            <w:proofErr w:type="spellEnd"/>
+          </w:p>
+        </w:tc>
+      </w:tr>
+      <w:tr>
+        <w:trPr>
+          <w:trHeight w:val="807"/>
+        </w:trPr>
+        <w:tc>
+          <w:tcPr>
+            <w:tcW w:w="985" w:type="pct"/>
+            <w:tcBorders>
+              <w:top w:val="single" w:sz="6" w:space="0" w:color="000000"/>
+              <w:left w:val="single" w:sz="6" w:space="0" w:color="000000"/>
+              <w:bottom w:val="single" w:sz="6" w:space="0" w:color="000000"/>
+              <w:right w:val="single" w:sz="6" w:space="0" w:color="000000"/>
+            </w:tcBorders>
+            <w:shd w:val="clear" w:color="auto" w:fill="D4D4D4"/>
+            <w:tcMar>
+              <w:top w:w="60" w:type="dxa"/>
+              <w:left w:w="60" w:type="dxa"/>
+              <w:bottom w:w="60" w:type="dxa"/>
+              <w:right w:w="60" w:type="dxa"/>
+            </w:tcMar>
+            <w:hideMark/>
+          </w:tcPr>
+          <w:p>
+            <w:pPr>
+              <w:tabs>
+                <w:tab w:val="left" w:pos="2385"/>
+              </w:tabs>
+              <w:spacing w:line="360" w:lineRule="auto"/>
+              <w:jc w:val="both"/>
+              <w:rPr>
+                <w:rFonts w:ascii="Times New Roman" w:hAnsi="Times New Roman" w:cs="Times New Roman"/>
+                <w:sz w:val="20"/>
+                <w:szCs w:val="20"/>
+              </w:rPr>
+            </w:pPr>
+            <w:r>
+              <w:rPr>
+                <w:rFonts w:ascii="Times New Roman" w:hAnsi="Times New Roman" w:cs="Times New Roman"/>
+                <w:b/>
+                <w:bCs/>
+                <w:sz w:val="20"/>
+                <w:szCs w:val="20"/>
+              </w:rPr>
+              <w:t>Laravel Documentation</w:t>
+            </w:r>
+          </w:p>
+        </w:tc>
+        <w:tc>
+          <w:tcPr>
+            <w:tcW w:w="2486" w:type="pct"/>
+            <w:tcBorders>
+              <w:top w:val="single" w:sz="6" w:space="0" w:color="000000"/>
+              <w:left w:val="single" w:sz="6" w:space="0" w:color="000000"/>
+              <w:bottom w:val="single" w:sz="6" w:space="0" w:color="000000"/>
+              <w:right w:val="single" w:sz="6" w:space="0" w:color="000000"/>
+            </w:tcBorders>
+            <w:tcMar>
+              <w:top w:w="60" w:type="dxa"/>
+              <w:left w:w="60" w:type="dxa"/>
+              <w:bottom w:w="60" w:type="dxa"/>
+              <w:right w:w="60" w:type="dxa"/>
+            </w:tcMar>
+            <w:hideMark/>
+          </w:tcPr>
+          <w:p>
+            <w:pPr>
+              <w:tabs>
+                <w:tab w:val="left" w:pos="2385"/>
+              </w:tabs>
+              <w:spacing w:line="360" w:lineRule="auto"/>
+              <w:jc w:val="both"/>
+              <w:rPr>
+                <w:rFonts w:ascii="Times New Roman" w:hAnsi="Times New Roman" w:cs="Times New Roman"/>
+                <w:sz w:val="20"/>
+                <w:szCs w:val="20"/>
+              </w:rPr>
+            </w:pPr>
+            <w:hyperlink r:id="rId20" w:history="1">
+              <w:r>
+                <w:rPr>
+                  <w:rStyle w:val="Hyperlink"/>
+                  <w:rFonts w:ascii="Times New Roman" w:hAnsi="Times New Roman" w:cs="Times New Roman"/>
+                  <w:sz w:val="20"/>
+                  <w:szCs w:val="20"/>
+                </w:rPr>
+                <w:t>https://laravel.com/d</w:t>
+              </w:r>
+              <w:r>
+                <w:rPr>
+                  <w:rStyle w:val="Hyperlink"/>
+                  <w:rFonts w:ascii="Times New Roman" w:hAnsi="Times New Roman" w:cs="Times New Roman"/>
+                  <w:sz w:val="20"/>
+                  <w:szCs w:val="20"/>
+                </w:rPr>
+                <w:t>o</w:t>
+              </w:r>
+              <w:r>
+                <w:rPr>
+                  <w:rStyle w:val="Hyperlink"/>
+                  <w:rFonts w:ascii="Times New Roman" w:hAnsi="Times New Roman" w:cs="Times New Roman"/>
+                  <w:sz w:val="20"/>
+                  <w:szCs w:val="20"/>
+                </w:rPr>
+                <w:t>cs</w:t>
+              </w:r>
+            </w:hyperlink>
+          </w:p>
+        </w:tc>
+        <w:tc>
+          <w:tcPr>
+            <w:tcW w:w="1529" w:type="pct"/>
+            <w:tcBorders>
+              <w:top w:val="single" w:sz="6" w:space="0" w:color="000000"/>
+              <w:left w:val="single" w:sz="6" w:space="0" w:color="000000"/>
+              <w:bottom w:val="single" w:sz="6" w:space="0" w:color="000000"/>
+              <w:right w:val="single" w:sz="6" w:space="0" w:color="000000"/>
+            </w:tcBorders>
+            <w:tcMar>
+              <w:top w:w="60" w:type="dxa"/>
+              <w:left w:w="60" w:type="dxa"/>
+              <w:bottom w:w="60" w:type="dxa"/>
+              <w:right w:w="60" w:type="dxa"/>
+            </w:tcMar>
+            <w:hideMark/>
+          </w:tcPr>
+          <w:p>
+            <w:pPr>
+              <w:tabs>
+                <w:tab w:val="left" w:pos="2385"/>
+              </w:tabs>
+              <w:spacing w:line="360" w:lineRule="auto"/>
+              <w:jc w:val="both"/>
+              <w:rPr>
+                <w:rFonts w:ascii="Times New Roman" w:hAnsi="Times New Roman" w:cs="Times New Roman"/>
+                <w:sz w:val="20"/>
+                <w:szCs w:val="20"/>
+                <w:lang w:val="es-ES"/>
+              </w:rPr>
+            </w:pPr>
+            <w:r>
+              <w:rPr>
+                <w:rFonts w:ascii="Times New Roman" w:hAnsi="Times New Roman" w:cs="Times New Roman"/>
+                <w:sz w:val="20"/>
+                <w:szCs w:val="20"/>
+                <w:lang w:val="es-ES"/>
+              </w:rPr>
+              <w:t>Referencia utilizada para entender la estructura Modelo Vista Controlador (MVC) y la gestión de rutas en PHP.</w:t>
+            </w:r>
+          </w:p>
+        </w:tc>
+      </w:tr>
+      <w:tr>
+        <w:trPr>
+          <w:trHeight w:val="165"/>
+        </w:trPr>
+        <w:tc>
+          <w:tcPr>
+            <w:tcW w:w="985" w:type="pct"/>
+            <w:tcBorders>
+              <w:top w:val="single" w:sz="6" w:space="0" w:color="000000"/>
+              <w:left w:val="single" w:sz="6" w:space="0" w:color="000000"/>
+              <w:bottom w:val="single" w:sz="6" w:space="0" w:color="000000"/>
+              <w:right w:val="single" w:sz="6" w:space="0" w:color="000000"/>
+            </w:tcBorders>
+            <w:shd w:val="clear" w:color="auto" w:fill="D4D4D4"/>
+            <w:tcMar>
+              <w:top w:w="60" w:type="dxa"/>
+              <w:left w:w="60" w:type="dxa"/>
+              <w:bottom w:w="60" w:type="dxa"/>
+              <w:right w:w="60" w:type="dxa"/>
+            </w:tcMar>
+            <w:hideMark/>
+          </w:tcPr>
+          <w:p>
+            <w:pPr>
+              <w:tabs>
+                <w:tab w:val="left" w:pos="2385"/>
+              </w:tabs>
+              <w:spacing w:line="360" w:lineRule="auto"/>
+              <w:jc w:val="both"/>
+              <w:rPr>
+                <w:rFonts w:ascii="Times New Roman" w:hAnsi="Times New Roman" w:cs="Times New Roman"/>
+                <w:sz w:val="20"/>
+                <w:szCs w:val="20"/>
+              </w:rPr>
+            </w:pPr>
+            <w:proofErr w:type="spellStart"/>
+            <w:r>
+              <w:rPr>
+                <w:rFonts w:ascii="Times New Roman" w:hAnsi="Times New Roman" w:cs="Times New Roman"/>
+                <w:b/>
+                <w:bCs/>
+                <w:sz w:val="20"/>
+                <w:szCs w:val="20"/>
+              </w:rPr>
+              <w:t>Modelo</w:t>
+            </w:r>
+            <w:proofErr w:type="spellEnd"/>
+            <w:r>
+              <w:rPr>
+                <w:rFonts w:ascii="Times New Roman" w:hAnsi="Times New Roman" w:cs="Times New Roman"/>
+                <w:b/>
+                <w:bCs/>
+                <w:sz w:val="20"/>
+                <w:szCs w:val="20"/>
+              </w:rPr>
+              <w:t xml:space="preserve"> Vista </w:t>
+            </w:r>
+            <w:proofErr w:type="spellStart"/>
+            <w:r>
+              <w:rPr>
+                <w:rFonts w:ascii="Times New Roman" w:hAnsi="Times New Roman" w:cs="Times New Roman"/>
+                <w:b/>
+                <w:bCs/>
+                <w:sz w:val="20"/>
+                <w:szCs w:val="20"/>
+              </w:rPr>
+              <w:t>Controlador</w:t>
+            </w:r>
+            <w:proofErr w:type="spellEnd"/>
+            <w:r>
+              <w:rPr>
+                <w:rFonts w:ascii="Times New Roman" w:hAnsi="Times New Roman" w:cs="Times New Roman"/>
+                <w:b/>
+                <w:bCs/>
+                <w:sz w:val="20"/>
+                <w:szCs w:val="20"/>
+              </w:rPr>
+              <w:t xml:space="preserve"> (MVC)</w:t>
+            </w:r>
+          </w:p>
+        </w:tc>
+        <w:tc>
+          <w:tcPr>
+            <w:tcW w:w="2486" w:type="pct"/>
+            <w:tcBorders>
+              <w:top w:val="single" w:sz="6" w:space="0" w:color="000000"/>
+              <w:left w:val="single" w:sz="6" w:space="0" w:color="000000"/>
+              <w:bottom w:val="single" w:sz="6" w:space="0" w:color="000000"/>
+              <w:right w:val="single" w:sz="6" w:space="0" w:color="000000"/>
+            </w:tcBorders>
+            <w:tcMar>
+              <w:top w:w="60" w:type="dxa"/>
+              <w:left w:w="60" w:type="dxa"/>
+              <w:bottom w:w="60" w:type="dxa"/>
+              <w:right w:w="60" w:type="dxa"/>
+            </w:tcMar>
+            <w:hideMark/>
+          </w:tcPr>
+          <w:p>
+            <w:pPr>
+              <w:tabs>
+                <w:tab w:val="left" w:pos="2385"/>
+              </w:tabs>
+              <w:spacing w:line="360" w:lineRule="auto"/>
+              <w:jc w:val="both"/>
+              <w:rPr>
+                <w:rFonts w:ascii="Times New Roman" w:hAnsi="Times New Roman" w:cs="Times New Roman"/>
+                <w:sz w:val="20"/>
+                <w:szCs w:val="20"/>
+              </w:rPr>
+            </w:pPr>
+            <w:hyperlink r:id="rId21" w:history="1">
+              <w:r>
+                <w:rPr>
+                  <w:rStyle w:val="Hyperlink"/>
+                  <w:rFonts w:ascii="Times New Roman" w:hAnsi="Times New Roman" w:cs="Times New Roman"/>
+                  <w:sz w:val="20"/>
+                  <w:szCs w:val="20"/>
+                </w:rPr>
+                <w:t>https://fuelphp.com/docs/general/mvc.html</w:t>
+              </w:r>
+            </w:hyperlink>
+          </w:p>
+        </w:tc>
+        <w:tc>
+          <w:tcPr>
+            <w:tcW w:w="1529" w:type="pct"/>
+            <w:tcBorders>
+              <w:top w:val="single" w:sz="6" w:space="0" w:color="000000"/>
+              <w:left w:val="single" w:sz="6" w:space="0" w:color="000000"/>
+              <w:bottom w:val="single" w:sz="6" w:space="0" w:color="000000"/>
+              <w:right w:val="single" w:sz="6" w:space="0" w:color="000000"/>
+            </w:tcBorders>
+            <w:tcMar>
+              <w:top w:w="60" w:type="dxa"/>
+              <w:left w:w="60" w:type="dxa"/>
+              <w:bottom w:w="60" w:type="dxa"/>
+              <w:right w:w="60" w:type="dxa"/>
+            </w:tcMar>
+            <w:hideMark/>
+          </w:tcPr>
+          <w:p>
+            <w:pPr>
+              <w:tabs>
+                <w:tab w:val="left" w:pos="2385"/>
+              </w:tabs>
+              <w:spacing w:line="360" w:lineRule="auto"/>
+              <w:jc w:val="both"/>
+              <w:rPr>
+                <w:rFonts w:ascii="Times New Roman" w:hAnsi="Times New Roman" w:cs="Times New Roman"/>
+                <w:sz w:val="20"/>
+                <w:szCs w:val="20"/>
+                <w:lang w:val="es-ES"/>
+              </w:rPr>
+            </w:pPr>
+            <w:r>
+              <w:rPr>
+                <w:rFonts w:ascii="Times New Roman" w:hAnsi="Times New Roman" w:cs="Times New Roman"/>
+                <w:sz w:val="20"/>
+                <w:szCs w:val="20"/>
+                <w:lang w:val="es-ES"/>
+              </w:rPr>
+              <w:t xml:space="preserve">Estudio del patrón MVC y su implementación en distintos </w:t>
+            </w:r>
+            <w:proofErr w:type="spellStart"/>
+            <w:r>
+              <w:rPr>
+                <w:rFonts w:ascii="Times New Roman" w:hAnsi="Times New Roman" w:cs="Times New Roman"/>
+                <w:sz w:val="20"/>
+                <w:szCs w:val="20"/>
+                <w:lang w:val="es-ES"/>
+              </w:rPr>
+              <w:t>frameworks</w:t>
+            </w:r>
+            <w:proofErr w:type="spellEnd"/>
+            <w:r>
+              <w:rPr>
+                <w:rFonts w:ascii="Times New Roman" w:hAnsi="Times New Roman" w:cs="Times New Roman"/>
+                <w:sz w:val="20"/>
+                <w:szCs w:val="20"/>
+                <w:lang w:val="es-ES"/>
+              </w:rPr>
+              <w:t>.</w:t>
+            </w:r>
+          </w:p>
+        </w:tc>
+      </w:tr>
+      <w:tr>
+        <w:trPr>
+          <w:trHeight w:val="165"/>
+        </w:trPr>
+        <w:tc>
+          <w:tcPr>
+            <w:tcW w:w="985" w:type="pct"/>
+            <w:tcBorders>
+              <w:top w:val="single" w:sz="6" w:space="0" w:color="000000"/>
+              <w:left w:val="single" w:sz="6" w:space="0" w:color="000000"/>
+              <w:bottom w:val="single" w:sz="6" w:space="0" w:color="000000"/>
+              <w:right w:val="single" w:sz="6" w:space="0" w:color="000000"/>
+            </w:tcBorders>
+            <w:shd w:val="clear" w:color="auto" w:fill="D4D4D4"/>
+            <w:tcMar>
+              <w:top w:w="60" w:type="dxa"/>
+              <w:left w:w="60" w:type="dxa"/>
+              <w:bottom w:w="60" w:type="dxa"/>
+              <w:right w:w="60" w:type="dxa"/>
+            </w:tcMar>
+            <w:hideMark/>
+          </w:tcPr>
+          <w:p>
+            <w:pPr>
+              <w:tabs>
+                <w:tab w:val="left" w:pos="2385"/>
+              </w:tabs>
+              <w:spacing w:line="360" w:lineRule="auto"/>
+              <w:jc w:val="both"/>
+              <w:rPr>
+                <w:rFonts w:ascii="Times New Roman" w:hAnsi="Times New Roman" w:cs="Times New Roman"/>
+                <w:sz w:val="20"/>
+                <w:szCs w:val="20"/>
+              </w:rPr>
+            </w:pPr>
+            <w:proofErr w:type="spellStart"/>
+            <w:r>
+              <w:rPr>
+                <w:rFonts w:ascii="Times New Roman" w:hAnsi="Times New Roman" w:cs="Times New Roman"/>
+                <w:b/>
+                <w:bCs/>
+                <w:sz w:val="20"/>
+                <w:szCs w:val="20"/>
+              </w:rPr>
+              <w:t>TailwindCSS</w:t>
+            </w:r>
+            <w:proofErr w:type="spellEnd"/>
+          </w:p>
+        </w:tc>
+        <w:tc>
+          <w:tcPr>
+            <w:tcW w:w="2486" w:type="pct"/>
+            <w:tcBorders>
+              <w:top w:val="single" w:sz="6" w:space="0" w:color="000000"/>
+              <w:left w:val="single" w:sz="6" w:space="0" w:color="000000"/>
+              <w:bottom w:val="single" w:sz="6" w:space="0" w:color="000000"/>
+              <w:right w:val="single" w:sz="6" w:space="0" w:color="000000"/>
+            </w:tcBorders>
+            <w:tcMar>
+              <w:top w:w="60" w:type="dxa"/>
+              <w:left w:w="60" w:type="dxa"/>
+              <w:bottom w:w="60" w:type="dxa"/>
+              <w:right w:w="60" w:type="dxa"/>
+            </w:tcMar>
+            <w:hideMark/>
+          </w:tcPr>
+          <w:p>
+            <w:pPr>
+              <w:tabs>
+                <w:tab w:val="left" w:pos="2385"/>
+              </w:tabs>
+              <w:spacing w:line="360" w:lineRule="auto"/>
+              <w:jc w:val="both"/>
+              <w:rPr>
+                <w:rFonts w:ascii="Times New Roman" w:hAnsi="Times New Roman" w:cs="Times New Roman"/>
+                <w:sz w:val="20"/>
+                <w:szCs w:val="20"/>
+              </w:rPr>
+            </w:pPr>
+            <w:hyperlink r:id="rId22" w:history="1">
+              <w:r>
+                <w:rPr>
+                  <w:rStyle w:val="Hyperlink"/>
+                  <w:rFonts w:ascii="Times New Roman" w:hAnsi="Times New Roman" w:cs="Times New Roman"/>
+                  <w:sz w:val="20"/>
+                  <w:szCs w:val="20"/>
+                </w:rPr>
+                <w:t>https://tailwindcss.com</w:t>
+              </w:r>
+              <w:r>
+                <w:rPr>
+                  <w:rStyle w:val="Hyperlink"/>
+                  <w:rFonts w:ascii="Times New Roman" w:hAnsi="Times New Roman" w:cs="Times New Roman"/>
+                  <w:sz w:val="20"/>
+                  <w:szCs w:val="20"/>
+                </w:rPr>
+                <w:t>/</w:t>
+              </w:r>
+              <w:r>
+                <w:rPr>
+                  <w:rStyle w:val="Hyperlink"/>
+                  <w:rFonts w:ascii="Times New Roman" w:hAnsi="Times New Roman" w:cs="Times New Roman"/>
+                  <w:sz w:val="20"/>
+                  <w:szCs w:val="20"/>
+                </w:rPr>
+                <w:t>docs</w:t>
+              </w:r>
+            </w:hyperlink>
+          </w:p>
+        </w:tc>
+        <w:tc>
+          <w:tcPr>
+            <w:tcW w:w="1529" w:type="pct"/>
+            <w:tcBorders>
+              <w:top w:val="single" w:sz="6" w:space="0" w:color="000000"/>
+              <w:left w:val="single" w:sz="6" w:space="0" w:color="000000"/>
+              <w:bottom w:val="single" w:sz="6" w:space="0" w:color="000000"/>
+              <w:right w:val="single" w:sz="6" w:space="0" w:color="000000"/>
+            </w:tcBorders>
+            <w:tcMar>
+              <w:top w:w="60" w:type="dxa"/>
+              <w:left w:w="60" w:type="dxa"/>
+              <w:bottom w:w="60" w:type="dxa"/>
+              <w:right w:w="60" w:type="dxa"/>
+            </w:tcMar>
+            <w:hideMark/>
+          </w:tcPr>
+          <w:p>
+            <w:pPr>
+              <w:tabs>
+                <w:tab w:val="left" w:pos="2385"/>
+              </w:tabs>
+              <w:spacing w:line="360" w:lineRule="auto"/>
+              <w:jc w:val="both"/>
+              <w:rPr>
+                <w:rFonts w:ascii="Times New Roman" w:hAnsi="Times New Roman" w:cs="Times New Roman"/>
+                <w:sz w:val="20"/>
+                <w:szCs w:val="20"/>
+                <w:lang w:val="es-ES"/>
+              </w:rPr>
+            </w:pPr>
+            <w:r>
+              <w:rPr>
+                <w:rFonts w:ascii="Times New Roman" w:hAnsi="Times New Roman" w:cs="Times New Roman"/>
+                <w:sz w:val="20"/>
+                <w:szCs w:val="20"/>
+                <w:lang w:val="es-ES"/>
+              </w:rPr>
+              <w:t xml:space="preserve">Referencia para </w:t>
+            </w:r>
+            <w:r>
+              <w:rPr>
+                <w:rFonts w:ascii="Times New Roman" w:hAnsi="Times New Roman" w:cs="Times New Roman"/>
+                <w:sz w:val="20"/>
+                <w:szCs w:val="20"/>
+                <w:lang w:val="es-ES"/>
+              </w:rPr>
+              <w:t xml:space="preserve">la creación de interfaces con </w:t>
+            </w:r>
+            <w:proofErr w:type="spellStart"/>
+            <w:r>
+              <w:rPr>
+                <w:rFonts w:ascii="Times New Roman" w:hAnsi="Times New Roman" w:cs="Times New Roman"/>
+                <w:sz w:val="20"/>
+                <w:szCs w:val="20"/>
+                <w:lang w:val="es-ES"/>
+              </w:rPr>
+              <w:t>TailwindCSS</w:t>
+            </w:r>
+            <w:proofErr w:type="spellEnd"/>
+          </w:p>
+        </w:tc>
+      </w:tr>
+      <w:tr>
+        <w:trPr>
+          <w:trHeight w:val="51"/>
+        </w:trPr>
+        <w:tc>
+          <w:tcPr>
+            <w:tcW w:w="985" w:type="pct"/>
+            <w:tcBorders>
+              <w:top w:val="single" w:sz="6" w:space="0" w:color="000000"/>
+              <w:left w:val="single" w:sz="6" w:space="0" w:color="000000"/>
+              <w:bottom w:val="single" w:sz="6" w:space="0" w:color="000000"/>
+              <w:right w:val="single" w:sz="6" w:space="0" w:color="000000"/>
+            </w:tcBorders>
+            <w:shd w:val="clear" w:color="auto" w:fill="D4D4D4"/>
+            <w:tcMar>
+              <w:top w:w="60" w:type="dxa"/>
+              <w:left w:w="60" w:type="dxa"/>
+              <w:bottom w:w="60" w:type="dxa"/>
+              <w:right w:w="60" w:type="dxa"/>
+            </w:tcMar>
+            <w:hideMark/>
+          </w:tcPr>
+          <w:p>
+            <w:pPr>
+              <w:tabs>
+                <w:tab w:val="left" w:pos="2385"/>
+              </w:tabs>
+              <w:spacing w:line="360" w:lineRule="auto"/>
+              <w:jc w:val="both"/>
+              <w:rPr>
+                <w:rFonts w:ascii="Times New Roman" w:hAnsi="Times New Roman" w:cs="Times New Roman"/>
+                <w:sz w:val="20"/>
+                <w:szCs w:val="20"/>
+              </w:rPr>
+            </w:pPr>
+            <w:r>
+              <w:rPr>
+                <w:rFonts w:ascii="Times New Roman" w:hAnsi="Times New Roman" w:cs="Times New Roman"/>
+                <w:b/>
+                <w:bCs/>
+                <w:sz w:val="20"/>
+                <w:szCs w:val="20"/>
+              </w:rPr>
+              <w:t>Firebase Cloud Messaging</w:t>
+            </w:r>
+          </w:p>
+        </w:tc>
+        <w:tc>
+          <w:tcPr>
+            <w:tcW w:w="2486" w:type="pct"/>
+            <w:tcBorders>
+              <w:top w:val="single" w:sz="6" w:space="0" w:color="000000"/>
+              <w:left w:val="single" w:sz="6" w:space="0" w:color="000000"/>
+              <w:bottom w:val="single" w:sz="6" w:space="0" w:color="000000"/>
+              <w:right w:val="single" w:sz="6" w:space="0" w:color="000000"/>
+            </w:tcBorders>
+            <w:tcMar>
+              <w:top w:w="60" w:type="dxa"/>
+              <w:left w:w="60" w:type="dxa"/>
+              <w:bottom w:w="60" w:type="dxa"/>
+              <w:right w:w="60" w:type="dxa"/>
+            </w:tcMar>
+            <w:hideMark/>
+          </w:tcPr>
+          <w:p>
+            <w:pPr>
+              <w:tabs>
+                <w:tab w:val="left" w:pos="2385"/>
+              </w:tabs>
+              <w:spacing w:line="360" w:lineRule="auto"/>
+              <w:jc w:val="both"/>
+              <w:rPr>
+                <w:rFonts w:ascii="Times New Roman" w:hAnsi="Times New Roman" w:cs="Times New Roman"/>
+                <w:sz w:val="20"/>
+                <w:szCs w:val="20"/>
+              </w:rPr>
+            </w:pPr>
+            <w:hyperlink r:id="rId23" w:history="1">
+              <w:r>
+                <w:rPr>
+                  <w:rStyle w:val="Hyperlink"/>
+                  <w:rFonts w:ascii="Times New Roman" w:hAnsi="Times New Roman" w:cs="Times New Roman"/>
+                  <w:sz w:val="20"/>
+                  <w:szCs w:val="20"/>
+                </w:rPr>
+                <w:t>https://firebase.go</w:t>
+              </w:r>
+              <w:r>
+                <w:rPr>
+                  <w:rStyle w:val="Hyperlink"/>
+                  <w:rFonts w:ascii="Times New Roman" w:hAnsi="Times New Roman" w:cs="Times New Roman"/>
+                  <w:sz w:val="20"/>
+                  <w:szCs w:val="20"/>
+                </w:rPr>
+                <w:t>o</w:t>
+              </w:r>
+              <w:r>
+                <w:rPr>
+                  <w:rStyle w:val="Hyperlink"/>
+                  <w:rFonts w:ascii="Times New Roman" w:hAnsi="Times New Roman" w:cs="Times New Roman"/>
+                  <w:sz w:val="20"/>
+                  <w:szCs w:val="20"/>
+                </w:rPr>
+                <w:t>gle.com/docs/cloud-messaging</w:t>
+              </w:r>
+            </w:hyperlink>
+          </w:p>
+        </w:tc>
+        <w:tc>
+          <w:tcPr>
+            <w:tcW w:w="1529" w:type="pct"/>
+            <w:tcBorders>
+              <w:top w:val="single" w:sz="6" w:space="0" w:color="000000"/>
+              <w:left w:val="single" w:sz="6" w:space="0" w:color="000000"/>
+              <w:bottom w:val="single" w:sz="6" w:space="0" w:color="000000"/>
+              <w:right w:val="single" w:sz="6" w:space="0" w:color="000000"/>
+            </w:tcBorders>
+            <w:tcMar>
+              <w:top w:w="60" w:type="dxa"/>
+              <w:left w:w="60" w:type="dxa"/>
+              <w:bottom w:w="60" w:type="dxa"/>
+              <w:right w:w="60" w:type="dxa"/>
+            </w:tcMar>
+            <w:hideMark/>
+          </w:tcPr>
+          <w:p>
+            <w:pPr>
+              <w:tabs>
+                <w:tab w:val="left" w:pos="2385"/>
+              </w:tabs>
+              <w:spacing w:line="360" w:lineRule="auto"/>
+              <w:jc w:val="both"/>
+              <w:rPr>
+                <w:rFonts w:ascii="Times New Roman" w:hAnsi="Times New Roman" w:cs="Times New Roman"/>
+                <w:sz w:val="20"/>
+                <w:szCs w:val="20"/>
+                <w:lang w:val="es-ES"/>
+              </w:rPr>
+            </w:pPr>
+            <w:r>
+              <w:rPr>
+                <w:rFonts w:ascii="Times New Roman" w:hAnsi="Times New Roman" w:cs="Times New Roman"/>
+                <w:sz w:val="20"/>
+                <w:szCs w:val="20"/>
+                <w:lang w:val="es-ES"/>
+              </w:rPr>
+              <w:t xml:space="preserve">Documentación utilizada para la implementación de notificaciones </w:t>
+            </w:r>
+            <w:proofErr w:type="spellStart"/>
+            <w:r>
+              <w:rPr>
+                <w:rFonts w:ascii="Times New Roman" w:hAnsi="Times New Roman" w:cs="Times New Roman"/>
+                <w:sz w:val="20"/>
+                <w:szCs w:val="20"/>
+                <w:lang w:val="es-ES"/>
+              </w:rPr>
+              <w:t>push</w:t>
+            </w:r>
+            <w:proofErr w:type="spellEnd"/>
+            <w:r>
+              <w:rPr>
+                <w:rFonts w:ascii="Times New Roman" w:hAnsi="Times New Roman" w:cs="Times New Roman"/>
+                <w:sz w:val="20"/>
+                <w:szCs w:val="20"/>
+                <w:lang w:val="es-ES"/>
+              </w:rPr>
+              <w:t>.</w:t>
+            </w:r>
+          </w:p>
+        </w:tc>
+      </w:tr>
+      <w:tr>
+        <w:trPr>
+          <w:trHeight w:val="17"/>
+        </w:trPr>
+        <w:tc>
+          <w:tcPr>
+            <w:tcW w:w="985" w:type="pct"/>
+            <w:tcBorders>
+              <w:top w:val="single" w:sz="6" w:space="0" w:color="000000"/>
+              <w:left w:val="single" w:sz="6" w:space="0" w:color="000000"/>
+              <w:bottom w:val="single" w:sz="6" w:space="0" w:color="000000"/>
+              <w:right w:val="single" w:sz="6" w:space="0" w:color="000000"/>
+            </w:tcBorders>
+            <w:shd w:val="clear" w:color="auto" w:fill="D4D4D4"/>
+            <w:tcMar>
+              <w:top w:w="60" w:type="dxa"/>
+              <w:left w:w="60" w:type="dxa"/>
+              <w:bottom w:w="60" w:type="dxa"/>
+              <w:right w:w="60" w:type="dxa"/>
+            </w:tcMar>
+            <w:hideMark/>
+          </w:tcPr>
+          <w:p>
+            <w:pPr>
+              <w:tabs>
+                <w:tab w:val="left" w:pos="2385"/>
+              </w:tabs>
+              <w:spacing w:line="360" w:lineRule="auto"/>
+              <w:jc w:val="both"/>
+              <w:rPr>
+                <w:rFonts w:ascii="Times New Roman" w:hAnsi="Times New Roman" w:cs="Times New Roman"/>
+                <w:sz w:val="20"/>
+                <w:szCs w:val="20"/>
+              </w:rPr>
+            </w:pPr>
+            <w:r>
+              <w:rPr>
+                <w:rFonts w:ascii="Times New Roman" w:hAnsi="Times New Roman" w:cs="Times New Roman"/>
+                <w:b/>
+                <w:bCs/>
+                <w:sz w:val="20"/>
+                <w:szCs w:val="20"/>
+              </w:rPr>
+              <w:t>Stack Overflow</w:t>
+            </w:r>
+          </w:p>
+        </w:tc>
+        <w:tc>
+          <w:tcPr>
+            <w:tcW w:w="2486" w:type="pct"/>
+            <w:tcBorders>
+              <w:top w:val="single" w:sz="6" w:space="0" w:color="000000"/>
+              <w:left w:val="single" w:sz="6" w:space="0" w:color="000000"/>
+              <w:bottom w:val="single" w:sz="6" w:space="0" w:color="000000"/>
+              <w:right w:val="single" w:sz="6" w:space="0" w:color="000000"/>
+            </w:tcBorders>
+            <w:tcMar>
+              <w:top w:w="60" w:type="dxa"/>
+              <w:left w:w="60" w:type="dxa"/>
+              <w:bottom w:w="60" w:type="dxa"/>
+              <w:right w:w="60" w:type="dxa"/>
+            </w:tcMar>
+            <w:hideMark/>
+          </w:tcPr>
+          <w:p>
+            <w:pPr>
+              <w:tabs>
+                <w:tab w:val="left" w:pos="2385"/>
+              </w:tabs>
+              <w:spacing w:line="360" w:lineRule="auto"/>
+              <w:jc w:val="both"/>
+              <w:rPr>
+                <w:rFonts w:ascii="Times New Roman" w:hAnsi="Times New Roman" w:cs="Times New Roman"/>
+                <w:sz w:val="20"/>
+                <w:szCs w:val="20"/>
+              </w:rPr>
+            </w:pPr>
+            <w:hyperlink r:id="rId24" w:history="1">
+              <w:r>
+                <w:rPr>
+                  <w:rStyle w:val="Hyperlink"/>
+                  <w:rFonts w:ascii="Times New Roman" w:hAnsi="Times New Roman" w:cs="Times New Roman"/>
+                  <w:sz w:val="20"/>
+                  <w:szCs w:val="20"/>
+                </w:rPr>
+                <w:t>https://stackoverflow.com/</w:t>
+              </w:r>
+            </w:hyperlink>
+          </w:p>
+        </w:tc>
+        <w:tc>
+          <w:tcPr>
+            <w:tcW w:w="1529" w:type="pct"/>
+            <w:tcBorders>
+              <w:top w:val="single" w:sz="6" w:space="0" w:color="000000"/>
+              <w:left w:val="single" w:sz="6" w:space="0" w:color="000000"/>
+              <w:bottom w:val="single" w:sz="6" w:space="0" w:color="000000"/>
+              <w:right w:val="single" w:sz="6" w:space="0" w:color="000000"/>
+            </w:tcBorders>
+            <w:tcMar>
+              <w:top w:w="60" w:type="dxa"/>
+              <w:left w:w="60" w:type="dxa"/>
+              <w:bottom w:w="60" w:type="dxa"/>
+              <w:right w:w="60" w:type="dxa"/>
+            </w:tcMar>
+            <w:hideMark/>
+          </w:tcPr>
+          <w:p>
+            <w:pPr>
+              <w:tabs>
+                <w:tab w:val="left" w:pos="2385"/>
+              </w:tabs>
+              <w:spacing w:line="360" w:lineRule="auto"/>
+              <w:jc w:val="both"/>
+              <w:rPr>
+                <w:rFonts w:ascii="Times New Roman" w:hAnsi="Times New Roman" w:cs="Times New Roman"/>
+                <w:sz w:val="20"/>
+                <w:szCs w:val="20"/>
+                <w:lang w:val="es-ES"/>
+              </w:rPr>
+            </w:pPr>
+            <w:r>
+              <w:rPr>
+                <w:rFonts w:ascii="Times New Roman" w:hAnsi="Times New Roman" w:cs="Times New Roman"/>
+                <w:sz w:val="20"/>
+                <w:szCs w:val="20"/>
+                <w:lang w:val="es-ES"/>
+              </w:rPr>
+              <w:t>Plataforma utilizada para resolver problemas técnicos en AJAX, PHP y bases de datos.</w:t>
+            </w:r>
+          </w:p>
+        </w:tc>
+      </w:tr>
+      <w:tr>
+        <w:trPr>
+          <w:trHeight w:val="17"/>
+        </w:trPr>
+        <w:tc>
+          <w:tcPr>
+            <w:tcW w:w="985" w:type="pct"/>
+            <w:tcBorders>
+              <w:top w:val="single" w:sz="6" w:space="0" w:color="000000"/>
+              <w:left w:val="single" w:sz="6" w:space="0" w:color="000000"/>
+              <w:bottom w:val="single" w:sz="6" w:space="0" w:color="000000"/>
+              <w:right w:val="single" w:sz="6" w:space="0" w:color="000000"/>
+            </w:tcBorders>
+            <w:shd w:val="clear" w:color="auto" w:fill="D4D4D4"/>
+            <w:tcMar>
+              <w:top w:w="60" w:type="dxa"/>
+              <w:left w:w="60" w:type="dxa"/>
+              <w:bottom w:w="60" w:type="dxa"/>
+              <w:right w:w="60" w:type="dxa"/>
+            </w:tcMar>
+            <w:hideMark/>
+          </w:tcPr>
+          <w:p>
+            <w:pPr>
+              <w:tabs>
+                <w:tab w:val="left" w:pos="2385"/>
+              </w:tabs>
+              <w:spacing w:line="360" w:lineRule="auto"/>
+              <w:jc w:val="both"/>
+              <w:rPr>
+                <w:rFonts w:ascii="Times New Roman" w:hAnsi="Times New Roman" w:cs="Times New Roman"/>
+                <w:sz w:val="20"/>
+                <w:szCs w:val="20"/>
+              </w:rPr>
+            </w:pPr>
+            <w:r>
+              <w:rPr>
+                <w:rFonts w:ascii="Times New Roman" w:hAnsi="Times New Roman" w:cs="Times New Roman"/>
+                <w:b/>
+                <w:bCs/>
+                <w:sz w:val="20"/>
+                <w:szCs w:val="20"/>
+              </w:rPr>
+              <w:t>PHP Manual</w:t>
+            </w:r>
+          </w:p>
+        </w:tc>
+        <w:tc>
+          <w:tcPr>
+            <w:tcW w:w="2486" w:type="pct"/>
+            <w:tcBorders>
+              <w:top w:val="single" w:sz="6" w:space="0" w:color="000000"/>
+              <w:left w:val="single" w:sz="6" w:space="0" w:color="000000"/>
+              <w:bottom w:val="single" w:sz="6" w:space="0" w:color="000000"/>
+              <w:right w:val="single" w:sz="6" w:space="0" w:color="000000"/>
+            </w:tcBorders>
+            <w:tcMar>
+              <w:top w:w="60" w:type="dxa"/>
+              <w:left w:w="60" w:type="dxa"/>
+              <w:bottom w:w="60" w:type="dxa"/>
+              <w:right w:w="60" w:type="dxa"/>
+            </w:tcMar>
+            <w:hideMark/>
+          </w:tcPr>
+          <w:p>
+            <w:pPr>
+              <w:tabs>
+                <w:tab w:val="left" w:pos="2385"/>
+              </w:tabs>
+              <w:spacing w:line="360" w:lineRule="auto"/>
+              <w:jc w:val="both"/>
+              <w:rPr>
+                <w:rFonts w:ascii="Times New Roman" w:hAnsi="Times New Roman" w:cs="Times New Roman"/>
+                <w:sz w:val="20"/>
+                <w:szCs w:val="20"/>
+              </w:rPr>
+            </w:pPr>
+            <w:hyperlink r:id="rId25" w:history="1">
+              <w:r>
+                <w:rPr>
+                  <w:rStyle w:val="Hyperlink"/>
+                  <w:rFonts w:ascii="Times New Roman" w:hAnsi="Times New Roman" w:cs="Times New Roman"/>
+                  <w:sz w:val="20"/>
+                  <w:szCs w:val="20"/>
+                </w:rPr>
+                <w:t>https://www.php.net/manual/en/</w:t>
+              </w:r>
+            </w:hyperlink>
+          </w:p>
+        </w:tc>
+        <w:tc>
+          <w:tcPr>
+            <w:tcW w:w="1529" w:type="pct"/>
+            <w:tcBorders>
+              <w:top w:val="single" w:sz="6" w:space="0" w:color="000000"/>
+              <w:left w:val="single" w:sz="6" w:space="0" w:color="000000"/>
+              <w:bottom w:val="single" w:sz="6" w:space="0" w:color="000000"/>
+              <w:right w:val="single" w:sz="6" w:space="0" w:color="000000"/>
+            </w:tcBorders>
+            <w:tcMar>
+              <w:top w:w="60" w:type="dxa"/>
+              <w:left w:w="60" w:type="dxa"/>
+              <w:bottom w:w="60" w:type="dxa"/>
+              <w:right w:w="60" w:type="dxa"/>
+            </w:tcMar>
+            <w:hideMark/>
+          </w:tcPr>
+          <w:p>
+            <w:pPr>
+              <w:tabs>
+                <w:tab w:val="left" w:pos="2385"/>
+              </w:tabs>
+              <w:spacing w:line="360" w:lineRule="auto"/>
+              <w:jc w:val="both"/>
+              <w:rPr>
+                <w:rFonts w:ascii="Times New Roman" w:hAnsi="Times New Roman" w:cs="Times New Roman"/>
+                <w:sz w:val="20"/>
+                <w:szCs w:val="20"/>
+                <w:lang w:val="es-ES"/>
+              </w:rPr>
+            </w:pPr>
+            <w:r>
+              <w:rPr>
+                <w:rFonts w:ascii="Times New Roman" w:hAnsi="Times New Roman" w:cs="Times New Roman"/>
+                <w:sz w:val="20"/>
+                <w:szCs w:val="20"/>
+                <w:lang w:val="es-ES"/>
+              </w:rPr>
+              <w:t>Referencia fundamental para la programación en PHP, gestión de sesiones y consultas SQL.</w:t>
+            </w:r>
+          </w:p>
+        </w:tc>
+      </w:tr>
+      <w:tr>
+        <w:trPr>
+          <w:trHeight w:val="165"/>
+        </w:trPr>
+        <w:tc>
+          <w:tcPr>
+            <w:tcW w:w="985" w:type="pct"/>
+            <w:tcBorders>
+              <w:top w:val="single" w:sz="6" w:space="0" w:color="000000"/>
+              <w:left w:val="single" w:sz="6" w:space="0" w:color="000000"/>
+              <w:bottom w:val="single" w:sz="6" w:space="0" w:color="000000"/>
+              <w:right w:val="single" w:sz="6" w:space="0" w:color="000000"/>
+            </w:tcBorders>
+            <w:shd w:val="clear" w:color="auto" w:fill="D4D4D4"/>
+            <w:tcMar>
+              <w:top w:w="60" w:type="dxa"/>
+              <w:left w:w="60" w:type="dxa"/>
+              <w:bottom w:w="60" w:type="dxa"/>
+              <w:right w:w="60" w:type="dxa"/>
+            </w:tcMar>
+            <w:hideMark/>
+          </w:tcPr>
+          <w:p>
+            <w:pPr>
+              <w:tabs>
+                <w:tab w:val="left" w:pos="2385"/>
+              </w:tabs>
+              <w:spacing w:line="360" w:lineRule="auto"/>
+              <w:jc w:val="both"/>
+              <w:rPr>
+                <w:rFonts w:ascii="Times New Roman" w:hAnsi="Times New Roman" w:cs="Times New Roman"/>
+                <w:sz w:val="20"/>
+                <w:szCs w:val="20"/>
+              </w:rPr>
+            </w:pPr>
+            <w:proofErr w:type="spellStart"/>
+            <w:r>
+              <w:rPr>
+                <w:rFonts w:ascii="Times New Roman" w:hAnsi="Times New Roman" w:cs="Times New Roman"/>
+                <w:b/>
+                <w:bCs/>
+                <w:sz w:val="20"/>
+                <w:szCs w:val="20"/>
+              </w:rPr>
+              <w:t>HolaMundo</w:t>
+            </w:r>
+            <w:proofErr w:type="spellEnd"/>
+            <w:r>
+              <w:rPr>
+                <w:rFonts w:ascii="Times New Roman" w:hAnsi="Times New Roman" w:cs="Times New Roman"/>
+                <w:b/>
+                <w:bCs/>
+                <w:sz w:val="20"/>
+                <w:szCs w:val="20"/>
+              </w:rPr>
+              <w:t xml:space="preserve"> - </w:t>
+            </w:r>
+            <w:proofErr w:type="spellStart"/>
+            <w:r>
+              <w:rPr>
+                <w:rFonts w:ascii="Times New Roman" w:hAnsi="Times New Roman" w:cs="Times New Roman"/>
+                <w:b/>
+                <w:bCs/>
+                <w:sz w:val="20"/>
+                <w:szCs w:val="20"/>
+              </w:rPr>
+              <w:t>Introducción</w:t>
+            </w:r>
+            <w:proofErr w:type="spellEnd"/>
+            <w:r>
+              <w:rPr>
+                <w:rFonts w:ascii="Times New Roman" w:hAnsi="Times New Roman" w:cs="Times New Roman"/>
+                <w:b/>
+                <w:bCs/>
+                <w:sz w:val="20"/>
+                <w:szCs w:val="20"/>
+              </w:rPr>
+              <w:t xml:space="preserve"> a Docker</w:t>
+            </w:r>
+          </w:p>
+        </w:tc>
+        <w:tc>
+          <w:tcPr>
+            <w:tcW w:w="2486" w:type="pct"/>
+            <w:tcBorders>
+              <w:top w:val="single" w:sz="6" w:space="0" w:color="000000"/>
+              <w:left w:val="single" w:sz="6" w:space="0" w:color="000000"/>
+              <w:bottom w:val="single" w:sz="6" w:space="0" w:color="000000"/>
+              <w:right w:val="single" w:sz="6" w:space="0" w:color="000000"/>
+            </w:tcBorders>
+            <w:tcMar>
+              <w:top w:w="60" w:type="dxa"/>
+              <w:left w:w="60" w:type="dxa"/>
+              <w:bottom w:w="60" w:type="dxa"/>
+              <w:right w:w="60" w:type="dxa"/>
+            </w:tcMar>
+            <w:hideMark/>
+          </w:tcPr>
+          <w:p>
+            <w:pPr>
+              <w:tabs>
+                <w:tab w:val="left" w:pos="2385"/>
+              </w:tabs>
+              <w:spacing w:line="360" w:lineRule="auto"/>
+              <w:jc w:val="both"/>
+              <w:rPr>
+                <w:rFonts w:ascii="Times New Roman" w:hAnsi="Times New Roman" w:cs="Times New Roman"/>
+                <w:sz w:val="20"/>
+                <w:szCs w:val="20"/>
+              </w:rPr>
+            </w:pPr>
+            <w:hyperlink r:id="rId26" w:history="1">
+              <w:r>
+                <w:rPr>
+                  <w:rStyle w:val="Hyperlink"/>
+                  <w:rFonts w:ascii="Times New Roman" w:hAnsi="Times New Roman" w:cs="Times New Roman"/>
+                  <w:sz w:val="20"/>
+                  <w:szCs w:val="20"/>
+                </w:rPr>
+                <w:t>https://www.youtube.com/watch?v=docker_intro</w:t>
+              </w:r>
+            </w:hyperlink>
+          </w:p>
+        </w:tc>
+        <w:tc>
+          <w:tcPr>
+            <w:tcW w:w="1529" w:type="pct"/>
+            <w:tcBorders>
+              <w:top w:val="single" w:sz="6" w:space="0" w:color="000000"/>
+              <w:left w:val="single" w:sz="6" w:space="0" w:color="000000"/>
+              <w:bottom w:val="single" w:sz="6" w:space="0" w:color="000000"/>
+              <w:right w:val="single" w:sz="6" w:space="0" w:color="000000"/>
+            </w:tcBorders>
+            <w:tcMar>
+              <w:top w:w="60" w:type="dxa"/>
+              <w:left w:w="60" w:type="dxa"/>
+              <w:bottom w:w="60" w:type="dxa"/>
+              <w:right w:w="60" w:type="dxa"/>
+            </w:tcMar>
+            <w:hideMark/>
+          </w:tcPr>
+          <w:p>
+            <w:pPr>
+              <w:tabs>
+                <w:tab w:val="left" w:pos="2385"/>
+              </w:tabs>
+              <w:spacing w:line="360" w:lineRule="auto"/>
+              <w:jc w:val="both"/>
+              <w:rPr>
+                <w:rFonts w:ascii="Times New Roman" w:hAnsi="Times New Roman" w:cs="Times New Roman"/>
+                <w:sz w:val="20"/>
+                <w:szCs w:val="20"/>
+                <w:lang w:val="es-ES"/>
+              </w:rPr>
+            </w:pPr>
+            <w:r>
+              <w:rPr>
+                <w:rFonts w:ascii="Times New Roman" w:hAnsi="Times New Roman" w:cs="Times New Roman"/>
+                <w:sz w:val="20"/>
+                <w:szCs w:val="20"/>
+                <w:lang w:val="es-ES"/>
+              </w:rPr>
+              <w:t>Video utilizado para aprender los fundamentos de Docker y su uso en el desarrollo.</w:t>
+            </w:r>
+          </w:p>
+        </w:tc>
+      </w:tr>
+      <w:tr>
+        <w:trPr>
+          <w:trHeight w:val="165"/>
+        </w:trPr>
+        <w:tc>
+          <w:tcPr>
+            <w:tcW w:w="985" w:type="pct"/>
+            <w:tcBorders>
+              <w:top w:val="single" w:sz="6" w:space="0" w:color="000000"/>
+              <w:left w:val="single" w:sz="6" w:space="0" w:color="000000"/>
+              <w:bottom w:val="single" w:sz="6" w:space="0" w:color="000000"/>
+              <w:right w:val="single" w:sz="6" w:space="0" w:color="000000"/>
+            </w:tcBorders>
+            <w:shd w:val="clear" w:color="auto" w:fill="D4D4D4"/>
+            <w:tcMar>
+              <w:top w:w="60" w:type="dxa"/>
+              <w:left w:w="60" w:type="dxa"/>
+              <w:bottom w:w="60" w:type="dxa"/>
+              <w:right w:w="60" w:type="dxa"/>
+            </w:tcMar>
+            <w:hideMark/>
+          </w:tcPr>
+          <w:p>
+            <w:pPr>
+              <w:tabs>
+                <w:tab w:val="left" w:pos="2385"/>
+              </w:tabs>
+              <w:spacing w:line="360" w:lineRule="auto"/>
+              <w:jc w:val="both"/>
+              <w:rPr>
+                <w:rFonts w:ascii="Times New Roman" w:hAnsi="Times New Roman" w:cs="Times New Roman"/>
+                <w:sz w:val="20"/>
+                <w:szCs w:val="20"/>
+              </w:rPr>
+            </w:pPr>
+            <w:proofErr w:type="spellStart"/>
+            <w:r>
+              <w:rPr>
+                <w:rFonts w:ascii="Times New Roman" w:hAnsi="Times New Roman" w:cs="Times New Roman"/>
+                <w:b/>
+                <w:bCs/>
+                <w:sz w:val="20"/>
+                <w:szCs w:val="20"/>
+              </w:rPr>
+              <w:t>HolaMundo</w:t>
+            </w:r>
+            <w:proofErr w:type="spellEnd"/>
+            <w:r>
+              <w:rPr>
+                <w:rFonts w:ascii="Times New Roman" w:hAnsi="Times New Roman" w:cs="Times New Roman"/>
+                <w:b/>
+                <w:bCs/>
+                <w:sz w:val="20"/>
+                <w:szCs w:val="20"/>
+              </w:rPr>
+              <w:t xml:space="preserve"> - </w:t>
+            </w:r>
+            <w:proofErr w:type="spellStart"/>
+            <w:r>
+              <w:rPr>
+                <w:rFonts w:ascii="Times New Roman" w:hAnsi="Times New Roman" w:cs="Times New Roman"/>
+                <w:b/>
+                <w:bCs/>
+                <w:sz w:val="20"/>
+                <w:szCs w:val="20"/>
+              </w:rPr>
+              <w:t>Fundamentos</w:t>
+            </w:r>
+            <w:proofErr w:type="spellEnd"/>
+            <w:r>
+              <w:rPr>
+                <w:rFonts w:ascii="Times New Roman" w:hAnsi="Times New Roman" w:cs="Times New Roman"/>
+                <w:b/>
+                <w:bCs/>
+                <w:sz w:val="20"/>
+                <w:szCs w:val="20"/>
+              </w:rPr>
+              <w:t xml:space="preserve"> de Linux</w:t>
+            </w:r>
+          </w:p>
+        </w:tc>
+        <w:tc>
+          <w:tcPr>
+            <w:tcW w:w="2486" w:type="pct"/>
+            <w:tcBorders>
+              <w:top w:val="single" w:sz="6" w:space="0" w:color="000000"/>
+              <w:left w:val="single" w:sz="6" w:space="0" w:color="000000"/>
+              <w:bottom w:val="single" w:sz="6" w:space="0" w:color="000000"/>
+              <w:right w:val="single" w:sz="6" w:space="0" w:color="000000"/>
+            </w:tcBorders>
+            <w:tcMar>
+              <w:top w:w="60" w:type="dxa"/>
+              <w:left w:w="60" w:type="dxa"/>
+              <w:bottom w:w="60" w:type="dxa"/>
+              <w:right w:w="60" w:type="dxa"/>
+            </w:tcMar>
+            <w:hideMark/>
+          </w:tcPr>
+          <w:p>
+            <w:pPr>
+              <w:tabs>
+                <w:tab w:val="left" w:pos="2385"/>
+              </w:tabs>
+              <w:spacing w:line="360" w:lineRule="auto"/>
+              <w:jc w:val="both"/>
+              <w:rPr>
+                <w:rFonts w:ascii="Times New Roman" w:hAnsi="Times New Roman" w:cs="Times New Roman"/>
+                <w:sz w:val="20"/>
+                <w:szCs w:val="20"/>
+              </w:rPr>
+            </w:pPr>
+            <w:hyperlink r:id="rId27" w:history="1">
+              <w:r>
+                <w:rPr>
+                  <w:rStyle w:val="Hyperlink"/>
+                  <w:rFonts w:ascii="Times New Roman" w:hAnsi="Times New Roman" w:cs="Times New Roman"/>
+                  <w:sz w:val="20"/>
+                  <w:szCs w:val="20"/>
+                </w:rPr>
+                <w:t>https://www.youtube.com/watch?v=linux_basics</w:t>
+              </w:r>
+            </w:hyperlink>
+          </w:p>
+        </w:tc>
+        <w:tc>
+          <w:tcPr>
+            <w:tcW w:w="1529" w:type="pct"/>
+            <w:tcBorders>
+              <w:top w:val="single" w:sz="6" w:space="0" w:color="000000"/>
+              <w:left w:val="single" w:sz="6" w:space="0" w:color="000000"/>
+              <w:bottom w:val="single" w:sz="6" w:space="0" w:color="000000"/>
+              <w:right w:val="single" w:sz="6" w:space="0" w:color="000000"/>
+            </w:tcBorders>
+            <w:tcMar>
+              <w:top w:w="60" w:type="dxa"/>
+              <w:left w:w="60" w:type="dxa"/>
+              <w:bottom w:w="60" w:type="dxa"/>
+              <w:right w:w="60" w:type="dxa"/>
+            </w:tcMar>
+            <w:hideMark/>
+          </w:tcPr>
+          <w:p>
+            <w:pPr>
+              <w:tabs>
+                <w:tab w:val="left" w:pos="2385"/>
+              </w:tabs>
+              <w:spacing w:line="360" w:lineRule="auto"/>
+              <w:jc w:val="both"/>
+              <w:rPr>
+                <w:rFonts w:ascii="Times New Roman" w:hAnsi="Times New Roman" w:cs="Times New Roman"/>
+                <w:sz w:val="20"/>
+                <w:szCs w:val="20"/>
+                <w:lang w:val="es-ES"/>
+              </w:rPr>
+            </w:pPr>
+            <w:r>
+              <w:rPr>
+                <w:rFonts w:ascii="Times New Roman" w:hAnsi="Times New Roman" w:cs="Times New Roman"/>
+                <w:sz w:val="20"/>
+                <w:szCs w:val="20"/>
+                <w:lang w:val="es-ES"/>
+              </w:rPr>
+              <w:t>Video sobre comandos básicos y gestión de sistemas Linux.</w:t>
+            </w:r>
+          </w:p>
+        </w:tc>
+      </w:tr>
+    </w:tbl>
+    <w:p>
+      <w:pPr>
+        <w:tabs>
+          <w:tab w:val="left" w:pos="2385"/>
+        </w:tabs>
+        <w:spacing w:line="360" w:lineRule="auto"/>
+        <w:jc w:val="both"/>
+        <w:rPr>
+          <w:rFonts w:ascii="Times New Roman" w:hAnsi="Times New Roman" w:cs="Times New Roman"/>
+          <w:lang w:val="es-ES"/>
+        </w:rPr>
+      </w:pPr>
+    </w:p>
+    <w:p>
+      <w:pPr>
+        <w:tabs>
+          <w:tab w:val="left" w:pos="2385"/>
+        </w:tabs>
+        <w:spacing w:line="360" w:lineRule="auto"/>
+        <w:jc w:val="both"/>
+        <w:rPr>
+          <w:rFonts w:ascii="Times New Roman" w:hAnsi="Times New Roman" w:cs="Times New Roman"/>
+          <w:lang w:val="es-ES"/>
+        </w:rPr>
+      </w:pPr>
+    </w:p>
+    <w:p>
+      <w:pPr>
+        <w:tabs>
+          <w:tab w:val="left" w:pos="2385"/>
+        </w:tabs>
+        <w:spacing w:line="360" w:lineRule="auto"/>
+        <w:jc w:val="both"/>
+        <w:rPr>
+          <w:rFonts w:ascii="Times New Roman" w:hAnsi="Times New Roman" w:cs="Times New Roman"/>
+          <w:lang w:val="es-ES"/>
+        </w:rPr>
+      </w:pPr>
+    </w:p>
+    <w:p>
+      <w:pPr>
+        <w:tabs>
+          <w:tab w:val="left" w:pos="2385"/>
+        </w:tabs>
+        <w:spacing w:line="360" w:lineRule="auto"/>
+        <w:jc w:val="both"/>
+        <w:rPr>
+          <w:rFonts w:ascii="Times New Roman" w:hAnsi="Times New Roman" w:cs="Times New Roman"/>
+          <w:lang w:val="es-ES"/>
+        </w:rPr>
+      </w:pPr>
+    </w:p>
+    <w:p>
+      <w:pPr>
+        <w:tabs>
+          <w:tab w:val="left" w:pos="2385"/>
+        </w:tabs>
+        <w:spacing w:line="360" w:lineRule="auto"/>
+        <w:jc w:val="both"/>
+        <w:rPr>
+          <w:rFonts w:ascii="Times New Roman" w:hAnsi="Times New Roman" w:cs="Times New Roman"/>
+          <w:lang w:val="es-ES"/>
+        </w:rPr>
+      </w:pPr>
+    </w:p>
+    <w:p>
+      <w:pPr>
+        <w:pStyle w:val="Heading1"/>
+        <w:spacing w:line="360" w:lineRule="auto"/>
+        <w:jc w:val="both"/>
+        <w:rPr>
+          <w:rFonts w:ascii="Times New Roman" w:hAnsi="Times New Roman" w:cs="Times New Roman"/>
+          <w:b/>
+          <w:bCs/>
+          <w:sz w:val="32"/>
+          <w:szCs w:val="32"/>
+          <w:lang w:val="es-ES"/>
+        </w:rPr>
+      </w:pPr>
+      <w:r>
+        <w:rPr>
+          <w:rFonts w:ascii="Times New Roman" w:hAnsi="Times New Roman" w:cs="Times New Roman"/>
+          <w:b/>
+          <w:bCs/>
+          <w:sz w:val="32"/>
+          <w:szCs w:val="32"/>
+          <w:lang w:val="es-ES"/>
+        </w:rPr>
+        <w:lastRenderedPageBreak/>
+        <w:t>Historia del proyecto</w:t>
+      </w:r>
+    </w:p>
+    <w:p>
+      <w:pPr>
+        <w:tabs>
+          <w:tab w:val="left" w:pos="2385"/>
+        </w:tabs>
+        <w:spacing w:line="360" w:lineRule="auto"/>
+        <w:jc w:val="both"/>
+        <w:rPr>
+          <w:rFonts w:ascii="Times New Roman" w:hAnsi="Times New Roman" w:cs="Times New Roman"/>
+          <w:lang w:val="es-ES"/>
+        </w:rPr>
+      </w:pPr>
+      <w:r>
+        <w:rPr>
+          <w:rFonts w:ascii="Times New Roman" w:hAnsi="Times New Roman" w:cs="Times New Roman"/>
+          <w:lang w:val="es-ES"/>
+        </w:rPr>
+        <w:t>En un inicio, el proyecto fue desarrollado por un equipo de tres personas. Sin embargo, a medida que avanzaba el trabajo, surgieron inconvenientes que llevaron a una reestructuración del equipo, resultando en que el proyecto fuera completado por un solo desarrollador.</w:t>
+      </w:r>
+    </w:p>
+    <w:p>
+      <w:pPr>
+        <w:tabs>
+          <w:tab w:val="left" w:pos="2385"/>
+        </w:tabs>
+        <w:spacing w:line="360" w:lineRule="auto"/>
+        <w:jc w:val="both"/>
+        <w:rPr>
+          <w:rFonts w:ascii="Times New Roman" w:hAnsi="Times New Roman" w:cs="Times New Roman"/>
+          <w:lang w:val="es-ES"/>
+        </w:rPr>
+      </w:pPr>
+    </w:p>
+    <w:p>
+      <w:pPr>
+        <w:tabs>
+          <w:tab w:val="left" w:pos="2385"/>
+        </w:tabs>
+        <w:spacing w:line="360" w:lineRule="auto"/>
+        <w:jc w:val="both"/>
+        <w:rPr>
+          <w:rFonts w:ascii="Times New Roman" w:hAnsi="Times New Roman" w:cs="Times New Roman"/>
+          <w:lang w:val="es-ES"/>
+        </w:rPr>
+      </w:pPr>
+      <w:r>
+        <w:rPr>
+          <w:rFonts w:ascii="Times New Roman" w:hAnsi="Times New Roman" w:cs="Times New Roman"/>
+          <w:lang w:val="es-ES"/>
+        </w:rPr>
+        <w:t xml:space="preserve">Uno de los principales desafíos derivados de este cambio fue la necesidad de rediseñar completamente la arquitectura, la programación y la interfaz del sistema. Las decisiones tomadas en las primeras fases del proyecto no eran completamente funcionales o escalables, lo que obligó a </w:t>
+      </w:r>
+      <w:r>
+        <w:rPr>
+          <w:rFonts w:ascii="Times New Roman" w:hAnsi="Times New Roman" w:cs="Times New Roman"/>
+          <w:lang w:val="es-ES"/>
+        </w:rPr>
+        <w:t>rediseñar</w:t>
+      </w:r>
+      <w:r>
+        <w:rPr>
+          <w:rFonts w:ascii="Times New Roman" w:hAnsi="Times New Roman" w:cs="Times New Roman"/>
+          <w:lang w:val="es-ES"/>
+        </w:rPr>
+        <w:t xml:space="preserve"> desde la estructura de bases de datos hasta la gestión de peticiones y la implementación del </w:t>
+      </w:r>
+      <w:proofErr w:type="spellStart"/>
+      <w:r>
+        <w:rPr>
+          <w:rFonts w:ascii="Times New Roman" w:hAnsi="Times New Roman" w:cs="Times New Roman"/>
+          <w:lang w:val="es-ES"/>
+        </w:rPr>
+        <w:t>frontend</w:t>
+      </w:r>
+      <w:proofErr w:type="spellEnd"/>
+      <w:r>
+        <w:rPr>
+          <w:rFonts w:ascii="Times New Roman" w:hAnsi="Times New Roman" w:cs="Times New Roman"/>
+          <w:lang w:val="es-ES"/>
+        </w:rPr>
+        <w:t>.</w:t>
+      </w:r>
+    </w:p>
+    <w:p>
+      <w:pPr>
+        <w:tabs>
+          <w:tab w:val="left" w:pos="2385"/>
+        </w:tabs>
+        <w:spacing w:line="360" w:lineRule="auto"/>
+        <w:jc w:val="both"/>
+        <w:rPr>
+          <w:rFonts w:ascii="Times New Roman" w:hAnsi="Times New Roman" w:cs="Times New Roman"/>
+          <w:lang w:val="es-ES"/>
+        </w:rPr>
+      </w:pPr>
+    </w:p>
+    <w:p>
+      <w:pPr>
+        <w:tabs>
+          <w:tab w:val="left" w:pos="2385"/>
+        </w:tabs>
+        <w:spacing w:line="360" w:lineRule="auto"/>
+        <w:jc w:val="both"/>
+        <w:rPr>
+          <w:rFonts w:ascii="Times New Roman" w:hAnsi="Times New Roman" w:cs="Times New Roman"/>
+          <w:lang w:val="es-ES"/>
+        </w:rPr>
+      </w:pPr>
+      <w:r>
+        <w:rPr>
+          <w:rFonts w:ascii="Times New Roman" w:hAnsi="Times New Roman" w:cs="Times New Roman"/>
+          <w:lang w:val="es-ES"/>
+        </w:rPr>
+        <w:t>Durante este proceso, fue necesario:</w:t>
+      </w:r>
+    </w:p>
+    <w:p>
+      <w:pPr>
+        <w:numPr>
+          <w:ilvl w:val="0"/>
+          <w:numId w:val="39"/>
+        </w:numPr>
+        <w:tabs>
+          <w:tab w:val="left" w:pos="2385"/>
+        </w:tabs>
+        <w:spacing w:line="360" w:lineRule="auto"/>
+        <w:jc w:val="both"/>
+        <w:rPr>
+          <w:rFonts w:ascii="Times New Roman" w:hAnsi="Times New Roman" w:cs="Times New Roman"/>
+          <w:lang w:val="es-ES"/>
+        </w:rPr>
+      </w:pPr>
+      <w:r>
+        <w:rPr>
+          <w:rFonts w:ascii="Times New Roman" w:hAnsi="Times New Roman" w:cs="Times New Roman"/>
+          <w:b/>
+          <w:bCs/>
+          <w:lang w:val="es-ES"/>
+        </w:rPr>
+        <w:t>Modificar la arquitectura del software</w:t>
+      </w:r>
+      <w:r>
+        <w:rPr>
+          <w:rFonts w:ascii="Times New Roman" w:hAnsi="Times New Roman" w:cs="Times New Roman"/>
+          <w:lang w:val="es-ES"/>
+        </w:rPr>
+        <w:t>, pasando a una estructura basada en el patrón MVC con una gestión de rutas más eficiente.</w:t>
+      </w:r>
+    </w:p>
+    <w:p>
+      <w:pPr>
+        <w:numPr>
+          <w:ilvl w:val="0"/>
+          <w:numId w:val="39"/>
+        </w:numPr>
+        <w:tabs>
+          <w:tab w:val="left" w:pos="2385"/>
+        </w:tabs>
+        <w:spacing w:line="360" w:lineRule="auto"/>
+        <w:jc w:val="both"/>
+        <w:rPr>
+          <w:rFonts w:ascii="Times New Roman" w:hAnsi="Times New Roman" w:cs="Times New Roman"/>
+          <w:lang w:val="es-ES"/>
+        </w:rPr>
+      </w:pPr>
+      <w:r>
+        <w:rPr>
+          <w:rFonts w:ascii="Times New Roman" w:hAnsi="Times New Roman" w:cs="Times New Roman"/>
+          <w:b/>
+          <w:bCs/>
+          <w:lang w:val="es-ES"/>
+        </w:rPr>
+        <w:t>Optimizar el entorno de desarrollo</w:t>
+      </w:r>
+      <w:r>
+        <w:rPr>
+          <w:rFonts w:ascii="Times New Roman" w:hAnsi="Times New Roman" w:cs="Times New Roman"/>
+          <w:lang w:val="es-ES"/>
+        </w:rPr>
+        <w:t>, migrando la configuración a un sistema basado en Docker para garantizar consistencia en diferentes entornos.</w:t>
+      </w:r>
+    </w:p>
+    <w:p>
+      <w:pPr>
+        <w:numPr>
+          <w:ilvl w:val="0"/>
+          <w:numId w:val="39"/>
+        </w:numPr>
+        <w:tabs>
+          <w:tab w:val="left" w:pos="2385"/>
+        </w:tabs>
+        <w:spacing w:line="360" w:lineRule="auto"/>
+        <w:jc w:val="both"/>
+        <w:rPr>
+          <w:rFonts w:ascii="Times New Roman" w:hAnsi="Times New Roman" w:cs="Times New Roman"/>
+          <w:lang w:val="es-ES"/>
+        </w:rPr>
+      </w:pPr>
+      <w:r>
+        <w:rPr>
+          <w:rFonts w:ascii="Times New Roman" w:hAnsi="Times New Roman" w:cs="Times New Roman"/>
+          <w:b/>
+          <w:bCs/>
+          <w:lang w:val="es-ES"/>
+        </w:rPr>
+        <w:t>Asegurar la escalabilidad del sistema</w:t>
+      </w:r>
+      <w:r>
+        <w:rPr>
+          <w:rFonts w:ascii="Times New Roman" w:hAnsi="Times New Roman" w:cs="Times New Roman"/>
+          <w:lang w:val="es-ES"/>
+        </w:rPr>
+        <w:t>, estructurando el código de manera modular para facilitar futuras ampliaciones.</w:t>
+      </w:r>
+    </w:p>
+    <w:p>
+      <w:pPr>
+        <w:tabs>
+          <w:tab w:val="left" w:pos="2385"/>
+        </w:tabs>
+        <w:spacing w:line="360" w:lineRule="auto"/>
+        <w:ind w:left="720"/>
+        <w:jc w:val="both"/>
+        <w:rPr>
+          <w:rFonts w:ascii="Times New Roman" w:hAnsi="Times New Roman" w:cs="Times New Roman"/>
+          <w:lang w:val="es-ES"/>
+        </w:rPr>
+      </w:pPr>
+    </w:p>
+    <w:p>
+      <w:pPr>
+        <w:tabs>
+          <w:tab w:val="left" w:pos="2385"/>
+        </w:tabs>
+        <w:spacing w:line="360" w:lineRule="auto"/>
+        <w:jc w:val="both"/>
+        <w:rPr>
+          <w:rFonts w:ascii="Times New Roman" w:hAnsi="Times New Roman" w:cs="Times New Roman"/>
+          <w:lang w:val="es-ES"/>
+        </w:rPr>
+      </w:pPr>
+      <w:r>
+        <w:rPr>
+          <w:rFonts w:ascii="Times New Roman" w:hAnsi="Times New Roman" w:cs="Times New Roman"/>
+          <w:lang w:val="es-ES"/>
+        </w:rPr>
+        <w:t>A pesar de las dificultades, la reestructuración permitió consolidar un producto más sólido, con una estructura mejor definida y una gestión de datos más eficiente. Esta experiencia también reforzó la capacidad de resolución de problemas y permitió aplicar enfoques más modernos en el desarrollo del software.</w:t>
+      </w:r>
+    </w:p>
+    <w:p>
+      <w:pPr>
+        <w:tabs>
+          <w:tab w:val="left" w:pos="2385"/>
+        </w:tabs>
+        <w:spacing w:line="360" w:lineRule="auto"/>
+        <w:jc w:val="both"/>
+        <w:rPr>
+          <w:rFonts w:ascii="Times New Roman" w:hAnsi="Times New Roman" w:cs="Times New Roman"/>
+          <w:lang w:val="es-ES"/>
+        </w:rPr>
+      </w:pPr>
+    </w:p>
+    <w:p>
+      <w:pPr>
+        <w:tabs>
+          <w:tab w:val="left" w:pos="2385"/>
+        </w:tabs>
+        <w:spacing w:line="360" w:lineRule="auto"/>
+        <w:jc w:val="both"/>
+        <w:rPr>
+          <w:rFonts w:ascii="Times New Roman" w:hAnsi="Times New Roman" w:cs="Times New Roman"/>
+          <w:lang w:val="es-ES"/>
+        </w:rPr>
+      </w:pPr>
+      <w:r>
+        <w:rPr>
+          <w:rFonts w:ascii="Times New Roman" w:hAnsi="Times New Roman" w:cs="Times New Roman"/>
+          <w:lang w:val="es-ES"/>
+        </w:rPr>
+        <w:t>El resultado final es una plataforma robusta y escalable, lista para ser ampliada con nuevas funcionalidades y adaptada a distintos escenarios dentro de la gestión de campamentos infantiles.</w:t>
+      </w:r>
+    </w:p>
+    <w:p>
+      <w:pPr>
+        <w:tabs>
+          <w:tab w:val="left" w:pos="2385"/>
+        </w:tabs>
+        <w:spacing w:line="360" w:lineRule="auto"/>
+        <w:jc w:val="both"/>
+        <w:rPr>
+          <w:rFonts w:ascii="Times New Roman" w:hAnsi="Times New Roman" w:cs="Times New Roman"/>
+          <w:lang w:val="es-ES"/>
+        </w:rPr>
+      </w:pPr>
+    </w:p>
     <w:sectPr>
       <w:pgSz w:w="11900" w:h="16840"/>
       <w:pgMar w:top="1440" w:right="1699" w:bottom="1440" w:left="1699" w:header="720" w:footer="720" w:gutter="0"/>
@@ -26463,6 +29402,92 @@
     </w:lvl>
   </w:abstractNum>
   <w:abstractNum w:abstractNumId="6" w15:restartNumberingAfterBreak="0">
+    <w:nsid w:val="14A06FB7"/>
+    <w:multiLevelType w:val="hybridMultilevel"/>
+    <w:tmpl w:val="16E6B89E"/>
+    <w:lvl w:ilvl="0" w:tplc="0409000F">
+      <w:start w:val="1"/>
+      <w:numFmt w:val="decimal"/>
+      <w:lvlText w:val="%1."/>
+      <w:lvlJc w:val="left"/>
+      <w:pPr>
+        <w:ind w:left="720" w:hanging="360"/>
+      </w:pPr>
+    </w:lvl>
+    <w:lvl w:ilvl="1" w:tplc="04090019" w:tentative="1">
+      <w:start w:val="1"/>
+      <w:numFmt w:val="lowerLetter"/>
+      <w:lvlText w:val="%2."/>
+      <w:lvlJc w:val="left"/>
+      <w:pPr>
+        <w:ind w:left="1440" w:hanging="360"/>
+      </w:pPr>
+    </w:lvl>
+    <w:lvl w:ilvl="2" w:tplc="0409001B">
+      <w:start w:val="1"/>
+      <w:numFmt w:val="lowerRoman"/>
+      <w:lvlText w:val="%3."/>
+      <w:lvlJc w:val="right"/>
+      <w:pPr>
+        <w:ind w:left="2160" w:hanging="180"/>
+      </w:pPr>
+    </w:lvl>
+    <w:lvl w:ilvl="3" w:tplc="0409000F" w:tentative="1">
+      <w:start w:val="1"/>
+      <w:numFmt w:val="decimal"/>
+      <w:lvlText w:val="%4."/>
+      <w:lvlJc w:val="left"/>
+      <w:pPr>
+        <w:ind w:left="2880" w:hanging="360"/>
+      </w:pPr>
+    </w:lvl>
+    <w:lvl w:ilvl="4" w:tplc="04090019" w:tentative="1">
+      <w:start w:val="1"/>
+      <w:numFmt w:val="lowerLetter"/>
+      <w:lvlText w:val="%5."/>
+      <w:lvlJc w:val="left"/>
+      <w:pPr>
+        <w:ind w:left="3600" w:hanging="360"/>
+      </w:pPr>
+    </w:lvl>
+    <w:lvl w:ilvl="5" w:tplc="0409001B" w:tentative="1">
+      <w:start w:val="1"/>
+      <w:numFmt w:val="lowerRoman"/>
+      <w:lvlText w:val="%6."/>
+      <w:lvlJc w:val="right"/>
+      <w:pPr>
+        <w:ind w:left="4320" w:hanging="180"/>
+      </w:pPr>
+    </w:lvl>
+    <w:lvl w:ilvl="6" w:tplc="0409000F" w:tentative="1">
+      <w:start w:val="1"/>
+      <w:numFmt w:val="decimal"/>
+      <w:lvlText w:val="%7."/>
+      <w:lvlJc w:val="left"/>
+      <w:pPr>
+        <w:ind w:left="5040" w:hanging="360"/>
+      </w:pPr>
+    </w:lvl>
+    <w:lvl w:ilvl="7" w:tplc="04090019" w:tentative="1">
+      <w:start w:val="1"/>
+      <w:numFmt w:val="lowerLetter"/>
+      <w:lvlText w:val="%8."/>
+      <w:lvlJc w:val="left"/>
+      <w:pPr>
+        <w:ind w:left="5760" w:hanging="360"/>
+      </w:pPr>
+    </w:lvl>
+    <w:lvl w:ilvl="8" w:tplc="0409001B" w:tentative="1">
+      <w:start w:val="1"/>
+      <w:numFmt w:val="lowerRoman"/>
+      <w:lvlText w:val="%9."/>
+      <w:lvlJc w:val="right"/>
+      <w:pPr>
+        <w:ind w:left="6480" w:hanging="180"/>
+      </w:pPr>
+    </w:lvl>
+  </w:abstractNum>
+  <w:abstractNum w:abstractNumId="7" w15:restartNumberingAfterBreak="0">
     <w:nsid w:val="1D5C1495"/>
     <w:multiLevelType w:val="multilevel"/>
     <w:tmpl w:val="796A788E"/>
@@ -26611,7 +29636,7 @@
       </w:rPr>
     </w:lvl>
   </w:abstractNum>
-  <w:abstractNum w:abstractNumId="7" w15:restartNumberingAfterBreak="0">
+  <w:abstractNum w:abstractNumId="8" w15:restartNumberingAfterBreak="0">
     <w:nsid w:val="1DC9610D"/>
     <w:multiLevelType w:val="multilevel"/>
     <w:tmpl w:val="C522259E"/>
@@ -26755,7 +29780,7 @@
       </w:rPr>
     </w:lvl>
   </w:abstractNum>
-  <w:abstractNum w:abstractNumId="8" w15:restartNumberingAfterBreak="0">
+  <w:abstractNum w:abstractNumId="9" w15:restartNumberingAfterBreak="0">
     <w:nsid w:val="214219FB"/>
     <w:multiLevelType w:val="hybridMultilevel"/>
     <w:tmpl w:val="F19EE14A"/>
@@ -26868,7 +29893,7 @@
       </w:rPr>
     </w:lvl>
   </w:abstractNum>
-  <w:abstractNum w:abstractNumId="9" w15:restartNumberingAfterBreak="0">
+  <w:abstractNum w:abstractNumId="10" w15:restartNumberingAfterBreak="0">
     <w:nsid w:val="21EA4EFC"/>
     <w:multiLevelType w:val="hybridMultilevel"/>
     <w:tmpl w:val="66E62058"/>
@@ -26957,7 +29982,7 @@
       </w:pPr>
     </w:lvl>
   </w:abstractNum>
-  <w:abstractNum w:abstractNumId="10" w15:restartNumberingAfterBreak="0">
+  <w:abstractNum w:abstractNumId="11" w15:restartNumberingAfterBreak="0">
     <w:nsid w:val="246C0E79"/>
     <w:multiLevelType w:val="hybridMultilevel"/>
     <w:tmpl w:val="73EA529A"/>
@@ -27046,7 +30071,7 @@
       </w:pPr>
     </w:lvl>
   </w:abstractNum>
-  <w:abstractNum w:abstractNumId="11" w15:restartNumberingAfterBreak="0">
+  <w:abstractNum w:abstractNumId="12" w15:restartNumberingAfterBreak="0">
     <w:nsid w:val="263E42B4"/>
     <w:multiLevelType w:val="hybridMultilevel"/>
     <w:tmpl w:val="7702FB9E"/>
@@ -27132,7 +30157,7 @@
       </w:pPr>
     </w:lvl>
   </w:abstractNum>
-  <w:abstractNum w:abstractNumId="12" w15:restartNumberingAfterBreak="0">
+  <w:abstractNum w:abstractNumId="13" w15:restartNumberingAfterBreak="0">
     <w:nsid w:val="2D2340DA"/>
     <w:multiLevelType w:val="hybridMultilevel"/>
     <w:tmpl w:val="41ACB8E4"/>
@@ -27221,7 +30246,7 @@
       </w:pPr>
     </w:lvl>
   </w:abstractNum>
-  <w:abstractNum w:abstractNumId="13" w15:restartNumberingAfterBreak="0">
+  <w:abstractNum w:abstractNumId="14" w15:restartNumberingAfterBreak="0">
     <w:nsid w:val="2EF36D4A"/>
     <w:multiLevelType w:val="hybridMultilevel"/>
     <w:tmpl w:val="18D63482"/>
@@ -27334,7 +30359,93 @@
       </w:rPr>
     </w:lvl>
   </w:abstractNum>
-  <w:abstractNum w:abstractNumId="14" w15:restartNumberingAfterBreak="0">
+  <w:abstractNum w:abstractNumId="15" w15:restartNumberingAfterBreak="0">
+    <w:nsid w:val="2F894D97"/>
+    <w:multiLevelType w:val="hybridMultilevel"/>
+    <w:tmpl w:val="BF4AF3C2"/>
+    <w:lvl w:ilvl="0" w:tplc="0409000F">
+      <w:start w:val="1"/>
+      <w:numFmt w:val="decimal"/>
+      <w:lvlText w:val="%1."/>
+      <w:lvlJc w:val="left"/>
+      <w:pPr>
+        <w:ind w:left="720" w:hanging="360"/>
+      </w:pPr>
+    </w:lvl>
+    <w:lvl w:ilvl="1" w:tplc="04090019">
+      <w:start w:val="1"/>
+      <w:numFmt w:val="lowerLetter"/>
+      <w:lvlText w:val="%2."/>
+      <w:lvlJc w:val="left"/>
+      <w:pPr>
+        <w:ind w:left="1440" w:hanging="360"/>
+      </w:pPr>
+    </w:lvl>
+    <w:lvl w:ilvl="2" w:tplc="0409001B">
+      <w:start w:val="1"/>
+      <w:numFmt w:val="lowerRoman"/>
+      <w:lvlText w:val="%3."/>
+      <w:lvlJc w:val="right"/>
+      <w:pPr>
+        <w:ind w:left="2160" w:hanging="180"/>
+      </w:pPr>
+    </w:lvl>
+    <w:lvl w:ilvl="3" w:tplc="0409000F" w:tentative="1">
+      <w:start w:val="1"/>
+      <w:numFmt w:val="decimal"/>
+      <w:lvlText w:val="%4."/>
+      <w:lvlJc w:val="left"/>
+      <w:pPr>
+        <w:ind w:left="2880" w:hanging="360"/>
+      </w:pPr>
+    </w:lvl>
+    <w:lvl w:ilvl="4" w:tplc="04090019" w:tentative="1">
+      <w:start w:val="1"/>
+      <w:numFmt w:val="lowerLetter"/>
+      <w:lvlText w:val="%5."/>
+      <w:lvlJc w:val="left"/>
+      <w:pPr>
+        <w:ind w:left="3600" w:hanging="360"/>
+      </w:pPr>
+    </w:lvl>
+    <w:lvl w:ilvl="5" w:tplc="0409001B" w:tentative="1">
+      <w:start w:val="1"/>
+      <w:numFmt w:val="lowerRoman"/>
+      <w:lvlText w:val="%6."/>
+      <w:lvlJc w:val="right"/>
+      <w:pPr>
+        <w:ind w:left="4320" w:hanging="180"/>
+      </w:pPr>
+    </w:lvl>
+    <w:lvl w:ilvl="6" w:tplc="0409000F" w:tentative="1">
+      <w:start w:val="1"/>
+      <w:numFmt w:val="decimal"/>
+      <w:lvlText w:val="%7."/>
+      <w:lvlJc w:val="left"/>
+      <w:pPr>
+        <w:ind w:left="5040" w:hanging="360"/>
+      </w:pPr>
+    </w:lvl>
+    <w:lvl w:ilvl="7" w:tplc="04090019" w:tentative="1">
+      <w:start w:val="1"/>
+      <w:numFmt w:val="lowerLetter"/>
+      <w:lvlText w:val="%8."/>
+      <w:lvlJc w:val="left"/>
+      <w:pPr>
+        <w:ind w:left="5760" w:hanging="360"/>
+      </w:pPr>
+    </w:lvl>
+    <w:lvl w:ilvl="8" w:tplc="0409001B" w:tentative="1">
+      <w:start w:val="1"/>
+      <w:numFmt w:val="lowerRoman"/>
+      <w:lvlText w:val="%9."/>
+      <w:lvlJc w:val="right"/>
+      <w:pPr>
+        <w:ind w:left="6480" w:hanging="180"/>
+      </w:pPr>
+    </w:lvl>
+  </w:abstractNum>
+  <w:abstractNum w:abstractNumId="16" w15:restartNumberingAfterBreak="0">
     <w:nsid w:val="318A3266"/>
     <w:multiLevelType w:val="multilevel"/>
     <w:tmpl w:val="C522259E"/>
@@ -27478,7 +30589,7 @@
       </w:rPr>
     </w:lvl>
   </w:abstractNum>
-  <w:abstractNum w:abstractNumId="15" w15:restartNumberingAfterBreak="0">
+  <w:abstractNum w:abstractNumId="17" w15:restartNumberingAfterBreak="0">
     <w:nsid w:val="31C6439F"/>
     <w:multiLevelType w:val="multilevel"/>
     <w:tmpl w:val="DEE8ED20"/>
@@ -27627,7 +30738,120 @@
       </w:rPr>
     </w:lvl>
   </w:abstractNum>
-  <w:abstractNum w:abstractNumId="16" w15:restartNumberingAfterBreak="0">
+  <w:abstractNum w:abstractNumId="18" w15:restartNumberingAfterBreak="0">
+    <w:nsid w:val="35372C79"/>
+    <w:multiLevelType w:val="multilevel"/>
+    <w:tmpl w:val="D8C8EA0C"/>
+    <w:lvl w:ilvl="0">
+      <w:start w:val="1"/>
+      <w:numFmt w:val="decimal"/>
+      <w:lvlText w:val="%1."/>
+      <w:lvlJc w:val="left"/>
+      <w:pPr>
+        <w:tabs>
+          <w:tab w:val="num" w:pos="720"/>
+        </w:tabs>
+        <w:ind w:left="720" w:hanging="360"/>
+      </w:pPr>
+    </w:lvl>
+    <w:lvl w:ilvl="1" w:tentative="1">
+      <w:start w:val="1"/>
+      <w:numFmt w:val="decimal"/>
+      <w:lvlText w:val="%2."/>
+      <w:lvlJc w:val="left"/>
+      <w:pPr>
+        <w:tabs>
+          <w:tab w:val="num" w:pos="1440"/>
+        </w:tabs>
+        <w:ind w:left="1440" w:hanging="360"/>
+      </w:pPr>
+    </w:lvl>
+    <w:lvl w:ilvl="2" w:tentative="1">
+      <w:start w:val="1"/>
+      <w:numFmt w:val="decimal"/>
+      <w:lvlText w:val="%3."/>
+      <w:lvlJc w:val="left"/>
+      <w:pPr>
+        <w:tabs>
+          <w:tab w:val="num" w:pos="2160"/>
+        </w:tabs>
+        <w:ind w:left="2160" w:hanging="360"/>
+      </w:pPr>
+    </w:lvl>
+    <w:lvl w:ilvl="3" w:tentative="1">
+      <w:start w:val="1"/>
+      <w:numFmt w:val="decimal"/>
+      <w:lvlText w:val="%4."/>
+      <w:lvlJc w:val="left"/>
+      <w:pPr>
+        <w:tabs>
+          <w:tab w:val="num" w:pos="2880"/>
+        </w:tabs>
+        <w:ind w:left="2880" w:hanging="360"/>
+      </w:pPr>
+    </w:lvl>
+    <w:lvl w:ilvl="4" w:tentative="1">
+      <w:start w:val="1"/>
+      <w:numFmt w:val="decimal"/>
+      <w:lvlText w:val="%5."/>
+      <w:lvlJc w:val="left"/>
+      <w:pPr>
+        <w:tabs>
+          <w:tab w:val="num" w:pos="3600"/>
+        </w:tabs>
+        <w:ind w:left="3600" w:hanging="360"/>
+      </w:pPr>
+    </w:lvl>
+    <w:lvl w:ilvl="5" w:tentative="1">
+      <w:start w:val="1"/>
+      <w:numFmt w:val="decimal"/>
+      <w:lvlText w:val="%6."/>
+      <w:lvlJc w:val="left"/>
+      <w:pPr>
+        <w:tabs>
+          <w:tab w:val="num" w:pos="4320"/>
+        </w:tabs>
+        <w:ind w:left="4320" w:hanging="360"/>
+      </w:pPr>
+    </w:lvl>
+    <w:lvl w:ilvl="6" w:tentative="1">
+      <w:start w:val="1"/>
+      <w:numFmt w:val="decimal"/>
+      <w:lvlText w:val="%7."/>
+      <w:lvlJc w:val="left"/>
+      <w:pPr>
+        <w:tabs>
+          <w:tab w:val="num" w:pos="5040"/>
+        </w:tabs>
+        <w:ind w:left="5040" w:hanging="360"/>
+      </w:pPr>
+    </w:lvl>
+    <w:lvl w:ilvl="7" w:tentative="1">
+      <w:start w:val="1"/>
+      <w:numFmt w:val="decimal"/>
+      <w:lvlText w:val="%8."/>
+      <w:lvlJc w:val="left"/>
+      <w:pPr>
+        <w:tabs>
+          <w:tab w:val="num" w:pos="5760"/>
+        </w:tabs>
+        <w:ind w:left="5760" w:hanging="360"/>
+      </w:pPr>
+    </w:lvl>
+    <w:lvl w:ilvl="8" w:tentative="1">
+      <w:start w:val="1"/>
+      <w:numFmt w:val="decimal"/>
+      <w:lvlText w:val="%9."/>
+      <w:lvlJc w:val="left"/>
+      <w:pPr>
+        <w:tabs>
+          <w:tab w:val="num" w:pos="6480"/>
+        </w:tabs>
+        <w:ind w:left="6480" w:hanging="360"/>
+      </w:pPr>
+    </w:lvl>
+  </w:abstractNum>
+  <w:abstractNum w:abstractNumId="19" w15:restartNumberingAfterBreak="0">
     <w:nsid w:val="3AFD3C31"/>
     <w:multiLevelType w:val="hybridMultilevel"/>
     <w:tmpl w:val="D8084A10"/>
@@ -27713,7 +30937,7 @@
       </w:pPr>
     </w:lvl>
   </w:abstractNum>
-  <w:abstractNum w:abstractNumId="17" w15:restartNumberingAfterBreak="0">
+  <w:abstractNum w:abstractNumId="20" w15:restartNumberingAfterBreak="0">
     <w:nsid w:val="40257C4A"/>
     <w:multiLevelType w:val="multilevel"/>
     <w:tmpl w:val="C522259E"/>
@@ -27857,7 +31081,7 @@
       </w:rPr>
     </w:lvl>
   </w:abstractNum>
-  <w:abstractNum w:abstractNumId="18" w15:restartNumberingAfterBreak="0">
+  <w:abstractNum w:abstractNumId="21" w15:restartNumberingAfterBreak="0">
     <w:nsid w:val="4090202B"/>
     <w:multiLevelType w:val="hybridMultilevel"/>
     <w:tmpl w:val="82F21156"/>
@@ -27970,7 +31194,120 @@
       </w:rPr>
     </w:lvl>
   </w:abstractNum>
-  <w:abstractNum w:abstractNumId="19" w15:restartNumberingAfterBreak="0">
+  <w:abstractNum w:abstractNumId="22" w15:restartNumberingAfterBreak="0">
+    <w:nsid w:val="438A5960"/>
+    <w:multiLevelType w:val="hybridMultilevel"/>
+    <w:tmpl w:val="27CE7130"/>
+    <w:lvl w:ilvl="0" w:tplc="04090001">
+      <w:start w:val="1"/>
+      <w:numFmt w:val="bullet"/>
+      <w:lvlText w:val=""/>
+      <w:lvlJc w:val="left"/>
+      <w:pPr>
+        <w:ind w:left="720" w:hanging="360"/>
+      </w:pPr>
+      <w:rPr>
+        <w:rFonts w:ascii="Symbol" w:hAnsi="Symbol" w:hint="default"/>
+      </w:rPr>
+    </w:lvl>
+    <w:lvl w:ilvl="1" w:tplc="04090003" w:tentative="1">
+      <w:start w:val="1"/>
+      <w:numFmt w:val="bullet"/>
+      <w:lvlText w:val="o"/>
+      <w:lvlJc w:val="left"/>
+      <w:pPr>
+        <w:ind w:left="1440" w:hanging="360"/>
+      </w:pPr>
+      <w:rPr>
+        <w:rFonts w:ascii="Courier New" w:hAnsi="Courier New" w:cs="Courier New" w:hint="default"/>
+      </w:rPr>
+    </w:lvl>
+    <w:lvl w:ilvl="2" w:tplc="04090005">
+      <w:start w:val="1"/>
+      <w:numFmt w:val="bullet"/>
+      <w:lvlText w:val=""/>
+      <w:lvlJc w:val="left"/>
+      <w:pPr>
+        <w:ind w:left="2160" w:hanging="360"/>
+      </w:pPr>
+      <w:rPr>
+        <w:rFonts w:ascii="Wingdings" w:hAnsi="Wingdings" w:hint="default"/>
+      </w:rPr>
+    </w:lvl>
+    <w:lvl w:ilvl="3" w:tplc="04090001" w:tentative="1">
+      <w:start w:val="1"/>
+      <w:numFmt w:val="bullet"/>
+      <w:lvlText w:val=""/>
+      <w:lvlJc w:val="left"/>
+      <w:pPr>
+        <w:ind w:left="2880" w:hanging="360"/>
+      </w:pPr>
+      <w:rPr>
+        <w:rFonts w:ascii="Symbol" w:hAnsi="Symbol" w:hint="default"/>
+      </w:rPr>
+    </w:lvl>
+    <w:lvl w:ilvl="4" w:tplc="04090003" w:tentative="1">
+      <w:start w:val="1"/>
+      <w:numFmt w:val="bullet"/>
+      <w:lvlText w:val="o"/>
+      <w:lvlJc w:val="left"/>
+      <w:pPr>
+        <w:ind w:left="3600" w:hanging="360"/>
+      </w:pPr>
+      <w:rPr>
+        <w:rFonts w:ascii="Courier New" w:hAnsi="Courier New" w:cs="Courier New" w:hint="default"/>
+      </w:rPr>
+    </w:lvl>
+    <w:lvl w:ilvl="5" w:tplc="04090005" w:tentative="1">
+      <w:start w:val="1"/>
+      <w:numFmt w:val="bullet"/>
+      <w:lvlText w:val=""/>
+      <w:lvlJc w:val="left"/>
+      <w:pPr>
+        <w:ind w:left="4320" w:hanging="360"/>
+      </w:pPr>
+      <w:rPr>
+        <w:rFonts w:ascii="Wingdings" w:hAnsi="Wingdings" w:hint="default"/>
+      </w:rPr>
+    </w:lvl>
+    <w:lvl w:ilvl="6" w:tplc="04090001" w:tentative="1">
+      <w:start w:val="1"/>
+      <w:numFmt w:val="bullet"/>
+      <w:lvlText w:val=""/>
+      <w:lvlJc w:val="left"/>
+      <w:pPr>
+        <w:ind w:left="5040" w:hanging="360"/>
+      </w:pPr>
+      <w:rPr>
+        <w:rFonts w:ascii="Symbol" w:hAnsi="Symbol" w:hint="default"/>
+      </w:rPr>
+    </w:lvl>
+    <w:lvl w:ilvl="7" w:tplc="04090003" w:tentative="1">
+      <w:start w:val="1"/>
+      <w:numFmt w:val="bullet"/>
+      <w:lvlText w:val="o"/>
+      <w:lvlJc w:val="left"/>
+      <w:pPr>
+        <w:ind w:left="5760" w:hanging="360"/>
+      </w:pPr>
+      <w:rPr>
+        <w:rFonts w:ascii="Courier New" w:hAnsi="Courier New" w:cs="Courier New" w:hint="default"/>
+      </w:rPr>
+    </w:lvl>
+    <w:lvl w:ilvl="8" w:tplc="04090005" w:tentative="1">
+      <w:start w:val="1"/>
+      <w:numFmt w:val="bullet"/>
+      <w:lvlText w:val=""/>
+      <w:lvlJc w:val="left"/>
+      <w:pPr>
+        <w:ind w:left="6480" w:hanging="360"/>
+      </w:pPr>
+      <w:rPr>
+        <w:rFonts w:ascii="Wingdings" w:hAnsi="Wingdings" w:hint="default"/>
+      </w:rPr>
+    </w:lvl>
+  </w:abstractNum>
+  <w:abstractNum w:abstractNumId="23" w15:restartNumberingAfterBreak="0">
     <w:nsid w:val="4A7E09AA"/>
     <w:multiLevelType w:val="hybridMultilevel"/>
     <w:tmpl w:val="01380ABE"/>
@@ -28083,7 +31420,7 @@
       </w:rPr>
     </w:lvl>
   </w:abstractNum>
-  <w:abstractNum w:abstractNumId="20" w15:restartNumberingAfterBreak="0">
+  <w:abstractNum w:abstractNumId="24" w15:restartNumberingAfterBreak="0">
     <w:nsid w:val="4E671848"/>
     <w:multiLevelType w:val="hybridMultilevel"/>
     <w:tmpl w:val="73D4FF80"/>
@@ -28196,7 +31533,7 @@
       </w:rPr>
     </w:lvl>
   </w:abstractNum>
-  <w:abstractNum w:abstractNumId="21" w15:restartNumberingAfterBreak="0">
+  <w:abstractNum w:abstractNumId="25" w15:restartNumberingAfterBreak="0">
     <w:nsid w:val="4EB706F5"/>
     <w:multiLevelType w:val="multilevel"/>
     <w:tmpl w:val="06D8D820"/>
@@ -28345,7 +31682,7 @@
       </w:rPr>
     </w:lvl>
   </w:abstractNum>
-  <w:abstractNum w:abstractNumId="22" w15:restartNumberingAfterBreak="0">
+  <w:abstractNum w:abstractNumId="26" w15:restartNumberingAfterBreak="0">
     <w:nsid w:val="54DB25FA"/>
     <w:multiLevelType w:val="hybridMultilevel"/>
     <w:tmpl w:val="866691F0"/>
@@ -28457,7 +31794,7 @@
       </w:rPr>
     </w:lvl>
   </w:abstractNum>
-  <w:abstractNum w:abstractNumId="23" w15:restartNumberingAfterBreak="0">
+  <w:abstractNum w:abstractNumId="27" w15:restartNumberingAfterBreak="0">
     <w:nsid w:val="57AF1F24"/>
     <w:multiLevelType w:val="hybridMultilevel"/>
     <w:tmpl w:val="BFDA9F36"/>
@@ -28570,7 +31907,7 @@
       </w:rPr>
     </w:lvl>
   </w:abstractNum>
-  <w:abstractNum w:abstractNumId="24" w15:restartNumberingAfterBreak="0">
+  <w:abstractNum w:abstractNumId="28" w15:restartNumberingAfterBreak="0">
     <w:nsid w:val="58393CFD"/>
     <w:multiLevelType w:val="multilevel"/>
     <w:tmpl w:val="C522259E"/>
@@ -28714,7 +32051,7 @@
       </w:rPr>
     </w:lvl>
   </w:abstractNum>
-  <w:abstractNum w:abstractNumId="25" w15:restartNumberingAfterBreak="0">
+  <w:abstractNum w:abstractNumId="29" w15:restartNumberingAfterBreak="0">
     <w:nsid w:val="5CC417F7"/>
     <w:multiLevelType w:val="hybridMultilevel"/>
     <w:tmpl w:val="06AAEAA4"/>
@@ -28800,7 +32137,96 @@
       </w:pPr>
     </w:lvl>
   </w:abstractNum>
-  <w:abstractNum w:abstractNumId="26" w15:restartNumberingAfterBreak="0">
+  <w:abstractNum w:abstractNumId="30" w15:restartNumberingAfterBreak="0">
+    <w:nsid w:val="5FE530E0"/>
+    <w:multiLevelType w:val="hybridMultilevel"/>
+    <w:tmpl w:val="5C5E168E"/>
+    <w:lvl w:ilvl="0" w:tplc="0409000F">
+      <w:start w:val="1"/>
+      <w:numFmt w:val="decimal"/>
+      <w:lvlText w:val="%1."/>
+      <w:lvlJc w:val="left"/>
+      <w:pPr>
+        <w:ind w:left="720" w:hanging="360"/>
+      </w:pPr>
+      <w:rPr>
+        <w:rFonts w:hint="default"/>
+      </w:rPr>
+    </w:lvl>
+    <w:lvl w:ilvl="1" w:tplc="04090019" w:tentative="1">
+      <w:start w:val="1"/>
+      <w:numFmt w:val="lowerLetter"/>
+      <w:lvlText w:val="%2."/>
+      <w:lvlJc w:val="left"/>
+      <w:pPr>
+        <w:ind w:left="1440" w:hanging="360"/>
+      </w:pPr>
+    </w:lvl>
+    <w:lvl w:ilvl="2" w:tplc="0409001B" w:tentative="1">
+      <w:start w:val="1"/>
+      <w:numFmt w:val="lowerRoman"/>
+      <w:lvlText w:val="%3."/>
+      <w:lvlJc w:val="right"/>
+      <w:pPr>
+        <w:ind w:left="2160" w:hanging="180"/>
+      </w:pPr>
+    </w:lvl>
+    <w:lvl w:ilvl="3" w:tplc="0409000F" w:tentative="1">
+      <w:start w:val="1"/>
+      <w:numFmt w:val="decimal"/>
+      <w:lvlText w:val="%4."/>
+      <w:lvlJc w:val="left"/>
+      <w:pPr>
+        <w:ind w:left="2880" w:hanging="360"/>
+      </w:pPr>
+    </w:lvl>
+    <w:lvl w:ilvl="4" w:tplc="04090019" w:tentative="1">
+      <w:start w:val="1"/>
+      <w:numFmt w:val="lowerLetter"/>
+      <w:lvlText w:val="%5."/>
+      <w:lvlJc w:val="left"/>
+      <w:pPr>
+        <w:ind w:left="3600" w:hanging="360"/>
+      </w:pPr>
+    </w:lvl>
+    <w:lvl w:ilvl="5" w:tplc="0409001B" w:tentative="1">
+      <w:start w:val="1"/>
+      <w:numFmt w:val="lowerRoman"/>
+      <w:lvlText w:val="%6."/>
+      <w:lvlJc w:val="right"/>
+      <w:pPr>
+        <w:ind w:left="4320" w:hanging="180"/>
+      </w:pPr>
+    </w:lvl>
+    <w:lvl w:ilvl="6" w:tplc="0409000F" w:tentative="1">
+      <w:start w:val="1"/>
+      <w:numFmt w:val="decimal"/>
+      <w:lvlText w:val="%7."/>
+      <w:lvlJc w:val="left"/>
+      <w:pPr>
+        <w:ind w:left="5040" w:hanging="360"/>
+      </w:pPr>
+    </w:lvl>
+    <w:lvl w:ilvl="7" w:tplc="04090019" w:tentative="1">
+      <w:start w:val="1"/>
+      <w:numFmt w:val="lowerLetter"/>
+      <w:lvlText w:val="%8."/>
+      <w:lvlJc w:val="left"/>
+      <w:pPr>
+        <w:ind w:left="5760" w:hanging="360"/>
+      </w:pPr>
+    </w:lvl>
+    <w:lvl w:ilvl="8" w:tplc="0409001B" w:tentative="1">
+      <w:start w:val="1"/>
+      <w:numFmt w:val="lowerRoman"/>
+      <w:lvlText w:val="%9."/>
+      <w:lvlJc w:val="right"/>
+      <w:pPr>
+        <w:ind w:left="6480" w:hanging="180"/>
+      </w:pPr>
+    </w:lvl>
+  </w:abstractNum>
+  <w:abstractNum w:abstractNumId="31" w15:restartNumberingAfterBreak="0">
     <w:nsid w:val="62812C2F"/>
     <w:multiLevelType w:val="hybridMultilevel"/>
     <w:tmpl w:val="81C00E5C"/>
@@ -28913,7 +32339,7 @@
       </w:rPr>
     </w:lvl>
   </w:abstractNum>
-  <w:abstractNum w:abstractNumId="27" w15:restartNumberingAfterBreak="0">
+  <w:abstractNum w:abstractNumId="32" w15:restartNumberingAfterBreak="0">
     <w:nsid w:val="64E27D10"/>
     <w:multiLevelType w:val="hybridMultilevel"/>
     <w:tmpl w:val="55F032D0"/>
@@ -29026,7 +32452,97 @@
       </w:rPr>
     </w:lvl>
   </w:abstractNum>
-  <w:abstractNum w:abstractNumId="28" w15:restartNumberingAfterBreak="0">
+  <w:abstractNum w:abstractNumId="33" w15:restartNumberingAfterBreak="0">
+    <w:nsid w:val="653E509A"/>
+    <w:multiLevelType w:val="hybridMultilevel"/>
+    <w:tmpl w:val="D20EF8A2"/>
+    <w:lvl w:ilvl="0" w:tplc="5B8EB414">
+      <w:start w:val="1"/>
+      <w:numFmt w:val="decimal"/>
+      <w:lvlText w:val="%1."/>
+      <w:lvlJc w:val="left"/>
+      <w:pPr>
+        <w:ind w:left="720" w:hanging="360"/>
+      </w:pPr>
+      <w:rPr>
+        <w:rFonts w:hint="default"/>
+        <w:b/>
+      </w:rPr>
+    </w:lvl>
+    <w:lvl w:ilvl="1" w:tplc="04090019" w:tentative="1">
+      <w:start w:val="1"/>
+      <w:numFmt w:val="lowerLetter"/>
+      <w:lvlText w:val="%2."/>
+      <w:lvlJc w:val="left"/>
+      <w:pPr>
+        <w:ind w:left="1440" w:hanging="360"/>
+      </w:pPr>
+    </w:lvl>
+    <w:lvl w:ilvl="2" w:tplc="0409001B" w:tentative="1">
+      <w:start w:val="1"/>
+      <w:numFmt w:val="lowerRoman"/>
+      <w:lvlText w:val="%3."/>
+      <w:lvlJc w:val="right"/>
+      <w:pPr>
+        <w:ind w:left="2160" w:hanging="180"/>
+      </w:pPr>
+    </w:lvl>
+    <w:lvl w:ilvl="3" w:tplc="0409000F" w:tentative="1">
+      <w:start w:val="1"/>
+      <w:numFmt w:val="decimal"/>
+      <w:lvlText w:val="%4."/>
+      <w:lvlJc w:val="left"/>
+      <w:pPr>
+        <w:ind w:left="2880" w:hanging="360"/>
+      </w:pPr>
+    </w:lvl>
+    <w:lvl w:ilvl="4" w:tplc="04090019" w:tentative="1">
+      <w:start w:val="1"/>
+      <w:numFmt w:val="lowerLetter"/>
+      <w:lvlText w:val="%5."/>
+      <w:lvlJc w:val="left"/>
+      <w:pPr>
+        <w:ind w:left="3600" w:hanging="360"/>
+      </w:pPr>
+    </w:lvl>
+    <w:lvl w:ilvl="5" w:tplc="0409001B" w:tentative="1">
+      <w:start w:val="1"/>
+      <w:numFmt w:val="lowerRoman"/>
+      <w:lvlText w:val="%6."/>
+      <w:lvlJc w:val="right"/>
+      <w:pPr>
+        <w:ind w:left="4320" w:hanging="180"/>
+      </w:pPr>
+    </w:lvl>
+    <w:lvl w:ilvl="6" w:tplc="0409000F" w:tentative="1">
+      <w:start w:val="1"/>
+      <w:numFmt w:val="decimal"/>
+      <w:lvlText w:val="%7."/>
+      <w:lvlJc w:val="left"/>
+      <w:pPr>
+        <w:ind w:left="5040" w:hanging="360"/>
+      </w:pPr>
+    </w:lvl>
+    <w:lvl w:ilvl="7" w:tplc="04090019" w:tentative="1">
+      <w:start w:val="1"/>
+      <w:numFmt w:val="lowerLetter"/>
+      <w:lvlText w:val="%8."/>
+      <w:lvlJc w:val="left"/>
+      <w:pPr>
+        <w:ind w:left="5760" w:hanging="360"/>
+      </w:pPr>
+    </w:lvl>
+    <w:lvl w:ilvl="8" w:tplc="0409001B" w:tentative="1">
+      <w:start w:val="1"/>
+      <w:numFmt w:val="lowerRoman"/>
+      <w:lvlText w:val="%9."/>
+      <w:lvlJc w:val="right"/>
+      <w:pPr>
+        <w:ind w:left="6480" w:hanging="180"/>
+      </w:pPr>
+    </w:lvl>
+  </w:abstractNum>
+  <w:abstractNum w:abstractNumId="34" w15:restartNumberingAfterBreak="0">
     <w:nsid w:val="656F2A6D"/>
     <w:multiLevelType w:val="hybridMultilevel"/>
     <w:tmpl w:val="8A66FB76"/>
@@ -29139,7 +32655,120 @@
       </w:rPr>
     </w:lvl>
   </w:abstractNum>
-  <w:abstractNum w:abstractNumId="29" w15:restartNumberingAfterBreak="0">
+  <w:abstractNum w:abstractNumId="35" w15:restartNumberingAfterBreak="0">
+    <w:nsid w:val="682110BF"/>
+    <w:multiLevelType w:val="hybridMultilevel"/>
+    <w:tmpl w:val="44888162"/>
+    <w:lvl w:ilvl="0" w:tplc="04090001">
+      <w:start w:val="1"/>
+      <w:numFmt w:val="bullet"/>
+      <w:lvlText w:val=""/>
+      <w:lvlJc w:val="left"/>
+      <w:pPr>
+        <w:ind w:left="720" w:hanging="360"/>
+      </w:pPr>
+      <w:rPr>
+        <w:rFonts w:ascii="Symbol" w:hAnsi="Symbol" w:hint="default"/>
+      </w:rPr>
+    </w:lvl>
+    <w:lvl w:ilvl="1" w:tplc="04090003" w:tentative="1">
+      <w:start w:val="1"/>
+      <w:numFmt w:val="bullet"/>
+      <w:lvlText w:val="o"/>
+      <w:lvlJc w:val="left"/>
+      <w:pPr>
+        <w:ind w:left="1440" w:hanging="360"/>
+      </w:pPr>
+      <w:rPr>
+        <w:rFonts w:ascii="Courier New" w:hAnsi="Courier New" w:cs="Courier New" w:hint="default"/>
+      </w:rPr>
+    </w:lvl>
+    <w:lvl w:ilvl="2" w:tplc="04090005" w:tentative="1">
+      <w:start w:val="1"/>
+      <w:numFmt w:val="bullet"/>
+      <w:lvlText w:val=""/>
+      <w:lvlJc w:val="left"/>
+      <w:pPr>
+        <w:ind w:left="2160" w:hanging="360"/>
+      </w:pPr>
+      <w:rPr>
+        <w:rFonts w:ascii="Wingdings" w:hAnsi="Wingdings" w:hint="default"/>
+      </w:rPr>
+    </w:lvl>
+    <w:lvl w:ilvl="3" w:tplc="04090001" w:tentative="1">
+      <w:start w:val="1"/>
+      <w:numFmt w:val="bullet"/>
+      <w:lvlText w:val=""/>
+      <w:lvlJc w:val="left"/>
+      <w:pPr>
+        <w:ind w:left="2880" w:hanging="360"/>
+      </w:pPr>
+      <w:rPr>
+        <w:rFonts w:ascii="Symbol" w:hAnsi="Symbol" w:hint="default"/>
+      </w:rPr>
+    </w:lvl>
+    <w:lvl w:ilvl="4" w:tplc="04090003" w:tentative="1">
+      <w:start w:val="1"/>
+      <w:numFmt w:val="bullet"/>
+      <w:lvlText w:val="o"/>
+      <w:lvlJc w:val="left"/>
+      <w:pPr>
+        <w:ind w:left="3600" w:hanging="360"/>
+      </w:pPr>
+      <w:rPr>
+        <w:rFonts w:ascii="Courier New" w:hAnsi="Courier New" w:cs="Courier New" w:hint="default"/>
+      </w:rPr>
+    </w:lvl>
+    <w:lvl w:ilvl="5" w:tplc="04090005" w:tentative="1">
+      <w:start w:val="1"/>
+      <w:numFmt w:val="bullet"/>
+      <w:lvlText w:val=""/>
+      <w:lvlJc w:val="left"/>
+      <w:pPr>
+        <w:ind w:left="4320" w:hanging="360"/>
+      </w:pPr>
+      <w:rPr>
+        <w:rFonts w:ascii="Wingdings" w:hAnsi="Wingdings" w:hint="default"/>
+      </w:rPr>
+    </w:lvl>
+    <w:lvl w:ilvl="6" w:tplc="04090001" w:tentative="1">
+      <w:start w:val="1"/>
+      <w:numFmt w:val="bullet"/>
+      <w:lvlText w:val=""/>
+      <w:lvlJc w:val="left"/>
+      <w:pPr>
+        <w:ind w:left="5040" w:hanging="360"/>
+      </w:pPr>
+      <w:rPr>
+        <w:rFonts w:ascii="Symbol" w:hAnsi="Symbol" w:hint="default"/>
+      </w:rPr>
+    </w:lvl>
+    <w:lvl w:ilvl="7" w:tplc="04090003" w:tentative="1">
+      <w:start w:val="1"/>
+      <w:numFmt w:val="bullet"/>
+      <w:lvlText w:val="o"/>
+      <w:lvlJc w:val="left"/>
+      <w:pPr>
+        <w:ind w:left="5760" w:hanging="360"/>
+      </w:pPr>
+      <w:rPr>
+        <w:rFonts w:ascii="Courier New" w:hAnsi="Courier New" w:cs="Courier New" w:hint="default"/>
+      </w:rPr>
+    </w:lvl>
+    <w:lvl w:ilvl="8" w:tplc="04090005" w:tentative="1">
+      <w:start w:val="1"/>
+      <w:numFmt w:val="bullet"/>
+      <w:lvlText w:val=""/>
+      <w:lvlJc w:val="left"/>
+      <w:pPr>
+        <w:ind w:left="6480" w:hanging="360"/>
+      </w:pPr>
+      <w:rPr>
+        <w:rFonts w:ascii="Wingdings" w:hAnsi="Wingdings" w:hint="default"/>
+      </w:rPr>
+    </w:lvl>
+  </w:abstractNum>
+  <w:abstractNum w:abstractNumId="36" w15:restartNumberingAfterBreak="0">
     <w:nsid w:val="69342E79"/>
     <w:multiLevelType w:val="hybridMultilevel"/>
     <w:tmpl w:val="1CDEFB2C"/>
@@ -29252,7 +32881,7 @@
       </w:rPr>
     </w:lvl>
   </w:abstractNum>
-  <w:abstractNum w:abstractNumId="30" w15:restartNumberingAfterBreak="0">
+  <w:abstractNum w:abstractNumId="37" w15:restartNumberingAfterBreak="0">
     <w:nsid w:val="6C280225"/>
     <w:multiLevelType w:val="multilevel"/>
     <w:tmpl w:val="C522259E"/>
@@ -29396,7 +33025,7 @@
       </w:rPr>
     </w:lvl>
   </w:abstractNum>
-  <w:abstractNum w:abstractNumId="31" w15:restartNumberingAfterBreak="0">
+  <w:abstractNum w:abstractNumId="38" w15:restartNumberingAfterBreak="0">
     <w:nsid w:val="75EA506C"/>
     <w:multiLevelType w:val="hybridMultilevel"/>
     <w:tmpl w:val="144CE920"/>
@@ -29509,7 +33138,7 @@
       </w:rPr>
     </w:lvl>
   </w:abstractNum>
-  <w:abstractNum w:abstractNumId="32" w15:restartNumberingAfterBreak="0">
+  <w:abstractNum w:abstractNumId="39" w15:restartNumberingAfterBreak="0">
     <w:nsid w:val="762F48D7"/>
     <w:multiLevelType w:val="hybridMultilevel"/>
     <w:tmpl w:val="5ABE8EF8"/>
@@ -29600,79 +33229,79 @@
     </w:lvl>
   </w:abstractNum>
   <w:num w:numId="1" w16cid:durableId="1447772579">
-    <w:abstractNumId w:val="15"/>
+    <w:abstractNumId w:val="17"/>
   </w:num>
   <w:num w:numId="2" w16cid:durableId="1629169022">
-    <w:abstractNumId w:val="21"/>
+    <w:abstractNumId w:val="25"/>
   </w:num>
   <w:num w:numId="3" w16cid:durableId="2115899246">
+    <w:abstractNumId w:val="8"/>
+  </w:num>
+  <w:num w:numId="4" w16cid:durableId="506529677">
     <w:abstractNumId w:val="7"/>
   </w:num>
-  <w:num w:numId="4" w16cid:durableId="506529677">
-    <w:abstractNumId w:val="6"/>
-  </w:num>
   <w:num w:numId="5" w16cid:durableId="73205931">
-    <w:abstractNumId w:val="11"/>
+    <w:abstractNumId w:val="12"/>
   </w:num>
   <w:num w:numId="6" w16cid:durableId="2051296251">
-    <w:abstractNumId w:val="22"/>
+    <w:abstractNumId w:val="26"/>
   </w:num>
   <w:num w:numId="7" w16cid:durableId="1455363945">
-    <w:abstractNumId w:val="17"/>
+    <w:abstractNumId w:val="20"/>
   </w:num>
   <w:num w:numId="8" w16cid:durableId="931157716">
-    <w:abstractNumId w:val="24"/>
+    <w:abstractNumId w:val="28"/>
   </w:num>
   <w:num w:numId="9" w16cid:durableId="1011033584">
     <w:abstractNumId w:val="5"/>
   </w:num>
   <w:num w:numId="10" w16cid:durableId="697849409">
-    <w:abstractNumId w:val="14"/>
+    <w:abstractNumId w:val="16"/>
   </w:num>
   <w:num w:numId="11" w16cid:durableId="1212041316">
-    <w:abstractNumId w:val="30"/>
+    <w:abstractNumId w:val="37"/>
   </w:num>
   <w:num w:numId="12" w16cid:durableId="333266316">
-    <w:abstractNumId w:val="26"/>
+    <w:abstractNumId w:val="31"/>
   </w:num>
   <w:num w:numId="13" w16cid:durableId="1283806426">
-    <w:abstractNumId w:val="28"/>
+    <w:abstractNumId w:val="34"/>
   </w:num>
   <w:num w:numId="14" w16cid:durableId="795412518">
-    <w:abstractNumId w:val="23"/>
+    <w:abstractNumId w:val="27"/>
   </w:num>
   <w:num w:numId="15" w16cid:durableId="442309502">
-    <w:abstractNumId w:val="27"/>
+    <w:abstractNumId w:val="32"/>
   </w:num>
   <w:num w:numId="16" w16cid:durableId="898899577">
-    <w:abstractNumId w:val="16"/>
+    <w:abstractNumId w:val="19"/>
   </w:num>
   <w:num w:numId="17" w16cid:durableId="780881516">
-    <w:abstractNumId w:val="10"/>
+    <w:abstractNumId w:val="11"/>
   </w:num>
   <w:num w:numId="18" w16cid:durableId="1569612492">
-    <w:abstractNumId w:val="29"/>
+    <w:abstractNumId w:val="36"/>
   </w:num>
   <w:num w:numId="19" w16cid:durableId="1580022003">
     <w:abstractNumId w:val="3"/>
   </w:num>
   <w:num w:numId="20" w16cid:durableId="470514963">
-    <w:abstractNumId w:val="8"/>
+    <w:abstractNumId w:val="9"/>
   </w:num>
   <w:num w:numId="21" w16cid:durableId="1844931329">
-    <w:abstractNumId w:val="25"/>
+    <w:abstractNumId w:val="29"/>
   </w:num>
   <w:num w:numId="22" w16cid:durableId="1006833237">
-    <w:abstractNumId w:val="9"/>
+    <w:abstractNumId w:val="10"/>
   </w:num>
   <w:num w:numId="23" w16cid:durableId="802307545">
-    <w:abstractNumId w:val="31"/>
+    <w:abstractNumId w:val="38"/>
   </w:num>
   <w:num w:numId="24" w16cid:durableId="1021854729">
-    <w:abstractNumId w:val="20"/>
+    <w:abstractNumId w:val="24"/>
   </w:num>
   <w:num w:numId="25" w16cid:durableId="212155476">
-    <w:abstractNumId w:val="13"/>
+    <w:abstractNumId w:val="14"/>
   </w:num>
   <w:num w:numId="26" w16cid:durableId="16809948">
     <w:abstractNumId w:val="1"/>
@@ -29681,7 +33310,7 @@
     <w:abstractNumId w:val="2"/>
   </w:num>
   <w:num w:numId="28" w16cid:durableId="1441221667">
-    <w:abstractNumId w:val="32"/>
+    <w:abstractNumId w:val="39"/>
   </w:num>
   <w:num w:numId="29" w16cid:durableId="404227670">
     <w:abstractNumId w:val="4"/>
@@ -29690,13 +33319,34 @@
     <w:abstractNumId w:val="0"/>
   </w:num>
   <w:num w:numId="31" w16cid:durableId="1919484872">
-    <w:abstractNumId w:val="19"/>
+    <w:abstractNumId w:val="23"/>
   </w:num>
   <w:num w:numId="32" w16cid:durableId="460736381">
+    <w:abstractNumId w:val="21"/>
+  </w:num>
+  <w:num w:numId="33" w16cid:durableId="697004146">
+    <w:abstractNumId w:val="13"/>
+  </w:num>
+  <w:num w:numId="34" w16cid:durableId="30346709">
+    <w:abstractNumId w:val="35"/>
+  </w:num>
+  <w:num w:numId="35" w16cid:durableId="948973955">
+    <w:abstractNumId w:val="30"/>
+  </w:num>
+  <w:num w:numId="36" w16cid:durableId="1205673129">
+    <w:abstractNumId w:val="22"/>
+  </w:num>
+  <w:num w:numId="37" w16cid:durableId="686635885">
+    <w:abstractNumId w:val="6"/>
+  </w:num>
+  <w:num w:numId="38" w16cid:durableId="1963263413">
+    <w:abstractNumId w:val="15"/>
+  </w:num>
+  <w:num w:numId="39" w16cid:durableId="669213763">
     <w:abstractNumId w:val="18"/>
   </w:num>
-  <w:num w:numId="33" w16cid:durableId="697004146">
-    <w:abstractNumId w:val="12"/>
+  <w:num w:numId="40" w16cid:durableId="793447228">
+    <w:abstractNumId w:val="33"/>
   </w:num>
 </w:numbering>
 </file>

--- a/documentacion/memoria_pi_danielcorreavilla.docx
+++ b/documentacion/memoria_pi_danielcorreavilla.docx
@@ -96,7 +96,7 @@
           <w:lang w:val="es-ES"/>
         </w:rPr>
       </w:pPr>
-      <w:bookmarkStart w:id="0" w:name="_Toc191745553"/>
+      <w:bookmarkStart w:id="0" w:name="_Toc191833356"/>
       <w:r>
         <w:rPr>
           <w:rFonts w:ascii="Times New Roman" w:hAnsi="Times New Roman" w:cs="Times New Roman"/>
@@ -136,7 +136,32 @@
           <w:rFonts w:ascii="Times New Roman" w:hAnsi="Times New Roman" w:cs="Times New Roman"/>
           <w:lang w:val="es-ES"/>
         </w:rPr>
-        <w:t>El proyecto surge como una iniciativa dentro del ámbito académico para desarrollar una aplicación web destinada a gestionar las actividades y la información de un campamento infantil.</w:t>
+        <w:t xml:space="preserve">El proyecto </w:t>
+      </w:r>
+      <w:proofErr w:type="spellStart"/>
+      <w:r>
+        <w:rPr>
+          <w:rFonts w:ascii="Times New Roman" w:hAnsi="Times New Roman" w:cs="Times New Roman"/>
+          <w:b/>
+          <w:bCs/>
+          <w:lang w:val="es-ES"/>
+        </w:rPr>
+        <w:t>RoboCamp</w:t>
+      </w:r>
+      <w:proofErr w:type="spellEnd"/>
+      <w:r>
+        <w:rPr>
+          <w:rFonts w:ascii="Times New Roman" w:hAnsi="Times New Roman" w:cs="Times New Roman"/>
+          <w:lang w:val="es-ES"/>
+        </w:rPr>
+        <w:t xml:space="preserve"> </w:t>
+      </w:r>
+      <w:r>
+        <w:rPr>
+          <w:rFonts w:ascii="Times New Roman" w:hAnsi="Times New Roman" w:cs="Times New Roman"/>
+          <w:lang w:val="es-ES"/>
+        </w:rPr>
+        <w:t>surge como una iniciativa dentro del ámbito académico para desarrollar una aplicación web destinada a gestionar las actividades y la información de un campamento infantil.</w:t>
       </w:r>
     </w:p>
     <w:p>
@@ -503,7 +528,7 @@
           <w:lang w:val="es-ES"/>
         </w:rPr>
       </w:pPr>
-      <w:bookmarkStart w:id="1" w:name="_Toc191745554"/>
+      <w:bookmarkStart w:id="1" w:name="_Toc191833357"/>
       <w:r>
         <w:rPr>
           <w:rFonts w:ascii="Times New Roman" w:hAnsi="Times New Roman" w:cs="Times New Roman"/>
@@ -1116,7 +1141,7 @@
             </w:rPr>
             <w:fldChar w:fldCharType="separate"/>
           </w:r>
-          <w:hyperlink w:anchor="_Toc191745553" w:history="1">
+          <w:hyperlink w:anchor="_Toc191833356" w:history="1">
             <w:r>
               <w:rPr>
                 <w:rStyle w:val="Hyperlink"/>
@@ -1145,7 +1170,7 @@
                 <w:noProof/>
                 <w:webHidden/>
               </w:rPr>
-              <w:instrText xml:space="preserve"> PAGEREF _Toc191745553 \h </w:instrText>
+              <w:instrText xml:space="preserve"> PAGEREF _Toc191833356 \h </w:instrText>
             </w:r>
             <w:r>
               <w:rPr>
@@ -1191,7 +1216,7 @@
               <w:szCs w:val="24"/>
             </w:rPr>
           </w:pPr>
-          <w:hyperlink w:anchor="_Toc191745554" w:history="1">
+          <w:hyperlink w:anchor="_Toc191833357" w:history="1">
             <w:r>
               <w:rPr>
                 <w:rStyle w:val="Hyperlink"/>
@@ -1220,7 +1245,7 @@
                 <w:noProof/>
                 <w:webHidden/>
               </w:rPr>
-              <w:instrText xml:space="preserve"> PAGEREF _Toc191745554 \h </w:instrText>
+              <w:instrText xml:space="preserve"> PAGEREF _Toc191833357 \h </w:instrText>
             </w:r>
             <w:r>
               <w:rPr>
@@ -1266,7 +1291,7 @@
               <w:szCs w:val="24"/>
             </w:rPr>
           </w:pPr>
-          <w:hyperlink w:anchor="_Toc191745555" w:history="1">
+          <w:hyperlink w:anchor="_Toc191833358" w:history="1">
             <w:r>
               <w:rPr>
                 <w:rStyle w:val="Hyperlink"/>
@@ -1295,7 +1320,7 @@
                 <w:noProof/>
                 <w:webHidden/>
               </w:rPr>
-              <w:instrText xml:space="preserve"> PAGEREF _Toc191745555 \h </w:instrText>
+              <w:instrText xml:space="preserve"> PAGEREF _Toc191833358 \h </w:instrText>
             </w:r>
             <w:r>
               <w:rPr>
@@ -1341,7 +1366,7 @@
               <w:szCs w:val="24"/>
             </w:rPr>
           </w:pPr>
-          <w:hyperlink w:anchor="_Toc191745556" w:history="1">
+          <w:hyperlink w:anchor="_Toc191833359" w:history="1">
             <w:r>
               <w:rPr>
                 <w:rStyle w:val="Hyperlink"/>
@@ -1370,7 +1395,7 @@
                 <w:noProof/>
                 <w:webHidden/>
               </w:rPr>
-              <w:instrText xml:space="preserve"> PAGEREF _Toc191745556 \h </w:instrText>
+              <w:instrText xml:space="preserve"> PAGEREF _Toc191833359 \h </w:instrText>
             </w:r>
             <w:r>
               <w:rPr>
@@ -1416,7 +1441,7 @@
               <w:noProof/>
             </w:rPr>
           </w:pPr>
-          <w:hyperlink w:anchor="_Toc191745557" w:history="1">
+          <w:hyperlink w:anchor="_Toc191833360" w:history="1">
             <w:r>
               <w:rPr>
                 <w:rStyle w:val="Hyperlink"/>
@@ -1445,7 +1470,7 @@
                 <w:noProof/>
                 <w:webHidden/>
               </w:rPr>
-              <w:instrText xml:space="preserve"> PAGEREF _Toc191745557 \h </w:instrText>
+              <w:instrText xml:space="preserve"> PAGEREF _Toc191833360 \h </w:instrText>
             </w:r>
             <w:r>
               <w:rPr>
@@ -1491,7 +1516,7 @@
               <w:szCs w:val="24"/>
             </w:rPr>
           </w:pPr>
-          <w:hyperlink w:anchor="_Toc191745558" w:history="1">
+          <w:hyperlink w:anchor="_Toc191833361" w:history="1">
             <w:r>
               <w:rPr>
                 <w:rStyle w:val="Hyperlink"/>
@@ -1520,7 +1545,7 @@
                 <w:noProof/>
                 <w:webHidden/>
               </w:rPr>
-              <w:instrText xml:space="preserve"> PAGEREF _Toc191745558 \h </w:instrText>
+              <w:instrText xml:space="preserve"> PAGEREF _Toc191833361 \h </w:instrText>
             </w:r>
             <w:r>
               <w:rPr>
@@ -1566,7 +1591,7 @@
               <w:szCs w:val="24"/>
             </w:rPr>
           </w:pPr>
-          <w:hyperlink w:anchor="_Toc191745559" w:history="1">
+          <w:hyperlink w:anchor="_Toc191833362" w:history="1">
             <w:r>
               <w:rPr>
                 <w:rStyle w:val="Hyperlink"/>
@@ -1594,7 +1619,7 @@
                 <w:noProof/>
                 <w:webHidden/>
               </w:rPr>
-              <w:instrText xml:space="preserve"> PAGEREF _Toc191745559 \h </w:instrText>
+              <w:instrText xml:space="preserve"> PAGEREF _Toc191833362 \h </w:instrText>
             </w:r>
             <w:r>
               <w:rPr>
@@ -1640,7 +1665,7 @@
               <w:noProof/>
             </w:rPr>
           </w:pPr>
-          <w:hyperlink w:anchor="_Toc191745560" w:history="1">
+          <w:hyperlink w:anchor="_Toc191833363" w:history="1">
             <w:r>
               <w:rPr>
                 <w:rStyle w:val="Hyperlink"/>
@@ -1669,7 +1694,7 @@
                 <w:noProof/>
                 <w:webHidden/>
               </w:rPr>
-              <w:instrText xml:space="preserve"> PAGEREF _Toc191745560 \h </w:instrText>
+              <w:instrText xml:space="preserve"> PAGEREF _Toc191833363 \h </w:instrText>
             </w:r>
             <w:r>
               <w:rPr>
@@ -1715,7 +1740,7 @@
               <w:szCs w:val="24"/>
             </w:rPr>
           </w:pPr>
-          <w:hyperlink w:anchor="_Toc191745561" w:history="1">
+          <w:hyperlink w:anchor="_Toc191833364" w:history="1">
             <w:r>
               <w:rPr>
                 <w:rStyle w:val="Hyperlink"/>
@@ -1744,7 +1769,7 @@
                 <w:noProof/>
                 <w:webHidden/>
               </w:rPr>
-              <w:instrText xml:space="preserve"> PAGEREF _Toc191745561 \h </w:instrText>
+              <w:instrText xml:space="preserve"> PAGEREF _Toc191833364 \h </w:instrText>
             </w:r>
             <w:r>
               <w:rPr>
@@ -1790,7 +1815,7 @@
               <w:noProof/>
             </w:rPr>
           </w:pPr>
-          <w:hyperlink w:anchor="_Toc191745562" w:history="1">
+          <w:hyperlink w:anchor="_Toc191833365" w:history="1">
             <w:r>
               <w:rPr>
                 <w:rStyle w:val="Hyperlink"/>
@@ -1819,7 +1844,7 @@
                 <w:noProof/>
                 <w:webHidden/>
               </w:rPr>
-              <w:instrText xml:space="preserve"> PAGEREF _Toc191745562 \h </w:instrText>
+              <w:instrText xml:space="preserve"> PAGEREF _Toc191833365 \h </w:instrText>
             </w:r>
             <w:r>
               <w:rPr>
@@ -1865,7 +1890,7 @@
               <w:szCs w:val="24"/>
             </w:rPr>
           </w:pPr>
-          <w:hyperlink w:anchor="_Toc191745563" w:history="1">
+          <w:hyperlink w:anchor="_Toc191833366" w:history="1">
             <w:r>
               <w:rPr>
                 <w:rStyle w:val="Hyperlink"/>
@@ -1894,7 +1919,7 @@
                 <w:noProof/>
                 <w:webHidden/>
               </w:rPr>
-              <w:instrText xml:space="preserve"> PAGEREF _Toc191745563 \h </w:instrText>
+              <w:instrText xml:space="preserve"> PAGEREF _Toc191833366 \h </w:instrText>
             </w:r>
             <w:r>
               <w:rPr>
@@ -1940,7 +1965,7 @@
               <w:szCs w:val="24"/>
             </w:rPr>
           </w:pPr>
-          <w:hyperlink w:anchor="_Toc191745564" w:history="1">
+          <w:hyperlink w:anchor="_Toc191833367" w:history="1">
             <w:r>
               <w:rPr>
                 <w:rStyle w:val="Hyperlink"/>
@@ -1969,7 +1994,7 @@
                 <w:noProof/>
                 <w:webHidden/>
               </w:rPr>
-              <w:instrText xml:space="preserve"> PAGEREF _Toc191745564 \h </w:instrText>
+              <w:instrText xml:space="preserve"> PAGEREF _Toc191833367 \h </w:instrText>
             </w:r>
             <w:r>
               <w:rPr>
@@ -2015,7 +2040,7 @@
               <w:szCs w:val="24"/>
             </w:rPr>
           </w:pPr>
-          <w:hyperlink w:anchor="_Toc191745565" w:history="1">
+          <w:hyperlink w:anchor="_Toc191833368" w:history="1">
             <w:r>
               <w:rPr>
                 <w:rStyle w:val="Hyperlink"/>
@@ -2044,7 +2069,7 @@
                 <w:noProof/>
                 <w:webHidden/>
               </w:rPr>
-              <w:instrText xml:space="preserve"> PAGEREF _Toc191745565 \h </w:instrText>
+              <w:instrText xml:space="preserve"> PAGEREF _Toc191833368 \h </w:instrText>
             </w:r>
             <w:r>
               <w:rPr>
@@ -2090,7 +2115,7 @@
               <w:szCs w:val="24"/>
             </w:rPr>
           </w:pPr>
-          <w:hyperlink w:anchor="_Toc191745566" w:history="1">
+          <w:hyperlink w:anchor="_Toc191833369" w:history="1">
             <w:r>
               <w:rPr>
                 <w:rStyle w:val="Hyperlink"/>
@@ -2119,7 +2144,7 @@
                 <w:noProof/>
                 <w:webHidden/>
               </w:rPr>
-              <w:instrText xml:space="preserve"> PAGEREF _Toc191745566 \h </w:instrText>
+              <w:instrText xml:space="preserve"> PAGEREF _Toc191833369 \h </w:instrText>
             </w:r>
             <w:r>
               <w:rPr>
@@ -2165,7 +2190,7 @@
               <w:szCs w:val="24"/>
             </w:rPr>
           </w:pPr>
-          <w:hyperlink w:anchor="_Toc191745567" w:history="1">
+          <w:hyperlink w:anchor="_Toc191833370" w:history="1">
             <w:r>
               <w:rPr>
                 <w:rStyle w:val="Hyperlink"/>
@@ -2194,7 +2219,7 @@
                 <w:noProof/>
                 <w:webHidden/>
               </w:rPr>
-              <w:instrText xml:space="preserve"> PAGEREF _Toc191745567 \h </w:instrText>
+              <w:instrText xml:space="preserve"> PAGEREF _Toc191833370 \h </w:instrText>
             </w:r>
             <w:r>
               <w:rPr>
@@ -2240,7 +2265,7 @@
               <w:noProof/>
             </w:rPr>
           </w:pPr>
-          <w:hyperlink w:anchor="_Toc191745568" w:history="1">
+          <w:hyperlink w:anchor="_Toc191833371" w:history="1">
             <w:r>
               <w:rPr>
                 <w:rStyle w:val="Hyperlink"/>
@@ -2269,7 +2294,7 @@
                 <w:noProof/>
                 <w:webHidden/>
               </w:rPr>
-              <w:instrText xml:space="preserve"> PAGEREF _Toc191745568 \h </w:instrText>
+              <w:instrText xml:space="preserve"> PAGEREF _Toc191833371 \h </w:instrText>
             </w:r>
             <w:r>
               <w:rPr>
@@ -2315,7 +2340,7 @@
               <w:szCs w:val="24"/>
             </w:rPr>
           </w:pPr>
-          <w:hyperlink w:anchor="_Toc191745569" w:history="1">
+          <w:hyperlink w:anchor="_Toc191833372" w:history="1">
             <w:r>
               <w:rPr>
                 <w:rStyle w:val="Hyperlink"/>
@@ -2344,7 +2369,7 @@
                 <w:noProof/>
                 <w:webHidden/>
               </w:rPr>
-              <w:instrText xml:space="preserve"> PAGEREF _Toc191745569 \h </w:instrText>
+              <w:instrText xml:space="preserve"> PAGEREF _Toc191833372 \h </w:instrText>
             </w:r>
             <w:r>
               <w:rPr>
@@ -2390,7 +2415,7 @@
               <w:szCs w:val="24"/>
             </w:rPr>
           </w:pPr>
-          <w:hyperlink w:anchor="_Toc191745570" w:history="1">
+          <w:hyperlink w:anchor="_Toc191833373" w:history="1">
             <w:r>
               <w:rPr>
                 <w:rStyle w:val="Hyperlink"/>
@@ -2419,7 +2444,7 @@
                 <w:noProof/>
                 <w:webHidden/>
               </w:rPr>
-              <w:instrText xml:space="preserve"> PAGEREF _Toc191745570 \h </w:instrText>
+              <w:instrText xml:space="preserve"> PAGEREF _Toc191833373 \h </w:instrText>
             </w:r>
             <w:r>
               <w:rPr>
@@ -2465,7 +2490,7 @@
               <w:szCs w:val="24"/>
             </w:rPr>
           </w:pPr>
-          <w:hyperlink w:anchor="_Toc191745571" w:history="1">
+          <w:hyperlink w:anchor="_Toc191833374" w:history="1">
             <w:r>
               <w:rPr>
                 <w:rStyle w:val="Hyperlink"/>
@@ -2494,7 +2519,82 @@
                 <w:noProof/>
                 <w:webHidden/>
               </w:rPr>
-              <w:instrText xml:space="preserve"> PAGEREF _Toc191745571 \h </w:instrText>
+              <w:instrText xml:space="preserve"> PAGEREF _Toc191833374 \h </w:instrText>
+            </w:r>
+            <w:r>
+              <w:rPr>
+                <w:noProof/>
+                <w:webHidden/>
+              </w:rPr>
+            </w:r>
+            <w:r>
+              <w:rPr>
+                <w:noProof/>
+                <w:webHidden/>
+              </w:rPr>
+              <w:fldChar w:fldCharType="separate"/>
+            </w:r>
+            <w:r>
+              <w:rPr>
+                <w:noProof/>
+                <w:webHidden/>
+              </w:rPr>
+              <w:t>25</w:t>
+            </w:r>
+            <w:r>
+              <w:rPr>
+                <w:noProof/>
+                <w:webHidden/>
+              </w:rPr>
+              <w:fldChar w:fldCharType="end"/>
+            </w:r>
+          </w:hyperlink>
+        </w:p>
+        <w:p>
+          <w:pPr>
+            <w:pStyle w:val="TOC2"/>
+            <w:tabs>
+              <w:tab w:val="right" w:leader="dot" w:pos="8492"/>
+            </w:tabs>
+            <w:rPr>
+              <w:rFonts w:eastAsiaTheme="minorEastAsia"/>
+              <w:b w:val="0"/>
+              <w:bCs w:val="0"/>
+              <w:noProof/>
+              <w:sz w:val="24"/>
+              <w:szCs w:val="24"/>
+            </w:rPr>
+          </w:pPr>
+          <w:hyperlink w:anchor="_Toc191833375" w:history="1">
+            <w:r>
+              <w:rPr>
+                <w:rStyle w:val="Hyperlink"/>
+                <w:rFonts w:ascii="Times New Roman" w:hAnsi="Times New Roman" w:cs="Times New Roman"/>
+                <w:noProof/>
+                <w:lang w:val="es-ES"/>
+              </w:rPr>
+              <w:t>Dificultades durante el desarrollo</w:t>
+            </w:r>
+            <w:r>
+              <w:rPr>
+                <w:noProof/>
+                <w:webHidden/>
+              </w:rPr>
+              <w:tab/>
+            </w:r>
+            <w:r>
+              <w:rPr>
+                <w:noProof/>
+                <w:webHidden/>
+              </w:rPr>
+              <w:fldChar w:fldCharType="begin"/>
+            </w:r>
+            <w:r>
+              <w:rPr>
+                <w:noProof/>
+                <w:webHidden/>
+              </w:rPr>
+              <w:instrText xml:space="preserve"> PAGEREF _Toc191833375 \h </w:instrText>
             </w:r>
             <w:r>
               <w:rPr>
@@ -2540,7 +2640,7 @@
               <w:noProof/>
             </w:rPr>
           </w:pPr>
-          <w:hyperlink w:anchor="_Toc191745572" w:history="1">
+          <w:hyperlink w:anchor="_Toc191833376" w:history="1">
             <w:r>
               <w:rPr>
                 <w:rStyle w:val="Hyperlink"/>
@@ -2569,7 +2669,7 @@
                 <w:noProof/>
                 <w:webHidden/>
               </w:rPr>
-              <w:instrText xml:space="preserve"> PAGEREF _Toc191745572 \h </w:instrText>
+              <w:instrText xml:space="preserve"> PAGEREF _Toc191833376 \h </w:instrText>
             </w:r>
             <w:r>
               <w:rPr>
@@ -2615,7 +2715,7 @@
               <w:szCs w:val="24"/>
             </w:rPr>
           </w:pPr>
-          <w:hyperlink w:anchor="_Toc191745573" w:history="1">
+          <w:hyperlink w:anchor="_Toc191833377" w:history="1">
             <w:r>
               <w:rPr>
                 <w:rStyle w:val="Hyperlink"/>
@@ -2644,7 +2744,7 @@
                 <w:noProof/>
                 <w:webHidden/>
               </w:rPr>
-              <w:instrText xml:space="preserve"> PAGEREF _Toc191745573 \h </w:instrText>
+              <w:instrText xml:space="preserve"> PAGEREF _Toc191833377 \h </w:instrText>
             </w:r>
             <w:r>
               <w:rPr>
@@ -2690,7 +2790,7 @@
               <w:szCs w:val="24"/>
             </w:rPr>
           </w:pPr>
-          <w:hyperlink w:anchor="_Toc191745574" w:history="1">
+          <w:hyperlink w:anchor="_Toc191833378" w:history="1">
             <w:r>
               <w:rPr>
                 <w:rStyle w:val="Hyperlink"/>
@@ -2698,7 +2798,7 @@
                 <w:noProof/>
                 <w:lang w:val="es-ES"/>
               </w:rPr>
-              <w:t>Dificultades durante el desarrollo</w:t>
+              <w:t>Impacto y futuro del proyecto</w:t>
             </w:r>
             <w:r>
               <w:rPr>
@@ -2719,82 +2819,7 @@
                 <w:noProof/>
                 <w:webHidden/>
               </w:rPr>
-              <w:instrText xml:space="preserve"> PAGEREF _Toc191745574 \h </w:instrText>
-            </w:r>
-            <w:r>
-              <w:rPr>
-                <w:noProof/>
-                <w:webHidden/>
-              </w:rPr>
-            </w:r>
-            <w:r>
-              <w:rPr>
-                <w:noProof/>
-                <w:webHidden/>
-              </w:rPr>
-              <w:fldChar w:fldCharType="separate"/>
-            </w:r>
-            <w:r>
-              <w:rPr>
-                <w:noProof/>
-                <w:webHidden/>
-              </w:rPr>
-              <w:t>28</w:t>
-            </w:r>
-            <w:r>
-              <w:rPr>
-                <w:noProof/>
-                <w:webHidden/>
-              </w:rPr>
-              <w:fldChar w:fldCharType="end"/>
-            </w:r>
-          </w:hyperlink>
-        </w:p>
-        <w:p>
-          <w:pPr>
-            <w:pStyle w:val="TOC2"/>
-            <w:tabs>
-              <w:tab w:val="right" w:leader="dot" w:pos="8492"/>
-            </w:tabs>
-            <w:rPr>
-              <w:rFonts w:eastAsiaTheme="minorEastAsia"/>
-              <w:b w:val="0"/>
-              <w:bCs w:val="0"/>
-              <w:noProof/>
-              <w:sz w:val="24"/>
-              <w:szCs w:val="24"/>
-            </w:rPr>
-          </w:pPr>
-          <w:hyperlink w:anchor="_Toc191745575" w:history="1">
-            <w:r>
-              <w:rPr>
-                <w:rStyle w:val="Hyperlink"/>
-                <w:rFonts w:ascii="Times New Roman" w:hAnsi="Times New Roman" w:cs="Times New Roman"/>
-                <w:noProof/>
-                <w:lang w:val="es-ES"/>
-              </w:rPr>
-              <w:t>Impacto y futuro del proyecto</w:t>
-            </w:r>
-            <w:r>
-              <w:rPr>
-                <w:noProof/>
-                <w:webHidden/>
-              </w:rPr>
-              <w:tab/>
-            </w:r>
-            <w:r>
-              <w:rPr>
-                <w:noProof/>
-                <w:webHidden/>
-              </w:rPr>
-              <w:fldChar w:fldCharType="begin"/>
-            </w:r>
-            <w:r>
-              <w:rPr>
-                <w:noProof/>
-                <w:webHidden/>
-              </w:rPr>
-              <w:instrText xml:space="preserve"> PAGEREF _Toc191745575 \h </w:instrText>
+              <w:instrText xml:space="preserve"> PAGEREF _Toc191833378 \h </w:instrText>
             </w:r>
             <w:r>
               <w:rPr>
@@ -2840,7 +2865,7 @@
               <w:noProof/>
             </w:rPr>
           </w:pPr>
-          <w:hyperlink w:anchor="_Toc191745576" w:history="1">
+          <w:hyperlink w:anchor="_Toc191833379" w:history="1">
             <w:r>
               <w:rPr>
                 <w:rStyle w:val="Hyperlink"/>
@@ -2869,7 +2894,7 @@
                 <w:noProof/>
                 <w:webHidden/>
               </w:rPr>
-              <w:instrText xml:space="preserve"> PAGEREF _Toc191745576 \h </w:instrText>
+              <w:instrText xml:space="preserve"> PAGEREF _Toc191833379 \h </w:instrText>
             </w:r>
             <w:r>
               <w:rPr>
@@ -2889,7 +2914,7 @@
                 <w:noProof/>
                 <w:webHidden/>
               </w:rPr>
-              <w:t>30</w:t>
+              <w:t>29</w:t>
             </w:r>
             <w:r>
               <w:rPr>
@@ -2915,7 +2940,7 @@
               <w:noProof/>
             </w:rPr>
           </w:pPr>
-          <w:hyperlink w:anchor="_Toc191745577" w:history="1">
+          <w:hyperlink w:anchor="_Toc191833380" w:history="1">
             <w:r>
               <w:rPr>
                 <w:rStyle w:val="Hyperlink"/>
@@ -2944,7 +2969,7 @@
                 <w:noProof/>
                 <w:webHidden/>
               </w:rPr>
-              <w:instrText xml:space="preserve"> PAGEREF _Toc191745577 \h </w:instrText>
+              <w:instrText xml:space="preserve"> PAGEREF _Toc191833380 \h </w:instrText>
             </w:r>
             <w:r>
               <w:rPr>
@@ -2964,7 +2989,7 @@
                 <w:noProof/>
                 <w:webHidden/>
               </w:rPr>
-              <w:t>31</w:t>
+              <w:t>30</w:t>
             </w:r>
             <w:r>
               <w:rPr>
@@ -2991,7 +3016,7 @@
               <w:szCs w:val="24"/>
             </w:rPr>
           </w:pPr>
-          <w:hyperlink w:anchor="_Toc191745578" w:history="1">
+          <w:hyperlink w:anchor="_Toc191833381" w:history="1">
             <w:r>
               <w:rPr>
                 <w:rStyle w:val="Hyperlink"/>
@@ -3040,7 +3065,7 @@
                 <w:noProof/>
                 <w:webHidden/>
               </w:rPr>
-              <w:instrText xml:space="preserve"> PAGEREF _Toc191745578 \h </w:instrText>
+              <w:instrText xml:space="preserve"> PAGEREF _Toc191833381 \h </w:instrText>
             </w:r>
             <w:r>
               <w:rPr>
@@ -3060,7 +3085,7 @@
                 <w:noProof/>
                 <w:webHidden/>
               </w:rPr>
-              <w:t>31</w:t>
+              <w:t>30</w:t>
             </w:r>
             <w:r>
               <w:rPr>
@@ -3075,6 +3100,7 @@
           <w:pPr>
             <w:pStyle w:val="TOC2"/>
             <w:tabs>
+              <w:tab w:val="left" w:pos="720"/>
               <w:tab w:val="right" w:leader="dot" w:pos="8492"/>
             </w:tabs>
             <w:rPr>
@@ -3086,7 +3112,7 @@
               <w:szCs w:val="24"/>
             </w:rPr>
           </w:pPr>
-          <w:hyperlink w:anchor="_Toc191745579" w:history="1">
+          <w:hyperlink w:anchor="_Toc191833382" w:history="1">
             <w:r>
               <w:rPr>
                 <w:rStyle w:val="Hyperlink"/>
@@ -3094,6 +3120,26 @@
                 <w:noProof/>
                 <w:lang w:val="es-ES"/>
               </w:rPr>
+              <w:t>2.</w:t>
+            </w:r>
+            <w:r>
+              <w:rPr>
+                <w:rFonts w:eastAsiaTheme="minorEastAsia"/>
+                <w:b w:val="0"/>
+                <w:bCs w:val="0"/>
+                <w:noProof/>
+                <w:sz w:val="24"/>
+                <w:szCs w:val="24"/>
+              </w:rPr>
+              <w:tab/>
+            </w:r>
+            <w:r>
+              <w:rPr>
+                <w:rStyle w:val="Hyperlink"/>
+                <w:rFonts w:ascii="Times New Roman" w:hAnsi="Times New Roman" w:cs="Times New Roman"/>
+                <w:noProof/>
+                <w:lang w:val="es-ES"/>
+              </w:rPr>
               <w:t>Configuración de autenticación Digest:</w:t>
             </w:r>
             <w:r>
@@ -3115,7 +3161,7 @@
                 <w:noProof/>
                 <w:webHidden/>
               </w:rPr>
-              <w:instrText xml:space="preserve"> PAGEREF _Toc191745579 \h </w:instrText>
+              <w:instrText xml:space="preserve"> PAGEREF _Toc191833382 \h </w:instrText>
             </w:r>
             <w:r>
               <w:rPr>
@@ -3135,7 +3181,7 @@
                 <w:noProof/>
                 <w:webHidden/>
               </w:rPr>
-              <w:t>32</w:t>
+              <w:t>31</w:t>
             </w:r>
             <w:r>
               <w:rPr>
@@ -3161,7 +3207,7 @@
               <w:noProof/>
             </w:rPr>
           </w:pPr>
-          <w:hyperlink w:anchor="_Toc191745580" w:history="1">
+          <w:hyperlink w:anchor="_Toc191833383" w:history="1">
             <w:r>
               <w:rPr>
                 <w:rStyle w:val="Hyperlink"/>
@@ -3190,7 +3236,7 @@
                 <w:noProof/>
                 <w:webHidden/>
               </w:rPr>
-              <w:instrText xml:space="preserve"> PAGEREF _Toc191745580 \h </w:instrText>
+              <w:instrText xml:space="preserve"> PAGEREF _Toc191833383 \h </w:instrText>
             </w:r>
             <w:r>
               <w:rPr>
@@ -3210,7 +3256,7 @@
                 <w:noProof/>
                 <w:webHidden/>
               </w:rPr>
-              <w:t>34</w:t>
+              <w:t>33</w:t>
             </w:r>
             <w:r>
               <w:rPr>
@@ -3293,7 +3339,7 @@
           <w:lang w:val="es-ES"/>
         </w:rPr>
       </w:pPr>
-      <w:bookmarkStart w:id="2" w:name="_Toc191745555"/>
+      <w:bookmarkStart w:id="2" w:name="_Toc191833358"/>
       <w:r>
         <w:rPr>
           <w:rFonts w:ascii="Times New Roman" w:hAnsi="Times New Roman" w:cs="Times New Roman"/>
@@ -4159,7 +4205,7 @@
           <w:lang w:val="es-ES"/>
         </w:rPr>
       </w:pPr>
-      <w:bookmarkStart w:id="3" w:name="_Toc191745556"/>
+      <w:bookmarkStart w:id="3" w:name="_Toc191833359"/>
       <w:r>
         <w:rPr>
           <w:rFonts w:ascii="Times New Roman" w:hAnsi="Times New Roman" w:cs="Times New Roman"/>
@@ -6367,7 +6413,7 @@
           <w:lang w:val="es-ES"/>
         </w:rPr>
       </w:pPr>
-      <w:bookmarkStart w:id="4" w:name="_Toc191745557"/>
+      <w:bookmarkStart w:id="4" w:name="_Toc191833360"/>
       <w:r>
         <w:rPr>
           <w:rFonts w:ascii="Times New Roman" w:hAnsi="Times New Roman" w:cs="Times New Roman"/>
@@ -6418,7 +6464,7 @@
           <w:lang w:val="es-ES"/>
         </w:rPr>
       </w:pPr>
-      <w:bookmarkStart w:id="5" w:name="_Toc191745558"/>
+      <w:bookmarkStart w:id="5" w:name="_Toc191833361"/>
       <w:r>
         <w:rPr>
           <w:rFonts w:ascii="Times New Roman" w:hAnsi="Times New Roman" w:cs="Times New Roman"/>
@@ -6510,7 +6556,7 @@
           <w:szCs w:val="28"/>
         </w:rPr>
       </w:pPr>
-      <w:bookmarkStart w:id="6" w:name="_Toc191745559"/>
+      <w:bookmarkStart w:id="6" w:name="_Toc191833362"/>
       <w:proofErr w:type="spellStart"/>
       <w:r>
         <w:rPr>
@@ -6822,7 +6868,7 @@
           <w:lang w:val="es-ES"/>
         </w:rPr>
       </w:pPr>
-      <w:bookmarkStart w:id="7" w:name="_Toc191745560"/>
+      <w:bookmarkStart w:id="7" w:name="_Toc191833363"/>
       <w:r>
         <w:rPr>
           <w:rFonts w:ascii="Times New Roman" w:hAnsi="Times New Roman" w:cs="Times New Roman"/>
@@ -6851,7 +6897,7 @@
           <w:lang w:val="es-ES"/>
         </w:rPr>
       </w:pPr>
-      <w:bookmarkStart w:id="8" w:name="_Toc191745561"/>
+      <w:bookmarkStart w:id="8" w:name="_Toc191833364"/>
       <w:r>
         <w:rPr>
           <w:rFonts w:ascii="Times New Roman" w:hAnsi="Times New Roman" w:cs="Times New Roman"/>
@@ -9565,7 +9611,7 @@
           <w:lang w:val="es-ES"/>
         </w:rPr>
       </w:pPr>
-      <w:bookmarkStart w:id="9" w:name="_Toc191745562"/>
+      <w:bookmarkStart w:id="9" w:name="_Toc191833365"/>
       <w:r>
         <w:rPr>
           <w:rFonts w:ascii="Times New Roman" w:hAnsi="Times New Roman" w:cs="Times New Roman"/>
@@ -9621,7 +9667,7 @@
           <w:lang w:val="es-ES"/>
         </w:rPr>
       </w:pPr>
-      <w:bookmarkStart w:id="10" w:name="_Toc191745563"/>
+      <w:bookmarkStart w:id="10" w:name="_Toc191833366"/>
       <w:r>
         <w:rPr>
           <w:rFonts w:ascii="Times New Roman" w:hAnsi="Times New Roman" w:cs="Times New Roman"/>
@@ -9755,7 +9801,7 @@
           <w:lang w:val="es-ES"/>
         </w:rPr>
       </w:pPr>
-      <w:bookmarkStart w:id="11" w:name="_Toc191745564"/>
+      <w:bookmarkStart w:id="11" w:name="_Toc191833367"/>
       <w:r>
         <w:rPr>
           <w:rFonts w:ascii="Times New Roman" w:hAnsi="Times New Roman" w:cs="Times New Roman"/>
@@ -9865,26 +9911,14 @@
       <w:r>
         <w:rPr>
           <w:rFonts w:ascii="Times New Roman" w:hAnsi="Times New Roman" w:cs="Times New Roman"/>
-          <w:b/>
-          <w:bCs/>
           <w:noProof/>
-          <w:sz w:val="32"/>
-          <w:szCs w:val="32"/>
           <w:lang w:val="es-ES"/>
         </w:rPr>
         <w:drawing>
-          <wp:anchor distT="0" distB="0" distL="114300" distR="114300" simplePos="0" relativeHeight="251664384" behindDoc="0" locked="0" layoutInCell="1" allowOverlap="1" wp14:anchorId="0CA256E6" wp14:editId="452975BB">
-            <wp:simplePos x="0" y="0"/>
-            <wp:positionH relativeFrom="margin">
-              <wp:posOffset>-67945</wp:posOffset>
-            </wp:positionH>
-            <wp:positionV relativeFrom="margin">
-              <wp:posOffset>2597150</wp:posOffset>
-            </wp:positionV>
-            <wp:extent cx="5398770" cy="5327015"/>
-            <wp:effectExtent l="0" t="0" r="0" b="0"/>
-            <wp:wrapSquare wrapText="bothSides"/>
-            <wp:docPr id="802428284" name="Picture 1" descr="A screenshot of a computer&#10;&#10;Description automatically generated"/>
+          <wp:inline distT="0" distB="0" distL="0" distR="0" wp14:anchorId="3A434570" wp14:editId="228348E8">
+            <wp:extent cx="5398770" cy="5243830"/>
+            <wp:effectExtent l="0" t="0" r="0" b="1270"/>
+            <wp:docPr id="632333528" name="Picture 1" descr="A screenshot of a computer&#10;&#10;Description automatically generated"/>
             <wp:cNvGraphicFramePr>
               <a:graphicFrameLocks xmlns:a="http://schemas.openxmlformats.org/drawingml/2006/main" noChangeAspect="1"/>
             </wp:cNvGraphicFramePr>
@@ -9892,7 +9926,7 @@
               <a:graphicData uri="http://schemas.openxmlformats.org/drawingml/2006/picture">
                 <pic:pic xmlns:pic="http://schemas.openxmlformats.org/drawingml/2006/picture">
                   <pic:nvPicPr>
-                    <pic:cNvPr id="2039409983" name="Picture 1" descr="A screenshot of a computer&#10;&#10;Description automatically generated"/>
+                    <pic:cNvPr id="632333528" name="Picture 1" descr="A screenshot of a computer&#10;&#10;Description automatically generated"/>
                     <pic:cNvPicPr/>
                   </pic:nvPicPr>
                   <pic:blipFill>
@@ -9910,7 +9944,7 @@
                   <pic:spPr>
                     <a:xfrm>
                       <a:off x="0" y="0"/>
-                      <a:ext cx="5398770" cy="5327015"/>
+                      <a:ext cx="5398770" cy="5243830"/>
                     </a:xfrm>
                     <a:prstGeom prst="rect">
                       <a:avLst/>
@@ -9919,9 +9953,29 @@
                 </pic:pic>
               </a:graphicData>
             </a:graphic>
-          </wp:anchor>
+          </wp:inline>
         </w:drawing>
       </w:r>
+    </w:p>
+    <w:p>
+      <w:pPr>
+        <w:spacing w:line="360" w:lineRule="auto"/>
+        <w:jc w:val="both"/>
+        <w:rPr>
+          <w:rFonts w:ascii="Times New Roman" w:hAnsi="Times New Roman" w:cs="Times New Roman"/>
+          <w:lang w:val="es-ES"/>
+        </w:rPr>
+      </w:pPr>
+    </w:p>
+    <w:p>
+      <w:pPr>
+        <w:spacing w:line="360" w:lineRule="auto"/>
+        <w:jc w:val="both"/>
+        <w:rPr>
+          <w:rFonts w:ascii="Times New Roman" w:hAnsi="Times New Roman" w:cs="Times New Roman"/>
+          <w:lang w:val="es-ES"/>
+        </w:rPr>
+      </w:pPr>
     </w:p>
     <w:p>
       <w:pPr>
@@ -9947,7 +10001,7 @@
           <w:lang w:val="es-ES"/>
         </w:rPr>
       </w:pPr>
-      <w:bookmarkStart w:id="12" w:name="_Toc191745565"/>
+      <w:bookmarkStart w:id="12" w:name="_Toc191833368"/>
       <w:r>
         <w:rPr>
           <w:rFonts w:ascii="Times New Roman" w:hAnsi="Times New Roman" w:cs="Times New Roman"/>
@@ -10004,6 +10058,16 @@
           <w:lang w:val="es-ES"/>
         </w:rPr>
       </w:pPr>
+    </w:p>
+    <w:p>
+      <w:pPr>
+        <w:spacing w:line="360" w:lineRule="auto"/>
+        <w:jc w:val="both"/>
+        <w:rPr>
+          <w:rFonts w:ascii="Times New Roman" w:hAnsi="Times New Roman" w:cs="Times New Roman"/>
+          <w:lang w:val="es-ES"/>
+        </w:rPr>
+      </w:pPr>
       <w:r>
         <w:rPr>
           <w:rFonts w:ascii="Times New Roman" w:hAnsi="Times New Roman" w:cs="Times New Roman"/>
@@ -10011,18 +10075,18 @@
           <w:lang w:val="es-ES"/>
         </w:rPr>
         <w:drawing>
-          <wp:anchor distT="0" distB="0" distL="114300" distR="114300" simplePos="0" relativeHeight="251660288" behindDoc="0" locked="0" layoutInCell="1" allowOverlap="1" wp14:anchorId="7E612EE0" wp14:editId="45DA759D">
+          <wp:anchor distT="0" distB="0" distL="114300" distR="114300" simplePos="0" relativeHeight="251662336" behindDoc="0" locked="0" layoutInCell="1" allowOverlap="1" wp14:anchorId="5E341FA4" wp14:editId="1318FFD8">
             <wp:simplePos x="0" y="0"/>
             <wp:positionH relativeFrom="margin">
-              <wp:posOffset>-48260</wp:posOffset>
+              <wp:align>center</wp:align>
             </wp:positionH>
             <wp:positionV relativeFrom="margin">
-              <wp:posOffset>1798320</wp:posOffset>
+              <wp:align>bottom</wp:align>
             </wp:positionV>
-            <wp:extent cx="5580380" cy="4551045"/>
-            <wp:effectExtent l="0" t="0" r="0" b="0"/>
+            <wp:extent cx="7017025" cy="6126480"/>
+            <wp:effectExtent l="0" t="0" r="6350" b="0"/>
             <wp:wrapSquare wrapText="bothSides"/>
-            <wp:docPr id="1684469928" name="Picture 1" descr="A diagram of a company&#10;&#10;Description automatically generated"/>
+            <wp:docPr id="948327293" name="Picture 5" descr="A diagram of a group of people&#10;&#10;Description automatically generated"/>
             <wp:cNvGraphicFramePr>
               <a:graphicFrameLocks xmlns:a="http://schemas.openxmlformats.org/drawingml/2006/main" noChangeAspect="1"/>
             </wp:cNvGraphicFramePr>
@@ -10030,11 +10094,11 @@
               <a:graphicData uri="http://schemas.openxmlformats.org/drawingml/2006/picture">
                 <pic:pic xmlns:pic="http://schemas.openxmlformats.org/drawingml/2006/picture">
                   <pic:nvPicPr>
-                    <pic:cNvPr id="1684469928" name="Picture 1" descr="A diagram of a company&#10;&#10;Description automatically generated"/>
+                    <pic:cNvPr id="948327293" name="Picture 5" descr="A diagram of a group of people&#10;&#10;Description automatically generated"/>
                     <pic:cNvPicPr/>
                   </pic:nvPicPr>
                   <pic:blipFill>
-                    <a:blip r:embed="rId13">
+                    <a:blip r:embed="rId13" cstate="print">
                       <a:extLst>
                         <a:ext uri="{28A0092B-C50C-407E-A947-70E740481C1C}">
                           <a14:useLocalDpi xmlns:a14="http://schemas.microsoft.com/office/drawing/2010/main" val="0"/>
@@ -10048,7 +10112,7 @@
                   <pic:spPr>
                     <a:xfrm>
                       <a:off x="0" y="0"/>
-                      <a:ext cx="5580380" cy="4551045"/>
+                      <a:ext cx="7017025" cy="6126480"/>
                     </a:xfrm>
                     <a:prstGeom prst="rect">
                       <a:avLst/>
@@ -10099,66 +10163,6 @@
     </w:p>
     <w:p>
       <w:pPr>
-        <w:spacing w:line="360" w:lineRule="auto"/>
-        <w:jc w:val="both"/>
-        <w:rPr>
-          <w:rFonts w:ascii="Times New Roman" w:hAnsi="Times New Roman" w:cs="Times New Roman"/>
-          <w:lang w:val="es-ES"/>
-        </w:rPr>
-      </w:pPr>
-    </w:p>
-    <w:p>
-      <w:pPr>
-        <w:spacing w:line="360" w:lineRule="auto"/>
-        <w:jc w:val="both"/>
-        <w:rPr>
-          <w:rFonts w:ascii="Times New Roman" w:hAnsi="Times New Roman" w:cs="Times New Roman"/>
-          <w:lang w:val="es-ES"/>
-        </w:rPr>
-      </w:pPr>
-    </w:p>
-    <w:p>
-      <w:pPr>
-        <w:spacing w:line="360" w:lineRule="auto"/>
-        <w:jc w:val="both"/>
-        <w:rPr>
-          <w:rFonts w:ascii="Times New Roman" w:hAnsi="Times New Roman" w:cs="Times New Roman"/>
-          <w:lang w:val="es-ES"/>
-        </w:rPr>
-      </w:pPr>
-    </w:p>
-    <w:p>
-      <w:pPr>
-        <w:spacing w:line="360" w:lineRule="auto"/>
-        <w:jc w:val="both"/>
-        <w:rPr>
-          <w:rFonts w:ascii="Times New Roman" w:hAnsi="Times New Roman" w:cs="Times New Roman"/>
-          <w:lang w:val="es-ES"/>
-        </w:rPr>
-      </w:pPr>
-    </w:p>
-    <w:p>
-      <w:pPr>
-        <w:spacing w:line="360" w:lineRule="auto"/>
-        <w:jc w:val="both"/>
-        <w:rPr>
-          <w:rFonts w:ascii="Times New Roman" w:hAnsi="Times New Roman" w:cs="Times New Roman"/>
-          <w:lang w:val="es-ES"/>
-        </w:rPr>
-      </w:pPr>
-    </w:p>
-    <w:p>
-      <w:pPr>
-        <w:spacing w:line="360" w:lineRule="auto"/>
-        <w:jc w:val="both"/>
-        <w:rPr>
-          <w:rFonts w:ascii="Times New Roman" w:hAnsi="Times New Roman" w:cs="Times New Roman"/>
-          <w:lang w:val="es-ES"/>
-        </w:rPr>
-      </w:pPr>
-    </w:p>
-    <w:p>
-      <w:pPr>
         <w:pStyle w:val="Heading2"/>
         <w:spacing w:line="360" w:lineRule="auto"/>
         <w:jc w:val="both"/>
@@ -10171,7 +10175,7 @@
           <w:lang w:val="es-ES"/>
         </w:rPr>
       </w:pPr>
-      <w:bookmarkStart w:id="13" w:name="_Toc191745566"/>
+      <w:bookmarkStart w:id="13" w:name="_Toc191833369"/>
       <w:r>
         <w:rPr>
           <w:rFonts w:ascii="Times New Roman" w:hAnsi="Times New Roman" w:cs="Times New Roman"/>
@@ -10202,7 +10206,7 @@
           <w:lang w:val="es-ES"/>
         </w:rPr>
         <w:drawing>
-          <wp:anchor distT="0" distB="0" distL="114300" distR="114300" simplePos="0" relativeHeight="251665408" behindDoc="0" locked="0" layoutInCell="1" allowOverlap="1" wp14:anchorId="090F80C3" wp14:editId="3A24689B">
+          <wp:anchor distT="0" distB="0" distL="114300" distR="114300" simplePos="0" relativeHeight="251661312" behindDoc="0" locked="0" layoutInCell="1" allowOverlap="1" wp14:anchorId="6F2C369C" wp14:editId="6ADEDB6F">
             <wp:simplePos x="0" y="0"/>
             <wp:positionH relativeFrom="margin">
               <wp:align>center</wp:align>
@@ -10210,10 +10214,10 @@
             <wp:positionV relativeFrom="margin">
               <wp:align>center</wp:align>
             </wp:positionV>
-            <wp:extent cx="6162286" cy="6971168"/>
-            <wp:effectExtent l="0" t="0" r="0" b="1270"/>
+            <wp:extent cx="6145444" cy="5814391"/>
+            <wp:effectExtent l="0" t="0" r="1905" b="2540"/>
             <wp:wrapSquare wrapText="bothSides"/>
-            <wp:docPr id="1461595845" name="Picture 3" descr="A diagram of a computer&#10;&#10;Description automatically generated with medium confidence"/>
+            <wp:docPr id="1495156688" name="Picture 3" descr="A diagram of a program&#10;&#10;Description automatically generated"/>
             <wp:cNvGraphicFramePr>
               <a:graphicFrameLocks xmlns:a="http://schemas.openxmlformats.org/drawingml/2006/main" noChangeAspect="1"/>
             </wp:cNvGraphicFramePr>
@@ -10221,7 +10225,7 @@
               <a:graphicData uri="http://schemas.openxmlformats.org/drawingml/2006/picture">
                 <pic:pic xmlns:pic="http://schemas.openxmlformats.org/drawingml/2006/picture">
                   <pic:nvPicPr>
-                    <pic:cNvPr id="1461595845" name="Picture 3" descr="A diagram of a computer&#10;&#10;Description automatically generated with medium confidence"/>
+                    <pic:cNvPr id="1495156688" name="Picture 3" descr="A diagram of a program&#10;&#10;Description automatically generated"/>
                     <pic:cNvPicPr/>
                   </pic:nvPicPr>
                   <pic:blipFill>
@@ -10239,7 +10243,7 @@
                   <pic:spPr>
                     <a:xfrm>
                       <a:off x="0" y="0"/>
-                      <a:ext cx="6162286" cy="6971168"/>
+                      <a:ext cx="6145444" cy="5814391"/>
                     </a:xfrm>
                     <a:prstGeom prst="rect">
                       <a:avLst/>
@@ -10294,6 +10298,36 @@
     </w:p>
     <w:p>
       <w:pPr>
+        <w:spacing w:line="360" w:lineRule="auto"/>
+        <w:jc w:val="both"/>
+        <w:rPr>
+          <w:rFonts w:ascii="Times New Roman" w:hAnsi="Times New Roman" w:cs="Times New Roman"/>
+          <w:lang w:val="es-ES"/>
+        </w:rPr>
+      </w:pPr>
+    </w:p>
+    <w:p>
+      <w:pPr>
+        <w:spacing w:line="360" w:lineRule="auto"/>
+        <w:jc w:val="both"/>
+        <w:rPr>
+          <w:rFonts w:ascii="Times New Roman" w:hAnsi="Times New Roman" w:cs="Times New Roman"/>
+          <w:lang w:val="es-ES"/>
+        </w:rPr>
+      </w:pPr>
+    </w:p>
+    <w:p>
+      <w:pPr>
+        <w:spacing w:line="360" w:lineRule="auto"/>
+        <w:jc w:val="both"/>
+        <w:rPr>
+          <w:rFonts w:ascii="Times New Roman" w:hAnsi="Times New Roman" w:cs="Times New Roman"/>
+          <w:lang w:val="es-ES"/>
+        </w:rPr>
+      </w:pPr>
+    </w:p>
+    <w:p>
+      <w:pPr>
         <w:pStyle w:val="Heading2"/>
         <w:spacing w:line="360" w:lineRule="auto"/>
         <w:jc w:val="both"/>
@@ -10306,7 +10340,7 @@
           <w:lang w:val="es-ES"/>
         </w:rPr>
       </w:pPr>
-      <w:bookmarkStart w:id="14" w:name="_Toc191745567"/>
+      <w:bookmarkStart w:id="14" w:name="_Toc191833370"/>
       <w:r>
         <w:rPr>
           <w:rFonts w:ascii="Times New Roman" w:hAnsi="Times New Roman" w:cs="Times New Roman"/>
@@ -10335,7 +10369,7 @@
           <w:rFonts w:ascii="Times New Roman" w:hAnsi="Times New Roman" w:cs="Times New Roman"/>
           <w:lang w:val="es-ES"/>
         </w:rPr>
-        <w:t xml:space="preserve">El </w:t>
+        <w:t xml:space="preserve">El sistema de gestión del campamento infantil se basa en una base de datos relacional que organiza la administración de </w:t>
       </w:r>
       <w:r>
         <w:rPr>
@@ -10344,14 +10378,14 @@
           <w:bCs/>
           <w:lang w:val="es-ES"/>
         </w:rPr>
-        <w:t>sistema de gestión del campamento infantil</w:t>
-      </w:r>
-      <w:r>
-        <w:rPr>
-          <w:rFonts w:ascii="Times New Roman" w:hAnsi="Times New Roman" w:cs="Times New Roman"/>
-          <w:lang w:val="es-ES"/>
-        </w:rPr>
-        <w:t xml:space="preserve"> se organiza en una </w:t>
+        <w:t>usuarios, actividades, inscripciones, asistencia y pagos</w:t>
+      </w:r>
+      <w:r>
+        <w:rPr>
+          <w:rFonts w:ascii="Times New Roman" w:hAnsi="Times New Roman" w:cs="Times New Roman"/>
+          <w:lang w:val="es-ES"/>
+        </w:rPr>
+        <w:t xml:space="preserve">. Incluye entidades interconectadas para gestionar la </w:t>
       </w:r>
       <w:r>
         <w:rPr>
@@ -10360,122 +10394,24 @@
           <w:bCs/>
           <w:lang w:val="es-ES"/>
         </w:rPr>
-        <w:t>base de datos relacional</w:t>
-      </w:r>
-      <w:r>
-        <w:rPr>
-          <w:rFonts w:ascii="Times New Roman" w:hAnsi="Times New Roman" w:cs="Times New Roman"/>
-          <w:lang w:val="es-ES"/>
-        </w:rPr>
-        <w:t>, estructurada en torno a entidades interconectadas que facilitan la administración de usuarios, actividades, inscripciones, asistencia y pagos.</w:t>
-      </w:r>
-    </w:p>
-    <w:p>
-      <w:pPr>
-        <w:spacing w:line="360" w:lineRule="auto"/>
-        <w:jc w:val="both"/>
-        <w:rPr>
-          <w:rFonts w:ascii="Times New Roman" w:hAnsi="Times New Roman" w:cs="Times New Roman"/>
-          <w:lang w:val="es-ES"/>
-        </w:rPr>
-      </w:pPr>
-    </w:p>
-    <w:p>
-      <w:pPr>
-        <w:spacing w:line="360" w:lineRule="auto"/>
-        <w:jc w:val="both"/>
-        <w:rPr>
-          <w:rFonts w:ascii="Times New Roman" w:hAnsi="Times New Roman" w:cs="Times New Roman"/>
-          <w:lang w:val="es-ES"/>
-        </w:rPr>
-      </w:pPr>
-      <w:r>
+        <w:t>información de tutores, monitores, administradores y participantes</w:t>
+      </w:r>
+      <w:r>
+        <w:rPr>
+          <w:rFonts w:ascii="Times New Roman" w:hAnsi="Times New Roman" w:cs="Times New Roman"/>
+          <w:lang w:val="es-ES"/>
+        </w:rPr>
+        <w:t>.</w:t>
+      </w:r>
+    </w:p>
+    <w:p>
+      <w:pPr>
+        <w:spacing w:line="360" w:lineRule="auto"/>
+        <w:jc w:val="both"/>
         <w:rPr>
           <w:rFonts w:ascii="Times New Roman" w:hAnsi="Times New Roman" w:cs="Times New Roman"/>
           <w:b/>
           <w:bCs/>
-          <w:lang w:val="es-ES"/>
-        </w:rPr>
-        <w:t>Usuarios y Participantes (</w:t>
-      </w:r>
-      <w:proofErr w:type="spellStart"/>
-      <w:r>
-        <w:rPr>
-          <w:rFonts w:ascii="Times New Roman" w:hAnsi="Times New Roman" w:cs="Times New Roman"/>
-          <w:b/>
-          <w:bCs/>
-          <w:lang w:val="es-ES"/>
-        </w:rPr>
-        <w:t>users</w:t>
-      </w:r>
-      <w:proofErr w:type="spellEnd"/>
-      <w:r>
-        <w:rPr>
-          <w:rFonts w:ascii="Times New Roman" w:hAnsi="Times New Roman" w:cs="Times New Roman"/>
-          <w:b/>
-          <w:bCs/>
-          <w:lang w:val="es-ES"/>
-        </w:rPr>
-        <w:t xml:space="preserve">, </w:t>
-      </w:r>
-      <w:proofErr w:type="spellStart"/>
-      <w:r>
-        <w:rPr>
-          <w:rFonts w:ascii="Times New Roman" w:hAnsi="Times New Roman" w:cs="Times New Roman"/>
-          <w:b/>
-          <w:bCs/>
-          <w:lang w:val="es-ES"/>
-        </w:rPr>
-        <w:t>user_details</w:t>
-      </w:r>
-      <w:proofErr w:type="spellEnd"/>
-      <w:r>
-        <w:rPr>
-          <w:rFonts w:ascii="Times New Roman" w:hAnsi="Times New Roman" w:cs="Times New Roman"/>
-          <w:b/>
-          <w:bCs/>
-          <w:lang w:val="es-ES"/>
-        </w:rPr>
-        <w:t xml:space="preserve">, </w:t>
-      </w:r>
-      <w:proofErr w:type="spellStart"/>
-      <w:r>
-        <w:rPr>
-          <w:rFonts w:ascii="Times New Roman" w:hAnsi="Times New Roman" w:cs="Times New Roman"/>
-          <w:b/>
-          <w:bCs/>
-          <w:lang w:val="es-ES"/>
-        </w:rPr>
-        <w:t>participants</w:t>
-      </w:r>
-      <w:proofErr w:type="spellEnd"/>
-      <w:r>
-        <w:rPr>
-          <w:rFonts w:ascii="Times New Roman" w:hAnsi="Times New Roman" w:cs="Times New Roman"/>
-          <w:b/>
-          <w:bCs/>
-          <w:lang w:val="es-ES"/>
-        </w:rPr>
-        <w:t xml:space="preserve">): </w:t>
-      </w:r>
-      <w:r>
-        <w:rPr>
-          <w:rFonts w:ascii="Times New Roman" w:hAnsi="Times New Roman" w:cs="Times New Roman"/>
-          <w:lang w:val="es-ES"/>
-        </w:rPr>
-        <w:t>Gestiona la información de los usuarios (tutores, monitores, administradores) y los niños inscritos en el campamento.</w:t>
-      </w:r>
-    </w:p>
-    <w:p>
-      <w:pPr>
-        <w:spacing w:line="360" w:lineRule="auto"/>
-        <w:jc w:val="both"/>
-        <w:rPr>
-          <w:rFonts w:ascii="Times New Roman" w:hAnsi="Times New Roman" w:cs="Times New Roman"/>
-          <w:b/>
-          <w:bCs/>
-          <w:sz w:val="28"/>
-          <w:szCs w:val="28"/>
           <w:lang w:val="es-ES"/>
         </w:rPr>
       </w:pPr>
@@ -10544,6 +10480,8 @@
               <w:jc w:val="both"/>
               <w:rPr>
                 <w:rFonts w:ascii="Times New Roman" w:hAnsi="Times New Roman" w:cs="Times New Roman"/>
+                <w:b/>
+                <w:bCs/>
                 <w:sz w:val="20"/>
                 <w:szCs w:val="20"/>
               </w:rPr>
@@ -10552,6 +10490,8 @@
             <w:r>
               <w:rPr>
                 <w:rFonts w:ascii="Times New Roman" w:hAnsi="Times New Roman" w:cs="Times New Roman"/>
+                <w:b/>
+                <w:bCs/>
                 <w:sz w:val="20"/>
                 <w:szCs w:val="20"/>
               </w:rPr>
@@ -10561,6 +10501,8 @@
             <w:r>
               <w:rPr>
                 <w:rFonts w:ascii="Times New Roman" w:hAnsi="Times New Roman" w:cs="Times New Roman"/>
+                <w:b/>
+                <w:bCs/>
                 <w:sz w:val="20"/>
                 <w:szCs w:val="20"/>
               </w:rPr>
@@ -10592,13 +10534,17 @@
               <w:jc w:val="both"/>
               <w:rPr>
                 <w:rFonts w:ascii="Times New Roman" w:hAnsi="Times New Roman" w:cs="Times New Roman"/>
-                <w:sz w:val="20"/>
-                <w:szCs w:val="20"/>
-              </w:rPr>
-            </w:pPr>
-            <w:r>
-              <w:rPr>
-                <w:rFonts w:ascii="Times New Roman" w:hAnsi="Times New Roman" w:cs="Times New Roman"/>
+                <w:b/>
+                <w:bCs/>
+                <w:sz w:val="20"/>
+                <w:szCs w:val="20"/>
+              </w:rPr>
+            </w:pPr>
+            <w:r>
+              <w:rPr>
+                <w:rFonts w:ascii="Times New Roman" w:hAnsi="Times New Roman" w:cs="Times New Roman"/>
+                <w:b/>
+                <w:bCs/>
                 <w:sz w:val="20"/>
                 <w:szCs w:val="20"/>
               </w:rPr>
@@ -10608,6 +10554,8 @@
             <w:r>
               <w:rPr>
                 <w:rFonts w:ascii="Times New Roman" w:hAnsi="Times New Roman" w:cs="Times New Roman"/>
+                <w:b/>
+                <w:bCs/>
                 <w:sz w:val="20"/>
                 <w:szCs w:val="20"/>
               </w:rPr>
@@ -10640,13 +10588,17 @@
               <w:jc w:val="both"/>
               <w:rPr>
                 <w:rFonts w:ascii="Times New Roman" w:hAnsi="Times New Roman" w:cs="Times New Roman"/>
-                <w:sz w:val="20"/>
-                <w:szCs w:val="20"/>
-              </w:rPr>
-            </w:pPr>
-            <w:r>
-              <w:rPr>
-                <w:rFonts w:ascii="Times New Roman" w:hAnsi="Times New Roman" w:cs="Times New Roman"/>
+                <w:b/>
+                <w:bCs/>
+                <w:sz w:val="20"/>
+                <w:szCs w:val="20"/>
+              </w:rPr>
+            </w:pPr>
+            <w:r>
+              <w:rPr>
+                <w:rFonts w:ascii="Times New Roman" w:hAnsi="Times New Roman" w:cs="Times New Roman"/>
+                <w:b/>
+                <w:bCs/>
                 <w:sz w:val="20"/>
                 <w:szCs w:val="20"/>
               </w:rPr>
@@ -10678,6 +10630,8 @@
               <w:jc w:val="both"/>
               <w:rPr>
                 <w:rFonts w:ascii="Times New Roman" w:hAnsi="Times New Roman" w:cs="Times New Roman"/>
+                <w:b/>
+                <w:bCs/>
                 <w:sz w:val="20"/>
                 <w:szCs w:val="20"/>
               </w:rPr>
@@ -10686,6 +10640,8 @@
             <w:r>
               <w:rPr>
                 <w:rFonts w:ascii="Times New Roman" w:hAnsi="Times New Roman" w:cs="Times New Roman"/>
+                <w:b/>
+                <w:bCs/>
                 <w:sz w:val="20"/>
                 <w:szCs w:val="20"/>
               </w:rPr>
@@ -10723,6 +10679,8 @@
               <w:jc w:val="both"/>
               <w:rPr>
                 <w:rFonts w:ascii="Times New Roman" w:hAnsi="Times New Roman" w:cs="Times New Roman"/>
+                <w:b/>
+                <w:bCs/>
                 <w:sz w:val="20"/>
                 <w:szCs w:val="20"/>
               </w:rPr>
@@ -10731,6 +10689,8 @@
             <w:r>
               <w:rPr>
                 <w:rFonts w:ascii="Times New Roman" w:hAnsi="Times New Roman" w:cs="Times New Roman"/>
+                <w:b/>
+                <w:bCs/>
                 <w:sz w:val="20"/>
                 <w:szCs w:val="20"/>
               </w:rPr>
@@ -10879,13 +10839,17 @@
               <w:jc w:val="both"/>
               <w:rPr>
                 <w:rFonts w:ascii="Times New Roman" w:hAnsi="Times New Roman" w:cs="Times New Roman"/>
-                <w:sz w:val="20"/>
-                <w:szCs w:val="20"/>
-              </w:rPr>
-            </w:pPr>
-            <w:r>
-              <w:rPr>
-                <w:rFonts w:ascii="Times New Roman" w:hAnsi="Times New Roman" w:cs="Times New Roman"/>
+                <w:b/>
+                <w:bCs/>
+                <w:sz w:val="20"/>
+                <w:szCs w:val="20"/>
+              </w:rPr>
+            </w:pPr>
+            <w:r>
+              <w:rPr>
+                <w:rFonts w:ascii="Times New Roman" w:hAnsi="Times New Roman" w:cs="Times New Roman"/>
+                <w:b/>
+                <w:bCs/>
                 <w:sz w:val="20"/>
                 <w:szCs w:val="20"/>
               </w:rPr>
@@ -11043,6 +11007,8 @@
               <w:jc w:val="both"/>
               <w:rPr>
                 <w:rFonts w:ascii="Times New Roman" w:hAnsi="Times New Roman" w:cs="Times New Roman"/>
+                <w:b/>
+                <w:bCs/>
                 <w:sz w:val="20"/>
                 <w:szCs w:val="20"/>
               </w:rPr>
@@ -11051,6 +11017,8 @@
             <w:r>
               <w:rPr>
                 <w:rFonts w:ascii="Times New Roman" w:hAnsi="Times New Roman" w:cs="Times New Roman"/>
+                <w:b/>
+                <w:bCs/>
                 <w:sz w:val="20"/>
                 <w:szCs w:val="20"/>
               </w:rPr>
@@ -11209,6 +11177,8 @@
               <w:jc w:val="both"/>
               <w:rPr>
                 <w:rFonts w:ascii="Times New Roman" w:hAnsi="Times New Roman" w:cs="Times New Roman"/>
+                <w:b/>
+                <w:bCs/>
                 <w:sz w:val="20"/>
                 <w:szCs w:val="20"/>
               </w:rPr>
@@ -11217,6 +11187,8 @@
             <w:r>
               <w:rPr>
                 <w:rFonts w:ascii="Times New Roman" w:hAnsi="Times New Roman" w:cs="Times New Roman"/>
+                <w:b/>
+                <w:bCs/>
                 <w:sz w:val="20"/>
                 <w:szCs w:val="20"/>
               </w:rPr>
@@ -11375,13 +11347,17 @@
               <w:jc w:val="both"/>
               <w:rPr>
                 <w:rFonts w:ascii="Times New Roman" w:hAnsi="Times New Roman" w:cs="Times New Roman"/>
-                <w:sz w:val="20"/>
-                <w:szCs w:val="20"/>
-              </w:rPr>
-            </w:pPr>
-            <w:r>
-              <w:rPr>
-                <w:rFonts w:ascii="Times New Roman" w:hAnsi="Times New Roman" w:cs="Times New Roman"/>
+                <w:b/>
+                <w:bCs/>
+                <w:sz w:val="20"/>
+                <w:szCs w:val="20"/>
+              </w:rPr>
+            </w:pPr>
+            <w:r>
+              <w:rPr>
+                <w:rFonts w:ascii="Times New Roman" w:hAnsi="Times New Roman" w:cs="Times New Roman"/>
+                <w:b/>
+                <w:bCs/>
                 <w:sz w:val="20"/>
                 <w:szCs w:val="20"/>
               </w:rPr>
@@ -11529,13 +11505,17 @@
               <w:jc w:val="both"/>
               <w:rPr>
                 <w:rFonts w:ascii="Times New Roman" w:hAnsi="Times New Roman" w:cs="Times New Roman"/>
-                <w:sz w:val="20"/>
-                <w:szCs w:val="20"/>
-              </w:rPr>
-            </w:pPr>
-            <w:r>
-              <w:rPr>
-                <w:rFonts w:ascii="Times New Roman" w:hAnsi="Times New Roman" w:cs="Times New Roman"/>
+                <w:b/>
+                <w:bCs/>
+                <w:sz w:val="20"/>
+                <w:szCs w:val="20"/>
+              </w:rPr>
+            </w:pPr>
+            <w:r>
+              <w:rPr>
+                <w:rFonts w:ascii="Times New Roman" w:hAnsi="Times New Roman" w:cs="Times New Roman"/>
+                <w:b/>
+                <w:bCs/>
                 <w:sz w:val="20"/>
                 <w:szCs w:val="20"/>
               </w:rPr>
@@ -11651,6 +11631,180 @@
               <w:right w:w="60" w:type="dxa"/>
             </w:tcMar>
             <w:hideMark/>
+          </w:tcPr>
+          <w:p>
+            <w:pPr>
+              <w:spacing w:line="360" w:lineRule="auto"/>
+              <w:jc w:val="both"/>
+              <w:rPr>
+                <w:rFonts w:ascii="Times New Roman" w:hAnsi="Times New Roman" w:cs="Times New Roman"/>
+                <w:sz w:val="20"/>
+                <w:szCs w:val="20"/>
+              </w:rPr>
+            </w:pPr>
+            <w:r>
+              <w:rPr>
+                <w:rFonts w:ascii="Times New Roman" w:hAnsi="Times New Roman" w:cs="Times New Roman"/>
+                <w:sz w:val="20"/>
+                <w:szCs w:val="20"/>
+              </w:rPr>
+              <w:t>1,1</w:t>
+            </w:r>
+          </w:p>
+        </w:tc>
+      </w:tr>
+      <w:tr>
+        <w:trPr>
+          <w:trHeight w:val="288"/>
+        </w:trPr>
+        <w:tc>
+          <w:tcPr>
+            <w:tcW w:w="1250" w:type="pct"/>
+            <w:tcBorders>
+              <w:top w:val="single" w:sz="6" w:space="0" w:color="000000"/>
+              <w:left w:val="single" w:sz="6" w:space="0" w:color="000000"/>
+              <w:bottom w:val="single" w:sz="6" w:space="0" w:color="000000"/>
+              <w:right w:val="single" w:sz="6" w:space="0" w:color="000000"/>
+            </w:tcBorders>
+            <w:shd w:val="clear" w:color="auto" w:fill="D4D4D4"/>
+            <w:tcMar>
+              <w:top w:w="60" w:type="dxa"/>
+              <w:left w:w="60" w:type="dxa"/>
+              <w:bottom w:w="60" w:type="dxa"/>
+              <w:right w:w="60" w:type="dxa"/>
+            </w:tcMar>
+          </w:tcPr>
+          <w:p>
+            <w:pPr>
+              <w:spacing w:line="360" w:lineRule="auto"/>
+              <w:jc w:val="both"/>
+              <w:rPr>
+                <w:rFonts w:ascii="Times New Roman" w:hAnsi="Times New Roman" w:cs="Times New Roman"/>
+                <w:b/>
+                <w:bCs/>
+                <w:sz w:val="20"/>
+                <w:szCs w:val="20"/>
+              </w:rPr>
+            </w:pPr>
+            <w:proofErr w:type="spellStart"/>
+            <w:r>
+              <w:rPr>
+                <w:rFonts w:ascii="Times New Roman" w:hAnsi="Times New Roman" w:cs="Times New Roman"/>
+                <w:b/>
+                <w:bCs/>
+                <w:sz w:val="20"/>
+                <w:szCs w:val="20"/>
+              </w:rPr>
+              <w:t>has_schedule</w:t>
+            </w:r>
+            <w:proofErr w:type="spellEnd"/>
+          </w:p>
+        </w:tc>
+        <w:tc>
+          <w:tcPr>
+            <w:tcW w:w="1250" w:type="pct"/>
+            <w:tcBorders>
+              <w:top w:val="single" w:sz="6" w:space="0" w:color="000000"/>
+              <w:left w:val="single" w:sz="6" w:space="0" w:color="000000"/>
+              <w:bottom w:val="single" w:sz="6" w:space="0" w:color="000000"/>
+              <w:right w:val="single" w:sz="6" w:space="0" w:color="000000"/>
+            </w:tcBorders>
+            <w:tcMar>
+              <w:top w:w="60" w:type="dxa"/>
+              <w:left w:w="60" w:type="dxa"/>
+              <w:bottom w:w="60" w:type="dxa"/>
+              <w:right w:w="60" w:type="dxa"/>
+            </w:tcMar>
+          </w:tcPr>
+          <w:p>
+            <w:pPr>
+              <w:spacing w:line="360" w:lineRule="auto"/>
+              <w:jc w:val="both"/>
+              <w:rPr>
+                <w:rFonts w:ascii="Times New Roman" w:hAnsi="Times New Roman" w:cs="Times New Roman"/>
+                <w:sz w:val="20"/>
+                <w:szCs w:val="20"/>
+              </w:rPr>
+            </w:pPr>
+            <w:r>
+              <w:rPr>
+                <w:rFonts w:ascii="Times New Roman" w:hAnsi="Times New Roman" w:cs="Times New Roman"/>
+                <w:sz w:val="20"/>
+                <w:szCs w:val="20"/>
+              </w:rPr>
+              <w:t>TINIYINT (</w:t>
+            </w:r>
+            <w:proofErr w:type="spellStart"/>
+            <w:r>
+              <w:rPr>
+                <w:rFonts w:ascii="Times New Roman" w:hAnsi="Times New Roman" w:cs="Times New Roman"/>
+                <w:sz w:val="20"/>
+                <w:szCs w:val="20"/>
+              </w:rPr>
+              <w:t>boolean</w:t>
+            </w:r>
+            <w:proofErr w:type="spellEnd"/>
+            <w:r>
+              <w:rPr>
+                <w:rFonts w:ascii="Times New Roman" w:hAnsi="Times New Roman" w:cs="Times New Roman"/>
+                <w:sz w:val="20"/>
+                <w:szCs w:val="20"/>
+              </w:rPr>
+              <w:t>)</w:t>
+            </w:r>
+          </w:p>
+        </w:tc>
+        <w:tc>
+          <w:tcPr>
+            <w:tcW w:w="1250" w:type="pct"/>
+            <w:tcBorders>
+              <w:top w:val="single" w:sz="6" w:space="0" w:color="000000"/>
+              <w:left w:val="single" w:sz="6" w:space="0" w:color="000000"/>
+              <w:bottom w:val="single" w:sz="6" w:space="0" w:color="000000"/>
+              <w:right w:val="single" w:sz="6" w:space="0" w:color="000000"/>
+            </w:tcBorders>
+            <w:tcMar>
+              <w:top w:w="60" w:type="dxa"/>
+              <w:left w:w="60" w:type="dxa"/>
+              <w:bottom w:w="60" w:type="dxa"/>
+              <w:right w:w="60" w:type="dxa"/>
+            </w:tcMar>
+          </w:tcPr>
+          <w:p>
+            <w:pPr>
+              <w:spacing w:line="360" w:lineRule="auto"/>
+              <w:jc w:val="both"/>
+              <w:rPr>
+                <w:rFonts w:ascii="Times New Roman" w:hAnsi="Times New Roman" w:cs="Times New Roman"/>
+                <w:sz w:val="20"/>
+                <w:szCs w:val="20"/>
+              </w:rPr>
+            </w:pPr>
+            <w:r>
+              <w:rPr>
+                <w:rFonts w:ascii="Times New Roman" w:hAnsi="Times New Roman" w:cs="Times New Roman"/>
+                <w:sz w:val="20"/>
+                <w:szCs w:val="20"/>
+              </w:rPr>
+              <w:t>NOT NULL</w:t>
+            </w:r>
+          </w:p>
+        </w:tc>
+        <w:tc>
+          <w:tcPr>
+            <w:tcW w:w="1250" w:type="pct"/>
+            <w:tcBorders>
+              <w:top w:val="single" w:sz="6" w:space="0" w:color="000000"/>
+              <w:left w:val="single" w:sz="6" w:space="0" w:color="000000"/>
+              <w:bottom w:val="single" w:sz="6" w:space="0" w:color="000000"/>
+              <w:right w:val="single" w:sz="6" w:space="0" w:color="000000"/>
+            </w:tcBorders>
+            <w:tcMar>
+              <w:top w:w="60" w:type="dxa"/>
+              <w:left w:w="60" w:type="dxa"/>
+              <w:bottom w:w="60" w:type="dxa"/>
+              <w:right w:w="60" w:type="dxa"/>
+            </w:tcMar>
           </w:tcPr>
           <w:p>
             <w:pPr>
@@ -13409,6 +13563,180 @@
           </w:p>
         </w:tc>
       </w:tr>
+      <w:tr>
+        <w:trPr>
+          <w:trHeight w:val="165"/>
+        </w:trPr>
+        <w:tc>
+          <w:tcPr>
+            <w:tcW w:w="1454" w:type="pct"/>
+            <w:tcBorders>
+              <w:top w:val="single" w:sz="6" w:space="0" w:color="000000"/>
+              <w:left w:val="single" w:sz="6" w:space="0" w:color="000000"/>
+              <w:bottom w:val="single" w:sz="6" w:space="0" w:color="000000"/>
+              <w:right w:val="single" w:sz="6" w:space="0" w:color="000000"/>
+            </w:tcBorders>
+            <w:shd w:val="clear" w:color="auto" w:fill="D4D4D4"/>
+            <w:tcMar>
+              <w:top w:w="60" w:type="dxa"/>
+              <w:left w:w="60" w:type="dxa"/>
+              <w:bottom w:w="60" w:type="dxa"/>
+              <w:right w:w="60" w:type="dxa"/>
+            </w:tcMar>
+          </w:tcPr>
+          <w:p>
+            <w:pPr>
+              <w:spacing w:line="360" w:lineRule="auto"/>
+              <w:jc w:val="both"/>
+              <w:rPr>
+                <w:rFonts w:ascii="Times New Roman" w:hAnsi="Times New Roman" w:cs="Times New Roman"/>
+                <w:b/>
+                <w:bCs/>
+                <w:sz w:val="20"/>
+                <w:szCs w:val="20"/>
+              </w:rPr>
+            </w:pPr>
+            <w:proofErr w:type="spellStart"/>
+            <w:r>
+              <w:rPr>
+                <w:rFonts w:ascii="Times New Roman" w:hAnsi="Times New Roman" w:cs="Times New Roman"/>
+                <w:b/>
+                <w:bCs/>
+                <w:sz w:val="20"/>
+                <w:szCs w:val="20"/>
+              </w:rPr>
+              <w:t>Is_main</w:t>
+            </w:r>
+            <w:proofErr w:type="spellEnd"/>
+          </w:p>
+        </w:tc>
+        <w:tc>
+          <w:tcPr>
+            <w:tcW w:w="1160" w:type="pct"/>
+            <w:tcBorders>
+              <w:top w:val="single" w:sz="6" w:space="0" w:color="000000"/>
+              <w:left w:val="single" w:sz="6" w:space="0" w:color="000000"/>
+              <w:bottom w:val="single" w:sz="6" w:space="0" w:color="000000"/>
+              <w:right w:val="single" w:sz="6" w:space="0" w:color="000000"/>
+            </w:tcBorders>
+            <w:tcMar>
+              <w:top w:w="60" w:type="dxa"/>
+              <w:left w:w="60" w:type="dxa"/>
+              <w:bottom w:w="60" w:type="dxa"/>
+              <w:right w:w="60" w:type="dxa"/>
+            </w:tcMar>
+          </w:tcPr>
+          <w:p>
+            <w:pPr>
+              <w:spacing w:line="360" w:lineRule="auto"/>
+              <w:jc w:val="both"/>
+              <w:rPr>
+                <w:rFonts w:ascii="Times New Roman" w:hAnsi="Times New Roman" w:cs="Times New Roman"/>
+                <w:sz w:val="20"/>
+                <w:szCs w:val="20"/>
+              </w:rPr>
+            </w:pPr>
+            <w:r>
+              <w:rPr>
+                <w:rFonts w:ascii="Times New Roman" w:hAnsi="Times New Roman" w:cs="Times New Roman"/>
+                <w:sz w:val="20"/>
+                <w:szCs w:val="20"/>
+              </w:rPr>
+              <w:t>TINYINT (</w:t>
+            </w:r>
+            <w:proofErr w:type="spellStart"/>
+            <w:r>
+              <w:rPr>
+                <w:rFonts w:ascii="Times New Roman" w:hAnsi="Times New Roman" w:cs="Times New Roman"/>
+                <w:sz w:val="20"/>
+                <w:szCs w:val="20"/>
+              </w:rPr>
+              <w:t>boolean</w:t>
+            </w:r>
+            <w:proofErr w:type="spellEnd"/>
+            <w:r>
+              <w:rPr>
+                <w:rFonts w:ascii="Times New Roman" w:hAnsi="Times New Roman" w:cs="Times New Roman"/>
+                <w:sz w:val="20"/>
+                <w:szCs w:val="20"/>
+              </w:rPr>
+              <w:t>)</w:t>
+            </w:r>
+          </w:p>
+        </w:tc>
+        <w:tc>
+          <w:tcPr>
+            <w:tcW w:w="1412" w:type="pct"/>
+            <w:tcBorders>
+              <w:top w:val="single" w:sz="6" w:space="0" w:color="000000"/>
+              <w:left w:val="single" w:sz="6" w:space="0" w:color="000000"/>
+              <w:bottom w:val="single" w:sz="6" w:space="0" w:color="000000"/>
+              <w:right w:val="single" w:sz="6" w:space="0" w:color="000000"/>
+            </w:tcBorders>
+            <w:tcMar>
+              <w:top w:w="60" w:type="dxa"/>
+              <w:left w:w="60" w:type="dxa"/>
+              <w:bottom w:w="60" w:type="dxa"/>
+              <w:right w:w="60" w:type="dxa"/>
+            </w:tcMar>
+          </w:tcPr>
+          <w:p>
+            <w:pPr>
+              <w:spacing w:line="360" w:lineRule="auto"/>
+              <w:jc w:val="both"/>
+              <w:rPr>
+                <w:rFonts w:ascii="Times New Roman" w:hAnsi="Times New Roman" w:cs="Times New Roman"/>
+                <w:sz w:val="20"/>
+                <w:szCs w:val="20"/>
+              </w:rPr>
+            </w:pPr>
+            <w:r>
+              <w:rPr>
+                <w:rFonts w:ascii="Times New Roman" w:hAnsi="Times New Roman" w:cs="Times New Roman"/>
+                <w:sz w:val="20"/>
+                <w:szCs w:val="20"/>
+              </w:rPr>
+              <w:t>NOT NULL</w:t>
+            </w:r>
+          </w:p>
+        </w:tc>
+        <w:tc>
+          <w:tcPr>
+            <w:tcW w:w="974" w:type="pct"/>
+            <w:tcBorders>
+              <w:top w:val="single" w:sz="6" w:space="0" w:color="000000"/>
+              <w:left w:val="single" w:sz="6" w:space="0" w:color="000000"/>
+              <w:bottom w:val="single" w:sz="6" w:space="0" w:color="000000"/>
+              <w:right w:val="single" w:sz="6" w:space="0" w:color="000000"/>
+            </w:tcBorders>
+            <w:tcMar>
+              <w:top w:w="60" w:type="dxa"/>
+              <w:left w:w="60" w:type="dxa"/>
+              <w:bottom w:w="60" w:type="dxa"/>
+              <w:right w:w="60" w:type="dxa"/>
+            </w:tcMar>
+          </w:tcPr>
+          <w:p>
+            <w:pPr>
+              <w:spacing w:line="360" w:lineRule="auto"/>
+              <w:jc w:val="both"/>
+              <w:rPr>
+                <w:rFonts w:ascii="Times New Roman" w:hAnsi="Times New Roman" w:cs="Times New Roman"/>
+                <w:sz w:val="20"/>
+                <w:szCs w:val="20"/>
+              </w:rPr>
+            </w:pPr>
+            <w:r>
+              <w:rPr>
+                <w:rFonts w:ascii="Times New Roman" w:hAnsi="Times New Roman" w:cs="Times New Roman"/>
+                <w:sz w:val="20"/>
+                <w:szCs w:val="20"/>
+              </w:rPr>
+              <w:t>1,1</w:t>
+            </w:r>
+          </w:p>
+        </w:tc>
+      </w:tr>
     </w:tbl>
     <w:p>
       <w:pPr>
@@ -15274,10 +15602,10 @@
         <w:tblLook w:val="04A0" w:firstRow="1" w:lastRow="0" w:firstColumn="1" w:lastColumn="0" w:noHBand="0" w:noVBand="1"/>
       </w:tblPr>
       <w:tblGrid>
-        <w:gridCol w:w="2760"/>
-        <w:gridCol w:w="2432"/>
-        <w:gridCol w:w="1432"/>
-        <w:gridCol w:w="1862"/>
+        <w:gridCol w:w="3251"/>
+        <w:gridCol w:w="2381"/>
+        <w:gridCol w:w="916"/>
+        <w:gridCol w:w="1938"/>
       </w:tblGrid>
       <w:tr>
         <w:trPr>
@@ -15285,7 +15613,7 @@
         </w:trPr>
         <w:tc>
           <w:tcPr>
-            <w:tcW w:w="1626" w:type="pct"/>
+            <w:tcW w:w="1915" w:type="pct"/>
             <w:tcBorders>
               <w:top w:val="single" w:sz="6" w:space="0" w:color="000000"/>
               <w:left w:val="single" w:sz="6" w:space="0" w:color="000000"/>
@@ -15307,6 +15635,8 @@
               <w:jc w:val="both"/>
               <w:rPr>
                 <w:rFonts w:ascii="Times New Roman" w:hAnsi="Times New Roman" w:cs="Times New Roman"/>
+                <w:b/>
+                <w:bCs/>
                 <w:sz w:val="20"/>
                 <w:szCs w:val="20"/>
               </w:rPr>
@@ -15315,6 +15645,8 @@
             <w:r>
               <w:rPr>
                 <w:rFonts w:ascii="Times New Roman" w:hAnsi="Times New Roman" w:cs="Times New Roman"/>
+                <w:b/>
+                <w:bCs/>
                 <w:sz w:val="20"/>
                 <w:szCs w:val="20"/>
               </w:rPr>
@@ -15324,6 +15656,8 @@
             <w:r>
               <w:rPr>
                 <w:rFonts w:ascii="Times New Roman" w:hAnsi="Times New Roman" w:cs="Times New Roman"/>
+                <w:b/>
+                <w:bCs/>
                 <w:sz w:val="20"/>
                 <w:szCs w:val="20"/>
               </w:rPr>
@@ -15333,7 +15667,7 @@
         </w:tc>
         <w:tc>
           <w:tcPr>
-            <w:tcW w:w="1433" w:type="pct"/>
+            <w:tcW w:w="1403" w:type="pct"/>
             <w:tcBorders>
               <w:top w:val="single" w:sz="6" w:space="0" w:color="000000"/>
               <w:left w:val="single" w:sz="6" w:space="0" w:color="000000"/>
@@ -15355,13 +15689,17 @@
               <w:jc w:val="both"/>
               <w:rPr>
                 <w:rFonts w:ascii="Times New Roman" w:hAnsi="Times New Roman" w:cs="Times New Roman"/>
-                <w:sz w:val="20"/>
-                <w:szCs w:val="20"/>
-              </w:rPr>
-            </w:pPr>
-            <w:r>
-              <w:rPr>
-                <w:rFonts w:ascii="Times New Roman" w:hAnsi="Times New Roman" w:cs="Times New Roman"/>
+                <w:b/>
+                <w:bCs/>
+                <w:sz w:val="20"/>
+                <w:szCs w:val="20"/>
+              </w:rPr>
+            </w:pPr>
+            <w:r>
+              <w:rPr>
+                <w:rFonts w:ascii="Times New Roman" w:hAnsi="Times New Roman" w:cs="Times New Roman"/>
+                <w:b/>
+                <w:bCs/>
                 <w:sz w:val="20"/>
                 <w:szCs w:val="20"/>
               </w:rPr>
@@ -15371,6 +15709,8 @@
             <w:r>
               <w:rPr>
                 <w:rFonts w:ascii="Times New Roman" w:hAnsi="Times New Roman" w:cs="Times New Roman"/>
+                <w:b/>
+                <w:bCs/>
                 <w:sz w:val="20"/>
                 <w:szCs w:val="20"/>
               </w:rPr>
@@ -15381,7 +15721,7 @@
         </w:tc>
         <w:tc>
           <w:tcPr>
-            <w:tcW w:w="844" w:type="pct"/>
+            <w:tcW w:w="540" w:type="pct"/>
             <w:tcBorders>
               <w:top w:val="single" w:sz="6" w:space="0" w:color="000000"/>
               <w:left w:val="single" w:sz="6" w:space="0" w:color="000000"/>
@@ -15403,13 +15743,17 @@
               <w:jc w:val="both"/>
               <w:rPr>
                 <w:rFonts w:ascii="Times New Roman" w:hAnsi="Times New Roman" w:cs="Times New Roman"/>
-                <w:sz w:val="20"/>
-                <w:szCs w:val="20"/>
-              </w:rPr>
-            </w:pPr>
-            <w:r>
-              <w:rPr>
-                <w:rFonts w:ascii="Times New Roman" w:hAnsi="Times New Roman" w:cs="Times New Roman"/>
+                <w:b/>
+                <w:bCs/>
+                <w:sz w:val="20"/>
+                <w:szCs w:val="20"/>
+              </w:rPr>
+            </w:pPr>
+            <w:r>
+              <w:rPr>
+                <w:rFonts w:ascii="Times New Roman" w:hAnsi="Times New Roman" w:cs="Times New Roman"/>
+                <w:b/>
+                <w:bCs/>
                 <w:sz w:val="20"/>
                 <w:szCs w:val="20"/>
               </w:rPr>
@@ -15419,7 +15763,7 @@
         </w:tc>
         <w:tc>
           <w:tcPr>
-            <w:tcW w:w="1098" w:type="pct"/>
+            <w:tcW w:w="1142" w:type="pct"/>
             <w:tcBorders>
               <w:top w:val="single" w:sz="6" w:space="0" w:color="000000"/>
               <w:left w:val="single" w:sz="6" w:space="0" w:color="000000"/>
@@ -15441,6 +15785,8 @@
               <w:jc w:val="both"/>
               <w:rPr>
                 <w:rFonts w:ascii="Times New Roman" w:hAnsi="Times New Roman" w:cs="Times New Roman"/>
+                <w:b/>
+                <w:bCs/>
                 <w:sz w:val="20"/>
                 <w:szCs w:val="20"/>
               </w:rPr>
@@ -15449,6 +15795,8 @@
             <w:r>
               <w:rPr>
                 <w:rFonts w:ascii="Times New Roman" w:hAnsi="Times New Roman" w:cs="Times New Roman"/>
+                <w:b/>
+                <w:bCs/>
                 <w:sz w:val="20"/>
                 <w:szCs w:val="20"/>
               </w:rPr>
@@ -15464,7 +15812,7 @@
         </w:trPr>
         <w:tc>
           <w:tcPr>
-            <w:tcW w:w="1626" w:type="pct"/>
+            <w:tcW w:w="1915" w:type="pct"/>
             <w:tcBorders>
               <w:top w:val="single" w:sz="6" w:space="0" w:color="000000"/>
               <w:left w:val="single" w:sz="6" w:space="0" w:color="000000"/>
@@ -15486,6 +15834,8 @@
               <w:jc w:val="both"/>
               <w:rPr>
                 <w:rFonts w:ascii="Times New Roman" w:hAnsi="Times New Roman" w:cs="Times New Roman"/>
+                <w:b/>
+                <w:bCs/>
                 <w:sz w:val="20"/>
                 <w:szCs w:val="20"/>
               </w:rPr>
@@ -15494,6 +15844,8 @@
             <w:r>
               <w:rPr>
                 <w:rFonts w:ascii="Times New Roman" w:hAnsi="Times New Roman" w:cs="Times New Roman"/>
+                <w:b/>
+                <w:bCs/>
                 <w:sz w:val="20"/>
                 <w:szCs w:val="20"/>
               </w:rPr>
@@ -15504,7 +15856,7 @@
         </w:tc>
         <w:tc>
           <w:tcPr>
-            <w:tcW w:w="1433" w:type="pct"/>
+            <w:tcW w:w="1403" w:type="pct"/>
             <w:tcBorders>
               <w:top w:val="single" w:sz="6" w:space="0" w:color="000000"/>
               <w:left w:val="single" w:sz="6" w:space="0" w:color="000000"/>
@@ -15541,7 +15893,7 @@
         </w:tc>
         <w:tc>
           <w:tcPr>
-            <w:tcW w:w="844" w:type="pct"/>
+            <w:tcW w:w="540" w:type="pct"/>
             <w:tcBorders>
               <w:top w:val="single" w:sz="6" w:space="0" w:color="000000"/>
               <w:left w:val="single" w:sz="6" w:space="0" w:color="000000"/>
@@ -15578,7 +15930,7 @@
         </w:tc>
         <w:tc>
           <w:tcPr>
-            <w:tcW w:w="1098" w:type="pct"/>
+            <w:tcW w:w="1142" w:type="pct"/>
             <w:tcBorders>
               <w:top w:val="single" w:sz="6" w:space="0" w:color="000000"/>
               <w:left w:val="single" w:sz="6" w:space="0" w:color="000000"/>
@@ -15620,7 +15972,7 @@
         </w:trPr>
         <w:tc>
           <w:tcPr>
-            <w:tcW w:w="1626" w:type="pct"/>
+            <w:tcW w:w="1915" w:type="pct"/>
             <w:tcBorders>
               <w:top w:val="single" w:sz="6" w:space="0" w:color="000000"/>
               <w:left w:val="single" w:sz="6" w:space="0" w:color="000000"/>
@@ -15642,13 +15994,17 @@
               <w:jc w:val="both"/>
               <w:rPr>
                 <w:rFonts w:ascii="Times New Roman" w:hAnsi="Times New Roman" w:cs="Times New Roman"/>
-                <w:sz w:val="20"/>
-                <w:szCs w:val="20"/>
-              </w:rPr>
-            </w:pPr>
-            <w:r>
-              <w:rPr>
-                <w:rFonts w:ascii="Times New Roman" w:hAnsi="Times New Roman" w:cs="Times New Roman"/>
+                <w:b/>
+                <w:bCs/>
+                <w:sz w:val="20"/>
+                <w:szCs w:val="20"/>
+              </w:rPr>
+            </w:pPr>
+            <w:r>
+              <w:rPr>
+                <w:rFonts w:ascii="Times New Roman" w:hAnsi="Times New Roman" w:cs="Times New Roman"/>
+                <w:b/>
+                <w:bCs/>
                 <w:sz w:val="20"/>
                 <w:szCs w:val="20"/>
               </w:rPr>
@@ -15658,7 +16014,7 @@
         </w:tc>
         <w:tc>
           <w:tcPr>
-            <w:tcW w:w="1433" w:type="pct"/>
+            <w:tcW w:w="1403" w:type="pct"/>
             <w:tcBorders>
               <w:top w:val="single" w:sz="6" w:space="0" w:color="000000"/>
               <w:left w:val="single" w:sz="6" w:space="0" w:color="000000"/>
@@ -15705,7 +16061,7 @@
         </w:tc>
         <w:tc>
           <w:tcPr>
-            <w:tcW w:w="844" w:type="pct"/>
+            <w:tcW w:w="540" w:type="pct"/>
             <w:tcBorders>
               <w:top w:val="single" w:sz="6" w:space="0" w:color="000000"/>
               <w:left w:val="single" w:sz="6" w:space="0" w:color="000000"/>
@@ -15730,19 +16086,11 @@
                 <w:szCs w:val="20"/>
               </w:rPr>
             </w:pPr>
-            <w:r>
-              <w:rPr>
-                <w:rFonts w:ascii="Times New Roman" w:hAnsi="Times New Roman" w:cs="Times New Roman"/>
-                <w:sz w:val="20"/>
-                <w:szCs w:val="20"/>
-              </w:rPr>
-              <w:t>UNIQUE</w:t>
-            </w:r>
-          </w:p>
-        </w:tc>
-        <w:tc>
-          <w:tcPr>
-            <w:tcW w:w="1098" w:type="pct"/>
+          </w:p>
+        </w:tc>
+        <w:tc>
+          <w:tcPr>
+            <w:tcW w:w="1142" w:type="pct"/>
             <w:tcBorders>
               <w:top w:val="single" w:sz="6" w:space="0" w:color="000000"/>
               <w:left w:val="single" w:sz="6" w:space="0" w:color="000000"/>
@@ -15784,7 +16132,7 @@
         </w:trPr>
         <w:tc>
           <w:tcPr>
-            <w:tcW w:w="1626" w:type="pct"/>
+            <w:tcW w:w="1915" w:type="pct"/>
             <w:tcBorders>
               <w:top w:val="single" w:sz="6" w:space="0" w:color="000000"/>
               <w:left w:val="single" w:sz="6" w:space="0" w:color="000000"/>
@@ -15806,6 +16154,8 @@
               <w:jc w:val="both"/>
               <w:rPr>
                 <w:rFonts w:ascii="Times New Roman" w:hAnsi="Times New Roman" w:cs="Times New Roman"/>
+                <w:b/>
+                <w:bCs/>
                 <w:sz w:val="20"/>
                 <w:szCs w:val="20"/>
               </w:rPr>
@@ -15814,17 +16164,19 @@
             <w:r>
               <w:rPr>
                 <w:rFonts w:ascii="Times New Roman" w:hAnsi="Times New Roman" w:cs="Times New Roman"/>
-                <w:sz w:val="20"/>
-                <w:szCs w:val="20"/>
-              </w:rPr>
-              <w:t>activity_name</w:t>
+                <w:b/>
+                <w:bCs/>
+                <w:sz w:val="20"/>
+                <w:szCs w:val="20"/>
+              </w:rPr>
+              <w:t>activity_name_es</w:t>
             </w:r>
             <w:proofErr w:type="spellEnd"/>
           </w:p>
         </w:tc>
         <w:tc>
           <w:tcPr>
-            <w:tcW w:w="1433" w:type="pct"/>
+            <w:tcW w:w="1403" w:type="pct"/>
             <w:tcBorders>
               <w:top w:val="single" w:sz="6" w:space="0" w:color="000000"/>
               <w:left w:val="single" w:sz="6" w:space="0" w:color="000000"/>
@@ -15871,7 +16223,7 @@
         </w:tc>
         <w:tc>
           <w:tcPr>
-            <w:tcW w:w="844" w:type="pct"/>
+            <w:tcW w:w="540" w:type="pct"/>
             <w:tcBorders>
               <w:top w:val="single" w:sz="6" w:space="0" w:color="000000"/>
               <w:left w:val="single" w:sz="6" w:space="0" w:color="000000"/>
@@ -15896,19 +16248,11 @@
                 <w:szCs w:val="20"/>
               </w:rPr>
             </w:pPr>
-            <w:r>
-              <w:rPr>
-                <w:rFonts w:ascii="Times New Roman" w:hAnsi="Times New Roman" w:cs="Times New Roman"/>
-                <w:sz w:val="20"/>
-                <w:szCs w:val="20"/>
-              </w:rPr>
-              <w:t>NOT NULL</w:t>
-            </w:r>
-          </w:p>
-        </w:tc>
-        <w:tc>
-          <w:tcPr>
-            <w:tcW w:w="1098" w:type="pct"/>
+          </w:p>
+        </w:tc>
+        <w:tc>
+          <w:tcPr>
+            <w:tcW w:w="1142" w:type="pct"/>
             <w:tcBorders>
               <w:top w:val="single" w:sz="6" w:space="0" w:color="000000"/>
               <w:left w:val="single" w:sz="6" w:space="0" w:color="000000"/>
@@ -15950,7 +16294,7 @@
         </w:trPr>
         <w:tc>
           <w:tcPr>
-            <w:tcW w:w="1626" w:type="pct"/>
+            <w:tcW w:w="1915" w:type="pct"/>
             <w:tcBorders>
               <w:top w:val="single" w:sz="6" w:space="0" w:color="000000"/>
               <w:left w:val="single" w:sz="6" w:space="0" w:color="000000"/>
@@ -15972,6 +16316,8 @@
               <w:jc w:val="both"/>
               <w:rPr>
                 <w:rFonts w:ascii="Times New Roman" w:hAnsi="Times New Roman" w:cs="Times New Roman"/>
+                <w:b/>
+                <w:bCs/>
                 <w:sz w:val="20"/>
                 <w:szCs w:val="20"/>
               </w:rPr>
@@ -15980,17 +16326,19 @@
             <w:r>
               <w:rPr>
                 <w:rFonts w:ascii="Times New Roman" w:hAnsi="Times New Roman" w:cs="Times New Roman"/>
-                <w:sz w:val="20"/>
-                <w:szCs w:val="20"/>
-              </w:rPr>
-              <w:t>activity_description</w:t>
+                <w:b/>
+                <w:bCs/>
+                <w:sz w:val="20"/>
+                <w:szCs w:val="20"/>
+              </w:rPr>
+              <w:t>activity_name_en</w:t>
             </w:r>
             <w:proofErr w:type="spellEnd"/>
           </w:p>
         </w:tc>
         <w:tc>
           <w:tcPr>
-            <w:tcW w:w="1433" w:type="pct"/>
+            <w:tcW w:w="1403" w:type="pct"/>
             <w:tcBorders>
               <w:top w:val="single" w:sz="6" w:space="0" w:color="000000"/>
               <w:left w:val="single" w:sz="6" w:space="0" w:color="000000"/>
@@ -16015,19 +16363,29 @@
                 <w:szCs w:val="20"/>
               </w:rPr>
             </w:pPr>
-            <w:r>
-              <w:rPr>
-                <w:rFonts w:ascii="Times New Roman" w:hAnsi="Times New Roman" w:cs="Times New Roman"/>
-                <w:sz w:val="20"/>
-                <w:szCs w:val="20"/>
-              </w:rPr>
-              <w:t>TEXT</w:t>
-            </w:r>
-          </w:p>
-        </w:tc>
-        <w:tc>
-          <w:tcPr>
-            <w:tcW w:w="844" w:type="pct"/>
+            <w:proofErr w:type="gramStart"/>
+            <w:r>
+              <w:rPr>
+                <w:rFonts w:ascii="Times New Roman" w:hAnsi="Times New Roman" w:cs="Times New Roman"/>
+                <w:sz w:val="20"/>
+                <w:szCs w:val="20"/>
+              </w:rPr>
+              <w:t>VARCHAR(</w:t>
+            </w:r>
+            <w:proofErr w:type="gramEnd"/>
+            <w:r>
+              <w:rPr>
+                <w:rFonts w:ascii="Times New Roman" w:hAnsi="Times New Roman" w:cs="Times New Roman"/>
+                <w:sz w:val="20"/>
+                <w:szCs w:val="20"/>
+              </w:rPr>
+              <w:t>100)</w:t>
+            </w:r>
+          </w:p>
+        </w:tc>
+        <w:tc>
+          <w:tcPr>
+            <w:tcW w:w="540" w:type="pct"/>
             <w:tcBorders>
               <w:top w:val="single" w:sz="6" w:space="0" w:color="000000"/>
               <w:left w:val="single" w:sz="6" w:space="0" w:color="000000"/>
@@ -16052,19 +16410,11 @@
                 <w:szCs w:val="20"/>
               </w:rPr>
             </w:pPr>
-            <w:r>
-              <w:rPr>
-                <w:rFonts w:ascii="Times New Roman" w:hAnsi="Times New Roman" w:cs="Times New Roman"/>
-                <w:sz w:val="20"/>
-                <w:szCs w:val="20"/>
-              </w:rPr>
-              <w:t>NOT NULL</w:t>
-            </w:r>
-          </w:p>
-        </w:tc>
-        <w:tc>
-          <w:tcPr>
-            <w:tcW w:w="1098" w:type="pct"/>
+          </w:p>
+        </w:tc>
+        <w:tc>
+          <w:tcPr>
+            <w:tcW w:w="1142" w:type="pct"/>
             <w:tcBorders>
               <w:top w:val="single" w:sz="6" w:space="0" w:color="000000"/>
               <w:left w:val="single" w:sz="6" w:space="0" w:color="000000"/>
@@ -16106,7 +16456,7 @@
         </w:trPr>
         <w:tc>
           <w:tcPr>
-            <w:tcW w:w="1626" w:type="pct"/>
+            <w:tcW w:w="1915" w:type="pct"/>
             <w:tcBorders>
               <w:top w:val="single" w:sz="6" w:space="0" w:color="000000"/>
               <w:left w:val="single" w:sz="6" w:space="0" w:color="000000"/>
@@ -16128,6 +16478,8 @@
               <w:jc w:val="both"/>
               <w:rPr>
                 <w:rFonts w:ascii="Times New Roman" w:hAnsi="Times New Roman" w:cs="Times New Roman"/>
+                <w:b/>
+                <w:bCs/>
                 <w:sz w:val="20"/>
                 <w:szCs w:val="20"/>
               </w:rPr>
@@ -16136,17 +16488,19 @@
             <w:r>
               <w:rPr>
                 <w:rFonts w:ascii="Times New Roman" w:hAnsi="Times New Roman" w:cs="Times New Roman"/>
-                <w:sz w:val="20"/>
-                <w:szCs w:val="20"/>
-              </w:rPr>
-              <w:t>activity_time</w:t>
+                <w:b/>
+                <w:bCs/>
+                <w:sz w:val="20"/>
+                <w:szCs w:val="20"/>
+              </w:rPr>
+              <w:t>activity_description_es</w:t>
             </w:r>
             <w:proofErr w:type="spellEnd"/>
           </w:p>
         </w:tc>
         <w:tc>
           <w:tcPr>
-            <w:tcW w:w="1433" w:type="pct"/>
+            <w:tcW w:w="1403" w:type="pct"/>
             <w:tcBorders>
               <w:top w:val="single" w:sz="6" w:space="0" w:color="000000"/>
               <w:left w:val="single" w:sz="6" w:space="0" w:color="000000"/>
@@ -16177,13 +16531,13 @@
                 <w:sz w:val="20"/>
                 <w:szCs w:val="20"/>
               </w:rPr>
-              <w:t>DATETIME</w:t>
-            </w:r>
-          </w:p>
-        </w:tc>
-        <w:tc>
-          <w:tcPr>
-            <w:tcW w:w="844" w:type="pct"/>
+              <w:t>TEXT</w:t>
+            </w:r>
+          </w:p>
+        </w:tc>
+        <w:tc>
+          <w:tcPr>
+            <w:tcW w:w="540" w:type="pct"/>
             <w:tcBorders>
               <w:top w:val="single" w:sz="6" w:space="0" w:color="000000"/>
               <w:left w:val="single" w:sz="6" w:space="0" w:color="000000"/>
@@ -16208,19 +16562,11 @@
                 <w:szCs w:val="20"/>
               </w:rPr>
             </w:pPr>
-            <w:r>
-              <w:rPr>
-                <w:rFonts w:ascii="Times New Roman" w:hAnsi="Times New Roman" w:cs="Times New Roman"/>
-                <w:sz w:val="20"/>
-                <w:szCs w:val="20"/>
-              </w:rPr>
-              <w:t>NOT NULL</w:t>
-            </w:r>
-          </w:p>
-        </w:tc>
-        <w:tc>
-          <w:tcPr>
-            <w:tcW w:w="1098" w:type="pct"/>
+          </w:p>
+        </w:tc>
+        <w:tc>
+          <w:tcPr>
+            <w:tcW w:w="1142" w:type="pct"/>
             <w:tcBorders>
               <w:top w:val="single" w:sz="6" w:space="0" w:color="000000"/>
               <w:left w:val="single" w:sz="6" w:space="0" w:color="000000"/>
@@ -16256,7 +16602,799 @@
           </w:p>
         </w:tc>
       </w:tr>
+      <w:tr>
+        <w:trPr>
+          <w:trHeight w:val="165"/>
+        </w:trPr>
+        <w:tc>
+          <w:tcPr>
+            <w:tcW w:w="1915" w:type="pct"/>
+            <w:tcBorders>
+              <w:top w:val="single" w:sz="6" w:space="0" w:color="000000"/>
+              <w:left w:val="single" w:sz="6" w:space="0" w:color="000000"/>
+              <w:bottom w:val="single" w:sz="6" w:space="0" w:color="000000"/>
+              <w:right w:val="single" w:sz="6" w:space="0" w:color="000000"/>
+            </w:tcBorders>
+            <w:shd w:val="clear" w:color="auto" w:fill="D4D4D4"/>
+            <w:tcMar>
+              <w:top w:w="60" w:type="dxa"/>
+              <w:left w:w="60" w:type="dxa"/>
+              <w:bottom w:w="60" w:type="dxa"/>
+              <w:right w:w="60" w:type="dxa"/>
+            </w:tcMar>
+            <w:hideMark/>
+          </w:tcPr>
+          <w:p>
+            <w:pPr>
+              <w:spacing w:line="360" w:lineRule="auto"/>
+              <w:jc w:val="both"/>
+              <w:rPr>
+                <w:rFonts w:ascii="Times New Roman" w:hAnsi="Times New Roman" w:cs="Times New Roman"/>
+                <w:b/>
+                <w:bCs/>
+                <w:sz w:val="20"/>
+                <w:szCs w:val="20"/>
+              </w:rPr>
+            </w:pPr>
+            <w:proofErr w:type="spellStart"/>
+            <w:r>
+              <w:rPr>
+                <w:rFonts w:ascii="Times New Roman" w:hAnsi="Times New Roman" w:cs="Times New Roman"/>
+                <w:b/>
+                <w:bCs/>
+                <w:sz w:val="20"/>
+                <w:szCs w:val="20"/>
+              </w:rPr>
+              <w:t>activity_description_en</w:t>
+            </w:r>
+            <w:proofErr w:type="spellEnd"/>
+          </w:p>
+        </w:tc>
+        <w:tc>
+          <w:tcPr>
+            <w:tcW w:w="1403" w:type="pct"/>
+            <w:tcBorders>
+              <w:top w:val="single" w:sz="6" w:space="0" w:color="000000"/>
+              <w:left w:val="single" w:sz="6" w:space="0" w:color="000000"/>
+              <w:bottom w:val="single" w:sz="6" w:space="0" w:color="000000"/>
+              <w:right w:val="single" w:sz="6" w:space="0" w:color="000000"/>
+            </w:tcBorders>
+            <w:tcMar>
+              <w:top w:w="60" w:type="dxa"/>
+              <w:left w:w="60" w:type="dxa"/>
+              <w:bottom w:w="60" w:type="dxa"/>
+              <w:right w:w="60" w:type="dxa"/>
+            </w:tcMar>
+            <w:hideMark/>
+          </w:tcPr>
+          <w:p>
+            <w:pPr>
+              <w:spacing w:line="360" w:lineRule="auto"/>
+              <w:jc w:val="both"/>
+              <w:rPr>
+                <w:rFonts w:ascii="Times New Roman" w:hAnsi="Times New Roman" w:cs="Times New Roman"/>
+                <w:sz w:val="20"/>
+                <w:szCs w:val="20"/>
+              </w:rPr>
+            </w:pPr>
+            <w:r>
+              <w:rPr>
+                <w:rFonts w:ascii="Times New Roman" w:hAnsi="Times New Roman" w:cs="Times New Roman"/>
+                <w:sz w:val="20"/>
+                <w:szCs w:val="20"/>
+              </w:rPr>
+              <w:t>TEXT</w:t>
+            </w:r>
+          </w:p>
+        </w:tc>
+        <w:tc>
+          <w:tcPr>
+            <w:tcW w:w="540" w:type="pct"/>
+            <w:tcBorders>
+              <w:top w:val="single" w:sz="6" w:space="0" w:color="000000"/>
+              <w:left w:val="single" w:sz="6" w:space="0" w:color="000000"/>
+              <w:bottom w:val="single" w:sz="6" w:space="0" w:color="000000"/>
+              <w:right w:val="single" w:sz="6" w:space="0" w:color="000000"/>
+            </w:tcBorders>
+            <w:tcMar>
+              <w:top w:w="60" w:type="dxa"/>
+              <w:left w:w="60" w:type="dxa"/>
+              <w:bottom w:w="60" w:type="dxa"/>
+              <w:right w:w="60" w:type="dxa"/>
+            </w:tcMar>
+            <w:hideMark/>
+          </w:tcPr>
+          <w:p>
+            <w:pPr>
+              <w:spacing w:line="360" w:lineRule="auto"/>
+              <w:jc w:val="both"/>
+              <w:rPr>
+                <w:rFonts w:ascii="Times New Roman" w:hAnsi="Times New Roman" w:cs="Times New Roman"/>
+                <w:sz w:val="20"/>
+                <w:szCs w:val="20"/>
+              </w:rPr>
+            </w:pPr>
+          </w:p>
+        </w:tc>
+        <w:tc>
+          <w:tcPr>
+            <w:tcW w:w="1142" w:type="pct"/>
+            <w:tcBorders>
+              <w:top w:val="single" w:sz="6" w:space="0" w:color="000000"/>
+              <w:left w:val="single" w:sz="6" w:space="0" w:color="000000"/>
+              <w:bottom w:val="single" w:sz="6" w:space="0" w:color="000000"/>
+              <w:right w:val="single" w:sz="6" w:space="0" w:color="000000"/>
+            </w:tcBorders>
+            <w:tcMar>
+              <w:top w:w="60" w:type="dxa"/>
+              <w:left w:w="60" w:type="dxa"/>
+              <w:bottom w:w="60" w:type="dxa"/>
+              <w:right w:w="60" w:type="dxa"/>
+            </w:tcMar>
+            <w:hideMark/>
+          </w:tcPr>
+          <w:p>
+            <w:pPr>
+              <w:spacing w:line="360" w:lineRule="auto"/>
+              <w:jc w:val="both"/>
+              <w:rPr>
+                <w:rFonts w:ascii="Times New Roman" w:hAnsi="Times New Roman" w:cs="Times New Roman"/>
+                <w:sz w:val="20"/>
+                <w:szCs w:val="20"/>
+              </w:rPr>
+            </w:pPr>
+            <w:r>
+              <w:rPr>
+                <w:rFonts w:ascii="Times New Roman" w:hAnsi="Times New Roman" w:cs="Times New Roman"/>
+                <w:sz w:val="20"/>
+                <w:szCs w:val="20"/>
+              </w:rPr>
+              <w:t>1,1</w:t>
+            </w:r>
+          </w:p>
+        </w:tc>
+      </w:tr>
+      <w:tr>
+        <w:trPr>
+          <w:trHeight w:val="165"/>
+        </w:trPr>
+        <w:tc>
+          <w:tcPr>
+            <w:tcW w:w="1915" w:type="pct"/>
+            <w:tcBorders>
+              <w:top w:val="single" w:sz="6" w:space="0" w:color="000000"/>
+              <w:left w:val="single" w:sz="6" w:space="0" w:color="000000"/>
+              <w:bottom w:val="single" w:sz="6" w:space="0" w:color="000000"/>
+              <w:right w:val="single" w:sz="6" w:space="0" w:color="000000"/>
+            </w:tcBorders>
+            <w:shd w:val="clear" w:color="auto" w:fill="D4D4D4"/>
+            <w:tcMar>
+              <w:top w:w="60" w:type="dxa"/>
+              <w:left w:w="60" w:type="dxa"/>
+              <w:bottom w:w="60" w:type="dxa"/>
+              <w:right w:w="60" w:type="dxa"/>
+            </w:tcMar>
+            <w:hideMark/>
+          </w:tcPr>
+          <w:p>
+            <w:pPr>
+              <w:spacing w:line="360" w:lineRule="auto"/>
+              <w:jc w:val="both"/>
+              <w:rPr>
+                <w:rFonts w:ascii="Times New Roman" w:hAnsi="Times New Roman" w:cs="Times New Roman"/>
+                <w:b/>
+                <w:bCs/>
+                <w:sz w:val="20"/>
+                <w:szCs w:val="20"/>
+              </w:rPr>
+            </w:pPr>
+            <w:proofErr w:type="spellStart"/>
+            <w:r>
+              <w:rPr>
+                <w:rFonts w:ascii="Times New Roman" w:hAnsi="Times New Roman" w:cs="Times New Roman"/>
+                <w:b/>
+                <w:bCs/>
+                <w:sz w:val="20"/>
+                <w:szCs w:val="20"/>
+              </w:rPr>
+              <w:t>activity_tags_es</w:t>
+            </w:r>
+            <w:proofErr w:type="spellEnd"/>
+          </w:p>
+        </w:tc>
+        <w:tc>
+          <w:tcPr>
+            <w:tcW w:w="1403" w:type="pct"/>
+            <w:tcBorders>
+              <w:top w:val="single" w:sz="6" w:space="0" w:color="000000"/>
+              <w:left w:val="single" w:sz="6" w:space="0" w:color="000000"/>
+              <w:bottom w:val="single" w:sz="6" w:space="0" w:color="000000"/>
+              <w:right w:val="single" w:sz="6" w:space="0" w:color="000000"/>
+            </w:tcBorders>
+            <w:tcMar>
+              <w:top w:w="60" w:type="dxa"/>
+              <w:left w:w="60" w:type="dxa"/>
+              <w:bottom w:w="60" w:type="dxa"/>
+              <w:right w:w="60" w:type="dxa"/>
+            </w:tcMar>
+            <w:hideMark/>
+          </w:tcPr>
+          <w:p>
+            <w:pPr>
+              <w:spacing w:line="360" w:lineRule="auto"/>
+              <w:jc w:val="both"/>
+              <w:rPr>
+                <w:rFonts w:ascii="Times New Roman" w:hAnsi="Times New Roman" w:cs="Times New Roman"/>
+                <w:sz w:val="20"/>
+                <w:szCs w:val="20"/>
+              </w:rPr>
+            </w:pPr>
+            <w:proofErr w:type="gramStart"/>
+            <w:r>
+              <w:rPr>
+                <w:rFonts w:ascii="Times New Roman" w:hAnsi="Times New Roman" w:cs="Times New Roman"/>
+                <w:sz w:val="20"/>
+                <w:szCs w:val="20"/>
+              </w:rPr>
+              <w:t>VARCHAR(</w:t>
+            </w:r>
+            <w:proofErr w:type="gramEnd"/>
+            <w:r>
+              <w:rPr>
+                <w:rFonts w:ascii="Times New Roman" w:hAnsi="Times New Roman" w:cs="Times New Roman"/>
+                <w:sz w:val="20"/>
+                <w:szCs w:val="20"/>
+              </w:rPr>
+              <w:t>128)</w:t>
+            </w:r>
+          </w:p>
+        </w:tc>
+        <w:tc>
+          <w:tcPr>
+            <w:tcW w:w="540" w:type="pct"/>
+            <w:tcBorders>
+              <w:top w:val="single" w:sz="6" w:space="0" w:color="000000"/>
+              <w:left w:val="single" w:sz="6" w:space="0" w:color="000000"/>
+              <w:bottom w:val="single" w:sz="6" w:space="0" w:color="000000"/>
+              <w:right w:val="single" w:sz="6" w:space="0" w:color="000000"/>
+            </w:tcBorders>
+            <w:tcMar>
+              <w:top w:w="60" w:type="dxa"/>
+              <w:left w:w="60" w:type="dxa"/>
+              <w:bottom w:w="60" w:type="dxa"/>
+              <w:right w:w="60" w:type="dxa"/>
+            </w:tcMar>
+            <w:hideMark/>
+          </w:tcPr>
+          <w:p>
+            <w:pPr>
+              <w:spacing w:line="360" w:lineRule="auto"/>
+              <w:jc w:val="both"/>
+              <w:rPr>
+                <w:rFonts w:ascii="Times New Roman" w:hAnsi="Times New Roman" w:cs="Times New Roman"/>
+                <w:sz w:val="20"/>
+                <w:szCs w:val="20"/>
+              </w:rPr>
+            </w:pPr>
+          </w:p>
+        </w:tc>
+        <w:tc>
+          <w:tcPr>
+            <w:tcW w:w="1142" w:type="pct"/>
+            <w:tcBorders>
+              <w:top w:val="single" w:sz="6" w:space="0" w:color="000000"/>
+              <w:left w:val="single" w:sz="6" w:space="0" w:color="000000"/>
+              <w:bottom w:val="single" w:sz="6" w:space="0" w:color="000000"/>
+              <w:right w:val="single" w:sz="6" w:space="0" w:color="000000"/>
+            </w:tcBorders>
+            <w:tcMar>
+              <w:top w:w="60" w:type="dxa"/>
+              <w:left w:w="60" w:type="dxa"/>
+              <w:bottom w:w="60" w:type="dxa"/>
+              <w:right w:w="60" w:type="dxa"/>
+            </w:tcMar>
+            <w:hideMark/>
+          </w:tcPr>
+          <w:p>
+            <w:pPr>
+              <w:spacing w:line="360" w:lineRule="auto"/>
+              <w:jc w:val="both"/>
+              <w:rPr>
+                <w:rFonts w:ascii="Times New Roman" w:hAnsi="Times New Roman" w:cs="Times New Roman"/>
+                <w:sz w:val="20"/>
+                <w:szCs w:val="20"/>
+              </w:rPr>
+            </w:pPr>
+            <w:r>
+              <w:rPr>
+                <w:rFonts w:ascii="Times New Roman" w:hAnsi="Times New Roman" w:cs="Times New Roman"/>
+                <w:sz w:val="20"/>
+                <w:szCs w:val="20"/>
+              </w:rPr>
+              <w:t>1,1</w:t>
+            </w:r>
+          </w:p>
+        </w:tc>
+      </w:tr>
+      <w:tr>
+        <w:trPr>
+          <w:trHeight w:val="165"/>
+        </w:trPr>
+        <w:tc>
+          <w:tcPr>
+            <w:tcW w:w="1915" w:type="pct"/>
+            <w:tcBorders>
+              <w:top w:val="single" w:sz="6" w:space="0" w:color="000000"/>
+              <w:left w:val="single" w:sz="6" w:space="0" w:color="000000"/>
+              <w:bottom w:val="single" w:sz="6" w:space="0" w:color="000000"/>
+              <w:right w:val="single" w:sz="6" w:space="0" w:color="000000"/>
+            </w:tcBorders>
+            <w:shd w:val="clear" w:color="auto" w:fill="D4D4D4"/>
+            <w:tcMar>
+              <w:top w:w="60" w:type="dxa"/>
+              <w:left w:w="60" w:type="dxa"/>
+              <w:bottom w:w="60" w:type="dxa"/>
+              <w:right w:w="60" w:type="dxa"/>
+            </w:tcMar>
+            <w:hideMark/>
+          </w:tcPr>
+          <w:p>
+            <w:pPr>
+              <w:spacing w:line="360" w:lineRule="auto"/>
+              <w:jc w:val="both"/>
+              <w:rPr>
+                <w:rFonts w:ascii="Times New Roman" w:hAnsi="Times New Roman" w:cs="Times New Roman"/>
+                <w:b/>
+                <w:bCs/>
+                <w:sz w:val="20"/>
+                <w:szCs w:val="20"/>
+              </w:rPr>
+            </w:pPr>
+            <w:proofErr w:type="spellStart"/>
+            <w:r>
+              <w:rPr>
+                <w:rFonts w:ascii="Times New Roman" w:hAnsi="Times New Roman" w:cs="Times New Roman"/>
+                <w:b/>
+                <w:bCs/>
+                <w:sz w:val="20"/>
+                <w:szCs w:val="20"/>
+              </w:rPr>
+              <w:t>activity_tags_en</w:t>
+            </w:r>
+            <w:proofErr w:type="spellEnd"/>
+          </w:p>
+        </w:tc>
+        <w:tc>
+          <w:tcPr>
+            <w:tcW w:w="1403" w:type="pct"/>
+            <w:tcBorders>
+              <w:top w:val="single" w:sz="6" w:space="0" w:color="000000"/>
+              <w:left w:val="single" w:sz="6" w:space="0" w:color="000000"/>
+              <w:bottom w:val="single" w:sz="6" w:space="0" w:color="000000"/>
+              <w:right w:val="single" w:sz="6" w:space="0" w:color="000000"/>
+            </w:tcBorders>
+            <w:tcMar>
+              <w:top w:w="60" w:type="dxa"/>
+              <w:left w:w="60" w:type="dxa"/>
+              <w:bottom w:w="60" w:type="dxa"/>
+              <w:right w:w="60" w:type="dxa"/>
+            </w:tcMar>
+            <w:hideMark/>
+          </w:tcPr>
+          <w:p>
+            <w:pPr>
+              <w:spacing w:line="360" w:lineRule="auto"/>
+              <w:jc w:val="both"/>
+              <w:rPr>
+                <w:rFonts w:ascii="Times New Roman" w:hAnsi="Times New Roman" w:cs="Times New Roman"/>
+                <w:sz w:val="20"/>
+                <w:szCs w:val="20"/>
+              </w:rPr>
+            </w:pPr>
+            <w:proofErr w:type="gramStart"/>
+            <w:r>
+              <w:rPr>
+                <w:rFonts w:ascii="Times New Roman" w:hAnsi="Times New Roman" w:cs="Times New Roman"/>
+                <w:sz w:val="20"/>
+                <w:szCs w:val="20"/>
+              </w:rPr>
+              <w:t>VARCHAR(</w:t>
+            </w:r>
+            <w:proofErr w:type="gramEnd"/>
+            <w:r>
+              <w:rPr>
+                <w:rFonts w:ascii="Times New Roman" w:hAnsi="Times New Roman" w:cs="Times New Roman"/>
+                <w:sz w:val="20"/>
+                <w:szCs w:val="20"/>
+              </w:rPr>
+              <w:t>128)</w:t>
+            </w:r>
+          </w:p>
+        </w:tc>
+        <w:tc>
+          <w:tcPr>
+            <w:tcW w:w="540" w:type="pct"/>
+            <w:tcBorders>
+              <w:top w:val="single" w:sz="6" w:space="0" w:color="000000"/>
+              <w:left w:val="single" w:sz="6" w:space="0" w:color="000000"/>
+              <w:bottom w:val="single" w:sz="6" w:space="0" w:color="000000"/>
+              <w:right w:val="single" w:sz="6" w:space="0" w:color="000000"/>
+            </w:tcBorders>
+            <w:tcMar>
+              <w:top w:w="60" w:type="dxa"/>
+              <w:left w:w="60" w:type="dxa"/>
+              <w:bottom w:w="60" w:type="dxa"/>
+              <w:right w:w="60" w:type="dxa"/>
+            </w:tcMar>
+            <w:hideMark/>
+          </w:tcPr>
+          <w:p>
+            <w:pPr>
+              <w:spacing w:line="360" w:lineRule="auto"/>
+              <w:jc w:val="both"/>
+              <w:rPr>
+                <w:rFonts w:ascii="Times New Roman" w:hAnsi="Times New Roman" w:cs="Times New Roman"/>
+                <w:sz w:val="20"/>
+                <w:szCs w:val="20"/>
+              </w:rPr>
+            </w:pPr>
+          </w:p>
+        </w:tc>
+        <w:tc>
+          <w:tcPr>
+            <w:tcW w:w="1142" w:type="pct"/>
+            <w:tcBorders>
+              <w:top w:val="single" w:sz="6" w:space="0" w:color="000000"/>
+              <w:left w:val="single" w:sz="6" w:space="0" w:color="000000"/>
+              <w:bottom w:val="single" w:sz="6" w:space="0" w:color="000000"/>
+              <w:right w:val="single" w:sz="6" w:space="0" w:color="000000"/>
+            </w:tcBorders>
+            <w:tcMar>
+              <w:top w:w="60" w:type="dxa"/>
+              <w:left w:w="60" w:type="dxa"/>
+              <w:bottom w:w="60" w:type="dxa"/>
+              <w:right w:w="60" w:type="dxa"/>
+            </w:tcMar>
+            <w:hideMark/>
+          </w:tcPr>
+          <w:p>
+            <w:pPr>
+              <w:spacing w:line="360" w:lineRule="auto"/>
+              <w:jc w:val="both"/>
+              <w:rPr>
+                <w:rFonts w:ascii="Times New Roman" w:hAnsi="Times New Roman" w:cs="Times New Roman"/>
+                <w:sz w:val="20"/>
+                <w:szCs w:val="20"/>
+              </w:rPr>
+            </w:pPr>
+            <w:r>
+              <w:rPr>
+                <w:rFonts w:ascii="Times New Roman" w:hAnsi="Times New Roman" w:cs="Times New Roman"/>
+                <w:sz w:val="20"/>
+                <w:szCs w:val="20"/>
+              </w:rPr>
+              <w:t>1,1</w:t>
+            </w:r>
+          </w:p>
+        </w:tc>
+      </w:tr>
+      <w:tr>
+        <w:trPr>
+          <w:trHeight w:val="165"/>
+        </w:trPr>
+        <w:tc>
+          <w:tcPr>
+            <w:tcW w:w="1915" w:type="pct"/>
+            <w:tcBorders>
+              <w:top w:val="single" w:sz="6" w:space="0" w:color="000000"/>
+              <w:left w:val="single" w:sz="6" w:space="0" w:color="000000"/>
+              <w:bottom w:val="single" w:sz="6" w:space="0" w:color="000000"/>
+              <w:right w:val="single" w:sz="6" w:space="0" w:color="000000"/>
+            </w:tcBorders>
+            <w:shd w:val="clear" w:color="auto" w:fill="D4D4D4"/>
+            <w:tcMar>
+              <w:top w:w="60" w:type="dxa"/>
+              <w:left w:w="60" w:type="dxa"/>
+              <w:bottom w:w="60" w:type="dxa"/>
+              <w:right w:w="60" w:type="dxa"/>
+            </w:tcMar>
+            <w:hideMark/>
+          </w:tcPr>
+          <w:p>
+            <w:pPr>
+              <w:spacing w:line="360" w:lineRule="auto"/>
+              <w:jc w:val="both"/>
+              <w:rPr>
+                <w:rFonts w:ascii="Times New Roman" w:hAnsi="Times New Roman" w:cs="Times New Roman"/>
+                <w:b/>
+                <w:bCs/>
+                <w:sz w:val="21"/>
+                <w:szCs w:val="21"/>
+              </w:rPr>
+            </w:pPr>
+            <w:proofErr w:type="spellStart"/>
+            <w:r>
+              <w:rPr>
+                <w:rFonts w:ascii="Times New Roman" w:hAnsi="Times New Roman" w:cs="Times New Roman"/>
+                <w:b/>
+                <w:bCs/>
+                <w:sz w:val="21"/>
+                <w:szCs w:val="21"/>
+              </w:rPr>
+              <w:t>activity_datetime_start</w:t>
+            </w:r>
+            <w:proofErr w:type="spellEnd"/>
+          </w:p>
+        </w:tc>
+        <w:tc>
+          <w:tcPr>
+            <w:tcW w:w="1403" w:type="pct"/>
+            <w:tcBorders>
+              <w:top w:val="single" w:sz="6" w:space="0" w:color="000000"/>
+              <w:left w:val="single" w:sz="6" w:space="0" w:color="000000"/>
+              <w:bottom w:val="single" w:sz="6" w:space="0" w:color="000000"/>
+              <w:right w:val="single" w:sz="6" w:space="0" w:color="000000"/>
+            </w:tcBorders>
+            <w:tcMar>
+              <w:top w:w="60" w:type="dxa"/>
+              <w:left w:w="60" w:type="dxa"/>
+              <w:bottom w:w="60" w:type="dxa"/>
+              <w:right w:w="60" w:type="dxa"/>
+            </w:tcMar>
+            <w:hideMark/>
+          </w:tcPr>
+          <w:p>
+            <w:pPr>
+              <w:spacing w:line="360" w:lineRule="auto"/>
+              <w:jc w:val="both"/>
+              <w:rPr>
+                <w:rFonts w:ascii="Times New Roman" w:hAnsi="Times New Roman" w:cs="Times New Roman"/>
+                <w:sz w:val="21"/>
+                <w:szCs w:val="21"/>
+              </w:rPr>
+            </w:pPr>
+            <w:r>
+              <w:rPr>
+                <w:rFonts w:ascii="Times New Roman" w:hAnsi="Times New Roman" w:cs="Times New Roman"/>
+                <w:sz w:val="21"/>
+                <w:szCs w:val="21"/>
+              </w:rPr>
+              <w:t>DATETIME</w:t>
+            </w:r>
+          </w:p>
+        </w:tc>
+        <w:tc>
+          <w:tcPr>
+            <w:tcW w:w="540" w:type="pct"/>
+            <w:tcBorders>
+              <w:top w:val="single" w:sz="6" w:space="0" w:color="000000"/>
+              <w:left w:val="single" w:sz="6" w:space="0" w:color="000000"/>
+              <w:bottom w:val="single" w:sz="6" w:space="0" w:color="000000"/>
+              <w:right w:val="single" w:sz="6" w:space="0" w:color="000000"/>
+            </w:tcBorders>
+            <w:tcMar>
+              <w:top w:w="60" w:type="dxa"/>
+              <w:left w:w="60" w:type="dxa"/>
+              <w:bottom w:w="60" w:type="dxa"/>
+              <w:right w:w="60" w:type="dxa"/>
+            </w:tcMar>
+            <w:hideMark/>
+          </w:tcPr>
+          <w:p>
+            <w:pPr>
+              <w:spacing w:line="360" w:lineRule="auto"/>
+              <w:jc w:val="both"/>
+              <w:rPr>
+                <w:rFonts w:ascii="Times New Roman" w:hAnsi="Times New Roman" w:cs="Times New Roman"/>
+                <w:sz w:val="21"/>
+                <w:szCs w:val="21"/>
+              </w:rPr>
+            </w:pPr>
+          </w:p>
+        </w:tc>
+        <w:tc>
+          <w:tcPr>
+            <w:tcW w:w="1142" w:type="pct"/>
+            <w:tcBorders>
+              <w:top w:val="single" w:sz="6" w:space="0" w:color="000000"/>
+              <w:left w:val="single" w:sz="6" w:space="0" w:color="000000"/>
+              <w:bottom w:val="single" w:sz="6" w:space="0" w:color="000000"/>
+              <w:right w:val="single" w:sz="6" w:space="0" w:color="000000"/>
+            </w:tcBorders>
+            <w:tcMar>
+              <w:top w:w="60" w:type="dxa"/>
+              <w:left w:w="60" w:type="dxa"/>
+              <w:bottom w:w="60" w:type="dxa"/>
+              <w:right w:w="60" w:type="dxa"/>
+            </w:tcMar>
+            <w:hideMark/>
+          </w:tcPr>
+          <w:p>
+            <w:pPr>
+              <w:spacing w:line="360" w:lineRule="auto"/>
+              <w:jc w:val="both"/>
+              <w:rPr>
+                <w:rFonts w:ascii="Times New Roman" w:hAnsi="Times New Roman" w:cs="Times New Roman"/>
+                <w:sz w:val="21"/>
+                <w:szCs w:val="21"/>
+              </w:rPr>
+            </w:pPr>
+            <w:r>
+              <w:rPr>
+                <w:rFonts w:ascii="Times New Roman" w:hAnsi="Times New Roman" w:cs="Times New Roman"/>
+                <w:sz w:val="21"/>
+                <w:szCs w:val="21"/>
+              </w:rPr>
+              <w:t>1,1</w:t>
+            </w:r>
+          </w:p>
+        </w:tc>
+      </w:tr>
+      <w:tr>
+        <w:trPr>
+          <w:trHeight w:val="165"/>
+        </w:trPr>
+        <w:tc>
+          <w:tcPr>
+            <w:tcW w:w="1915" w:type="pct"/>
+            <w:tcBorders>
+              <w:top w:val="single" w:sz="6" w:space="0" w:color="000000"/>
+              <w:left w:val="single" w:sz="6" w:space="0" w:color="000000"/>
+              <w:bottom w:val="single" w:sz="6" w:space="0" w:color="000000"/>
+              <w:right w:val="single" w:sz="6" w:space="0" w:color="000000"/>
+            </w:tcBorders>
+            <w:shd w:val="clear" w:color="auto" w:fill="D4D4D4"/>
+            <w:tcMar>
+              <w:top w:w="60" w:type="dxa"/>
+              <w:left w:w="60" w:type="dxa"/>
+              <w:bottom w:w="60" w:type="dxa"/>
+              <w:right w:w="60" w:type="dxa"/>
+            </w:tcMar>
+            <w:hideMark/>
+          </w:tcPr>
+          <w:p>
+            <w:pPr>
+              <w:spacing w:line="360" w:lineRule="auto"/>
+              <w:jc w:val="both"/>
+              <w:rPr>
+                <w:rFonts w:ascii="Times New Roman" w:hAnsi="Times New Roman" w:cs="Times New Roman"/>
+                <w:b/>
+                <w:bCs/>
+                <w:sz w:val="21"/>
+                <w:szCs w:val="21"/>
+              </w:rPr>
+            </w:pPr>
+            <w:proofErr w:type="spellStart"/>
+            <w:r>
+              <w:rPr>
+                <w:rFonts w:ascii="Times New Roman" w:hAnsi="Times New Roman" w:cs="Times New Roman"/>
+                <w:b/>
+                <w:bCs/>
+                <w:sz w:val="21"/>
+                <w:szCs w:val="21"/>
+              </w:rPr>
+              <w:t>activity_datetime_end</w:t>
+            </w:r>
+            <w:proofErr w:type="spellEnd"/>
+          </w:p>
+        </w:tc>
+        <w:tc>
+          <w:tcPr>
+            <w:tcW w:w="1403" w:type="pct"/>
+            <w:tcBorders>
+              <w:top w:val="single" w:sz="6" w:space="0" w:color="000000"/>
+              <w:left w:val="single" w:sz="6" w:space="0" w:color="000000"/>
+              <w:bottom w:val="single" w:sz="6" w:space="0" w:color="000000"/>
+              <w:right w:val="single" w:sz="6" w:space="0" w:color="000000"/>
+            </w:tcBorders>
+            <w:tcMar>
+              <w:top w:w="60" w:type="dxa"/>
+              <w:left w:w="60" w:type="dxa"/>
+              <w:bottom w:w="60" w:type="dxa"/>
+              <w:right w:w="60" w:type="dxa"/>
+            </w:tcMar>
+            <w:hideMark/>
+          </w:tcPr>
+          <w:p>
+            <w:pPr>
+              <w:spacing w:line="360" w:lineRule="auto"/>
+              <w:jc w:val="both"/>
+              <w:rPr>
+                <w:rFonts w:ascii="Times New Roman" w:hAnsi="Times New Roman" w:cs="Times New Roman"/>
+                <w:sz w:val="21"/>
+                <w:szCs w:val="21"/>
+              </w:rPr>
+            </w:pPr>
+            <w:r>
+              <w:rPr>
+                <w:rFonts w:ascii="Times New Roman" w:hAnsi="Times New Roman" w:cs="Times New Roman"/>
+                <w:sz w:val="21"/>
+                <w:szCs w:val="21"/>
+              </w:rPr>
+              <w:t>DATETIME</w:t>
+            </w:r>
+          </w:p>
+        </w:tc>
+        <w:tc>
+          <w:tcPr>
+            <w:tcW w:w="540" w:type="pct"/>
+            <w:tcBorders>
+              <w:top w:val="single" w:sz="6" w:space="0" w:color="000000"/>
+              <w:left w:val="single" w:sz="6" w:space="0" w:color="000000"/>
+              <w:bottom w:val="single" w:sz="6" w:space="0" w:color="000000"/>
+              <w:right w:val="single" w:sz="6" w:space="0" w:color="000000"/>
+            </w:tcBorders>
+            <w:tcMar>
+              <w:top w:w="60" w:type="dxa"/>
+              <w:left w:w="60" w:type="dxa"/>
+              <w:bottom w:w="60" w:type="dxa"/>
+              <w:right w:w="60" w:type="dxa"/>
+            </w:tcMar>
+            <w:hideMark/>
+          </w:tcPr>
+          <w:p>
+            <w:pPr>
+              <w:spacing w:line="360" w:lineRule="auto"/>
+              <w:jc w:val="both"/>
+              <w:rPr>
+                <w:rFonts w:ascii="Times New Roman" w:hAnsi="Times New Roman" w:cs="Times New Roman"/>
+                <w:sz w:val="21"/>
+                <w:szCs w:val="21"/>
+              </w:rPr>
+            </w:pPr>
+          </w:p>
+        </w:tc>
+        <w:tc>
+          <w:tcPr>
+            <w:tcW w:w="1142" w:type="pct"/>
+            <w:tcBorders>
+              <w:top w:val="single" w:sz="6" w:space="0" w:color="000000"/>
+              <w:left w:val="single" w:sz="6" w:space="0" w:color="000000"/>
+              <w:bottom w:val="single" w:sz="6" w:space="0" w:color="000000"/>
+              <w:right w:val="single" w:sz="6" w:space="0" w:color="000000"/>
+            </w:tcBorders>
+            <w:tcMar>
+              <w:top w:w="60" w:type="dxa"/>
+              <w:left w:w="60" w:type="dxa"/>
+              <w:bottom w:w="60" w:type="dxa"/>
+              <w:right w:w="60" w:type="dxa"/>
+            </w:tcMar>
+            <w:hideMark/>
+          </w:tcPr>
+          <w:p>
+            <w:pPr>
+              <w:spacing w:line="360" w:lineRule="auto"/>
+              <w:jc w:val="both"/>
+              <w:rPr>
+                <w:rFonts w:ascii="Times New Roman" w:hAnsi="Times New Roman" w:cs="Times New Roman"/>
+                <w:sz w:val="21"/>
+                <w:szCs w:val="21"/>
+              </w:rPr>
+            </w:pPr>
+            <w:r>
+              <w:rPr>
+                <w:rFonts w:ascii="Times New Roman" w:hAnsi="Times New Roman" w:cs="Times New Roman"/>
+                <w:sz w:val="21"/>
+                <w:szCs w:val="21"/>
+              </w:rPr>
+              <w:t>1,1</w:t>
+            </w:r>
+          </w:p>
+        </w:tc>
+      </w:tr>
     </w:tbl>
+    <w:p>
+      <w:pPr>
+        <w:spacing w:line="360" w:lineRule="auto"/>
+        <w:jc w:val="both"/>
+        <w:rPr>
+          <w:rFonts w:ascii="Times New Roman" w:hAnsi="Times New Roman" w:cs="Times New Roman"/>
+          <w:sz w:val="20"/>
+          <w:szCs w:val="20"/>
+          <w:lang w:val="es-ES"/>
+        </w:rPr>
+      </w:pPr>
+    </w:p>
     <w:p>
       <w:pPr>
         <w:spacing w:line="360" w:lineRule="auto"/>
@@ -16268,26 +17406,15 @@
           <w:lang w:val="es-ES"/>
         </w:rPr>
       </w:pPr>
-    </w:p>
-    <w:p>
-      <w:pPr>
-        <w:spacing w:line="360" w:lineRule="auto"/>
-        <w:jc w:val="both"/>
+      <w:r>
         <w:rPr>
           <w:rFonts w:ascii="Times New Roman" w:hAnsi="Times New Roman" w:cs="Times New Roman"/>
           <w:b/>
           <w:bCs/>
           <w:lang w:val="es-ES"/>
         </w:rPr>
-      </w:pPr>
-      <w:r>
-        <w:rPr>
-          <w:rFonts w:ascii="Times New Roman" w:hAnsi="Times New Roman" w:cs="Times New Roman"/>
-          <w:b/>
-          <w:bCs/>
-          <w:lang w:val="es-ES"/>
-        </w:rPr>
-        <w:t>ACTIVITIES_MONITORS</w:t>
+        <w:lastRenderedPageBreak/>
+        <w:t>GROUPS</w:t>
       </w:r>
     </w:p>
     <w:tbl>
@@ -16300,10 +17427,10 @@
         <w:tblLook w:val="04A0" w:firstRow="1" w:lastRow="0" w:firstColumn="1" w:lastColumn="0" w:noHBand="0" w:noVBand="1"/>
       </w:tblPr>
       <w:tblGrid>
-        <w:gridCol w:w="2184"/>
-        <w:gridCol w:w="1439"/>
-        <w:gridCol w:w="3018"/>
-        <w:gridCol w:w="1845"/>
+        <w:gridCol w:w="2441"/>
+        <w:gridCol w:w="2693"/>
+        <w:gridCol w:w="1090"/>
+        <w:gridCol w:w="2262"/>
       </w:tblGrid>
       <w:tr>
         <w:trPr>
@@ -16311,7 +17438,7 @@
         </w:trPr>
         <w:tc>
           <w:tcPr>
-            <w:tcW w:w="1286" w:type="pct"/>
+            <w:tcW w:w="1438" w:type="pct"/>
             <w:tcBorders>
               <w:top w:val="single" w:sz="6" w:space="0" w:color="000000"/>
               <w:left w:val="single" w:sz="6" w:space="0" w:color="000000"/>
@@ -16341,6 +17468,8 @@
             <w:r>
               <w:rPr>
                 <w:rFonts w:ascii="Times New Roman" w:hAnsi="Times New Roman" w:cs="Times New Roman"/>
+                <w:b/>
+                <w:bCs/>
                 <w:sz w:val="20"/>
                 <w:szCs w:val="20"/>
               </w:rPr>
@@ -16350,6 +17479,8 @@
             <w:r>
               <w:rPr>
                 <w:rFonts w:ascii="Times New Roman" w:hAnsi="Times New Roman" w:cs="Times New Roman"/>
+                <w:b/>
+                <w:bCs/>
                 <w:sz w:val="20"/>
                 <w:szCs w:val="20"/>
               </w:rPr>
@@ -16359,7 +17490,7 @@
         </w:tc>
         <w:tc>
           <w:tcPr>
-            <w:tcW w:w="848" w:type="pct"/>
+            <w:tcW w:w="1587" w:type="pct"/>
             <w:tcBorders>
               <w:top w:val="single" w:sz="6" w:space="0" w:color="000000"/>
               <w:left w:val="single" w:sz="6" w:space="0" w:color="000000"/>
@@ -16388,6 +17519,8 @@
             <w:r>
               <w:rPr>
                 <w:rFonts w:ascii="Times New Roman" w:hAnsi="Times New Roman" w:cs="Times New Roman"/>
+                <w:b/>
+                <w:bCs/>
                 <w:sz w:val="20"/>
                 <w:szCs w:val="20"/>
               </w:rPr>
@@ -16397,6 +17530,8 @@
             <w:r>
               <w:rPr>
                 <w:rFonts w:ascii="Times New Roman" w:hAnsi="Times New Roman" w:cs="Times New Roman"/>
+                <w:b/>
+                <w:bCs/>
                 <w:sz w:val="20"/>
                 <w:szCs w:val="20"/>
               </w:rPr>
@@ -16407,7 +17542,7 @@
         </w:tc>
         <w:tc>
           <w:tcPr>
-            <w:tcW w:w="1778" w:type="pct"/>
+            <w:tcW w:w="642" w:type="pct"/>
             <w:tcBorders>
               <w:top w:val="single" w:sz="6" w:space="0" w:color="000000"/>
               <w:left w:val="single" w:sz="6" w:space="0" w:color="000000"/>
@@ -16436,6 +17571,8 @@
             <w:r>
               <w:rPr>
                 <w:rFonts w:ascii="Times New Roman" w:hAnsi="Times New Roman" w:cs="Times New Roman"/>
+                <w:b/>
+                <w:bCs/>
                 <w:sz w:val="20"/>
                 <w:szCs w:val="20"/>
               </w:rPr>
@@ -16445,7 +17582,7 @@
         </w:tc>
         <w:tc>
           <w:tcPr>
-            <w:tcW w:w="1087" w:type="pct"/>
+            <w:tcW w:w="1333" w:type="pct"/>
             <w:tcBorders>
               <w:top w:val="single" w:sz="6" w:space="0" w:color="000000"/>
               <w:left w:val="single" w:sz="6" w:space="0" w:color="000000"/>
@@ -16475,6 +17612,8 @@
             <w:r>
               <w:rPr>
                 <w:rFonts w:ascii="Times New Roman" w:hAnsi="Times New Roman" w:cs="Times New Roman"/>
+                <w:b/>
+                <w:bCs/>
                 <w:sz w:val="20"/>
                 <w:szCs w:val="20"/>
               </w:rPr>
@@ -16490,7 +17629,7 @@
         </w:trPr>
         <w:tc>
           <w:tcPr>
-            <w:tcW w:w="1286" w:type="pct"/>
+            <w:tcW w:w="1438" w:type="pct"/>
             <w:tcBorders>
               <w:top w:val="single" w:sz="6" w:space="0" w:color="000000"/>
               <w:left w:val="single" w:sz="6" w:space="0" w:color="000000"/>
@@ -16520,17 +17659,19 @@
             <w:r>
               <w:rPr>
                 <w:rFonts w:ascii="Times New Roman" w:hAnsi="Times New Roman" w:cs="Times New Roman"/>
-                <w:sz w:val="20"/>
-                <w:szCs w:val="20"/>
-              </w:rPr>
-              <w:t>relation_id</w:t>
+                <w:b/>
+                <w:bCs/>
+                <w:sz w:val="20"/>
+                <w:szCs w:val="20"/>
+              </w:rPr>
+              <w:t>group_id</w:t>
             </w:r>
             <w:proofErr w:type="spellEnd"/>
           </w:p>
         </w:tc>
         <w:tc>
           <w:tcPr>
-            <w:tcW w:w="848" w:type="pct"/>
+            <w:tcW w:w="1587" w:type="pct"/>
             <w:tcBorders>
               <w:top w:val="single" w:sz="6" w:space="0" w:color="000000"/>
               <w:left w:val="single" w:sz="6" w:space="0" w:color="000000"/>
@@ -16567,7 +17708,7 @@
         </w:tc>
         <w:tc>
           <w:tcPr>
-            <w:tcW w:w="1778" w:type="pct"/>
+            <w:tcW w:w="642" w:type="pct"/>
             <w:tcBorders>
               <w:top w:val="single" w:sz="6" w:space="0" w:color="000000"/>
               <w:left w:val="single" w:sz="6" w:space="0" w:color="000000"/>
@@ -16604,7 +17745,7 @@
         </w:tc>
         <w:tc>
           <w:tcPr>
-            <w:tcW w:w="1087" w:type="pct"/>
+            <w:tcW w:w="1333" w:type="pct"/>
             <w:tcBorders>
               <w:top w:val="single" w:sz="6" w:space="0" w:color="000000"/>
               <w:left w:val="single" w:sz="6" w:space="0" w:color="000000"/>
@@ -16646,7 +17787,7 @@
         </w:trPr>
         <w:tc>
           <w:tcPr>
-            <w:tcW w:w="1286" w:type="pct"/>
+            <w:tcW w:w="1438" w:type="pct"/>
             <w:tcBorders>
               <w:top w:val="single" w:sz="6" w:space="0" w:color="000000"/>
               <w:left w:val="single" w:sz="6" w:space="0" w:color="000000"/>
@@ -16672,21 +17813,21 @@
                 <w:szCs w:val="20"/>
               </w:rPr>
             </w:pPr>
-            <w:proofErr w:type="spellStart"/>
-            <w:r>
-              <w:rPr>
-                <w:rFonts w:ascii="Times New Roman" w:hAnsi="Times New Roman" w:cs="Times New Roman"/>
-                <w:sz w:val="20"/>
-                <w:szCs w:val="20"/>
-              </w:rPr>
-              <w:t>activity_id</w:t>
-            </w:r>
-            <w:proofErr w:type="spellEnd"/>
-          </w:p>
-        </w:tc>
-        <w:tc>
-          <w:tcPr>
-            <w:tcW w:w="848" w:type="pct"/>
+            <w:r>
+              <w:rPr>
+                <w:rFonts w:ascii="Times New Roman" w:hAnsi="Times New Roman" w:cs="Times New Roman"/>
+                <w:b/>
+                <w:bCs/>
+                <w:sz w:val="20"/>
+                <w:szCs w:val="20"/>
+              </w:rPr>
+              <w:t>group_id2</w:t>
+            </w:r>
+          </w:p>
+        </w:tc>
+        <w:tc>
+          <w:tcPr>
+            <w:tcW w:w="1587" w:type="pct"/>
             <w:tcBorders>
               <w:top w:val="single" w:sz="6" w:space="0" w:color="000000"/>
               <w:left w:val="single" w:sz="6" w:space="0" w:color="000000"/>
@@ -16711,19 +17852,29 @@
                 <w:szCs w:val="20"/>
               </w:rPr>
             </w:pPr>
-            <w:r>
-              <w:rPr>
-                <w:rFonts w:ascii="Times New Roman" w:hAnsi="Times New Roman" w:cs="Times New Roman"/>
-                <w:sz w:val="20"/>
-                <w:szCs w:val="20"/>
-              </w:rPr>
-              <w:t>INT</w:t>
-            </w:r>
-          </w:p>
-        </w:tc>
-        <w:tc>
-          <w:tcPr>
-            <w:tcW w:w="1778" w:type="pct"/>
+            <w:proofErr w:type="gramStart"/>
+            <w:r>
+              <w:rPr>
+                <w:rFonts w:ascii="Times New Roman" w:hAnsi="Times New Roman" w:cs="Times New Roman"/>
+                <w:sz w:val="20"/>
+                <w:szCs w:val="20"/>
+              </w:rPr>
+              <w:t>VARCHAR(</w:t>
+            </w:r>
+            <w:proofErr w:type="gramEnd"/>
+            <w:r>
+              <w:rPr>
+                <w:rFonts w:ascii="Times New Roman" w:hAnsi="Times New Roman" w:cs="Times New Roman"/>
+                <w:sz w:val="20"/>
+                <w:szCs w:val="20"/>
+              </w:rPr>
+              <w:t>32)</w:t>
+            </w:r>
+          </w:p>
+        </w:tc>
+        <w:tc>
+          <w:tcPr>
+            <w:tcW w:w="642" w:type="pct"/>
             <w:tcBorders>
               <w:top w:val="single" w:sz="6" w:space="0" w:color="000000"/>
               <w:left w:val="single" w:sz="6" w:space="0" w:color="000000"/>
@@ -16748,37 +17899,11 @@
                 <w:szCs w:val="20"/>
               </w:rPr>
             </w:pPr>
-            <w:r>
-              <w:rPr>
-                <w:rFonts w:ascii="Times New Roman" w:hAnsi="Times New Roman" w:cs="Times New Roman"/>
-                <w:sz w:val="20"/>
-                <w:szCs w:val="20"/>
-              </w:rPr>
-              <w:t>FK -&gt; Activities(</w:t>
-            </w:r>
-            <w:proofErr w:type="spellStart"/>
-            <w:r>
-              <w:rPr>
-                <w:rFonts w:ascii="Times New Roman" w:hAnsi="Times New Roman" w:cs="Times New Roman"/>
-                <w:sz w:val="20"/>
-                <w:szCs w:val="20"/>
-              </w:rPr>
-              <w:t>activity_id</w:t>
-            </w:r>
-            <w:proofErr w:type="spellEnd"/>
-            <w:r>
-              <w:rPr>
-                <w:rFonts w:ascii="Times New Roman" w:hAnsi="Times New Roman" w:cs="Times New Roman"/>
-                <w:sz w:val="20"/>
-                <w:szCs w:val="20"/>
-              </w:rPr>
-              <w:t>)</w:t>
-            </w:r>
-          </w:p>
-        </w:tc>
-        <w:tc>
-          <w:tcPr>
-            <w:tcW w:w="1087" w:type="pct"/>
+          </w:p>
+        </w:tc>
+        <w:tc>
+          <w:tcPr>
+            <w:tcW w:w="1333" w:type="pct"/>
             <w:tcBorders>
               <w:top w:val="single" w:sz="6" w:space="0" w:color="000000"/>
               <w:left w:val="single" w:sz="6" w:space="0" w:color="000000"/>
@@ -16809,7 +17934,7 @@
                 <w:sz w:val="20"/>
                 <w:szCs w:val="20"/>
               </w:rPr>
-              <w:t>N,1</w:t>
+              <w:t>1,1</w:t>
             </w:r>
           </w:p>
         </w:tc>
@@ -16820,7 +17945,7 @@
         </w:trPr>
         <w:tc>
           <w:tcPr>
-            <w:tcW w:w="1286" w:type="pct"/>
+            <w:tcW w:w="1438" w:type="pct"/>
             <w:tcBorders>
               <w:top w:val="single" w:sz="6" w:space="0" w:color="000000"/>
               <w:left w:val="single" w:sz="6" w:space="0" w:color="000000"/>
@@ -16850,17 +17975,19 @@
             <w:r>
               <w:rPr>
                 <w:rFonts w:ascii="Times New Roman" w:hAnsi="Times New Roman" w:cs="Times New Roman"/>
-                <w:sz w:val="20"/>
-                <w:szCs w:val="20"/>
-              </w:rPr>
-              <w:t>monitor_id</w:t>
+                <w:b/>
+                <w:bCs/>
+                <w:sz w:val="20"/>
+                <w:szCs w:val="20"/>
+              </w:rPr>
+              <w:t>group_name</w:t>
             </w:r>
             <w:proofErr w:type="spellEnd"/>
           </w:p>
         </w:tc>
         <w:tc>
           <w:tcPr>
-            <w:tcW w:w="848" w:type="pct"/>
+            <w:tcW w:w="1587" w:type="pct"/>
             <w:tcBorders>
               <w:top w:val="single" w:sz="6" w:space="0" w:color="000000"/>
               <w:left w:val="single" w:sz="6" w:space="0" w:color="000000"/>
@@ -16885,19 +18012,29 @@
                 <w:szCs w:val="20"/>
               </w:rPr>
             </w:pPr>
-            <w:r>
-              <w:rPr>
-                <w:rFonts w:ascii="Times New Roman" w:hAnsi="Times New Roman" w:cs="Times New Roman"/>
-                <w:sz w:val="20"/>
-                <w:szCs w:val="20"/>
-              </w:rPr>
-              <w:t>INT</w:t>
-            </w:r>
-          </w:p>
-        </w:tc>
-        <w:tc>
-          <w:tcPr>
-            <w:tcW w:w="1778" w:type="pct"/>
+            <w:proofErr w:type="gramStart"/>
+            <w:r>
+              <w:rPr>
+                <w:rFonts w:ascii="Times New Roman" w:hAnsi="Times New Roman" w:cs="Times New Roman"/>
+                <w:sz w:val="20"/>
+                <w:szCs w:val="20"/>
+              </w:rPr>
+              <w:t>VARCHAR(</w:t>
+            </w:r>
+            <w:proofErr w:type="gramEnd"/>
+            <w:r>
+              <w:rPr>
+                <w:rFonts w:ascii="Times New Roman" w:hAnsi="Times New Roman" w:cs="Times New Roman"/>
+                <w:sz w:val="20"/>
+                <w:szCs w:val="20"/>
+              </w:rPr>
+              <w:t>100)</w:t>
+            </w:r>
+          </w:p>
+        </w:tc>
+        <w:tc>
+          <w:tcPr>
+            <w:tcW w:w="642" w:type="pct"/>
             <w:tcBorders>
               <w:top w:val="single" w:sz="6" w:space="0" w:color="000000"/>
               <w:left w:val="single" w:sz="6" w:space="0" w:color="000000"/>
@@ -16922,37 +18059,11 @@
                 <w:szCs w:val="20"/>
               </w:rPr>
             </w:pPr>
-            <w:r>
-              <w:rPr>
-                <w:rFonts w:ascii="Times New Roman" w:hAnsi="Times New Roman" w:cs="Times New Roman"/>
-                <w:sz w:val="20"/>
-                <w:szCs w:val="20"/>
-              </w:rPr>
-              <w:t>FK -&gt; Users(</w:t>
-            </w:r>
-            <w:proofErr w:type="spellStart"/>
-            <w:r>
-              <w:rPr>
-                <w:rFonts w:ascii="Times New Roman" w:hAnsi="Times New Roman" w:cs="Times New Roman"/>
-                <w:sz w:val="20"/>
-                <w:szCs w:val="20"/>
-              </w:rPr>
-              <w:t>user_id</w:t>
-            </w:r>
-            <w:proofErr w:type="spellEnd"/>
-            <w:r>
-              <w:rPr>
-                <w:rFonts w:ascii="Times New Roman" w:hAnsi="Times New Roman" w:cs="Times New Roman"/>
-                <w:sz w:val="20"/>
-                <w:szCs w:val="20"/>
-              </w:rPr>
-              <w:t>)</w:t>
-            </w:r>
-          </w:p>
-        </w:tc>
-        <w:tc>
-          <w:tcPr>
-            <w:tcW w:w="1087" w:type="pct"/>
+          </w:p>
+        </w:tc>
+        <w:tc>
+          <w:tcPr>
+            <w:tcW w:w="1333" w:type="pct"/>
             <w:tcBorders>
               <w:top w:val="single" w:sz="6" w:space="0" w:color="000000"/>
               <w:left w:val="single" w:sz="6" w:space="0" w:color="000000"/>
@@ -16983,7 +18094,307 @@
                 <w:sz w:val="20"/>
                 <w:szCs w:val="20"/>
               </w:rPr>
-              <w:t>N,1</w:t>
+              <w:t>1,1</w:t>
+            </w:r>
+          </w:p>
+        </w:tc>
+      </w:tr>
+      <w:tr>
+        <w:trPr>
+          <w:trHeight w:val="165"/>
+        </w:trPr>
+        <w:tc>
+          <w:tcPr>
+            <w:tcW w:w="1438" w:type="pct"/>
+            <w:tcBorders>
+              <w:top w:val="single" w:sz="6" w:space="0" w:color="000000"/>
+              <w:left w:val="single" w:sz="6" w:space="0" w:color="000000"/>
+              <w:bottom w:val="single" w:sz="6" w:space="0" w:color="000000"/>
+              <w:right w:val="single" w:sz="6" w:space="0" w:color="000000"/>
+            </w:tcBorders>
+            <w:shd w:val="clear" w:color="auto" w:fill="D4D4D4"/>
+            <w:tcMar>
+              <w:top w:w="60" w:type="dxa"/>
+              <w:left w:w="60" w:type="dxa"/>
+              <w:bottom w:w="60" w:type="dxa"/>
+              <w:right w:w="60" w:type="dxa"/>
+            </w:tcMar>
+            <w:hideMark/>
+          </w:tcPr>
+          <w:p>
+            <w:pPr>
+              <w:spacing w:line="360" w:lineRule="auto"/>
+              <w:jc w:val="both"/>
+              <w:rPr>
+                <w:rFonts w:ascii="Times New Roman" w:hAnsi="Times New Roman" w:cs="Times New Roman"/>
+                <w:sz w:val="20"/>
+                <w:szCs w:val="20"/>
+              </w:rPr>
+            </w:pPr>
+            <w:proofErr w:type="spellStart"/>
+            <w:r>
+              <w:rPr>
+                <w:rFonts w:ascii="Times New Roman" w:hAnsi="Times New Roman" w:cs="Times New Roman"/>
+                <w:b/>
+                <w:bCs/>
+                <w:sz w:val="20"/>
+                <w:szCs w:val="20"/>
+              </w:rPr>
+              <w:t>monitor_id</w:t>
+            </w:r>
+            <w:proofErr w:type="spellEnd"/>
+          </w:p>
+        </w:tc>
+        <w:tc>
+          <w:tcPr>
+            <w:tcW w:w="1587" w:type="pct"/>
+            <w:tcBorders>
+              <w:top w:val="single" w:sz="6" w:space="0" w:color="000000"/>
+              <w:left w:val="single" w:sz="6" w:space="0" w:color="000000"/>
+              <w:bottom w:val="single" w:sz="6" w:space="0" w:color="000000"/>
+              <w:right w:val="single" w:sz="6" w:space="0" w:color="000000"/>
+            </w:tcBorders>
+            <w:tcMar>
+              <w:top w:w="60" w:type="dxa"/>
+              <w:left w:w="60" w:type="dxa"/>
+              <w:bottom w:w="60" w:type="dxa"/>
+              <w:right w:w="60" w:type="dxa"/>
+            </w:tcMar>
+            <w:hideMark/>
+          </w:tcPr>
+          <w:p>
+            <w:pPr>
+              <w:spacing w:line="360" w:lineRule="auto"/>
+              <w:jc w:val="both"/>
+              <w:rPr>
+                <w:rFonts w:ascii="Times New Roman" w:hAnsi="Times New Roman" w:cs="Times New Roman"/>
+                <w:sz w:val="20"/>
+                <w:szCs w:val="20"/>
+              </w:rPr>
+            </w:pPr>
+            <w:r>
+              <w:rPr>
+                <w:rFonts w:ascii="Times New Roman" w:hAnsi="Times New Roman" w:cs="Times New Roman"/>
+                <w:sz w:val="20"/>
+                <w:szCs w:val="20"/>
+              </w:rPr>
+              <w:t>INT</w:t>
+            </w:r>
+          </w:p>
+        </w:tc>
+        <w:tc>
+          <w:tcPr>
+            <w:tcW w:w="642" w:type="pct"/>
+            <w:tcBorders>
+              <w:top w:val="single" w:sz="6" w:space="0" w:color="000000"/>
+              <w:left w:val="single" w:sz="6" w:space="0" w:color="000000"/>
+              <w:bottom w:val="single" w:sz="6" w:space="0" w:color="000000"/>
+              <w:right w:val="single" w:sz="6" w:space="0" w:color="000000"/>
+            </w:tcBorders>
+            <w:tcMar>
+              <w:top w:w="60" w:type="dxa"/>
+              <w:left w:w="60" w:type="dxa"/>
+              <w:bottom w:w="60" w:type="dxa"/>
+              <w:right w:w="60" w:type="dxa"/>
+            </w:tcMar>
+            <w:hideMark/>
+          </w:tcPr>
+          <w:p>
+            <w:pPr>
+              <w:spacing w:line="360" w:lineRule="auto"/>
+              <w:jc w:val="both"/>
+              <w:rPr>
+                <w:rFonts w:ascii="Times New Roman" w:hAnsi="Times New Roman" w:cs="Times New Roman"/>
+                <w:sz w:val="20"/>
+                <w:szCs w:val="20"/>
+              </w:rPr>
+            </w:pPr>
+          </w:p>
+        </w:tc>
+        <w:tc>
+          <w:tcPr>
+            <w:tcW w:w="1333" w:type="pct"/>
+            <w:tcBorders>
+              <w:top w:val="single" w:sz="6" w:space="0" w:color="000000"/>
+              <w:left w:val="single" w:sz="6" w:space="0" w:color="000000"/>
+              <w:bottom w:val="single" w:sz="6" w:space="0" w:color="000000"/>
+              <w:right w:val="single" w:sz="6" w:space="0" w:color="000000"/>
+            </w:tcBorders>
+            <w:tcMar>
+              <w:top w:w="60" w:type="dxa"/>
+              <w:left w:w="60" w:type="dxa"/>
+              <w:bottom w:w="60" w:type="dxa"/>
+              <w:right w:w="60" w:type="dxa"/>
+            </w:tcMar>
+            <w:hideMark/>
+          </w:tcPr>
+          <w:p>
+            <w:pPr>
+              <w:spacing w:line="360" w:lineRule="auto"/>
+              <w:jc w:val="both"/>
+              <w:rPr>
+                <w:rFonts w:ascii="Times New Roman" w:hAnsi="Times New Roman" w:cs="Times New Roman"/>
+                <w:sz w:val="20"/>
+                <w:szCs w:val="20"/>
+              </w:rPr>
+            </w:pPr>
+            <w:r>
+              <w:rPr>
+                <w:rFonts w:ascii="Times New Roman" w:hAnsi="Times New Roman" w:cs="Times New Roman"/>
+                <w:sz w:val="20"/>
+                <w:szCs w:val="20"/>
+              </w:rPr>
+              <w:t>1,1</w:t>
+            </w:r>
+          </w:p>
+        </w:tc>
+      </w:tr>
+      <w:tr>
+        <w:trPr>
+          <w:trHeight w:val="165"/>
+        </w:trPr>
+        <w:tc>
+          <w:tcPr>
+            <w:tcW w:w="1438" w:type="pct"/>
+            <w:tcBorders>
+              <w:top w:val="single" w:sz="6" w:space="0" w:color="000000"/>
+              <w:left w:val="single" w:sz="6" w:space="0" w:color="000000"/>
+              <w:bottom w:val="single" w:sz="6" w:space="0" w:color="000000"/>
+              <w:right w:val="single" w:sz="6" w:space="0" w:color="000000"/>
+            </w:tcBorders>
+            <w:shd w:val="clear" w:color="auto" w:fill="D4D4D4"/>
+            <w:tcMar>
+              <w:top w:w="60" w:type="dxa"/>
+              <w:left w:w="60" w:type="dxa"/>
+              <w:bottom w:w="60" w:type="dxa"/>
+              <w:right w:w="60" w:type="dxa"/>
+            </w:tcMar>
+            <w:hideMark/>
+          </w:tcPr>
+          <w:p>
+            <w:pPr>
+              <w:spacing w:line="360" w:lineRule="auto"/>
+              <w:jc w:val="both"/>
+              <w:rPr>
+                <w:rFonts w:ascii="Times New Roman" w:hAnsi="Times New Roman" w:cs="Times New Roman"/>
+                <w:sz w:val="20"/>
+                <w:szCs w:val="20"/>
+              </w:rPr>
+            </w:pPr>
+            <w:proofErr w:type="spellStart"/>
+            <w:r>
+              <w:rPr>
+                <w:rFonts w:ascii="Times New Roman" w:hAnsi="Times New Roman" w:cs="Times New Roman"/>
+                <w:b/>
+                <w:bCs/>
+                <w:sz w:val="20"/>
+                <w:szCs w:val="20"/>
+              </w:rPr>
+              <w:t>group_size</w:t>
+            </w:r>
+            <w:proofErr w:type="spellEnd"/>
+          </w:p>
+        </w:tc>
+        <w:tc>
+          <w:tcPr>
+            <w:tcW w:w="1587" w:type="pct"/>
+            <w:tcBorders>
+              <w:top w:val="single" w:sz="6" w:space="0" w:color="000000"/>
+              <w:left w:val="single" w:sz="6" w:space="0" w:color="000000"/>
+              <w:bottom w:val="single" w:sz="6" w:space="0" w:color="000000"/>
+              <w:right w:val="single" w:sz="6" w:space="0" w:color="000000"/>
+            </w:tcBorders>
+            <w:tcMar>
+              <w:top w:w="60" w:type="dxa"/>
+              <w:left w:w="60" w:type="dxa"/>
+              <w:bottom w:w="60" w:type="dxa"/>
+              <w:right w:w="60" w:type="dxa"/>
+            </w:tcMar>
+            <w:hideMark/>
+          </w:tcPr>
+          <w:p>
+            <w:pPr>
+              <w:spacing w:line="360" w:lineRule="auto"/>
+              <w:jc w:val="both"/>
+              <w:rPr>
+                <w:rFonts w:ascii="Times New Roman" w:hAnsi="Times New Roman" w:cs="Times New Roman"/>
+                <w:sz w:val="20"/>
+                <w:szCs w:val="20"/>
+              </w:rPr>
+            </w:pPr>
+            <w:r>
+              <w:rPr>
+                <w:rFonts w:ascii="Times New Roman" w:hAnsi="Times New Roman" w:cs="Times New Roman"/>
+                <w:sz w:val="20"/>
+                <w:szCs w:val="20"/>
+              </w:rPr>
+              <w:t>INT</w:t>
+            </w:r>
+          </w:p>
+        </w:tc>
+        <w:tc>
+          <w:tcPr>
+            <w:tcW w:w="642" w:type="pct"/>
+            <w:tcBorders>
+              <w:top w:val="single" w:sz="6" w:space="0" w:color="000000"/>
+              <w:left w:val="single" w:sz="6" w:space="0" w:color="000000"/>
+              <w:bottom w:val="single" w:sz="6" w:space="0" w:color="000000"/>
+              <w:right w:val="single" w:sz="6" w:space="0" w:color="000000"/>
+            </w:tcBorders>
+            <w:tcMar>
+              <w:top w:w="60" w:type="dxa"/>
+              <w:left w:w="60" w:type="dxa"/>
+              <w:bottom w:w="60" w:type="dxa"/>
+              <w:right w:w="60" w:type="dxa"/>
+            </w:tcMar>
+            <w:hideMark/>
+          </w:tcPr>
+          <w:p>
+            <w:pPr>
+              <w:spacing w:line="360" w:lineRule="auto"/>
+              <w:jc w:val="both"/>
+              <w:rPr>
+                <w:rFonts w:ascii="Times New Roman" w:hAnsi="Times New Roman" w:cs="Times New Roman"/>
+                <w:sz w:val="20"/>
+                <w:szCs w:val="20"/>
+              </w:rPr>
+            </w:pPr>
+          </w:p>
+        </w:tc>
+        <w:tc>
+          <w:tcPr>
+            <w:tcW w:w="1333" w:type="pct"/>
+            <w:tcBorders>
+              <w:top w:val="single" w:sz="6" w:space="0" w:color="000000"/>
+              <w:left w:val="single" w:sz="6" w:space="0" w:color="000000"/>
+              <w:bottom w:val="single" w:sz="6" w:space="0" w:color="000000"/>
+              <w:right w:val="single" w:sz="6" w:space="0" w:color="000000"/>
+            </w:tcBorders>
+            <w:tcMar>
+              <w:top w:w="60" w:type="dxa"/>
+              <w:left w:w="60" w:type="dxa"/>
+              <w:bottom w:w="60" w:type="dxa"/>
+              <w:right w:w="60" w:type="dxa"/>
+            </w:tcMar>
+            <w:hideMark/>
+          </w:tcPr>
+          <w:p>
+            <w:pPr>
+              <w:spacing w:line="360" w:lineRule="auto"/>
+              <w:jc w:val="both"/>
+              <w:rPr>
+                <w:rFonts w:ascii="Times New Roman" w:hAnsi="Times New Roman" w:cs="Times New Roman"/>
+                <w:sz w:val="20"/>
+                <w:szCs w:val="20"/>
+              </w:rPr>
+            </w:pPr>
+            <w:r>
+              <w:rPr>
+                <w:rFonts w:ascii="Times New Roman" w:hAnsi="Times New Roman" w:cs="Times New Roman"/>
+                <w:sz w:val="20"/>
+                <w:szCs w:val="20"/>
+              </w:rPr>
+              <w:t>1,1</w:t>
             </w:r>
           </w:p>
         </w:tc>
@@ -17019,8 +18430,16 @@
           <w:bCs/>
           <w:lang w:val="es-ES"/>
         </w:rPr>
-        <w:lastRenderedPageBreak/>
-        <w:t>ACTIVITIES_PARTICIPANTS</w:t>
+        <w:t>GROUP</w:t>
+      </w:r>
+      <w:r>
+        <w:rPr>
+          <w:rFonts w:ascii="Times New Roman" w:hAnsi="Times New Roman" w:cs="Times New Roman"/>
+          <w:b/>
+          <w:bCs/>
+          <w:lang w:val="es-ES"/>
+        </w:rPr>
+        <w:t>_PARTICIPANTS</w:t>
       </w:r>
     </w:p>
     <w:tbl>
@@ -17452,7 +18871,17 @@
                 <w:sz w:val="20"/>
                 <w:szCs w:val="20"/>
               </w:rPr>
-              <w:t>activity_id</w:t>
+              <w:t>participant</w:t>
+            </w:r>
+            <w:r>
+              <w:rPr>
+                <w:rFonts w:ascii="Times New Roman" w:hAnsi="Times New Roman" w:cs="Times New Roman"/>
+                <w:b/>
+                <w:bCs/>
+                <w:sz w:val="20"/>
+                <w:szCs w:val="20"/>
+              </w:rPr>
+              <w:t>_id</w:t>
             </w:r>
             <w:proofErr w:type="spellEnd"/>
           </w:p>
@@ -17535,9 +18964,8 @@
                 <w:sz w:val="20"/>
                 <w:szCs w:val="20"/>
               </w:rPr>
-              <w:t>FK -&gt; Activities(</w:t>
-            </w:r>
-            <w:proofErr w:type="spellStart"/>
+              <w:t xml:space="preserve">FK -&gt; </w:t>
+            </w:r>
             <w:r>
               <w:rPr>
                 <w:rFonts w:ascii="Times New Roman" w:hAnsi="Times New Roman" w:cs="Times New Roman"/>
@@ -17546,7 +18974,38 @@
                 <w:sz w:val="20"/>
                 <w:szCs w:val="20"/>
               </w:rPr>
-              <w:t>activity_id</w:t>
+              <w:t>Participants</w:t>
+            </w:r>
+            <w:r>
+              <w:rPr>
+                <w:rFonts w:ascii="Times New Roman" w:hAnsi="Times New Roman" w:cs="Times New Roman"/>
+                <w:b/>
+                <w:bCs/>
+                <w:sz w:val="20"/>
+                <w:szCs w:val="20"/>
+              </w:rPr>
+              <w:t>(</w:t>
+            </w:r>
+            <w:proofErr w:type="spellStart"/>
+            <w:r>
+              <w:rPr>
+                <w:rFonts w:ascii="Times New Roman" w:hAnsi="Times New Roman" w:cs="Times New Roman"/>
+                <w:b/>
+                <w:bCs/>
+                <w:sz w:val="20"/>
+                <w:szCs w:val="20"/>
+              </w:rPr>
+              <w:t>participant</w:t>
+            </w:r>
+            <w:r>
+              <w:rPr>
+                <w:rFonts w:ascii="Times New Roman" w:hAnsi="Times New Roman" w:cs="Times New Roman"/>
+                <w:b/>
+                <w:bCs/>
+                <w:sz w:val="20"/>
+                <w:szCs w:val="20"/>
+              </w:rPr>
+              <w:t>_id</w:t>
             </w:r>
             <w:proofErr w:type="spellEnd"/>
             <w:r>
@@ -17646,7 +19105,17 @@
                 <w:sz w:val="20"/>
                 <w:szCs w:val="20"/>
               </w:rPr>
-              <w:t>participant_id</w:t>
+              <w:t>group</w:t>
+            </w:r>
+            <w:r>
+              <w:rPr>
+                <w:rFonts w:ascii="Times New Roman" w:hAnsi="Times New Roman" w:cs="Times New Roman"/>
+                <w:b/>
+                <w:bCs/>
+                <w:sz w:val="20"/>
+                <w:szCs w:val="20"/>
+              </w:rPr>
+              <w:t>_id</w:t>
             </w:r>
             <w:proofErr w:type="spellEnd"/>
           </w:p>
@@ -17729,9 +19198,8 @@
                 <w:sz w:val="20"/>
                 <w:szCs w:val="20"/>
               </w:rPr>
-              <w:t>FK -&gt; Participants(</w:t>
-            </w:r>
-            <w:proofErr w:type="spellStart"/>
+              <w:t xml:space="preserve">FK -&gt; </w:t>
+            </w:r>
             <w:r>
               <w:rPr>
                 <w:rFonts w:ascii="Times New Roman" w:hAnsi="Times New Roman" w:cs="Times New Roman"/>
@@ -17740,7 +19208,38 @@
                 <w:sz w:val="20"/>
                 <w:szCs w:val="20"/>
               </w:rPr>
-              <w:t>participant_id</w:t>
+              <w:t>Groups</w:t>
+            </w:r>
+            <w:r>
+              <w:rPr>
+                <w:rFonts w:ascii="Times New Roman" w:hAnsi="Times New Roman" w:cs="Times New Roman"/>
+                <w:b/>
+                <w:bCs/>
+                <w:sz w:val="20"/>
+                <w:szCs w:val="20"/>
+              </w:rPr>
+              <w:t>(</w:t>
+            </w:r>
+            <w:proofErr w:type="spellStart"/>
+            <w:r>
+              <w:rPr>
+                <w:rFonts w:ascii="Times New Roman" w:hAnsi="Times New Roman" w:cs="Times New Roman"/>
+                <w:b/>
+                <w:bCs/>
+                <w:sz w:val="20"/>
+                <w:szCs w:val="20"/>
+              </w:rPr>
+              <w:t>group</w:t>
+            </w:r>
+            <w:r>
+              <w:rPr>
+                <w:rFonts w:ascii="Times New Roman" w:hAnsi="Times New Roman" w:cs="Times New Roman"/>
+                <w:b/>
+                <w:bCs/>
+                <w:sz w:val="20"/>
+                <w:szCs w:val="20"/>
+              </w:rPr>
+              <w:t>_id</w:t>
             </w:r>
             <w:proofErr w:type="spellEnd"/>
             <w:r>
@@ -17816,19 +19315,11 @@
         <w:jc w:val="both"/>
         <w:rPr>
           <w:rFonts w:ascii="Times New Roman" w:hAnsi="Times New Roman" w:cs="Times New Roman"/>
-          <w:lang w:val="es-ES"/>
-        </w:rPr>
-      </w:pPr>
-      <w:r>
-        <w:rPr>
-          <w:rFonts w:ascii="Times New Roman" w:hAnsi="Times New Roman" w:cs="Times New Roman"/>
           <w:b/>
           <w:bCs/>
           <w:lang w:val="es-ES"/>
         </w:rPr>
-        <w:t>Calendario (</w:t>
-      </w:r>
-      <w:proofErr w:type="spellStart"/>
+      </w:pPr>
       <w:r>
         <w:rPr>
           <w:rFonts w:ascii="Times New Roman" w:hAnsi="Times New Roman" w:cs="Times New Roman"/>
@@ -17836,9 +19327,8 @@
           <w:bCs/>
           <w:lang w:val="es-ES"/>
         </w:rPr>
-        <w:t>schedule</w:t>
-      </w:r>
-      <w:proofErr w:type="spellEnd"/>
+        <w:t>GROUP</w:t>
+      </w:r>
       <w:r>
         <w:rPr>
           <w:rFonts w:ascii="Times New Roman" w:hAnsi="Times New Roman" w:cs="Times New Roman"/>
@@ -17846,47 +19336,16 @@
           <w:bCs/>
           <w:lang w:val="es-ES"/>
         </w:rPr>
-        <w:t xml:space="preserve">): </w:t>
-      </w:r>
-      <w:r>
-        <w:rPr>
-          <w:rFonts w:ascii="Times New Roman" w:hAnsi="Times New Roman" w:cs="Times New Roman"/>
-          <w:lang w:val="es-ES"/>
-        </w:rPr>
-        <w:t>Registra los períodos de asistencia de cada participante, estableciendo fechas de inicio y finalización en el campamento.</w:t>
-      </w:r>
-    </w:p>
-    <w:p>
-      <w:pPr>
-        <w:spacing w:line="360" w:lineRule="auto"/>
-        <w:jc w:val="both"/>
+        <w:t>_</w:t>
+      </w:r>
+      <w:r>
         <w:rPr>
           <w:rFonts w:ascii="Times New Roman" w:hAnsi="Times New Roman" w:cs="Times New Roman"/>
           <w:b/>
           <w:bCs/>
           <w:lang w:val="es-ES"/>
         </w:rPr>
-      </w:pPr>
-    </w:p>
-    <w:p>
-      <w:pPr>
-        <w:spacing w:line="360" w:lineRule="auto"/>
-        <w:jc w:val="both"/>
-        <w:rPr>
-          <w:rFonts w:ascii="Times New Roman" w:hAnsi="Times New Roman" w:cs="Times New Roman"/>
-          <w:b/>
-          <w:bCs/>
-          <w:lang w:val="es-ES"/>
-        </w:rPr>
-      </w:pPr>
-      <w:r>
-        <w:rPr>
-          <w:rFonts w:ascii="Times New Roman" w:hAnsi="Times New Roman" w:cs="Times New Roman"/>
-          <w:b/>
-          <w:bCs/>
-          <w:lang w:val="es-ES"/>
-        </w:rPr>
-        <w:t>SCHEDULE_PARTICIPANTS / SCHEDULE_MONITORS</w:t>
+        <w:t>ACTIVITIES</w:t>
       </w:r>
     </w:p>
     <w:tbl>
@@ -17899,10 +19358,10 @@
         <w:tblLook w:val="04A0" w:firstRow="1" w:lastRow="0" w:firstColumn="1" w:lastColumn="0" w:noHBand="0" w:noVBand="1"/>
       </w:tblPr>
       <w:tblGrid>
-        <w:gridCol w:w="2354"/>
-        <w:gridCol w:w="1664"/>
-        <w:gridCol w:w="3041"/>
-        <w:gridCol w:w="1427"/>
+        <w:gridCol w:w="1914"/>
+        <w:gridCol w:w="1263"/>
+        <w:gridCol w:w="3535"/>
+        <w:gridCol w:w="1774"/>
       </w:tblGrid>
       <w:tr>
         <w:trPr>
@@ -17910,7 +19369,7 @@
         </w:trPr>
         <w:tc>
           <w:tcPr>
-            <w:tcW w:w="1034" w:type="pct"/>
+            <w:tcW w:w="1128" w:type="pct"/>
             <w:tcBorders>
               <w:top w:val="single" w:sz="6" w:space="0" w:color="000000"/>
               <w:left w:val="single" w:sz="6" w:space="0" w:color="000000"/>
@@ -17964,7 +19423,7 @@
         </w:tc>
         <w:tc>
           <w:tcPr>
-            <w:tcW w:w="1098" w:type="pct"/>
+            <w:tcW w:w="744" w:type="pct"/>
             <w:tcBorders>
               <w:top w:val="single" w:sz="6" w:space="0" w:color="000000"/>
               <w:left w:val="single" w:sz="6" w:space="0" w:color="000000"/>
@@ -18018,7 +19477,7 @@
         </w:tc>
         <w:tc>
           <w:tcPr>
-            <w:tcW w:w="1909" w:type="pct"/>
+            <w:tcW w:w="2083" w:type="pct"/>
             <w:tcBorders>
               <w:top w:val="single" w:sz="6" w:space="0" w:color="000000"/>
               <w:left w:val="single" w:sz="6" w:space="0" w:color="000000"/>
@@ -18060,7 +19519,7 @@
         </w:tc>
         <w:tc>
           <w:tcPr>
-            <w:tcW w:w="958" w:type="pct"/>
+            <w:tcW w:w="1045" w:type="pct"/>
             <w:tcBorders>
               <w:top w:val="single" w:sz="6" w:space="0" w:color="000000"/>
               <w:left w:val="single" w:sz="6" w:space="0" w:color="000000"/>
@@ -18109,7 +19568,7 @@
         </w:trPr>
         <w:tc>
           <w:tcPr>
-            <w:tcW w:w="1034" w:type="pct"/>
+            <w:tcW w:w="1128" w:type="pct"/>
             <w:tcBorders>
               <w:top w:val="single" w:sz="6" w:space="0" w:color="000000"/>
               <w:left w:val="single" w:sz="6" w:space="0" w:color="000000"/>
@@ -18146,14 +19605,14 @@
                 <w:sz w:val="20"/>
                 <w:szCs w:val="20"/>
               </w:rPr>
-              <w:t>schedule_id</w:t>
+              <w:t>relation_id</w:t>
             </w:r>
             <w:proofErr w:type="spellEnd"/>
           </w:p>
         </w:tc>
         <w:tc>
           <w:tcPr>
-            <w:tcW w:w="1098" w:type="pct"/>
+            <w:tcW w:w="744" w:type="pct"/>
             <w:tcBorders>
               <w:top w:val="single" w:sz="6" w:space="0" w:color="000000"/>
               <w:left w:val="single" w:sz="6" w:space="0" w:color="000000"/>
@@ -18194,7 +19653,7 @@
         </w:tc>
         <w:tc>
           <w:tcPr>
-            <w:tcW w:w="1909" w:type="pct"/>
+            <w:tcW w:w="2083" w:type="pct"/>
             <w:tcBorders>
               <w:top w:val="single" w:sz="6" w:space="0" w:color="000000"/>
               <w:left w:val="single" w:sz="6" w:space="0" w:color="000000"/>
@@ -18235,7 +19694,7 @@
         </w:tc>
         <w:tc>
           <w:tcPr>
-            <w:tcW w:w="958" w:type="pct"/>
+            <w:tcW w:w="1045" w:type="pct"/>
             <w:tcBorders>
               <w:top w:val="single" w:sz="6" w:space="0" w:color="000000"/>
               <w:left w:val="single" w:sz="6" w:space="0" w:color="000000"/>
@@ -18281,7 +19740,7 @@
         </w:trPr>
         <w:tc>
           <w:tcPr>
-            <w:tcW w:w="1034" w:type="pct"/>
+            <w:tcW w:w="1128" w:type="pct"/>
             <w:tcBorders>
               <w:top w:val="single" w:sz="6" w:space="0" w:color="000000"/>
               <w:left w:val="single" w:sz="6" w:space="0" w:color="000000"/>
@@ -18309,6 +19768,7 @@
                 <w:szCs w:val="20"/>
               </w:rPr>
             </w:pPr>
+            <w:proofErr w:type="spellStart"/>
             <w:r>
               <w:rPr>
                 <w:rFonts w:ascii="Times New Roman" w:hAnsi="Times New Roman" w:cs="Times New Roman"/>
@@ -18317,13 +19777,14 @@
                 <w:sz w:val="20"/>
                 <w:szCs w:val="20"/>
               </w:rPr>
-              <w:t>schedule_id2</w:t>
-            </w:r>
-          </w:p>
-        </w:tc>
-        <w:tc>
-          <w:tcPr>
-            <w:tcW w:w="1098" w:type="pct"/>
+              <w:t>activity_id</w:t>
+            </w:r>
+            <w:proofErr w:type="spellEnd"/>
+          </w:p>
+        </w:tc>
+        <w:tc>
+          <w:tcPr>
+            <w:tcW w:w="744" w:type="pct"/>
             <w:tcBorders>
               <w:top w:val="single" w:sz="6" w:space="0" w:color="000000"/>
               <w:left w:val="single" w:sz="6" w:space="0" w:color="000000"/>
@@ -18350,7 +19811,6 @@
                 <w:szCs w:val="20"/>
               </w:rPr>
             </w:pPr>
-            <w:proofErr w:type="gramStart"/>
             <w:r>
               <w:rPr>
                 <w:rFonts w:ascii="Times New Roman" w:hAnsi="Times New Roman" w:cs="Times New Roman"/>
@@ -18359,24 +19819,13 @@
                 <w:sz w:val="20"/>
                 <w:szCs w:val="20"/>
               </w:rPr>
-              <w:t>VARCHAR(</w:t>
-            </w:r>
-            <w:proofErr w:type="gramEnd"/>
-            <w:r>
-              <w:rPr>
-                <w:rFonts w:ascii="Times New Roman" w:hAnsi="Times New Roman" w:cs="Times New Roman"/>
-                <w:b/>
-                <w:bCs/>
-                <w:sz w:val="20"/>
-                <w:szCs w:val="20"/>
-              </w:rPr>
-              <w:t>32)</w:t>
-            </w:r>
-          </w:p>
-        </w:tc>
-        <w:tc>
-          <w:tcPr>
-            <w:tcW w:w="1909" w:type="pct"/>
+              <w:t>INT</w:t>
+            </w:r>
+          </w:p>
+        </w:tc>
+        <w:tc>
+          <w:tcPr>
+            <w:tcW w:w="2083" w:type="pct"/>
             <w:tcBorders>
               <w:top w:val="single" w:sz="6" w:space="0" w:color="000000"/>
               <w:left w:val="single" w:sz="6" w:space="0" w:color="000000"/>
@@ -18411,13 +19860,35 @@
                 <w:sz w:val="20"/>
                 <w:szCs w:val="20"/>
               </w:rPr>
-              <w:t>UNIQUE</w:t>
-            </w:r>
-          </w:p>
-        </w:tc>
-        <w:tc>
-          <w:tcPr>
-            <w:tcW w:w="958" w:type="pct"/>
+              <w:t>FK -&gt; Activities(</w:t>
+            </w:r>
+            <w:proofErr w:type="spellStart"/>
+            <w:r>
+              <w:rPr>
+                <w:rFonts w:ascii="Times New Roman" w:hAnsi="Times New Roman" w:cs="Times New Roman"/>
+                <w:b/>
+                <w:bCs/>
+                <w:sz w:val="20"/>
+                <w:szCs w:val="20"/>
+              </w:rPr>
+              <w:t>activity_id</w:t>
+            </w:r>
+            <w:proofErr w:type="spellEnd"/>
+            <w:r>
+              <w:rPr>
+                <w:rFonts w:ascii="Times New Roman" w:hAnsi="Times New Roman" w:cs="Times New Roman"/>
+                <w:b/>
+                <w:bCs/>
+                <w:sz w:val="20"/>
+                <w:szCs w:val="20"/>
+              </w:rPr>
+              <w:t>)</w:t>
+            </w:r>
+          </w:p>
+        </w:tc>
+        <w:tc>
+          <w:tcPr>
+            <w:tcW w:w="1045" w:type="pct"/>
             <w:tcBorders>
               <w:top w:val="single" w:sz="6" w:space="0" w:color="000000"/>
               <w:left w:val="single" w:sz="6" w:space="0" w:color="000000"/>
@@ -18452,7 +19923,7 @@
                 <w:sz w:val="20"/>
                 <w:szCs w:val="20"/>
               </w:rPr>
-              <w:t>1,1</w:t>
+              <w:t>N,1</w:t>
             </w:r>
           </w:p>
         </w:tc>
@@ -18463,7 +19934,7 @@
         </w:trPr>
         <w:tc>
           <w:tcPr>
-            <w:tcW w:w="1034" w:type="pct"/>
+            <w:tcW w:w="1128" w:type="pct"/>
             <w:tcBorders>
               <w:top w:val="single" w:sz="6" w:space="0" w:color="000000"/>
               <w:left w:val="single" w:sz="6" w:space="0" w:color="000000"/>
@@ -18500,9 +19971,8 @@
                 <w:sz w:val="20"/>
                 <w:szCs w:val="20"/>
               </w:rPr>
-              <w:t>participant_id</w:t>
-            </w:r>
-            <w:proofErr w:type="spellEnd"/>
+              <w:t>group</w:t>
+            </w:r>
             <w:r>
               <w:rPr>
                 <w:rFonts w:ascii="Times New Roman" w:hAnsi="Times New Roman" w:cs="Times New Roman"/>
@@ -18511,25 +19981,14 @@
                 <w:sz w:val="20"/>
                 <w:szCs w:val="20"/>
               </w:rPr>
-              <w:t>/</w:t>
-            </w:r>
-            <w:proofErr w:type="spellStart"/>
-            <w:r>
-              <w:rPr>
-                <w:rFonts w:ascii="Times New Roman" w:hAnsi="Times New Roman" w:cs="Times New Roman"/>
-                <w:b/>
-                <w:bCs/>
-                <w:sz w:val="20"/>
-                <w:szCs w:val="20"/>
-              </w:rPr>
-              <w:t>monitor_id</w:t>
+              <w:t>_id</w:t>
             </w:r>
             <w:proofErr w:type="spellEnd"/>
           </w:p>
         </w:tc>
         <w:tc>
           <w:tcPr>
-            <w:tcW w:w="1098" w:type="pct"/>
+            <w:tcW w:w="744" w:type="pct"/>
             <w:tcBorders>
               <w:top w:val="single" w:sz="6" w:space="0" w:color="000000"/>
               <w:left w:val="single" w:sz="6" w:space="0" w:color="000000"/>
@@ -18570,7 +20029,7 @@
         </w:tc>
         <w:tc>
           <w:tcPr>
-            <w:tcW w:w="1909" w:type="pct"/>
+            <w:tcW w:w="2083" w:type="pct"/>
             <w:tcBorders>
               <w:top w:val="single" w:sz="6" w:space="0" w:color="000000"/>
               <w:left w:val="single" w:sz="6" w:space="0" w:color="000000"/>
@@ -18605,9 +20064,8 @@
                 <w:sz w:val="20"/>
                 <w:szCs w:val="20"/>
               </w:rPr>
-              <w:t>FK -&gt; Participants(</w:t>
-            </w:r>
-            <w:proofErr w:type="spellStart"/>
+              <w:t xml:space="preserve">FK -&gt; </w:t>
+            </w:r>
             <w:r>
               <w:rPr>
                 <w:rFonts w:ascii="Times New Roman" w:hAnsi="Times New Roman" w:cs="Times New Roman"/>
@@ -18616,9 +20074,8 @@
                 <w:sz w:val="20"/>
                 <w:szCs w:val="20"/>
               </w:rPr>
-              <w:t>participant_id</w:t>
-            </w:r>
-            <w:proofErr w:type="spellEnd"/>
+              <w:t>Groups</w:t>
+            </w:r>
             <w:r>
               <w:rPr>
                 <w:rFonts w:ascii="Times New Roman" w:hAnsi="Times New Roman" w:cs="Times New Roman"/>
@@ -18627,13 +20084,45 @@
                 <w:sz w:val="20"/>
                 <w:szCs w:val="20"/>
               </w:rPr>
+              <w:t>(</w:t>
+            </w:r>
+            <w:proofErr w:type="spellStart"/>
+            <w:r>
+              <w:rPr>
+                <w:rFonts w:ascii="Times New Roman" w:hAnsi="Times New Roman" w:cs="Times New Roman"/>
+                <w:b/>
+                <w:bCs/>
+                <w:sz w:val="20"/>
+                <w:szCs w:val="20"/>
+              </w:rPr>
+              <w:t>group</w:t>
+            </w:r>
+            <w:r>
+              <w:rPr>
+                <w:rFonts w:ascii="Times New Roman" w:hAnsi="Times New Roman" w:cs="Times New Roman"/>
+                <w:b/>
+                <w:bCs/>
+                <w:sz w:val="20"/>
+                <w:szCs w:val="20"/>
+              </w:rPr>
+              <w:t>_id</w:t>
+            </w:r>
+            <w:proofErr w:type="spellEnd"/>
+            <w:r>
+              <w:rPr>
+                <w:rFonts w:ascii="Times New Roman" w:hAnsi="Times New Roman" w:cs="Times New Roman"/>
+                <w:b/>
+                <w:bCs/>
+                <w:sz w:val="20"/>
+                <w:szCs w:val="20"/>
+              </w:rPr>
               <w:t>)</w:t>
             </w:r>
           </w:p>
         </w:tc>
         <w:tc>
           <w:tcPr>
-            <w:tcW w:w="958" w:type="pct"/>
+            <w:tcW w:w="1045" w:type="pct"/>
             <w:tcBorders>
               <w:top w:val="single" w:sz="6" w:space="0" w:color="000000"/>
               <w:left w:val="single" w:sz="6" w:space="0" w:color="000000"/>
@@ -18669,6 +20158,484 @@
                 <w:szCs w:val="20"/>
               </w:rPr>
               <w:t>N,1</w:t>
+            </w:r>
+          </w:p>
+        </w:tc>
+      </w:tr>
+    </w:tbl>
+    <w:p>
+      <w:pPr>
+        <w:spacing w:line="360" w:lineRule="auto"/>
+        <w:jc w:val="both"/>
+        <w:rPr>
+          <w:rFonts w:ascii="Times New Roman" w:hAnsi="Times New Roman" w:cs="Times New Roman"/>
+          <w:b/>
+          <w:bCs/>
+          <w:lang w:val="es-ES"/>
+        </w:rPr>
+      </w:pPr>
+    </w:p>
+    <w:p>
+      <w:pPr>
+        <w:spacing w:line="360" w:lineRule="auto"/>
+        <w:jc w:val="both"/>
+        <w:rPr>
+          <w:rFonts w:ascii="Times New Roman" w:hAnsi="Times New Roman" w:cs="Times New Roman"/>
+          <w:lang w:val="es-ES"/>
+        </w:rPr>
+      </w:pPr>
+      <w:r>
+        <w:rPr>
+          <w:rFonts w:ascii="Times New Roman" w:hAnsi="Times New Roman" w:cs="Times New Roman"/>
+          <w:b/>
+          <w:bCs/>
+          <w:lang w:val="es-ES"/>
+        </w:rPr>
+        <w:t>Calendario (</w:t>
+      </w:r>
+      <w:proofErr w:type="spellStart"/>
+      <w:r>
+        <w:rPr>
+          <w:rFonts w:ascii="Times New Roman" w:hAnsi="Times New Roman" w:cs="Times New Roman"/>
+          <w:b/>
+          <w:bCs/>
+          <w:lang w:val="es-ES"/>
+        </w:rPr>
+        <w:t>schedule</w:t>
+      </w:r>
+      <w:proofErr w:type="spellEnd"/>
+      <w:r>
+        <w:rPr>
+          <w:rFonts w:ascii="Times New Roman" w:hAnsi="Times New Roman" w:cs="Times New Roman"/>
+          <w:b/>
+          <w:bCs/>
+          <w:lang w:val="es-ES"/>
+        </w:rPr>
+        <w:t xml:space="preserve">): </w:t>
+      </w:r>
+      <w:r>
+        <w:rPr>
+          <w:rFonts w:ascii="Times New Roman" w:hAnsi="Times New Roman" w:cs="Times New Roman"/>
+          <w:lang w:val="es-ES"/>
+        </w:rPr>
+        <w:t>Registra los períodos de asistencia de cada participante, estableciendo fechas de inicio y finalización en el campamento.</w:t>
+      </w:r>
+    </w:p>
+    <w:p>
+      <w:pPr>
+        <w:spacing w:line="360" w:lineRule="auto"/>
+        <w:jc w:val="both"/>
+        <w:rPr>
+          <w:rFonts w:ascii="Times New Roman" w:hAnsi="Times New Roman" w:cs="Times New Roman"/>
+          <w:b/>
+          <w:bCs/>
+          <w:lang w:val="es-ES"/>
+        </w:rPr>
+      </w:pPr>
+    </w:p>
+    <w:p>
+      <w:pPr>
+        <w:spacing w:line="360" w:lineRule="auto"/>
+        <w:jc w:val="both"/>
+        <w:rPr>
+          <w:rFonts w:ascii="Times New Roman" w:hAnsi="Times New Roman" w:cs="Times New Roman"/>
+          <w:b/>
+          <w:bCs/>
+          <w:lang w:val="es-ES"/>
+        </w:rPr>
+      </w:pPr>
+      <w:r>
+        <w:rPr>
+          <w:rFonts w:ascii="Times New Roman" w:hAnsi="Times New Roman" w:cs="Times New Roman"/>
+          <w:b/>
+          <w:bCs/>
+          <w:lang w:val="es-ES"/>
+        </w:rPr>
+        <w:t>SCHEDULE_PARTICIPANTS</w:t>
+      </w:r>
+    </w:p>
+    <w:tbl>
+      <w:tblPr>
+        <w:tblW w:w="5000" w:type="pct"/>
+        <w:tblCellMar>
+          <w:left w:w="0" w:type="dxa"/>
+          <w:right w:w="0" w:type="dxa"/>
+        </w:tblCellMar>
+        <w:tblLook w:val="04A0" w:firstRow="1" w:lastRow="0" w:firstColumn="1" w:lastColumn="0" w:noHBand="0" w:noVBand="1"/>
+      </w:tblPr>
+      <w:tblGrid>
+        <w:gridCol w:w="1756"/>
+        <w:gridCol w:w="1864"/>
+        <w:gridCol w:w="3240"/>
+        <w:gridCol w:w="1626"/>
+      </w:tblGrid>
+      <w:tr>
+        <w:trPr>
+          <w:trHeight w:val="165"/>
+        </w:trPr>
+        <w:tc>
+          <w:tcPr>
+            <w:tcW w:w="1034" w:type="pct"/>
+            <w:tcBorders>
+              <w:top w:val="single" w:sz="6" w:space="0" w:color="000000"/>
+              <w:left w:val="single" w:sz="6" w:space="0" w:color="000000"/>
+              <w:bottom w:val="single" w:sz="6" w:space="0" w:color="000000"/>
+              <w:right w:val="single" w:sz="6" w:space="0" w:color="000000"/>
+            </w:tcBorders>
+            <w:shd w:val="clear" w:color="auto" w:fill="B0B3B2"/>
+            <w:tcMar>
+              <w:top w:w="60" w:type="dxa"/>
+              <w:left w:w="60" w:type="dxa"/>
+              <w:bottom w:w="60" w:type="dxa"/>
+              <w:right w:w="60" w:type="dxa"/>
+            </w:tcMar>
+            <w:hideMark/>
+          </w:tcPr>
+          <w:p>
+            <w:pPr>
+              <w:spacing w:line="360" w:lineRule="auto"/>
+              <w:jc w:val="both"/>
+              <w:rPr>
+                <w:rFonts w:ascii="Times New Roman" w:hAnsi="Times New Roman" w:cs="Times New Roman"/>
+                <w:b/>
+                <w:bCs/>
+                <w:sz w:val="20"/>
+                <w:szCs w:val="20"/>
+              </w:rPr>
+            </w:pPr>
+            <w:proofErr w:type="spellStart"/>
+            <w:r>
+              <w:rPr>
+                <w:rFonts w:ascii="Times New Roman" w:hAnsi="Times New Roman" w:cs="Times New Roman"/>
+                <w:b/>
+                <w:bCs/>
+                <w:sz w:val="20"/>
+                <w:szCs w:val="20"/>
+              </w:rPr>
+              <w:t>Nombre</w:t>
+            </w:r>
+            <w:proofErr w:type="spellEnd"/>
+            <w:r>
+              <w:rPr>
+                <w:rFonts w:ascii="Times New Roman" w:hAnsi="Times New Roman" w:cs="Times New Roman"/>
+                <w:b/>
+                <w:bCs/>
+                <w:sz w:val="20"/>
+                <w:szCs w:val="20"/>
+              </w:rPr>
+              <w:t xml:space="preserve"> del campo</w:t>
+            </w:r>
+          </w:p>
+        </w:tc>
+        <w:tc>
+          <w:tcPr>
+            <w:tcW w:w="1098" w:type="pct"/>
+            <w:tcBorders>
+              <w:top w:val="single" w:sz="6" w:space="0" w:color="000000"/>
+              <w:left w:val="single" w:sz="6" w:space="0" w:color="000000"/>
+              <w:bottom w:val="single" w:sz="6" w:space="0" w:color="000000"/>
+              <w:right w:val="single" w:sz="6" w:space="0" w:color="000000"/>
+            </w:tcBorders>
+            <w:shd w:val="clear" w:color="auto" w:fill="B0B3B2"/>
+            <w:tcMar>
+              <w:top w:w="60" w:type="dxa"/>
+              <w:left w:w="60" w:type="dxa"/>
+              <w:bottom w:w="60" w:type="dxa"/>
+              <w:right w:w="60" w:type="dxa"/>
+            </w:tcMar>
+            <w:hideMark/>
+          </w:tcPr>
+          <w:p>
+            <w:pPr>
+              <w:spacing w:line="360" w:lineRule="auto"/>
+              <w:jc w:val="both"/>
+              <w:rPr>
+                <w:rFonts w:ascii="Times New Roman" w:hAnsi="Times New Roman" w:cs="Times New Roman"/>
+                <w:b/>
+                <w:bCs/>
+                <w:sz w:val="20"/>
+                <w:szCs w:val="20"/>
+              </w:rPr>
+            </w:pPr>
+            <w:r>
+              <w:rPr>
+                <w:rFonts w:ascii="Times New Roman" w:hAnsi="Times New Roman" w:cs="Times New Roman"/>
+                <w:b/>
+                <w:bCs/>
+                <w:sz w:val="20"/>
+                <w:szCs w:val="20"/>
+              </w:rPr>
+              <w:t xml:space="preserve">Tipo de </w:t>
+            </w:r>
+            <w:proofErr w:type="spellStart"/>
+            <w:r>
+              <w:rPr>
+                <w:rFonts w:ascii="Times New Roman" w:hAnsi="Times New Roman" w:cs="Times New Roman"/>
+                <w:b/>
+                <w:bCs/>
+                <w:sz w:val="20"/>
+                <w:szCs w:val="20"/>
+              </w:rPr>
+              <w:t>dato</w:t>
+            </w:r>
+            <w:proofErr w:type="spellEnd"/>
+          </w:p>
+        </w:tc>
+        <w:tc>
+          <w:tcPr>
+            <w:tcW w:w="1909" w:type="pct"/>
+            <w:tcBorders>
+              <w:top w:val="single" w:sz="6" w:space="0" w:color="000000"/>
+              <w:left w:val="single" w:sz="6" w:space="0" w:color="000000"/>
+              <w:bottom w:val="single" w:sz="6" w:space="0" w:color="000000"/>
+              <w:right w:val="single" w:sz="6" w:space="0" w:color="000000"/>
+            </w:tcBorders>
+            <w:shd w:val="clear" w:color="auto" w:fill="B0B3B2"/>
+            <w:tcMar>
+              <w:top w:w="60" w:type="dxa"/>
+              <w:left w:w="60" w:type="dxa"/>
+              <w:bottom w:w="60" w:type="dxa"/>
+              <w:right w:w="60" w:type="dxa"/>
+            </w:tcMar>
+            <w:hideMark/>
+          </w:tcPr>
+          <w:p>
+            <w:pPr>
+              <w:spacing w:line="360" w:lineRule="auto"/>
+              <w:jc w:val="both"/>
+              <w:rPr>
+                <w:rFonts w:ascii="Times New Roman" w:hAnsi="Times New Roman" w:cs="Times New Roman"/>
+                <w:b/>
+                <w:bCs/>
+                <w:sz w:val="20"/>
+                <w:szCs w:val="20"/>
+              </w:rPr>
+            </w:pPr>
+            <w:r>
+              <w:rPr>
+                <w:rFonts w:ascii="Times New Roman" w:hAnsi="Times New Roman" w:cs="Times New Roman"/>
+                <w:b/>
+                <w:bCs/>
+                <w:sz w:val="20"/>
+                <w:szCs w:val="20"/>
+              </w:rPr>
+              <w:t>Clave</w:t>
+            </w:r>
+          </w:p>
+        </w:tc>
+        <w:tc>
+          <w:tcPr>
+            <w:tcW w:w="958" w:type="pct"/>
+            <w:tcBorders>
+              <w:top w:val="single" w:sz="6" w:space="0" w:color="000000"/>
+              <w:left w:val="single" w:sz="6" w:space="0" w:color="000000"/>
+              <w:bottom w:val="single" w:sz="6" w:space="0" w:color="000000"/>
+              <w:right w:val="single" w:sz="6" w:space="0" w:color="000000"/>
+            </w:tcBorders>
+            <w:shd w:val="clear" w:color="auto" w:fill="B0B3B2"/>
+            <w:tcMar>
+              <w:top w:w="60" w:type="dxa"/>
+              <w:left w:w="60" w:type="dxa"/>
+              <w:bottom w:w="60" w:type="dxa"/>
+              <w:right w:w="60" w:type="dxa"/>
+            </w:tcMar>
+            <w:hideMark/>
+          </w:tcPr>
+          <w:p>
+            <w:pPr>
+              <w:spacing w:line="360" w:lineRule="auto"/>
+              <w:jc w:val="both"/>
+              <w:rPr>
+                <w:rFonts w:ascii="Times New Roman" w:hAnsi="Times New Roman" w:cs="Times New Roman"/>
+                <w:b/>
+                <w:bCs/>
+                <w:sz w:val="20"/>
+                <w:szCs w:val="20"/>
+              </w:rPr>
+            </w:pPr>
+            <w:proofErr w:type="spellStart"/>
+            <w:r>
+              <w:rPr>
+                <w:rFonts w:ascii="Times New Roman" w:hAnsi="Times New Roman" w:cs="Times New Roman"/>
+                <w:b/>
+                <w:bCs/>
+                <w:sz w:val="20"/>
+                <w:szCs w:val="20"/>
+              </w:rPr>
+              <w:t>Cardinalidad</w:t>
+            </w:r>
+            <w:proofErr w:type="spellEnd"/>
+          </w:p>
+        </w:tc>
+      </w:tr>
+      <w:tr>
+        <w:trPr>
+          <w:trHeight w:val="180"/>
+        </w:trPr>
+        <w:tc>
+          <w:tcPr>
+            <w:tcW w:w="1034" w:type="pct"/>
+            <w:tcBorders>
+              <w:top w:val="single" w:sz="6" w:space="0" w:color="000000"/>
+              <w:left w:val="single" w:sz="6" w:space="0" w:color="000000"/>
+              <w:bottom w:val="single" w:sz="6" w:space="0" w:color="000000"/>
+              <w:right w:val="single" w:sz="6" w:space="0" w:color="000000"/>
+            </w:tcBorders>
+            <w:shd w:val="clear" w:color="auto" w:fill="D4D4D4"/>
+            <w:tcMar>
+              <w:top w:w="60" w:type="dxa"/>
+              <w:left w:w="60" w:type="dxa"/>
+              <w:bottom w:w="60" w:type="dxa"/>
+              <w:right w:w="60" w:type="dxa"/>
+            </w:tcMar>
+            <w:hideMark/>
+          </w:tcPr>
+          <w:p>
+            <w:pPr>
+              <w:spacing w:line="360" w:lineRule="auto"/>
+              <w:jc w:val="both"/>
+              <w:rPr>
+                <w:rFonts w:ascii="Times New Roman" w:hAnsi="Times New Roman" w:cs="Times New Roman"/>
+                <w:b/>
+                <w:bCs/>
+                <w:sz w:val="20"/>
+                <w:szCs w:val="20"/>
+              </w:rPr>
+            </w:pPr>
+            <w:proofErr w:type="spellStart"/>
+            <w:r>
+              <w:rPr>
+                <w:rFonts w:ascii="Times New Roman" w:hAnsi="Times New Roman" w:cs="Times New Roman"/>
+                <w:b/>
+                <w:bCs/>
+                <w:sz w:val="20"/>
+                <w:szCs w:val="20"/>
+              </w:rPr>
+              <w:t>schedule_id</w:t>
+            </w:r>
+            <w:proofErr w:type="spellEnd"/>
+          </w:p>
+        </w:tc>
+        <w:tc>
+          <w:tcPr>
+            <w:tcW w:w="1098" w:type="pct"/>
+            <w:tcBorders>
+              <w:top w:val="single" w:sz="6" w:space="0" w:color="000000"/>
+              <w:left w:val="single" w:sz="6" w:space="0" w:color="000000"/>
+              <w:bottom w:val="single" w:sz="6" w:space="0" w:color="000000"/>
+              <w:right w:val="single" w:sz="6" w:space="0" w:color="000000"/>
+            </w:tcBorders>
+            <w:tcMar>
+              <w:top w:w="60" w:type="dxa"/>
+              <w:left w:w="60" w:type="dxa"/>
+              <w:bottom w:w="60" w:type="dxa"/>
+              <w:right w:w="60" w:type="dxa"/>
+            </w:tcMar>
+            <w:hideMark/>
+          </w:tcPr>
+          <w:p>
+            <w:pPr>
+              <w:spacing w:line="360" w:lineRule="auto"/>
+              <w:jc w:val="both"/>
+              <w:rPr>
+                <w:rFonts w:ascii="Times New Roman" w:hAnsi="Times New Roman" w:cs="Times New Roman"/>
+                <w:b/>
+                <w:bCs/>
+                <w:sz w:val="20"/>
+                <w:szCs w:val="20"/>
+              </w:rPr>
+            </w:pPr>
+            <w:r>
+              <w:rPr>
+                <w:rFonts w:ascii="Times New Roman" w:hAnsi="Times New Roman" w:cs="Times New Roman"/>
+                <w:b/>
+                <w:bCs/>
+                <w:sz w:val="20"/>
+                <w:szCs w:val="20"/>
+              </w:rPr>
+              <w:t>INT</w:t>
+            </w:r>
+          </w:p>
+        </w:tc>
+        <w:tc>
+          <w:tcPr>
+            <w:tcW w:w="1909" w:type="pct"/>
+            <w:tcBorders>
+              <w:top w:val="single" w:sz="6" w:space="0" w:color="000000"/>
+              <w:left w:val="single" w:sz="6" w:space="0" w:color="000000"/>
+              <w:bottom w:val="single" w:sz="6" w:space="0" w:color="000000"/>
+              <w:right w:val="single" w:sz="6" w:space="0" w:color="000000"/>
+            </w:tcBorders>
+            <w:tcMar>
+              <w:top w:w="60" w:type="dxa"/>
+              <w:left w:w="60" w:type="dxa"/>
+              <w:bottom w:w="60" w:type="dxa"/>
+              <w:right w:w="60" w:type="dxa"/>
+            </w:tcMar>
+            <w:hideMark/>
+          </w:tcPr>
+          <w:p>
+            <w:pPr>
+              <w:spacing w:line="360" w:lineRule="auto"/>
+              <w:jc w:val="both"/>
+              <w:rPr>
+                <w:rFonts w:ascii="Times New Roman" w:hAnsi="Times New Roman" w:cs="Times New Roman"/>
+                <w:b/>
+                <w:bCs/>
+                <w:sz w:val="20"/>
+                <w:szCs w:val="20"/>
+              </w:rPr>
+            </w:pPr>
+            <w:r>
+              <w:rPr>
+                <w:rFonts w:ascii="Times New Roman" w:hAnsi="Times New Roman" w:cs="Times New Roman"/>
+                <w:b/>
+                <w:bCs/>
+                <w:sz w:val="20"/>
+                <w:szCs w:val="20"/>
+              </w:rPr>
+              <w:t>PK</w:t>
+            </w:r>
+          </w:p>
+        </w:tc>
+        <w:tc>
+          <w:tcPr>
+            <w:tcW w:w="958" w:type="pct"/>
+            <w:tcBorders>
+              <w:top w:val="single" w:sz="6" w:space="0" w:color="000000"/>
+              <w:left w:val="single" w:sz="6" w:space="0" w:color="000000"/>
+              <w:bottom w:val="single" w:sz="6" w:space="0" w:color="000000"/>
+              <w:right w:val="single" w:sz="6" w:space="0" w:color="000000"/>
+            </w:tcBorders>
+            <w:tcMar>
+              <w:top w:w="60" w:type="dxa"/>
+              <w:left w:w="60" w:type="dxa"/>
+              <w:bottom w:w="60" w:type="dxa"/>
+              <w:right w:w="60" w:type="dxa"/>
+            </w:tcMar>
+            <w:hideMark/>
+          </w:tcPr>
+          <w:p>
+            <w:pPr>
+              <w:spacing w:line="360" w:lineRule="auto"/>
+              <w:jc w:val="both"/>
+              <w:rPr>
+                <w:rFonts w:ascii="Times New Roman" w:hAnsi="Times New Roman" w:cs="Times New Roman"/>
+                <w:b/>
+                <w:bCs/>
+                <w:sz w:val="20"/>
+                <w:szCs w:val="20"/>
+              </w:rPr>
+            </w:pPr>
+            <w:r>
+              <w:rPr>
+                <w:rFonts w:ascii="Times New Roman" w:hAnsi="Times New Roman" w:cs="Times New Roman"/>
+                <w:b/>
+                <w:bCs/>
+                <w:sz w:val="20"/>
+                <w:szCs w:val="20"/>
+              </w:rPr>
+              <w:t>1,1</w:t>
             </w:r>
           </w:p>
         </w:tc>
@@ -18707,7 +20674,6 @@
                 <w:szCs w:val="20"/>
               </w:rPr>
             </w:pPr>
-            <w:proofErr w:type="spellStart"/>
             <w:r>
               <w:rPr>
                 <w:rFonts w:ascii="Times New Roman" w:hAnsi="Times New Roman" w:cs="Times New Roman"/>
@@ -18716,9 +20682,8 @@
                 <w:sz w:val="20"/>
                 <w:szCs w:val="20"/>
               </w:rPr>
-              <w:t>start_day</w:t>
-            </w:r>
-            <w:proofErr w:type="spellEnd"/>
+              <w:t>schedule_id2</w:t>
+            </w:r>
           </w:p>
         </w:tc>
         <w:tc>
@@ -18750,6 +20715,7 @@
                 <w:szCs w:val="20"/>
               </w:rPr>
             </w:pPr>
+            <w:proofErr w:type="gramStart"/>
             <w:r>
               <w:rPr>
                 <w:rFonts w:ascii="Times New Roman" w:hAnsi="Times New Roman" w:cs="Times New Roman"/>
@@ -18758,7 +20724,18 @@
                 <w:sz w:val="20"/>
                 <w:szCs w:val="20"/>
               </w:rPr>
-              <w:t>DATE</w:t>
+              <w:t>VARCHAR(</w:t>
+            </w:r>
+            <w:proofErr w:type="gramEnd"/>
+            <w:r>
+              <w:rPr>
+                <w:rFonts w:ascii="Times New Roman" w:hAnsi="Times New Roman" w:cs="Times New Roman"/>
+                <w:b/>
+                <w:bCs/>
+                <w:sz w:val="20"/>
+                <w:szCs w:val="20"/>
+              </w:rPr>
+              <w:t>32)</w:t>
             </w:r>
           </w:p>
         </w:tc>
@@ -18799,7 +20776,7 @@
                 <w:sz w:val="20"/>
                 <w:szCs w:val="20"/>
               </w:rPr>
-              <w:t>NOT NULL</w:t>
+              <w:t>UNIQUE</w:t>
             </w:r>
           </w:p>
         </w:tc>
@@ -18888,7 +20865,7 @@
                 <w:sz w:val="20"/>
                 <w:szCs w:val="20"/>
               </w:rPr>
-              <w:t>end_day</w:t>
+              <w:t>participant_id</w:t>
             </w:r>
             <w:proofErr w:type="spellEnd"/>
           </w:p>
@@ -18930,7 +20907,7 @@
                 <w:sz w:val="20"/>
                 <w:szCs w:val="20"/>
               </w:rPr>
-              <w:t>DATE</w:t>
+              <w:t>INT</w:t>
             </w:r>
           </w:p>
         </w:tc>
@@ -18971,7 +20948,29 @@
                 <w:sz w:val="20"/>
                 <w:szCs w:val="20"/>
               </w:rPr>
-              <w:t>NOT NULL</w:t>
+              <w:t>FK -&gt; Participants(</w:t>
+            </w:r>
+            <w:proofErr w:type="spellStart"/>
+            <w:r>
+              <w:rPr>
+                <w:rFonts w:ascii="Times New Roman" w:hAnsi="Times New Roman" w:cs="Times New Roman"/>
+                <w:b/>
+                <w:bCs/>
+                <w:sz w:val="20"/>
+                <w:szCs w:val="20"/>
+              </w:rPr>
+              <w:t>participant_id</w:t>
+            </w:r>
+            <w:proofErr w:type="spellEnd"/>
+            <w:r>
+              <w:rPr>
+                <w:rFonts w:ascii="Times New Roman" w:hAnsi="Times New Roman" w:cs="Times New Roman"/>
+                <w:b/>
+                <w:bCs/>
+                <w:sz w:val="20"/>
+                <w:szCs w:val="20"/>
+              </w:rPr>
+              <w:t>)</w:t>
             </w:r>
           </w:p>
         </w:tc>
@@ -19012,6 +21011,350 @@
                 <w:sz w:val="20"/>
                 <w:szCs w:val="20"/>
               </w:rPr>
+              <w:t>N,1</w:t>
+            </w:r>
+          </w:p>
+        </w:tc>
+      </w:tr>
+      <w:tr>
+        <w:trPr>
+          <w:trHeight w:val="165"/>
+        </w:trPr>
+        <w:tc>
+          <w:tcPr>
+            <w:tcW w:w="1034" w:type="pct"/>
+            <w:tcBorders>
+              <w:top w:val="single" w:sz="6" w:space="0" w:color="000000"/>
+              <w:left w:val="single" w:sz="6" w:space="0" w:color="000000"/>
+              <w:bottom w:val="single" w:sz="6" w:space="0" w:color="000000"/>
+              <w:right w:val="single" w:sz="6" w:space="0" w:color="000000"/>
+            </w:tcBorders>
+            <w:shd w:val="clear" w:color="auto" w:fill="D4D4D4"/>
+            <w:tcMar>
+              <w:top w:w="60" w:type="dxa"/>
+              <w:left w:w="60" w:type="dxa"/>
+              <w:bottom w:w="60" w:type="dxa"/>
+              <w:right w:w="60" w:type="dxa"/>
+            </w:tcMar>
+            <w:hideMark/>
+          </w:tcPr>
+          <w:p>
+            <w:pPr>
+              <w:spacing w:line="360" w:lineRule="auto"/>
+              <w:jc w:val="both"/>
+              <w:rPr>
+                <w:rFonts w:ascii="Times New Roman" w:hAnsi="Times New Roman" w:cs="Times New Roman"/>
+                <w:b/>
+                <w:bCs/>
+                <w:sz w:val="20"/>
+                <w:szCs w:val="20"/>
+              </w:rPr>
+            </w:pPr>
+            <w:proofErr w:type="spellStart"/>
+            <w:r>
+              <w:rPr>
+                <w:rFonts w:ascii="Times New Roman" w:hAnsi="Times New Roman" w:cs="Times New Roman"/>
+                <w:b/>
+                <w:bCs/>
+                <w:sz w:val="20"/>
+                <w:szCs w:val="20"/>
+              </w:rPr>
+              <w:t>start_day</w:t>
+            </w:r>
+            <w:proofErr w:type="spellEnd"/>
+          </w:p>
+        </w:tc>
+        <w:tc>
+          <w:tcPr>
+            <w:tcW w:w="1098" w:type="pct"/>
+            <w:tcBorders>
+              <w:top w:val="single" w:sz="6" w:space="0" w:color="000000"/>
+              <w:left w:val="single" w:sz="6" w:space="0" w:color="000000"/>
+              <w:bottom w:val="single" w:sz="6" w:space="0" w:color="000000"/>
+              <w:right w:val="single" w:sz="6" w:space="0" w:color="000000"/>
+            </w:tcBorders>
+            <w:tcMar>
+              <w:top w:w="60" w:type="dxa"/>
+              <w:left w:w="60" w:type="dxa"/>
+              <w:bottom w:w="60" w:type="dxa"/>
+              <w:right w:w="60" w:type="dxa"/>
+            </w:tcMar>
+            <w:hideMark/>
+          </w:tcPr>
+          <w:p>
+            <w:pPr>
+              <w:spacing w:line="360" w:lineRule="auto"/>
+              <w:jc w:val="both"/>
+              <w:rPr>
+                <w:rFonts w:ascii="Times New Roman" w:hAnsi="Times New Roman" w:cs="Times New Roman"/>
+                <w:b/>
+                <w:bCs/>
+                <w:sz w:val="20"/>
+                <w:szCs w:val="20"/>
+              </w:rPr>
+            </w:pPr>
+            <w:r>
+              <w:rPr>
+                <w:rFonts w:ascii="Times New Roman" w:hAnsi="Times New Roman" w:cs="Times New Roman"/>
+                <w:b/>
+                <w:bCs/>
+                <w:sz w:val="20"/>
+                <w:szCs w:val="20"/>
+              </w:rPr>
+              <w:t>DATE</w:t>
+            </w:r>
+          </w:p>
+        </w:tc>
+        <w:tc>
+          <w:tcPr>
+            <w:tcW w:w="1909" w:type="pct"/>
+            <w:tcBorders>
+              <w:top w:val="single" w:sz="6" w:space="0" w:color="000000"/>
+              <w:left w:val="single" w:sz="6" w:space="0" w:color="000000"/>
+              <w:bottom w:val="single" w:sz="6" w:space="0" w:color="000000"/>
+              <w:right w:val="single" w:sz="6" w:space="0" w:color="000000"/>
+            </w:tcBorders>
+            <w:tcMar>
+              <w:top w:w="60" w:type="dxa"/>
+              <w:left w:w="60" w:type="dxa"/>
+              <w:bottom w:w="60" w:type="dxa"/>
+              <w:right w:w="60" w:type="dxa"/>
+            </w:tcMar>
+            <w:hideMark/>
+          </w:tcPr>
+          <w:p>
+            <w:pPr>
+              <w:spacing w:line="360" w:lineRule="auto"/>
+              <w:jc w:val="both"/>
+              <w:rPr>
+                <w:rFonts w:ascii="Times New Roman" w:hAnsi="Times New Roman" w:cs="Times New Roman"/>
+                <w:b/>
+                <w:bCs/>
+                <w:sz w:val="20"/>
+                <w:szCs w:val="20"/>
+              </w:rPr>
+            </w:pPr>
+            <w:r>
+              <w:rPr>
+                <w:rFonts w:ascii="Times New Roman" w:hAnsi="Times New Roman" w:cs="Times New Roman"/>
+                <w:b/>
+                <w:bCs/>
+                <w:sz w:val="20"/>
+                <w:szCs w:val="20"/>
+              </w:rPr>
+              <w:t>NOT NULL</w:t>
+            </w:r>
+          </w:p>
+        </w:tc>
+        <w:tc>
+          <w:tcPr>
+            <w:tcW w:w="958" w:type="pct"/>
+            <w:tcBorders>
+              <w:top w:val="single" w:sz="6" w:space="0" w:color="000000"/>
+              <w:left w:val="single" w:sz="6" w:space="0" w:color="000000"/>
+              <w:bottom w:val="single" w:sz="6" w:space="0" w:color="000000"/>
+              <w:right w:val="single" w:sz="6" w:space="0" w:color="000000"/>
+            </w:tcBorders>
+            <w:tcMar>
+              <w:top w:w="60" w:type="dxa"/>
+              <w:left w:w="60" w:type="dxa"/>
+              <w:bottom w:w="60" w:type="dxa"/>
+              <w:right w:w="60" w:type="dxa"/>
+            </w:tcMar>
+            <w:hideMark/>
+          </w:tcPr>
+          <w:p>
+            <w:pPr>
+              <w:spacing w:line="360" w:lineRule="auto"/>
+              <w:jc w:val="both"/>
+              <w:rPr>
+                <w:rFonts w:ascii="Times New Roman" w:hAnsi="Times New Roman" w:cs="Times New Roman"/>
+                <w:b/>
+                <w:bCs/>
+                <w:sz w:val="20"/>
+                <w:szCs w:val="20"/>
+              </w:rPr>
+            </w:pPr>
+            <w:r>
+              <w:rPr>
+                <w:rFonts w:ascii="Times New Roman" w:hAnsi="Times New Roman" w:cs="Times New Roman"/>
+                <w:b/>
+                <w:bCs/>
+                <w:sz w:val="20"/>
+                <w:szCs w:val="20"/>
+              </w:rPr>
+              <w:t>1,1</w:t>
+            </w:r>
+          </w:p>
+        </w:tc>
+      </w:tr>
+      <w:tr>
+        <w:trPr>
+          <w:trHeight w:val="165"/>
+        </w:trPr>
+        <w:tc>
+          <w:tcPr>
+            <w:tcW w:w="1034" w:type="pct"/>
+            <w:tcBorders>
+              <w:top w:val="single" w:sz="6" w:space="0" w:color="000000"/>
+              <w:left w:val="single" w:sz="6" w:space="0" w:color="000000"/>
+              <w:bottom w:val="single" w:sz="6" w:space="0" w:color="000000"/>
+              <w:right w:val="single" w:sz="6" w:space="0" w:color="000000"/>
+            </w:tcBorders>
+            <w:shd w:val="clear" w:color="auto" w:fill="D4D4D4"/>
+            <w:tcMar>
+              <w:top w:w="60" w:type="dxa"/>
+              <w:left w:w="60" w:type="dxa"/>
+              <w:bottom w:w="60" w:type="dxa"/>
+              <w:right w:w="60" w:type="dxa"/>
+            </w:tcMar>
+            <w:hideMark/>
+          </w:tcPr>
+          <w:p>
+            <w:pPr>
+              <w:spacing w:line="360" w:lineRule="auto"/>
+              <w:jc w:val="both"/>
+              <w:rPr>
+                <w:rFonts w:ascii="Times New Roman" w:hAnsi="Times New Roman" w:cs="Times New Roman"/>
+                <w:b/>
+                <w:bCs/>
+                <w:sz w:val="20"/>
+                <w:szCs w:val="20"/>
+              </w:rPr>
+            </w:pPr>
+            <w:proofErr w:type="spellStart"/>
+            <w:r>
+              <w:rPr>
+                <w:rFonts w:ascii="Times New Roman" w:hAnsi="Times New Roman" w:cs="Times New Roman"/>
+                <w:b/>
+                <w:bCs/>
+                <w:sz w:val="20"/>
+                <w:szCs w:val="20"/>
+              </w:rPr>
+              <w:t>end_day</w:t>
+            </w:r>
+            <w:proofErr w:type="spellEnd"/>
+          </w:p>
+        </w:tc>
+        <w:tc>
+          <w:tcPr>
+            <w:tcW w:w="1098" w:type="pct"/>
+            <w:tcBorders>
+              <w:top w:val="single" w:sz="6" w:space="0" w:color="000000"/>
+              <w:left w:val="single" w:sz="6" w:space="0" w:color="000000"/>
+              <w:bottom w:val="single" w:sz="6" w:space="0" w:color="000000"/>
+              <w:right w:val="single" w:sz="6" w:space="0" w:color="000000"/>
+            </w:tcBorders>
+            <w:tcMar>
+              <w:top w:w="60" w:type="dxa"/>
+              <w:left w:w="60" w:type="dxa"/>
+              <w:bottom w:w="60" w:type="dxa"/>
+              <w:right w:w="60" w:type="dxa"/>
+            </w:tcMar>
+            <w:hideMark/>
+          </w:tcPr>
+          <w:p>
+            <w:pPr>
+              <w:spacing w:line="360" w:lineRule="auto"/>
+              <w:jc w:val="both"/>
+              <w:rPr>
+                <w:rFonts w:ascii="Times New Roman" w:hAnsi="Times New Roman" w:cs="Times New Roman"/>
+                <w:b/>
+                <w:bCs/>
+                <w:sz w:val="20"/>
+                <w:szCs w:val="20"/>
+              </w:rPr>
+            </w:pPr>
+            <w:r>
+              <w:rPr>
+                <w:rFonts w:ascii="Times New Roman" w:hAnsi="Times New Roman" w:cs="Times New Roman"/>
+                <w:b/>
+                <w:bCs/>
+                <w:sz w:val="20"/>
+                <w:szCs w:val="20"/>
+              </w:rPr>
+              <w:t>DATE</w:t>
+            </w:r>
+          </w:p>
+        </w:tc>
+        <w:tc>
+          <w:tcPr>
+            <w:tcW w:w="1909" w:type="pct"/>
+            <w:tcBorders>
+              <w:top w:val="single" w:sz="6" w:space="0" w:color="000000"/>
+              <w:left w:val="single" w:sz="6" w:space="0" w:color="000000"/>
+              <w:bottom w:val="single" w:sz="6" w:space="0" w:color="000000"/>
+              <w:right w:val="single" w:sz="6" w:space="0" w:color="000000"/>
+            </w:tcBorders>
+            <w:tcMar>
+              <w:top w:w="60" w:type="dxa"/>
+              <w:left w:w="60" w:type="dxa"/>
+              <w:bottom w:w="60" w:type="dxa"/>
+              <w:right w:w="60" w:type="dxa"/>
+            </w:tcMar>
+            <w:hideMark/>
+          </w:tcPr>
+          <w:p>
+            <w:pPr>
+              <w:spacing w:line="360" w:lineRule="auto"/>
+              <w:jc w:val="both"/>
+              <w:rPr>
+                <w:rFonts w:ascii="Times New Roman" w:hAnsi="Times New Roman" w:cs="Times New Roman"/>
+                <w:b/>
+                <w:bCs/>
+                <w:sz w:val="20"/>
+                <w:szCs w:val="20"/>
+              </w:rPr>
+            </w:pPr>
+            <w:r>
+              <w:rPr>
+                <w:rFonts w:ascii="Times New Roman" w:hAnsi="Times New Roman" w:cs="Times New Roman"/>
+                <w:b/>
+                <w:bCs/>
+                <w:sz w:val="20"/>
+                <w:szCs w:val="20"/>
+              </w:rPr>
+              <w:t>NOT NULL</w:t>
+            </w:r>
+          </w:p>
+        </w:tc>
+        <w:tc>
+          <w:tcPr>
+            <w:tcW w:w="958" w:type="pct"/>
+            <w:tcBorders>
+              <w:top w:val="single" w:sz="6" w:space="0" w:color="000000"/>
+              <w:left w:val="single" w:sz="6" w:space="0" w:color="000000"/>
+              <w:bottom w:val="single" w:sz="6" w:space="0" w:color="000000"/>
+              <w:right w:val="single" w:sz="6" w:space="0" w:color="000000"/>
+            </w:tcBorders>
+            <w:tcMar>
+              <w:top w:w="60" w:type="dxa"/>
+              <w:left w:w="60" w:type="dxa"/>
+              <w:bottom w:w="60" w:type="dxa"/>
+              <w:right w:w="60" w:type="dxa"/>
+            </w:tcMar>
+            <w:hideMark/>
+          </w:tcPr>
+          <w:p>
+            <w:pPr>
+              <w:spacing w:line="360" w:lineRule="auto"/>
+              <w:jc w:val="both"/>
+              <w:rPr>
+                <w:rFonts w:ascii="Times New Roman" w:hAnsi="Times New Roman" w:cs="Times New Roman"/>
+                <w:b/>
+                <w:bCs/>
+                <w:sz w:val="20"/>
+                <w:szCs w:val="20"/>
+              </w:rPr>
+            </w:pPr>
+            <w:r>
+              <w:rPr>
+                <w:rFonts w:ascii="Times New Roman" w:hAnsi="Times New Roman" w:cs="Times New Roman"/>
+                <w:b/>
+                <w:bCs/>
+                <w:sz w:val="20"/>
+                <w:szCs w:val="20"/>
+              </w:rPr>
               <w:t>1,1</w:t>
             </w:r>
           </w:p>
@@ -19024,28 +21367,17 @@
         <w:jc w:val="both"/>
         <w:rPr>
           <w:rFonts w:ascii="Times New Roman" w:hAnsi="Times New Roman" w:cs="Times New Roman"/>
+          <w:lang w:val="es-ES"/>
+        </w:rPr>
+      </w:pPr>
+      <w:r>
+        <w:rPr>
+          <w:rFonts w:ascii="Times New Roman" w:hAnsi="Times New Roman" w:cs="Times New Roman"/>
           <w:b/>
           <w:bCs/>
           <w:lang w:val="es-ES"/>
         </w:rPr>
-      </w:pPr>
-    </w:p>
-    <w:p>
-      <w:pPr>
-        <w:spacing w:line="360" w:lineRule="auto"/>
-        <w:jc w:val="both"/>
-        <w:rPr>
-          <w:rFonts w:ascii="Times New Roman" w:hAnsi="Times New Roman" w:cs="Times New Roman"/>
-          <w:lang w:val="es-ES"/>
-        </w:rPr>
-      </w:pPr>
-      <w:r>
-        <w:rPr>
-          <w:rFonts w:ascii="Times New Roman" w:hAnsi="Times New Roman" w:cs="Times New Roman"/>
-          <w:b/>
-          <w:bCs/>
-          <w:lang w:val="es-ES"/>
-        </w:rPr>
+        <w:lastRenderedPageBreak/>
         <w:t>Pagos y finanzas (</w:t>
       </w:r>
       <w:proofErr w:type="spellStart"/>
@@ -19150,6 +21482,8 @@
               <w:jc w:val="both"/>
               <w:rPr>
                 <w:rFonts w:ascii="Times New Roman" w:hAnsi="Times New Roman" w:cs="Times New Roman"/>
+                <w:b/>
+                <w:bCs/>
                 <w:sz w:val="20"/>
                 <w:szCs w:val="20"/>
               </w:rPr>
@@ -19158,6 +21492,8 @@
             <w:r>
               <w:rPr>
                 <w:rFonts w:ascii="Times New Roman" w:hAnsi="Times New Roman" w:cs="Times New Roman"/>
+                <w:b/>
+                <w:bCs/>
                 <w:sz w:val="20"/>
                 <w:szCs w:val="20"/>
               </w:rPr>
@@ -19167,6 +21503,8 @@
             <w:r>
               <w:rPr>
                 <w:rFonts w:ascii="Times New Roman" w:hAnsi="Times New Roman" w:cs="Times New Roman"/>
+                <w:b/>
+                <w:bCs/>
                 <w:sz w:val="20"/>
                 <w:szCs w:val="20"/>
               </w:rPr>
@@ -19198,13 +21536,17 @@
               <w:jc w:val="both"/>
               <w:rPr>
                 <w:rFonts w:ascii="Times New Roman" w:hAnsi="Times New Roman" w:cs="Times New Roman"/>
-                <w:sz w:val="20"/>
-                <w:szCs w:val="20"/>
-              </w:rPr>
-            </w:pPr>
-            <w:r>
-              <w:rPr>
-                <w:rFonts w:ascii="Times New Roman" w:hAnsi="Times New Roman" w:cs="Times New Roman"/>
+                <w:b/>
+                <w:bCs/>
+                <w:sz w:val="20"/>
+                <w:szCs w:val="20"/>
+              </w:rPr>
+            </w:pPr>
+            <w:r>
+              <w:rPr>
+                <w:rFonts w:ascii="Times New Roman" w:hAnsi="Times New Roman" w:cs="Times New Roman"/>
+                <w:b/>
+                <w:bCs/>
                 <w:sz w:val="20"/>
                 <w:szCs w:val="20"/>
               </w:rPr>
@@ -19214,6 +21556,8 @@
             <w:r>
               <w:rPr>
                 <w:rFonts w:ascii="Times New Roman" w:hAnsi="Times New Roman" w:cs="Times New Roman"/>
+                <w:b/>
+                <w:bCs/>
                 <w:sz w:val="20"/>
                 <w:szCs w:val="20"/>
               </w:rPr>
@@ -19246,13 +21590,17 @@
               <w:jc w:val="both"/>
               <w:rPr>
                 <w:rFonts w:ascii="Times New Roman" w:hAnsi="Times New Roman" w:cs="Times New Roman"/>
-                <w:sz w:val="20"/>
-                <w:szCs w:val="20"/>
-              </w:rPr>
-            </w:pPr>
-            <w:r>
-              <w:rPr>
-                <w:rFonts w:ascii="Times New Roman" w:hAnsi="Times New Roman" w:cs="Times New Roman"/>
+                <w:b/>
+                <w:bCs/>
+                <w:sz w:val="20"/>
+                <w:szCs w:val="20"/>
+              </w:rPr>
+            </w:pPr>
+            <w:r>
+              <w:rPr>
+                <w:rFonts w:ascii="Times New Roman" w:hAnsi="Times New Roman" w:cs="Times New Roman"/>
+                <w:b/>
+                <w:bCs/>
                 <w:sz w:val="20"/>
                 <w:szCs w:val="20"/>
               </w:rPr>
@@ -19284,6 +21632,8 @@
               <w:jc w:val="both"/>
               <w:rPr>
                 <w:rFonts w:ascii="Times New Roman" w:hAnsi="Times New Roman" w:cs="Times New Roman"/>
+                <w:b/>
+                <w:bCs/>
                 <w:sz w:val="20"/>
                 <w:szCs w:val="20"/>
               </w:rPr>
@@ -19292,6 +21642,8 @@
             <w:r>
               <w:rPr>
                 <w:rFonts w:ascii="Times New Roman" w:hAnsi="Times New Roman" w:cs="Times New Roman"/>
+                <w:b/>
+                <w:bCs/>
                 <w:sz w:val="20"/>
                 <w:szCs w:val="20"/>
               </w:rPr>
@@ -19329,6 +21681,8 @@
               <w:jc w:val="both"/>
               <w:rPr>
                 <w:rFonts w:ascii="Times New Roman" w:hAnsi="Times New Roman" w:cs="Times New Roman"/>
+                <w:b/>
+                <w:bCs/>
                 <w:sz w:val="20"/>
                 <w:szCs w:val="20"/>
               </w:rPr>
@@ -19337,6 +21691,8 @@
             <w:r>
               <w:rPr>
                 <w:rFonts w:ascii="Times New Roman" w:hAnsi="Times New Roman" w:cs="Times New Roman"/>
+                <w:b/>
+                <w:bCs/>
                 <w:sz w:val="20"/>
                 <w:szCs w:val="20"/>
               </w:rPr>
@@ -19485,13 +21841,17 @@
               <w:jc w:val="both"/>
               <w:rPr>
                 <w:rFonts w:ascii="Times New Roman" w:hAnsi="Times New Roman" w:cs="Times New Roman"/>
-                <w:sz w:val="20"/>
-                <w:szCs w:val="20"/>
-              </w:rPr>
-            </w:pPr>
-            <w:r>
-              <w:rPr>
-                <w:rFonts w:ascii="Times New Roman" w:hAnsi="Times New Roman" w:cs="Times New Roman"/>
+                <w:b/>
+                <w:bCs/>
+                <w:sz w:val="20"/>
+                <w:szCs w:val="20"/>
+              </w:rPr>
+            </w:pPr>
+            <w:r>
+              <w:rPr>
+                <w:rFonts w:ascii="Times New Roman" w:hAnsi="Times New Roman" w:cs="Times New Roman"/>
+                <w:b/>
+                <w:bCs/>
                 <w:sz w:val="20"/>
                 <w:szCs w:val="20"/>
               </w:rPr>
@@ -19649,6 +22009,8 @@
               <w:jc w:val="both"/>
               <w:rPr>
                 <w:rFonts w:ascii="Times New Roman" w:hAnsi="Times New Roman" w:cs="Times New Roman"/>
+                <w:b/>
+                <w:bCs/>
                 <w:sz w:val="20"/>
                 <w:szCs w:val="20"/>
               </w:rPr>
@@ -19657,6 +22019,8 @@
             <w:r>
               <w:rPr>
                 <w:rFonts w:ascii="Times New Roman" w:hAnsi="Times New Roman" w:cs="Times New Roman"/>
+                <w:b/>
+                <w:bCs/>
                 <w:sz w:val="20"/>
                 <w:szCs w:val="20"/>
               </w:rPr>
@@ -19823,13 +22187,17 @@
               <w:jc w:val="both"/>
               <w:rPr>
                 <w:rFonts w:ascii="Times New Roman" w:hAnsi="Times New Roman" w:cs="Times New Roman"/>
-                <w:sz w:val="20"/>
-                <w:szCs w:val="20"/>
-              </w:rPr>
-            </w:pPr>
-            <w:r>
-              <w:rPr>
-                <w:rFonts w:ascii="Times New Roman" w:hAnsi="Times New Roman" w:cs="Times New Roman"/>
+                <w:b/>
+                <w:bCs/>
+                <w:sz w:val="20"/>
+                <w:szCs w:val="20"/>
+              </w:rPr>
+            </w:pPr>
+            <w:r>
+              <w:rPr>
+                <w:rFonts w:ascii="Times New Roman" w:hAnsi="Times New Roman" w:cs="Times New Roman"/>
+                <w:b/>
+                <w:bCs/>
                 <w:sz w:val="20"/>
                 <w:szCs w:val="20"/>
               </w:rPr>
@@ -19987,13 +22355,17 @@
               <w:jc w:val="both"/>
               <w:rPr>
                 <w:rFonts w:ascii="Times New Roman" w:hAnsi="Times New Roman" w:cs="Times New Roman"/>
-                <w:sz w:val="20"/>
-                <w:szCs w:val="20"/>
-              </w:rPr>
-            </w:pPr>
-            <w:r>
-              <w:rPr>
-                <w:rFonts w:ascii="Times New Roman" w:hAnsi="Times New Roman" w:cs="Times New Roman"/>
+                <w:b/>
+                <w:bCs/>
+                <w:sz w:val="20"/>
+                <w:szCs w:val="20"/>
+              </w:rPr>
+            </w:pPr>
+            <w:r>
+              <w:rPr>
+                <w:rFonts w:ascii="Times New Roman" w:hAnsi="Times New Roman" w:cs="Times New Roman"/>
+                <w:b/>
+                <w:bCs/>
                 <w:sz w:val="20"/>
                 <w:szCs w:val="20"/>
               </w:rPr>
@@ -20141,6 +22513,8 @@
               <w:jc w:val="both"/>
               <w:rPr>
                 <w:rFonts w:ascii="Times New Roman" w:hAnsi="Times New Roman" w:cs="Times New Roman"/>
+                <w:b/>
+                <w:bCs/>
                 <w:sz w:val="20"/>
                 <w:szCs w:val="20"/>
               </w:rPr>
@@ -20149,6 +22523,8 @@
             <w:r>
               <w:rPr>
                 <w:rFonts w:ascii="Times New Roman" w:hAnsi="Times New Roman" w:cs="Times New Roman"/>
+                <w:b/>
+                <w:bCs/>
                 <w:sz w:val="20"/>
                 <w:szCs w:val="20"/>
               </w:rPr>
@@ -20288,21 +22664,18 @@
         <w:jc w:val="both"/>
         <w:rPr>
           <w:rFonts w:ascii="Times New Roman" w:hAnsi="Times New Roman" w:cs="Times New Roman"/>
+          <w:lang w:val="es-ES"/>
+        </w:rPr>
+      </w:pPr>
+      <w:r>
+        <w:rPr>
+          <w:rFonts w:ascii="Times New Roman" w:hAnsi="Times New Roman" w:cs="Times New Roman"/>
           <w:b/>
           <w:bCs/>
           <w:lang w:val="es-ES"/>
         </w:rPr>
-      </w:pPr>
-    </w:p>
-    <w:p>
-      <w:pPr>
-        <w:spacing w:line="360" w:lineRule="auto"/>
-        <w:jc w:val="both"/>
-        <w:rPr>
-          <w:rFonts w:ascii="Times New Roman" w:hAnsi="Times New Roman" w:cs="Times New Roman"/>
-          <w:lang w:val="es-ES"/>
-        </w:rPr>
-      </w:pPr>
+        <w:t>Asistencia</w:t>
+      </w:r>
       <w:r>
         <w:rPr>
           <w:rFonts w:ascii="Times New Roman" w:hAnsi="Times New Roman" w:cs="Times New Roman"/>
@@ -20310,8 +22683,7 @@
           <w:bCs/>
           <w:lang w:val="es-ES"/>
         </w:rPr>
-        <w:lastRenderedPageBreak/>
-        <w:t>Gestión de contenidos (</w:t>
+        <w:t xml:space="preserve"> (</w:t>
       </w:r>
       <w:proofErr w:type="spellStart"/>
       <w:r>
@@ -20321,7 +22693,7 @@
           <w:bCs/>
           <w:lang w:val="es-ES"/>
         </w:rPr>
-        <w:t>blog_posts</w:t>
+        <w:t>attendance</w:t>
       </w:r>
       <w:proofErr w:type="spellEnd"/>
       <w:r>
@@ -20338,7 +22710,14 @@
           <w:rFonts w:ascii="Times New Roman" w:hAnsi="Times New Roman" w:cs="Times New Roman"/>
           <w:lang w:val="es-ES"/>
         </w:rPr>
-        <w:t>Permite la publicación de información relevante sobre el campamento, facilitando la comunicación con los usuarios.</w:t>
+        <w:t xml:space="preserve">Gestiona </w:t>
+      </w:r>
+      <w:r>
+        <w:rPr>
+          <w:rFonts w:ascii="Times New Roman" w:hAnsi="Times New Roman" w:cs="Times New Roman"/>
+          <w:lang w:val="es-ES"/>
+        </w:rPr>
+        <w:t>la asistencia de los participantes a las diferentes actividades. Así como su hora de entrada y salida.</w:t>
       </w:r>
     </w:p>
     <w:p>
@@ -20369,7 +22748,7 @@
           <w:bCs/>
           <w:lang w:val="es-ES"/>
         </w:rPr>
-        <w:t>BLOG_POSTS</w:t>
+        <w:t>PAYMENTS</w:t>
       </w:r>
     </w:p>
     <w:tbl>
@@ -20382,10 +22761,10 @@
         <w:tblLook w:val="04A0" w:firstRow="1" w:lastRow="0" w:firstColumn="1" w:lastColumn="0" w:noHBand="0" w:noVBand="1"/>
       </w:tblPr>
       <w:tblGrid>
-        <w:gridCol w:w="2240"/>
-        <w:gridCol w:w="2337"/>
-        <w:gridCol w:w="2118"/>
-        <w:gridCol w:w="1791"/>
+        <w:gridCol w:w="2946"/>
+        <w:gridCol w:w="2385"/>
+        <w:gridCol w:w="1013"/>
+        <w:gridCol w:w="2142"/>
       </w:tblGrid>
       <w:tr>
         <w:trPr>
@@ -20393,7 +22772,7 @@
         </w:trPr>
         <w:tc>
           <w:tcPr>
-            <w:tcW w:w="1319" w:type="pct"/>
+            <w:tcW w:w="1735" w:type="pct"/>
             <w:tcBorders>
               <w:top w:val="single" w:sz="6" w:space="0" w:color="000000"/>
               <w:left w:val="single" w:sz="6" w:space="0" w:color="000000"/>
@@ -20415,6 +22794,8 @@
               <w:jc w:val="both"/>
               <w:rPr>
                 <w:rFonts w:ascii="Times New Roman" w:hAnsi="Times New Roman" w:cs="Times New Roman"/>
+                <w:b/>
+                <w:bCs/>
                 <w:sz w:val="20"/>
                 <w:szCs w:val="20"/>
               </w:rPr>
@@ -20423,6 +22804,8 @@
             <w:r>
               <w:rPr>
                 <w:rFonts w:ascii="Times New Roman" w:hAnsi="Times New Roman" w:cs="Times New Roman"/>
+                <w:b/>
+                <w:bCs/>
                 <w:sz w:val="20"/>
                 <w:szCs w:val="20"/>
               </w:rPr>
@@ -20432,6 +22815,8 @@
             <w:r>
               <w:rPr>
                 <w:rFonts w:ascii="Times New Roman" w:hAnsi="Times New Roman" w:cs="Times New Roman"/>
+                <w:b/>
+                <w:bCs/>
                 <w:sz w:val="20"/>
                 <w:szCs w:val="20"/>
               </w:rPr>
@@ -20441,7 +22826,7 @@
         </w:tc>
         <w:tc>
           <w:tcPr>
-            <w:tcW w:w="1377" w:type="pct"/>
+            <w:tcW w:w="1405" w:type="pct"/>
             <w:tcBorders>
               <w:top w:val="single" w:sz="6" w:space="0" w:color="000000"/>
               <w:left w:val="single" w:sz="6" w:space="0" w:color="000000"/>
@@ -20463,13 +22848,17 @@
               <w:jc w:val="both"/>
               <w:rPr>
                 <w:rFonts w:ascii="Times New Roman" w:hAnsi="Times New Roman" w:cs="Times New Roman"/>
-                <w:sz w:val="20"/>
-                <w:szCs w:val="20"/>
-              </w:rPr>
-            </w:pPr>
-            <w:r>
-              <w:rPr>
-                <w:rFonts w:ascii="Times New Roman" w:hAnsi="Times New Roman" w:cs="Times New Roman"/>
+                <w:b/>
+                <w:bCs/>
+                <w:sz w:val="20"/>
+                <w:szCs w:val="20"/>
+              </w:rPr>
+            </w:pPr>
+            <w:r>
+              <w:rPr>
+                <w:rFonts w:ascii="Times New Roman" w:hAnsi="Times New Roman" w:cs="Times New Roman"/>
+                <w:b/>
+                <w:bCs/>
                 <w:sz w:val="20"/>
                 <w:szCs w:val="20"/>
               </w:rPr>
@@ -20479,6 +22868,8 @@
             <w:r>
               <w:rPr>
                 <w:rFonts w:ascii="Times New Roman" w:hAnsi="Times New Roman" w:cs="Times New Roman"/>
+                <w:b/>
+                <w:bCs/>
                 <w:sz w:val="20"/>
                 <w:szCs w:val="20"/>
               </w:rPr>
@@ -20489,7 +22880,7 @@
         </w:tc>
         <w:tc>
           <w:tcPr>
-            <w:tcW w:w="1248" w:type="pct"/>
+            <w:tcW w:w="597" w:type="pct"/>
             <w:tcBorders>
               <w:top w:val="single" w:sz="6" w:space="0" w:color="000000"/>
               <w:left w:val="single" w:sz="6" w:space="0" w:color="000000"/>
@@ -20511,13 +22902,17 @@
               <w:jc w:val="both"/>
               <w:rPr>
                 <w:rFonts w:ascii="Times New Roman" w:hAnsi="Times New Roman" w:cs="Times New Roman"/>
-                <w:sz w:val="20"/>
-                <w:szCs w:val="20"/>
-              </w:rPr>
-            </w:pPr>
-            <w:r>
-              <w:rPr>
-                <w:rFonts w:ascii="Times New Roman" w:hAnsi="Times New Roman" w:cs="Times New Roman"/>
+                <w:b/>
+                <w:bCs/>
+                <w:sz w:val="20"/>
+                <w:szCs w:val="20"/>
+              </w:rPr>
+            </w:pPr>
+            <w:r>
+              <w:rPr>
+                <w:rFonts w:ascii="Times New Roman" w:hAnsi="Times New Roman" w:cs="Times New Roman"/>
+                <w:b/>
+                <w:bCs/>
                 <w:sz w:val="20"/>
                 <w:szCs w:val="20"/>
               </w:rPr>
@@ -20527,7 +22922,7 @@
         </w:tc>
         <w:tc>
           <w:tcPr>
-            <w:tcW w:w="1055" w:type="pct"/>
+            <w:tcW w:w="1262" w:type="pct"/>
             <w:tcBorders>
               <w:top w:val="single" w:sz="6" w:space="0" w:color="000000"/>
               <w:left w:val="single" w:sz="6" w:space="0" w:color="000000"/>
@@ -20549,6 +22944,8 @@
               <w:jc w:val="both"/>
               <w:rPr>
                 <w:rFonts w:ascii="Times New Roman" w:hAnsi="Times New Roman" w:cs="Times New Roman"/>
+                <w:b/>
+                <w:bCs/>
                 <w:sz w:val="20"/>
                 <w:szCs w:val="20"/>
               </w:rPr>
@@ -20557,6 +22954,8 @@
             <w:r>
               <w:rPr>
                 <w:rFonts w:ascii="Times New Roman" w:hAnsi="Times New Roman" w:cs="Times New Roman"/>
+                <w:b/>
+                <w:bCs/>
                 <w:sz w:val="20"/>
                 <w:szCs w:val="20"/>
               </w:rPr>
@@ -20572,7 +22971,7 @@
         </w:trPr>
         <w:tc>
           <w:tcPr>
-            <w:tcW w:w="1319" w:type="pct"/>
+            <w:tcW w:w="1735" w:type="pct"/>
             <w:tcBorders>
               <w:top w:val="single" w:sz="6" w:space="0" w:color="000000"/>
               <w:left w:val="single" w:sz="6" w:space="0" w:color="000000"/>
@@ -20594,6 +22993,8 @@
               <w:jc w:val="both"/>
               <w:rPr>
                 <w:rFonts w:ascii="Times New Roman" w:hAnsi="Times New Roman" w:cs="Times New Roman"/>
+                <w:b/>
+                <w:bCs/>
                 <w:sz w:val="20"/>
                 <w:szCs w:val="20"/>
               </w:rPr>
@@ -20602,17 +23003,19 @@
             <w:r>
               <w:rPr>
                 <w:rFonts w:ascii="Times New Roman" w:hAnsi="Times New Roman" w:cs="Times New Roman"/>
-                <w:sz w:val="20"/>
-                <w:szCs w:val="20"/>
-              </w:rPr>
-              <w:t>post_id</w:t>
+                <w:b/>
+                <w:bCs/>
+                <w:sz w:val="20"/>
+                <w:szCs w:val="20"/>
+              </w:rPr>
+              <w:t>attendance_id</w:t>
             </w:r>
             <w:proofErr w:type="spellEnd"/>
           </w:p>
         </w:tc>
         <w:tc>
           <w:tcPr>
-            <w:tcW w:w="1377" w:type="pct"/>
+            <w:tcW w:w="1405" w:type="pct"/>
             <w:tcBorders>
               <w:top w:val="single" w:sz="6" w:space="0" w:color="000000"/>
               <w:left w:val="single" w:sz="6" w:space="0" w:color="000000"/>
@@ -20649,7 +23052,7 @@
         </w:tc>
         <w:tc>
           <w:tcPr>
-            <w:tcW w:w="1248" w:type="pct"/>
+            <w:tcW w:w="597" w:type="pct"/>
             <w:tcBorders>
               <w:top w:val="single" w:sz="6" w:space="0" w:color="000000"/>
               <w:left w:val="single" w:sz="6" w:space="0" w:color="000000"/>
@@ -20686,7 +23089,7 @@
         </w:tc>
         <w:tc>
           <w:tcPr>
-            <w:tcW w:w="1055" w:type="pct"/>
+            <w:tcW w:w="1262" w:type="pct"/>
             <w:tcBorders>
               <w:top w:val="single" w:sz="6" w:space="0" w:color="000000"/>
               <w:left w:val="single" w:sz="6" w:space="0" w:color="000000"/>
@@ -20728,7 +23131,7 @@
         </w:trPr>
         <w:tc>
           <w:tcPr>
-            <w:tcW w:w="1319" w:type="pct"/>
+            <w:tcW w:w="1735" w:type="pct"/>
             <w:tcBorders>
               <w:top w:val="single" w:sz="6" w:space="0" w:color="000000"/>
               <w:left w:val="single" w:sz="6" w:space="0" w:color="000000"/>
@@ -20750,23 +23153,27 @@
               <w:jc w:val="both"/>
               <w:rPr>
                 <w:rFonts w:ascii="Times New Roman" w:hAnsi="Times New Roman" w:cs="Times New Roman"/>
-                <w:sz w:val="20"/>
-                <w:szCs w:val="20"/>
-              </w:rPr>
-            </w:pPr>
-            <w:r>
-              <w:rPr>
-                <w:rFonts w:ascii="Times New Roman" w:hAnsi="Times New Roman" w:cs="Times New Roman"/>
-                <w:sz w:val="20"/>
-                <w:szCs w:val="20"/>
-              </w:rPr>
-              <w:t>post_id2</w:t>
-            </w:r>
-          </w:p>
-        </w:tc>
-        <w:tc>
-          <w:tcPr>
-            <w:tcW w:w="1377" w:type="pct"/>
+                <w:b/>
+                <w:bCs/>
+                <w:sz w:val="20"/>
+                <w:szCs w:val="20"/>
+              </w:rPr>
+            </w:pPr>
+            <w:r>
+              <w:rPr>
+                <w:rFonts w:ascii="Times New Roman" w:hAnsi="Times New Roman" w:cs="Times New Roman"/>
+                <w:b/>
+                <w:bCs/>
+                <w:sz w:val="20"/>
+                <w:szCs w:val="20"/>
+              </w:rPr>
+              <w:t>attendance_id2</w:t>
+            </w:r>
+          </w:p>
+        </w:tc>
+        <w:tc>
+          <w:tcPr>
+            <w:tcW w:w="1405" w:type="pct"/>
             <w:tcBorders>
               <w:top w:val="single" w:sz="6" w:space="0" w:color="000000"/>
               <w:left w:val="single" w:sz="6" w:space="0" w:color="000000"/>
@@ -20813,7 +23220,7 @@
         </w:tc>
         <w:tc>
           <w:tcPr>
-            <w:tcW w:w="1248" w:type="pct"/>
+            <w:tcW w:w="597" w:type="pct"/>
             <w:tcBorders>
               <w:top w:val="single" w:sz="6" w:space="0" w:color="000000"/>
               <w:left w:val="single" w:sz="6" w:space="0" w:color="000000"/>
@@ -20838,19 +23245,11 @@
                 <w:szCs w:val="20"/>
               </w:rPr>
             </w:pPr>
-            <w:r>
-              <w:rPr>
-                <w:rFonts w:ascii="Times New Roman" w:hAnsi="Times New Roman" w:cs="Times New Roman"/>
-                <w:sz w:val="20"/>
-                <w:szCs w:val="20"/>
-              </w:rPr>
-              <w:t>UNIQUE</w:t>
-            </w:r>
-          </w:p>
-        </w:tc>
-        <w:tc>
-          <w:tcPr>
-            <w:tcW w:w="1055" w:type="pct"/>
+          </w:p>
+        </w:tc>
+        <w:tc>
+          <w:tcPr>
+            <w:tcW w:w="1262" w:type="pct"/>
             <w:tcBorders>
               <w:top w:val="single" w:sz="6" w:space="0" w:color="000000"/>
               <w:left w:val="single" w:sz="6" w:space="0" w:color="000000"/>
@@ -20892,7 +23291,7 @@
         </w:trPr>
         <w:tc>
           <w:tcPr>
-            <w:tcW w:w="1319" w:type="pct"/>
+            <w:tcW w:w="1735" w:type="pct"/>
             <w:tcBorders>
               <w:top w:val="single" w:sz="6" w:space="0" w:color="000000"/>
               <w:left w:val="single" w:sz="6" w:space="0" w:color="000000"/>
@@ -20914,6 +23313,8 @@
               <w:jc w:val="both"/>
               <w:rPr>
                 <w:rFonts w:ascii="Times New Roman" w:hAnsi="Times New Roman" w:cs="Times New Roman"/>
+                <w:b/>
+                <w:bCs/>
                 <w:sz w:val="20"/>
                 <w:szCs w:val="20"/>
               </w:rPr>
@@ -20922,17 +23323,19 @@
             <w:r>
               <w:rPr>
                 <w:rFonts w:ascii="Times New Roman" w:hAnsi="Times New Roman" w:cs="Times New Roman"/>
-                <w:sz w:val="20"/>
-                <w:szCs w:val="20"/>
-              </w:rPr>
-              <w:t>user_id</w:t>
+                <w:b/>
+                <w:bCs/>
+                <w:sz w:val="20"/>
+                <w:szCs w:val="20"/>
+              </w:rPr>
+              <w:t>activity_id</w:t>
             </w:r>
             <w:proofErr w:type="spellEnd"/>
           </w:p>
         </w:tc>
         <w:tc>
           <w:tcPr>
-            <w:tcW w:w="1377" w:type="pct"/>
+            <w:tcW w:w="1405" w:type="pct"/>
             <w:tcBorders>
               <w:top w:val="single" w:sz="6" w:space="0" w:color="000000"/>
               <w:left w:val="single" w:sz="6" w:space="0" w:color="000000"/>
@@ -20969,7 +23372,7 @@
         </w:tc>
         <w:tc>
           <w:tcPr>
-            <w:tcW w:w="1248" w:type="pct"/>
+            <w:tcW w:w="597" w:type="pct"/>
             <w:tcBorders>
               <w:top w:val="single" w:sz="6" w:space="0" w:color="000000"/>
               <w:left w:val="single" w:sz="6" w:space="0" w:color="000000"/>
@@ -21000,31 +23403,13 @@
                 <w:sz w:val="20"/>
                 <w:szCs w:val="20"/>
               </w:rPr>
-              <w:t>FK -&gt; Users(</w:t>
-            </w:r>
-            <w:proofErr w:type="spellStart"/>
-            <w:r>
-              <w:rPr>
-                <w:rFonts w:ascii="Times New Roman" w:hAnsi="Times New Roman" w:cs="Times New Roman"/>
-                <w:sz w:val="20"/>
-                <w:szCs w:val="20"/>
-              </w:rPr>
-              <w:t>user_id</w:t>
-            </w:r>
-            <w:proofErr w:type="spellEnd"/>
-            <w:r>
-              <w:rPr>
-                <w:rFonts w:ascii="Times New Roman" w:hAnsi="Times New Roman" w:cs="Times New Roman"/>
-                <w:sz w:val="20"/>
-                <w:szCs w:val="20"/>
-              </w:rPr>
-              <w:t>)</w:t>
-            </w:r>
-          </w:p>
-        </w:tc>
-        <w:tc>
-          <w:tcPr>
-            <w:tcW w:w="1055" w:type="pct"/>
+              <w:t>FK</w:t>
+            </w:r>
+          </w:p>
+        </w:tc>
+        <w:tc>
+          <w:tcPr>
+            <w:tcW w:w="1262" w:type="pct"/>
             <w:tcBorders>
               <w:top w:val="single" w:sz="6" w:space="0" w:color="000000"/>
               <w:left w:val="single" w:sz="6" w:space="0" w:color="000000"/>
@@ -21055,7 +23440,7 @@
                 <w:sz w:val="20"/>
                 <w:szCs w:val="20"/>
               </w:rPr>
-              <w:t>N,1</w:t>
+              <w:t>1,1</w:t>
             </w:r>
           </w:p>
         </w:tc>
@@ -21066,7 +23451,7 @@
         </w:trPr>
         <w:tc>
           <w:tcPr>
-            <w:tcW w:w="1319" w:type="pct"/>
+            <w:tcW w:w="1735" w:type="pct"/>
             <w:tcBorders>
               <w:top w:val="single" w:sz="6" w:space="0" w:color="000000"/>
               <w:left w:val="single" w:sz="6" w:space="0" w:color="000000"/>
@@ -21088,6 +23473,8 @@
               <w:jc w:val="both"/>
               <w:rPr>
                 <w:rFonts w:ascii="Times New Roman" w:hAnsi="Times New Roman" w:cs="Times New Roman"/>
+                <w:b/>
+                <w:bCs/>
                 <w:sz w:val="20"/>
                 <w:szCs w:val="20"/>
               </w:rPr>
@@ -21096,17 +23483,19 @@
             <w:r>
               <w:rPr>
                 <w:rFonts w:ascii="Times New Roman" w:hAnsi="Times New Roman" w:cs="Times New Roman"/>
-                <w:sz w:val="20"/>
-                <w:szCs w:val="20"/>
-              </w:rPr>
-              <w:t>post_title</w:t>
+                <w:b/>
+                <w:bCs/>
+                <w:sz w:val="20"/>
+                <w:szCs w:val="20"/>
+              </w:rPr>
+              <w:t>participant_id</w:t>
             </w:r>
             <w:proofErr w:type="spellEnd"/>
           </w:p>
         </w:tc>
         <w:tc>
           <w:tcPr>
-            <w:tcW w:w="1377" w:type="pct"/>
+            <w:tcW w:w="1405" w:type="pct"/>
             <w:tcBorders>
               <w:top w:val="single" w:sz="6" w:space="0" w:color="000000"/>
               <w:left w:val="single" w:sz="6" w:space="0" w:color="000000"/>
@@ -21131,29 +23520,19 @@
                 <w:szCs w:val="20"/>
               </w:rPr>
             </w:pPr>
-            <w:proofErr w:type="gramStart"/>
-            <w:r>
-              <w:rPr>
-                <w:rFonts w:ascii="Times New Roman" w:hAnsi="Times New Roman" w:cs="Times New Roman"/>
-                <w:sz w:val="20"/>
-                <w:szCs w:val="20"/>
-              </w:rPr>
-              <w:t>VARCHAR(</w:t>
-            </w:r>
-            <w:proofErr w:type="gramEnd"/>
-            <w:r>
-              <w:rPr>
-                <w:rFonts w:ascii="Times New Roman" w:hAnsi="Times New Roman" w:cs="Times New Roman"/>
-                <w:sz w:val="20"/>
-                <w:szCs w:val="20"/>
-              </w:rPr>
-              <w:t>100)</w:t>
-            </w:r>
-          </w:p>
-        </w:tc>
-        <w:tc>
-          <w:tcPr>
-            <w:tcW w:w="1248" w:type="pct"/>
+            <w:r>
+              <w:rPr>
+                <w:rFonts w:ascii="Times New Roman" w:hAnsi="Times New Roman" w:cs="Times New Roman"/>
+                <w:sz w:val="20"/>
+                <w:szCs w:val="20"/>
+              </w:rPr>
+              <w:t>INT</w:t>
+            </w:r>
+          </w:p>
+        </w:tc>
+        <w:tc>
+          <w:tcPr>
+            <w:tcW w:w="597" w:type="pct"/>
             <w:tcBorders>
               <w:top w:val="single" w:sz="6" w:space="0" w:color="000000"/>
               <w:left w:val="single" w:sz="6" w:space="0" w:color="000000"/>
@@ -21184,13 +23563,13 @@
                 <w:sz w:val="20"/>
                 <w:szCs w:val="20"/>
               </w:rPr>
-              <w:t>NOT NULL</w:t>
-            </w:r>
-          </w:p>
-        </w:tc>
-        <w:tc>
-          <w:tcPr>
-            <w:tcW w:w="1055" w:type="pct"/>
+              <w:t>FK</w:t>
+            </w:r>
+          </w:p>
+        </w:tc>
+        <w:tc>
+          <w:tcPr>
+            <w:tcW w:w="1262" w:type="pct"/>
             <w:tcBorders>
               <w:top w:val="single" w:sz="6" w:space="0" w:color="000000"/>
               <w:left w:val="single" w:sz="6" w:space="0" w:color="000000"/>
@@ -21232,7 +23611,7 @@
         </w:trPr>
         <w:tc>
           <w:tcPr>
-            <w:tcW w:w="1319" w:type="pct"/>
+            <w:tcW w:w="1735" w:type="pct"/>
             <w:tcBorders>
               <w:top w:val="single" w:sz="6" w:space="0" w:color="000000"/>
               <w:left w:val="single" w:sz="6" w:space="0" w:color="000000"/>
@@ -21254,6 +23633,8 @@
               <w:jc w:val="both"/>
               <w:rPr>
                 <w:rFonts w:ascii="Times New Roman" w:hAnsi="Times New Roman" w:cs="Times New Roman"/>
+                <w:b/>
+                <w:bCs/>
                 <w:sz w:val="20"/>
                 <w:szCs w:val="20"/>
               </w:rPr>
@@ -21262,17 +23643,19 @@
             <w:r>
               <w:rPr>
                 <w:rFonts w:ascii="Times New Roman" w:hAnsi="Times New Roman" w:cs="Times New Roman"/>
-                <w:sz w:val="20"/>
-                <w:szCs w:val="20"/>
-              </w:rPr>
-              <w:t>post_description</w:t>
+                <w:b/>
+                <w:bCs/>
+                <w:sz w:val="20"/>
+                <w:szCs w:val="20"/>
+              </w:rPr>
+              <w:t>checkin_datetime</w:t>
             </w:r>
             <w:proofErr w:type="spellEnd"/>
           </w:p>
         </w:tc>
         <w:tc>
           <w:tcPr>
-            <w:tcW w:w="1377" w:type="pct"/>
+            <w:tcW w:w="1405" w:type="pct"/>
             <w:tcBorders>
               <w:top w:val="single" w:sz="6" w:space="0" w:color="000000"/>
               <w:left w:val="single" w:sz="6" w:space="0" w:color="000000"/>
@@ -21297,29 +23680,19 @@
                 <w:szCs w:val="20"/>
               </w:rPr>
             </w:pPr>
-            <w:proofErr w:type="gramStart"/>
-            <w:r>
-              <w:rPr>
-                <w:rFonts w:ascii="Times New Roman" w:hAnsi="Times New Roman" w:cs="Times New Roman"/>
-                <w:sz w:val="20"/>
-                <w:szCs w:val="20"/>
-              </w:rPr>
-              <w:t>VARCHAR(</w:t>
-            </w:r>
-            <w:proofErr w:type="gramEnd"/>
-            <w:r>
-              <w:rPr>
-                <w:rFonts w:ascii="Times New Roman" w:hAnsi="Times New Roman" w:cs="Times New Roman"/>
-                <w:sz w:val="20"/>
-                <w:szCs w:val="20"/>
-              </w:rPr>
-              <w:t>256)</w:t>
-            </w:r>
-          </w:p>
-        </w:tc>
-        <w:tc>
-          <w:tcPr>
-            <w:tcW w:w="1248" w:type="pct"/>
+            <w:r>
+              <w:rPr>
+                <w:rFonts w:ascii="Times New Roman" w:hAnsi="Times New Roman" w:cs="Times New Roman"/>
+                <w:sz w:val="20"/>
+                <w:szCs w:val="20"/>
+              </w:rPr>
+              <w:t>DATETIME</w:t>
+            </w:r>
+          </w:p>
+        </w:tc>
+        <w:tc>
+          <w:tcPr>
+            <w:tcW w:w="597" w:type="pct"/>
             <w:tcBorders>
               <w:top w:val="single" w:sz="6" w:space="0" w:color="000000"/>
               <w:left w:val="single" w:sz="6" w:space="0" w:color="000000"/>
@@ -21344,19 +23717,11 @@
                 <w:szCs w:val="20"/>
               </w:rPr>
             </w:pPr>
-            <w:r>
-              <w:rPr>
-                <w:rFonts w:ascii="Times New Roman" w:hAnsi="Times New Roman" w:cs="Times New Roman"/>
-                <w:sz w:val="20"/>
-                <w:szCs w:val="20"/>
-              </w:rPr>
-              <w:t>NOT NULL</w:t>
-            </w:r>
-          </w:p>
-        </w:tc>
-        <w:tc>
-          <w:tcPr>
-            <w:tcW w:w="1055" w:type="pct"/>
+          </w:p>
+        </w:tc>
+        <w:tc>
+          <w:tcPr>
+            <w:tcW w:w="1262" w:type="pct"/>
             <w:tcBorders>
               <w:top w:val="single" w:sz="6" w:space="0" w:color="000000"/>
               <w:left w:val="single" w:sz="6" w:space="0" w:color="000000"/>
@@ -21387,7 +23752,7 @@
                 <w:sz w:val="20"/>
                 <w:szCs w:val="20"/>
               </w:rPr>
-              <w:t>1,1</w:t>
+              <w:t>0,1</w:t>
             </w:r>
           </w:p>
         </w:tc>
@@ -21398,7 +23763,7 @@
         </w:trPr>
         <w:tc>
           <w:tcPr>
-            <w:tcW w:w="1319" w:type="pct"/>
+            <w:tcW w:w="1735" w:type="pct"/>
             <w:tcBorders>
               <w:top w:val="single" w:sz="6" w:space="0" w:color="000000"/>
               <w:left w:val="single" w:sz="6" w:space="0" w:color="000000"/>
@@ -21420,6 +23785,8 @@
               <w:jc w:val="both"/>
               <w:rPr>
                 <w:rFonts w:ascii="Times New Roman" w:hAnsi="Times New Roman" w:cs="Times New Roman"/>
+                <w:b/>
+                <w:bCs/>
                 <w:sz w:val="20"/>
                 <w:szCs w:val="20"/>
               </w:rPr>
@@ -21428,17 +23795,19 @@
             <w:r>
               <w:rPr>
                 <w:rFonts w:ascii="Times New Roman" w:hAnsi="Times New Roman" w:cs="Times New Roman"/>
-                <w:sz w:val="20"/>
-                <w:szCs w:val="20"/>
-              </w:rPr>
-              <w:t>insert_date</w:t>
+                <w:b/>
+                <w:bCs/>
+                <w:sz w:val="20"/>
+                <w:szCs w:val="20"/>
+              </w:rPr>
+              <w:t>checkout_datetime</w:t>
             </w:r>
             <w:proofErr w:type="spellEnd"/>
           </w:p>
         </w:tc>
         <w:tc>
           <w:tcPr>
-            <w:tcW w:w="1377" w:type="pct"/>
+            <w:tcW w:w="1405" w:type="pct"/>
             <w:tcBorders>
               <w:top w:val="single" w:sz="6" w:space="0" w:color="000000"/>
               <w:left w:val="single" w:sz="6" w:space="0" w:color="000000"/>
@@ -21475,7 +23844,7 @@
         </w:tc>
         <w:tc>
           <w:tcPr>
-            <w:tcW w:w="1248" w:type="pct"/>
+            <w:tcW w:w="597" w:type="pct"/>
             <w:tcBorders>
               <w:top w:val="single" w:sz="6" w:space="0" w:color="000000"/>
               <w:left w:val="single" w:sz="6" w:space="0" w:color="000000"/>
@@ -21500,19 +23869,11 @@
                 <w:szCs w:val="20"/>
               </w:rPr>
             </w:pPr>
-            <w:r>
-              <w:rPr>
-                <w:rFonts w:ascii="Times New Roman" w:hAnsi="Times New Roman" w:cs="Times New Roman"/>
-                <w:sz w:val="20"/>
-                <w:szCs w:val="20"/>
-              </w:rPr>
-              <w:t>NOT NULL</w:t>
-            </w:r>
-          </w:p>
-        </w:tc>
-        <w:tc>
-          <w:tcPr>
-            <w:tcW w:w="1055" w:type="pct"/>
+          </w:p>
+        </w:tc>
+        <w:tc>
+          <w:tcPr>
+            <w:tcW w:w="1262" w:type="pct"/>
             <w:tcBorders>
               <w:top w:val="single" w:sz="6" w:space="0" w:color="000000"/>
               <w:left w:val="single" w:sz="6" w:space="0" w:color="000000"/>
@@ -21543,7 +23904,7 @@
                 <w:sz w:val="20"/>
                 <w:szCs w:val="20"/>
               </w:rPr>
-              <w:t>1,1</w:t>
+              <w:t>0,1</w:t>
             </w:r>
           </w:p>
         </w:tc>
@@ -21555,136 +23916,8 @@
         <w:jc w:val="both"/>
         <w:rPr>
           <w:rFonts w:ascii="Times New Roman" w:hAnsi="Times New Roman" w:cs="Times New Roman"/>
-          <w:lang w:val="es-ES"/>
-        </w:rPr>
-      </w:pPr>
-    </w:p>
-    <w:p>
-      <w:pPr>
-        <w:spacing w:line="360" w:lineRule="auto"/>
-        <w:jc w:val="both"/>
-        <w:rPr>
-          <w:rFonts w:ascii="Times New Roman" w:hAnsi="Times New Roman" w:cs="Times New Roman"/>
-          <w:lang w:val="es-ES"/>
-        </w:rPr>
-      </w:pPr>
-    </w:p>
-    <w:p>
-      <w:pPr>
-        <w:spacing w:line="360" w:lineRule="auto"/>
-        <w:jc w:val="both"/>
-        <w:rPr>
-          <w:rFonts w:ascii="Times New Roman" w:hAnsi="Times New Roman" w:cs="Times New Roman"/>
-          <w:lang w:val="es-ES"/>
-        </w:rPr>
-      </w:pPr>
-    </w:p>
-    <w:p>
-      <w:pPr>
-        <w:spacing w:line="360" w:lineRule="auto"/>
-        <w:jc w:val="both"/>
-        <w:rPr>
-          <w:rFonts w:ascii="Times New Roman" w:hAnsi="Times New Roman" w:cs="Times New Roman"/>
-          <w:lang w:val="es-ES"/>
-        </w:rPr>
-      </w:pPr>
-    </w:p>
-    <w:p>
-      <w:pPr>
-        <w:spacing w:line="360" w:lineRule="auto"/>
-        <w:jc w:val="both"/>
-        <w:rPr>
-          <w:rFonts w:ascii="Times New Roman" w:hAnsi="Times New Roman" w:cs="Times New Roman"/>
-          <w:lang w:val="es-ES"/>
-        </w:rPr>
-      </w:pPr>
-    </w:p>
-    <w:p>
-      <w:pPr>
-        <w:spacing w:line="360" w:lineRule="auto"/>
-        <w:jc w:val="both"/>
-        <w:rPr>
-          <w:rFonts w:ascii="Times New Roman" w:hAnsi="Times New Roman" w:cs="Times New Roman"/>
-          <w:lang w:val="es-ES"/>
-        </w:rPr>
-      </w:pPr>
-    </w:p>
-    <w:p>
-      <w:pPr>
-        <w:spacing w:line="360" w:lineRule="auto"/>
-        <w:jc w:val="both"/>
-        <w:rPr>
-          <w:rFonts w:ascii="Times New Roman" w:hAnsi="Times New Roman" w:cs="Times New Roman"/>
-          <w:lang w:val="es-ES"/>
-        </w:rPr>
-      </w:pPr>
-    </w:p>
-    <w:p>
-      <w:pPr>
-        <w:spacing w:line="360" w:lineRule="auto"/>
-        <w:jc w:val="both"/>
-        <w:rPr>
-          <w:rFonts w:ascii="Times New Roman" w:hAnsi="Times New Roman" w:cs="Times New Roman"/>
-          <w:lang w:val="es-ES"/>
-        </w:rPr>
-      </w:pPr>
-    </w:p>
-    <w:p>
-      <w:pPr>
-        <w:spacing w:line="360" w:lineRule="auto"/>
-        <w:jc w:val="both"/>
-        <w:rPr>
-          <w:rFonts w:ascii="Times New Roman" w:hAnsi="Times New Roman" w:cs="Times New Roman"/>
-          <w:lang w:val="es-ES"/>
-        </w:rPr>
-      </w:pPr>
-    </w:p>
-    <w:p>
-      <w:pPr>
-        <w:spacing w:line="360" w:lineRule="auto"/>
-        <w:jc w:val="both"/>
-        <w:rPr>
-          <w:rFonts w:ascii="Times New Roman" w:hAnsi="Times New Roman" w:cs="Times New Roman"/>
-          <w:lang w:val="es-ES"/>
-        </w:rPr>
-      </w:pPr>
-    </w:p>
-    <w:p>
-      <w:pPr>
-        <w:spacing w:line="360" w:lineRule="auto"/>
-        <w:jc w:val="both"/>
-        <w:rPr>
-          <w:rFonts w:ascii="Times New Roman" w:hAnsi="Times New Roman" w:cs="Times New Roman"/>
-          <w:lang w:val="es-ES"/>
-        </w:rPr>
-      </w:pPr>
-    </w:p>
-    <w:p>
-      <w:pPr>
-        <w:spacing w:line="360" w:lineRule="auto"/>
-        <w:jc w:val="both"/>
-        <w:rPr>
-          <w:rFonts w:ascii="Times New Roman" w:hAnsi="Times New Roman" w:cs="Times New Roman"/>
-          <w:lang w:val="es-ES"/>
-        </w:rPr>
-      </w:pPr>
-    </w:p>
-    <w:p>
-      <w:pPr>
-        <w:spacing w:line="360" w:lineRule="auto"/>
-        <w:jc w:val="both"/>
-        <w:rPr>
-          <w:rFonts w:ascii="Times New Roman" w:hAnsi="Times New Roman" w:cs="Times New Roman"/>
-          <w:lang w:val="es-ES"/>
-        </w:rPr>
-      </w:pPr>
-    </w:p>
-    <w:p>
-      <w:pPr>
-        <w:spacing w:line="360" w:lineRule="auto"/>
-        <w:jc w:val="both"/>
-        <w:rPr>
-          <w:rFonts w:ascii="Times New Roman" w:hAnsi="Times New Roman" w:cs="Times New Roman"/>
+          <w:b/>
+          <w:bCs/>
           <w:lang w:val="es-ES"/>
         </w:rPr>
       </w:pPr>
@@ -21773,7 +24006,7 @@
           <w:lang w:val="es-ES"/>
         </w:rPr>
       </w:pPr>
-      <w:bookmarkStart w:id="15" w:name="_Toc191745568"/>
+      <w:bookmarkStart w:id="15" w:name="_Toc191833371"/>
       <w:r>
         <w:rPr>
           <w:rFonts w:ascii="Times New Roman" w:hAnsi="Times New Roman" w:cs="Times New Roman"/>
@@ -21861,7 +24094,7 @@
           <w:lang w:val="es-ES"/>
         </w:rPr>
       </w:pPr>
-      <w:bookmarkStart w:id="16" w:name="_Toc191745569"/>
+      <w:bookmarkStart w:id="16" w:name="_Toc191833372"/>
       <w:r>
         <w:rPr>
           <w:rFonts w:ascii="Times New Roman" w:hAnsi="Times New Roman" w:cs="Times New Roman"/>
@@ -22214,7 +24447,7 @@
           <w:lang w:val="es-ES"/>
         </w:rPr>
       </w:pPr>
-      <w:bookmarkStart w:id="17" w:name="_Toc191745570"/>
+      <w:bookmarkStart w:id="17" w:name="_Toc191833373"/>
       <w:r>
         <w:rPr>
           <w:rFonts w:ascii="Times New Roman" w:hAnsi="Times New Roman" w:cs="Times New Roman"/>
@@ -22401,13 +24634,6 @@
     </w:p>
     <w:p>
       <w:pPr>
-        <w:rPr>
-          <w:lang w:val="es-ES"/>
-        </w:rPr>
-      </w:pPr>
-    </w:p>
-    <w:p>
-      <w:pPr>
         <w:pStyle w:val="Heading2"/>
         <w:spacing w:line="360" w:lineRule="auto"/>
         <w:jc w:val="both"/>
@@ -22420,12 +24646,8 @@
           <w:lang w:val="es-ES"/>
         </w:rPr>
       </w:pPr>
-    </w:p>
-    <w:p>
-      <w:pPr>
-        <w:pStyle w:val="Heading2"/>
-        <w:spacing w:line="360" w:lineRule="auto"/>
-        <w:jc w:val="both"/>
+      <w:bookmarkStart w:id="18" w:name="_Toc191833374"/>
+      <w:r>
         <w:rPr>
           <w:rFonts w:ascii="Times New Roman" w:hAnsi="Times New Roman" w:cs="Times New Roman"/>
           <w:b/>
@@ -22434,27 +24656,9 @@
           <w:szCs w:val="28"/>
           <w:lang w:val="es-ES"/>
         </w:rPr>
-      </w:pPr>
-    </w:p>
-    <w:p>
-      <w:pPr>
-        <w:rPr>
-          <w:lang w:val="es-ES"/>
-        </w:rPr>
-      </w:pPr>
-    </w:p>
-    <w:p>
-      <w:pPr>
-        <w:rPr>
-          <w:lang w:val="es-ES"/>
-        </w:rPr>
-      </w:pPr>
-    </w:p>
-    <w:p>
-      <w:pPr>
-        <w:pStyle w:val="Heading2"/>
-        <w:spacing w:line="360" w:lineRule="auto"/>
-        <w:jc w:val="both"/>
+        <w:t>G</w:t>
+      </w:r>
+      <w:r>
         <w:rPr>
           <w:rFonts w:ascii="Times New Roman" w:hAnsi="Times New Roman" w:cs="Times New Roman"/>
           <w:b/>
@@ -22463,88 +24667,6 @@
           <w:szCs w:val="28"/>
           <w:lang w:val="es-ES"/>
         </w:rPr>
-      </w:pPr>
-    </w:p>
-    <w:p>
-      <w:pPr>
-        <w:pStyle w:val="Heading2"/>
-        <w:spacing w:line="360" w:lineRule="auto"/>
-        <w:jc w:val="both"/>
-        <w:rPr>
-          <w:rFonts w:ascii="Times New Roman" w:hAnsi="Times New Roman" w:cs="Times New Roman"/>
-          <w:b/>
-          <w:bCs/>
-          <w:sz w:val="28"/>
-          <w:szCs w:val="28"/>
-          <w:lang w:val="es-ES"/>
-        </w:rPr>
-      </w:pPr>
-    </w:p>
-    <w:p>
-      <w:pPr>
-        <w:rPr>
-          <w:lang w:val="es-ES"/>
-        </w:rPr>
-      </w:pPr>
-    </w:p>
-    <w:p>
-      <w:pPr>
-        <w:pStyle w:val="Heading2"/>
-        <w:spacing w:line="360" w:lineRule="auto"/>
-        <w:jc w:val="both"/>
-        <w:rPr>
-          <w:rFonts w:ascii="Times New Roman" w:hAnsi="Times New Roman" w:cs="Times New Roman"/>
-          <w:b/>
-          <w:bCs/>
-          <w:sz w:val="28"/>
-          <w:szCs w:val="28"/>
-          <w:lang w:val="es-ES"/>
-        </w:rPr>
-      </w:pPr>
-    </w:p>
-    <w:p>
-      <w:pPr>
-        <w:rPr>
-          <w:lang w:val="es-ES"/>
-        </w:rPr>
-      </w:pPr>
-    </w:p>
-    <w:p>
-      <w:pPr>
-        <w:pStyle w:val="Heading2"/>
-        <w:spacing w:line="360" w:lineRule="auto"/>
-        <w:jc w:val="both"/>
-        <w:rPr>
-          <w:rFonts w:ascii="Times New Roman" w:hAnsi="Times New Roman" w:cs="Times New Roman"/>
-          <w:b/>
-          <w:bCs/>
-          <w:sz w:val="28"/>
-          <w:szCs w:val="28"/>
-          <w:lang w:val="es-ES"/>
-        </w:rPr>
-      </w:pPr>
-      <w:bookmarkStart w:id="18" w:name="_Toc191745571"/>
-      <w:r>
-        <w:rPr>
-          <w:rFonts w:ascii="Times New Roman" w:hAnsi="Times New Roman" w:cs="Times New Roman"/>
-          <w:b/>
-          <w:bCs/>
-          <w:sz w:val="28"/>
-          <w:szCs w:val="28"/>
-          <w:lang w:val="es-ES"/>
-        </w:rPr>
-        <w:lastRenderedPageBreak/>
-        <w:t>G</w:t>
-      </w:r>
-      <w:r>
-        <w:rPr>
-          <w:rFonts w:ascii="Times New Roman" w:hAnsi="Times New Roman" w:cs="Times New Roman"/>
-          <w:b/>
-          <w:bCs/>
-          <w:sz w:val="28"/>
-          <w:szCs w:val="28"/>
-          <w:lang w:val="es-ES"/>
-        </w:rPr>
         <w:t>estión de roles en la aplicación</w:t>
       </w:r>
       <w:bookmarkEnd w:id="18"/>
@@ -22575,27 +24697,6 @@
           <w:lang w:val="es-ES"/>
         </w:rPr>
       </w:pPr>
-    </w:p>
-    <w:p>
-      <w:pPr>
-        <w:spacing w:line="360" w:lineRule="auto"/>
-        <w:jc w:val="both"/>
-        <w:rPr>
-          <w:rFonts w:ascii="Times New Roman" w:hAnsi="Times New Roman" w:cs="Times New Roman"/>
-          <w:b/>
-          <w:bCs/>
-          <w:lang w:val="es-ES"/>
-        </w:rPr>
-      </w:pPr>
-      <w:r>
-        <w:rPr>
-          <w:rFonts w:ascii="Times New Roman" w:hAnsi="Times New Roman" w:cs="Times New Roman"/>
-          <w:b/>
-          <w:bCs/>
-          <w:lang w:val="es-ES"/>
-        </w:rPr>
-        <w:t>Tabla de roles</w:t>
-      </w:r>
     </w:p>
     <w:tbl>
       <w:tblPr>
@@ -22782,7 +24883,7 @@
                 <w:sz w:val="20"/>
                 <w:szCs w:val="20"/>
               </w:rPr>
-              <w:t>Tutor</w:t>
+              <w:t>Attendance</w:t>
             </w:r>
           </w:p>
         </w:tc>
@@ -22820,7 +24921,7 @@
                 <w:sz w:val="20"/>
                 <w:szCs w:val="20"/>
               </w:rPr>
-              <w:t>0</w:t>
+              <w:t>1</w:t>
             </w:r>
           </w:p>
         </w:tc>
@@ -22858,7 +24959,7 @@
                 <w:sz w:val="20"/>
                 <w:szCs w:val="20"/>
               </w:rPr>
-              <w:t>Tutor</w:t>
+              <w:t>Monitor</w:t>
             </w:r>
           </w:p>
         </w:tc>
@@ -22904,7 +25005,7 @@
                 <w:sz w:val="20"/>
                 <w:szCs w:val="20"/>
               </w:rPr>
-              <w:t>Attendance</w:t>
+              <w:t>Finances</w:t>
             </w:r>
           </w:p>
         </w:tc>
@@ -22942,7 +25043,7 @@
                 <w:sz w:val="20"/>
                 <w:szCs w:val="20"/>
               </w:rPr>
-              <w:t>1</w:t>
+              <w:t>2</w:t>
             </w:r>
           </w:p>
         </w:tc>
@@ -22980,7 +25081,7 @@
                 <w:sz w:val="20"/>
                 <w:szCs w:val="20"/>
               </w:rPr>
-              <w:t>Monitor</w:t>
+              <w:t>Admin</w:t>
             </w:r>
           </w:p>
         </w:tc>
@@ -23026,7 +25127,17 @@
                 <w:sz w:val="20"/>
                 <w:szCs w:val="20"/>
               </w:rPr>
-              <w:t>Schedule</w:t>
+              <w:t>Activities</w:t>
+            </w:r>
+            <w:r>
+              <w:rPr>
+                <w:rFonts w:ascii="Times New Roman" w:hAnsi="Times New Roman" w:cs="Times New Roman"/>
+                <w:b/>
+                <w:bCs/>
+                <w:sz w:val="20"/>
+                <w:szCs w:val="20"/>
+              </w:rPr>
+              <w:t>/Activity</w:t>
             </w:r>
           </w:p>
         </w:tc>
@@ -23064,7 +25175,7 @@
                 <w:sz w:val="20"/>
                 <w:szCs w:val="20"/>
               </w:rPr>
-              <w:t>1</w:t>
+              <w:t>-</w:t>
             </w:r>
           </w:p>
         </w:tc>
@@ -23102,7 +25213,7 @@
                 <w:sz w:val="20"/>
                 <w:szCs w:val="20"/>
               </w:rPr>
-              <w:t>Monitor</w:t>
+              <w:t>General</w:t>
             </w:r>
           </w:p>
         </w:tc>
@@ -23148,7 +25259,7 @@
                 <w:sz w:val="20"/>
                 <w:szCs w:val="20"/>
               </w:rPr>
-              <w:t>Finances</w:t>
+              <w:t>Account</w:t>
             </w:r>
           </w:p>
         </w:tc>
@@ -23186,7 +25297,7 @@
                 <w:sz w:val="20"/>
                 <w:szCs w:val="20"/>
               </w:rPr>
-              <w:t>2</w:t>
+              <w:t>-</w:t>
             </w:r>
           </w:p>
         </w:tc>
@@ -23224,7 +25335,7 @@
                 <w:sz w:val="20"/>
                 <w:szCs w:val="20"/>
               </w:rPr>
-              <w:t>Admin</w:t>
+              <w:t>General</w:t>
             </w:r>
           </w:p>
         </w:tc>
@@ -23270,7 +25381,7 @@
                 <w:sz w:val="20"/>
                 <w:szCs w:val="20"/>
               </w:rPr>
-              <w:t>Activities</w:t>
+              <w:t>Desktop</w:t>
             </w:r>
           </w:p>
         </w:tc>
@@ -23392,7 +25503,7 @@
                 <w:sz w:val="20"/>
                 <w:szCs w:val="20"/>
               </w:rPr>
-              <w:t>Activity</w:t>
+              <w:t>Login</w:t>
             </w:r>
           </w:p>
         </w:tc>
@@ -23514,7 +25625,17 @@
                 <w:sz w:val="20"/>
                 <w:szCs w:val="20"/>
               </w:rPr>
-              <w:t>Account</w:t>
+              <w:t>Participant</w:t>
+            </w:r>
+            <w:r>
+              <w:rPr>
+                <w:rFonts w:ascii="Times New Roman" w:hAnsi="Times New Roman" w:cs="Times New Roman"/>
+                <w:b/>
+                <w:bCs/>
+                <w:sz w:val="20"/>
+                <w:szCs w:val="20"/>
+              </w:rPr>
+              <w:t>/Participants</w:t>
             </w:r>
           </w:p>
         </w:tc>
@@ -23636,7 +25757,7 @@
                 <w:sz w:val="20"/>
                 <w:szCs w:val="20"/>
               </w:rPr>
-              <w:t>Desktop</w:t>
+              <w:t>Signup</w:t>
             </w:r>
           </w:p>
         </w:tc>
@@ -23717,739 +25838,7 @@
           </w:p>
         </w:tc>
       </w:tr>
-      <w:tr>
-        <w:trPr>
-          <w:trHeight w:val="150"/>
-        </w:trPr>
-        <w:tc>
-          <w:tcPr>
-            <w:tcW w:w="2108" w:type="pct"/>
-            <w:tcBorders>
-              <w:top w:val="single" w:sz="6" w:space="0" w:color="000000"/>
-              <w:left w:val="single" w:sz="6" w:space="0" w:color="000000"/>
-              <w:bottom w:val="single" w:sz="6" w:space="0" w:color="000000"/>
-              <w:right w:val="single" w:sz="6" w:space="0" w:color="000000"/>
-            </w:tcBorders>
-            <w:shd w:val="clear" w:color="auto" w:fill="D4D4D4"/>
-            <w:tcMar>
-              <w:top w:w="0" w:type="dxa"/>
-              <w:left w:w="30" w:type="dxa"/>
-              <w:bottom w:w="30" w:type="dxa"/>
-              <w:right w:w="30" w:type="dxa"/>
-            </w:tcMar>
-            <w:vAlign w:val="bottom"/>
-            <w:hideMark/>
-          </w:tcPr>
-          <w:p>
-            <w:pPr>
-              <w:spacing w:line="360" w:lineRule="auto"/>
-              <w:jc w:val="both"/>
-              <w:rPr>
-                <w:rFonts w:ascii="Times New Roman" w:hAnsi="Times New Roman" w:cs="Times New Roman"/>
-                <w:sz w:val="20"/>
-                <w:szCs w:val="20"/>
-              </w:rPr>
-            </w:pPr>
-            <w:r>
-              <w:rPr>
-                <w:rFonts w:ascii="Times New Roman" w:hAnsi="Times New Roman" w:cs="Times New Roman"/>
-                <w:b/>
-                <w:bCs/>
-                <w:sz w:val="20"/>
-                <w:szCs w:val="20"/>
-              </w:rPr>
-              <w:t>Login</w:t>
-            </w:r>
-          </w:p>
-        </w:tc>
-        <w:tc>
-          <w:tcPr>
-            <w:tcW w:w="1452" w:type="pct"/>
-            <w:tcBorders>
-              <w:top w:val="single" w:sz="6" w:space="0" w:color="000000"/>
-              <w:left w:val="single" w:sz="6" w:space="0" w:color="000000"/>
-              <w:bottom w:val="single" w:sz="6" w:space="0" w:color="000000"/>
-              <w:right w:val="single" w:sz="6" w:space="0" w:color="000000"/>
-            </w:tcBorders>
-            <w:tcMar>
-              <w:top w:w="0" w:type="dxa"/>
-              <w:left w:w="30" w:type="dxa"/>
-              <w:bottom w:w="30" w:type="dxa"/>
-              <w:right w:w="30" w:type="dxa"/>
-            </w:tcMar>
-            <w:vAlign w:val="bottom"/>
-            <w:hideMark/>
-          </w:tcPr>
-          <w:p>
-            <w:pPr>
-              <w:spacing w:line="360" w:lineRule="auto"/>
-              <w:jc w:val="both"/>
-              <w:rPr>
-                <w:rFonts w:ascii="Times New Roman" w:hAnsi="Times New Roman" w:cs="Times New Roman"/>
-                <w:sz w:val="20"/>
-                <w:szCs w:val="20"/>
-              </w:rPr>
-            </w:pPr>
-            <w:r>
-              <w:rPr>
-                <w:rFonts w:ascii="Times New Roman" w:hAnsi="Times New Roman" w:cs="Times New Roman"/>
-                <w:sz w:val="20"/>
-                <w:szCs w:val="20"/>
-              </w:rPr>
-              <w:t>-</w:t>
-            </w:r>
-          </w:p>
-        </w:tc>
-        <w:tc>
-          <w:tcPr>
-            <w:tcW w:w="1440" w:type="pct"/>
-            <w:tcBorders>
-              <w:top w:val="single" w:sz="6" w:space="0" w:color="000000"/>
-              <w:left w:val="single" w:sz="6" w:space="0" w:color="000000"/>
-              <w:bottom w:val="single" w:sz="6" w:space="0" w:color="000000"/>
-              <w:right w:val="single" w:sz="6" w:space="0" w:color="000000"/>
-            </w:tcBorders>
-            <w:tcMar>
-              <w:top w:w="0" w:type="dxa"/>
-              <w:left w:w="30" w:type="dxa"/>
-              <w:bottom w:w="30" w:type="dxa"/>
-              <w:right w:w="30" w:type="dxa"/>
-            </w:tcMar>
-            <w:vAlign w:val="bottom"/>
-            <w:hideMark/>
-          </w:tcPr>
-          <w:p>
-            <w:pPr>
-              <w:spacing w:line="360" w:lineRule="auto"/>
-              <w:jc w:val="both"/>
-              <w:rPr>
-                <w:rFonts w:ascii="Times New Roman" w:hAnsi="Times New Roman" w:cs="Times New Roman"/>
-                <w:sz w:val="20"/>
-                <w:szCs w:val="20"/>
-              </w:rPr>
-            </w:pPr>
-            <w:r>
-              <w:rPr>
-                <w:rFonts w:ascii="Times New Roman" w:hAnsi="Times New Roman" w:cs="Times New Roman"/>
-                <w:sz w:val="20"/>
-                <w:szCs w:val="20"/>
-              </w:rPr>
-              <w:t>General</w:t>
-            </w:r>
-          </w:p>
-        </w:tc>
-      </w:tr>
-      <w:tr>
-        <w:trPr>
-          <w:trHeight w:val="150"/>
-        </w:trPr>
-        <w:tc>
-          <w:tcPr>
-            <w:tcW w:w="2108" w:type="pct"/>
-            <w:tcBorders>
-              <w:top w:val="single" w:sz="6" w:space="0" w:color="000000"/>
-              <w:left w:val="single" w:sz="6" w:space="0" w:color="000000"/>
-              <w:bottom w:val="single" w:sz="6" w:space="0" w:color="000000"/>
-              <w:right w:val="single" w:sz="6" w:space="0" w:color="000000"/>
-            </w:tcBorders>
-            <w:shd w:val="clear" w:color="auto" w:fill="D4D4D4"/>
-            <w:tcMar>
-              <w:top w:w="0" w:type="dxa"/>
-              <w:left w:w="30" w:type="dxa"/>
-              <w:bottom w:w="30" w:type="dxa"/>
-              <w:right w:w="30" w:type="dxa"/>
-            </w:tcMar>
-            <w:vAlign w:val="bottom"/>
-            <w:hideMark/>
-          </w:tcPr>
-          <w:p>
-            <w:pPr>
-              <w:spacing w:line="360" w:lineRule="auto"/>
-              <w:jc w:val="both"/>
-              <w:rPr>
-                <w:rFonts w:ascii="Times New Roman" w:hAnsi="Times New Roman" w:cs="Times New Roman"/>
-                <w:sz w:val="20"/>
-                <w:szCs w:val="20"/>
-              </w:rPr>
-            </w:pPr>
-            <w:r>
-              <w:rPr>
-                <w:rFonts w:ascii="Times New Roman" w:hAnsi="Times New Roman" w:cs="Times New Roman"/>
-                <w:b/>
-                <w:bCs/>
-                <w:sz w:val="20"/>
-                <w:szCs w:val="20"/>
-              </w:rPr>
-              <w:t>Participant</w:t>
-            </w:r>
-          </w:p>
-        </w:tc>
-        <w:tc>
-          <w:tcPr>
-            <w:tcW w:w="1452" w:type="pct"/>
-            <w:tcBorders>
-              <w:top w:val="single" w:sz="6" w:space="0" w:color="000000"/>
-              <w:left w:val="single" w:sz="6" w:space="0" w:color="000000"/>
-              <w:bottom w:val="single" w:sz="6" w:space="0" w:color="000000"/>
-              <w:right w:val="single" w:sz="6" w:space="0" w:color="000000"/>
-            </w:tcBorders>
-            <w:tcMar>
-              <w:top w:w="0" w:type="dxa"/>
-              <w:left w:w="30" w:type="dxa"/>
-              <w:bottom w:w="30" w:type="dxa"/>
-              <w:right w:w="30" w:type="dxa"/>
-            </w:tcMar>
-            <w:vAlign w:val="bottom"/>
-            <w:hideMark/>
-          </w:tcPr>
-          <w:p>
-            <w:pPr>
-              <w:spacing w:line="360" w:lineRule="auto"/>
-              <w:jc w:val="both"/>
-              <w:rPr>
-                <w:rFonts w:ascii="Times New Roman" w:hAnsi="Times New Roman" w:cs="Times New Roman"/>
-                <w:sz w:val="20"/>
-                <w:szCs w:val="20"/>
-              </w:rPr>
-            </w:pPr>
-            <w:r>
-              <w:rPr>
-                <w:rFonts w:ascii="Times New Roman" w:hAnsi="Times New Roman" w:cs="Times New Roman"/>
-                <w:sz w:val="20"/>
-                <w:szCs w:val="20"/>
-              </w:rPr>
-              <w:t>-</w:t>
-            </w:r>
-          </w:p>
-        </w:tc>
-        <w:tc>
-          <w:tcPr>
-            <w:tcW w:w="1440" w:type="pct"/>
-            <w:tcBorders>
-              <w:top w:val="single" w:sz="6" w:space="0" w:color="000000"/>
-              <w:left w:val="single" w:sz="6" w:space="0" w:color="000000"/>
-              <w:bottom w:val="single" w:sz="6" w:space="0" w:color="000000"/>
-              <w:right w:val="single" w:sz="6" w:space="0" w:color="000000"/>
-            </w:tcBorders>
-            <w:tcMar>
-              <w:top w:w="0" w:type="dxa"/>
-              <w:left w:w="30" w:type="dxa"/>
-              <w:bottom w:w="30" w:type="dxa"/>
-              <w:right w:w="30" w:type="dxa"/>
-            </w:tcMar>
-            <w:vAlign w:val="bottom"/>
-            <w:hideMark/>
-          </w:tcPr>
-          <w:p>
-            <w:pPr>
-              <w:spacing w:line="360" w:lineRule="auto"/>
-              <w:jc w:val="both"/>
-              <w:rPr>
-                <w:rFonts w:ascii="Times New Roman" w:hAnsi="Times New Roman" w:cs="Times New Roman"/>
-                <w:sz w:val="20"/>
-                <w:szCs w:val="20"/>
-              </w:rPr>
-            </w:pPr>
-            <w:r>
-              <w:rPr>
-                <w:rFonts w:ascii="Times New Roman" w:hAnsi="Times New Roman" w:cs="Times New Roman"/>
-                <w:sz w:val="20"/>
-                <w:szCs w:val="20"/>
-              </w:rPr>
-              <w:t>General</w:t>
-            </w:r>
-          </w:p>
-        </w:tc>
-      </w:tr>
-      <w:tr>
-        <w:trPr>
-          <w:trHeight w:val="135"/>
-        </w:trPr>
-        <w:tc>
-          <w:tcPr>
-            <w:tcW w:w="2108" w:type="pct"/>
-            <w:tcBorders>
-              <w:top w:val="single" w:sz="6" w:space="0" w:color="000000"/>
-              <w:left w:val="single" w:sz="6" w:space="0" w:color="000000"/>
-              <w:bottom w:val="single" w:sz="6" w:space="0" w:color="000000"/>
-              <w:right w:val="single" w:sz="6" w:space="0" w:color="000000"/>
-            </w:tcBorders>
-            <w:shd w:val="clear" w:color="auto" w:fill="D4D4D4"/>
-            <w:tcMar>
-              <w:top w:w="0" w:type="dxa"/>
-              <w:left w:w="30" w:type="dxa"/>
-              <w:bottom w:w="30" w:type="dxa"/>
-              <w:right w:w="30" w:type="dxa"/>
-            </w:tcMar>
-            <w:vAlign w:val="bottom"/>
-            <w:hideMark/>
-          </w:tcPr>
-          <w:p>
-            <w:pPr>
-              <w:spacing w:line="360" w:lineRule="auto"/>
-              <w:jc w:val="both"/>
-              <w:rPr>
-                <w:rFonts w:ascii="Times New Roman" w:hAnsi="Times New Roman" w:cs="Times New Roman"/>
-                <w:sz w:val="20"/>
-                <w:szCs w:val="20"/>
-              </w:rPr>
-            </w:pPr>
-            <w:r>
-              <w:rPr>
-                <w:rFonts w:ascii="Times New Roman" w:hAnsi="Times New Roman" w:cs="Times New Roman"/>
-                <w:b/>
-                <w:bCs/>
-                <w:sz w:val="20"/>
-                <w:szCs w:val="20"/>
-              </w:rPr>
-              <w:t>Participants</w:t>
-            </w:r>
-          </w:p>
-        </w:tc>
-        <w:tc>
-          <w:tcPr>
-            <w:tcW w:w="1452" w:type="pct"/>
-            <w:tcBorders>
-              <w:top w:val="single" w:sz="6" w:space="0" w:color="000000"/>
-              <w:left w:val="single" w:sz="6" w:space="0" w:color="000000"/>
-              <w:bottom w:val="single" w:sz="6" w:space="0" w:color="000000"/>
-              <w:right w:val="single" w:sz="6" w:space="0" w:color="000000"/>
-            </w:tcBorders>
-            <w:tcMar>
-              <w:top w:w="0" w:type="dxa"/>
-              <w:left w:w="30" w:type="dxa"/>
-              <w:bottom w:w="30" w:type="dxa"/>
-              <w:right w:w="30" w:type="dxa"/>
-            </w:tcMar>
-            <w:vAlign w:val="bottom"/>
-            <w:hideMark/>
-          </w:tcPr>
-          <w:p>
-            <w:pPr>
-              <w:spacing w:line="360" w:lineRule="auto"/>
-              <w:jc w:val="both"/>
-              <w:rPr>
-                <w:rFonts w:ascii="Times New Roman" w:hAnsi="Times New Roman" w:cs="Times New Roman"/>
-                <w:sz w:val="20"/>
-                <w:szCs w:val="20"/>
-              </w:rPr>
-            </w:pPr>
-            <w:r>
-              <w:rPr>
-                <w:rFonts w:ascii="Times New Roman" w:hAnsi="Times New Roman" w:cs="Times New Roman"/>
-                <w:sz w:val="20"/>
-                <w:szCs w:val="20"/>
-              </w:rPr>
-              <w:t>-</w:t>
-            </w:r>
-          </w:p>
-        </w:tc>
-        <w:tc>
-          <w:tcPr>
-            <w:tcW w:w="1440" w:type="pct"/>
-            <w:tcBorders>
-              <w:top w:val="single" w:sz="6" w:space="0" w:color="000000"/>
-              <w:left w:val="single" w:sz="6" w:space="0" w:color="000000"/>
-              <w:bottom w:val="single" w:sz="6" w:space="0" w:color="000000"/>
-              <w:right w:val="single" w:sz="6" w:space="0" w:color="000000"/>
-            </w:tcBorders>
-            <w:tcMar>
-              <w:top w:w="0" w:type="dxa"/>
-              <w:left w:w="30" w:type="dxa"/>
-              <w:bottom w:w="30" w:type="dxa"/>
-              <w:right w:w="30" w:type="dxa"/>
-            </w:tcMar>
-            <w:vAlign w:val="bottom"/>
-            <w:hideMark/>
-          </w:tcPr>
-          <w:p>
-            <w:pPr>
-              <w:spacing w:line="360" w:lineRule="auto"/>
-              <w:jc w:val="both"/>
-              <w:rPr>
-                <w:rFonts w:ascii="Times New Roman" w:hAnsi="Times New Roman" w:cs="Times New Roman"/>
-                <w:sz w:val="20"/>
-                <w:szCs w:val="20"/>
-              </w:rPr>
-            </w:pPr>
-            <w:r>
-              <w:rPr>
-                <w:rFonts w:ascii="Times New Roman" w:hAnsi="Times New Roman" w:cs="Times New Roman"/>
-                <w:sz w:val="20"/>
-                <w:szCs w:val="20"/>
-              </w:rPr>
-              <w:t>General</w:t>
-            </w:r>
-          </w:p>
-        </w:tc>
-      </w:tr>
-      <w:tr>
-        <w:trPr>
-          <w:trHeight w:val="150"/>
-        </w:trPr>
-        <w:tc>
-          <w:tcPr>
-            <w:tcW w:w="2108" w:type="pct"/>
-            <w:tcBorders>
-              <w:top w:val="single" w:sz="6" w:space="0" w:color="000000"/>
-              <w:left w:val="single" w:sz="6" w:space="0" w:color="000000"/>
-              <w:bottom w:val="single" w:sz="6" w:space="0" w:color="000000"/>
-              <w:right w:val="single" w:sz="6" w:space="0" w:color="000000"/>
-            </w:tcBorders>
-            <w:shd w:val="clear" w:color="auto" w:fill="D4D4D4"/>
-            <w:tcMar>
-              <w:top w:w="0" w:type="dxa"/>
-              <w:left w:w="30" w:type="dxa"/>
-              <w:bottom w:w="30" w:type="dxa"/>
-              <w:right w:w="30" w:type="dxa"/>
-            </w:tcMar>
-            <w:vAlign w:val="bottom"/>
-            <w:hideMark/>
-          </w:tcPr>
-          <w:p>
-            <w:pPr>
-              <w:spacing w:line="360" w:lineRule="auto"/>
-              <w:jc w:val="both"/>
-              <w:rPr>
-                <w:rFonts w:ascii="Times New Roman" w:hAnsi="Times New Roman" w:cs="Times New Roman"/>
-                <w:sz w:val="20"/>
-                <w:szCs w:val="20"/>
-              </w:rPr>
-            </w:pPr>
-            <w:r>
-              <w:rPr>
-                <w:rFonts w:ascii="Times New Roman" w:hAnsi="Times New Roman" w:cs="Times New Roman"/>
-                <w:b/>
-                <w:bCs/>
-                <w:sz w:val="20"/>
-                <w:szCs w:val="20"/>
-              </w:rPr>
-              <w:t>Signup</w:t>
-            </w:r>
-          </w:p>
-        </w:tc>
-        <w:tc>
-          <w:tcPr>
-            <w:tcW w:w="1452" w:type="pct"/>
-            <w:tcBorders>
-              <w:top w:val="single" w:sz="6" w:space="0" w:color="000000"/>
-              <w:left w:val="single" w:sz="6" w:space="0" w:color="000000"/>
-              <w:bottom w:val="single" w:sz="6" w:space="0" w:color="000000"/>
-              <w:right w:val="single" w:sz="6" w:space="0" w:color="000000"/>
-            </w:tcBorders>
-            <w:tcMar>
-              <w:top w:w="0" w:type="dxa"/>
-              <w:left w:w="30" w:type="dxa"/>
-              <w:bottom w:w="30" w:type="dxa"/>
-              <w:right w:w="30" w:type="dxa"/>
-            </w:tcMar>
-            <w:vAlign w:val="bottom"/>
-            <w:hideMark/>
-          </w:tcPr>
-          <w:p>
-            <w:pPr>
-              <w:spacing w:line="360" w:lineRule="auto"/>
-              <w:jc w:val="both"/>
-              <w:rPr>
-                <w:rFonts w:ascii="Times New Roman" w:hAnsi="Times New Roman" w:cs="Times New Roman"/>
-                <w:sz w:val="20"/>
-                <w:szCs w:val="20"/>
-              </w:rPr>
-            </w:pPr>
-            <w:r>
-              <w:rPr>
-                <w:rFonts w:ascii="Times New Roman" w:hAnsi="Times New Roman" w:cs="Times New Roman"/>
-                <w:sz w:val="20"/>
-                <w:szCs w:val="20"/>
-              </w:rPr>
-              <w:t>-</w:t>
-            </w:r>
-          </w:p>
-        </w:tc>
-        <w:tc>
-          <w:tcPr>
-            <w:tcW w:w="1440" w:type="pct"/>
-            <w:tcBorders>
-              <w:top w:val="single" w:sz="6" w:space="0" w:color="000000"/>
-              <w:left w:val="single" w:sz="6" w:space="0" w:color="000000"/>
-              <w:bottom w:val="single" w:sz="6" w:space="0" w:color="000000"/>
-              <w:right w:val="single" w:sz="6" w:space="0" w:color="000000"/>
-            </w:tcBorders>
-            <w:tcMar>
-              <w:top w:w="0" w:type="dxa"/>
-              <w:left w:w="30" w:type="dxa"/>
-              <w:bottom w:w="30" w:type="dxa"/>
-              <w:right w:w="30" w:type="dxa"/>
-            </w:tcMar>
-            <w:vAlign w:val="bottom"/>
-            <w:hideMark/>
-          </w:tcPr>
-          <w:p>
-            <w:pPr>
-              <w:spacing w:line="360" w:lineRule="auto"/>
-              <w:jc w:val="both"/>
-              <w:rPr>
-                <w:rFonts w:ascii="Times New Roman" w:hAnsi="Times New Roman" w:cs="Times New Roman"/>
-                <w:sz w:val="20"/>
-                <w:szCs w:val="20"/>
-              </w:rPr>
-            </w:pPr>
-            <w:r>
-              <w:rPr>
-                <w:rFonts w:ascii="Times New Roman" w:hAnsi="Times New Roman" w:cs="Times New Roman"/>
-                <w:sz w:val="20"/>
-                <w:szCs w:val="20"/>
-              </w:rPr>
-              <w:t>General</w:t>
-            </w:r>
-          </w:p>
-        </w:tc>
-      </w:tr>
     </w:tbl>
-    <w:p>
-      <w:pPr>
-        <w:spacing w:line="360" w:lineRule="auto"/>
-        <w:jc w:val="both"/>
-        <w:rPr>
-          <w:rFonts w:ascii="Times New Roman" w:hAnsi="Times New Roman" w:cs="Times New Roman"/>
-          <w:lang w:val="es-ES"/>
-        </w:rPr>
-      </w:pPr>
-    </w:p>
-    <w:p>
-      <w:pPr>
-        <w:spacing w:line="360" w:lineRule="auto"/>
-        <w:jc w:val="both"/>
-        <w:rPr>
-          <w:rFonts w:ascii="Times New Roman" w:hAnsi="Times New Roman" w:cs="Times New Roman"/>
-          <w:lang w:val="es-ES"/>
-        </w:rPr>
-      </w:pPr>
-    </w:p>
-    <w:p>
-      <w:pPr>
-        <w:spacing w:line="360" w:lineRule="auto"/>
-        <w:jc w:val="both"/>
-        <w:rPr>
-          <w:rFonts w:ascii="Times New Roman" w:hAnsi="Times New Roman" w:cs="Times New Roman"/>
-          <w:lang w:val="es-ES"/>
-        </w:rPr>
-      </w:pPr>
-    </w:p>
-    <w:p>
-      <w:pPr>
-        <w:spacing w:line="360" w:lineRule="auto"/>
-        <w:jc w:val="both"/>
-        <w:rPr>
-          <w:rFonts w:ascii="Times New Roman" w:hAnsi="Times New Roman" w:cs="Times New Roman"/>
-          <w:lang w:val="es-ES"/>
-        </w:rPr>
-      </w:pPr>
-    </w:p>
-    <w:p>
-      <w:pPr>
-        <w:spacing w:line="360" w:lineRule="auto"/>
-        <w:jc w:val="both"/>
-        <w:rPr>
-          <w:rFonts w:ascii="Times New Roman" w:hAnsi="Times New Roman" w:cs="Times New Roman"/>
-          <w:lang w:val="es-ES"/>
-        </w:rPr>
-      </w:pPr>
-    </w:p>
-    <w:p>
-      <w:pPr>
-        <w:spacing w:line="360" w:lineRule="auto"/>
-        <w:jc w:val="both"/>
-        <w:rPr>
-          <w:rFonts w:ascii="Times New Roman" w:hAnsi="Times New Roman" w:cs="Times New Roman"/>
-          <w:lang w:val="es-ES"/>
-        </w:rPr>
-      </w:pPr>
-    </w:p>
-    <w:p>
-      <w:pPr>
-        <w:spacing w:line="360" w:lineRule="auto"/>
-        <w:jc w:val="both"/>
-        <w:rPr>
-          <w:rFonts w:ascii="Times New Roman" w:hAnsi="Times New Roman" w:cs="Times New Roman"/>
-          <w:lang w:val="es-ES"/>
-        </w:rPr>
-      </w:pPr>
-    </w:p>
-    <w:p>
-      <w:pPr>
-        <w:spacing w:line="360" w:lineRule="auto"/>
-        <w:jc w:val="both"/>
-        <w:rPr>
-          <w:rFonts w:ascii="Times New Roman" w:hAnsi="Times New Roman" w:cs="Times New Roman"/>
-          <w:lang w:val="es-ES"/>
-        </w:rPr>
-      </w:pPr>
-    </w:p>
-    <w:p>
-      <w:pPr>
-        <w:spacing w:line="360" w:lineRule="auto"/>
-        <w:jc w:val="both"/>
-        <w:rPr>
-          <w:rFonts w:ascii="Times New Roman" w:hAnsi="Times New Roman" w:cs="Times New Roman"/>
-          <w:lang w:val="es-ES"/>
-        </w:rPr>
-      </w:pPr>
-    </w:p>
-    <w:p>
-      <w:pPr>
-        <w:spacing w:line="360" w:lineRule="auto"/>
-        <w:jc w:val="both"/>
-        <w:rPr>
-          <w:rFonts w:ascii="Times New Roman" w:hAnsi="Times New Roman" w:cs="Times New Roman"/>
-          <w:lang w:val="es-ES"/>
-        </w:rPr>
-      </w:pPr>
-    </w:p>
-    <w:p>
-      <w:pPr>
-        <w:spacing w:line="360" w:lineRule="auto"/>
-        <w:jc w:val="both"/>
-        <w:rPr>
-          <w:rFonts w:ascii="Times New Roman" w:hAnsi="Times New Roman" w:cs="Times New Roman"/>
-          <w:lang w:val="es-ES"/>
-        </w:rPr>
-      </w:pPr>
-    </w:p>
-    <w:p>
-      <w:pPr>
-        <w:spacing w:line="360" w:lineRule="auto"/>
-        <w:jc w:val="both"/>
-        <w:rPr>
-          <w:rFonts w:ascii="Times New Roman" w:hAnsi="Times New Roman" w:cs="Times New Roman"/>
-          <w:lang w:val="es-ES"/>
-        </w:rPr>
-      </w:pPr>
-    </w:p>
-    <w:p>
-      <w:pPr>
-        <w:spacing w:line="360" w:lineRule="auto"/>
-        <w:jc w:val="both"/>
-        <w:rPr>
-          <w:rFonts w:ascii="Times New Roman" w:hAnsi="Times New Roman" w:cs="Times New Roman"/>
-          <w:lang w:val="es-ES"/>
-        </w:rPr>
-      </w:pPr>
-    </w:p>
-    <w:p>
-      <w:pPr>
-        <w:spacing w:line="360" w:lineRule="auto"/>
-        <w:jc w:val="both"/>
-        <w:rPr>
-          <w:rFonts w:ascii="Times New Roman" w:hAnsi="Times New Roman" w:cs="Times New Roman"/>
-          <w:lang w:val="es-ES"/>
-        </w:rPr>
-      </w:pPr>
-    </w:p>
-    <w:p>
-      <w:pPr>
-        <w:spacing w:line="360" w:lineRule="auto"/>
-        <w:jc w:val="both"/>
-        <w:rPr>
-          <w:rFonts w:ascii="Times New Roman" w:hAnsi="Times New Roman" w:cs="Times New Roman"/>
-          <w:lang w:val="es-ES"/>
-        </w:rPr>
-      </w:pPr>
-    </w:p>
-    <w:p>
-      <w:pPr>
-        <w:pStyle w:val="Heading1"/>
-        <w:spacing w:line="360" w:lineRule="auto"/>
-        <w:jc w:val="both"/>
-        <w:rPr>
-          <w:rFonts w:ascii="Times New Roman" w:hAnsi="Times New Roman" w:cs="Times New Roman"/>
-          <w:b/>
-          <w:bCs/>
-          <w:sz w:val="32"/>
-          <w:szCs w:val="32"/>
-          <w:lang w:val="es-ES"/>
-        </w:rPr>
-      </w:pPr>
-      <w:bookmarkStart w:id="19" w:name="_Toc191745572"/>
-      <w:r>
-        <w:rPr>
-          <w:rFonts w:ascii="Times New Roman" w:hAnsi="Times New Roman" w:cs="Times New Roman"/>
-          <w:b/>
-          <w:bCs/>
-          <w:sz w:val="32"/>
-          <w:szCs w:val="32"/>
-          <w:lang w:val="es-ES"/>
-        </w:rPr>
-        <w:lastRenderedPageBreak/>
-        <w:t>Conclusiones</w:t>
-      </w:r>
-      <w:bookmarkEnd w:id="19"/>
-    </w:p>
-    <w:p>
-      <w:pPr>
-        <w:spacing w:line="360" w:lineRule="auto"/>
-        <w:jc w:val="both"/>
-        <w:rPr>
-          <w:rFonts w:ascii="Times New Roman" w:hAnsi="Times New Roman" w:cs="Times New Roman"/>
-          <w:lang w:val="es-ES"/>
-        </w:rPr>
-      </w:pPr>
-      <w:r>
-        <w:rPr>
-          <w:rFonts w:ascii="Times New Roman" w:hAnsi="Times New Roman" w:cs="Times New Roman"/>
-          <w:lang w:val="es-ES"/>
-        </w:rPr>
-        <w:t xml:space="preserve">El desarrollo de este proyecto ha permitido la creación de una plataforma integral para la gestión de un campamento infantil, optimizando los </w:t>
-      </w:r>
-      <w:r>
-        <w:rPr>
-          <w:rFonts w:ascii="Times New Roman" w:hAnsi="Times New Roman" w:cs="Times New Roman"/>
-          <w:lang w:val="es-ES"/>
-        </w:rPr>
-        <w:t>procesos</w:t>
-      </w:r>
-      <w:r>
-        <w:rPr>
-          <w:rFonts w:ascii="Times New Roman" w:hAnsi="Times New Roman" w:cs="Times New Roman"/>
-          <w:lang w:val="es-ES"/>
-        </w:rPr>
-        <w:t xml:space="preserve"> administrativos y mejorando el flujo de trabajo </w:t>
-      </w:r>
-      <w:r>
-        <w:rPr>
-          <w:rFonts w:ascii="Times New Roman" w:hAnsi="Times New Roman" w:cs="Times New Roman"/>
-          <w:lang w:val="es-ES"/>
-        </w:rPr>
-        <w:t>cuando los clientes utilicen la aplicación.</w:t>
-      </w:r>
-    </w:p>
-    <w:p>
-      <w:pPr>
-        <w:spacing w:line="360" w:lineRule="auto"/>
-        <w:jc w:val="both"/>
-        <w:rPr>
-          <w:rFonts w:ascii="Times New Roman" w:hAnsi="Times New Roman" w:cs="Times New Roman"/>
-          <w:lang w:val="es-ES"/>
-        </w:rPr>
-      </w:pPr>
-    </w:p>
-    <w:p>
-      <w:pPr>
-        <w:spacing w:line="360" w:lineRule="auto"/>
-        <w:jc w:val="both"/>
-        <w:rPr>
-          <w:rFonts w:ascii="Times New Roman" w:hAnsi="Times New Roman" w:cs="Times New Roman"/>
-          <w:lang w:val="es-ES"/>
-        </w:rPr>
-      </w:pPr>
-      <w:r>
-        <w:rPr>
-          <w:rFonts w:ascii="Times New Roman" w:hAnsi="Times New Roman" w:cs="Times New Roman"/>
-          <w:lang w:val="es-ES"/>
-        </w:rPr>
-        <w:t>A lo largo del desarrollo, se han aplicado numerosos lenguajes y herramientas aprendidas durante el curso de Técnico de Desarrollo de Aplicaciones Web, como por ejemplo PHP y Git.</w:t>
-      </w:r>
-    </w:p>
     <w:p>
       <w:pPr>
         <w:spacing w:line="360" w:lineRule="auto"/>
@@ -24474,7 +25863,7 @@
           <w:lang w:val="es-ES"/>
         </w:rPr>
       </w:pPr>
-      <w:bookmarkStart w:id="20" w:name="_Toc191745573"/>
+      <w:bookmarkStart w:id="19" w:name="_Toc191833375"/>
       <w:r>
         <w:rPr>
           <w:rFonts w:ascii="Times New Roman" w:hAnsi="Times New Roman" w:cs="Times New Roman"/>
@@ -24484,341 +25873,10 @@
           <w:szCs w:val="28"/>
           <w:lang w:val="es-ES"/>
         </w:rPr>
-        <w:t>Logros alcanzados</w:t>
-      </w:r>
-      <w:bookmarkEnd w:id="20"/>
-    </w:p>
-    <w:p>
-      <w:pPr>
-        <w:pStyle w:val="ListParagraph"/>
-        <w:numPr>
-          <w:ilvl w:val="0"/>
-          <w:numId w:val="33"/>
-        </w:numPr>
-        <w:spacing w:line="360" w:lineRule="auto"/>
-        <w:jc w:val="both"/>
-        <w:rPr>
-          <w:rFonts w:ascii="Times New Roman" w:hAnsi="Times New Roman" w:cs="Times New Roman"/>
-          <w:lang w:val="es-ES"/>
-        </w:rPr>
-      </w:pPr>
-      <w:r>
-        <w:rPr>
-          <w:rFonts w:ascii="Times New Roman" w:hAnsi="Times New Roman" w:cs="Times New Roman"/>
-          <w:b/>
-          <w:bCs/>
-          <w:lang w:val="es-ES"/>
-        </w:rPr>
-        <w:t>Arquitectura sistematizada y optimizada:</w:t>
-      </w:r>
-      <w:r>
-        <w:rPr>
-          <w:rFonts w:ascii="Times New Roman" w:hAnsi="Times New Roman" w:cs="Times New Roman"/>
-          <w:lang w:val="es-ES"/>
-        </w:rPr>
-        <w:t xml:space="preserve"> Se ha implementado un sistema basado en el patrón </w:t>
-      </w:r>
-      <w:r>
-        <w:rPr>
-          <w:rFonts w:ascii="Times New Roman" w:hAnsi="Times New Roman" w:cs="Times New Roman"/>
-          <w:b/>
-          <w:bCs/>
-          <w:lang w:val="es-ES"/>
-        </w:rPr>
-        <w:t>Modelo-Vista-Controlador</w:t>
-      </w:r>
-      <w:r>
-        <w:rPr>
-          <w:rFonts w:ascii="Times New Roman" w:hAnsi="Times New Roman" w:cs="Times New Roman"/>
-          <w:lang w:val="es-ES"/>
-        </w:rPr>
-        <w:t xml:space="preserve"> con Polaris, lo que ha permitido un desarrollo más eficiente y organizado que de la manera convencional.</w:t>
-      </w:r>
-    </w:p>
-    <w:p>
-      <w:pPr>
-        <w:pStyle w:val="ListParagraph"/>
-        <w:spacing w:line="360" w:lineRule="auto"/>
-        <w:jc w:val="both"/>
-        <w:rPr>
-          <w:rFonts w:ascii="Times New Roman" w:hAnsi="Times New Roman" w:cs="Times New Roman"/>
-          <w:lang w:val="es-ES"/>
-        </w:rPr>
-      </w:pPr>
-    </w:p>
-    <w:p>
-      <w:pPr>
-        <w:pStyle w:val="ListParagraph"/>
-        <w:numPr>
-          <w:ilvl w:val="0"/>
-          <w:numId w:val="33"/>
-        </w:numPr>
-        <w:spacing w:line="360" w:lineRule="auto"/>
-        <w:jc w:val="both"/>
-        <w:rPr>
-          <w:rFonts w:ascii="Times New Roman" w:hAnsi="Times New Roman" w:cs="Times New Roman"/>
-          <w:lang w:val="es-ES"/>
-        </w:rPr>
-      </w:pPr>
-      <w:r>
-        <w:rPr>
-          <w:rFonts w:ascii="Times New Roman" w:hAnsi="Times New Roman" w:cs="Times New Roman"/>
-          <w:b/>
-          <w:bCs/>
-          <w:lang w:val="es-ES"/>
-        </w:rPr>
-        <w:t>Interfaz dirigida al usuario:</w:t>
-      </w:r>
-      <w:r>
-        <w:rPr>
-          <w:rFonts w:ascii="Times New Roman" w:hAnsi="Times New Roman" w:cs="Times New Roman"/>
-          <w:lang w:val="es-ES"/>
-        </w:rPr>
-        <w:t xml:space="preserve"> Se ha diseñado una plataforma accesible y adaptada a los diferentes dispositivos, utilizando principalmente </w:t>
-      </w:r>
-      <w:proofErr w:type="spellStart"/>
-      <w:r>
-        <w:rPr>
-          <w:rFonts w:ascii="Times New Roman" w:hAnsi="Times New Roman" w:cs="Times New Roman"/>
-          <w:b/>
-          <w:bCs/>
-          <w:lang w:val="es-ES"/>
-        </w:rPr>
-        <w:t>TailwindCSS</w:t>
-      </w:r>
-      <w:proofErr w:type="spellEnd"/>
-      <w:r>
-        <w:rPr>
-          <w:rFonts w:ascii="Times New Roman" w:hAnsi="Times New Roman" w:cs="Times New Roman"/>
-          <w:lang w:val="es-ES"/>
-        </w:rPr>
-        <w:t xml:space="preserve"> para maquetar de una manera más rápida.</w:t>
-      </w:r>
-    </w:p>
-    <w:p>
-      <w:pPr>
-        <w:pStyle w:val="ListParagraph"/>
-        <w:spacing w:line="360" w:lineRule="auto"/>
-        <w:jc w:val="both"/>
-        <w:rPr>
-          <w:rFonts w:ascii="Times New Roman" w:hAnsi="Times New Roman" w:cs="Times New Roman"/>
-          <w:lang w:val="es-ES"/>
-        </w:rPr>
-      </w:pPr>
-    </w:p>
-    <w:p>
-      <w:pPr>
-        <w:pStyle w:val="ListParagraph"/>
-        <w:numPr>
-          <w:ilvl w:val="0"/>
-          <w:numId w:val="33"/>
-        </w:numPr>
-        <w:spacing w:line="360" w:lineRule="auto"/>
-        <w:jc w:val="both"/>
-        <w:rPr>
-          <w:rFonts w:ascii="Times New Roman" w:hAnsi="Times New Roman" w:cs="Times New Roman"/>
-          <w:lang w:val="es-ES"/>
-        </w:rPr>
-      </w:pPr>
-      <w:r>
-        <w:rPr>
-          <w:rFonts w:ascii="Times New Roman" w:hAnsi="Times New Roman" w:cs="Times New Roman"/>
-          <w:b/>
-          <w:bCs/>
-          <w:lang w:val="es-ES"/>
-        </w:rPr>
-        <w:t>Gestión de usuarios:</w:t>
-      </w:r>
-      <w:r>
-        <w:rPr>
-          <w:rFonts w:ascii="Times New Roman" w:hAnsi="Times New Roman" w:cs="Times New Roman"/>
-          <w:lang w:val="es-ES"/>
-        </w:rPr>
-        <w:t xml:space="preserve"> Se han desarrollado paneles diferentes según el rol del usuario para tutores, administradores y monitores, asegurando la seguridad de los datos de los participantes y tutores.</w:t>
-      </w:r>
-    </w:p>
-    <w:p>
-      <w:pPr>
-        <w:pStyle w:val="ListParagraph"/>
-        <w:spacing w:line="360" w:lineRule="auto"/>
-        <w:jc w:val="both"/>
-        <w:rPr>
-          <w:rFonts w:ascii="Times New Roman" w:hAnsi="Times New Roman" w:cs="Times New Roman"/>
-          <w:lang w:val="es-ES"/>
-        </w:rPr>
-      </w:pPr>
-    </w:p>
-    <w:p>
-      <w:pPr>
-        <w:pStyle w:val="ListParagraph"/>
-        <w:numPr>
-          <w:ilvl w:val="0"/>
-          <w:numId w:val="33"/>
-        </w:numPr>
-        <w:spacing w:line="360" w:lineRule="auto"/>
-        <w:jc w:val="both"/>
-        <w:rPr>
-          <w:rFonts w:ascii="Times New Roman" w:hAnsi="Times New Roman" w:cs="Times New Roman"/>
-          <w:lang w:val="es-ES"/>
-        </w:rPr>
-      </w:pPr>
-      <w:r>
-        <w:rPr>
-          <w:rFonts w:ascii="Times New Roman" w:hAnsi="Times New Roman" w:cs="Times New Roman"/>
-          <w:b/>
-          <w:bCs/>
-          <w:lang w:val="es-ES"/>
-        </w:rPr>
-        <w:t xml:space="preserve">Automatización de procesos: </w:t>
-      </w:r>
-      <w:r>
-        <w:rPr>
-          <w:rFonts w:ascii="Times New Roman" w:hAnsi="Times New Roman" w:cs="Times New Roman"/>
-          <w:lang w:val="es-ES"/>
-        </w:rPr>
-        <w:t>Se han desarrollado sistemas de optimización de procesos para facilitar la labor del cliente dentro del panel. Por ejemplo, se ha automatizado el envío de emails configurados a tutores para pedir pagos pendientes.</w:t>
-      </w:r>
-    </w:p>
-    <w:p>
-      <w:pPr>
-        <w:pStyle w:val="ListParagraph"/>
-        <w:spacing w:line="360" w:lineRule="auto"/>
-        <w:jc w:val="both"/>
-        <w:rPr>
-          <w:rFonts w:ascii="Times New Roman" w:hAnsi="Times New Roman" w:cs="Times New Roman"/>
-          <w:lang w:val="es-ES"/>
-        </w:rPr>
-      </w:pPr>
-    </w:p>
-    <w:p>
-      <w:pPr>
-        <w:pStyle w:val="ListParagraph"/>
-        <w:numPr>
-          <w:ilvl w:val="0"/>
-          <w:numId w:val="33"/>
-        </w:numPr>
-        <w:spacing w:line="360" w:lineRule="auto"/>
-        <w:jc w:val="both"/>
-        <w:rPr>
-          <w:rFonts w:ascii="Times New Roman" w:hAnsi="Times New Roman" w:cs="Times New Roman"/>
-          <w:lang w:val="es-ES"/>
-        </w:rPr>
-      </w:pPr>
-      <w:r>
-        <w:rPr>
-          <w:rFonts w:ascii="Times New Roman" w:hAnsi="Times New Roman" w:cs="Times New Roman"/>
-          <w:b/>
-          <w:bCs/>
-          <w:lang w:val="es-ES"/>
-        </w:rPr>
-        <w:t>Gestión centralizada de peticiones:</w:t>
-      </w:r>
-      <w:r>
-        <w:rPr>
-          <w:rFonts w:ascii="Times New Roman" w:hAnsi="Times New Roman" w:cs="Times New Roman"/>
-          <w:lang w:val="es-ES"/>
-        </w:rPr>
-        <w:t xml:space="preserve"> Usando Polaris, se ha utilizado un </w:t>
-      </w:r>
-      <w:proofErr w:type="spellStart"/>
-      <w:r>
-        <w:rPr>
-          <w:rFonts w:ascii="Times New Roman" w:hAnsi="Times New Roman" w:cs="Times New Roman"/>
-          <w:b/>
-          <w:bCs/>
-          <w:lang w:val="es-ES"/>
-        </w:rPr>
-        <w:t>Kernel</w:t>
-      </w:r>
-      <w:proofErr w:type="spellEnd"/>
-      <w:r>
-        <w:rPr>
-          <w:rFonts w:ascii="Times New Roman" w:hAnsi="Times New Roman" w:cs="Times New Roman"/>
-          <w:lang w:val="es-ES"/>
-        </w:rPr>
-        <w:t xml:space="preserve"> para centralizar las peticiones AJAX y GET, renderizando plantillas y ejecutando métodos AJAX de una manera más eficiente.</w:t>
-      </w:r>
-    </w:p>
-    <w:p>
-      <w:pPr>
-        <w:pStyle w:val="ListParagraph"/>
-        <w:spacing w:line="360" w:lineRule="auto"/>
-        <w:jc w:val="both"/>
-        <w:rPr>
-          <w:rFonts w:ascii="Times New Roman" w:hAnsi="Times New Roman" w:cs="Times New Roman"/>
-          <w:lang w:val="es-ES"/>
-        </w:rPr>
-      </w:pPr>
-    </w:p>
-    <w:p>
-      <w:pPr>
-        <w:pStyle w:val="ListParagraph"/>
-        <w:numPr>
-          <w:ilvl w:val="0"/>
-          <w:numId w:val="33"/>
-        </w:numPr>
-        <w:spacing w:line="360" w:lineRule="auto"/>
-        <w:jc w:val="both"/>
-        <w:rPr>
-          <w:rFonts w:ascii="Times New Roman" w:hAnsi="Times New Roman" w:cs="Times New Roman"/>
-          <w:lang w:val="es-ES"/>
-        </w:rPr>
-      </w:pPr>
-      <w:r>
-        <w:rPr>
-          <w:rFonts w:ascii="Times New Roman" w:hAnsi="Times New Roman" w:cs="Times New Roman"/>
-          <w:b/>
-          <w:bCs/>
-          <w:lang w:val="es-ES"/>
-        </w:rPr>
         <w:lastRenderedPageBreak/>
-        <w:t>Mejoras respecto a la competencia:</w:t>
-      </w:r>
-      <w:r>
-        <w:rPr>
-          <w:rFonts w:ascii="Times New Roman" w:hAnsi="Times New Roman" w:cs="Times New Roman"/>
-          <w:lang w:val="es-ES"/>
-        </w:rPr>
-        <w:t xml:space="preserve"> Se han corregido deficiencias detectadas en otras páginas y sistemas de campamentos, como la optimización para móviles.</w:t>
-      </w:r>
-    </w:p>
-    <w:p>
-      <w:pPr>
-        <w:spacing w:line="360" w:lineRule="auto"/>
-        <w:jc w:val="both"/>
-        <w:rPr>
-          <w:rFonts w:ascii="Times New Roman" w:hAnsi="Times New Roman" w:cs="Times New Roman"/>
-          <w:lang w:val="es-ES"/>
-        </w:rPr>
-      </w:pPr>
-    </w:p>
-    <w:p>
-      <w:pPr>
-        <w:pStyle w:val="Heading2"/>
-        <w:spacing w:line="360" w:lineRule="auto"/>
-        <w:jc w:val="both"/>
-        <w:rPr>
-          <w:rFonts w:ascii="Times New Roman" w:hAnsi="Times New Roman" w:cs="Times New Roman"/>
-          <w:b/>
-          <w:bCs/>
-          <w:sz w:val="28"/>
-          <w:szCs w:val="28"/>
-          <w:lang w:val="es-ES"/>
-        </w:rPr>
-      </w:pPr>
-      <w:bookmarkStart w:id="21" w:name="_Toc191745574"/>
-      <w:r>
-        <w:rPr>
-          <w:rFonts w:ascii="Times New Roman" w:hAnsi="Times New Roman" w:cs="Times New Roman"/>
-          <w:b/>
-          <w:bCs/>
-          <w:sz w:val="28"/>
-          <w:szCs w:val="28"/>
-          <w:lang w:val="es-ES"/>
-        </w:rPr>
         <w:t>Dificultades durante el desarrollo</w:t>
       </w:r>
-      <w:bookmarkEnd w:id="21"/>
+      <w:bookmarkEnd w:id="19"/>
     </w:p>
     <w:p>
       <w:pPr>
@@ -25445,6 +26503,240 @@
     </w:p>
     <w:p>
       <w:pPr>
+        <w:spacing w:line="360" w:lineRule="auto"/>
+        <w:jc w:val="both"/>
+        <w:rPr>
+          <w:rFonts w:ascii="Times New Roman" w:hAnsi="Times New Roman" w:cs="Times New Roman"/>
+          <w:lang w:val="es-ES"/>
+        </w:rPr>
+      </w:pPr>
+    </w:p>
+    <w:p>
+      <w:pPr>
+        <w:spacing w:line="360" w:lineRule="auto"/>
+        <w:jc w:val="both"/>
+        <w:rPr>
+          <w:rFonts w:ascii="Times New Roman" w:hAnsi="Times New Roman" w:cs="Times New Roman"/>
+          <w:lang w:val="es-ES"/>
+        </w:rPr>
+      </w:pPr>
+    </w:p>
+    <w:p>
+      <w:pPr>
+        <w:spacing w:line="360" w:lineRule="auto"/>
+        <w:jc w:val="both"/>
+        <w:rPr>
+          <w:rFonts w:ascii="Times New Roman" w:hAnsi="Times New Roman" w:cs="Times New Roman"/>
+          <w:lang w:val="es-ES"/>
+        </w:rPr>
+      </w:pPr>
+    </w:p>
+    <w:p>
+      <w:pPr>
+        <w:spacing w:line="360" w:lineRule="auto"/>
+        <w:jc w:val="both"/>
+        <w:rPr>
+          <w:rFonts w:ascii="Times New Roman" w:hAnsi="Times New Roman" w:cs="Times New Roman"/>
+          <w:lang w:val="es-ES"/>
+        </w:rPr>
+      </w:pPr>
+    </w:p>
+    <w:p>
+      <w:pPr>
+        <w:spacing w:line="360" w:lineRule="auto"/>
+        <w:jc w:val="both"/>
+        <w:rPr>
+          <w:rFonts w:ascii="Times New Roman" w:hAnsi="Times New Roman" w:cs="Times New Roman"/>
+          <w:lang w:val="es-ES"/>
+        </w:rPr>
+      </w:pPr>
+    </w:p>
+    <w:p>
+      <w:pPr>
+        <w:spacing w:line="360" w:lineRule="auto"/>
+        <w:jc w:val="both"/>
+        <w:rPr>
+          <w:rFonts w:ascii="Times New Roman" w:hAnsi="Times New Roman" w:cs="Times New Roman"/>
+          <w:lang w:val="es-ES"/>
+        </w:rPr>
+      </w:pPr>
+    </w:p>
+    <w:p>
+      <w:pPr>
+        <w:spacing w:line="360" w:lineRule="auto"/>
+        <w:jc w:val="both"/>
+        <w:rPr>
+          <w:rFonts w:ascii="Times New Roman" w:hAnsi="Times New Roman" w:cs="Times New Roman"/>
+          <w:lang w:val="es-ES"/>
+        </w:rPr>
+      </w:pPr>
+    </w:p>
+    <w:p>
+      <w:pPr>
+        <w:spacing w:line="360" w:lineRule="auto"/>
+        <w:jc w:val="both"/>
+        <w:rPr>
+          <w:rFonts w:ascii="Times New Roman" w:hAnsi="Times New Roman" w:cs="Times New Roman"/>
+          <w:lang w:val="es-ES"/>
+        </w:rPr>
+      </w:pPr>
+    </w:p>
+    <w:p>
+      <w:pPr>
+        <w:spacing w:line="360" w:lineRule="auto"/>
+        <w:jc w:val="both"/>
+        <w:rPr>
+          <w:rFonts w:ascii="Times New Roman" w:hAnsi="Times New Roman" w:cs="Times New Roman"/>
+          <w:lang w:val="es-ES"/>
+        </w:rPr>
+      </w:pPr>
+    </w:p>
+    <w:p>
+      <w:pPr>
+        <w:spacing w:line="360" w:lineRule="auto"/>
+        <w:jc w:val="both"/>
+        <w:rPr>
+          <w:rFonts w:ascii="Times New Roman" w:hAnsi="Times New Roman" w:cs="Times New Roman"/>
+          <w:lang w:val="es-ES"/>
+        </w:rPr>
+      </w:pPr>
+    </w:p>
+    <w:p>
+      <w:pPr>
+        <w:spacing w:line="360" w:lineRule="auto"/>
+        <w:jc w:val="both"/>
+        <w:rPr>
+          <w:rFonts w:ascii="Times New Roman" w:hAnsi="Times New Roman" w:cs="Times New Roman"/>
+          <w:lang w:val="es-ES"/>
+        </w:rPr>
+      </w:pPr>
+    </w:p>
+    <w:p>
+      <w:pPr>
+        <w:spacing w:line="360" w:lineRule="auto"/>
+        <w:jc w:val="both"/>
+        <w:rPr>
+          <w:rFonts w:ascii="Times New Roman" w:hAnsi="Times New Roman" w:cs="Times New Roman"/>
+          <w:lang w:val="es-ES"/>
+        </w:rPr>
+      </w:pPr>
+    </w:p>
+    <w:p>
+      <w:pPr>
+        <w:spacing w:line="360" w:lineRule="auto"/>
+        <w:jc w:val="both"/>
+        <w:rPr>
+          <w:rFonts w:ascii="Times New Roman" w:hAnsi="Times New Roman" w:cs="Times New Roman"/>
+          <w:lang w:val="es-ES"/>
+        </w:rPr>
+      </w:pPr>
+    </w:p>
+    <w:p>
+      <w:pPr>
+        <w:pStyle w:val="Heading1"/>
+        <w:spacing w:line="360" w:lineRule="auto"/>
+        <w:jc w:val="both"/>
+        <w:rPr>
+          <w:rFonts w:ascii="Times New Roman" w:hAnsi="Times New Roman" w:cs="Times New Roman"/>
+          <w:b/>
+          <w:bCs/>
+          <w:sz w:val="32"/>
+          <w:szCs w:val="32"/>
+          <w:lang w:val="es-ES"/>
+        </w:rPr>
+      </w:pPr>
+      <w:bookmarkStart w:id="20" w:name="_Toc191833376"/>
+      <w:r>
+        <w:rPr>
+          <w:rFonts w:ascii="Times New Roman" w:hAnsi="Times New Roman" w:cs="Times New Roman"/>
+          <w:b/>
+          <w:bCs/>
+          <w:sz w:val="32"/>
+          <w:szCs w:val="32"/>
+          <w:lang w:val="es-ES"/>
+        </w:rPr>
+        <w:lastRenderedPageBreak/>
+        <w:t>Conclusiones</w:t>
+      </w:r>
+      <w:bookmarkEnd w:id="20"/>
+    </w:p>
+    <w:p>
+      <w:pPr>
+        <w:spacing w:line="360" w:lineRule="auto"/>
+        <w:jc w:val="both"/>
+        <w:rPr>
+          <w:rFonts w:ascii="Times New Roman" w:hAnsi="Times New Roman" w:cs="Times New Roman"/>
+          <w:lang w:val="es-ES"/>
+        </w:rPr>
+      </w:pPr>
+      <w:r>
+        <w:rPr>
+          <w:rFonts w:ascii="Times New Roman" w:hAnsi="Times New Roman" w:cs="Times New Roman"/>
+          <w:lang w:val="es-ES"/>
+        </w:rPr>
+        <w:t xml:space="preserve">El desarrollo de este proyecto ha permitido la creación de una plataforma integral para la gestión de un campamento infantil, optimizando los </w:t>
+      </w:r>
+      <w:r>
+        <w:rPr>
+          <w:rFonts w:ascii="Times New Roman" w:hAnsi="Times New Roman" w:cs="Times New Roman"/>
+          <w:lang w:val="es-ES"/>
+        </w:rPr>
+        <w:t>procesos</w:t>
+      </w:r>
+      <w:r>
+        <w:rPr>
+          <w:rFonts w:ascii="Times New Roman" w:hAnsi="Times New Roman" w:cs="Times New Roman"/>
+          <w:lang w:val="es-ES"/>
+        </w:rPr>
+        <w:t xml:space="preserve"> administrativos y mejorando el flujo de trabajo </w:t>
+      </w:r>
+      <w:r>
+        <w:rPr>
+          <w:rFonts w:ascii="Times New Roman" w:hAnsi="Times New Roman" w:cs="Times New Roman"/>
+          <w:lang w:val="es-ES"/>
+        </w:rPr>
+        <w:t>cuando los clientes utilicen la aplicación.</w:t>
+      </w:r>
+    </w:p>
+    <w:p>
+      <w:pPr>
+        <w:spacing w:line="360" w:lineRule="auto"/>
+        <w:jc w:val="both"/>
+        <w:rPr>
+          <w:rFonts w:ascii="Times New Roman" w:hAnsi="Times New Roman" w:cs="Times New Roman"/>
+          <w:lang w:val="es-ES"/>
+        </w:rPr>
+      </w:pPr>
+    </w:p>
+    <w:p>
+      <w:pPr>
+        <w:spacing w:line="360" w:lineRule="auto"/>
+        <w:jc w:val="both"/>
+        <w:rPr>
+          <w:rFonts w:ascii="Times New Roman" w:hAnsi="Times New Roman" w:cs="Times New Roman"/>
+          <w:lang w:val="es-ES"/>
+        </w:rPr>
+      </w:pPr>
+      <w:r>
+        <w:rPr>
+          <w:rFonts w:ascii="Times New Roman" w:hAnsi="Times New Roman" w:cs="Times New Roman"/>
+          <w:lang w:val="es-ES"/>
+        </w:rPr>
+        <w:t>A lo largo del desarrollo, se han aplicado numerosos lenguajes y herramientas aprendidas durante el curso de Técnico de Desarrollo de Aplicaciones Web, como por ejemplo PHP y Git.</w:t>
+      </w:r>
+    </w:p>
+    <w:p>
+      <w:pPr>
+        <w:spacing w:line="360" w:lineRule="auto"/>
+        <w:jc w:val="both"/>
+        <w:rPr>
+          <w:rFonts w:ascii="Times New Roman" w:hAnsi="Times New Roman" w:cs="Times New Roman"/>
+          <w:lang w:val="es-ES"/>
+        </w:rPr>
+      </w:pPr>
+    </w:p>
+    <w:p>
+      <w:pPr>
         <w:pStyle w:val="Heading2"/>
         <w:spacing w:line="360" w:lineRule="auto"/>
         <w:jc w:val="both"/>
@@ -25457,7 +26749,350 @@
           <w:lang w:val="es-ES"/>
         </w:rPr>
       </w:pPr>
-      <w:bookmarkStart w:id="22" w:name="_Toc191745575"/>
+      <w:bookmarkStart w:id="21" w:name="_Toc191833377"/>
+      <w:r>
+        <w:rPr>
+          <w:rFonts w:ascii="Times New Roman" w:hAnsi="Times New Roman" w:cs="Times New Roman"/>
+          <w:b/>
+          <w:bCs/>
+          <w:sz w:val="28"/>
+          <w:szCs w:val="28"/>
+          <w:lang w:val="es-ES"/>
+        </w:rPr>
+        <w:t>Logros alcanzados</w:t>
+      </w:r>
+      <w:bookmarkEnd w:id="21"/>
+    </w:p>
+    <w:p>
+      <w:pPr>
+        <w:pStyle w:val="ListParagraph"/>
+        <w:numPr>
+          <w:ilvl w:val="0"/>
+          <w:numId w:val="33"/>
+        </w:numPr>
+        <w:spacing w:line="360" w:lineRule="auto"/>
+        <w:jc w:val="both"/>
+        <w:rPr>
+          <w:rFonts w:ascii="Times New Roman" w:hAnsi="Times New Roman" w:cs="Times New Roman"/>
+          <w:lang w:val="es-ES"/>
+        </w:rPr>
+      </w:pPr>
+      <w:r>
+        <w:rPr>
+          <w:rFonts w:ascii="Times New Roman" w:hAnsi="Times New Roman" w:cs="Times New Roman"/>
+          <w:b/>
+          <w:bCs/>
+          <w:lang w:val="es-ES"/>
+        </w:rPr>
+        <w:t>Arquitectura sistematizada y optimizada:</w:t>
+      </w:r>
+      <w:r>
+        <w:rPr>
+          <w:rFonts w:ascii="Times New Roman" w:hAnsi="Times New Roman" w:cs="Times New Roman"/>
+          <w:lang w:val="es-ES"/>
+        </w:rPr>
+        <w:t xml:space="preserve"> Se ha implementado un sistema basado en el patrón </w:t>
+      </w:r>
+      <w:r>
+        <w:rPr>
+          <w:rFonts w:ascii="Times New Roman" w:hAnsi="Times New Roman" w:cs="Times New Roman"/>
+          <w:b/>
+          <w:bCs/>
+          <w:lang w:val="es-ES"/>
+        </w:rPr>
+        <w:t>Modelo-Vista-Controlador</w:t>
+      </w:r>
+      <w:r>
+        <w:rPr>
+          <w:rFonts w:ascii="Times New Roman" w:hAnsi="Times New Roman" w:cs="Times New Roman"/>
+          <w:lang w:val="es-ES"/>
+        </w:rPr>
+        <w:t xml:space="preserve"> con Polaris, lo que ha permitido un desarrollo más eficiente y organizado que de la manera convencional.</w:t>
+      </w:r>
+    </w:p>
+    <w:p>
+      <w:pPr>
+        <w:pStyle w:val="ListParagraph"/>
+        <w:spacing w:line="360" w:lineRule="auto"/>
+        <w:jc w:val="both"/>
+        <w:rPr>
+          <w:rFonts w:ascii="Times New Roman" w:hAnsi="Times New Roman" w:cs="Times New Roman"/>
+          <w:lang w:val="es-ES"/>
+        </w:rPr>
+      </w:pPr>
+    </w:p>
+    <w:p>
+      <w:pPr>
+        <w:pStyle w:val="ListParagraph"/>
+        <w:numPr>
+          <w:ilvl w:val="0"/>
+          <w:numId w:val="33"/>
+        </w:numPr>
+        <w:spacing w:line="360" w:lineRule="auto"/>
+        <w:jc w:val="both"/>
+        <w:rPr>
+          <w:rFonts w:ascii="Times New Roman" w:hAnsi="Times New Roman" w:cs="Times New Roman"/>
+          <w:lang w:val="es-ES"/>
+        </w:rPr>
+      </w:pPr>
+      <w:r>
+        <w:rPr>
+          <w:rFonts w:ascii="Times New Roman" w:hAnsi="Times New Roman" w:cs="Times New Roman"/>
+          <w:b/>
+          <w:bCs/>
+          <w:lang w:val="es-ES"/>
+        </w:rPr>
+        <w:t>Interfaz dirigida al usuario:</w:t>
+      </w:r>
+      <w:r>
+        <w:rPr>
+          <w:rFonts w:ascii="Times New Roman" w:hAnsi="Times New Roman" w:cs="Times New Roman"/>
+          <w:lang w:val="es-ES"/>
+        </w:rPr>
+        <w:t xml:space="preserve"> Se ha diseñado una plataforma accesible y adaptada a los diferentes dispositivos, utilizando principalmente </w:t>
+      </w:r>
+      <w:proofErr w:type="spellStart"/>
+      <w:r>
+        <w:rPr>
+          <w:rFonts w:ascii="Times New Roman" w:hAnsi="Times New Roman" w:cs="Times New Roman"/>
+          <w:b/>
+          <w:bCs/>
+          <w:lang w:val="es-ES"/>
+        </w:rPr>
+        <w:t>TailwindCSS</w:t>
+      </w:r>
+      <w:proofErr w:type="spellEnd"/>
+      <w:r>
+        <w:rPr>
+          <w:rFonts w:ascii="Times New Roman" w:hAnsi="Times New Roman" w:cs="Times New Roman"/>
+          <w:lang w:val="es-ES"/>
+        </w:rPr>
+        <w:t xml:space="preserve"> para maquetar de una manera más rápida.</w:t>
+      </w:r>
+    </w:p>
+    <w:p>
+      <w:pPr>
+        <w:pStyle w:val="ListParagraph"/>
+        <w:spacing w:line="360" w:lineRule="auto"/>
+        <w:jc w:val="both"/>
+        <w:rPr>
+          <w:rFonts w:ascii="Times New Roman" w:hAnsi="Times New Roman" w:cs="Times New Roman"/>
+          <w:lang w:val="es-ES"/>
+        </w:rPr>
+      </w:pPr>
+    </w:p>
+    <w:p>
+      <w:pPr>
+        <w:pStyle w:val="ListParagraph"/>
+        <w:numPr>
+          <w:ilvl w:val="0"/>
+          <w:numId w:val="33"/>
+        </w:numPr>
+        <w:spacing w:line="360" w:lineRule="auto"/>
+        <w:jc w:val="both"/>
+        <w:rPr>
+          <w:rFonts w:ascii="Times New Roman" w:hAnsi="Times New Roman" w:cs="Times New Roman"/>
+          <w:lang w:val="es-ES"/>
+        </w:rPr>
+      </w:pPr>
+      <w:r>
+        <w:rPr>
+          <w:rFonts w:ascii="Times New Roman" w:hAnsi="Times New Roman" w:cs="Times New Roman"/>
+          <w:b/>
+          <w:bCs/>
+          <w:lang w:val="es-ES"/>
+        </w:rPr>
+        <w:t>Gestión de usuarios:</w:t>
+      </w:r>
+      <w:r>
+        <w:rPr>
+          <w:rFonts w:ascii="Times New Roman" w:hAnsi="Times New Roman" w:cs="Times New Roman"/>
+          <w:lang w:val="es-ES"/>
+        </w:rPr>
+        <w:t xml:space="preserve"> Se han desarrollado paneles diferentes según el rol del usuario para tutores, administradores y monitores, asegurando la seguridad de los datos de los participantes y tutores.</w:t>
+      </w:r>
+    </w:p>
+    <w:p>
+      <w:pPr>
+        <w:pStyle w:val="ListParagraph"/>
+        <w:spacing w:line="360" w:lineRule="auto"/>
+        <w:jc w:val="both"/>
+        <w:rPr>
+          <w:rFonts w:ascii="Times New Roman" w:hAnsi="Times New Roman" w:cs="Times New Roman"/>
+          <w:lang w:val="es-ES"/>
+        </w:rPr>
+      </w:pPr>
+    </w:p>
+    <w:p>
+      <w:pPr>
+        <w:pStyle w:val="ListParagraph"/>
+        <w:numPr>
+          <w:ilvl w:val="0"/>
+          <w:numId w:val="33"/>
+        </w:numPr>
+        <w:spacing w:line="360" w:lineRule="auto"/>
+        <w:jc w:val="both"/>
+        <w:rPr>
+          <w:rFonts w:ascii="Times New Roman" w:hAnsi="Times New Roman" w:cs="Times New Roman"/>
+          <w:lang w:val="es-ES"/>
+        </w:rPr>
+      </w:pPr>
+      <w:r>
+        <w:rPr>
+          <w:rFonts w:ascii="Times New Roman" w:hAnsi="Times New Roman" w:cs="Times New Roman"/>
+          <w:b/>
+          <w:bCs/>
+          <w:lang w:val="es-ES"/>
+        </w:rPr>
+        <w:t xml:space="preserve">Automatización de procesos: </w:t>
+      </w:r>
+      <w:r>
+        <w:rPr>
+          <w:rFonts w:ascii="Times New Roman" w:hAnsi="Times New Roman" w:cs="Times New Roman"/>
+          <w:lang w:val="es-ES"/>
+        </w:rPr>
+        <w:t>Se han desarrollado sistemas de optimización de procesos para facilitar la labor del cliente dentro del panel. Por ejemplo, se ha automatizado el envío de emails configurados a tutores para pedir pagos pendientes.</w:t>
+      </w:r>
+    </w:p>
+    <w:p>
+      <w:pPr>
+        <w:pStyle w:val="ListParagraph"/>
+        <w:spacing w:line="360" w:lineRule="auto"/>
+        <w:jc w:val="both"/>
+        <w:rPr>
+          <w:rFonts w:ascii="Times New Roman" w:hAnsi="Times New Roman" w:cs="Times New Roman"/>
+          <w:lang w:val="es-ES"/>
+        </w:rPr>
+      </w:pPr>
+    </w:p>
+    <w:p>
+      <w:pPr>
+        <w:pStyle w:val="ListParagraph"/>
+        <w:numPr>
+          <w:ilvl w:val="0"/>
+          <w:numId w:val="33"/>
+        </w:numPr>
+        <w:spacing w:line="360" w:lineRule="auto"/>
+        <w:jc w:val="both"/>
+        <w:rPr>
+          <w:rFonts w:ascii="Times New Roman" w:hAnsi="Times New Roman" w:cs="Times New Roman"/>
+          <w:lang w:val="es-ES"/>
+        </w:rPr>
+      </w:pPr>
+      <w:r>
+        <w:rPr>
+          <w:rFonts w:ascii="Times New Roman" w:hAnsi="Times New Roman" w:cs="Times New Roman"/>
+          <w:b/>
+          <w:bCs/>
+          <w:lang w:val="es-ES"/>
+        </w:rPr>
+        <w:t>Gestión centralizada de peticiones:</w:t>
+      </w:r>
+      <w:r>
+        <w:rPr>
+          <w:rFonts w:ascii="Times New Roman" w:hAnsi="Times New Roman" w:cs="Times New Roman"/>
+          <w:lang w:val="es-ES"/>
+        </w:rPr>
+        <w:t xml:space="preserve"> Usando Polaris, se ha utilizado un </w:t>
+      </w:r>
+      <w:proofErr w:type="spellStart"/>
+      <w:r>
+        <w:rPr>
+          <w:rFonts w:ascii="Times New Roman" w:hAnsi="Times New Roman" w:cs="Times New Roman"/>
+          <w:b/>
+          <w:bCs/>
+          <w:lang w:val="es-ES"/>
+        </w:rPr>
+        <w:t>Kernel</w:t>
+      </w:r>
+      <w:proofErr w:type="spellEnd"/>
+      <w:r>
+        <w:rPr>
+          <w:rFonts w:ascii="Times New Roman" w:hAnsi="Times New Roman" w:cs="Times New Roman"/>
+          <w:lang w:val="es-ES"/>
+        </w:rPr>
+        <w:t xml:space="preserve"> para centralizar las peticiones AJAX y GET, renderizando plantillas y ejecutando métodos AJAX de una manera más eficiente.</w:t>
+      </w:r>
+    </w:p>
+    <w:p>
+      <w:pPr>
+        <w:pStyle w:val="ListParagraph"/>
+        <w:spacing w:line="360" w:lineRule="auto"/>
+        <w:jc w:val="both"/>
+        <w:rPr>
+          <w:rFonts w:ascii="Times New Roman" w:hAnsi="Times New Roman" w:cs="Times New Roman"/>
+          <w:lang w:val="es-ES"/>
+        </w:rPr>
+      </w:pPr>
+    </w:p>
+    <w:p>
+      <w:pPr>
+        <w:pStyle w:val="ListParagraph"/>
+        <w:numPr>
+          <w:ilvl w:val="0"/>
+          <w:numId w:val="33"/>
+        </w:numPr>
+        <w:spacing w:line="360" w:lineRule="auto"/>
+        <w:jc w:val="both"/>
+        <w:rPr>
+          <w:rFonts w:ascii="Times New Roman" w:hAnsi="Times New Roman" w:cs="Times New Roman"/>
+          <w:lang w:val="es-ES"/>
+        </w:rPr>
+      </w:pPr>
+      <w:r>
+        <w:rPr>
+          <w:rFonts w:ascii="Times New Roman" w:hAnsi="Times New Roman" w:cs="Times New Roman"/>
+          <w:b/>
+          <w:bCs/>
+          <w:lang w:val="es-ES"/>
+        </w:rPr>
+        <w:lastRenderedPageBreak/>
+        <w:t>Mejoras respecto a la competencia:</w:t>
+      </w:r>
+      <w:r>
+        <w:rPr>
+          <w:rFonts w:ascii="Times New Roman" w:hAnsi="Times New Roman" w:cs="Times New Roman"/>
+          <w:lang w:val="es-ES"/>
+        </w:rPr>
+        <w:t xml:space="preserve"> Se han corregido deficiencias detectadas en otras páginas y sistemas de campamentos, como la optimización para móviles.</w:t>
+      </w:r>
+    </w:p>
+    <w:p>
+      <w:pPr>
+        <w:pStyle w:val="ListParagraph"/>
+        <w:jc w:val="both"/>
+        <w:rPr>
+          <w:rFonts w:ascii="Times New Roman" w:hAnsi="Times New Roman" w:cs="Times New Roman"/>
+          <w:lang w:val="es-ES"/>
+        </w:rPr>
+      </w:pPr>
+    </w:p>
+    <w:p>
+      <w:pPr>
+        <w:pStyle w:val="ListParagraph"/>
+        <w:spacing w:line="360" w:lineRule="auto"/>
+        <w:jc w:val="both"/>
+        <w:rPr>
+          <w:rFonts w:ascii="Times New Roman" w:hAnsi="Times New Roman" w:cs="Times New Roman"/>
+          <w:lang w:val="es-ES"/>
+        </w:rPr>
+      </w:pPr>
+    </w:p>
+    <w:p>
+      <w:pPr>
+        <w:pStyle w:val="Heading2"/>
+        <w:spacing w:line="360" w:lineRule="auto"/>
+        <w:jc w:val="both"/>
+        <w:rPr>
+          <w:rFonts w:ascii="Times New Roman" w:hAnsi="Times New Roman" w:cs="Times New Roman"/>
+          <w:b/>
+          <w:bCs/>
+          <w:sz w:val="28"/>
+          <w:szCs w:val="28"/>
+          <w:lang w:val="es-ES"/>
+        </w:rPr>
+      </w:pPr>
+      <w:bookmarkStart w:id="22" w:name="_Toc191833378"/>
       <w:r>
         <w:rPr>
           <w:rFonts w:ascii="Times New Roman" w:hAnsi="Times New Roman" w:cs="Times New Roman"/>
@@ -25895,7 +27530,6 @@
           <w:rFonts w:ascii="Times New Roman" w:hAnsi="Times New Roman" w:cs="Times New Roman"/>
           <w:lang w:val="es-ES"/>
         </w:rPr>
-        <w:lastRenderedPageBreak/>
         <w:t>En definitiva, este proyecto ha sido una experiencia enriquecedora y altamente beneficiosa para el desarrollo de habilidades clave en el mercado del desarrollo web, como PHP, el patrón MVC y JavaScript.</w:t>
       </w:r>
     </w:p>
@@ -26030,6 +27664,16 @@
     </w:p>
     <w:p>
       <w:pPr>
+        <w:spacing w:line="360" w:lineRule="auto"/>
+        <w:jc w:val="both"/>
+        <w:rPr>
+          <w:rFonts w:ascii="Times New Roman" w:hAnsi="Times New Roman" w:cs="Times New Roman"/>
+          <w:lang w:val="es-ES"/>
+        </w:rPr>
+      </w:pPr>
+    </w:p>
+    <w:p>
+      <w:pPr>
         <w:pStyle w:val="Heading1"/>
         <w:spacing w:line="360" w:lineRule="auto"/>
         <w:jc w:val="both"/>
@@ -26042,122 +27686,7 @@
           <w:lang w:val="es-ES"/>
         </w:rPr>
       </w:pPr>
-    </w:p>
-    <w:p>
-      <w:pPr>
-        <w:pStyle w:val="Heading1"/>
-        <w:spacing w:line="360" w:lineRule="auto"/>
-        <w:jc w:val="both"/>
-        <w:rPr>
-          <w:rFonts w:ascii="Times New Roman" w:hAnsi="Times New Roman" w:cs="Times New Roman"/>
-          <w:b/>
-          <w:bCs/>
-          <w:sz w:val="32"/>
-          <w:szCs w:val="32"/>
-          <w:lang w:val="es-ES"/>
-        </w:rPr>
-      </w:pPr>
-    </w:p>
-    <w:p>
-      <w:pPr>
-        <w:pStyle w:val="Heading1"/>
-        <w:spacing w:line="360" w:lineRule="auto"/>
-        <w:jc w:val="both"/>
-        <w:rPr>
-          <w:rFonts w:ascii="Times New Roman" w:hAnsi="Times New Roman" w:cs="Times New Roman"/>
-          <w:b/>
-          <w:bCs/>
-          <w:sz w:val="32"/>
-          <w:szCs w:val="32"/>
-          <w:lang w:val="es-ES"/>
-        </w:rPr>
-      </w:pPr>
-    </w:p>
-    <w:p>
-      <w:pPr>
-        <w:pStyle w:val="Heading1"/>
-        <w:spacing w:line="360" w:lineRule="auto"/>
-        <w:jc w:val="both"/>
-        <w:rPr>
-          <w:rFonts w:ascii="Times New Roman" w:hAnsi="Times New Roman" w:cs="Times New Roman"/>
-          <w:b/>
-          <w:bCs/>
-          <w:sz w:val="32"/>
-          <w:szCs w:val="32"/>
-          <w:lang w:val="es-ES"/>
-        </w:rPr>
-      </w:pPr>
-    </w:p>
-    <w:p>
-      <w:pPr>
-        <w:pStyle w:val="Heading1"/>
-        <w:spacing w:line="360" w:lineRule="auto"/>
-        <w:jc w:val="both"/>
-        <w:rPr>
-          <w:rFonts w:ascii="Times New Roman" w:hAnsi="Times New Roman" w:cs="Times New Roman"/>
-          <w:b/>
-          <w:bCs/>
-          <w:sz w:val="32"/>
-          <w:szCs w:val="32"/>
-          <w:lang w:val="es-ES"/>
-        </w:rPr>
-      </w:pPr>
-    </w:p>
-    <w:p>
-      <w:pPr>
-        <w:pStyle w:val="Heading1"/>
-        <w:spacing w:line="360" w:lineRule="auto"/>
-        <w:jc w:val="both"/>
-        <w:rPr>
-          <w:rFonts w:ascii="Times New Roman" w:hAnsi="Times New Roman" w:cs="Times New Roman"/>
-          <w:b/>
-          <w:bCs/>
-          <w:sz w:val="32"/>
-          <w:szCs w:val="32"/>
-          <w:lang w:val="es-ES"/>
-        </w:rPr>
-      </w:pPr>
-    </w:p>
-    <w:p>
-      <w:pPr>
-        <w:pStyle w:val="Heading1"/>
-        <w:spacing w:line="360" w:lineRule="auto"/>
-        <w:jc w:val="both"/>
-        <w:rPr>
-          <w:rFonts w:ascii="Times New Roman" w:hAnsi="Times New Roman" w:cs="Times New Roman"/>
-          <w:b/>
-          <w:bCs/>
-          <w:sz w:val="32"/>
-          <w:szCs w:val="32"/>
-          <w:lang w:val="es-ES"/>
-        </w:rPr>
-      </w:pPr>
-    </w:p>
-    <w:p>
-      <w:pPr>
-        <w:spacing w:line="360" w:lineRule="auto"/>
-        <w:jc w:val="both"/>
-        <w:rPr>
-          <w:rFonts w:ascii="Times New Roman" w:hAnsi="Times New Roman" w:cs="Times New Roman"/>
-          <w:lang w:val="es-ES"/>
-        </w:rPr>
-      </w:pPr>
-    </w:p>
-    <w:p>
-      <w:pPr>
-        <w:pStyle w:val="Heading1"/>
-        <w:spacing w:line="360" w:lineRule="auto"/>
-        <w:jc w:val="both"/>
-        <w:rPr>
-          <w:rFonts w:ascii="Times New Roman" w:hAnsi="Times New Roman" w:cs="Times New Roman"/>
-          <w:b/>
-          <w:bCs/>
-          <w:sz w:val="32"/>
-          <w:szCs w:val="32"/>
-          <w:lang w:val="es-ES"/>
-        </w:rPr>
-      </w:pPr>
-      <w:bookmarkStart w:id="23" w:name="_Toc191745576"/>
+      <w:bookmarkStart w:id="23" w:name="_Toc191833379"/>
       <w:r>
         <w:rPr>
           <w:rFonts w:ascii="Times New Roman" w:hAnsi="Times New Roman" w:cs="Times New Roman"/>
@@ -27423,7 +28952,25 @@
                 <w:szCs w:val="20"/>
                 <w:lang w:val="es-ES"/>
               </w:rPr>
-              <w:t>Video utilizado para aprender los fundamentos de Docker y su uso en el desarrollo.</w:t>
+              <w:t>Video utilizado para aprender los fundamentos de Docker y su uso en el desarrollo</w:t>
+            </w:r>
+            <w:r>
+              <w:rPr>
+                <w:rFonts w:ascii="Times New Roman" w:hAnsi="Times New Roman" w:cs="Times New Roman"/>
+                <w:sz w:val="20"/>
+                <w:szCs w:val="20"/>
+                <w:lang w:val="es-ES"/>
+              </w:rPr>
+              <w:t xml:space="preserve"> de la aplicación</w:t>
+            </w:r>
+            <w:r>
+              <w:rPr>
+                <w:rFonts w:ascii="Times New Roman" w:hAnsi="Times New Roman" w:cs="Times New Roman"/>
+                <w:sz w:val="20"/>
+                <w:szCs w:val="20"/>
+                <w:lang w:val="es-ES"/>
+              </w:rPr>
+              <w:t>.</w:t>
             </w:r>
           </w:p>
         </w:tc>
@@ -27610,7 +29157,7 @@
           <w:lang w:val="es-ES"/>
         </w:rPr>
       </w:pPr>
-      <w:bookmarkStart w:id="24" w:name="_Toc191745577"/>
+      <w:bookmarkStart w:id="24" w:name="_Toc191833380"/>
       <w:r>
         <w:rPr>
           <w:rFonts w:ascii="Times New Roman" w:hAnsi="Times New Roman" w:cs="Times New Roman"/>
@@ -27654,7 +29201,7 @@
           <w:lang w:val="es-ES"/>
         </w:rPr>
       </w:pPr>
-      <w:bookmarkStart w:id="25" w:name="_Toc191745578"/>
+      <w:bookmarkStart w:id="25" w:name="_Toc191833381"/>
       <w:r>
         <w:rPr>
           <w:rFonts w:ascii="Times New Roman" w:hAnsi="Times New Roman" w:cs="Times New Roman"/>
@@ -27855,7 +29402,7 @@
           <w:lang w:val="es-ES"/>
         </w:rPr>
         <w:drawing>
-          <wp:inline distT="0" distB="0" distL="0" distR="0" wp14:anchorId="56EC2BF2" wp14:editId="68A3B235">
+          <wp:inline distT="0" distB="0" distL="0" distR="0" wp14:anchorId="56EC2BF2" wp14:editId="29AD876A">
             <wp:extent cx="5739483" cy="2834640"/>
             <wp:effectExtent l="0" t="0" r="1270" b="0"/>
             <wp:docPr id="1521730561" name="Picture 1" descr="A screenshot of a computer program&#10;&#10;Description automatically generated"/>
@@ -28233,7 +29780,7 @@
           <w:lang w:val="es-ES"/>
         </w:rPr>
       </w:pPr>
-      <w:bookmarkStart w:id="26" w:name="_Toc191745579"/>
+      <w:bookmarkStart w:id="26" w:name="_Toc191833382"/>
       <w:r>
         <w:rPr>
           <w:rFonts w:ascii="Times New Roman" w:hAnsi="Times New Roman" w:cs="Times New Roman"/>
@@ -28371,7 +29918,7 @@
           <w:lang w:val="es-ES"/>
         </w:rPr>
         <w:drawing>
-          <wp:inline distT="0" distB="0" distL="0" distR="0" wp14:anchorId="33ECE28B" wp14:editId="552E3492">
+          <wp:inline distT="0" distB="0" distL="0" distR="0" wp14:anchorId="33ECE28B" wp14:editId="443B1550">
             <wp:extent cx="5398770" cy="1061085"/>
             <wp:effectExtent l="0" t="0" r="0" b="5715"/>
             <wp:docPr id="1224674290" name="Picture 2" descr="A computer screen with white text&#10;&#10;Description automatically generated"/>
@@ -28507,7 +30054,7 @@
           <w:lang w:val="es-ES"/>
         </w:rPr>
         <w:drawing>
-          <wp:inline distT="0" distB="0" distL="0" distR="0" wp14:anchorId="369DCB05" wp14:editId="35BAAA90">
+          <wp:inline distT="0" distB="0" distL="0" distR="0" wp14:anchorId="369DCB05" wp14:editId="3AB4C6CA">
             <wp:extent cx="5398770" cy="643890"/>
             <wp:effectExtent l="0" t="0" r="0" b="3810"/>
             <wp:docPr id="1058945197" name="Picture 3"/>
@@ -28925,7 +30472,7 @@
           <w:lang w:val="es-ES"/>
         </w:rPr>
       </w:pPr>
-      <w:bookmarkStart w:id="27" w:name="_Toc191745580"/>
+      <w:bookmarkStart w:id="27" w:name="_Toc191833383"/>
       <w:r>
         <w:rPr>
           <w:rFonts w:ascii="Times New Roman" w:hAnsi="Times New Roman" w:cs="Times New Roman"/>
@@ -34835,7 +36382,6 @@
   <w:style w:type="character" w:default="1" w:styleId="DefaultParagraphFont">
     <w:name w:val="Default Paragraph Font"/>
     <w:uiPriority w:val="1"/>
-    <w:semiHidden/>
     <w:unhideWhenUsed/>
   </w:style>
   <w:style w:type="table" w:default="1" w:styleId="TableNormal">

--- a/documentacion/memoria_pi_danielcorreavilla.docx
+++ b/documentacion/memoria_pi_danielcorreavilla.docx
@@ -4920,7 +4920,7 @@
         <w:pStyle w:val="ListParagraph"/>
         <w:numPr>
           <w:ilvl w:val="0"/>
-          <w:numId w:val="9"/>
+          <w:numId w:val="2"/>
         </w:numPr>
         <w:spacing w:line="360" w:lineRule="auto"/>
         <w:jc w:val="both"/>
@@ -4951,7 +4951,7 @@
         <w:pStyle w:val="ListParagraph"/>
         <w:numPr>
           <w:ilvl w:val="0"/>
-          <w:numId w:val="9"/>
+          <w:numId w:val="2"/>
         </w:numPr>
         <w:spacing w:line="360" w:lineRule="auto"/>
         <w:jc w:val="both"/>
@@ -5014,7 +5014,7 @@
         <w:pStyle w:val="ListParagraph"/>
         <w:numPr>
           <w:ilvl w:val="0"/>
-          <w:numId w:val="9"/>
+          <w:numId w:val="2"/>
         </w:numPr>
         <w:spacing w:line="360" w:lineRule="auto"/>
         <w:jc w:val="both"/>
@@ -5146,7 +5146,7 @@
         <w:pStyle w:val="ListParagraph"/>
         <w:numPr>
           <w:ilvl w:val="0"/>
-          <w:numId w:val="10"/>
+          <w:numId w:val="3"/>
         </w:numPr>
         <w:spacing w:line="360" w:lineRule="auto"/>
         <w:jc w:val="both"/>
@@ -5177,7 +5177,7 @@
         <w:pStyle w:val="ListParagraph"/>
         <w:numPr>
           <w:ilvl w:val="0"/>
-          <w:numId w:val="10"/>
+          <w:numId w:val="3"/>
         </w:numPr>
         <w:spacing w:line="360" w:lineRule="auto"/>
         <w:jc w:val="both"/>
@@ -5208,7 +5208,7 @@
         <w:pStyle w:val="ListParagraph"/>
         <w:numPr>
           <w:ilvl w:val="0"/>
-          <w:numId w:val="10"/>
+          <w:numId w:val="3"/>
         </w:numPr>
         <w:spacing w:line="360" w:lineRule="auto"/>
         <w:jc w:val="both"/>
@@ -5239,7 +5239,7 @@
         <w:pStyle w:val="ListParagraph"/>
         <w:numPr>
           <w:ilvl w:val="0"/>
-          <w:numId w:val="10"/>
+          <w:numId w:val="3"/>
         </w:numPr>
         <w:spacing w:line="360" w:lineRule="auto"/>
         <w:jc w:val="both"/>
@@ -5372,7 +5372,7 @@
         <w:pStyle w:val="ListParagraph"/>
         <w:numPr>
           <w:ilvl w:val="0"/>
-          <w:numId w:val="11"/>
+          <w:numId w:val="4"/>
         </w:numPr>
         <w:spacing w:line="360" w:lineRule="auto"/>
         <w:jc w:val="both"/>
@@ -5409,7 +5409,7 @@
         <w:pStyle w:val="ListParagraph"/>
         <w:numPr>
           <w:ilvl w:val="0"/>
-          <w:numId w:val="11"/>
+          <w:numId w:val="4"/>
         </w:numPr>
         <w:spacing w:line="360" w:lineRule="auto"/>
         <w:jc w:val="both"/>
@@ -5446,7 +5446,7 @@
         <w:pStyle w:val="ListParagraph"/>
         <w:numPr>
           <w:ilvl w:val="0"/>
-          <w:numId w:val="11"/>
+          <w:numId w:val="4"/>
         </w:numPr>
         <w:spacing w:line="360" w:lineRule="auto"/>
         <w:jc w:val="both"/>
@@ -5483,7 +5483,7 @@
         <w:pStyle w:val="ListParagraph"/>
         <w:numPr>
           <w:ilvl w:val="0"/>
-          <w:numId w:val="11"/>
+          <w:numId w:val="4"/>
         </w:numPr>
         <w:spacing w:line="360" w:lineRule="auto"/>
         <w:jc w:val="both"/>
@@ -5620,7 +5620,7 @@
         <w:pStyle w:val="ListParagraph"/>
         <w:numPr>
           <w:ilvl w:val="0"/>
-          <w:numId w:val="14"/>
+          <w:numId w:val="7"/>
         </w:numPr>
         <w:spacing w:line="360" w:lineRule="auto"/>
         <w:jc w:val="both"/>
@@ -5651,7 +5651,7 @@
         <w:pStyle w:val="ListParagraph"/>
         <w:numPr>
           <w:ilvl w:val="0"/>
-          <w:numId w:val="14"/>
+          <w:numId w:val="7"/>
         </w:numPr>
         <w:spacing w:line="360" w:lineRule="auto"/>
         <w:jc w:val="both"/>
@@ -5682,7 +5682,7 @@
         <w:pStyle w:val="ListParagraph"/>
         <w:numPr>
           <w:ilvl w:val="0"/>
-          <w:numId w:val="14"/>
+          <w:numId w:val="7"/>
         </w:numPr>
         <w:spacing w:line="360" w:lineRule="auto"/>
         <w:jc w:val="both"/>
@@ -5839,7 +5839,7 @@
         <w:pStyle w:val="ListParagraph"/>
         <w:numPr>
           <w:ilvl w:val="0"/>
-          <w:numId w:val="12"/>
+          <w:numId w:val="5"/>
         </w:numPr>
         <w:spacing w:line="360" w:lineRule="auto"/>
         <w:jc w:val="both"/>
@@ -5870,7 +5870,7 @@
         <w:pStyle w:val="ListParagraph"/>
         <w:numPr>
           <w:ilvl w:val="0"/>
-          <w:numId w:val="12"/>
+          <w:numId w:val="5"/>
         </w:numPr>
         <w:spacing w:line="360" w:lineRule="auto"/>
         <w:jc w:val="both"/>
@@ -6030,7 +6030,7 @@
         <w:pStyle w:val="ListParagraph"/>
         <w:numPr>
           <w:ilvl w:val="0"/>
-          <w:numId w:val="13"/>
+          <w:numId w:val="6"/>
         </w:numPr>
         <w:spacing w:line="360" w:lineRule="auto"/>
         <w:jc w:val="both"/>
@@ -6077,7 +6077,7 @@
         <w:pStyle w:val="ListParagraph"/>
         <w:numPr>
           <w:ilvl w:val="0"/>
-          <w:numId w:val="13"/>
+          <w:numId w:val="6"/>
         </w:numPr>
         <w:spacing w:line="360" w:lineRule="auto"/>
         <w:jc w:val="both"/>
@@ -6284,7 +6284,7 @@
         <w:pStyle w:val="ListParagraph"/>
         <w:numPr>
           <w:ilvl w:val="0"/>
-          <w:numId w:val="15"/>
+          <w:numId w:val="8"/>
         </w:numPr>
         <w:spacing w:line="360" w:lineRule="auto"/>
         <w:jc w:val="both"/>
@@ -6315,7 +6315,7 @@
         <w:pStyle w:val="ListParagraph"/>
         <w:numPr>
           <w:ilvl w:val="0"/>
-          <w:numId w:val="15"/>
+          <w:numId w:val="8"/>
         </w:numPr>
         <w:spacing w:line="360" w:lineRule="auto"/>
         <w:jc w:val="both"/>
@@ -6346,7 +6346,7 @@
         <w:pStyle w:val="ListParagraph"/>
         <w:numPr>
           <w:ilvl w:val="0"/>
-          <w:numId w:val="15"/>
+          <w:numId w:val="8"/>
         </w:numPr>
         <w:spacing w:line="360" w:lineRule="auto"/>
         <w:jc w:val="both"/>
@@ -6629,7 +6629,7 @@
       <w:pPr>
         <w:numPr>
           <w:ilvl w:val="0"/>
-          <w:numId w:val="4"/>
+          <w:numId w:val="1"/>
         </w:numPr>
         <w:spacing w:line="360" w:lineRule="auto"/>
         <w:jc w:val="both"/>
@@ -6693,7 +6693,7 @@
       <w:pPr>
         <w:numPr>
           <w:ilvl w:val="0"/>
-          <w:numId w:val="4"/>
+          <w:numId w:val="1"/>
         </w:numPr>
         <w:spacing w:line="360" w:lineRule="auto"/>
         <w:jc w:val="both"/>
@@ -6714,7 +6714,7 @@
       <w:pPr>
         <w:numPr>
           <w:ilvl w:val="0"/>
-          <w:numId w:val="4"/>
+          <w:numId w:val="1"/>
         </w:numPr>
         <w:spacing w:line="360" w:lineRule="auto"/>
         <w:jc w:val="both"/>
@@ -6735,7 +6735,7 @@
       <w:pPr>
         <w:numPr>
           <w:ilvl w:val="0"/>
-          <w:numId w:val="4"/>
+          <w:numId w:val="1"/>
         </w:numPr>
         <w:spacing w:line="360" w:lineRule="auto"/>
         <w:jc w:val="both"/>
@@ -6756,7 +6756,7 @@
       <w:pPr>
         <w:numPr>
           <w:ilvl w:val="0"/>
-          <w:numId w:val="4"/>
+          <w:numId w:val="1"/>
         </w:numPr>
         <w:spacing w:line="360" w:lineRule="auto"/>
         <w:jc w:val="both"/>
@@ -7035,7 +7035,7 @@
         <w:pStyle w:val="ListParagraph"/>
         <w:numPr>
           <w:ilvl w:val="0"/>
-          <w:numId w:val="22"/>
+          <w:numId w:val="9"/>
         </w:numPr>
         <w:spacing w:line="360" w:lineRule="auto"/>
         <w:jc w:val="both"/>
@@ -7118,7 +7118,7 @@
         <w:pStyle w:val="ListParagraph"/>
         <w:numPr>
           <w:ilvl w:val="0"/>
-          <w:numId w:val="22"/>
+          <w:numId w:val="9"/>
         </w:numPr>
         <w:spacing w:line="360" w:lineRule="auto"/>
         <w:jc w:val="both"/>
@@ -7201,7 +7201,7 @@
         <w:pStyle w:val="ListParagraph"/>
         <w:numPr>
           <w:ilvl w:val="0"/>
-          <w:numId w:val="22"/>
+          <w:numId w:val="9"/>
         </w:numPr>
         <w:spacing w:line="360" w:lineRule="auto"/>
         <w:jc w:val="both"/>
@@ -7253,7 +7253,7 @@
         <w:pStyle w:val="ListParagraph"/>
         <w:numPr>
           <w:ilvl w:val="0"/>
-          <w:numId w:val="22"/>
+          <w:numId w:val="9"/>
         </w:numPr>
         <w:spacing w:line="360" w:lineRule="auto"/>
         <w:jc w:val="both"/>
@@ -7317,7 +7317,7 @@
         <w:pStyle w:val="ListParagraph"/>
         <w:numPr>
           <w:ilvl w:val="0"/>
-          <w:numId w:val="22"/>
+          <w:numId w:val="9"/>
         </w:numPr>
         <w:spacing w:line="360" w:lineRule="auto"/>
         <w:jc w:val="both"/>
@@ -7403,7 +7403,7 @@
         <w:pStyle w:val="ListParagraph"/>
         <w:numPr>
           <w:ilvl w:val="0"/>
-          <w:numId w:val="26"/>
+          <w:numId w:val="10"/>
         </w:numPr>
         <w:spacing w:line="360" w:lineRule="auto"/>
         <w:jc w:val="both"/>
@@ -7504,7 +7504,7 @@
         <w:pStyle w:val="ListParagraph"/>
         <w:numPr>
           <w:ilvl w:val="0"/>
-          <w:numId w:val="26"/>
+          <w:numId w:val="10"/>
         </w:numPr>
         <w:spacing w:line="360" w:lineRule="auto"/>
         <w:jc w:val="both"/>
@@ -7575,7 +7575,7 @@
         <w:pStyle w:val="ListParagraph"/>
         <w:numPr>
           <w:ilvl w:val="0"/>
-          <w:numId w:val="26"/>
+          <w:numId w:val="10"/>
         </w:numPr>
         <w:spacing w:line="360" w:lineRule="auto"/>
         <w:jc w:val="both"/>
@@ -7646,7 +7646,7 @@
         <w:pStyle w:val="ListParagraph"/>
         <w:numPr>
           <w:ilvl w:val="0"/>
-          <w:numId w:val="26"/>
+          <w:numId w:val="10"/>
         </w:numPr>
         <w:spacing w:line="360" w:lineRule="auto"/>
         <w:jc w:val="both"/>
@@ -7717,7 +7717,7 @@
         <w:pStyle w:val="ListParagraph"/>
         <w:numPr>
           <w:ilvl w:val="0"/>
-          <w:numId w:val="26"/>
+          <w:numId w:val="10"/>
         </w:numPr>
         <w:spacing w:line="360" w:lineRule="auto"/>
         <w:jc w:val="both"/>
@@ -7953,7 +7953,7 @@
         <w:pStyle w:val="ListParagraph"/>
         <w:numPr>
           <w:ilvl w:val="0"/>
-          <w:numId w:val="27"/>
+          <w:numId w:val="11"/>
         </w:numPr>
         <w:spacing w:line="360" w:lineRule="auto"/>
         <w:jc w:val="both"/>
@@ -8029,7 +8029,7 @@
         <w:pStyle w:val="ListParagraph"/>
         <w:numPr>
           <w:ilvl w:val="0"/>
-          <w:numId w:val="28"/>
+          <w:numId w:val="12"/>
         </w:numPr>
         <w:spacing w:line="360" w:lineRule="auto"/>
         <w:jc w:val="both"/>
@@ -8097,7 +8097,7 @@
         <w:pStyle w:val="ListParagraph"/>
         <w:numPr>
           <w:ilvl w:val="0"/>
-          <w:numId w:val="28"/>
+          <w:numId w:val="12"/>
         </w:numPr>
         <w:spacing w:line="360" w:lineRule="auto"/>
         <w:jc w:val="both"/>
@@ -8156,7 +8156,7 @@
         <w:pStyle w:val="ListParagraph"/>
         <w:numPr>
           <w:ilvl w:val="0"/>
-          <w:numId w:val="29"/>
+          <w:numId w:val="13"/>
         </w:numPr>
         <w:spacing w:line="360" w:lineRule="auto"/>
         <w:jc w:val="both"/>
@@ -8259,7 +8259,7 @@
         <w:pStyle w:val="ListParagraph"/>
         <w:numPr>
           <w:ilvl w:val="0"/>
-          <w:numId w:val="40"/>
+          <w:numId w:val="19"/>
         </w:numPr>
         <w:spacing w:line="360" w:lineRule="auto"/>
         <w:jc w:val="both"/>
@@ -8346,7 +8346,7 @@
         <w:pStyle w:val="ListParagraph"/>
         <w:numPr>
           <w:ilvl w:val="0"/>
-          <w:numId w:val="40"/>
+          <w:numId w:val="19"/>
         </w:numPr>
         <w:spacing w:line="360" w:lineRule="auto"/>
         <w:jc w:val="both"/>
@@ -24173,7 +24173,7 @@
         <w:pStyle w:val="ListParagraph"/>
         <w:numPr>
           <w:ilvl w:val="0"/>
-          <w:numId w:val="30"/>
+          <w:numId w:val="14"/>
         </w:numPr>
         <w:spacing w:line="360" w:lineRule="auto"/>
         <w:jc w:val="both"/>
@@ -24204,7 +24204,7 @@
         <w:pStyle w:val="ListParagraph"/>
         <w:numPr>
           <w:ilvl w:val="0"/>
-          <w:numId w:val="30"/>
+          <w:numId w:val="14"/>
         </w:numPr>
         <w:spacing w:line="360" w:lineRule="auto"/>
         <w:jc w:val="both"/>
@@ -24235,7 +24235,7 @@
         <w:pStyle w:val="ListParagraph"/>
         <w:numPr>
           <w:ilvl w:val="0"/>
-          <w:numId w:val="30"/>
+          <w:numId w:val="14"/>
         </w:numPr>
         <w:spacing w:line="360" w:lineRule="auto"/>
         <w:jc w:val="both"/>
@@ -24266,7 +24266,7 @@
         <w:pStyle w:val="ListParagraph"/>
         <w:numPr>
           <w:ilvl w:val="0"/>
-          <w:numId w:val="30"/>
+          <w:numId w:val="14"/>
         </w:numPr>
         <w:spacing w:line="360" w:lineRule="auto"/>
         <w:jc w:val="both"/>
@@ -24356,7 +24356,7 @@
         <w:pStyle w:val="ListParagraph"/>
         <w:numPr>
           <w:ilvl w:val="0"/>
-          <w:numId w:val="31"/>
+          <w:numId w:val="15"/>
         </w:numPr>
         <w:spacing w:line="360" w:lineRule="auto"/>
         <w:jc w:val="both"/>
@@ -24394,7 +24394,7 @@
         <w:pStyle w:val="ListParagraph"/>
         <w:numPr>
           <w:ilvl w:val="0"/>
-          <w:numId w:val="31"/>
+          <w:numId w:val="15"/>
         </w:numPr>
         <w:spacing w:line="360" w:lineRule="auto"/>
         <w:jc w:val="both"/>
@@ -24416,7 +24416,7 @@
         <w:pStyle w:val="ListParagraph"/>
         <w:numPr>
           <w:ilvl w:val="0"/>
-          <w:numId w:val="31"/>
+          <w:numId w:val="15"/>
         </w:numPr>
         <w:spacing w:line="360" w:lineRule="auto"/>
         <w:jc w:val="both"/>
@@ -24511,7 +24511,7 @@
         <w:pStyle w:val="ListParagraph"/>
         <w:numPr>
           <w:ilvl w:val="0"/>
-          <w:numId w:val="32"/>
+          <w:numId w:val="16"/>
         </w:numPr>
         <w:spacing w:line="360" w:lineRule="auto"/>
         <w:jc w:val="both"/>
@@ -24542,7 +24542,7 @@
         <w:pStyle w:val="ListParagraph"/>
         <w:numPr>
           <w:ilvl w:val="0"/>
-          <w:numId w:val="32"/>
+          <w:numId w:val="16"/>
         </w:numPr>
         <w:spacing w:line="360" w:lineRule="auto"/>
         <w:jc w:val="both"/>
@@ -24591,7 +24591,7 @@
         <w:pStyle w:val="ListParagraph"/>
         <w:numPr>
           <w:ilvl w:val="0"/>
-          <w:numId w:val="32"/>
+          <w:numId w:val="16"/>
         </w:numPr>
         <w:spacing w:line="360" w:lineRule="auto"/>
         <w:jc w:val="both"/>
@@ -26768,7 +26768,7 @@
         <w:pStyle w:val="ListParagraph"/>
         <w:numPr>
           <w:ilvl w:val="0"/>
-          <w:numId w:val="33"/>
+          <w:numId w:val="17"/>
         </w:numPr>
         <w:spacing w:line="360" w:lineRule="auto"/>
         <w:jc w:val="both"/>
@@ -26826,7 +26826,7 @@
         <w:pStyle w:val="ListParagraph"/>
         <w:numPr>
           <w:ilvl w:val="0"/>
-          <w:numId w:val="33"/>
+          <w:numId w:val="17"/>
         </w:numPr>
         <w:spacing w:line="360" w:lineRule="auto"/>
         <w:jc w:val="both"/>
@@ -26886,7 +26886,7 @@
         <w:pStyle w:val="ListParagraph"/>
         <w:numPr>
           <w:ilvl w:val="0"/>
-          <w:numId w:val="33"/>
+          <w:numId w:val="17"/>
         </w:numPr>
         <w:spacing w:line="360" w:lineRule="auto"/>
         <w:jc w:val="both"/>
@@ -26928,7 +26928,7 @@
         <w:pStyle w:val="ListParagraph"/>
         <w:numPr>
           <w:ilvl w:val="0"/>
-          <w:numId w:val="33"/>
+          <w:numId w:val="17"/>
         </w:numPr>
         <w:spacing w:line="360" w:lineRule="auto"/>
         <w:jc w:val="both"/>
@@ -26970,7 +26970,7 @@
         <w:pStyle w:val="ListParagraph"/>
         <w:numPr>
           <w:ilvl w:val="0"/>
-          <w:numId w:val="33"/>
+          <w:numId w:val="17"/>
         </w:numPr>
         <w:spacing w:line="360" w:lineRule="auto"/>
         <w:jc w:val="both"/>
@@ -27030,7 +27030,7 @@
         <w:pStyle w:val="ListParagraph"/>
         <w:numPr>
           <w:ilvl w:val="0"/>
-          <w:numId w:val="33"/>
+          <w:numId w:val="17"/>
         </w:numPr>
         <w:spacing w:line="360" w:lineRule="auto"/>
         <w:jc w:val="both"/>
@@ -29188,7 +29188,7 @@
         <w:pStyle w:val="Heading2"/>
         <w:numPr>
           <w:ilvl w:val="0"/>
-          <w:numId w:val="44"/>
+          <w:numId w:val="20"/>
         </w:numPr>
         <w:spacing w:line="360" w:lineRule="auto"/>
         <w:jc w:val="both"/>
@@ -29767,7 +29767,7 @@
         <w:pStyle w:val="Heading2"/>
         <w:numPr>
           <w:ilvl w:val="0"/>
-          <w:numId w:val="44"/>
+          <w:numId w:val="20"/>
         </w:numPr>
         <w:spacing w:line="360" w:lineRule="auto"/>
         <w:jc w:val="both"/>
@@ -30465,15 +30465,1090 @@
         <w:jc w:val="both"/>
         <w:rPr>
           <w:rFonts w:ascii="Times New Roman" w:hAnsi="Times New Roman" w:cs="Times New Roman"/>
+          <w:lang w:val="es-ES"/>
+        </w:rPr>
+      </w:pPr>
+      <w:bookmarkStart w:id="27" w:name="_Toc191833383"/>
+      <w:r>
+        <w:rPr>
+          <w:rFonts w:ascii="Times New Roman" w:hAnsi="Times New Roman" w:cs="Times New Roman"/>
           <w:b/>
           <w:bCs/>
           <w:sz w:val="32"/>
           <w:szCs w:val="32"/>
           <w:lang w:val="es-ES"/>
         </w:rPr>
-      </w:pPr>
-      <w:bookmarkStart w:id="27" w:name="_Toc191833383"/>
-      <w:r>
+        <w:lastRenderedPageBreak/>
+        <w:t>Pruebas y validación</w:t>
+      </w:r>
+    </w:p>
+    <w:p>
+      <w:pPr>
+        <w:tabs>
+          <w:tab w:val="left" w:pos="2385"/>
+        </w:tabs>
+        <w:spacing w:line="360" w:lineRule="auto"/>
+        <w:jc w:val="both"/>
+        <w:rPr>
+          <w:rFonts w:ascii="Times New Roman" w:hAnsi="Times New Roman" w:cs="Times New Roman"/>
+          <w:lang w:val="es-ES"/>
+        </w:rPr>
+      </w:pPr>
+      <w:r>
+        <w:rPr>
+          <w:rFonts w:ascii="Times New Roman" w:hAnsi="Times New Roman" w:cs="Times New Roman"/>
+          <w:lang w:val="es-ES"/>
+        </w:rPr>
+        <w:t>Para la validación del correcto funcionamiento del sistema, se han desarrollado pruebas</w:t>
+      </w:r>
+      <w:r>
+        <w:rPr>
+          <w:rFonts w:ascii="Times New Roman" w:hAnsi="Times New Roman" w:cs="Times New Roman"/>
+          <w:lang w:val="es-ES"/>
+        </w:rPr>
+        <w:t xml:space="preserve"> </w:t>
+      </w:r>
+      <w:r>
+        <w:rPr>
+          <w:rFonts w:ascii="Times New Roman" w:hAnsi="Times New Roman" w:cs="Times New Roman"/>
+          <w:lang w:val="es-ES"/>
+        </w:rPr>
+        <w:t xml:space="preserve">utilizando </w:t>
+      </w:r>
+      <w:proofErr w:type="spellStart"/>
+      <w:r>
+        <w:rPr>
+          <w:rFonts w:ascii="Times New Roman" w:hAnsi="Times New Roman" w:cs="Times New Roman"/>
+          <w:b/>
+          <w:bCs/>
+          <w:lang w:val="es-ES"/>
+        </w:rPr>
+        <w:t>PHPUnit</w:t>
+      </w:r>
+      <w:proofErr w:type="spellEnd"/>
+      <w:r>
+        <w:rPr>
+          <w:rFonts w:ascii="Times New Roman" w:hAnsi="Times New Roman" w:cs="Times New Roman"/>
+          <w:lang w:val="es-ES"/>
+        </w:rPr>
+        <w:t>, que permite evaluar la funcionalidad de los componentes individuales del sistema</w:t>
+      </w:r>
+      <w:r>
+        <w:rPr>
+          <w:rFonts w:ascii="Times New Roman" w:hAnsi="Times New Roman" w:cs="Times New Roman"/>
+          <w:lang w:val="es-ES"/>
+        </w:rPr>
+        <w:t>.</w:t>
+      </w:r>
+    </w:p>
+    <w:p>
+      <w:pPr>
+        <w:tabs>
+          <w:tab w:val="left" w:pos="2385"/>
+        </w:tabs>
+        <w:spacing w:line="360" w:lineRule="auto"/>
+        <w:jc w:val="both"/>
+        <w:rPr>
+          <w:rFonts w:ascii="Times New Roman" w:hAnsi="Times New Roman" w:cs="Times New Roman"/>
+          <w:lang w:val="es-ES"/>
+        </w:rPr>
+      </w:pPr>
+    </w:p>
+    <w:p>
+      <w:pPr>
+        <w:tabs>
+          <w:tab w:val="left" w:pos="2385"/>
+        </w:tabs>
+        <w:spacing w:line="360" w:lineRule="auto"/>
+        <w:jc w:val="both"/>
+        <w:rPr>
+          <w:rFonts w:ascii="Times New Roman" w:hAnsi="Times New Roman" w:cs="Times New Roman"/>
+          <w:b/>
+          <w:bCs/>
+          <w:sz w:val="28"/>
+          <w:szCs w:val="28"/>
+          <w:lang w:val="es-ES"/>
+        </w:rPr>
+      </w:pPr>
+      <w:r>
+        <w:rPr>
+          <w:rFonts w:ascii="Times New Roman" w:hAnsi="Times New Roman" w:cs="Times New Roman"/>
+          <w:b/>
+          <w:bCs/>
+          <w:sz w:val="28"/>
+          <w:szCs w:val="28"/>
+          <w:lang w:val="es-ES"/>
+        </w:rPr>
+        <w:t xml:space="preserve">Pruebas del </w:t>
+      </w:r>
+      <w:proofErr w:type="spellStart"/>
+      <w:r>
+        <w:rPr>
+          <w:rFonts w:ascii="Times New Roman" w:hAnsi="Times New Roman" w:cs="Times New Roman"/>
+          <w:b/>
+          <w:bCs/>
+          <w:sz w:val="28"/>
+          <w:szCs w:val="28"/>
+          <w:lang w:val="es-ES"/>
+        </w:rPr>
+        <w:t>Kernel</w:t>
+      </w:r>
+      <w:proofErr w:type="spellEnd"/>
+    </w:p>
+    <w:p>
+      <w:pPr>
+        <w:tabs>
+          <w:tab w:val="left" w:pos="2385"/>
+        </w:tabs>
+        <w:spacing w:line="360" w:lineRule="auto"/>
+        <w:jc w:val="both"/>
+        <w:rPr>
+          <w:rFonts w:ascii="Times New Roman" w:hAnsi="Times New Roman" w:cs="Times New Roman"/>
+          <w:lang w:val="es-ES"/>
+        </w:rPr>
+      </w:pPr>
+      <w:r>
+        <w:rPr>
+          <w:rFonts w:ascii="Times New Roman" w:hAnsi="Times New Roman" w:cs="Times New Roman"/>
+          <w:lang w:val="es-ES"/>
+        </w:rPr>
+        <w:t>Se verifica la correcta inicialización del sistema mediante la prueba de:</w:t>
+      </w:r>
+    </w:p>
+    <w:p>
+      <w:pPr>
+        <w:pStyle w:val="ListParagraph"/>
+        <w:numPr>
+          <w:ilvl w:val="0"/>
+          <w:numId w:val="24"/>
+        </w:numPr>
+        <w:tabs>
+          <w:tab w:val="left" w:pos="2385"/>
+        </w:tabs>
+        <w:spacing w:line="360" w:lineRule="auto"/>
+        <w:jc w:val="both"/>
+        <w:rPr>
+          <w:rFonts w:ascii="Times New Roman" w:hAnsi="Times New Roman" w:cs="Times New Roman"/>
+          <w:lang w:val="es-ES"/>
+        </w:rPr>
+      </w:pPr>
+      <w:r>
+        <w:rPr>
+          <w:rFonts w:ascii="Times New Roman" w:hAnsi="Times New Roman" w:cs="Times New Roman"/>
+          <w:lang w:val="es-ES"/>
+        </w:rPr>
+        <w:t>Definición de constantes</w:t>
+      </w:r>
+      <w:r>
+        <w:rPr>
+          <w:rFonts w:ascii="Times New Roman" w:hAnsi="Times New Roman" w:cs="Times New Roman"/>
+          <w:lang w:val="es-ES"/>
+        </w:rPr>
+        <w:t xml:space="preserve"> </w:t>
+      </w:r>
+      <w:r>
+        <w:rPr>
+          <w:rFonts w:ascii="Times New Roman" w:hAnsi="Times New Roman" w:cs="Times New Roman"/>
+          <w:lang w:val="es-ES"/>
+        </w:rPr>
+        <w:t>(</w:t>
+      </w:r>
+      <w:r>
+        <w:rPr>
+          <w:rFonts w:ascii="Times New Roman" w:hAnsi="Times New Roman" w:cs="Times New Roman"/>
+          <w:b/>
+          <w:bCs/>
+          <w:lang w:val="es-ES"/>
+        </w:rPr>
+        <w:t>BASE_PATH, MAIN_PATH, APP_PATH</w:t>
+      </w:r>
+      <w:r>
+        <w:rPr>
+          <w:rFonts w:ascii="Times New Roman" w:hAnsi="Times New Roman" w:cs="Times New Roman"/>
+          <w:lang w:val="es-ES"/>
+        </w:rPr>
+        <w:t>).</w:t>
+      </w:r>
+    </w:p>
+    <w:p>
+      <w:pPr>
+        <w:pStyle w:val="ListParagraph"/>
+        <w:numPr>
+          <w:ilvl w:val="0"/>
+          <w:numId w:val="24"/>
+        </w:numPr>
+        <w:tabs>
+          <w:tab w:val="left" w:pos="2385"/>
+        </w:tabs>
+        <w:spacing w:line="360" w:lineRule="auto"/>
+        <w:jc w:val="both"/>
+        <w:rPr>
+          <w:rFonts w:ascii="Times New Roman" w:hAnsi="Times New Roman" w:cs="Times New Roman"/>
+          <w:lang w:val="es-ES"/>
+        </w:rPr>
+      </w:pPr>
+      <w:r>
+        <w:rPr>
+          <w:rFonts w:ascii="Times New Roman" w:hAnsi="Times New Roman" w:cs="Times New Roman"/>
+          <w:lang w:val="es-ES"/>
+        </w:rPr>
+        <w:t xml:space="preserve">Inicialización de la sesión </w:t>
+      </w:r>
+      <w:r>
+        <w:rPr>
+          <w:rFonts w:ascii="Times New Roman" w:hAnsi="Times New Roman" w:cs="Times New Roman"/>
+          <w:lang w:val="es-ES"/>
+        </w:rPr>
+        <w:t>para guardar los controladores de la aplicación y disminuir la carga del sistema</w:t>
+      </w:r>
+      <w:r>
+        <w:rPr>
+          <w:rFonts w:ascii="Times New Roman" w:hAnsi="Times New Roman" w:cs="Times New Roman"/>
+          <w:lang w:val="es-ES"/>
+        </w:rPr>
+        <w:t>.</w:t>
+      </w:r>
+    </w:p>
+    <w:p>
+      <w:pPr>
+        <w:tabs>
+          <w:tab w:val="left" w:pos="2385"/>
+        </w:tabs>
+        <w:spacing w:line="360" w:lineRule="auto"/>
+        <w:jc w:val="both"/>
+        <w:rPr>
+          <w:rFonts w:ascii="Times New Roman" w:hAnsi="Times New Roman" w:cs="Times New Roman"/>
+          <w:lang w:val="es-ES"/>
+        </w:rPr>
+      </w:pPr>
+    </w:p>
+    <w:p>
+      <w:pPr>
+        <w:tabs>
+          <w:tab w:val="left" w:pos="2385"/>
+        </w:tabs>
+        <w:spacing w:line="360" w:lineRule="auto"/>
+        <w:jc w:val="both"/>
+        <w:rPr>
+          <w:rFonts w:ascii="Times New Roman" w:hAnsi="Times New Roman" w:cs="Times New Roman"/>
+          <w:b/>
+          <w:bCs/>
+          <w:sz w:val="28"/>
+          <w:szCs w:val="28"/>
+          <w:lang w:val="es-ES"/>
+        </w:rPr>
+      </w:pPr>
+      <w:r>
+        <w:rPr>
+          <w:rFonts w:ascii="Times New Roman" w:hAnsi="Times New Roman" w:cs="Times New Roman"/>
+          <w:b/>
+          <w:bCs/>
+          <w:sz w:val="28"/>
+          <w:szCs w:val="28"/>
+          <w:lang w:val="es-ES"/>
+        </w:rPr>
+        <w:t>Pruebas del Modelo (Base de Datos)</w:t>
+      </w:r>
+    </w:p>
+    <w:p>
+      <w:pPr>
+        <w:tabs>
+          <w:tab w:val="left" w:pos="2385"/>
+        </w:tabs>
+        <w:spacing w:line="360" w:lineRule="auto"/>
+        <w:jc w:val="both"/>
+        <w:rPr>
+          <w:rFonts w:ascii="Times New Roman" w:hAnsi="Times New Roman" w:cs="Times New Roman"/>
+          <w:lang w:val="es-ES"/>
+        </w:rPr>
+      </w:pPr>
+      <w:r>
+        <w:rPr>
+          <w:rFonts w:ascii="Times New Roman" w:hAnsi="Times New Roman" w:cs="Times New Roman"/>
+          <w:lang w:val="es-ES"/>
+        </w:rPr>
+        <w:t>Se comprueba la correcta conexión con la base de datos y la ejecución de consultas mediante:</w:t>
+      </w:r>
+    </w:p>
+    <w:p>
+      <w:pPr>
+        <w:pStyle w:val="ListParagraph"/>
+        <w:numPr>
+          <w:ilvl w:val="0"/>
+          <w:numId w:val="23"/>
+        </w:numPr>
+        <w:tabs>
+          <w:tab w:val="left" w:pos="2385"/>
+        </w:tabs>
+        <w:spacing w:line="360" w:lineRule="auto"/>
+        <w:jc w:val="both"/>
+        <w:rPr>
+          <w:rFonts w:ascii="Times New Roman" w:hAnsi="Times New Roman" w:cs="Times New Roman"/>
+          <w:lang w:val="es-ES"/>
+        </w:rPr>
+      </w:pPr>
+      <w:r>
+        <w:rPr>
+          <w:rFonts w:ascii="Times New Roman" w:hAnsi="Times New Roman" w:cs="Times New Roman"/>
+          <w:lang w:val="es-ES"/>
+        </w:rPr>
+        <w:t xml:space="preserve">Conexión con MySQL a través del modelo </w:t>
+      </w:r>
+      <w:proofErr w:type="spellStart"/>
+      <w:r>
+        <w:rPr>
+          <w:rFonts w:ascii="Times New Roman" w:hAnsi="Times New Roman" w:cs="Times New Roman"/>
+          <w:lang w:val="es-ES"/>
+        </w:rPr>
+        <w:t>Model</w:t>
+      </w:r>
+      <w:proofErr w:type="spellEnd"/>
+      <w:r>
+        <w:rPr>
+          <w:rFonts w:ascii="Times New Roman" w:hAnsi="Times New Roman" w:cs="Times New Roman"/>
+          <w:lang w:val="es-ES"/>
+        </w:rPr>
+        <w:t>.</w:t>
+      </w:r>
+    </w:p>
+    <w:p>
+      <w:pPr>
+        <w:pStyle w:val="ListParagraph"/>
+        <w:numPr>
+          <w:ilvl w:val="0"/>
+          <w:numId w:val="23"/>
+        </w:numPr>
+        <w:tabs>
+          <w:tab w:val="left" w:pos="2385"/>
+        </w:tabs>
+        <w:spacing w:line="360" w:lineRule="auto"/>
+        <w:jc w:val="both"/>
+        <w:rPr>
+          <w:rFonts w:ascii="Times New Roman" w:hAnsi="Times New Roman" w:cs="Times New Roman"/>
+          <w:lang w:val="es-ES"/>
+        </w:rPr>
+      </w:pPr>
+      <w:r>
+        <w:rPr>
+          <w:rFonts w:ascii="Times New Roman" w:hAnsi="Times New Roman" w:cs="Times New Roman"/>
+          <w:lang w:val="es-ES"/>
+        </w:rPr>
+        <w:t>Ejecución de consultas SQL directas y consultas preparadas.</w:t>
+      </w:r>
+    </w:p>
+    <w:p>
+      <w:pPr>
+        <w:pStyle w:val="ListParagraph"/>
+        <w:numPr>
+          <w:ilvl w:val="0"/>
+          <w:numId w:val="23"/>
+        </w:numPr>
+        <w:tabs>
+          <w:tab w:val="left" w:pos="2385"/>
+        </w:tabs>
+        <w:spacing w:line="360" w:lineRule="auto"/>
+        <w:jc w:val="both"/>
+        <w:rPr>
+          <w:rFonts w:ascii="Times New Roman" w:hAnsi="Times New Roman" w:cs="Times New Roman"/>
+          <w:lang w:val="es-ES"/>
+        </w:rPr>
+      </w:pPr>
+      <w:r>
+        <w:rPr>
+          <w:rFonts w:ascii="Times New Roman" w:hAnsi="Times New Roman" w:cs="Times New Roman"/>
+          <w:lang w:val="es-ES"/>
+        </w:rPr>
+        <w:t>Creación y eliminación dinámica de tablas en la base de datos para verificar la funcionalidad de migraciones.</w:t>
+      </w:r>
+    </w:p>
+    <w:p>
+      <w:pPr>
+        <w:tabs>
+          <w:tab w:val="left" w:pos="2385"/>
+        </w:tabs>
+        <w:spacing w:line="360" w:lineRule="auto"/>
+        <w:jc w:val="both"/>
+        <w:rPr>
+          <w:rFonts w:ascii="Times New Roman" w:hAnsi="Times New Roman" w:cs="Times New Roman"/>
+          <w:lang w:val="es-ES"/>
+        </w:rPr>
+      </w:pPr>
+    </w:p>
+    <w:p>
+      <w:pPr>
+        <w:tabs>
+          <w:tab w:val="left" w:pos="2385"/>
+        </w:tabs>
+        <w:spacing w:line="360" w:lineRule="auto"/>
+        <w:jc w:val="both"/>
+        <w:rPr>
+          <w:rFonts w:ascii="Times New Roman" w:hAnsi="Times New Roman" w:cs="Times New Roman"/>
+          <w:b/>
+          <w:bCs/>
+          <w:sz w:val="28"/>
+          <w:szCs w:val="28"/>
+          <w:lang w:val="es-ES"/>
+        </w:rPr>
+      </w:pPr>
+      <w:r>
+        <w:rPr>
+          <w:rFonts w:ascii="Times New Roman" w:hAnsi="Times New Roman" w:cs="Times New Roman"/>
+          <w:b/>
+          <w:bCs/>
+          <w:sz w:val="28"/>
+          <w:szCs w:val="28"/>
+          <w:lang w:val="es-ES"/>
+        </w:rPr>
+        <w:t xml:space="preserve">Pruebas del </w:t>
+      </w:r>
+      <w:proofErr w:type="spellStart"/>
+      <w:r>
+        <w:rPr>
+          <w:rFonts w:ascii="Times New Roman" w:hAnsi="Times New Roman" w:cs="Times New Roman"/>
+          <w:b/>
+          <w:bCs/>
+          <w:sz w:val="28"/>
+          <w:szCs w:val="28"/>
+          <w:lang w:val="es-ES"/>
+        </w:rPr>
+        <w:t>Router</w:t>
+      </w:r>
+      <w:proofErr w:type="spellEnd"/>
+    </w:p>
+    <w:p>
+      <w:pPr>
+        <w:tabs>
+          <w:tab w:val="left" w:pos="2385"/>
+        </w:tabs>
+        <w:spacing w:line="360" w:lineRule="auto"/>
+        <w:jc w:val="both"/>
+        <w:rPr>
+          <w:rFonts w:ascii="Times New Roman" w:hAnsi="Times New Roman" w:cs="Times New Roman"/>
+          <w:lang w:val="es-ES"/>
+        </w:rPr>
+      </w:pPr>
+      <w:r>
+        <w:rPr>
+          <w:rFonts w:ascii="Times New Roman" w:hAnsi="Times New Roman" w:cs="Times New Roman"/>
+          <w:lang w:val="es-ES"/>
+        </w:rPr>
+        <w:t>Se evalúa el correcto funcionamiento del enrutador mediante:</w:t>
+      </w:r>
+    </w:p>
+    <w:p>
+      <w:pPr>
+        <w:pStyle w:val="ListParagraph"/>
+        <w:numPr>
+          <w:ilvl w:val="0"/>
+          <w:numId w:val="22"/>
+        </w:numPr>
+        <w:tabs>
+          <w:tab w:val="left" w:pos="2385"/>
+        </w:tabs>
+        <w:spacing w:line="360" w:lineRule="auto"/>
+        <w:jc w:val="both"/>
+        <w:rPr>
+          <w:rFonts w:ascii="Times New Roman" w:hAnsi="Times New Roman" w:cs="Times New Roman"/>
+          <w:lang w:val="es-ES"/>
+        </w:rPr>
+      </w:pPr>
+      <w:r>
+        <w:rPr>
+          <w:rFonts w:ascii="Times New Roman" w:hAnsi="Times New Roman" w:cs="Times New Roman"/>
+          <w:lang w:val="es-ES"/>
+        </w:rPr>
+        <w:t>Carga de rutas registradas en la base de datos.</w:t>
+      </w:r>
+    </w:p>
+    <w:p>
+      <w:pPr>
+        <w:pStyle w:val="ListParagraph"/>
+        <w:numPr>
+          <w:ilvl w:val="0"/>
+          <w:numId w:val="22"/>
+        </w:numPr>
+        <w:tabs>
+          <w:tab w:val="left" w:pos="2385"/>
+        </w:tabs>
+        <w:spacing w:line="360" w:lineRule="auto"/>
+        <w:jc w:val="both"/>
+        <w:rPr>
+          <w:rFonts w:ascii="Times New Roman" w:hAnsi="Times New Roman" w:cs="Times New Roman"/>
+          <w:lang w:val="es-ES"/>
+        </w:rPr>
+      </w:pPr>
+      <w:r>
+        <w:rPr>
+          <w:rFonts w:ascii="Times New Roman" w:hAnsi="Times New Roman" w:cs="Times New Roman"/>
+          <w:lang w:val="es-ES"/>
+        </w:rPr>
+        <w:t>Simulación de una petición AJAX y su correcta detección.</w:t>
+      </w:r>
+    </w:p>
+    <w:p>
+      <w:pPr>
+        <w:pStyle w:val="ListParagraph"/>
+        <w:numPr>
+          <w:ilvl w:val="0"/>
+          <w:numId w:val="22"/>
+        </w:numPr>
+        <w:tabs>
+          <w:tab w:val="left" w:pos="2385"/>
+        </w:tabs>
+        <w:spacing w:line="360" w:lineRule="auto"/>
+        <w:jc w:val="both"/>
+        <w:rPr>
+          <w:rFonts w:ascii="Times New Roman" w:hAnsi="Times New Roman" w:cs="Times New Roman"/>
+          <w:lang w:val="es-ES"/>
+        </w:rPr>
+      </w:pPr>
+      <w:r>
+        <w:rPr>
+          <w:rFonts w:ascii="Times New Roman" w:hAnsi="Times New Roman" w:cs="Times New Roman"/>
+          <w:lang w:val="es-ES"/>
+        </w:rPr>
+        <w:t>Comprobación de la correcta resolución de controladores asociados a cada ruta.</w:t>
+      </w:r>
+    </w:p>
+    <w:p>
+      <w:pPr>
+        <w:tabs>
+          <w:tab w:val="left" w:pos="2385"/>
+        </w:tabs>
+        <w:spacing w:line="360" w:lineRule="auto"/>
+        <w:jc w:val="both"/>
+        <w:rPr>
+          <w:rFonts w:ascii="Times New Roman" w:hAnsi="Times New Roman" w:cs="Times New Roman"/>
+          <w:lang w:val="es-ES"/>
+        </w:rPr>
+      </w:pPr>
+    </w:p>
+    <w:p>
+      <w:pPr>
+        <w:tabs>
+          <w:tab w:val="left" w:pos="2385"/>
+        </w:tabs>
+        <w:spacing w:line="360" w:lineRule="auto"/>
+        <w:jc w:val="both"/>
+        <w:rPr>
+          <w:rFonts w:ascii="Times New Roman" w:hAnsi="Times New Roman" w:cs="Times New Roman"/>
+          <w:b/>
+          <w:bCs/>
+          <w:sz w:val="28"/>
+          <w:szCs w:val="28"/>
+          <w:lang w:val="es-ES"/>
+        </w:rPr>
+      </w:pPr>
+      <w:r>
+        <w:rPr>
+          <w:rFonts w:ascii="Times New Roman" w:hAnsi="Times New Roman" w:cs="Times New Roman"/>
+          <w:b/>
+          <w:bCs/>
+          <w:sz w:val="28"/>
+          <w:szCs w:val="28"/>
+          <w:lang w:val="es-ES"/>
+        </w:rPr>
+        <w:t xml:space="preserve">Pruebas del </w:t>
+      </w:r>
+      <w:r>
+        <w:rPr>
+          <w:rFonts w:ascii="Times New Roman" w:hAnsi="Times New Roman" w:cs="Times New Roman"/>
+          <w:b/>
+          <w:bCs/>
+          <w:sz w:val="28"/>
+          <w:szCs w:val="28"/>
+          <w:lang w:val="es-ES"/>
+        </w:rPr>
+        <w:t xml:space="preserve">Compilador de </w:t>
+      </w:r>
+      <w:proofErr w:type="spellStart"/>
+      <w:r>
+        <w:rPr>
+          <w:rFonts w:ascii="Times New Roman" w:hAnsi="Times New Roman" w:cs="Times New Roman"/>
+          <w:b/>
+          <w:bCs/>
+          <w:sz w:val="28"/>
+          <w:szCs w:val="28"/>
+          <w:lang w:val="es-ES"/>
+        </w:rPr>
+        <w:t>Templates</w:t>
+      </w:r>
+      <w:proofErr w:type="spellEnd"/>
+      <w:r>
+        <w:rPr>
+          <w:rFonts w:ascii="Times New Roman" w:hAnsi="Times New Roman" w:cs="Times New Roman"/>
+          <w:b/>
+          <w:bCs/>
+          <w:sz w:val="28"/>
+          <w:szCs w:val="28"/>
+          <w:lang w:val="es-ES"/>
+        </w:rPr>
+        <w:t xml:space="preserve"> (</w:t>
+      </w:r>
+      <w:proofErr w:type="spellStart"/>
+      <w:r>
+        <w:rPr>
+          <w:rFonts w:ascii="Times New Roman" w:hAnsi="Times New Roman" w:cs="Times New Roman"/>
+          <w:b/>
+          <w:bCs/>
+          <w:sz w:val="28"/>
+          <w:szCs w:val="28"/>
+          <w:lang w:val="es-ES"/>
+        </w:rPr>
+        <w:t>ViewEngine</w:t>
+      </w:r>
+      <w:proofErr w:type="spellEnd"/>
+      <w:r>
+        <w:rPr>
+          <w:rFonts w:ascii="Times New Roman" w:hAnsi="Times New Roman" w:cs="Times New Roman"/>
+          <w:b/>
+          <w:bCs/>
+          <w:sz w:val="28"/>
+          <w:szCs w:val="28"/>
+          <w:lang w:val="es-ES"/>
+        </w:rPr>
+        <w:t>)</w:t>
+      </w:r>
+    </w:p>
+    <w:p>
+      <w:pPr>
+        <w:tabs>
+          <w:tab w:val="left" w:pos="2385"/>
+        </w:tabs>
+        <w:spacing w:line="360" w:lineRule="auto"/>
+        <w:jc w:val="both"/>
+        <w:rPr>
+          <w:rFonts w:ascii="Times New Roman" w:hAnsi="Times New Roman" w:cs="Times New Roman"/>
+          <w:lang w:val="es-ES"/>
+        </w:rPr>
+      </w:pPr>
+      <w:r>
+        <w:rPr>
+          <w:rFonts w:ascii="Times New Roman" w:hAnsi="Times New Roman" w:cs="Times New Roman"/>
+          <w:lang w:val="es-ES"/>
+        </w:rPr>
+        <w:t>Se prueba la correcta interpretación y compilación de plantillas HTML con etiquetas Polaris:</w:t>
+      </w:r>
+    </w:p>
+    <w:p>
+      <w:pPr>
+        <w:pStyle w:val="ListParagraph"/>
+        <w:numPr>
+          <w:ilvl w:val="0"/>
+          <w:numId w:val="21"/>
+        </w:numPr>
+        <w:tabs>
+          <w:tab w:val="left" w:pos="2385"/>
+        </w:tabs>
+        <w:spacing w:line="360" w:lineRule="auto"/>
+        <w:jc w:val="both"/>
+        <w:rPr>
+          <w:rFonts w:ascii="Times New Roman" w:hAnsi="Times New Roman" w:cs="Times New Roman"/>
+          <w:lang w:val="es-ES"/>
+        </w:rPr>
+      </w:pPr>
+      <w:r>
+        <w:rPr>
+          <w:rFonts w:ascii="Times New Roman" w:hAnsi="Times New Roman" w:cs="Times New Roman"/>
+          <w:lang w:val="es-ES"/>
+        </w:rPr>
+        <w:t xml:space="preserve">Sustitución de etiquetas de </w:t>
+      </w:r>
+      <w:r>
+        <w:rPr>
+          <w:rFonts w:ascii="Times New Roman" w:hAnsi="Times New Roman" w:cs="Times New Roman"/>
+          <w:b/>
+          <w:bCs/>
+          <w:lang w:val="es-ES"/>
+        </w:rPr>
+        <w:t xml:space="preserve">[[ </w:t>
+      </w:r>
+      <w:proofErr w:type="spellStart"/>
+      <w:r>
+        <w:rPr>
+          <w:rFonts w:ascii="Times New Roman" w:hAnsi="Times New Roman" w:cs="Times New Roman"/>
+          <w:b/>
+          <w:bCs/>
+          <w:lang w:val="es-ES"/>
+        </w:rPr>
+        <w:t>label</w:t>
+      </w:r>
+      <w:proofErr w:type="spellEnd"/>
+      <w:r>
+        <w:rPr>
+          <w:rFonts w:ascii="Times New Roman" w:hAnsi="Times New Roman" w:cs="Times New Roman"/>
+          <w:b/>
+          <w:bCs/>
+          <w:lang w:val="es-ES"/>
+        </w:rPr>
+        <w:t xml:space="preserve"> | </w:t>
+      </w:r>
+      <w:proofErr w:type="gramStart"/>
+      <w:r>
+        <w:rPr>
+          <w:rFonts w:ascii="Times New Roman" w:hAnsi="Times New Roman" w:cs="Times New Roman"/>
+          <w:b/>
+          <w:bCs/>
+          <w:lang w:val="es-ES"/>
+        </w:rPr>
+        <w:t>nombre ]</w:t>
+      </w:r>
+      <w:proofErr w:type="gramEnd"/>
+      <w:r>
+        <w:rPr>
+          <w:rFonts w:ascii="Times New Roman" w:hAnsi="Times New Roman" w:cs="Times New Roman"/>
+          <w:b/>
+          <w:bCs/>
+          <w:lang w:val="es-ES"/>
+        </w:rPr>
+        <w:t>]</w:t>
+      </w:r>
+      <w:r>
+        <w:rPr>
+          <w:rFonts w:ascii="Times New Roman" w:hAnsi="Times New Roman" w:cs="Times New Roman"/>
+          <w:lang w:val="es-ES"/>
+        </w:rPr>
+        <w:t xml:space="preserve"> por su equivalente en el idioma predeterminado.</w:t>
+      </w:r>
+    </w:p>
+    <w:p>
+      <w:pPr>
+        <w:pStyle w:val="ListParagraph"/>
+        <w:numPr>
+          <w:ilvl w:val="0"/>
+          <w:numId w:val="21"/>
+        </w:numPr>
+        <w:tabs>
+          <w:tab w:val="left" w:pos="2385"/>
+        </w:tabs>
+        <w:spacing w:line="360" w:lineRule="auto"/>
+        <w:jc w:val="both"/>
+        <w:rPr>
+          <w:rFonts w:ascii="Times New Roman" w:hAnsi="Times New Roman" w:cs="Times New Roman"/>
+          <w:b/>
+          <w:bCs/>
+          <w:sz w:val="28"/>
+          <w:szCs w:val="28"/>
+          <w:lang w:val="es-ES"/>
+        </w:rPr>
+      </w:pPr>
+      <w:r>
+        <w:rPr>
+          <w:rFonts w:ascii="Times New Roman" w:hAnsi="Times New Roman" w:cs="Times New Roman"/>
+          <w:lang w:val="es-ES"/>
+        </w:rPr>
+        <w:t>Resolución de variables y métodos del controlador dentro de la plantilla.</w:t>
+      </w:r>
+    </w:p>
+    <w:p>
+      <w:pPr>
+        <w:tabs>
+          <w:tab w:val="left" w:pos="2385"/>
+        </w:tabs>
+        <w:spacing w:line="360" w:lineRule="auto"/>
+        <w:jc w:val="both"/>
+        <w:rPr>
+          <w:rFonts w:ascii="Times New Roman" w:hAnsi="Times New Roman" w:cs="Times New Roman"/>
+          <w:b/>
+          <w:bCs/>
+          <w:sz w:val="28"/>
+          <w:szCs w:val="28"/>
+          <w:lang w:val="es-ES"/>
+        </w:rPr>
+      </w:pPr>
+    </w:p>
+    <w:p>
+      <w:pPr>
+        <w:tabs>
+          <w:tab w:val="left" w:pos="2385"/>
+        </w:tabs>
+        <w:spacing w:line="360" w:lineRule="auto"/>
+        <w:jc w:val="both"/>
+        <w:rPr>
+          <w:rFonts w:ascii="Times New Roman" w:hAnsi="Times New Roman" w:cs="Times New Roman"/>
+          <w:b/>
+          <w:bCs/>
+          <w:sz w:val="28"/>
+          <w:szCs w:val="28"/>
+          <w:lang w:val="es-ES"/>
+        </w:rPr>
+      </w:pPr>
+      <w:r>
+        <w:rPr>
+          <w:rFonts w:ascii="Times New Roman" w:hAnsi="Times New Roman" w:cs="Times New Roman"/>
+          <w:b/>
+          <w:bCs/>
+          <w:sz w:val="28"/>
+          <w:szCs w:val="28"/>
+          <w:lang w:val="es-ES"/>
+        </w:rPr>
+        <w:lastRenderedPageBreak/>
+        <w:t xml:space="preserve">Pruebas del </w:t>
+      </w:r>
+      <w:proofErr w:type="spellStart"/>
+      <w:r>
+        <w:rPr>
+          <w:rFonts w:ascii="Times New Roman" w:hAnsi="Times New Roman" w:cs="Times New Roman"/>
+          <w:b/>
+          <w:bCs/>
+          <w:sz w:val="28"/>
+          <w:szCs w:val="28"/>
+          <w:lang w:val="es-ES"/>
+        </w:rPr>
+        <w:t>Kernel</w:t>
+      </w:r>
+      <w:proofErr w:type="spellEnd"/>
+    </w:p>
+    <w:p>
+      <w:pPr>
+        <w:tabs>
+          <w:tab w:val="left" w:pos="2385"/>
+        </w:tabs>
+        <w:spacing w:line="360" w:lineRule="auto"/>
+        <w:jc w:val="both"/>
+        <w:rPr>
+          <w:rFonts w:ascii="Times New Roman" w:hAnsi="Times New Roman" w:cs="Times New Roman"/>
+          <w:lang w:val="es-ES"/>
+        </w:rPr>
+      </w:pPr>
+      <w:r>
+        <w:rPr>
+          <w:rFonts w:ascii="Times New Roman" w:hAnsi="Times New Roman" w:cs="Times New Roman"/>
+          <w:lang w:val="es-ES"/>
+        </w:rPr>
+        <w:t>Para ejecutar las pruebas unitarias en el entorno de desarrollo, se utiliza el siguiente comando:</w:t>
+      </w:r>
+    </w:p>
+    <w:p>
+      <w:pPr>
+        <w:tabs>
+          <w:tab w:val="left" w:pos="2385"/>
+        </w:tabs>
+        <w:spacing w:line="360" w:lineRule="auto"/>
+        <w:jc w:val="both"/>
+        <w:rPr>
+          <w:rFonts w:ascii="Times New Roman" w:hAnsi="Times New Roman" w:cs="Times New Roman"/>
+          <w:lang w:val="es-ES"/>
+        </w:rPr>
+      </w:pPr>
+    </w:p>
+    <w:p>
+      <w:pPr>
+        <w:tabs>
+          <w:tab w:val="left" w:pos="2385"/>
+        </w:tabs>
+        <w:spacing w:line="360" w:lineRule="auto"/>
+        <w:jc w:val="both"/>
+        <w:rPr>
+          <w:rFonts w:ascii="Times New Roman" w:hAnsi="Times New Roman" w:cs="Times New Roman"/>
+          <w:lang w:val="es-ES"/>
+        </w:rPr>
+      </w:pPr>
+      <w:r>
+        <w:rPr>
+          <w:rFonts w:ascii="Times New Roman" w:hAnsi="Times New Roman" w:cs="Times New Roman"/>
+          <w:noProof/>
+          <w:lang w:val="es-ES"/>
+        </w:rPr>
+        <w:drawing>
+          <wp:inline distT="0" distB="0" distL="0" distR="0" wp14:anchorId="5CAD569D" wp14:editId="1DCF16E6">
+            <wp:extent cx="5398770" cy="4053205"/>
+            <wp:effectExtent l="0" t="0" r="0" b="0"/>
+            <wp:docPr id="404194087" name="Picture 7" descr="A screenshot of a computer&#10;&#10;Description automatically generated"/>
+            <wp:cNvGraphicFramePr>
+              <a:graphicFrameLocks xmlns:a="http://schemas.openxmlformats.org/drawingml/2006/main" noChangeAspect="1"/>
+            </wp:cNvGraphicFramePr>
+            <a:graphic xmlns:a="http://schemas.openxmlformats.org/drawingml/2006/main">
+              <a:graphicData uri="http://schemas.openxmlformats.org/drawingml/2006/picture">
+                <pic:pic xmlns:pic="http://schemas.openxmlformats.org/drawingml/2006/picture">
+                  <pic:nvPicPr>
+                    <pic:cNvPr id="404194087" name="Picture 7" descr="A screenshot of a computer&#10;&#10;Description automatically generated"/>
+                    <pic:cNvPicPr/>
+                  </pic:nvPicPr>
+                  <pic:blipFill>
+                    <a:blip r:embed="rId28">
+                      <a:extLst>
+                        <a:ext uri="{28A0092B-C50C-407E-A947-70E740481C1C}">
+                          <a14:useLocalDpi xmlns:a14="http://schemas.microsoft.com/office/drawing/2010/main" val="0"/>
+                        </a:ext>
+                      </a:extLst>
+                    </a:blip>
+                    <a:stretch>
+                      <a:fillRect/>
+                    </a:stretch>
+                  </pic:blipFill>
+                  <pic:spPr>
+                    <a:xfrm>
+                      <a:off x="0" y="0"/>
+                      <a:ext cx="5398770" cy="4053205"/>
+                    </a:xfrm>
+                    <a:prstGeom prst="rect">
+                      <a:avLst/>
+                    </a:prstGeom>
+                  </pic:spPr>
+                </pic:pic>
+              </a:graphicData>
+            </a:graphic>
+          </wp:inline>
+        </w:drawing>
+      </w:r>
+    </w:p>
+    <w:p>
+      <w:pPr>
+        <w:tabs>
+          <w:tab w:val="left" w:pos="2385"/>
+        </w:tabs>
+        <w:spacing w:line="360" w:lineRule="auto"/>
+        <w:jc w:val="both"/>
+        <w:rPr>
+          <w:rFonts w:ascii="Times New Roman" w:hAnsi="Times New Roman" w:cs="Times New Roman"/>
+          <w:lang w:val="es-ES"/>
+        </w:rPr>
+      </w:pPr>
+    </w:p>
+    <w:p>
+      <w:pPr>
+        <w:tabs>
+          <w:tab w:val="left" w:pos="2385"/>
+        </w:tabs>
+        <w:spacing w:line="360" w:lineRule="auto"/>
+        <w:jc w:val="both"/>
+        <w:rPr>
+          <w:rFonts w:ascii="Times New Roman" w:hAnsi="Times New Roman" w:cs="Times New Roman"/>
+          <w:lang w:val="es-ES"/>
+        </w:rPr>
+      </w:pPr>
+      <w:r>
+        <w:rPr>
+          <w:rFonts w:ascii="Times New Roman" w:hAnsi="Times New Roman" w:cs="Times New Roman"/>
+          <w:lang w:val="es-ES"/>
+        </w:rPr>
+        <w:t>Como se puede ver en la imagen, las pruebas unitarias han alcanzado un 100% de aciertos.</w:t>
+      </w:r>
+    </w:p>
+    <w:p>
+      <w:pPr>
+        <w:tabs>
+          <w:tab w:val="left" w:pos="2385"/>
+        </w:tabs>
+        <w:spacing w:line="360" w:lineRule="auto"/>
+        <w:jc w:val="both"/>
+        <w:rPr>
+          <w:rFonts w:ascii="Times New Roman" w:hAnsi="Times New Roman" w:cs="Times New Roman"/>
+          <w:lang w:val="es-ES"/>
+        </w:rPr>
+      </w:pPr>
+    </w:p>
+    <w:p>
+      <w:pPr>
+        <w:tabs>
+          <w:tab w:val="left" w:pos="2385"/>
+        </w:tabs>
+        <w:spacing w:line="360" w:lineRule="auto"/>
+        <w:jc w:val="both"/>
+        <w:rPr>
+          <w:rFonts w:ascii="Times New Roman" w:hAnsi="Times New Roman" w:cs="Times New Roman"/>
+          <w:lang w:val="es-ES"/>
+        </w:rPr>
+      </w:pPr>
+      <w:r>
+        <w:rPr>
+          <w:rFonts w:ascii="Times New Roman" w:hAnsi="Times New Roman" w:cs="Times New Roman"/>
+          <w:lang w:val="es-ES"/>
+        </w:rPr>
+        <w:t>La implementación de pruebas unitarias ha permitido garantizar la estabilidad del sistema, detectando y corrigiendo errores en una fase temprana del desarrollo.</w:t>
+      </w:r>
+    </w:p>
+    <w:p>
+      <w:pPr>
+        <w:tabs>
+          <w:tab w:val="left" w:pos="2385"/>
+        </w:tabs>
+        <w:spacing w:line="360" w:lineRule="auto"/>
+        <w:jc w:val="both"/>
+        <w:rPr>
+          <w:rFonts w:ascii="Times New Roman" w:hAnsi="Times New Roman" w:cs="Times New Roman"/>
+          <w:lang w:val="es-ES"/>
+        </w:rPr>
+      </w:pPr>
+    </w:p>
+    <w:p>
+      <w:pPr>
+        <w:tabs>
+          <w:tab w:val="left" w:pos="2385"/>
+        </w:tabs>
+        <w:spacing w:line="360" w:lineRule="auto"/>
+        <w:jc w:val="both"/>
+        <w:rPr>
+          <w:rFonts w:ascii="Times New Roman" w:hAnsi="Times New Roman" w:cs="Times New Roman"/>
+          <w:lang w:val="es-ES"/>
+        </w:rPr>
+      </w:pPr>
+      <w:r>
+        <w:rPr>
+          <w:rFonts w:ascii="Times New Roman" w:hAnsi="Times New Roman" w:cs="Times New Roman"/>
+          <w:lang w:val="es-ES"/>
+        </w:rPr>
+        <w:t xml:space="preserve">Gracias a </w:t>
+      </w:r>
+      <w:proofErr w:type="spellStart"/>
+      <w:r>
+        <w:rPr>
+          <w:rFonts w:ascii="Times New Roman" w:hAnsi="Times New Roman" w:cs="Times New Roman"/>
+          <w:b/>
+          <w:bCs/>
+          <w:lang w:val="es-ES"/>
+        </w:rPr>
+        <w:t>PHPUnit</w:t>
+      </w:r>
+      <w:proofErr w:type="spellEnd"/>
+      <w:r>
+        <w:rPr>
+          <w:rFonts w:ascii="Times New Roman" w:hAnsi="Times New Roman" w:cs="Times New Roman"/>
+          <w:lang w:val="es-ES"/>
+        </w:rPr>
+        <w:t>, se ha asegurado el correcto funcionamiento de los módulos clave, facilitando futuras ampliaciones y mantenimiento. Aunque la</w:t>
+      </w:r>
+      <w:r>
+        <w:rPr>
+          <w:rFonts w:ascii="Times New Roman" w:hAnsi="Times New Roman" w:cs="Times New Roman"/>
+          <w:lang w:val="es-ES"/>
+        </w:rPr>
+        <w:t>s pruebas actuales cubren diferentes aspectos del sistema, es recomendable ampliar estas a módulos secundarios para confirmar el correcto funcionamiento de todos los apartados de la aplicación y del sistema.</w:t>
+      </w:r>
+    </w:p>
+    <w:p>
+      <w:pPr>
+        <w:tabs>
+          <w:tab w:val="left" w:pos="2385"/>
+        </w:tabs>
+        <w:spacing w:line="360" w:lineRule="auto"/>
+        <w:jc w:val="both"/>
+        <w:rPr>
+          <w:rFonts w:ascii="Times New Roman" w:hAnsi="Times New Roman" w:cs="Times New Roman"/>
+          <w:lang w:val="es-ES"/>
+        </w:rPr>
+      </w:pPr>
+    </w:p>
+    <w:p>
+      <w:pPr>
+        <w:rPr>
+          <w:lang w:val="es-ES"/>
+        </w:rPr>
+      </w:pPr>
+    </w:p>
+    <w:p>
+      <w:pPr>
+        <w:rPr>
+          <w:lang w:val="es-ES"/>
+        </w:rPr>
+      </w:pPr>
+    </w:p>
+    <w:p>
+      <w:pPr>
+        <w:pStyle w:val="Heading1"/>
+        <w:spacing w:line="360" w:lineRule="auto"/>
+        <w:jc w:val="both"/>
         <w:rPr>
           <w:rFonts w:ascii="Times New Roman" w:hAnsi="Times New Roman" w:cs="Times New Roman"/>
           <w:b/>
@@ -30482,6 +31557,16 @@
           <w:szCs w:val="32"/>
           <w:lang w:val="es-ES"/>
         </w:rPr>
+      </w:pPr>
+      <w:r>
+        <w:rPr>
+          <w:rFonts w:ascii="Times New Roman" w:hAnsi="Times New Roman" w:cs="Times New Roman"/>
+          <w:b/>
+          <w:bCs/>
+          <w:sz w:val="32"/>
+          <w:szCs w:val="32"/>
+          <w:lang w:val="es-ES"/>
+        </w:rPr>
         <w:lastRenderedPageBreak/>
         <w:t>Historia del proyecto</w:t>
       </w:r>
@@ -30607,7 +31692,7 @@
       <w:pPr>
         <w:numPr>
           <w:ilvl w:val="0"/>
-          <w:numId w:val="39"/>
+          <w:numId w:val="18"/>
         </w:numPr>
         <w:tabs>
           <w:tab w:val="left" w:pos="2385"/>
@@ -30640,7 +31725,7 @@
       <w:pPr>
         <w:numPr>
           <w:ilvl w:val="0"/>
-          <w:numId w:val="39"/>
+          <w:numId w:val="18"/>
         </w:numPr>
         <w:tabs>
           <w:tab w:val="left" w:pos="2385"/>
@@ -30673,7 +31758,7 @@
       <w:pPr>
         <w:numPr>
           <w:ilvl w:val="0"/>
-          <w:numId w:val="39"/>
+          <w:numId w:val="18"/>
         </w:numPr>
         <w:tabs>
           <w:tab w:val="left" w:pos="2385"/>
@@ -30946,9 +32031,9 @@
     </w:lvl>
   </w:abstractNum>
   <w:abstractNum w:abstractNumId="1" w15:restartNumberingAfterBreak="0">
-    <w:nsid w:val="02B86CD9"/>
+    <w:nsid w:val="04D16359"/>
     <w:multiLevelType w:val="hybridMultilevel"/>
-    <w:tmpl w:val="83EA0FAE"/>
+    <w:tmpl w:val="CFEE54B0"/>
     <w:lvl w:ilvl="0" w:tplc="0409000F">
       <w:start w:val="1"/>
       <w:numFmt w:val="decimal"/>
@@ -31035,95 +32120,6 @@
     </w:lvl>
   </w:abstractNum>
   <w:abstractNum w:abstractNumId="2" w15:restartNumberingAfterBreak="0">
-    <w:nsid w:val="04D16359"/>
-    <w:multiLevelType w:val="hybridMultilevel"/>
-    <w:tmpl w:val="CFEE54B0"/>
-    <w:lvl w:ilvl="0" w:tplc="0409000F">
-      <w:start w:val="1"/>
-      <w:numFmt w:val="decimal"/>
-      <w:lvlText w:val="%1."/>
-      <w:lvlJc w:val="left"/>
-      <w:pPr>
-        <w:ind w:left="720" w:hanging="360"/>
-      </w:pPr>
-      <w:rPr>
-        <w:rFonts w:hint="default"/>
-      </w:rPr>
-    </w:lvl>
-    <w:lvl w:ilvl="1" w:tplc="04090019" w:tentative="1">
-      <w:start w:val="1"/>
-      <w:numFmt w:val="lowerLetter"/>
-      <w:lvlText w:val="%2."/>
-      <w:lvlJc w:val="left"/>
-      <w:pPr>
-        <w:ind w:left="1440" w:hanging="360"/>
-      </w:pPr>
-    </w:lvl>
-    <w:lvl w:ilvl="2" w:tplc="0409001B" w:tentative="1">
-      <w:start w:val="1"/>
-      <w:numFmt w:val="lowerRoman"/>
-      <w:lvlText w:val="%3."/>
-      <w:lvlJc w:val="right"/>
-      <w:pPr>
-        <w:ind w:left="2160" w:hanging="180"/>
-      </w:pPr>
-    </w:lvl>
-    <w:lvl w:ilvl="3" w:tplc="0409000F" w:tentative="1">
-      <w:start w:val="1"/>
-      <w:numFmt w:val="decimal"/>
-      <w:lvlText w:val="%4."/>
-      <w:lvlJc w:val="left"/>
-      <w:pPr>
-        <w:ind w:left="2880" w:hanging="360"/>
-      </w:pPr>
-    </w:lvl>
-    <w:lvl w:ilvl="4" w:tplc="04090019" w:tentative="1">
-      <w:start w:val="1"/>
-      <w:numFmt w:val="lowerLetter"/>
-      <w:lvlText w:val="%5."/>
-      <w:lvlJc w:val="left"/>
-      <w:pPr>
-        <w:ind w:left="3600" w:hanging="360"/>
-      </w:pPr>
-    </w:lvl>
-    <w:lvl w:ilvl="5" w:tplc="0409001B" w:tentative="1">
-      <w:start w:val="1"/>
-      <w:numFmt w:val="lowerRoman"/>
-      <w:lvlText w:val="%6."/>
-      <w:lvlJc w:val="right"/>
-      <w:pPr>
-        <w:ind w:left="4320" w:hanging="180"/>
-      </w:pPr>
-    </w:lvl>
-    <w:lvl w:ilvl="6" w:tplc="0409000F" w:tentative="1">
-      <w:start w:val="1"/>
-      <w:numFmt w:val="decimal"/>
-      <w:lvlText w:val="%7."/>
-      <w:lvlJc w:val="left"/>
-      <w:pPr>
-        <w:ind w:left="5040" w:hanging="360"/>
-      </w:pPr>
-    </w:lvl>
-    <w:lvl w:ilvl="7" w:tplc="04090019" w:tentative="1">
-      <w:start w:val="1"/>
-      <w:numFmt w:val="lowerLetter"/>
-      <w:lvlText w:val="%8."/>
-      <w:lvlJc w:val="left"/>
-      <w:pPr>
-        <w:ind w:left="5760" w:hanging="360"/>
-      </w:pPr>
-    </w:lvl>
-    <w:lvl w:ilvl="8" w:tplc="0409001B" w:tentative="1">
-      <w:start w:val="1"/>
-      <w:numFmt w:val="lowerRoman"/>
-      <w:lvlText w:val="%9."/>
-      <w:lvlJc w:val="right"/>
-      <w:pPr>
-        <w:ind w:left="6480" w:hanging="180"/>
-      </w:pPr>
-    </w:lvl>
-  </w:abstractNum>
-  <w:abstractNum w:abstractNumId="3" w15:restartNumberingAfterBreak="0">
     <w:nsid w:val="09ED7411"/>
     <w:multiLevelType w:val="hybridMultilevel"/>
     <w:tmpl w:val="4BFEBB86"/>
@@ -31213,120 +32209,7 @@
       </w:pPr>
     </w:lvl>
   </w:abstractNum>
-  <w:abstractNum w:abstractNumId="4" w15:restartNumberingAfterBreak="0">
-    <w:nsid w:val="0A4E0094"/>
-    <w:multiLevelType w:val="hybridMultilevel"/>
-    <w:tmpl w:val="A5E83F22"/>
-    <w:lvl w:ilvl="0" w:tplc="04090001">
-      <w:start w:val="1"/>
-      <w:numFmt w:val="bullet"/>
-      <w:lvlText w:val=""/>
-      <w:lvlJc w:val="left"/>
-      <w:pPr>
-        <w:ind w:left="720" w:hanging="360"/>
-      </w:pPr>
-      <w:rPr>
-        <w:rFonts w:ascii="Symbol" w:hAnsi="Symbol" w:hint="default"/>
-      </w:rPr>
-    </w:lvl>
-    <w:lvl w:ilvl="1" w:tplc="04090003" w:tentative="1">
-      <w:start w:val="1"/>
-      <w:numFmt w:val="bullet"/>
-      <w:lvlText w:val="o"/>
-      <w:lvlJc w:val="left"/>
-      <w:pPr>
-        <w:ind w:left="1440" w:hanging="360"/>
-      </w:pPr>
-      <w:rPr>
-        <w:rFonts w:ascii="Courier New" w:hAnsi="Courier New" w:cs="Courier New" w:hint="default"/>
-      </w:rPr>
-    </w:lvl>
-    <w:lvl w:ilvl="2" w:tplc="04090005" w:tentative="1">
-      <w:start w:val="1"/>
-      <w:numFmt w:val="bullet"/>
-      <w:lvlText w:val=""/>
-      <w:lvlJc w:val="left"/>
-      <w:pPr>
-        <w:ind w:left="2160" w:hanging="360"/>
-      </w:pPr>
-      <w:rPr>
-        <w:rFonts w:ascii="Wingdings" w:hAnsi="Wingdings" w:hint="default"/>
-      </w:rPr>
-    </w:lvl>
-    <w:lvl w:ilvl="3" w:tplc="04090001" w:tentative="1">
-      <w:start w:val="1"/>
-      <w:numFmt w:val="bullet"/>
-      <w:lvlText w:val=""/>
-      <w:lvlJc w:val="left"/>
-      <w:pPr>
-        <w:ind w:left="2880" w:hanging="360"/>
-      </w:pPr>
-      <w:rPr>
-        <w:rFonts w:ascii="Symbol" w:hAnsi="Symbol" w:hint="default"/>
-      </w:rPr>
-    </w:lvl>
-    <w:lvl w:ilvl="4" w:tplc="04090003" w:tentative="1">
-      <w:start w:val="1"/>
-      <w:numFmt w:val="bullet"/>
-      <w:lvlText w:val="o"/>
-      <w:lvlJc w:val="left"/>
-      <w:pPr>
-        <w:ind w:left="3600" w:hanging="360"/>
-      </w:pPr>
-      <w:rPr>
-        <w:rFonts w:ascii="Courier New" w:hAnsi="Courier New" w:cs="Courier New" w:hint="default"/>
-      </w:rPr>
-    </w:lvl>
-    <w:lvl w:ilvl="5" w:tplc="04090005" w:tentative="1">
-      <w:start w:val="1"/>
-      <w:numFmt w:val="bullet"/>
-      <w:lvlText w:val=""/>
-      <w:lvlJc w:val="left"/>
-      <w:pPr>
-        <w:ind w:left="4320" w:hanging="360"/>
-      </w:pPr>
-      <w:rPr>
-        <w:rFonts w:ascii="Wingdings" w:hAnsi="Wingdings" w:hint="default"/>
-      </w:rPr>
-    </w:lvl>
-    <w:lvl w:ilvl="6" w:tplc="04090001" w:tentative="1">
-      <w:start w:val="1"/>
-      <w:numFmt w:val="bullet"/>
-      <w:lvlText w:val=""/>
-      <w:lvlJc w:val="left"/>
-      <w:pPr>
-        <w:ind w:left="5040" w:hanging="360"/>
-      </w:pPr>
-      <w:rPr>
-        <w:rFonts w:ascii="Symbol" w:hAnsi="Symbol" w:hint="default"/>
-      </w:rPr>
-    </w:lvl>
-    <w:lvl w:ilvl="7" w:tplc="04090003" w:tentative="1">
-      <w:start w:val="1"/>
-      <w:numFmt w:val="bullet"/>
-      <w:lvlText w:val="o"/>
-      <w:lvlJc w:val="left"/>
-      <w:pPr>
-        <w:ind w:left="5760" w:hanging="360"/>
-      </w:pPr>
-      <w:rPr>
-        <w:rFonts w:ascii="Courier New" w:hAnsi="Courier New" w:cs="Courier New" w:hint="default"/>
-      </w:rPr>
-    </w:lvl>
-    <w:lvl w:ilvl="8" w:tplc="04090005" w:tentative="1">
-      <w:start w:val="1"/>
-      <w:numFmt w:val="bullet"/>
-      <w:lvlText w:val=""/>
-      <w:lvlJc w:val="left"/>
-      <w:pPr>
-        <w:ind w:left="6480" w:hanging="360"/>
-      </w:pPr>
-      <w:rPr>
-        <w:rFonts w:ascii="Wingdings" w:hAnsi="Wingdings" w:hint="default"/>
-      </w:rPr>
-    </w:lvl>
-  </w:abstractNum>
-  <w:abstractNum w:abstractNumId="5" w15:restartNumberingAfterBreak="0">
+  <w:abstractNum w:abstractNumId="3" w15:restartNumberingAfterBreak="0">
     <w:nsid w:val="0DCE4909"/>
     <w:multiLevelType w:val="hybridMultilevel"/>
     <w:tmpl w:val="973A0BC8"/>
@@ -31415,7 +32298,7 @@
       </w:pPr>
     </w:lvl>
   </w:abstractNum>
-  <w:abstractNum w:abstractNumId="6" w15:restartNumberingAfterBreak="0">
+  <w:abstractNum w:abstractNumId="4" w15:restartNumberingAfterBreak="0">
     <w:nsid w:val="11EE1D32"/>
     <w:multiLevelType w:val="multilevel"/>
     <w:tmpl w:val="C522259E"/>
@@ -31559,93 +32442,7 @@
       </w:rPr>
     </w:lvl>
   </w:abstractNum>
-  <w:abstractNum w:abstractNumId="7" w15:restartNumberingAfterBreak="0">
-    <w:nsid w:val="14A06FB7"/>
-    <w:multiLevelType w:val="hybridMultilevel"/>
-    <w:tmpl w:val="16E6B89E"/>
-    <w:lvl w:ilvl="0" w:tplc="0409000F">
-      <w:start w:val="1"/>
-      <w:numFmt w:val="decimal"/>
-      <w:lvlText w:val="%1."/>
-      <w:lvlJc w:val="left"/>
-      <w:pPr>
-        <w:ind w:left="720" w:hanging="360"/>
-      </w:pPr>
-    </w:lvl>
-    <w:lvl w:ilvl="1" w:tplc="04090019" w:tentative="1">
-      <w:start w:val="1"/>
-      <w:numFmt w:val="lowerLetter"/>
-      <w:lvlText w:val="%2."/>
-      <w:lvlJc w:val="left"/>
-      <w:pPr>
-        <w:ind w:left="1440" w:hanging="360"/>
-      </w:pPr>
-    </w:lvl>
-    <w:lvl w:ilvl="2" w:tplc="0409001B">
-      <w:start w:val="1"/>
-      <w:numFmt w:val="lowerRoman"/>
-      <w:lvlText w:val="%3."/>
-      <w:lvlJc w:val="right"/>
-      <w:pPr>
-        <w:ind w:left="2160" w:hanging="180"/>
-      </w:pPr>
-    </w:lvl>
-    <w:lvl w:ilvl="3" w:tplc="0409000F" w:tentative="1">
-      <w:start w:val="1"/>
-      <w:numFmt w:val="decimal"/>
-      <w:lvlText w:val="%4."/>
-      <w:lvlJc w:val="left"/>
-      <w:pPr>
-        <w:ind w:left="2880" w:hanging="360"/>
-      </w:pPr>
-    </w:lvl>
-    <w:lvl w:ilvl="4" w:tplc="04090019" w:tentative="1">
-      <w:start w:val="1"/>
-      <w:numFmt w:val="lowerLetter"/>
-      <w:lvlText w:val="%5."/>
-      <w:lvlJc w:val="left"/>
-      <w:pPr>
-        <w:ind w:left="3600" w:hanging="360"/>
-      </w:pPr>
-    </w:lvl>
-    <w:lvl w:ilvl="5" w:tplc="0409001B" w:tentative="1">
-      <w:start w:val="1"/>
-      <w:numFmt w:val="lowerRoman"/>
-      <w:lvlText w:val="%6."/>
-      <w:lvlJc w:val="right"/>
-      <w:pPr>
-        <w:ind w:left="4320" w:hanging="180"/>
-      </w:pPr>
-    </w:lvl>
-    <w:lvl w:ilvl="6" w:tplc="0409000F" w:tentative="1">
-      <w:start w:val="1"/>
-      <w:numFmt w:val="decimal"/>
-      <w:lvlText w:val="%7."/>
-      <w:lvlJc w:val="left"/>
-      <w:pPr>
-        <w:ind w:left="5040" w:hanging="360"/>
-      </w:pPr>
-    </w:lvl>
-    <w:lvl w:ilvl="7" w:tplc="04090019" w:tentative="1">
-      <w:start w:val="1"/>
-      <w:numFmt w:val="lowerLetter"/>
-      <w:lvlText w:val="%8."/>
-      <w:lvlJc w:val="left"/>
-      <w:pPr>
-        <w:ind w:left="5760" w:hanging="360"/>
-      </w:pPr>
-    </w:lvl>
-    <w:lvl w:ilvl="8" w:tplc="0409001B" w:tentative="1">
-      <w:start w:val="1"/>
-      <w:numFmt w:val="lowerRoman"/>
-      <w:lvlText w:val="%9."/>
-      <w:lvlJc w:val="right"/>
-      <w:pPr>
-        <w:ind w:left="6480" w:hanging="180"/>
-      </w:pPr>
-    </w:lvl>
-  </w:abstractNum>
-  <w:abstractNum w:abstractNumId="8" w15:restartNumberingAfterBreak="0">
+  <w:abstractNum w:abstractNumId="5" w15:restartNumberingAfterBreak="0">
     <w:nsid w:val="1D5C1495"/>
     <w:multiLevelType w:val="multilevel"/>
     <w:tmpl w:val="796A788E"/>
@@ -31794,8 +32591,299 @@
       </w:rPr>
     </w:lvl>
   </w:abstractNum>
+  <w:abstractNum w:abstractNumId="6" w15:restartNumberingAfterBreak="0">
+    <w:nsid w:val="21EA4EFC"/>
+    <w:multiLevelType w:val="hybridMultilevel"/>
+    <w:tmpl w:val="66E62058"/>
+    <w:lvl w:ilvl="0" w:tplc="0409000F">
+      <w:start w:val="1"/>
+      <w:numFmt w:val="decimal"/>
+      <w:lvlText w:val="%1."/>
+      <w:lvlJc w:val="left"/>
+      <w:pPr>
+        <w:ind w:left="720" w:hanging="360"/>
+      </w:pPr>
+      <w:rPr>
+        <w:rFonts w:hint="default"/>
+      </w:rPr>
+    </w:lvl>
+    <w:lvl w:ilvl="1" w:tplc="04090019" w:tentative="1">
+      <w:start w:val="1"/>
+      <w:numFmt w:val="lowerLetter"/>
+      <w:lvlText w:val="%2."/>
+      <w:lvlJc w:val="left"/>
+      <w:pPr>
+        <w:ind w:left="1440" w:hanging="360"/>
+      </w:pPr>
+    </w:lvl>
+    <w:lvl w:ilvl="2" w:tplc="0409001B" w:tentative="1">
+      <w:start w:val="1"/>
+      <w:numFmt w:val="lowerRoman"/>
+      <w:lvlText w:val="%3."/>
+      <w:lvlJc w:val="right"/>
+      <w:pPr>
+        <w:ind w:left="2160" w:hanging="180"/>
+      </w:pPr>
+    </w:lvl>
+    <w:lvl w:ilvl="3" w:tplc="0409000F" w:tentative="1">
+      <w:start w:val="1"/>
+      <w:numFmt w:val="decimal"/>
+      <w:lvlText w:val="%4."/>
+      <w:lvlJc w:val="left"/>
+      <w:pPr>
+        <w:ind w:left="2880" w:hanging="360"/>
+      </w:pPr>
+    </w:lvl>
+    <w:lvl w:ilvl="4" w:tplc="04090019" w:tentative="1">
+      <w:start w:val="1"/>
+      <w:numFmt w:val="lowerLetter"/>
+      <w:lvlText w:val="%5."/>
+      <w:lvlJc w:val="left"/>
+      <w:pPr>
+        <w:ind w:left="3600" w:hanging="360"/>
+      </w:pPr>
+    </w:lvl>
+    <w:lvl w:ilvl="5" w:tplc="0409001B" w:tentative="1">
+      <w:start w:val="1"/>
+      <w:numFmt w:val="lowerRoman"/>
+      <w:lvlText w:val="%6."/>
+      <w:lvlJc w:val="right"/>
+      <w:pPr>
+        <w:ind w:left="4320" w:hanging="180"/>
+      </w:pPr>
+    </w:lvl>
+    <w:lvl w:ilvl="6" w:tplc="0409000F" w:tentative="1">
+      <w:start w:val="1"/>
+      <w:numFmt w:val="decimal"/>
+      <w:lvlText w:val="%7."/>
+      <w:lvlJc w:val="left"/>
+      <w:pPr>
+        <w:ind w:left="5040" w:hanging="360"/>
+      </w:pPr>
+    </w:lvl>
+    <w:lvl w:ilvl="7" w:tplc="04090019" w:tentative="1">
+      <w:start w:val="1"/>
+      <w:numFmt w:val="lowerLetter"/>
+      <w:lvlText w:val="%8."/>
+      <w:lvlJc w:val="left"/>
+      <w:pPr>
+        <w:ind w:left="5760" w:hanging="360"/>
+      </w:pPr>
+    </w:lvl>
+    <w:lvl w:ilvl="8" w:tplc="0409001B" w:tentative="1">
+      <w:start w:val="1"/>
+      <w:numFmt w:val="lowerRoman"/>
+      <w:lvlText w:val="%9."/>
+      <w:lvlJc w:val="right"/>
+      <w:pPr>
+        <w:ind w:left="6480" w:hanging="180"/>
+      </w:pPr>
+    </w:lvl>
+  </w:abstractNum>
+  <w:abstractNum w:abstractNumId="7" w15:restartNumberingAfterBreak="0">
+    <w:nsid w:val="24EF2BA2"/>
+    <w:multiLevelType w:val="hybridMultilevel"/>
+    <w:tmpl w:val="50CAEA56"/>
+    <w:lvl w:ilvl="0" w:tplc="04090001">
+      <w:start w:val="1"/>
+      <w:numFmt w:val="bullet"/>
+      <w:lvlText w:val=""/>
+      <w:lvlJc w:val="left"/>
+      <w:pPr>
+        <w:ind w:left="360" w:hanging="360"/>
+      </w:pPr>
+      <w:rPr>
+        <w:rFonts w:ascii="Symbol" w:hAnsi="Symbol" w:hint="default"/>
+      </w:rPr>
+    </w:lvl>
+    <w:lvl w:ilvl="1" w:tplc="04090003" w:tentative="1">
+      <w:start w:val="1"/>
+      <w:numFmt w:val="bullet"/>
+      <w:lvlText w:val="o"/>
+      <w:lvlJc w:val="left"/>
+      <w:pPr>
+        <w:ind w:left="1080" w:hanging="360"/>
+      </w:pPr>
+      <w:rPr>
+        <w:rFonts w:ascii="Courier New" w:hAnsi="Courier New" w:cs="Courier New" w:hint="default"/>
+      </w:rPr>
+    </w:lvl>
+    <w:lvl w:ilvl="2" w:tplc="04090005" w:tentative="1">
+      <w:start w:val="1"/>
+      <w:numFmt w:val="bullet"/>
+      <w:lvlText w:val=""/>
+      <w:lvlJc w:val="left"/>
+      <w:pPr>
+        <w:ind w:left="1800" w:hanging="360"/>
+      </w:pPr>
+      <w:rPr>
+        <w:rFonts w:ascii="Wingdings" w:hAnsi="Wingdings" w:hint="default"/>
+      </w:rPr>
+    </w:lvl>
+    <w:lvl w:ilvl="3" w:tplc="04090001" w:tentative="1">
+      <w:start w:val="1"/>
+      <w:numFmt w:val="bullet"/>
+      <w:lvlText w:val=""/>
+      <w:lvlJc w:val="left"/>
+      <w:pPr>
+        <w:ind w:left="2520" w:hanging="360"/>
+      </w:pPr>
+      <w:rPr>
+        <w:rFonts w:ascii="Symbol" w:hAnsi="Symbol" w:hint="default"/>
+      </w:rPr>
+    </w:lvl>
+    <w:lvl w:ilvl="4" w:tplc="04090003" w:tentative="1">
+      <w:start w:val="1"/>
+      <w:numFmt w:val="bullet"/>
+      <w:lvlText w:val="o"/>
+      <w:lvlJc w:val="left"/>
+      <w:pPr>
+        <w:ind w:left="3240" w:hanging="360"/>
+      </w:pPr>
+      <w:rPr>
+        <w:rFonts w:ascii="Courier New" w:hAnsi="Courier New" w:cs="Courier New" w:hint="default"/>
+      </w:rPr>
+    </w:lvl>
+    <w:lvl w:ilvl="5" w:tplc="04090005" w:tentative="1">
+      <w:start w:val="1"/>
+      <w:numFmt w:val="bullet"/>
+      <w:lvlText w:val=""/>
+      <w:lvlJc w:val="left"/>
+      <w:pPr>
+        <w:ind w:left="3960" w:hanging="360"/>
+      </w:pPr>
+      <w:rPr>
+        <w:rFonts w:ascii="Wingdings" w:hAnsi="Wingdings" w:hint="default"/>
+      </w:rPr>
+    </w:lvl>
+    <w:lvl w:ilvl="6" w:tplc="04090001" w:tentative="1">
+      <w:start w:val="1"/>
+      <w:numFmt w:val="bullet"/>
+      <w:lvlText w:val=""/>
+      <w:lvlJc w:val="left"/>
+      <w:pPr>
+        <w:ind w:left="4680" w:hanging="360"/>
+      </w:pPr>
+      <w:rPr>
+        <w:rFonts w:ascii="Symbol" w:hAnsi="Symbol" w:hint="default"/>
+      </w:rPr>
+    </w:lvl>
+    <w:lvl w:ilvl="7" w:tplc="04090003" w:tentative="1">
+      <w:start w:val="1"/>
+      <w:numFmt w:val="bullet"/>
+      <w:lvlText w:val="o"/>
+      <w:lvlJc w:val="left"/>
+      <w:pPr>
+        <w:ind w:left="5400" w:hanging="360"/>
+      </w:pPr>
+      <w:rPr>
+        <w:rFonts w:ascii="Courier New" w:hAnsi="Courier New" w:cs="Courier New" w:hint="default"/>
+      </w:rPr>
+    </w:lvl>
+    <w:lvl w:ilvl="8" w:tplc="04090005" w:tentative="1">
+      <w:start w:val="1"/>
+      <w:numFmt w:val="bullet"/>
+      <w:lvlText w:val=""/>
+      <w:lvlJc w:val="left"/>
+      <w:pPr>
+        <w:ind w:left="6120" w:hanging="360"/>
+      </w:pPr>
+      <w:rPr>
+        <w:rFonts w:ascii="Wingdings" w:hAnsi="Wingdings" w:hint="default"/>
+      </w:rPr>
+    </w:lvl>
+  </w:abstractNum>
+  <w:abstractNum w:abstractNumId="8" w15:restartNumberingAfterBreak="0">
+    <w:nsid w:val="2D2340DA"/>
+    <w:multiLevelType w:val="hybridMultilevel"/>
+    <w:tmpl w:val="41ACB8E4"/>
+    <w:lvl w:ilvl="0" w:tplc="0409000F">
+      <w:start w:val="1"/>
+      <w:numFmt w:val="decimal"/>
+      <w:lvlText w:val="%1."/>
+      <w:lvlJc w:val="left"/>
+      <w:pPr>
+        <w:ind w:left="720" w:hanging="360"/>
+      </w:pPr>
+      <w:rPr>
+        <w:rFonts w:hint="default"/>
+      </w:rPr>
+    </w:lvl>
+    <w:lvl w:ilvl="1" w:tplc="04090019" w:tentative="1">
+      <w:start w:val="1"/>
+      <w:numFmt w:val="lowerLetter"/>
+      <w:lvlText w:val="%2."/>
+      <w:lvlJc w:val="left"/>
+      <w:pPr>
+        <w:ind w:left="1440" w:hanging="360"/>
+      </w:pPr>
+    </w:lvl>
+    <w:lvl w:ilvl="2" w:tplc="0409001B" w:tentative="1">
+      <w:start w:val="1"/>
+      <w:numFmt w:val="lowerRoman"/>
+      <w:lvlText w:val="%3."/>
+      <w:lvlJc w:val="right"/>
+      <w:pPr>
+        <w:ind w:left="2160" w:hanging="180"/>
+      </w:pPr>
+    </w:lvl>
+    <w:lvl w:ilvl="3" w:tplc="0409000F" w:tentative="1">
+      <w:start w:val="1"/>
+      <w:numFmt w:val="decimal"/>
+      <w:lvlText w:val="%4."/>
+      <w:lvlJc w:val="left"/>
+      <w:pPr>
+        <w:ind w:left="2880" w:hanging="360"/>
+      </w:pPr>
+    </w:lvl>
+    <w:lvl w:ilvl="4" w:tplc="04090019" w:tentative="1">
+      <w:start w:val="1"/>
+      <w:numFmt w:val="lowerLetter"/>
+      <w:lvlText w:val="%5."/>
+      <w:lvlJc w:val="left"/>
+      <w:pPr>
+        <w:ind w:left="3600" w:hanging="360"/>
+      </w:pPr>
+    </w:lvl>
+    <w:lvl w:ilvl="5" w:tplc="0409001B" w:tentative="1">
+      <w:start w:val="1"/>
+      <w:numFmt w:val="lowerRoman"/>
+      <w:lvlText w:val="%6."/>
+      <w:lvlJc w:val="right"/>
+      <w:pPr>
+        <w:ind w:left="4320" w:hanging="180"/>
+      </w:pPr>
+    </w:lvl>
+    <w:lvl w:ilvl="6" w:tplc="0409000F" w:tentative="1">
+      <w:start w:val="1"/>
+      <w:numFmt w:val="decimal"/>
+      <w:lvlText w:val="%7."/>
+      <w:lvlJc w:val="left"/>
+      <w:pPr>
+        <w:ind w:left="5040" w:hanging="360"/>
+      </w:pPr>
+    </w:lvl>
+    <w:lvl w:ilvl="7" w:tplc="04090019" w:tentative="1">
+      <w:start w:val="1"/>
+      <w:numFmt w:val="lowerLetter"/>
+      <w:lvlText w:val="%8."/>
+      <w:lvlJc w:val="left"/>
+      <w:pPr>
+        <w:ind w:left="5760" w:hanging="360"/>
+      </w:pPr>
+    </w:lvl>
+    <w:lvl w:ilvl="8" w:tplc="0409001B" w:tentative="1">
+      <w:start w:val="1"/>
+      <w:numFmt w:val="lowerRoman"/>
+      <w:lvlText w:val="%9."/>
+      <w:lvlJc w:val="right"/>
+      <w:pPr>
+        <w:ind w:left="6480" w:hanging="180"/>
+      </w:pPr>
+    </w:lvl>
+  </w:abstractNum>
   <w:abstractNum w:abstractNumId="9" w15:restartNumberingAfterBreak="0">
-    <w:nsid w:val="1DC9610D"/>
+    <w:nsid w:val="318A3266"/>
     <w:multiLevelType w:val="multilevel"/>
     <w:tmpl w:val="C522259E"/>
     <w:lvl w:ilvl="0">
@@ -31939,16 +33027,129 @@
     </w:lvl>
   </w:abstractNum>
   <w:abstractNum w:abstractNumId="10" w15:restartNumberingAfterBreak="0">
-    <w:nsid w:val="214219FB"/>
+    <w:nsid w:val="35372C79"/>
+    <w:multiLevelType w:val="multilevel"/>
+    <w:tmpl w:val="D8C8EA0C"/>
+    <w:lvl w:ilvl="0">
+      <w:start w:val="1"/>
+      <w:numFmt w:val="decimal"/>
+      <w:lvlText w:val="%1."/>
+      <w:lvlJc w:val="left"/>
+      <w:pPr>
+        <w:tabs>
+          <w:tab w:val="num" w:pos="720"/>
+        </w:tabs>
+        <w:ind w:left="720" w:hanging="360"/>
+      </w:pPr>
+    </w:lvl>
+    <w:lvl w:ilvl="1" w:tentative="1">
+      <w:start w:val="1"/>
+      <w:numFmt w:val="decimal"/>
+      <w:lvlText w:val="%2."/>
+      <w:lvlJc w:val="left"/>
+      <w:pPr>
+        <w:tabs>
+          <w:tab w:val="num" w:pos="1440"/>
+        </w:tabs>
+        <w:ind w:left="1440" w:hanging="360"/>
+      </w:pPr>
+    </w:lvl>
+    <w:lvl w:ilvl="2" w:tentative="1">
+      <w:start w:val="1"/>
+      <w:numFmt w:val="decimal"/>
+      <w:lvlText w:val="%3."/>
+      <w:lvlJc w:val="left"/>
+      <w:pPr>
+        <w:tabs>
+          <w:tab w:val="num" w:pos="2160"/>
+        </w:tabs>
+        <w:ind w:left="2160" w:hanging="360"/>
+      </w:pPr>
+    </w:lvl>
+    <w:lvl w:ilvl="3" w:tentative="1">
+      <w:start w:val="1"/>
+      <w:numFmt w:val="decimal"/>
+      <w:lvlText w:val="%4."/>
+      <w:lvlJc w:val="left"/>
+      <w:pPr>
+        <w:tabs>
+          <w:tab w:val="num" w:pos="2880"/>
+        </w:tabs>
+        <w:ind w:left="2880" w:hanging="360"/>
+      </w:pPr>
+    </w:lvl>
+    <w:lvl w:ilvl="4" w:tentative="1">
+      <w:start w:val="1"/>
+      <w:numFmt w:val="decimal"/>
+      <w:lvlText w:val="%5."/>
+      <w:lvlJc w:val="left"/>
+      <w:pPr>
+        <w:tabs>
+          <w:tab w:val="num" w:pos="3600"/>
+        </w:tabs>
+        <w:ind w:left="3600" w:hanging="360"/>
+      </w:pPr>
+    </w:lvl>
+    <w:lvl w:ilvl="5" w:tentative="1">
+      <w:start w:val="1"/>
+      <w:numFmt w:val="decimal"/>
+      <w:lvlText w:val="%6."/>
+      <w:lvlJc w:val="left"/>
+      <w:pPr>
+        <w:tabs>
+          <w:tab w:val="num" w:pos="4320"/>
+        </w:tabs>
+        <w:ind w:left="4320" w:hanging="360"/>
+      </w:pPr>
+    </w:lvl>
+    <w:lvl w:ilvl="6" w:tentative="1">
+      <w:start w:val="1"/>
+      <w:numFmt w:val="decimal"/>
+      <w:lvlText w:val="%7."/>
+      <w:lvlJc w:val="left"/>
+      <w:pPr>
+        <w:tabs>
+          <w:tab w:val="num" w:pos="5040"/>
+        </w:tabs>
+        <w:ind w:left="5040" w:hanging="360"/>
+      </w:pPr>
+    </w:lvl>
+    <w:lvl w:ilvl="7" w:tentative="1">
+      <w:start w:val="1"/>
+      <w:numFmt w:val="decimal"/>
+      <w:lvlText w:val="%8."/>
+      <w:lvlJc w:val="left"/>
+      <w:pPr>
+        <w:tabs>
+          <w:tab w:val="num" w:pos="5760"/>
+        </w:tabs>
+        <w:ind w:left="5760" w:hanging="360"/>
+      </w:pPr>
+    </w:lvl>
+    <w:lvl w:ilvl="8" w:tentative="1">
+      <w:start w:val="1"/>
+      <w:numFmt w:val="decimal"/>
+      <w:lvlText w:val="%9."/>
+      <w:lvlJc w:val="left"/>
+      <w:pPr>
+        <w:tabs>
+          <w:tab w:val="num" w:pos="6480"/>
+        </w:tabs>
+        <w:ind w:left="6480" w:hanging="360"/>
+      </w:pPr>
+    </w:lvl>
+  </w:abstractNum>
+  <w:abstractNum w:abstractNumId="11" w15:restartNumberingAfterBreak="0">
+    <w:nsid w:val="36354CF7"/>
     <w:multiLevelType w:val="hybridMultilevel"/>
-    <w:tmpl w:val="F19EE14A"/>
+    <w:tmpl w:val="A5B23578"/>
     <w:lvl w:ilvl="0" w:tplc="04090001">
       <w:start w:val="1"/>
       <w:numFmt w:val="bullet"/>
       <w:lvlText w:val=""/>
       <w:lvlJc w:val="left"/>
       <w:pPr>
-        <w:ind w:left="720" w:hanging="360"/>
+        <w:ind w:left="360" w:hanging="360"/>
       </w:pPr>
       <w:rPr>
         <w:rFonts w:ascii="Symbol" w:hAnsi="Symbol" w:hint="default"/>
@@ -31960,7 +33161,7 @@
       <w:lvlText w:val="o"/>
       <w:lvlJc w:val="left"/>
       <w:pPr>
-        <w:ind w:left="1440" w:hanging="360"/>
+        <w:ind w:left="1080" w:hanging="360"/>
       </w:pPr>
       <w:rPr>
         <w:rFonts w:ascii="Courier New" w:hAnsi="Courier New" w:cs="Courier New" w:hint="default"/>
@@ -31972,7 +33173,7 @@
       <w:lvlText w:val=""/>
       <w:lvlJc w:val="left"/>
       <w:pPr>
-        <w:ind w:left="2160" w:hanging="360"/>
+        <w:ind w:left="1800" w:hanging="360"/>
       </w:pPr>
       <w:rPr>
         <w:rFonts w:ascii="Wingdings" w:hAnsi="Wingdings" w:hint="default"/>
@@ -31984,7 +33185,7 @@
       <w:lvlText w:val=""/>
       <w:lvlJc w:val="left"/>
       <w:pPr>
-        <w:ind w:left="2880" w:hanging="360"/>
+        <w:ind w:left="2520" w:hanging="360"/>
       </w:pPr>
       <w:rPr>
         <w:rFonts w:ascii="Symbol" w:hAnsi="Symbol" w:hint="default"/>
@@ -31996,7 +33197,7 @@
       <w:lvlText w:val="o"/>
       <w:lvlJc w:val="left"/>
       <w:pPr>
-        <w:ind w:left="3600" w:hanging="360"/>
+        <w:ind w:left="3240" w:hanging="360"/>
       </w:pPr>
       <w:rPr>
         <w:rFonts w:ascii="Courier New" w:hAnsi="Courier New" w:cs="Courier New" w:hint="default"/>
@@ -32008,7 +33209,7 @@
       <w:lvlText w:val=""/>
       <w:lvlJc w:val="left"/>
       <w:pPr>
-        <w:ind w:left="4320" w:hanging="360"/>
+        <w:ind w:left="3960" w:hanging="360"/>
       </w:pPr>
       <w:rPr>
         <w:rFonts w:ascii="Wingdings" w:hAnsi="Wingdings" w:hint="default"/>
@@ -32020,7 +33221,7 @@
       <w:lvlText w:val=""/>
       <w:lvlJc w:val="left"/>
       <w:pPr>
-        <w:ind w:left="5040" w:hanging="360"/>
+        <w:ind w:left="4680" w:hanging="360"/>
       </w:pPr>
       <w:rPr>
         <w:rFonts w:ascii="Symbol" w:hAnsi="Symbol" w:hint="default"/>
@@ -32032,7 +33233,7 @@
       <w:lvlText w:val="o"/>
       <w:lvlJc w:val="left"/>
       <w:pPr>
-        <w:ind w:left="5760" w:hanging="360"/>
+        <w:ind w:left="5400" w:hanging="360"/>
       </w:pPr>
       <w:rPr>
         <w:rFonts w:ascii="Courier New" w:hAnsi="Courier New" w:cs="Courier New" w:hint="default"/>
@@ -32044,377 +33245,24 @@
       <w:lvlText w:val=""/>
       <w:lvlJc w:val="left"/>
       <w:pPr>
-        <w:ind w:left="6480" w:hanging="360"/>
+        <w:ind w:left="6120" w:hanging="360"/>
       </w:pPr>
       <w:rPr>
         <w:rFonts w:ascii="Wingdings" w:hAnsi="Wingdings" w:hint="default"/>
       </w:rPr>
     </w:lvl>
   </w:abstractNum>
-  <w:abstractNum w:abstractNumId="11" w15:restartNumberingAfterBreak="0">
-    <w:nsid w:val="21EA4EFC"/>
+  <w:abstractNum w:abstractNumId="12" w15:restartNumberingAfterBreak="0">
+    <w:nsid w:val="39831A1E"/>
     <w:multiLevelType w:val="hybridMultilevel"/>
-    <w:tmpl w:val="66E62058"/>
-    <w:lvl w:ilvl="0" w:tplc="0409000F">
-      <w:start w:val="1"/>
-      <w:numFmt w:val="decimal"/>
-      <w:lvlText w:val="%1."/>
-      <w:lvlJc w:val="left"/>
-      <w:pPr>
-        <w:ind w:left="720" w:hanging="360"/>
-      </w:pPr>
-      <w:rPr>
-        <w:rFonts w:hint="default"/>
-      </w:rPr>
-    </w:lvl>
-    <w:lvl w:ilvl="1" w:tplc="04090019" w:tentative="1">
-      <w:start w:val="1"/>
-      <w:numFmt w:val="lowerLetter"/>
-      <w:lvlText w:val="%2."/>
-      <w:lvlJc w:val="left"/>
-      <w:pPr>
-        <w:ind w:left="1440" w:hanging="360"/>
-      </w:pPr>
-    </w:lvl>
-    <w:lvl w:ilvl="2" w:tplc="0409001B" w:tentative="1">
-      <w:start w:val="1"/>
-      <w:numFmt w:val="lowerRoman"/>
-      <w:lvlText w:val="%3."/>
-      <w:lvlJc w:val="right"/>
-      <w:pPr>
-        <w:ind w:left="2160" w:hanging="180"/>
-      </w:pPr>
-    </w:lvl>
-    <w:lvl w:ilvl="3" w:tplc="0409000F" w:tentative="1">
-      <w:start w:val="1"/>
-      <w:numFmt w:val="decimal"/>
-      <w:lvlText w:val="%4."/>
-      <w:lvlJc w:val="left"/>
-      <w:pPr>
-        <w:ind w:left="2880" w:hanging="360"/>
-      </w:pPr>
-    </w:lvl>
-    <w:lvl w:ilvl="4" w:tplc="04090019" w:tentative="1">
-      <w:start w:val="1"/>
-      <w:numFmt w:val="lowerLetter"/>
-      <w:lvlText w:val="%5."/>
-      <w:lvlJc w:val="left"/>
-      <w:pPr>
-        <w:ind w:left="3600" w:hanging="360"/>
-      </w:pPr>
-    </w:lvl>
-    <w:lvl w:ilvl="5" w:tplc="0409001B" w:tentative="1">
-      <w:start w:val="1"/>
-      <w:numFmt w:val="lowerRoman"/>
-      <w:lvlText w:val="%6."/>
-      <w:lvlJc w:val="right"/>
-      <w:pPr>
-        <w:ind w:left="4320" w:hanging="180"/>
-      </w:pPr>
-    </w:lvl>
-    <w:lvl w:ilvl="6" w:tplc="0409000F" w:tentative="1">
-      <w:start w:val="1"/>
-      <w:numFmt w:val="decimal"/>
-      <w:lvlText w:val="%7."/>
-      <w:lvlJc w:val="left"/>
-      <w:pPr>
-        <w:ind w:left="5040" w:hanging="360"/>
-      </w:pPr>
-    </w:lvl>
-    <w:lvl w:ilvl="7" w:tplc="04090019" w:tentative="1">
-      <w:start w:val="1"/>
-      <w:numFmt w:val="lowerLetter"/>
-      <w:lvlText w:val="%8."/>
-      <w:lvlJc w:val="left"/>
-      <w:pPr>
-        <w:ind w:left="5760" w:hanging="360"/>
-      </w:pPr>
-    </w:lvl>
-    <w:lvl w:ilvl="8" w:tplc="0409001B" w:tentative="1">
-      <w:start w:val="1"/>
-      <w:numFmt w:val="lowerRoman"/>
-      <w:lvlText w:val="%9."/>
-      <w:lvlJc w:val="right"/>
-      <w:pPr>
-        <w:ind w:left="6480" w:hanging="180"/>
-      </w:pPr>
-    </w:lvl>
-  </w:abstractNum>
-  <w:abstractNum w:abstractNumId="12" w15:restartNumberingAfterBreak="0">
-    <w:nsid w:val="246C0E79"/>
-    <w:multiLevelType w:val="hybridMultilevel"/>
-    <w:tmpl w:val="73EA529A"/>
-    <w:lvl w:ilvl="0" w:tplc="0409000F">
-      <w:start w:val="1"/>
-      <w:numFmt w:val="decimal"/>
-      <w:lvlText w:val="%1."/>
-      <w:lvlJc w:val="left"/>
-      <w:pPr>
-        <w:ind w:left="720" w:hanging="360"/>
-      </w:pPr>
-      <w:rPr>
-        <w:rFonts w:hint="default"/>
-      </w:rPr>
-    </w:lvl>
-    <w:lvl w:ilvl="1" w:tplc="04090019" w:tentative="1">
-      <w:start w:val="1"/>
-      <w:numFmt w:val="lowerLetter"/>
-      <w:lvlText w:val="%2."/>
-      <w:lvlJc w:val="left"/>
-      <w:pPr>
-        <w:ind w:left="1440" w:hanging="360"/>
-      </w:pPr>
-    </w:lvl>
-    <w:lvl w:ilvl="2" w:tplc="0409001B" w:tentative="1">
-      <w:start w:val="1"/>
-      <w:numFmt w:val="lowerRoman"/>
-      <w:lvlText w:val="%3."/>
-      <w:lvlJc w:val="right"/>
-      <w:pPr>
-        <w:ind w:left="2160" w:hanging="180"/>
-      </w:pPr>
-    </w:lvl>
-    <w:lvl w:ilvl="3" w:tplc="0409000F" w:tentative="1">
-      <w:start w:val="1"/>
-      <w:numFmt w:val="decimal"/>
-      <w:lvlText w:val="%4."/>
-      <w:lvlJc w:val="left"/>
-      <w:pPr>
-        <w:ind w:left="2880" w:hanging="360"/>
-      </w:pPr>
-    </w:lvl>
-    <w:lvl w:ilvl="4" w:tplc="04090019" w:tentative="1">
-      <w:start w:val="1"/>
-      <w:numFmt w:val="lowerLetter"/>
-      <w:lvlText w:val="%5."/>
-      <w:lvlJc w:val="left"/>
-      <w:pPr>
-        <w:ind w:left="3600" w:hanging="360"/>
-      </w:pPr>
-    </w:lvl>
-    <w:lvl w:ilvl="5" w:tplc="0409001B" w:tentative="1">
-      <w:start w:val="1"/>
-      <w:numFmt w:val="lowerRoman"/>
-      <w:lvlText w:val="%6."/>
-      <w:lvlJc w:val="right"/>
-      <w:pPr>
-        <w:ind w:left="4320" w:hanging="180"/>
-      </w:pPr>
-    </w:lvl>
-    <w:lvl w:ilvl="6" w:tplc="0409000F" w:tentative="1">
-      <w:start w:val="1"/>
-      <w:numFmt w:val="decimal"/>
-      <w:lvlText w:val="%7."/>
-      <w:lvlJc w:val="left"/>
-      <w:pPr>
-        <w:ind w:left="5040" w:hanging="360"/>
-      </w:pPr>
-    </w:lvl>
-    <w:lvl w:ilvl="7" w:tplc="04090019" w:tentative="1">
-      <w:start w:val="1"/>
-      <w:numFmt w:val="lowerLetter"/>
-      <w:lvlText w:val="%8."/>
-      <w:lvlJc w:val="left"/>
-      <w:pPr>
-        <w:ind w:left="5760" w:hanging="360"/>
-      </w:pPr>
-    </w:lvl>
-    <w:lvl w:ilvl="8" w:tplc="0409001B" w:tentative="1">
-      <w:start w:val="1"/>
-      <w:numFmt w:val="lowerRoman"/>
-      <w:lvlText w:val="%9."/>
-      <w:lvlJc w:val="right"/>
-      <w:pPr>
-        <w:ind w:left="6480" w:hanging="180"/>
-      </w:pPr>
-    </w:lvl>
-  </w:abstractNum>
-  <w:abstractNum w:abstractNumId="13" w15:restartNumberingAfterBreak="0">
-    <w:nsid w:val="263E42B4"/>
-    <w:multiLevelType w:val="hybridMultilevel"/>
-    <w:tmpl w:val="7702FB9E"/>
-    <w:lvl w:ilvl="0" w:tplc="0409000F">
-      <w:start w:val="1"/>
-      <w:numFmt w:val="decimal"/>
-      <w:lvlText w:val="%1."/>
-      <w:lvlJc w:val="left"/>
-      <w:pPr>
-        <w:ind w:left="720" w:hanging="360"/>
-      </w:pPr>
-    </w:lvl>
-    <w:lvl w:ilvl="1" w:tplc="04090019" w:tentative="1">
-      <w:start w:val="1"/>
-      <w:numFmt w:val="lowerLetter"/>
-      <w:lvlText w:val="%2."/>
-      <w:lvlJc w:val="left"/>
-      <w:pPr>
-        <w:ind w:left="1440" w:hanging="360"/>
-      </w:pPr>
-    </w:lvl>
-    <w:lvl w:ilvl="2" w:tplc="0409001B" w:tentative="1">
-      <w:start w:val="1"/>
-      <w:numFmt w:val="lowerRoman"/>
-      <w:lvlText w:val="%3."/>
-      <w:lvlJc w:val="right"/>
-      <w:pPr>
-        <w:ind w:left="2160" w:hanging="180"/>
-      </w:pPr>
-    </w:lvl>
-    <w:lvl w:ilvl="3" w:tplc="0409000F" w:tentative="1">
-      <w:start w:val="1"/>
-      <w:numFmt w:val="decimal"/>
-      <w:lvlText w:val="%4."/>
-      <w:lvlJc w:val="left"/>
-      <w:pPr>
-        <w:ind w:left="2880" w:hanging="360"/>
-      </w:pPr>
-    </w:lvl>
-    <w:lvl w:ilvl="4" w:tplc="04090019" w:tentative="1">
-      <w:start w:val="1"/>
-      <w:numFmt w:val="lowerLetter"/>
-      <w:lvlText w:val="%5."/>
-      <w:lvlJc w:val="left"/>
-      <w:pPr>
-        <w:ind w:left="3600" w:hanging="360"/>
-      </w:pPr>
-    </w:lvl>
-    <w:lvl w:ilvl="5" w:tplc="0409001B" w:tentative="1">
-      <w:start w:val="1"/>
-      <w:numFmt w:val="lowerRoman"/>
-      <w:lvlText w:val="%6."/>
-      <w:lvlJc w:val="right"/>
-      <w:pPr>
-        <w:ind w:left="4320" w:hanging="180"/>
-      </w:pPr>
-    </w:lvl>
-    <w:lvl w:ilvl="6" w:tplc="0409000F" w:tentative="1">
-      <w:start w:val="1"/>
-      <w:numFmt w:val="decimal"/>
-      <w:lvlText w:val="%7."/>
-      <w:lvlJc w:val="left"/>
-      <w:pPr>
-        <w:ind w:left="5040" w:hanging="360"/>
-      </w:pPr>
-    </w:lvl>
-    <w:lvl w:ilvl="7" w:tplc="04090019" w:tentative="1">
-      <w:start w:val="1"/>
-      <w:numFmt w:val="lowerLetter"/>
-      <w:lvlText w:val="%8."/>
-      <w:lvlJc w:val="left"/>
-      <w:pPr>
-        <w:ind w:left="5760" w:hanging="360"/>
-      </w:pPr>
-    </w:lvl>
-    <w:lvl w:ilvl="8" w:tplc="0409001B" w:tentative="1">
-      <w:start w:val="1"/>
-      <w:numFmt w:val="lowerRoman"/>
-      <w:lvlText w:val="%9."/>
-      <w:lvlJc w:val="right"/>
-      <w:pPr>
-        <w:ind w:left="6480" w:hanging="180"/>
-      </w:pPr>
-    </w:lvl>
-  </w:abstractNum>
-  <w:abstractNum w:abstractNumId="14" w15:restartNumberingAfterBreak="0">
-    <w:nsid w:val="2D2340DA"/>
-    <w:multiLevelType w:val="hybridMultilevel"/>
-    <w:tmpl w:val="41ACB8E4"/>
-    <w:lvl w:ilvl="0" w:tplc="0409000F">
-      <w:start w:val="1"/>
-      <w:numFmt w:val="decimal"/>
-      <w:lvlText w:val="%1."/>
-      <w:lvlJc w:val="left"/>
-      <w:pPr>
-        <w:ind w:left="720" w:hanging="360"/>
-      </w:pPr>
-      <w:rPr>
-        <w:rFonts w:hint="default"/>
-      </w:rPr>
-    </w:lvl>
-    <w:lvl w:ilvl="1" w:tplc="04090019" w:tentative="1">
-      <w:start w:val="1"/>
-      <w:numFmt w:val="lowerLetter"/>
-      <w:lvlText w:val="%2."/>
-      <w:lvlJc w:val="left"/>
-      <w:pPr>
-        <w:ind w:left="1440" w:hanging="360"/>
-      </w:pPr>
-    </w:lvl>
-    <w:lvl w:ilvl="2" w:tplc="0409001B" w:tentative="1">
-      <w:start w:val="1"/>
-      <w:numFmt w:val="lowerRoman"/>
-      <w:lvlText w:val="%3."/>
-      <w:lvlJc w:val="right"/>
-      <w:pPr>
-        <w:ind w:left="2160" w:hanging="180"/>
-      </w:pPr>
-    </w:lvl>
-    <w:lvl w:ilvl="3" w:tplc="0409000F" w:tentative="1">
-      <w:start w:val="1"/>
-      <w:numFmt w:val="decimal"/>
-      <w:lvlText w:val="%4."/>
-      <w:lvlJc w:val="left"/>
-      <w:pPr>
-        <w:ind w:left="2880" w:hanging="360"/>
-      </w:pPr>
-    </w:lvl>
-    <w:lvl w:ilvl="4" w:tplc="04090019" w:tentative="1">
-      <w:start w:val="1"/>
-      <w:numFmt w:val="lowerLetter"/>
-      <w:lvlText w:val="%5."/>
-      <w:lvlJc w:val="left"/>
-      <w:pPr>
-        <w:ind w:left="3600" w:hanging="360"/>
-      </w:pPr>
-    </w:lvl>
-    <w:lvl w:ilvl="5" w:tplc="0409001B" w:tentative="1">
-      <w:start w:val="1"/>
-      <w:numFmt w:val="lowerRoman"/>
-      <w:lvlText w:val="%6."/>
-      <w:lvlJc w:val="right"/>
-      <w:pPr>
-        <w:ind w:left="4320" w:hanging="180"/>
-      </w:pPr>
-    </w:lvl>
-    <w:lvl w:ilvl="6" w:tplc="0409000F" w:tentative="1">
-      <w:start w:val="1"/>
-      <w:numFmt w:val="decimal"/>
-      <w:lvlText w:val="%7."/>
-      <w:lvlJc w:val="left"/>
-      <w:pPr>
-        <w:ind w:left="5040" w:hanging="360"/>
-      </w:pPr>
-    </w:lvl>
-    <w:lvl w:ilvl="7" w:tplc="04090019" w:tentative="1">
-      <w:start w:val="1"/>
-      <w:numFmt w:val="lowerLetter"/>
-      <w:lvlText w:val="%8."/>
-      <w:lvlJc w:val="left"/>
-      <w:pPr>
-        <w:ind w:left="5760" w:hanging="360"/>
-      </w:pPr>
-    </w:lvl>
-    <w:lvl w:ilvl="8" w:tplc="0409001B" w:tentative="1">
-      <w:start w:val="1"/>
-      <w:numFmt w:val="lowerRoman"/>
-      <w:lvlText w:val="%9."/>
-      <w:lvlJc w:val="right"/>
-      <w:pPr>
-        <w:ind w:left="6480" w:hanging="180"/>
-      </w:pPr>
-    </w:lvl>
-  </w:abstractNum>
-  <w:abstractNum w:abstractNumId="15" w15:restartNumberingAfterBreak="0">
-    <w:nsid w:val="2EF36D4A"/>
-    <w:multiLevelType w:val="hybridMultilevel"/>
-    <w:tmpl w:val="18D63482"/>
+    <w:tmpl w:val="5DCCD666"/>
     <w:lvl w:ilvl="0" w:tplc="04090001">
       <w:start w:val="1"/>
       <w:numFmt w:val="bullet"/>
       <w:lvlText w:val=""/>
       <w:lvlJc w:val="left"/>
       <w:pPr>
-        <w:ind w:left="1440" w:hanging="360"/>
+        <w:ind w:left="360" w:hanging="360"/>
       </w:pPr>
       <w:rPr>
         <w:rFonts w:ascii="Symbol" w:hAnsi="Symbol" w:hint="default"/>
@@ -32426,7 +33274,7 @@
       <w:lvlText w:val="o"/>
       <w:lvlJc w:val="left"/>
       <w:pPr>
-        <w:ind w:left="2160" w:hanging="360"/>
+        <w:ind w:left="1080" w:hanging="360"/>
       </w:pPr>
       <w:rPr>
         <w:rFonts w:ascii="Courier New" w:hAnsi="Courier New" w:cs="Courier New" w:hint="default"/>
@@ -32438,7 +33286,7 @@
       <w:lvlText w:val=""/>
       <w:lvlJc w:val="left"/>
       <w:pPr>
-        <w:ind w:left="2880" w:hanging="360"/>
+        <w:ind w:left="1800" w:hanging="360"/>
       </w:pPr>
       <w:rPr>
         <w:rFonts w:ascii="Wingdings" w:hAnsi="Wingdings" w:hint="default"/>
@@ -32450,7 +33298,7 @@
       <w:lvlText w:val=""/>
       <w:lvlJc w:val="left"/>
       <w:pPr>
-        <w:ind w:left="3600" w:hanging="360"/>
+        <w:ind w:left="2520" w:hanging="360"/>
       </w:pPr>
       <w:rPr>
         <w:rFonts w:ascii="Symbol" w:hAnsi="Symbol" w:hint="default"/>
@@ -32462,7 +33310,7 @@
       <w:lvlText w:val="o"/>
       <w:lvlJc w:val="left"/>
       <w:pPr>
-        <w:ind w:left="4320" w:hanging="360"/>
+        <w:ind w:left="3240" w:hanging="360"/>
       </w:pPr>
       <w:rPr>
         <w:rFonts w:ascii="Courier New" w:hAnsi="Courier New" w:cs="Courier New" w:hint="default"/>
@@ -32474,7 +33322,7 @@
       <w:lvlText w:val=""/>
       <w:lvlJc w:val="left"/>
       <w:pPr>
-        <w:ind w:left="5040" w:hanging="360"/>
+        <w:ind w:left="3960" w:hanging="360"/>
       </w:pPr>
       <w:rPr>
         <w:rFonts w:ascii="Wingdings" w:hAnsi="Wingdings" w:hint="default"/>
@@ -32486,7 +33334,7 @@
       <w:lvlText w:val=""/>
       <w:lvlJc w:val="left"/>
       <w:pPr>
-        <w:ind w:left="5760" w:hanging="360"/>
+        <w:ind w:left="4680" w:hanging="360"/>
       </w:pPr>
       <w:rPr>
         <w:rFonts w:ascii="Symbol" w:hAnsi="Symbol" w:hint="default"/>
@@ -32498,7 +33346,7 @@
       <w:lvlText w:val="o"/>
       <w:lvlJc w:val="left"/>
       <w:pPr>
-        <w:ind w:left="6480" w:hanging="360"/>
+        <w:ind w:left="5400" w:hanging="360"/>
       </w:pPr>
       <w:rPr>
         <w:rFonts w:ascii="Courier New" w:hAnsi="Courier New" w:cs="Courier New" w:hint="default"/>
@@ -32510,7 +33358,346 @@
       <w:lvlText w:val=""/>
       <w:lvlJc w:val="left"/>
       <w:pPr>
-        <w:ind w:left="7200" w:hanging="360"/>
+        <w:ind w:left="6120" w:hanging="360"/>
+      </w:pPr>
+      <w:rPr>
+        <w:rFonts w:ascii="Wingdings" w:hAnsi="Wingdings" w:hint="default"/>
+      </w:rPr>
+    </w:lvl>
+  </w:abstractNum>
+  <w:abstractNum w:abstractNumId="13" w15:restartNumberingAfterBreak="0">
+    <w:nsid w:val="4090202B"/>
+    <w:multiLevelType w:val="hybridMultilevel"/>
+    <w:tmpl w:val="82F21156"/>
+    <w:lvl w:ilvl="0" w:tplc="04090001">
+      <w:start w:val="1"/>
+      <w:numFmt w:val="bullet"/>
+      <w:lvlText w:val=""/>
+      <w:lvlJc w:val="left"/>
+      <w:pPr>
+        <w:ind w:left="720" w:hanging="360"/>
+      </w:pPr>
+      <w:rPr>
+        <w:rFonts w:ascii="Symbol" w:hAnsi="Symbol" w:hint="default"/>
+      </w:rPr>
+    </w:lvl>
+    <w:lvl w:ilvl="1" w:tplc="04090003" w:tentative="1">
+      <w:start w:val="1"/>
+      <w:numFmt w:val="bullet"/>
+      <w:lvlText w:val="o"/>
+      <w:lvlJc w:val="left"/>
+      <w:pPr>
+        <w:ind w:left="1440" w:hanging="360"/>
+      </w:pPr>
+      <w:rPr>
+        <w:rFonts w:ascii="Courier New" w:hAnsi="Courier New" w:cs="Courier New" w:hint="default"/>
+      </w:rPr>
+    </w:lvl>
+    <w:lvl w:ilvl="2" w:tplc="04090005" w:tentative="1">
+      <w:start w:val="1"/>
+      <w:numFmt w:val="bullet"/>
+      <w:lvlText w:val=""/>
+      <w:lvlJc w:val="left"/>
+      <w:pPr>
+        <w:ind w:left="2160" w:hanging="360"/>
+      </w:pPr>
+      <w:rPr>
+        <w:rFonts w:ascii="Wingdings" w:hAnsi="Wingdings" w:hint="default"/>
+      </w:rPr>
+    </w:lvl>
+    <w:lvl w:ilvl="3" w:tplc="04090001" w:tentative="1">
+      <w:start w:val="1"/>
+      <w:numFmt w:val="bullet"/>
+      <w:lvlText w:val=""/>
+      <w:lvlJc w:val="left"/>
+      <w:pPr>
+        <w:ind w:left="2880" w:hanging="360"/>
+      </w:pPr>
+      <w:rPr>
+        <w:rFonts w:ascii="Symbol" w:hAnsi="Symbol" w:hint="default"/>
+      </w:rPr>
+    </w:lvl>
+    <w:lvl w:ilvl="4" w:tplc="04090003" w:tentative="1">
+      <w:start w:val="1"/>
+      <w:numFmt w:val="bullet"/>
+      <w:lvlText w:val="o"/>
+      <w:lvlJc w:val="left"/>
+      <w:pPr>
+        <w:ind w:left="3600" w:hanging="360"/>
+      </w:pPr>
+      <w:rPr>
+        <w:rFonts w:ascii="Courier New" w:hAnsi="Courier New" w:cs="Courier New" w:hint="default"/>
+      </w:rPr>
+    </w:lvl>
+    <w:lvl w:ilvl="5" w:tplc="04090005" w:tentative="1">
+      <w:start w:val="1"/>
+      <w:numFmt w:val="bullet"/>
+      <w:lvlText w:val=""/>
+      <w:lvlJc w:val="left"/>
+      <w:pPr>
+        <w:ind w:left="4320" w:hanging="360"/>
+      </w:pPr>
+      <w:rPr>
+        <w:rFonts w:ascii="Wingdings" w:hAnsi="Wingdings" w:hint="default"/>
+      </w:rPr>
+    </w:lvl>
+    <w:lvl w:ilvl="6" w:tplc="04090001" w:tentative="1">
+      <w:start w:val="1"/>
+      <w:numFmt w:val="bullet"/>
+      <w:lvlText w:val=""/>
+      <w:lvlJc w:val="left"/>
+      <w:pPr>
+        <w:ind w:left="5040" w:hanging="360"/>
+      </w:pPr>
+      <w:rPr>
+        <w:rFonts w:ascii="Symbol" w:hAnsi="Symbol" w:hint="default"/>
+      </w:rPr>
+    </w:lvl>
+    <w:lvl w:ilvl="7" w:tplc="04090003" w:tentative="1">
+      <w:start w:val="1"/>
+      <w:numFmt w:val="bullet"/>
+      <w:lvlText w:val="o"/>
+      <w:lvlJc w:val="left"/>
+      <w:pPr>
+        <w:ind w:left="5760" w:hanging="360"/>
+      </w:pPr>
+      <w:rPr>
+        <w:rFonts w:ascii="Courier New" w:hAnsi="Courier New" w:cs="Courier New" w:hint="default"/>
+      </w:rPr>
+    </w:lvl>
+    <w:lvl w:ilvl="8" w:tplc="04090005" w:tentative="1">
+      <w:start w:val="1"/>
+      <w:numFmt w:val="bullet"/>
+      <w:lvlText w:val=""/>
+      <w:lvlJc w:val="left"/>
+      <w:pPr>
+        <w:ind w:left="6480" w:hanging="360"/>
+      </w:pPr>
+      <w:rPr>
+        <w:rFonts w:ascii="Wingdings" w:hAnsi="Wingdings" w:hint="default"/>
+      </w:rPr>
+    </w:lvl>
+  </w:abstractNum>
+  <w:abstractNum w:abstractNumId="14" w15:restartNumberingAfterBreak="0">
+    <w:nsid w:val="46347469"/>
+    <w:multiLevelType w:val="hybridMultilevel"/>
+    <w:tmpl w:val="70CA5C4C"/>
+    <w:lvl w:ilvl="0" w:tplc="04090001">
+      <w:start w:val="1"/>
+      <w:numFmt w:val="bullet"/>
+      <w:lvlText w:val=""/>
+      <w:lvlJc w:val="left"/>
+      <w:pPr>
+        <w:ind w:left="360" w:hanging="360"/>
+      </w:pPr>
+      <w:rPr>
+        <w:rFonts w:ascii="Symbol" w:hAnsi="Symbol" w:hint="default"/>
+      </w:rPr>
+    </w:lvl>
+    <w:lvl w:ilvl="1" w:tplc="04090003" w:tentative="1">
+      <w:start w:val="1"/>
+      <w:numFmt w:val="bullet"/>
+      <w:lvlText w:val="o"/>
+      <w:lvlJc w:val="left"/>
+      <w:pPr>
+        <w:ind w:left="1080" w:hanging="360"/>
+      </w:pPr>
+      <w:rPr>
+        <w:rFonts w:ascii="Courier New" w:hAnsi="Courier New" w:cs="Courier New" w:hint="default"/>
+      </w:rPr>
+    </w:lvl>
+    <w:lvl w:ilvl="2" w:tplc="04090005" w:tentative="1">
+      <w:start w:val="1"/>
+      <w:numFmt w:val="bullet"/>
+      <w:lvlText w:val=""/>
+      <w:lvlJc w:val="left"/>
+      <w:pPr>
+        <w:ind w:left="1800" w:hanging="360"/>
+      </w:pPr>
+      <w:rPr>
+        <w:rFonts w:ascii="Wingdings" w:hAnsi="Wingdings" w:hint="default"/>
+      </w:rPr>
+    </w:lvl>
+    <w:lvl w:ilvl="3" w:tplc="04090001" w:tentative="1">
+      <w:start w:val="1"/>
+      <w:numFmt w:val="bullet"/>
+      <w:lvlText w:val=""/>
+      <w:lvlJc w:val="left"/>
+      <w:pPr>
+        <w:ind w:left="2520" w:hanging="360"/>
+      </w:pPr>
+      <w:rPr>
+        <w:rFonts w:ascii="Symbol" w:hAnsi="Symbol" w:hint="default"/>
+      </w:rPr>
+    </w:lvl>
+    <w:lvl w:ilvl="4" w:tplc="04090003" w:tentative="1">
+      <w:start w:val="1"/>
+      <w:numFmt w:val="bullet"/>
+      <w:lvlText w:val="o"/>
+      <w:lvlJc w:val="left"/>
+      <w:pPr>
+        <w:ind w:left="3240" w:hanging="360"/>
+      </w:pPr>
+      <w:rPr>
+        <w:rFonts w:ascii="Courier New" w:hAnsi="Courier New" w:cs="Courier New" w:hint="default"/>
+      </w:rPr>
+    </w:lvl>
+    <w:lvl w:ilvl="5" w:tplc="04090005" w:tentative="1">
+      <w:start w:val="1"/>
+      <w:numFmt w:val="bullet"/>
+      <w:lvlText w:val=""/>
+      <w:lvlJc w:val="left"/>
+      <w:pPr>
+        <w:ind w:left="3960" w:hanging="360"/>
+      </w:pPr>
+      <w:rPr>
+        <w:rFonts w:ascii="Wingdings" w:hAnsi="Wingdings" w:hint="default"/>
+      </w:rPr>
+    </w:lvl>
+    <w:lvl w:ilvl="6" w:tplc="04090001" w:tentative="1">
+      <w:start w:val="1"/>
+      <w:numFmt w:val="bullet"/>
+      <w:lvlText w:val=""/>
+      <w:lvlJc w:val="left"/>
+      <w:pPr>
+        <w:ind w:left="4680" w:hanging="360"/>
+      </w:pPr>
+      <w:rPr>
+        <w:rFonts w:ascii="Symbol" w:hAnsi="Symbol" w:hint="default"/>
+      </w:rPr>
+    </w:lvl>
+    <w:lvl w:ilvl="7" w:tplc="04090003" w:tentative="1">
+      <w:start w:val="1"/>
+      <w:numFmt w:val="bullet"/>
+      <w:lvlText w:val="o"/>
+      <w:lvlJc w:val="left"/>
+      <w:pPr>
+        <w:ind w:left="5400" w:hanging="360"/>
+      </w:pPr>
+      <w:rPr>
+        <w:rFonts w:ascii="Courier New" w:hAnsi="Courier New" w:cs="Courier New" w:hint="default"/>
+      </w:rPr>
+    </w:lvl>
+    <w:lvl w:ilvl="8" w:tplc="04090005" w:tentative="1">
+      <w:start w:val="1"/>
+      <w:numFmt w:val="bullet"/>
+      <w:lvlText w:val=""/>
+      <w:lvlJc w:val="left"/>
+      <w:pPr>
+        <w:ind w:left="6120" w:hanging="360"/>
+      </w:pPr>
+      <w:rPr>
+        <w:rFonts w:ascii="Wingdings" w:hAnsi="Wingdings" w:hint="default"/>
+      </w:rPr>
+    </w:lvl>
+  </w:abstractNum>
+  <w:abstractNum w:abstractNumId="15" w15:restartNumberingAfterBreak="0">
+    <w:nsid w:val="4A7E09AA"/>
+    <w:multiLevelType w:val="hybridMultilevel"/>
+    <w:tmpl w:val="01380ABE"/>
+    <w:lvl w:ilvl="0" w:tplc="04090001">
+      <w:start w:val="1"/>
+      <w:numFmt w:val="bullet"/>
+      <w:lvlText w:val=""/>
+      <w:lvlJc w:val="left"/>
+      <w:pPr>
+        <w:ind w:left="720" w:hanging="360"/>
+      </w:pPr>
+      <w:rPr>
+        <w:rFonts w:ascii="Symbol" w:hAnsi="Symbol" w:hint="default"/>
+      </w:rPr>
+    </w:lvl>
+    <w:lvl w:ilvl="1" w:tplc="04090003" w:tentative="1">
+      <w:start w:val="1"/>
+      <w:numFmt w:val="bullet"/>
+      <w:lvlText w:val="o"/>
+      <w:lvlJc w:val="left"/>
+      <w:pPr>
+        <w:ind w:left="1440" w:hanging="360"/>
+      </w:pPr>
+      <w:rPr>
+        <w:rFonts w:ascii="Courier New" w:hAnsi="Courier New" w:cs="Courier New" w:hint="default"/>
+      </w:rPr>
+    </w:lvl>
+    <w:lvl w:ilvl="2" w:tplc="04090005" w:tentative="1">
+      <w:start w:val="1"/>
+      <w:numFmt w:val="bullet"/>
+      <w:lvlText w:val=""/>
+      <w:lvlJc w:val="left"/>
+      <w:pPr>
+        <w:ind w:left="2160" w:hanging="360"/>
+      </w:pPr>
+      <w:rPr>
+        <w:rFonts w:ascii="Wingdings" w:hAnsi="Wingdings" w:hint="default"/>
+      </w:rPr>
+    </w:lvl>
+    <w:lvl w:ilvl="3" w:tplc="04090001" w:tentative="1">
+      <w:start w:val="1"/>
+      <w:numFmt w:val="bullet"/>
+      <w:lvlText w:val=""/>
+      <w:lvlJc w:val="left"/>
+      <w:pPr>
+        <w:ind w:left="2880" w:hanging="360"/>
+      </w:pPr>
+      <w:rPr>
+        <w:rFonts w:ascii="Symbol" w:hAnsi="Symbol" w:hint="default"/>
+      </w:rPr>
+    </w:lvl>
+    <w:lvl w:ilvl="4" w:tplc="04090003" w:tentative="1">
+      <w:start w:val="1"/>
+      <w:numFmt w:val="bullet"/>
+      <w:lvlText w:val="o"/>
+      <w:lvlJc w:val="left"/>
+      <w:pPr>
+        <w:ind w:left="3600" w:hanging="360"/>
+      </w:pPr>
+      <w:rPr>
+        <w:rFonts w:ascii="Courier New" w:hAnsi="Courier New" w:cs="Courier New" w:hint="default"/>
+      </w:rPr>
+    </w:lvl>
+    <w:lvl w:ilvl="5" w:tplc="04090005" w:tentative="1">
+      <w:start w:val="1"/>
+      <w:numFmt w:val="bullet"/>
+      <w:lvlText w:val=""/>
+      <w:lvlJc w:val="left"/>
+      <w:pPr>
+        <w:ind w:left="4320" w:hanging="360"/>
+      </w:pPr>
+      <w:rPr>
+        <w:rFonts w:ascii="Wingdings" w:hAnsi="Wingdings" w:hint="default"/>
+      </w:rPr>
+    </w:lvl>
+    <w:lvl w:ilvl="6" w:tplc="04090001" w:tentative="1">
+      <w:start w:val="1"/>
+      <w:numFmt w:val="bullet"/>
+      <w:lvlText w:val=""/>
+      <w:lvlJc w:val="left"/>
+      <w:pPr>
+        <w:ind w:left="5040" w:hanging="360"/>
+      </w:pPr>
+      <w:rPr>
+        <w:rFonts w:ascii="Symbol" w:hAnsi="Symbol" w:hint="default"/>
+      </w:rPr>
+    </w:lvl>
+    <w:lvl w:ilvl="7" w:tplc="04090003" w:tentative="1">
+      <w:start w:val="1"/>
+      <w:numFmt w:val="bullet"/>
+      <w:lvlText w:val="o"/>
+      <w:lvlJc w:val="left"/>
+      <w:pPr>
+        <w:ind w:left="5760" w:hanging="360"/>
+      </w:pPr>
+      <w:rPr>
+        <w:rFonts w:ascii="Courier New" w:hAnsi="Courier New" w:cs="Courier New" w:hint="default"/>
+      </w:rPr>
+    </w:lvl>
+    <w:lvl w:ilvl="8" w:tplc="04090005" w:tentative="1">
+      <w:start w:val="1"/>
+      <w:numFmt w:val="bullet"/>
+      <w:lvlText w:val=""/>
+      <w:lvlJc w:val="left"/>
+      <w:pPr>
+        <w:ind w:left="6480" w:hanging="360"/>
       </w:pPr>
       <w:rPr>
         <w:rFonts w:ascii="Wingdings" w:hAnsi="Wingdings" w:hint="default"/>
@@ -32518,10 +33705,349 @@
     </w:lvl>
   </w:abstractNum>
   <w:abstractNum w:abstractNumId="16" w15:restartNumberingAfterBreak="0">
-    <w:nsid w:val="2F894D97"/>
+    <w:nsid w:val="57AF1F24"/>
     <w:multiLevelType w:val="hybridMultilevel"/>
-    <w:tmpl w:val="BF4AF3C2"/>
-    <w:lvl w:ilvl="0" w:tplc="0409000F">
+    <w:tmpl w:val="BFDA9F36"/>
+    <w:lvl w:ilvl="0" w:tplc="04090001">
+      <w:start w:val="1"/>
+      <w:numFmt w:val="bullet"/>
+      <w:lvlText w:val=""/>
+      <w:lvlJc w:val="left"/>
+      <w:pPr>
+        <w:ind w:left="720" w:hanging="360"/>
+      </w:pPr>
+      <w:rPr>
+        <w:rFonts w:ascii="Symbol" w:hAnsi="Symbol" w:hint="default"/>
+      </w:rPr>
+    </w:lvl>
+    <w:lvl w:ilvl="1" w:tplc="04090003" w:tentative="1">
+      <w:start w:val="1"/>
+      <w:numFmt w:val="bullet"/>
+      <w:lvlText w:val="o"/>
+      <w:lvlJc w:val="left"/>
+      <w:pPr>
+        <w:ind w:left="1440" w:hanging="360"/>
+      </w:pPr>
+      <w:rPr>
+        <w:rFonts w:ascii="Courier New" w:hAnsi="Courier New" w:cs="Courier New" w:hint="default"/>
+      </w:rPr>
+    </w:lvl>
+    <w:lvl w:ilvl="2" w:tplc="04090005" w:tentative="1">
+      <w:start w:val="1"/>
+      <w:numFmt w:val="bullet"/>
+      <w:lvlText w:val=""/>
+      <w:lvlJc w:val="left"/>
+      <w:pPr>
+        <w:ind w:left="2160" w:hanging="360"/>
+      </w:pPr>
+      <w:rPr>
+        <w:rFonts w:ascii="Wingdings" w:hAnsi="Wingdings" w:hint="default"/>
+      </w:rPr>
+    </w:lvl>
+    <w:lvl w:ilvl="3" w:tplc="04090001" w:tentative="1">
+      <w:start w:val="1"/>
+      <w:numFmt w:val="bullet"/>
+      <w:lvlText w:val=""/>
+      <w:lvlJc w:val="left"/>
+      <w:pPr>
+        <w:ind w:left="2880" w:hanging="360"/>
+      </w:pPr>
+      <w:rPr>
+        <w:rFonts w:ascii="Symbol" w:hAnsi="Symbol" w:hint="default"/>
+      </w:rPr>
+    </w:lvl>
+    <w:lvl w:ilvl="4" w:tplc="04090003" w:tentative="1">
+      <w:start w:val="1"/>
+      <w:numFmt w:val="bullet"/>
+      <w:lvlText w:val="o"/>
+      <w:lvlJc w:val="left"/>
+      <w:pPr>
+        <w:ind w:left="3600" w:hanging="360"/>
+      </w:pPr>
+      <w:rPr>
+        <w:rFonts w:ascii="Courier New" w:hAnsi="Courier New" w:cs="Courier New" w:hint="default"/>
+      </w:rPr>
+    </w:lvl>
+    <w:lvl w:ilvl="5" w:tplc="04090005" w:tentative="1">
+      <w:start w:val="1"/>
+      <w:numFmt w:val="bullet"/>
+      <w:lvlText w:val=""/>
+      <w:lvlJc w:val="left"/>
+      <w:pPr>
+        <w:ind w:left="4320" w:hanging="360"/>
+      </w:pPr>
+      <w:rPr>
+        <w:rFonts w:ascii="Wingdings" w:hAnsi="Wingdings" w:hint="default"/>
+      </w:rPr>
+    </w:lvl>
+    <w:lvl w:ilvl="6" w:tplc="04090001" w:tentative="1">
+      <w:start w:val="1"/>
+      <w:numFmt w:val="bullet"/>
+      <w:lvlText w:val=""/>
+      <w:lvlJc w:val="left"/>
+      <w:pPr>
+        <w:ind w:left="5040" w:hanging="360"/>
+      </w:pPr>
+      <w:rPr>
+        <w:rFonts w:ascii="Symbol" w:hAnsi="Symbol" w:hint="default"/>
+      </w:rPr>
+    </w:lvl>
+    <w:lvl w:ilvl="7" w:tplc="04090003" w:tentative="1">
+      <w:start w:val="1"/>
+      <w:numFmt w:val="bullet"/>
+      <w:lvlText w:val="o"/>
+      <w:lvlJc w:val="left"/>
+      <w:pPr>
+        <w:ind w:left="5760" w:hanging="360"/>
+      </w:pPr>
+      <w:rPr>
+        <w:rFonts w:ascii="Courier New" w:hAnsi="Courier New" w:cs="Courier New" w:hint="default"/>
+      </w:rPr>
+    </w:lvl>
+    <w:lvl w:ilvl="8" w:tplc="04090005" w:tentative="1">
+      <w:start w:val="1"/>
+      <w:numFmt w:val="bullet"/>
+      <w:lvlText w:val=""/>
+      <w:lvlJc w:val="left"/>
+      <w:pPr>
+        <w:ind w:left="6480" w:hanging="360"/>
+      </w:pPr>
+      <w:rPr>
+        <w:rFonts w:ascii="Wingdings" w:hAnsi="Wingdings" w:hint="default"/>
+      </w:rPr>
+    </w:lvl>
+  </w:abstractNum>
+  <w:abstractNum w:abstractNumId="17" w15:restartNumberingAfterBreak="0">
+    <w:nsid w:val="62812C2F"/>
+    <w:multiLevelType w:val="hybridMultilevel"/>
+    <w:tmpl w:val="81C00E5C"/>
+    <w:lvl w:ilvl="0" w:tplc="04090001">
+      <w:start w:val="1"/>
+      <w:numFmt w:val="bullet"/>
+      <w:lvlText w:val=""/>
+      <w:lvlJc w:val="left"/>
+      <w:pPr>
+        <w:ind w:left="720" w:hanging="360"/>
+      </w:pPr>
+      <w:rPr>
+        <w:rFonts w:ascii="Symbol" w:hAnsi="Symbol" w:hint="default"/>
+      </w:rPr>
+    </w:lvl>
+    <w:lvl w:ilvl="1" w:tplc="04090003" w:tentative="1">
+      <w:start w:val="1"/>
+      <w:numFmt w:val="bullet"/>
+      <w:lvlText w:val="o"/>
+      <w:lvlJc w:val="left"/>
+      <w:pPr>
+        <w:ind w:left="1440" w:hanging="360"/>
+      </w:pPr>
+      <w:rPr>
+        <w:rFonts w:ascii="Courier New" w:hAnsi="Courier New" w:cs="Courier New" w:hint="default"/>
+      </w:rPr>
+    </w:lvl>
+    <w:lvl w:ilvl="2" w:tplc="04090005" w:tentative="1">
+      <w:start w:val="1"/>
+      <w:numFmt w:val="bullet"/>
+      <w:lvlText w:val=""/>
+      <w:lvlJc w:val="left"/>
+      <w:pPr>
+        <w:ind w:left="2160" w:hanging="360"/>
+      </w:pPr>
+      <w:rPr>
+        <w:rFonts w:ascii="Wingdings" w:hAnsi="Wingdings" w:hint="default"/>
+      </w:rPr>
+    </w:lvl>
+    <w:lvl w:ilvl="3" w:tplc="04090001" w:tentative="1">
+      <w:start w:val="1"/>
+      <w:numFmt w:val="bullet"/>
+      <w:lvlText w:val=""/>
+      <w:lvlJc w:val="left"/>
+      <w:pPr>
+        <w:ind w:left="2880" w:hanging="360"/>
+      </w:pPr>
+      <w:rPr>
+        <w:rFonts w:ascii="Symbol" w:hAnsi="Symbol" w:hint="default"/>
+      </w:rPr>
+    </w:lvl>
+    <w:lvl w:ilvl="4" w:tplc="04090003" w:tentative="1">
+      <w:start w:val="1"/>
+      <w:numFmt w:val="bullet"/>
+      <w:lvlText w:val="o"/>
+      <w:lvlJc w:val="left"/>
+      <w:pPr>
+        <w:ind w:left="3600" w:hanging="360"/>
+      </w:pPr>
+      <w:rPr>
+        <w:rFonts w:ascii="Courier New" w:hAnsi="Courier New" w:cs="Courier New" w:hint="default"/>
+      </w:rPr>
+    </w:lvl>
+    <w:lvl w:ilvl="5" w:tplc="04090005" w:tentative="1">
+      <w:start w:val="1"/>
+      <w:numFmt w:val="bullet"/>
+      <w:lvlText w:val=""/>
+      <w:lvlJc w:val="left"/>
+      <w:pPr>
+        <w:ind w:left="4320" w:hanging="360"/>
+      </w:pPr>
+      <w:rPr>
+        <w:rFonts w:ascii="Wingdings" w:hAnsi="Wingdings" w:hint="default"/>
+      </w:rPr>
+    </w:lvl>
+    <w:lvl w:ilvl="6" w:tplc="04090001" w:tentative="1">
+      <w:start w:val="1"/>
+      <w:numFmt w:val="bullet"/>
+      <w:lvlText w:val=""/>
+      <w:lvlJc w:val="left"/>
+      <w:pPr>
+        <w:ind w:left="5040" w:hanging="360"/>
+      </w:pPr>
+      <w:rPr>
+        <w:rFonts w:ascii="Symbol" w:hAnsi="Symbol" w:hint="default"/>
+      </w:rPr>
+    </w:lvl>
+    <w:lvl w:ilvl="7" w:tplc="04090003" w:tentative="1">
+      <w:start w:val="1"/>
+      <w:numFmt w:val="bullet"/>
+      <w:lvlText w:val="o"/>
+      <w:lvlJc w:val="left"/>
+      <w:pPr>
+        <w:ind w:left="5760" w:hanging="360"/>
+      </w:pPr>
+      <w:rPr>
+        <w:rFonts w:ascii="Courier New" w:hAnsi="Courier New" w:cs="Courier New" w:hint="default"/>
+      </w:rPr>
+    </w:lvl>
+    <w:lvl w:ilvl="8" w:tplc="04090005" w:tentative="1">
+      <w:start w:val="1"/>
+      <w:numFmt w:val="bullet"/>
+      <w:lvlText w:val=""/>
+      <w:lvlJc w:val="left"/>
+      <w:pPr>
+        <w:ind w:left="6480" w:hanging="360"/>
+      </w:pPr>
+      <w:rPr>
+        <w:rFonts w:ascii="Wingdings" w:hAnsi="Wingdings" w:hint="default"/>
+      </w:rPr>
+    </w:lvl>
+  </w:abstractNum>
+  <w:abstractNum w:abstractNumId="18" w15:restartNumberingAfterBreak="0">
+    <w:nsid w:val="64E27D10"/>
+    <w:multiLevelType w:val="hybridMultilevel"/>
+    <w:tmpl w:val="55F032D0"/>
+    <w:lvl w:ilvl="0" w:tplc="04090001">
+      <w:start w:val="1"/>
+      <w:numFmt w:val="bullet"/>
+      <w:lvlText w:val=""/>
+      <w:lvlJc w:val="left"/>
+      <w:pPr>
+        <w:ind w:left="720" w:hanging="360"/>
+      </w:pPr>
+      <w:rPr>
+        <w:rFonts w:ascii="Symbol" w:hAnsi="Symbol" w:hint="default"/>
+      </w:rPr>
+    </w:lvl>
+    <w:lvl w:ilvl="1" w:tplc="04090003" w:tentative="1">
+      <w:start w:val="1"/>
+      <w:numFmt w:val="bullet"/>
+      <w:lvlText w:val="o"/>
+      <w:lvlJc w:val="left"/>
+      <w:pPr>
+        <w:ind w:left="1440" w:hanging="360"/>
+      </w:pPr>
+      <w:rPr>
+        <w:rFonts w:ascii="Courier New" w:hAnsi="Courier New" w:cs="Courier New" w:hint="default"/>
+      </w:rPr>
+    </w:lvl>
+    <w:lvl w:ilvl="2" w:tplc="04090005" w:tentative="1">
+      <w:start w:val="1"/>
+      <w:numFmt w:val="bullet"/>
+      <w:lvlText w:val=""/>
+      <w:lvlJc w:val="left"/>
+      <w:pPr>
+        <w:ind w:left="2160" w:hanging="360"/>
+      </w:pPr>
+      <w:rPr>
+        <w:rFonts w:ascii="Wingdings" w:hAnsi="Wingdings" w:hint="default"/>
+      </w:rPr>
+    </w:lvl>
+    <w:lvl w:ilvl="3" w:tplc="04090001" w:tentative="1">
+      <w:start w:val="1"/>
+      <w:numFmt w:val="bullet"/>
+      <w:lvlText w:val=""/>
+      <w:lvlJc w:val="left"/>
+      <w:pPr>
+        <w:ind w:left="2880" w:hanging="360"/>
+      </w:pPr>
+      <w:rPr>
+        <w:rFonts w:ascii="Symbol" w:hAnsi="Symbol" w:hint="default"/>
+      </w:rPr>
+    </w:lvl>
+    <w:lvl w:ilvl="4" w:tplc="04090003" w:tentative="1">
+      <w:start w:val="1"/>
+      <w:numFmt w:val="bullet"/>
+      <w:lvlText w:val="o"/>
+      <w:lvlJc w:val="left"/>
+      <w:pPr>
+        <w:ind w:left="3600" w:hanging="360"/>
+      </w:pPr>
+      <w:rPr>
+        <w:rFonts w:ascii="Courier New" w:hAnsi="Courier New" w:cs="Courier New" w:hint="default"/>
+      </w:rPr>
+    </w:lvl>
+    <w:lvl w:ilvl="5" w:tplc="04090005" w:tentative="1">
+      <w:start w:val="1"/>
+      <w:numFmt w:val="bullet"/>
+      <w:lvlText w:val=""/>
+      <w:lvlJc w:val="left"/>
+      <w:pPr>
+        <w:ind w:left="4320" w:hanging="360"/>
+      </w:pPr>
+      <w:rPr>
+        <w:rFonts w:ascii="Wingdings" w:hAnsi="Wingdings" w:hint="default"/>
+      </w:rPr>
+    </w:lvl>
+    <w:lvl w:ilvl="6" w:tplc="04090001" w:tentative="1">
+      <w:start w:val="1"/>
+      <w:numFmt w:val="bullet"/>
+      <w:lvlText w:val=""/>
+      <w:lvlJc w:val="left"/>
+      <w:pPr>
+        <w:ind w:left="5040" w:hanging="360"/>
+      </w:pPr>
+      <w:rPr>
+        <w:rFonts w:ascii="Symbol" w:hAnsi="Symbol" w:hint="default"/>
+      </w:rPr>
+    </w:lvl>
+    <w:lvl w:ilvl="7" w:tplc="04090003" w:tentative="1">
+      <w:start w:val="1"/>
+      <w:numFmt w:val="bullet"/>
+      <w:lvlText w:val="o"/>
+      <w:lvlJc w:val="left"/>
+      <w:pPr>
+        <w:ind w:left="5760" w:hanging="360"/>
+      </w:pPr>
+      <w:rPr>
+        <w:rFonts w:ascii="Courier New" w:hAnsi="Courier New" w:cs="Courier New" w:hint="default"/>
+      </w:rPr>
+    </w:lvl>
+    <w:lvl w:ilvl="8" w:tplc="04090005" w:tentative="1">
+      <w:start w:val="1"/>
+      <w:numFmt w:val="bullet"/>
+      <w:lvlText w:val=""/>
+      <w:lvlJc w:val="left"/>
+      <w:pPr>
+        <w:ind w:left="6480" w:hanging="360"/>
+      </w:pPr>
+      <w:rPr>
+        <w:rFonts w:ascii="Wingdings" w:hAnsi="Wingdings" w:hint="default"/>
+      </w:rPr>
+    </w:lvl>
+  </w:abstractNum>
+  <w:abstractNum w:abstractNumId="19" w15:restartNumberingAfterBreak="0">
+    <w:nsid w:val="653E509A"/>
+    <w:multiLevelType w:val="hybridMultilevel"/>
+    <w:tmpl w:val="D20EF8A2"/>
+    <w:lvl w:ilvl="0" w:tplc="5B8EB414">
       <w:start w:val="1"/>
       <w:numFmt w:val="decimal"/>
       <w:lvlText w:val="%1."/>
@@ -32529,8 +34055,12 @@
       <w:pPr>
         <w:ind w:left="720" w:hanging="360"/>
       </w:pPr>
+      <w:rPr>
+        <w:rFonts w:hint="default"/>
+        <w:b/>
+      </w:rPr>
     </w:lvl>
-    <w:lvl w:ilvl="1" w:tplc="04090019">
+    <w:lvl w:ilvl="1" w:tplc="04090019" w:tentative="1">
       <w:start w:val="1"/>
       <w:numFmt w:val="lowerLetter"/>
       <w:lvlText w:val="%2."/>
@@ -32539,7 +34069,7 @@
         <w:ind w:left="1440" w:hanging="360"/>
       </w:pPr>
     </w:lvl>
-    <w:lvl w:ilvl="2" w:tplc="0409001B">
+    <w:lvl w:ilvl="2" w:tplc="0409001B" w:tentative="1">
       <w:start w:val="1"/>
       <w:numFmt w:val="lowerRoman"/>
       <w:lvlText w:val="%3."/>
@@ -32603,8 +34133,207 @@
       </w:pPr>
     </w:lvl>
   </w:abstractNum>
-  <w:abstractNum w:abstractNumId="17" w15:restartNumberingAfterBreak="0">
-    <w:nsid w:val="318A3266"/>
+  <w:abstractNum w:abstractNumId="20" w15:restartNumberingAfterBreak="0">
+    <w:nsid w:val="656F2A6D"/>
+    <w:multiLevelType w:val="hybridMultilevel"/>
+    <w:tmpl w:val="8A66FB76"/>
+    <w:lvl w:ilvl="0" w:tplc="04090001">
+      <w:start w:val="1"/>
+      <w:numFmt w:val="bullet"/>
+      <w:lvlText w:val=""/>
+      <w:lvlJc w:val="left"/>
+      <w:pPr>
+        <w:ind w:left="720" w:hanging="360"/>
+      </w:pPr>
+      <w:rPr>
+        <w:rFonts w:ascii="Symbol" w:hAnsi="Symbol" w:hint="default"/>
+      </w:rPr>
+    </w:lvl>
+    <w:lvl w:ilvl="1" w:tplc="04090003" w:tentative="1">
+      <w:start w:val="1"/>
+      <w:numFmt w:val="bullet"/>
+      <w:lvlText w:val="o"/>
+      <w:lvlJc w:val="left"/>
+      <w:pPr>
+        <w:ind w:left="1440" w:hanging="360"/>
+      </w:pPr>
+      <w:rPr>
+        <w:rFonts w:ascii="Courier New" w:hAnsi="Courier New" w:cs="Courier New" w:hint="default"/>
+      </w:rPr>
+    </w:lvl>
+    <w:lvl w:ilvl="2" w:tplc="04090005" w:tentative="1">
+      <w:start w:val="1"/>
+      <w:numFmt w:val="bullet"/>
+      <w:lvlText w:val=""/>
+      <w:lvlJc w:val="left"/>
+      <w:pPr>
+        <w:ind w:left="2160" w:hanging="360"/>
+      </w:pPr>
+      <w:rPr>
+        <w:rFonts w:ascii="Wingdings" w:hAnsi="Wingdings" w:hint="default"/>
+      </w:rPr>
+    </w:lvl>
+    <w:lvl w:ilvl="3" w:tplc="04090001" w:tentative="1">
+      <w:start w:val="1"/>
+      <w:numFmt w:val="bullet"/>
+      <w:lvlText w:val=""/>
+      <w:lvlJc w:val="left"/>
+      <w:pPr>
+        <w:ind w:left="2880" w:hanging="360"/>
+      </w:pPr>
+      <w:rPr>
+        <w:rFonts w:ascii="Symbol" w:hAnsi="Symbol" w:hint="default"/>
+      </w:rPr>
+    </w:lvl>
+    <w:lvl w:ilvl="4" w:tplc="04090003" w:tentative="1">
+      <w:start w:val="1"/>
+      <w:numFmt w:val="bullet"/>
+      <w:lvlText w:val="o"/>
+      <w:lvlJc w:val="left"/>
+      <w:pPr>
+        <w:ind w:left="3600" w:hanging="360"/>
+      </w:pPr>
+      <w:rPr>
+        <w:rFonts w:ascii="Courier New" w:hAnsi="Courier New" w:cs="Courier New" w:hint="default"/>
+      </w:rPr>
+    </w:lvl>
+    <w:lvl w:ilvl="5" w:tplc="04090005" w:tentative="1">
+      <w:start w:val="1"/>
+      <w:numFmt w:val="bullet"/>
+      <w:lvlText w:val=""/>
+      <w:lvlJc w:val="left"/>
+      <w:pPr>
+        <w:ind w:left="4320" w:hanging="360"/>
+      </w:pPr>
+      <w:rPr>
+        <w:rFonts w:ascii="Wingdings" w:hAnsi="Wingdings" w:hint="default"/>
+      </w:rPr>
+    </w:lvl>
+    <w:lvl w:ilvl="6" w:tplc="04090001" w:tentative="1">
+      <w:start w:val="1"/>
+      <w:numFmt w:val="bullet"/>
+      <w:lvlText w:val=""/>
+      <w:lvlJc w:val="left"/>
+      <w:pPr>
+        <w:ind w:left="5040" w:hanging="360"/>
+      </w:pPr>
+      <w:rPr>
+        <w:rFonts w:ascii="Symbol" w:hAnsi="Symbol" w:hint="default"/>
+      </w:rPr>
+    </w:lvl>
+    <w:lvl w:ilvl="7" w:tplc="04090003" w:tentative="1">
+      <w:start w:val="1"/>
+      <w:numFmt w:val="bullet"/>
+      <w:lvlText w:val="o"/>
+      <w:lvlJc w:val="left"/>
+      <w:pPr>
+        <w:ind w:left="5760" w:hanging="360"/>
+      </w:pPr>
+      <w:rPr>
+        <w:rFonts w:ascii="Courier New" w:hAnsi="Courier New" w:cs="Courier New" w:hint="default"/>
+      </w:rPr>
+    </w:lvl>
+    <w:lvl w:ilvl="8" w:tplc="04090005" w:tentative="1">
+      <w:start w:val="1"/>
+      <w:numFmt w:val="bullet"/>
+      <w:lvlText w:val=""/>
+      <w:lvlJc w:val="left"/>
+      <w:pPr>
+        <w:ind w:left="6480" w:hanging="360"/>
+      </w:pPr>
+      <w:rPr>
+        <w:rFonts w:ascii="Wingdings" w:hAnsi="Wingdings" w:hint="default"/>
+      </w:rPr>
+    </w:lvl>
+  </w:abstractNum>
+  <w:abstractNum w:abstractNumId="21" w15:restartNumberingAfterBreak="0">
+    <w:nsid w:val="6716775B"/>
+    <w:multiLevelType w:val="hybridMultilevel"/>
+    <w:tmpl w:val="59E64B66"/>
+    <w:lvl w:ilvl="0" w:tplc="0409000F">
+      <w:start w:val="1"/>
+      <w:numFmt w:val="decimal"/>
+      <w:lvlText w:val="%1."/>
+      <w:lvlJc w:val="left"/>
+      <w:pPr>
+        <w:ind w:left="360" w:hanging="360"/>
+      </w:pPr>
+    </w:lvl>
+    <w:lvl w:ilvl="1" w:tplc="04090019" w:tentative="1">
+      <w:start w:val="1"/>
+      <w:numFmt w:val="lowerLetter"/>
+      <w:lvlText w:val="%2."/>
+      <w:lvlJc w:val="left"/>
+      <w:pPr>
+        <w:ind w:left="1080" w:hanging="360"/>
+      </w:pPr>
+    </w:lvl>
+    <w:lvl w:ilvl="2" w:tplc="0409001B" w:tentative="1">
+      <w:start w:val="1"/>
+      <w:numFmt w:val="lowerRoman"/>
+      <w:lvlText w:val="%3."/>
+      <w:lvlJc w:val="right"/>
+      <w:pPr>
+        <w:ind w:left="1800" w:hanging="180"/>
+      </w:pPr>
+    </w:lvl>
+    <w:lvl w:ilvl="3" w:tplc="0409000F" w:tentative="1">
+      <w:start w:val="1"/>
+      <w:numFmt w:val="decimal"/>
+      <w:lvlText w:val="%4."/>
+      <w:lvlJc w:val="left"/>
+      <w:pPr>
+        <w:ind w:left="2520" w:hanging="360"/>
+      </w:pPr>
+    </w:lvl>
+    <w:lvl w:ilvl="4" w:tplc="04090019" w:tentative="1">
+      <w:start w:val="1"/>
+      <w:numFmt w:val="lowerLetter"/>
+      <w:lvlText w:val="%5."/>
+      <w:lvlJc w:val="left"/>
+      <w:pPr>
+        <w:ind w:left="3240" w:hanging="360"/>
+      </w:pPr>
+    </w:lvl>
+    <w:lvl w:ilvl="5" w:tplc="0409001B" w:tentative="1">
+      <w:start w:val="1"/>
+      <w:numFmt w:val="lowerRoman"/>
+      <w:lvlText w:val="%6."/>
+      <w:lvlJc w:val="right"/>
+      <w:pPr>
+        <w:ind w:left="3960" w:hanging="180"/>
+      </w:pPr>
+    </w:lvl>
+    <w:lvl w:ilvl="6" w:tplc="0409000F" w:tentative="1">
+      <w:start w:val="1"/>
+      <w:numFmt w:val="decimal"/>
+      <w:lvlText w:val="%7."/>
+      <w:lvlJc w:val="left"/>
+      <w:pPr>
+        <w:ind w:left="4680" w:hanging="360"/>
+      </w:pPr>
+    </w:lvl>
+    <w:lvl w:ilvl="7" w:tplc="04090019" w:tentative="1">
+      <w:start w:val="1"/>
+      <w:numFmt w:val="lowerLetter"/>
+      <w:lvlText w:val="%8."/>
+      <w:lvlJc w:val="left"/>
+      <w:pPr>
+        <w:ind w:left="5400" w:hanging="360"/>
+      </w:pPr>
+    </w:lvl>
+    <w:lvl w:ilvl="8" w:tplc="0409001B" w:tentative="1">
+      <w:start w:val="1"/>
+      <w:numFmt w:val="lowerRoman"/>
+      <w:lvlText w:val="%9."/>
+      <w:lvlJc w:val="right"/>
+      <w:pPr>
+        <w:ind w:left="6120" w:hanging="180"/>
+      </w:pPr>
+    </w:lvl>
+  </w:abstractNum>
+  <w:abstractNum w:abstractNumId="22" w15:restartNumberingAfterBreak="0">
+    <w:nsid w:val="6C280225"/>
     <w:multiLevelType w:val="multilevel"/>
     <w:tmpl w:val="C522259E"/>
     <w:lvl w:ilvl="0">
@@ -32747,1964 +34476,12 @@
       </w:rPr>
     </w:lvl>
   </w:abstractNum>
-  <w:abstractNum w:abstractNumId="18" w15:restartNumberingAfterBreak="0">
-    <w:nsid w:val="31C6439F"/>
-    <w:multiLevelType w:val="multilevel"/>
-    <w:tmpl w:val="DEE8ED20"/>
-    <w:lvl w:ilvl="0">
-      <w:start w:val="1"/>
-      <w:numFmt w:val="bullet"/>
-      <w:lvlText w:val=""/>
-      <w:lvlJc w:val="left"/>
-      <w:pPr>
-        <w:tabs>
-          <w:tab w:val="num" w:pos="360"/>
-        </w:tabs>
-        <w:ind w:left="360" w:hanging="360"/>
-      </w:pPr>
-      <w:rPr>
-        <w:rFonts w:ascii="Symbol" w:hAnsi="Symbol" w:hint="default"/>
-        <w:sz w:val="20"/>
-      </w:rPr>
-    </w:lvl>
-    <w:lvl w:ilvl="1" w:tentative="1">
-      <w:start w:val="1"/>
-      <w:numFmt w:val="bullet"/>
-      <w:lvlText w:val="o"/>
-      <w:lvlJc w:val="left"/>
-      <w:pPr>
-        <w:tabs>
-          <w:tab w:val="num" w:pos="1080"/>
-        </w:tabs>
-        <w:ind w:left="1080" w:hanging="360"/>
-      </w:pPr>
-      <w:rPr>
-        <w:rFonts w:ascii="Courier New" w:hAnsi="Courier New" w:hint="default"/>
-        <w:sz w:val="20"/>
-      </w:rPr>
-    </w:lvl>
-    <w:lvl w:ilvl="2" w:tentative="1">
-      <w:start w:val="1"/>
-      <w:numFmt w:val="bullet"/>
-      <w:lvlText w:val=""/>
-      <w:lvlJc w:val="left"/>
-      <w:pPr>
-        <w:tabs>
-          <w:tab w:val="num" w:pos="1800"/>
-        </w:tabs>
-        <w:ind w:left="1800" w:hanging="360"/>
-      </w:pPr>
-      <w:rPr>
-        <w:rFonts w:ascii="Wingdings" w:hAnsi="Wingdings" w:hint="default"/>
-        <w:sz w:val="20"/>
-      </w:rPr>
-    </w:lvl>
-    <w:lvl w:ilvl="3" w:tentative="1">
-      <w:start w:val="1"/>
-      <w:numFmt w:val="bullet"/>
-      <w:lvlText w:val=""/>
-      <w:lvlJc w:val="left"/>
-      <w:pPr>
-        <w:tabs>
-          <w:tab w:val="num" w:pos="2520"/>
-        </w:tabs>
-        <w:ind w:left="2520" w:hanging="360"/>
-      </w:pPr>
-      <w:rPr>
-        <w:rFonts w:ascii="Wingdings" w:hAnsi="Wingdings" w:hint="default"/>
-        <w:sz w:val="20"/>
-      </w:rPr>
-    </w:lvl>
-    <w:lvl w:ilvl="4" w:tentative="1">
-      <w:start w:val="1"/>
-      <w:numFmt w:val="bullet"/>
-      <w:lvlText w:val=""/>
-      <w:lvlJc w:val="left"/>
-      <w:pPr>
-        <w:tabs>
-          <w:tab w:val="num" w:pos="3240"/>
-        </w:tabs>
-        <w:ind w:left="3240" w:hanging="360"/>
-      </w:pPr>
-      <w:rPr>
-        <w:rFonts w:ascii="Wingdings" w:hAnsi="Wingdings" w:hint="default"/>
-        <w:sz w:val="20"/>
-      </w:rPr>
-    </w:lvl>
-    <w:lvl w:ilvl="5" w:tentative="1">
-      <w:start w:val="1"/>
-      <w:numFmt w:val="bullet"/>
-      <w:lvlText w:val=""/>
-      <w:lvlJc w:val="left"/>
-      <w:pPr>
-        <w:tabs>
-          <w:tab w:val="num" w:pos="3960"/>
-        </w:tabs>
-        <w:ind w:left="3960" w:hanging="360"/>
-      </w:pPr>
-      <w:rPr>
-        <w:rFonts w:ascii="Wingdings" w:hAnsi="Wingdings" w:hint="default"/>
-        <w:sz w:val="20"/>
-      </w:rPr>
-    </w:lvl>
-    <w:lvl w:ilvl="6" w:tentative="1">
-      <w:start w:val="1"/>
-      <w:numFmt w:val="bullet"/>
-      <w:lvlText w:val=""/>
-      <w:lvlJc w:val="left"/>
-      <w:pPr>
-        <w:tabs>
-          <w:tab w:val="num" w:pos="4680"/>
-        </w:tabs>
-        <w:ind w:left="4680" w:hanging="360"/>
-      </w:pPr>
-      <w:rPr>
-        <w:rFonts w:ascii="Wingdings" w:hAnsi="Wingdings" w:hint="default"/>
-        <w:sz w:val="20"/>
-      </w:rPr>
-    </w:lvl>
-    <w:lvl w:ilvl="7" w:tentative="1">
-      <w:start w:val="1"/>
-      <w:numFmt w:val="bullet"/>
-      <w:lvlText w:val=""/>
-      <w:lvlJc w:val="left"/>
-      <w:pPr>
-        <w:tabs>
-          <w:tab w:val="num" w:pos="5400"/>
-        </w:tabs>
-        <w:ind w:left="5400" w:hanging="360"/>
-      </w:pPr>
-      <w:rPr>
-        <w:rFonts w:ascii="Wingdings" w:hAnsi="Wingdings" w:hint="default"/>
-        <w:sz w:val="20"/>
-      </w:rPr>
-    </w:lvl>
-    <w:lvl w:ilvl="8" w:tentative="1">
-      <w:start w:val="1"/>
-      <w:numFmt w:val="bullet"/>
-      <w:lvlText w:val=""/>
-      <w:lvlJc w:val="left"/>
-      <w:pPr>
-        <w:tabs>
-          <w:tab w:val="num" w:pos="6120"/>
-        </w:tabs>
-        <w:ind w:left="6120" w:hanging="360"/>
-      </w:pPr>
-      <w:rPr>
-        <w:rFonts w:ascii="Wingdings" w:hAnsi="Wingdings" w:hint="default"/>
-        <w:sz w:val="20"/>
-      </w:rPr>
-    </w:lvl>
-  </w:abstractNum>
-  <w:abstractNum w:abstractNumId="19" w15:restartNumberingAfterBreak="0">
-    <w:nsid w:val="35372C79"/>
-    <w:multiLevelType w:val="multilevel"/>
-    <w:tmpl w:val="D8C8EA0C"/>
-    <w:lvl w:ilvl="0">
-      <w:start w:val="1"/>
-      <w:numFmt w:val="decimal"/>
-      <w:lvlText w:val="%1."/>
-      <w:lvlJc w:val="left"/>
-      <w:pPr>
-        <w:tabs>
-          <w:tab w:val="num" w:pos="720"/>
-        </w:tabs>
-        <w:ind w:left="720" w:hanging="360"/>
-      </w:pPr>
-    </w:lvl>
-    <w:lvl w:ilvl="1" w:tentative="1">
-      <w:start w:val="1"/>
-      <w:numFmt w:val="decimal"/>
-      <w:lvlText w:val="%2."/>
-      <w:lvlJc w:val="left"/>
-      <w:pPr>
-        <w:tabs>
-          <w:tab w:val="num" w:pos="1440"/>
-        </w:tabs>
-        <w:ind w:left="1440" w:hanging="360"/>
-      </w:pPr>
-    </w:lvl>
-    <w:lvl w:ilvl="2" w:tentative="1">
-      <w:start w:val="1"/>
-      <w:numFmt w:val="decimal"/>
-      <w:lvlText w:val="%3."/>
-      <w:lvlJc w:val="left"/>
-      <w:pPr>
-        <w:tabs>
-          <w:tab w:val="num" w:pos="2160"/>
-        </w:tabs>
-        <w:ind w:left="2160" w:hanging="360"/>
-      </w:pPr>
-    </w:lvl>
-    <w:lvl w:ilvl="3" w:tentative="1">
-      <w:start w:val="1"/>
-      <w:numFmt w:val="decimal"/>
-      <w:lvlText w:val="%4."/>
-      <w:lvlJc w:val="left"/>
-      <w:pPr>
-        <w:tabs>
-          <w:tab w:val="num" w:pos="2880"/>
-        </w:tabs>
-        <w:ind w:left="2880" w:hanging="360"/>
-      </w:pPr>
-    </w:lvl>
-    <w:lvl w:ilvl="4" w:tentative="1">
-      <w:start w:val="1"/>
-      <w:numFmt w:val="decimal"/>
-      <w:lvlText w:val="%5."/>
-      <w:lvlJc w:val="left"/>
-      <w:pPr>
-        <w:tabs>
-          <w:tab w:val="num" w:pos="3600"/>
-        </w:tabs>
-        <w:ind w:left="3600" w:hanging="360"/>
-      </w:pPr>
-    </w:lvl>
-    <w:lvl w:ilvl="5" w:tentative="1">
-      <w:start w:val="1"/>
-      <w:numFmt w:val="decimal"/>
-      <w:lvlText w:val="%6."/>
-      <w:lvlJc w:val="left"/>
-      <w:pPr>
-        <w:tabs>
-          <w:tab w:val="num" w:pos="4320"/>
-        </w:tabs>
-        <w:ind w:left="4320" w:hanging="360"/>
-      </w:pPr>
-    </w:lvl>
-    <w:lvl w:ilvl="6" w:tentative="1">
-      <w:start w:val="1"/>
-      <w:numFmt w:val="decimal"/>
-      <w:lvlText w:val="%7."/>
-      <w:lvlJc w:val="left"/>
-      <w:pPr>
-        <w:tabs>
-          <w:tab w:val="num" w:pos="5040"/>
-        </w:tabs>
-        <w:ind w:left="5040" w:hanging="360"/>
-      </w:pPr>
-    </w:lvl>
-    <w:lvl w:ilvl="7" w:tentative="1">
-      <w:start w:val="1"/>
-      <w:numFmt w:val="decimal"/>
-      <w:lvlText w:val="%8."/>
-      <w:lvlJc w:val="left"/>
-      <w:pPr>
-        <w:tabs>
-          <w:tab w:val="num" w:pos="5760"/>
-        </w:tabs>
-        <w:ind w:left="5760" w:hanging="360"/>
-      </w:pPr>
-    </w:lvl>
-    <w:lvl w:ilvl="8" w:tentative="1">
-      <w:start w:val="1"/>
-      <w:numFmt w:val="decimal"/>
-      <w:lvlText w:val="%9."/>
-      <w:lvlJc w:val="left"/>
-      <w:pPr>
-        <w:tabs>
-          <w:tab w:val="num" w:pos="6480"/>
-        </w:tabs>
-        <w:ind w:left="6480" w:hanging="360"/>
-      </w:pPr>
-    </w:lvl>
-  </w:abstractNum>
-  <w:abstractNum w:abstractNumId="20" w15:restartNumberingAfterBreak="0">
-    <w:nsid w:val="3AFD3C31"/>
+  <w:abstractNum w:abstractNumId="23" w15:restartNumberingAfterBreak="0">
+    <w:nsid w:val="762F48D7"/>
     <w:multiLevelType w:val="hybridMultilevel"/>
-    <w:tmpl w:val="D8084A10"/>
-    <w:lvl w:ilvl="0" w:tplc="0409000F">
-      <w:start w:val="1"/>
-      <w:numFmt w:val="decimal"/>
-      <w:lvlText w:val="%1."/>
-      <w:lvlJc w:val="left"/>
-      <w:pPr>
-        <w:ind w:left="720" w:hanging="360"/>
-      </w:pPr>
-    </w:lvl>
-    <w:lvl w:ilvl="1" w:tplc="04090019" w:tentative="1">
-      <w:start w:val="1"/>
-      <w:numFmt w:val="lowerLetter"/>
-      <w:lvlText w:val="%2."/>
-      <w:lvlJc w:val="left"/>
-      <w:pPr>
-        <w:ind w:left="1440" w:hanging="360"/>
-      </w:pPr>
-    </w:lvl>
-    <w:lvl w:ilvl="2" w:tplc="0409001B" w:tentative="1">
-      <w:start w:val="1"/>
-      <w:numFmt w:val="lowerRoman"/>
-      <w:lvlText w:val="%3."/>
-      <w:lvlJc w:val="right"/>
-      <w:pPr>
-        <w:ind w:left="2160" w:hanging="180"/>
-      </w:pPr>
-    </w:lvl>
-    <w:lvl w:ilvl="3" w:tplc="0409000F" w:tentative="1">
-      <w:start w:val="1"/>
-      <w:numFmt w:val="decimal"/>
-      <w:lvlText w:val="%4."/>
-      <w:lvlJc w:val="left"/>
-      <w:pPr>
-        <w:ind w:left="2880" w:hanging="360"/>
-      </w:pPr>
-    </w:lvl>
-    <w:lvl w:ilvl="4" w:tplc="04090019" w:tentative="1">
-      <w:start w:val="1"/>
-      <w:numFmt w:val="lowerLetter"/>
-      <w:lvlText w:val="%5."/>
-      <w:lvlJc w:val="left"/>
-      <w:pPr>
-        <w:ind w:left="3600" w:hanging="360"/>
-      </w:pPr>
-    </w:lvl>
-    <w:lvl w:ilvl="5" w:tplc="0409001B" w:tentative="1">
-      <w:start w:val="1"/>
-      <w:numFmt w:val="lowerRoman"/>
-      <w:lvlText w:val="%6."/>
-      <w:lvlJc w:val="right"/>
-      <w:pPr>
-        <w:ind w:left="4320" w:hanging="180"/>
-      </w:pPr>
-    </w:lvl>
-    <w:lvl w:ilvl="6" w:tplc="0409000F" w:tentative="1">
-      <w:start w:val="1"/>
-      <w:numFmt w:val="decimal"/>
-      <w:lvlText w:val="%7."/>
-      <w:lvlJc w:val="left"/>
-      <w:pPr>
-        <w:ind w:left="5040" w:hanging="360"/>
-      </w:pPr>
-    </w:lvl>
-    <w:lvl w:ilvl="7" w:tplc="04090019" w:tentative="1">
-      <w:start w:val="1"/>
-      <w:numFmt w:val="lowerLetter"/>
-      <w:lvlText w:val="%8."/>
-      <w:lvlJc w:val="left"/>
-      <w:pPr>
-        <w:ind w:left="5760" w:hanging="360"/>
-      </w:pPr>
-    </w:lvl>
-    <w:lvl w:ilvl="8" w:tplc="0409001B" w:tentative="1">
-      <w:start w:val="1"/>
-      <w:numFmt w:val="lowerRoman"/>
-      <w:lvlText w:val="%9."/>
-      <w:lvlJc w:val="right"/>
-      <w:pPr>
-        <w:ind w:left="6480" w:hanging="180"/>
-      </w:pPr>
-    </w:lvl>
-  </w:abstractNum>
-  <w:abstractNum w:abstractNumId="21" w15:restartNumberingAfterBreak="0">
-    <w:nsid w:val="3C5D08D2"/>
-    <w:multiLevelType w:val="hybridMultilevel"/>
-    <w:tmpl w:val="E744D52C"/>
-    <w:lvl w:ilvl="0" w:tplc="0409000F">
-      <w:start w:val="1"/>
-      <w:numFmt w:val="decimal"/>
-      <w:lvlText w:val="%1."/>
-      <w:lvlJc w:val="left"/>
-      <w:pPr>
-        <w:ind w:left="720" w:hanging="360"/>
-      </w:pPr>
-      <w:rPr>
-        <w:rFonts w:hint="default"/>
-      </w:rPr>
-    </w:lvl>
-    <w:lvl w:ilvl="1" w:tplc="04090019" w:tentative="1">
-      <w:start w:val="1"/>
-      <w:numFmt w:val="lowerLetter"/>
-      <w:lvlText w:val="%2."/>
-      <w:lvlJc w:val="left"/>
-      <w:pPr>
-        <w:ind w:left="1440" w:hanging="360"/>
-      </w:pPr>
-    </w:lvl>
-    <w:lvl w:ilvl="2" w:tplc="0409001B" w:tentative="1">
-      <w:start w:val="1"/>
-      <w:numFmt w:val="lowerRoman"/>
-      <w:lvlText w:val="%3."/>
-      <w:lvlJc w:val="right"/>
-      <w:pPr>
-        <w:ind w:left="2160" w:hanging="180"/>
-      </w:pPr>
-    </w:lvl>
-    <w:lvl w:ilvl="3" w:tplc="0409000F" w:tentative="1">
-      <w:start w:val="1"/>
-      <w:numFmt w:val="decimal"/>
-      <w:lvlText w:val="%4."/>
-      <w:lvlJc w:val="left"/>
-      <w:pPr>
-        <w:ind w:left="2880" w:hanging="360"/>
-      </w:pPr>
-    </w:lvl>
-    <w:lvl w:ilvl="4" w:tplc="04090019" w:tentative="1">
-      <w:start w:val="1"/>
-      <w:numFmt w:val="lowerLetter"/>
-      <w:lvlText w:val="%5."/>
-      <w:lvlJc w:val="left"/>
-      <w:pPr>
-        <w:ind w:left="3600" w:hanging="360"/>
-      </w:pPr>
-    </w:lvl>
-    <w:lvl w:ilvl="5" w:tplc="0409001B" w:tentative="1">
-      <w:start w:val="1"/>
-      <w:numFmt w:val="lowerRoman"/>
-      <w:lvlText w:val="%6."/>
-      <w:lvlJc w:val="right"/>
-      <w:pPr>
-        <w:ind w:left="4320" w:hanging="180"/>
-      </w:pPr>
-    </w:lvl>
-    <w:lvl w:ilvl="6" w:tplc="0409000F" w:tentative="1">
-      <w:start w:val="1"/>
-      <w:numFmt w:val="decimal"/>
-      <w:lvlText w:val="%7."/>
-      <w:lvlJc w:val="left"/>
-      <w:pPr>
-        <w:ind w:left="5040" w:hanging="360"/>
-      </w:pPr>
-    </w:lvl>
-    <w:lvl w:ilvl="7" w:tplc="04090019" w:tentative="1">
-      <w:start w:val="1"/>
-      <w:numFmt w:val="lowerLetter"/>
-      <w:lvlText w:val="%8."/>
-      <w:lvlJc w:val="left"/>
-      <w:pPr>
-        <w:ind w:left="5760" w:hanging="360"/>
-      </w:pPr>
-    </w:lvl>
-    <w:lvl w:ilvl="8" w:tplc="0409001B" w:tentative="1">
-      <w:start w:val="1"/>
-      <w:numFmt w:val="lowerRoman"/>
-      <w:lvlText w:val="%9."/>
-      <w:lvlJc w:val="right"/>
-      <w:pPr>
-        <w:ind w:left="6480" w:hanging="180"/>
-      </w:pPr>
-    </w:lvl>
-  </w:abstractNum>
-  <w:abstractNum w:abstractNumId="22" w15:restartNumberingAfterBreak="0">
-    <w:nsid w:val="40257C4A"/>
-    <w:multiLevelType w:val="multilevel"/>
-    <w:tmpl w:val="C522259E"/>
-    <w:lvl w:ilvl="0">
-      <w:start w:val="1"/>
-      <w:numFmt w:val="bullet"/>
-      <w:lvlText w:val=""/>
-      <w:lvlJc w:val="left"/>
-      <w:pPr>
-        <w:tabs>
-          <w:tab w:val="num" w:pos="720"/>
-        </w:tabs>
-        <w:ind w:left="720" w:hanging="360"/>
-      </w:pPr>
-      <w:rPr>
-        <w:rFonts w:ascii="Symbol" w:hAnsi="Symbol" w:hint="default"/>
-        <w:sz w:val="20"/>
-      </w:rPr>
-    </w:lvl>
-    <w:lvl w:ilvl="1">
-      <w:start w:val="1"/>
-      <w:numFmt w:val="bullet"/>
-      <w:lvlText w:val="o"/>
-      <w:lvlJc w:val="left"/>
-      <w:pPr>
-        <w:tabs>
-          <w:tab w:val="num" w:pos="1440"/>
-        </w:tabs>
-        <w:ind w:left="1440" w:hanging="360"/>
-      </w:pPr>
-      <w:rPr>
-        <w:rFonts w:ascii="Courier New" w:hAnsi="Courier New" w:hint="default"/>
-        <w:sz w:val="20"/>
-      </w:rPr>
-    </w:lvl>
-    <w:lvl w:ilvl="2">
-      <w:numFmt w:val="bullet"/>
-      <w:lvlText w:val="•"/>
-      <w:lvlJc w:val="left"/>
-      <w:pPr>
-        <w:ind w:left="2160" w:hanging="360"/>
-      </w:pPr>
-      <w:rPr>
-        <w:rFonts w:ascii="Times New Roman" w:eastAsia="Times New Roman" w:hAnsi="Times New Roman" w:cs="Times New Roman" w:hint="default"/>
-      </w:rPr>
-    </w:lvl>
-    <w:lvl w:ilvl="3" w:tentative="1">
-      <w:start w:val="1"/>
-      <w:numFmt w:val="bullet"/>
-      <w:lvlText w:val=""/>
-      <w:lvlJc w:val="left"/>
-      <w:pPr>
-        <w:tabs>
-          <w:tab w:val="num" w:pos="2880"/>
-        </w:tabs>
-        <w:ind w:left="2880" w:hanging="360"/>
-      </w:pPr>
-      <w:rPr>
-        <w:rFonts w:ascii="Wingdings" w:hAnsi="Wingdings" w:hint="default"/>
-        <w:sz w:val="20"/>
-      </w:rPr>
-    </w:lvl>
-    <w:lvl w:ilvl="4" w:tentative="1">
-      <w:start w:val="1"/>
-      <w:numFmt w:val="bullet"/>
-      <w:lvlText w:val=""/>
-      <w:lvlJc w:val="left"/>
-      <w:pPr>
-        <w:tabs>
-          <w:tab w:val="num" w:pos="3600"/>
-        </w:tabs>
-        <w:ind w:left="3600" w:hanging="360"/>
-      </w:pPr>
-      <w:rPr>
-        <w:rFonts w:ascii="Wingdings" w:hAnsi="Wingdings" w:hint="default"/>
-        <w:sz w:val="20"/>
-      </w:rPr>
-    </w:lvl>
-    <w:lvl w:ilvl="5" w:tentative="1">
-      <w:start w:val="1"/>
-      <w:numFmt w:val="bullet"/>
-      <w:lvlText w:val=""/>
-      <w:lvlJc w:val="left"/>
-      <w:pPr>
-        <w:tabs>
-          <w:tab w:val="num" w:pos="4320"/>
-        </w:tabs>
-        <w:ind w:left="4320" w:hanging="360"/>
-      </w:pPr>
-      <w:rPr>
-        <w:rFonts w:ascii="Wingdings" w:hAnsi="Wingdings" w:hint="default"/>
-        <w:sz w:val="20"/>
-      </w:rPr>
-    </w:lvl>
-    <w:lvl w:ilvl="6" w:tentative="1">
-      <w:start w:val="1"/>
-      <w:numFmt w:val="bullet"/>
-      <w:lvlText w:val=""/>
-      <w:lvlJc w:val="left"/>
-      <w:pPr>
-        <w:tabs>
-          <w:tab w:val="num" w:pos="5040"/>
-        </w:tabs>
-        <w:ind w:left="5040" w:hanging="360"/>
-      </w:pPr>
-      <w:rPr>
-        <w:rFonts w:ascii="Wingdings" w:hAnsi="Wingdings" w:hint="default"/>
-        <w:sz w:val="20"/>
-      </w:rPr>
-    </w:lvl>
-    <w:lvl w:ilvl="7" w:tentative="1">
-      <w:start w:val="1"/>
-      <w:numFmt w:val="bullet"/>
-      <w:lvlText w:val=""/>
-      <w:lvlJc w:val="left"/>
-      <w:pPr>
-        <w:tabs>
-          <w:tab w:val="num" w:pos="5760"/>
-        </w:tabs>
-        <w:ind w:left="5760" w:hanging="360"/>
-      </w:pPr>
-      <w:rPr>
-        <w:rFonts w:ascii="Wingdings" w:hAnsi="Wingdings" w:hint="default"/>
-        <w:sz w:val="20"/>
-      </w:rPr>
-    </w:lvl>
-    <w:lvl w:ilvl="8" w:tentative="1">
-      <w:start w:val="1"/>
-      <w:numFmt w:val="bullet"/>
-      <w:lvlText w:val=""/>
-      <w:lvlJc w:val="left"/>
-      <w:pPr>
-        <w:tabs>
-          <w:tab w:val="num" w:pos="6480"/>
-        </w:tabs>
-        <w:ind w:left="6480" w:hanging="360"/>
-      </w:pPr>
-      <w:rPr>
-        <w:rFonts w:ascii="Wingdings" w:hAnsi="Wingdings" w:hint="default"/>
-        <w:sz w:val="20"/>
-      </w:rPr>
-    </w:lvl>
-  </w:abstractNum>
-  <w:abstractNum w:abstractNumId="23" w15:restartNumberingAfterBreak="0">
-    <w:nsid w:val="4090202B"/>
-    <w:multiLevelType w:val="hybridMultilevel"/>
-    <w:tmpl w:val="82F21156"/>
-    <w:lvl w:ilvl="0" w:tplc="04090001">
-      <w:start w:val="1"/>
-      <w:numFmt w:val="bullet"/>
-      <w:lvlText w:val=""/>
-      <w:lvlJc w:val="left"/>
-      <w:pPr>
-        <w:ind w:left="720" w:hanging="360"/>
-      </w:pPr>
-      <w:rPr>
-        <w:rFonts w:ascii="Symbol" w:hAnsi="Symbol" w:hint="default"/>
-      </w:rPr>
-    </w:lvl>
-    <w:lvl w:ilvl="1" w:tplc="04090003" w:tentative="1">
-      <w:start w:val="1"/>
-      <w:numFmt w:val="bullet"/>
-      <w:lvlText w:val="o"/>
-      <w:lvlJc w:val="left"/>
-      <w:pPr>
-        <w:ind w:left="1440" w:hanging="360"/>
-      </w:pPr>
-      <w:rPr>
-        <w:rFonts w:ascii="Courier New" w:hAnsi="Courier New" w:cs="Courier New" w:hint="default"/>
-      </w:rPr>
-    </w:lvl>
-    <w:lvl w:ilvl="2" w:tplc="04090005" w:tentative="1">
-      <w:start w:val="1"/>
-      <w:numFmt w:val="bullet"/>
-      <w:lvlText w:val=""/>
-      <w:lvlJc w:val="left"/>
-      <w:pPr>
-        <w:ind w:left="2160" w:hanging="360"/>
-      </w:pPr>
-      <w:rPr>
-        <w:rFonts w:ascii="Wingdings" w:hAnsi="Wingdings" w:hint="default"/>
-      </w:rPr>
-    </w:lvl>
-    <w:lvl w:ilvl="3" w:tplc="04090001" w:tentative="1">
-      <w:start w:val="1"/>
-      <w:numFmt w:val="bullet"/>
-      <w:lvlText w:val=""/>
-      <w:lvlJc w:val="left"/>
-      <w:pPr>
-        <w:ind w:left="2880" w:hanging="360"/>
-      </w:pPr>
-      <w:rPr>
-        <w:rFonts w:ascii="Symbol" w:hAnsi="Symbol" w:hint="default"/>
-      </w:rPr>
-    </w:lvl>
-    <w:lvl w:ilvl="4" w:tplc="04090003" w:tentative="1">
-      <w:start w:val="1"/>
-      <w:numFmt w:val="bullet"/>
-      <w:lvlText w:val="o"/>
-      <w:lvlJc w:val="left"/>
-      <w:pPr>
-        <w:ind w:left="3600" w:hanging="360"/>
-      </w:pPr>
-      <w:rPr>
-        <w:rFonts w:ascii="Courier New" w:hAnsi="Courier New" w:cs="Courier New" w:hint="default"/>
-      </w:rPr>
-    </w:lvl>
-    <w:lvl w:ilvl="5" w:tplc="04090005" w:tentative="1">
-      <w:start w:val="1"/>
-      <w:numFmt w:val="bullet"/>
-      <w:lvlText w:val=""/>
-      <w:lvlJc w:val="left"/>
-      <w:pPr>
-        <w:ind w:left="4320" w:hanging="360"/>
-      </w:pPr>
-      <w:rPr>
-        <w:rFonts w:ascii="Wingdings" w:hAnsi="Wingdings" w:hint="default"/>
-      </w:rPr>
-    </w:lvl>
-    <w:lvl w:ilvl="6" w:tplc="04090001" w:tentative="1">
-      <w:start w:val="1"/>
-      <w:numFmt w:val="bullet"/>
-      <w:lvlText w:val=""/>
-      <w:lvlJc w:val="left"/>
-      <w:pPr>
-        <w:ind w:left="5040" w:hanging="360"/>
-      </w:pPr>
-      <w:rPr>
-        <w:rFonts w:ascii="Symbol" w:hAnsi="Symbol" w:hint="default"/>
-      </w:rPr>
-    </w:lvl>
-    <w:lvl w:ilvl="7" w:tplc="04090003" w:tentative="1">
-      <w:start w:val="1"/>
-      <w:numFmt w:val="bullet"/>
-      <w:lvlText w:val="o"/>
-      <w:lvlJc w:val="left"/>
-      <w:pPr>
-        <w:ind w:left="5760" w:hanging="360"/>
-      </w:pPr>
-      <w:rPr>
-        <w:rFonts w:ascii="Courier New" w:hAnsi="Courier New" w:cs="Courier New" w:hint="default"/>
-      </w:rPr>
-    </w:lvl>
-    <w:lvl w:ilvl="8" w:tplc="04090005" w:tentative="1">
-      <w:start w:val="1"/>
-      <w:numFmt w:val="bullet"/>
-      <w:lvlText w:val=""/>
-      <w:lvlJc w:val="left"/>
-      <w:pPr>
-        <w:ind w:left="6480" w:hanging="360"/>
-      </w:pPr>
-      <w:rPr>
-        <w:rFonts w:ascii="Wingdings" w:hAnsi="Wingdings" w:hint="default"/>
-      </w:rPr>
-    </w:lvl>
-  </w:abstractNum>
-  <w:abstractNum w:abstractNumId="24" w15:restartNumberingAfterBreak="0">
-    <w:nsid w:val="438A5960"/>
-    <w:multiLevelType w:val="hybridMultilevel"/>
-    <w:tmpl w:val="27CE7130"/>
-    <w:lvl w:ilvl="0" w:tplc="04090001">
-      <w:start w:val="1"/>
-      <w:numFmt w:val="bullet"/>
-      <w:lvlText w:val=""/>
-      <w:lvlJc w:val="left"/>
-      <w:pPr>
-        <w:ind w:left="720" w:hanging="360"/>
-      </w:pPr>
-      <w:rPr>
-        <w:rFonts w:ascii="Symbol" w:hAnsi="Symbol" w:hint="default"/>
-      </w:rPr>
-    </w:lvl>
-    <w:lvl w:ilvl="1" w:tplc="04090003" w:tentative="1">
-      <w:start w:val="1"/>
-      <w:numFmt w:val="bullet"/>
-      <w:lvlText w:val="o"/>
-      <w:lvlJc w:val="left"/>
-      <w:pPr>
-        <w:ind w:left="1440" w:hanging="360"/>
-      </w:pPr>
-      <w:rPr>
-        <w:rFonts w:ascii="Courier New" w:hAnsi="Courier New" w:cs="Courier New" w:hint="default"/>
-      </w:rPr>
-    </w:lvl>
-    <w:lvl w:ilvl="2" w:tplc="04090005">
-      <w:start w:val="1"/>
-      <w:numFmt w:val="bullet"/>
-      <w:lvlText w:val=""/>
-      <w:lvlJc w:val="left"/>
-      <w:pPr>
-        <w:ind w:left="2160" w:hanging="360"/>
-      </w:pPr>
-      <w:rPr>
-        <w:rFonts w:ascii="Wingdings" w:hAnsi="Wingdings" w:hint="default"/>
-      </w:rPr>
-    </w:lvl>
-    <w:lvl w:ilvl="3" w:tplc="04090001" w:tentative="1">
-      <w:start w:val="1"/>
-      <w:numFmt w:val="bullet"/>
-      <w:lvlText w:val=""/>
-      <w:lvlJc w:val="left"/>
-      <w:pPr>
-        <w:ind w:left="2880" w:hanging="360"/>
-      </w:pPr>
-      <w:rPr>
-        <w:rFonts w:ascii="Symbol" w:hAnsi="Symbol" w:hint="default"/>
-      </w:rPr>
-    </w:lvl>
-    <w:lvl w:ilvl="4" w:tplc="04090003" w:tentative="1">
-      <w:start w:val="1"/>
-      <w:numFmt w:val="bullet"/>
-      <w:lvlText w:val="o"/>
-      <w:lvlJc w:val="left"/>
-      <w:pPr>
-        <w:ind w:left="3600" w:hanging="360"/>
-      </w:pPr>
-      <w:rPr>
-        <w:rFonts w:ascii="Courier New" w:hAnsi="Courier New" w:cs="Courier New" w:hint="default"/>
-      </w:rPr>
-    </w:lvl>
-    <w:lvl w:ilvl="5" w:tplc="04090005" w:tentative="1">
-      <w:start w:val="1"/>
-      <w:numFmt w:val="bullet"/>
-      <w:lvlText w:val=""/>
-      <w:lvlJc w:val="left"/>
-      <w:pPr>
-        <w:ind w:left="4320" w:hanging="360"/>
-      </w:pPr>
-      <w:rPr>
-        <w:rFonts w:ascii="Wingdings" w:hAnsi="Wingdings" w:hint="default"/>
-      </w:rPr>
-    </w:lvl>
-    <w:lvl w:ilvl="6" w:tplc="04090001" w:tentative="1">
-      <w:start w:val="1"/>
-      <w:numFmt w:val="bullet"/>
-      <w:lvlText w:val=""/>
-      <w:lvlJc w:val="left"/>
-      <w:pPr>
-        <w:ind w:left="5040" w:hanging="360"/>
-      </w:pPr>
-      <w:rPr>
-        <w:rFonts w:ascii="Symbol" w:hAnsi="Symbol" w:hint="default"/>
-      </w:rPr>
-    </w:lvl>
-    <w:lvl w:ilvl="7" w:tplc="04090003" w:tentative="1">
-      <w:start w:val="1"/>
-      <w:numFmt w:val="bullet"/>
-      <w:lvlText w:val="o"/>
-      <w:lvlJc w:val="left"/>
-      <w:pPr>
-        <w:ind w:left="5760" w:hanging="360"/>
-      </w:pPr>
-      <w:rPr>
-        <w:rFonts w:ascii="Courier New" w:hAnsi="Courier New" w:cs="Courier New" w:hint="default"/>
-      </w:rPr>
-    </w:lvl>
-    <w:lvl w:ilvl="8" w:tplc="04090005" w:tentative="1">
-      <w:start w:val="1"/>
-      <w:numFmt w:val="bullet"/>
-      <w:lvlText w:val=""/>
-      <w:lvlJc w:val="left"/>
-      <w:pPr>
-        <w:ind w:left="6480" w:hanging="360"/>
-      </w:pPr>
-      <w:rPr>
-        <w:rFonts w:ascii="Wingdings" w:hAnsi="Wingdings" w:hint="default"/>
-      </w:rPr>
-    </w:lvl>
-  </w:abstractNum>
-  <w:abstractNum w:abstractNumId="25" w15:restartNumberingAfterBreak="0">
-    <w:nsid w:val="4A7E09AA"/>
-    <w:multiLevelType w:val="hybridMultilevel"/>
-    <w:tmpl w:val="01380ABE"/>
-    <w:lvl w:ilvl="0" w:tplc="04090001">
-      <w:start w:val="1"/>
-      <w:numFmt w:val="bullet"/>
-      <w:lvlText w:val=""/>
-      <w:lvlJc w:val="left"/>
-      <w:pPr>
-        <w:ind w:left="720" w:hanging="360"/>
-      </w:pPr>
-      <w:rPr>
-        <w:rFonts w:ascii="Symbol" w:hAnsi="Symbol" w:hint="default"/>
-      </w:rPr>
-    </w:lvl>
-    <w:lvl w:ilvl="1" w:tplc="04090003" w:tentative="1">
-      <w:start w:val="1"/>
-      <w:numFmt w:val="bullet"/>
-      <w:lvlText w:val="o"/>
-      <w:lvlJc w:val="left"/>
-      <w:pPr>
-        <w:ind w:left="1440" w:hanging="360"/>
-      </w:pPr>
-      <w:rPr>
-        <w:rFonts w:ascii="Courier New" w:hAnsi="Courier New" w:cs="Courier New" w:hint="default"/>
-      </w:rPr>
-    </w:lvl>
-    <w:lvl w:ilvl="2" w:tplc="04090005" w:tentative="1">
-      <w:start w:val="1"/>
-      <w:numFmt w:val="bullet"/>
-      <w:lvlText w:val=""/>
-      <w:lvlJc w:val="left"/>
-      <w:pPr>
-        <w:ind w:left="2160" w:hanging="360"/>
-      </w:pPr>
-      <w:rPr>
-        <w:rFonts w:ascii="Wingdings" w:hAnsi="Wingdings" w:hint="default"/>
-      </w:rPr>
-    </w:lvl>
-    <w:lvl w:ilvl="3" w:tplc="04090001" w:tentative="1">
-      <w:start w:val="1"/>
-      <w:numFmt w:val="bullet"/>
-      <w:lvlText w:val=""/>
-      <w:lvlJc w:val="left"/>
-      <w:pPr>
-        <w:ind w:left="2880" w:hanging="360"/>
-      </w:pPr>
-      <w:rPr>
-        <w:rFonts w:ascii="Symbol" w:hAnsi="Symbol" w:hint="default"/>
-      </w:rPr>
-    </w:lvl>
-    <w:lvl w:ilvl="4" w:tplc="04090003" w:tentative="1">
-      <w:start w:val="1"/>
-      <w:numFmt w:val="bullet"/>
-      <w:lvlText w:val="o"/>
-      <w:lvlJc w:val="left"/>
-      <w:pPr>
-        <w:ind w:left="3600" w:hanging="360"/>
-      </w:pPr>
-      <w:rPr>
-        <w:rFonts w:ascii="Courier New" w:hAnsi="Courier New" w:cs="Courier New" w:hint="default"/>
-      </w:rPr>
-    </w:lvl>
-    <w:lvl w:ilvl="5" w:tplc="04090005" w:tentative="1">
-      <w:start w:val="1"/>
-      <w:numFmt w:val="bullet"/>
-      <w:lvlText w:val=""/>
-      <w:lvlJc w:val="left"/>
-      <w:pPr>
-        <w:ind w:left="4320" w:hanging="360"/>
-      </w:pPr>
-      <w:rPr>
-        <w:rFonts w:ascii="Wingdings" w:hAnsi="Wingdings" w:hint="default"/>
-      </w:rPr>
-    </w:lvl>
-    <w:lvl w:ilvl="6" w:tplc="04090001" w:tentative="1">
-      <w:start w:val="1"/>
-      <w:numFmt w:val="bullet"/>
-      <w:lvlText w:val=""/>
-      <w:lvlJc w:val="left"/>
-      <w:pPr>
-        <w:ind w:left="5040" w:hanging="360"/>
-      </w:pPr>
-      <w:rPr>
-        <w:rFonts w:ascii="Symbol" w:hAnsi="Symbol" w:hint="default"/>
-      </w:rPr>
-    </w:lvl>
-    <w:lvl w:ilvl="7" w:tplc="04090003" w:tentative="1">
-      <w:start w:val="1"/>
-      <w:numFmt w:val="bullet"/>
-      <w:lvlText w:val="o"/>
-      <w:lvlJc w:val="left"/>
-      <w:pPr>
-        <w:ind w:left="5760" w:hanging="360"/>
-      </w:pPr>
-      <w:rPr>
-        <w:rFonts w:ascii="Courier New" w:hAnsi="Courier New" w:cs="Courier New" w:hint="default"/>
-      </w:rPr>
-    </w:lvl>
-    <w:lvl w:ilvl="8" w:tplc="04090005" w:tentative="1">
-      <w:start w:val="1"/>
-      <w:numFmt w:val="bullet"/>
-      <w:lvlText w:val=""/>
-      <w:lvlJc w:val="left"/>
-      <w:pPr>
-        <w:ind w:left="6480" w:hanging="360"/>
-      </w:pPr>
-      <w:rPr>
-        <w:rFonts w:ascii="Wingdings" w:hAnsi="Wingdings" w:hint="default"/>
-      </w:rPr>
-    </w:lvl>
-  </w:abstractNum>
-  <w:abstractNum w:abstractNumId="26" w15:restartNumberingAfterBreak="0">
-    <w:nsid w:val="4E671848"/>
-    <w:multiLevelType w:val="hybridMultilevel"/>
-    <w:tmpl w:val="73D4FF80"/>
-    <w:lvl w:ilvl="0" w:tplc="04090001">
-      <w:start w:val="1"/>
-      <w:numFmt w:val="bullet"/>
-      <w:lvlText w:val=""/>
-      <w:lvlJc w:val="left"/>
-      <w:pPr>
-        <w:ind w:left="1440" w:hanging="360"/>
-      </w:pPr>
-      <w:rPr>
-        <w:rFonts w:ascii="Symbol" w:hAnsi="Symbol" w:hint="default"/>
-      </w:rPr>
-    </w:lvl>
-    <w:lvl w:ilvl="1" w:tplc="04090003" w:tentative="1">
-      <w:start w:val="1"/>
-      <w:numFmt w:val="bullet"/>
-      <w:lvlText w:val="o"/>
-      <w:lvlJc w:val="left"/>
-      <w:pPr>
-        <w:ind w:left="2160" w:hanging="360"/>
-      </w:pPr>
-      <w:rPr>
-        <w:rFonts w:ascii="Courier New" w:hAnsi="Courier New" w:cs="Courier New" w:hint="default"/>
-      </w:rPr>
-    </w:lvl>
-    <w:lvl w:ilvl="2" w:tplc="04090005" w:tentative="1">
-      <w:start w:val="1"/>
-      <w:numFmt w:val="bullet"/>
-      <w:lvlText w:val=""/>
-      <w:lvlJc w:val="left"/>
-      <w:pPr>
-        <w:ind w:left="2880" w:hanging="360"/>
-      </w:pPr>
-      <w:rPr>
-        <w:rFonts w:ascii="Wingdings" w:hAnsi="Wingdings" w:hint="default"/>
-      </w:rPr>
-    </w:lvl>
-    <w:lvl w:ilvl="3" w:tplc="04090001" w:tentative="1">
-      <w:start w:val="1"/>
-      <w:numFmt w:val="bullet"/>
-      <w:lvlText w:val=""/>
-      <w:lvlJc w:val="left"/>
-      <w:pPr>
-        <w:ind w:left="3600" w:hanging="360"/>
-      </w:pPr>
-      <w:rPr>
-        <w:rFonts w:ascii="Symbol" w:hAnsi="Symbol" w:hint="default"/>
-      </w:rPr>
-    </w:lvl>
-    <w:lvl w:ilvl="4" w:tplc="04090003" w:tentative="1">
-      <w:start w:val="1"/>
-      <w:numFmt w:val="bullet"/>
-      <w:lvlText w:val="o"/>
-      <w:lvlJc w:val="left"/>
-      <w:pPr>
-        <w:ind w:left="4320" w:hanging="360"/>
-      </w:pPr>
-      <w:rPr>
-        <w:rFonts w:ascii="Courier New" w:hAnsi="Courier New" w:cs="Courier New" w:hint="default"/>
-      </w:rPr>
-    </w:lvl>
-    <w:lvl w:ilvl="5" w:tplc="04090005" w:tentative="1">
-      <w:start w:val="1"/>
-      <w:numFmt w:val="bullet"/>
-      <w:lvlText w:val=""/>
-      <w:lvlJc w:val="left"/>
-      <w:pPr>
-        <w:ind w:left="5040" w:hanging="360"/>
-      </w:pPr>
-      <w:rPr>
-        <w:rFonts w:ascii="Wingdings" w:hAnsi="Wingdings" w:hint="default"/>
-      </w:rPr>
-    </w:lvl>
-    <w:lvl w:ilvl="6" w:tplc="04090001" w:tentative="1">
-      <w:start w:val="1"/>
-      <w:numFmt w:val="bullet"/>
-      <w:lvlText w:val=""/>
-      <w:lvlJc w:val="left"/>
-      <w:pPr>
-        <w:ind w:left="5760" w:hanging="360"/>
-      </w:pPr>
-      <w:rPr>
-        <w:rFonts w:ascii="Symbol" w:hAnsi="Symbol" w:hint="default"/>
-      </w:rPr>
-    </w:lvl>
-    <w:lvl w:ilvl="7" w:tplc="04090003" w:tentative="1">
-      <w:start w:val="1"/>
-      <w:numFmt w:val="bullet"/>
-      <w:lvlText w:val="o"/>
-      <w:lvlJc w:val="left"/>
-      <w:pPr>
-        <w:ind w:left="6480" w:hanging="360"/>
-      </w:pPr>
-      <w:rPr>
-        <w:rFonts w:ascii="Courier New" w:hAnsi="Courier New" w:cs="Courier New" w:hint="default"/>
-      </w:rPr>
-    </w:lvl>
-    <w:lvl w:ilvl="8" w:tplc="04090005" w:tentative="1">
-      <w:start w:val="1"/>
-      <w:numFmt w:val="bullet"/>
-      <w:lvlText w:val=""/>
-      <w:lvlJc w:val="left"/>
-      <w:pPr>
-        <w:ind w:left="7200" w:hanging="360"/>
-      </w:pPr>
-      <w:rPr>
-        <w:rFonts w:ascii="Wingdings" w:hAnsi="Wingdings" w:hint="default"/>
-      </w:rPr>
-    </w:lvl>
-  </w:abstractNum>
-  <w:abstractNum w:abstractNumId="27" w15:restartNumberingAfterBreak="0">
-    <w:nsid w:val="4EB706F5"/>
-    <w:multiLevelType w:val="multilevel"/>
-    <w:tmpl w:val="06D8D820"/>
-    <w:lvl w:ilvl="0">
-      <w:start w:val="1"/>
-      <w:numFmt w:val="bullet"/>
-      <w:lvlText w:val=""/>
-      <w:lvlJc w:val="left"/>
-      <w:pPr>
-        <w:tabs>
-          <w:tab w:val="num" w:pos="720"/>
-        </w:tabs>
-        <w:ind w:left="720" w:hanging="360"/>
-      </w:pPr>
-      <w:rPr>
-        <w:rFonts w:ascii="Symbol" w:hAnsi="Symbol" w:hint="default"/>
-        <w:sz w:val="20"/>
-      </w:rPr>
-    </w:lvl>
-    <w:lvl w:ilvl="1">
-      <w:start w:val="1"/>
-      <w:numFmt w:val="bullet"/>
-      <w:lvlText w:val="o"/>
-      <w:lvlJc w:val="left"/>
-      <w:pPr>
-        <w:tabs>
-          <w:tab w:val="num" w:pos="1440"/>
-        </w:tabs>
-        <w:ind w:left="1440" w:hanging="360"/>
-      </w:pPr>
-      <w:rPr>
-        <w:rFonts w:ascii="Courier New" w:hAnsi="Courier New" w:hint="default"/>
-        <w:sz w:val="20"/>
-      </w:rPr>
-    </w:lvl>
-    <w:lvl w:ilvl="2" w:tentative="1">
-      <w:start w:val="1"/>
-      <w:numFmt w:val="bullet"/>
-      <w:lvlText w:val=""/>
-      <w:lvlJc w:val="left"/>
-      <w:pPr>
-        <w:tabs>
-          <w:tab w:val="num" w:pos="2160"/>
-        </w:tabs>
-        <w:ind w:left="2160" w:hanging="360"/>
-      </w:pPr>
-      <w:rPr>
-        <w:rFonts w:ascii="Wingdings" w:hAnsi="Wingdings" w:hint="default"/>
-        <w:sz w:val="20"/>
-      </w:rPr>
-    </w:lvl>
-    <w:lvl w:ilvl="3" w:tentative="1">
-      <w:start w:val="1"/>
-      <w:numFmt w:val="bullet"/>
-      <w:lvlText w:val=""/>
-      <w:lvlJc w:val="left"/>
-      <w:pPr>
-        <w:tabs>
-          <w:tab w:val="num" w:pos="2880"/>
-        </w:tabs>
-        <w:ind w:left="2880" w:hanging="360"/>
-      </w:pPr>
-      <w:rPr>
-        <w:rFonts w:ascii="Wingdings" w:hAnsi="Wingdings" w:hint="default"/>
-        <w:sz w:val="20"/>
-      </w:rPr>
-    </w:lvl>
-    <w:lvl w:ilvl="4" w:tentative="1">
-      <w:start w:val="1"/>
-      <w:numFmt w:val="bullet"/>
-      <w:lvlText w:val=""/>
-      <w:lvlJc w:val="left"/>
-      <w:pPr>
-        <w:tabs>
-          <w:tab w:val="num" w:pos="3600"/>
-        </w:tabs>
-        <w:ind w:left="3600" w:hanging="360"/>
-      </w:pPr>
-      <w:rPr>
-        <w:rFonts w:ascii="Wingdings" w:hAnsi="Wingdings" w:hint="default"/>
-        <w:sz w:val="20"/>
-      </w:rPr>
-    </w:lvl>
-    <w:lvl w:ilvl="5" w:tentative="1">
-      <w:start w:val="1"/>
-      <w:numFmt w:val="bullet"/>
-      <w:lvlText w:val=""/>
-      <w:lvlJc w:val="left"/>
-      <w:pPr>
-        <w:tabs>
-          <w:tab w:val="num" w:pos="4320"/>
-        </w:tabs>
-        <w:ind w:left="4320" w:hanging="360"/>
-      </w:pPr>
-      <w:rPr>
-        <w:rFonts w:ascii="Wingdings" w:hAnsi="Wingdings" w:hint="default"/>
-        <w:sz w:val="20"/>
-      </w:rPr>
-    </w:lvl>
-    <w:lvl w:ilvl="6" w:tentative="1">
-      <w:start w:val="1"/>
-      <w:numFmt w:val="bullet"/>
-      <w:lvlText w:val=""/>
-      <w:lvlJc w:val="left"/>
-      <w:pPr>
-        <w:tabs>
-          <w:tab w:val="num" w:pos="5040"/>
-        </w:tabs>
-        <w:ind w:left="5040" w:hanging="360"/>
-      </w:pPr>
-      <w:rPr>
-        <w:rFonts w:ascii="Wingdings" w:hAnsi="Wingdings" w:hint="default"/>
-        <w:sz w:val="20"/>
-      </w:rPr>
-    </w:lvl>
-    <w:lvl w:ilvl="7" w:tentative="1">
-      <w:start w:val="1"/>
-      <w:numFmt w:val="bullet"/>
-      <w:lvlText w:val=""/>
-      <w:lvlJc w:val="left"/>
-      <w:pPr>
-        <w:tabs>
-          <w:tab w:val="num" w:pos="5760"/>
-        </w:tabs>
-        <w:ind w:left="5760" w:hanging="360"/>
-      </w:pPr>
-      <w:rPr>
-        <w:rFonts w:ascii="Wingdings" w:hAnsi="Wingdings" w:hint="default"/>
-        <w:sz w:val="20"/>
-      </w:rPr>
-    </w:lvl>
-    <w:lvl w:ilvl="8" w:tentative="1">
-      <w:start w:val="1"/>
-      <w:numFmt w:val="bullet"/>
-      <w:lvlText w:val=""/>
-      <w:lvlJc w:val="left"/>
-      <w:pPr>
-        <w:tabs>
-          <w:tab w:val="num" w:pos="6480"/>
-        </w:tabs>
-        <w:ind w:left="6480" w:hanging="360"/>
-      </w:pPr>
-      <w:rPr>
-        <w:rFonts w:ascii="Wingdings" w:hAnsi="Wingdings" w:hint="default"/>
-        <w:sz w:val="20"/>
-      </w:rPr>
-    </w:lvl>
-  </w:abstractNum>
-  <w:abstractNum w:abstractNumId="28" w15:restartNumberingAfterBreak="0">
-    <w:nsid w:val="54DB25FA"/>
-    <w:multiLevelType w:val="hybridMultilevel"/>
-    <w:tmpl w:val="866691F0"/>
-    <w:lvl w:ilvl="0" w:tplc="21B2EBCC">
-      <w:numFmt w:val="bullet"/>
-      <w:lvlText w:val="-"/>
-      <w:lvlJc w:val="left"/>
-      <w:pPr>
-        <w:ind w:left="720" w:hanging="360"/>
-      </w:pPr>
-      <w:rPr>
-        <w:rFonts w:ascii="Times New Roman" w:eastAsiaTheme="minorHAnsi" w:hAnsi="Times New Roman" w:cs="Times New Roman" w:hint="default"/>
-      </w:rPr>
-    </w:lvl>
-    <w:lvl w:ilvl="1" w:tplc="04090003" w:tentative="1">
-      <w:start w:val="1"/>
-      <w:numFmt w:val="bullet"/>
-      <w:lvlText w:val="o"/>
-      <w:lvlJc w:val="left"/>
-      <w:pPr>
-        <w:ind w:left="1440" w:hanging="360"/>
-      </w:pPr>
-      <w:rPr>
-        <w:rFonts w:ascii="Courier New" w:hAnsi="Courier New" w:cs="Courier New" w:hint="default"/>
-      </w:rPr>
-    </w:lvl>
-    <w:lvl w:ilvl="2" w:tplc="04090005" w:tentative="1">
-      <w:start w:val="1"/>
-      <w:numFmt w:val="bullet"/>
-      <w:lvlText w:val=""/>
-      <w:lvlJc w:val="left"/>
-      <w:pPr>
-        <w:ind w:left="2160" w:hanging="360"/>
-      </w:pPr>
-      <w:rPr>
-        <w:rFonts w:ascii="Wingdings" w:hAnsi="Wingdings" w:hint="default"/>
-      </w:rPr>
-    </w:lvl>
-    <w:lvl w:ilvl="3" w:tplc="04090001" w:tentative="1">
-      <w:start w:val="1"/>
-      <w:numFmt w:val="bullet"/>
-      <w:lvlText w:val=""/>
-      <w:lvlJc w:val="left"/>
-      <w:pPr>
-        <w:ind w:left="2880" w:hanging="360"/>
-      </w:pPr>
-      <w:rPr>
-        <w:rFonts w:ascii="Symbol" w:hAnsi="Symbol" w:hint="default"/>
-      </w:rPr>
-    </w:lvl>
-    <w:lvl w:ilvl="4" w:tplc="04090003" w:tentative="1">
-      <w:start w:val="1"/>
-      <w:numFmt w:val="bullet"/>
-      <w:lvlText w:val="o"/>
-      <w:lvlJc w:val="left"/>
-      <w:pPr>
-        <w:ind w:left="3600" w:hanging="360"/>
-      </w:pPr>
-      <w:rPr>
-        <w:rFonts w:ascii="Courier New" w:hAnsi="Courier New" w:cs="Courier New" w:hint="default"/>
-      </w:rPr>
-    </w:lvl>
-    <w:lvl w:ilvl="5" w:tplc="04090005" w:tentative="1">
-      <w:start w:val="1"/>
-      <w:numFmt w:val="bullet"/>
-      <w:lvlText w:val=""/>
-      <w:lvlJc w:val="left"/>
-      <w:pPr>
-        <w:ind w:left="4320" w:hanging="360"/>
-      </w:pPr>
-      <w:rPr>
-        <w:rFonts w:ascii="Wingdings" w:hAnsi="Wingdings" w:hint="default"/>
-      </w:rPr>
-    </w:lvl>
-    <w:lvl w:ilvl="6" w:tplc="04090001" w:tentative="1">
-      <w:start w:val="1"/>
-      <w:numFmt w:val="bullet"/>
-      <w:lvlText w:val=""/>
-      <w:lvlJc w:val="left"/>
-      <w:pPr>
-        <w:ind w:left="5040" w:hanging="360"/>
-      </w:pPr>
-      <w:rPr>
-        <w:rFonts w:ascii="Symbol" w:hAnsi="Symbol" w:hint="default"/>
-      </w:rPr>
-    </w:lvl>
-    <w:lvl w:ilvl="7" w:tplc="04090003" w:tentative="1">
-      <w:start w:val="1"/>
-      <w:numFmt w:val="bullet"/>
-      <w:lvlText w:val="o"/>
-      <w:lvlJc w:val="left"/>
-      <w:pPr>
-        <w:ind w:left="5760" w:hanging="360"/>
-      </w:pPr>
-      <w:rPr>
-        <w:rFonts w:ascii="Courier New" w:hAnsi="Courier New" w:cs="Courier New" w:hint="default"/>
-      </w:rPr>
-    </w:lvl>
-    <w:lvl w:ilvl="8" w:tplc="04090005" w:tentative="1">
-      <w:start w:val="1"/>
-      <w:numFmt w:val="bullet"/>
-      <w:lvlText w:val=""/>
-      <w:lvlJc w:val="left"/>
-      <w:pPr>
-        <w:ind w:left="6480" w:hanging="360"/>
-      </w:pPr>
-      <w:rPr>
-        <w:rFonts w:ascii="Wingdings" w:hAnsi="Wingdings" w:hint="default"/>
-      </w:rPr>
-    </w:lvl>
-  </w:abstractNum>
-  <w:abstractNum w:abstractNumId="29" w15:restartNumberingAfterBreak="0">
-    <w:nsid w:val="57AF1F24"/>
-    <w:multiLevelType w:val="hybridMultilevel"/>
-    <w:tmpl w:val="BFDA9F36"/>
-    <w:lvl w:ilvl="0" w:tplc="04090001">
-      <w:start w:val="1"/>
-      <w:numFmt w:val="bullet"/>
-      <w:lvlText w:val=""/>
-      <w:lvlJc w:val="left"/>
-      <w:pPr>
-        <w:ind w:left="720" w:hanging="360"/>
-      </w:pPr>
-      <w:rPr>
-        <w:rFonts w:ascii="Symbol" w:hAnsi="Symbol" w:hint="default"/>
-      </w:rPr>
-    </w:lvl>
-    <w:lvl w:ilvl="1" w:tplc="04090003" w:tentative="1">
-      <w:start w:val="1"/>
-      <w:numFmt w:val="bullet"/>
-      <w:lvlText w:val="o"/>
-      <w:lvlJc w:val="left"/>
-      <w:pPr>
-        <w:ind w:left="1440" w:hanging="360"/>
-      </w:pPr>
-      <w:rPr>
-        <w:rFonts w:ascii="Courier New" w:hAnsi="Courier New" w:cs="Courier New" w:hint="default"/>
-      </w:rPr>
-    </w:lvl>
-    <w:lvl w:ilvl="2" w:tplc="04090005" w:tentative="1">
-      <w:start w:val="1"/>
-      <w:numFmt w:val="bullet"/>
-      <w:lvlText w:val=""/>
-      <w:lvlJc w:val="left"/>
-      <w:pPr>
-        <w:ind w:left="2160" w:hanging="360"/>
-      </w:pPr>
-      <w:rPr>
-        <w:rFonts w:ascii="Wingdings" w:hAnsi="Wingdings" w:hint="default"/>
-      </w:rPr>
-    </w:lvl>
-    <w:lvl w:ilvl="3" w:tplc="04090001" w:tentative="1">
-      <w:start w:val="1"/>
-      <w:numFmt w:val="bullet"/>
-      <w:lvlText w:val=""/>
-      <w:lvlJc w:val="left"/>
-      <w:pPr>
-        <w:ind w:left="2880" w:hanging="360"/>
-      </w:pPr>
-      <w:rPr>
-        <w:rFonts w:ascii="Symbol" w:hAnsi="Symbol" w:hint="default"/>
-      </w:rPr>
-    </w:lvl>
-    <w:lvl w:ilvl="4" w:tplc="04090003" w:tentative="1">
-      <w:start w:val="1"/>
-      <w:numFmt w:val="bullet"/>
-      <w:lvlText w:val="o"/>
-      <w:lvlJc w:val="left"/>
-      <w:pPr>
-        <w:ind w:left="3600" w:hanging="360"/>
-      </w:pPr>
-      <w:rPr>
-        <w:rFonts w:ascii="Courier New" w:hAnsi="Courier New" w:cs="Courier New" w:hint="default"/>
-      </w:rPr>
-    </w:lvl>
-    <w:lvl w:ilvl="5" w:tplc="04090005" w:tentative="1">
-      <w:start w:val="1"/>
-      <w:numFmt w:val="bullet"/>
-      <w:lvlText w:val=""/>
-      <w:lvlJc w:val="left"/>
-      <w:pPr>
-        <w:ind w:left="4320" w:hanging="360"/>
-      </w:pPr>
-      <w:rPr>
-        <w:rFonts w:ascii="Wingdings" w:hAnsi="Wingdings" w:hint="default"/>
-      </w:rPr>
-    </w:lvl>
-    <w:lvl w:ilvl="6" w:tplc="04090001" w:tentative="1">
-      <w:start w:val="1"/>
-      <w:numFmt w:val="bullet"/>
-      <w:lvlText w:val=""/>
-      <w:lvlJc w:val="left"/>
-      <w:pPr>
-        <w:ind w:left="5040" w:hanging="360"/>
-      </w:pPr>
-      <w:rPr>
-        <w:rFonts w:ascii="Symbol" w:hAnsi="Symbol" w:hint="default"/>
-      </w:rPr>
-    </w:lvl>
-    <w:lvl w:ilvl="7" w:tplc="04090003" w:tentative="1">
-      <w:start w:val="1"/>
-      <w:numFmt w:val="bullet"/>
-      <w:lvlText w:val="o"/>
-      <w:lvlJc w:val="left"/>
-      <w:pPr>
-        <w:ind w:left="5760" w:hanging="360"/>
-      </w:pPr>
-      <w:rPr>
-        <w:rFonts w:ascii="Courier New" w:hAnsi="Courier New" w:cs="Courier New" w:hint="default"/>
-      </w:rPr>
-    </w:lvl>
-    <w:lvl w:ilvl="8" w:tplc="04090005" w:tentative="1">
-      <w:start w:val="1"/>
-      <w:numFmt w:val="bullet"/>
-      <w:lvlText w:val=""/>
-      <w:lvlJc w:val="left"/>
-      <w:pPr>
-        <w:ind w:left="6480" w:hanging="360"/>
-      </w:pPr>
-      <w:rPr>
-        <w:rFonts w:ascii="Wingdings" w:hAnsi="Wingdings" w:hint="default"/>
-      </w:rPr>
-    </w:lvl>
-  </w:abstractNum>
-  <w:abstractNum w:abstractNumId="30" w15:restartNumberingAfterBreak="0">
-    <w:nsid w:val="58393CFD"/>
-    <w:multiLevelType w:val="multilevel"/>
-    <w:tmpl w:val="C522259E"/>
-    <w:lvl w:ilvl="0">
-      <w:start w:val="1"/>
-      <w:numFmt w:val="bullet"/>
-      <w:lvlText w:val=""/>
-      <w:lvlJc w:val="left"/>
-      <w:pPr>
-        <w:tabs>
-          <w:tab w:val="num" w:pos="720"/>
-        </w:tabs>
-        <w:ind w:left="720" w:hanging="360"/>
-      </w:pPr>
-      <w:rPr>
-        <w:rFonts w:ascii="Symbol" w:hAnsi="Symbol" w:hint="default"/>
-        <w:sz w:val="20"/>
-      </w:rPr>
-    </w:lvl>
-    <w:lvl w:ilvl="1">
-      <w:start w:val="1"/>
-      <w:numFmt w:val="bullet"/>
-      <w:lvlText w:val="o"/>
-      <w:lvlJc w:val="left"/>
-      <w:pPr>
-        <w:tabs>
-          <w:tab w:val="num" w:pos="1440"/>
-        </w:tabs>
-        <w:ind w:left="1440" w:hanging="360"/>
-      </w:pPr>
-      <w:rPr>
-        <w:rFonts w:ascii="Courier New" w:hAnsi="Courier New" w:hint="default"/>
-        <w:sz w:val="20"/>
-      </w:rPr>
-    </w:lvl>
-    <w:lvl w:ilvl="2">
-      <w:numFmt w:val="bullet"/>
-      <w:lvlText w:val="•"/>
-      <w:lvlJc w:val="left"/>
-      <w:pPr>
-        <w:ind w:left="2160" w:hanging="360"/>
-      </w:pPr>
-      <w:rPr>
-        <w:rFonts w:ascii="Times New Roman" w:eastAsia="Times New Roman" w:hAnsi="Times New Roman" w:cs="Times New Roman" w:hint="default"/>
-      </w:rPr>
-    </w:lvl>
-    <w:lvl w:ilvl="3" w:tentative="1">
-      <w:start w:val="1"/>
-      <w:numFmt w:val="bullet"/>
-      <w:lvlText w:val=""/>
-      <w:lvlJc w:val="left"/>
-      <w:pPr>
-        <w:tabs>
-          <w:tab w:val="num" w:pos="2880"/>
-        </w:tabs>
-        <w:ind w:left="2880" w:hanging="360"/>
-      </w:pPr>
-      <w:rPr>
-        <w:rFonts w:ascii="Wingdings" w:hAnsi="Wingdings" w:hint="default"/>
-        <w:sz w:val="20"/>
-      </w:rPr>
-    </w:lvl>
-    <w:lvl w:ilvl="4" w:tentative="1">
-      <w:start w:val="1"/>
-      <w:numFmt w:val="bullet"/>
-      <w:lvlText w:val=""/>
-      <w:lvlJc w:val="left"/>
-      <w:pPr>
-        <w:tabs>
-          <w:tab w:val="num" w:pos="3600"/>
-        </w:tabs>
-        <w:ind w:left="3600" w:hanging="360"/>
-      </w:pPr>
-      <w:rPr>
-        <w:rFonts w:ascii="Wingdings" w:hAnsi="Wingdings" w:hint="default"/>
-        <w:sz w:val="20"/>
-      </w:rPr>
-    </w:lvl>
-    <w:lvl w:ilvl="5" w:tentative="1">
-      <w:start w:val="1"/>
-      <w:numFmt w:val="bullet"/>
-      <w:lvlText w:val=""/>
-      <w:lvlJc w:val="left"/>
-      <w:pPr>
-        <w:tabs>
-          <w:tab w:val="num" w:pos="4320"/>
-        </w:tabs>
-        <w:ind w:left="4320" w:hanging="360"/>
-      </w:pPr>
-      <w:rPr>
-        <w:rFonts w:ascii="Wingdings" w:hAnsi="Wingdings" w:hint="default"/>
-        <w:sz w:val="20"/>
-      </w:rPr>
-    </w:lvl>
-    <w:lvl w:ilvl="6" w:tentative="1">
-      <w:start w:val="1"/>
-      <w:numFmt w:val="bullet"/>
-      <w:lvlText w:val=""/>
-      <w:lvlJc w:val="left"/>
-      <w:pPr>
-        <w:tabs>
-          <w:tab w:val="num" w:pos="5040"/>
-        </w:tabs>
-        <w:ind w:left="5040" w:hanging="360"/>
-      </w:pPr>
-      <w:rPr>
-        <w:rFonts w:ascii="Wingdings" w:hAnsi="Wingdings" w:hint="default"/>
-        <w:sz w:val="20"/>
-      </w:rPr>
-    </w:lvl>
-    <w:lvl w:ilvl="7" w:tentative="1">
-      <w:start w:val="1"/>
-      <w:numFmt w:val="bullet"/>
-      <w:lvlText w:val=""/>
-      <w:lvlJc w:val="left"/>
-      <w:pPr>
-        <w:tabs>
-          <w:tab w:val="num" w:pos="5760"/>
-        </w:tabs>
-        <w:ind w:left="5760" w:hanging="360"/>
-      </w:pPr>
-      <w:rPr>
-        <w:rFonts w:ascii="Wingdings" w:hAnsi="Wingdings" w:hint="default"/>
-        <w:sz w:val="20"/>
-      </w:rPr>
-    </w:lvl>
-    <w:lvl w:ilvl="8" w:tentative="1">
-      <w:start w:val="1"/>
-      <w:numFmt w:val="bullet"/>
-      <w:lvlText w:val=""/>
-      <w:lvlJc w:val="left"/>
-      <w:pPr>
-        <w:tabs>
-          <w:tab w:val="num" w:pos="6480"/>
-        </w:tabs>
-        <w:ind w:left="6480" w:hanging="360"/>
-      </w:pPr>
-      <w:rPr>
-        <w:rFonts w:ascii="Wingdings" w:hAnsi="Wingdings" w:hint="default"/>
-        <w:sz w:val="20"/>
-      </w:rPr>
-    </w:lvl>
-  </w:abstractNum>
-  <w:abstractNum w:abstractNumId="31" w15:restartNumberingAfterBreak="0">
-    <w:nsid w:val="5CC417F7"/>
-    <w:multiLevelType w:val="hybridMultilevel"/>
-    <w:tmpl w:val="06AAEAA4"/>
-    <w:lvl w:ilvl="0" w:tplc="0409000F">
-      <w:start w:val="1"/>
-      <w:numFmt w:val="decimal"/>
-      <w:lvlText w:val="%1."/>
-      <w:lvlJc w:val="left"/>
-      <w:pPr>
-        <w:ind w:left="720" w:hanging="360"/>
-      </w:pPr>
-    </w:lvl>
-    <w:lvl w:ilvl="1" w:tplc="04090019" w:tentative="1">
-      <w:start w:val="1"/>
-      <w:numFmt w:val="lowerLetter"/>
-      <w:lvlText w:val="%2."/>
-      <w:lvlJc w:val="left"/>
-      <w:pPr>
-        <w:ind w:left="1440" w:hanging="360"/>
-      </w:pPr>
-    </w:lvl>
-    <w:lvl w:ilvl="2" w:tplc="0409001B" w:tentative="1">
-      <w:start w:val="1"/>
-      <w:numFmt w:val="lowerRoman"/>
-      <w:lvlText w:val="%3."/>
-      <w:lvlJc w:val="right"/>
-      <w:pPr>
-        <w:ind w:left="2160" w:hanging="180"/>
-      </w:pPr>
-    </w:lvl>
-    <w:lvl w:ilvl="3" w:tplc="0409000F" w:tentative="1">
-      <w:start w:val="1"/>
-      <w:numFmt w:val="decimal"/>
-      <w:lvlText w:val="%4."/>
-      <w:lvlJc w:val="left"/>
-      <w:pPr>
-        <w:ind w:left="2880" w:hanging="360"/>
-      </w:pPr>
-    </w:lvl>
-    <w:lvl w:ilvl="4" w:tplc="04090019" w:tentative="1">
-      <w:start w:val="1"/>
-      <w:numFmt w:val="lowerLetter"/>
-      <w:lvlText w:val="%5."/>
-      <w:lvlJc w:val="left"/>
-      <w:pPr>
-        <w:ind w:left="3600" w:hanging="360"/>
-      </w:pPr>
-    </w:lvl>
-    <w:lvl w:ilvl="5" w:tplc="0409001B" w:tentative="1">
-      <w:start w:val="1"/>
-      <w:numFmt w:val="lowerRoman"/>
-      <w:lvlText w:val="%6."/>
-      <w:lvlJc w:val="right"/>
-      <w:pPr>
-        <w:ind w:left="4320" w:hanging="180"/>
-      </w:pPr>
-    </w:lvl>
-    <w:lvl w:ilvl="6" w:tplc="0409000F" w:tentative="1">
-      <w:start w:val="1"/>
-      <w:numFmt w:val="decimal"/>
-      <w:lvlText w:val="%7."/>
-      <w:lvlJc w:val="left"/>
-      <w:pPr>
-        <w:ind w:left="5040" w:hanging="360"/>
-      </w:pPr>
-    </w:lvl>
-    <w:lvl w:ilvl="7" w:tplc="04090019" w:tentative="1">
-      <w:start w:val="1"/>
-      <w:numFmt w:val="lowerLetter"/>
-      <w:lvlText w:val="%8."/>
-      <w:lvlJc w:val="left"/>
-      <w:pPr>
-        <w:ind w:left="5760" w:hanging="360"/>
-      </w:pPr>
-    </w:lvl>
-    <w:lvl w:ilvl="8" w:tplc="0409001B" w:tentative="1">
-      <w:start w:val="1"/>
-      <w:numFmt w:val="lowerRoman"/>
-      <w:lvlText w:val="%9."/>
-      <w:lvlJc w:val="right"/>
-      <w:pPr>
-        <w:ind w:left="6480" w:hanging="180"/>
-      </w:pPr>
-    </w:lvl>
-  </w:abstractNum>
-  <w:abstractNum w:abstractNumId="32" w15:restartNumberingAfterBreak="0">
-    <w:nsid w:val="5FE530E0"/>
-    <w:multiLevelType w:val="hybridMultilevel"/>
-    <w:tmpl w:val="5C5E168E"/>
-    <w:lvl w:ilvl="0" w:tplc="0409000F">
-      <w:start w:val="1"/>
-      <w:numFmt w:val="decimal"/>
-      <w:lvlText w:val="%1."/>
-      <w:lvlJc w:val="left"/>
-      <w:pPr>
-        <w:ind w:left="720" w:hanging="360"/>
-      </w:pPr>
-      <w:rPr>
-        <w:rFonts w:hint="default"/>
-      </w:rPr>
-    </w:lvl>
-    <w:lvl w:ilvl="1" w:tplc="04090019" w:tentative="1">
-      <w:start w:val="1"/>
-      <w:numFmt w:val="lowerLetter"/>
-      <w:lvlText w:val="%2."/>
-      <w:lvlJc w:val="left"/>
-      <w:pPr>
-        <w:ind w:left="1440" w:hanging="360"/>
-      </w:pPr>
-    </w:lvl>
-    <w:lvl w:ilvl="2" w:tplc="0409001B" w:tentative="1">
-      <w:start w:val="1"/>
-      <w:numFmt w:val="lowerRoman"/>
-      <w:lvlText w:val="%3."/>
-      <w:lvlJc w:val="right"/>
-      <w:pPr>
-        <w:ind w:left="2160" w:hanging="180"/>
-      </w:pPr>
-    </w:lvl>
-    <w:lvl w:ilvl="3" w:tplc="0409000F" w:tentative="1">
-      <w:start w:val="1"/>
-      <w:numFmt w:val="decimal"/>
-      <w:lvlText w:val="%4."/>
-      <w:lvlJc w:val="left"/>
-      <w:pPr>
-        <w:ind w:left="2880" w:hanging="360"/>
-      </w:pPr>
-    </w:lvl>
-    <w:lvl w:ilvl="4" w:tplc="04090019" w:tentative="1">
-      <w:start w:val="1"/>
-      <w:numFmt w:val="lowerLetter"/>
-      <w:lvlText w:val="%5."/>
-      <w:lvlJc w:val="left"/>
-      <w:pPr>
-        <w:ind w:left="3600" w:hanging="360"/>
-      </w:pPr>
-    </w:lvl>
-    <w:lvl w:ilvl="5" w:tplc="0409001B" w:tentative="1">
-      <w:start w:val="1"/>
-      <w:numFmt w:val="lowerRoman"/>
-      <w:lvlText w:val="%6."/>
-      <w:lvlJc w:val="right"/>
-      <w:pPr>
-        <w:ind w:left="4320" w:hanging="180"/>
-      </w:pPr>
-    </w:lvl>
-    <w:lvl w:ilvl="6" w:tplc="0409000F" w:tentative="1">
-      <w:start w:val="1"/>
-      <w:numFmt w:val="decimal"/>
-      <w:lvlText w:val="%7."/>
-      <w:lvlJc w:val="left"/>
-      <w:pPr>
-        <w:ind w:left="5040" w:hanging="360"/>
-      </w:pPr>
-    </w:lvl>
-    <w:lvl w:ilvl="7" w:tplc="04090019" w:tentative="1">
-      <w:start w:val="1"/>
-      <w:numFmt w:val="lowerLetter"/>
-      <w:lvlText w:val="%8."/>
-      <w:lvlJc w:val="left"/>
-      <w:pPr>
-        <w:ind w:left="5760" w:hanging="360"/>
-      </w:pPr>
-    </w:lvl>
-    <w:lvl w:ilvl="8" w:tplc="0409001B" w:tentative="1">
-      <w:start w:val="1"/>
-      <w:numFmt w:val="lowerRoman"/>
-      <w:lvlText w:val="%9."/>
-      <w:lvlJc w:val="right"/>
-      <w:pPr>
-        <w:ind w:left="6480" w:hanging="180"/>
-      </w:pPr>
-    </w:lvl>
-  </w:abstractNum>
-  <w:abstractNum w:abstractNumId="33" w15:restartNumberingAfterBreak="0">
-    <w:nsid w:val="62812C2F"/>
-    <w:multiLevelType w:val="hybridMultilevel"/>
-    <w:tmpl w:val="81C00E5C"/>
-    <w:lvl w:ilvl="0" w:tplc="04090001">
-      <w:start w:val="1"/>
-      <w:numFmt w:val="bullet"/>
-      <w:lvlText w:val=""/>
-      <w:lvlJc w:val="left"/>
-      <w:pPr>
-        <w:ind w:left="720" w:hanging="360"/>
-      </w:pPr>
-      <w:rPr>
-        <w:rFonts w:ascii="Symbol" w:hAnsi="Symbol" w:hint="default"/>
-      </w:rPr>
-    </w:lvl>
-    <w:lvl w:ilvl="1" w:tplc="04090003" w:tentative="1">
-      <w:start w:val="1"/>
-      <w:numFmt w:val="bullet"/>
-      <w:lvlText w:val="o"/>
-      <w:lvlJc w:val="left"/>
-      <w:pPr>
-        <w:ind w:left="1440" w:hanging="360"/>
-      </w:pPr>
-      <w:rPr>
-        <w:rFonts w:ascii="Courier New" w:hAnsi="Courier New" w:cs="Courier New" w:hint="default"/>
-      </w:rPr>
-    </w:lvl>
-    <w:lvl w:ilvl="2" w:tplc="04090005" w:tentative="1">
-      <w:start w:val="1"/>
-      <w:numFmt w:val="bullet"/>
-      <w:lvlText w:val=""/>
-      <w:lvlJc w:val="left"/>
-      <w:pPr>
-        <w:ind w:left="2160" w:hanging="360"/>
-      </w:pPr>
-      <w:rPr>
-        <w:rFonts w:ascii="Wingdings" w:hAnsi="Wingdings" w:hint="default"/>
-      </w:rPr>
-    </w:lvl>
-    <w:lvl w:ilvl="3" w:tplc="04090001" w:tentative="1">
-      <w:start w:val="1"/>
-      <w:numFmt w:val="bullet"/>
-      <w:lvlText w:val=""/>
-      <w:lvlJc w:val="left"/>
-      <w:pPr>
-        <w:ind w:left="2880" w:hanging="360"/>
-      </w:pPr>
-      <w:rPr>
-        <w:rFonts w:ascii="Symbol" w:hAnsi="Symbol" w:hint="default"/>
-      </w:rPr>
-    </w:lvl>
-    <w:lvl w:ilvl="4" w:tplc="04090003" w:tentative="1">
-      <w:start w:val="1"/>
-      <w:numFmt w:val="bullet"/>
-      <w:lvlText w:val="o"/>
-      <w:lvlJc w:val="left"/>
-      <w:pPr>
-        <w:ind w:left="3600" w:hanging="360"/>
-      </w:pPr>
-      <w:rPr>
-        <w:rFonts w:ascii="Courier New" w:hAnsi="Courier New" w:cs="Courier New" w:hint="default"/>
-      </w:rPr>
-    </w:lvl>
-    <w:lvl w:ilvl="5" w:tplc="04090005" w:tentative="1">
-      <w:start w:val="1"/>
-      <w:numFmt w:val="bullet"/>
-      <w:lvlText w:val=""/>
-      <w:lvlJc w:val="left"/>
-      <w:pPr>
-        <w:ind w:left="4320" w:hanging="360"/>
-      </w:pPr>
-      <w:rPr>
-        <w:rFonts w:ascii="Wingdings" w:hAnsi="Wingdings" w:hint="default"/>
-      </w:rPr>
-    </w:lvl>
-    <w:lvl w:ilvl="6" w:tplc="04090001" w:tentative="1">
-      <w:start w:val="1"/>
-      <w:numFmt w:val="bullet"/>
-      <w:lvlText w:val=""/>
-      <w:lvlJc w:val="left"/>
-      <w:pPr>
-        <w:ind w:left="5040" w:hanging="360"/>
-      </w:pPr>
-      <w:rPr>
-        <w:rFonts w:ascii="Symbol" w:hAnsi="Symbol" w:hint="default"/>
-      </w:rPr>
-    </w:lvl>
-    <w:lvl w:ilvl="7" w:tplc="04090003" w:tentative="1">
-      <w:start w:val="1"/>
-      <w:numFmt w:val="bullet"/>
-      <w:lvlText w:val="o"/>
-      <w:lvlJc w:val="left"/>
-      <w:pPr>
-        <w:ind w:left="5760" w:hanging="360"/>
-      </w:pPr>
-      <w:rPr>
-        <w:rFonts w:ascii="Courier New" w:hAnsi="Courier New" w:cs="Courier New" w:hint="default"/>
-      </w:rPr>
-    </w:lvl>
-    <w:lvl w:ilvl="8" w:tplc="04090005" w:tentative="1">
-      <w:start w:val="1"/>
-      <w:numFmt w:val="bullet"/>
-      <w:lvlText w:val=""/>
-      <w:lvlJc w:val="left"/>
-      <w:pPr>
-        <w:ind w:left="6480" w:hanging="360"/>
-      </w:pPr>
-      <w:rPr>
-        <w:rFonts w:ascii="Wingdings" w:hAnsi="Wingdings" w:hint="default"/>
-      </w:rPr>
-    </w:lvl>
-  </w:abstractNum>
-  <w:abstractNum w:abstractNumId="34" w15:restartNumberingAfterBreak="0">
-    <w:nsid w:val="64E27D10"/>
-    <w:multiLevelType w:val="hybridMultilevel"/>
-    <w:tmpl w:val="55F032D0"/>
-    <w:lvl w:ilvl="0" w:tplc="04090001">
-      <w:start w:val="1"/>
-      <w:numFmt w:val="bullet"/>
-      <w:lvlText w:val=""/>
-      <w:lvlJc w:val="left"/>
-      <w:pPr>
-        <w:ind w:left="720" w:hanging="360"/>
-      </w:pPr>
-      <w:rPr>
-        <w:rFonts w:ascii="Symbol" w:hAnsi="Symbol" w:hint="default"/>
-      </w:rPr>
-    </w:lvl>
-    <w:lvl w:ilvl="1" w:tplc="04090003" w:tentative="1">
-      <w:start w:val="1"/>
-      <w:numFmt w:val="bullet"/>
-      <w:lvlText w:val="o"/>
-      <w:lvlJc w:val="left"/>
-      <w:pPr>
-        <w:ind w:left="1440" w:hanging="360"/>
-      </w:pPr>
-      <w:rPr>
-        <w:rFonts w:ascii="Courier New" w:hAnsi="Courier New" w:cs="Courier New" w:hint="default"/>
-      </w:rPr>
-    </w:lvl>
-    <w:lvl w:ilvl="2" w:tplc="04090005" w:tentative="1">
-      <w:start w:val="1"/>
-      <w:numFmt w:val="bullet"/>
-      <w:lvlText w:val=""/>
-      <w:lvlJc w:val="left"/>
-      <w:pPr>
-        <w:ind w:left="2160" w:hanging="360"/>
-      </w:pPr>
-      <w:rPr>
-        <w:rFonts w:ascii="Wingdings" w:hAnsi="Wingdings" w:hint="default"/>
-      </w:rPr>
-    </w:lvl>
-    <w:lvl w:ilvl="3" w:tplc="04090001" w:tentative="1">
-      <w:start w:val="1"/>
-      <w:numFmt w:val="bullet"/>
-      <w:lvlText w:val=""/>
-      <w:lvlJc w:val="left"/>
-      <w:pPr>
-        <w:ind w:left="2880" w:hanging="360"/>
-      </w:pPr>
-      <w:rPr>
-        <w:rFonts w:ascii="Symbol" w:hAnsi="Symbol" w:hint="default"/>
-      </w:rPr>
-    </w:lvl>
-    <w:lvl w:ilvl="4" w:tplc="04090003" w:tentative="1">
-      <w:start w:val="1"/>
-      <w:numFmt w:val="bullet"/>
-      <w:lvlText w:val="o"/>
-      <w:lvlJc w:val="left"/>
-      <w:pPr>
-        <w:ind w:left="3600" w:hanging="360"/>
-      </w:pPr>
-      <w:rPr>
-        <w:rFonts w:ascii="Courier New" w:hAnsi="Courier New" w:cs="Courier New" w:hint="default"/>
-      </w:rPr>
-    </w:lvl>
-    <w:lvl w:ilvl="5" w:tplc="04090005" w:tentative="1">
-      <w:start w:val="1"/>
-      <w:numFmt w:val="bullet"/>
-      <w:lvlText w:val=""/>
-      <w:lvlJc w:val="left"/>
-      <w:pPr>
-        <w:ind w:left="4320" w:hanging="360"/>
-      </w:pPr>
-      <w:rPr>
-        <w:rFonts w:ascii="Wingdings" w:hAnsi="Wingdings" w:hint="default"/>
-      </w:rPr>
-    </w:lvl>
-    <w:lvl w:ilvl="6" w:tplc="04090001" w:tentative="1">
-      <w:start w:val="1"/>
-      <w:numFmt w:val="bullet"/>
-      <w:lvlText w:val=""/>
-      <w:lvlJc w:val="left"/>
-      <w:pPr>
-        <w:ind w:left="5040" w:hanging="360"/>
-      </w:pPr>
-      <w:rPr>
-        <w:rFonts w:ascii="Symbol" w:hAnsi="Symbol" w:hint="default"/>
-      </w:rPr>
-    </w:lvl>
-    <w:lvl w:ilvl="7" w:tplc="04090003" w:tentative="1">
-      <w:start w:val="1"/>
-      <w:numFmt w:val="bullet"/>
-      <w:lvlText w:val="o"/>
-      <w:lvlJc w:val="left"/>
-      <w:pPr>
-        <w:ind w:left="5760" w:hanging="360"/>
-      </w:pPr>
-      <w:rPr>
-        <w:rFonts w:ascii="Courier New" w:hAnsi="Courier New" w:cs="Courier New" w:hint="default"/>
-      </w:rPr>
-    </w:lvl>
-    <w:lvl w:ilvl="8" w:tplc="04090005" w:tentative="1">
-      <w:start w:val="1"/>
-      <w:numFmt w:val="bullet"/>
-      <w:lvlText w:val=""/>
-      <w:lvlJc w:val="left"/>
-      <w:pPr>
-        <w:ind w:left="6480" w:hanging="360"/>
-      </w:pPr>
-      <w:rPr>
-        <w:rFonts w:ascii="Wingdings" w:hAnsi="Wingdings" w:hint="default"/>
-      </w:rPr>
-    </w:lvl>
-  </w:abstractNum>
-  <w:abstractNum w:abstractNumId="35" w15:restartNumberingAfterBreak="0">
-    <w:nsid w:val="653E509A"/>
-    <w:multiLevelType w:val="hybridMultilevel"/>
-    <w:tmpl w:val="D20EF8A2"/>
-    <w:lvl w:ilvl="0" w:tplc="5B8EB414">
-      <w:start w:val="1"/>
+    <w:tmpl w:val="5ABE8EF8"/>
+    <w:lvl w:ilvl="0" w:tplc="5504E2F4">
+      <w:start w:val="2"/>
       <w:numFmt w:val="decimal"/>
       <w:lvlText w:val="%1."/>
       <w:lvlJc w:val="left"/>
@@ -34789,999 +34566,79 @@
       </w:pPr>
     </w:lvl>
   </w:abstractNum>
-  <w:abstractNum w:abstractNumId="36" w15:restartNumberingAfterBreak="0">
-    <w:nsid w:val="656F2A6D"/>
-    <w:multiLevelType w:val="hybridMultilevel"/>
-    <w:tmpl w:val="8A66FB76"/>
-    <w:lvl w:ilvl="0" w:tplc="04090001">
-      <w:start w:val="1"/>
-      <w:numFmt w:val="bullet"/>
-      <w:lvlText w:val=""/>
-      <w:lvlJc w:val="left"/>
-      <w:pPr>
-        <w:ind w:left="720" w:hanging="360"/>
-      </w:pPr>
-      <w:rPr>
-        <w:rFonts w:ascii="Symbol" w:hAnsi="Symbol" w:hint="default"/>
-      </w:rPr>
-    </w:lvl>
-    <w:lvl w:ilvl="1" w:tplc="04090003" w:tentative="1">
-      <w:start w:val="1"/>
-      <w:numFmt w:val="bullet"/>
-      <w:lvlText w:val="o"/>
-      <w:lvlJc w:val="left"/>
-      <w:pPr>
-        <w:ind w:left="1440" w:hanging="360"/>
-      </w:pPr>
-      <w:rPr>
-        <w:rFonts w:ascii="Courier New" w:hAnsi="Courier New" w:cs="Courier New" w:hint="default"/>
-      </w:rPr>
-    </w:lvl>
-    <w:lvl w:ilvl="2" w:tplc="04090005" w:tentative="1">
-      <w:start w:val="1"/>
-      <w:numFmt w:val="bullet"/>
-      <w:lvlText w:val=""/>
-      <w:lvlJc w:val="left"/>
-      <w:pPr>
-        <w:ind w:left="2160" w:hanging="360"/>
-      </w:pPr>
-      <w:rPr>
-        <w:rFonts w:ascii="Wingdings" w:hAnsi="Wingdings" w:hint="default"/>
-      </w:rPr>
-    </w:lvl>
-    <w:lvl w:ilvl="3" w:tplc="04090001" w:tentative="1">
-      <w:start w:val="1"/>
-      <w:numFmt w:val="bullet"/>
-      <w:lvlText w:val=""/>
-      <w:lvlJc w:val="left"/>
-      <w:pPr>
-        <w:ind w:left="2880" w:hanging="360"/>
-      </w:pPr>
-      <w:rPr>
-        <w:rFonts w:ascii="Symbol" w:hAnsi="Symbol" w:hint="default"/>
-      </w:rPr>
-    </w:lvl>
-    <w:lvl w:ilvl="4" w:tplc="04090003" w:tentative="1">
-      <w:start w:val="1"/>
-      <w:numFmt w:val="bullet"/>
-      <w:lvlText w:val="o"/>
-      <w:lvlJc w:val="left"/>
-      <w:pPr>
-        <w:ind w:left="3600" w:hanging="360"/>
-      </w:pPr>
-      <w:rPr>
-        <w:rFonts w:ascii="Courier New" w:hAnsi="Courier New" w:cs="Courier New" w:hint="default"/>
-      </w:rPr>
-    </w:lvl>
-    <w:lvl w:ilvl="5" w:tplc="04090005" w:tentative="1">
-      <w:start w:val="1"/>
-      <w:numFmt w:val="bullet"/>
-      <w:lvlText w:val=""/>
-      <w:lvlJc w:val="left"/>
-      <w:pPr>
-        <w:ind w:left="4320" w:hanging="360"/>
-      </w:pPr>
-      <w:rPr>
-        <w:rFonts w:ascii="Wingdings" w:hAnsi="Wingdings" w:hint="default"/>
-      </w:rPr>
-    </w:lvl>
-    <w:lvl w:ilvl="6" w:tplc="04090001" w:tentative="1">
-      <w:start w:val="1"/>
-      <w:numFmt w:val="bullet"/>
-      <w:lvlText w:val=""/>
-      <w:lvlJc w:val="left"/>
-      <w:pPr>
-        <w:ind w:left="5040" w:hanging="360"/>
-      </w:pPr>
-      <w:rPr>
-        <w:rFonts w:ascii="Symbol" w:hAnsi="Symbol" w:hint="default"/>
-      </w:rPr>
-    </w:lvl>
-    <w:lvl w:ilvl="7" w:tplc="04090003" w:tentative="1">
-      <w:start w:val="1"/>
-      <w:numFmt w:val="bullet"/>
-      <w:lvlText w:val="o"/>
-      <w:lvlJc w:val="left"/>
-      <w:pPr>
-        <w:ind w:left="5760" w:hanging="360"/>
-      </w:pPr>
-      <w:rPr>
-        <w:rFonts w:ascii="Courier New" w:hAnsi="Courier New" w:cs="Courier New" w:hint="default"/>
-      </w:rPr>
-    </w:lvl>
-    <w:lvl w:ilvl="8" w:tplc="04090005" w:tentative="1">
-      <w:start w:val="1"/>
-      <w:numFmt w:val="bullet"/>
-      <w:lvlText w:val=""/>
-      <w:lvlJc w:val="left"/>
-      <w:pPr>
-        <w:ind w:left="6480" w:hanging="360"/>
-      </w:pPr>
-      <w:rPr>
-        <w:rFonts w:ascii="Wingdings" w:hAnsi="Wingdings" w:hint="default"/>
-      </w:rPr>
-    </w:lvl>
-  </w:abstractNum>
-  <w:abstractNum w:abstractNumId="37" w15:restartNumberingAfterBreak="0">
-    <w:nsid w:val="6716775B"/>
-    <w:multiLevelType w:val="hybridMultilevel"/>
-    <w:tmpl w:val="59E64B66"/>
-    <w:lvl w:ilvl="0" w:tplc="0409000F">
-      <w:start w:val="1"/>
-      <w:numFmt w:val="decimal"/>
-      <w:lvlText w:val="%1."/>
-      <w:lvlJc w:val="left"/>
-      <w:pPr>
-        <w:ind w:left="360" w:hanging="360"/>
-      </w:pPr>
-    </w:lvl>
-    <w:lvl w:ilvl="1" w:tplc="04090019" w:tentative="1">
-      <w:start w:val="1"/>
-      <w:numFmt w:val="lowerLetter"/>
-      <w:lvlText w:val="%2."/>
-      <w:lvlJc w:val="left"/>
-      <w:pPr>
-        <w:ind w:left="1080" w:hanging="360"/>
-      </w:pPr>
-    </w:lvl>
-    <w:lvl w:ilvl="2" w:tplc="0409001B" w:tentative="1">
-      <w:start w:val="1"/>
-      <w:numFmt w:val="lowerRoman"/>
-      <w:lvlText w:val="%3."/>
-      <w:lvlJc w:val="right"/>
-      <w:pPr>
-        <w:ind w:left="1800" w:hanging="180"/>
-      </w:pPr>
-    </w:lvl>
-    <w:lvl w:ilvl="3" w:tplc="0409000F" w:tentative="1">
-      <w:start w:val="1"/>
-      <w:numFmt w:val="decimal"/>
-      <w:lvlText w:val="%4."/>
-      <w:lvlJc w:val="left"/>
-      <w:pPr>
-        <w:ind w:left="2520" w:hanging="360"/>
-      </w:pPr>
-    </w:lvl>
-    <w:lvl w:ilvl="4" w:tplc="04090019" w:tentative="1">
-      <w:start w:val="1"/>
-      <w:numFmt w:val="lowerLetter"/>
-      <w:lvlText w:val="%5."/>
-      <w:lvlJc w:val="left"/>
-      <w:pPr>
-        <w:ind w:left="3240" w:hanging="360"/>
-      </w:pPr>
-    </w:lvl>
-    <w:lvl w:ilvl="5" w:tplc="0409001B" w:tentative="1">
-      <w:start w:val="1"/>
-      <w:numFmt w:val="lowerRoman"/>
-      <w:lvlText w:val="%6."/>
-      <w:lvlJc w:val="right"/>
-      <w:pPr>
-        <w:ind w:left="3960" w:hanging="180"/>
-      </w:pPr>
-    </w:lvl>
-    <w:lvl w:ilvl="6" w:tplc="0409000F" w:tentative="1">
-      <w:start w:val="1"/>
-      <w:numFmt w:val="decimal"/>
-      <w:lvlText w:val="%7."/>
-      <w:lvlJc w:val="left"/>
-      <w:pPr>
-        <w:ind w:left="4680" w:hanging="360"/>
-      </w:pPr>
-    </w:lvl>
-    <w:lvl w:ilvl="7" w:tplc="04090019" w:tentative="1">
-      <w:start w:val="1"/>
-      <w:numFmt w:val="lowerLetter"/>
-      <w:lvlText w:val="%8."/>
-      <w:lvlJc w:val="left"/>
-      <w:pPr>
-        <w:ind w:left="5400" w:hanging="360"/>
-      </w:pPr>
-    </w:lvl>
-    <w:lvl w:ilvl="8" w:tplc="0409001B" w:tentative="1">
-      <w:start w:val="1"/>
-      <w:numFmt w:val="lowerRoman"/>
-      <w:lvlText w:val="%9."/>
-      <w:lvlJc w:val="right"/>
-      <w:pPr>
-        <w:ind w:left="6120" w:hanging="180"/>
-      </w:pPr>
-    </w:lvl>
-  </w:abstractNum>
-  <w:abstractNum w:abstractNumId="38" w15:restartNumberingAfterBreak="0">
-    <w:nsid w:val="682110BF"/>
-    <w:multiLevelType w:val="hybridMultilevel"/>
-    <w:tmpl w:val="44888162"/>
-    <w:lvl w:ilvl="0" w:tplc="04090001">
-      <w:start w:val="1"/>
-      <w:numFmt w:val="bullet"/>
-      <w:lvlText w:val=""/>
-      <w:lvlJc w:val="left"/>
-      <w:pPr>
-        <w:ind w:left="720" w:hanging="360"/>
-      </w:pPr>
-      <w:rPr>
-        <w:rFonts w:ascii="Symbol" w:hAnsi="Symbol" w:hint="default"/>
-      </w:rPr>
-    </w:lvl>
-    <w:lvl w:ilvl="1" w:tplc="04090003" w:tentative="1">
-      <w:start w:val="1"/>
-      <w:numFmt w:val="bullet"/>
-      <w:lvlText w:val="o"/>
-      <w:lvlJc w:val="left"/>
-      <w:pPr>
-        <w:ind w:left="1440" w:hanging="360"/>
-      </w:pPr>
-      <w:rPr>
-        <w:rFonts w:ascii="Courier New" w:hAnsi="Courier New" w:cs="Courier New" w:hint="default"/>
-      </w:rPr>
-    </w:lvl>
-    <w:lvl w:ilvl="2" w:tplc="04090005" w:tentative="1">
-      <w:start w:val="1"/>
-      <w:numFmt w:val="bullet"/>
-      <w:lvlText w:val=""/>
-      <w:lvlJc w:val="left"/>
-      <w:pPr>
-        <w:ind w:left="2160" w:hanging="360"/>
-      </w:pPr>
-      <w:rPr>
-        <w:rFonts w:ascii="Wingdings" w:hAnsi="Wingdings" w:hint="default"/>
-      </w:rPr>
-    </w:lvl>
-    <w:lvl w:ilvl="3" w:tplc="04090001" w:tentative="1">
-      <w:start w:val="1"/>
-      <w:numFmt w:val="bullet"/>
-      <w:lvlText w:val=""/>
-      <w:lvlJc w:val="left"/>
-      <w:pPr>
-        <w:ind w:left="2880" w:hanging="360"/>
-      </w:pPr>
-      <w:rPr>
-        <w:rFonts w:ascii="Symbol" w:hAnsi="Symbol" w:hint="default"/>
-      </w:rPr>
-    </w:lvl>
-    <w:lvl w:ilvl="4" w:tplc="04090003" w:tentative="1">
-      <w:start w:val="1"/>
-      <w:numFmt w:val="bullet"/>
-      <w:lvlText w:val="o"/>
-      <w:lvlJc w:val="left"/>
-      <w:pPr>
-        <w:ind w:left="3600" w:hanging="360"/>
-      </w:pPr>
-      <w:rPr>
-        <w:rFonts w:ascii="Courier New" w:hAnsi="Courier New" w:cs="Courier New" w:hint="default"/>
-      </w:rPr>
-    </w:lvl>
-    <w:lvl w:ilvl="5" w:tplc="04090005" w:tentative="1">
-      <w:start w:val="1"/>
-      <w:numFmt w:val="bullet"/>
-      <w:lvlText w:val=""/>
-      <w:lvlJc w:val="left"/>
-      <w:pPr>
-        <w:ind w:left="4320" w:hanging="360"/>
-      </w:pPr>
-      <w:rPr>
-        <w:rFonts w:ascii="Wingdings" w:hAnsi="Wingdings" w:hint="default"/>
-      </w:rPr>
-    </w:lvl>
-    <w:lvl w:ilvl="6" w:tplc="04090001" w:tentative="1">
-      <w:start w:val="1"/>
-      <w:numFmt w:val="bullet"/>
-      <w:lvlText w:val=""/>
-      <w:lvlJc w:val="left"/>
-      <w:pPr>
-        <w:ind w:left="5040" w:hanging="360"/>
-      </w:pPr>
-      <w:rPr>
-        <w:rFonts w:ascii="Symbol" w:hAnsi="Symbol" w:hint="default"/>
-      </w:rPr>
-    </w:lvl>
-    <w:lvl w:ilvl="7" w:tplc="04090003" w:tentative="1">
-      <w:start w:val="1"/>
-      <w:numFmt w:val="bullet"/>
-      <w:lvlText w:val="o"/>
-      <w:lvlJc w:val="left"/>
-      <w:pPr>
-        <w:ind w:left="5760" w:hanging="360"/>
-      </w:pPr>
-      <w:rPr>
-        <w:rFonts w:ascii="Courier New" w:hAnsi="Courier New" w:cs="Courier New" w:hint="default"/>
-      </w:rPr>
-    </w:lvl>
-    <w:lvl w:ilvl="8" w:tplc="04090005" w:tentative="1">
-      <w:start w:val="1"/>
-      <w:numFmt w:val="bullet"/>
-      <w:lvlText w:val=""/>
-      <w:lvlJc w:val="left"/>
-      <w:pPr>
-        <w:ind w:left="6480" w:hanging="360"/>
-      </w:pPr>
-      <w:rPr>
-        <w:rFonts w:ascii="Wingdings" w:hAnsi="Wingdings" w:hint="default"/>
-      </w:rPr>
-    </w:lvl>
-  </w:abstractNum>
-  <w:abstractNum w:abstractNumId="39" w15:restartNumberingAfterBreak="0">
-    <w:nsid w:val="69342E79"/>
-    <w:multiLevelType w:val="hybridMultilevel"/>
-    <w:tmpl w:val="1CDEFB2C"/>
-    <w:lvl w:ilvl="0" w:tplc="04090001">
-      <w:start w:val="1"/>
-      <w:numFmt w:val="bullet"/>
-      <w:lvlText w:val=""/>
-      <w:lvlJc w:val="left"/>
-      <w:pPr>
-        <w:ind w:left="720" w:hanging="360"/>
-      </w:pPr>
-      <w:rPr>
-        <w:rFonts w:ascii="Symbol" w:hAnsi="Symbol" w:hint="default"/>
-      </w:rPr>
-    </w:lvl>
-    <w:lvl w:ilvl="1" w:tplc="04090003" w:tentative="1">
-      <w:start w:val="1"/>
-      <w:numFmt w:val="bullet"/>
-      <w:lvlText w:val="o"/>
-      <w:lvlJc w:val="left"/>
-      <w:pPr>
-        <w:ind w:left="1440" w:hanging="360"/>
-      </w:pPr>
-      <w:rPr>
-        <w:rFonts w:ascii="Courier New" w:hAnsi="Courier New" w:cs="Courier New" w:hint="default"/>
-      </w:rPr>
-    </w:lvl>
-    <w:lvl w:ilvl="2" w:tplc="04090005" w:tentative="1">
-      <w:start w:val="1"/>
-      <w:numFmt w:val="bullet"/>
-      <w:lvlText w:val=""/>
-      <w:lvlJc w:val="left"/>
-      <w:pPr>
-        <w:ind w:left="2160" w:hanging="360"/>
-      </w:pPr>
-      <w:rPr>
-        <w:rFonts w:ascii="Wingdings" w:hAnsi="Wingdings" w:hint="default"/>
-      </w:rPr>
-    </w:lvl>
-    <w:lvl w:ilvl="3" w:tplc="04090001" w:tentative="1">
-      <w:start w:val="1"/>
-      <w:numFmt w:val="bullet"/>
-      <w:lvlText w:val=""/>
-      <w:lvlJc w:val="left"/>
-      <w:pPr>
-        <w:ind w:left="2880" w:hanging="360"/>
-      </w:pPr>
-      <w:rPr>
-        <w:rFonts w:ascii="Symbol" w:hAnsi="Symbol" w:hint="default"/>
-      </w:rPr>
-    </w:lvl>
-    <w:lvl w:ilvl="4" w:tplc="04090003" w:tentative="1">
-      <w:start w:val="1"/>
-      <w:numFmt w:val="bullet"/>
-      <w:lvlText w:val="o"/>
-      <w:lvlJc w:val="left"/>
-      <w:pPr>
-        <w:ind w:left="3600" w:hanging="360"/>
-      </w:pPr>
-      <w:rPr>
-        <w:rFonts w:ascii="Courier New" w:hAnsi="Courier New" w:cs="Courier New" w:hint="default"/>
-      </w:rPr>
-    </w:lvl>
-    <w:lvl w:ilvl="5" w:tplc="04090005" w:tentative="1">
-      <w:start w:val="1"/>
-      <w:numFmt w:val="bullet"/>
-      <w:lvlText w:val=""/>
-      <w:lvlJc w:val="left"/>
-      <w:pPr>
-        <w:ind w:left="4320" w:hanging="360"/>
-      </w:pPr>
-      <w:rPr>
-        <w:rFonts w:ascii="Wingdings" w:hAnsi="Wingdings" w:hint="default"/>
-      </w:rPr>
-    </w:lvl>
-    <w:lvl w:ilvl="6" w:tplc="04090001" w:tentative="1">
-      <w:start w:val="1"/>
-      <w:numFmt w:val="bullet"/>
-      <w:lvlText w:val=""/>
-      <w:lvlJc w:val="left"/>
-      <w:pPr>
-        <w:ind w:left="5040" w:hanging="360"/>
-      </w:pPr>
-      <w:rPr>
-        <w:rFonts w:ascii="Symbol" w:hAnsi="Symbol" w:hint="default"/>
-      </w:rPr>
-    </w:lvl>
-    <w:lvl w:ilvl="7" w:tplc="04090003" w:tentative="1">
-      <w:start w:val="1"/>
-      <w:numFmt w:val="bullet"/>
-      <w:lvlText w:val="o"/>
-      <w:lvlJc w:val="left"/>
-      <w:pPr>
-        <w:ind w:left="5760" w:hanging="360"/>
-      </w:pPr>
-      <w:rPr>
-        <w:rFonts w:ascii="Courier New" w:hAnsi="Courier New" w:cs="Courier New" w:hint="default"/>
-      </w:rPr>
-    </w:lvl>
-    <w:lvl w:ilvl="8" w:tplc="04090005" w:tentative="1">
-      <w:start w:val="1"/>
-      <w:numFmt w:val="bullet"/>
-      <w:lvlText w:val=""/>
-      <w:lvlJc w:val="left"/>
-      <w:pPr>
-        <w:ind w:left="6480" w:hanging="360"/>
-      </w:pPr>
-      <w:rPr>
-        <w:rFonts w:ascii="Wingdings" w:hAnsi="Wingdings" w:hint="default"/>
-      </w:rPr>
-    </w:lvl>
-  </w:abstractNum>
-  <w:abstractNum w:abstractNumId="40" w15:restartNumberingAfterBreak="0">
-    <w:nsid w:val="6C280225"/>
-    <w:multiLevelType w:val="multilevel"/>
-    <w:tmpl w:val="C522259E"/>
-    <w:lvl w:ilvl="0">
-      <w:start w:val="1"/>
-      <w:numFmt w:val="bullet"/>
-      <w:lvlText w:val=""/>
-      <w:lvlJc w:val="left"/>
-      <w:pPr>
-        <w:tabs>
-          <w:tab w:val="num" w:pos="720"/>
-        </w:tabs>
-        <w:ind w:left="720" w:hanging="360"/>
-      </w:pPr>
-      <w:rPr>
-        <w:rFonts w:ascii="Symbol" w:hAnsi="Symbol" w:hint="default"/>
-        <w:sz w:val="20"/>
-      </w:rPr>
-    </w:lvl>
-    <w:lvl w:ilvl="1">
-      <w:start w:val="1"/>
-      <w:numFmt w:val="bullet"/>
-      <w:lvlText w:val="o"/>
-      <w:lvlJc w:val="left"/>
-      <w:pPr>
-        <w:tabs>
-          <w:tab w:val="num" w:pos="1440"/>
-        </w:tabs>
-        <w:ind w:left="1440" w:hanging="360"/>
-      </w:pPr>
-      <w:rPr>
-        <w:rFonts w:ascii="Courier New" w:hAnsi="Courier New" w:hint="default"/>
-        <w:sz w:val="20"/>
-      </w:rPr>
-    </w:lvl>
-    <w:lvl w:ilvl="2">
-      <w:numFmt w:val="bullet"/>
-      <w:lvlText w:val="•"/>
-      <w:lvlJc w:val="left"/>
-      <w:pPr>
-        <w:ind w:left="2160" w:hanging="360"/>
-      </w:pPr>
-      <w:rPr>
-        <w:rFonts w:ascii="Times New Roman" w:eastAsia="Times New Roman" w:hAnsi="Times New Roman" w:cs="Times New Roman" w:hint="default"/>
-      </w:rPr>
-    </w:lvl>
-    <w:lvl w:ilvl="3" w:tentative="1">
-      <w:start w:val="1"/>
-      <w:numFmt w:val="bullet"/>
-      <w:lvlText w:val=""/>
-      <w:lvlJc w:val="left"/>
-      <w:pPr>
-        <w:tabs>
-          <w:tab w:val="num" w:pos="2880"/>
-        </w:tabs>
-        <w:ind w:left="2880" w:hanging="360"/>
-      </w:pPr>
-      <w:rPr>
-        <w:rFonts w:ascii="Wingdings" w:hAnsi="Wingdings" w:hint="default"/>
-        <w:sz w:val="20"/>
-      </w:rPr>
-    </w:lvl>
-    <w:lvl w:ilvl="4" w:tentative="1">
-      <w:start w:val="1"/>
-      <w:numFmt w:val="bullet"/>
-      <w:lvlText w:val=""/>
-      <w:lvlJc w:val="left"/>
-      <w:pPr>
-        <w:tabs>
-          <w:tab w:val="num" w:pos="3600"/>
-        </w:tabs>
-        <w:ind w:left="3600" w:hanging="360"/>
-      </w:pPr>
-      <w:rPr>
-        <w:rFonts w:ascii="Wingdings" w:hAnsi="Wingdings" w:hint="default"/>
-        <w:sz w:val="20"/>
-      </w:rPr>
-    </w:lvl>
-    <w:lvl w:ilvl="5" w:tentative="1">
-      <w:start w:val="1"/>
-      <w:numFmt w:val="bullet"/>
-      <w:lvlText w:val=""/>
-      <w:lvlJc w:val="left"/>
-      <w:pPr>
-        <w:tabs>
-          <w:tab w:val="num" w:pos="4320"/>
-        </w:tabs>
-        <w:ind w:left="4320" w:hanging="360"/>
-      </w:pPr>
-      <w:rPr>
-        <w:rFonts w:ascii="Wingdings" w:hAnsi="Wingdings" w:hint="default"/>
-        <w:sz w:val="20"/>
-      </w:rPr>
-    </w:lvl>
-    <w:lvl w:ilvl="6" w:tentative="1">
-      <w:start w:val="1"/>
-      <w:numFmt w:val="bullet"/>
-      <w:lvlText w:val=""/>
-      <w:lvlJc w:val="left"/>
-      <w:pPr>
-        <w:tabs>
-          <w:tab w:val="num" w:pos="5040"/>
-        </w:tabs>
-        <w:ind w:left="5040" w:hanging="360"/>
-      </w:pPr>
-      <w:rPr>
-        <w:rFonts w:ascii="Wingdings" w:hAnsi="Wingdings" w:hint="default"/>
-        <w:sz w:val="20"/>
-      </w:rPr>
-    </w:lvl>
-    <w:lvl w:ilvl="7" w:tentative="1">
-      <w:start w:val="1"/>
-      <w:numFmt w:val="bullet"/>
-      <w:lvlText w:val=""/>
-      <w:lvlJc w:val="left"/>
-      <w:pPr>
-        <w:tabs>
-          <w:tab w:val="num" w:pos="5760"/>
-        </w:tabs>
-        <w:ind w:left="5760" w:hanging="360"/>
-      </w:pPr>
-      <w:rPr>
-        <w:rFonts w:ascii="Wingdings" w:hAnsi="Wingdings" w:hint="default"/>
-        <w:sz w:val="20"/>
-      </w:rPr>
-    </w:lvl>
-    <w:lvl w:ilvl="8" w:tentative="1">
-      <w:start w:val="1"/>
-      <w:numFmt w:val="bullet"/>
-      <w:lvlText w:val=""/>
-      <w:lvlJc w:val="left"/>
-      <w:pPr>
-        <w:tabs>
-          <w:tab w:val="num" w:pos="6480"/>
-        </w:tabs>
-        <w:ind w:left="6480" w:hanging="360"/>
-      </w:pPr>
-      <w:rPr>
-        <w:rFonts w:ascii="Wingdings" w:hAnsi="Wingdings" w:hint="default"/>
-        <w:sz w:val="20"/>
-      </w:rPr>
-    </w:lvl>
-  </w:abstractNum>
-  <w:abstractNum w:abstractNumId="41" w15:restartNumberingAfterBreak="0">
-    <w:nsid w:val="740E1F32"/>
-    <w:multiLevelType w:val="hybridMultilevel"/>
-    <w:tmpl w:val="C0C6EC44"/>
-    <w:lvl w:ilvl="0" w:tplc="0409000F">
-      <w:start w:val="1"/>
-      <w:numFmt w:val="decimal"/>
-      <w:lvlText w:val="%1."/>
-      <w:lvlJc w:val="left"/>
-      <w:pPr>
-        <w:ind w:left="720" w:hanging="360"/>
-      </w:pPr>
-      <w:rPr>
-        <w:rFonts w:hint="default"/>
-      </w:rPr>
-    </w:lvl>
-    <w:lvl w:ilvl="1" w:tplc="04090019" w:tentative="1">
-      <w:start w:val="1"/>
-      <w:numFmt w:val="lowerLetter"/>
-      <w:lvlText w:val="%2."/>
-      <w:lvlJc w:val="left"/>
-      <w:pPr>
-        <w:ind w:left="1440" w:hanging="360"/>
-      </w:pPr>
-    </w:lvl>
-    <w:lvl w:ilvl="2" w:tplc="0409001B" w:tentative="1">
-      <w:start w:val="1"/>
-      <w:numFmt w:val="lowerRoman"/>
-      <w:lvlText w:val="%3."/>
-      <w:lvlJc w:val="right"/>
-      <w:pPr>
-        <w:ind w:left="2160" w:hanging="180"/>
-      </w:pPr>
-    </w:lvl>
-    <w:lvl w:ilvl="3" w:tplc="0409000F" w:tentative="1">
-      <w:start w:val="1"/>
-      <w:numFmt w:val="decimal"/>
-      <w:lvlText w:val="%4."/>
-      <w:lvlJc w:val="left"/>
-      <w:pPr>
-        <w:ind w:left="2880" w:hanging="360"/>
-      </w:pPr>
-    </w:lvl>
-    <w:lvl w:ilvl="4" w:tplc="04090019" w:tentative="1">
-      <w:start w:val="1"/>
-      <w:numFmt w:val="lowerLetter"/>
-      <w:lvlText w:val="%5."/>
-      <w:lvlJc w:val="left"/>
-      <w:pPr>
-        <w:ind w:left="3600" w:hanging="360"/>
-      </w:pPr>
-    </w:lvl>
-    <w:lvl w:ilvl="5" w:tplc="0409001B" w:tentative="1">
-      <w:start w:val="1"/>
-      <w:numFmt w:val="lowerRoman"/>
-      <w:lvlText w:val="%6."/>
-      <w:lvlJc w:val="right"/>
-      <w:pPr>
-        <w:ind w:left="4320" w:hanging="180"/>
-      </w:pPr>
-    </w:lvl>
-    <w:lvl w:ilvl="6" w:tplc="0409000F" w:tentative="1">
-      <w:start w:val="1"/>
-      <w:numFmt w:val="decimal"/>
-      <w:lvlText w:val="%7."/>
-      <w:lvlJc w:val="left"/>
-      <w:pPr>
-        <w:ind w:left="5040" w:hanging="360"/>
-      </w:pPr>
-    </w:lvl>
-    <w:lvl w:ilvl="7" w:tplc="04090019" w:tentative="1">
-      <w:start w:val="1"/>
-      <w:numFmt w:val="lowerLetter"/>
-      <w:lvlText w:val="%8."/>
-      <w:lvlJc w:val="left"/>
-      <w:pPr>
-        <w:ind w:left="5760" w:hanging="360"/>
-      </w:pPr>
-    </w:lvl>
-    <w:lvl w:ilvl="8" w:tplc="0409001B" w:tentative="1">
-      <w:start w:val="1"/>
-      <w:numFmt w:val="lowerRoman"/>
-      <w:lvlText w:val="%9."/>
-      <w:lvlJc w:val="right"/>
-      <w:pPr>
-        <w:ind w:left="6480" w:hanging="180"/>
-      </w:pPr>
-    </w:lvl>
-  </w:abstractNum>
-  <w:abstractNum w:abstractNumId="42" w15:restartNumberingAfterBreak="0">
-    <w:nsid w:val="75EA506C"/>
-    <w:multiLevelType w:val="hybridMultilevel"/>
-    <w:tmpl w:val="144CE920"/>
-    <w:lvl w:ilvl="0" w:tplc="04090001">
-      <w:start w:val="1"/>
-      <w:numFmt w:val="bullet"/>
-      <w:lvlText w:val=""/>
-      <w:lvlJc w:val="left"/>
-      <w:pPr>
-        <w:ind w:left="1440" w:hanging="360"/>
-      </w:pPr>
-      <w:rPr>
-        <w:rFonts w:ascii="Symbol" w:hAnsi="Symbol" w:hint="default"/>
-      </w:rPr>
-    </w:lvl>
-    <w:lvl w:ilvl="1" w:tplc="04090003" w:tentative="1">
-      <w:start w:val="1"/>
-      <w:numFmt w:val="bullet"/>
-      <w:lvlText w:val="o"/>
-      <w:lvlJc w:val="left"/>
-      <w:pPr>
-        <w:ind w:left="2160" w:hanging="360"/>
-      </w:pPr>
-      <w:rPr>
-        <w:rFonts w:ascii="Courier New" w:hAnsi="Courier New" w:cs="Courier New" w:hint="default"/>
-      </w:rPr>
-    </w:lvl>
-    <w:lvl w:ilvl="2" w:tplc="04090005" w:tentative="1">
-      <w:start w:val="1"/>
-      <w:numFmt w:val="bullet"/>
-      <w:lvlText w:val=""/>
-      <w:lvlJc w:val="left"/>
-      <w:pPr>
-        <w:ind w:left="2880" w:hanging="360"/>
-      </w:pPr>
-      <w:rPr>
-        <w:rFonts w:ascii="Wingdings" w:hAnsi="Wingdings" w:hint="default"/>
-      </w:rPr>
-    </w:lvl>
-    <w:lvl w:ilvl="3" w:tplc="04090001" w:tentative="1">
-      <w:start w:val="1"/>
-      <w:numFmt w:val="bullet"/>
-      <w:lvlText w:val=""/>
-      <w:lvlJc w:val="left"/>
-      <w:pPr>
-        <w:ind w:left="3600" w:hanging="360"/>
-      </w:pPr>
-      <w:rPr>
-        <w:rFonts w:ascii="Symbol" w:hAnsi="Symbol" w:hint="default"/>
-      </w:rPr>
-    </w:lvl>
-    <w:lvl w:ilvl="4" w:tplc="04090003" w:tentative="1">
-      <w:start w:val="1"/>
-      <w:numFmt w:val="bullet"/>
-      <w:lvlText w:val="o"/>
-      <w:lvlJc w:val="left"/>
-      <w:pPr>
-        <w:ind w:left="4320" w:hanging="360"/>
-      </w:pPr>
-      <w:rPr>
-        <w:rFonts w:ascii="Courier New" w:hAnsi="Courier New" w:cs="Courier New" w:hint="default"/>
-      </w:rPr>
-    </w:lvl>
-    <w:lvl w:ilvl="5" w:tplc="04090005" w:tentative="1">
-      <w:start w:val="1"/>
-      <w:numFmt w:val="bullet"/>
-      <w:lvlText w:val=""/>
-      <w:lvlJc w:val="left"/>
-      <w:pPr>
-        <w:ind w:left="5040" w:hanging="360"/>
-      </w:pPr>
-      <w:rPr>
-        <w:rFonts w:ascii="Wingdings" w:hAnsi="Wingdings" w:hint="default"/>
-      </w:rPr>
-    </w:lvl>
-    <w:lvl w:ilvl="6" w:tplc="04090001" w:tentative="1">
-      <w:start w:val="1"/>
-      <w:numFmt w:val="bullet"/>
-      <w:lvlText w:val=""/>
-      <w:lvlJc w:val="left"/>
-      <w:pPr>
-        <w:ind w:left="5760" w:hanging="360"/>
-      </w:pPr>
-      <w:rPr>
-        <w:rFonts w:ascii="Symbol" w:hAnsi="Symbol" w:hint="default"/>
-      </w:rPr>
-    </w:lvl>
-    <w:lvl w:ilvl="7" w:tplc="04090003" w:tentative="1">
-      <w:start w:val="1"/>
-      <w:numFmt w:val="bullet"/>
-      <w:lvlText w:val="o"/>
-      <w:lvlJc w:val="left"/>
-      <w:pPr>
-        <w:ind w:left="6480" w:hanging="360"/>
-      </w:pPr>
-      <w:rPr>
-        <w:rFonts w:ascii="Courier New" w:hAnsi="Courier New" w:cs="Courier New" w:hint="default"/>
-      </w:rPr>
-    </w:lvl>
-    <w:lvl w:ilvl="8" w:tplc="04090005" w:tentative="1">
-      <w:start w:val="1"/>
-      <w:numFmt w:val="bullet"/>
-      <w:lvlText w:val=""/>
-      <w:lvlJc w:val="left"/>
-      <w:pPr>
-        <w:ind w:left="7200" w:hanging="360"/>
-      </w:pPr>
-      <w:rPr>
-        <w:rFonts w:ascii="Wingdings" w:hAnsi="Wingdings" w:hint="default"/>
-      </w:rPr>
-    </w:lvl>
-  </w:abstractNum>
-  <w:abstractNum w:abstractNumId="43" w15:restartNumberingAfterBreak="0">
-    <w:nsid w:val="762F48D7"/>
-    <w:multiLevelType w:val="hybridMultilevel"/>
-    <w:tmpl w:val="5ABE8EF8"/>
-    <w:lvl w:ilvl="0" w:tplc="5504E2F4">
-      <w:start w:val="2"/>
-      <w:numFmt w:val="decimal"/>
-      <w:lvlText w:val="%1."/>
-      <w:lvlJc w:val="left"/>
-      <w:pPr>
-        <w:ind w:left="720" w:hanging="360"/>
-      </w:pPr>
-      <w:rPr>
-        <w:rFonts w:hint="default"/>
-        <w:b/>
-      </w:rPr>
-    </w:lvl>
-    <w:lvl w:ilvl="1" w:tplc="04090019" w:tentative="1">
-      <w:start w:val="1"/>
-      <w:numFmt w:val="lowerLetter"/>
-      <w:lvlText w:val="%2."/>
-      <w:lvlJc w:val="left"/>
-      <w:pPr>
-        <w:ind w:left="1440" w:hanging="360"/>
-      </w:pPr>
-    </w:lvl>
-    <w:lvl w:ilvl="2" w:tplc="0409001B" w:tentative="1">
-      <w:start w:val="1"/>
-      <w:numFmt w:val="lowerRoman"/>
-      <w:lvlText w:val="%3."/>
-      <w:lvlJc w:val="right"/>
-      <w:pPr>
-        <w:ind w:left="2160" w:hanging="180"/>
-      </w:pPr>
-    </w:lvl>
-    <w:lvl w:ilvl="3" w:tplc="0409000F" w:tentative="1">
-      <w:start w:val="1"/>
-      <w:numFmt w:val="decimal"/>
-      <w:lvlText w:val="%4."/>
-      <w:lvlJc w:val="left"/>
-      <w:pPr>
-        <w:ind w:left="2880" w:hanging="360"/>
-      </w:pPr>
-    </w:lvl>
-    <w:lvl w:ilvl="4" w:tplc="04090019" w:tentative="1">
-      <w:start w:val="1"/>
-      <w:numFmt w:val="lowerLetter"/>
-      <w:lvlText w:val="%5."/>
-      <w:lvlJc w:val="left"/>
-      <w:pPr>
-        <w:ind w:left="3600" w:hanging="360"/>
-      </w:pPr>
-    </w:lvl>
-    <w:lvl w:ilvl="5" w:tplc="0409001B" w:tentative="1">
-      <w:start w:val="1"/>
-      <w:numFmt w:val="lowerRoman"/>
-      <w:lvlText w:val="%6."/>
-      <w:lvlJc w:val="right"/>
-      <w:pPr>
-        <w:ind w:left="4320" w:hanging="180"/>
-      </w:pPr>
-    </w:lvl>
-    <w:lvl w:ilvl="6" w:tplc="0409000F" w:tentative="1">
-      <w:start w:val="1"/>
-      <w:numFmt w:val="decimal"/>
-      <w:lvlText w:val="%7."/>
-      <w:lvlJc w:val="left"/>
-      <w:pPr>
-        <w:ind w:left="5040" w:hanging="360"/>
-      </w:pPr>
-    </w:lvl>
-    <w:lvl w:ilvl="7" w:tplc="04090019" w:tentative="1">
-      <w:start w:val="1"/>
-      <w:numFmt w:val="lowerLetter"/>
-      <w:lvlText w:val="%8."/>
-      <w:lvlJc w:val="left"/>
-      <w:pPr>
-        <w:ind w:left="5760" w:hanging="360"/>
-      </w:pPr>
-    </w:lvl>
-    <w:lvl w:ilvl="8" w:tplc="0409001B" w:tentative="1">
-      <w:start w:val="1"/>
-      <w:numFmt w:val="lowerRoman"/>
-      <w:lvlText w:val="%9."/>
-      <w:lvlJc w:val="right"/>
-      <w:pPr>
-        <w:ind w:left="6480" w:hanging="180"/>
-      </w:pPr>
-    </w:lvl>
-  </w:abstractNum>
-  <w:num w:numId="1" w16cid:durableId="1447772579">
+  <w:num w:numId="1" w16cid:durableId="506529677">
+    <w:abstractNumId w:val="5"/>
+  </w:num>
+  <w:num w:numId="2" w16cid:durableId="1011033584">
+    <w:abstractNumId w:val="4"/>
+  </w:num>
+  <w:num w:numId="3" w16cid:durableId="697849409">
+    <w:abstractNumId w:val="9"/>
+  </w:num>
+  <w:num w:numId="4" w16cid:durableId="1212041316">
+    <w:abstractNumId w:val="22"/>
+  </w:num>
+  <w:num w:numId="5" w16cid:durableId="333266316">
+    <w:abstractNumId w:val="17"/>
+  </w:num>
+  <w:num w:numId="6" w16cid:durableId="1283806426">
+    <w:abstractNumId w:val="20"/>
+  </w:num>
+  <w:num w:numId="7" w16cid:durableId="795412518">
+    <w:abstractNumId w:val="16"/>
+  </w:num>
+  <w:num w:numId="8" w16cid:durableId="442309502">
     <w:abstractNumId w:val="18"/>
   </w:num>
-  <w:num w:numId="2" w16cid:durableId="1629169022">
-    <w:abstractNumId w:val="27"/>
+  <w:num w:numId="9" w16cid:durableId="1006833237">
+    <w:abstractNumId w:val="6"/>
   </w:num>
-  <w:num w:numId="3" w16cid:durableId="2115899246">
-    <w:abstractNumId w:val="9"/>
+  <w:num w:numId="10" w16cid:durableId="16809948">
+    <w:abstractNumId w:val="1"/>
   </w:num>
-  <w:num w:numId="4" w16cid:durableId="506529677">
+  <w:num w:numId="11" w16cid:durableId="1950892118">
+    <w:abstractNumId w:val="2"/>
+  </w:num>
+  <w:num w:numId="12" w16cid:durableId="1441221667">
+    <w:abstractNumId w:val="23"/>
+  </w:num>
+  <w:num w:numId="13" w16cid:durableId="404227670">
+    <w:abstractNumId w:val="3"/>
+  </w:num>
+  <w:num w:numId="14" w16cid:durableId="1364133354">
+    <w:abstractNumId w:val="0"/>
+  </w:num>
+  <w:num w:numId="15" w16cid:durableId="1919484872">
+    <w:abstractNumId w:val="15"/>
+  </w:num>
+  <w:num w:numId="16" w16cid:durableId="460736381">
+    <w:abstractNumId w:val="13"/>
+  </w:num>
+  <w:num w:numId="17" w16cid:durableId="697004146">
     <w:abstractNumId w:val="8"/>
   </w:num>
-  <w:num w:numId="5" w16cid:durableId="73205931">
-    <w:abstractNumId w:val="13"/>
+  <w:num w:numId="18" w16cid:durableId="669213763">
+    <w:abstractNumId w:val="10"/>
   </w:num>
-  <w:num w:numId="6" w16cid:durableId="2051296251">
-    <w:abstractNumId w:val="28"/>
+  <w:num w:numId="19" w16cid:durableId="793447228">
+    <w:abstractNumId w:val="19"/>
   </w:num>
-  <w:num w:numId="7" w16cid:durableId="1455363945">
-    <w:abstractNumId w:val="22"/>
+  <w:num w:numId="20" w16cid:durableId="636573834">
+    <w:abstractNumId w:val="21"/>
   </w:num>
-  <w:num w:numId="8" w16cid:durableId="931157716">
-    <w:abstractNumId w:val="30"/>
+  <w:num w:numId="21" w16cid:durableId="73432417">
+    <w:abstractNumId w:val="11"/>
   </w:num>
-  <w:num w:numId="9" w16cid:durableId="1011033584">
-    <w:abstractNumId w:val="6"/>
-  </w:num>
-  <w:num w:numId="10" w16cid:durableId="697849409">
-    <w:abstractNumId w:val="17"/>
-  </w:num>
-  <w:num w:numId="11" w16cid:durableId="1212041316">
-    <w:abstractNumId w:val="40"/>
-  </w:num>
-  <w:num w:numId="12" w16cid:durableId="333266316">
-    <w:abstractNumId w:val="33"/>
-  </w:num>
-  <w:num w:numId="13" w16cid:durableId="1283806426">
-    <w:abstractNumId w:val="36"/>
-  </w:num>
-  <w:num w:numId="14" w16cid:durableId="795412518">
-    <w:abstractNumId w:val="29"/>
-  </w:num>
-  <w:num w:numId="15" w16cid:durableId="442309502">
-    <w:abstractNumId w:val="34"/>
-  </w:num>
-  <w:num w:numId="16" w16cid:durableId="898899577">
-    <w:abstractNumId w:val="20"/>
-  </w:num>
-  <w:num w:numId="17" w16cid:durableId="780881516">
+  <w:num w:numId="22" w16cid:durableId="1132139862">
     <w:abstractNumId w:val="12"/>
   </w:num>
-  <w:num w:numId="18" w16cid:durableId="1569612492">
-    <w:abstractNumId w:val="39"/>
-  </w:num>
-  <w:num w:numId="19" w16cid:durableId="1580022003">
-    <w:abstractNumId w:val="4"/>
-  </w:num>
-  <w:num w:numId="20" w16cid:durableId="470514963">
-    <w:abstractNumId w:val="10"/>
-  </w:num>
-  <w:num w:numId="21" w16cid:durableId="1844931329">
-    <w:abstractNumId w:val="31"/>
-  </w:num>
-  <w:num w:numId="22" w16cid:durableId="1006833237">
-    <w:abstractNumId w:val="11"/>
-  </w:num>
-  <w:num w:numId="23" w16cid:durableId="802307545">
-    <w:abstractNumId w:val="42"/>
-  </w:num>
-  <w:num w:numId="24" w16cid:durableId="1021854729">
-    <w:abstractNumId w:val="26"/>
-  </w:num>
-  <w:num w:numId="25" w16cid:durableId="212155476">
-    <w:abstractNumId w:val="15"/>
-  </w:num>
-  <w:num w:numId="26" w16cid:durableId="16809948">
-    <w:abstractNumId w:val="2"/>
-  </w:num>
-  <w:num w:numId="27" w16cid:durableId="1950892118">
-    <w:abstractNumId w:val="3"/>
-  </w:num>
-  <w:num w:numId="28" w16cid:durableId="1441221667">
-    <w:abstractNumId w:val="43"/>
-  </w:num>
-  <w:num w:numId="29" w16cid:durableId="404227670">
-    <w:abstractNumId w:val="5"/>
-  </w:num>
-  <w:num w:numId="30" w16cid:durableId="1364133354">
-    <w:abstractNumId w:val="0"/>
-  </w:num>
-  <w:num w:numId="31" w16cid:durableId="1919484872">
-    <w:abstractNumId w:val="25"/>
-  </w:num>
-  <w:num w:numId="32" w16cid:durableId="460736381">
-    <w:abstractNumId w:val="23"/>
-  </w:num>
-  <w:num w:numId="33" w16cid:durableId="697004146">
+  <w:num w:numId="23" w16cid:durableId="1204055842">
     <w:abstractNumId w:val="14"/>
   </w:num>
-  <w:num w:numId="34" w16cid:durableId="30346709">
-    <w:abstractNumId w:val="38"/>
-  </w:num>
-  <w:num w:numId="35" w16cid:durableId="948973955">
-    <w:abstractNumId w:val="32"/>
-  </w:num>
-  <w:num w:numId="36" w16cid:durableId="1205673129">
-    <w:abstractNumId w:val="24"/>
-  </w:num>
-  <w:num w:numId="37" w16cid:durableId="686635885">
+  <w:num w:numId="24" w16cid:durableId="1856730183">
     <w:abstractNumId w:val="7"/>
   </w:num>
-  <w:num w:numId="38" w16cid:durableId="1963263413">
-    <w:abstractNumId w:val="16"/>
-  </w:num>
-  <w:num w:numId="39" w16cid:durableId="669213763">
-    <w:abstractNumId w:val="19"/>
-  </w:num>
-  <w:num w:numId="40" w16cid:durableId="793447228">
-    <w:abstractNumId w:val="35"/>
-  </w:num>
-  <w:num w:numId="41" w16cid:durableId="1906407304">
-    <w:abstractNumId w:val="41"/>
-  </w:num>
-  <w:num w:numId="42" w16cid:durableId="592739301">
-    <w:abstractNumId w:val="1"/>
-  </w:num>
-  <w:num w:numId="43" w16cid:durableId="836073936">
-    <w:abstractNumId w:val="21"/>
-  </w:num>
-  <w:num w:numId="44" w16cid:durableId="636573834">
-    <w:abstractNumId w:val="37"/>
-  </w:num>
+  <w:numIdMacAtCleanup w:val="24"/>
 </w:numbering>
 </file>
 
